--- a/docs/generated/mycatalog.docx
+++ b/docs/generated/mycatalog.docx
@@ -28017,7 +28017,7 @@
           <w:sz w:val="28"/>
           <w:szCs w:val="28"/>
         </w:rPr>
-        <w:t xml:space="preserve">     Secure Automated Backup with Compass for Power VS</w:t>
+        <w:t xml:space="preserve">     Secure Automated Backup with Compass</w:t>
       </w:r>
       <w:r>
         <w:br/>
@@ -28042,21 +28042,21 @@
           <w:sz w:val="24"/>
           <w:szCs w:val="24"/>
         </w:rPr>
-        <w:t>A single, unified, SaaS-based offering to backup and restore IBM PowerVS workloads and more!</w:t>
-      </w:r>
-      <w:r>
-        <w:br/>
-      </w:r>
-      <w:r>
-        <w:br/>
-      </w:r>
-      <w:r>
-        <w:rPr>
-          <w:color w:val="808080"/>
-          <w:sz w:val="24"/>
-          <w:szCs w:val="24"/>
-        </w:rPr>
-        <w:t>With IBM Storage Protect, Compass protects a variety of PowerVS platforms, applications, and data classes including:</w:t>
+        <w:t>A single, unified, SaaS-based offering to backup and restore IBM Cloud workloads and more!</w:t>
+      </w:r>
+      <w:r>
+        <w:br/>
+      </w:r>
+      <w:r>
+        <w:br/>
+      </w:r>
+      <w:r>
+        <w:rPr>
+          <w:color w:val="808080"/>
+          <w:sz w:val="24"/>
+          <w:szCs w:val="24"/>
+        </w:rPr>
+        <w:t>With IBM Storage Protect, Compass protects a variety of IBM Cloud platforms, applications, and data classes including:</w:t>
       </w:r>
       <w:r>
         <w:br/>
@@ -28122,7 +28122,29 @@
           <w:sz w:val="24"/>
           <w:szCs w:val="24"/>
         </w:rPr>
-        <w:t>6.  IBM i (coming soon)</w:t>
+        <w:t>6.	Windows</w:t>
+      </w:r>
+      <w:r>
+        <w:br/>
+      </w:r>
+      <w:r>
+        <w:rPr>
+          <w:color w:val="808080"/>
+          <w:sz w:val="24"/>
+          <w:szCs w:val="24"/>
+        </w:rPr>
+        <w:t>7.	ZSeries</w:t>
+      </w:r>
+      <w:r>
+        <w:br/>
+      </w:r>
+      <w:r>
+        <w:rPr>
+          <w:color w:val="808080"/>
+          <w:sz w:val="24"/>
+          <w:szCs w:val="24"/>
+        </w:rPr>
+        <w:t>8.	IBM i (coming soon)</w:t>
       </w:r>
       <w:r>
         <w:br/>
@@ -28297,9 +28319,6 @@
           <w:szCs w:val="24"/>
         </w:rPr>
         <w:t>8.	Role-based access control management</w:t>
-      </w:r>
-      <w:r>
-        <w:br/>
       </w:r>
       <w:r>
         <w:br/>
@@ -28314,7 +28333,7 @@
       </w:r>
       <w:hyperlink r:id="rId414">
         <w:r>
-          <w:t>https://cloud.ibm.com/docs/power-iaas?topic=power-iaas-backup-strategies#baas</w:t>
+          <w:t>https://www.cobaltiron.com/compass/meet-compass/</w:t>
         </w:r>
       </w:hyperlink>
       <w:r>
@@ -28375,21 +28394,289 @@
           <w:sz w:val="28"/>
           <w:szCs w:val="28"/>
         </w:rPr>
-        <w:t xml:space="preserve">     Security and Compliance Center Workload Protection</w:t>
-      </w:r>
-      <w:r>
-        <w:br/>
-      </w:r>
-      <w:r>
-        <w:br/>
-      </w:r>
-      <w:r>
-        <w:rPr>
-          <w:color w:val="808080"/>
-          <w:sz w:val="24"/>
-          <w:szCs w:val="24"/>
-        </w:rPr>
-        <w:t>Security and Compliance Center Workload Protection helps you accelerate your Kubernetes and cloud adoption by addressing security and regulatory compliance. Easily identify vulnerabilities, check compliance, block threats and respond faster at every stage of the container and Kubernetes lifecycle.</w:t>
+        <w:t xml:space="preserve">     Secure Automated Backup with Compass for Power VS</w:t>
+      </w:r>
+      <w:r>
+        <w:br/>
+      </w:r>
+      <w:r>
+        <w:br/>
+      </w:r>
+      <w:r>
+        <w:rPr>
+          <w:color w:val="808080"/>
+          <w:sz w:val="24"/>
+          <w:szCs w:val="24"/>
+        </w:rPr>
+        <w:t>Powered by Cobalt Iron Compass®</w:t>
+      </w:r>
+      <w:r>
+        <w:br/>
+      </w:r>
+      <w:r>
+        <w:rPr>
+          <w:color w:val="808080"/>
+          <w:sz w:val="24"/>
+          <w:szCs w:val="24"/>
+        </w:rPr>
+        <w:t>A single, unified, SaaS-based offering to backup and restore IBM PowerVS workloads and more!</w:t>
+      </w:r>
+      <w:r>
+        <w:br/>
+      </w:r>
+      <w:r>
+        <w:br/>
+      </w:r>
+      <w:r>
+        <w:rPr>
+          <w:color w:val="808080"/>
+          <w:sz w:val="24"/>
+          <w:szCs w:val="24"/>
+        </w:rPr>
+        <w:t>With IBM Storage Protect, Compass protects a variety of PowerVS platforms, applications, and data classes including:</w:t>
+      </w:r>
+      <w:r>
+        <w:br/>
+      </w:r>
+      <w:r>
+        <w:rPr>
+          <w:color w:val="808080"/>
+          <w:sz w:val="24"/>
+          <w:szCs w:val="24"/>
+        </w:rPr>
+        <w:t>1.	AIX</w:t>
+      </w:r>
+      <w:r>
+        <w:br/>
+      </w:r>
+      <w:r>
+        <w:rPr>
+          <w:color w:val="808080"/>
+          <w:sz w:val="24"/>
+          <w:szCs w:val="24"/>
+        </w:rPr>
+        <w:t>2.	Linux</w:t>
+      </w:r>
+      <w:r>
+        <w:br/>
+      </w:r>
+      <w:r>
+        <w:rPr>
+          <w:color w:val="808080"/>
+          <w:sz w:val="24"/>
+          <w:szCs w:val="24"/>
+        </w:rPr>
+        <w:t>3.	Oracle on AIX</w:t>
+      </w:r>
+      <w:r>
+        <w:br/>
+      </w:r>
+      <w:r>
+        <w:rPr>
+          <w:color w:val="808080"/>
+          <w:sz w:val="24"/>
+          <w:szCs w:val="24"/>
+        </w:rPr>
+        <w:t>4.	Db2 on AIX</w:t>
+      </w:r>
+      <w:r>
+        <w:br/>
+      </w:r>
+      <w:r>
+        <w:rPr>
+          <w:color w:val="808080"/>
+          <w:sz w:val="24"/>
+          <w:szCs w:val="24"/>
+        </w:rPr>
+        <w:t>5.	SAP HANA on Linux</w:t>
+      </w:r>
+      <w:r>
+        <w:br/>
+      </w:r>
+      <w:r>
+        <w:rPr>
+          <w:color w:val="808080"/>
+          <w:sz w:val="24"/>
+          <w:szCs w:val="24"/>
+        </w:rPr>
+        <w:t>6.  IBM i (coming soon)</w:t>
+      </w:r>
+      <w:r>
+        <w:br/>
+      </w:r>
+      <w:r>
+        <w:br/>
+      </w:r>
+      <w:r>
+        <w:rPr>
+          <w:color w:val="808080"/>
+          <w:sz w:val="24"/>
+          <w:szCs w:val="24"/>
+        </w:rPr>
+        <w:t xml:space="preserve">Compass delivers a variety of differentiated features and functionality: </w:t>
+      </w:r>
+      <w:r>
+        <w:br/>
+      </w:r>
+      <w:r>
+        <w:rPr>
+          <w:color w:val="808080"/>
+          <w:sz w:val="24"/>
+          <w:szCs w:val="24"/>
+        </w:rPr>
+        <w:t>1.	Simple, automated, instant-on</w:t>
+      </w:r>
+      <w:r>
+        <w:br/>
+      </w:r>
+      <w:r>
+        <w:rPr>
+          <w:color w:val="808080"/>
+          <w:sz w:val="24"/>
+          <w:szCs w:val="24"/>
+        </w:rPr>
+        <w:t>2.	Cloud backup service</w:t>
+      </w:r>
+      <w:r>
+        <w:br/>
+      </w:r>
+      <w:r>
+        <w:rPr>
+          <w:color w:val="808080"/>
+          <w:sz w:val="24"/>
+          <w:szCs w:val="24"/>
+        </w:rPr>
+        <w:t>3.	Resilient and compliant</w:t>
+      </w:r>
+      <w:r>
+        <w:br/>
+      </w:r>
+      <w:r>
+        <w:rPr>
+          <w:color w:val="808080"/>
+          <w:sz w:val="24"/>
+          <w:szCs w:val="24"/>
+        </w:rPr>
+        <w:t>4.	Usage-based pricing</w:t>
+      </w:r>
+      <w:r>
+        <w:br/>
+      </w:r>
+      <w:r>
+        <w:rPr>
+          <w:color w:val="808080"/>
+          <w:sz w:val="24"/>
+          <w:szCs w:val="24"/>
+        </w:rPr>
+        <w:t xml:space="preserve">5.	Native application integrations </w:t>
+      </w:r>
+      <w:r>
+        <w:br/>
+      </w:r>
+      <w:r>
+        <w:br/>
+      </w:r>
+      <w:r>
+        <w:rPr>
+          <w:color w:val="808080"/>
+          <w:sz w:val="24"/>
+          <w:szCs w:val="24"/>
+        </w:rPr>
+        <w:t>The Compass offering provides a variety of integrated security and operational features including:</w:t>
+      </w:r>
+      <w:r>
+        <w:br/>
+      </w:r>
+      <w:r>
+        <w:br/>
+      </w:r>
+      <w:r>
+        <w:rPr>
+          <w:color w:val="808080"/>
+          <w:sz w:val="24"/>
+          <w:szCs w:val="24"/>
+        </w:rPr>
+        <w:t>1.	Alerting, notifications, and ticketing features and integration</w:t>
+      </w:r>
+      <w:r>
+        <w:br/>
+      </w:r>
+      <w:r>
+        <w:rPr>
+          <w:color w:val="808080"/>
+          <w:sz w:val="24"/>
+          <w:szCs w:val="24"/>
+        </w:rPr>
+        <w:t>2.	Automated auditing and validation of backup server landscape</w:t>
+      </w:r>
+      <w:r>
+        <w:br/>
+      </w:r>
+      <w:r>
+        <w:rPr>
+          <w:color w:val="808080"/>
+          <w:sz w:val="24"/>
+          <w:szCs w:val="24"/>
+        </w:rPr>
+        <w:t>3.	Backup server automation – hands-free automation of all backup server tasks</w:t>
+      </w:r>
+      <w:r>
+        <w:br/>
+      </w:r>
+      <w:r>
+        <w:rPr>
+          <w:color w:val="808080"/>
+          <w:sz w:val="24"/>
+          <w:szCs w:val="24"/>
+        </w:rPr>
+        <w:t>4.	Centralized policy management</w:t>
+      </w:r>
+      <w:r>
+        <w:br/>
+      </w:r>
+      <w:r>
+        <w:rPr>
+          <w:color w:val="808080"/>
+          <w:sz w:val="24"/>
+          <w:szCs w:val="24"/>
+        </w:rPr>
+        <w:t>5.	Complete governance</w:t>
+      </w:r>
+      <w:r>
+        <w:br/>
+      </w:r>
+      <w:r>
+        <w:rPr>
+          <w:color w:val="808080"/>
+          <w:sz w:val="24"/>
+          <w:szCs w:val="24"/>
+        </w:rPr>
+        <w:t>6.	Customer data is encrypted in all phases from in-transit, to-storage, and at-rest</w:t>
+      </w:r>
+      <w:r>
+        <w:br/>
+      </w:r>
+      <w:r>
+        <w:rPr>
+          <w:color w:val="808080"/>
+          <w:sz w:val="24"/>
+          <w:szCs w:val="24"/>
+        </w:rPr>
+        <w:t>7.	Multitenancy and unlimited sub-organizations</w:t>
+      </w:r>
+      <w:r>
+        <w:br/>
+      </w:r>
+      <w:r>
+        <w:rPr>
+          <w:color w:val="808080"/>
+          <w:sz w:val="24"/>
+          <w:szCs w:val="24"/>
+        </w:rPr>
+        <w:t>8.	Role-based access control management</w:t>
+      </w:r>
+      <w:r>
+        <w:br/>
       </w:r>
       <w:r>
         <w:br/>
@@ -28404,7 +28691,7 @@
       </w:r>
       <w:hyperlink r:id="rId416">
         <w:r>
-          <w:t>https://cloud.ibm.com/docs/workload-protection?topic=workload-protection-getting-started</w:t>
+          <w:t>https://cloud.ibm.com/docs/power-iaas?topic=power-iaas-backup-strategies#baas</w:t>
         </w:r>
       </w:hyperlink>
       <w:r>
@@ -28465,21 +28752,21 @@
           <w:sz w:val="28"/>
           <w:szCs w:val="28"/>
         </w:rPr>
-        <w:t xml:space="preserve">     Security Group for VPC</w:t>
-      </w:r>
-      <w:r>
-        <w:br/>
-      </w:r>
-      <w:r>
-        <w:br/>
-      </w:r>
-      <w:r>
-        <w:rPr>
-          <w:color w:val="808080"/>
-          <w:sz w:val="24"/>
-          <w:szCs w:val="24"/>
-        </w:rPr>
-        <w:t>Security groups give you a convenient way to apply security rules that establish filtering to each network interface of a virtual server instance, based on its IP address. When you create a security group, you configure it to create the network traffic patterns you want. By default, a security group denies all traffic. As rules are added to a security group, it defines the traffic that the security group permits.</w:t>
+        <w:t xml:space="preserve">     Security and Compliance Center Workload Protection</w:t>
+      </w:r>
+      <w:r>
+        <w:br/>
+      </w:r>
+      <w:r>
+        <w:br/>
+      </w:r>
+      <w:r>
+        <w:rPr>
+          <w:color w:val="808080"/>
+          <w:sz w:val="24"/>
+          <w:szCs w:val="24"/>
+        </w:rPr>
+        <w:t>Security and Compliance Center Workload Protection helps you accelerate your Kubernetes and cloud adoption by addressing security and regulatory compliance. Easily identify vulnerabilities, check compliance, block threats and respond faster at every stage of the container and Kubernetes lifecycle.</w:t>
       </w:r>
       <w:r>
         <w:br/>
@@ -28494,7 +28781,7 @@
       </w:r>
       <w:hyperlink r:id="rId418">
         <w:r>
-          <w:t>https://cloud.ibm.com/docs/vpc?topic=vpc-using-security-groups</w:t>
+          <w:t>https://cloud.ibm.com/docs/workload-protection?topic=workload-protection-getting-started</w:t>
         </w:r>
       </w:hyperlink>
       <w:r>
@@ -28555,21 +28842,21 @@
           <w:sz w:val="28"/>
           <w:szCs w:val="28"/>
         </w:rPr>
-        <w:t xml:space="preserve">     Single-node Trial for Data Protection and Disaster Recovery</w:t>
-      </w:r>
-      <w:r>
-        <w:br/>
-      </w:r>
-      <w:r>
-        <w:br/>
-      </w:r>
-      <w:r>
-        <w:rPr>
-          <w:color w:val="808080"/>
-          <w:sz w:val="24"/>
-          <w:szCs w:val="24"/>
-        </w:rPr>
-        <w:t>Test drive IBM Cloud's end-to-end data protection and disaster recovery solution by lifting, shifting, and transforming applications in this 90-day trial.</w:t>
+        <w:t xml:space="preserve">     Security Group for VPC</w:t>
+      </w:r>
+      <w:r>
+        <w:br/>
+      </w:r>
+      <w:r>
+        <w:br/>
+      </w:r>
+      <w:r>
+        <w:rPr>
+          <w:color w:val="808080"/>
+          <w:sz w:val="24"/>
+          <w:szCs w:val="24"/>
+        </w:rPr>
+        <w:t>Security groups give you a convenient way to apply security rules that establish filtering to each network interface of a virtual server instance, based on its IP address. When you create a security group, you configure it to create the network traffic patterns you want. By default, a security group denies all traffic. As rules are added to a security group, it defines the traffic that the security group permits.</w:t>
       </w:r>
       <w:r>
         <w:br/>
@@ -28584,7 +28871,7 @@
       </w:r>
       <w:hyperlink r:id="rId420">
         <w:r>
-          <w:t>https://cloud.ibm.com/services/vmwaresolutions/services/f5_considerations.html</w:t>
+          <w:t>https://cloud.ibm.com/docs/vpc?topic=vpc-using-security-groups</w:t>
         </w:r>
       </w:hyperlink>
       <w:r>
@@ -28645,21 +28932,21 @@
           <w:sz w:val="28"/>
           <w:szCs w:val="28"/>
         </w:rPr>
-        <w:t xml:space="preserve">     Single-node Trial for Migration and App Modernization</w:t>
-      </w:r>
-      <w:r>
-        <w:br/>
-      </w:r>
-      <w:r>
-        <w:br/>
-      </w:r>
-      <w:r>
-        <w:rPr>
-          <w:color w:val="808080"/>
-          <w:sz w:val="24"/>
-          <w:szCs w:val="24"/>
-        </w:rPr>
-        <w:t>Test drive IBM Cloud's end-to-end application modernization solution by lifting, shifting, and transforming applications in this 90-day trial.</w:t>
+        <w:t xml:space="preserve">     Single-node Trial for Data Protection and Disaster Recovery</w:t>
+      </w:r>
+      <w:r>
+        <w:br/>
+      </w:r>
+      <w:r>
+        <w:br/>
+      </w:r>
+      <w:r>
+        <w:rPr>
+          <w:color w:val="808080"/>
+          <w:sz w:val="24"/>
+          <w:szCs w:val="24"/>
+        </w:rPr>
+        <w:t>Test drive IBM Cloud's end-to-end data protection and disaster recovery solution by lifting, shifting, and transforming applications in this 90-day trial.</w:t>
       </w:r>
       <w:r>
         <w:br/>
@@ -28674,7 +28961,7 @@
       </w:r>
       <w:hyperlink r:id="rId422">
         <w:r>
-          <w:t>https://cloud.ibm.com/services/vmwaresolutions/vcstrial</w:t>
+          <w:t>https://cloud.ibm.com/services/vmwaresolutions/services/f5_considerations.html</w:t>
         </w:r>
       </w:hyperlink>
       <w:r>
@@ -28735,21 +29022,21 @@
           <w:sz w:val="28"/>
           <w:szCs w:val="28"/>
         </w:rPr>
-        <w:t xml:space="preserve">     Spark Compass AI News Agent Orchestra</w:t>
-      </w:r>
-      <w:r>
-        <w:br/>
-      </w:r>
-      <w:r>
-        <w:br/>
-      </w:r>
-      <w:r>
-        <w:rPr>
-          <w:color w:val="808080"/>
-          <w:sz w:val="24"/>
-          <w:szCs w:val="24"/>
-        </w:rPr>
-        <w:t>Spark Compass AI News Agent Orchestra is an AI-powered platform that automates news aggregation, analysis, and reporting. It collects data from multiple sources, processes thousands of articles per month using advanced natural language models, and delivers concise, insightful summaries with sentiment and trend analysis.</w:t>
+        <w:t xml:space="preserve">     Single-node Trial for Migration and App Modernization</w:t>
+      </w:r>
+      <w:r>
+        <w:br/>
+      </w:r>
+      <w:r>
+        <w:br/>
+      </w:r>
+      <w:r>
+        <w:rPr>
+          <w:color w:val="808080"/>
+          <w:sz w:val="24"/>
+          <w:szCs w:val="24"/>
+        </w:rPr>
+        <w:t>Test drive IBM Cloud's end-to-end application modernization solution by lifting, shifting, and transforming applications in this 90-day trial.</w:t>
       </w:r>
       <w:r>
         <w:br/>
@@ -28764,7 +29051,7 @@
       </w:r>
       <w:hyperlink r:id="rId424">
         <w:r>
-          <w:t>https://status-service-newsagent.sparkcompasstestcluster-7528cef30239dce16bc69c6a2bfcf93e-0000.us-south.containers.appdomain.cloud/docs</w:t>
+          <w:t>https://cloud.ibm.com/services/vmwaresolutions/vcstrial</w:t>
         </w:r>
       </w:hyperlink>
       <w:r>
@@ -28825,21 +29112,21 @@
           <w:sz w:val="28"/>
           <w:szCs w:val="28"/>
         </w:rPr>
-        <w:t xml:space="preserve">     Spectrum Protect Plus</w:t>
-      </w:r>
-      <w:r>
-        <w:br/>
-      </w:r>
-      <w:r>
-        <w:br/>
-      </w:r>
-      <w:r>
-        <w:rPr>
-          <w:color w:val="808080"/>
-          <w:sz w:val="24"/>
-          <w:szCs w:val="24"/>
-        </w:rPr>
-        <w:t>Simplify data protection, availability, and access for your VMware environment.</w:t>
+        <w:t xml:space="preserve">     Spark Compass AI News Agent Orchestra</w:t>
+      </w:r>
+      <w:r>
+        <w:br/>
+      </w:r>
+      <w:r>
+        <w:br/>
+      </w:r>
+      <w:r>
+        <w:rPr>
+          <w:color w:val="808080"/>
+          <w:sz w:val="24"/>
+          <w:szCs w:val="24"/>
+        </w:rPr>
+        <w:t>Spark Compass AI News Agent Orchestra is an AI-powered platform that automates news aggregation, analysis, and reporting. It collects data from multiple sources, processes thousands of articles per month using advanced natural language models, and delivers concise, insightful summaries with sentiment and trend analysis.</w:t>
       </w:r>
       <w:r>
         <w:br/>
@@ -28854,7 +29141,7 @@
       </w:r>
       <w:hyperlink r:id="rId426">
         <w:r>
-          <w:t>https://cloud.ibm.com/services/vmwaresolutions/services/spp_considerations.html</w:t>
+          <w:t>https://status-service-newsagent.sparkcompasstestcluster-7528cef30239dce16bc69c6a2bfcf93e-0000.us-south.containers.appdomain.cloud/docs</w:t>
         </w:r>
       </w:hyperlink>
       <w:r>
@@ -28915,21 +29202,21 @@
           <w:sz w:val="28"/>
           <w:szCs w:val="28"/>
         </w:rPr>
-        <w:t xml:space="preserve">     Speech to Text</w:t>
-      </w:r>
-      <w:r>
-        <w:br/>
-      </w:r>
-      <w:r>
-        <w:br/>
-      </w:r>
-      <w:r>
-        <w:rPr>
-          <w:color w:val="808080"/>
-          <w:sz w:val="24"/>
-          <w:szCs w:val="24"/>
-        </w:rPr>
-        <w:t>The Speech to Text service converts the human voice into the written word. The service uses deep-learning AI to apply knowledge of grammar, language structure, and the composition of audio and voice signals to accurately transcribe human speech. It can be used in applications such as voice-automated chatbots, analytic tools for customer-service call centers, and multi-media transcription, among many others.</w:t>
+        <w:t xml:space="preserve">     Spectrum Protect Plus</w:t>
+      </w:r>
+      <w:r>
+        <w:br/>
+      </w:r>
+      <w:r>
+        <w:br/>
+      </w:r>
+      <w:r>
+        <w:rPr>
+          <w:color w:val="808080"/>
+          <w:sz w:val="24"/>
+          <w:szCs w:val="24"/>
+        </w:rPr>
+        <w:t>Simplify data protection, availability, and access for your VMware environment.</w:t>
       </w:r>
       <w:r>
         <w:br/>
@@ -28944,7 +29231,7 @@
       </w:r>
       <w:hyperlink r:id="rId428">
         <w:r>
-          <w:t>https://cloud.ibm.com/docs/speech-to-text?topic=speech-to-text-gettingStarted</w:t>
+          <w:t>https://cloud.ibm.com/services/vmwaresolutions/services/spp_considerations.html</w:t>
         </w:r>
       </w:hyperlink>
       <w:r>
@@ -29005,21 +29292,21 @@
           <w:sz w:val="28"/>
           <w:szCs w:val="28"/>
         </w:rPr>
-        <w:t xml:space="preserve">     SpeedShotX-SAAS</w:t>
-      </w:r>
-      <w:r>
-        <w:br/>
-      </w:r>
-      <w:r>
-        <w:br/>
-      </w:r>
-      <w:r>
-        <w:rPr>
-          <w:color w:val="808080"/>
-          <w:sz w:val="24"/>
-          <w:szCs w:val="24"/>
-        </w:rPr>
-        <w:t>SpeedShotX, developed by Fiducia AI, is an AI Visual Engagement platform that personalizes Sports, Media, and Entertainment experiences while strengthening brand engagement. Through web or mobile, fans can capture live or broadcasted moments that are analyzed in real time by IBM watsonx.ai to reveal player stats, match insights, and sponsor activations. The results are presented through a conversational interface that supports both speech and text in any language, making every fan interaction immersive and inclusive. By merging computer vision, generative AI, and contextual understanding, SpeedShotX connects fans, athletes, and brands through intelligent real-time engagement.</w:t>
+        <w:t xml:space="preserve">     Speech to Text</w:t>
+      </w:r>
+      <w:r>
+        <w:br/>
+      </w:r>
+      <w:r>
+        <w:br/>
+      </w:r>
+      <w:r>
+        <w:rPr>
+          <w:color w:val="808080"/>
+          <w:sz w:val="24"/>
+          <w:szCs w:val="24"/>
+        </w:rPr>
+        <w:t>The Speech to Text service converts the human voice into the written word. The service uses deep-learning AI to apply knowledge of grammar, language structure, and the composition of audio and voice signals to accurately transcribe human speech. It can be used in applications such as voice-automated chatbots, analytic tools for customer-service call centers, and multi-media transcription, among many others.</w:t>
       </w:r>
       <w:r>
         <w:br/>
@@ -29034,7 +29321,7 @@
       </w:r>
       <w:hyperlink r:id="rId430">
         <w:r>
-          <w:t>https://www.fiduciaai.com/docs/SpeedShotXDocX.pdf</w:t>
+          <w:t>https://cloud.ibm.com/docs/speech-to-text?topic=speech-to-text-gettingStarted</w:t>
         </w:r>
       </w:hyperlink>
       <w:r>
@@ -29095,21 +29382,21 @@
           <w:sz w:val="28"/>
           <w:szCs w:val="28"/>
         </w:rPr>
-        <w:t xml:space="preserve">     SSH Key for VPC</w:t>
-      </w:r>
-      <w:r>
-        <w:br/>
-      </w:r>
-      <w:r>
-        <w:br/>
-      </w:r>
-      <w:r>
-        <w:rPr>
-          <w:color w:val="808080"/>
-          <w:sz w:val="24"/>
-          <w:szCs w:val="24"/>
-        </w:rPr>
-        <w:t>SSH Key for use with VPC</w:t>
+        <w:t xml:space="preserve">     SpeedShotX-SAAS</w:t>
+      </w:r>
+      <w:r>
+        <w:br/>
+      </w:r>
+      <w:r>
+        <w:br/>
+      </w:r>
+      <w:r>
+        <w:rPr>
+          <w:color w:val="808080"/>
+          <w:sz w:val="24"/>
+          <w:szCs w:val="24"/>
+        </w:rPr>
+        <w:t>SpeedShotX, developed by Fiducia AI, is an AI Visual Engagement platform that personalizes Sports, Media, and Entertainment experiences while strengthening brand engagement. Through web or mobile, fans can capture live or broadcasted moments that are analyzed in real time by IBM watsonx.ai to reveal player stats, match insights, and sponsor activations. The results are presented through a conversational interface that supports both speech and text in any language, making every fan interaction immersive and inclusive. By merging computer vision, generative AI, and contextual understanding, SpeedShotX connects fans, athletes, and brands through intelligent real-time engagement.</w:t>
       </w:r>
       <w:r>
         <w:br/>
@@ -29124,7 +29411,7 @@
       </w:r>
       <w:hyperlink r:id="rId432">
         <w:r>
-          <w:t>https://console.bluemix.net/docs/infrastructure/vpc/getting-started.html</w:t>
+          <w:t>https://www.fiduciaai.com/docs/SpeedShotXDocX.pdf</w:t>
         </w:r>
       </w:hyperlink>
       <w:r>
@@ -29185,21 +29472,21 @@
           <w:sz w:val="28"/>
           <w:szCs w:val="28"/>
         </w:rPr>
-        <w:t xml:space="preserve">     SSL Certificates</w:t>
-      </w:r>
-      <w:r>
-        <w:br/>
-      </w:r>
-      <w:r>
-        <w:br/>
-      </w:r>
-      <w:r>
-        <w:rPr>
-          <w:color w:val="808080"/>
-          <w:sz w:val="24"/>
-          <w:szCs w:val="24"/>
-        </w:rPr>
-        <w:t>Get peace of mind by securing your website against unauthorized interception of data. Secure Socket Layer (SSL) certificates provide a secure, encrypted connection between your site or application and your end user. Whether a customer is providing their contact information or credit card information into a form, an SSL Certificate lets them know they can trust that their data will end up in your hands alone.</w:t>
+        <w:t xml:space="preserve">     SSH Key for VPC</w:t>
+      </w:r>
+      <w:r>
+        <w:br/>
+      </w:r>
+      <w:r>
+        <w:br/>
+      </w:r>
+      <w:r>
+        <w:rPr>
+          <w:color w:val="808080"/>
+          <w:sz w:val="24"/>
+          <w:szCs w:val="24"/>
+        </w:rPr>
+        <w:t>SSH Key for use with VPC</w:t>
       </w:r>
       <w:r>
         <w:br/>
@@ -29214,7 +29501,7 @@
       </w:r>
       <w:hyperlink r:id="rId434">
         <w:r>
-          <w:t>https://cloud.ibm.com/docs/ssl-certificates</w:t>
+          <w:t>https://console.bluemix.net/docs/infrastructure/vpc/getting-started.html</w:t>
         </w:r>
       </w:hyperlink>
       <w:r>
@@ -29275,77 +29562,21 @@
           <w:sz w:val="28"/>
           <w:szCs w:val="28"/>
         </w:rPr>
-        <w:t xml:space="preserve">     Standard Live Payment HSM Service</w:t>
-      </w:r>
-      <w:r>
-        <w:br/>
-      </w:r>
-      <w:r>
-        <w:br/>
-      </w:r>
-      <w:r>
-        <w:rPr>
-          <w:color w:val="808080"/>
-          <w:sz w:val="24"/>
-          <w:szCs w:val="24"/>
-        </w:rPr>
-        <w:t>Utimaco’s Payment HSM as a Service provides access to a fully managed PCI-certified Payment HSM service through IBM Cloud, with the highest availability in the industry at 99.999%, and the lowest latency.</w:t>
-      </w:r>
-      <w:r>
-        <w:br/>
-      </w:r>
-      <w:r>
-        <w:br/>
-      </w:r>
-      <w:r>
-        <w:rPr>
-          <w:color w:val="808080"/>
-          <w:sz w:val="24"/>
-          <w:szCs w:val="24"/>
-        </w:rPr>
-        <w:t>The Payment HSM as a Service is a true alternative to operating your own Payment HSMs and removes the investments tied to hardware, secure facilities, and management resources while reducing the burden of PCI compliance, audit, and support.</w:t>
-      </w:r>
-      <w:r>
-        <w:br/>
-      </w:r>
-      <w:r>
-        <w:br/>
-      </w:r>
-      <w:r>
-        <w:rPr>
-          <w:color w:val="808080"/>
-          <w:sz w:val="24"/>
-          <w:szCs w:val="24"/>
-        </w:rPr>
-        <w:t>Besides reducing total cost of ownership, it provides flexible deployment and scalability and enables most robust security for organizations’ digital infrastructure.</w:t>
-      </w:r>
-      <w:r>
-        <w:br/>
-      </w:r>
-      <w:r>
-        <w:br/>
-      </w:r>
-      <w:r>
-        <w:rPr>
-          <w:color w:val="808080"/>
-          <w:sz w:val="24"/>
-          <w:szCs w:val="24"/>
-        </w:rPr>
-        <w:t>This Catalog tile covers subscription to the Live service. For connection to the service, instances of the PHI load balancer should be deployed within your IBM infrastructure, using the PHI Deployable Architecture tile.</w:t>
-      </w:r>
-      <w:r>
-        <w:br/>
-      </w:r>
-      <w:r>
-        <w:br/>
-      </w:r>
-      <w:r>
-        <w:rPr>
-          <w:color w:val="808080"/>
-          <w:sz w:val="24"/>
-          <w:szCs w:val="24"/>
-        </w:rPr>
-        <w:t>For full details please follow the Docs link and sign up to the Service Portal.</w:t>
+        <w:t xml:space="preserve">     SSL Certificates</w:t>
+      </w:r>
+      <w:r>
+        <w:br/>
+      </w:r>
+      <w:r>
+        <w:br/>
+      </w:r>
+      <w:r>
+        <w:rPr>
+          <w:color w:val="808080"/>
+          <w:sz w:val="24"/>
+          <w:szCs w:val="24"/>
+        </w:rPr>
+        <w:t>Get peace of mind by securing your website against unauthorized interception of data. Secure Socket Layer (SSL) certificates provide a secure, encrypted connection between your site or application and your end user. Whether a customer is providing their contact information or credit card information into a form, an SSL Certificate lets them know they can trust that their data will end up in your hands alone.</w:t>
       </w:r>
       <w:r>
         <w:br/>
@@ -29360,7 +29591,7 @@
       </w:r>
       <w:hyperlink r:id="rId436">
         <w:r>
-          <w:t>https://portal.myhsm.com/s-payhsm/documents/general</w:t>
+          <w:t>https://cloud.ibm.com/docs/ssl-certificates</w:t>
         </w:r>
       </w:hyperlink>
       <w:r>
@@ -29421,21 +29652,21 @@
           <w:sz w:val="28"/>
           <w:szCs w:val="28"/>
         </w:rPr>
-        <w:t xml:space="preserve">     Standard Test Payment HSM Service</w:t>
-      </w:r>
-      <w:r>
-        <w:br/>
-      </w:r>
-      <w:r>
-        <w:br/>
-      </w:r>
-      <w:r>
-        <w:rPr>
-          <w:color w:val="808080"/>
-          <w:sz w:val="24"/>
-          <w:szCs w:val="24"/>
-        </w:rPr>
-        <w:t>Utimaco’s Standard Test Payment HSM Service provides access to a fully managed PCI-certified Payment HSM service through IBM Cloud, with  high availability and the low latency.</w:t>
+        <w:t xml:space="preserve">     Standard Live Payment HSM Service</w:t>
+      </w:r>
+      <w:r>
+        <w:br/>
+      </w:r>
+      <w:r>
+        <w:br/>
+      </w:r>
+      <w:r>
+        <w:rPr>
+          <w:color w:val="808080"/>
+          <w:sz w:val="24"/>
+          <w:szCs w:val="24"/>
+        </w:rPr>
+        <w:t>Utimaco’s Payment HSM as a Service provides access to a fully managed PCI-certified Payment HSM service through IBM Cloud, with the highest availability in the industry at 99.999%, and the lowest latency.</w:t>
       </w:r>
       <w:r>
         <w:br/>
@@ -29477,7 +29708,7 @@
           <w:sz w:val="24"/>
           <w:szCs w:val="24"/>
         </w:rPr>
-        <w:t>This Catalog tile covers subscription to the Test service. For connection to the service, instances of the PHI load balancer should be deployed within your IBM infrastructure, using the PHI Deployable Architecture tile.</w:t>
+        <w:t>This Catalog tile covers subscription to the Live service. For connection to the service, instances of the PHI load balancer should be deployed within your IBM infrastructure, using the PHI Deployable Architecture tile.</w:t>
       </w:r>
       <w:r>
         <w:br/>
@@ -29567,349 +29798,77 @@
           <w:sz w:val="28"/>
           <w:szCs w:val="28"/>
         </w:rPr>
-        <w:t xml:space="preserve">     STAR Virtual Learning Platform (VLP)</w:t>
-      </w:r>
-      <w:r>
-        <w:br/>
-      </w:r>
-      <w:r>
-        <w:br/>
-      </w:r>
-      <w:r>
-        <w:rPr>
-          <w:color w:val="808080"/>
-          <w:sz w:val="24"/>
-          <w:szCs w:val="24"/>
-        </w:rPr>
-        <w:t>VMware Lab Platform (VLP)</w:t>
-      </w:r>
-      <w:r>
-        <w:br/>
-      </w:r>
-      <w:r>
-        <w:br/>
-      </w:r>
-      <w:r>
-        <w:rPr>
-          <w:color w:val="808080"/>
-          <w:sz w:val="24"/>
-          <w:szCs w:val="24"/>
-        </w:rPr>
-        <w:t>-------------------------------------------------------------------</w:t>
-      </w:r>
-      <w:r>
-        <w:br/>
-      </w:r>
-      <w:r>
-        <w:rPr>
-          <w:color w:val="808080"/>
-          <w:sz w:val="24"/>
-          <w:szCs w:val="24"/>
-        </w:rPr>
-        <w:t xml:space="preserve"> is a SaaS platform that gives organizations the ability to deliver their own customized hands-on virtual training labs to anyone on the planet at cloud scale.  </w:t>
-      </w:r>
-      <w:r>
-        <w:br/>
-      </w:r>
-      <w:r>
-        <w:br/>
-      </w:r>
-      <w:r>
-        <w:rPr>
-          <w:color w:val="808080"/>
-          <w:sz w:val="24"/>
-          <w:szCs w:val="24"/>
-        </w:rPr>
-        <w:t>-------------------------------------------------------------------</w:t>
-      </w:r>
-      <w:r>
-        <w:br/>
-      </w:r>
-      <w:r>
-        <w:br/>
-      </w:r>
-      <w:r>
-        <w:rPr>
-          <w:color w:val="808080"/>
-          <w:sz w:val="24"/>
-          <w:szCs w:val="24"/>
-        </w:rPr>
-        <w:t>Instructor Led Training: Training platform that allows students to have their own individual lab environment while allowing the instructor to proctor, shadow, assist and interact with students virtually from anywhere.</w:t>
-      </w:r>
-      <w:r>
-        <w:br/>
-      </w:r>
-      <w:r>
-        <w:br/>
-      </w:r>
-      <w:r>
-        <w:rPr>
-          <w:color w:val="808080"/>
-          <w:sz w:val="24"/>
-          <w:szCs w:val="24"/>
-        </w:rPr>
-        <w:t>-------------------------------------------------------------------</w:t>
-      </w:r>
-      <w:r>
-        <w:br/>
-      </w:r>
-      <w:r>
-        <w:br/>
-      </w:r>
-      <w:r>
-        <w:rPr>
-          <w:color w:val="808080"/>
-          <w:sz w:val="24"/>
-          <w:szCs w:val="24"/>
-        </w:rPr>
-        <w:t>Sales Demo: Easily expand your ability to give effect sales demos of your software solutions. Provisioning a known good template with a demo environment pre-staged for you demo allows for a quick and easy demo without any of the pre-configuration or cleanup between customers.</w:t>
-      </w:r>
-      <w:r>
-        <w:br/>
-      </w:r>
-      <w:r>
-        <w:br/>
-      </w:r>
-      <w:r>
-        <w:rPr>
-          <w:color w:val="808080"/>
-          <w:sz w:val="24"/>
-          <w:szCs w:val="24"/>
-        </w:rPr>
-        <w:t>-------------------------------------------------------------------</w:t>
-      </w:r>
-      <w:r>
-        <w:br/>
-      </w:r>
-      <w:r>
-        <w:br/>
-      </w:r>
-      <w:r>
-        <w:rPr>
-          <w:color w:val="808080"/>
-          <w:sz w:val="24"/>
-          <w:szCs w:val="24"/>
-        </w:rPr>
-        <w:t>Customer Proof of Concept: Moving from Sales Demo into Proof of Concept is extremely easy when you can entitle a customer to a time bound copy of their own demo environment.  Provide access to a POC environment for the customer to evaluate your software, and even provide remote assistance and monitor their progress.</w:t>
-      </w:r>
-      <w:r>
-        <w:br/>
-      </w:r>
-      <w:r>
-        <w:br/>
-      </w:r>
-      <w:r>
-        <w:rPr>
-          <w:color w:val="808080"/>
-          <w:sz w:val="24"/>
-          <w:szCs w:val="24"/>
-        </w:rPr>
-        <w:t>-------------------------------------------------------------------</w:t>
-      </w:r>
-      <w:r>
-        <w:br/>
-      </w:r>
-      <w:r>
-        <w:br/>
-      </w:r>
-      <w:r>
-        <w:rPr>
-          <w:color w:val="808080"/>
-          <w:sz w:val="24"/>
-          <w:szCs w:val="24"/>
-        </w:rPr>
-        <w:t xml:space="preserve">Cyber Security Training:  Security operations training is essential to preparing the cybersecurity workforce of tomorrow, and for keeping current cybersecurity workers up-to-date on skills and evolving threats.  VLP provides a safe environment to develop training scenarios and build their capabilities. </w:t>
-      </w:r>
-      <w:r>
-        <w:br/>
-      </w:r>
-      <w:r>
-        <w:br/>
-      </w:r>
-      <w:r>
-        <w:rPr>
-          <w:color w:val="808080"/>
-          <w:sz w:val="24"/>
-          <w:szCs w:val="24"/>
-        </w:rPr>
-        <w:t>-------------------------------------------------------------------</w:t>
-      </w:r>
-      <w:r>
-        <w:br/>
-      </w:r>
-      <w:r>
-        <w:br/>
-      </w:r>
-      <w:r>
-        <w:rPr>
-          <w:color w:val="808080"/>
-          <w:sz w:val="24"/>
-          <w:szCs w:val="24"/>
-        </w:rPr>
-        <w:t>We are complementary to most leading Learning Management Systems (LMS) and support Learning Tools Interoperability (LTI) allowing you to leverage your existing education platform.</w:t>
-      </w:r>
-      <w:r>
-        <w:br/>
-      </w:r>
-      <w:r>
-        <w:br/>
-      </w:r>
-      <w:r>
-        <w:br/>
-      </w:r>
-      <w:r>
-        <w:rPr>
-          <w:color w:val="808080"/>
-          <w:sz w:val="24"/>
-          <w:szCs w:val="24"/>
-        </w:rPr>
-        <w:t>VLP has a rich set of API’s making it easy to create any kind of user experience you can imagine.</w:t>
-      </w:r>
-      <w:r>
-        <w:br/>
-      </w:r>
-      <w:r>
-        <w:br/>
-      </w:r>
-      <w:r>
-        <w:br/>
-      </w:r>
-      <w:r>
-        <w:rPr>
-          <w:color w:val="808080"/>
-          <w:sz w:val="24"/>
-          <w:szCs w:val="24"/>
-        </w:rPr>
-        <w:t>Extend your own cloud infrastructure or use a hybrid model to support your most complex lab use cases.</w:t>
-      </w:r>
-      <w:r>
-        <w:br/>
-      </w:r>
-      <w:r>
-        <w:br/>
-      </w:r>
-      <w:r>
-        <w:br/>
-      </w:r>
-      <w:r>
-        <w:rPr>
-          <w:color w:val="808080"/>
-          <w:sz w:val="24"/>
-          <w:szCs w:val="24"/>
-        </w:rPr>
-        <w:t xml:space="preserve">VMware Lab Platform integrates instructional materials, labs, video, social media, and more. It is specifically designed to deliver hands-on lab content to students/clients.  There are a standard set of APIs that allow it to easily integrate with most Learning Management Systems on the market.  It is a SaaS solution that is a cloud-based multi-tenant solution owned, maintained, and updated by Partner STAR Systems. </w:t>
-      </w:r>
-      <w:r>
-        <w:br/>
-      </w:r>
-      <w:r>
-        <w:br/>
-      </w:r>
-      <w:r>
-        <w:rPr>
-          <w:color w:val="808080"/>
-          <w:sz w:val="24"/>
-          <w:szCs w:val="24"/>
-        </w:rPr>
-        <w:t>-------------------------------------------------------------------</w:t>
-      </w:r>
-      <w:r>
-        <w:br/>
-      </w:r>
-      <w:r>
-        <w:br/>
-      </w:r>
-      <w:r>
-        <w:rPr>
-          <w:color w:val="808080"/>
-          <w:sz w:val="24"/>
-          <w:szCs w:val="24"/>
-        </w:rPr>
-        <w:t xml:space="preserve">- SaaS platform delivering hands-on virtual IT Training labs to anyone on the planet at cloud scale </w:t>
-      </w:r>
-      <w:r>
-        <w:br/>
-      </w:r>
-      <w:r>
-        <w:br/>
-      </w:r>
-      <w:r>
-        <w:rPr>
-          <w:color w:val="808080"/>
-          <w:sz w:val="24"/>
-          <w:szCs w:val="24"/>
-        </w:rPr>
-        <w:t xml:space="preserve">- Access from Anywhere - Training content is accessible university, at any time, on most devices with a browser. </w:t>
-      </w:r>
-      <w:r>
-        <w:br/>
-      </w:r>
-      <w:r>
-        <w:br/>
-      </w:r>
-      <w:r>
-        <w:rPr>
-          <w:color w:val="808080"/>
-          <w:sz w:val="24"/>
-          <w:szCs w:val="24"/>
-        </w:rPr>
-        <w:t>- A powerful virtual lab supports complex multi-vM configurations and almost all guest operating systems</w:t>
-      </w:r>
-      <w:r>
-        <w:br/>
-      </w:r>
-      <w:r>
-        <w:br/>
-      </w:r>
-      <w:r>
-        <w:rPr>
-          <w:color w:val="808080"/>
-          <w:sz w:val="24"/>
-          <w:szCs w:val="24"/>
-        </w:rPr>
-        <w:t>- Hybrid Cloud Scale from one lab to thousands of labs. Trust that the platform will scale with you.</w:t>
-      </w:r>
-      <w:r>
-        <w:br/>
-      </w:r>
-      <w:r>
-        <w:br/>
-      </w:r>
-      <w:r>
-        <w:rPr>
-          <w:color w:val="808080"/>
-          <w:sz w:val="24"/>
-          <w:szCs w:val="24"/>
-        </w:rPr>
-        <w:t xml:space="preserve">- supports labaccess directly from the the console </w:t>
-      </w:r>
-      <w:r>
-        <w:br/>
-      </w:r>
-      <w:r>
-        <w:br/>
-      </w:r>
-      <w:r>
-        <w:rPr>
-          <w:color w:val="808080"/>
-          <w:sz w:val="24"/>
-          <w:szCs w:val="24"/>
-        </w:rPr>
-        <w:t xml:space="preserve">- Set it and forget it administration </w:t>
-      </w:r>
-      <w:r>
-        <w:br/>
-      </w:r>
-      <w:r>
-        <w:br/>
-      </w:r>
-      <w:r>
-        <w:rPr>
-          <w:color w:val="808080"/>
-          <w:sz w:val="24"/>
-          <w:szCs w:val="24"/>
-        </w:rPr>
-        <w:t>- Learning management Systems support through standard LTI and API integrations</w:t>
+        <w:t xml:space="preserve">     Standard Test Payment HSM Service</w:t>
+      </w:r>
+      <w:r>
+        <w:br/>
+      </w:r>
+      <w:r>
+        <w:br/>
+      </w:r>
+      <w:r>
+        <w:rPr>
+          <w:color w:val="808080"/>
+          <w:sz w:val="24"/>
+          <w:szCs w:val="24"/>
+        </w:rPr>
+        <w:t>Utimaco’s Standard Test Payment HSM Service provides access to a fully managed PCI-certified Payment HSM service through IBM Cloud, with  high availability and the low latency.</w:t>
+      </w:r>
+      <w:r>
+        <w:br/>
+      </w:r>
+      <w:r>
+        <w:br/>
+      </w:r>
+      <w:r>
+        <w:rPr>
+          <w:color w:val="808080"/>
+          <w:sz w:val="24"/>
+          <w:szCs w:val="24"/>
+        </w:rPr>
+        <w:t>The Payment HSM as a Service is a true alternative to operating your own Payment HSMs and removes the investments tied to hardware, secure facilities, and management resources while reducing the burden of PCI compliance, audit, and support.</w:t>
+      </w:r>
+      <w:r>
+        <w:br/>
+      </w:r>
+      <w:r>
+        <w:br/>
+      </w:r>
+      <w:r>
+        <w:rPr>
+          <w:color w:val="808080"/>
+          <w:sz w:val="24"/>
+          <w:szCs w:val="24"/>
+        </w:rPr>
+        <w:t>Besides reducing total cost of ownership, it provides flexible deployment and scalability and enables most robust security for organizations’ digital infrastructure.</w:t>
+      </w:r>
+      <w:r>
+        <w:br/>
+      </w:r>
+      <w:r>
+        <w:br/>
+      </w:r>
+      <w:r>
+        <w:rPr>
+          <w:color w:val="808080"/>
+          <w:sz w:val="24"/>
+          <w:szCs w:val="24"/>
+        </w:rPr>
+        <w:t>This Catalog tile covers subscription to the Test service. For connection to the service, instances of the PHI load balancer should be deployed within your IBM infrastructure, using the PHI Deployable Architecture tile.</w:t>
+      </w:r>
+      <w:r>
+        <w:br/>
+      </w:r>
+      <w:r>
+        <w:br/>
+      </w:r>
+      <w:r>
+        <w:rPr>
+          <w:color w:val="808080"/>
+          <w:sz w:val="24"/>
+          <w:szCs w:val="24"/>
+        </w:rPr>
+        <w:t>For full details please follow the Docs link and sign up to the Service Portal.</w:t>
       </w:r>
       <w:r>
         <w:br/>
@@ -29924,7 +29883,7 @@
       </w:r>
       <w:hyperlink r:id="rId440">
         <w:r>
-          <w:t>https://starsystems.in/vmware-vlp/</w:t>
+          <w:t>https://portal.myhsm.com/s-payhsm/documents/general</w:t>
         </w:r>
       </w:hyperlink>
       <w:r>
@@ -29985,21 +29944,349 @@
           <w:sz w:val="28"/>
           <w:szCs w:val="28"/>
         </w:rPr>
-        <w:t xml:space="preserve">     Storage Ceph as a Service</w:t>
-      </w:r>
-      <w:r>
-        <w:br/>
-      </w:r>
-      <w:r>
-        <w:br/>
-      </w:r>
-      <w:r>
-        <w:rPr>
-          <w:color w:val="808080"/>
-          <w:sz w:val="24"/>
-          <w:szCs w:val="24"/>
-        </w:rPr>
-        <w:t>Experience cloud-like enterprise storage on-premises with the convenience of a pay-as-you-go model.</w:t>
+        <w:t xml:space="preserve">     STAR Virtual Learning Platform (VLP)</w:t>
+      </w:r>
+      <w:r>
+        <w:br/>
+      </w:r>
+      <w:r>
+        <w:br/>
+      </w:r>
+      <w:r>
+        <w:rPr>
+          <w:color w:val="808080"/>
+          <w:sz w:val="24"/>
+          <w:szCs w:val="24"/>
+        </w:rPr>
+        <w:t>VMware Lab Platform (VLP)</w:t>
+      </w:r>
+      <w:r>
+        <w:br/>
+      </w:r>
+      <w:r>
+        <w:br/>
+      </w:r>
+      <w:r>
+        <w:rPr>
+          <w:color w:val="808080"/>
+          <w:sz w:val="24"/>
+          <w:szCs w:val="24"/>
+        </w:rPr>
+        <w:t>-------------------------------------------------------------------</w:t>
+      </w:r>
+      <w:r>
+        <w:br/>
+      </w:r>
+      <w:r>
+        <w:rPr>
+          <w:color w:val="808080"/>
+          <w:sz w:val="24"/>
+          <w:szCs w:val="24"/>
+        </w:rPr>
+        <w:t xml:space="preserve"> is a SaaS platform that gives organizations the ability to deliver their own customized hands-on virtual training labs to anyone on the planet at cloud scale.  </w:t>
+      </w:r>
+      <w:r>
+        <w:br/>
+      </w:r>
+      <w:r>
+        <w:br/>
+      </w:r>
+      <w:r>
+        <w:rPr>
+          <w:color w:val="808080"/>
+          <w:sz w:val="24"/>
+          <w:szCs w:val="24"/>
+        </w:rPr>
+        <w:t>-------------------------------------------------------------------</w:t>
+      </w:r>
+      <w:r>
+        <w:br/>
+      </w:r>
+      <w:r>
+        <w:br/>
+      </w:r>
+      <w:r>
+        <w:rPr>
+          <w:color w:val="808080"/>
+          <w:sz w:val="24"/>
+          <w:szCs w:val="24"/>
+        </w:rPr>
+        <w:t>Instructor Led Training: Training platform that allows students to have their own individual lab environment while allowing the instructor to proctor, shadow, assist and interact with students virtually from anywhere.</w:t>
+      </w:r>
+      <w:r>
+        <w:br/>
+      </w:r>
+      <w:r>
+        <w:br/>
+      </w:r>
+      <w:r>
+        <w:rPr>
+          <w:color w:val="808080"/>
+          <w:sz w:val="24"/>
+          <w:szCs w:val="24"/>
+        </w:rPr>
+        <w:t>-------------------------------------------------------------------</w:t>
+      </w:r>
+      <w:r>
+        <w:br/>
+      </w:r>
+      <w:r>
+        <w:br/>
+      </w:r>
+      <w:r>
+        <w:rPr>
+          <w:color w:val="808080"/>
+          <w:sz w:val="24"/>
+          <w:szCs w:val="24"/>
+        </w:rPr>
+        <w:t>Sales Demo: Easily expand your ability to give effect sales demos of your software solutions. Provisioning a known good template with a demo environment pre-staged for you demo allows for a quick and easy demo without any of the pre-configuration or cleanup between customers.</w:t>
+      </w:r>
+      <w:r>
+        <w:br/>
+      </w:r>
+      <w:r>
+        <w:br/>
+      </w:r>
+      <w:r>
+        <w:rPr>
+          <w:color w:val="808080"/>
+          <w:sz w:val="24"/>
+          <w:szCs w:val="24"/>
+        </w:rPr>
+        <w:t>-------------------------------------------------------------------</w:t>
+      </w:r>
+      <w:r>
+        <w:br/>
+      </w:r>
+      <w:r>
+        <w:br/>
+      </w:r>
+      <w:r>
+        <w:rPr>
+          <w:color w:val="808080"/>
+          <w:sz w:val="24"/>
+          <w:szCs w:val="24"/>
+        </w:rPr>
+        <w:t>Customer Proof of Concept: Moving from Sales Demo into Proof of Concept is extremely easy when you can entitle a customer to a time bound copy of their own demo environment.  Provide access to a POC environment for the customer to evaluate your software, and even provide remote assistance and monitor their progress.</w:t>
+      </w:r>
+      <w:r>
+        <w:br/>
+      </w:r>
+      <w:r>
+        <w:br/>
+      </w:r>
+      <w:r>
+        <w:rPr>
+          <w:color w:val="808080"/>
+          <w:sz w:val="24"/>
+          <w:szCs w:val="24"/>
+        </w:rPr>
+        <w:t>-------------------------------------------------------------------</w:t>
+      </w:r>
+      <w:r>
+        <w:br/>
+      </w:r>
+      <w:r>
+        <w:br/>
+      </w:r>
+      <w:r>
+        <w:rPr>
+          <w:color w:val="808080"/>
+          <w:sz w:val="24"/>
+          <w:szCs w:val="24"/>
+        </w:rPr>
+        <w:t xml:space="preserve">Cyber Security Training:  Security operations training is essential to preparing the cybersecurity workforce of tomorrow, and for keeping current cybersecurity workers up-to-date on skills and evolving threats.  VLP provides a safe environment to develop training scenarios and build their capabilities. </w:t>
+      </w:r>
+      <w:r>
+        <w:br/>
+      </w:r>
+      <w:r>
+        <w:br/>
+      </w:r>
+      <w:r>
+        <w:rPr>
+          <w:color w:val="808080"/>
+          <w:sz w:val="24"/>
+          <w:szCs w:val="24"/>
+        </w:rPr>
+        <w:t>-------------------------------------------------------------------</w:t>
+      </w:r>
+      <w:r>
+        <w:br/>
+      </w:r>
+      <w:r>
+        <w:br/>
+      </w:r>
+      <w:r>
+        <w:rPr>
+          <w:color w:val="808080"/>
+          <w:sz w:val="24"/>
+          <w:szCs w:val="24"/>
+        </w:rPr>
+        <w:t>We are complementary to most leading Learning Management Systems (LMS) and support Learning Tools Interoperability (LTI) allowing you to leverage your existing education platform.</w:t>
+      </w:r>
+      <w:r>
+        <w:br/>
+      </w:r>
+      <w:r>
+        <w:br/>
+      </w:r>
+      <w:r>
+        <w:br/>
+      </w:r>
+      <w:r>
+        <w:rPr>
+          <w:color w:val="808080"/>
+          <w:sz w:val="24"/>
+          <w:szCs w:val="24"/>
+        </w:rPr>
+        <w:t>VLP has a rich set of API’s making it easy to create any kind of user experience you can imagine.</w:t>
+      </w:r>
+      <w:r>
+        <w:br/>
+      </w:r>
+      <w:r>
+        <w:br/>
+      </w:r>
+      <w:r>
+        <w:br/>
+      </w:r>
+      <w:r>
+        <w:rPr>
+          <w:color w:val="808080"/>
+          <w:sz w:val="24"/>
+          <w:szCs w:val="24"/>
+        </w:rPr>
+        <w:t>Extend your own cloud infrastructure or use a hybrid model to support your most complex lab use cases.</w:t>
+      </w:r>
+      <w:r>
+        <w:br/>
+      </w:r>
+      <w:r>
+        <w:br/>
+      </w:r>
+      <w:r>
+        <w:br/>
+      </w:r>
+      <w:r>
+        <w:rPr>
+          <w:color w:val="808080"/>
+          <w:sz w:val="24"/>
+          <w:szCs w:val="24"/>
+        </w:rPr>
+        <w:t xml:space="preserve">VMware Lab Platform integrates instructional materials, labs, video, social media, and more. It is specifically designed to deliver hands-on lab content to students/clients.  There are a standard set of APIs that allow it to easily integrate with most Learning Management Systems on the market.  It is a SaaS solution that is a cloud-based multi-tenant solution owned, maintained, and updated by Partner STAR Systems. </w:t>
+      </w:r>
+      <w:r>
+        <w:br/>
+      </w:r>
+      <w:r>
+        <w:br/>
+      </w:r>
+      <w:r>
+        <w:rPr>
+          <w:color w:val="808080"/>
+          <w:sz w:val="24"/>
+          <w:szCs w:val="24"/>
+        </w:rPr>
+        <w:t>-------------------------------------------------------------------</w:t>
+      </w:r>
+      <w:r>
+        <w:br/>
+      </w:r>
+      <w:r>
+        <w:br/>
+      </w:r>
+      <w:r>
+        <w:rPr>
+          <w:color w:val="808080"/>
+          <w:sz w:val="24"/>
+          <w:szCs w:val="24"/>
+        </w:rPr>
+        <w:t xml:space="preserve">- SaaS platform delivering hands-on virtual IT Training labs to anyone on the planet at cloud scale </w:t>
+      </w:r>
+      <w:r>
+        <w:br/>
+      </w:r>
+      <w:r>
+        <w:br/>
+      </w:r>
+      <w:r>
+        <w:rPr>
+          <w:color w:val="808080"/>
+          <w:sz w:val="24"/>
+          <w:szCs w:val="24"/>
+        </w:rPr>
+        <w:t xml:space="preserve">- Access from Anywhere - Training content is accessible university, at any time, on most devices with a browser. </w:t>
+      </w:r>
+      <w:r>
+        <w:br/>
+      </w:r>
+      <w:r>
+        <w:br/>
+      </w:r>
+      <w:r>
+        <w:rPr>
+          <w:color w:val="808080"/>
+          <w:sz w:val="24"/>
+          <w:szCs w:val="24"/>
+        </w:rPr>
+        <w:t>- A powerful virtual lab supports complex multi-vM configurations and almost all guest operating systems</w:t>
+      </w:r>
+      <w:r>
+        <w:br/>
+      </w:r>
+      <w:r>
+        <w:br/>
+      </w:r>
+      <w:r>
+        <w:rPr>
+          <w:color w:val="808080"/>
+          <w:sz w:val="24"/>
+          <w:szCs w:val="24"/>
+        </w:rPr>
+        <w:t>- Hybrid Cloud Scale from one lab to thousands of labs. Trust that the platform will scale with you.</w:t>
+      </w:r>
+      <w:r>
+        <w:br/>
+      </w:r>
+      <w:r>
+        <w:br/>
+      </w:r>
+      <w:r>
+        <w:rPr>
+          <w:color w:val="808080"/>
+          <w:sz w:val="24"/>
+          <w:szCs w:val="24"/>
+        </w:rPr>
+        <w:t xml:space="preserve">- supports labaccess directly from the the console </w:t>
+      </w:r>
+      <w:r>
+        <w:br/>
+      </w:r>
+      <w:r>
+        <w:br/>
+      </w:r>
+      <w:r>
+        <w:rPr>
+          <w:color w:val="808080"/>
+          <w:sz w:val="24"/>
+          <w:szCs w:val="24"/>
+        </w:rPr>
+        <w:t xml:space="preserve">- Set it and forget it administration </w:t>
+      </w:r>
+      <w:r>
+        <w:br/>
+      </w:r>
+      <w:r>
+        <w:br/>
+      </w:r>
+      <w:r>
+        <w:rPr>
+          <w:color w:val="808080"/>
+          <w:sz w:val="24"/>
+          <w:szCs w:val="24"/>
+        </w:rPr>
+        <w:t>- Learning management Systems support through standard LTI and API integrations</w:t>
       </w:r>
       <w:r>
         <w:br/>
@@ -30014,7 +30301,7 @@
       </w:r>
       <w:hyperlink r:id="rId442">
         <w:r>
-          <w:t>https://cloud.ibm.com/docs/cephaas</w:t>
+          <w:t>https://starsystems.in/vmware-vlp/</w:t>
         </w:r>
       </w:hyperlink>
       <w:r>
@@ -30075,21 +30362,21 @@
           <w:sz w:val="28"/>
           <w:szCs w:val="28"/>
         </w:rPr>
-        <w:t xml:space="preserve">     Streaming Analytics</w:t>
-      </w:r>
-      <w:r>
-        <w:br/>
-      </w:r>
-      <w:r>
-        <w:br/>
-      </w:r>
-      <w:r>
-        <w:rPr>
-          <w:color w:val="808080"/>
-          <w:sz w:val="24"/>
-          <w:szCs w:val="24"/>
-        </w:rPr>
-        <w:t>Leverage IBM Streams to ingest, analyze, monitor, and correlate data as it arrives from real-time data sources. View information and events as they unfold.</w:t>
+        <w:t xml:space="preserve">     Storage Ceph as a Service</w:t>
+      </w:r>
+      <w:r>
+        <w:br/>
+      </w:r>
+      <w:r>
+        <w:br/>
+      </w:r>
+      <w:r>
+        <w:rPr>
+          <w:color w:val="808080"/>
+          <w:sz w:val="24"/>
+          <w:szCs w:val="24"/>
+        </w:rPr>
+        <w:t>Experience cloud-like enterprise storage on-premises with the convenience of a pay-as-you-go model.</w:t>
       </w:r>
       <w:r>
         <w:br/>
@@ -30104,7 +30391,7 @@
       </w:r>
       <w:hyperlink r:id="rId444">
         <w:r>
-          <w:t>https://cloud.ibm.com/docs/services/StreamingAnalytics?topic=StreamingAnalytics-gettingstarted#gettingstarted</w:t>
+          <w:t>https://cloud.ibm.com/docs/cephaas</w:t>
         </w:r>
       </w:hyperlink>
       <w:r>
@@ -30165,35 +30452,21 @@
           <w:sz w:val="28"/>
           <w:szCs w:val="28"/>
         </w:rPr>
-        <w:t xml:space="preserve">     Subnet</w:t>
-      </w:r>
-      <w:r>
-        <w:br/>
-      </w:r>
-      <w:r>
-        <w:br/>
-      </w:r>
-      <w:r>
-        <w:rPr>
-          <w:color w:val="808080"/>
-          <w:sz w:val="24"/>
-          <w:szCs w:val="24"/>
-        </w:rPr>
-        <w:t xml:space="preserve">Subnets are created from VPC address prefixes and are bound to a single zone in one region; customers can have multiple subnets per address prefix. </w:t>
-      </w:r>
-      <w:r>
-        <w:br/>
-      </w:r>
-      <w:r>
-        <w:br/>
-      </w:r>
-      <w:r>
-        <w:rPr>
-          <w:color w:val="808080"/>
-          <w:sz w:val="24"/>
-          <w:szCs w:val="24"/>
-        </w:rPr>
-        <w:t>Each subnet in a VPC can reach other subnets through private layer 3 routing through the implicit router. The implicit router is the inherent network connectivity between all the subnets that are created within a VPC. A VPC, like a subnet, is also deployed and bound to only one region. Within that region, a VPC can span multiple zones, however, subnets are bound to a single zone and do not span multiple zones.</w:t>
+        <w:t xml:space="preserve">     Streaming Analytics</w:t>
+      </w:r>
+      <w:r>
+        <w:br/>
+      </w:r>
+      <w:r>
+        <w:br/>
+      </w:r>
+      <w:r>
+        <w:rPr>
+          <w:color w:val="808080"/>
+          <w:sz w:val="24"/>
+          <w:szCs w:val="24"/>
+        </w:rPr>
+        <w:t>Leverage IBM Streams to ingest, analyze, monitor, and correlate data as it arrives from real-time data sources. View information and events as they unfold.</w:t>
       </w:r>
       <w:r>
         <w:br/>
@@ -30208,7 +30481,7 @@
       </w:r>
       <w:hyperlink r:id="rId446">
         <w:r>
-          <w:t>https://cloud.ibm.com/docs/vpc?topic=vpc-about-subnets-vpc</w:t>
+          <w:t>https://cloud.ibm.com/docs/services/StreamingAnalytics?topic=StreamingAnalytics-gettingstarted#gettingstarted</w:t>
         </w:r>
       </w:hyperlink>
       <w:r>
@@ -30269,35 +30542,35 @@
           <w:sz w:val="28"/>
           <w:szCs w:val="28"/>
         </w:rPr>
-        <w:t xml:space="preserve">     symplistic.ContentIQ</w:t>
-      </w:r>
-      <w:r>
-        <w:br/>
-      </w:r>
-      <w:r>
-        <w:br/>
-      </w:r>
-      <w:r>
-        <w:rPr>
-          <w:color w:val="808080"/>
-          <w:sz w:val="24"/>
-          <w:szCs w:val="24"/>
-        </w:rPr>
-        <w:t>ContentIQ transforms your existing content, web pages, documents, helpdesks, and internal knowledge bases, into a powerful AI assistant that delivers accurate, conversational answers in real time. Powered by Retrieval-Augmented Generation (RAG), ContentIQ connects to platforms like SharePoint, Google Drive, Box, Notion, etc, to ingest, process, and intelligently search your information so your team or customers can simply ask a question and get instant, source-cited results.</w:t>
-      </w:r>
-      <w:r>
-        <w:br/>
-      </w:r>
-      <w:r>
-        <w:br/>
-      </w:r>
-      <w:r>
-        <w:rPr>
-          <w:color w:val="808080"/>
-          <w:sz w:val="24"/>
-          <w:szCs w:val="24"/>
-        </w:rPr>
-        <w:t>Setup takes just minutes with no heavy development required. Built for enterprise needs, ContentIQ includes full access control, real-time sync, usage analytics, and seamless integration into your workflows. It helps reduce search time, automate internal support, and unlock the full value of your knowledge, all through secure, explainable AI.</w:t>
+        <w:t xml:space="preserve">     Subnet</w:t>
+      </w:r>
+      <w:r>
+        <w:br/>
+      </w:r>
+      <w:r>
+        <w:br/>
+      </w:r>
+      <w:r>
+        <w:rPr>
+          <w:color w:val="808080"/>
+          <w:sz w:val="24"/>
+          <w:szCs w:val="24"/>
+        </w:rPr>
+        <w:t xml:space="preserve">Subnets are created from VPC address prefixes and are bound to a single zone in one region; customers can have multiple subnets per address prefix. </w:t>
+      </w:r>
+      <w:r>
+        <w:br/>
+      </w:r>
+      <w:r>
+        <w:br/>
+      </w:r>
+      <w:r>
+        <w:rPr>
+          <w:color w:val="808080"/>
+          <w:sz w:val="24"/>
+          <w:szCs w:val="24"/>
+        </w:rPr>
+        <w:t>Each subnet in a VPC can reach other subnets through private layer 3 routing through the implicit router. The implicit router is the inherent network connectivity between all the subnets that are created within a VPC. A VPC, like a subnet, is also deployed and bound to only one region. Within that region, a VPC can span multiple zones, however, subnets are bound to a single zone and do not span multiple zones.</w:t>
       </w:r>
       <w:r>
         <w:br/>
@@ -30312,7 +30585,7 @@
       </w:r>
       <w:hyperlink r:id="rId448">
         <w:r>
-          <w:t>https://symplistic.ai/ai-agents/contentiq/documentation.html</w:t>
+          <w:t>https://cloud.ibm.com/docs/vpc?topic=vpc-about-subnets-vpc</w:t>
         </w:r>
       </w:hyperlink>
       <w:r>
@@ -30373,21 +30646,35 @@
           <w:sz w:val="28"/>
           <w:szCs w:val="28"/>
         </w:rPr>
-        <w:t xml:space="preserve">     symplistic.TestIQ</w:t>
-      </w:r>
-      <w:r>
-        <w:br/>
-      </w:r>
-      <w:r>
-        <w:br/>
-      </w:r>
-      <w:r>
-        <w:rPr>
-          <w:color w:val="808080"/>
-          <w:sz w:val="24"/>
-          <w:szCs w:val="24"/>
-        </w:rPr>
-        <w:t>TestIQ helps organizations ship trustworthy AI agents by auto-generating realistic scenarios and full test suites that mirror real user conversations and tasks. It runs end-to-end agent evaluations including tool use, permission checks, and safety. Also it benchmarks decision quality, task success, accuracy, latency, and performance. Results come with replayable traces, failure clustering, and clear pass/fail gates. TestIQ plugs into CI/CD to enforce evaluation thresholds and block regressions as your agents evolve.</w:t>
+        <w:t xml:space="preserve">     symplistic.ContentIQ</w:t>
+      </w:r>
+      <w:r>
+        <w:br/>
+      </w:r>
+      <w:r>
+        <w:br/>
+      </w:r>
+      <w:r>
+        <w:rPr>
+          <w:color w:val="808080"/>
+          <w:sz w:val="24"/>
+          <w:szCs w:val="24"/>
+        </w:rPr>
+        <w:t>ContentIQ transforms your existing content, web pages, documents, helpdesks, and internal knowledge bases, into a powerful AI assistant that delivers accurate, conversational answers in real time. Powered by Retrieval-Augmented Generation (RAG), ContentIQ connects to platforms like SharePoint, Google Drive, Box, Notion, etc, to ingest, process, and intelligently search your information so your team or customers can simply ask a question and get instant, source-cited results.</w:t>
+      </w:r>
+      <w:r>
+        <w:br/>
+      </w:r>
+      <w:r>
+        <w:br/>
+      </w:r>
+      <w:r>
+        <w:rPr>
+          <w:color w:val="808080"/>
+          <w:sz w:val="24"/>
+          <w:szCs w:val="24"/>
+        </w:rPr>
+        <w:t>Setup takes just minutes with no heavy development required. Built for enterprise needs, ContentIQ includes full access control, real-time sync, usage analytics, and seamless integration into your workflows. It helps reduce search time, automate internal support, and unlock the full value of your knowledge, all through secure, explainable AI.</w:t>
       </w:r>
       <w:r>
         <w:br/>
@@ -30402,7 +30689,7 @@
       </w:r>
       <w:hyperlink r:id="rId450">
         <w:r>
-          <w:t>https://symplistic.ai/ai-agents/testiq/documentation.html</w:t>
+          <w:t>https://symplistic.ai/ai-agents/contentiq/documentation.html</w:t>
         </w:r>
       </w:hyperlink>
       <w:r>
@@ -30463,148 +30750,21 @@
           <w:sz w:val="28"/>
           <w:szCs w:val="28"/>
         </w:rPr>
-        <w:t xml:space="preserve">     TapestryX</w:t>
-      </w:r>
-      <w:r>
-        <w:br/>
-      </w:r>
-      <w:r>
-        <w:br/>
-      </w:r>
-      <w:r>
-        <w:rPr>
-          <w:color w:val="808080"/>
-          <w:sz w:val="24"/>
-          <w:szCs w:val="24"/>
-        </w:rPr>
-        <w:t>TapestryX is a real-time, high-capacity, secure and scalable, decentralized B2B transaction synchronization and double-entry accounting protocol.</w:t>
-      </w:r>
-      <w:r>
-        <w:br/>
-      </w:r>
-      <w:r>
-        <w:br/>
-      </w:r>
-      <w:r>
-        <w:rPr>
-          <w:color w:val="808080"/>
-          <w:sz w:val="24"/>
-          <w:szCs w:val="24"/>
-        </w:rPr>
-        <w:t>▪ Each Node (representing an institutional participant) controls its segment of the entire, interlinked platform ledger</w:t>
-      </w:r>
-      <w:r>
-        <w:br/>
-      </w:r>
-      <w:r>
-        <w:rPr>
-          <w:color w:val="808080"/>
-          <w:sz w:val="24"/>
-          <w:szCs w:val="24"/>
-        </w:rPr>
-        <w:t>▪ Event-driven and self-synchronizing(1)</w:t>
-      </w:r>
-      <w:r>
-        <w:br/>
-      </w:r>
-      <w:r>
-        <w:rPr>
-          <w:color w:val="808080"/>
-          <w:sz w:val="24"/>
-          <w:szCs w:val="24"/>
-        </w:rPr>
-        <w:t>▪ Each Node posts asset transfer details as well as (future-dated) obligations into immutable ledgers</w:t>
-      </w:r>
-      <w:r>
-        <w:br/>
-      </w:r>
-      <w:r>
-        <w:rPr>
-          <w:color w:val="808080"/>
-          <w:sz w:val="24"/>
-          <w:szCs w:val="24"/>
-        </w:rPr>
-        <w:t>▪ Transaction Accounting Periods - allowing period archiving and active memory optimization</w:t>
-      </w:r>
-      <w:r>
-        <w:br/>
-      </w:r>
-      <w:r>
-        <w:rPr>
-          <w:color w:val="808080"/>
-          <w:sz w:val="24"/>
-          <w:szCs w:val="24"/>
-        </w:rPr>
-        <w:t>▪ Simple, deterministic scripts (asset &amp; life-cycle agnostic)</w:t>
-      </w:r>
-      <w:r>
-        <w:br/>
-      </w:r>
-      <w:r>
-        <w:rPr>
-          <w:color w:val="808080"/>
-          <w:sz w:val="24"/>
-          <w:szCs w:val="24"/>
-        </w:rPr>
-        <w:t>▪ Interoperable with legacy infrastructure (via Airlock feature)</w:t>
-      </w:r>
-      <w:r>
-        <w:br/>
-      </w:r>
-      <w:r>
-        <w:rPr>
-          <w:color w:val="808080"/>
-          <w:sz w:val="24"/>
-          <w:szCs w:val="24"/>
-        </w:rPr>
-        <w:t>▪ Confidential and Secure</w:t>
-      </w:r>
-      <w:r>
-        <w:br/>
-      </w:r>
-      <w:r>
-        <w:rPr>
-          <w:color w:val="808080"/>
-          <w:sz w:val="24"/>
-          <w:szCs w:val="24"/>
-        </w:rPr>
-        <w:t>▪ Configurable for proper GAAP or IFRS Financial Reporting</w:t>
-      </w:r>
-      <w:r>
-        <w:br/>
-      </w:r>
-      <w:r>
-        <w:rPr>
-          <w:color w:val="808080"/>
-          <w:sz w:val="24"/>
-          <w:szCs w:val="24"/>
-        </w:rPr>
-        <w:t>▪ Decentralized initiation of transaction, validation and processing – no single point of failure</w:t>
-      </w:r>
-      <w:r>
-        <w:br/>
-      </w:r>
-      <w:r>
-        <w:rPr>
-          <w:color w:val="808080"/>
-          <w:sz w:val="24"/>
-          <w:szCs w:val="24"/>
-        </w:rPr>
-        <w:t>▪ High Performance (~ 100K TPS) and Resilient to Cyber attacks</w:t>
-      </w:r>
-      <w:r>
-        <w:br/>
-      </w:r>
-      <w:r>
-        <w:br/>
-      </w:r>
-      <w:r>
-        <w:rPr>
-          <w:color w:val="808080"/>
-          <w:sz w:val="24"/>
-          <w:szCs w:val="24"/>
-        </w:rPr>
-        <w:t>Consistency and Completeness of all Decentralized Ledgers without reliance on consensus, mining or 3rd Party validation.</w:t>
+        <w:t xml:space="preserve">     symplistic.TestIQ</w:t>
+      </w:r>
+      <w:r>
+        <w:br/>
+      </w:r>
+      <w:r>
+        <w:br/>
+      </w:r>
+      <w:r>
+        <w:rPr>
+          <w:color w:val="808080"/>
+          <w:sz w:val="24"/>
+          <w:szCs w:val="24"/>
+        </w:rPr>
+        <w:t>TestIQ helps organizations ship trustworthy AI agents by auto-generating realistic scenarios and full test suites that mirror real user conversations and tasks. It runs end-to-end agent evaluations including tool use, permission checks, and safety. Also it benchmarks decision quality, task success, accuracy, latency, and performance. Results come with replayable traces, failure clustering, and clear pass/fail gates. TestIQ plugs into CI/CD to enforce evaluation thresholds and block regressions as your agents evolve.</w:t>
       </w:r>
       <w:r>
         <w:br/>
@@ -30619,7 +30779,7 @@
       </w:r>
       <w:hyperlink r:id="rId452">
         <w:r>
-          <w:t>https://l4scorp.com/wp-content/uploads/2025/03/TapestryX-TNAS-Users-Guide-v2.2.2.pdf</w:t>
+          <w:t>https://symplistic.ai/ai-agents/testiq/documentation.html</w:t>
         </w:r>
       </w:hyperlink>
       <w:r>
@@ -30680,125 +30840,148 @@
           <w:sz w:val="28"/>
           <w:szCs w:val="28"/>
         </w:rPr>
-        <w:t xml:space="preserve">     Tavily Research Agent</w:t>
-      </w:r>
-      <w:r>
-        <w:br/>
-      </w:r>
-      <w:r>
-        <w:br/>
-      </w:r>
-      <w:r>
-        <w:rPr>
-          <w:color w:val="808080"/>
-          <w:sz w:val="24"/>
-          <w:szCs w:val="24"/>
-        </w:rPr>
-        <w:t>The Web Infrastructure for AI Agents A purpose-built web API for real-time search, scraping, crawling, and structured data retrieval. AI-native enterprises trust Tavily for data enrichment, research, RAG pipelines, and autonomous AI systems-ensuring fresh, accurate, and scalable intelligence.</w:t>
-      </w:r>
-      <w:r>
-        <w:br/>
-      </w:r>
-      <w:r>
-        <w:br/>
-      </w:r>
-      <w:r>
-        <w:br/>
-      </w:r>
-      <w:r>
-        <w:rPr>
-          <w:color w:val="808080"/>
-          <w:sz w:val="24"/>
-          <w:szCs w:val="24"/>
-        </w:rPr>
-        <w:t>Why Tavily?</w:t>
-      </w:r>
-      <w:r>
-        <w:br/>
-      </w:r>
-      <w:r>
-        <w:br/>
-      </w:r>
-      <w:r>
-        <w:rPr>
-          <w:color w:val="808080"/>
-          <w:sz w:val="24"/>
-          <w:szCs w:val="24"/>
-        </w:rPr>
-        <w:t>Built for AI Agents : Unlike traditional web APIs, Tavily delivers structured, customizable data retrieval with full control over search depth, domain targeting, and content extraction via a single API call.</w:t>
-      </w:r>
-      <w:r>
-        <w:br/>
-      </w:r>
-      <w:r>
-        <w:br/>
-      </w:r>
-      <w:r>
-        <w:rPr>
-          <w:color w:val="808080"/>
-          <w:sz w:val="24"/>
-          <w:szCs w:val="24"/>
-        </w:rPr>
-        <w:t>Enterprise-Grade Security : SOC 2 certified with zero data retention and an AI security layer to prevent prompt injection and data leakage.</w:t>
-      </w:r>
-      <w:r>
-        <w:br/>
-      </w:r>
-      <w:r>
-        <w:br/>
-      </w:r>
-      <w:r>
-        <w:rPr>
-          <w:color w:val="808080"/>
-          <w:sz w:val="24"/>
-          <w:szCs w:val="24"/>
-        </w:rPr>
-        <w:t>Scalable &amp; Reliable : Custom API throughput, guaranteed uptime, and enterprise SLAs support high-volume AI workloads.</w:t>
-      </w:r>
-      <w:r>
-        <w:br/>
-      </w:r>
-      <w:r>
-        <w:br/>
-      </w:r>
-      <w:r>
-        <w:rPr>
-          <w:color w:val="808080"/>
-          <w:sz w:val="24"/>
-          <w:szCs w:val="24"/>
-        </w:rPr>
-        <w:t>Seamless AI Integration : Deploy with one line of code. Tavily natively supports LangChain, LlamaIndex, and leading AI frameworks with developer-friendly APIs and via the Model Context Protocol (MCP) .</w:t>
-      </w:r>
-      <w:r>
-        <w:br/>
-      </w:r>
-      <w:r>
-        <w:br/>
-      </w:r>
-      <w:r>
-        <w:rPr>
-          <w:color w:val="808080"/>
-          <w:sz w:val="24"/>
-          <w:szCs w:val="24"/>
-        </w:rPr>
-        <w:t>Enterprise-Ready : Designed for scalability, security, and high availability, ensuring fast, reliable data access.</w:t>
-      </w:r>
-      <w:r>
-        <w:br/>
-      </w:r>
-      <w:r>
-        <w:br/>
-      </w:r>
-      <w:r>
-        <w:rPr>
-          <w:color w:val="808080"/>
-          <w:sz w:val="24"/>
-          <w:szCs w:val="24"/>
-        </w:rPr>
-        <w:t>Trusted by 800,000+ developers and AI leaders, Tavily is the go-to solution for real-time, structured web access.</w:t>
-      </w:r>
-      <w:r>
-        <w:br/>
+        <w:t xml:space="preserve">     TapestryX</w:t>
+      </w:r>
+      <w:r>
+        <w:br/>
+      </w:r>
+      <w:r>
+        <w:br/>
+      </w:r>
+      <w:r>
+        <w:rPr>
+          <w:color w:val="808080"/>
+          <w:sz w:val="24"/>
+          <w:szCs w:val="24"/>
+        </w:rPr>
+        <w:t>TapestryX is a real-time, high-capacity, secure and scalable, decentralized B2B transaction synchronization and double-entry accounting protocol.</w:t>
+      </w:r>
+      <w:r>
+        <w:br/>
+      </w:r>
+      <w:r>
+        <w:br/>
+      </w:r>
+      <w:r>
+        <w:rPr>
+          <w:color w:val="808080"/>
+          <w:sz w:val="24"/>
+          <w:szCs w:val="24"/>
+        </w:rPr>
+        <w:t>▪ Each Node (representing an institutional participant) controls its segment of the entire, interlinked platform ledger</w:t>
+      </w:r>
+      <w:r>
+        <w:br/>
+      </w:r>
+      <w:r>
+        <w:rPr>
+          <w:color w:val="808080"/>
+          <w:sz w:val="24"/>
+          <w:szCs w:val="24"/>
+        </w:rPr>
+        <w:t>▪ Event-driven and self-synchronizing(1)</w:t>
+      </w:r>
+      <w:r>
+        <w:br/>
+      </w:r>
+      <w:r>
+        <w:rPr>
+          <w:color w:val="808080"/>
+          <w:sz w:val="24"/>
+          <w:szCs w:val="24"/>
+        </w:rPr>
+        <w:t>▪ Each Node posts asset transfer details as well as (future-dated) obligations into immutable ledgers</w:t>
+      </w:r>
+      <w:r>
+        <w:br/>
+      </w:r>
+      <w:r>
+        <w:rPr>
+          <w:color w:val="808080"/>
+          <w:sz w:val="24"/>
+          <w:szCs w:val="24"/>
+        </w:rPr>
+        <w:t>▪ Transaction Accounting Periods - allowing period archiving and active memory optimization</w:t>
+      </w:r>
+      <w:r>
+        <w:br/>
+      </w:r>
+      <w:r>
+        <w:rPr>
+          <w:color w:val="808080"/>
+          <w:sz w:val="24"/>
+          <w:szCs w:val="24"/>
+        </w:rPr>
+        <w:t>▪ Simple, deterministic scripts (asset &amp; life-cycle agnostic)</w:t>
+      </w:r>
+      <w:r>
+        <w:br/>
+      </w:r>
+      <w:r>
+        <w:rPr>
+          <w:color w:val="808080"/>
+          <w:sz w:val="24"/>
+          <w:szCs w:val="24"/>
+        </w:rPr>
+        <w:t>▪ Interoperable with legacy infrastructure (via Airlock feature)</w:t>
+      </w:r>
+      <w:r>
+        <w:br/>
+      </w:r>
+      <w:r>
+        <w:rPr>
+          <w:color w:val="808080"/>
+          <w:sz w:val="24"/>
+          <w:szCs w:val="24"/>
+        </w:rPr>
+        <w:t>▪ Confidential and Secure</w:t>
+      </w:r>
+      <w:r>
+        <w:br/>
+      </w:r>
+      <w:r>
+        <w:rPr>
+          <w:color w:val="808080"/>
+          <w:sz w:val="24"/>
+          <w:szCs w:val="24"/>
+        </w:rPr>
+        <w:t>▪ Configurable for proper GAAP or IFRS Financial Reporting</w:t>
+      </w:r>
+      <w:r>
+        <w:br/>
+      </w:r>
+      <w:r>
+        <w:rPr>
+          <w:color w:val="808080"/>
+          <w:sz w:val="24"/>
+          <w:szCs w:val="24"/>
+        </w:rPr>
+        <w:t>▪ Decentralized initiation of transaction, validation and processing – no single point of failure</w:t>
+      </w:r>
+      <w:r>
+        <w:br/>
+      </w:r>
+      <w:r>
+        <w:rPr>
+          <w:color w:val="808080"/>
+          <w:sz w:val="24"/>
+          <w:szCs w:val="24"/>
+        </w:rPr>
+        <w:t>▪ High Performance (~ 100K TPS) and Resilient to Cyber attacks</w:t>
+      </w:r>
+      <w:r>
+        <w:br/>
+      </w:r>
+      <w:r>
+        <w:br/>
+      </w:r>
+      <w:r>
+        <w:rPr>
+          <w:color w:val="808080"/>
+          <w:sz w:val="24"/>
+          <w:szCs w:val="24"/>
+        </w:rPr>
+        <w:t>Consistency and Completeness of all Decentralized Ledgers without reliance on consensus, mining or 3rd Party validation.</w:t>
       </w:r>
       <w:r>
         <w:br/>
@@ -30813,7 +30996,7 @@
       </w:r>
       <w:hyperlink r:id="rId454">
         <w:r>
-          <w:t>https://docs.tavily.com/welcome</w:t>
+          <w:t>https://l4scorp.com/wp-content/uploads/2025/03/TapestryX-TNAS-Users-Guide-v2.2.2.pdf</w:t>
         </w:r>
       </w:hyperlink>
       <w:r>
@@ -30874,38 +31057,125 @@
           <w:sz w:val="28"/>
           <w:szCs w:val="28"/>
         </w:rPr>
-        <w:t xml:space="preserve">     TechD Professional Services</w:t>
-      </w:r>
-      <w:r>
-        <w:br/>
-      </w:r>
-      <w:r>
-        <w:br/>
-      </w:r>
-      <w:r>
-        <w:rPr>
-          <w:color w:val="808080"/>
-          <w:sz w:val="24"/>
-          <w:szCs w:val="24"/>
-        </w:rPr>
-        <w:t>TechD stands at the forefront of data and artificial intelligence solutions, serving as IBM's premier strategic partner for over 14 years. With a proven track record of excellence and innovation, we have established ourselves as the trusted leader in implementing and optimizing IBM's comprehensive suite of technologies. Our deep expertise spans the entire IBM ecosystem, including Watson's AI capabilities, Cognos analytics, Information Server's data integration platform, Master Data Management (MDM) solutions, and the latest CloudPak offerings. By combining our technical prowess with a thorough understanding of business challenges, TechD helps organizations transform their data into actionable insights, enabling them to make smarter decisions and drive digital transformation in an increasingly complex technological landscape.</w:t>
-      </w:r>
-      <w:r>
-        <w:br/>
-      </w:r>
-      <w:r>
-        <w:br/>
-      </w:r>
-      <w:r>
-        <w:br/>
-      </w:r>
-      <w:r>
-        <w:rPr>
-          <w:color w:val="808080"/>
-          <w:sz w:val="24"/>
-          <w:szCs w:val="24"/>
-        </w:rPr>
-        <w:t>Once you provision an instance of our professional services, you will then be able to pre-purchase blocks of hours which are valid to be consumed for 1 year after purchase.</w:t>
+        <w:t xml:space="preserve">     Tavily Research Agent</w:t>
+      </w:r>
+      <w:r>
+        <w:br/>
+      </w:r>
+      <w:r>
+        <w:br/>
+      </w:r>
+      <w:r>
+        <w:rPr>
+          <w:color w:val="808080"/>
+          <w:sz w:val="24"/>
+          <w:szCs w:val="24"/>
+        </w:rPr>
+        <w:t>The Web Infrastructure for AI Agents A purpose-built web API for real-time search, scraping, crawling, and structured data retrieval. AI-native enterprises trust Tavily for data enrichment, research, RAG pipelines, and autonomous AI systems-ensuring fresh, accurate, and scalable intelligence.</w:t>
+      </w:r>
+      <w:r>
+        <w:br/>
+      </w:r>
+      <w:r>
+        <w:br/>
+      </w:r>
+      <w:r>
+        <w:br/>
+      </w:r>
+      <w:r>
+        <w:rPr>
+          <w:color w:val="808080"/>
+          <w:sz w:val="24"/>
+          <w:szCs w:val="24"/>
+        </w:rPr>
+        <w:t>Why Tavily?</w:t>
+      </w:r>
+      <w:r>
+        <w:br/>
+      </w:r>
+      <w:r>
+        <w:br/>
+      </w:r>
+      <w:r>
+        <w:rPr>
+          <w:color w:val="808080"/>
+          <w:sz w:val="24"/>
+          <w:szCs w:val="24"/>
+        </w:rPr>
+        <w:t>Built for AI Agents : Unlike traditional web APIs, Tavily delivers structured, customizable data retrieval with full control over search depth, domain targeting, and content extraction via a single API call.</w:t>
+      </w:r>
+      <w:r>
+        <w:br/>
+      </w:r>
+      <w:r>
+        <w:br/>
+      </w:r>
+      <w:r>
+        <w:rPr>
+          <w:color w:val="808080"/>
+          <w:sz w:val="24"/>
+          <w:szCs w:val="24"/>
+        </w:rPr>
+        <w:t>Enterprise-Grade Security : SOC 2 certified with zero data retention and an AI security layer to prevent prompt injection and data leakage.</w:t>
+      </w:r>
+      <w:r>
+        <w:br/>
+      </w:r>
+      <w:r>
+        <w:br/>
+      </w:r>
+      <w:r>
+        <w:rPr>
+          <w:color w:val="808080"/>
+          <w:sz w:val="24"/>
+          <w:szCs w:val="24"/>
+        </w:rPr>
+        <w:t>Scalable &amp; Reliable : Custom API throughput, guaranteed uptime, and enterprise SLAs support high-volume AI workloads.</w:t>
+      </w:r>
+      <w:r>
+        <w:br/>
+      </w:r>
+      <w:r>
+        <w:br/>
+      </w:r>
+      <w:r>
+        <w:rPr>
+          <w:color w:val="808080"/>
+          <w:sz w:val="24"/>
+          <w:szCs w:val="24"/>
+        </w:rPr>
+        <w:t>Seamless AI Integration : Deploy with one line of code. Tavily natively supports LangChain, LlamaIndex, and leading AI frameworks with developer-friendly APIs and via the Model Context Protocol (MCP) .</w:t>
+      </w:r>
+      <w:r>
+        <w:br/>
+      </w:r>
+      <w:r>
+        <w:br/>
+      </w:r>
+      <w:r>
+        <w:rPr>
+          <w:color w:val="808080"/>
+          <w:sz w:val="24"/>
+          <w:szCs w:val="24"/>
+        </w:rPr>
+        <w:t>Enterprise-Ready : Designed for scalability, security, and high availability, ensuring fast, reliable data access.</w:t>
+      </w:r>
+      <w:r>
+        <w:br/>
+      </w:r>
+      <w:r>
+        <w:br/>
+      </w:r>
+      <w:r>
+        <w:rPr>
+          <w:color w:val="808080"/>
+          <w:sz w:val="24"/>
+          <w:szCs w:val="24"/>
+        </w:rPr>
+        <w:t>Trusted by 800,000+ developers and AI leaders, Tavily is the go-to solution for real-time, structured web access.</w:t>
+      </w:r>
+      <w:r>
+        <w:br/>
       </w:r>
       <w:r>
         <w:br/>
@@ -30920,7 +31190,7 @@
       </w:r>
       <w:hyperlink r:id="rId456">
         <w:r>
-          <w:t>https://techd.com</w:t>
+          <w:t>https://docs.tavily.com/welcome</w:t>
         </w:r>
       </w:hyperlink>
       <w:r>
@@ -30981,21 +31251,38 @@
           <w:sz w:val="28"/>
           <w:szCs w:val="28"/>
         </w:rPr>
-        <w:t xml:space="preserve">     Text to Speech</w:t>
-      </w:r>
-      <w:r>
-        <w:br/>
-      </w:r>
-      <w:r>
-        <w:br/>
-      </w:r>
-      <w:r>
-        <w:rPr>
-          <w:color w:val="808080"/>
-          <w:sz w:val="24"/>
-          <w:szCs w:val="24"/>
-        </w:rPr>
-        <w:t>The Text to Speech service converts written text to natural-sounding speech. The service streams the synthesized audio back with minimal delay. The audio uses appropriate cadence and intonation for its language and dialect to provide voices that are smooth and natural. The service can be used in applications such as voice-automated chatbots, as well as a variety of voice-driven and screenless applications, such as tools for the disabled or visually impaired, video narration and voice over, and educational and home-automation solutions.</w:t>
+        <w:t xml:space="preserve">     TechD Professional Services</w:t>
+      </w:r>
+      <w:r>
+        <w:br/>
+      </w:r>
+      <w:r>
+        <w:br/>
+      </w:r>
+      <w:r>
+        <w:rPr>
+          <w:color w:val="808080"/>
+          <w:sz w:val="24"/>
+          <w:szCs w:val="24"/>
+        </w:rPr>
+        <w:t>TechD stands at the forefront of data and artificial intelligence solutions, serving as IBM's premier strategic partner for over 14 years. With a proven track record of excellence and innovation, we have established ourselves as the trusted leader in implementing and optimizing IBM's comprehensive suite of technologies. Our deep expertise spans the entire IBM ecosystem, including Watson's AI capabilities, Cognos analytics, Information Server's data integration platform, Master Data Management (MDM) solutions, and the latest CloudPak offerings. By combining our technical prowess with a thorough understanding of business challenges, TechD helps organizations transform their data into actionable insights, enabling them to make smarter decisions and drive digital transformation in an increasingly complex technological landscape.</w:t>
+      </w:r>
+      <w:r>
+        <w:br/>
+      </w:r>
+      <w:r>
+        <w:br/>
+      </w:r>
+      <w:r>
+        <w:br/>
+      </w:r>
+      <w:r>
+        <w:rPr>
+          <w:color w:val="808080"/>
+          <w:sz w:val="24"/>
+          <w:szCs w:val="24"/>
+        </w:rPr>
+        <w:t>Once you provision an instance of our professional services, you will then be able to pre-purchase blocks of hours which are valid to be consumed for 1 year after purchase.</w:t>
       </w:r>
       <w:r>
         <w:br/>
@@ -31010,7 +31297,7 @@
       </w:r>
       <w:hyperlink r:id="rId458">
         <w:r>
-          <w:t>https://cloud.ibm.com/docs/text-to-speech?topic=text-to-speech-gettingStarted</w:t>
+          <w:t>https://techd.com</w:t>
         </w:r>
       </w:hyperlink>
       <w:r>
@@ -31071,21 +31358,21 @@
           <w:sz w:val="28"/>
           <w:szCs w:val="28"/>
         </w:rPr>
-        <w:t xml:space="preserve">     Toolchain</w:t>
-      </w:r>
-      <w:r>
-        <w:br/>
-      </w:r>
-      <w:r>
-        <w:br/>
-      </w:r>
-      <w:r>
-        <w:rPr>
-          <w:color w:val="808080"/>
-          <w:sz w:val="24"/>
-          <w:szCs w:val="24"/>
-        </w:rPr>
-        <w:t>Use Continuous Delivery to automate builds, unit tests, deployments, and more. Push code using Git Repos and Issue Tracking. Identify vulnerabilities in source code. Create toolchains to enable tool integrations that support your development, deployment, and operation tasks.</w:t>
+        <w:t xml:space="preserve">     Text to Speech</w:t>
+      </w:r>
+      <w:r>
+        <w:br/>
+      </w:r>
+      <w:r>
+        <w:br/>
+      </w:r>
+      <w:r>
+        <w:rPr>
+          <w:color w:val="808080"/>
+          <w:sz w:val="24"/>
+          <w:szCs w:val="24"/>
+        </w:rPr>
+        <w:t>The Text to Speech service converts written text to natural-sounding speech. The service streams the synthesized audio back with minimal delay. The audio uses appropriate cadence and intonation for its language and dialect to provide voices that are smooth and natural. The service can be used in applications such as voice-automated chatbots, as well as a variety of voice-driven and screenless applications, such as tools for the disabled or visually impaired, video narration and voice over, and educational and home-automation solutions.</w:t>
       </w:r>
       <w:r>
         <w:br/>
@@ -31100,7 +31387,7 @@
       </w:r>
       <w:hyperlink r:id="rId460">
         <w:r>
-          <w:t>https://cloud.ibm.com/docs/services/ContinuousDelivery?topic=ContinuousDelivery-getting-started</w:t>
+          <w:t>https://cloud.ibm.com/docs/text-to-speech?topic=text-to-speech-gettingStarted</w:t>
         </w:r>
       </w:hyperlink>
       <w:r>
@@ -31161,987 +31448,21 @@
           <w:sz w:val="28"/>
           <w:szCs w:val="28"/>
         </w:rPr>
-        <w:t xml:space="preserve">     TradeScreen</w:t>
-      </w:r>
-      <w:r>
-        <w:br/>
-      </w:r>
-      <w:r>
-        <w:br/>
-      </w:r>
-      <w:r>
-        <w:rPr>
-          <w:color w:val="808080"/>
-          <w:sz w:val="24"/>
-          <w:szCs w:val="24"/>
-        </w:rPr>
-        <w:t xml:space="preserve">Trademo TradeScreen is an advanced AI-powered platform that revolutionizes how key stakeholders in global trade, i.e., Trade Finance, Insurance, Logistics, Ports, and Customs authorities, manage trade transaction processing, operations, compliance, and risk. </w:t>
-      </w:r>
-      <w:r>
-        <w:br/>
-      </w:r>
-      <w:r>
-        <w:br/>
-      </w:r>
-      <w:r>
-        <w:rPr>
-          <w:color w:val="808080"/>
-          <w:sz w:val="24"/>
-          <w:szCs w:val="24"/>
-        </w:rPr>
-        <w:t>By leveraging Trademo's proprietary fine-tuned vision models and global supply chain knowledge graph (TrademoKG) powered by open-source intelligence from thousands of authoritative data sources and billions of data points, TradeScreen provides real-time trade digitization, compliance automation, and risk management capabilities.</w:t>
-      </w:r>
-      <w:r>
-        <w:br/>
-      </w:r>
-      <w:r>
-        <w:br/>
-      </w:r>
-      <w:r>
-        <w:rPr>
-          <w:color w:val="808080"/>
-          <w:sz w:val="24"/>
-          <w:szCs w:val="24"/>
-        </w:rPr>
-        <w:t>Key Features</w:t>
-      </w:r>
-      <w:r>
-        <w:br/>
-      </w:r>
-      <w:r>
-        <w:br/>
-      </w:r>
-      <w:r>
-        <w:rPr>
-          <w:color w:val="808080"/>
-          <w:sz w:val="24"/>
-          <w:szCs w:val="24"/>
-        </w:rPr>
-        <w:t>Document Digitization &amp; Classification</w:t>
-      </w:r>
-      <w:r>
-        <w:br/>
-      </w:r>
-      <w:r>
-        <w:br/>
-      </w:r>
-      <w:r>
-        <w:rPr>
-          <w:color w:val="808080"/>
-          <w:sz w:val="24"/>
-          <w:szCs w:val="24"/>
-        </w:rPr>
-        <w:t>Our system uses advanced machine learning algorithms to automatically classify trade documents into specific categories, completely eliminating the need for manual sorting. Whether it's a Bill of Lading (BoL), Letter of Credit (LC), Commercial Invoice, Packing List, Certificate of Origin, or any other trade document, our intelligent classification engine instantly recognizes and organizes them into the correct buckets. This not only speeds up processing times but also enhances accuracy and reduces operational overhead.</w:t>
-      </w:r>
-      <w:r>
-        <w:br/>
-      </w:r>
-      <w:r>
-        <w:br/>
-      </w:r>
-      <w:r>
-        <w:rPr>
-          <w:color w:val="808080"/>
-          <w:sz w:val="24"/>
-          <w:szCs w:val="24"/>
-        </w:rPr>
-        <w:t>Document Extraction</w:t>
-      </w:r>
-      <w:r>
-        <w:br/>
-      </w:r>
-      <w:r>
-        <w:br/>
-      </w:r>
-      <w:r>
-        <w:rPr>
-          <w:color w:val="808080"/>
-          <w:sz w:val="24"/>
-          <w:szCs w:val="24"/>
-        </w:rPr>
-        <w:t>Powered by an advanced vision model combined with Optical Character Recognition (OCR), our system precisely extracts all the key attributes from your trade documents regardless of inconsistent formats and data structures. From shipment details and payment terms to product specifications and consignee information, the platform automates data extraction at scale, removing hours of manual effort and reducing the risk of human error. The result is faster workflows, more accurate data, and a significant boost in operational efficiency.</w:t>
-      </w:r>
-      <w:r>
-        <w:br/>
-      </w:r>
-      <w:r>
-        <w:br/>
-      </w:r>
-      <w:r>
-        <w:rPr>
-          <w:color w:val="808080"/>
-          <w:sz w:val="24"/>
-          <w:szCs w:val="24"/>
-        </w:rPr>
-        <w:t>Maritime</w:t>
-      </w:r>
-      <w:r>
-        <w:br/>
-      </w:r>
-      <w:r>
-        <w:br/>
-      </w:r>
-      <w:r>
-        <w:rPr>
-          <w:color w:val="808080"/>
-          <w:sz w:val="24"/>
-          <w:szCs w:val="24"/>
-        </w:rPr>
-        <w:t>Validate master bill of lading data and get details on transhipment ports, vessel location, and previous port calls of the vessel with the right information from shipping lines. Identify and mitigate risk by screening vessels and shipping entities flagged for maritime sanctions violations.</w:t>
-      </w:r>
-      <w:r>
-        <w:br/>
-      </w:r>
-      <w:r>
-        <w:br/>
-      </w:r>
-      <w:r>
-        <w:rPr>
-          <w:color w:val="808080"/>
-          <w:sz w:val="24"/>
-          <w:szCs w:val="24"/>
-        </w:rPr>
-        <w:t>Compliance &amp; Risk Checks</w:t>
-      </w:r>
-      <w:r>
-        <w:br/>
-      </w:r>
-      <w:r>
-        <w:br/>
-      </w:r>
-      <w:r>
-        <w:rPr>
-          <w:color w:val="808080"/>
-          <w:sz w:val="24"/>
-          <w:szCs w:val="24"/>
-        </w:rPr>
-        <w:t>TBML (Trade-Based Money Laundering) Checks</w:t>
-      </w:r>
-      <w:r>
-        <w:br/>
-      </w:r>
-      <w:r>
-        <w:br/>
-      </w:r>
-      <w:r>
-        <w:rPr>
-          <w:color w:val="808080"/>
-          <w:sz w:val="24"/>
-          <w:szCs w:val="24"/>
-        </w:rPr>
-        <w:t>Leverage real-time trade transactional data to identify risk from supply chain networks, such as limited trade partners, new product trade, multiple addresses, and more. Identify patterns in trade data that could indicate fraudulent activity, such as huge shipments, frequent changes in trading partners, unusual payment patterns, or inconsistent documentation.</w:t>
-      </w:r>
-      <w:r>
-        <w:br/>
-      </w:r>
-      <w:r>
-        <w:br/>
-      </w:r>
-      <w:r>
-        <w:rPr>
-          <w:color w:val="808080"/>
-          <w:sz w:val="24"/>
-          <w:szCs w:val="24"/>
-        </w:rPr>
-        <w:t>Goods Screening</w:t>
-      </w:r>
-      <w:r>
-        <w:br/>
-      </w:r>
-      <w:r>
-        <w:br/>
-      </w:r>
-      <w:r>
-        <w:rPr>
-          <w:color w:val="808080"/>
-          <w:sz w:val="24"/>
-          <w:szCs w:val="24"/>
-        </w:rPr>
-        <w:t>Ensure compliant financing by thoroughly screening for dual-use, hazardous, restricted/prohibited goods across different trade lanes. Trademo empowers trade finance institutions by offering real-time insights into country-specific trade restrictions, OGA/PGA regulations, and controls to mitigate risks, accelerate due diligence, and facilitate secure, compliant cross-border transactions.</w:t>
-      </w:r>
-      <w:r>
-        <w:br/>
-      </w:r>
-      <w:r>
-        <w:br/>
-      </w:r>
-      <w:r>
-        <w:rPr>
-          <w:color w:val="808080"/>
-          <w:sz w:val="24"/>
-          <w:szCs w:val="24"/>
-        </w:rPr>
-        <w:t>Sanctions &amp; AML Screening</w:t>
-      </w:r>
-      <w:r>
-        <w:br/>
-      </w:r>
-      <w:r>
-        <w:br/>
-      </w:r>
-      <w:r>
-        <w:rPr>
-          <w:color w:val="808080"/>
-          <w:sz w:val="24"/>
-          <w:szCs w:val="24"/>
-        </w:rPr>
-        <w:t>Conduct enhanced due diligence on parties with links to sanctioned countries, entities, individuals, politically exposed persons, and forced labor entities.</w:t>
-      </w:r>
-      <w:r>
-        <w:br/>
-      </w:r>
-      <w:r>
-        <w:br/>
-      </w:r>
-      <w:r>
-        <w:rPr>
-          <w:color w:val="808080"/>
-          <w:sz w:val="24"/>
-          <w:szCs w:val="24"/>
-        </w:rPr>
-        <w:t>UCP 600 Checks</w:t>
-      </w:r>
-      <w:r>
-        <w:br/>
-      </w:r>
-      <w:r>
-        <w:br/>
-      </w:r>
-      <w:r>
-        <w:rPr>
-          <w:color w:val="808080"/>
-          <w:sz w:val="24"/>
-          <w:szCs w:val="24"/>
-        </w:rPr>
-        <w:t>Ensure trade documents meet the standards outlined under UCP 600 rules for seamless processing.</w:t>
-      </w:r>
-      <w:r>
-        <w:br/>
-      </w:r>
-      <w:r>
-        <w:br/>
-      </w:r>
-      <w:r>
-        <w:rPr>
-          <w:color w:val="808080"/>
-          <w:sz w:val="24"/>
-          <w:szCs w:val="24"/>
-        </w:rPr>
-        <w:t>Entity Resolution</w:t>
-      </w:r>
-      <w:r>
-        <w:br/>
-      </w:r>
-      <w:r>
-        <w:br/>
-      </w:r>
-      <w:r>
-        <w:rPr>
-          <w:color w:val="808080"/>
-          <w:sz w:val="24"/>
-          <w:szCs w:val="24"/>
-        </w:rPr>
-        <w:t>Trademo’s Entity Resolution helps trade finance institutions uncover hidden risks by mapping ownership structures, identifying linked entities, and automatically screening them against global sanctions and watchlists. This end-to-end visibility strengthens due diligence, enhances compliance, and ensures safer financing decisions.</w:t>
-      </w:r>
-      <w:r>
-        <w:br/>
-      </w:r>
-      <w:r>
-        <w:br/>
-      </w:r>
-      <w:r>
-        <w:rPr>
-          <w:color w:val="808080"/>
-          <w:sz w:val="24"/>
-          <w:szCs w:val="24"/>
-        </w:rPr>
-        <w:t>Document Verification as per ICC Rules (UCP, ISBP, URC)</w:t>
-      </w:r>
-      <w:r>
-        <w:br/>
-      </w:r>
-      <w:r>
-        <w:br/>
-      </w:r>
-      <w:r>
-        <w:rPr>
-          <w:color w:val="808080"/>
-          <w:sz w:val="24"/>
-          <w:szCs w:val="24"/>
-        </w:rPr>
-        <w:t>Trademo’s Document Check automates verification against UCP, URDG, URC, and ISBP rules as applicable, helping trade finance institutions quickly validate trade documents for compliance and accuracy. By reducing manual errors and speeding up document review, it ensures smoother letter of credit processing, lowers operational risk, and accelerates transaction approval.</w:t>
-      </w:r>
-      <w:r>
-        <w:br/>
-      </w:r>
-      <w:r>
-        <w:br/>
-      </w:r>
-      <w:r>
-        <w:rPr>
-          <w:color w:val="808080"/>
-          <w:sz w:val="24"/>
-          <w:szCs w:val="24"/>
-        </w:rPr>
-        <w:t>Benefits:</w:t>
-      </w:r>
-      <w:r>
-        <w:br/>
-      </w:r>
-      <w:r>
-        <w:br/>
-      </w:r>
-      <w:r>
-        <w:rPr>
-          <w:color w:val="808080"/>
-          <w:sz w:val="24"/>
-          <w:szCs w:val="24"/>
-        </w:rPr>
-        <w:t>Cost Efficiency Through Automation</w:t>
-      </w:r>
-      <w:r>
-        <w:br/>
-      </w:r>
-      <w:r>
-        <w:br/>
-      </w:r>
-      <w:r>
-        <w:rPr>
-          <w:color w:val="808080"/>
-          <w:sz w:val="24"/>
-          <w:szCs w:val="24"/>
-        </w:rPr>
-        <w:t>By reducing manual tasks by up to 75%, TradeScreen lowers the cost of transaction processing and fraud detection. This reduction leads to decreased overhead for organizations as they streamline their operations.</w:t>
-      </w:r>
-      <w:r>
-        <w:br/>
-      </w:r>
-      <w:r>
-        <w:br/>
-      </w:r>
-      <w:r>
-        <w:rPr>
-          <w:color w:val="808080"/>
-          <w:sz w:val="24"/>
-          <w:szCs w:val="24"/>
-        </w:rPr>
-        <w:t>Fraud Prevention</w:t>
-      </w:r>
-      <w:r>
-        <w:br/>
-      </w:r>
-      <w:r>
-        <w:br/>
-      </w:r>
-      <w:r>
-        <w:rPr>
-          <w:color w:val="808080"/>
-          <w:sz w:val="24"/>
-          <w:szCs w:val="24"/>
-        </w:rPr>
-        <w:t>TradeScreen uses AI models to identify suspicious patterns before transactions are processed, enabling early intervention. This helps mitigate losses and prevent financial fraud, which is projected to cost the industry billions by 2027.</w:t>
-      </w:r>
-      <w:r>
-        <w:br/>
-      </w:r>
-      <w:r>
-        <w:br/>
-      </w:r>
-      <w:r>
-        <w:rPr>
-          <w:color w:val="808080"/>
-          <w:sz w:val="24"/>
-          <w:szCs w:val="24"/>
-        </w:rPr>
-        <w:t>Improved Accuracy &amp; Fewer False Positives</w:t>
-      </w:r>
-      <w:r>
-        <w:br/>
-      </w:r>
-      <w:r>
-        <w:br/>
-      </w:r>
-      <w:r>
-        <w:rPr>
-          <w:color w:val="808080"/>
-          <w:sz w:val="24"/>
-          <w:szCs w:val="24"/>
-        </w:rPr>
-        <w:t>By reducing false positives by up to 40%, TradeScreen ensures compliance teams spend less time investigating non-issues and more time focusing on actual risks, making institutions more efficient and productive.</w:t>
-      </w:r>
-      <w:r>
-        <w:br/>
-      </w:r>
-      <w:r>
-        <w:br/>
-      </w:r>
-      <w:r>
-        <w:rPr>
-          <w:color w:val="808080"/>
-          <w:sz w:val="24"/>
-          <w:szCs w:val="24"/>
-        </w:rPr>
-        <w:t>Enhanced Regulatory Compliance</w:t>
-      </w:r>
-      <w:r>
-        <w:br/>
-      </w:r>
-      <w:r>
-        <w:br/>
-      </w:r>
-      <w:r>
-        <w:rPr>
-          <w:color w:val="808080"/>
-          <w:sz w:val="24"/>
-          <w:szCs w:val="24"/>
-        </w:rPr>
-        <w:t>With integrated tools for sanctions screening, goods checks, and supply chain transparency, TradeScreen helps financial institutions comply with AML, CTF, and sanctions laws, reducing the risk of regulatory penalties.</w:t>
-      </w:r>
-      <w:r>
-        <w:br/>
-      </w:r>
-      <w:r>
-        <w:br/>
-      </w:r>
-      <w:r>
-        <w:rPr>
-          <w:color w:val="808080"/>
-          <w:sz w:val="24"/>
-          <w:szCs w:val="24"/>
-        </w:rPr>
-        <w:t>Increased Visibility Across Ecosystems</w:t>
-      </w:r>
-      <w:r>
-        <w:br/>
-      </w:r>
-      <w:r>
-        <w:br/>
-      </w:r>
-      <w:r>
-        <w:rPr>
-          <w:color w:val="808080"/>
-          <w:sz w:val="24"/>
-          <w:szCs w:val="24"/>
-        </w:rPr>
-        <w:t>TradeScreen merges data from multiple sources to provide a transparent view of the entire trade and financial ecosystem. This visibility helps institutions better understand their clients, suppliers, and third-party risks.</w:t>
-      </w:r>
-      <w:r>
-        <w:br/>
-      </w:r>
-      <w:r>
-        <w:br/>
-      </w:r>
-      <w:r>
-        <w:rPr>
-          <w:color w:val="808080"/>
-          <w:sz w:val="24"/>
-          <w:szCs w:val="24"/>
-        </w:rPr>
-        <w:t>Seamless Integration With Existing Infrastructure</w:t>
-      </w:r>
-      <w:r>
-        <w:br/>
-      </w:r>
-      <w:r>
-        <w:br/>
-      </w:r>
-      <w:r>
-        <w:rPr>
-          <w:color w:val="808080"/>
-          <w:sz w:val="24"/>
-          <w:szCs w:val="24"/>
-        </w:rPr>
-        <w:t>TradeScreen is an open, scalable platform that easily integrates with existing banking infrastructure, enabling institutions to leverage its capabilities without extensive system overhauls.'</w:t>
-      </w:r>
-      <w:r>
-        <w:br/>
-      </w:r>
-      <w:r>
-        <w:br/>
-      </w:r>
-      <w:r>
-        <w:rPr>
-          <w:color w:val="808080"/>
-          <w:sz w:val="24"/>
-          <w:szCs w:val="24"/>
-        </w:rPr>
-        <w:t>Enhanced Decision-Making</w:t>
-      </w:r>
-      <w:r>
-        <w:br/>
-      </w:r>
-      <w:r>
-        <w:br/>
-      </w:r>
-      <w:r>
-        <w:rPr>
-          <w:color w:val="808080"/>
-          <w:sz w:val="24"/>
-          <w:szCs w:val="24"/>
-        </w:rPr>
-        <w:t>The platform delivers actionable insights and transparency into the participants in each transaction, empowering financial institutions to make informed decisions about trade transactions and client relationships.</w:t>
-      </w:r>
-      <w:r>
-        <w:br/>
-      </w:r>
-      <w:r>
-        <w:br/>
-      </w:r>
-      <w:r>
-        <w:br/>
-      </w:r>
-      <w:r>
-        <w:rPr>
-          <w:color w:val="808080"/>
-          <w:sz w:val="24"/>
-          <w:szCs w:val="24"/>
-        </w:rPr>
-        <w:t>Capabilities</w:t>
-      </w:r>
-      <w:r>
-        <w:br/>
-      </w:r>
-      <w:r>
-        <w:br/>
-      </w:r>
-      <w:r>
-        <w:rPr>
-          <w:color w:val="808080"/>
-          <w:sz w:val="24"/>
-          <w:szCs w:val="24"/>
-        </w:rPr>
-        <w:t>Global Trade Risk Mitigation</w:t>
-      </w:r>
-      <w:r>
-        <w:br/>
-      </w:r>
-      <w:r>
-        <w:br/>
-      </w:r>
-      <w:r>
-        <w:rPr>
-          <w:color w:val="808080"/>
-          <w:sz w:val="24"/>
-          <w:szCs w:val="24"/>
-        </w:rPr>
-        <w:t>Detects and prevents risks in trade transactions using a comprehensive database of international regulations and risk checks.</w:t>
-      </w:r>
-      <w:r>
-        <w:br/>
-      </w:r>
-      <w:r>
-        <w:br/>
-      </w:r>
-      <w:r>
-        <w:rPr>
-          <w:color w:val="808080"/>
-          <w:sz w:val="24"/>
-          <w:szCs w:val="24"/>
-        </w:rPr>
-        <w:t>500+ Real-Time Compliance Checks</w:t>
-      </w:r>
-      <w:r>
-        <w:br/>
-      </w:r>
-      <w:r>
-        <w:br/>
-      </w:r>
-      <w:r>
-        <w:rPr>
-          <w:color w:val="808080"/>
-          <w:sz w:val="24"/>
-          <w:szCs w:val="24"/>
-        </w:rPr>
-        <w:t>Perform 500+ real-time checks to ensure trade transactions comply with global regulations, reducing risks and non-compliance.</w:t>
-      </w:r>
-      <w:r>
-        <w:br/>
-      </w:r>
-      <w:r>
-        <w:br/>
-      </w:r>
-      <w:r>
-        <w:rPr>
-          <w:color w:val="808080"/>
-          <w:sz w:val="24"/>
-          <w:szCs w:val="24"/>
-        </w:rPr>
-        <w:t>AI-Driven Knowledge Graph</w:t>
-      </w:r>
-      <w:r>
-        <w:br/>
-      </w:r>
-      <w:r>
-        <w:br/>
-      </w:r>
-      <w:r>
-        <w:rPr>
-          <w:color w:val="808080"/>
-          <w:sz w:val="24"/>
-          <w:szCs w:val="24"/>
-        </w:rPr>
-        <w:t>Unlock insights with an AI-powered graph integrating billions of data points on trade, supply chains, risks, and ownership.</w:t>
-      </w:r>
-      <w:r>
-        <w:br/>
-      </w:r>
-      <w:r>
-        <w:br/>
-      </w:r>
-      <w:r>
-        <w:rPr>
-          <w:color w:val="808080"/>
-          <w:sz w:val="24"/>
-          <w:szCs w:val="24"/>
-        </w:rPr>
-        <w:t>End-to-End Transaction Validation</w:t>
-      </w:r>
-      <w:r>
-        <w:br/>
-      </w:r>
-      <w:r>
-        <w:br/>
-      </w:r>
-      <w:r>
-        <w:rPr>
-          <w:color w:val="808080"/>
-          <w:sz w:val="24"/>
-          <w:szCs w:val="24"/>
-        </w:rPr>
-        <w:t>Validate every aspect of trade transactions, ensuring full transparency and compliance from start to finish.</w:t>
-      </w:r>
-      <w:r>
-        <w:br/>
-      </w:r>
-      <w:r>
-        <w:br/>
-      </w:r>
-      <w:r>
-        <w:rPr>
-          <w:color w:val="808080"/>
-          <w:sz w:val="24"/>
-          <w:szCs w:val="24"/>
-        </w:rPr>
-        <w:t>Continuous Risk Updates</w:t>
-      </w:r>
-      <w:r>
-        <w:br/>
-      </w:r>
-      <w:r>
-        <w:br/>
-      </w:r>
-      <w:r>
-        <w:rPr>
-          <w:color w:val="808080"/>
-          <w:sz w:val="24"/>
-          <w:szCs w:val="24"/>
-        </w:rPr>
-        <w:t>Stay compliant with evolving regulations, as TradeScreen continuously updates its risk assessment framework in real time.</w:t>
-      </w:r>
-      <w:r>
-        <w:br/>
-      </w:r>
-      <w:r>
-        <w:br/>
-      </w:r>
-      <w:r>
-        <w:rPr>
-          <w:color w:val="808080"/>
-          <w:sz w:val="24"/>
-          <w:szCs w:val="24"/>
-        </w:rPr>
-        <w:t>User Management Capabilities</w:t>
-      </w:r>
-      <w:r>
-        <w:br/>
-      </w:r>
-      <w:r>
-        <w:br/>
-      </w:r>
-      <w:r>
-        <w:rPr>
-          <w:color w:val="808080"/>
-          <w:sz w:val="24"/>
-          <w:szCs w:val="24"/>
-        </w:rPr>
-        <w:t>Enable role-based access controls to tailor access and permissions across your teams, ensuring data security and governance compliance across workflows.</w:t>
-      </w:r>
-      <w:r>
-        <w:br/>
-      </w:r>
-      <w:r>
-        <w:br/>
-      </w:r>
-      <w:r>
-        <w:br/>
-      </w:r>
-      <w:r>
-        <w:rPr>
-          <w:color w:val="808080"/>
-          <w:sz w:val="24"/>
-          <w:szCs w:val="24"/>
-        </w:rPr>
-        <w:t>Workflow Capabilities</w:t>
-      </w:r>
-      <w:r>
-        <w:br/>
-      </w:r>
-      <w:r>
-        <w:br/>
-      </w:r>
-      <w:r>
-        <w:rPr>
-          <w:color w:val="808080"/>
-          <w:sz w:val="24"/>
-          <w:szCs w:val="24"/>
-        </w:rPr>
-        <w:t>Support for maker-checker workflows, allowing teams to create, review, and approve trade transactions collaboratively. These workflows increase accountability and auditability across departments.</w:t>
-      </w:r>
-      <w:r>
-        <w:br/>
-      </w:r>
-      <w:r>
-        <w:br/>
-      </w:r>
-      <w:r>
-        <w:rPr>
-          <w:color w:val="808080"/>
-          <w:sz w:val="24"/>
-          <w:szCs w:val="24"/>
-        </w:rPr>
-        <w:t>Configuration &amp; Integration</w:t>
-      </w:r>
-      <w:r>
-        <w:br/>
-      </w:r>
-      <w:r>
-        <w:br/>
-      </w:r>
-      <w:r>
-        <w:rPr>
-          <w:color w:val="808080"/>
-          <w:sz w:val="24"/>
-          <w:szCs w:val="24"/>
-        </w:rPr>
-        <w:t>Flexible Configuration</w:t>
-      </w:r>
-      <w:r>
-        <w:br/>
-      </w:r>
-      <w:r>
-        <w:br/>
-      </w:r>
-      <w:r>
-        <w:rPr>
-          <w:color w:val="808080"/>
-          <w:sz w:val="24"/>
-          <w:szCs w:val="24"/>
-        </w:rPr>
-        <w:t>Customize workflows, compliance checks, and validation logic based on your internal policies and risk appetite.</w:t>
-      </w:r>
-      <w:r>
-        <w:br/>
-      </w:r>
-      <w:r>
-        <w:br/>
-      </w:r>
-      <w:r>
-        <w:br/>
-      </w:r>
-      <w:r>
-        <w:rPr>
-          <w:color w:val="808080"/>
-          <w:sz w:val="24"/>
-          <w:szCs w:val="24"/>
-        </w:rPr>
-        <w:t>Available via API</w:t>
-      </w:r>
-      <w:r>
-        <w:br/>
-      </w:r>
-      <w:r>
-        <w:br/>
-      </w:r>
-      <w:r>
-        <w:rPr>
-          <w:color w:val="808080"/>
-          <w:sz w:val="24"/>
-          <w:szCs w:val="24"/>
-        </w:rPr>
-        <w:t>All core TradeScreen features are available through well-documented APIs, enabling seamless integration into existing banking, logistics, or compliance systems.</w:t>
-      </w:r>
-      <w:r>
-        <w:br/>
-      </w:r>
-      <w:r>
-        <w:br/>
-      </w:r>
-      <w:r>
-        <w:br/>
-      </w:r>
-      <w:r>
-        <w:rPr>
-          <w:color w:val="808080"/>
-          <w:sz w:val="24"/>
-          <w:szCs w:val="24"/>
-        </w:rPr>
-        <w:t>Workflow Capabilities</w:t>
-      </w:r>
-      <w:r>
-        <w:br/>
-      </w:r>
-      <w:r>
-        <w:br/>
-      </w:r>
-      <w:r>
-        <w:rPr>
-          <w:color w:val="808080"/>
-          <w:sz w:val="24"/>
-          <w:szCs w:val="24"/>
-        </w:rPr>
-        <w:t>The platform supports maker-checker workflows, allowing multiple teams to collaborate, review, and approve documents efficiently. This enhances accountability and strengthens the overall due diligence process.</w:t>
-      </w:r>
-      <w:r>
-        <w:br/>
-      </w:r>
-      <w:r>
-        <w:br/>
-      </w:r>
-      <w:r>
-        <w:rPr>
-          <w:color w:val="808080"/>
-          <w:sz w:val="24"/>
-          <w:szCs w:val="24"/>
-        </w:rPr>
-        <w:t>Pricing Plan:</w:t>
-      </w:r>
-      <w:r>
-        <w:br/>
-      </w:r>
-      <w:r>
-        <w:br/>
-      </w:r>
-      <w:r>
-        <w:rPr>
-          <w:color w:val="808080"/>
-          <w:sz w:val="24"/>
-          <w:szCs w:val="24"/>
-        </w:rPr>
-        <w:t xml:space="preserve">Pricing Model: Platform Subscription (Base) + Optionals </w:t>
-      </w:r>
-      <w:r>
-        <w:br/>
-      </w:r>
-      <w:r>
-        <w:br/>
-      </w:r>
-      <w:r>
-        <w:rPr>
-          <w:color w:val="808080"/>
-          <w:sz w:val="24"/>
-          <w:szCs w:val="24"/>
-        </w:rPr>
-        <w:t xml:space="preserve">1. Base Platform Subscription Fee Annually: 20000 USD </w:t>
-      </w:r>
-      <w:r>
-        <w:br/>
-      </w:r>
-      <w:r>
-        <w:rPr>
-          <w:color w:val="808080"/>
-          <w:sz w:val="24"/>
-          <w:szCs w:val="24"/>
-        </w:rPr>
-        <w:t xml:space="preserve">2. Optionals (at an extra cost in USD): per transaction checks </w:t>
-      </w:r>
-      <w:r>
-        <w:br/>
-      </w:r>
-      <w:r>
-        <w:br/>
-      </w:r>
-      <w:r>
-        <w:rPr>
-          <w:color w:val="808080"/>
-          <w:sz w:val="24"/>
-          <w:szCs w:val="24"/>
-        </w:rPr>
-        <w:t>Document Extraction &amp; Classification Module</w:t>
-      </w:r>
-      <w:r>
-        <w:br/>
-      </w:r>
-      <w:r>
-        <w:rPr>
-          <w:color w:val="808080"/>
-          <w:sz w:val="24"/>
-          <w:szCs w:val="24"/>
-        </w:rPr>
-        <w:t>TBML Checks Module</w:t>
-      </w:r>
-      <w:r>
-        <w:br/>
-      </w:r>
-      <w:r>
-        <w:rPr>
-          <w:color w:val="808080"/>
-          <w:sz w:val="24"/>
-          <w:szCs w:val="24"/>
-        </w:rPr>
-        <w:t>Goods Screening Checks Module</w:t>
-      </w:r>
-      <w:r>
-        <w:br/>
-      </w:r>
-      <w:r>
-        <w:rPr>
-          <w:color w:val="808080"/>
-          <w:sz w:val="24"/>
-          <w:szCs w:val="24"/>
-        </w:rPr>
-        <w:t>Sanctions &amp; AML Checks Module</w:t>
-      </w:r>
-      <w:r>
-        <w:br/>
-      </w:r>
-      <w:r>
-        <w:rPr>
-          <w:color w:val="808080"/>
-          <w:sz w:val="24"/>
-          <w:szCs w:val="24"/>
-        </w:rPr>
-        <w:t>Documentary Checks Module</w:t>
-      </w:r>
-      <w:r>
-        <w:br/>
-      </w:r>
-      <w:r>
-        <w:rPr>
-          <w:color w:val="808080"/>
-          <w:sz w:val="24"/>
-          <w:szCs w:val="24"/>
-        </w:rPr>
-        <w:t>Maritime Checks Module</w:t>
-      </w:r>
-      <w:r>
-        <w:br/>
-      </w:r>
-      <w:r>
-        <w:br/>
-      </w:r>
-      <w:r>
-        <w:rPr>
-          <w:color w:val="808080"/>
-          <w:sz w:val="24"/>
-          <w:szCs w:val="24"/>
-        </w:rPr>
-        <w:t>Kindly get in touch with this email ID to understand more about the plan: akshit.gupta@trademo.com</w:t>
-      </w:r>
-      <w:r>
-        <w:br/>
-      </w:r>
-      <w:r>
-        <w:br/>
+        <w:t xml:space="preserve">     Toolchain</w:t>
+      </w:r>
+      <w:r>
+        <w:br/>
+      </w:r>
+      <w:r>
+        <w:br/>
+      </w:r>
+      <w:r>
+        <w:rPr>
+          <w:color w:val="808080"/>
+          <w:sz w:val="24"/>
+          <w:szCs w:val="24"/>
+        </w:rPr>
+        <w:t>Use Continuous Delivery to automate builds, unit tests, deployments, and more. Push code using Git Repos and Issue Tracking. Identify vulnerabilities in source code. Create toolchains to enable tool integrations that support your development, deployment, and operation tasks.</w:t>
       </w:r>
       <w:r>
         <w:br/>
@@ -32156,7 +31477,7 @@
       </w:r>
       <w:hyperlink r:id="rId462">
         <w:r>
-          <w:t>https://sitemaps-files-trademo-public-latest.s3.us.cloud-object-storage.appdomain.cloud/TradeScreen%20IBM%20catalog_Documentation%20URL.pdf</w:t>
+          <w:t>https://cloud.ibm.com/docs/services/ContinuousDelivery?topic=ContinuousDelivery-getting-started</w:t>
         </w:r>
       </w:hyperlink>
       <w:r>
@@ -32217,21 +31538,987 @@
           <w:sz w:val="28"/>
           <w:szCs w:val="28"/>
         </w:rPr>
-        <w:t xml:space="preserve">     Transit Gateway</w:t>
-      </w:r>
-      <w:r>
-        <w:br/>
-      </w:r>
-      <w:r>
-        <w:br/>
-      </w:r>
-      <w:r>
-        <w:rPr>
-          <w:color w:val="808080"/>
-          <w:sz w:val="24"/>
-          <w:szCs w:val="24"/>
-        </w:rPr>
-        <w:t>IBM Cloud Transit Gateway helps ensure the security of sensitive data to and from different locations with the IBM Cloud.</w:t>
+        <w:t xml:space="preserve">     TradeScreen</w:t>
+      </w:r>
+      <w:r>
+        <w:br/>
+      </w:r>
+      <w:r>
+        <w:br/>
+      </w:r>
+      <w:r>
+        <w:rPr>
+          <w:color w:val="808080"/>
+          <w:sz w:val="24"/>
+          <w:szCs w:val="24"/>
+        </w:rPr>
+        <w:t xml:space="preserve">Trademo TradeScreen is an advanced AI-powered platform that revolutionizes how key stakeholders in global trade, i.e., Trade Finance, Insurance, Logistics, Ports, and Customs authorities, manage trade transaction processing, operations, compliance, and risk. </w:t>
+      </w:r>
+      <w:r>
+        <w:br/>
+      </w:r>
+      <w:r>
+        <w:br/>
+      </w:r>
+      <w:r>
+        <w:rPr>
+          <w:color w:val="808080"/>
+          <w:sz w:val="24"/>
+          <w:szCs w:val="24"/>
+        </w:rPr>
+        <w:t>By leveraging Trademo's proprietary fine-tuned vision models and global supply chain knowledge graph (TrademoKG) powered by open-source intelligence from thousands of authoritative data sources and billions of data points, TradeScreen provides real-time trade digitization, compliance automation, and risk management capabilities.</w:t>
+      </w:r>
+      <w:r>
+        <w:br/>
+      </w:r>
+      <w:r>
+        <w:br/>
+      </w:r>
+      <w:r>
+        <w:rPr>
+          <w:color w:val="808080"/>
+          <w:sz w:val="24"/>
+          <w:szCs w:val="24"/>
+        </w:rPr>
+        <w:t>Key Features</w:t>
+      </w:r>
+      <w:r>
+        <w:br/>
+      </w:r>
+      <w:r>
+        <w:br/>
+      </w:r>
+      <w:r>
+        <w:rPr>
+          <w:color w:val="808080"/>
+          <w:sz w:val="24"/>
+          <w:szCs w:val="24"/>
+        </w:rPr>
+        <w:t>Document Digitization &amp; Classification</w:t>
+      </w:r>
+      <w:r>
+        <w:br/>
+      </w:r>
+      <w:r>
+        <w:br/>
+      </w:r>
+      <w:r>
+        <w:rPr>
+          <w:color w:val="808080"/>
+          <w:sz w:val="24"/>
+          <w:szCs w:val="24"/>
+        </w:rPr>
+        <w:t>Our system uses advanced machine learning algorithms to automatically classify trade documents into specific categories, completely eliminating the need for manual sorting. Whether it's a Bill of Lading (BoL), Letter of Credit (LC), Commercial Invoice, Packing List, Certificate of Origin, or any other trade document, our intelligent classification engine instantly recognizes and organizes them into the correct buckets. This not only speeds up processing times but also enhances accuracy and reduces operational overhead.</w:t>
+      </w:r>
+      <w:r>
+        <w:br/>
+      </w:r>
+      <w:r>
+        <w:br/>
+      </w:r>
+      <w:r>
+        <w:rPr>
+          <w:color w:val="808080"/>
+          <w:sz w:val="24"/>
+          <w:szCs w:val="24"/>
+        </w:rPr>
+        <w:t>Document Extraction</w:t>
+      </w:r>
+      <w:r>
+        <w:br/>
+      </w:r>
+      <w:r>
+        <w:br/>
+      </w:r>
+      <w:r>
+        <w:rPr>
+          <w:color w:val="808080"/>
+          <w:sz w:val="24"/>
+          <w:szCs w:val="24"/>
+        </w:rPr>
+        <w:t>Powered by an advanced vision model combined with Optical Character Recognition (OCR), our system precisely extracts all the key attributes from your trade documents regardless of inconsistent formats and data structures. From shipment details and payment terms to product specifications and consignee information, the platform automates data extraction at scale, removing hours of manual effort and reducing the risk of human error. The result is faster workflows, more accurate data, and a significant boost in operational efficiency.</w:t>
+      </w:r>
+      <w:r>
+        <w:br/>
+      </w:r>
+      <w:r>
+        <w:br/>
+      </w:r>
+      <w:r>
+        <w:rPr>
+          <w:color w:val="808080"/>
+          <w:sz w:val="24"/>
+          <w:szCs w:val="24"/>
+        </w:rPr>
+        <w:t>Maritime</w:t>
+      </w:r>
+      <w:r>
+        <w:br/>
+      </w:r>
+      <w:r>
+        <w:br/>
+      </w:r>
+      <w:r>
+        <w:rPr>
+          <w:color w:val="808080"/>
+          <w:sz w:val="24"/>
+          <w:szCs w:val="24"/>
+        </w:rPr>
+        <w:t>Validate master bill of lading data and get details on transhipment ports, vessel location, and previous port calls of the vessel with the right information from shipping lines. Identify and mitigate risk by screening vessels and shipping entities flagged for maritime sanctions violations.</w:t>
+      </w:r>
+      <w:r>
+        <w:br/>
+      </w:r>
+      <w:r>
+        <w:br/>
+      </w:r>
+      <w:r>
+        <w:rPr>
+          <w:color w:val="808080"/>
+          <w:sz w:val="24"/>
+          <w:szCs w:val="24"/>
+        </w:rPr>
+        <w:t>Compliance &amp; Risk Checks</w:t>
+      </w:r>
+      <w:r>
+        <w:br/>
+      </w:r>
+      <w:r>
+        <w:br/>
+      </w:r>
+      <w:r>
+        <w:rPr>
+          <w:color w:val="808080"/>
+          <w:sz w:val="24"/>
+          <w:szCs w:val="24"/>
+        </w:rPr>
+        <w:t>TBML (Trade-Based Money Laundering) Checks</w:t>
+      </w:r>
+      <w:r>
+        <w:br/>
+      </w:r>
+      <w:r>
+        <w:br/>
+      </w:r>
+      <w:r>
+        <w:rPr>
+          <w:color w:val="808080"/>
+          <w:sz w:val="24"/>
+          <w:szCs w:val="24"/>
+        </w:rPr>
+        <w:t>Leverage real-time trade transactional data to identify risk from supply chain networks, such as limited trade partners, new product trade, multiple addresses, and more. Identify patterns in trade data that could indicate fraudulent activity, such as huge shipments, frequent changes in trading partners, unusual payment patterns, or inconsistent documentation.</w:t>
+      </w:r>
+      <w:r>
+        <w:br/>
+      </w:r>
+      <w:r>
+        <w:br/>
+      </w:r>
+      <w:r>
+        <w:rPr>
+          <w:color w:val="808080"/>
+          <w:sz w:val="24"/>
+          <w:szCs w:val="24"/>
+        </w:rPr>
+        <w:t>Goods Screening</w:t>
+      </w:r>
+      <w:r>
+        <w:br/>
+      </w:r>
+      <w:r>
+        <w:br/>
+      </w:r>
+      <w:r>
+        <w:rPr>
+          <w:color w:val="808080"/>
+          <w:sz w:val="24"/>
+          <w:szCs w:val="24"/>
+        </w:rPr>
+        <w:t>Ensure compliant financing by thoroughly screening for dual-use, hazardous, restricted/prohibited goods across different trade lanes. Trademo empowers trade finance institutions by offering real-time insights into country-specific trade restrictions, OGA/PGA regulations, and controls to mitigate risks, accelerate due diligence, and facilitate secure, compliant cross-border transactions.</w:t>
+      </w:r>
+      <w:r>
+        <w:br/>
+      </w:r>
+      <w:r>
+        <w:br/>
+      </w:r>
+      <w:r>
+        <w:rPr>
+          <w:color w:val="808080"/>
+          <w:sz w:val="24"/>
+          <w:szCs w:val="24"/>
+        </w:rPr>
+        <w:t>Sanctions &amp; AML Screening</w:t>
+      </w:r>
+      <w:r>
+        <w:br/>
+      </w:r>
+      <w:r>
+        <w:br/>
+      </w:r>
+      <w:r>
+        <w:rPr>
+          <w:color w:val="808080"/>
+          <w:sz w:val="24"/>
+          <w:szCs w:val="24"/>
+        </w:rPr>
+        <w:t>Conduct enhanced due diligence on parties with links to sanctioned countries, entities, individuals, politically exposed persons, and forced labor entities.</w:t>
+      </w:r>
+      <w:r>
+        <w:br/>
+      </w:r>
+      <w:r>
+        <w:br/>
+      </w:r>
+      <w:r>
+        <w:rPr>
+          <w:color w:val="808080"/>
+          <w:sz w:val="24"/>
+          <w:szCs w:val="24"/>
+        </w:rPr>
+        <w:t>UCP 600 Checks</w:t>
+      </w:r>
+      <w:r>
+        <w:br/>
+      </w:r>
+      <w:r>
+        <w:br/>
+      </w:r>
+      <w:r>
+        <w:rPr>
+          <w:color w:val="808080"/>
+          <w:sz w:val="24"/>
+          <w:szCs w:val="24"/>
+        </w:rPr>
+        <w:t>Ensure trade documents meet the standards outlined under UCP 600 rules for seamless processing.</w:t>
+      </w:r>
+      <w:r>
+        <w:br/>
+      </w:r>
+      <w:r>
+        <w:br/>
+      </w:r>
+      <w:r>
+        <w:rPr>
+          <w:color w:val="808080"/>
+          <w:sz w:val="24"/>
+          <w:szCs w:val="24"/>
+        </w:rPr>
+        <w:t>Entity Resolution</w:t>
+      </w:r>
+      <w:r>
+        <w:br/>
+      </w:r>
+      <w:r>
+        <w:br/>
+      </w:r>
+      <w:r>
+        <w:rPr>
+          <w:color w:val="808080"/>
+          <w:sz w:val="24"/>
+          <w:szCs w:val="24"/>
+        </w:rPr>
+        <w:t>Trademo’s Entity Resolution helps trade finance institutions uncover hidden risks by mapping ownership structures, identifying linked entities, and automatically screening them against global sanctions and watchlists. This end-to-end visibility strengthens due diligence, enhances compliance, and ensures safer financing decisions.</w:t>
+      </w:r>
+      <w:r>
+        <w:br/>
+      </w:r>
+      <w:r>
+        <w:br/>
+      </w:r>
+      <w:r>
+        <w:rPr>
+          <w:color w:val="808080"/>
+          <w:sz w:val="24"/>
+          <w:szCs w:val="24"/>
+        </w:rPr>
+        <w:t>Document Verification as per ICC Rules (UCP, ISBP, URC)</w:t>
+      </w:r>
+      <w:r>
+        <w:br/>
+      </w:r>
+      <w:r>
+        <w:br/>
+      </w:r>
+      <w:r>
+        <w:rPr>
+          <w:color w:val="808080"/>
+          <w:sz w:val="24"/>
+          <w:szCs w:val="24"/>
+        </w:rPr>
+        <w:t>Trademo’s Document Check automates verification against UCP, URDG, URC, and ISBP rules as applicable, helping trade finance institutions quickly validate trade documents for compliance and accuracy. By reducing manual errors and speeding up document review, it ensures smoother letter of credit processing, lowers operational risk, and accelerates transaction approval.</w:t>
+      </w:r>
+      <w:r>
+        <w:br/>
+      </w:r>
+      <w:r>
+        <w:br/>
+      </w:r>
+      <w:r>
+        <w:rPr>
+          <w:color w:val="808080"/>
+          <w:sz w:val="24"/>
+          <w:szCs w:val="24"/>
+        </w:rPr>
+        <w:t>Benefits:</w:t>
+      </w:r>
+      <w:r>
+        <w:br/>
+      </w:r>
+      <w:r>
+        <w:br/>
+      </w:r>
+      <w:r>
+        <w:rPr>
+          <w:color w:val="808080"/>
+          <w:sz w:val="24"/>
+          <w:szCs w:val="24"/>
+        </w:rPr>
+        <w:t>Cost Efficiency Through Automation</w:t>
+      </w:r>
+      <w:r>
+        <w:br/>
+      </w:r>
+      <w:r>
+        <w:br/>
+      </w:r>
+      <w:r>
+        <w:rPr>
+          <w:color w:val="808080"/>
+          <w:sz w:val="24"/>
+          <w:szCs w:val="24"/>
+        </w:rPr>
+        <w:t>By reducing manual tasks by up to 75%, TradeScreen lowers the cost of transaction processing and fraud detection. This reduction leads to decreased overhead for organizations as they streamline their operations.</w:t>
+      </w:r>
+      <w:r>
+        <w:br/>
+      </w:r>
+      <w:r>
+        <w:br/>
+      </w:r>
+      <w:r>
+        <w:rPr>
+          <w:color w:val="808080"/>
+          <w:sz w:val="24"/>
+          <w:szCs w:val="24"/>
+        </w:rPr>
+        <w:t>Fraud Prevention</w:t>
+      </w:r>
+      <w:r>
+        <w:br/>
+      </w:r>
+      <w:r>
+        <w:br/>
+      </w:r>
+      <w:r>
+        <w:rPr>
+          <w:color w:val="808080"/>
+          <w:sz w:val="24"/>
+          <w:szCs w:val="24"/>
+        </w:rPr>
+        <w:t>TradeScreen uses AI models to identify suspicious patterns before transactions are processed, enabling early intervention. This helps mitigate losses and prevent financial fraud, which is projected to cost the industry billions by 2027.</w:t>
+      </w:r>
+      <w:r>
+        <w:br/>
+      </w:r>
+      <w:r>
+        <w:br/>
+      </w:r>
+      <w:r>
+        <w:rPr>
+          <w:color w:val="808080"/>
+          <w:sz w:val="24"/>
+          <w:szCs w:val="24"/>
+        </w:rPr>
+        <w:t>Improved Accuracy &amp; Fewer False Positives</w:t>
+      </w:r>
+      <w:r>
+        <w:br/>
+      </w:r>
+      <w:r>
+        <w:br/>
+      </w:r>
+      <w:r>
+        <w:rPr>
+          <w:color w:val="808080"/>
+          <w:sz w:val="24"/>
+          <w:szCs w:val="24"/>
+        </w:rPr>
+        <w:t>By reducing false positives by up to 40%, TradeScreen ensures compliance teams spend less time investigating non-issues and more time focusing on actual risks, making institutions more efficient and productive.</w:t>
+      </w:r>
+      <w:r>
+        <w:br/>
+      </w:r>
+      <w:r>
+        <w:br/>
+      </w:r>
+      <w:r>
+        <w:rPr>
+          <w:color w:val="808080"/>
+          <w:sz w:val="24"/>
+          <w:szCs w:val="24"/>
+        </w:rPr>
+        <w:t>Enhanced Regulatory Compliance</w:t>
+      </w:r>
+      <w:r>
+        <w:br/>
+      </w:r>
+      <w:r>
+        <w:br/>
+      </w:r>
+      <w:r>
+        <w:rPr>
+          <w:color w:val="808080"/>
+          <w:sz w:val="24"/>
+          <w:szCs w:val="24"/>
+        </w:rPr>
+        <w:t>With integrated tools for sanctions screening, goods checks, and supply chain transparency, TradeScreen helps financial institutions comply with AML, CTF, and sanctions laws, reducing the risk of regulatory penalties.</w:t>
+      </w:r>
+      <w:r>
+        <w:br/>
+      </w:r>
+      <w:r>
+        <w:br/>
+      </w:r>
+      <w:r>
+        <w:rPr>
+          <w:color w:val="808080"/>
+          <w:sz w:val="24"/>
+          <w:szCs w:val="24"/>
+        </w:rPr>
+        <w:t>Increased Visibility Across Ecosystems</w:t>
+      </w:r>
+      <w:r>
+        <w:br/>
+      </w:r>
+      <w:r>
+        <w:br/>
+      </w:r>
+      <w:r>
+        <w:rPr>
+          <w:color w:val="808080"/>
+          <w:sz w:val="24"/>
+          <w:szCs w:val="24"/>
+        </w:rPr>
+        <w:t>TradeScreen merges data from multiple sources to provide a transparent view of the entire trade and financial ecosystem. This visibility helps institutions better understand their clients, suppliers, and third-party risks.</w:t>
+      </w:r>
+      <w:r>
+        <w:br/>
+      </w:r>
+      <w:r>
+        <w:br/>
+      </w:r>
+      <w:r>
+        <w:rPr>
+          <w:color w:val="808080"/>
+          <w:sz w:val="24"/>
+          <w:szCs w:val="24"/>
+        </w:rPr>
+        <w:t>Seamless Integration With Existing Infrastructure</w:t>
+      </w:r>
+      <w:r>
+        <w:br/>
+      </w:r>
+      <w:r>
+        <w:br/>
+      </w:r>
+      <w:r>
+        <w:rPr>
+          <w:color w:val="808080"/>
+          <w:sz w:val="24"/>
+          <w:szCs w:val="24"/>
+        </w:rPr>
+        <w:t>TradeScreen is an open, scalable platform that easily integrates with existing banking infrastructure, enabling institutions to leverage its capabilities without extensive system overhauls.'</w:t>
+      </w:r>
+      <w:r>
+        <w:br/>
+      </w:r>
+      <w:r>
+        <w:br/>
+      </w:r>
+      <w:r>
+        <w:rPr>
+          <w:color w:val="808080"/>
+          <w:sz w:val="24"/>
+          <w:szCs w:val="24"/>
+        </w:rPr>
+        <w:t>Enhanced Decision-Making</w:t>
+      </w:r>
+      <w:r>
+        <w:br/>
+      </w:r>
+      <w:r>
+        <w:br/>
+      </w:r>
+      <w:r>
+        <w:rPr>
+          <w:color w:val="808080"/>
+          <w:sz w:val="24"/>
+          <w:szCs w:val="24"/>
+        </w:rPr>
+        <w:t>The platform delivers actionable insights and transparency into the participants in each transaction, empowering financial institutions to make informed decisions about trade transactions and client relationships.</w:t>
+      </w:r>
+      <w:r>
+        <w:br/>
+      </w:r>
+      <w:r>
+        <w:br/>
+      </w:r>
+      <w:r>
+        <w:br/>
+      </w:r>
+      <w:r>
+        <w:rPr>
+          <w:color w:val="808080"/>
+          <w:sz w:val="24"/>
+          <w:szCs w:val="24"/>
+        </w:rPr>
+        <w:t>Capabilities</w:t>
+      </w:r>
+      <w:r>
+        <w:br/>
+      </w:r>
+      <w:r>
+        <w:br/>
+      </w:r>
+      <w:r>
+        <w:rPr>
+          <w:color w:val="808080"/>
+          <w:sz w:val="24"/>
+          <w:szCs w:val="24"/>
+        </w:rPr>
+        <w:t>Global Trade Risk Mitigation</w:t>
+      </w:r>
+      <w:r>
+        <w:br/>
+      </w:r>
+      <w:r>
+        <w:br/>
+      </w:r>
+      <w:r>
+        <w:rPr>
+          <w:color w:val="808080"/>
+          <w:sz w:val="24"/>
+          <w:szCs w:val="24"/>
+        </w:rPr>
+        <w:t>Detects and prevents risks in trade transactions using a comprehensive database of international regulations and risk checks.</w:t>
+      </w:r>
+      <w:r>
+        <w:br/>
+      </w:r>
+      <w:r>
+        <w:br/>
+      </w:r>
+      <w:r>
+        <w:rPr>
+          <w:color w:val="808080"/>
+          <w:sz w:val="24"/>
+          <w:szCs w:val="24"/>
+        </w:rPr>
+        <w:t>500+ Real-Time Compliance Checks</w:t>
+      </w:r>
+      <w:r>
+        <w:br/>
+      </w:r>
+      <w:r>
+        <w:br/>
+      </w:r>
+      <w:r>
+        <w:rPr>
+          <w:color w:val="808080"/>
+          <w:sz w:val="24"/>
+          <w:szCs w:val="24"/>
+        </w:rPr>
+        <w:t>Perform 500+ real-time checks to ensure trade transactions comply with global regulations, reducing risks and non-compliance.</w:t>
+      </w:r>
+      <w:r>
+        <w:br/>
+      </w:r>
+      <w:r>
+        <w:br/>
+      </w:r>
+      <w:r>
+        <w:rPr>
+          <w:color w:val="808080"/>
+          <w:sz w:val="24"/>
+          <w:szCs w:val="24"/>
+        </w:rPr>
+        <w:t>AI-Driven Knowledge Graph</w:t>
+      </w:r>
+      <w:r>
+        <w:br/>
+      </w:r>
+      <w:r>
+        <w:br/>
+      </w:r>
+      <w:r>
+        <w:rPr>
+          <w:color w:val="808080"/>
+          <w:sz w:val="24"/>
+          <w:szCs w:val="24"/>
+        </w:rPr>
+        <w:t>Unlock insights with an AI-powered graph integrating billions of data points on trade, supply chains, risks, and ownership.</w:t>
+      </w:r>
+      <w:r>
+        <w:br/>
+      </w:r>
+      <w:r>
+        <w:br/>
+      </w:r>
+      <w:r>
+        <w:rPr>
+          <w:color w:val="808080"/>
+          <w:sz w:val="24"/>
+          <w:szCs w:val="24"/>
+        </w:rPr>
+        <w:t>End-to-End Transaction Validation</w:t>
+      </w:r>
+      <w:r>
+        <w:br/>
+      </w:r>
+      <w:r>
+        <w:br/>
+      </w:r>
+      <w:r>
+        <w:rPr>
+          <w:color w:val="808080"/>
+          <w:sz w:val="24"/>
+          <w:szCs w:val="24"/>
+        </w:rPr>
+        <w:t>Validate every aspect of trade transactions, ensuring full transparency and compliance from start to finish.</w:t>
+      </w:r>
+      <w:r>
+        <w:br/>
+      </w:r>
+      <w:r>
+        <w:br/>
+      </w:r>
+      <w:r>
+        <w:rPr>
+          <w:color w:val="808080"/>
+          <w:sz w:val="24"/>
+          <w:szCs w:val="24"/>
+        </w:rPr>
+        <w:t>Continuous Risk Updates</w:t>
+      </w:r>
+      <w:r>
+        <w:br/>
+      </w:r>
+      <w:r>
+        <w:br/>
+      </w:r>
+      <w:r>
+        <w:rPr>
+          <w:color w:val="808080"/>
+          <w:sz w:val="24"/>
+          <w:szCs w:val="24"/>
+        </w:rPr>
+        <w:t>Stay compliant with evolving regulations, as TradeScreen continuously updates its risk assessment framework in real time.</w:t>
+      </w:r>
+      <w:r>
+        <w:br/>
+      </w:r>
+      <w:r>
+        <w:br/>
+      </w:r>
+      <w:r>
+        <w:rPr>
+          <w:color w:val="808080"/>
+          <w:sz w:val="24"/>
+          <w:szCs w:val="24"/>
+        </w:rPr>
+        <w:t>User Management Capabilities</w:t>
+      </w:r>
+      <w:r>
+        <w:br/>
+      </w:r>
+      <w:r>
+        <w:br/>
+      </w:r>
+      <w:r>
+        <w:rPr>
+          <w:color w:val="808080"/>
+          <w:sz w:val="24"/>
+          <w:szCs w:val="24"/>
+        </w:rPr>
+        <w:t>Enable role-based access controls to tailor access and permissions across your teams, ensuring data security and governance compliance across workflows.</w:t>
+      </w:r>
+      <w:r>
+        <w:br/>
+      </w:r>
+      <w:r>
+        <w:br/>
+      </w:r>
+      <w:r>
+        <w:br/>
+      </w:r>
+      <w:r>
+        <w:rPr>
+          <w:color w:val="808080"/>
+          <w:sz w:val="24"/>
+          <w:szCs w:val="24"/>
+        </w:rPr>
+        <w:t>Workflow Capabilities</w:t>
+      </w:r>
+      <w:r>
+        <w:br/>
+      </w:r>
+      <w:r>
+        <w:br/>
+      </w:r>
+      <w:r>
+        <w:rPr>
+          <w:color w:val="808080"/>
+          <w:sz w:val="24"/>
+          <w:szCs w:val="24"/>
+        </w:rPr>
+        <w:t>Support for maker-checker workflows, allowing teams to create, review, and approve trade transactions collaboratively. These workflows increase accountability and auditability across departments.</w:t>
+      </w:r>
+      <w:r>
+        <w:br/>
+      </w:r>
+      <w:r>
+        <w:br/>
+      </w:r>
+      <w:r>
+        <w:rPr>
+          <w:color w:val="808080"/>
+          <w:sz w:val="24"/>
+          <w:szCs w:val="24"/>
+        </w:rPr>
+        <w:t>Configuration &amp; Integration</w:t>
+      </w:r>
+      <w:r>
+        <w:br/>
+      </w:r>
+      <w:r>
+        <w:br/>
+      </w:r>
+      <w:r>
+        <w:rPr>
+          <w:color w:val="808080"/>
+          <w:sz w:val="24"/>
+          <w:szCs w:val="24"/>
+        </w:rPr>
+        <w:t>Flexible Configuration</w:t>
+      </w:r>
+      <w:r>
+        <w:br/>
+      </w:r>
+      <w:r>
+        <w:br/>
+      </w:r>
+      <w:r>
+        <w:rPr>
+          <w:color w:val="808080"/>
+          <w:sz w:val="24"/>
+          <w:szCs w:val="24"/>
+        </w:rPr>
+        <w:t>Customize workflows, compliance checks, and validation logic based on your internal policies and risk appetite.</w:t>
+      </w:r>
+      <w:r>
+        <w:br/>
+      </w:r>
+      <w:r>
+        <w:br/>
+      </w:r>
+      <w:r>
+        <w:br/>
+      </w:r>
+      <w:r>
+        <w:rPr>
+          <w:color w:val="808080"/>
+          <w:sz w:val="24"/>
+          <w:szCs w:val="24"/>
+        </w:rPr>
+        <w:t>Available via API</w:t>
+      </w:r>
+      <w:r>
+        <w:br/>
+      </w:r>
+      <w:r>
+        <w:br/>
+      </w:r>
+      <w:r>
+        <w:rPr>
+          <w:color w:val="808080"/>
+          <w:sz w:val="24"/>
+          <w:szCs w:val="24"/>
+        </w:rPr>
+        <w:t>All core TradeScreen features are available through well-documented APIs, enabling seamless integration into existing banking, logistics, or compliance systems.</w:t>
+      </w:r>
+      <w:r>
+        <w:br/>
+      </w:r>
+      <w:r>
+        <w:br/>
+      </w:r>
+      <w:r>
+        <w:br/>
+      </w:r>
+      <w:r>
+        <w:rPr>
+          <w:color w:val="808080"/>
+          <w:sz w:val="24"/>
+          <w:szCs w:val="24"/>
+        </w:rPr>
+        <w:t>Workflow Capabilities</w:t>
+      </w:r>
+      <w:r>
+        <w:br/>
+      </w:r>
+      <w:r>
+        <w:br/>
+      </w:r>
+      <w:r>
+        <w:rPr>
+          <w:color w:val="808080"/>
+          <w:sz w:val="24"/>
+          <w:szCs w:val="24"/>
+        </w:rPr>
+        <w:t>The platform supports maker-checker workflows, allowing multiple teams to collaborate, review, and approve documents efficiently. This enhances accountability and strengthens the overall due diligence process.</w:t>
+      </w:r>
+      <w:r>
+        <w:br/>
+      </w:r>
+      <w:r>
+        <w:br/>
+      </w:r>
+      <w:r>
+        <w:rPr>
+          <w:color w:val="808080"/>
+          <w:sz w:val="24"/>
+          <w:szCs w:val="24"/>
+        </w:rPr>
+        <w:t>Pricing Plan:</w:t>
+      </w:r>
+      <w:r>
+        <w:br/>
+      </w:r>
+      <w:r>
+        <w:br/>
+      </w:r>
+      <w:r>
+        <w:rPr>
+          <w:color w:val="808080"/>
+          <w:sz w:val="24"/>
+          <w:szCs w:val="24"/>
+        </w:rPr>
+        <w:t xml:space="preserve">Pricing Model: Platform Subscription (Base) + Optionals </w:t>
+      </w:r>
+      <w:r>
+        <w:br/>
+      </w:r>
+      <w:r>
+        <w:br/>
+      </w:r>
+      <w:r>
+        <w:rPr>
+          <w:color w:val="808080"/>
+          <w:sz w:val="24"/>
+          <w:szCs w:val="24"/>
+        </w:rPr>
+        <w:t xml:space="preserve">1. Base Platform Subscription Fee Annually: 20000 USD </w:t>
+      </w:r>
+      <w:r>
+        <w:br/>
+      </w:r>
+      <w:r>
+        <w:rPr>
+          <w:color w:val="808080"/>
+          <w:sz w:val="24"/>
+          <w:szCs w:val="24"/>
+        </w:rPr>
+        <w:t xml:space="preserve">2. Optionals (at an extra cost in USD): per transaction checks </w:t>
+      </w:r>
+      <w:r>
+        <w:br/>
+      </w:r>
+      <w:r>
+        <w:br/>
+      </w:r>
+      <w:r>
+        <w:rPr>
+          <w:color w:val="808080"/>
+          <w:sz w:val="24"/>
+          <w:szCs w:val="24"/>
+        </w:rPr>
+        <w:t>Document Extraction &amp; Classification Module</w:t>
+      </w:r>
+      <w:r>
+        <w:br/>
+      </w:r>
+      <w:r>
+        <w:rPr>
+          <w:color w:val="808080"/>
+          <w:sz w:val="24"/>
+          <w:szCs w:val="24"/>
+        </w:rPr>
+        <w:t>TBML Checks Module</w:t>
+      </w:r>
+      <w:r>
+        <w:br/>
+      </w:r>
+      <w:r>
+        <w:rPr>
+          <w:color w:val="808080"/>
+          <w:sz w:val="24"/>
+          <w:szCs w:val="24"/>
+        </w:rPr>
+        <w:t>Goods Screening Checks Module</w:t>
+      </w:r>
+      <w:r>
+        <w:br/>
+      </w:r>
+      <w:r>
+        <w:rPr>
+          <w:color w:val="808080"/>
+          <w:sz w:val="24"/>
+          <w:szCs w:val="24"/>
+        </w:rPr>
+        <w:t>Sanctions &amp; AML Checks Module</w:t>
+      </w:r>
+      <w:r>
+        <w:br/>
+      </w:r>
+      <w:r>
+        <w:rPr>
+          <w:color w:val="808080"/>
+          <w:sz w:val="24"/>
+          <w:szCs w:val="24"/>
+        </w:rPr>
+        <w:t>Documentary Checks Module</w:t>
+      </w:r>
+      <w:r>
+        <w:br/>
+      </w:r>
+      <w:r>
+        <w:rPr>
+          <w:color w:val="808080"/>
+          <w:sz w:val="24"/>
+          <w:szCs w:val="24"/>
+        </w:rPr>
+        <w:t>Maritime Checks Module</w:t>
+      </w:r>
+      <w:r>
+        <w:br/>
+      </w:r>
+      <w:r>
+        <w:br/>
+      </w:r>
+      <w:r>
+        <w:rPr>
+          <w:color w:val="808080"/>
+          <w:sz w:val="24"/>
+          <w:szCs w:val="24"/>
+        </w:rPr>
+        <w:t>Kindly get in touch with this email ID to understand more about the plan: akshit.gupta@trademo.com</w:t>
+      </w:r>
+      <w:r>
+        <w:br/>
+      </w:r>
+      <w:r>
+        <w:br/>
       </w:r>
       <w:r>
         <w:br/>
@@ -32246,7 +32533,7 @@
       </w:r>
       <w:hyperlink r:id="rId464">
         <w:r>
-          <w:t>https://console.bluemix.net/docs/infrastructure/transit-gateway/getting-started.html</w:t>
+          <w:t>https://sitemaps-files-trademo-public-latest.s3.us.cloud-object-storage.appdomain.cloud/TradeScreen%20IBM%20catalog_Documentation%20URL.pdf</w:t>
         </w:r>
       </w:hyperlink>
       <w:r>
@@ -32307,116 +32594,21 @@
           <w:sz w:val="28"/>
           <w:szCs w:val="28"/>
         </w:rPr>
-        <w:t xml:space="preserve">     Upsun Fixed</w:t>
-      </w:r>
-      <w:r>
-        <w:br/>
-      </w:r>
-      <w:r>
-        <w:br/>
-      </w:r>
-      <w:r>
-        <w:rPr>
-          <w:color w:val="808080"/>
-          <w:sz w:val="24"/>
-          <w:szCs w:val="24"/>
-        </w:rPr>
-        <w:t>Code without limits and deploy without worry.</w:t>
-      </w:r>
-      <w:r>
-        <w:br/>
-      </w:r>
-      <w:r>
-        <w:br/>
-      </w:r>
-      <w:r>
-        <w:br/>
-      </w:r>
-      <w:r>
-        <w:rPr>
-          <w:color w:val="808080"/>
-          <w:sz w:val="24"/>
-          <w:szCs w:val="24"/>
-        </w:rPr>
-        <w:t xml:space="preserve">Upsun helps developers launch faster and more reliably by removing the complexities of cloud infrastructure management. Platform.sh simplifies collaboration, streamlines deployments, and provides resources to guarantee performance and compliance. </w:t>
-      </w:r>
-      <w:r>
-        <w:br/>
-      </w:r>
-      <w:r>
-        <w:br/>
-      </w:r>
-      <w:r>
-        <w:br/>
-      </w:r>
-      <w:r>
-        <w:br/>
-      </w:r>
-      <w:r>
-        <w:br/>
-      </w:r>
-      <w:r>
-        <w:rPr>
-          <w:color w:val="808080"/>
-          <w:sz w:val="24"/>
-          <w:szCs w:val="24"/>
-        </w:rPr>
-        <w:t>Upsun supports a wide array of runtimes, including Node.js, Python, Ruby, PHP, Go, Rust, and Java, and offers fully managed services such as PostgreSQL, MariaDB, Redis, MongoDB, and Elasticsearch, both with out-of-the-box optimizations and automated updates.</w:t>
-      </w:r>
-      <w:r>
-        <w:br/>
-      </w:r>
-      <w:r>
-        <w:br/>
-      </w:r>
-      <w:r>
-        <w:br/>
-      </w:r>
-      <w:r>
-        <w:br/>
-      </w:r>
-      <w:r>
-        <w:br/>
-      </w:r>
-      <w:r>
-        <w:rPr>
-          <w:color w:val="808080"/>
-          <w:sz w:val="24"/>
-          <w:szCs w:val="24"/>
-        </w:rPr>
-        <w:t>Its git-based workflows and full-stack cloning feature allows teams to replicate entire environments-including code, data, and services- for testing and iteration without disrupting production. Whether you're developing new applications or optimizing existing ones, Upsun offers a reliable, scalable solution for all your cloud needs.</w:t>
-      </w:r>
-      <w:r>
-        <w:br/>
-      </w:r>
-      <w:r>
-        <w:br/>
-      </w:r>
-      <w:r>
-        <w:br/>
-      </w:r>
-      <w:r>
-        <w:br/>
-      </w:r>
-      <w:r>
-        <w:br/>
-      </w:r>
-      <w:r>
-        <w:rPr>
-          <w:color w:val="808080"/>
-          <w:sz w:val="24"/>
-          <w:szCs w:val="24"/>
-        </w:rPr>
-        <w:t>For organizations transitioning to the cloud or modernizing legacy applications, Upsun provides the flexibility to do so with minimal effort. This is why we are the trusted partner to enterprises and agencies worldwide.</w:t>
-      </w:r>
-      <w:r>
-        <w:br/>
-      </w:r>
-      <w:r>
-        <w:br/>
-      </w:r>
-      <w:r>
-        <w:br/>
+        <w:t xml:space="preserve">     Transit Gateway</w:t>
+      </w:r>
+      <w:r>
+        <w:br/>
+      </w:r>
+      <w:r>
+        <w:br/>
+      </w:r>
+      <w:r>
+        <w:rPr>
+          <w:color w:val="808080"/>
+          <w:sz w:val="24"/>
+          <w:szCs w:val="24"/>
+        </w:rPr>
+        <w:t>IBM Cloud Transit Gateway helps ensure the security of sensitive data to and from different locations with the IBM Cloud.</w:t>
       </w:r>
       <w:r>
         <w:br/>
@@ -32431,7 +32623,7 @@
       </w:r>
       <w:hyperlink r:id="rId466">
         <w:r>
-          <w:t>https://upsun.com/blog/code-documentation/</w:t>
+          <w:t>https://console.bluemix.net/docs/infrastructure/transit-gateway/getting-started.html</w:t>
         </w:r>
       </w:hyperlink>
       <w:r>
@@ -32492,21 +32684,116 @@
           <w:sz w:val="28"/>
           <w:szCs w:val="28"/>
         </w:rPr>
-        <w:t xml:space="preserve">     VCF as a Service - Cloud Director Site</w:t>
-      </w:r>
-      <w:r>
-        <w:br/>
-      </w:r>
-      <w:r>
-        <w:br/>
-      </w:r>
-      <w:r>
-        <w:rPr>
-          <w:color w:val="808080"/>
-          <w:sz w:val="24"/>
-          <w:szCs w:val="24"/>
-        </w:rPr>
-        <w:t>Deploy a comprehensive portfolio of automated and on-demand services for VMware workloads to the cloud, faster than ever before.</w:t>
+        <w:t xml:space="preserve">     Upsun Fixed</w:t>
+      </w:r>
+      <w:r>
+        <w:br/>
+      </w:r>
+      <w:r>
+        <w:br/>
+      </w:r>
+      <w:r>
+        <w:rPr>
+          <w:color w:val="808080"/>
+          <w:sz w:val="24"/>
+          <w:szCs w:val="24"/>
+        </w:rPr>
+        <w:t>Code without limits and deploy without worry.</w:t>
+      </w:r>
+      <w:r>
+        <w:br/>
+      </w:r>
+      <w:r>
+        <w:br/>
+      </w:r>
+      <w:r>
+        <w:br/>
+      </w:r>
+      <w:r>
+        <w:rPr>
+          <w:color w:val="808080"/>
+          <w:sz w:val="24"/>
+          <w:szCs w:val="24"/>
+        </w:rPr>
+        <w:t xml:space="preserve">Upsun helps developers launch faster and more reliably by removing the complexities of cloud infrastructure management. Platform.sh simplifies collaboration, streamlines deployments, and provides resources to guarantee performance and compliance. </w:t>
+      </w:r>
+      <w:r>
+        <w:br/>
+      </w:r>
+      <w:r>
+        <w:br/>
+      </w:r>
+      <w:r>
+        <w:br/>
+      </w:r>
+      <w:r>
+        <w:br/>
+      </w:r>
+      <w:r>
+        <w:br/>
+      </w:r>
+      <w:r>
+        <w:rPr>
+          <w:color w:val="808080"/>
+          <w:sz w:val="24"/>
+          <w:szCs w:val="24"/>
+        </w:rPr>
+        <w:t>Upsun supports a wide array of runtimes, including Node.js, Python, Ruby, PHP, Go, Rust, and Java, and offers fully managed services such as PostgreSQL, MariaDB, Redis, MongoDB, and Elasticsearch, both with out-of-the-box optimizations and automated updates.</w:t>
+      </w:r>
+      <w:r>
+        <w:br/>
+      </w:r>
+      <w:r>
+        <w:br/>
+      </w:r>
+      <w:r>
+        <w:br/>
+      </w:r>
+      <w:r>
+        <w:br/>
+      </w:r>
+      <w:r>
+        <w:br/>
+      </w:r>
+      <w:r>
+        <w:rPr>
+          <w:color w:val="808080"/>
+          <w:sz w:val="24"/>
+          <w:szCs w:val="24"/>
+        </w:rPr>
+        <w:t>Its git-based workflows and full-stack cloning feature allows teams to replicate entire environments-including code, data, and services- for testing and iteration without disrupting production. Whether you're developing new applications or optimizing existing ones, Upsun offers a reliable, scalable solution for all your cloud needs.</w:t>
+      </w:r>
+      <w:r>
+        <w:br/>
+      </w:r>
+      <w:r>
+        <w:br/>
+      </w:r>
+      <w:r>
+        <w:br/>
+      </w:r>
+      <w:r>
+        <w:br/>
+      </w:r>
+      <w:r>
+        <w:br/>
+      </w:r>
+      <w:r>
+        <w:rPr>
+          <w:color w:val="808080"/>
+          <w:sz w:val="24"/>
+          <w:szCs w:val="24"/>
+        </w:rPr>
+        <w:t>For organizations transitioning to the cloud or modernizing legacy applications, Upsun provides the flexibility to do so with minimal effort. This is why we are the trusted partner to enterprises and agencies worldwide.</w:t>
+      </w:r>
+      <w:r>
+        <w:br/>
+      </w:r>
+      <w:r>
+        <w:br/>
+      </w:r>
+      <w:r>
+        <w:br/>
       </w:r>
       <w:r>
         <w:br/>
@@ -32521,7 +32808,7 @@
       </w:r>
       <w:hyperlink r:id="rId468">
         <w:r>
-          <w:t>https://cloud.ibm.com/docs/vmware-service?topic=vmware-service-getting-started</w:t>
+          <w:t>https://upsun.com/blog/code-documentation/</w:t>
         </w:r>
       </w:hyperlink>
       <w:r>
@@ -32582,21 +32869,21 @@
           <w:sz w:val="28"/>
           <w:szCs w:val="28"/>
         </w:rPr>
-        <w:t xml:space="preserve">     VCF as a Service - Usage Meter</w:t>
-      </w:r>
-      <w:r>
-        <w:br/>
-      </w:r>
-      <w:r>
-        <w:br/>
-      </w:r>
-      <w:r>
-        <w:rPr>
-          <w:color w:val="808080"/>
-          <w:sz w:val="24"/>
-          <w:szCs w:val="24"/>
-        </w:rPr>
-        <w:t>VMware Usage Meter</w:t>
+        <w:t xml:space="preserve">     VCF as a Service - Cloud Director Site</w:t>
+      </w:r>
+      <w:r>
+        <w:br/>
+      </w:r>
+      <w:r>
+        <w:br/>
+      </w:r>
+      <w:r>
+        <w:rPr>
+          <w:color w:val="808080"/>
+          <w:sz w:val="24"/>
+          <w:szCs w:val="24"/>
+        </w:rPr>
+        <w:t>Deploy a comprehensive portfolio of automated and on-demand services for VMware workloads to the cloud, faster than ever before.</w:t>
       </w:r>
       <w:r>
         <w:br/>
@@ -32672,21 +32959,21 @@
           <w:sz w:val="28"/>
           <w:szCs w:val="28"/>
         </w:rPr>
-        <w:t xml:space="preserve">     VCF as a Service - Virtual Data Center</w:t>
-      </w:r>
-      <w:r>
-        <w:br/>
-      </w:r>
-      <w:r>
-        <w:br/>
-      </w:r>
-      <w:r>
-        <w:rPr>
-          <w:color w:val="808080"/>
-          <w:sz w:val="24"/>
-          <w:szCs w:val="24"/>
-        </w:rPr>
-        <w:t>Deploy a comprehensive portfolio of automated and on-demand services for VMware workloads to the cloud, faster than ever before.</w:t>
+        <w:t xml:space="preserve">     VCF as a Service - Usage Meter</w:t>
+      </w:r>
+      <w:r>
+        <w:br/>
+      </w:r>
+      <w:r>
+        <w:br/>
+      </w:r>
+      <w:r>
+        <w:rPr>
+          <w:color w:val="808080"/>
+          <w:sz w:val="24"/>
+          <w:szCs w:val="24"/>
+        </w:rPr>
+        <w:t>VMware Usage Meter</w:t>
       </w:r>
       <w:r>
         <w:br/>
@@ -32762,21 +33049,21 @@
           <w:sz w:val="28"/>
           <w:szCs w:val="28"/>
         </w:rPr>
-        <w:t xml:space="preserve">     Veeam</w:t>
-      </w:r>
-      <w:r>
-        <w:br/>
-      </w:r>
-      <w:r>
-        <w:br/>
-      </w:r>
-      <w:r>
-        <w:rPr>
-          <w:color w:val="808080"/>
-          <w:sz w:val="24"/>
-          <w:szCs w:val="24"/>
-        </w:rPr>
-        <w:t>Enable the Always-On Enterprise by providing data centers with high-speed recovery and data loss avoidance.</w:t>
+        <w:t xml:space="preserve">     VCF as a Service - Virtual Data Center</w:t>
+      </w:r>
+      <w:r>
+        <w:br/>
+      </w:r>
+      <w:r>
+        <w:br/>
+      </w:r>
+      <w:r>
+        <w:rPr>
+          <w:color w:val="808080"/>
+          <w:sz w:val="24"/>
+          <w:szCs w:val="24"/>
+        </w:rPr>
+        <w:t>Deploy a comprehensive portfolio of automated and on-demand services for VMware workloads to the cloud, faster than ever before.</w:t>
       </w:r>
       <w:r>
         <w:br/>
@@ -32791,7 +33078,7 @@
       </w:r>
       <w:hyperlink r:id="rId474">
         <w:r>
-          <w:t>https://cloud.ibm.com/services/vmwaresolutions/services/veeam_considerations.html</w:t>
+          <w:t>https://cloud.ibm.com/docs/vmware-service?topic=vmware-service-getting-started</w:t>
         </w:r>
       </w:hyperlink>
       <w:r>
@@ -32852,21 +33139,21 @@
           <w:sz w:val="28"/>
           <w:szCs w:val="28"/>
         </w:rPr>
-        <w:t xml:space="preserve">     Verify</w:t>
-      </w:r>
-      <w:r>
-        <w:br/>
-      </w:r>
-      <w:r>
-        <w:br/>
-      </w:r>
-      <w:r>
-        <w:rPr>
-          <w:color w:val="808080"/>
-          <w:sz w:val="24"/>
-          <w:szCs w:val="24"/>
-        </w:rPr>
-        <w:t>IBM Verify provides Single Sign-On (SSO), multi-factor authentication (MFA), identity governance, and identity lifecycle controls for internal (workforce) and external (consumer) user types.</w:t>
+        <w:t xml:space="preserve">     Veeam</w:t>
+      </w:r>
+      <w:r>
+        <w:br/>
+      </w:r>
+      <w:r>
+        <w:br/>
+      </w:r>
+      <w:r>
+        <w:rPr>
+          <w:color w:val="808080"/>
+          <w:sz w:val="24"/>
+          <w:szCs w:val="24"/>
+        </w:rPr>
+        <w:t>Enable the Always-On Enterprise by providing data centers with high-speed recovery and data loss avoidance.</w:t>
       </w:r>
       <w:r>
         <w:br/>
@@ -32881,7 +33168,7 @@
       </w:r>
       <w:hyperlink r:id="rId476">
         <w:r>
-          <w:t>https://docs.verify.ibm.com/verify</w:t>
+          <w:t>https://cloud.ibm.com/services/vmwaresolutions/services/veeam_considerations.html</w:t>
         </w:r>
       </w:hyperlink>
       <w:r>
@@ -32942,21 +33229,21 @@
           <w:sz w:val="28"/>
           <w:szCs w:val="28"/>
         </w:rPr>
-        <w:t xml:space="preserve">     Virtual Network Interface</w:t>
-      </w:r>
-      <w:r>
-        <w:br/>
-      </w:r>
-      <w:r>
-        <w:br/>
-      </w:r>
-      <w:r>
-        <w:rPr>
-          <w:color w:val="808080"/>
-          <w:sz w:val="24"/>
-          <w:szCs w:val="24"/>
-        </w:rPr>
-        <w:t>Virtual Network Interfaces provide a way to configure network IPs with security groups and they provide a consistent network binding handle for various resources.</w:t>
+        <w:t xml:space="preserve">     Verify</w:t>
+      </w:r>
+      <w:r>
+        <w:br/>
+      </w:r>
+      <w:r>
+        <w:br/>
+      </w:r>
+      <w:r>
+        <w:rPr>
+          <w:color w:val="808080"/>
+          <w:sz w:val="24"/>
+          <w:szCs w:val="24"/>
+        </w:rPr>
+        <w:t>IBM Verify provides Single Sign-On (SSO), multi-factor authentication (MFA), identity governance, and identity lifecycle controls for internal (workforce) and external (consumer) user types.</w:t>
       </w:r>
       <w:r>
         <w:br/>
@@ -32971,7 +33258,7 @@
       </w:r>
       <w:hyperlink r:id="rId478">
         <w:r>
-          <w:t>https://test.cloud.ibm.com/docs/vpc?topic=vpc-getting-started</w:t>
+          <w:t>https://docs.verify.ibm.com/verify</w:t>
         </w:r>
       </w:hyperlink>
       <w:r>
@@ -33032,21 +33319,21 @@
           <w:sz w:val="28"/>
           <w:szCs w:val="28"/>
         </w:rPr>
-        <w:t xml:space="preserve">     Virtual Private Cloud</w:t>
-      </w:r>
-      <w:r>
-        <w:br/>
-      </w:r>
-      <w:r>
-        <w:br/>
-      </w:r>
-      <w:r>
-        <w:rPr>
-          <w:color w:val="808080"/>
-          <w:sz w:val="24"/>
-          <w:szCs w:val="24"/>
-        </w:rPr>
-        <w:t>Create a fully customizable, software-defined virtual network with superior isolation. IBM Cloud Virtual Private Cloud provides custom network topologies, flexible subnet sizes, and enhanced security.</w:t>
+        <w:t xml:space="preserve">     Virtual Network Interface</w:t>
+      </w:r>
+      <w:r>
+        <w:br/>
+      </w:r>
+      <w:r>
+        <w:br/>
+      </w:r>
+      <w:r>
+        <w:rPr>
+          <w:color w:val="808080"/>
+          <w:sz w:val="24"/>
+          <w:szCs w:val="24"/>
+        </w:rPr>
+        <w:t>Virtual Network Interfaces provide a way to configure network IPs with security groups and they provide a consistent network binding handle for various resources.</w:t>
       </w:r>
       <w:r>
         <w:br/>
@@ -33061,7 +33348,7 @@
       </w:r>
       <w:hyperlink r:id="rId480">
         <w:r>
-          <w:t>https://cloud.ibm.com/docs/vpc/getting-started.html</w:t>
+          <w:t>https://test.cloud.ibm.com/docs/vpc?topic=vpc-getting-started</w:t>
         </w:r>
       </w:hyperlink>
       <w:r>
@@ -33122,21 +33409,21 @@
           <w:sz w:val="28"/>
           <w:szCs w:val="28"/>
         </w:rPr>
-        <w:t xml:space="preserve">     Virtual Private Endpoint for VPC</w:t>
-      </w:r>
-      <w:r>
-        <w:br/>
-      </w:r>
-      <w:r>
-        <w:br/>
-      </w:r>
-      <w:r>
-        <w:rPr>
-          <w:color w:val="808080"/>
-          <w:sz w:val="24"/>
-          <w:szCs w:val="24"/>
-        </w:rPr>
-        <w:t>Connectivity to IaaS and PaaS services on the IBM Cloud private backbone utilizing client assigned IP addresses native to the VPC. Integrated with IBM Cloud Platform services like Identity and Access Management (IAM), Resource Groups, and the Usage Dashboard, you can manage your Endpoint Gateways and Virtual Private Endpoint IPs in the same place as the rest of your IBM Cloud services. With the ability to map VPC IP addresses, it provides a seamless connectivity experience and a greater level of control of the network domain.</w:t>
+        <w:t xml:space="preserve">     Virtual Private Cloud</w:t>
+      </w:r>
+      <w:r>
+        <w:br/>
+      </w:r>
+      <w:r>
+        <w:br/>
+      </w:r>
+      <w:r>
+        <w:rPr>
+          <w:color w:val="808080"/>
+          <w:sz w:val="24"/>
+          <w:szCs w:val="24"/>
+        </w:rPr>
+        <w:t>Create a fully customizable, software-defined virtual network with superior isolation. IBM Cloud Virtual Private Cloud provides custom network topologies, flexible subnet sizes, and enhanced security.</w:t>
       </w:r>
       <w:r>
         <w:br/>
@@ -33151,7 +33438,7 @@
       </w:r>
       <w:hyperlink r:id="rId482">
         <w:r>
-          <w:t>https://cloud.ibm.com/docs/vpc?topic=vpc-about-vpe</w:t>
+          <w:t>https://cloud.ibm.com/docs/vpc/getting-started.html</w:t>
         </w:r>
       </w:hyperlink>
       <w:r>
@@ -33212,21 +33499,21 @@
           <w:sz w:val="28"/>
           <w:szCs w:val="28"/>
         </w:rPr>
-        <w:t xml:space="preserve">     Virtual Router Appliance</w:t>
-      </w:r>
-      <w:r>
-        <w:br/>
-      </w:r>
-      <w:r>
-        <w:br/>
-      </w:r>
-      <w:r>
-        <w:rPr>
-          <w:color w:val="808080"/>
-          <w:sz w:val="24"/>
-          <w:szCs w:val="24"/>
-        </w:rPr>
-        <w:t>Protect your cloud infrastructure and optimize its performance with a gateway appliance.</w:t>
+        <w:t xml:space="preserve">     Virtual Private Endpoint for VPC</w:t>
+      </w:r>
+      <w:r>
+        <w:br/>
+      </w:r>
+      <w:r>
+        <w:br/>
+      </w:r>
+      <w:r>
+        <w:rPr>
+          <w:color w:val="808080"/>
+          <w:sz w:val="24"/>
+          <w:szCs w:val="24"/>
+        </w:rPr>
+        <w:t>Connectivity to IaaS and PaaS services on the IBM Cloud private backbone utilizing client assigned IP addresses native to the VPC. Integrated with IBM Cloud Platform services like Identity and Access Management (IAM), Resource Groups, and the Usage Dashboard, you can manage your Endpoint Gateways and Virtual Private Endpoint IPs in the same place as the rest of your IBM Cloud services. With the ability to map VPC IP addresses, it provides a seamless connectivity experience and a greater level of control of the network domain.</w:t>
       </w:r>
       <w:r>
         <w:br/>
@@ -33241,7 +33528,7 @@
       </w:r>
       <w:hyperlink r:id="rId484">
         <w:r>
-          <w:t>https://cloud.ibm.com/docs/virtual-router-appliance?topic=virtual-router-appliance-getting-started-vra</w:t>
+          <w:t>https://cloud.ibm.com/docs/vpc?topic=vpc-about-vpe</w:t>
         </w:r>
       </w:hyperlink>
       <w:r>
@@ -33302,21 +33589,21 @@
           <w:sz w:val="28"/>
           <w:szCs w:val="28"/>
         </w:rPr>
-        <w:t xml:space="preserve">     Virtual Server for Classic</w:t>
-      </w:r>
-      <w:r>
-        <w:br/>
-      </w:r>
-      <w:r>
-        <w:br/>
-      </w:r>
-      <w:r>
-        <w:rPr>
-          <w:color w:val="808080"/>
-          <w:sz w:val="24"/>
-          <w:szCs w:val="24"/>
-        </w:rPr>
-        <w:t>We offer virtual servers worldwide with up to 64 vCPU and 512 GB RAM to fit any workload need. Select hourly postpaid billing for flexibility or monthly prepaid for a discount on full monthly usage.</w:t>
+        <w:t xml:space="preserve">     Virtual Router Appliance</w:t>
+      </w:r>
+      <w:r>
+        <w:br/>
+      </w:r>
+      <w:r>
+        <w:br/>
+      </w:r>
+      <w:r>
+        <w:rPr>
+          <w:color w:val="808080"/>
+          <w:sz w:val="24"/>
+          <w:szCs w:val="24"/>
+        </w:rPr>
+        <w:t>Protect your cloud infrastructure and optimize its performance with a gateway appliance.</w:t>
       </w:r>
       <w:r>
         <w:br/>
@@ -33331,7 +33618,7 @@
       </w:r>
       <w:hyperlink r:id="rId486">
         <w:r>
-          <w:t>https://cloud.ibm.com/docs/vsi</w:t>
+          <w:t>https://cloud.ibm.com/docs/virtual-router-appliance?topic=virtual-router-appliance-getting-started-vra</w:t>
         </w:r>
       </w:hyperlink>
       <w:r>
@@ -33392,35 +33679,21 @@
           <w:sz w:val="28"/>
           <w:szCs w:val="28"/>
         </w:rPr>
-        <w:t xml:space="preserve">     Virtual Server for VPC</w:t>
-      </w:r>
-      <w:r>
-        <w:br/>
-      </w:r>
-      <w:r>
-        <w:br/>
-      </w:r>
-      <w:r>
-        <w:rPr>
-          <w:color w:val="808080"/>
-          <w:sz w:val="24"/>
-          <w:szCs w:val="24"/>
-        </w:rPr>
-        <w:t>In your own private space in the IBM Cloud, IBM Cloud VPC combines the security of a private cloud with the scalability of a public cloud. Use Virtual Private Cloud to isolate and provision network segments on the IBM Cloud, where you can deploy and manage compute resources, storage and networking cloud resources.</w:t>
-      </w:r>
-      <w:r>
-        <w:br/>
-      </w:r>
-      <w:r>
-        <w:br/>
-      </w:r>
-      <w:r>
-        <w:rPr>
-          <w:color w:val="808080"/>
-          <w:sz w:val="24"/>
-          <w:szCs w:val="24"/>
-        </w:rPr>
-        <w:t>With Virtual Server for VPC, you can quickly provision instances with high network performance. When you provision an instance, you select a profile that matches the amount of memory and compute power that you need for the application that you plan to run on the instance. Instances are available on the x86 and s390x architectures. After you provision an instance, you control and manage those infrastructure resources.</w:t>
+        <w:t xml:space="preserve">     Virtual Server for Classic</w:t>
+      </w:r>
+      <w:r>
+        <w:br/>
+      </w:r>
+      <w:r>
+        <w:br/>
+      </w:r>
+      <w:r>
+        <w:rPr>
+          <w:color w:val="808080"/>
+          <w:sz w:val="24"/>
+          <w:szCs w:val="24"/>
+        </w:rPr>
+        <w:t>We offer virtual servers worldwide with up to 64 vCPU and 512 GB RAM to fit any workload need. Select hourly postpaid billing for flexibility or monthly prepaid for a discount on full monthly usage.</w:t>
       </w:r>
       <w:r>
         <w:br/>
@@ -33435,7 +33708,7 @@
       </w:r>
       <w:hyperlink r:id="rId488">
         <w:r>
-          <w:t>https://cloud.ibm.com/docs/vpc?topic=vpc-creating-virtual-servers</w:t>
+          <w:t>https://cloud.ibm.com/docs/vsi</w:t>
         </w:r>
       </w:hyperlink>
       <w:r>
@@ -33496,21 +33769,35 @@
           <w:sz w:val="28"/>
           <w:szCs w:val="28"/>
         </w:rPr>
-        <w:t xml:space="preserve">     VLAN</w:t>
-      </w:r>
-      <w:r>
-        <w:br/>
-      </w:r>
-      <w:r>
-        <w:br/>
-      </w:r>
-      <w:r>
-        <w:rPr>
-          <w:color w:val="808080"/>
-          <w:sz w:val="24"/>
-          <w:szCs w:val="24"/>
-        </w:rPr>
-        <w:t>A Virtual Local Area Network (VLAN) is a network construct that makes it possible to create broadcast domains at the OSI Model layer-2 level. IBM Cloud uses VLANs to isolate broadcast traffic, to provide packet identification, and to let multiple workloads coexist on the same physical equipment. Depending on your situation, you may never need to interact with VLANs directly, because they are managed automatically. Optionally, you can order additional VLANs based on your unique network isolation requirements.</w:t>
+        <w:t xml:space="preserve">     Virtual Server for VPC</w:t>
+      </w:r>
+      <w:r>
+        <w:br/>
+      </w:r>
+      <w:r>
+        <w:br/>
+      </w:r>
+      <w:r>
+        <w:rPr>
+          <w:color w:val="808080"/>
+          <w:sz w:val="24"/>
+          <w:szCs w:val="24"/>
+        </w:rPr>
+        <w:t>In your own private space in the IBM Cloud, IBM Cloud VPC combines the security of a private cloud with the scalability of a public cloud. Use Virtual Private Cloud to isolate and provision network segments on the IBM Cloud, where you can deploy and manage compute resources, storage and networking cloud resources.</w:t>
+      </w:r>
+      <w:r>
+        <w:br/>
+      </w:r>
+      <w:r>
+        <w:br/>
+      </w:r>
+      <w:r>
+        <w:rPr>
+          <w:color w:val="808080"/>
+          <w:sz w:val="24"/>
+          <w:szCs w:val="24"/>
+        </w:rPr>
+        <w:t>With Virtual Server for VPC, you can quickly provision instances with high network performance. When you provision an instance, you select a profile that matches the amount of memory and compute power that you need for the application that you plan to run on the instance. Instances are available on the x86 and s390x architectures. After you provision an instance, you control and manage those infrastructure resources.</w:t>
       </w:r>
       <w:r>
         <w:br/>
@@ -33525,7 +33812,7 @@
       </w:r>
       <w:hyperlink r:id="rId490">
         <w:r>
-          <w:t>https://cloud.ibm.com/docs</w:t>
+          <w:t>https://cloud.ibm.com/docs/vpc?topic=vpc-creating-virtual-servers</w:t>
         </w:r>
       </w:hyperlink>
       <w:r>
@@ -33586,63 +33873,21 @@
           <w:sz w:val="28"/>
           <w:szCs w:val="28"/>
         </w:rPr>
-        <w:t xml:space="preserve">     VMware Cloud Migration Services</w:t>
-      </w:r>
-      <w:r>
-        <w:br/>
-      </w:r>
-      <w:r>
-        <w:br/>
-      </w:r>
-      <w:r>
-        <w:rPr>
-          <w:color w:val="808080"/>
-          <w:sz w:val="24"/>
-          <w:szCs w:val="24"/>
-        </w:rPr>
-        <w:t>This selection of services targets VMware customers seeking to modernize and embrace various IBM cloud options as either a production or disaster recovery target site.</w:t>
-      </w:r>
-      <w:r>
-        <w:br/>
-      </w:r>
-      <w:r>
-        <w:br/>
-      </w:r>
-      <w:r>
-        <w:rPr>
-          <w:color w:val="808080"/>
-          <w:sz w:val="24"/>
-          <w:szCs w:val="24"/>
-        </w:rPr>
-        <w:t>While PrimaryIO offers SaaS products in support of the Cloud Journey targeting data resiliency, this collection is comprised of advisory services and optionally the man-power to accomplish these modernizing, mobility-enhancing, cloud-embracing projects.</w:t>
-      </w:r>
-      <w:r>
-        <w:br/>
-      </w:r>
-      <w:r>
-        <w:br/>
-      </w:r>
-      <w:r>
-        <w:rPr>
-          <w:color w:val="808080"/>
-          <w:sz w:val="24"/>
-          <w:szCs w:val="24"/>
-        </w:rPr>
-        <w:t>The services are designed to create an easy to consume, yet bespoke, tailored project.  Each project is fully detailed with project plan, associated cost and transparency to the project status with focus on rapid achievement of critical path objectives.</w:t>
-      </w:r>
-      <w:r>
-        <w:br/>
-      </w:r>
-      <w:r>
-        <w:br/>
-      </w:r>
-      <w:r>
-        <w:rPr>
-          <w:color w:val="808080"/>
-          <w:sz w:val="24"/>
-          <w:szCs w:val="24"/>
-        </w:rPr>
-        <w:t>All projects, irrespective of category and customization, require a current state assessment coupled with a solid understanding of the customer goal and associated target environment.  Once well-comprehended, an accurate statement of work and associated price quote is generated in support of the project.  At such time, the project can be procured through the listed catalog option.</w:t>
+        <w:t xml:space="preserve">     VLAN</w:t>
+      </w:r>
+      <w:r>
+        <w:br/>
+      </w:r>
+      <w:r>
+        <w:br/>
+      </w:r>
+      <w:r>
+        <w:rPr>
+          <w:color w:val="808080"/>
+          <w:sz w:val="24"/>
+          <w:szCs w:val="24"/>
+        </w:rPr>
+        <w:t>A Virtual Local Area Network (VLAN) is a network construct that makes it possible to create broadcast domains at the OSI Model layer-2 level. IBM Cloud uses VLANs to isolate broadcast traffic, to provide packet identification, and to let multiple workloads coexist on the same physical equipment. Depending on your situation, you may never need to interact with VLANs directly, because they are managed automatically. Optionally, you can order additional VLANs based on your unique network isolation requirements.</w:t>
       </w:r>
       <w:r>
         <w:br/>
@@ -33657,7 +33902,7 @@
       </w:r>
       <w:hyperlink r:id="rId492">
         <w:r>
-          <w:t>https://hdm.primaryio.com/lp/vmwaas</w:t>
+          <w:t>https://cloud.ibm.com/docs</w:t>
         </w:r>
       </w:hyperlink>
       <w:r>
@@ -33718,21 +33963,63 @@
           <w:sz w:val="28"/>
           <w:szCs w:val="28"/>
         </w:rPr>
-        <w:t xml:space="preserve">     VMware Solutions</w:t>
-      </w:r>
-      <w:r>
-        <w:br/>
-      </w:r>
-      <w:r>
-        <w:br/>
-      </w:r>
-      <w:r>
-        <w:rPr>
-          <w:color w:val="808080"/>
-          <w:sz w:val="24"/>
-          <w:szCs w:val="24"/>
-        </w:rPr>
-        <w:t>Deploy a comprehensive portfolio of automated and on-demand services for VMware workloads to the cloud, faster than ever before.</w:t>
+        <w:t xml:space="preserve">     VMware Cloud Migration Services</w:t>
+      </w:r>
+      <w:r>
+        <w:br/>
+      </w:r>
+      <w:r>
+        <w:br/>
+      </w:r>
+      <w:r>
+        <w:rPr>
+          <w:color w:val="808080"/>
+          <w:sz w:val="24"/>
+          <w:szCs w:val="24"/>
+        </w:rPr>
+        <w:t>This selection of services targets VMware customers seeking to modernize and embrace various IBM cloud options as either a production or disaster recovery target site.</w:t>
+      </w:r>
+      <w:r>
+        <w:br/>
+      </w:r>
+      <w:r>
+        <w:br/>
+      </w:r>
+      <w:r>
+        <w:rPr>
+          <w:color w:val="808080"/>
+          <w:sz w:val="24"/>
+          <w:szCs w:val="24"/>
+        </w:rPr>
+        <w:t>While PrimaryIO offers SaaS products in support of the Cloud Journey targeting data resiliency, this collection is comprised of advisory services and optionally the man-power to accomplish these modernizing, mobility-enhancing, cloud-embracing projects.</w:t>
+      </w:r>
+      <w:r>
+        <w:br/>
+      </w:r>
+      <w:r>
+        <w:br/>
+      </w:r>
+      <w:r>
+        <w:rPr>
+          <w:color w:val="808080"/>
+          <w:sz w:val="24"/>
+          <w:szCs w:val="24"/>
+        </w:rPr>
+        <w:t>The services are designed to create an easy to consume, yet bespoke, tailored project.  Each project is fully detailed with project plan, associated cost and transparency to the project status with focus on rapid achievement of critical path objectives.</w:t>
+      </w:r>
+      <w:r>
+        <w:br/>
+      </w:r>
+      <w:r>
+        <w:br/>
+      </w:r>
+      <w:r>
+        <w:rPr>
+          <w:color w:val="808080"/>
+          <w:sz w:val="24"/>
+          <w:szCs w:val="24"/>
+        </w:rPr>
+        <w:t>All projects, irrespective of category and customization, require a current state assessment coupled with a solid understanding of the customer goal and associated target environment.  Once well-comprehended, an accurate statement of work and associated price quote is generated in support of the project.  At such time, the project can be procured through the listed catalog option.</w:t>
       </w:r>
       <w:r>
         <w:br/>
@@ -33747,7 +34034,7 @@
       </w:r>
       <w:hyperlink r:id="rId494">
         <w:r>
-          <w:t>https://cloud.ibm.com/docs/vmware-service?topic=vmware-service-getting-started</w:t>
+          <w:t>https://hdm.primaryio.com/lp/vmwaas</w:t>
         </w:r>
       </w:hyperlink>
       <w:r>
@@ -33808,21 +34095,21 @@
           <w:sz w:val="28"/>
           <w:szCs w:val="28"/>
         </w:rPr>
-        <w:t xml:space="preserve">     VMware vCenter Server</w:t>
-      </w:r>
-      <w:r>
-        <w:br/>
-      </w:r>
-      <w:r>
-        <w:br/>
-      </w:r>
-      <w:r>
-        <w:rPr>
-          <w:color w:val="808080"/>
-          <w:sz w:val="24"/>
-          <w:szCs w:val="24"/>
-        </w:rPr>
-        <w:t>Standardized software-defined data center (SDDC) solution that combines IBM Cloud Bare Metal Servers with VMware vSphere, NSX, and optional vSAN for a seamless hybrid cloud experience.</w:t>
+        <w:t xml:space="preserve">     VMware Solutions</w:t>
+      </w:r>
+      <w:r>
+        <w:br/>
+      </w:r>
+      <w:r>
+        <w:br/>
+      </w:r>
+      <w:r>
+        <w:rPr>
+          <w:color w:val="808080"/>
+          <w:sz w:val="24"/>
+          <w:szCs w:val="24"/>
+        </w:rPr>
+        <w:t>Deploy a comprehensive portfolio of automated and on-demand services for VMware workloads to the cloud, faster than ever before.</w:t>
       </w:r>
       <w:r>
         <w:br/>
@@ -33837,7 +34124,7 @@
       </w:r>
       <w:hyperlink r:id="rId496">
         <w:r>
-          <w:t>https://cloud.ibm.com/services/vmwaresolutions/vcenter/vc_vcenterserveroverview.html</w:t>
+          <w:t>https://cloud.ibm.com/docs/vmware-service?topic=vmware-service-getting-started</w:t>
         </w:r>
       </w:hyperlink>
       <w:r>
@@ -33898,21 +34185,21 @@
           <w:sz w:val="28"/>
           <w:szCs w:val="28"/>
         </w:rPr>
-        <w:t xml:space="preserve">     VMware vSphere</w:t>
-      </w:r>
-      <w:r>
-        <w:br/>
-      </w:r>
-      <w:r>
-        <w:br/>
-      </w:r>
-      <w:r>
-        <w:rPr>
-          <w:color w:val="808080"/>
-          <w:sz w:val="24"/>
-          <w:szCs w:val="24"/>
-        </w:rPr>
-        <w:t>Customizable virtualization service that combines VMware-compatible bare metal servers, hardware components, and licenses, to build your own IBM-hosted VMware environment.</w:t>
+        <w:t xml:space="preserve">     VMware vCenter Server</w:t>
+      </w:r>
+      <w:r>
+        <w:br/>
+      </w:r>
+      <w:r>
+        <w:br/>
+      </w:r>
+      <w:r>
+        <w:rPr>
+          <w:color w:val="808080"/>
+          <w:sz w:val="24"/>
+          <w:szCs w:val="24"/>
+        </w:rPr>
+        <w:t>Standardized software-defined data center (SDDC) solution that combines IBM Cloud Bare Metal Servers with VMware vSphere, NSX, and optional vSAN for a seamless hybrid cloud experience.</w:t>
       </w:r>
       <w:r>
         <w:br/>
@@ -33927,7 +34214,7 @@
       </w:r>
       <w:hyperlink r:id="rId498">
         <w:r>
-          <w:t>https://cloud.ibm.com/services/vmwaresolutions/vsphere/vs_vsphereclusteroverview.html</w:t>
+          <w:t>https://cloud.ibm.com/services/vmwaresolutions/vcenter/vc_vcenterserveroverview.html</w:t>
         </w:r>
       </w:hyperlink>
       <w:r>
@@ -33988,234 +34275,21 @@
           <w:sz w:val="28"/>
           <w:szCs w:val="28"/>
         </w:rPr>
-        <w:t xml:space="preserve">     VPC COaaS (VPC Cost Optimization as a Service)</w:t>
-      </w:r>
-      <w:r>
-        <w:br/>
-      </w:r>
-      <w:r>
-        <w:br/>
-      </w:r>
-      <w:r>
-        <w:rPr>
-          <w:color w:val="808080"/>
-          <w:sz w:val="24"/>
-          <w:szCs w:val="24"/>
-        </w:rPr>
-        <w:t>This is a fully-managed cloud-based service designed to help IBM Cloud users manage their cloud costs.</w:t>
-      </w:r>
-      <w:r>
-        <w:br/>
-      </w:r>
-      <w:r>
-        <w:br/>
-      </w:r>
-      <w:r>
-        <w:rPr>
-          <w:color w:val="808080"/>
-          <w:sz w:val="24"/>
-          <w:szCs w:val="24"/>
-        </w:rPr>
-        <w:t>Wanclouds COaaS provides IBM users with the tools and insights needed to optimize their cloud costs and services. With Wanclouds COaaS, users can track their cloud costs, identify potential cost savings opportunities, and develop customized strategies to reduce their overall cloud spending. The service also helps users identify areas of potential waste and inefficiency, and provides guidance on how to best manage their cloud costs. Additionally, Wanclouds COaaS can provide users with detailed reports and analytics to help them understand their cloud costs and make more informed decisions.</w:t>
-      </w:r>
-      <w:r>
-        <w:br/>
-      </w:r>
-      <w:r>
-        <w:br/>
-      </w:r>
-      <w:r>
-        <w:rPr>
-          <w:color w:val="808080"/>
-          <w:sz w:val="24"/>
-          <w:szCs w:val="24"/>
-        </w:rPr>
-        <w:t>Resource Coverage:</w:t>
-      </w:r>
-      <w:r>
-        <w:br/>
-      </w:r>
-      <w:r>
-        <w:rPr>
-          <w:color w:val="808080"/>
-          <w:sz w:val="24"/>
-          <w:szCs w:val="24"/>
-        </w:rPr>
-        <w:t>- Idle Resources</w:t>
-      </w:r>
-      <w:r>
-        <w:br/>
-      </w:r>
-      <w:r>
-        <w:rPr>
-          <w:color w:val="808080"/>
-          <w:sz w:val="24"/>
-          <w:szCs w:val="24"/>
-        </w:rPr>
-        <w:t>- Volumes</w:t>
-      </w:r>
-      <w:r>
-        <w:br/>
-      </w:r>
-      <w:r>
-        <w:rPr>
-          <w:color w:val="808080"/>
-          <w:sz w:val="24"/>
-          <w:szCs w:val="24"/>
-        </w:rPr>
-        <w:t>- Floating IPs</w:t>
-      </w:r>
-      <w:r>
-        <w:br/>
-      </w:r>
-      <w:r>
-        <w:rPr>
-          <w:color w:val="808080"/>
-          <w:sz w:val="24"/>
-          <w:szCs w:val="24"/>
-        </w:rPr>
-        <w:t>- Public Gateways</w:t>
-      </w:r>
-      <w:r>
-        <w:br/>
-      </w:r>
-      <w:r>
-        <w:rPr>
-          <w:color w:val="808080"/>
-          <w:sz w:val="24"/>
-          <w:szCs w:val="24"/>
-        </w:rPr>
-        <w:t>- Dedicated Hosts</w:t>
-      </w:r>
-      <w:r>
-        <w:br/>
-      </w:r>
-      <w:r>
-        <w:rPr>
-          <w:color w:val="808080"/>
-          <w:sz w:val="24"/>
-          <w:szCs w:val="24"/>
-        </w:rPr>
-        <w:t>- Virtual Server Instances</w:t>
-      </w:r>
-      <w:r>
-        <w:br/>
-      </w:r>
-      <w:r>
-        <w:rPr>
-          <w:color w:val="808080"/>
-          <w:sz w:val="24"/>
-          <w:szCs w:val="24"/>
-        </w:rPr>
-        <w:t>- Images</w:t>
-      </w:r>
-      <w:r>
-        <w:br/>
-      </w:r>
-      <w:r>
-        <w:rPr>
-          <w:color w:val="808080"/>
-          <w:sz w:val="24"/>
-          <w:szCs w:val="24"/>
-        </w:rPr>
-        <w:t>- Snapshots</w:t>
-      </w:r>
-      <w:r>
-        <w:br/>
-      </w:r>
-      <w:r>
-        <w:br/>
-      </w:r>
-      <w:r>
-        <w:rPr>
-          <w:color w:val="808080"/>
-          <w:sz w:val="24"/>
-          <w:szCs w:val="24"/>
-        </w:rPr>
-        <w:t>Benefits</w:t>
-      </w:r>
-      <w:r>
-        <w:br/>
-      </w:r>
-      <w:r>
-        <w:rPr>
-          <w:color w:val="808080"/>
-          <w:sz w:val="24"/>
-          <w:szCs w:val="24"/>
-        </w:rPr>
-        <w:t>- Tracking cloud costs</w:t>
-      </w:r>
-      <w:r>
-        <w:br/>
-      </w:r>
-      <w:r>
-        <w:rPr>
-          <w:color w:val="808080"/>
-          <w:sz w:val="24"/>
-          <w:szCs w:val="24"/>
-        </w:rPr>
-        <w:t>- Identification of potential cost savings</w:t>
-      </w:r>
-      <w:r>
-        <w:br/>
-      </w:r>
-      <w:r>
-        <w:rPr>
-          <w:color w:val="808080"/>
-          <w:sz w:val="24"/>
-          <w:szCs w:val="24"/>
-        </w:rPr>
-        <w:t>- Strategies to reduce their overall cloud spending, this Service can provide users with detailed reports and analytics to help them understand their cloud costs.</w:t>
-      </w:r>
-      <w:r>
-        <w:br/>
-      </w:r>
-      <w:r>
-        <w:rPr>
-          <w:color w:val="808080"/>
-          <w:sz w:val="24"/>
-          <w:szCs w:val="24"/>
-        </w:rPr>
-        <w:t>- Identify areas of potential waste and inefficiency, and provide guidance on how to best manage their cloud costs.</w:t>
-      </w:r>
-      <w:r>
-        <w:br/>
-      </w:r>
-      <w:r>
-        <w:br/>
-      </w:r>
-      <w:r>
-        <w:rPr>
-          <w:color w:val="808080"/>
-          <w:sz w:val="24"/>
-          <w:szCs w:val="24"/>
-        </w:rPr>
-        <w:t>Learn more: https://www.wanclouds.net/coaas</w:t>
-      </w:r>
-      <w:r>
-        <w:br/>
-      </w:r>
-      <w:r>
-        <w:br/>
-      </w:r>
-      <w:r>
-        <w:rPr>
-          <w:color w:val="808080"/>
-          <w:sz w:val="24"/>
-          <w:szCs w:val="24"/>
-        </w:rPr>
-        <w:t>For any help, please go to https://support.wanclouds.net or email us at support@wanclouds.net</w:t>
-      </w:r>
-      <w:r>
-        <w:br/>
-      </w:r>
-      <w:r>
-        <w:rPr>
-          <w:color w:val="808080"/>
-          <w:sz w:val="24"/>
-          <w:szCs w:val="24"/>
-        </w:rPr>
-        <w:t>For sales related queries, please contact usat sales@wanclouds.net</w:t>
+        <w:t xml:space="preserve">     VMware vSphere</w:t>
+      </w:r>
+      <w:r>
+        <w:br/>
+      </w:r>
+      <w:r>
+        <w:br/>
+      </w:r>
+      <w:r>
+        <w:rPr>
+          <w:color w:val="808080"/>
+          <w:sz w:val="24"/>
+          <w:szCs w:val="24"/>
+        </w:rPr>
+        <w:t>Customizable virtualization service that combines VMware-compatible bare metal servers, hardware components, and licenses, to build your own IBM-hosted VMware environment.</w:t>
       </w:r>
       <w:r>
         <w:br/>
@@ -34230,7 +34304,7 @@
       </w:r>
       <w:hyperlink r:id="rId500">
         <w:r>
-          <w:t>https://docs.wanclouds.net/ibm</w:t>
+          <w:t>https://cloud.ibm.com/services/vmwaresolutions/vsphere/vs_vsphereclusteroverview.html</w:t>
         </w:r>
       </w:hyperlink>
       <w:r>
@@ -34291,21 +34365,234 @@
           <w:sz w:val="28"/>
           <w:szCs w:val="28"/>
         </w:rPr>
-        <w:t xml:space="preserve">     VPC+ Cloud Migration</w:t>
-      </w:r>
-      <w:r>
-        <w:br/>
-      </w:r>
-      <w:r>
-        <w:br/>
-      </w:r>
-      <w:r>
-        <w:rPr>
-          <w:color w:val="808080"/>
-          <w:sz w:val="24"/>
-          <w:szCs w:val="24"/>
-        </w:rPr>
-        <w:t>VPC+ Cloud Migration is a third-party tool that helps facilitate easy migration of infrastructure components and applications. This tool automatically discovers your IBM Cloud classic infrastructure resources and components that can be migrated to IBM Cloud Virtual Private Cloud (VPC). You can choose the resources that you want to migrate and provision these resources in VPC. Once you are on IBM Cloud VPC, you have the opportunity to optimize, manage, and monitor your resources through the console.</w:t>
+        <w:t xml:space="preserve">     VPC COaaS (VPC Cost Optimization as a Service)</w:t>
+      </w:r>
+      <w:r>
+        <w:br/>
+      </w:r>
+      <w:r>
+        <w:br/>
+      </w:r>
+      <w:r>
+        <w:rPr>
+          <w:color w:val="808080"/>
+          <w:sz w:val="24"/>
+          <w:szCs w:val="24"/>
+        </w:rPr>
+        <w:t>This is a fully-managed cloud-based service designed to help IBM Cloud users manage their cloud costs.</w:t>
+      </w:r>
+      <w:r>
+        <w:br/>
+      </w:r>
+      <w:r>
+        <w:br/>
+      </w:r>
+      <w:r>
+        <w:rPr>
+          <w:color w:val="808080"/>
+          <w:sz w:val="24"/>
+          <w:szCs w:val="24"/>
+        </w:rPr>
+        <w:t>Wanclouds COaaS provides IBM users with the tools and insights needed to optimize their cloud costs and services. With Wanclouds COaaS, users can track their cloud costs, identify potential cost savings opportunities, and develop customized strategies to reduce their overall cloud spending. The service also helps users identify areas of potential waste and inefficiency, and provides guidance on how to best manage their cloud costs. Additionally, Wanclouds COaaS can provide users with detailed reports and analytics to help them understand their cloud costs and make more informed decisions.</w:t>
+      </w:r>
+      <w:r>
+        <w:br/>
+      </w:r>
+      <w:r>
+        <w:br/>
+      </w:r>
+      <w:r>
+        <w:rPr>
+          <w:color w:val="808080"/>
+          <w:sz w:val="24"/>
+          <w:szCs w:val="24"/>
+        </w:rPr>
+        <w:t>Resource Coverage:</w:t>
+      </w:r>
+      <w:r>
+        <w:br/>
+      </w:r>
+      <w:r>
+        <w:rPr>
+          <w:color w:val="808080"/>
+          <w:sz w:val="24"/>
+          <w:szCs w:val="24"/>
+        </w:rPr>
+        <w:t>- Idle Resources</w:t>
+      </w:r>
+      <w:r>
+        <w:br/>
+      </w:r>
+      <w:r>
+        <w:rPr>
+          <w:color w:val="808080"/>
+          <w:sz w:val="24"/>
+          <w:szCs w:val="24"/>
+        </w:rPr>
+        <w:t>- Volumes</w:t>
+      </w:r>
+      <w:r>
+        <w:br/>
+      </w:r>
+      <w:r>
+        <w:rPr>
+          <w:color w:val="808080"/>
+          <w:sz w:val="24"/>
+          <w:szCs w:val="24"/>
+        </w:rPr>
+        <w:t>- Floating IPs</w:t>
+      </w:r>
+      <w:r>
+        <w:br/>
+      </w:r>
+      <w:r>
+        <w:rPr>
+          <w:color w:val="808080"/>
+          <w:sz w:val="24"/>
+          <w:szCs w:val="24"/>
+        </w:rPr>
+        <w:t>- Public Gateways</w:t>
+      </w:r>
+      <w:r>
+        <w:br/>
+      </w:r>
+      <w:r>
+        <w:rPr>
+          <w:color w:val="808080"/>
+          <w:sz w:val="24"/>
+          <w:szCs w:val="24"/>
+        </w:rPr>
+        <w:t>- Dedicated Hosts</w:t>
+      </w:r>
+      <w:r>
+        <w:br/>
+      </w:r>
+      <w:r>
+        <w:rPr>
+          <w:color w:val="808080"/>
+          <w:sz w:val="24"/>
+          <w:szCs w:val="24"/>
+        </w:rPr>
+        <w:t>- Virtual Server Instances</w:t>
+      </w:r>
+      <w:r>
+        <w:br/>
+      </w:r>
+      <w:r>
+        <w:rPr>
+          <w:color w:val="808080"/>
+          <w:sz w:val="24"/>
+          <w:szCs w:val="24"/>
+        </w:rPr>
+        <w:t>- Images</w:t>
+      </w:r>
+      <w:r>
+        <w:br/>
+      </w:r>
+      <w:r>
+        <w:rPr>
+          <w:color w:val="808080"/>
+          <w:sz w:val="24"/>
+          <w:szCs w:val="24"/>
+        </w:rPr>
+        <w:t>- Snapshots</w:t>
+      </w:r>
+      <w:r>
+        <w:br/>
+      </w:r>
+      <w:r>
+        <w:br/>
+      </w:r>
+      <w:r>
+        <w:rPr>
+          <w:color w:val="808080"/>
+          <w:sz w:val="24"/>
+          <w:szCs w:val="24"/>
+        </w:rPr>
+        <w:t>Benefits</w:t>
+      </w:r>
+      <w:r>
+        <w:br/>
+      </w:r>
+      <w:r>
+        <w:rPr>
+          <w:color w:val="808080"/>
+          <w:sz w:val="24"/>
+          <w:szCs w:val="24"/>
+        </w:rPr>
+        <w:t>- Tracking cloud costs</w:t>
+      </w:r>
+      <w:r>
+        <w:br/>
+      </w:r>
+      <w:r>
+        <w:rPr>
+          <w:color w:val="808080"/>
+          <w:sz w:val="24"/>
+          <w:szCs w:val="24"/>
+        </w:rPr>
+        <w:t>- Identification of potential cost savings</w:t>
+      </w:r>
+      <w:r>
+        <w:br/>
+      </w:r>
+      <w:r>
+        <w:rPr>
+          <w:color w:val="808080"/>
+          <w:sz w:val="24"/>
+          <w:szCs w:val="24"/>
+        </w:rPr>
+        <w:t>- Strategies to reduce their overall cloud spending, this Service can provide users with detailed reports and analytics to help them understand their cloud costs.</w:t>
+      </w:r>
+      <w:r>
+        <w:br/>
+      </w:r>
+      <w:r>
+        <w:rPr>
+          <w:color w:val="808080"/>
+          <w:sz w:val="24"/>
+          <w:szCs w:val="24"/>
+        </w:rPr>
+        <w:t>- Identify areas of potential waste and inefficiency, and provide guidance on how to best manage their cloud costs.</w:t>
+      </w:r>
+      <w:r>
+        <w:br/>
+      </w:r>
+      <w:r>
+        <w:br/>
+      </w:r>
+      <w:r>
+        <w:rPr>
+          <w:color w:val="808080"/>
+          <w:sz w:val="24"/>
+          <w:szCs w:val="24"/>
+        </w:rPr>
+        <w:t>Learn more: https://www.wanclouds.net/coaas</w:t>
+      </w:r>
+      <w:r>
+        <w:br/>
+      </w:r>
+      <w:r>
+        <w:br/>
+      </w:r>
+      <w:r>
+        <w:rPr>
+          <w:color w:val="808080"/>
+          <w:sz w:val="24"/>
+          <w:szCs w:val="24"/>
+        </w:rPr>
+        <w:t>For any help, please go to https://support.wanclouds.net or email us at support@wanclouds.net</w:t>
+      </w:r>
+      <w:r>
+        <w:br/>
+      </w:r>
+      <w:r>
+        <w:rPr>
+          <w:color w:val="808080"/>
+          <w:sz w:val="24"/>
+          <w:szCs w:val="24"/>
+        </w:rPr>
+        <w:t>For sales related queries, please contact usat sales@wanclouds.net</w:t>
       </w:r>
       <w:r>
         <w:br/>
@@ -34320,7 +34607,7 @@
       </w:r>
       <w:hyperlink r:id="rId502">
         <w:r>
-          <w:t>https://cloud.ibm.com/docs/wanclouds-vpc-plus/getting-started.html</w:t>
+          <w:t>https://docs.wanclouds.net/ibm</w:t>
         </w:r>
       </w:hyperlink>
       <w:r>
@@ -34381,371 +34668,21 @@
           <w:sz w:val="28"/>
           <w:szCs w:val="28"/>
         </w:rPr>
-        <w:t xml:space="preserve">     VPC+ DRaaS (VPC+ Disaster Recovery as a Service)</w:t>
-      </w:r>
-      <w:r>
-        <w:br/>
-      </w:r>
-      <w:r>
-        <w:br/>
-      </w:r>
-      <w:r>
-        <w:rPr>
-          <w:color w:val="808080"/>
-          <w:sz w:val="24"/>
-          <w:szCs w:val="24"/>
-        </w:rPr>
-        <w:t>Wanclouds offers multi-cloud Backup, Migrations, Disaster Recovery, and Cost Optimization as a Service. At the heart of our approach is our SaaS application called VPC+ enabling seamless and hassle-free backups, migrations, disaster recovery, and cost optimization.</w:t>
-      </w:r>
-      <w:r>
-        <w:br/>
-      </w:r>
-      <w:r>
-        <w:br/>
-      </w:r>
-      <w:r>
-        <w:rPr>
-          <w:color w:val="808080"/>
-          <w:sz w:val="24"/>
-          <w:szCs w:val="24"/>
-        </w:rPr>
-        <w:t>Add one or multiple public clouds accounts and create a comprehensive backup and DR setup for all of your IBM Cloud Resources across regions.</w:t>
-      </w:r>
-      <w:r>
-        <w:br/>
-      </w:r>
-      <w:r>
-        <w:br/>
-      </w:r>
-      <w:r>
-        <w:rPr>
-          <w:color w:val="808080"/>
-          <w:sz w:val="24"/>
-          <w:szCs w:val="24"/>
-        </w:rPr>
-        <w:t>Backup and Disaster Recovery as a Service</w:t>
-      </w:r>
-      <w:r>
-        <w:br/>
-      </w:r>
-      <w:r>
-        <w:rPr>
-          <w:color w:val="808080"/>
-          <w:sz w:val="24"/>
-          <w:szCs w:val="24"/>
-        </w:rPr>
-        <w:t>- Backup your exisitng IBM Cloud VPC resources and configurations</w:t>
-      </w:r>
-      <w:r>
-        <w:br/>
-      </w:r>
-      <w:r>
-        <w:rPr>
-          <w:color w:val="808080"/>
-          <w:sz w:val="24"/>
-          <w:szCs w:val="24"/>
-        </w:rPr>
-        <w:t>- Backup IBM IKS (Kubernetes Service), ROKS (Red Hat Openshift)</w:t>
-      </w:r>
-      <w:r>
-        <w:br/>
-      </w:r>
-      <w:r>
-        <w:rPr>
-          <w:color w:val="808080"/>
-          <w:sz w:val="24"/>
-          <w:szCs w:val="24"/>
-        </w:rPr>
-        <w:t>- Backup Virtual Machines (VSIs) and attached Data Volumes</w:t>
-      </w:r>
-      <w:r>
-        <w:br/>
-      </w:r>
-      <w:r>
-        <w:rPr>
-          <w:color w:val="808080"/>
-          <w:sz w:val="24"/>
-          <w:szCs w:val="24"/>
-        </w:rPr>
-        <w:t>- Backup Cloud Object Storage Buckets (COS Buckets)</w:t>
-      </w:r>
-      <w:r>
-        <w:br/>
-      </w:r>
-      <w:r>
-        <w:rPr>
-          <w:color w:val="808080"/>
-          <w:sz w:val="24"/>
-          <w:szCs w:val="24"/>
-        </w:rPr>
-        <w:t>- Backup on-prem Kubernetes or Red Hat OpenShift clusters to IBM Cloud</w:t>
-      </w:r>
-      <w:r>
-        <w:br/>
-      </w:r>
-      <w:r>
-        <w:rPr>
-          <w:color w:val="808080"/>
-          <w:sz w:val="24"/>
-          <w:szCs w:val="24"/>
-        </w:rPr>
-        <w:t>- Restore or replicate your infrastructure across regions</w:t>
-      </w:r>
-      <w:r>
-        <w:br/>
-      </w:r>
-      <w:r>
-        <w:rPr>
-          <w:color w:val="808080"/>
-          <w:sz w:val="24"/>
-          <w:szCs w:val="24"/>
-        </w:rPr>
-        <w:t>- Restore your Kubernetes or Red Hat OpenShift clusters on-demand</w:t>
-      </w:r>
-      <w:r>
-        <w:br/>
-      </w:r>
-      <w:r>
-        <w:rPr>
-          <w:color w:val="808080"/>
-          <w:sz w:val="24"/>
-          <w:szCs w:val="24"/>
-        </w:rPr>
-        <w:t>- Backup VMware VMs to IBM Cloud VPC</w:t>
-      </w:r>
-      <w:r>
-        <w:br/>
-      </w:r>
-      <w:r>
-        <w:br/>
-      </w:r>
-      <w:r>
-        <w:rPr>
-          <w:color w:val="808080"/>
-          <w:sz w:val="24"/>
-          <w:szCs w:val="24"/>
-        </w:rPr>
-        <w:t>Setup IBM Cloud as a DR site for On-Premise workoads</w:t>
-      </w:r>
-      <w:r>
-        <w:br/>
-      </w:r>
-      <w:r>
-        <w:br/>
-      </w:r>
-      <w:r>
-        <w:rPr>
-          <w:color w:val="808080"/>
-          <w:sz w:val="24"/>
-          <w:szCs w:val="24"/>
-        </w:rPr>
-        <w:t xml:space="preserve">- Setup IBM Cloud as a Warm DR site for critical workloads </w:t>
-      </w:r>
-      <w:r>
-        <w:br/>
-      </w:r>
-      <w:r>
-        <w:rPr>
-          <w:color w:val="808080"/>
-          <w:sz w:val="24"/>
-          <w:szCs w:val="24"/>
-        </w:rPr>
-        <w:t>- Leverage IBM Cloud as a Backup for your Windows, Linux, Kubernetes workloads and Data.</w:t>
-      </w:r>
-      <w:r>
-        <w:br/>
-      </w:r>
-      <w:r>
-        <w:br/>
-      </w:r>
-      <w:r>
-        <w:rPr>
-          <w:color w:val="808080"/>
-          <w:sz w:val="24"/>
-          <w:szCs w:val="24"/>
-        </w:rPr>
-        <w:t>Cloud-Native Migration and Application Mobility</w:t>
-      </w:r>
-      <w:r>
-        <w:br/>
-      </w:r>
-      <w:r>
-        <w:br/>
-      </w:r>
-      <w:r>
-        <w:rPr>
-          <w:color w:val="808080"/>
-          <w:sz w:val="24"/>
-          <w:szCs w:val="24"/>
-        </w:rPr>
-        <w:t>- Setup IBM Cloud as a DR site</w:t>
-      </w:r>
-      <w:r>
-        <w:br/>
-      </w:r>
-      <w:r>
-        <w:rPr>
-          <w:color w:val="808080"/>
-          <w:sz w:val="24"/>
-          <w:szCs w:val="24"/>
-        </w:rPr>
-        <w:t>- Discover and Migrate Kubernetes and OpenShift cluster to IBM Cloud</w:t>
-      </w:r>
-      <w:r>
-        <w:br/>
-      </w:r>
-      <w:r>
-        <w:rPr>
-          <w:color w:val="808080"/>
-          <w:sz w:val="24"/>
-          <w:szCs w:val="24"/>
-        </w:rPr>
-        <w:t>- Migrate your application across your Kubernetes clusters</w:t>
-      </w:r>
-      <w:r>
-        <w:br/>
-      </w:r>
-      <w:r>
-        <w:rPr>
-          <w:color w:val="808080"/>
-          <w:sz w:val="24"/>
-          <w:szCs w:val="24"/>
-        </w:rPr>
-        <w:t>- Migrate your on-prem Red Hat OpenShift Clusters to IBM ROKS</w:t>
-      </w:r>
-      <w:r>
-        <w:br/>
-      </w:r>
-      <w:r>
-        <w:rPr>
-          <w:color w:val="808080"/>
-          <w:sz w:val="24"/>
-          <w:szCs w:val="24"/>
-        </w:rPr>
-        <w:t>- Migration On-Premise clusters to IBM Cloud Satellite</w:t>
-      </w:r>
-      <w:r>
-        <w:br/>
-      </w:r>
-      <w:r>
-        <w:br/>
-      </w:r>
-      <w:r>
-        <w:br/>
-      </w:r>
-      <w:r>
-        <w:br/>
-      </w:r>
-      <w:r>
-        <w:rPr>
-          <w:color w:val="808080"/>
-          <w:sz w:val="24"/>
-          <w:szCs w:val="24"/>
-        </w:rPr>
-        <w:t>Additional Features (needs to be separately enabled)</w:t>
-      </w:r>
-      <w:r>
-        <w:br/>
-      </w:r>
-      <w:r>
-        <w:br/>
-      </w:r>
-      <w:r>
-        <w:rPr>
-          <w:color w:val="808080"/>
-          <w:sz w:val="24"/>
-          <w:szCs w:val="24"/>
-        </w:rPr>
-        <w:t>Cost Optimization as a Service</w:t>
-      </w:r>
-      <w:r>
-        <w:br/>
-      </w:r>
-      <w:r>
-        <w:rPr>
-          <w:color w:val="808080"/>
-          <w:sz w:val="24"/>
-          <w:szCs w:val="24"/>
-        </w:rPr>
-        <w:t>- Discover and track all of your resources across IBM Cloud</w:t>
-      </w:r>
-      <w:r>
-        <w:br/>
-      </w:r>
-      <w:r>
-        <w:rPr>
-          <w:color w:val="808080"/>
-          <w:sz w:val="24"/>
-          <w:szCs w:val="24"/>
-        </w:rPr>
-        <w:t>- Track all your Idle resources. Stop entire VPCs, or delete unused resources</w:t>
-      </w:r>
-      <w:r>
-        <w:br/>
-      </w:r>
-      <w:r>
-        <w:rPr>
-          <w:color w:val="808080"/>
-          <w:sz w:val="24"/>
-          <w:szCs w:val="24"/>
-        </w:rPr>
-        <w:t>- Rightsize your Compute based on your usage and optimise for cost</w:t>
-      </w:r>
-      <w:r>
-        <w:br/>
-      </w:r>
-      <w:r>
-        <w:rPr>
-          <w:color w:val="808080"/>
-          <w:sz w:val="24"/>
-          <w:szCs w:val="24"/>
-        </w:rPr>
-        <w:t>- Assign Purpose tags based on industry standards</w:t>
-      </w:r>
-      <w:r>
-        <w:br/>
-      </w:r>
-      <w:r>
-        <w:br/>
-      </w:r>
-      <w:r>
-        <w:br/>
-      </w:r>
-      <w:r>
-        <w:rPr>
-          <w:color w:val="808080"/>
-          <w:sz w:val="24"/>
-          <w:szCs w:val="24"/>
-        </w:rPr>
-        <w:t>It takes just a few minutes to get started - subscribe today or request a demo:</w:t>
-      </w:r>
-      <w:r>
-        <w:br/>
-      </w:r>
-      <w:r>
-        <w:br/>
-      </w:r>
-      <w:r>
-        <w:rPr>
-          <w:color w:val="808080"/>
-          <w:sz w:val="24"/>
-          <w:szCs w:val="24"/>
-        </w:rPr>
-        <w:t>Learn more: https://www.wanclouds.net/ibm</w:t>
-      </w:r>
-      <w:r>
-        <w:br/>
-      </w:r>
-      <w:r>
-        <w:br/>
-      </w:r>
-      <w:r>
-        <w:rPr>
-          <w:color w:val="808080"/>
-          <w:sz w:val="24"/>
-          <w:szCs w:val="24"/>
-        </w:rPr>
-        <w:t>For any help, please go to https://support.wanclouds.net or email us at support@wanclouds.net.</w:t>
+        <w:t xml:space="preserve">     VPC+ Cloud Migration</w:t>
+      </w:r>
+      <w:r>
+        <w:br/>
+      </w:r>
+      <w:r>
+        <w:br/>
+      </w:r>
+      <w:r>
+        <w:rPr>
+          <w:color w:val="808080"/>
+          <w:sz w:val="24"/>
+          <w:szCs w:val="24"/>
+        </w:rPr>
+        <w:t>VPC+ Cloud Migration is a third-party tool that helps facilitate easy migration of infrastructure components and applications. This tool automatically discovers your IBM Cloud classic infrastructure resources and components that can be migrated to IBM Cloud Virtual Private Cloud (VPC). You can choose the resources that you want to migrate and provision these resources in VPC. Once you are on IBM Cloud VPC, you have the opportunity to optimize, manage, and monitor your resources through the console.</w:t>
       </w:r>
       <w:r>
         <w:br/>
@@ -34760,7 +34697,7 @@
       </w:r>
       <w:hyperlink r:id="rId504">
         <w:r>
-          <w:t>https://docs.wanclouds.net/ibm/vpc-draas/</w:t>
+          <w:t>https://cloud.ibm.com/docs/wanclouds-vpc-plus/getting-started.html</w:t>
         </w:r>
       </w:hyperlink>
       <w:r>
@@ -34821,21 +34758,371 @@
           <w:sz w:val="28"/>
           <w:szCs w:val="28"/>
         </w:rPr>
-        <w:t xml:space="preserve">     VPN for VPC</w:t>
-      </w:r>
-      <w:r>
-        <w:br/>
-      </w:r>
-      <w:r>
-        <w:br/>
-      </w:r>
-      <w:r>
-        <w:rPr>
-          <w:color w:val="808080"/>
-          <w:sz w:val="24"/>
-          <w:szCs w:val="24"/>
-        </w:rPr>
-        <w:t>VPN for VPC provides a simple yet powerful solution for highly scalable and robust site-to-site VPN. This VPN service provides a mixture of industry standard security and encryption options as well as support for Pre-shared Key authentication. The service also provides the ability to quickly add and remove VPN connections with the option to use pre-defined configurations.</w:t>
+        <w:t xml:space="preserve">     VPC+ DRaaS (VPC+ Disaster Recovery as a Service)</w:t>
+      </w:r>
+      <w:r>
+        <w:br/>
+      </w:r>
+      <w:r>
+        <w:br/>
+      </w:r>
+      <w:r>
+        <w:rPr>
+          <w:color w:val="808080"/>
+          <w:sz w:val="24"/>
+          <w:szCs w:val="24"/>
+        </w:rPr>
+        <w:t>Wanclouds offers multi-cloud Backup, Migrations, Disaster Recovery, and Cost Optimization as a Service. At the heart of our approach is our SaaS application called VPC+ enabling seamless and hassle-free backups, migrations, disaster recovery, and cost optimization.</w:t>
+      </w:r>
+      <w:r>
+        <w:br/>
+      </w:r>
+      <w:r>
+        <w:br/>
+      </w:r>
+      <w:r>
+        <w:rPr>
+          <w:color w:val="808080"/>
+          <w:sz w:val="24"/>
+          <w:szCs w:val="24"/>
+        </w:rPr>
+        <w:t>Add one or multiple public clouds accounts and create a comprehensive backup and DR setup for all of your IBM Cloud Resources across regions.</w:t>
+      </w:r>
+      <w:r>
+        <w:br/>
+      </w:r>
+      <w:r>
+        <w:br/>
+      </w:r>
+      <w:r>
+        <w:rPr>
+          <w:color w:val="808080"/>
+          <w:sz w:val="24"/>
+          <w:szCs w:val="24"/>
+        </w:rPr>
+        <w:t>Backup and Disaster Recovery as a Service</w:t>
+      </w:r>
+      <w:r>
+        <w:br/>
+      </w:r>
+      <w:r>
+        <w:rPr>
+          <w:color w:val="808080"/>
+          <w:sz w:val="24"/>
+          <w:szCs w:val="24"/>
+        </w:rPr>
+        <w:t>- Backup your exisitng IBM Cloud VPC resources and configurations</w:t>
+      </w:r>
+      <w:r>
+        <w:br/>
+      </w:r>
+      <w:r>
+        <w:rPr>
+          <w:color w:val="808080"/>
+          <w:sz w:val="24"/>
+          <w:szCs w:val="24"/>
+        </w:rPr>
+        <w:t>- Backup IBM IKS (Kubernetes Service), ROKS (Red Hat Openshift)</w:t>
+      </w:r>
+      <w:r>
+        <w:br/>
+      </w:r>
+      <w:r>
+        <w:rPr>
+          <w:color w:val="808080"/>
+          <w:sz w:val="24"/>
+          <w:szCs w:val="24"/>
+        </w:rPr>
+        <w:t>- Backup Virtual Machines (VSIs) and attached Data Volumes</w:t>
+      </w:r>
+      <w:r>
+        <w:br/>
+      </w:r>
+      <w:r>
+        <w:rPr>
+          <w:color w:val="808080"/>
+          <w:sz w:val="24"/>
+          <w:szCs w:val="24"/>
+        </w:rPr>
+        <w:t>- Backup Cloud Object Storage Buckets (COS Buckets)</w:t>
+      </w:r>
+      <w:r>
+        <w:br/>
+      </w:r>
+      <w:r>
+        <w:rPr>
+          <w:color w:val="808080"/>
+          <w:sz w:val="24"/>
+          <w:szCs w:val="24"/>
+        </w:rPr>
+        <w:t>- Backup on-prem Kubernetes or Red Hat OpenShift clusters to IBM Cloud</w:t>
+      </w:r>
+      <w:r>
+        <w:br/>
+      </w:r>
+      <w:r>
+        <w:rPr>
+          <w:color w:val="808080"/>
+          <w:sz w:val="24"/>
+          <w:szCs w:val="24"/>
+        </w:rPr>
+        <w:t>- Restore or replicate your infrastructure across regions</w:t>
+      </w:r>
+      <w:r>
+        <w:br/>
+      </w:r>
+      <w:r>
+        <w:rPr>
+          <w:color w:val="808080"/>
+          <w:sz w:val="24"/>
+          <w:szCs w:val="24"/>
+        </w:rPr>
+        <w:t>- Restore your Kubernetes or Red Hat OpenShift clusters on-demand</w:t>
+      </w:r>
+      <w:r>
+        <w:br/>
+      </w:r>
+      <w:r>
+        <w:rPr>
+          <w:color w:val="808080"/>
+          <w:sz w:val="24"/>
+          <w:szCs w:val="24"/>
+        </w:rPr>
+        <w:t>- Backup VMware VMs to IBM Cloud VPC</w:t>
+      </w:r>
+      <w:r>
+        <w:br/>
+      </w:r>
+      <w:r>
+        <w:br/>
+      </w:r>
+      <w:r>
+        <w:rPr>
+          <w:color w:val="808080"/>
+          <w:sz w:val="24"/>
+          <w:szCs w:val="24"/>
+        </w:rPr>
+        <w:t>Setup IBM Cloud as a DR site for On-Premise workoads</w:t>
+      </w:r>
+      <w:r>
+        <w:br/>
+      </w:r>
+      <w:r>
+        <w:br/>
+      </w:r>
+      <w:r>
+        <w:rPr>
+          <w:color w:val="808080"/>
+          <w:sz w:val="24"/>
+          <w:szCs w:val="24"/>
+        </w:rPr>
+        <w:t xml:space="preserve">- Setup IBM Cloud as a Warm DR site for critical workloads </w:t>
+      </w:r>
+      <w:r>
+        <w:br/>
+      </w:r>
+      <w:r>
+        <w:rPr>
+          <w:color w:val="808080"/>
+          <w:sz w:val="24"/>
+          <w:szCs w:val="24"/>
+        </w:rPr>
+        <w:t>- Leverage IBM Cloud as a Backup for your Windows, Linux, Kubernetes workloads and Data.</w:t>
+      </w:r>
+      <w:r>
+        <w:br/>
+      </w:r>
+      <w:r>
+        <w:br/>
+      </w:r>
+      <w:r>
+        <w:rPr>
+          <w:color w:val="808080"/>
+          <w:sz w:val="24"/>
+          <w:szCs w:val="24"/>
+        </w:rPr>
+        <w:t>Cloud-Native Migration and Application Mobility</w:t>
+      </w:r>
+      <w:r>
+        <w:br/>
+      </w:r>
+      <w:r>
+        <w:br/>
+      </w:r>
+      <w:r>
+        <w:rPr>
+          <w:color w:val="808080"/>
+          <w:sz w:val="24"/>
+          <w:szCs w:val="24"/>
+        </w:rPr>
+        <w:t>- Setup IBM Cloud as a DR site</w:t>
+      </w:r>
+      <w:r>
+        <w:br/>
+      </w:r>
+      <w:r>
+        <w:rPr>
+          <w:color w:val="808080"/>
+          <w:sz w:val="24"/>
+          <w:szCs w:val="24"/>
+        </w:rPr>
+        <w:t>- Discover and Migrate Kubernetes and OpenShift cluster to IBM Cloud</w:t>
+      </w:r>
+      <w:r>
+        <w:br/>
+      </w:r>
+      <w:r>
+        <w:rPr>
+          <w:color w:val="808080"/>
+          <w:sz w:val="24"/>
+          <w:szCs w:val="24"/>
+        </w:rPr>
+        <w:t>- Migrate your application across your Kubernetes clusters</w:t>
+      </w:r>
+      <w:r>
+        <w:br/>
+      </w:r>
+      <w:r>
+        <w:rPr>
+          <w:color w:val="808080"/>
+          <w:sz w:val="24"/>
+          <w:szCs w:val="24"/>
+        </w:rPr>
+        <w:t>- Migrate your on-prem Red Hat OpenShift Clusters to IBM ROKS</w:t>
+      </w:r>
+      <w:r>
+        <w:br/>
+      </w:r>
+      <w:r>
+        <w:rPr>
+          <w:color w:val="808080"/>
+          <w:sz w:val="24"/>
+          <w:szCs w:val="24"/>
+        </w:rPr>
+        <w:t>- Migration On-Premise clusters to IBM Cloud Satellite</w:t>
+      </w:r>
+      <w:r>
+        <w:br/>
+      </w:r>
+      <w:r>
+        <w:br/>
+      </w:r>
+      <w:r>
+        <w:br/>
+      </w:r>
+      <w:r>
+        <w:br/>
+      </w:r>
+      <w:r>
+        <w:rPr>
+          <w:color w:val="808080"/>
+          <w:sz w:val="24"/>
+          <w:szCs w:val="24"/>
+        </w:rPr>
+        <w:t>Additional Features (needs to be separately enabled)</w:t>
+      </w:r>
+      <w:r>
+        <w:br/>
+      </w:r>
+      <w:r>
+        <w:br/>
+      </w:r>
+      <w:r>
+        <w:rPr>
+          <w:color w:val="808080"/>
+          <w:sz w:val="24"/>
+          <w:szCs w:val="24"/>
+        </w:rPr>
+        <w:t>Cost Optimization as a Service</w:t>
+      </w:r>
+      <w:r>
+        <w:br/>
+      </w:r>
+      <w:r>
+        <w:rPr>
+          <w:color w:val="808080"/>
+          <w:sz w:val="24"/>
+          <w:szCs w:val="24"/>
+        </w:rPr>
+        <w:t>- Discover and track all of your resources across IBM Cloud</w:t>
+      </w:r>
+      <w:r>
+        <w:br/>
+      </w:r>
+      <w:r>
+        <w:rPr>
+          <w:color w:val="808080"/>
+          <w:sz w:val="24"/>
+          <w:szCs w:val="24"/>
+        </w:rPr>
+        <w:t>- Track all your Idle resources. Stop entire VPCs, or delete unused resources</w:t>
+      </w:r>
+      <w:r>
+        <w:br/>
+      </w:r>
+      <w:r>
+        <w:rPr>
+          <w:color w:val="808080"/>
+          <w:sz w:val="24"/>
+          <w:szCs w:val="24"/>
+        </w:rPr>
+        <w:t>- Rightsize your Compute based on your usage and optimise for cost</w:t>
+      </w:r>
+      <w:r>
+        <w:br/>
+      </w:r>
+      <w:r>
+        <w:rPr>
+          <w:color w:val="808080"/>
+          <w:sz w:val="24"/>
+          <w:szCs w:val="24"/>
+        </w:rPr>
+        <w:t>- Assign Purpose tags based on industry standards</w:t>
+      </w:r>
+      <w:r>
+        <w:br/>
+      </w:r>
+      <w:r>
+        <w:br/>
+      </w:r>
+      <w:r>
+        <w:br/>
+      </w:r>
+      <w:r>
+        <w:rPr>
+          <w:color w:val="808080"/>
+          <w:sz w:val="24"/>
+          <w:szCs w:val="24"/>
+        </w:rPr>
+        <w:t>It takes just a few minutes to get started - subscribe today or request a demo:</w:t>
+      </w:r>
+      <w:r>
+        <w:br/>
+      </w:r>
+      <w:r>
+        <w:br/>
+      </w:r>
+      <w:r>
+        <w:rPr>
+          <w:color w:val="808080"/>
+          <w:sz w:val="24"/>
+          <w:szCs w:val="24"/>
+        </w:rPr>
+        <w:t>Learn more: https://www.wanclouds.net/ibm</w:t>
+      </w:r>
+      <w:r>
+        <w:br/>
+      </w:r>
+      <w:r>
+        <w:br/>
+      </w:r>
+      <w:r>
+        <w:rPr>
+          <w:color w:val="808080"/>
+          <w:sz w:val="24"/>
+          <w:szCs w:val="24"/>
+        </w:rPr>
+        <w:t>For any help, please go to https://support.wanclouds.net or email us at support@wanclouds.net.</w:t>
       </w:r>
       <w:r>
         <w:br/>
@@ -34850,7 +35137,7 @@
       </w:r>
       <w:hyperlink r:id="rId506">
         <w:r>
-          <w:t>https://test.cloud.ibm.com/docs/vpc?topic=vpc-using-vpn</w:t>
+          <w:t>https://docs.wanclouds.net/ibm/vpc-draas/</w:t>
         </w:r>
       </w:hyperlink>
       <w:r>
@@ -34911,21 +35198,21 @@
           <w:sz w:val="28"/>
           <w:szCs w:val="28"/>
         </w:rPr>
-        <w:t xml:space="preserve">     vRealize Operations and Log Insight</w:t>
-      </w:r>
-      <w:r>
-        <w:br/>
-      </w:r>
-      <w:r>
-        <w:br/>
-      </w:r>
-      <w:r>
-        <w:rPr>
-          <w:color w:val="808080"/>
-          <w:sz w:val="24"/>
-          <w:szCs w:val="24"/>
-        </w:rPr>
-        <w:t>Monitor and troubleshoot the performance, health, and capacity of your dedicated IBM-hosted VMware Software Defined Data Center (SDDC) stack, in a more efficient matter.</w:t>
+        <w:t xml:space="preserve">     VPN for VPC</w:t>
+      </w:r>
+      <w:r>
+        <w:br/>
+      </w:r>
+      <w:r>
+        <w:br/>
+      </w:r>
+      <w:r>
+        <w:rPr>
+          <w:color w:val="808080"/>
+          <w:sz w:val="24"/>
+          <w:szCs w:val="24"/>
+        </w:rPr>
+        <w:t>VPN for VPC provides a simple yet powerful solution for highly scalable and robust site-to-site VPN. This VPN service provides a mixture of industry standard security and encryption options as well as support for Pre-shared Key authentication. The service also provides the ability to quickly add and remove VPN connections with the option to use pre-defined configurations.</w:t>
       </w:r>
       <w:r>
         <w:br/>
@@ -34940,7 +35227,7 @@
       </w:r>
       <w:hyperlink r:id="rId508">
         <w:r>
-          <w:t>https://cloud.ibm.com/services/vmwaresolutions/services/f5_considerations.html</w:t>
+          <w:t>https://test.cloud.ibm.com/docs/vpc?topic=vpc-using-vpn</w:t>
         </w:r>
       </w:hyperlink>
       <w:r>
@@ -35001,38 +35288,21 @@
           <w:sz w:val="28"/>
           <w:szCs w:val="28"/>
         </w:rPr>
-        <w:t xml:space="preserve">     Wasabi AiR</w:t>
-      </w:r>
-      <w:r>
-        <w:br/>
-      </w:r>
-      <w:r>
-        <w:br/>
-      </w:r>
-      <w:r>
-        <w:rPr>
-          <w:color w:val="808080"/>
-          <w:sz w:val="24"/>
-          <w:szCs w:val="24"/>
-        </w:rPr>
-        <w:t>Wasabi AiR Intelligent Media Storage</w:t>
-      </w:r>
-      <w:r>
-        <w:br/>
-      </w:r>
-      <w:r>
-        <w:br/>
-      </w:r>
-      <w:r>
-        <w:rPr>
-          <w:color w:val="808080"/>
-          <w:sz w:val="24"/>
-          <w:szCs w:val="24"/>
-        </w:rPr>
-        <w:t>Wasabi AiR is AI-powered intelligent media storage that adds structure to unstructured data, automatically tagging visual, audio, and textural elements as they are ingested. Wasabi AiR combines features such as metadata auto-tagging, Optical Character Recognition, speech to text, people recognition, and multilingual transcription, with cloud storage. Seamlessly integrate Wasabi AiR into your media workflow to enhance content discoverability, streamline operations, and maximize media value.</w:t>
-      </w:r>
-      <w:r>
-        <w:br/>
+        <w:t xml:space="preserve">     vRealize Operations and Log Insight</w:t>
+      </w:r>
+      <w:r>
+        <w:br/>
+      </w:r>
+      <w:r>
+        <w:br/>
+      </w:r>
+      <w:r>
+        <w:rPr>
+          <w:color w:val="808080"/>
+          <w:sz w:val="24"/>
+          <w:szCs w:val="24"/>
+        </w:rPr>
+        <w:t>Monitor and troubleshoot the performance, health, and capacity of your dedicated IBM-hosted VMware Software Defined Data Center (SDDC) stack, in a more efficient matter.</w:t>
       </w:r>
       <w:r>
         <w:br/>
@@ -35047,7 +35317,7 @@
       </w:r>
       <w:hyperlink r:id="rId510">
         <w:r>
-          <w:t>https://docs.wasabi.com/docs/wasabi-air</w:t>
+          <w:t>https://cloud.ibm.com/services/vmwaresolutions/services/f5_considerations.html</w:t>
         </w:r>
       </w:hyperlink>
       <w:r>
@@ -35108,21 +35378,35 @@
           <w:sz w:val="28"/>
           <w:szCs w:val="28"/>
         </w:rPr>
-        <w:t xml:space="preserve">     Wasabi Hot Cloud Storage</w:t>
-      </w:r>
-      <w:r>
-        <w:br/>
-      </w:r>
-      <w:r>
-        <w:br/>
-      </w:r>
-      <w:r>
-        <w:rPr>
-          <w:color w:val="808080"/>
-          <w:sz w:val="24"/>
-          <w:szCs w:val="24"/>
-        </w:rPr>
-        <w:t>Wasabi Hot Cloud Storage is a universal, one-size-fits-all cloud object storage service that simplifies storage by enabling a highly available environment across a range of business use cases. Wasabi Hot Cloud Storage is easy to understand, simple to order, and incredibly cost-effective to scale. With Wasabi, there are no confusing storage tiers to decipher and no complicated fee structures to decode. And Wasabi storage is free from data access and API call fees, unlike traditional providers, which can substantially drive-up costs.</w:t>
+        <w:t xml:space="preserve">     Wasabi AiR</w:t>
+      </w:r>
+      <w:r>
+        <w:br/>
+      </w:r>
+      <w:r>
+        <w:br/>
+      </w:r>
+      <w:r>
+        <w:rPr>
+          <w:color w:val="808080"/>
+          <w:sz w:val="24"/>
+          <w:szCs w:val="24"/>
+        </w:rPr>
+        <w:t>Wasabi AiR Intelligent Media Storage</w:t>
+      </w:r>
+      <w:r>
+        <w:br/>
+      </w:r>
+      <w:r>
+        <w:br/>
+      </w:r>
+      <w:r>
+        <w:rPr>
+          <w:color w:val="808080"/>
+          <w:sz w:val="24"/>
+          <w:szCs w:val="24"/>
+        </w:rPr>
+        <w:t>Wasabi AiR is AI-powered intelligent media storage that adds structure to unstructured data, automatically tagging visual, audio, and textural elements as they are ingested. Wasabi AiR combines features such as metadata auto-tagging, Optical Character Recognition, speech to text, people recognition, and multilingual transcription, with cloud storage. Seamlessly integrate Wasabi AiR into your media workflow to enhance content discoverability, streamline operations, and maximize media value.</w:t>
       </w:r>
       <w:r>
         <w:br/>
@@ -35140,7 +35424,7 @@
       </w:r>
       <w:hyperlink r:id="rId512">
         <w:r>
-          <w:t>https://docs.wasabi.com/docs/wasabi-object-storage</w:t>
+          <w:t>https://docs.wasabi.com/docs/wasabi-air</w:t>
         </w:r>
       </w:hyperlink>
       <w:r>
@@ -35201,21 +35485,24 @@
           <w:sz w:val="28"/>
           <w:szCs w:val="28"/>
         </w:rPr>
-        <w:t xml:space="preserve">     Watson Discovery</w:t>
-      </w:r>
-      <w:r>
-        <w:br/>
-      </w:r>
-      <w:r>
-        <w:br/>
-      </w:r>
-      <w:r>
-        <w:rPr>
-          <w:color w:val="808080"/>
-          <w:sz w:val="24"/>
-          <w:szCs w:val="24"/>
-        </w:rPr>
-        <w:t>Add a cognitive search and content analytics engine to applications to identify patterns, trends and actionable insights that drive better decision-making. Securely unify structured and unstructured data with pre-enriched content, and use a simplified query language to eliminate the need for manual filtering of results.</w:t>
+        <w:t xml:space="preserve">     Wasabi Hot Cloud Storage</w:t>
+      </w:r>
+      <w:r>
+        <w:br/>
+      </w:r>
+      <w:r>
+        <w:br/>
+      </w:r>
+      <w:r>
+        <w:rPr>
+          <w:color w:val="808080"/>
+          <w:sz w:val="24"/>
+          <w:szCs w:val="24"/>
+        </w:rPr>
+        <w:t>Wasabi Hot Cloud Storage is a universal, one-size-fits-all cloud object storage service that simplifies storage by enabling a highly available environment across a range of business use cases. Wasabi Hot Cloud Storage is easy to understand, simple to order, and incredibly cost-effective to scale. With Wasabi, there are no confusing storage tiers to decipher and no complicated fee structures to decode. And Wasabi storage is free from data access and API call fees, unlike traditional providers, which can substantially drive-up costs.</w:t>
+      </w:r>
+      <w:r>
+        <w:br/>
       </w:r>
       <w:r>
         <w:br/>
@@ -35230,7 +35517,7 @@
       </w:r>
       <w:hyperlink r:id="rId514">
         <w:r>
-          <w:t>https://cloud.ibm.com/docs/discovery-data?topic=discovery-data-getting-started</w:t>
+          <w:t>https://docs.wasabi.com/docs/wasabi-object-storage</w:t>
         </w:r>
       </w:hyperlink>
       <w:r>
@@ -35291,21 +35578,21 @@
           <w:sz w:val="28"/>
           <w:szCs w:val="28"/>
         </w:rPr>
-        <w:t xml:space="preserve">     watsonx</w:t>
-      </w:r>
-      <w:r>
-        <w:br/>
-      </w:r>
-      <w:r>
-        <w:br/>
-      </w:r>
-      <w:r>
-        <w:rPr>
-          <w:color w:val="808080"/>
-          <w:sz w:val="24"/>
-          <w:szCs w:val="24"/>
-        </w:rPr>
-        <w:t>Build with our new studio for foundation models, generative AI and machine learning. Train, validate, tune, and deploy foundation and machine learning models with ease.</w:t>
+        <w:t xml:space="preserve">     Watson Discovery</w:t>
+      </w:r>
+      <w:r>
+        <w:br/>
+      </w:r>
+      <w:r>
+        <w:br/>
+      </w:r>
+      <w:r>
+        <w:rPr>
+          <w:color w:val="808080"/>
+          <w:sz w:val="24"/>
+          <w:szCs w:val="24"/>
+        </w:rPr>
+        <w:t>Add a cognitive search and content analytics engine to applications to identify patterns, trends and actionable insights that drive better decision-making. Securely unify structured and unstructured data with pre-enriched content, and use a simplified query language to eliminate the need for manual filtering of results.</w:t>
       </w:r>
       <w:r>
         <w:br/>
@@ -35320,7 +35607,7 @@
       </w:r>
       <w:hyperlink r:id="rId516">
         <w:r>
-          <w:t>https://ibm.com</w:t>
+          <w:t>https://cloud.ibm.com/docs/discovery-data?topic=discovery-data-getting-started</w:t>
         </w:r>
       </w:hyperlink>
       <w:r>
@@ -35381,35 +35668,21 @@
           <w:sz w:val="28"/>
           <w:szCs w:val="28"/>
         </w:rPr>
-        <w:t xml:space="preserve">     watsonx Assistant</w:t>
-      </w:r>
-      <w:r>
-        <w:br/>
-      </w:r>
-      <w:r>
-        <w:br/>
-      </w:r>
-      <w:r>
-        <w:rPr>
-          <w:color w:val="808080"/>
-          <w:sz w:val="24"/>
-          <w:szCs w:val="24"/>
-        </w:rPr>
-        <w:t>watsonx Assistant lets you build conversational interfaces into any application, device, or channel.</w:t>
-      </w:r>
-      <w:r>
-        <w:br/>
-      </w:r>
-      <w:r>
-        <w:br/>
-      </w:r>
-      <w:r>
-        <w:rPr>
-          <w:color w:val="808080"/>
-          <w:sz w:val="24"/>
-          <w:szCs w:val="24"/>
-        </w:rPr>
-        <w:t>Add a natural language interface to your application to automate interactions with your end users. Common applications include virtual agents and chat bots that can integrate and communicate on any channel or device. Train through an easy-to-use web application, designed so you can quickly build natural conversation flows between your apps and users, and deploy scalable, cost effective solutions.</w:t>
+        <w:t xml:space="preserve">     watsonx</w:t>
+      </w:r>
+      <w:r>
+        <w:br/>
+      </w:r>
+      <w:r>
+        <w:br/>
+      </w:r>
+      <w:r>
+        <w:rPr>
+          <w:color w:val="808080"/>
+          <w:sz w:val="24"/>
+          <w:szCs w:val="24"/>
+        </w:rPr>
+        <w:t>Build with our new studio for foundation models, generative AI and machine learning. Train, validate, tune, and deploy foundation and machine learning models with ease.</w:t>
       </w:r>
       <w:r>
         <w:br/>
@@ -35424,7 +35697,7 @@
       </w:r>
       <w:hyperlink r:id="rId518">
         <w:r>
-          <w:t>https://cloud.ibm.com/docs/watson-assistant?topic=watson-assistant-welcome-new-assistant</w:t>
+          <w:t>https://ibm.com</w:t>
         </w:r>
       </w:hyperlink>
       <w:r>
@@ -35485,43 +35758,35 @@
           <w:sz w:val="28"/>
           <w:szCs w:val="28"/>
         </w:rPr>
-        <w:t xml:space="preserve">     watsonx BI</w:t>
-      </w:r>
-      <w:r>
-        <w:br/>
-      </w:r>
-      <w:r>
-        <w:br/>
-      </w:r>
-      <w:r>
-        <w:rPr>
-          <w:color w:val="808080"/>
-          <w:sz w:val="24"/>
-          <w:szCs w:val="24"/>
-        </w:rPr>
-        <w:t>IBM watsonx BI is a generative AI-powered business intelligence tool that is designed to help you uncover hidden insights from your data. Use natural language to analyze complex data, generate insights and data-aware recommendations that are easy to understand and actionable.</w:t>
-      </w:r>
-      <w:r>
-        <w:br/>
-      </w:r>
-      <w:r>
-        <w:rPr>
-          <w:color w:val="808080"/>
-          <w:sz w:val="24"/>
-          <w:szCs w:val="24"/>
-        </w:rPr>
-        <w:t xml:space="preserve"> </w:t>
-      </w:r>
-      <w:r>
-        <w:br/>
-      </w:r>
-      <w:r>
-        <w:rPr>
-          <w:color w:val="808080"/>
-          <w:sz w:val="24"/>
-          <w:szCs w:val="24"/>
-        </w:rPr>
-        <w:t>After provisioning, the IBM account owner is required to complete the initial setup steps</w:t>
+        <w:t xml:space="preserve">     watsonx Assistant</w:t>
+      </w:r>
+      <w:r>
+        <w:br/>
+      </w:r>
+      <w:r>
+        <w:br/>
+      </w:r>
+      <w:r>
+        <w:rPr>
+          <w:color w:val="808080"/>
+          <w:sz w:val="24"/>
+          <w:szCs w:val="24"/>
+        </w:rPr>
+        <w:t>watsonx Assistant lets you build conversational interfaces into any application, device, or channel.</w:t>
+      </w:r>
+      <w:r>
+        <w:br/>
+      </w:r>
+      <w:r>
+        <w:br/>
+      </w:r>
+      <w:r>
+        <w:rPr>
+          <w:color w:val="808080"/>
+          <w:sz w:val="24"/>
+          <w:szCs w:val="24"/>
+        </w:rPr>
+        <w:t>Add a natural language interface to your application to automate interactions with your end users. Common applications include virtual agents and chat bots that can integrate and communicate on any channel or device. Train through an easy-to-use web application, designed so you can quickly build natural conversation flows between your apps and users, and deploy scalable, cost effective solutions.</w:t>
       </w:r>
       <w:r>
         <w:br/>
@@ -35536,7 +35801,7 @@
       </w:r>
       <w:hyperlink r:id="rId520">
         <w:r>
-          <w:t>https://cloud.ibm.com/docs/watsonx-bi</w:t>
+          <w:t>https://cloud.ibm.com/docs/watson-assistant?topic=watson-assistant-welcome-new-assistant</w:t>
         </w:r>
       </w:hyperlink>
       <w:r>
@@ -35597,49 +35862,43 @@
           <w:sz w:val="28"/>
           <w:szCs w:val="28"/>
         </w:rPr>
-        <w:t xml:space="preserve">     watsonx Code Assistant</w:t>
-      </w:r>
-      <w:r>
-        <w:br/>
-      </w:r>
-      <w:r>
-        <w:br/>
-      </w:r>
-      <w:r>
-        <w:rPr>
-          <w:color w:val="808080"/>
-          <w:sz w:val="24"/>
-          <w:szCs w:val="24"/>
-        </w:rPr>
-        <w:t>IBM watsonx Code Assistant is a cloud service that leverages generative AI to accelerate code generation and increase developer productivity. It uses generative AI that is purpose-built for targeted use cases like Application Modernization and IT Automation.</w:t>
-      </w:r>
-      <w:r>
-        <w:br/>
-      </w:r>
-      <w:r>
-        <w:rPr>
-          <w:color w:val="808080"/>
-          <w:sz w:val="24"/>
-          <w:szCs w:val="24"/>
-        </w:rPr>
-        <w:t>Out-of-the-box, watsonx Code Assistant provides pre-trained models based on specific programming languages to ensure trust and efficiency for accurate code generation. IBM watsonx Code Assistant allows you to customize the underlying model(s) to ensure output is grounded in your organization's best practices, while providing visibility into the potential origin of generated code.</w:t>
-      </w:r>
-      <w:r>
-        <w:br/>
-      </w:r>
-      <w:r>
-        <w:br/>
-      </w:r>
-      <w:r>
-        <w:rPr>
-          <w:color w:val="808080"/>
-          <w:sz w:val="24"/>
-          <w:szCs w:val="24"/>
-        </w:rPr>
-        <w:t>Note: There are varying support levels for the available editions of IBM watsonx Code Assistant. Please reference the [Service Description Terms](https://www.ibm.com/terms/?id=i126-9704) for specific support commitments.</w:t>
-      </w:r>
-      <w:r>
-        <w:br/>
+        <w:t xml:space="preserve">     watsonx BI</w:t>
+      </w:r>
+      <w:r>
+        <w:br/>
+      </w:r>
+      <w:r>
+        <w:br/>
+      </w:r>
+      <w:r>
+        <w:rPr>
+          <w:color w:val="808080"/>
+          <w:sz w:val="24"/>
+          <w:szCs w:val="24"/>
+        </w:rPr>
+        <w:t>IBM watsonx BI is a generative AI-powered business intelligence tool that is designed to help you uncover hidden insights from your data. Use natural language to analyze complex data, generate insights and data-aware recommendations that are easy to understand and actionable.</w:t>
+      </w:r>
+      <w:r>
+        <w:br/>
+      </w:r>
+      <w:r>
+        <w:rPr>
+          <w:color w:val="808080"/>
+          <w:sz w:val="24"/>
+          <w:szCs w:val="24"/>
+        </w:rPr>
+        <w:t xml:space="preserve"> </w:t>
+      </w:r>
+      <w:r>
+        <w:br/>
+      </w:r>
+      <w:r>
+        <w:rPr>
+          <w:color w:val="808080"/>
+          <w:sz w:val="24"/>
+          <w:szCs w:val="24"/>
+        </w:rPr>
+        <w:t>After provisioning, the IBM account owner is required to complete the initial setup steps</w:t>
       </w:r>
       <w:r>
         <w:br/>
@@ -35654,7 +35913,7 @@
       </w:r>
       <w:hyperlink r:id="rId522">
         <w:r>
-          <w:t>https://cloud.ibm.com/docs/watsonx-code-assistant</w:t>
+          <w:t>https://cloud.ibm.com/docs/watsonx-bi</w:t>
         </w:r>
       </w:hyperlink>
       <w:r>
@@ -35715,21 +35974,49 @@
           <w:sz w:val="28"/>
           <w:szCs w:val="28"/>
         </w:rPr>
-        <w:t xml:space="preserve">     watsonx Orchestrate</w:t>
-      </w:r>
-      <w:r>
-        <w:br/>
-      </w:r>
-      <w:r>
-        <w:br/>
-      </w:r>
-      <w:r>
-        <w:rPr>
-          <w:color w:val="808080"/>
-          <w:sz w:val="24"/>
-          <w:szCs w:val="24"/>
-        </w:rPr>
-        <w:t>IBM watsonx Orchestrate, powered by LLMs, includes pre-built skills that use natural language processing to draw from a catalog of basic and advanced skills to execute your requests, in context and in the right order, without the need for any specialized training or developer experience.</w:t>
+        <w:t xml:space="preserve">     watsonx Code Assistant</w:t>
+      </w:r>
+      <w:r>
+        <w:br/>
+      </w:r>
+      <w:r>
+        <w:br/>
+      </w:r>
+      <w:r>
+        <w:rPr>
+          <w:color w:val="808080"/>
+          <w:sz w:val="24"/>
+          <w:szCs w:val="24"/>
+        </w:rPr>
+        <w:t>IBM watsonx Code Assistant is a cloud service that leverages generative AI to accelerate code generation and increase developer productivity. It uses generative AI that is purpose-built for targeted use cases like Application Modernization and IT Automation.</w:t>
+      </w:r>
+      <w:r>
+        <w:br/>
+      </w:r>
+      <w:r>
+        <w:rPr>
+          <w:color w:val="808080"/>
+          <w:sz w:val="24"/>
+          <w:szCs w:val="24"/>
+        </w:rPr>
+        <w:t>Out-of-the-box, watsonx Code Assistant provides pre-trained models based on specific programming languages to ensure trust and efficiency for accurate code generation. IBM watsonx Code Assistant allows you to customize the underlying model(s) to ensure output is grounded in your organization's best practices, while providing visibility into the potential origin of generated code.</w:t>
+      </w:r>
+      <w:r>
+        <w:br/>
+      </w:r>
+      <w:r>
+        <w:br/>
+      </w:r>
+      <w:r>
+        <w:rPr>
+          <w:color w:val="808080"/>
+          <w:sz w:val="24"/>
+          <w:szCs w:val="24"/>
+        </w:rPr>
+        <w:t>Note: There are varying support levels for the available editions of IBM watsonx Code Assistant. Please reference the [Service Description Terms](https://www.ibm.com/terms/?id=i126-9704) for specific support commitments.</w:t>
+      </w:r>
+      <w:r>
+        <w:br/>
       </w:r>
       <w:r>
         <w:br/>
@@ -35744,7 +36031,7 @@
       </w:r>
       <w:hyperlink r:id="rId524">
         <w:r>
-          <w:t>https://www.ibm.com/docs/en/watson-orchestrate</w:t>
+          <w:t>https://cloud.ibm.com/docs/watsonx-code-assistant</w:t>
         </w:r>
       </w:hyperlink>
       <w:r>
@@ -35805,21 +36092,21 @@
           <w:sz w:val="28"/>
           <w:szCs w:val="28"/>
         </w:rPr>
-        <w:t xml:space="preserve">     watsonx.ai Runtime</w:t>
-      </w:r>
-      <w:r>
-        <w:br/>
-      </w:r>
-      <w:r>
-        <w:br/>
-      </w:r>
-      <w:r>
-        <w:rPr>
-          <w:color w:val="808080"/>
-          <w:sz w:val="24"/>
-          <w:szCs w:val="24"/>
-        </w:rPr>
-        <w:t>IBM watsonx.ai Runtime service provides resources to power AI lifecycles and makes building and deploying AI solutions simple and scalable. It includes APIs, tools, models, and flexible runtimes ready for use in any cloud or hybrid environment.   For a full description of features and capabilities, visit the watsonx.ai product page https://www.ibm.com/products/watsonx-ai</w:t>
+        <w:t xml:space="preserve">     watsonx Orchestrate</w:t>
+      </w:r>
+      <w:r>
+        <w:br/>
+      </w:r>
+      <w:r>
+        <w:br/>
+      </w:r>
+      <w:r>
+        <w:rPr>
+          <w:color w:val="808080"/>
+          <w:sz w:val="24"/>
+          <w:szCs w:val="24"/>
+        </w:rPr>
+        <w:t>IBM watsonx Orchestrate, powered by LLMs, includes pre-built skills that use natural language processing to draw from a catalog of basic and advanced skills to execute your requests, in context and in the right order, without the need for any specialized training or developer experience.</w:t>
       </w:r>
       <w:r>
         <w:br/>
@@ -35834,7 +36121,7 @@
       </w:r>
       <w:hyperlink r:id="rId526">
         <w:r>
-          <w:t>https://dataplatform.cloud.ibm.com/docs/content/wsj/analyze-data/ml-overview.html</w:t>
+          <w:t>https://www.ibm.com/docs/en/watson-orchestrate</w:t>
         </w:r>
       </w:hyperlink>
       <w:r>
@@ -35895,21 +36182,21 @@
           <w:sz w:val="28"/>
           <w:szCs w:val="28"/>
         </w:rPr>
-        <w:t xml:space="preserve">     watsonx.ai Studio</w:t>
-      </w:r>
-      <w:r>
-        <w:br/>
-      </w:r>
-      <w:r>
-        <w:br/>
-      </w:r>
-      <w:r>
-        <w:rPr>
-          <w:color w:val="808080"/>
-          <w:sz w:val="24"/>
-          <w:szCs w:val="24"/>
-        </w:rPr>
-        <w:t>IBM watsonx.ai Studio provides the set of integrated tools for IBM watsonx.ai and Cloud Pak for Data as a Service. IBM watsonx.ai Studio is powered by IBM watsonx.ai Runtime. With a suite of tools for all skill levels, everyone can collaborate to develop machine learning solutions and on watsonx.ai, develop generative AI solutions. You can write code, visually code on a graphical canvas, or automatically build AI solutions.</w:t>
+        <w:t xml:space="preserve">     watsonx.ai Runtime</w:t>
+      </w:r>
+      <w:r>
+        <w:br/>
+      </w:r>
+      <w:r>
+        <w:br/>
+      </w:r>
+      <w:r>
+        <w:rPr>
+          <w:color w:val="808080"/>
+          <w:sz w:val="24"/>
+          <w:szCs w:val="24"/>
+        </w:rPr>
+        <w:t>IBM watsonx.ai Runtime service provides resources to power AI lifecycles and makes building and deploying AI solutions simple and scalable. It includes APIs, tools, models, and flexible runtimes ready for use in any cloud or hybrid environment.   For a full description of features and capabilities, visit the watsonx.ai product page https://www.ibm.com/products/watsonx-ai</w:t>
       </w:r>
       <w:r>
         <w:br/>
@@ -35924,7 +36211,7 @@
       </w:r>
       <w:hyperlink r:id="rId528">
         <w:r>
-          <w:t>https://dataplatform.cloud.ibm.com/docs</w:t>
+          <w:t>https://dataplatform.cloud.ibm.com/docs/content/wsj/analyze-data/ml-overview.html</w:t>
         </w:r>
       </w:hyperlink>
       <w:r>
@@ -35985,21 +36272,21 @@
           <w:sz w:val="28"/>
           <w:szCs w:val="28"/>
         </w:rPr>
-        <w:t xml:space="preserve">     watsonx.data</w:t>
-      </w:r>
-      <w:r>
-        <w:br/>
-      </w:r>
-      <w:r>
-        <w:br/>
-      </w:r>
-      <w:r>
-        <w:rPr>
-          <w:color w:val="808080"/>
-          <w:sz w:val="24"/>
-          <w:szCs w:val="24"/>
-        </w:rPr>
-        <w:t>Watsonx.data is a data management solution for collecting, storing, querying, and analyzing all your enterprise data (structured, semi-structured, and unstructured) with a single unified data platform. It provides a flexible and reliable platform that is optimized to work on open data formats.</w:t>
+        <w:t xml:space="preserve">     watsonx.ai Studio</w:t>
+      </w:r>
+      <w:r>
+        <w:br/>
+      </w:r>
+      <w:r>
+        <w:br/>
+      </w:r>
+      <w:r>
+        <w:rPr>
+          <w:color w:val="808080"/>
+          <w:sz w:val="24"/>
+          <w:szCs w:val="24"/>
+        </w:rPr>
+        <w:t>IBM watsonx.ai Studio provides the set of integrated tools for IBM watsonx.ai and Cloud Pak for Data as a Service. IBM watsonx.ai Studio is powered by IBM watsonx.ai Runtime. With a suite of tools for all skill levels, everyone can collaborate to develop machine learning solutions and on watsonx.ai, develop generative AI solutions. You can write code, visually code on a graphical canvas, or automatically build AI solutions.</w:t>
       </w:r>
       <w:r>
         <w:br/>
@@ -36014,7 +36301,7 @@
       </w:r>
       <w:hyperlink r:id="rId530">
         <w:r>
-          <w:t>https://cloud.ibm.com/docs/watsonxdata</w:t>
+          <w:t>https://dataplatform.cloud.ibm.com/docs</w:t>
         </w:r>
       </w:hyperlink>
       <w:r>
@@ -36075,21 +36362,21 @@
           <w:sz w:val="28"/>
           <w:szCs w:val="28"/>
         </w:rPr>
-        <w:t xml:space="preserve">     watsonx.data integration</w:t>
-      </w:r>
-      <w:r>
-        <w:br/>
-      </w:r>
-      <w:r>
-        <w:br/>
-      </w:r>
-      <w:r>
-        <w:rPr>
-          <w:color w:val="808080"/>
-          <w:sz w:val="24"/>
-          <w:szCs w:val="24"/>
-        </w:rPr>
-        <w:t>watsonx.data integration is a data integration tool that offers a unified experience for data teams to seamlessly handle real-time streaming, replication and bulk/batch integration patterns, without having to switch context or preselect the integration style. Modernize your data flows with a SaaS-based architecture that promotes reusability of data flows, enhances security and cost effectiveness, leveraging deployment flexibility across hybrid cloud environments. Boost data reliability with continuous monitoring of data quality issues with data observability.</w:t>
+        <w:t xml:space="preserve">     watsonx.data</w:t>
+      </w:r>
+      <w:r>
+        <w:br/>
+      </w:r>
+      <w:r>
+        <w:br/>
+      </w:r>
+      <w:r>
+        <w:rPr>
+          <w:color w:val="808080"/>
+          <w:sz w:val="24"/>
+          <w:szCs w:val="24"/>
+        </w:rPr>
+        <w:t>Watsonx.data is a data management solution for collecting, storing, querying, and analyzing all your enterprise data (structured, semi-structured, and unstructured) with a single unified data platform. It provides a flexible and reliable platform that is optimized to work on open data formats.</w:t>
       </w:r>
       <w:r>
         <w:br/>
@@ -36104,7 +36391,7 @@
       </w:r>
       <w:hyperlink r:id="rId532">
         <w:r>
-          <w:t>https://dataplatform.cloud.ibm.com/docs/content/wsj/getting-started/welcome-main.html?context=df&amp;amp;audience=wdp</w:t>
+          <w:t>https://cloud.ibm.com/docs/watsonxdata</w:t>
         </w:r>
       </w:hyperlink>
       <w:r>
@@ -36165,21 +36452,21 @@
           <w:sz w:val="28"/>
           <w:szCs w:val="28"/>
         </w:rPr>
-        <w:t xml:space="preserve">     watsonx.data intelligence</w:t>
-      </w:r>
-      <w:r>
-        <w:br/>
-      </w:r>
-      <w:r>
-        <w:br/>
-      </w:r>
-      <w:r>
-        <w:rPr>
-          <w:color w:val="808080"/>
-          <w:sz w:val="24"/>
-          <w:szCs w:val="24"/>
-        </w:rPr>
-        <w:t>IBM watsonx.data intelligence revolutionizes the way organizations curate, manage, and utilize data by leveraging the power of AI to simplify data delivery across hybrid ecosystems. It empowers organizations to discover, trust, and access meaningful data by unifying governance, lineage, quality, and sharing, providing consumers with reliable data products.</w:t>
+        <w:t xml:space="preserve">     watsonx.data integration</w:t>
+      </w:r>
+      <w:r>
+        <w:br/>
+      </w:r>
+      <w:r>
+        <w:br/>
+      </w:r>
+      <w:r>
+        <w:rPr>
+          <w:color w:val="808080"/>
+          <w:sz w:val="24"/>
+          <w:szCs w:val="24"/>
+        </w:rPr>
+        <w:t>watsonx.data integration is a data integration tool that offers a unified experience for data teams to seamlessly handle real-time streaming, replication and bulk/batch integration patterns, without having to switch context or preselect the integration style. Modernize your data flows with a SaaS-based architecture that promotes reusability of data flows, enhances security and cost effectiveness, leveraging deployment flexibility across hybrid cloud environments. Boost data reliability with continuous monitoring of data quality issues with data observability.</w:t>
       </w:r>
       <w:r>
         <w:br/>
@@ -36255,21 +36542,21 @@
           <w:sz w:val="28"/>
           <w:szCs w:val="28"/>
         </w:rPr>
-        <w:t xml:space="preserve">     watsonx.governance</w:t>
-      </w:r>
-      <w:r>
-        <w:br/>
-      </w:r>
-      <w:r>
-        <w:br/>
-      </w:r>
-      <w:r>
-        <w:rPr>
-          <w:color w:val="808080"/>
-          <w:sz w:val="24"/>
-          <w:szCs w:val="24"/>
-        </w:rPr>
-        <w:t>IBM watsonx.governance™ helps you direct, manage and monitor your organization’s AI activities</w:t>
+        <w:t xml:space="preserve">     watsonx.data intelligence</w:t>
+      </w:r>
+      <w:r>
+        <w:br/>
+      </w:r>
+      <w:r>
+        <w:br/>
+      </w:r>
+      <w:r>
+        <w:rPr>
+          <w:color w:val="808080"/>
+          <w:sz w:val="24"/>
+          <w:szCs w:val="24"/>
+        </w:rPr>
+        <w:t>IBM watsonx.data intelligence revolutionizes the way organizations curate, manage, and utilize data by leveraging the power of AI to simplify data delivery across hybrid ecosystems. It empowers organizations to discover, trust, and access meaningful data by unifying governance, lineage, quality, and sharing, providing consumers with reliable data products.</w:t>
       </w:r>
       <w:r>
         <w:br/>
@@ -36284,7 +36571,7 @@
       </w:r>
       <w:hyperlink r:id="rId536">
         <w:r>
-          <w:t>https://dataplatform.cloud.ibm.com/docs/content/wsj/analyze-data/xgov-overview.html?context=wx&amp;amp;audience=wdp</w:t>
+          <w:t>https://dataplatform.cloud.ibm.com/docs/content/wsj/getting-started/welcome-main.html?context=df&amp;amp;audience=wdp</w:t>
         </w:r>
       </w:hyperlink>
       <w:r>
@@ -36345,179 +36632,21 @@
           <w:sz w:val="28"/>
           <w:szCs w:val="28"/>
         </w:rPr>
-        <w:t xml:space="preserve">     WealthGrowth.AI</w:t>
-      </w:r>
-      <w:r>
-        <w:br/>
-      </w:r>
-      <w:r>
-        <w:br/>
-      </w:r>
-      <w:r>
-        <w:rPr>
-          <w:color w:val="808080"/>
-          <w:sz w:val="24"/>
-          <w:szCs w:val="24"/>
-        </w:rPr>
-        <w:t>WealthGrowth.ai: Transforming Wealth Management with AI</w:t>
-      </w:r>
-      <w:r>
-        <w:br/>
-      </w:r>
-      <w:r>
-        <w:br/>
-      </w:r>
-      <w:r>
-        <w:rPr>
-          <w:color w:val="808080"/>
-          <w:sz w:val="24"/>
-          <w:szCs w:val="24"/>
-        </w:rPr>
-        <w:t>WealthGrowth.ai is an Agentic AI workflow designed to enhance financial advisory services by leveraging 64 AI models, multiple AI agents, over 250 APIs, and six digital applications. By automating up to 95% of advisors' tasks, it helps boost asset growth and expand client outreach.</w:t>
-      </w:r>
-      <w:r>
-        <w:br/>
-      </w:r>
-      <w:r>
-        <w:br/>
-      </w:r>
-      <w:r>
-        <w:rPr>
-          <w:color w:val="808080"/>
-          <w:sz w:val="24"/>
-          <w:szCs w:val="24"/>
-        </w:rPr>
-        <w:t>Key Benefits:</w:t>
-      </w:r>
-      <w:r>
-        <w:br/>
-      </w:r>
-      <w:r>
-        <w:br/>
-      </w:r>
-      <w:r>
-        <w:rPr>
-          <w:color w:val="808080"/>
-          <w:sz w:val="24"/>
-          <w:szCs w:val="24"/>
-        </w:rPr>
-        <w:t>1. Growing with Current Clients</w:t>
-      </w:r>
-      <w:r>
-        <w:br/>
-      </w:r>
-      <w:r>
-        <w:rPr>
-          <w:color w:val="808080"/>
-          <w:sz w:val="24"/>
-          <w:szCs w:val="24"/>
-        </w:rPr>
-        <w:t>Increases product utilization by 3 to 4 times.</w:t>
-      </w:r>
-      <w:r>
-        <w:br/>
-      </w:r>
-      <w:r>
-        <w:rPr>
-          <w:color w:val="808080"/>
-          <w:sz w:val="24"/>
-          <w:szCs w:val="24"/>
-        </w:rPr>
-        <w:t>Expands wallet share by up to 40%.</w:t>
-      </w:r>
-      <w:r>
-        <w:br/>
-      </w:r>
-      <w:r>
-        <w:rPr>
-          <w:color w:val="808080"/>
-          <w:sz w:val="24"/>
-          <w:szCs w:val="24"/>
-        </w:rPr>
-        <w:t xml:space="preserve">   </w:t>
-      </w:r>
-      <w:r>
-        <w:br/>
-      </w:r>
-      <w:r>
-        <w:rPr>
-          <w:color w:val="808080"/>
-          <w:sz w:val="24"/>
-          <w:szCs w:val="24"/>
-        </w:rPr>
-        <w:t>2. Transitioning Bank Clients &amp; Acquiring New Prospects</w:t>
-      </w:r>
-      <w:r>
-        <w:br/>
-      </w:r>
-      <w:r>
-        <w:rPr>
-          <w:color w:val="808080"/>
-          <w:sz w:val="24"/>
-          <w:szCs w:val="24"/>
-        </w:rPr>
-        <w:t>Enables advisors to manage 6 to 10 times more clients.</w:t>
-      </w:r>
-      <w:r>
-        <w:br/>
-      </w:r>
-      <w:r>
-        <w:rPr>
-          <w:color w:val="808080"/>
-          <w:sz w:val="24"/>
-          <w:szCs w:val="24"/>
-        </w:rPr>
-        <w:t>Boosts assets under management (AUM) by up to 6 times.</w:t>
-      </w:r>
-      <w:r>
-        <w:br/>
-      </w:r>
-      <w:r>
-        <w:br/>
-      </w:r>
-      <w:r>
-        <w:rPr>
-          <w:color w:val="808080"/>
-          <w:sz w:val="24"/>
-          <w:szCs w:val="24"/>
-        </w:rPr>
-        <w:t>3. Enabling a Centralized/Remote/Digital Advisor Strategy</w:t>
-      </w:r>
-      <w:r>
-        <w:br/>
-      </w:r>
-      <w:r>
-        <w:rPr>
-          <w:color w:val="808080"/>
-          <w:sz w:val="24"/>
-          <w:szCs w:val="24"/>
-        </w:rPr>
-        <w:t>Expands reach to new channels, regions, and products.</w:t>
-      </w:r>
-      <w:r>
-        <w:br/>
-      </w:r>
-      <w:r>
-        <w:rPr>
-          <w:color w:val="808080"/>
-          <w:sz w:val="24"/>
-          <w:szCs w:val="24"/>
-        </w:rPr>
-        <w:t>Reduces advisor workload while maximizing efficiency.</w:t>
-      </w:r>
-      <w:r>
-        <w:br/>
-      </w:r>
-      <w:r>
-        <w:br/>
-      </w:r>
-      <w:r>
-        <w:rPr>
-          <w:color w:val="808080"/>
-          <w:sz w:val="24"/>
-          <w:szCs w:val="24"/>
-        </w:rPr>
-        <w:t>Powered by Cognerium, WealthGrowth.ai is shaping the future of wealth management by integrating AI-driven strategies to optimize client engagement and financial growth.</w:t>
+        <w:t xml:space="preserve">     watsonx.governance</w:t>
+      </w:r>
+      <w:r>
+        <w:br/>
+      </w:r>
+      <w:r>
+        <w:br/>
+      </w:r>
+      <w:r>
+        <w:rPr>
+          <w:color w:val="808080"/>
+          <w:sz w:val="24"/>
+          <w:szCs w:val="24"/>
+        </w:rPr>
+        <w:t>IBM watsonx.governance™ helps you direct, manage and monitor your organization’s AI activities</w:t>
       </w:r>
       <w:r>
         <w:br/>
@@ -36532,7 +36661,7 @@
       </w:r>
       <w:hyperlink r:id="rId538">
         <w:r>
-          <w:t>https://apiwealthgrowth.cognerium.com/api/v1/app_documentation/</w:t>
+          <w:t>https://dataplatform.cloud.ibm.com/docs/content/wsj/analyze-data/xgov-overview.html?context=wx&amp;amp;audience=wdp</w:t>
         </w:r>
       </w:hyperlink>
       <w:r>
@@ -36593,6 +36722,254 @@
           <w:sz w:val="28"/>
           <w:szCs w:val="28"/>
         </w:rPr>
+        <w:t xml:space="preserve">     WealthGrowth.AI</w:t>
+      </w:r>
+      <w:r>
+        <w:br/>
+      </w:r>
+      <w:r>
+        <w:br/>
+      </w:r>
+      <w:r>
+        <w:rPr>
+          <w:color w:val="808080"/>
+          <w:sz w:val="24"/>
+          <w:szCs w:val="24"/>
+        </w:rPr>
+        <w:t>WealthGrowth.ai: Transforming Wealth Management with AI</w:t>
+      </w:r>
+      <w:r>
+        <w:br/>
+      </w:r>
+      <w:r>
+        <w:br/>
+      </w:r>
+      <w:r>
+        <w:rPr>
+          <w:color w:val="808080"/>
+          <w:sz w:val="24"/>
+          <w:szCs w:val="24"/>
+        </w:rPr>
+        <w:t>WealthGrowth.ai is an Agentic AI workflow designed to enhance financial advisory services by leveraging 64 AI models, multiple AI agents, over 250 APIs, and six digital applications. By automating up to 95% of advisors' tasks, it helps boost asset growth and expand client outreach.</w:t>
+      </w:r>
+      <w:r>
+        <w:br/>
+      </w:r>
+      <w:r>
+        <w:br/>
+      </w:r>
+      <w:r>
+        <w:rPr>
+          <w:color w:val="808080"/>
+          <w:sz w:val="24"/>
+          <w:szCs w:val="24"/>
+        </w:rPr>
+        <w:t>Key Benefits:</w:t>
+      </w:r>
+      <w:r>
+        <w:br/>
+      </w:r>
+      <w:r>
+        <w:br/>
+      </w:r>
+      <w:r>
+        <w:rPr>
+          <w:color w:val="808080"/>
+          <w:sz w:val="24"/>
+          <w:szCs w:val="24"/>
+        </w:rPr>
+        <w:t>1. Growing with Current Clients</w:t>
+      </w:r>
+      <w:r>
+        <w:br/>
+      </w:r>
+      <w:r>
+        <w:rPr>
+          <w:color w:val="808080"/>
+          <w:sz w:val="24"/>
+          <w:szCs w:val="24"/>
+        </w:rPr>
+        <w:t>Increases product utilization by 3 to 4 times.</w:t>
+      </w:r>
+      <w:r>
+        <w:br/>
+      </w:r>
+      <w:r>
+        <w:rPr>
+          <w:color w:val="808080"/>
+          <w:sz w:val="24"/>
+          <w:szCs w:val="24"/>
+        </w:rPr>
+        <w:t>Expands wallet share by up to 40%.</w:t>
+      </w:r>
+      <w:r>
+        <w:br/>
+      </w:r>
+      <w:r>
+        <w:rPr>
+          <w:color w:val="808080"/>
+          <w:sz w:val="24"/>
+          <w:szCs w:val="24"/>
+        </w:rPr>
+        <w:t xml:space="preserve">   </w:t>
+      </w:r>
+      <w:r>
+        <w:br/>
+      </w:r>
+      <w:r>
+        <w:rPr>
+          <w:color w:val="808080"/>
+          <w:sz w:val="24"/>
+          <w:szCs w:val="24"/>
+        </w:rPr>
+        <w:t>2. Transitioning Bank Clients &amp; Acquiring New Prospects</w:t>
+      </w:r>
+      <w:r>
+        <w:br/>
+      </w:r>
+      <w:r>
+        <w:rPr>
+          <w:color w:val="808080"/>
+          <w:sz w:val="24"/>
+          <w:szCs w:val="24"/>
+        </w:rPr>
+        <w:t>Enables advisors to manage 6 to 10 times more clients.</w:t>
+      </w:r>
+      <w:r>
+        <w:br/>
+      </w:r>
+      <w:r>
+        <w:rPr>
+          <w:color w:val="808080"/>
+          <w:sz w:val="24"/>
+          <w:szCs w:val="24"/>
+        </w:rPr>
+        <w:t>Boosts assets under management (AUM) by up to 6 times.</w:t>
+      </w:r>
+      <w:r>
+        <w:br/>
+      </w:r>
+      <w:r>
+        <w:br/>
+      </w:r>
+      <w:r>
+        <w:rPr>
+          <w:color w:val="808080"/>
+          <w:sz w:val="24"/>
+          <w:szCs w:val="24"/>
+        </w:rPr>
+        <w:t>3. Enabling a Centralized/Remote/Digital Advisor Strategy</w:t>
+      </w:r>
+      <w:r>
+        <w:br/>
+      </w:r>
+      <w:r>
+        <w:rPr>
+          <w:color w:val="808080"/>
+          <w:sz w:val="24"/>
+          <w:szCs w:val="24"/>
+        </w:rPr>
+        <w:t>Expands reach to new channels, regions, and products.</w:t>
+      </w:r>
+      <w:r>
+        <w:br/>
+      </w:r>
+      <w:r>
+        <w:rPr>
+          <w:color w:val="808080"/>
+          <w:sz w:val="24"/>
+          <w:szCs w:val="24"/>
+        </w:rPr>
+        <w:t>Reduces advisor workload while maximizing efficiency.</w:t>
+      </w:r>
+      <w:r>
+        <w:br/>
+      </w:r>
+      <w:r>
+        <w:br/>
+      </w:r>
+      <w:r>
+        <w:rPr>
+          <w:color w:val="808080"/>
+          <w:sz w:val="24"/>
+          <w:szCs w:val="24"/>
+        </w:rPr>
+        <w:t>Powered by Cognerium, WealthGrowth.ai is shaping the future of wealth management by integrating AI-driven strategies to optimize client engagement and financial growth.</w:t>
+      </w:r>
+      <w:r>
+        <w:br/>
+      </w:r>
+      <w:r>
+        <w:rPr>
+          <w:color w:val="808080"/>
+          <w:sz w:val="24"/>
+          <w:szCs w:val="24"/>
+        </w:rPr>
+        <w:t xml:space="preserve">Documentation:  </w:t>
+      </w:r>
+      <w:hyperlink r:id="rId540">
+        <w:r>
+          <w:t>https://apiwealthgrowth.cognerium.com/api/v1/app_documentation/</w:t>
+        </w:r>
+      </w:hyperlink>
+      <w:r>
+        <w:br/>
+      </w:r>
+      <w:r>
+        <w:br/>
+      </w:r>
+    </w:p>
+    <w:p>
+      <w:pPr>
+        <w:ind/>
+      </w:pPr>
+      <w:r>
+        <w:rPr>
+          <w:noProof/>
+        </w:rPr>
+        <w:drawing>
+          <wp:inline distT="0" distB="0" distL="0" distR="0">
+            <wp:extent cx="476250" cy="476250"/>
+            <wp:effectExtent l="19050" t="0" r="9525" b="0"/>
+            <wp:docPr id="268" name="Picture 267" descr="Picture 267"/>
+            <wp:cNvGraphicFramePr>
+              <a:graphicFrameLocks xmlns:a="http://schemas.openxmlformats.org/drawingml/2006/main" noChangeAspect="1"/>
+            </wp:cNvGraphicFramePr>
+            <a:graphic xmlns:a="http://schemas.openxmlformats.org/drawingml/2006/main">
+              <a:graphicData uri="http://schemas.openxmlformats.org/drawingml/2006/picture">
+                <pic:pic xmlns:pic="http://schemas.openxmlformats.org/drawingml/2006/picture">
+                  <pic:nvPicPr>
+                    <pic:cNvPr id="0" name="Picture 267"/>
+                    <pic:cNvPicPr/>
+                  </pic:nvPicPr>
+                  <pic:blipFill>
+                    <a:blip r:embed="rId541" cstate="print"/>
+                    <a:stretch>
+                      <a:fillRect/>
+                    </a:stretch>
+                  </pic:blipFill>
+                  <pic:spPr>
+                    <a:xfrm>
+                      <a:off x="0" y="0"/>
+                      <a:ext cx="476250" cy="476250"/>
+                    </a:xfrm>
+                    <a:prstGeom prst="rect">
+                      <a:avLst/>
+                    </a:prstGeom>
+                  </pic:spPr>
+                </pic:pic>
+              </a:graphicData>
+            </a:graphic>
+          </wp:inline>
+        </w:drawing>
+      </w:r>
+      <w:r>
+        <w:rPr>
+          <w:b/>
+          <w:bCs/>
+          <w:sz w:val="28"/>
+          <w:szCs w:val="28"/>
+        </w:rPr>
         <w:t xml:space="preserve">     Zerto</w:t>
       </w:r>
       <w:r>
@@ -36620,7 +36997,7 @@
         </w:rPr>
         <w:t xml:space="preserve">Documentation:  </w:t>
       </w:r>
-      <w:hyperlink r:id="rId540">
+      <w:hyperlink r:id="rId542">
         <w:r>
           <w:t>https://cloud.ibm.com/services/vmwaresolutions/services/addingzertodr.html</w:t>
         </w:r>

--- a/docs/generated/mycatalog.docx
+++ b/docs/generated/mycatalog.docx
@@ -14476,18 +14476,21 @@
           <w:sz w:val="24"/>
           <w:szCs w:val="24"/>
         </w:rPr>
-        <w:t>FalconStor Habanero™  - secure offsite data protection for IBM Power is a fully managed, software-as-a-service offering designed to simplify secure offsite data protection for on-premises IBM Power environments. It enables IBM i, AIX, and Linux on Power organizations to maintain compliant, resilient offsite copies of critical data without deploying or managing cloud infrastructure.</w:t>
-      </w:r>
-      <w:r>
-        <w:br/>
-      </w:r>
-      <w:r>
-        <w:rPr>
-          <w:color w:val="808080"/>
-          <w:sz w:val="24"/>
-          <w:szCs w:val="24"/>
-        </w:rPr>
-        <w:t>Habanero integrates directly with existing IBM Power backup applications and processes, providing predictable pricing, globally available service delivery, and secure offsite retention for recovery, compliance, and cyber resilience without changing how customers operate their production environments.</w:t>
+        <w:t>FalconStor Habanero is a fully managed storage service designed to simplify secure offsite data storage for IBM Power, especially IBM i on-premises environments, delivering ransomware resilient retention, disaster recovery, compliance, and long term archiving at a cost model comparable to object storage and requiring no changes to existing backup infrastructures.</w:t>
+      </w:r>
+      <w:r>
+        <w:br/>
+      </w:r>
+      <w:r>
+        <w:br/>
+      </w:r>
+      <w:r>
+        <w:rPr>
+          <w:color w:val="808080"/>
+          <w:sz w:val="24"/>
+          <w:szCs w:val="24"/>
+        </w:rPr>
+        <w:t>Habanero integrates directly with existing IBM Power backup applications and processes delivering simplified secure offsite data protection for on-premises IBM Power systems including IBM i, AIX, and Linux workloads.</w:t>
       </w:r>
       <w:r>
         <w:br/>

--- a/docs/generated/mycatalog.docx
+++ b/docs/generated/mycatalog.docx
@@ -1118,312 +1118,384 @@
           <w:sz w:val="24"/>
           <w:szCs w:val="24"/>
         </w:rPr>
-        <w:t>ABOUT</w:t>
-      </w:r>
-      <w:r>
-        <w:br/>
-      </w:r>
-      <w:r>
-        <w:rPr>
-          <w:color w:val="808080"/>
-          <w:sz w:val="24"/>
-          <w:szCs w:val="24"/>
-        </w:rPr>
-        <w:t>Anycloud Backup for 365 is a SaaS-based backup and recovery solution designed to secure data across Microsoft 365. The service covers Exchange Online, OneDrive for Business, SharePoint, and Teams, ensuring safe storage, simple restore, and long-term compliance. It is built for both end-users and enterprises that require reliable protection and fast recovery, with storage hosted in IBM Cloud data centers worldwide.</w:t>
-      </w:r>
-      <w:r>
-        <w:br/>
-      </w:r>
-      <w:r>
-        <w:br/>
-      </w:r>
-      <w:r>
-        <w:br/>
-      </w:r>
-      <w:r>
-        <w:rPr>
-          <w:color w:val="808080"/>
-          <w:sz w:val="24"/>
-          <w:szCs w:val="24"/>
-        </w:rPr>
-        <w:t>USER-FRIENDLY PORTAL</w:t>
-      </w:r>
-      <w:r>
-        <w:br/>
-      </w:r>
-      <w:r>
-        <w:rPr>
-          <w:color w:val="808080"/>
-          <w:sz w:val="24"/>
-          <w:szCs w:val="24"/>
-        </w:rPr>
-        <w:t>The solution is operated through an intuitive web portal that enables:</w:t>
-      </w:r>
-      <w:r>
-        <w:br/>
-      </w:r>
-      <w:r>
-        <w:rPr>
-          <w:color w:val="808080"/>
-          <w:sz w:val="24"/>
-          <w:szCs w:val="24"/>
-        </w:rPr>
-        <w:t>• Central management of organizational data and scheduling of backup jobs</w:t>
-      </w:r>
-      <w:r>
-        <w:br/>
-      </w:r>
-      <w:r>
-        <w:rPr>
-          <w:color w:val="808080"/>
-          <w:sz w:val="24"/>
-          <w:szCs w:val="24"/>
-        </w:rPr>
-        <w:t>• Definition of retention policies from 1 year up to 25 years, all with unlimited storage under fair usage</w:t>
-      </w:r>
-      <w:r>
-        <w:br/>
-      </w:r>
-      <w:r>
-        <w:rPr>
-          <w:color w:val="808080"/>
-          <w:sz w:val="24"/>
-          <w:szCs w:val="24"/>
-        </w:rPr>
-        <w:t>• Self-service restore of emails and OneDrive data for end-users</w:t>
-      </w:r>
-      <w:r>
-        <w:br/>
-      </w:r>
-      <w:r>
-        <w:rPr>
-          <w:color w:val="808080"/>
-          <w:sz w:val="24"/>
-          <w:szCs w:val="24"/>
-        </w:rPr>
-        <w:t>• Full restore options for administrators, including single files, entire folders, or whole sites</w:t>
-      </w:r>
-      <w:r>
-        <w:br/>
-      </w:r>
-      <w:r>
-        <w:br/>
-      </w:r>
-      <w:r>
-        <w:br/>
-      </w:r>
-      <w:r>
-        <w:rPr>
-          <w:color w:val="808080"/>
-          <w:sz w:val="24"/>
-          <w:szCs w:val="24"/>
-        </w:rPr>
-        <w:t>KEY BENEFITS</w:t>
-      </w:r>
-      <w:r>
-        <w:br/>
-      </w:r>
-      <w:r>
-        <w:rPr>
-          <w:color w:val="808080"/>
-          <w:sz w:val="24"/>
-          <w:szCs w:val="24"/>
-        </w:rPr>
-        <w:t>• Cloud-to-cloud backup with complete segregation from Microsoft 365</w:t>
-      </w:r>
-      <w:r>
-        <w:br/>
-      </w:r>
-      <w:r>
-        <w:rPr>
-          <w:color w:val="808080"/>
-          <w:sz w:val="24"/>
-          <w:szCs w:val="24"/>
-        </w:rPr>
-        <w:t>• Compliance-ready for all industries including finance and public sector</w:t>
-      </w:r>
-      <w:r>
-        <w:br/>
-      </w:r>
-      <w:r>
-        <w:rPr>
-          <w:color w:val="808080"/>
-          <w:sz w:val="24"/>
-          <w:szCs w:val="24"/>
-        </w:rPr>
-        <w:t>• Data resilience with geographical redundancy across IBM Cloud Tier-3+ data centers</w:t>
-      </w:r>
-      <w:r>
-        <w:br/>
-      </w:r>
-      <w:r>
-        <w:rPr>
-          <w:color w:val="808080"/>
-          <w:sz w:val="24"/>
-          <w:szCs w:val="24"/>
-        </w:rPr>
-        <w:t>• Simple onboarding and automated daily backups with configurable RPO and RTO</w:t>
-      </w:r>
-      <w:r>
-        <w:br/>
-      </w:r>
-      <w:r>
-        <w:rPr>
-          <w:color w:val="808080"/>
-          <w:sz w:val="24"/>
-          <w:szCs w:val="24"/>
-        </w:rPr>
-        <w:t>• Insider Threat Protection with 30-day undelete safeguard</w:t>
-      </w:r>
-      <w:r>
-        <w:br/>
-      </w:r>
-      <w:r>
-        <w:rPr>
-          <w:color w:val="808080"/>
-          <w:sz w:val="24"/>
-          <w:szCs w:val="24"/>
-        </w:rPr>
-        <w:t>• Fully scalable solution with predictable cost model</w:t>
-      </w:r>
-      <w:r>
-        <w:br/>
-      </w:r>
-      <w:r>
-        <w:br/>
-      </w:r>
-      <w:r>
-        <w:br/>
-      </w:r>
-      <w:r>
-        <w:rPr>
-          <w:color w:val="808080"/>
-          <w:sz w:val="24"/>
-          <w:szCs w:val="24"/>
-        </w:rPr>
-        <w:t>COMPLIANCE AND SECURITY</w:t>
-      </w:r>
-      <w:r>
-        <w:br/>
-      </w:r>
-      <w:r>
-        <w:rPr>
-          <w:color w:val="808080"/>
-          <w:sz w:val="24"/>
-          <w:szCs w:val="24"/>
-        </w:rPr>
-        <w:t>Data protection and compliance are core to Anycloud Backup for 365. Backups are encrypted with AES-256 in transit and at rest, and data locality remains fixed once chosen by the customer. The service fully supports GDPR, including the right-to-be-forgotten, and provides a complete audit trail of activities. All IBM data centers used are certified for ISO 27001, ISO 27017, ISO 27018, and SOC reports, ensuring maximum trust and security.</w:t>
-      </w:r>
-      <w:r>
-        <w:br/>
-      </w:r>
-      <w:r>
-        <w:br/>
-      </w:r>
-      <w:r>
-        <w:br/>
-      </w:r>
-      <w:r>
-        <w:rPr>
-          <w:color w:val="808080"/>
-          <w:sz w:val="24"/>
-          <w:szCs w:val="24"/>
-        </w:rPr>
-        <w:t>TECHNICAL SPECIFICATIONS</w:t>
-      </w:r>
-      <w:r>
-        <w:br/>
-      </w:r>
-      <w:r>
-        <w:rPr>
-          <w:color w:val="808080"/>
-          <w:sz w:val="24"/>
-          <w:szCs w:val="24"/>
-        </w:rPr>
-        <w:t>• 99.9% SLA uptime</w:t>
-      </w:r>
-      <w:r>
-        <w:br/>
-      </w:r>
-      <w:r>
-        <w:rPr>
-          <w:color w:val="808080"/>
-          <w:sz w:val="24"/>
-          <w:szCs w:val="24"/>
-        </w:rPr>
-        <w:t>• AES-256 encryption in transit and at rest</w:t>
-      </w:r>
-      <w:r>
-        <w:br/>
-      </w:r>
-      <w:r>
-        <w:rPr>
-          <w:color w:val="808080"/>
-          <w:sz w:val="24"/>
-          <w:szCs w:val="24"/>
-        </w:rPr>
-        <w:t>• Retention up to 25 years with unlimited storage under fair usage</w:t>
-      </w:r>
-      <w:r>
-        <w:br/>
-      </w:r>
-      <w:r>
-        <w:rPr>
-          <w:color w:val="808080"/>
-          <w:sz w:val="24"/>
-          <w:szCs w:val="24"/>
-        </w:rPr>
-        <w:t>• GDPR-compliant with right-to-be-forgotten support</w:t>
-      </w:r>
-      <w:r>
-        <w:br/>
-      </w:r>
-      <w:r>
-        <w:rPr>
-          <w:color w:val="808080"/>
-          <w:sz w:val="24"/>
-          <w:szCs w:val="24"/>
-        </w:rPr>
-        <w:t>• Automated backup scheduling and fast restore workflows</w:t>
-      </w:r>
-      <w:r>
-        <w:br/>
-      </w:r>
-      <w:r>
-        <w:rPr>
-          <w:color w:val="808080"/>
-          <w:sz w:val="24"/>
-          <w:szCs w:val="24"/>
-        </w:rPr>
-        <w:t>• Hosted in 16+ IBM Cloud data centers worldwide</w:t>
-      </w:r>
-      <w:r>
-        <w:br/>
-      </w:r>
-      <w:r>
-        <w:br/>
-      </w:r>
-      <w:r>
-        <w:br/>
-      </w:r>
-      <w:r>
-        <w:rPr>
-          <w:color w:val="808080"/>
-          <w:sz w:val="24"/>
-          <w:szCs w:val="24"/>
-        </w:rPr>
-        <w:t>BETTER TOGETHER</w:t>
-      </w:r>
-      <w:r>
-        <w:br/>
-      </w:r>
-      <w:r>
-        <w:rPr>
-          <w:color w:val="808080"/>
-          <w:sz w:val="24"/>
-          <w:szCs w:val="24"/>
-        </w:rPr>
-        <w:t>Anycloud Backup for 365 protects business-critical data across Exchange, SharePoint, OneDrive, and Teams. Anycloud Backup for Entra ID secures the identity layer with protection of users, groups, roles, and access policies. Together, they deliver full coverage of both data and identity, ensuring resilience, compliance, and rapid recovery in case of cyberattacks, misconfiguration, or accidental deletion. By combining the two services, organizations achieve a unified and future-proof protection strategy for their entire Microsoft 365 environment.</w:t>
+        <w:t>OVERVIEW</w:t>
+      </w:r>
+      <w:r>
+        <w:br/>
+      </w:r>
+      <w:r>
+        <w:br/>
+      </w:r>
+      <w:r>
+        <w:rPr>
+          <w:color w:val="808080"/>
+          <w:sz w:val="24"/>
+          <w:szCs w:val="24"/>
+        </w:rPr>
+        <w:t>Anycloud Backup for 365 is a partner-ready SaaS backup service designed to protect organizational data stored in Microsoft 365. The solution provides cloud-to-cloud backup and recovery for Exchange Online, OneDrive for Business, SharePoint Online, and Microsoft Teams. The service creates an independent copy of Microsoft 365 data by transferring backup data directly to IBM Cloud. By storing backups outside the Microsoft 365 environment, organizations maintain an additional recovery option in cases such as accidental deletion, configuration errors, ransomware incidents, or data retention changes.</w:t>
+      </w:r>
+      <w:r>
+        <w:br/>
+      </w:r>
+      <w:r>
+        <w:rPr>
+          <w:color w:val="808080"/>
+          <w:sz w:val="24"/>
+          <w:szCs w:val="24"/>
+        </w:rPr>
+        <w:t>Anycloud Backup for 365 is designed to be delivered by IT partners, managed service providers, and distributors as a scalable data protection service for organizations using Microsoft 365.</w:t>
+      </w:r>
+      <w:r>
+        <w:br/>
+      </w:r>
+      <w:r>
+        <w:rPr>
+          <w:color w:val="808080"/>
+          <w:sz w:val="24"/>
+          <w:szCs w:val="24"/>
+        </w:rPr>
+        <w:t>Backup storage is hosted in IBM Cloud data centers located across multiple global regions, allowing customers to select the storage location during deployment.</w:t>
+      </w:r>
+      <w:r>
+        <w:br/>
+      </w:r>
+      <w:r>
+        <w:br/>
+      </w:r>
+      <w:r>
+        <w:br/>
+      </w:r>
+      <w:r>
+        <w:br/>
+      </w:r>
+      <w:r>
+        <w:br/>
+      </w:r>
+      <w:r>
+        <w:br/>
+      </w:r>
+      <w:r>
+        <w:rPr>
+          <w:color w:val="808080"/>
+          <w:sz w:val="24"/>
+          <w:szCs w:val="24"/>
+        </w:rPr>
+        <w:t>MANAGEMENT AND OPERATIONS</w:t>
+      </w:r>
+      <w:r>
+        <w:br/>
+      </w:r>
+      <w:r>
+        <w:rPr>
+          <w:color w:val="808080"/>
+          <w:sz w:val="24"/>
+          <w:szCs w:val="24"/>
+        </w:rPr>
+        <w:t xml:space="preserve">The service is managed through a web-based management portal that provides centralized control of backup and restore operations. Partners and administrators can configure backup jobs, manage tenants, monitor operations, and control restore activities through a unified interface. </w:t>
+      </w:r>
+      <w:r>
+        <w:br/>
+      </w:r>
+      <w:r>
+        <w:rPr>
+          <w:color w:val="808080"/>
+          <w:sz w:val="24"/>
+          <w:szCs w:val="24"/>
+        </w:rPr>
+        <w:t>• Centralized management of Microsoft 365 backup jobs</w:t>
+      </w:r>
+      <w:r>
+        <w:br/>
+      </w:r>
+      <w:r>
+        <w:rPr>
+          <w:color w:val="808080"/>
+          <w:sz w:val="24"/>
+          <w:szCs w:val="24"/>
+        </w:rPr>
+        <w:t>• Automated backup scheduling</w:t>
+      </w:r>
+      <w:r>
+        <w:br/>
+      </w:r>
+      <w:r>
+        <w:rPr>
+          <w:color w:val="808080"/>
+          <w:sz w:val="24"/>
+          <w:szCs w:val="24"/>
+        </w:rPr>
+        <w:t>• Self-service restore functionality for email and OneDrive data</w:t>
+      </w:r>
+      <w:r>
+        <w:br/>
+      </w:r>
+      <w:r>
+        <w:rPr>
+          <w:color w:val="808080"/>
+          <w:sz w:val="24"/>
+          <w:szCs w:val="24"/>
+        </w:rPr>
+        <w:t>• Administrator-driven restore for files, folders, mailboxes, and SharePoint sites</w:t>
+      </w:r>
+      <w:r>
+        <w:br/>
+      </w:r>
+      <w:r>
+        <w:rPr>
+          <w:color w:val="808080"/>
+          <w:sz w:val="24"/>
+          <w:szCs w:val="24"/>
+        </w:rPr>
+        <w:t>• Multi-tenant management designed for service providers</w:t>
+      </w:r>
+      <w:r>
+        <w:br/>
+      </w:r>
+      <w:r>
+        <w:br/>
+      </w:r>
+      <w:r>
+        <w:rPr>
+          <w:color w:val="808080"/>
+          <w:sz w:val="24"/>
+          <w:szCs w:val="24"/>
+        </w:rPr>
+        <w:t>Backup operations run automatically according to the configured schedule and generate activity logs for operational visibility.</w:t>
+      </w:r>
+      <w:r>
+        <w:br/>
+      </w:r>
+      <w:r>
+        <w:br/>
+      </w:r>
+      <w:r>
+        <w:rPr>
+          <w:color w:val="808080"/>
+          <w:sz w:val="24"/>
+          <w:szCs w:val="24"/>
+        </w:rPr>
+        <w:t>KEY CAPABILITIES</w:t>
+      </w:r>
+      <w:r>
+        <w:br/>
+      </w:r>
+      <w:r>
+        <w:rPr>
+          <w:color w:val="808080"/>
+          <w:sz w:val="24"/>
+          <w:szCs w:val="24"/>
+        </w:rPr>
+        <w:t>Anycloud Backup for 365 provides capabilities designed to support structured Microsoft 365 data protection.</w:t>
+      </w:r>
+      <w:r>
+        <w:br/>
+      </w:r>
+      <w:r>
+        <w:rPr>
+          <w:color w:val="808080"/>
+          <w:sz w:val="24"/>
+          <w:szCs w:val="24"/>
+        </w:rPr>
+        <w:t>• Cloud-to-cloud architecture separating backup data from the Microsoft 365 tenant</w:t>
+      </w:r>
+      <w:r>
+        <w:br/>
+      </w:r>
+      <w:r>
+        <w:rPr>
+          <w:color w:val="808080"/>
+          <w:sz w:val="24"/>
+          <w:szCs w:val="24"/>
+        </w:rPr>
+        <w:t>• Independent backup storage hosted in IBM Cloud infrastucture, with the possibility of choosing a climate-friendly site</w:t>
+      </w:r>
+      <w:r>
+        <w:br/>
+      </w:r>
+      <w:r>
+        <w:rPr>
+          <w:color w:val="808080"/>
+          <w:sz w:val="24"/>
+          <w:szCs w:val="24"/>
+        </w:rPr>
+        <w:t>• Role-based access control for administrative access management</w:t>
+      </w:r>
+      <w:r>
+        <w:br/>
+      </w:r>
+      <w:r>
+        <w:rPr>
+          <w:color w:val="808080"/>
+          <w:sz w:val="24"/>
+          <w:szCs w:val="24"/>
+        </w:rPr>
+        <w:t>• Multi-tenant platform supporting partner and MSP operations</w:t>
+      </w:r>
+      <w:r>
+        <w:br/>
+      </w:r>
+      <w:r>
+        <w:rPr>
+          <w:color w:val="808080"/>
+          <w:sz w:val="24"/>
+          <w:szCs w:val="24"/>
+        </w:rPr>
+        <w:t>• Protection mechanisms preventing deletion of backup data during a defined safeguard period</w:t>
+      </w:r>
+      <w:r>
+        <w:br/>
+      </w:r>
+      <w:r>
+        <w:br/>
+      </w:r>
+      <w:r>
+        <w:rPr>
+          <w:color w:val="808080"/>
+          <w:sz w:val="24"/>
+          <w:szCs w:val="24"/>
+        </w:rPr>
+        <w:t>These capabilities enable partners to deliver Microsoft 365 backup services to their customers through a centralized platform.</w:t>
+      </w:r>
+      <w:r>
+        <w:br/>
+      </w:r>
+      <w:r>
+        <w:br/>
+      </w:r>
+      <w:r>
+        <w:rPr>
+          <w:color w:val="808080"/>
+          <w:sz w:val="24"/>
+          <w:szCs w:val="24"/>
+        </w:rPr>
+        <w:t>SECURITY AND DATA PROTECTION</w:t>
+      </w:r>
+      <w:r>
+        <w:br/>
+      </w:r>
+      <w:r>
+        <w:rPr>
+          <w:color w:val="808080"/>
+          <w:sz w:val="24"/>
+          <w:szCs w:val="24"/>
+        </w:rPr>
+        <w:t>Backup data is encrypted using AES-256 encryption both during transmission and while stored. Customers select the storage region during the onboarding process, and backup data remains stored in the selected location. The platform includes operational features that support governance and operational transparency, including activity logging for backup and restore operations and capabilities for removing user data from retention when required by applicable regulations.</w:t>
+      </w:r>
+      <w:r>
+        <w:br/>
+      </w:r>
+      <w:r>
+        <w:rPr>
+          <w:color w:val="808080"/>
+          <w:sz w:val="24"/>
+          <w:szCs w:val="24"/>
+        </w:rPr>
+        <w:t>IBM Cloud data centers used by the service maintain recognized industry certifications, including ISO 27001 and SOC reporting.</w:t>
+      </w:r>
+      <w:r>
+        <w:br/>
+      </w:r>
+      <w:r>
+        <w:br/>
+      </w:r>
+      <w:r>
+        <w:rPr>
+          <w:color w:val="808080"/>
+          <w:sz w:val="24"/>
+          <w:szCs w:val="24"/>
+        </w:rPr>
+        <w:t>TECHNICAL CHARACTERISTICS</w:t>
+      </w:r>
+      <w:r>
+        <w:br/>
+      </w:r>
+      <w:r>
+        <w:rPr>
+          <w:color w:val="808080"/>
+          <w:sz w:val="24"/>
+          <w:szCs w:val="24"/>
+        </w:rPr>
+        <w:t>• SaaS-based cloud-to-cloud Microsoft 365 backup service</w:t>
+      </w:r>
+      <w:r>
+        <w:br/>
+      </w:r>
+      <w:r>
+        <w:rPr>
+          <w:color w:val="808080"/>
+          <w:sz w:val="24"/>
+          <w:szCs w:val="24"/>
+        </w:rPr>
+        <w:t>• Protection for Exchange Online, OneDrive for Business, SharePoint, and Microsoft Teams</w:t>
+      </w:r>
+      <w:r>
+        <w:br/>
+      </w:r>
+      <w:r>
+        <w:rPr>
+          <w:color w:val="808080"/>
+          <w:sz w:val="24"/>
+          <w:szCs w:val="24"/>
+        </w:rPr>
+        <w:t>• AES-256 encryption for data in transit and at rest</w:t>
+      </w:r>
+      <w:r>
+        <w:br/>
+      </w:r>
+      <w:r>
+        <w:rPr>
+          <w:color w:val="808080"/>
+          <w:sz w:val="24"/>
+          <w:szCs w:val="24"/>
+        </w:rPr>
+        <w:t>• Retention configuration from 1 year to 25 years</w:t>
+      </w:r>
+      <w:r>
+        <w:br/>
+      </w:r>
+      <w:r>
+        <w:rPr>
+          <w:color w:val="808080"/>
+          <w:sz w:val="24"/>
+          <w:szCs w:val="24"/>
+        </w:rPr>
+        <w:t>• Item-level and full restore capabilities</w:t>
+      </w:r>
+      <w:r>
+        <w:br/>
+      </w:r>
+      <w:r>
+        <w:rPr>
+          <w:color w:val="808080"/>
+          <w:sz w:val="24"/>
+          <w:szCs w:val="24"/>
+        </w:rPr>
+        <w:t>• Hosted across IBM Cloud data centers globally</w:t>
+      </w:r>
+      <w:r>
+        <w:br/>
+      </w:r>
+      <w:r>
+        <w:br/>
+      </w:r>
+      <w:r>
+        <w:rPr>
+          <w:color w:val="808080"/>
+          <w:sz w:val="24"/>
+          <w:szCs w:val="24"/>
+        </w:rPr>
+        <w:t>EXTENDED PROTECTION FOR MICROSOFT ENVIRONMENTA</w:t>
+      </w:r>
+      <w:r>
+        <w:br/>
+      </w:r>
+      <w:r>
+        <w:rPr>
+          <w:color w:val="808080"/>
+          <w:sz w:val="24"/>
+          <w:szCs w:val="24"/>
+        </w:rPr>
+        <w:t>Anycloud Backup for 365 protects collaboration and productivity data such as email, files, and team contect. Anycloud Backup for Entra ID protects identity configuration elements including users, groups, roles, and access policies. When deployed together, the service provide backup coverage across both the data layer and identity layer of Microsoft environments.</w:t>
       </w:r>
       <w:r>
         <w:br/>
@@ -1941,334 +2013,178 @@
           <w:sz w:val="24"/>
           <w:szCs w:val="24"/>
         </w:rPr>
-        <w:t>ABOUT</w:t>
-      </w:r>
-      <w:r>
-        <w:br/>
-      </w:r>
-      <w:r>
-        <w:rPr>
-          <w:color w:val="808080"/>
-          <w:sz w:val="24"/>
-          <w:szCs w:val="24"/>
-        </w:rPr>
-        <w:t>Anycloud Backup for Entra ID is a SaaS solution designed to secure Microsoft Entra ID (formerly Azure Active Directory). The service protects identity objects such as users, groups, roles, applications, and conditional access policies against misconfiguration, deletion, and cyberthreats. Backup data is stored securely in IBM Cloud datacenters worldwide, ensuring compliance, resilience, and fast restore.</w:t>
-      </w:r>
-      <w:r>
-        <w:br/>
-      </w:r>
-      <w:r>
-        <w:br/>
-      </w:r>
-      <w:r>
-        <w:br/>
-      </w:r>
-      <w:r>
-        <w:rPr>
-          <w:color w:val="808080"/>
-          <w:sz w:val="24"/>
-          <w:szCs w:val="24"/>
-        </w:rPr>
-        <w:t>USER-FRIENDLY PORTAL</w:t>
-      </w:r>
-      <w:r>
-        <w:br/>
-      </w:r>
-      <w:r>
-        <w:rPr>
-          <w:color w:val="808080"/>
-          <w:sz w:val="24"/>
-          <w:szCs w:val="24"/>
-        </w:rPr>
-        <w:t>The solution is managed through an intuitive web portal that enables administrators to:</w:t>
-      </w:r>
-      <w:r>
-        <w:br/>
-      </w:r>
-      <w:r>
-        <w:rPr>
-          <w:color w:val="808080"/>
-          <w:sz w:val="24"/>
-          <w:szCs w:val="24"/>
-        </w:rPr>
-        <w:t>• Configure and monitor backup jobs with customizable retention policies</w:t>
-      </w:r>
-      <w:r>
-        <w:br/>
-      </w:r>
-      <w:r>
-        <w:rPr>
-          <w:color w:val="808080"/>
-          <w:sz w:val="24"/>
-          <w:szCs w:val="24"/>
-        </w:rPr>
-        <w:t>• Restore Entra ID objects such as users, groups, applications, and roles</w:t>
-      </w:r>
-      <w:r>
-        <w:br/>
-      </w:r>
-      <w:r>
-        <w:rPr>
-          <w:color w:val="808080"/>
-          <w:sz w:val="24"/>
-          <w:szCs w:val="24"/>
-        </w:rPr>
-        <w:t>• Access dashboards with identity security scores and personalized recommendations</w:t>
-      </w:r>
-      <w:r>
-        <w:br/>
-      </w:r>
-      <w:r>
-        <w:rPr>
-          <w:color w:val="808080"/>
-          <w:sz w:val="24"/>
-          <w:szCs w:val="24"/>
-        </w:rPr>
-        <w:t>• Review a full audit trail of sign-ins, role changes, and policy modifications</w:t>
-      </w:r>
-      <w:r>
-        <w:br/>
-      </w:r>
-      <w:r>
-        <w:br/>
-      </w:r>
-      <w:r>
-        <w:br/>
-      </w:r>
-      <w:r>
-        <w:rPr>
-          <w:color w:val="808080"/>
-          <w:sz w:val="24"/>
-          <w:szCs w:val="24"/>
-        </w:rPr>
-        <w:t>KEY BENEFITS</w:t>
-      </w:r>
-      <w:r>
-        <w:br/>
-      </w:r>
-      <w:r>
-        <w:rPr>
-          <w:color w:val="808080"/>
-          <w:sz w:val="24"/>
-          <w:szCs w:val="24"/>
-        </w:rPr>
-        <w:t>• Purpose-built SaaS backup for Microsoft Entra ID identities and configurations</w:t>
-      </w:r>
-      <w:r>
-        <w:br/>
-      </w:r>
-      <w:r>
-        <w:rPr>
-          <w:color w:val="808080"/>
-          <w:sz w:val="24"/>
-          <w:szCs w:val="24"/>
-        </w:rPr>
-        <w:t>• Protection against cyberattacks, insider threats, and accidental deletion</w:t>
-      </w:r>
-      <w:r>
-        <w:br/>
-      </w:r>
-      <w:r>
-        <w:rPr>
-          <w:color w:val="808080"/>
-          <w:sz w:val="24"/>
-          <w:szCs w:val="24"/>
-        </w:rPr>
-        <w:t>• Security dashboards providing visibility and governance insights</w:t>
-      </w:r>
-      <w:r>
-        <w:br/>
-      </w:r>
-      <w:r>
-        <w:rPr>
-          <w:color w:val="808080"/>
-          <w:sz w:val="24"/>
-          <w:szCs w:val="24"/>
-        </w:rPr>
-        <w:t>• GDPR compliance including right-to-be-forgotten support</w:t>
-      </w:r>
-      <w:r>
-        <w:br/>
-      </w:r>
-      <w:r>
-        <w:rPr>
-          <w:color w:val="808080"/>
-          <w:sz w:val="24"/>
-          <w:szCs w:val="24"/>
-        </w:rPr>
-        <w:t>• Fast, object-level restore of identities, groups, and policies</w:t>
-      </w:r>
-      <w:r>
-        <w:br/>
-      </w:r>
-      <w:r>
-        <w:rPr>
-          <w:color w:val="808080"/>
-          <w:sz w:val="24"/>
-          <w:szCs w:val="24"/>
-        </w:rPr>
-        <w:t>• Hosted in IBM Cloud Tier-3+ datacenters with global data locality options</w:t>
-      </w:r>
-      <w:r>
-        <w:br/>
-      </w:r>
-      <w:r>
-        <w:rPr>
-          <w:color w:val="808080"/>
-          <w:sz w:val="24"/>
-          <w:szCs w:val="24"/>
-        </w:rPr>
-        <w:t>• Fully scalable solution with predictable cost model</w:t>
-      </w:r>
-      <w:r>
-        <w:br/>
-      </w:r>
-      <w:r>
-        <w:br/>
-      </w:r>
-      <w:r>
-        <w:br/>
-      </w:r>
-      <w:r>
-        <w:rPr>
-          <w:color w:val="808080"/>
-          <w:sz w:val="24"/>
-          <w:szCs w:val="24"/>
-        </w:rPr>
-        <w:t>COMPLIANCE AND SECURITY</w:t>
-      </w:r>
-      <w:r>
-        <w:br/>
-      </w:r>
-      <w:r>
-        <w:rPr>
-          <w:color w:val="808080"/>
-          <w:sz w:val="24"/>
-          <w:szCs w:val="24"/>
-        </w:rPr>
-        <w:t>The service ensures data confidentiality and compliance with industry standards. Backup data is encrypted with AES-256 in transit and at rest, with immutable storage preventing unauthorized deletion or tampering. Customers can select their preferred IBM Cloud region for data locality. The service supports GDPR and other regulatory frameworks, with audit-ready reporting and “right-to-be-forgotten” functionality.</w:t>
-      </w:r>
-      <w:r>
-        <w:br/>
-      </w:r>
-      <w:r>
-        <w:br/>
-      </w:r>
-      <w:r>
-        <w:br/>
-      </w:r>
-      <w:r>
-        <w:rPr>
-          <w:color w:val="808080"/>
-          <w:sz w:val="24"/>
-          <w:szCs w:val="24"/>
-        </w:rPr>
-        <w:t>TECHNICAL SPECIFICATIONS</w:t>
-      </w:r>
-      <w:r>
-        <w:br/>
-      </w:r>
-      <w:r>
-        <w:rPr>
-          <w:color w:val="808080"/>
-          <w:sz w:val="24"/>
-          <w:szCs w:val="24"/>
-        </w:rPr>
-        <w:t>• 99.9% SLA uptime</w:t>
-      </w:r>
-      <w:r>
-        <w:br/>
-      </w:r>
-      <w:r>
-        <w:rPr>
-          <w:color w:val="808080"/>
-          <w:sz w:val="24"/>
-          <w:szCs w:val="24"/>
-        </w:rPr>
-        <w:t>• AES-256 encryption in transit and at rest</w:t>
-      </w:r>
-      <w:r>
-        <w:br/>
-      </w:r>
-      <w:r>
-        <w:rPr>
-          <w:color w:val="808080"/>
-          <w:sz w:val="24"/>
-          <w:szCs w:val="24"/>
-        </w:rPr>
-        <w:t>• Flexible retention from 1 day to unlimited</w:t>
-      </w:r>
-      <w:r>
-        <w:br/>
-      </w:r>
-      <w:r>
-        <w:rPr>
-          <w:color w:val="808080"/>
-          <w:sz w:val="24"/>
-          <w:szCs w:val="24"/>
-        </w:rPr>
-        <w:t>• Immutable backup storage with segregation of duties</w:t>
-      </w:r>
-      <w:r>
-        <w:br/>
-      </w:r>
-      <w:r>
-        <w:rPr>
-          <w:color w:val="808080"/>
-          <w:sz w:val="24"/>
-          <w:szCs w:val="24"/>
-        </w:rPr>
-        <w:t>• Automated incremental backups with minimal API throttling</w:t>
-      </w:r>
-      <w:r>
-        <w:br/>
-      </w:r>
-      <w:r>
-        <w:rPr>
-          <w:color w:val="808080"/>
-          <w:sz w:val="24"/>
-          <w:szCs w:val="24"/>
-        </w:rPr>
-        <w:t>• Identity dashboards with live security scoring and recommendations</w:t>
-      </w:r>
-      <w:r>
-        <w:br/>
-      </w:r>
-      <w:r>
-        <w:rPr>
-          <w:color w:val="808080"/>
-          <w:sz w:val="24"/>
-          <w:szCs w:val="24"/>
-        </w:rPr>
-        <w:t>• Hosted in 16+ IBM Cloud datacenters worldwide</w:t>
-      </w:r>
-      <w:r>
-        <w:br/>
-      </w:r>
-      <w:r>
-        <w:br/>
-      </w:r>
-      <w:r>
-        <w:br/>
-      </w:r>
-      <w:r>
-        <w:rPr>
-          <w:color w:val="808080"/>
-          <w:sz w:val="24"/>
-          <w:szCs w:val="24"/>
-        </w:rPr>
-        <w:t>BETTER TOGETHER</w:t>
-      </w:r>
-      <w:r>
-        <w:br/>
-      </w:r>
-      <w:r>
-        <w:rPr>
-          <w:color w:val="808080"/>
-          <w:sz w:val="24"/>
-          <w:szCs w:val="24"/>
-        </w:rPr>
-        <w:t>While Anycloud Backup for Entra ID provides complete protection of the identity layer, it becomes even more powerful when combined with Anycloud Backup for 365. Together, the services deliver unified protection of both Microsoft 365 content and Entra ID identities, ensuring end-to-end security, compliance, and resilience across the entire Microsoft cloud environment.</w:t>
+        <w:t>OVERVIEW</w:t>
+      </w:r>
+      <w:r>
+        <w:br/>
+      </w:r>
+      <w:r>
+        <w:rPr>
+          <w:color w:val="808080"/>
+          <w:sz w:val="24"/>
+          <w:szCs w:val="24"/>
+        </w:rPr>
+        <w:t xml:space="preserve">Anycloud backup for Entra ID is a partner-ready SaaS backup service designed to protect identity configurations within Microsoft Entra ID. The solution enables backup and recovery of users, groups, roles, applications, and identity policies. </w:t>
+      </w:r>
+      <w:r>
+        <w:br/>
+      </w:r>
+      <w:r>
+        <w:rPr>
+          <w:color w:val="808080"/>
+          <w:sz w:val="24"/>
+          <w:szCs w:val="24"/>
+        </w:rPr>
+        <w:t>Identity systems play a central role in access management and security operations. Changes to identity configurations, whether caused by administrative errors, misconfigurations, or security incidents, can disrupt access to business systems and cloud services. Anycloud Backup for Entra ID create independent backups of identity configurations and eables organizations to restore critical identity objects when needed. This helps IT teams recover from unintended changes and maintain operational continuity. The service also provides visibility into identity security by presenting insights related to Microsoft Entra ID security score metrics. The solution is designed to be delivered by IT partners and managed service providers as part of a managed identity protection service for organizations using Microsoft Entra ID.</w:t>
+      </w:r>
+      <w:r>
+        <w:br/>
+      </w:r>
+      <w:r>
+        <w:br/>
+      </w:r>
+      <w:r>
+        <w:rPr>
+          <w:color w:val="808080"/>
+          <w:sz w:val="24"/>
+          <w:szCs w:val="24"/>
+        </w:rPr>
+        <w:t>MANAGEMENT AND OPERATIONS</w:t>
+      </w:r>
+      <w:r>
+        <w:br/>
+      </w:r>
+      <w:r>
+        <w:rPr>
+          <w:color w:val="808080"/>
+          <w:sz w:val="24"/>
+          <w:szCs w:val="24"/>
+        </w:rPr>
+        <w:t xml:space="preserve">The service is managed through a web-based portal that provides centralized administration of backup and recovery operations. Administrators and partners can monitor identity configuration changes, review security insights, and perform recovery operations through a unified interface. Operational capabilities include: </w:t>
+      </w:r>
+      <w:r>
+        <w:br/>
+      </w:r>
+      <w:r>
+        <w:rPr>
+          <w:color w:val="808080"/>
+          <w:sz w:val="24"/>
+          <w:szCs w:val="24"/>
+        </w:rPr>
+        <w:t>• Backup of Entra ID indetity objects and configuration elements</w:t>
+      </w:r>
+      <w:r>
+        <w:br/>
+      </w:r>
+      <w:r>
+        <w:rPr>
+          <w:color w:val="808080"/>
+          <w:sz w:val="24"/>
+          <w:szCs w:val="24"/>
+        </w:rPr>
+        <w:t>• Monitoring of identity security score insights</w:t>
+      </w:r>
+      <w:r>
+        <w:br/>
+      </w:r>
+      <w:r>
+        <w:rPr>
+          <w:color w:val="808080"/>
+          <w:sz w:val="24"/>
+          <w:szCs w:val="24"/>
+        </w:rPr>
+        <w:t>• Recovery of users, groups, roles, applications, and policies</w:t>
+      </w:r>
+      <w:r>
+        <w:br/>
+      </w:r>
+      <w:r>
+        <w:rPr>
+          <w:color w:val="808080"/>
+          <w:sz w:val="24"/>
+          <w:szCs w:val="24"/>
+        </w:rPr>
+        <w:t>• Administrative visibility into identity configuration changes</w:t>
+      </w:r>
+      <w:r>
+        <w:br/>
+      </w:r>
+      <w:r>
+        <w:rPr>
+          <w:color w:val="808080"/>
+          <w:sz w:val="24"/>
+          <w:szCs w:val="24"/>
+        </w:rPr>
+        <w:t>• Multi-tenant management for partners and managed service providers</w:t>
+      </w:r>
+      <w:r>
+        <w:br/>
+      </w:r>
+      <w:r>
+        <w:rPr>
+          <w:color w:val="808080"/>
+          <w:sz w:val="24"/>
+          <w:szCs w:val="24"/>
+        </w:rPr>
+        <w:t xml:space="preserve">Backup and monitoring operations run automatically and generate activity logs that provide operational transparency. </w:t>
+      </w:r>
+      <w:r>
+        <w:br/>
+      </w:r>
+      <w:r>
+        <w:br/>
+      </w:r>
+      <w:r>
+        <w:rPr>
+          <w:color w:val="808080"/>
+          <w:sz w:val="24"/>
+          <w:szCs w:val="24"/>
+        </w:rPr>
+        <w:t>KEY CAPABILITIES</w:t>
+      </w:r>
+      <w:r>
+        <w:br/>
+      </w:r>
+      <w:r>
+        <w:rPr>
+          <w:color w:val="808080"/>
+          <w:sz w:val="24"/>
+          <w:szCs w:val="24"/>
+        </w:rPr>
+        <w:t>Anycloud Backup for Entra ID provides capabilities designed to support identity resilience and recovery.</w:t>
+      </w:r>
+      <w:r>
+        <w:br/>
+      </w:r>
+      <w:r>
+        <w:rPr>
+          <w:color w:val="808080"/>
+          <w:sz w:val="24"/>
+          <w:szCs w:val="24"/>
+        </w:rPr>
+        <w:t>• Backup and recovery of Microsoft Entra ID identity configurations</w:t>
+      </w:r>
+      <w:r>
+        <w:br/>
+      </w:r>
+      <w:r>
+        <w:rPr>
+          <w:color w:val="808080"/>
+          <w:sz w:val="24"/>
+          <w:szCs w:val="24"/>
+        </w:rPr>
+        <w:t>• Protection of users, groups, roles, applications, and access policies</w:t>
+      </w:r>
+      <w:r>
+        <w:br/>
+      </w:r>
+      <w:r>
+        <w:rPr>
+          <w:color w:val="808080"/>
+          <w:sz w:val="24"/>
+          <w:szCs w:val="24"/>
+        </w:rPr>
+        <w:t>• Identity security score insights providing visibility into identity posture</w:t>
       </w:r>
       <w:r>
         <w:br/>

--- a/docs/generated/mycatalog.docx
+++ b/docs/generated/mycatalog.docx
@@ -2093,17 +2093,6 @@
           <w:sz w:val="24"/>
           <w:szCs w:val="24"/>
         </w:rPr>
-        <w:t>• Recovery of users, groups, roles, applications, and policies</w:t>
-      </w:r>
-      <w:r>
-        <w:br/>
-      </w:r>
-      <w:r>
-        <w:rPr>
-          <w:color w:val="808080"/>
-          <w:sz w:val="24"/>
-          <w:szCs w:val="24"/>
-        </w:rPr>
         <w:t>• Administrative visibility into identity configuration changes</w:t>
       </w:r>
       <w:r>
@@ -2188,6 +2177,166 @@
       </w:r>
       <w:r>
         <w:br/>
+      </w:r>
+      <w:r>
+        <w:rPr>
+          <w:color w:val="808080"/>
+          <w:sz w:val="24"/>
+          <w:szCs w:val="24"/>
+        </w:rPr>
+        <w:t>• Centralized identity recovery workflows</w:t>
+      </w:r>
+      <w:r>
+        <w:br/>
+      </w:r>
+      <w:r>
+        <w:rPr>
+          <w:color w:val="808080"/>
+          <w:sz w:val="24"/>
+          <w:szCs w:val="24"/>
+        </w:rPr>
+        <w:t>• Role-based access control for administrative operations</w:t>
+      </w:r>
+      <w:r>
+        <w:br/>
+      </w:r>
+      <w:r>
+        <w:rPr>
+          <w:color w:val="808080"/>
+          <w:sz w:val="24"/>
+          <w:szCs w:val="24"/>
+        </w:rPr>
+        <w:t>• Multi-tenant management for partner and MSP environments</w:t>
+      </w:r>
+      <w:r>
+        <w:br/>
+      </w:r>
+      <w:r>
+        <w:rPr>
+          <w:color w:val="808080"/>
+          <w:sz w:val="24"/>
+          <w:szCs w:val="24"/>
+        </w:rPr>
+        <w:t xml:space="preserve">These capabilities allow partners to provide identity protection services for organizations relying on Microsoft Entra ID. </w:t>
+      </w:r>
+      <w:r>
+        <w:br/>
+      </w:r>
+      <w:r>
+        <w:br/>
+      </w:r>
+      <w:r>
+        <w:rPr>
+          <w:color w:val="808080"/>
+          <w:sz w:val="24"/>
+          <w:szCs w:val="24"/>
+        </w:rPr>
+        <w:t>SECURITY AND DATA PROTECTION</w:t>
+      </w:r>
+      <w:r>
+        <w:br/>
+      </w:r>
+      <w:r>
+        <w:rPr>
+          <w:color w:val="808080"/>
+          <w:sz w:val="24"/>
+          <w:szCs w:val="24"/>
+        </w:rPr>
+        <w:t xml:space="preserve">The platform stores backup data using encryption for both data in transit and data at rest. Activity logs record backup and recovery operations, providing operational visibility and traceability of identity configuration changes. The service is delivered using cloud infrastructure designed to support global deployments. </w:t>
+      </w:r>
+      <w:r>
+        <w:br/>
+      </w:r>
+      <w:r>
+        <w:br/>
+      </w:r>
+      <w:r>
+        <w:rPr>
+          <w:color w:val="808080"/>
+          <w:sz w:val="24"/>
+          <w:szCs w:val="24"/>
+        </w:rPr>
+        <w:t>TECHNICAL CHARACTERISTICS</w:t>
+      </w:r>
+      <w:r>
+        <w:br/>
+      </w:r>
+      <w:r>
+        <w:rPr>
+          <w:color w:val="808080"/>
+          <w:sz w:val="24"/>
+          <w:szCs w:val="24"/>
+        </w:rPr>
+        <w:t>• Backup of Microsoft Entra ID users, groups, roles, applications, and policies</w:t>
+      </w:r>
+      <w:r>
+        <w:br/>
+      </w:r>
+      <w:r>
+        <w:rPr>
+          <w:color w:val="808080"/>
+          <w:sz w:val="24"/>
+          <w:szCs w:val="24"/>
+        </w:rPr>
+        <w:t>• Security score insight visibility</w:t>
+      </w:r>
+      <w:r>
+        <w:br/>
+      </w:r>
+      <w:r>
+        <w:rPr>
+          <w:color w:val="808080"/>
+          <w:sz w:val="24"/>
+          <w:szCs w:val="24"/>
+        </w:rPr>
+        <w:t xml:space="preserve">• Automated monitoring and backup operations </w:t>
+      </w:r>
+      <w:r>
+        <w:br/>
+      </w:r>
+      <w:r>
+        <w:rPr>
+          <w:color w:val="808080"/>
+          <w:sz w:val="24"/>
+          <w:szCs w:val="24"/>
+        </w:rPr>
+        <w:t>• Multi-tenant platform designed for partner environments</w:t>
+      </w:r>
+      <w:r>
+        <w:br/>
+      </w:r>
+      <w:r>
+        <w:br/>
+      </w:r>
+      <w:r>
+        <w:rPr>
+          <w:color w:val="808080"/>
+          <w:sz w:val="24"/>
+          <w:szCs w:val="24"/>
+        </w:rPr>
+        <w:t>EXTENTED PROTECTION FOR MICROSOFT ENVIRONMENTS</w:t>
+      </w:r>
+      <w:r>
+        <w:br/>
+      </w:r>
+      <w:r>
+        <w:rPr>
+          <w:color w:val="808080"/>
+          <w:sz w:val="24"/>
+          <w:szCs w:val="24"/>
+        </w:rPr>
+        <w:t xml:space="preserve">Anycloud Backup for 365 and Anycloud Backup for Entra ID address different layers of the Microsoft cloud environment. Anycloud Backup for 365 protects collaboration and productivity data such as email, files, and team content across Exchange Online, OneDrive, SharePoint, and Microsoft Teams. Anycloud Backup for Entra ID protects the identity configuration layer including users, groups, roles, applications, and identity policies. </w:t>
+      </w:r>
+      <w:r>
+        <w:br/>
+      </w:r>
+      <w:r>
+        <w:rPr>
+          <w:color w:val="808080"/>
+          <w:sz w:val="24"/>
+          <w:szCs w:val="24"/>
+        </w:rPr>
+        <w:t>When deployed together, the services provide backup coverage across both the data layer and identity layer, enabling organizations and partners to manage recovery for Microsoft environments through a unified protection approach.</w:t>
       </w:r>
       <w:r>
         <w:br/>

--- a/docs/generated/mycatalog.docx
+++ b/docs/generated/mycatalog.docx
@@ -28494,7 +28494,7 @@
       </w:r>
       <w:hyperlink r:id="rId416">
         <w:r>
-          <w:t>https://www.cobaltiron.com/compass/meet-compass/</w:t>
+          <w:t>https://www.cobaltiron.com/deploying-secure-automated-backup-with-compass/</w:t>
         </w:r>
       </w:hyperlink>
       <w:r>

--- a/docs/generated/mycatalog.docx
+++ b/docs/generated/mycatalog.docx
@@ -1588,333 +1588,327 @@
           <w:sz w:val="24"/>
           <w:szCs w:val="24"/>
         </w:rPr>
-        <w:t>ABOUT</w:t>
-      </w:r>
-      <w:r>
-        <w:br/>
-      </w:r>
-      <w:r>
-        <w:rPr>
-          <w:color w:val="808080"/>
-          <w:sz w:val="24"/>
-          <w:szCs w:val="24"/>
-        </w:rPr>
-        <w:t>Anycloud Backup for 365 + Entra ID bundle combines protection of Microsoft 365 data with security for Microsoft Entra ID identities. The solution unites Anycloud Backup for 365 and Anycloud Backup for Entra ID into one offering, delivering complete cloud-to-cloud backup of both business-critical content and identity objects. Data and identities are stored securely in IBM Cloud datacenters worldwide, with compliance, resilience, and fast restore at the core.</w:t>
-      </w:r>
-      <w:r>
-        <w:br/>
-      </w:r>
-      <w:r>
-        <w:br/>
-      </w:r>
-      <w:r>
-        <w:br/>
-      </w:r>
-      <w:r>
-        <w:rPr>
-          <w:color w:val="808080"/>
-          <w:sz w:val="24"/>
-          <w:szCs w:val="24"/>
-        </w:rPr>
-        <w:t>USER-FRIENDLY PORTALS</w:t>
-      </w:r>
-      <w:r>
-        <w:br/>
-      </w:r>
-      <w:r>
-        <w:rPr>
-          <w:color w:val="808080"/>
-          <w:sz w:val="24"/>
-          <w:szCs w:val="24"/>
-        </w:rPr>
-        <w:t>The bundle is operated through intuitive web portals:</w:t>
-      </w:r>
-      <w:r>
-        <w:br/>
-      </w:r>
-      <w:r>
-        <w:br/>
-      </w:r>
-      <w:r>
-        <w:rPr>
-          <w:color w:val="808080"/>
-          <w:sz w:val="24"/>
-          <w:szCs w:val="24"/>
-        </w:rPr>
-        <w:t>• Management Portal for scheduling backups, defining retention policies, and managing both data and identity backups</w:t>
-      </w:r>
-      <w:r>
-        <w:br/>
-      </w:r>
-      <w:r>
-        <w:rPr>
-          <w:color w:val="808080"/>
-          <w:sz w:val="24"/>
-          <w:szCs w:val="24"/>
-        </w:rPr>
-        <w:t>• Self-Service Restore Portal for end-users to recover emails and OneDrive data</w:t>
-      </w:r>
-      <w:r>
-        <w:br/>
-      </w:r>
-      <w:r>
-        <w:rPr>
-          <w:color w:val="808080"/>
-          <w:sz w:val="24"/>
-          <w:szCs w:val="24"/>
-        </w:rPr>
-        <w:t>• Restore Portals for administrators to restore Microsoft 365 content and Entra ID identity objects such as users, groups, roles, and conditional access policies</w:t>
-      </w:r>
-      <w:r>
-        <w:br/>
-      </w:r>
-      <w:r>
-        <w:br/>
-      </w:r>
-      <w:r>
-        <w:br/>
-      </w:r>
-      <w:r>
-        <w:rPr>
-          <w:color w:val="808080"/>
-          <w:sz w:val="24"/>
-          <w:szCs w:val="24"/>
-        </w:rPr>
-        <w:t>KEY BENEFITS</w:t>
-      </w:r>
-      <w:r>
-        <w:br/>
-      </w:r>
-      <w:r>
-        <w:br/>
-      </w:r>
-      <w:r>
-        <w:rPr>
-          <w:color w:val="808080"/>
-          <w:sz w:val="24"/>
-          <w:szCs w:val="24"/>
-        </w:rPr>
-        <w:t>• One combined service covering both Microsoft 365 content and Entra ID identity infrastructure</w:t>
-      </w:r>
-      <w:r>
-        <w:br/>
-      </w:r>
-      <w:r>
-        <w:rPr>
-          <w:color w:val="808080"/>
-          <w:sz w:val="24"/>
-          <w:szCs w:val="24"/>
-        </w:rPr>
-        <w:t>• Cloud-to-cloud backup with segregation from Microsoft ensuring independence and resilience</w:t>
-      </w:r>
-      <w:r>
-        <w:br/>
-      </w:r>
-      <w:r>
-        <w:rPr>
-          <w:color w:val="808080"/>
-          <w:sz w:val="24"/>
-          <w:szCs w:val="24"/>
-        </w:rPr>
-        <w:t>• Fast restore of files, folders, mailboxes, and identity objects to minimize downtime</w:t>
-      </w:r>
-      <w:r>
-        <w:br/>
-      </w:r>
-      <w:r>
-        <w:rPr>
-          <w:color w:val="808080"/>
-          <w:sz w:val="24"/>
-          <w:szCs w:val="24"/>
-        </w:rPr>
-        <w:t>• Geographical redundancy across IBM Cloud Tier-3+ datacenters with global data locality options</w:t>
-      </w:r>
-      <w:r>
-        <w:br/>
-      </w:r>
-      <w:r>
-        <w:rPr>
-          <w:color w:val="808080"/>
-          <w:sz w:val="24"/>
-          <w:szCs w:val="24"/>
-        </w:rPr>
-        <w:t>• Insider Threat Protection with 30-day undelete safeguard</w:t>
-      </w:r>
-      <w:r>
-        <w:br/>
-      </w:r>
-      <w:r>
-        <w:rPr>
-          <w:color w:val="808080"/>
-          <w:sz w:val="24"/>
-          <w:szCs w:val="24"/>
-        </w:rPr>
-        <w:t>• Fully scalable solution with predictable cost model</w:t>
-      </w:r>
-      <w:r>
-        <w:br/>
-      </w:r>
-      <w:r>
-        <w:br/>
-      </w:r>
-      <w:r>
-        <w:br/>
-      </w:r>
-      <w:r>
-        <w:rPr>
-          <w:color w:val="808080"/>
-          <w:sz w:val="24"/>
-          <w:szCs w:val="24"/>
-        </w:rPr>
-        <w:t>COMPLIANCE AND SECURITY</w:t>
-      </w:r>
-      <w:r>
-        <w:br/>
-      </w:r>
-      <w:r>
-        <w:rPr>
-          <w:color w:val="808080"/>
-          <w:sz w:val="24"/>
-          <w:szCs w:val="24"/>
-        </w:rPr>
-        <w:t>The bundle is designed to meet strict compliance and security requirements. Data is encrypted with AES-256 in transit and at rest, with fixed storage locality once selected. Both services fully support GDPR, including right-to-be-forgotten, and provide complete audit trails. IBM Cloud datacenters are ISO 27001, ISO 27017, ISO 27018, and SOC certified.</w:t>
-      </w:r>
-      <w:r>
-        <w:br/>
-      </w:r>
-      <w:r>
-        <w:br/>
-      </w:r>
-      <w:r>
-        <w:br/>
-      </w:r>
-      <w:r>
-        <w:rPr>
-          <w:color w:val="808080"/>
-          <w:sz w:val="24"/>
-          <w:szCs w:val="24"/>
-        </w:rPr>
-        <w:t>TECHNICAL SPECIFICATIONS</w:t>
-      </w:r>
-      <w:r>
-        <w:br/>
-      </w:r>
-      <w:r>
-        <w:rPr>
-          <w:color w:val="808080"/>
-          <w:sz w:val="24"/>
-          <w:szCs w:val="24"/>
-        </w:rPr>
-        <w:t>• 99.9% SLA uptime</w:t>
-      </w:r>
-      <w:r>
-        <w:br/>
-      </w:r>
-      <w:r>
-        <w:rPr>
-          <w:color w:val="808080"/>
-          <w:sz w:val="24"/>
-          <w:szCs w:val="24"/>
-        </w:rPr>
-        <w:t>• AES-256 encryption in transit and at rest</w:t>
-      </w:r>
-      <w:r>
-        <w:br/>
-      </w:r>
-      <w:r>
-        <w:rPr>
-          <w:color w:val="808080"/>
-          <w:sz w:val="24"/>
-          <w:szCs w:val="24"/>
-        </w:rPr>
-        <w:t>• Retention from 1 year up to 25 years with unlimited storage under fair usage</w:t>
-      </w:r>
-      <w:r>
-        <w:br/>
-      </w:r>
-      <w:r>
-        <w:rPr>
-          <w:color w:val="808080"/>
-          <w:sz w:val="24"/>
-          <w:szCs w:val="24"/>
-        </w:rPr>
-        <w:t>• GDPR compliance including right-to-be-forgotten and support for industry regulatory standards</w:t>
-      </w:r>
-      <w:r>
-        <w:br/>
-      </w:r>
-      <w:r>
-        <w:rPr>
-          <w:color w:val="808080"/>
-          <w:sz w:val="24"/>
-          <w:szCs w:val="24"/>
-        </w:rPr>
-        <w:t>• Automated backup jobs configured to meet customer RTO and RPO targets</w:t>
-      </w:r>
-      <w:r>
-        <w:br/>
-      </w:r>
-      <w:r>
-        <w:rPr>
-          <w:color w:val="808080"/>
-          <w:sz w:val="24"/>
-          <w:szCs w:val="24"/>
-        </w:rPr>
-        <w:t>• Hosted in 16+ IBM Cloud datacenters worldwide</w:t>
-      </w:r>
-      <w:r>
-        <w:br/>
-      </w:r>
-      <w:r>
-        <w:rPr>
-          <w:color w:val="808080"/>
-          <w:sz w:val="24"/>
-          <w:szCs w:val="24"/>
-        </w:rPr>
-        <w:t>• Unified bundle license covering both data and identity protection</w:t>
-      </w:r>
-      <w:r>
-        <w:br/>
-      </w:r>
-      <w:r>
-        <w:br/>
-      </w:r>
-      <w:r>
-        <w:br/>
-      </w:r>
-      <w:r>
-        <w:rPr>
-          <w:color w:val="808080"/>
-          <w:sz w:val="24"/>
-          <w:szCs w:val="24"/>
-        </w:rPr>
-        <w:t>BETTER TOGETHER</w:t>
-      </w:r>
-      <w:r>
-        <w:br/>
-      </w:r>
-      <w:r>
-        <w:rPr>
-          <w:color w:val="808080"/>
-          <w:sz w:val="24"/>
-          <w:szCs w:val="24"/>
-        </w:rPr>
-        <w:t>Microsoft 365 is only fully protected when both data and identity are secured. By combining Anycloud Backup for 365 and Anycloud Backup for Entra ID, organizations close the gap between content loss and identity compromise. The bundle ensures that emails, files, and Teams data can be restored alongside critical identity objects such as users, groups, and access policies. This integrated protection reduces downtime, ensures compliance, and provides a future-proof safeguard for the entire Microsoft 365 environment.</w:t>
-      </w:r>
-      <w:r>
-        <w:br/>
-      </w:r>
-      <w:r>
-        <w:br/>
-      </w:r>
-      <w:r>
-        <w:br/>
-      </w:r>
-      <w:r>
-        <w:br/>
-      </w:r>
-      <w:r>
-        <w:br/>
+        <w:t xml:space="preserve">OVERVIEW: </w:t>
+      </w:r>
+      <w:r>
+        <w:br/>
+      </w:r>
+      <w:r>
+        <w:rPr>
+          <w:color w:val="808080"/>
+          <w:sz w:val="24"/>
+          <w:szCs w:val="24"/>
+        </w:rPr>
+        <w:t xml:space="preserve">Anycloud Backup for Microsoft 365 and Entra ID is a partner-ready SaaS bundle designed to protect both organizational data and identity configurations within Microsoft cloud environments. The solution combines cloud-to-cloud backup for Microsoft 365 workloads with identity configuration backup for Microsoft Entra ID. Together, the services enable backup and recovery of collaboration data and identity objects across a unified platform. Microsoft 365 data such as emails, files, sites, and team content is backed up from Exchange Online, OneDrive for Business, SharePoint Online, and Microsoft Teams. Identity configurations within Microsoft Entra ID - including users, groups, roles, applications, and policies - can also be backup and restored. </w:t>
+      </w:r>
+      <w:r>
+        <w:br/>
+      </w:r>
+      <w:r>
+        <w:rPr>
+          <w:color w:val="808080"/>
+          <w:sz w:val="24"/>
+          <w:szCs w:val="24"/>
+        </w:rPr>
+        <w:t xml:space="preserve">By maintaining independent backups of both data and identity configurations, organizations and partners gain additional recovery options in scenarios such as accidental deletion, configuration errors, security incidents, or administrative changes. The bundle is designed to be delivered by IT partners, managed service providers, and distributors as a scalable protection service for organizations usinf Microsoft 365 and Microsoft Entra ID. Backup data is stored in IBM Cloud data centers located across multiple global regions, allowing customers to select the storage location during deployment. </w:t>
+      </w:r>
+      <w:r>
+        <w:br/>
+      </w:r>
+      <w:r>
+        <w:br/>
+      </w:r>
+      <w:r>
+        <w:rPr>
+          <w:color w:val="808080"/>
+          <w:sz w:val="24"/>
+          <w:szCs w:val="24"/>
+        </w:rPr>
+        <w:t>MANAGEMENT &amp; OPERATIONS</w:t>
+      </w:r>
+      <w:r>
+        <w:br/>
+      </w:r>
+      <w:r>
+        <w:rPr>
+          <w:color w:val="808080"/>
+          <w:sz w:val="24"/>
+          <w:szCs w:val="24"/>
+        </w:rPr>
+        <w:t>The platform is managed through a web-based portal that provides centralized administration of backup, monitoring, and recovery operations. Partners and administrators can manage Microsoft 365 and Entra ID protection through a unified interface designed for multi-tenant environments.</w:t>
+      </w:r>
+      <w:r>
+        <w:br/>
+      </w:r>
+      <w:r>
+        <w:rPr>
+          <w:color w:val="808080"/>
+          <w:sz w:val="24"/>
+          <w:szCs w:val="24"/>
+        </w:rPr>
+        <w:t xml:space="preserve">Operational capabilities include: </w:t>
+      </w:r>
+      <w:r>
+        <w:br/>
+      </w:r>
+      <w:r>
+        <w:rPr>
+          <w:color w:val="808080"/>
+          <w:sz w:val="24"/>
+          <w:szCs w:val="24"/>
+        </w:rPr>
+        <w:t>• Backup and recovery for Microsoft 365 workloads</w:t>
+      </w:r>
+      <w:r>
+        <w:br/>
+      </w:r>
+      <w:r>
+        <w:rPr>
+          <w:color w:val="808080"/>
+          <w:sz w:val="24"/>
+          <w:szCs w:val="24"/>
+        </w:rPr>
+        <w:t>• Backup of Microsoft Entra ID identity configurations</w:t>
+      </w:r>
+      <w:r>
+        <w:br/>
+      </w:r>
+      <w:r>
+        <w:rPr>
+          <w:color w:val="808080"/>
+          <w:sz w:val="24"/>
+          <w:szCs w:val="24"/>
+        </w:rPr>
+        <w:t>• Centralized monitoring of backup activities</w:t>
+      </w:r>
+      <w:r>
+        <w:br/>
+      </w:r>
+      <w:r>
+        <w:rPr>
+          <w:color w:val="808080"/>
+          <w:sz w:val="24"/>
+          <w:szCs w:val="24"/>
+        </w:rPr>
+        <w:t>• Identity security score insights</w:t>
+      </w:r>
+      <w:r>
+        <w:br/>
+      </w:r>
+      <w:r>
+        <w:rPr>
+          <w:color w:val="808080"/>
+          <w:sz w:val="24"/>
+          <w:szCs w:val="24"/>
+        </w:rPr>
+        <w:t>• Restore workflows for both data and identity objects</w:t>
+      </w:r>
+      <w:r>
+        <w:br/>
+      </w:r>
+      <w:r>
+        <w:rPr>
+          <w:color w:val="808080"/>
+          <w:sz w:val="24"/>
+          <w:szCs w:val="24"/>
+        </w:rPr>
+        <w:t>• Multi-tenant management for partners and service providers</w:t>
+      </w:r>
+      <w:r>
+        <w:br/>
+      </w:r>
+      <w:r>
+        <w:rPr>
+          <w:color w:val="808080"/>
+          <w:sz w:val="24"/>
+          <w:szCs w:val="24"/>
+        </w:rPr>
+        <w:t>Backup and monitoring operations run automatically and generate activity logs for operational transparency.</w:t>
+      </w:r>
+      <w:r>
+        <w:br/>
+      </w:r>
+      <w:r>
+        <w:br/>
+      </w:r>
+      <w:r>
+        <w:rPr>
+          <w:color w:val="808080"/>
+          <w:sz w:val="24"/>
+          <w:szCs w:val="24"/>
+        </w:rPr>
+        <w:t>KEY CAPABILITIES</w:t>
+      </w:r>
+      <w:r>
+        <w:br/>
+      </w:r>
+      <w:r>
+        <w:rPr>
+          <w:color w:val="808080"/>
+          <w:sz w:val="24"/>
+          <w:szCs w:val="24"/>
+        </w:rPr>
+        <w:t>The bundle provides combined protection for collaboration data and identity infrastructure within Microsoft environments. Capabilities include:</w:t>
+      </w:r>
+      <w:r>
+        <w:br/>
+      </w:r>
+      <w:r>
+        <w:rPr>
+          <w:color w:val="808080"/>
+          <w:sz w:val="24"/>
+          <w:szCs w:val="24"/>
+        </w:rPr>
+        <w:t>• Cloud-to-cloud backup for Microsoft 365 data</w:t>
+      </w:r>
+      <w:r>
+        <w:br/>
+      </w:r>
+      <w:r>
+        <w:rPr>
+          <w:color w:val="808080"/>
+          <w:sz w:val="24"/>
+          <w:szCs w:val="24"/>
+        </w:rPr>
+        <w:t>• Visibility into identity security posture through security insights</w:t>
+      </w:r>
+      <w:r>
+        <w:br/>
+      </w:r>
+      <w:r>
+        <w:rPr>
+          <w:color w:val="808080"/>
+          <w:sz w:val="24"/>
+          <w:szCs w:val="24"/>
+        </w:rPr>
+        <w:t>• Item-level restore for Microsoft 365 workloads</w:t>
+      </w:r>
+      <w:r>
+        <w:br/>
+      </w:r>
+      <w:r>
+        <w:rPr>
+          <w:color w:val="808080"/>
+          <w:sz w:val="24"/>
+          <w:szCs w:val="24"/>
+        </w:rPr>
+        <w:t>• Multi-tenant management platform for partner environments</w:t>
+      </w:r>
+      <w:r>
+        <w:br/>
+      </w:r>
+      <w:r>
+        <w:rPr>
+          <w:color w:val="808080"/>
+          <w:sz w:val="24"/>
+          <w:szCs w:val="24"/>
+        </w:rPr>
+        <w:t>These capabilities allow partners to deliver a combined data and identity protection service to their customers.</w:t>
+      </w:r>
+      <w:r>
+        <w:br/>
+      </w:r>
+      <w:r>
+        <w:br/>
+      </w:r>
+      <w:r>
+        <w:rPr>
+          <w:color w:val="808080"/>
+          <w:sz w:val="24"/>
+          <w:szCs w:val="24"/>
+        </w:rPr>
+        <w:t>SECURITY &amp; DATA RPOTECTION:</w:t>
+      </w:r>
+      <w:r>
+        <w:br/>
+      </w:r>
+      <w:r>
+        <w:rPr>
+          <w:color w:val="808080"/>
+          <w:sz w:val="24"/>
+          <w:szCs w:val="24"/>
+        </w:rPr>
+        <w:t xml:space="preserve">Backup data is encrypted using AES-256 encryption both during transit and while stored. Customers select the storage region during deployment, and backup data remains stored in the chosen location. The platform records backup and recovery operations through activity logs that provide operational visibility. The service is delivered using IBM Cloud infrastructure designed to support global deployments. </w:t>
+      </w:r>
+      <w:r>
+        <w:br/>
+      </w:r>
+      <w:r>
+        <w:br/>
+      </w:r>
+      <w:r>
+        <w:rPr>
+          <w:color w:val="808080"/>
+          <w:sz w:val="24"/>
+          <w:szCs w:val="24"/>
+        </w:rPr>
+        <w:t>TECHNICAL CHARACTERISTICS:</w:t>
+      </w:r>
+      <w:r>
+        <w:br/>
+      </w:r>
+      <w:r>
+        <w:rPr>
+          <w:color w:val="808080"/>
+          <w:sz w:val="24"/>
+          <w:szCs w:val="24"/>
+        </w:rPr>
+        <w:t>• SaaS-based backup for Microsoft 365 and Entra ID</w:t>
+      </w:r>
+      <w:r>
+        <w:br/>
+      </w:r>
+      <w:r>
+        <w:rPr>
+          <w:color w:val="808080"/>
+          <w:sz w:val="24"/>
+          <w:szCs w:val="24"/>
+        </w:rPr>
+        <w:t>• Cloud-to-cloud backup architecture</w:t>
+      </w:r>
+      <w:r>
+        <w:br/>
+      </w:r>
+      <w:r>
+        <w:rPr>
+          <w:color w:val="808080"/>
+          <w:sz w:val="24"/>
+          <w:szCs w:val="24"/>
+        </w:rPr>
+        <w:t>• Protection for Exchange, OneDrive, SharePoint, Teams, and Entra ID configurations</w:t>
+      </w:r>
+      <w:r>
+        <w:br/>
+      </w:r>
+      <w:r>
+        <w:rPr>
+          <w:color w:val="808080"/>
+          <w:sz w:val="24"/>
+          <w:szCs w:val="24"/>
+        </w:rPr>
+        <w:t>• Identity security score insight visibility</w:t>
+      </w:r>
+      <w:r>
+        <w:br/>
+      </w:r>
+      <w:r>
+        <w:rPr>
+          <w:color w:val="808080"/>
+          <w:sz w:val="24"/>
+          <w:szCs w:val="24"/>
+        </w:rPr>
+        <w:t>• AES-256 encryption for data in transit and at rest</w:t>
+      </w:r>
+      <w:r>
+        <w:br/>
+      </w:r>
+      <w:r>
+        <w:rPr>
+          <w:color w:val="808080"/>
+          <w:sz w:val="24"/>
+          <w:szCs w:val="24"/>
+        </w:rPr>
+        <w:t>• Automaed backup scheduling and monitoring</w:t>
       </w:r>
       <w:r>
         <w:br/>

--- a/docs/generated/mycatalog.docx
+++ b/docs/generated/mycatalog.docx
@@ -13885,6 +13885,32 @@
           <w:szCs w:val="24"/>
         </w:rPr>
         <w:t>By scanning data outside of production systems, Elastio provides early visibility into ransomware impact and enables recovery assurance from pre-validated data. This transforms IBM Cloud Object Storage from durable storage into cyberstorage: strengthening cyber resilience, supporting compliance requirements, and giving customers confidence that the data they store in IBM COS is trustworthy.</w:t>
+      </w:r>
+      <w:r>
+        <w:br/>
+      </w:r>
+      <w:r>
+        <w:br/>
+      </w:r>
+      <w:r>
+        <w:br/>
+      </w:r>
+      <w:r>
+        <w:rPr>
+          <w:color w:val="808080"/>
+          <w:sz w:val="24"/>
+          <w:szCs w:val="24"/>
+        </w:rPr>
+        <w:t>Before deploying the Elastio IBCloud Object Storage - IBM Cloud</w:t>
+      </w:r>
+      <w:r>
+        <w:br/>
+      </w:r>
+      <w:r>
+        <w:br/>
+      </w:r>
+      <w:r>
+        <w:br/>
       </w:r>
       <w:r>
         <w:br/>

--- a/docs/generated/mycatalog.docx
+++ b/docs/generated/mycatalog.docx
@@ -36912,6 +36912,152 @@
       <w:hyperlink r:id="rId542">
         <w:r>
           <w:t>https://cloud.ibm.com/services/vmwaresolutions/services/addingzertodr.html</w:t>
+        </w:r>
+      </w:hyperlink>
+      <w:r>
+        <w:br/>
+      </w:r>
+      <w:r>
+        <w:br/>
+      </w:r>
+    </w:p>
+    <w:p>
+      <w:pPr>
+        <w:ind/>
+      </w:pPr>
+      <w:r>
+        <w:rPr>
+          <w:noProof/>
+        </w:rPr>
+        <w:drawing>
+          <wp:inline distT="0" distB="0" distL="0" distR="0">
+            <wp:extent cx="476250" cy="476250"/>
+            <wp:effectExtent l="19050" t="0" r="9525" b="0"/>
+            <wp:docPr id="269" name="Picture 268" descr="Picture 268"/>
+            <wp:cNvGraphicFramePr>
+              <a:graphicFrameLocks xmlns:a="http://schemas.openxmlformats.org/drawingml/2006/main" noChangeAspect="1"/>
+            </wp:cNvGraphicFramePr>
+            <a:graphic xmlns:a="http://schemas.openxmlformats.org/drawingml/2006/main">
+              <a:graphicData uri="http://schemas.openxmlformats.org/drawingml/2006/picture">
+                <pic:pic xmlns:pic="http://schemas.openxmlformats.org/drawingml/2006/picture">
+                  <pic:nvPicPr>
+                    <pic:cNvPr id="0" name="Picture 268"/>
+                    <pic:cNvPicPr/>
+                  </pic:nvPicPr>
+                  <pic:blipFill>
+                    <a:blip r:embed="rId543" cstate="print"/>
+                    <a:stretch>
+                      <a:fillRect/>
+                    </a:stretch>
+                  </pic:blipFill>
+                  <pic:spPr>
+                    <a:xfrm>
+                      <a:off x="0" y="0"/>
+                      <a:ext cx="476250" cy="476250"/>
+                    </a:xfrm>
+                    <a:prstGeom prst="rect">
+                      <a:avLst/>
+                    </a:prstGeom>
+                  </pic:spPr>
+                </pic:pic>
+              </a:graphicData>
+            </a:graphic>
+          </wp:inline>
+        </w:drawing>
+      </w:r>
+      <w:r>
+        <w:rPr>
+          <w:b/>
+          <w:bCs/>
+          <w:sz w:val="28"/>
+          <w:szCs w:val="28"/>
+        </w:rPr>
+        <w:t xml:space="preserve">     ZIEMACS AI Copilot for PowerHA</w:t>
+      </w:r>
+      <w:r>
+        <w:br/>
+      </w:r>
+      <w:r>
+        <w:br/>
+      </w:r>
+      <w:r>
+        <w:rPr>
+          <w:color w:val="808080"/>
+          <w:sz w:val="24"/>
+          <w:szCs w:val="24"/>
+        </w:rPr>
+        <w:t>ZIEMACS AI Copilot for PowerHA is an AI-powered multi-agent system designed to automate and simplify IBM PowerHA SystemMirror cluster management on AIX and VIOS.</w:t>
+      </w:r>
+      <w:r>
+        <w:br/>
+      </w:r>
+      <w:r>
+        <w:br/>
+      </w:r>
+      <w:r>
+        <w:rPr>
+          <w:color w:val="808080"/>
+          <w:sz w:val="24"/>
+          <w:szCs w:val="24"/>
+        </w:rPr>
+        <w:t>CMA provides intelligent automation for cluster deployment, configuration, monitoring, and maintenance tasks that traditionally require deep specialist knowledge. It continuously monitors cluster health, detects anomalies, and recommends or executes remediation actions before issues impact availability.</w:t>
+      </w:r>
+      <w:r>
+        <w:br/>
+      </w:r>
+      <w:r>
+        <w:br/>
+      </w:r>
+      <w:r>
+        <w:rPr>
+          <w:color w:val="808080"/>
+          <w:sz w:val="24"/>
+          <w:szCs w:val="24"/>
+        </w:rPr>
+        <w:t>The system diagnoses complex cluster problems using AI-driven analysis of logs, configurations, and system state across CAA, RSCT, and PowerHA components. It also manages Geographic Logical Volume Manager (GLVM) and Geographic Resource Shifting (GRS) for cross-site replication and failover.</w:t>
+      </w:r>
+      <w:r>
+        <w:br/>
+      </w:r>
+      <w:r>
+        <w:br/>
+      </w:r>
+      <w:r>
+        <w:rPr>
+          <w:color w:val="808080"/>
+          <w:sz w:val="24"/>
+          <w:szCs w:val="24"/>
+        </w:rPr>
+        <w:t>Key benefits include closing the skills gap with 24/7 AI expertise, reducing human error through standardized operations, and accelerating response times from hours to minutes. Enterprise-ready features include human-in-the-loop approvals for high-risk operations, comprehensive audit logging, and role-based access control.</w:t>
+      </w:r>
+      <w:r>
+        <w:br/>
+      </w:r>
+      <w:r>
+        <w:br/>
+      </w:r>
+      <w:r>
+        <w:rPr>
+          <w:color w:val="808080"/>
+          <w:sz w:val="24"/>
+          <w:szCs w:val="24"/>
+        </w:rPr>
+        <w:t>PowerHA SystemMirror is the first supported platform, with Kubernetes, Pacemaker, OpenShift, and Oracle RAC planned for future releases.</w:t>
+      </w:r>
+      <w:r>
+        <w:br/>
+      </w:r>
+      <w:r>
+        <w:rPr>
+          <w:color w:val="808080"/>
+          <w:sz w:val="24"/>
+          <w:szCs w:val="24"/>
+        </w:rPr>
+        <w:t xml:space="preserve">Documentation:  </w:t>
+      </w:r>
+      <w:hyperlink r:id="rId544">
+        <w:r>
+          <w:t>https://ziemacsai.github.io/assets/docs.html</w:t>
         </w:r>
       </w:hyperlink>
       <w:r>

--- a/docs/generated/mycatalog.docx
+++ b/docs/generated/mycatalog.docx
@@ -16762,21 +16762,21 @@
           <w:sz w:val="28"/>
           <w:szCs w:val="28"/>
         </w:rPr>
-        <w:t xml:space="preserve">     Hardware Firewall</w:t>
-      </w:r>
-      <w:r>
-        <w:br/>
-      </w:r>
-      <w:r>
-        <w:br/>
-      </w:r>
-      <w:r>
-        <w:rPr>
-          <w:color w:val="808080"/>
-          <w:sz w:val="24"/>
-          <w:szCs w:val="24"/>
-        </w:rPr>
-        <w:t>Firewalls are an important step in securing your IBM IaaS environment (and all the information stored there) as well as preventing malicious activity from ever reaching your servers or end users. When added to your security strategy, hardware and software firewall options will help ensure uptime, protect your servers and network, and give you greater control of your infrastructure’s protection settings. To add a firewall to a server, click on the link Devices &gt; Device List &gt; Click the desired server &gt; Configuration &gt; Bottom of the page: Order Hardware Firewall in the customer portal. This will begin the order process for an appropriate firewall based on the uplink speed of the selected server.</w:t>
+        <w:t xml:space="preserve">     HA and DR Automation for PowerVS</w:t>
+      </w:r>
+      <w:r>
+        <w:br/>
+      </w:r>
+      <w:r>
+        <w:br/>
+      </w:r>
+      <w:r>
+        <w:rPr>
+          <w:color w:val="808080"/>
+          <w:sz w:val="24"/>
+          <w:szCs w:val="24"/>
+        </w:rPr>
+        <w:t>Provides simplified DR for PowerVS VMs.</w:t>
       </w:r>
       <w:r>
         <w:br/>
@@ -16791,7 +16791,7 @@
       </w:r>
       <w:hyperlink r:id="rId234">
         <w:r>
-          <w:t>https://cloud.ibm.com/docs/infrastructure/hardware-firewall-shared</w:t>
+          <w:t>https://cloud.ibm.com/docs/dr-automation-powervs</w:t>
         </w:r>
       </w:hyperlink>
       <w:r>
@@ -16852,21 +16852,21 @@
           <w:sz w:val="28"/>
           <w:szCs w:val="28"/>
         </w:rPr>
-        <w:t xml:space="preserve">     HCX</w:t>
-      </w:r>
-      <w:r>
-        <w:br/>
-      </w:r>
-      <w:r>
-        <w:br/>
-      </w:r>
-      <w:r>
-        <w:rPr>
-          <w:color w:val="808080"/>
-          <w:sz w:val="24"/>
-          <w:szCs w:val="24"/>
-        </w:rPr>
-        <w:t>Extend the networks of your on-premises data centers into IBM Cloud, and migrate your VMs to or from IBM Cloud without any change.</w:t>
+        <w:t xml:space="preserve">     Hardware Firewall</w:t>
+      </w:r>
+      <w:r>
+        <w:br/>
+      </w:r>
+      <w:r>
+        <w:br/>
+      </w:r>
+      <w:r>
+        <w:rPr>
+          <w:color w:val="808080"/>
+          <w:sz w:val="24"/>
+          <w:szCs w:val="24"/>
+        </w:rPr>
+        <w:t>Firewalls are an important step in securing your IBM IaaS environment (and all the information stored there) as well as preventing malicious activity from ever reaching your servers or end users. When added to your security strategy, hardware and software firewall options will help ensure uptime, protect your servers and network, and give you greater control of your infrastructure’s protection settings. To add a firewall to a server, click on the link Devices &gt; Device List &gt; Click the desired server &gt; Configuration &gt; Bottom of the page: Order Hardware Firewall in the customer portal. This will begin the order process for an appropriate firewall based on the uplink speed of the selected server.</w:t>
       </w:r>
       <w:r>
         <w:br/>
@@ -16881,7 +16881,7 @@
       </w:r>
       <w:hyperlink r:id="rId236">
         <w:r>
-          <w:t>https://cloud.ibm.com/services/vmwaresolutions/services/f5_considerations.html</w:t>
+          <w:t>https://cloud.ibm.com/docs/infrastructure/hardware-firewall-shared</w:t>
         </w:r>
       </w:hyperlink>
       <w:r>
@@ -16942,32 +16942,21 @@
           <w:sz w:val="28"/>
           <w:szCs w:val="28"/>
         </w:rPr>
-        <w:t xml:space="preserve">     heimr.co - Cloud Professional Services</w:t>
-      </w:r>
-      <w:r>
-        <w:br/>
-      </w:r>
-      <w:r>
-        <w:br/>
-      </w:r>
-      <w:r>
-        <w:rPr>
-          <w:color w:val="808080"/>
-          <w:sz w:val="24"/>
-          <w:szCs w:val="24"/>
-        </w:rPr>
-        <w:t>Heimr can manage and support your IBM Cloud environment.</w:t>
-      </w:r>
-      <w:r>
-        <w:br/>
-      </w:r>
-      <w:r>
-        <w:rPr>
-          <w:color w:val="808080"/>
-          <w:sz w:val="24"/>
-          <w:szCs w:val="24"/>
-        </w:rPr>
-        <w:t>Our team is ready to build with our partners taylor made solution.</w:t>
+        <w:t xml:space="preserve">     HCX</w:t>
+      </w:r>
+      <w:r>
+        <w:br/>
+      </w:r>
+      <w:r>
+        <w:br/>
+      </w:r>
+      <w:r>
+        <w:rPr>
+          <w:color w:val="808080"/>
+          <w:sz w:val="24"/>
+          <w:szCs w:val="24"/>
+        </w:rPr>
+        <w:t>Extend the networks of your on-premises data centers into IBM Cloud, and migrate your VMs to or from IBM Cloud without any change.</w:t>
       </w:r>
       <w:r>
         <w:br/>
@@ -16982,7 +16971,7 @@
       </w:r>
       <w:hyperlink r:id="rId238">
         <w:r>
-          <w:t>https://heimr.co/services/</w:t>
+          <w:t>https://cloud.ibm.com/services/vmwaresolutions/services/f5_considerations.html</w:t>
         </w:r>
       </w:hyperlink>
       <w:r>
@@ -17043,21 +17032,32 @@
           <w:sz w:val="28"/>
           <w:szCs w:val="28"/>
         </w:rPr>
-        <w:t xml:space="preserve">     Horizon 7</w:t>
-      </w:r>
-      <w:r>
-        <w:br/>
-      </w:r>
-      <w:r>
-        <w:br/>
-      </w:r>
-      <w:r>
-        <w:rPr>
-          <w:color w:val="808080"/>
-          <w:sz w:val="24"/>
-          <w:szCs w:val="24"/>
-        </w:rPr>
-        <w:t>A seamlessly integrated hybrid cloud for virtual desktops and applications based on VMware Horizon® 7.</w:t>
+        <w:t xml:space="preserve">     heimr.co - Cloud Professional Services</w:t>
+      </w:r>
+      <w:r>
+        <w:br/>
+      </w:r>
+      <w:r>
+        <w:br/>
+      </w:r>
+      <w:r>
+        <w:rPr>
+          <w:color w:val="808080"/>
+          <w:sz w:val="24"/>
+          <w:szCs w:val="24"/>
+        </w:rPr>
+        <w:t>Heimr can manage and support your IBM Cloud environment.</w:t>
+      </w:r>
+      <w:r>
+        <w:br/>
+      </w:r>
+      <w:r>
+        <w:rPr>
+          <w:color w:val="808080"/>
+          <w:sz w:val="24"/>
+          <w:szCs w:val="24"/>
+        </w:rPr>
+        <w:t>Our team is ready to build with our partners taylor made solution.</w:t>
       </w:r>
       <w:r>
         <w:br/>
@@ -17072,7 +17072,7 @@
       </w:r>
       <w:hyperlink r:id="rId240">
         <w:r>
-          <w:t>https://cloud.ibm.com/services/vmwaresolutions/services/f5_considerations.html</w:t>
+          <w:t>https://heimr.co/services/</w:t>
         </w:r>
       </w:hyperlink>
       <w:r>
@@ -17133,21 +17133,21 @@
           <w:sz w:val="28"/>
           <w:szCs w:val="28"/>
         </w:rPr>
-        <w:t xml:space="preserve">     Hybrid Cloud Infrastructure as a Service</w:t>
-      </w:r>
-      <w:r>
-        <w:br/>
-      </w:r>
-      <w:r>
-        <w:br/>
-      </w:r>
-      <w:r>
-        <w:rPr>
-          <w:color w:val="808080"/>
-          <w:sz w:val="24"/>
-          <w:szCs w:val="24"/>
-        </w:rPr>
-        <w:t>In particular, this offering is focused on US Federal Government Customers. IBM Consulting and VSO will provide Hybrid Cloud Infrastructure as a Service (HCIaaS) offering with a Cost-per-Unit model on the C2E vehicle.  Offering Specifications: 4 nodes in 2RU chassis, each node containing 16 cores (2x Intel Xeon-Silver 4309Y processor - 2.8 GHz / 8-core / 105W, Ice Lake), 512GB of RAM, 2x 8TB hard drives, and 1x 2 TB solid state drive.</w:t>
+        <w:t xml:space="preserve">     Horizon 7</w:t>
+      </w:r>
+      <w:r>
+        <w:br/>
+      </w:r>
+      <w:r>
+        <w:br/>
+      </w:r>
+      <w:r>
+        <w:rPr>
+          <w:color w:val="808080"/>
+          <w:sz w:val="24"/>
+          <w:szCs w:val="24"/>
+        </w:rPr>
+        <w:t>A seamlessly integrated hybrid cloud for virtual desktops and applications based on VMware Horizon® 7.</w:t>
       </w:r>
       <w:r>
         <w:br/>
@@ -17162,7 +17162,7 @@
       </w:r>
       <w:hyperlink r:id="rId242">
         <w:r>
-          <w:t>https://cloud.ibm.com/docs</w:t>
+          <w:t>https://cloud.ibm.com/services/vmwaresolutions/services/f5_considerations.html</w:t>
         </w:r>
       </w:hyperlink>
       <w:r>
@@ -17223,21 +17223,21 @@
           <w:sz w:val="28"/>
           <w:szCs w:val="28"/>
         </w:rPr>
-        <w:t xml:space="preserve">     Hyper Protect Crypto Services</w:t>
-      </w:r>
-      <w:r>
-        <w:br/>
-      </w:r>
-      <w:r>
-        <w:br/>
-      </w:r>
-      <w:r>
-        <w:rPr>
-          <w:color w:val="808080"/>
-          <w:sz w:val="24"/>
-          <w:szCs w:val="24"/>
-        </w:rPr>
-        <w:t>A dedicated key management service and Hardware Security Module (HSM) provides you with the Keep Your Own Key capability for cloud data encryption. Built on FIPS 140-2 Level 4 certified hardware, Hyper Protect Crypto Services provides you with exclusive control of your encryption keys. With Unified Key Orchestrator, you can connect your service instance to keystores in IBM Cloud and third-party cloud providers, back up and manage keys using a unified system, and orchestrate keys across multiple clouds.</w:t>
+        <w:t xml:space="preserve">     Hybrid Cloud Infrastructure as a Service</w:t>
+      </w:r>
+      <w:r>
+        <w:br/>
+      </w:r>
+      <w:r>
+        <w:br/>
+      </w:r>
+      <w:r>
+        <w:rPr>
+          <w:color w:val="808080"/>
+          <w:sz w:val="24"/>
+          <w:szCs w:val="24"/>
+        </w:rPr>
+        <w:t>In particular, this offering is focused on US Federal Government Customers. IBM Consulting and VSO will provide Hybrid Cloud Infrastructure as a Service (HCIaaS) offering with a Cost-per-Unit model on the C2E vehicle.  Offering Specifications: 4 nodes in 2RU chassis, each node containing 16 cores (2x Intel Xeon-Silver 4309Y processor - 2.8 GHz / 8-core / 105W, Ice Lake), 512GB of RAM, 2x 8TB hard drives, and 1x 2 TB solid state drive.</w:t>
       </w:r>
       <w:r>
         <w:br/>
@@ -17252,7 +17252,7 @@
       </w:r>
       <w:hyperlink r:id="rId244">
         <w:r>
-          <w:t>https://cloud.ibm.com/docs/hs-crypto?topic=hs-crypto-get-started</w:t>
+          <w:t>https://cloud.ibm.com/docs</w:t>
         </w:r>
       </w:hyperlink>
       <w:r>
@@ -17313,21 +17313,21 @@
           <w:sz w:val="28"/>
           <w:szCs w:val="28"/>
         </w:rPr>
-        <w:t xml:space="preserve">     HyTrust CloudControl</w:t>
-      </w:r>
-      <w:r>
-        <w:br/>
-      </w:r>
-      <w:r>
-        <w:br/>
-      </w:r>
-      <w:r>
-        <w:rPr>
-          <w:color w:val="808080"/>
-          <w:sz w:val="24"/>
-          <w:szCs w:val="24"/>
-        </w:rPr>
-        <w:t>Provide automated protection and compliance support, enabling better visibility and control over your cloud environment and administrators.</w:t>
+        <w:t xml:space="preserve">     Hyper Protect Crypto Services</w:t>
+      </w:r>
+      <w:r>
+        <w:br/>
+      </w:r>
+      <w:r>
+        <w:br/>
+      </w:r>
+      <w:r>
+        <w:rPr>
+          <w:color w:val="808080"/>
+          <w:sz w:val="24"/>
+          <w:szCs w:val="24"/>
+        </w:rPr>
+        <w:t>A dedicated key management service and Hardware Security Module (HSM) provides you with the Keep Your Own Key capability for cloud data encryption. Built on FIPS 140-2 Level 4 certified hardware, Hyper Protect Crypto Services provides you with exclusive control of your encryption keys. With Unified Key Orchestrator, you can connect your service instance to keystores in IBM Cloud and third-party cloud providers, back up and manage keys using a unified system, and orchestrate keys across multiple clouds.</w:t>
       </w:r>
       <w:r>
         <w:br/>
@@ -17342,7 +17342,7 @@
       </w:r>
       <w:hyperlink r:id="rId246">
         <w:r>
-          <w:t>https://cloud.ibm.com/services/vmwaresolutions/services/htcc_considerations.html</w:t>
+          <w:t>https://cloud.ibm.com/docs/hs-crypto?topic=hs-crypto-get-started</w:t>
         </w:r>
       </w:hyperlink>
       <w:r>
@@ -17403,21 +17403,21 @@
           <w:sz w:val="28"/>
           <w:szCs w:val="28"/>
         </w:rPr>
-        <w:t xml:space="preserve">     HyTrust DataControl</w:t>
-      </w:r>
-      <w:r>
-        <w:br/>
-      </w:r>
-      <w:r>
-        <w:br/>
-      </w:r>
-      <w:r>
-        <w:rPr>
-          <w:color w:val="808080"/>
-          <w:sz w:val="24"/>
-          <w:szCs w:val="24"/>
-        </w:rPr>
-        <w:t>Protect your data with powerful encryption and scalable key management to secure your workloads throughout their lifecycles.</w:t>
+        <w:t xml:space="preserve">     HyTrust CloudControl</w:t>
+      </w:r>
+      <w:r>
+        <w:br/>
+      </w:r>
+      <w:r>
+        <w:br/>
+      </w:r>
+      <w:r>
+        <w:rPr>
+          <w:color w:val="808080"/>
+          <w:sz w:val="24"/>
+          <w:szCs w:val="24"/>
+        </w:rPr>
+        <w:t>Provide automated protection and compliance support, enabling better visibility and control over your cloud environment and administrators.</w:t>
       </w:r>
       <w:r>
         <w:br/>
@@ -17432,7 +17432,7 @@
       </w:r>
       <w:hyperlink r:id="rId248">
         <w:r>
-          <w:t>https://cloud.ibm.com/services/vmwaresolutions/services/htdc_considerations.html</w:t>
+          <w:t>https://cloud.ibm.com/services/vmwaresolutions/services/htcc_considerations.html</w:t>
         </w:r>
       </w:hyperlink>
       <w:r>
@@ -17493,21 +17493,21 @@
           <w:sz w:val="28"/>
           <w:szCs w:val="28"/>
         </w:rPr>
-        <w:t xml:space="preserve">     HyTrust KeyControl</w:t>
-      </w:r>
-      <w:r>
-        <w:br/>
-      </w:r>
-      <w:r>
-        <w:br/>
-      </w:r>
-      <w:r>
-        <w:rPr>
-          <w:color w:val="808080"/>
-          <w:sz w:val="24"/>
-          <w:szCs w:val="24"/>
-        </w:rPr>
-        <w:t>Provide scalable and highly available key management for your data security needs.</w:t>
+        <w:t xml:space="preserve">     HyTrust DataControl</w:t>
+      </w:r>
+      <w:r>
+        <w:br/>
+      </w:r>
+      <w:r>
+        <w:br/>
+      </w:r>
+      <w:r>
+        <w:rPr>
+          <w:color w:val="808080"/>
+          <w:sz w:val="24"/>
+          <w:szCs w:val="24"/>
+        </w:rPr>
+        <w:t>Protect your data with powerful encryption and scalable key management to secure your workloads throughout their lifecycles.</w:t>
       </w:r>
       <w:r>
         <w:br/>
@@ -17522,7 +17522,7 @@
       </w:r>
       <w:hyperlink r:id="rId250">
         <w:r>
-          <w:t>https://cloud.ibm.com/services/vmwaresolutions/services/htkc_considerations.html</w:t>
+          <w:t>https://cloud.ibm.com/services/vmwaresolutions/services/htdc_considerations.html</w:t>
         </w:r>
       </w:hyperlink>
       <w:r>
@@ -17583,68 +17583,21 @@
           <w:sz w:val="28"/>
           <w:szCs w:val="28"/>
         </w:rPr>
-        <w:t xml:space="preserve">     Image Service for VPC</w:t>
-      </w:r>
-      <w:r>
-        <w:br/>
-      </w:r>
-      <w:r>
-        <w:br/>
-      </w:r>
-      <w:r>
-        <w:rPr>
-          <w:color w:val="808080"/>
-          <w:sz w:val="24"/>
-          <w:szCs w:val="24"/>
-        </w:rPr>
-        <w:t xml:space="preserve">Custom images are used to create new virtual server instances with your own settings and configurations.  You can create a custom image on IBM Cloud in two ways: </w:t>
-      </w:r>
-      <w:r>
-        <w:br/>
-      </w:r>
-      <w:r>
-        <w:rPr>
-          <w:color w:val="808080"/>
-          <w:sz w:val="24"/>
-          <w:szCs w:val="24"/>
-        </w:rPr>
-        <w:t xml:space="preserve">1. You can create a custom image on premises and import it to your IBM Cloud Virtual Private Cloud infrastructure from IBM Cloud Object Storage. </w:t>
-      </w:r>
-      <w:r>
-        <w:br/>
-      </w:r>
-      <w:r>
-        <w:rPr>
-          <w:color w:val="808080"/>
-          <w:sz w:val="24"/>
-          <w:szCs w:val="24"/>
-        </w:rPr>
-        <w:t>2. You can create a custom image of a boot volume that is attached to a virtual server instance at import time. For more information, see [about creating an image](/docs/vpc?topic=vpc-image-from-volume-vpc).</w:t>
-      </w:r>
-      <w:r>
-        <w:br/>
-      </w:r>
-      <w:r>
-        <w:rPr>
-          <w:color w:val="808080"/>
-          <w:sz w:val="24"/>
-          <w:szCs w:val="24"/>
-        </w:rPr>
-        <w:t>Images are private to the account that they're imported to. New virtual server instance deployments are limited to the region where the image is imported. For more information about importing custom images, see [importing custom images](/docs/vpc?topic=vpc-importing-custom-images-vpc). For more information about managing custom images, see [Managing custom images](/docs/vpc?topic=vpc-managing-custom-images).</w:t>
-      </w:r>
-      <w:r>
-        <w:br/>
-      </w:r>
-      <w:r>
-        <w:br/>
-      </w:r>
-      <w:r>
-        <w:rPr>
-          <w:color w:val="808080"/>
-          <w:sz w:val="24"/>
-          <w:szCs w:val="24"/>
-        </w:rPr>
-        <w:t>You have many considerations when you create a custom image, such as operating systems, image requirements, and whether you want to share your custom image to a private catalog. For more information about planning for custom images, see [planning for custom images](/docs/vpc?topic=vpc-planning-custom-images).</w:t>
+        <w:t xml:space="preserve">     HyTrust KeyControl</w:t>
+      </w:r>
+      <w:r>
+        <w:br/>
+      </w:r>
+      <w:r>
+        <w:br/>
+      </w:r>
+      <w:r>
+        <w:rPr>
+          <w:color w:val="808080"/>
+          <w:sz w:val="24"/>
+          <w:szCs w:val="24"/>
+        </w:rPr>
+        <w:t>Provide scalable and highly available key management for your data security needs.</w:t>
       </w:r>
       <w:r>
         <w:br/>
@@ -17659,7 +17612,7 @@
       </w:r>
       <w:hyperlink r:id="rId252">
         <w:r>
-          <w:t>https://cloud.ibm.com/docs/vpc?topic=vpc-about-images</w:t>
+          <w:t>https://cloud.ibm.com/services/vmwaresolutions/services/htkc_considerations.html</w:t>
         </w:r>
       </w:hyperlink>
       <w:r>
@@ -17720,21 +17673,68 @@
           <w:sz w:val="28"/>
           <w:szCs w:val="28"/>
         </w:rPr>
-        <w:t xml:space="preserve">     Instance Metadata for VPC</w:t>
-      </w:r>
-      <w:r>
-        <w:br/>
-      </w:r>
-      <w:r>
-        <w:br/>
-      </w:r>
-      <w:r>
-        <w:rPr>
-          <w:color w:val="808080"/>
-          <w:sz w:val="24"/>
-          <w:szCs w:val="24"/>
-        </w:rPr>
-        <w:t>Repository for metadata for VPC resources</w:t>
+        <w:t xml:space="preserve">     Image Service for VPC</w:t>
+      </w:r>
+      <w:r>
+        <w:br/>
+      </w:r>
+      <w:r>
+        <w:br/>
+      </w:r>
+      <w:r>
+        <w:rPr>
+          <w:color w:val="808080"/>
+          <w:sz w:val="24"/>
+          <w:szCs w:val="24"/>
+        </w:rPr>
+        <w:t xml:space="preserve">Custom images are used to create new virtual server instances with your own settings and configurations.  You can create a custom image on IBM Cloud in two ways: </w:t>
+      </w:r>
+      <w:r>
+        <w:br/>
+      </w:r>
+      <w:r>
+        <w:rPr>
+          <w:color w:val="808080"/>
+          <w:sz w:val="24"/>
+          <w:szCs w:val="24"/>
+        </w:rPr>
+        <w:t xml:space="preserve">1. You can create a custom image on premises and import it to your IBM Cloud Virtual Private Cloud infrastructure from IBM Cloud Object Storage. </w:t>
+      </w:r>
+      <w:r>
+        <w:br/>
+      </w:r>
+      <w:r>
+        <w:rPr>
+          <w:color w:val="808080"/>
+          <w:sz w:val="24"/>
+          <w:szCs w:val="24"/>
+        </w:rPr>
+        <w:t>2. You can create a custom image of a boot volume that is attached to a virtual server instance at import time. For more information, see [about creating an image](/docs/vpc?topic=vpc-image-from-volume-vpc).</w:t>
+      </w:r>
+      <w:r>
+        <w:br/>
+      </w:r>
+      <w:r>
+        <w:rPr>
+          <w:color w:val="808080"/>
+          <w:sz w:val="24"/>
+          <w:szCs w:val="24"/>
+        </w:rPr>
+        <w:t>Images are private to the account that they're imported to. New virtual server instance deployments are limited to the region where the image is imported. For more information about importing custom images, see [importing custom images](/docs/vpc?topic=vpc-importing-custom-images-vpc). For more information about managing custom images, see [Managing custom images](/docs/vpc?topic=vpc-managing-custom-images).</w:t>
+      </w:r>
+      <w:r>
+        <w:br/>
+      </w:r>
+      <w:r>
+        <w:br/>
+      </w:r>
+      <w:r>
+        <w:rPr>
+          <w:color w:val="808080"/>
+          <w:sz w:val="24"/>
+          <w:szCs w:val="24"/>
+        </w:rPr>
+        <w:t>You have many considerations when you create a custom image, such as operating systems, image requirements, and whether you want to share your custom image to a private catalog. For more information about planning for custom images, see [planning for custom images](/docs/vpc?topic=vpc-planning-custom-images).</w:t>
       </w:r>
       <w:r>
         <w:br/>
@@ -17749,7 +17749,7 @@
       </w:r>
       <w:hyperlink r:id="rId254">
         <w:r>
-          <w:t>https://cloud.ibm.com/docs/vpc?topic=vpc-imd-about</w:t>
+          <w:t>https://cloud.ibm.com/docs/vpc?topic=vpc-about-images</w:t>
         </w:r>
       </w:hyperlink>
       <w:r>
@@ -17810,154 +17810,21 @@
           <w:sz w:val="28"/>
           <w:szCs w:val="28"/>
         </w:rPr>
-        <w:t xml:space="preserve">     Internet Services</w:t>
-      </w:r>
-      <w:r>
-        <w:br/>
-      </w:r>
-      <w:r>
-        <w:br/>
-      </w:r>
-      <w:r>
-        <w:rPr>
-          <w:color w:val="808080"/>
-          <w:sz w:val="24"/>
-          <w:szCs w:val="24"/>
-        </w:rPr>
-        <w:t>Cloud Internet Services (CIS) is an FS Validated service (see terms: https://www.ibm.com/support/customer/csol/terms/?id=i126-8065). It provides reliability, performance, and security for Internet facing applications, websites, and services using Cloudflare's 300+ Global Points of Presence (PoPs). It includes Domain Name Service (DNS), Global Load Balancer (GLB), Distributed Denial of Service (DDoS) protection, Web Application Firewall (WAF), Transport Layer Security (TLS), and Caching.</w:t>
-      </w:r>
-      <w:r>
-        <w:br/>
-      </w:r>
-      <w:r>
-        <w:br/>
-      </w:r>
-      <w:r>
-        <w:rPr>
-          <w:color w:val="808080"/>
-          <w:sz w:val="24"/>
-          <w:szCs w:val="24"/>
-        </w:rPr>
-        <w:t>### Pricing API reference</w:t>
-      </w:r>
-      <w:r>
-        <w:br/>
-      </w:r>
-      <w:r>
-        <w:rPr>
-          <w:color w:val="808080"/>
-          <w:sz w:val="24"/>
-          <w:szCs w:val="24"/>
-        </w:rPr>
-        <w:t>**Service ID:** internet-svcs</w:t>
-      </w:r>
-      <w:r>
-        <w:br/>
-      </w:r>
-      <w:r>
-        <w:br/>
-      </w:r>
-      <w:r>
-        <w:rPr>
-          <w:color w:val="808080"/>
-          <w:sz w:val="24"/>
-          <w:szCs w:val="24"/>
-        </w:rPr>
-        <w:t>For more information about pricing, use the Global Catalog API. [Learn more](https://cloud.ibm.com/docs/billing-usage?topic=billing-usage-getting-pricing-api). The **_included_quantities_** for each metric provide the free included quantities for that metric and should be taken into consideration when determining the price estimate.</w:t>
-      </w:r>
-      <w:r>
-        <w:br/>
-      </w:r>
-      <w:r>
-        <w:br/>
-      </w:r>
-      <w:r>
-        <w:rPr>
-          <w:color w:val="808080"/>
-          <w:sz w:val="24"/>
-          <w:szCs w:val="24"/>
-        </w:rPr>
-        <w:t>### Plan IDs</w:t>
-      </w:r>
-      <w:r>
-        <w:br/>
-      </w:r>
-      <w:r>
-        <w:rPr>
-          <w:color w:val="808080"/>
-          <w:sz w:val="24"/>
-          <w:szCs w:val="24"/>
-        </w:rPr>
-        <w:t>| Plan name | ID |</w:t>
-      </w:r>
-      <w:r>
-        <w:br/>
-      </w:r>
-      <w:r>
-        <w:rPr>
-          <w:color w:val="808080"/>
-          <w:sz w:val="24"/>
-          <w:szCs w:val="24"/>
-        </w:rPr>
-        <w:t>| - | - |</w:t>
-      </w:r>
-      <w:r>
-        <w:br/>
-      </w:r>
-      <w:r>
-        <w:rPr>
-          <w:color w:val="808080"/>
-          <w:sz w:val="24"/>
-          <w:szCs w:val="24"/>
-        </w:rPr>
-        <w:t>| Standard Next| `58d7216c-af92-4e7d-baec-ce13a4dd61c0` |</w:t>
-      </w:r>
-      <w:r>
-        <w:br/>
-      </w:r>
-      <w:r>
-        <w:rPr>
-          <w:color w:val="808080"/>
-          <w:sz w:val="24"/>
-          <w:szCs w:val="24"/>
-        </w:rPr>
-        <w:t>| Enterprise Essential |  `6c8777ee-c73f-4860-8451-cc48e0af6f12` |</w:t>
-      </w:r>
-      <w:r>
-        <w:br/>
-      </w:r>
-      <w:r>
-        <w:rPr>
-          <w:color w:val="808080"/>
-          <w:sz w:val="24"/>
-          <w:szCs w:val="24"/>
-        </w:rPr>
-        <w:t>| Enterprise Advanced | `224b9979-fd81-42a4-99a1-5172948a8c6b` |</w:t>
-      </w:r>
-      <w:r>
-        <w:br/>
-      </w:r>
-      <w:r>
-        <w:rPr>
-          <w:color w:val="808080"/>
-          <w:sz w:val="24"/>
-          <w:szCs w:val="24"/>
-        </w:rPr>
-        <w:t>| Enterprise Premier | `87a3e981-1b6d-4819-96ae-6bf253249f38` |</w:t>
-      </w:r>
-      <w:r>
-        <w:br/>
-      </w:r>
-      <w:r>
-        <w:rPr>
-          <w:color w:val="808080"/>
-          <w:sz w:val="24"/>
-          <w:szCs w:val="24"/>
-        </w:rPr>
-        <w:t>| Enterprise Usage | `f0fe7fbb-a516-412d-bdbb-e8cecb1b85a1` |</w:t>
-      </w:r>
-      <w:r>
-        <w:br/>
+        <w:t xml:space="preserve">     Instance Metadata for VPC</w:t>
+      </w:r>
+      <w:r>
+        <w:br/>
+      </w:r>
+      <w:r>
+        <w:br/>
+      </w:r>
+      <w:r>
+        <w:rPr>
+          <w:color w:val="808080"/>
+          <w:sz w:val="24"/>
+          <w:szCs w:val="24"/>
+        </w:rPr>
+        <w:t>Repository for metadata for VPC resources</w:t>
       </w:r>
       <w:r>
         <w:br/>
@@ -17972,7 +17839,7 @@
       </w:r>
       <w:hyperlink r:id="rId256">
         <w:r>
-          <w:t>https://cloud.ibm.com/docs/cis?topic=cis-getting-started</w:t>
+          <w:t>https://cloud.ibm.com/docs/vpc?topic=vpc-imd-about</w:t>
         </w:r>
       </w:hyperlink>
       <w:r>
@@ -18033,21 +17900,154 @@
           <w:sz w:val="28"/>
           <w:szCs w:val="28"/>
         </w:rPr>
-        <w:t xml:space="preserve">     Juniper vSRX</w:t>
-      </w:r>
-      <w:r>
-        <w:br/>
-      </w:r>
-      <w:r>
-        <w:br/>
-      </w:r>
-      <w:r>
-        <w:rPr>
-          <w:color w:val="808080"/>
-          <w:sz w:val="24"/>
-          <w:szCs w:val="24"/>
-        </w:rPr>
-        <w:t>Protect your cloud infrastructure and optimize its performance with a gateway appliance.</w:t>
+        <w:t xml:space="preserve">     Internet Services</w:t>
+      </w:r>
+      <w:r>
+        <w:br/>
+      </w:r>
+      <w:r>
+        <w:br/>
+      </w:r>
+      <w:r>
+        <w:rPr>
+          <w:color w:val="808080"/>
+          <w:sz w:val="24"/>
+          <w:szCs w:val="24"/>
+        </w:rPr>
+        <w:t>Cloud Internet Services (CIS) is an FS Validated service (see terms: https://www.ibm.com/support/customer/csol/terms/?id=i126-8065). It provides reliability, performance, and security for Internet facing applications, websites, and services using Cloudflare's 300+ Global Points of Presence (PoPs). It includes Domain Name Service (DNS), Global Load Balancer (GLB), Distributed Denial of Service (DDoS) protection, Web Application Firewall (WAF), Transport Layer Security (TLS), and Caching.</w:t>
+      </w:r>
+      <w:r>
+        <w:br/>
+      </w:r>
+      <w:r>
+        <w:br/>
+      </w:r>
+      <w:r>
+        <w:rPr>
+          <w:color w:val="808080"/>
+          <w:sz w:val="24"/>
+          <w:szCs w:val="24"/>
+        </w:rPr>
+        <w:t>### Pricing API reference</w:t>
+      </w:r>
+      <w:r>
+        <w:br/>
+      </w:r>
+      <w:r>
+        <w:rPr>
+          <w:color w:val="808080"/>
+          <w:sz w:val="24"/>
+          <w:szCs w:val="24"/>
+        </w:rPr>
+        <w:t>**Service ID:** internet-svcs</w:t>
+      </w:r>
+      <w:r>
+        <w:br/>
+      </w:r>
+      <w:r>
+        <w:br/>
+      </w:r>
+      <w:r>
+        <w:rPr>
+          <w:color w:val="808080"/>
+          <w:sz w:val="24"/>
+          <w:szCs w:val="24"/>
+        </w:rPr>
+        <w:t>For more information about pricing, use the Global Catalog API. [Learn more](https://cloud.ibm.com/docs/billing-usage?topic=billing-usage-getting-pricing-api). The **_included_quantities_** for each metric provide the free included quantities for that metric and should be taken into consideration when determining the price estimate.</w:t>
+      </w:r>
+      <w:r>
+        <w:br/>
+      </w:r>
+      <w:r>
+        <w:br/>
+      </w:r>
+      <w:r>
+        <w:rPr>
+          <w:color w:val="808080"/>
+          <w:sz w:val="24"/>
+          <w:szCs w:val="24"/>
+        </w:rPr>
+        <w:t>### Plan IDs</w:t>
+      </w:r>
+      <w:r>
+        <w:br/>
+      </w:r>
+      <w:r>
+        <w:rPr>
+          <w:color w:val="808080"/>
+          <w:sz w:val="24"/>
+          <w:szCs w:val="24"/>
+        </w:rPr>
+        <w:t>| Plan name | ID |</w:t>
+      </w:r>
+      <w:r>
+        <w:br/>
+      </w:r>
+      <w:r>
+        <w:rPr>
+          <w:color w:val="808080"/>
+          <w:sz w:val="24"/>
+          <w:szCs w:val="24"/>
+        </w:rPr>
+        <w:t>| - | - |</w:t>
+      </w:r>
+      <w:r>
+        <w:br/>
+      </w:r>
+      <w:r>
+        <w:rPr>
+          <w:color w:val="808080"/>
+          <w:sz w:val="24"/>
+          <w:szCs w:val="24"/>
+        </w:rPr>
+        <w:t>| Standard Next| `58d7216c-af92-4e7d-baec-ce13a4dd61c0` |</w:t>
+      </w:r>
+      <w:r>
+        <w:br/>
+      </w:r>
+      <w:r>
+        <w:rPr>
+          <w:color w:val="808080"/>
+          <w:sz w:val="24"/>
+          <w:szCs w:val="24"/>
+        </w:rPr>
+        <w:t>| Enterprise Essential |  `6c8777ee-c73f-4860-8451-cc48e0af6f12` |</w:t>
+      </w:r>
+      <w:r>
+        <w:br/>
+      </w:r>
+      <w:r>
+        <w:rPr>
+          <w:color w:val="808080"/>
+          <w:sz w:val="24"/>
+          <w:szCs w:val="24"/>
+        </w:rPr>
+        <w:t>| Enterprise Advanced | `224b9979-fd81-42a4-99a1-5172948a8c6b` |</w:t>
+      </w:r>
+      <w:r>
+        <w:br/>
+      </w:r>
+      <w:r>
+        <w:rPr>
+          <w:color w:val="808080"/>
+          <w:sz w:val="24"/>
+          <w:szCs w:val="24"/>
+        </w:rPr>
+        <w:t>| Enterprise Premier | `87a3e981-1b6d-4819-96ae-6bf253249f38` |</w:t>
+      </w:r>
+      <w:r>
+        <w:br/>
+      </w:r>
+      <w:r>
+        <w:rPr>
+          <w:color w:val="808080"/>
+          <w:sz w:val="24"/>
+          <w:szCs w:val="24"/>
+        </w:rPr>
+        <w:t>| Enterprise Usage | `f0fe7fbb-a516-412d-bdbb-e8cecb1b85a1` |</w:t>
+      </w:r>
+      <w:r>
+        <w:br/>
       </w:r>
       <w:r>
         <w:br/>
@@ -18062,7 +18062,7 @@
       </w:r>
       <w:hyperlink r:id="rId258">
         <w:r>
-          <w:t>https://cloud.ibm.com/docs/infrastructure/vsrx?topic=vsrx-getting-started</w:t>
+          <w:t>https://cloud.ibm.com/docs/cis?topic=cis-getting-started</w:t>
         </w:r>
       </w:hyperlink>
       <w:r>
@@ -18123,21 +18123,21 @@
           <w:sz w:val="28"/>
           <w:szCs w:val="28"/>
         </w:rPr>
-        <w:t xml:space="preserve">     Key Protect</w:t>
-      </w:r>
-      <w:r>
-        <w:br/>
-      </w:r>
-      <w:r>
-        <w:br/>
-      </w:r>
-      <w:r>
-        <w:rPr>
-          <w:color w:val="808080"/>
-          <w:sz w:val="24"/>
-          <w:szCs w:val="24"/>
-        </w:rPr>
-        <w:t>Key Protect is a cloud-based security service that provides life cycle management for encryption keys that are used in IBM Cloud services or customer-built applications. Key Protect provides roots of trust (RoT), backed by a hardware security module (HSM).</w:t>
+        <w:t xml:space="preserve">     Juniper vSRX</w:t>
+      </w:r>
+      <w:r>
+        <w:br/>
+      </w:r>
+      <w:r>
+        <w:br/>
+      </w:r>
+      <w:r>
+        <w:rPr>
+          <w:color w:val="808080"/>
+          <w:sz w:val="24"/>
+          <w:szCs w:val="24"/>
+        </w:rPr>
+        <w:t>Protect your cloud infrastructure and optimize its performance with a gateway appliance.</w:t>
       </w:r>
       <w:r>
         <w:br/>
@@ -18152,7 +18152,7 @@
       </w:r>
       <w:hyperlink r:id="rId260">
         <w:r>
-          <w:t>https://cloud.ibm.com/docs/key-protect</w:t>
+          <w:t>https://cloud.ibm.com/docs/infrastructure/vsrx?topic=vsrx-getting-started</w:t>
         </w:r>
       </w:hyperlink>
       <w:r>
@@ -18213,21 +18213,21 @@
           <w:sz w:val="28"/>
           <w:szCs w:val="28"/>
         </w:rPr>
-        <w:t xml:space="preserve">     KMIP for VMware</w:t>
-      </w:r>
-      <w:r>
-        <w:br/>
-      </w:r>
-      <w:r>
-        <w:br/>
-      </w:r>
-      <w:r>
-        <w:rPr>
-          <w:color w:val="808080"/>
-          <w:sz w:val="24"/>
-          <w:szCs w:val="24"/>
-        </w:rPr>
-        <w:t>Cloud-based security service that provides life cycle management for encryption keys that are used in IBM Cloud services or customer-built applications.</w:t>
+        <w:t xml:space="preserve">     Key Protect</w:t>
+      </w:r>
+      <w:r>
+        <w:br/>
+      </w:r>
+      <w:r>
+        <w:br/>
+      </w:r>
+      <w:r>
+        <w:rPr>
+          <w:color w:val="808080"/>
+          <w:sz w:val="24"/>
+          <w:szCs w:val="24"/>
+        </w:rPr>
+        <w:t>Key Protect is a cloud-based security service that provides life cycle management for encryption keys that are used in IBM Cloud services or customer-built applications. Key Protect provides roots of trust (RoT), backed by a hardware security module (HSM).</w:t>
       </w:r>
       <w:r>
         <w:br/>
@@ -18242,7 +18242,7 @@
       </w:r>
       <w:hyperlink r:id="rId262">
         <w:r>
-          <w:t>https://cloud.ibm.com/services/vmwaresolutions/services/kmip_considerations.html</w:t>
+          <w:t>https://cloud.ibm.com/docs/key-protect</w:t>
         </w:r>
       </w:hyperlink>
       <w:r>
@@ -18303,21 +18303,21 @@
           <w:sz w:val="28"/>
           <w:szCs w:val="28"/>
         </w:rPr>
-        <w:t xml:space="preserve">     Knowledge Studio</w:t>
-      </w:r>
-      <w:r>
-        <w:br/>
-      </w:r>
-      <w:r>
-        <w:br/>
-      </w:r>
-      <w:r>
-        <w:rPr>
-          <w:color w:val="808080"/>
-          <w:sz w:val="24"/>
-          <w:szCs w:val="24"/>
-        </w:rPr>
-        <w:t>Teach Watson the language of your domain with custom machine learning models that identify entities and relationships unique to your industry in unstructured text. Build your models in a collaborative environment designed for both developers and domain experts, without needing to write code. Use the models in Watson Discovery, Watson Natural Language Understanding and Watson Explorer.</w:t>
+        <w:t xml:space="preserve">     KMIP for VMware</w:t>
+      </w:r>
+      <w:r>
+        <w:br/>
+      </w:r>
+      <w:r>
+        <w:br/>
+      </w:r>
+      <w:r>
+        <w:rPr>
+          <w:color w:val="808080"/>
+          <w:sz w:val="24"/>
+          <w:szCs w:val="24"/>
+        </w:rPr>
+        <w:t>Cloud-based security service that provides life cycle management for encryption keys that are used in IBM Cloud services or customer-built applications.</w:t>
       </w:r>
       <w:r>
         <w:br/>
@@ -18332,7 +18332,7 @@
       </w:r>
       <w:hyperlink r:id="rId264">
         <w:r>
-          <w:t>https://cloud.ibm.com/docs/services/watson-knowledge-studio/index.html</w:t>
+          <w:t>https://cloud.ibm.com/services/vmwaresolutions/services/kmip_considerations.html</w:t>
         </w:r>
       </w:hyperlink>
       <w:r>
@@ -18393,66 +18393,21 @@
           <w:sz w:val="28"/>
           <w:szCs w:val="28"/>
         </w:rPr>
-        <w:t xml:space="preserve">     Komprise Elastic Data Migration</w:t>
-      </w:r>
-      <w:r>
-        <w:br/>
-      </w:r>
-      <w:r>
-        <w:br/>
-      </w:r>
-      <w:r>
-        <w:rPr>
-          <w:color w:val="808080"/>
-          <w:sz w:val="24"/>
-          <w:szCs w:val="24"/>
-        </w:rPr>
-        <w:t>For sales support, please reach out to Komprise directly at IBM@komprise.com</w:t>
-      </w:r>
-      <w:r>
-        <w:br/>
-      </w:r>
-      <w:r>
-        <w:br/>
-      </w:r>
-      <w:r>
-        <w:rPr>
-          <w:color w:val="808080"/>
-          <w:sz w:val="24"/>
-          <w:szCs w:val="24"/>
-        </w:rPr>
-        <w:t xml:space="preserve">Whether migrating to the cloud, cloud NAS or to a NAS in your data center, with Komprise Elastic Data Migration you get the fastest, most predictable and cost-efficient data migration for file and object data. </w:t>
-      </w:r>
-      <w:r>
-        <w:br/>
-      </w:r>
-      <w:r>
-        <w:br/>
-      </w:r>
-      <w:r>
-        <w:br/>
-      </w:r>
-      <w:r>
-        <w:rPr>
-          <w:color w:val="808080"/>
-          <w:sz w:val="24"/>
-          <w:szCs w:val="24"/>
-        </w:rPr>
-        <w:t xml:space="preserve">Smart, fast, proven file and object data migration. Komprise runs data migrations 27 times faster with an elastic architecture and reliably migrates petabytes of data. </w:t>
-      </w:r>
-      <w:r>
-        <w:br/>
-      </w:r>
-      <w:r>
-        <w:br/>
-      </w:r>
-      <w:r>
-        <w:rPr>
-          <w:color w:val="808080"/>
-          <w:sz w:val="24"/>
-          <w:szCs w:val="24"/>
-        </w:rPr>
-        <w:t>Komprise Elastic Data Migration includes Komprise Analysis and is included in the Komprise Intelligent Data Management suite or is available standalone. Don’t just lift and shift – learn more about analytics-first smart data migration from Komprise today.</w:t>
+        <w:t xml:space="preserve">     Knowledge Studio</w:t>
+      </w:r>
+      <w:r>
+        <w:br/>
+      </w:r>
+      <w:r>
+        <w:br/>
+      </w:r>
+      <w:r>
+        <w:rPr>
+          <w:color w:val="808080"/>
+          <w:sz w:val="24"/>
+          <w:szCs w:val="24"/>
+        </w:rPr>
+        <w:t>Teach Watson the language of your domain with custom machine learning models that identify entities and relationships unique to your industry in unstructured text. Build your models in a collaborative environment designed for both developers and domain experts, without needing to write code. Use the models in Watson Discovery, Watson Natural Language Understanding and Watson Explorer.</w:t>
       </w:r>
       <w:r>
         <w:br/>
@@ -18467,7 +18422,7 @@
       </w:r>
       <w:hyperlink r:id="rId266">
         <w:r>
-          <w:t>https://www.komprise.com/support/</w:t>
+          <w:t>https://cloud.ibm.com/docs/services/watson-knowledge-studio/index.html</w:t>
         </w:r>
       </w:hyperlink>
       <w:r>
@@ -18528,7 +18483,7 @@
           <w:sz w:val="28"/>
           <w:szCs w:val="28"/>
         </w:rPr>
-        <w:t xml:space="preserve">     Komprise Intelligent Data Management Suite</w:t>
+        <w:t xml:space="preserve">     Komprise Elastic Data Migration</w:t>
       </w:r>
       <w:r>
         <w:br/>
@@ -18556,35 +18511,38 @@
           <w:sz w:val="24"/>
           <w:szCs w:val="24"/>
         </w:rPr>
-        <w:t>Komprise enables organizations to handle the two most pressing issues with unstructured data: managing its rampant growth across multi-vendor storage and unlocking data value. Komprise is a data management service that connects easily via open standards to any file storage to provide much-needed analytics and visibility across all storage silos.</w:t>
-      </w:r>
-      <w:r>
-        <w:br/>
-      </w:r>
-      <w:r>
-        <w:br/>
-      </w:r>
-      <w:r>
-        <w:rPr>
-          <w:color w:val="808080"/>
-          <w:sz w:val="24"/>
-          <w:szCs w:val="24"/>
-        </w:rPr>
-        <w:t>Key benefits for customers include optimizing the management of petabytes of unstructured data to accelerate cloud migrations while dramatically cutting costs. Komprise automatically migrates or tiers unstructured/file data to secondary storage according to the plans which users create so that data always lives in the right place at the right time according to its age, usage or other parameters such as security.</w:t>
-      </w:r>
-      <w:r>
-        <w:br/>
-      </w:r>
-      <w:r>
-        <w:br/>
-      </w:r>
-      <w:r>
-        <w:rPr>
-          <w:color w:val="808080"/>
-          <w:sz w:val="24"/>
-          <w:szCs w:val="24"/>
-        </w:rPr>
-        <w:t>This adds up to significant storage savings (up to 70%) from migrating and archiving data. Komprise’s elastic grid architecture and patented TMT (transparent move technology) ensures that once data is moved from NAS and cloud file services, users can always access files from the original location, in their original form, without getting in the hot data path and enabling native access in the destination storage.</w:t>
+        <w:t xml:space="preserve">Whether migrating to the cloud, cloud NAS or to a NAS in your data center, with Komprise Elastic Data Migration you get the fastest, most predictable and cost-efficient data migration for file and object data. </w:t>
+      </w:r>
+      <w:r>
+        <w:br/>
+      </w:r>
+      <w:r>
+        <w:br/>
+      </w:r>
+      <w:r>
+        <w:br/>
+      </w:r>
+      <w:r>
+        <w:rPr>
+          <w:color w:val="808080"/>
+          <w:sz w:val="24"/>
+          <w:szCs w:val="24"/>
+        </w:rPr>
+        <w:t xml:space="preserve">Smart, fast, proven file and object data migration. Komprise runs data migrations 27 times faster with an elastic architecture and reliably migrates petabytes of data. </w:t>
+      </w:r>
+      <w:r>
+        <w:br/>
+      </w:r>
+      <w:r>
+        <w:br/>
+      </w:r>
+      <w:r>
+        <w:rPr>
+          <w:color w:val="808080"/>
+          <w:sz w:val="24"/>
+          <w:szCs w:val="24"/>
+        </w:rPr>
+        <w:t>Komprise Elastic Data Migration includes Komprise Analysis and is included in the Komprise Intelligent Data Management suite or is available standalone. Don’t just lift and shift – learn more about analytics-first smart data migration from Komprise today.</w:t>
       </w:r>
       <w:r>
         <w:br/>
@@ -18660,21 +18618,63 @@
           <w:sz w:val="28"/>
           <w:szCs w:val="28"/>
         </w:rPr>
-        <w:t xml:space="preserve">     Kubernetes Service</w:t>
-      </w:r>
-      <w:r>
-        <w:br/>
-      </w:r>
-      <w:r>
-        <w:br/>
-      </w:r>
-      <w:r>
-        <w:rPr>
-          <w:color w:val="808080"/>
-          <w:sz w:val="24"/>
-          <w:szCs w:val="24"/>
-        </w:rPr>
-        <w:t>IBM Cloud Kubernetes Service creates a cluster of compute hosts and deploys highly available containers. A Kubernetes cluster lets you securely manage the resources that you need to quickly deploy, update and scale applications.</w:t>
+        <w:t xml:space="preserve">     Komprise Intelligent Data Management Suite</w:t>
+      </w:r>
+      <w:r>
+        <w:br/>
+      </w:r>
+      <w:r>
+        <w:br/>
+      </w:r>
+      <w:r>
+        <w:rPr>
+          <w:color w:val="808080"/>
+          <w:sz w:val="24"/>
+          <w:szCs w:val="24"/>
+        </w:rPr>
+        <w:t>For sales support, please reach out to Komprise directly at IBM@komprise.com</w:t>
+      </w:r>
+      <w:r>
+        <w:br/>
+      </w:r>
+      <w:r>
+        <w:br/>
+      </w:r>
+      <w:r>
+        <w:rPr>
+          <w:color w:val="808080"/>
+          <w:sz w:val="24"/>
+          <w:szCs w:val="24"/>
+        </w:rPr>
+        <w:t>Komprise enables organizations to handle the two most pressing issues with unstructured data: managing its rampant growth across multi-vendor storage and unlocking data value. Komprise is a data management service that connects easily via open standards to any file storage to provide much-needed analytics and visibility across all storage silos.</w:t>
+      </w:r>
+      <w:r>
+        <w:br/>
+      </w:r>
+      <w:r>
+        <w:br/>
+      </w:r>
+      <w:r>
+        <w:rPr>
+          <w:color w:val="808080"/>
+          <w:sz w:val="24"/>
+          <w:szCs w:val="24"/>
+        </w:rPr>
+        <w:t>Key benefits for customers include optimizing the management of petabytes of unstructured data to accelerate cloud migrations while dramatically cutting costs. Komprise automatically migrates or tiers unstructured/file data to secondary storage according to the plans which users create so that data always lives in the right place at the right time according to its age, usage or other parameters such as security.</w:t>
+      </w:r>
+      <w:r>
+        <w:br/>
+      </w:r>
+      <w:r>
+        <w:br/>
+      </w:r>
+      <w:r>
+        <w:rPr>
+          <w:color w:val="808080"/>
+          <w:sz w:val="24"/>
+          <w:szCs w:val="24"/>
+        </w:rPr>
+        <w:t>This adds up to significant storage savings (up to 70%) from migrating and archiving data. Komprise’s elastic grid architecture and patented TMT (transparent move technology) ensures that once data is moved from NAS and cloud file services, users can always access files from the original location, in their original form, without getting in the hot data path and enabling native access in the destination storage.</w:t>
       </w:r>
       <w:r>
         <w:br/>
@@ -18689,7 +18689,7 @@
       </w:r>
       <w:hyperlink r:id="rId270">
         <w:r>
-          <w:t>https://cloud.ibm.com/docs/containers?topic=containers-getting-started#getting-started</w:t>
+          <w:t>https://www.komprise.com/support/</w:t>
         </w:r>
       </w:hyperlink>
       <w:r>
@@ -18750,21 +18750,21 @@
           <w:sz w:val="28"/>
           <w:szCs w:val="28"/>
         </w:rPr>
-        <w:t xml:space="preserve">     Lantrasoft HPC Managed Services</w:t>
-      </w:r>
-      <w:r>
-        <w:br/>
-      </w:r>
-      <w:r>
-        <w:br/>
-      </w:r>
-      <w:r>
-        <w:rPr>
-          <w:color w:val="808080"/>
-          <w:sz w:val="24"/>
-          <w:szCs w:val="24"/>
-        </w:rPr>
-        <w:t>At Lantrasoft, we provide tailored solutions for your digital transformation utilizing Hybrid/IBM Cloud and IBM Spectrum LSF, Scale. We ensure seamless integration with your existing systems and empower your business with scalable resources through flexible architectures and intelligent workload management.</w:t>
+        <w:t xml:space="preserve">     Kubernetes Service</w:t>
+      </w:r>
+      <w:r>
+        <w:br/>
+      </w:r>
+      <w:r>
+        <w:br/>
+      </w:r>
+      <w:r>
+        <w:rPr>
+          <w:color w:val="808080"/>
+          <w:sz w:val="24"/>
+          <w:szCs w:val="24"/>
+        </w:rPr>
+        <w:t>IBM Cloud Kubernetes Service creates a cluster of compute hosts and deploys highly available containers. A Kubernetes cluster lets you securely manage the resources that you need to quickly deploy, update and scale applications.</w:t>
       </w:r>
       <w:r>
         <w:br/>
@@ -18779,7 +18779,7 @@
       </w:r>
       <w:hyperlink r:id="rId272">
         <w:r>
-          <w:t>https://www.lantrasoft.com/ims/cis/ibm-cloud</w:t>
+          <w:t>https://cloud.ibm.com/docs/containers?topic=containers-getting-started#getting-started</w:t>
         </w:r>
       </w:hyperlink>
       <w:r>
@@ -18840,65 +18840,21 @@
           <w:sz w:val="28"/>
           <w:szCs w:val="28"/>
         </w:rPr>
-        <w:t xml:space="preserve">     Lantrasoft Maximo MAS Services</w:t>
-      </w:r>
-      <w:r>
-        <w:br/>
-      </w:r>
-      <w:r>
-        <w:br/>
-      </w:r>
-      <w:r>
-        <w:rPr>
-          <w:color w:val="808080"/>
-          <w:sz w:val="24"/>
-          <w:szCs w:val="24"/>
-        </w:rPr>
-        <w:t>1. This selection of services aims to assist Maximo customers seeking to upgrade to a MAS v8+ option.</w:t>
-      </w:r>
-      <w:r>
-        <w:br/>
-      </w:r>
-      <w:r>
-        <w:rPr>
-          <w:color w:val="808080"/>
-          <w:sz w:val="24"/>
-          <w:szCs w:val="24"/>
-        </w:rPr>
-        <w:t>2. Lantrasoft performs the assessment and provides recommendations to support your desired option through advisory services and optionally the implementation efforts to accomplish these modernizing on-prem to hybrid-cloud-enabled projects.</w:t>
-      </w:r>
-      <w:r>
-        <w:br/>
-      </w:r>
-      <w:r>
-        <w:rPr>
-          <w:color w:val="808080"/>
-          <w:sz w:val="24"/>
-          <w:szCs w:val="24"/>
-        </w:rPr>
-        <w:t>3. The services are designed to suit your specific upgrade or migration requirements and objectives. Builds out a unique project plan, scope, costs and timeline.</w:t>
-      </w:r>
-      <w:r>
-        <w:br/>
-      </w:r>
-      <w:r>
-        <w:rPr>
-          <w:color w:val="808080"/>
-          <w:sz w:val="24"/>
-          <w:szCs w:val="24"/>
-        </w:rPr>
-        <w:t>4. All projects, irrespective of the category and customization, require a current state assessment or discovery coupled with a solid understanding of the customer goals and associated target environment.</w:t>
-      </w:r>
-      <w:r>
-        <w:br/>
-      </w:r>
-      <w:r>
-        <w:rPr>
-          <w:color w:val="808080"/>
-          <w:sz w:val="24"/>
-          <w:szCs w:val="24"/>
-        </w:rPr>
-        <w:t>5. Once well-comprehended, an accurate statement of work (SOW) and associated price quote is generated in support of the project.</w:t>
+        <w:t xml:space="preserve">     Lantrasoft HPC Managed Services</w:t>
+      </w:r>
+      <w:r>
+        <w:br/>
+      </w:r>
+      <w:r>
+        <w:br/>
+      </w:r>
+      <w:r>
+        <w:rPr>
+          <w:color w:val="808080"/>
+          <w:sz w:val="24"/>
+          <w:szCs w:val="24"/>
+        </w:rPr>
+        <w:t>At Lantrasoft, we provide tailored solutions for your digital transformation utilizing Hybrid/IBM Cloud and IBM Spectrum LSF, Scale. We ensure seamless integration with your existing systems and empower your business with scalable resources through flexible architectures and intelligent workload management.</w:t>
       </w:r>
       <w:r>
         <w:br/>
@@ -18913,7 +18869,7 @@
       </w:r>
       <w:hyperlink r:id="rId274">
         <w:r>
-          <w:t>https://www.lantrasoft.com/ims/cis/maximo</w:t>
+          <w:t>https://www.lantrasoft.com/ims/cis/ibm-cloud</w:t>
         </w:r>
       </w:hyperlink>
       <w:r>
@@ -18974,38 +18930,65 @@
           <w:sz w:val="28"/>
           <w:szCs w:val="28"/>
         </w:rPr>
-        <w:t xml:space="preserve">     Live Expert Hand-off Agent</w:t>
-      </w:r>
-      <w:r>
-        <w:br/>
-      </w:r>
-      <w:r>
-        <w:br/>
-      </w:r>
-      <w:r>
-        <w:rPr>
-          <w:color w:val="808080"/>
-          <w:sz w:val="24"/>
-          <w:szCs w:val="24"/>
-        </w:rPr>
-        <w:t>The Live Expert Hand-off Agent brings real-time human support into automated workflows by triggering live video or audio consultations whenever your defined hand-off criteria are met. This agent connects IBM Orchestrate flows to your sales or service experts, ensuring customers receive human guidance at moments where expert involvement improves clarity, trust, or conversion. When a workflow reaches a handoff-ready step, the agent launches a live Uptok session with an available expert and transfers the relevant context to streamline the interaction.</w:t>
-      </w:r>
-      <w:r>
-        <w:br/>
-      </w:r>
-      <w:r>
-        <w:br/>
-      </w:r>
-      <w:r>
-        <w:rPr>
-          <w:color w:val="808080"/>
-          <w:sz w:val="24"/>
-          <w:szCs w:val="24"/>
-        </w:rPr>
-        <w:t>Ideal for high-consideration sales, Configure-Price-Quote (CPQ) support, insurance quoting, onboarding, and complex service inquiries, this agent helps your team step in only when human expertise drives measurable impact––while keeping your workflow automation simple and predictable</w:t>
-      </w:r>
-      <w:r>
-        <w:br/>
+        <w:t xml:space="preserve">     Lantrasoft Maximo MAS Services</w:t>
+      </w:r>
+      <w:r>
+        <w:br/>
+      </w:r>
+      <w:r>
+        <w:br/>
+      </w:r>
+      <w:r>
+        <w:rPr>
+          <w:color w:val="808080"/>
+          <w:sz w:val="24"/>
+          <w:szCs w:val="24"/>
+        </w:rPr>
+        <w:t>1. This selection of services aims to assist Maximo customers seeking to upgrade to a MAS v8+ option.</w:t>
+      </w:r>
+      <w:r>
+        <w:br/>
+      </w:r>
+      <w:r>
+        <w:rPr>
+          <w:color w:val="808080"/>
+          <w:sz w:val="24"/>
+          <w:szCs w:val="24"/>
+        </w:rPr>
+        <w:t>2. Lantrasoft performs the assessment and provides recommendations to support your desired option through advisory services and optionally the implementation efforts to accomplish these modernizing on-prem to hybrid-cloud-enabled projects.</w:t>
+      </w:r>
+      <w:r>
+        <w:br/>
+      </w:r>
+      <w:r>
+        <w:rPr>
+          <w:color w:val="808080"/>
+          <w:sz w:val="24"/>
+          <w:szCs w:val="24"/>
+        </w:rPr>
+        <w:t>3. The services are designed to suit your specific upgrade or migration requirements and objectives. Builds out a unique project plan, scope, costs and timeline.</w:t>
+      </w:r>
+      <w:r>
+        <w:br/>
+      </w:r>
+      <w:r>
+        <w:rPr>
+          <w:color w:val="808080"/>
+          <w:sz w:val="24"/>
+          <w:szCs w:val="24"/>
+        </w:rPr>
+        <w:t>4. All projects, irrespective of the category and customization, require a current state assessment or discovery coupled with a solid understanding of the customer goals and associated target environment.</w:t>
+      </w:r>
+      <w:r>
+        <w:br/>
+      </w:r>
+      <w:r>
+        <w:rPr>
+          <w:color w:val="808080"/>
+          <w:sz w:val="24"/>
+          <w:szCs w:val="24"/>
+        </w:rPr>
+        <w:t>5. Once well-comprehended, an accurate statement of work (SOW) and associated price quote is generated in support of the project.</w:t>
       </w:r>
       <w:r>
         <w:br/>
@@ -19020,7 +19003,7 @@
       </w:r>
       <w:hyperlink r:id="rId276">
         <w:r>
-          <w:t>https://www.uptok.com/dev/live-expert-handoff</w:t>
+          <w:t>https://www.lantrasoft.com/ims/cis/maximo</w:t>
         </w:r>
       </w:hyperlink>
       <w:r>
@@ -19081,91 +19064,38 @@
           <w:sz w:val="28"/>
           <w:szCs w:val="28"/>
         </w:rPr>
-        <w:t xml:space="preserve">     Load Balancer for VPC</w:t>
-      </w:r>
-      <w:r>
-        <w:br/>
-      </w:r>
-      <w:r>
-        <w:br/>
-      </w:r>
-      <w:r>
-        <w:rPr>
-          <w:color w:val="808080"/>
-          <w:sz w:val="24"/>
-          <w:szCs w:val="24"/>
-        </w:rPr>
-        <w:t>Deploy IBM Cloud Load balancer for VPC in front of application servers to distribute incoming user traffic, providing protection against failure of an individual application server instance. You can seamlessly scale your applications by adding or removing servers. with minimal to no disruption to existing traffic flows.</w:t>
-      </w:r>
-      <w:r>
-        <w:br/>
-      </w:r>
-      <w:r>
-        <w:br/>
-      </w:r>
-      <w:r>
-        <w:rPr>
-          <w:color w:val="808080"/>
-          <w:sz w:val="24"/>
-          <w:szCs w:val="24"/>
-        </w:rPr>
-        <w:t>##### Application load balancer (ALB)</w:t>
-      </w:r>
-      <w:r>
-        <w:br/>
-      </w:r>
-      <w:r>
-        <w:br/>
-      </w:r>
-      <w:r>
-        <w:rPr>
-          <w:color w:val="808080"/>
-          <w:sz w:val="24"/>
-          <w:szCs w:val="24"/>
-        </w:rPr>
-        <w:t>Both public and private ALBs provide layer-7 and layer-4 load balancing on IBM Cloud, supporting SSL offloading. The incoming and outgoing packets flow through the load balancer, which distributes data traffic based on configured policies and rules. When incoming requests match the rules that are associated with a policy, that policy defines how the load balancer distributes its traffic.</w:t>
-      </w:r>
-      <w:r>
-        <w:br/>
-      </w:r>
-      <w:r>
-        <w:br/>
-      </w:r>
-      <w:r>
-        <w:rPr>
-          <w:color w:val="808080"/>
-          <w:sz w:val="24"/>
-          <w:szCs w:val="24"/>
-        </w:rPr>
-        <w:t>##### Network load balancer (NLB)</w:t>
-      </w:r>
-      <w:r>
-        <w:br/>
-      </w:r>
-      <w:r>
-        <w:br/>
-      </w:r>
-      <w:r>
-        <w:rPr>
-          <w:color w:val="808080"/>
-          <w:sz w:val="24"/>
-          <w:szCs w:val="24"/>
-        </w:rPr>
-        <w:t>An NLB provides only layer-4 load balancing on IBM Cloud, and does not support SSL offloading. The NLB is zonal, which means that the members must be in the same zone as the load balancer. The client sends public network traffic to the NLB, which forwards it to its targets. These targets then respond directly to the client by using Direct Server Return (DSR). The load balancer does not perform a check on the contents of the packet. Since Layer 4 network load balancing only processes ingress traffic, it is ideal for workloads that require high throughput and low latency.</w:t>
-      </w:r>
-      <w:r>
-        <w:br/>
-      </w:r>
-      <w:r>
-        <w:br/>
-      </w:r>
-      <w:r>
-        <w:rPr>
-          <w:color w:val="808080"/>
-          <w:sz w:val="24"/>
-          <w:szCs w:val="24"/>
-        </w:rPr>
-        <w:t>[Compare offerings](/docs/vpc?topic=vpc-nlb-vs-elb)</w:t>
+        <w:t xml:space="preserve">     Live Expert Hand-off Agent</w:t>
+      </w:r>
+      <w:r>
+        <w:br/>
+      </w:r>
+      <w:r>
+        <w:br/>
+      </w:r>
+      <w:r>
+        <w:rPr>
+          <w:color w:val="808080"/>
+          <w:sz w:val="24"/>
+          <w:szCs w:val="24"/>
+        </w:rPr>
+        <w:t>The Live Expert Hand-off Agent brings real-time human support into automated workflows by triggering live video or audio consultations whenever your defined hand-off criteria are met. This agent connects IBM Orchestrate flows to your sales or service experts, ensuring customers receive human guidance at moments where expert involvement improves clarity, trust, or conversion. When a workflow reaches a handoff-ready step, the agent launches a live Uptok session with an available expert and transfers the relevant context to streamline the interaction.</w:t>
+      </w:r>
+      <w:r>
+        <w:br/>
+      </w:r>
+      <w:r>
+        <w:br/>
+      </w:r>
+      <w:r>
+        <w:rPr>
+          <w:color w:val="808080"/>
+          <w:sz w:val="24"/>
+          <w:szCs w:val="24"/>
+        </w:rPr>
+        <w:t>Ideal for high-consideration sales, Configure-Price-Quote (CPQ) support, insurance quoting, onboarding, and complex service inquiries, this agent helps your team step in only when human expertise drives measurable impact––while keeping your workflow automation simple and predictable</w:t>
+      </w:r>
+      <w:r>
+        <w:br/>
       </w:r>
       <w:r>
         <w:br/>
@@ -19180,7 +19110,7 @@
       </w:r>
       <w:hyperlink r:id="rId278">
         <w:r>
-          <w:t>https://cloud.ibm.com/docs/vpc?topic=vpc-nlb-vs-elb</w:t>
+          <w:t>https://www.uptok.com/dev/live-expert-handoff</w:t>
         </w:r>
       </w:hyperlink>
       <w:r>
@@ -19241,21 +19171,91 @@
           <w:sz w:val="28"/>
           <w:szCs w:val="28"/>
         </w:rPr>
-        <w:t xml:space="preserve">     Managed Backup Services</w:t>
-      </w:r>
-      <w:r>
-        <w:br/>
-      </w:r>
-      <w:r>
-        <w:br/>
-      </w:r>
-      <w:r>
-        <w:rPr>
-          <w:color w:val="808080"/>
-          <w:sz w:val="24"/>
-          <w:szCs w:val="24"/>
-        </w:rPr>
-        <w:t>Deploy a fully-managed backup environment leveraging Veeam and IBM Resiliency Services.</w:t>
+        <w:t xml:space="preserve">     Load Balancer for VPC</w:t>
+      </w:r>
+      <w:r>
+        <w:br/>
+      </w:r>
+      <w:r>
+        <w:br/>
+      </w:r>
+      <w:r>
+        <w:rPr>
+          <w:color w:val="808080"/>
+          <w:sz w:val="24"/>
+          <w:szCs w:val="24"/>
+        </w:rPr>
+        <w:t>Deploy IBM Cloud Load balancer for VPC in front of application servers to distribute incoming user traffic, providing protection against failure of an individual application server instance. You can seamlessly scale your applications by adding or removing servers. with minimal to no disruption to existing traffic flows.</w:t>
+      </w:r>
+      <w:r>
+        <w:br/>
+      </w:r>
+      <w:r>
+        <w:br/>
+      </w:r>
+      <w:r>
+        <w:rPr>
+          <w:color w:val="808080"/>
+          <w:sz w:val="24"/>
+          <w:szCs w:val="24"/>
+        </w:rPr>
+        <w:t>##### Application load balancer (ALB)</w:t>
+      </w:r>
+      <w:r>
+        <w:br/>
+      </w:r>
+      <w:r>
+        <w:br/>
+      </w:r>
+      <w:r>
+        <w:rPr>
+          <w:color w:val="808080"/>
+          <w:sz w:val="24"/>
+          <w:szCs w:val="24"/>
+        </w:rPr>
+        <w:t>Both public and private ALBs provide layer-7 and layer-4 load balancing on IBM Cloud, supporting SSL offloading. The incoming and outgoing packets flow through the load balancer, which distributes data traffic based on configured policies and rules. When incoming requests match the rules that are associated with a policy, that policy defines how the load balancer distributes its traffic.</w:t>
+      </w:r>
+      <w:r>
+        <w:br/>
+      </w:r>
+      <w:r>
+        <w:br/>
+      </w:r>
+      <w:r>
+        <w:rPr>
+          <w:color w:val="808080"/>
+          <w:sz w:val="24"/>
+          <w:szCs w:val="24"/>
+        </w:rPr>
+        <w:t>##### Network load balancer (NLB)</w:t>
+      </w:r>
+      <w:r>
+        <w:br/>
+      </w:r>
+      <w:r>
+        <w:br/>
+      </w:r>
+      <w:r>
+        <w:rPr>
+          <w:color w:val="808080"/>
+          <w:sz w:val="24"/>
+          <w:szCs w:val="24"/>
+        </w:rPr>
+        <w:t>An NLB provides only layer-4 load balancing on IBM Cloud, and does not support SSL offloading. The NLB is zonal, which means that the members must be in the same zone as the load balancer. The client sends public network traffic to the NLB, which forwards it to its targets. These targets then respond directly to the client by using Direct Server Return (DSR). The load balancer does not perform a check on the contents of the packet. Since Layer 4 network load balancing only processes ingress traffic, it is ideal for workloads that require high throughput and low latency.</w:t>
+      </w:r>
+      <w:r>
+        <w:br/>
+      </w:r>
+      <w:r>
+        <w:br/>
+      </w:r>
+      <w:r>
+        <w:rPr>
+          <w:color w:val="808080"/>
+          <w:sz w:val="24"/>
+          <w:szCs w:val="24"/>
+        </w:rPr>
+        <w:t>[Compare offerings](/docs/vpc?topic=vpc-nlb-vs-elb)</w:t>
       </w:r>
       <w:r>
         <w:br/>
@@ -19270,7 +19270,7 @@
       </w:r>
       <w:hyperlink r:id="rId280">
         <w:r>
-          <w:t>https://cloud.ibm.com/services/vmwaresolutions/services/managing_veeam_services.html</w:t>
+          <w:t>https://cloud.ibm.com/docs/vpc?topic=vpc-nlb-vs-elb</w:t>
         </w:r>
       </w:hyperlink>
       <w:r>
@@ -19331,21 +19331,21 @@
           <w:sz w:val="28"/>
           <w:szCs w:val="28"/>
         </w:rPr>
-        <w:t xml:space="preserve">     Managed Disaster Recovery Services</w:t>
-      </w:r>
-      <w:r>
-        <w:br/>
-      </w:r>
-      <w:r>
-        <w:br/>
-      </w:r>
-      <w:r>
-        <w:rPr>
-          <w:color w:val="808080"/>
-          <w:sz w:val="24"/>
-          <w:szCs w:val="24"/>
-        </w:rPr>
-        <w:t>Deploy a fully-managed Disaster Recovery environment leveraging Zerto and IBM Resiliency Services.</w:t>
+        <w:t xml:space="preserve">     Managed Backup Services</w:t>
+      </w:r>
+      <w:r>
+        <w:br/>
+      </w:r>
+      <w:r>
+        <w:br/>
+      </w:r>
+      <w:r>
+        <w:rPr>
+          <w:color w:val="808080"/>
+          <w:sz w:val="24"/>
+          <w:szCs w:val="24"/>
+        </w:rPr>
+        <w:t>Deploy a fully-managed backup environment leveraging Veeam and IBM Resiliency Services.</w:t>
       </w:r>
       <w:r>
         <w:br/>
@@ -19360,7 +19360,7 @@
       </w:r>
       <w:hyperlink r:id="rId282">
         <w:r>
-          <w:t>https://cloud.ibm.com/services/vmwaresolutions/services/managing_zerto_services.html</w:t>
+          <w:t>https://cloud.ibm.com/services/vmwaresolutions/services/managing_veeam_services.html</w:t>
         </w:r>
       </w:hyperlink>
       <w:r>
@@ -19421,107 +19421,21 @@
           <w:sz w:val="28"/>
           <w:szCs w:val="28"/>
         </w:rPr>
-        <w:t xml:space="preserve">     Managed Network Security Services</w:t>
-      </w:r>
-      <w:r>
-        <w:br/>
-      </w:r>
-      <w:r>
-        <w:br/>
-      </w:r>
-      <w:r>
-        <w:rPr>
-          <w:color w:val="808080"/>
-          <w:sz w:val="24"/>
-          <w:szCs w:val="24"/>
-        </w:rPr>
-        <w:t xml:space="preserve">Managed Network Security Services provides: </w:t>
-      </w:r>
-      <w:r>
-        <w:br/>
-      </w:r>
-      <w:r>
-        <w:br/>
-      </w:r>
-      <w:r>
-        <w:rPr>
-          <w:color w:val="808080"/>
-          <w:sz w:val="24"/>
-          <w:szCs w:val="24"/>
-        </w:rPr>
-        <w:t>- Near real-time security monitoring, management and analysis of security device alerts and logs</w:t>
-      </w:r>
-      <w:r>
-        <w:br/>
-      </w:r>
-      <w:r>
-        <w:rPr>
-          <w:color w:val="808080"/>
-          <w:sz w:val="24"/>
-          <w:szCs w:val="24"/>
-        </w:rPr>
-        <w:t>- Expertise in device policy management to help prevent malicious attacks</w:t>
-      </w:r>
-      <w:r>
-        <w:br/>
-      </w:r>
-      <w:r>
-        <w:rPr>
-          <w:color w:val="808080"/>
-          <w:sz w:val="24"/>
-          <w:szCs w:val="24"/>
-        </w:rPr>
-        <w:t>- Advanced event analysis by intelligent systems and alerts for escalation and investigation</w:t>
-      </w:r>
-      <w:r>
-        <w:br/>
-      </w:r>
-      <w:r>
-        <w:rPr>
-          <w:color w:val="808080"/>
-          <w:sz w:val="24"/>
-          <w:szCs w:val="24"/>
-        </w:rPr>
-        <w:t>- Detailed reporting for improved decision making</w:t>
-      </w:r>
-      <w:r>
-        <w:br/>
-      </w:r>
-      <w:r>
-        <w:rPr>
-          <w:color w:val="808080"/>
-          <w:sz w:val="24"/>
-          <w:szCs w:val="24"/>
-        </w:rPr>
-        <w:t>- Access to IBM® X-Force® threat analysis service (security intelligence)</w:t>
-      </w:r>
-      <w:r>
-        <w:br/>
-      </w:r>
-      <w:r>
-        <w:br/>
-      </w:r>
-      <w:r>
-        <w:rPr>
-          <w:color w:val="808080"/>
-          <w:sz w:val="24"/>
-          <w:szCs w:val="24"/>
-        </w:rPr>
-        <w:t>Managed Network Security Services support a matrix of thoroughly tested and best of breed vendor platforms and technologies as hardware devices and virtual software installed in your environment, or in AWS, Azure &amp; IBM cloud including:  Checkpoint, Fortinet, Juniper, Palo Alto, and Cisco to name a few).</w:t>
-      </w:r>
-      <w:r>
-        <w:br/>
-      </w:r>
-      <w:r>
-        <w:br/>
-      </w:r>
-      <w:r>
-        <w:rPr>
-          <w:color w:val="808080"/>
-          <w:sz w:val="24"/>
-          <w:szCs w:val="24"/>
-        </w:rPr>
-        <w:t>Delivered from a network of global IBM Security Operations Centers (SOCs) operating 24 hours/day, 7 days/week 365 days/year.</w:t>
+        <w:t xml:space="preserve">     Managed Disaster Recovery Services</w:t>
+      </w:r>
+      <w:r>
+        <w:br/>
+      </w:r>
+      <w:r>
+        <w:br/>
+      </w:r>
+      <w:r>
+        <w:rPr>
+          <w:color w:val="808080"/>
+          <w:sz w:val="24"/>
+          <w:szCs w:val="24"/>
+        </w:rPr>
+        <w:t>Deploy a fully-managed Disaster Recovery environment leveraging Zerto and IBM Resiliency Services.</w:t>
       </w:r>
       <w:r>
         <w:br/>
@@ -19536,7 +19450,7 @@
       </w:r>
       <w:hyperlink r:id="rId284">
         <w:r>
-          <w:t>https://cloud.ibm.com/docs</w:t>
+          <w:t>https://cloud.ibm.com/services/vmwaresolutions/services/managing_zerto_services.html</w:t>
         </w:r>
       </w:hyperlink>
       <w:r>
@@ -19597,21 +19511,107 @@
           <w:sz w:val="28"/>
           <w:szCs w:val="28"/>
         </w:rPr>
-        <w:t xml:space="preserve">     Managed VMware Services</w:t>
-      </w:r>
-      <w:r>
-        <w:br/>
-      </w:r>
-      <w:r>
-        <w:br/>
-      </w:r>
-      <w:r>
-        <w:rPr>
-          <w:color w:val="808080"/>
-          <w:sz w:val="24"/>
-          <w:szCs w:val="24"/>
-        </w:rPr>
-        <w:t>Enable IBM Integrated Managed VMware services to deliver dynamic remote management services for a broad range of cloud infrastructures.</w:t>
+        <w:t xml:space="preserve">     Managed Network Security Services</w:t>
+      </w:r>
+      <w:r>
+        <w:br/>
+      </w:r>
+      <w:r>
+        <w:br/>
+      </w:r>
+      <w:r>
+        <w:rPr>
+          <w:color w:val="808080"/>
+          <w:sz w:val="24"/>
+          <w:szCs w:val="24"/>
+        </w:rPr>
+        <w:t xml:space="preserve">Managed Network Security Services provides: </w:t>
+      </w:r>
+      <w:r>
+        <w:br/>
+      </w:r>
+      <w:r>
+        <w:br/>
+      </w:r>
+      <w:r>
+        <w:rPr>
+          <w:color w:val="808080"/>
+          <w:sz w:val="24"/>
+          <w:szCs w:val="24"/>
+        </w:rPr>
+        <w:t>- Near real-time security monitoring, management and analysis of security device alerts and logs</w:t>
+      </w:r>
+      <w:r>
+        <w:br/>
+      </w:r>
+      <w:r>
+        <w:rPr>
+          <w:color w:val="808080"/>
+          <w:sz w:val="24"/>
+          <w:szCs w:val="24"/>
+        </w:rPr>
+        <w:t>- Expertise in device policy management to help prevent malicious attacks</w:t>
+      </w:r>
+      <w:r>
+        <w:br/>
+      </w:r>
+      <w:r>
+        <w:rPr>
+          <w:color w:val="808080"/>
+          <w:sz w:val="24"/>
+          <w:szCs w:val="24"/>
+        </w:rPr>
+        <w:t>- Advanced event analysis by intelligent systems and alerts for escalation and investigation</w:t>
+      </w:r>
+      <w:r>
+        <w:br/>
+      </w:r>
+      <w:r>
+        <w:rPr>
+          <w:color w:val="808080"/>
+          <w:sz w:val="24"/>
+          <w:szCs w:val="24"/>
+        </w:rPr>
+        <w:t>- Detailed reporting for improved decision making</w:t>
+      </w:r>
+      <w:r>
+        <w:br/>
+      </w:r>
+      <w:r>
+        <w:rPr>
+          <w:color w:val="808080"/>
+          <w:sz w:val="24"/>
+          <w:szCs w:val="24"/>
+        </w:rPr>
+        <w:t>- Access to IBM® X-Force® threat analysis service (security intelligence)</w:t>
+      </w:r>
+      <w:r>
+        <w:br/>
+      </w:r>
+      <w:r>
+        <w:br/>
+      </w:r>
+      <w:r>
+        <w:rPr>
+          <w:color w:val="808080"/>
+          <w:sz w:val="24"/>
+          <w:szCs w:val="24"/>
+        </w:rPr>
+        <w:t>Managed Network Security Services support a matrix of thoroughly tested and best of breed vendor platforms and technologies as hardware devices and virtual software installed in your environment, or in AWS, Azure &amp; IBM cloud including:  Checkpoint, Fortinet, Juniper, Palo Alto, and Cisco to name a few).</w:t>
+      </w:r>
+      <w:r>
+        <w:br/>
+      </w:r>
+      <w:r>
+        <w:br/>
+      </w:r>
+      <w:r>
+        <w:rPr>
+          <w:color w:val="808080"/>
+          <w:sz w:val="24"/>
+          <w:szCs w:val="24"/>
+        </w:rPr>
+        <w:t>Delivered from a network of global IBM Security Operations Centers (SOCs) operating 24 hours/day, 7 days/week 365 days/year.</w:t>
       </w:r>
       <w:r>
         <w:br/>
@@ -19626,7 +19626,7 @@
       </w:r>
       <w:hyperlink r:id="rId286">
         <w:r>
-          <w:t>https://cloud.ibm.com/services/vmwaresolutions/services/managing_imi.html</w:t>
+          <w:t>https://cloud.ibm.com/docs</w:t>
         </w:r>
       </w:hyperlink>
       <w:r>
@@ -19687,67 +19687,21 @@
           <w:sz w:val="28"/>
           <w:szCs w:val="28"/>
         </w:rPr>
-        <w:t xml:space="preserve">     MarvelX AI</w:t>
-      </w:r>
-      <w:r>
-        <w:br/>
-      </w:r>
-      <w:r>
-        <w:br/>
-      </w:r>
-      <w:r>
-        <w:rPr>
-          <w:color w:val="808080"/>
-          <w:sz w:val="24"/>
-          <w:szCs w:val="24"/>
-        </w:rPr>
-        <w:t>MarvelX Claims Assistant helps insurance teams handle claims faster and with greater accuracy. It combines document understanding, Q&amp;A, and structured claim analysis in one tool.</w:t>
-      </w:r>
-      <w:r>
-        <w:br/>
-      </w:r>
-      <w:r>
-        <w:br/>
-      </w:r>
-      <w:r>
-        <w:br/>
-      </w:r>
-      <w:r>
-        <w:br/>
-      </w:r>
-      <w:r>
-        <w:br/>
-      </w:r>
-      <w:r>
-        <w:rPr>
-          <w:color w:val="808080"/>
-          <w:sz w:val="24"/>
-          <w:szCs w:val="24"/>
-        </w:rPr>
-        <w:t>Upload claim files such as PDFs, scans or emails, and the assistant automatically checks for coverage, red flags, inconsistencies and missing information. Through a simple chat, you can ask questions about claims or policies in plain language and get clear, evidence-backed answers.</w:t>
-      </w:r>
-      <w:r>
-        <w:br/>
-      </w:r>
-      <w:r>
-        <w:br/>
-      </w:r>
-      <w:r>
-        <w:br/>
-      </w:r>
-      <w:r>
-        <w:br/>
-      </w:r>
-      <w:r>
-        <w:br/>
-      </w:r>
-      <w:r>
-        <w:rPr>
-          <w:color w:val="808080"/>
-          <w:sz w:val="24"/>
-          <w:szCs w:val="24"/>
-        </w:rPr>
-        <w:t>Each claim is summarized into a scannable analysis with decisions, reasoning and checks performed. This makes it easier for claim handlers to review outcomes quickly, reduce errors, and improve the consistency of claim decisions.</w:t>
+        <w:t xml:space="preserve">     Managed VMware Services</w:t>
+      </w:r>
+      <w:r>
+        <w:br/>
+      </w:r>
+      <w:r>
+        <w:br/>
+      </w:r>
+      <w:r>
+        <w:rPr>
+          <w:color w:val="808080"/>
+          <w:sz w:val="24"/>
+          <w:szCs w:val="24"/>
+        </w:rPr>
+        <w:t>Enable IBM Integrated Managed VMware services to deliver dynamic remote management services for a broad range of cloud infrastructures.</w:t>
       </w:r>
       <w:r>
         <w:br/>
@@ -19762,7 +19716,7 @@
       </w:r>
       <w:hyperlink r:id="rId288">
         <w:r>
-          <w:t>https://www.marvelx.ai/ibm-documentation</w:t>
+          <w:t>https://cloud.ibm.com/services/vmwaresolutions/services/managing_imi.html</w:t>
         </w:r>
       </w:hyperlink>
       <w:r>
@@ -19823,21 +19777,67 @@
           <w:sz w:val="28"/>
           <w:szCs w:val="28"/>
         </w:rPr>
-        <w:t xml:space="preserve">     Master Data Management</w:t>
-      </w:r>
-      <w:r>
-        <w:br/>
-      </w:r>
-      <w:r>
-        <w:br/>
-      </w:r>
-      <w:r>
-        <w:rPr>
-          <w:color w:val="808080"/>
-          <w:sz w:val="24"/>
-          <w:szCs w:val="24"/>
-        </w:rPr>
-        <w:t>Use IBM Master Data Management to quickly build data pipelines for analytics and other data science use cases using master data.  Start with your IBM MDM Advanced or Standard Edition entities, or with any data assets containing party information from the knowledge catalog and quickly map and model new attributes to your data model for a more complete view of your customers. The AI-powered matching engine speeds configuration using the same statistical methods clients have relied on to produce accurate match results.  Results can be accessed via RESTful APIs, exported to flat files, or viewed online via the entity explorer.</w:t>
+        <w:t xml:space="preserve">     MarvelX AI</w:t>
+      </w:r>
+      <w:r>
+        <w:br/>
+      </w:r>
+      <w:r>
+        <w:br/>
+      </w:r>
+      <w:r>
+        <w:rPr>
+          <w:color w:val="808080"/>
+          <w:sz w:val="24"/>
+          <w:szCs w:val="24"/>
+        </w:rPr>
+        <w:t>MarvelX Claims Assistant helps insurance teams handle claims faster and with greater accuracy. It combines document understanding, Q&amp;A, and structured claim analysis in one tool.</w:t>
+      </w:r>
+      <w:r>
+        <w:br/>
+      </w:r>
+      <w:r>
+        <w:br/>
+      </w:r>
+      <w:r>
+        <w:br/>
+      </w:r>
+      <w:r>
+        <w:br/>
+      </w:r>
+      <w:r>
+        <w:br/>
+      </w:r>
+      <w:r>
+        <w:rPr>
+          <w:color w:val="808080"/>
+          <w:sz w:val="24"/>
+          <w:szCs w:val="24"/>
+        </w:rPr>
+        <w:t>Upload claim files such as PDFs, scans or emails, and the assistant automatically checks for coverage, red flags, inconsistencies and missing information. Through a simple chat, you can ask questions about claims or policies in plain language and get clear, evidence-backed answers.</w:t>
+      </w:r>
+      <w:r>
+        <w:br/>
+      </w:r>
+      <w:r>
+        <w:br/>
+      </w:r>
+      <w:r>
+        <w:br/>
+      </w:r>
+      <w:r>
+        <w:br/>
+      </w:r>
+      <w:r>
+        <w:br/>
+      </w:r>
+      <w:r>
+        <w:rPr>
+          <w:color w:val="808080"/>
+          <w:sz w:val="24"/>
+          <w:szCs w:val="24"/>
+        </w:rPr>
+        <w:t>Each claim is summarized into a scannable analysis with decisions, reasoning and checks performed. This makes it easier for claim handlers to review outcomes quickly, reduce errors, and improve the consistency of claim decisions.</w:t>
       </w:r>
       <w:r>
         <w:br/>
@@ -19852,7 +19852,7 @@
       </w:r>
       <w:hyperlink r:id="rId290">
         <w:r>
-          <w:t>https://dataplatform.test.cloud.ibm.com/docs/content/svc-welcome/mdm.html</w:t>
+          <w:t>https://www.marvelx.ai/ibm-documentation</w:t>
         </w:r>
       </w:hyperlink>
       <w:r>
@@ -19913,21 +19913,21 @@
           <w:sz w:val="28"/>
           <w:szCs w:val="28"/>
         </w:rPr>
-        <w:t xml:space="preserve">     Maven AGI Agent Platform </w:t>
-      </w:r>
-      <w:r>
-        <w:br/>
-      </w:r>
-      <w:r>
-        <w:br/>
-      </w:r>
-      <w:r>
-        <w:rPr>
-          <w:color w:val="808080"/>
-          <w:sz w:val="24"/>
-          <w:szCs w:val="24"/>
-        </w:rPr>
-        <w:t>Maven AGI is an enterprise Generative AI platform designed to revolutionize customer support. It leverages AI agents to autonomously handle a high percentage of customer inquiries (up to 93%), significantly reducing support costs and improving resolution times. Beyond self-service, Maven AGI also provides tools for human agents, such as AI-powered co-pilots, and offers data-driven insights to proactively address customer issues.</w:t>
+        <w:t xml:space="preserve">     Master Data Management</w:t>
+      </w:r>
+      <w:r>
+        <w:br/>
+      </w:r>
+      <w:r>
+        <w:br/>
+      </w:r>
+      <w:r>
+        <w:rPr>
+          <w:color w:val="808080"/>
+          <w:sz w:val="24"/>
+          <w:szCs w:val="24"/>
+        </w:rPr>
+        <w:t>Use IBM Master Data Management to quickly build data pipelines for analytics and other data science use cases using master data.  Start with your IBM MDM Advanced or Standard Edition entities, or with any data assets containing party information from the knowledge catalog and quickly map and model new attributes to your data model for a more complete view of your customers. The AI-powered matching engine speeds configuration using the same statistical methods clients have relied on to produce accurate match results.  Results can be accessed via RESTful APIs, exported to flat files, or viewed online via the entity explorer.</w:t>
       </w:r>
       <w:r>
         <w:br/>
@@ -19942,7 +19942,7 @@
       </w:r>
       <w:hyperlink r:id="rId292">
         <w:r>
-          <w:t>https://docs.mavenagi.com</w:t>
+          <w:t>https://dataplatform.test.cloud.ibm.com/docs/content/svc-welcome/mdm.html</w:t>
         </w:r>
       </w:hyperlink>
       <w:r>
@@ -20003,21 +20003,21 @@
           <w:sz w:val="28"/>
           <w:szCs w:val="28"/>
         </w:rPr>
-        <w:t xml:space="preserve">     Messages for RabbitMQ</w:t>
-      </w:r>
-      <w:r>
-        <w:br/>
-      </w:r>
-      <w:r>
-        <w:br/>
-      </w:r>
-      <w:r>
-        <w:rPr>
-          <w:color w:val="808080"/>
-          <w:sz w:val="24"/>
-          <w:szCs w:val="24"/>
-        </w:rPr>
-        <w:t>RabbitMQ routes messages between microservices for modern applications. Messages for RabbitMQ makes RabbitMQ even better by managing it for you. Features include high availability, automated backup orchestration, autoscaling, and de-coupled allocation of storage, RAM, and vCPUs. Messages for RabbitMQ pricing is based on underlying disk, RAM, and optional vCPU allocation, as well as backup storage usage. The service is HIPAA-Ready and compliant with PCI-DSS, SOC 1 Type 2, SOC 2 Type 2, ISO 27001, ISO 27017, ISO 27018, ISO 27701, GDPR and HITRUST. You can also learn more by viewing docs, API docs, and terms.</w:t>
+        <w:t xml:space="preserve">     Maven AGI Agent Platform </w:t>
+      </w:r>
+      <w:r>
+        <w:br/>
+      </w:r>
+      <w:r>
+        <w:br/>
+      </w:r>
+      <w:r>
+        <w:rPr>
+          <w:color w:val="808080"/>
+          <w:sz w:val="24"/>
+          <w:szCs w:val="24"/>
+        </w:rPr>
+        <w:t>Maven AGI is an enterprise Generative AI platform designed to revolutionize customer support. It leverages AI agents to autonomously handle a high percentage of customer inquiries (up to 93%), significantly reducing support costs and improving resolution times. Beyond self-service, Maven AGI also provides tools for human agents, such as AI-powered co-pilots, and offers data-driven insights to proactively address customer issues.</w:t>
       </w:r>
       <w:r>
         <w:br/>
@@ -20032,7 +20032,7 @@
       </w:r>
       <w:hyperlink r:id="rId294">
         <w:r>
-          <w:t>https://cloud.ibm.com/docs/messages-for-rabbitmq</w:t>
+          <w:t>https://docs.mavenagi.com</w:t>
         </w:r>
       </w:hyperlink>
       <w:r>
@@ -20093,21 +20093,21 @@
           <w:sz w:val="28"/>
           <w:szCs w:val="28"/>
         </w:rPr>
-        <w:t xml:space="preserve">     MinIO</w:t>
-      </w:r>
-      <w:r>
-        <w:br/>
-      </w:r>
-      <w:r>
-        <w:br/>
-      </w:r>
-      <w:r>
-        <w:rPr>
-          <w:color w:val="808080"/>
-          <w:sz w:val="24"/>
-          <w:szCs w:val="24"/>
-        </w:rPr>
-        <w:t>MinIO is a high performance, Kubernetes native object storage suite. With an extensive list of enterprise features, it is scalable, secure and resilient while remaining remarkably simple to deploy and operate at scale. Software-defined, MinIO can run on any infrastructure and in any cloud - public, private or edge. MinIO is the world's fastest object storage and can run the broadest set of workloads in the industry. It is widely considered to be the leader in compatibility with Amazon's S3 API.</w:t>
+        <w:t xml:space="preserve">     Messages for RabbitMQ</w:t>
+      </w:r>
+      <w:r>
+        <w:br/>
+      </w:r>
+      <w:r>
+        <w:br/>
+      </w:r>
+      <w:r>
+        <w:rPr>
+          <w:color w:val="808080"/>
+          <w:sz w:val="24"/>
+          <w:szCs w:val="24"/>
+        </w:rPr>
+        <w:t>RabbitMQ routes messages between microservices for modern applications. Messages for RabbitMQ makes RabbitMQ even better by managing it for you. Features include high availability, automated backup orchestration, autoscaling, and de-coupled allocation of storage, RAM, and vCPUs. Messages for RabbitMQ pricing is based on underlying disk, RAM, and optional vCPU allocation, as well as backup storage usage. The service is HIPAA-Ready and compliant with PCI-DSS, SOC 1 Type 2, SOC 2 Type 2, ISO 27001, ISO 27017, ISO 27018, ISO 27701, GDPR and HITRUST. You can also learn more by viewing docs, API docs, and terms.</w:t>
       </w:r>
       <w:r>
         <w:br/>
@@ -20122,7 +20122,7 @@
       </w:r>
       <w:hyperlink r:id="rId296">
         <w:r>
-          <w:t>https://docs.min.io</w:t>
+          <w:t>https://cloud.ibm.com/docs/messages-for-rabbitmq</w:t>
         </w:r>
       </w:hyperlink>
       <w:r>
@@ -20183,38 +20183,21 @@
           <w:sz w:val="28"/>
           <w:szCs w:val="28"/>
         </w:rPr>
-        <w:t xml:space="preserve">     MQ</w:t>
-      </w:r>
-      <w:r>
-        <w:br/>
-      </w:r>
-      <w:r>
-        <w:br/>
-      </w:r>
-      <w:r>
-        <w:rPr>
-          <w:color w:val="808080"/>
-          <w:sz w:val="24"/>
-          <w:szCs w:val="24"/>
-        </w:rPr>
-        <w:t>IBM MQ provides proven, enterprise-grade messaging capabilities, such as point-to-point and publish/subscribe models, to facilitate the flow of information between applications. This service enables you to use IBM MQ as a managed offering. The IBM Cloud handles upgrades, patches, and many of the operational management tasks on your behalf, so you can focus on integrating MQ with your applications.</w:t>
-      </w:r>
-      <w:r>
-        <w:br/>
-      </w:r>
-      <w:r>
-        <w:br/>
-      </w:r>
-      <w:r>
-        <w:rPr>
-          <w:color w:val="808080"/>
-          <w:sz w:val="24"/>
-          <w:szCs w:val="24"/>
-        </w:rPr>
-        <w:t>This service enables you to use IBM MQ as a managed offering. The IBM Cloud handles upgrades, patches, and many of the operational management tasks on your behalf, so you can focus on integrating MQ with your applications.</w:t>
-      </w:r>
-      <w:r>
-        <w:br/>
+        <w:t xml:space="preserve">     MinIO</w:t>
+      </w:r>
+      <w:r>
+        <w:br/>
+      </w:r>
+      <w:r>
+        <w:br/>
+      </w:r>
+      <w:r>
+        <w:rPr>
+          <w:color w:val="808080"/>
+          <w:sz w:val="24"/>
+          <w:szCs w:val="24"/>
+        </w:rPr>
+        <w:t>MinIO is a high performance, Kubernetes native object storage suite. With an extensive list of enterprise features, it is scalable, secure and resilient while remaining remarkably simple to deploy and operate at scale. Software-defined, MinIO can run on any infrastructure and in any cloud - public, private or edge. MinIO is the world's fastest object storage and can run the broadest set of workloads in the industry. It is widely considered to be the leader in compatibility with Amazon's S3 API.</w:t>
       </w:r>
       <w:r>
         <w:br/>
@@ -20229,7 +20212,7 @@
       </w:r>
       <w:hyperlink r:id="rId298">
         <w:r>
-          <w:t>https://cloud.ibm.com/docs/mqcloud/index.html</w:t>
+          <w:t>https://docs.min.io</w:t>
         </w:r>
       </w:hyperlink>
       <w:r>
@@ -20290,21 +20273,38 @@
           <w:sz w:val="28"/>
           <w:szCs w:val="28"/>
         </w:rPr>
-        <w:t xml:space="preserve">     Multi Volume Snapshots for VPC</w:t>
-      </w:r>
-      <w:r>
-        <w:br/>
-      </w:r>
-      <w:r>
-        <w:br/>
-      </w:r>
-      <w:r>
-        <w:rPr>
-          <w:color w:val="808080"/>
-          <w:sz w:val="24"/>
-          <w:szCs w:val="24"/>
-        </w:rPr>
-        <w:t>Enable customer to capture crash consistent multiple volume snapshots at a time, All these Block Storage Snapshots for VPC are treated individually and service provides a regional, incremental backups of your block storage volumes.</w:t>
+        <w:t xml:space="preserve">     MQ</w:t>
+      </w:r>
+      <w:r>
+        <w:br/>
+      </w:r>
+      <w:r>
+        <w:br/>
+      </w:r>
+      <w:r>
+        <w:rPr>
+          <w:color w:val="808080"/>
+          <w:sz w:val="24"/>
+          <w:szCs w:val="24"/>
+        </w:rPr>
+        <w:t>IBM MQ provides proven, enterprise-grade messaging capabilities, such as point-to-point and publish/subscribe models, to facilitate the flow of information between applications. This service enables you to use IBM MQ as a managed offering. The IBM Cloud handles upgrades, patches, and many of the operational management tasks on your behalf, so you can focus on integrating MQ with your applications.</w:t>
+      </w:r>
+      <w:r>
+        <w:br/>
+      </w:r>
+      <w:r>
+        <w:br/>
+      </w:r>
+      <w:r>
+        <w:rPr>
+          <w:color w:val="808080"/>
+          <w:sz w:val="24"/>
+          <w:szCs w:val="24"/>
+        </w:rPr>
+        <w:t>This service enables you to use IBM MQ as a managed offering. The IBM Cloud handles upgrades, patches, and many of the operational management tasks on your behalf, so you can focus on integrating MQ with your applications.</w:t>
+      </w:r>
+      <w:r>
+        <w:br/>
       </w:r>
       <w:r>
         <w:br/>
@@ -20319,7 +20319,7 @@
       </w:r>
       <w:hyperlink r:id="rId300">
         <w:r>
-          <w:t>https://cloud.ibm.com/docs/vpc/getting-started.html</w:t>
+          <w:t>https://cloud.ibm.com/docs/mqcloud/index.html</w:t>
         </w:r>
       </w:hyperlink>
       <w:r>
@@ -20380,21 +20380,21 @@
           <w:sz w:val="28"/>
           <w:szCs w:val="28"/>
         </w:rPr>
-        <w:t xml:space="preserve">     Natural Language Understanding</w:t>
-      </w:r>
-      <w:r>
-        <w:br/>
-      </w:r>
-      <w:r>
-        <w:br/>
-      </w:r>
-      <w:r>
-        <w:rPr>
-          <w:color w:val="808080"/>
-          <w:sz w:val="24"/>
-          <w:szCs w:val="24"/>
-        </w:rPr>
-        <w:t>Use advanced NLP to analyze text and extract meta-data from content such as concepts, entities, keywords, categories, sentiment, emotion, relations, and semantic roles. Apply custom annotation models developed using Watson Knowledge Studio to identify industry/domain specific entities and relations in unstructured text with Watson NLU.</w:t>
+        <w:t xml:space="preserve">     Multi Volume Snapshots for VPC</w:t>
+      </w:r>
+      <w:r>
+        <w:br/>
+      </w:r>
+      <w:r>
+        <w:br/>
+      </w:r>
+      <w:r>
+        <w:rPr>
+          <w:color w:val="808080"/>
+          <w:sz w:val="24"/>
+          <w:szCs w:val="24"/>
+        </w:rPr>
+        <w:t>Enable customer to capture crash consistent multiple volume snapshots at a time, All these Block Storage Snapshots for VPC are treated individually and service provides a regional, incremental backups of your block storage volumes.</w:t>
       </w:r>
       <w:r>
         <w:br/>
@@ -20409,7 +20409,7 @@
       </w:r>
       <w:hyperlink r:id="rId302">
         <w:r>
-          <w:t>https://cloud.ibm.com/docs/services/natural-language-understanding/getting-started.html</w:t>
+          <w:t>https://cloud.ibm.com/docs/vpc/getting-started.html</w:t>
         </w:r>
       </w:hyperlink>
       <w:r>
@@ -20470,21 +20470,21 @@
           <w:sz w:val="28"/>
           <w:szCs w:val="28"/>
         </w:rPr>
-        <w:t xml:space="preserve">     NetApp ONTAP Select</w:t>
-      </w:r>
-      <w:r>
-        <w:br/>
-      </w:r>
-      <w:r>
-        <w:br/>
-      </w:r>
-      <w:r>
-        <w:rPr>
-          <w:color w:val="808080"/>
-          <w:sz w:val="24"/>
-          <w:szCs w:val="24"/>
-        </w:rPr>
-        <w:t>Software-defined storage cluster that addresses your needs for a dedicated and highly available storage appliance based on NetApp ONTAP Select.</w:t>
+        <w:t xml:space="preserve">     Natural Language Understanding</w:t>
+      </w:r>
+      <w:r>
+        <w:br/>
+      </w:r>
+      <w:r>
+        <w:br/>
+      </w:r>
+      <w:r>
+        <w:rPr>
+          <w:color w:val="808080"/>
+          <w:sz w:val="24"/>
+          <w:szCs w:val="24"/>
+        </w:rPr>
+        <w:t>Use advanced NLP to analyze text and extract meta-data from content such as concepts, entities, keywords, categories, sentiment, emotion, relations, and semantic roles. Apply custom annotation models developed using Watson Knowledge Studio to identify industry/domain specific entities and relations in unstructured text with Watson NLU.</w:t>
       </w:r>
       <w:r>
         <w:br/>
@@ -20499,7 +20499,7 @@
       </w:r>
       <w:hyperlink r:id="rId304">
         <w:r>
-          <w:t>https://cloud.ibm.com/services/vmwaresolutions/netapp/np_netappoverview.html</w:t>
+          <w:t>https://cloud.ibm.com/docs/services/natural-language-understanding/getting-started.html</w:t>
         </w:r>
       </w:hyperlink>
       <w:r>
@@ -20560,21 +20560,21 @@
           <w:sz w:val="28"/>
           <w:szCs w:val="28"/>
         </w:rPr>
-        <w:t xml:space="preserve">     Netezza Performance Server</w:t>
-      </w:r>
-      <w:r>
-        <w:br/>
-      </w:r>
-      <w:r>
-        <w:br/>
-      </w:r>
-      <w:r>
-        <w:rPr>
-          <w:color w:val="808080"/>
-          <w:sz w:val="24"/>
-          <w:szCs w:val="24"/>
-        </w:rPr>
-        <w:t>IBM Netezza Performance Server is a fully managed, a true elastic cloud native data warehouse. With advanced in-database analytics capabilities, it enables you to do data science and machine learning with data volumes scaling into the petabytes.</w:t>
+        <w:t xml:space="preserve">     NetApp ONTAP Select</w:t>
+      </w:r>
+      <w:r>
+        <w:br/>
+      </w:r>
+      <w:r>
+        <w:br/>
+      </w:r>
+      <w:r>
+        <w:rPr>
+          <w:color w:val="808080"/>
+          <w:sz w:val="24"/>
+          <w:szCs w:val="24"/>
+        </w:rPr>
+        <w:t>Software-defined storage cluster that addresses your needs for a dedicated and highly available storage appliance based on NetApp ONTAP Select.</w:t>
       </w:r>
       <w:r>
         <w:br/>
@@ -20589,7 +20589,7 @@
       </w:r>
       <w:hyperlink r:id="rId306">
         <w:r>
-          <w:t>https://cloud.ibm.com/docs/netezza</w:t>
+          <w:t>https://cloud.ibm.com/services/vmwaresolutions/netapp/np_netappoverview.html</w:t>
         </w:r>
       </w:hyperlink>
       <w:r>
@@ -20650,21 +20650,21 @@
           <w:sz w:val="28"/>
           <w:szCs w:val="28"/>
         </w:rPr>
-        <w:t xml:space="preserve">     Netomi AI Agent</w:t>
-      </w:r>
-      <w:r>
-        <w:br/>
-      </w:r>
-      <w:r>
-        <w:br/>
-      </w:r>
-      <w:r>
-        <w:rPr>
-          <w:color w:val="808080"/>
-          <w:sz w:val="24"/>
-          <w:szCs w:val="24"/>
-        </w:rPr>
-        <w:t>Netomi is the world’s leading enterprise agentic AI platform for customer experience, trusted in production by Fortune 500 companies across travel, hospitality, retail, insurance, banking, telecom, and media. Its field-proven platform delivers autonomous, goal-driven interactions that go beyond reactive support, anticipating customer needs, acting preemptively, and driving measurable outcomes across every channel and touchpoint. Unlike siloed AI tools, Netomi is architected as a composable and sanctioned agentic system, deeply integrated with enterprise workflows, and pre-built with embedded AI governance, compliance, and security at its core. Through its Agentic Factory and the Agent Development Lifecycle (ADLC), enterprises can rapidly design, govern, and scale specialized AI agents with consistency and resilience at Fortune 500 scale. With the fastest deployment times and consistently proven ROI, Netomi turns customer experience into a strategic advantage for the world’s largest organizations.  For more information, visit www.netomi.com</w:t>
+        <w:t xml:space="preserve">     Netezza Performance Server</w:t>
+      </w:r>
+      <w:r>
+        <w:br/>
+      </w:r>
+      <w:r>
+        <w:br/>
+      </w:r>
+      <w:r>
+        <w:rPr>
+          <w:color w:val="808080"/>
+          <w:sz w:val="24"/>
+          <w:szCs w:val="24"/>
+        </w:rPr>
+        <w:t>IBM Netezza Performance Server is a fully managed, a true elastic cloud native data warehouse. With advanced in-database analytics capabilities, it enables you to do data science and machine learning with data volumes scaling into the petabytes.</w:t>
       </w:r>
       <w:r>
         <w:br/>
@@ -20679,7 +20679,7 @@
       </w:r>
       <w:hyperlink r:id="rId308">
         <w:r>
-          <w:t>https://www.netomi.com</w:t>
+          <w:t>https://cloud.ibm.com/docs/netezza</w:t>
         </w:r>
       </w:hyperlink>
       <w:r>
@@ -20740,21 +20740,21 @@
           <w:sz w:val="28"/>
           <w:szCs w:val="28"/>
         </w:rPr>
-        <w:t xml:space="preserve">     Network ACL</w:t>
-      </w:r>
-      <w:r>
-        <w:br/>
-      </w:r>
-      <w:r>
-        <w:br/>
-      </w:r>
-      <w:r>
-        <w:rPr>
-          <w:color w:val="808080"/>
-          <w:sz w:val="24"/>
-          <w:szCs w:val="24"/>
-        </w:rPr>
-        <w:t>Use network access control lists (ACLs) as filters to allow or deny specified incoming or outgoing traffic in an IBM Cloud Virtual Private Cloud (VPC).</w:t>
+        <w:t xml:space="preserve">     Netomi AI Agent</w:t>
+      </w:r>
+      <w:r>
+        <w:br/>
+      </w:r>
+      <w:r>
+        <w:br/>
+      </w:r>
+      <w:r>
+        <w:rPr>
+          <w:color w:val="808080"/>
+          <w:sz w:val="24"/>
+          <w:szCs w:val="24"/>
+        </w:rPr>
+        <w:t>Netomi is the world’s leading enterprise agentic AI platform for customer experience, trusted in production by Fortune 500 companies across travel, hospitality, retail, insurance, banking, telecom, and media. Its field-proven platform delivers autonomous, goal-driven interactions that go beyond reactive support, anticipating customer needs, acting preemptively, and driving measurable outcomes across every channel and touchpoint. Unlike siloed AI tools, Netomi is architected as a composable and sanctioned agentic system, deeply integrated with enterprise workflows, and pre-built with embedded AI governance, compliance, and security at its core. Through its Agentic Factory and the Agent Development Lifecycle (ADLC), enterprises can rapidly design, govern, and scale specialized AI agents with consistency and resilience at Fortune 500 scale. With the fastest deployment times and consistently proven ROI, Netomi turns customer experience into a strategic advantage for the world’s largest organizations.  For more information, visit www.netomi.com</w:t>
       </w:r>
       <w:r>
         <w:br/>
@@ -20769,7 +20769,7 @@
       </w:r>
       <w:hyperlink r:id="rId310">
         <w:r>
-          <w:t>https://cloud.ibm.com/docs/vpc?topic=vpc-using-acls</w:t>
+          <w:t>https://www.netomi.com</w:t>
         </w:r>
       </w:hyperlink>
       <w:r>
@@ -20830,455 +20830,21 @@
           <w:sz w:val="28"/>
           <w:szCs w:val="28"/>
         </w:rPr>
-        <w:t xml:space="preserve">     NeuralSeek</w:t>
-      </w:r>
-      <w:r>
-        <w:br/>
-      </w:r>
-      <w:r>
-        <w:br/>
-      </w:r>
-      <w:r>
-        <w:rPr>
-          <w:color w:val="808080"/>
-          <w:sz w:val="24"/>
-          <w:szCs w:val="24"/>
-        </w:rPr>
-        <w:t>The world's best no-code Agentic platform. From RAG to multi-agent generative AI systems with native Governance.</w:t>
-      </w:r>
-      <w:r>
-        <w:br/>
-      </w:r>
-      <w:r>
-        <w:br/>
-      </w:r>
-      <w:r>
-        <w:rPr>
-          <w:color w:val="808080"/>
-          <w:sz w:val="24"/>
-          <w:szCs w:val="24"/>
-        </w:rPr>
-        <w:t>NeuralSeek completely automates Retrieval Augmented Generation (RAG) usecases, backed by business-friendly no-code agents.</w:t>
-      </w:r>
-      <w:r>
-        <w:br/>
-      </w:r>
-      <w:r>
-        <w:br/>
-      </w:r>
-      <w:r>
-        <w:rPr>
-          <w:color w:val="808080"/>
-          <w:sz w:val="24"/>
-          <w:szCs w:val="24"/>
-        </w:rPr>
-        <w:t>NeuralSeek's mAIstro platform lets business users quickly build complex LLM-backed processes with greater scalability than hardcoding in python, and without knowing any code.</w:t>
-      </w:r>
-      <w:r>
-        <w:br/>
-      </w:r>
-      <w:r>
-        <w:br/>
-      </w:r>
-      <w:r>
-        <w:rPr>
-          <w:color w:val="808080"/>
-          <w:sz w:val="24"/>
-          <w:szCs w:val="24"/>
-        </w:rPr>
-        <w:t>Industry Leading Retrieval Augmented Generation</w:t>
-      </w:r>
-      <w:r>
-        <w:br/>
-      </w:r>
-      <w:r>
-        <w:br/>
-      </w:r>
-      <w:r>
-        <w:rPr>
-          <w:color w:val="808080"/>
-          <w:sz w:val="24"/>
-          <w:szCs w:val="24"/>
-        </w:rPr>
-        <w:t>Strong Corporate Controls, human in the loop.</w:t>
-      </w:r>
-      <w:r>
-        <w:br/>
-      </w:r>
-      <w:r>
-        <w:br/>
-      </w:r>
-      <w:r>
-        <w:rPr>
-          <w:color w:val="808080"/>
-          <w:sz w:val="24"/>
-          <w:szCs w:val="24"/>
-        </w:rPr>
-        <w:t>Automatic Virtual Agent Builder</w:t>
-      </w:r>
-      <w:r>
-        <w:br/>
-      </w:r>
-      <w:r>
-        <w:br/>
-      </w:r>
-      <w:r>
-        <w:rPr>
-          <w:color w:val="808080"/>
-          <w:sz w:val="24"/>
-          <w:szCs w:val="24"/>
-        </w:rPr>
-        <w:t>Automatically create &amp; monitor conversations into leading Virtual Agent platforms.</w:t>
-      </w:r>
-      <w:r>
-        <w:br/>
-      </w:r>
-      <w:r>
-        <w:br/>
-      </w:r>
-      <w:r>
-        <w:rPr>
-          <w:color w:val="808080"/>
-          <w:sz w:val="24"/>
-          <w:szCs w:val="24"/>
-        </w:rPr>
-        <w:t>Protection from Prompt Injection and harmful content</w:t>
-      </w:r>
-      <w:r>
-        <w:br/>
-      </w:r>
-      <w:r>
-        <w:br/>
-      </w:r>
-      <w:r>
-        <w:rPr>
-          <w:color w:val="808080"/>
-          <w:sz w:val="24"/>
-          <w:szCs w:val="24"/>
-        </w:rPr>
-        <w:t>Automatically cleanse and protect against malicious user input</w:t>
-      </w:r>
-      <w:r>
-        <w:br/>
-      </w:r>
-      <w:r>
-        <w:br/>
-      </w:r>
-      <w:r>
-        <w:rPr>
-          <w:color w:val="808080"/>
-          <w:sz w:val="24"/>
-          <w:szCs w:val="24"/>
-        </w:rPr>
-        <w:t>Full RAG Governance - Executive-level and SME dashboards to monitor answer generation, system performance, content insights and configuration churn</w:t>
-      </w:r>
-      <w:r>
-        <w:br/>
-      </w:r>
-      <w:r>
-        <w:br/>
-      </w:r>
-      <w:r>
-        <w:rPr>
-          <w:color w:val="808080"/>
-          <w:sz w:val="24"/>
-          <w:szCs w:val="24"/>
-        </w:rPr>
-        <w:t>Integrated versioning controls</w:t>
-      </w:r>
-      <w:r>
-        <w:br/>
-      </w:r>
-      <w:r>
-        <w:br/>
-      </w:r>
-      <w:r>
-        <w:rPr>
-          <w:color w:val="808080"/>
-          <w:sz w:val="24"/>
-          <w:szCs w:val="24"/>
-        </w:rPr>
-        <w:t xml:space="preserve">Category and Intent-level control </w:t>
-      </w:r>
-      <w:r>
-        <w:br/>
-      </w:r>
-      <w:r>
-        <w:br/>
-      </w:r>
-      <w:r>
-        <w:rPr>
-          <w:color w:val="808080"/>
-          <w:sz w:val="24"/>
-          <w:szCs w:val="24"/>
-        </w:rPr>
-        <w:t>Set confidence thresholds, custom responses and fallbacks per category.</w:t>
-      </w:r>
-      <w:r>
-        <w:br/>
-      </w:r>
-      <w:r>
-        <w:br/>
-      </w:r>
-      <w:r>
-        <w:rPr>
-          <w:color w:val="808080"/>
-          <w:sz w:val="24"/>
-          <w:szCs w:val="24"/>
-        </w:rPr>
-        <w:t>Automatically prompt-tune LLM’s at the intent level</w:t>
-      </w:r>
-      <w:r>
-        <w:br/>
-      </w:r>
-      <w:r>
-        <w:br/>
-      </w:r>
-      <w:r>
-        <w:rPr>
-          <w:color w:val="808080"/>
-          <w:sz w:val="24"/>
-          <w:szCs w:val="24"/>
-        </w:rPr>
-        <w:t>Automatic Content Cleansing</w:t>
-      </w:r>
-      <w:r>
-        <w:br/>
-      </w:r>
-      <w:r>
-        <w:br/>
-      </w:r>
-      <w:r>
-        <w:rPr>
-          <w:color w:val="808080"/>
-          <w:sz w:val="24"/>
-          <w:szCs w:val="24"/>
-        </w:rPr>
-        <w:t>Preprocess complex embedded tables</w:t>
-      </w:r>
-      <w:r>
-        <w:br/>
-      </w:r>
-      <w:r>
-        <w:br/>
-      </w:r>
-      <w:r>
-        <w:rPr>
-          <w:color w:val="808080"/>
-          <w:sz w:val="24"/>
-          <w:szCs w:val="24"/>
-        </w:rPr>
-        <w:t>Cross-language / automatic Translation</w:t>
-      </w:r>
-      <w:r>
-        <w:br/>
-      </w:r>
-      <w:r>
-        <w:br/>
-      </w:r>
-      <w:r>
-        <w:rPr>
-          <w:color w:val="808080"/>
-          <w:sz w:val="24"/>
-          <w:szCs w:val="24"/>
-        </w:rPr>
-        <w:t>Answer questions in languages other than the documentation</w:t>
-      </w:r>
-      <w:r>
-        <w:br/>
-      </w:r>
-      <w:r>
-        <w:br/>
-      </w:r>
-      <w:r>
-        <w:rPr>
-          <w:color w:val="808080"/>
-          <w:sz w:val="24"/>
-          <w:szCs w:val="24"/>
-        </w:rPr>
-        <w:t>Corporate Logging - Log all actions for corporate audit &amp; compliance.</w:t>
-      </w:r>
-      <w:r>
-        <w:br/>
-      </w:r>
-      <w:r>
-        <w:br/>
-      </w:r>
-      <w:r>
-        <w:rPr>
-          <w:color w:val="808080"/>
-          <w:sz w:val="24"/>
-          <w:szCs w:val="24"/>
-        </w:rPr>
-        <w:t>Answer Provenance &amp; Hallucination detection / removal</w:t>
-      </w:r>
-      <w:r>
-        <w:br/>
-      </w:r>
-      <w:r>
-        <w:br/>
-      </w:r>
-      <w:r>
-        <w:rPr>
-          <w:color w:val="808080"/>
-          <w:sz w:val="24"/>
-          <w:szCs w:val="24"/>
-        </w:rPr>
-        <w:t>Trace answers directly to source documents</w:t>
-      </w:r>
-      <w:r>
-        <w:br/>
-      </w:r>
-      <w:r>
-        <w:br/>
-      </w:r>
-      <w:r>
-        <w:rPr>
-          <w:color w:val="808080"/>
-          <w:sz w:val="24"/>
-          <w:szCs w:val="24"/>
-        </w:rPr>
-        <w:t xml:space="preserve">Semantic Analysis helps users understand the confidence of answers </w:t>
-      </w:r>
-      <w:r>
-        <w:br/>
-      </w:r>
-      <w:r>
-        <w:rPr>
-          <w:color w:val="808080"/>
-          <w:sz w:val="24"/>
-          <w:szCs w:val="24"/>
-        </w:rPr>
-        <w:t>and eliminate hallucination</w:t>
-      </w:r>
-      <w:r>
-        <w:br/>
-      </w:r>
-      <w:r>
-        <w:br/>
-      </w:r>
-      <w:r>
-        <w:rPr>
-          <w:color w:val="808080"/>
-          <w:sz w:val="24"/>
-          <w:szCs w:val="24"/>
-        </w:rPr>
-        <w:t>PII Detection / Removal</w:t>
-      </w:r>
-      <w:r>
-        <w:br/>
-      </w:r>
-      <w:r>
-        <w:br/>
-      </w:r>
-      <w:r>
-        <w:rPr>
-          <w:color w:val="808080"/>
-          <w:sz w:val="24"/>
-          <w:szCs w:val="24"/>
-        </w:rPr>
-        <w:t>Flag, Mask, Hide, or Delete PII on user input.</w:t>
-      </w:r>
-      <w:r>
-        <w:br/>
-      </w:r>
-      <w:r>
-        <w:br/>
-      </w:r>
-      <w:r>
-        <w:rPr>
-          <w:color w:val="808080"/>
-          <w:sz w:val="24"/>
-          <w:szCs w:val="24"/>
-        </w:rPr>
-        <w:t>Dynamic Personalization</w:t>
-      </w:r>
-      <w:r>
-        <w:br/>
-      </w:r>
-      <w:r>
-        <w:br/>
-      </w:r>
-      <w:r>
-        <w:rPr>
-          <w:color w:val="808080"/>
-          <w:sz w:val="24"/>
-          <w:szCs w:val="24"/>
-        </w:rPr>
-        <w:t>Leverage SSO or user data to tailor responses specifically to users.</w:t>
-      </w:r>
-      <w:r>
-        <w:br/>
-      </w:r>
-      <w:r>
-        <w:br/>
-      </w:r>
-      <w:r>
-        <w:rPr>
-          <w:color w:val="808080"/>
-          <w:sz w:val="24"/>
-          <w:szCs w:val="24"/>
-        </w:rPr>
-        <w:t xml:space="preserve">Integrate structured &amp; unstructured data across endless sources. </w:t>
-      </w:r>
-      <w:r>
-        <w:br/>
-      </w:r>
-      <w:r>
-        <w:br/>
-      </w:r>
-      <w:r>
-        <w:rPr>
-          <w:color w:val="808080"/>
-          <w:sz w:val="24"/>
-          <w:szCs w:val="24"/>
-        </w:rPr>
-        <w:t>Create scalable LLM-backed processes in seconds.</w:t>
-      </w:r>
-      <w:r>
-        <w:br/>
-      </w:r>
-      <w:r>
-        <w:br/>
-      </w:r>
-      <w:r>
-        <w:rPr>
-          <w:color w:val="808080"/>
-          <w:sz w:val="24"/>
-          <w:szCs w:val="24"/>
-        </w:rPr>
-        <w:t>Generate files and documents, create synthetic data</w:t>
-      </w:r>
-      <w:r>
-        <w:br/>
-      </w:r>
-      <w:r>
-        <w:br/>
-      </w:r>
-      <w:r>
-        <w:rPr>
-          <w:color w:val="808080"/>
-          <w:sz w:val="24"/>
-          <w:szCs w:val="24"/>
-        </w:rPr>
-        <w:t>Connect to REST endpoints,  automatically send Email</w:t>
-      </w:r>
-      <w:r>
-        <w:br/>
-      </w:r>
-      <w:r>
-        <w:br/>
-      </w:r>
-      <w:r>
-        <w:rPr>
-          <w:color w:val="808080"/>
-          <w:sz w:val="24"/>
-          <w:szCs w:val="24"/>
-        </w:rPr>
-        <w:t>60+ prebuilt functions to snap together in limitless ways</w:t>
-      </w:r>
-      <w:r>
-        <w:br/>
+        <w:t xml:space="preserve">     Network ACL</w:t>
+      </w:r>
+      <w:r>
+        <w:br/>
+      </w:r>
+      <w:r>
+        <w:br/>
+      </w:r>
+      <w:r>
+        <w:rPr>
+          <w:color w:val="808080"/>
+          <w:sz w:val="24"/>
+          <w:szCs w:val="24"/>
+        </w:rPr>
+        <w:t>Use network access control lists (ACLs) as filters to allow or deny specified incoming or outgoing traffic in an IBM Cloud Virtual Private Cloud (VPC).</w:t>
       </w:r>
       <w:r>
         <w:br/>
@@ -21293,7 +20859,7 @@
       </w:r>
       <w:hyperlink r:id="rId312">
         <w:r>
-          <w:t>https://neuralseek.com/documentation</w:t>
+          <w:t>https://cloud.ibm.com/docs/vpc?topic=vpc-using-acls</w:t>
         </w:r>
       </w:hyperlink>
       <w:r>
@@ -21354,38 +20920,455 @@
           <w:sz w:val="28"/>
           <w:szCs w:val="28"/>
         </w:rPr>
-        <w:t xml:space="preserve">     NeuralSeek Professional Services</w:t>
-      </w:r>
-      <w:r>
-        <w:br/>
-      </w:r>
-      <w:r>
-        <w:br/>
-      </w:r>
-      <w:r>
-        <w:rPr>
-          <w:color w:val="808080"/>
-          <w:sz w:val="24"/>
-          <w:szCs w:val="24"/>
-        </w:rPr>
-        <w:t>At NeuralSeek, we understand that implementing AI-powered solutions requires expert guidance and support to achieve optimal results. Our comprehensive professional services team partners with you throughout your journey, providing end-to-end support for implementation, seamless integration with your existing systems, thorough team training, and ongoing technical assistance. Whether you're just getting started with NeuralSeek or looking to optimize your current deployment, our experienced consultants ensure you maximize the value of your investment while maintaining the highest standards of accuracy and performance. We're committed to helping your organization harness the full potential of AI-driven customer support solutions.</w:t>
-      </w:r>
-      <w:r>
-        <w:br/>
-      </w:r>
-      <w:r>
-        <w:br/>
-      </w:r>
-      <w:r>
-        <w:br/>
-      </w:r>
-      <w:r>
-        <w:rPr>
-          <w:color w:val="808080"/>
-          <w:sz w:val="24"/>
-          <w:szCs w:val="24"/>
-        </w:rPr>
-        <w:t>Once you provision an instance of our professional services, you will then be able to pre-purchase blocks of hours which are valid to be consumed for 1 year after purchase.</w:t>
+        <w:t xml:space="preserve">     NeuralSeek</w:t>
+      </w:r>
+      <w:r>
+        <w:br/>
+      </w:r>
+      <w:r>
+        <w:br/>
+      </w:r>
+      <w:r>
+        <w:rPr>
+          <w:color w:val="808080"/>
+          <w:sz w:val="24"/>
+          <w:szCs w:val="24"/>
+        </w:rPr>
+        <w:t>The world's best no-code Agentic platform. From RAG to multi-agent generative AI systems with native Governance.</w:t>
+      </w:r>
+      <w:r>
+        <w:br/>
+      </w:r>
+      <w:r>
+        <w:br/>
+      </w:r>
+      <w:r>
+        <w:rPr>
+          <w:color w:val="808080"/>
+          <w:sz w:val="24"/>
+          <w:szCs w:val="24"/>
+        </w:rPr>
+        <w:t>NeuralSeek completely automates Retrieval Augmented Generation (RAG) usecases, backed by business-friendly no-code agents.</w:t>
+      </w:r>
+      <w:r>
+        <w:br/>
+      </w:r>
+      <w:r>
+        <w:br/>
+      </w:r>
+      <w:r>
+        <w:rPr>
+          <w:color w:val="808080"/>
+          <w:sz w:val="24"/>
+          <w:szCs w:val="24"/>
+        </w:rPr>
+        <w:t>NeuralSeek's mAIstro platform lets business users quickly build complex LLM-backed processes with greater scalability than hardcoding in python, and without knowing any code.</w:t>
+      </w:r>
+      <w:r>
+        <w:br/>
+      </w:r>
+      <w:r>
+        <w:br/>
+      </w:r>
+      <w:r>
+        <w:rPr>
+          <w:color w:val="808080"/>
+          <w:sz w:val="24"/>
+          <w:szCs w:val="24"/>
+        </w:rPr>
+        <w:t>Industry Leading Retrieval Augmented Generation</w:t>
+      </w:r>
+      <w:r>
+        <w:br/>
+      </w:r>
+      <w:r>
+        <w:br/>
+      </w:r>
+      <w:r>
+        <w:rPr>
+          <w:color w:val="808080"/>
+          <w:sz w:val="24"/>
+          <w:szCs w:val="24"/>
+        </w:rPr>
+        <w:t>Strong Corporate Controls, human in the loop.</w:t>
+      </w:r>
+      <w:r>
+        <w:br/>
+      </w:r>
+      <w:r>
+        <w:br/>
+      </w:r>
+      <w:r>
+        <w:rPr>
+          <w:color w:val="808080"/>
+          <w:sz w:val="24"/>
+          <w:szCs w:val="24"/>
+        </w:rPr>
+        <w:t>Automatic Virtual Agent Builder</w:t>
+      </w:r>
+      <w:r>
+        <w:br/>
+      </w:r>
+      <w:r>
+        <w:br/>
+      </w:r>
+      <w:r>
+        <w:rPr>
+          <w:color w:val="808080"/>
+          <w:sz w:val="24"/>
+          <w:szCs w:val="24"/>
+        </w:rPr>
+        <w:t>Automatically create &amp; monitor conversations into leading Virtual Agent platforms.</w:t>
+      </w:r>
+      <w:r>
+        <w:br/>
+      </w:r>
+      <w:r>
+        <w:br/>
+      </w:r>
+      <w:r>
+        <w:rPr>
+          <w:color w:val="808080"/>
+          <w:sz w:val="24"/>
+          <w:szCs w:val="24"/>
+        </w:rPr>
+        <w:t>Protection from Prompt Injection and harmful content</w:t>
+      </w:r>
+      <w:r>
+        <w:br/>
+      </w:r>
+      <w:r>
+        <w:br/>
+      </w:r>
+      <w:r>
+        <w:rPr>
+          <w:color w:val="808080"/>
+          <w:sz w:val="24"/>
+          <w:szCs w:val="24"/>
+        </w:rPr>
+        <w:t>Automatically cleanse and protect against malicious user input</w:t>
+      </w:r>
+      <w:r>
+        <w:br/>
+      </w:r>
+      <w:r>
+        <w:br/>
+      </w:r>
+      <w:r>
+        <w:rPr>
+          <w:color w:val="808080"/>
+          <w:sz w:val="24"/>
+          <w:szCs w:val="24"/>
+        </w:rPr>
+        <w:t>Full RAG Governance - Executive-level and SME dashboards to monitor answer generation, system performance, content insights and configuration churn</w:t>
+      </w:r>
+      <w:r>
+        <w:br/>
+      </w:r>
+      <w:r>
+        <w:br/>
+      </w:r>
+      <w:r>
+        <w:rPr>
+          <w:color w:val="808080"/>
+          <w:sz w:val="24"/>
+          <w:szCs w:val="24"/>
+        </w:rPr>
+        <w:t>Integrated versioning controls</w:t>
+      </w:r>
+      <w:r>
+        <w:br/>
+      </w:r>
+      <w:r>
+        <w:br/>
+      </w:r>
+      <w:r>
+        <w:rPr>
+          <w:color w:val="808080"/>
+          <w:sz w:val="24"/>
+          <w:szCs w:val="24"/>
+        </w:rPr>
+        <w:t xml:space="preserve">Category and Intent-level control </w:t>
+      </w:r>
+      <w:r>
+        <w:br/>
+      </w:r>
+      <w:r>
+        <w:br/>
+      </w:r>
+      <w:r>
+        <w:rPr>
+          <w:color w:val="808080"/>
+          <w:sz w:val="24"/>
+          <w:szCs w:val="24"/>
+        </w:rPr>
+        <w:t>Set confidence thresholds, custom responses and fallbacks per category.</w:t>
+      </w:r>
+      <w:r>
+        <w:br/>
+      </w:r>
+      <w:r>
+        <w:br/>
+      </w:r>
+      <w:r>
+        <w:rPr>
+          <w:color w:val="808080"/>
+          <w:sz w:val="24"/>
+          <w:szCs w:val="24"/>
+        </w:rPr>
+        <w:t>Automatically prompt-tune LLM’s at the intent level</w:t>
+      </w:r>
+      <w:r>
+        <w:br/>
+      </w:r>
+      <w:r>
+        <w:br/>
+      </w:r>
+      <w:r>
+        <w:rPr>
+          <w:color w:val="808080"/>
+          <w:sz w:val="24"/>
+          <w:szCs w:val="24"/>
+        </w:rPr>
+        <w:t>Automatic Content Cleansing</w:t>
+      </w:r>
+      <w:r>
+        <w:br/>
+      </w:r>
+      <w:r>
+        <w:br/>
+      </w:r>
+      <w:r>
+        <w:rPr>
+          <w:color w:val="808080"/>
+          <w:sz w:val="24"/>
+          <w:szCs w:val="24"/>
+        </w:rPr>
+        <w:t>Preprocess complex embedded tables</w:t>
+      </w:r>
+      <w:r>
+        <w:br/>
+      </w:r>
+      <w:r>
+        <w:br/>
+      </w:r>
+      <w:r>
+        <w:rPr>
+          <w:color w:val="808080"/>
+          <w:sz w:val="24"/>
+          <w:szCs w:val="24"/>
+        </w:rPr>
+        <w:t>Cross-language / automatic Translation</w:t>
+      </w:r>
+      <w:r>
+        <w:br/>
+      </w:r>
+      <w:r>
+        <w:br/>
+      </w:r>
+      <w:r>
+        <w:rPr>
+          <w:color w:val="808080"/>
+          <w:sz w:val="24"/>
+          <w:szCs w:val="24"/>
+        </w:rPr>
+        <w:t>Answer questions in languages other than the documentation</w:t>
+      </w:r>
+      <w:r>
+        <w:br/>
+      </w:r>
+      <w:r>
+        <w:br/>
+      </w:r>
+      <w:r>
+        <w:rPr>
+          <w:color w:val="808080"/>
+          <w:sz w:val="24"/>
+          <w:szCs w:val="24"/>
+        </w:rPr>
+        <w:t>Corporate Logging - Log all actions for corporate audit &amp; compliance.</w:t>
+      </w:r>
+      <w:r>
+        <w:br/>
+      </w:r>
+      <w:r>
+        <w:br/>
+      </w:r>
+      <w:r>
+        <w:rPr>
+          <w:color w:val="808080"/>
+          <w:sz w:val="24"/>
+          <w:szCs w:val="24"/>
+        </w:rPr>
+        <w:t>Answer Provenance &amp; Hallucination detection / removal</w:t>
+      </w:r>
+      <w:r>
+        <w:br/>
+      </w:r>
+      <w:r>
+        <w:br/>
+      </w:r>
+      <w:r>
+        <w:rPr>
+          <w:color w:val="808080"/>
+          <w:sz w:val="24"/>
+          <w:szCs w:val="24"/>
+        </w:rPr>
+        <w:t>Trace answers directly to source documents</w:t>
+      </w:r>
+      <w:r>
+        <w:br/>
+      </w:r>
+      <w:r>
+        <w:br/>
+      </w:r>
+      <w:r>
+        <w:rPr>
+          <w:color w:val="808080"/>
+          <w:sz w:val="24"/>
+          <w:szCs w:val="24"/>
+        </w:rPr>
+        <w:t xml:space="preserve">Semantic Analysis helps users understand the confidence of answers </w:t>
+      </w:r>
+      <w:r>
+        <w:br/>
+      </w:r>
+      <w:r>
+        <w:rPr>
+          <w:color w:val="808080"/>
+          <w:sz w:val="24"/>
+          <w:szCs w:val="24"/>
+        </w:rPr>
+        <w:t>and eliminate hallucination</w:t>
+      </w:r>
+      <w:r>
+        <w:br/>
+      </w:r>
+      <w:r>
+        <w:br/>
+      </w:r>
+      <w:r>
+        <w:rPr>
+          <w:color w:val="808080"/>
+          <w:sz w:val="24"/>
+          <w:szCs w:val="24"/>
+        </w:rPr>
+        <w:t>PII Detection / Removal</w:t>
+      </w:r>
+      <w:r>
+        <w:br/>
+      </w:r>
+      <w:r>
+        <w:br/>
+      </w:r>
+      <w:r>
+        <w:rPr>
+          <w:color w:val="808080"/>
+          <w:sz w:val="24"/>
+          <w:szCs w:val="24"/>
+        </w:rPr>
+        <w:t>Flag, Mask, Hide, or Delete PII on user input.</w:t>
+      </w:r>
+      <w:r>
+        <w:br/>
+      </w:r>
+      <w:r>
+        <w:br/>
+      </w:r>
+      <w:r>
+        <w:rPr>
+          <w:color w:val="808080"/>
+          <w:sz w:val="24"/>
+          <w:szCs w:val="24"/>
+        </w:rPr>
+        <w:t>Dynamic Personalization</w:t>
+      </w:r>
+      <w:r>
+        <w:br/>
+      </w:r>
+      <w:r>
+        <w:br/>
+      </w:r>
+      <w:r>
+        <w:rPr>
+          <w:color w:val="808080"/>
+          <w:sz w:val="24"/>
+          <w:szCs w:val="24"/>
+        </w:rPr>
+        <w:t>Leverage SSO or user data to tailor responses specifically to users.</w:t>
+      </w:r>
+      <w:r>
+        <w:br/>
+      </w:r>
+      <w:r>
+        <w:br/>
+      </w:r>
+      <w:r>
+        <w:rPr>
+          <w:color w:val="808080"/>
+          <w:sz w:val="24"/>
+          <w:szCs w:val="24"/>
+        </w:rPr>
+        <w:t xml:space="preserve">Integrate structured &amp; unstructured data across endless sources. </w:t>
+      </w:r>
+      <w:r>
+        <w:br/>
+      </w:r>
+      <w:r>
+        <w:br/>
+      </w:r>
+      <w:r>
+        <w:rPr>
+          <w:color w:val="808080"/>
+          <w:sz w:val="24"/>
+          <w:szCs w:val="24"/>
+        </w:rPr>
+        <w:t>Create scalable LLM-backed processes in seconds.</w:t>
+      </w:r>
+      <w:r>
+        <w:br/>
+      </w:r>
+      <w:r>
+        <w:br/>
+      </w:r>
+      <w:r>
+        <w:rPr>
+          <w:color w:val="808080"/>
+          <w:sz w:val="24"/>
+          <w:szCs w:val="24"/>
+        </w:rPr>
+        <w:t>Generate files and documents, create synthetic data</w:t>
+      </w:r>
+      <w:r>
+        <w:br/>
+      </w:r>
+      <w:r>
+        <w:br/>
+      </w:r>
+      <w:r>
+        <w:rPr>
+          <w:color w:val="808080"/>
+          <w:sz w:val="24"/>
+          <w:szCs w:val="24"/>
+        </w:rPr>
+        <w:t>Connect to REST endpoints,  automatically send Email</w:t>
+      </w:r>
+      <w:r>
+        <w:br/>
+      </w:r>
+      <w:r>
+        <w:br/>
+      </w:r>
+      <w:r>
+        <w:rPr>
+          <w:color w:val="808080"/>
+          <w:sz w:val="24"/>
+          <w:szCs w:val="24"/>
+        </w:rPr>
+        <w:t>60+ prebuilt functions to snap together in limitless ways</w:t>
+      </w:r>
+      <w:r>
+        <w:br/>
       </w:r>
       <w:r>
         <w:br/>
@@ -21400,7 +21383,7 @@
       </w:r>
       <w:hyperlink r:id="rId314">
         <w:r>
-          <w:t>https://neuralseek.com</w:t>
+          <w:t>https://neuralseek.com/documentation</w:t>
         </w:r>
       </w:hyperlink>
       <w:r>
@@ -21461,21 +21444,38 @@
           <w:sz w:val="28"/>
           <w:szCs w:val="28"/>
         </w:rPr>
-        <w:t xml:space="preserve">     Nomination Agent</w:t>
-      </w:r>
-      <w:r>
-        <w:br/>
-      </w:r>
-      <w:r>
-        <w:br/>
-      </w:r>
-      <w:r>
-        <w:rPr>
-          <w:color w:val="808080"/>
-          <w:sz w:val="24"/>
-          <w:szCs w:val="24"/>
-        </w:rPr>
-        <w:t>Nomination Agent is an AI-powered tool that transforms how organizations manage employee recognition through nomination-based programs. Whether it’s for a President’s Award, Innovator of the Year, or any high-impact honor, Nomination Agent helps surface the most meaningful submissions by analyzing nominations for quality, alignment to company values, and overall impact. Using advanced language models and ideal criteria benchmarks, it delivers automated recommendations that reduce manual review time, minimize bias, and improve decision-making. The result is a faster, fairer, and more inspiring recognition process that saves time, lowers costs, and ensures every standout story gets the attention it deserves.</w:t>
+        <w:t xml:space="preserve">     NeuralSeek Professional Services</w:t>
+      </w:r>
+      <w:r>
+        <w:br/>
+      </w:r>
+      <w:r>
+        <w:br/>
+      </w:r>
+      <w:r>
+        <w:rPr>
+          <w:color w:val="808080"/>
+          <w:sz w:val="24"/>
+          <w:szCs w:val="24"/>
+        </w:rPr>
+        <w:t>At NeuralSeek, we understand that implementing AI-powered solutions requires expert guidance and support to achieve optimal results. Our comprehensive professional services team partners with you throughout your journey, providing end-to-end support for implementation, seamless integration with your existing systems, thorough team training, and ongoing technical assistance. Whether you're just getting started with NeuralSeek or looking to optimize your current deployment, our experienced consultants ensure you maximize the value of your investment while maintaining the highest standards of accuracy and performance. We're committed to helping your organization harness the full potential of AI-driven customer support solutions.</w:t>
+      </w:r>
+      <w:r>
+        <w:br/>
+      </w:r>
+      <w:r>
+        <w:br/>
+      </w:r>
+      <w:r>
+        <w:br/>
+      </w:r>
+      <w:r>
+        <w:rPr>
+          <w:color w:val="808080"/>
+          <w:sz w:val="24"/>
+          <w:szCs w:val="24"/>
+        </w:rPr>
+        <w:t>Once you provision an instance of our professional services, you will then be able to pre-purchase blocks of hours which are valid to be consumed for 1 year after purchase.</w:t>
       </w:r>
       <w:r>
         <w:br/>
@@ -21490,7 +21490,7 @@
       </w:r>
       <w:hyperlink r:id="rId316">
         <w:r>
-          <w:t>https://agentsupport.biw-integrations.com/guide/nominations</w:t>
+          <w:t>https://neuralseek.com</w:t>
         </w:r>
       </w:hyperlink>
       <w:r>
@@ -21551,21 +21551,21 @@
           <w:sz w:val="28"/>
           <w:szCs w:val="28"/>
         </w:rPr>
-        <w:t xml:space="preserve">     OpenPages</w:t>
-      </w:r>
-      <w:r>
-        <w:br/>
-      </w:r>
-      <w:r>
-        <w:br/>
-      </w:r>
-      <w:r>
-        <w:rPr>
-          <w:color w:val="808080"/>
-          <w:sz w:val="24"/>
-          <w:szCs w:val="24"/>
-        </w:rPr>
-        <w:t>Run an AI-driven, highly scalable, governance, risk and compliance (GRC) solution on any cloud. Centralize siloed risk management functions within a single environment designed to help you identify, manage, monitor and report on risk and regulatory compliance, especially in today’s changing business landscape.</w:t>
+        <w:t xml:space="preserve">     Nomination Agent</w:t>
+      </w:r>
+      <w:r>
+        <w:br/>
+      </w:r>
+      <w:r>
+        <w:br/>
+      </w:r>
+      <w:r>
+        <w:rPr>
+          <w:color w:val="808080"/>
+          <w:sz w:val="24"/>
+          <w:szCs w:val="24"/>
+        </w:rPr>
+        <w:t>Nomination Agent is an AI-powered tool that transforms how organizations manage employee recognition through nomination-based programs. Whether it’s for a President’s Award, Innovator of the Year, or any high-impact honor, Nomination Agent helps surface the most meaningful submissions by analyzing nominations for quality, alignment to company values, and overall impact. Using advanced language models and ideal criteria benchmarks, it delivers automated recommendations that reduce manual review time, minimize bias, and improve decision-making. The result is a faster, fairer, and more inspiring recognition process that saves time, lowers costs, and ensures every standout story gets the attention it deserves.</w:t>
       </w:r>
       <w:r>
         <w:br/>
@@ -21580,7 +21580,7 @@
       </w:r>
       <w:hyperlink r:id="rId318">
         <w:r>
-          <w:t>https://cloud.ibm.com/docs/openpages?topic=openpages-gettingstartedtutorial</w:t>
+          <w:t>https://agentsupport.biw-integrations.com/guide/nominations</w:t>
         </w:r>
       </w:hyperlink>
       <w:r>
@@ -21641,21 +21641,21 @@
           <w:sz w:val="28"/>
           <w:szCs w:val="28"/>
         </w:rPr>
-        <w:t xml:space="preserve">     Partner with Technology Expert Labs</w:t>
-      </w:r>
-      <w:r>
-        <w:br/>
-      </w:r>
-      <w:r>
-        <w:br/>
-      </w:r>
-      <w:r>
-        <w:rPr>
-          <w:color w:val="808080"/>
-          <w:sz w:val="24"/>
-          <w:szCs w:val="24"/>
-        </w:rPr>
-        <w:t>Engage with IBM expert to build a more meaningful application for your users. Get the most out of your IBM Cloud account by working with either of our consulting practices: IBM Cloud Expert Labs or Data and AI Expert Labs &amp; Learning.</w:t>
+        <w:t xml:space="preserve">     OpenPages</w:t>
+      </w:r>
+      <w:r>
+        <w:br/>
+      </w:r>
+      <w:r>
+        <w:br/>
+      </w:r>
+      <w:r>
+        <w:rPr>
+          <w:color w:val="808080"/>
+          <w:sz w:val="24"/>
+          <w:szCs w:val="24"/>
+        </w:rPr>
+        <w:t>Run an AI-driven, highly scalable, governance, risk and compliance (GRC) solution on any cloud. Centralize siloed risk management functions within a single environment designed to help you identify, manage, monitor and report on risk and regulatory compliance, especially in today’s changing business landscape.</w:t>
       </w:r>
       <w:r>
         <w:br/>
@@ -21670,7 +21670,7 @@
       </w:r>
       <w:hyperlink r:id="rId320">
         <w:r>
-          <w:t>https://console.cloud.ibm.com/docs/services/consult-with-icg-wes/</w:t>
+          <w:t>https://cloud.ibm.com/docs/openpages?topic=openpages-gettingstartedtutorial</w:t>
         </w:r>
       </w:hyperlink>
       <w:r>
@@ -21731,44 +21731,21 @@
           <w:sz w:val="28"/>
           <w:szCs w:val="28"/>
         </w:rPr>
-        <w:t xml:space="preserve">     Patient Facing AI Agent for Healthcare Companies</w:t>
-      </w:r>
-      <w:r>
-        <w:br/>
-      </w:r>
-      <w:r>
-        <w:br/>
-      </w:r>
-      <w:r>
-        <w:rPr>
-          <w:color w:val="808080"/>
-          <w:sz w:val="24"/>
-          <w:szCs w:val="24"/>
-        </w:rPr>
-        <w:t>This IBM Watsonx Orchestrate Powered Patient AI Agent (Sofie) helps both prospective and existing patients with healthcare needs such as assessments, appointment scheduling, and managing interactions across the entire patient journey. Hospitals and healthcare clinics can use it to deliver better patient experiences while reducing operational workload. The solution is HIPAA compliant and built to extend into electronic health record (EHR) systems such as NextGen and others, depending on the customer’s environment.</w:t>
-      </w:r>
-      <w:r>
-        <w:br/>
-      </w:r>
-      <w:r>
-        <w:br/>
-      </w:r>
-      <w:r>
-        <w:rPr>
-          <w:color w:val="808080"/>
-          <w:sz w:val="24"/>
-          <w:szCs w:val="24"/>
-        </w:rPr>
-        <w:t>The AI Agent works seamlessly across channels—including voice, web, and leading social platforms like WhatsApp, Instagram, and Facebook—making patient engagement easy, intuitive, and always accessible.</w:t>
-      </w:r>
-      <w:r>
-        <w:br/>
-      </w:r>
-      <w:r>
-        <w:br/>
-      </w:r>
-      <w:r>
-        <w:br/>
+        <w:t xml:space="preserve">     Partner with Technology Expert Labs</w:t>
+      </w:r>
+      <w:r>
+        <w:br/>
+      </w:r>
+      <w:r>
+        <w:br/>
+      </w:r>
+      <w:r>
+        <w:rPr>
+          <w:color w:val="808080"/>
+          <w:sz w:val="24"/>
+          <w:szCs w:val="24"/>
+        </w:rPr>
+        <w:t>Engage with IBM expert to build a more meaningful application for your users. Get the most out of your IBM Cloud account by working with either of our consulting practices: IBM Cloud Expert Labs or Data and AI Expert Labs &amp; Learning.</w:t>
       </w:r>
       <w:r>
         <w:br/>
@@ -21783,7 +21760,7 @@
       </w:r>
       <w:hyperlink r:id="rId322">
         <w:r>
-          <w:t>https://www.streebo.com/chatbot-for-healthcare</w:t>
+          <w:t>https://console.cloud.ibm.com/docs/services/consult-with-icg-wes/</w:t>
         </w:r>
       </w:hyperlink>
       <w:r>
@@ -21844,21 +21821,44 @@
           <w:sz w:val="28"/>
           <w:szCs w:val="28"/>
         </w:rPr>
-        <w:t xml:space="preserve">     Placement Groups for VPC</w:t>
-      </w:r>
-      <w:r>
-        <w:br/>
-      </w:r>
-      <w:r>
-        <w:br/>
-      </w:r>
-      <w:r>
-        <w:rPr>
-          <w:color w:val="808080"/>
-          <w:sz w:val="24"/>
-          <w:szCs w:val="24"/>
-        </w:rPr>
-        <w:t>Placement Groups with Anti-Affinity placement rules enable customers to specify placement of VPC VSIs for improved disaster / outage avoidance.</w:t>
+        <w:t xml:space="preserve">     Patient Facing AI Agent for Healthcare Companies</w:t>
+      </w:r>
+      <w:r>
+        <w:br/>
+      </w:r>
+      <w:r>
+        <w:br/>
+      </w:r>
+      <w:r>
+        <w:rPr>
+          <w:color w:val="808080"/>
+          <w:sz w:val="24"/>
+          <w:szCs w:val="24"/>
+        </w:rPr>
+        <w:t>This IBM Watsonx Orchestrate Powered Patient AI Agent (Sofie) helps both prospective and existing patients with healthcare needs such as assessments, appointment scheduling, and managing interactions across the entire patient journey. Hospitals and healthcare clinics can use it to deliver better patient experiences while reducing operational workload. The solution is HIPAA compliant and built to extend into electronic health record (EHR) systems such as NextGen and others, depending on the customer’s environment.</w:t>
+      </w:r>
+      <w:r>
+        <w:br/>
+      </w:r>
+      <w:r>
+        <w:br/>
+      </w:r>
+      <w:r>
+        <w:rPr>
+          <w:color w:val="808080"/>
+          <w:sz w:val="24"/>
+          <w:szCs w:val="24"/>
+        </w:rPr>
+        <w:t>The AI Agent works seamlessly across channels—including voice, web, and leading social platforms like WhatsApp, Instagram, and Facebook—making patient engagement easy, intuitive, and always accessible.</w:t>
+      </w:r>
+      <w:r>
+        <w:br/>
+      </w:r>
+      <w:r>
+        <w:br/>
+      </w:r>
+      <w:r>
+        <w:br/>
       </w:r>
       <w:r>
         <w:br/>
@@ -21873,7 +21873,7 @@
       </w:r>
       <w:hyperlink r:id="rId324">
         <w:r>
-          <w:t>https://cloud.ibm.com/docs/vpc?topic=vpc-getting-started</w:t>
+          <w:t>https://www.streebo.com/chatbot-for-healthcare</w:t>
         </w:r>
       </w:hyperlink>
       <w:r>
@@ -21934,21 +21934,21 @@
           <w:sz w:val="28"/>
           <w:szCs w:val="28"/>
         </w:rPr>
-        <w:t xml:space="preserve">     Planning Analytics</w:t>
-      </w:r>
-      <w:r>
-        <w:br/>
-      </w:r>
-      <w:r>
-        <w:br/>
-      </w:r>
-      <w:r>
-        <w:rPr>
-          <w:color w:val="808080"/>
-          <w:sz w:val="24"/>
-          <w:szCs w:val="24"/>
-        </w:rPr>
-        <w:t>IBM Planning Analytics  as a Service is a fully managed,  collaborative, enterprise-scalable budgeting, planning, analytics, profitability, modeling and reporting solution deployed on AWS. These applications are supported by the highly available Planning Analytics in memory engine that provides on-demand analytics of complex multidimensional data in real time.</w:t>
+        <w:t xml:space="preserve">     Placement Groups for VPC</w:t>
+      </w:r>
+      <w:r>
+        <w:br/>
+      </w:r>
+      <w:r>
+        <w:br/>
+      </w:r>
+      <w:r>
+        <w:rPr>
+          <w:color w:val="808080"/>
+          <w:sz w:val="24"/>
+          <w:szCs w:val="24"/>
+        </w:rPr>
+        <w:t>Placement Groups with Anti-Affinity placement rules enable customers to specify placement of VPC VSIs for improved disaster / outage avoidance.</w:t>
       </w:r>
       <w:r>
         <w:br/>
@@ -21963,7 +21963,7 @@
       </w:r>
       <w:hyperlink r:id="rId326">
         <w:r>
-          <w:t>https://www.ibm.com/docs/en/planning-analytics/2.0.0?topic=service-get-started-planning-analytics-as</w:t>
+          <w:t>https://cloud.ibm.com/docs/vpc?topic=vpc-getting-started</w:t>
         </w:r>
       </w:hyperlink>
       <w:r>
@@ -22024,38 +22024,21 @@
           <w:sz w:val="28"/>
           <w:szCs w:val="28"/>
         </w:rPr>
-        <w:t xml:space="preserve">     Portworx Enterprise</w:t>
-      </w:r>
-      <w:r>
-        <w:br/>
-      </w:r>
-      <w:r>
-        <w:br/>
-      </w:r>
-      <w:r>
-        <w:rPr>
-          <w:color w:val="808080"/>
-          <w:sz w:val="24"/>
-          <w:szCs w:val="24"/>
-        </w:rPr>
-        <w:t>Portworx-Enterprise is the most widely-used and reliable cloud-native storage solution for production workloads and provides high-availability, data protection and security for containerized applications.</w:t>
-      </w:r>
-      <w:r>
-        <w:br/>
-      </w:r>
-      <w:r>
-        <w:br/>
-      </w:r>
-      <w:r>
-        <w:rPr>
-          <w:color w:val="808080"/>
-          <w:sz w:val="24"/>
-          <w:szCs w:val="24"/>
-        </w:rPr>
-        <w:t>To learn more about the Portworx Enterprise the data platform for Kubernetes, platform features, please visit our product features page  https://portworx.com/products/features/.</w:t>
-      </w:r>
-      <w:r>
-        <w:br/>
+        <w:t xml:space="preserve">     Planning Analytics</w:t>
+      </w:r>
+      <w:r>
+        <w:br/>
+      </w:r>
+      <w:r>
+        <w:br/>
+      </w:r>
+      <w:r>
+        <w:rPr>
+          <w:color w:val="808080"/>
+          <w:sz w:val="24"/>
+          <w:szCs w:val="24"/>
+        </w:rPr>
+        <w:t>IBM Planning Analytics  as a Service is a fully managed,  collaborative, enterprise-scalable budgeting, planning, analytics, profitability, modeling and reporting solution deployed on AWS. These applications are supported by the highly available Planning Analytics in memory engine that provides on-demand analytics of complex multidimensional data in real time.</w:t>
       </w:r>
       <w:r>
         <w:br/>
@@ -22070,7 +22053,7 @@
       </w:r>
       <w:hyperlink r:id="rId328">
         <w:r>
-          <w:t>https://docs.portworx.com/portworx-enterprise/install-portworx/kubernetes/ibm</w:t>
+          <w:t>https://www.ibm.com/docs/en/planning-analytics/2.0.0?topic=service-get-started-planning-analytics-as</w:t>
         </w:r>
       </w:hyperlink>
       <w:r>
@@ -22131,21 +22114,38 @@
           <w:sz w:val="28"/>
           <w:szCs w:val="28"/>
         </w:rPr>
-        <w:t xml:space="preserve">     Power Enterprise Pools Metered Capacity Integration</w:t>
-      </w:r>
-      <w:r>
-        <w:br/>
-      </w:r>
-      <w:r>
-        <w:br/>
-      </w:r>
-      <w:r>
-        <w:rPr>
-          <w:color w:val="808080"/>
-          <w:sz w:val="24"/>
-          <w:szCs w:val="24"/>
-        </w:rPr>
-        <w:t>Enable IT teams to deploy AIX, IBM i, and Linux applications more affordably and flexibly across a hybrid Power environment by integrating charges for pay-per-use compute resources on systems both on-premises and in the public cloud. Connect a Power Enterprise Pools 2.0 to a Power Virtual Server Enterprise Savings Plan (ESP) to have any charges for consumption of Metered Capacity in an on-premises Power Enterprise Pool invoiced alongside Power Virtual Server and other IBM Cloud services in a single, consolidated invoice from IBM Cloud.  Have on-premises Metered Capacity consumption count toward any committed spend of a PowerVS Cloud ESP.</w:t>
+        <w:t xml:space="preserve">     Portworx Enterprise</w:t>
+      </w:r>
+      <w:r>
+        <w:br/>
+      </w:r>
+      <w:r>
+        <w:br/>
+      </w:r>
+      <w:r>
+        <w:rPr>
+          <w:color w:val="808080"/>
+          <w:sz w:val="24"/>
+          <w:szCs w:val="24"/>
+        </w:rPr>
+        <w:t>Portworx-Enterprise is the most widely-used and reliable cloud-native storage solution for production workloads and provides high-availability, data protection and security for containerized applications.</w:t>
+      </w:r>
+      <w:r>
+        <w:br/>
+      </w:r>
+      <w:r>
+        <w:br/>
+      </w:r>
+      <w:r>
+        <w:rPr>
+          <w:color w:val="808080"/>
+          <w:sz w:val="24"/>
+          <w:szCs w:val="24"/>
+        </w:rPr>
+        <w:t>To learn more about the Portworx Enterprise the data platform for Kubernetes, platform features, please visit our product features page  https://portworx.com/products/features/.</w:t>
+      </w:r>
+      <w:r>
+        <w:br/>
       </w:r>
       <w:r>
         <w:br/>
@@ -22160,7 +22160,7 @@
       </w:r>
       <w:hyperlink r:id="rId330">
         <w:r>
-          <w:t>https://cloud.ibm.com/docs/power-enterprise-pools-connector</w:t>
+          <w:t>https://docs.portworx.com/portworx-enterprise/install-portworx/kubernetes/ibm</w:t>
         </w:r>
       </w:hyperlink>
       <w:r>
@@ -22221,274 +22221,21 @@
           <w:sz w:val="28"/>
           <w:szCs w:val="28"/>
         </w:rPr>
-        <w:t xml:space="preserve">     Power i Migrate 23 Services</w:t>
-      </w:r>
-      <w:r>
-        <w:br/>
-      </w:r>
-      <w:r>
-        <w:br/>
-      </w:r>
-      <w:r>
-        <w:rPr>
-          <w:color w:val="808080"/>
-          <w:sz w:val="24"/>
-          <w:szCs w:val="24"/>
-        </w:rPr>
-        <w:t xml:space="preserve">BUS4i "SystemCopy - Migrate 23" Professional Services: </w:t>
-      </w:r>
-      <w:r>
-        <w:br/>
-      </w:r>
-      <w:r>
-        <w:rPr>
-          <w:color w:val="808080"/>
-          <w:sz w:val="24"/>
-          <w:szCs w:val="24"/>
-        </w:rPr>
-        <w:t>Book the corresponding professional service for our Migrate 23 offering here in the catalog.</w:t>
-      </w:r>
-      <w:r>
-        <w:br/>
-      </w:r>
-      <w:r>
-        <w:br/>
-      </w:r>
-      <w:r>
-        <w:rPr>
-          <w:color w:val="808080"/>
-          <w:sz w:val="24"/>
-          <w:szCs w:val="24"/>
-        </w:rPr>
-        <w:t xml:space="preserve">Hassle-Free IBM i System Migrations </w:t>
-      </w:r>
-      <w:r>
-        <w:br/>
-      </w:r>
-      <w:r>
-        <w:br/>
-      </w:r>
-      <w:r>
-        <w:rPr>
-          <w:color w:val="808080"/>
-          <w:sz w:val="24"/>
-          <w:szCs w:val="24"/>
-        </w:rPr>
-        <w:t>Overview:</w:t>
-      </w:r>
-      <w:r>
-        <w:br/>
-      </w:r>
-      <w:r>
-        <w:rPr>
-          <w:color w:val="808080"/>
-          <w:sz w:val="24"/>
-          <w:szCs w:val="24"/>
-        </w:rPr>
-        <w:t xml:space="preserve">For businesses seeking expert assistance with migrating their IBM i systems, BUS4i "SystemCopy - Migrate 23" Professional Services offers a comprehensive, hands-on solution. Whether you're moving to a new IBM i server or transitioning to the PowerVS cloud, our professional services team takes care of the entire migration process from start to finish. </w:t>
-      </w:r>
-      <w:r>
-        <w:br/>
-      </w:r>
-      <w:r>
-        <w:br/>
-      </w:r>
-      <w:r>
-        <w:rPr>
-          <w:color w:val="808080"/>
-          <w:sz w:val="24"/>
-          <w:szCs w:val="24"/>
-        </w:rPr>
-        <w:t>Why Choose Our Professional Services?</w:t>
-      </w:r>
-      <w:r>
-        <w:br/>
-      </w:r>
-      <w:r>
-        <w:rPr>
-          <w:color w:val="808080"/>
-          <w:sz w:val="24"/>
-          <w:szCs w:val="24"/>
-        </w:rPr>
-        <w:t>- Expert-Led Migration: Let our team of seasoned professionals handle the complexities of your IBM i system migration. With years of experience, we ensure a seamless and efficient transition.</w:t>
-      </w:r>
-      <w:r>
-        <w:br/>
-      </w:r>
-      <w:r>
-        <w:rPr>
-          <w:color w:val="808080"/>
-          <w:sz w:val="24"/>
-          <w:szCs w:val="24"/>
-        </w:rPr>
-        <w:t>- Turnkey Solution: We manage the entire migration process for you, from initial planning and data capture to final system setup, ensuring your new environment is an exact replica of your original system.</w:t>
-      </w:r>
-      <w:r>
-        <w:br/>
-      </w:r>
-      <w:r>
-        <w:rPr>
-          <w:color w:val="808080"/>
-          <w:sz w:val="24"/>
-          <w:szCs w:val="24"/>
-        </w:rPr>
-        <w:t>- Tailored to Your Needs: Every business is unique, and so are its migration needs. We customize our approach to fit your specific requirements, ensuring a smooth and hassle-free migration experience.</w:t>
-      </w:r>
-      <w:r>
-        <w:br/>
-      </w:r>
-      <w:r>
-        <w:br/>
-      </w:r>
-      <w:r>
-        <w:rPr>
-          <w:color w:val="808080"/>
-          <w:sz w:val="24"/>
-          <w:szCs w:val="24"/>
-        </w:rPr>
-        <w:t>Key Benefits:</w:t>
-      </w:r>
-      <w:r>
-        <w:br/>
-      </w:r>
-      <w:r>
-        <w:br/>
-      </w:r>
-      <w:r>
-        <w:rPr>
-          <w:color w:val="808080"/>
-          <w:sz w:val="24"/>
-          <w:szCs w:val="24"/>
-        </w:rPr>
-        <w:t>- Reduced Downtime: Our experts work efficiently to minimize downtime, ensuring that your business operations experience as little disruption as possible during the migration.</w:t>
-      </w:r>
-      <w:r>
-        <w:br/>
-      </w:r>
-      <w:r>
-        <w:rPr>
-          <w:color w:val="808080"/>
-          <w:sz w:val="24"/>
-          <w:szCs w:val="24"/>
-        </w:rPr>
-        <w:t>- Minimized Risk: By entrusting your migration to our experienced team, you reduce the risk of errors and issues, guaranteeing a successful transition.</w:t>
-      </w:r>
-      <w:r>
-        <w:br/>
-      </w:r>
-      <w:r>
-        <w:rPr>
-          <w:color w:val="808080"/>
-          <w:sz w:val="24"/>
-          <w:szCs w:val="24"/>
-        </w:rPr>
-        <w:t>- Resource Savings: Avoid the challenges and time-consuming tasks associated with system migrations. Our professional services team takes care of everything, allowing your team to focus on core business activities.</w:t>
-      </w:r>
-      <w:r>
-        <w:br/>
-      </w:r>
-      <w:r>
-        <w:rPr>
-          <w:color w:val="808080"/>
-          <w:sz w:val="24"/>
-          <w:szCs w:val="24"/>
-        </w:rPr>
-        <w:t>- Ongoing Support: Beyond the migration, we provide ongoing support to ensure that your new system operates smoothly, with minimal issues post-migration.</w:t>
-      </w:r>
-      <w:r>
-        <w:br/>
-      </w:r>
-      <w:r>
-        <w:br/>
-      </w:r>
-      <w:r>
-        <w:rPr>
-          <w:color w:val="808080"/>
-          <w:sz w:val="24"/>
-          <w:szCs w:val="24"/>
-        </w:rPr>
-        <w:t>How It Works:</w:t>
-      </w:r>
-      <w:r>
-        <w:br/>
-      </w:r>
-      <w:r>
-        <w:br/>
-      </w:r>
-      <w:r>
-        <w:rPr>
-          <w:color w:val="808080"/>
-          <w:sz w:val="24"/>
-          <w:szCs w:val="24"/>
-        </w:rPr>
-        <w:t>Our BUS4i "SystemCopy - Migrate 23" Professional Services team employs the same advanced technology behind our software, coupled with expert oversight and tailored support. We begin with a comprehensive assessment of your existing IBM i system, followed by a meticulous migration plan designed to meet your specific business needs. The process involves capturing your system’s data and configurations, which are then securely transferred and restored onto your new environment. Our team ensures that every detail is handled with precision, from the initial setup to post-migration testing and support.</w:t>
-      </w:r>
-      <w:r>
-        <w:br/>
-      </w:r>
-      <w:r>
-        <w:br/>
-      </w:r>
-      <w:r>
-        <w:rPr>
-          <w:color w:val="808080"/>
-          <w:sz w:val="24"/>
-          <w:szCs w:val="24"/>
-        </w:rPr>
-        <w:t>Benefits for Your Business:</w:t>
-      </w:r>
-      <w:r>
-        <w:br/>
-      </w:r>
-      <w:r>
-        <w:rPr>
-          <w:color w:val="808080"/>
-          <w:sz w:val="24"/>
-          <w:szCs w:val="24"/>
-        </w:rPr>
-        <w:t>- Stress-Free Migration: With our professionals handling the migration, you can rest easy knowing that your IBM i system is in expert hands.</w:t>
-      </w:r>
-      <w:r>
-        <w:br/>
-      </w:r>
-      <w:r>
-        <w:rPr>
-          <w:color w:val="808080"/>
-          <w:sz w:val="24"/>
-          <w:szCs w:val="24"/>
-        </w:rPr>
-        <w:t>- Cost-Effective: By avoiding potential pitfalls and reducing downtime, our services help you save on costs associated with prolonged migrations or system issues.</w:t>
-      </w:r>
-      <w:r>
-        <w:br/>
-      </w:r>
-      <w:r>
-        <w:br/>
-      </w:r>
-      <w:r>
-        <w:br/>
-      </w:r>
-      <w:r>
-        <w:rPr>
-          <w:color w:val="808080"/>
-          <w:sz w:val="24"/>
-          <w:szCs w:val="24"/>
-        </w:rPr>
-        <w:t>Considering a Migration?</w:t>
-      </w:r>
-      <w:r>
-        <w:br/>
-      </w:r>
-      <w:r>
-        <w:rPr>
-          <w:color w:val="808080"/>
-          <w:sz w:val="24"/>
-          <w:szCs w:val="24"/>
-        </w:rPr>
-        <w:t>If you’re planning to migrate your IBM i system and prefer expert assistance, BUS4i "SystemCopy - Migrate 23" Professional Services is the ideal solution. Let our experienced team manage the migration process for you, ensuring a smooth, efficient, and worry-free transition. Focus on running your business while we take care of the technical complexities.</w:t>
-      </w:r>
-      <w:r>
-        <w:br/>
+        <w:t xml:space="preserve">     Power Enterprise Pools Metered Capacity Integration</w:t>
+      </w:r>
+      <w:r>
+        <w:br/>
+      </w:r>
+      <w:r>
+        <w:br/>
+      </w:r>
+      <w:r>
+        <w:rPr>
+          <w:color w:val="808080"/>
+          <w:sz w:val="24"/>
+          <w:szCs w:val="24"/>
+        </w:rPr>
+        <w:t>Enable IT teams to deploy AIX, IBM i, and Linux applications more affordably and flexibly across a hybrid Power environment by integrating charges for pay-per-use compute resources on systems both on-premises and in the public cloud. Connect a Power Enterprise Pools 2.0 to a Power Virtual Server Enterprise Savings Plan (ESP) to have any charges for consumption of Metered Capacity in an on-premises Power Enterprise Pool invoiced alongside Power Virtual Server and other IBM Cloud services in a single, consolidated invoice from IBM Cloud.  Have on-premises Metered Capacity consumption count toward any committed spend of a PowerVS Cloud ESP.</w:t>
       </w:r>
       <w:r>
         <w:br/>
@@ -22503,7 +22250,7 @@
       </w:r>
       <w:hyperlink r:id="rId332">
         <w:r>
-          <w:t>https://wiki.bus4i.com/bin/view/Main/BUS4i/BUS4i%20Service%20Information</w:t>
+          <w:t>https://cloud.ibm.com/docs/power-enterprise-pools-connector</w:t>
         </w:r>
       </w:hyperlink>
       <w:r>
@@ -22564,160 +22311,274 @@
           <w:sz w:val="28"/>
           <w:szCs w:val="28"/>
         </w:rPr>
-        <w:t xml:space="preserve">     Power i Migrate While Active Services</w:t>
-      </w:r>
-      <w:r>
-        <w:br/>
-      </w:r>
-      <w:r>
-        <w:br/>
-      </w:r>
-      <w:r>
-        <w:rPr>
-          <w:color w:val="808080"/>
-          <w:sz w:val="24"/>
-          <w:szCs w:val="24"/>
-        </w:rPr>
-        <w:t>BUS4i "Migrate While Active" Professional Services can ensure a smooth and efficient migration of your Power i system to a PowerVM in PowerVS or any other Power i system anywhere in the world without disruption to your daily operations.</w:t>
-      </w:r>
-      <w:r>
-        <w:br/>
-      </w:r>
-      <w:r>
-        <w:br/>
-      </w:r>
-      <w:r>
-        <w:rPr>
-          <w:color w:val="808080"/>
-          <w:sz w:val="24"/>
-          <w:szCs w:val="24"/>
-        </w:rPr>
-        <w:t>Imagine this: you need to move your entire business infrastructure from your current Power i system to a PowerVM environment in PowerVS. This process can be daunting, especially if you're concerned about downtime and its impact on your business.  Here's where BUS4i "Migrate While Active" Professional Services comes in. We specialize in performing these migrations seamlessly,  with zero downtime during your regular office hours. This means:</w:t>
-      </w:r>
-      <w:r>
-        <w:br/>
-      </w:r>
-      <w:r>
-        <w:br/>
-      </w:r>
-      <w:r>
-        <w:rPr>
-          <w:color w:val="808080"/>
-          <w:sz w:val="24"/>
-          <w:szCs w:val="24"/>
-        </w:rPr>
-        <w:t>- No interruption to your workday: Your employees can continue using your critical business applications throughout the migration process. There won't be any unexpected system shutdowns or periods of inaccessibility.</w:t>
-      </w:r>
-      <w:r>
-        <w:br/>
-      </w:r>
-      <w:r>
-        <w:rPr>
-          <w:color w:val="808080"/>
-          <w:sz w:val="24"/>
-          <w:szCs w:val="24"/>
-        </w:rPr>
-        <w:t>- Minimal impact on productivity: By eliminating downtime, we ensure your team can maintain their productivity levels throughout the entire migration. No need to worry about lost work hours due to system outages.</w:t>
-      </w:r>
-      <w:r>
-        <w:br/>
-      </w:r>
-      <w:r>
-        <w:rPr>
-          <w:color w:val="808080"/>
-          <w:sz w:val="24"/>
-          <w:szCs w:val="24"/>
-        </w:rPr>
-        <w:t>- Reduced risk and stress: Our experienced team will handle the entire migration process, minimizing the risk of errors and ensuring a smooth transition. You can focus on your core business activities with complete peace of mind.</w:t>
-      </w:r>
-      <w:r>
-        <w:br/>
-      </w:r>
-      <w:r>
-        <w:br/>
-      </w:r>
-      <w:r>
-        <w:rPr>
-          <w:color w:val="808080"/>
-          <w:sz w:val="24"/>
-          <w:szCs w:val="24"/>
-        </w:rPr>
-        <w:t>So, how exactly do we achieve this? BUS4i "Migrate While Active" Professional Services utilizes a proven methodology that combines advanced tools and expertise to migrate your Power i system to PowerVM in a non-disruptive manner. Here's a simplified breakdown of the process:</w:t>
-      </w:r>
-      <w:r>
-        <w:br/>
-      </w:r>
-      <w:r>
-        <w:br/>
-      </w:r>
-      <w:r>
-        <w:rPr>
-          <w:color w:val="808080"/>
-          <w:sz w:val="24"/>
-          <w:szCs w:val="24"/>
-        </w:rPr>
-        <w:t>1. Planning and Assessment: We'll work closely with you to understand your specific requirements and develop a customized migration plan. This plan will account for your system configuration, applications, and workload to ensure a seamless transition.</w:t>
-      </w:r>
-      <w:r>
-        <w:br/>
-      </w:r>
-      <w:r>
-        <w:rPr>
-          <w:color w:val="808080"/>
-          <w:sz w:val="24"/>
-          <w:szCs w:val="24"/>
-        </w:rPr>
-        <w:t>2. Data and Application Migration: Using specialized tools and techniques, we'll migrate your data and applications from your Power i system to the new PowerVM environment. This process is designed to minimize disruption and ensure data integrity.</w:t>
-      </w:r>
-      <w:r>
-        <w:br/>
-      </w:r>
-      <w:r>
-        <w:rPr>
-          <w:color w:val="808080"/>
-          <w:sz w:val="24"/>
-          <w:szCs w:val="24"/>
-        </w:rPr>
-        <w:t>3. Testing and Validation: Once the migration is complete, we'll perform rigorous testing of the synchronicity in the new environment. This ensures a smooth transition for your end-users.</w:t>
-      </w:r>
-      <w:r>
-        <w:br/>
-      </w:r>
-      <w:r>
-        <w:rPr>
-          <w:color w:val="808080"/>
-          <w:sz w:val="24"/>
-          <w:szCs w:val="24"/>
-        </w:rPr>
-        <w:t>4. Cutover and Go-Live: With everything in place and thoroughly tested, we'll perform a final cutover to switch your operations to the new PowerVM environment. This process will be conducted during a pre-defined maintenance window to minimize any potential impact.</w:t>
-      </w:r>
-      <w:r>
-        <w:br/>
-      </w:r>
-      <w:r>
-        <w:br/>
-      </w:r>
-      <w:r>
-        <w:rPr>
-          <w:color w:val="808080"/>
-          <w:sz w:val="24"/>
-          <w:szCs w:val="24"/>
-        </w:rPr>
-        <w:t>Throughout the entire migration process, our team of experts will be available to answer your questions and address any concerns you may have. We understand the importance of clear communication, and we'll keep you informed every step of the way.</w:t>
-      </w:r>
-      <w:r>
-        <w:br/>
-      </w:r>
-      <w:r>
-        <w:br/>
-      </w:r>
-      <w:r>
-        <w:rPr>
-          <w:color w:val="808080"/>
-          <w:sz w:val="24"/>
-          <w:szCs w:val="24"/>
-        </w:rPr>
-        <w:t>By choosing BUS4i "Migrate While Active" Professional Services, you can ensure a stress-free and efficient migration of your Power i system to PowerVM in PowerVS, without any disruption to your business operations.  Focus on what you do best, while we handle the technical complexities of the migration.</w:t>
+        <w:t xml:space="preserve">     Power i Migrate 23 Services</w:t>
+      </w:r>
+      <w:r>
+        <w:br/>
+      </w:r>
+      <w:r>
+        <w:br/>
+      </w:r>
+      <w:r>
+        <w:rPr>
+          <w:color w:val="808080"/>
+          <w:sz w:val="24"/>
+          <w:szCs w:val="24"/>
+        </w:rPr>
+        <w:t xml:space="preserve">BUS4i "SystemCopy - Migrate 23" Professional Services: </w:t>
+      </w:r>
+      <w:r>
+        <w:br/>
+      </w:r>
+      <w:r>
+        <w:rPr>
+          <w:color w:val="808080"/>
+          <w:sz w:val="24"/>
+          <w:szCs w:val="24"/>
+        </w:rPr>
+        <w:t>Book the corresponding professional service for our Migrate 23 offering here in the catalog.</w:t>
+      </w:r>
+      <w:r>
+        <w:br/>
+      </w:r>
+      <w:r>
+        <w:br/>
+      </w:r>
+      <w:r>
+        <w:rPr>
+          <w:color w:val="808080"/>
+          <w:sz w:val="24"/>
+          <w:szCs w:val="24"/>
+        </w:rPr>
+        <w:t xml:space="preserve">Hassle-Free IBM i System Migrations </w:t>
+      </w:r>
+      <w:r>
+        <w:br/>
+      </w:r>
+      <w:r>
+        <w:br/>
+      </w:r>
+      <w:r>
+        <w:rPr>
+          <w:color w:val="808080"/>
+          <w:sz w:val="24"/>
+          <w:szCs w:val="24"/>
+        </w:rPr>
+        <w:t>Overview:</w:t>
+      </w:r>
+      <w:r>
+        <w:br/>
+      </w:r>
+      <w:r>
+        <w:rPr>
+          <w:color w:val="808080"/>
+          <w:sz w:val="24"/>
+          <w:szCs w:val="24"/>
+        </w:rPr>
+        <w:t xml:space="preserve">For businesses seeking expert assistance with migrating their IBM i systems, BUS4i "SystemCopy - Migrate 23" Professional Services offers a comprehensive, hands-on solution. Whether you're moving to a new IBM i server or transitioning to the PowerVS cloud, our professional services team takes care of the entire migration process from start to finish. </w:t>
+      </w:r>
+      <w:r>
+        <w:br/>
+      </w:r>
+      <w:r>
+        <w:br/>
+      </w:r>
+      <w:r>
+        <w:rPr>
+          <w:color w:val="808080"/>
+          <w:sz w:val="24"/>
+          <w:szCs w:val="24"/>
+        </w:rPr>
+        <w:t>Why Choose Our Professional Services?</w:t>
+      </w:r>
+      <w:r>
+        <w:br/>
+      </w:r>
+      <w:r>
+        <w:rPr>
+          <w:color w:val="808080"/>
+          <w:sz w:val="24"/>
+          <w:szCs w:val="24"/>
+        </w:rPr>
+        <w:t>- Expert-Led Migration: Let our team of seasoned professionals handle the complexities of your IBM i system migration. With years of experience, we ensure a seamless and efficient transition.</w:t>
+      </w:r>
+      <w:r>
+        <w:br/>
+      </w:r>
+      <w:r>
+        <w:rPr>
+          <w:color w:val="808080"/>
+          <w:sz w:val="24"/>
+          <w:szCs w:val="24"/>
+        </w:rPr>
+        <w:t>- Turnkey Solution: We manage the entire migration process for you, from initial planning and data capture to final system setup, ensuring your new environment is an exact replica of your original system.</w:t>
+      </w:r>
+      <w:r>
+        <w:br/>
+      </w:r>
+      <w:r>
+        <w:rPr>
+          <w:color w:val="808080"/>
+          <w:sz w:val="24"/>
+          <w:szCs w:val="24"/>
+        </w:rPr>
+        <w:t>- Tailored to Your Needs: Every business is unique, and so are its migration needs. We customize our approach to fit your specific requirements, ensuring a smooth and hassle-free migration experience.</w:t>
+      </w:r>
+      <w:r>
+        <w:br/>
+      </w:r>
+      <w:r>
+        <w:br/>
+      </w:r>
+      <w:r>
+        <w:rPr>
+          <w:color w:val="808080"/>
+          <w:sz w:val="24"/>
+          <w:szCs w:val="24"/>
+        </w:rPr>
+        <w:t>Key Benefits:</w:t>
+      </w:r>
+      <w:r>
+        <w:br/>
+      </w:r>
+      <w:r>
+        <w:br/>
+      </w:r>
+      <w:r>
+        <w:rPr>
+          <w:color w:val="808080"/>
+          <w:sz w:val="24"/>
+          <w:szCs w:val="24"/>
+        </w:rPr>
+        <w:t>- Reduced Downtime: Our experts work efficiently to minimize downtime, ensuring that your business operations experience as little disruption as possible during the migration.</w:t>
+      </w:r>
+      <w:r>
+        <w:br/>
+      </w:r>
+      <w:r>
+        <w:rPr>
+          <w:color w:val="808080"/>
+          <w:sz w:val="24"/>
+          <w:szCs w:val="24"/>
+        </w:rPr>
+        <w:t>- Minimized Risk: By entrusting your migration to our experienced team, you reduce the risk of errors and issues, guaranteeing a successful transition.</w:t>
+      </w:r>
+      <w:r>
+        <w:br/>
+      </w:r>
+      <w:r>
+        <w:rPr>
+          <w:color w:val="808080"/>
+          <w:sz w:val="24"/>
+          <w:szCs w:val="24"/>
+        </w:rPr>
+        <w:t>- Resource Savings: Avoid the challenges and time-consuming tasks associated with system migrations. Our professional services team takes care of everything, allowing your team to focus on core business activities.</w:t>
+      </w:r>
+      <w:r>
+        <w:br/>
+      </w:r>
+      <w:r>
+        <w:rPr>
+          <w:color w:val="808080"/>
+          <w:sz w:val="24"/>
+          <w:szCs w:val="24"/>
+        </w:rPr>
+        <w:t>- Ongoing Support: Beyond the migration, we provide ongoing support to ensure that your new system operates smoothly, with minimal issues post-migration.</w:t>
+      </w:r>
+      <w:r>
+        <w:br/>
+      </w:r>
+      <w:r>
+        <w:br/>
+      </w:r>
+      <w:r>
+        <w:rPr>
+          <w:color w:val="808080"/>
+          <w:sz w:val="24"/>
+          <w:szCs w:val="24"/>
+        </w:rPr>
+        <w:t>How It Works:</w:t>
+      </w:r>
+      <w:r>
+        <w:br/>
+      </w:r>
+      <w:r>
+        <w:br/>
+      </w:r>
+      <w:r>
+        <w:rPr>
+          <w:color w:val="808080"/>
+          <w:sz w:val="24"/>
+          <w:szCs w:val="24"/>
+        </w:rPr>
+        <w:t>Our BUS4i "SystemCopy - Migrate 23" Professional Services team employs the same advanced technology behind our software, coupled with expert oversight and tailored support. We begin with a comprehensive assessment of your existing IBM i system, followed by a meticulous migration plan designed to meet your specific business needs. The process involves capturing your system’s data and configurations, which are then securely transferred and restored onto your new environment. Our team ensures that every detail is handled with precision, from the initial setup to post-migration testing and support.</w:t>
+      </w:r>
+      <w:r>
+        <w:br/>
+      </w:r>
+      <w:r>
+        <w:br/>
+      </w:r>
+      <w:r>
+        <w:rPr>
+          <w:color w:val="808080"/>
+          <w:sz w:val="24"/>
+          <w:szCs w:val="24"/>
+        </w:rPr>
+        <w:t>Benefits for Your Business:</w:t>
+      </w:r>
+      <w:r>
+        <w:br/>
+      </w:r>
+      <w:r>
+        <w:rPr>
+          <w:color w:val="808080"/>
+          <w:sz w:val="24"/>
+          <w:szCs w:val="24"/>
+        </w:rPr>
+        <w:t>- Stress-Free Migration: With our professionals handling the migration, you can rest easy knowing that your IBM i system is in expert hands.</w:t>
+      </w:r>
+      <w:r>
+        <w:br/>
+      </w:r>
+      <w:r>
+        <w:rPr>
+          <w:color w:val="808080"/>
+          <w:sz w:val="24"/>
+          <w:szCs w:val="24"/>
+        </w:rPr>
+        <w:t>- Cost-Effective: By avoiding potential pitfalls and reducing downtime, our services help you save on costs associated with prolonged migrations or system issues.</w:t>
+      </w:r>
+      <w:r>
+        <w:br/>
+      </w:r>
+      <w:r>
+        <w:br/>
+      </w:r>
+      <w:r>
+        <w:br/>
+      </w:r>
+      <w:r>
+        <w:rPr>
+          <w:color w:val="808080"/>
+          <w:sz w:val="24"/>
+          <w:szCs w:val="24"/>
+        </w:rPr>
+        <w:t>Considering a Migration?</w:t>
+      </w:r>
+      <w:r>
+        <w:br/>
+      </w:r>
+      <w:r>
+        <w:rPr>
+          <w:color w:val="808080"/>
+          <w:sz w:val="24"/>
+          <w:szCs w:val="24"/>
+        </w:rPr>
+        <w:t>If you’re planning to migrate your IBM i system and prefer expert assistance, BUS4i "SystemCopy - Migrate 23" Professional Services is the ideal solution. Let our experienced team manage the migration process for you, ensuring a smooth, efficient, and worry-free transition. Focus on running your business while we take care of the technical complexities.</w:t>
+      </w:r>
+      <w:r>
+        <w:br/>
       </w:r>
       <w:r>
         <w:br/>
@@ -22793,21 +22654,160 @@
           <w:sz w:val="28"/>
           <w:szCs w:val="28"/>
         </w:rPr>
-        <w:t xml:space="preserve">     Power Virtual Server</w:t>
-      </w:r>
-      <w:r>
-        <w:br/>
-      </w:r>
-      <w:r>
-        <w:br/>
-      </w:r>
-      <w:r>
-        <w:rPr>
-          <w:color w:val="808080"/>
-          <w:sz w:val="24"/>
-          <w:szCs w:val="24"/>
-        </w:rPr>
-        <w:t>Power Systems Virtual Server projects deliver flexible compute capacity for Power Systems workloads. Integrated with the IBM Cloud platform for on-demand provisioning, this offering provides a secure and scalable server virtualization environment built upon the advanced RAS features and leading performance of the Power Systems™ platform.</w:t>
+        <w:t xml:space="preserve">     Power i Migrate While Active Services</w:t>
+      </w:r>
+      <w:r>
+        <w:br/>
+      </w:r>
+      <w:r>
+        <w:br/>
+      </w:r>
+      <w:r>
+        <w:rPr>
+          <w:color w:val="808080"/>
+          <w:sz w:val="24"/>
+          <w:szCs w:val="24"/>
+        </w:rPr>
+        <w:t>BUS4i "Migrate While Active" Professional Services can ensure a smooth and efficient migration of your Power i system to a PowerVM in PowerVS or any other Power i system anywhere in the world without disruption to your daily operations.</w:t>
+      </w:r>
+      <w:r>
+        <w:br/>
+      </w:r>
+      <w:r>
+        <w:br/>
+      </w:r>
+      <w:r>
+        <w:rPr>
+          <w:color w:val="808080"/>
+          <w:sz w:val="24"/>
+          <w:szCs w:val="24"/>
+        </w:rPr>
+        <w:t>Imagine this: you need to move your entire business infrastructure from your current Power i system to a PowerVM environment in PowerVS. This process can be daunting, especially if you're concerned about downtime and its impact on your business.  Here's where BUS4i "Migrate While Active" Professional Services comes in. We specialize in performing these migrations seamlessly,  with zero downtime during your regular office hours. This means:</w:t>
+      </w:r>
+      <w:r>
+        <w:br/>
+      </w:r>
+      <w:r>
+        <w:br/>
+      </w:r>
+      <w:r>
+        <w:rPr>
+          <w:color w:val="808080"/>
+          <w:sz w:val="24"/>
+          <w:szCs w:val="24"/>
+        </w:rPr>
+        <w:t>- No interruption to your workday: Your employees can continue using your critical business applications throughout the migration process. There won't be any unexpected system shutdowns or periods of inaccessibility.</w:t>
+      </w:r>
+      <w:r>
+        <w:br/>
+      </w:r>
+      <w:r>
+        <w:rPr>
+          <w:color w:val="808080"/>
+          <w:sz w:val="24"/>
+          <w:szCs w:val="24"/>
+        </w:rPr>
+        <w:t>- Minimal impact on productivity: By eliminating downtime, we ensure your team can maintain their productivity levels throughout the entire migration. No need to worry about lost work hours due to system outages.</w:t>
+      </w:r>
+      <w:r>
+        <w:br/>
+      </w:r>
+      <w:r>
+        <w:rPr>
+          <w:color w:val="808080"/>
+          <w:sz w:val="24"/>
+          <w:szCs w:val="24"/>
+        </w:rPr>
+        <w:t>- Reduced risk and stress: Our experienced team will handle the entire migration process, minimizing the risk of errors and ensuring a smooth transition. You can focus on your core business activities with complete peace of mind.</w:t>
+      </w:r>
+      <w:r>
+        <w:br/>
+      </w:r>
+      <w:r>
+        <w:br/>
+      </w:r>
+      <w:r>
+        <w:rPr>
+          <w:color w:val="808080"/>
+          <w:sz w:val="24"/>
+          <w:szCs w:val="24"/>
+        </w:rPr>
+        <w:t>So, how exactly do we achieve this? BUS4i "Migrate While Active" Professional Services utilizes a proven methodology that combines advanced tools and expertise to migrate your Power i system to PowerVM in a non-disruptive manner. Here's a simplified breakdown of the process:</w:t>
+      </w:r>
+      <w:r>
+        <w:br/>
+      </w:r>
+      <w:r>
+        <w:br/>
+      </w:r>
+      <w:r>
+        <w:rPr>
+          <w:color w:val="808080"/>
+          <w:sz w:val="24"/>
+          <w:szCs w:val="24"/>
+        </w:rPr>
+        <w:t>1. Planning and Assessment: We'll work closely with you to understand your specific requirements and develop a customized migration plan. This plan will account for your system configuration, applications, and workload to ensure a seamless transition.</w:t>
+      </w:r>
+      <w:r>
+        <w:br/>
+      </w:r>
+      <w:r>
+        <w:rPr>
+          <w:color w:val="808080"/>
+          <w:sz w:val="24"/>
+          <w:szCs w:val="24"/>
+        </w:rPr>
+        <w:t>2. Data and Application Migration: Using specialized tools and techniques, we'll migrate your data and applications from your Power i system to the new PowerVM environment. This process is designed to minimize disruption and ensure data integrity.</w:t>
+      </w:r>
+      <w:r>
+        <w:br/>
+      </w:r>
+      <w:r>
+        <w:rPr>
+          <w:color w:val="808080"/>
+          <w:sz w:val="24"/>
+          <w:szCs w:val="24"/>
+        </w:rPr>
+        <w:t>3. Testing and Validation: Once the migration is complete, we'll perform rigorous testing of the synchronicity in the new environment. This ensures a smooth transition for your end-users.</w:t>
+      </w:r>
+      <w:r>
+        <w:br/>
+      </w:r>
+      <w:r>
+        <w:rPr>
+          <w:color w:val="808080"/>
+          <w:sz w:val="24"/>
+          <w:szCs w:val="24"/>
+        </w:rPr>
+        <w:t>4. Cutover and Go-Live: With everything in place and thoroughly tested, we'll perform a final cutover to switch your operations to the new PowerVM environment. This process will be conducted during a pre-defined maintenance window to minimize any potential impact.</w:t>
+      </w:r>
+      <w:r>
+        <w:br/>
+      </w:r>
+      <w:r>
+        <w:br/>
+      </w:r>
+      <w:r>
+        <w:rPr>
+          <w:color w:val="808080"/>
+          <w:sz w:val="24"/>
+          <w:szCs w:val="24"/>
+        </w:rPr>
+        <w:t>Throughout the entire migration process, our team of experts will be available to answer your questions and address any concerns you may have. We understand the importance of clear communication, and we'll keep you informed every step of the way.</w:t>
+      </w:r>
+      <w:r>
+        <w:br/>
+      </w:r>
+      <w:r>
+        <w:br/>
+      </w:r>
+      <w:r>
+        <w:rPr>
+          <w:color w:val="808080"/>
+          <w:sz w:val="24"/>
+          <w:szCs w:val="24"/>
+        </w:rPr>
+        <w:t>By choosing BUS4i "Migrate While Active" Professional Services, you can ensure a stress-free and efficient migration of your Power i system to PowerVM in PowerVS, without any disruption to your business operations.  Focus on what you do best, while we handle the technical complexities of the migration.</w:t>
       </w:r>
       <w:r>
         <w:br/>
@@ -22822,7 +22822,7 @@
       </w:r>
       <w:hyperlink r:id="rId336">
         <w:r>
-          <w:t>https://cloud.ibm.com/docs/power-iaas?topic=power-iaas-getting-started</w:t>
+          <w:t>https://wiki.bus4i.com/bin/view/Main/BUS4i/BUS4i%20Service%20Information</w:t>
         </w:r>
       </w:hyperlink>
       <w:r>
@@ -22883,7 +22883,7 @@
           <w:sz w:val="28"/>
           <w:szCs w:val="28"/>
         </w:rPr>
-        <w:t xml:space="preserve">     Power Virtual Server Dedicated Host</w:t>
+        <w:t xml:space="preserve">     Power Virtual Server</w:t>
       </w:r>
       <w:r>
         <w:br/>
@@ -22912,7 +22912,7 @@
       </w:r>
       <w:hyperlink r:id="rId338">
         <w:r>
-          <w:t>https://cloud.ibm.com/docs/infrastructure/power-iaas?topic=power-iaas-getting-started</w:t>
+          <w:t>https://cloud.ibm.com/docs/power-iaas?topic=power-iaas-getting-started</w:t>
         </w:r>
       </w:hyperlink>
       <w:r>
@@ -22973,21 +22973,21 @@
           <w:sz w:val="28"/>
           <w:szCs w:val="28"/>
         </w:rPr>
-        <w:t xml:space="preserve">     Power Virtual Server DR Automation</w:t>
-      </w:r>
-      <w:r>
-        <w:br/>
-      </w:r>
-      <w:r>
-        <w:br/>
-      </w:r>
-      <w:r>
-        <w:rPr>
-          <w:color w:val="808080"/>
-          <w:sz w:val="24"/>
-          <w:szCs w:val="24"/>
-        </w:rPr>
-        <w:t>Provides simplified DR for PowerVS VMs.</w:t>
+        <w:t xml:space="preserve">     Power Virtual Server Dedicated Host</w:t>
+      </w:r>
+      <w:r>
+        <w:br/>
+      </w:r>
+      <w:r>
+        <w:br/>
+      </w:r>
+      <w:r>
+        <w:rPr>
+          <w:color w:val="808080"/>
+          <w:sz w:val="24"/>
+          <w:szCs w:val="24"/>
+        </w:rPr>
+        <w:t>Power Systems Virtual Server projects deliver flexible compute capacity for Power Systems workloads. Integrated with the IBM Cloud platform for on-demand provisioning, this offering provides a secure and scalable server virtualization environment built upon the advanced RAS features and leading performance of the Power Systems™ platform.</w:t>
       </w:r>
       <w:r>
         <w:br/>
@@ -23002,7 +23002,7 @@
       </w:r>
       <w:hyperlink r:id="rId340">
         <w:r>
-          <w:t>https://cloud.ibm.com/docs/dr-automation-powervs</w:t>
+          <w:t>https://cloud.ibm.com/docs/infrastructure/power-iaas?topic=power-iaas-getting-started</w:t>
         </w:r>
       </w:hyperlink>
       <w:r>

--- a/docs/generated/mycatalog.docx
+++ b/docs/generated/mycatalog.docx
@@ -37195,21 +37195,21 @@
           <w:sz w:val="24"/>
           <w:szCs w:val="24"/>
         </w:rPr>
-        <w:t>ZIEMACS AI Copilot for PowerHA is an AI-powered multi-agent system designed to automate and simplify IBM PowerHA SystemMirror cluster management on AIX and VIOS.</w:t>
-      </w:r>
-      <w:r>
-        <w:br/>
-      </w:r>
-      <w:r>
-        <w:br/>
-      </w:r>
-      <w:r>
-        <w:rPr>
-          <w:color w:val="808080"/>
-          <w:sz w:val="24"/>
-          <w:szCs w:val="24"/>
-        </w:rPr>
-        <w:t>CMA provides intelligent automation for cluster deployment, configuration, monitoring, and maintenance tasks that traditionally require deep specialist knowledge. It continuously monitors cluster health, detects anomalies, and recommends or executes remediation actions before issues impact availability.</w:t>
+        <w:t>ZIEMACS AI Copilot for PowerHA is an AI-powered multi-agent system designed to automate and simplify IBM PowerHA SystemMirror cluster management on AIX and VIOS.ZIEMACS AI Copilot for PowerHA is an AI-powered multi-agent system designed to automate and simplify IBM PowerHA SystemMirror cluster management on AIX and VIOS.</w:t>
+      </w:r>
+      <w:r>
+        <w:br/>
+      </w:r>
+      <w:r>
+        <w:br/>
+      </w:r>
+      <w:r>
+        <w:rPr>
+          <w:color w:val="808080"/>
+          <w:sz w:val="24"/>
+          <w:szCs w:val="24"/>
+        </w:rPr>
+        <w:t>ZIEMACS AI Copilot provides intelligent automation for cluster deployment, configuration, monitoring, and maintenance tasks that traditionally require deep specialist knowledge. It continuously monitors cluster health, detects anomalies, and recommends or executes remediation actions before issues impact availability.</w:t>
       </w:r>
       <w:r>
         <w:br/>
@@ -37238,20 +37238,6 @@
           <w:szCs w:val="24"/>
         </w:rPr>
         <w:t>Key benefits include closing the skills gap with 24/7 AI expertise, reducing human error through standardized operations, and accelerating response times from hours to minutes. Enterprise-ready features include human-in-the-loop approvals for high-risk operations, comprehensive audit logging, and role-based access control.</w:t>
-      </w:r>
-      <w:r>
-        <w:br/>
-      </w:r>
-      <w:r>
-        <w:br/>
-      </w:r>
-      <w:r>
-        <w:rPr>
-          <w:color w:val="808080"/>
-          <w:sz w:val="24"/>
-          <w:szCs w:val="24"/>
-        </w:rPr>
-        <w:t>PowerHA SystemMirror is the first supported platform, with Kubernetes, Pacemaker, OpenShift, and Oracle RAC planned for future releases.</w:t>
       </w:r>
       <w:r>
         <w:br/>

--- a/docs/generated/mycatalog.docx
+++ b/docs/generated/mycatalog.docx
@@ -13899,26 +13899,6 @@
           <w:szCs w:val="24"/>
         </w:rPr>
         <w:t>By scanning data outside of production systems, Elastio provides early visibility into ransomware impact and enables recovery assurance from pre-validated data. This transforms IBM Cloud Object Storage from durable storage into cyberstorage: strengthening cyber resilience, supporting compliance requirements, and giving customers confidence that the data they store in IBM COS is trustworthy.</w:t>
-      </w:r>
-      <w:r>
-        <w:br/>
-      </w:r>
-      <w:r>
-        <w:br/>
-      </w:r>
-      <w:r>
-        <w:br/>
-      </w:r>
-      <w:r>
-        <w:rPr>
-          <w:color w:val="808080"/>
-          <w:sz w:val="24"/>
-          <w:szCs w:val="24"/>
-        </w:rPr>
-        <w:t>Before deploying the Elastio IBCloud Object Storage - IBM Cloud</w:t>
-      </w:r>
-      <w:r>
-        <w:br/>
       </w:r>
       <w:r>
         <w:br/>

--- a/docs/generated/mycatalog.docx
+++ b/docs/generated/mycatalog.docx
@@ -28245,7 +28245,7 @@
           <w:sz w:val="24"/>
           <w:szCs w:val="24"/>
         </w:rPr>
-        <w:t>8.	IBM i (coming soon)</w:t>
+        <w:t>8.	IBM i</w:t>
       </w:r>
       <w:r>
         <w:br/>
@@ -28600,7 +28600,7 @@
           <w:sz w:val="24"/>
           <w:szCs w:val="24"/>
         </w:rPr>
-        <w:t>6.  IBM i (coming soon)</w:t>
+        <w:t>6.  IBM i</w:t>
       </w:r>
       <w:r>
         <w:br/>

--- a/docs/generated/mycatalog.docx
+++ b/docs/generated/mycatalog.docx
@@ -13870,6 +13870,20 @@
           <w:sz w:val="24"/>
           <w:szCs w:val="24"/>
         </w:rPr>
+        <w:t>Before getting started, ensure you have an IBM Cloud Object storage instance. You can create one here: https://cloud.ibm.com/objectstorage</w:t>
+      </w:r>
+      <w:r>
+        <w:br/>
+      </w:r>
+      <w:r>
+        <w:br/>
+      </w:r>
+      <w:r>
+        <w:rPr>
+          <w:color w:val="808080"/>
+          <w:sz w:val="24"/>
+          <w:szCs w:val="24"/>
+        </w:rPr>
         <w:t xml:space="preserve">As ransomware increasingly bypasses endpoint and network defenses, customers now expect storage itself to become an active layer of cyber defense - a model analysts define as cyberstorage. In this approach, stored data is no longer passive infrastructure, but a control point where attacks are detected, scoped, and recovery decisions are made. </w:t>
       </w:r>
       <w:r>
@@ -13905,6 +13919,14 @@
       </w:r>
       <w:r>
         <w:br/>
+      </w:r>
+      <w:r>
+        <w:rPr>
+          <w:color w:val="808080"/>
+          <w:sz w:val="24"/>
+          <w:szCs w:val="24"/>
+        </w:rPr>
+        <w:t>Any questions? Reach out to ibm@elastio.com</w:t>
       </w:r>
       <w:r>
         <w:br/>

--- a/docs/generated/mycatalog.docx
+++ b/docs/generated/mycatalog.docx
@@ -36937,35 +36937,747 @@
           <w:sz w:val="28"/>
           <w:szCs w:val="28"/>
         </w:rPr>
-        <w:t xml:space="preserve">     Wasabi AiR</w:t>
-      </w:r>
-      <w:r>
-        <w:br/>
-      </w:r>
-      <w:r>
-        <w:br/>
-      </w:r>
-      <w:r>
-        <w:rPr>
-          <w:color w:val="808080"/>
-          <w:sz w:val="24"/>
-          <w:szCs w:val="24"/>
-        </w:rPr>
-        <w:t>Wasabi AiR Intelligent Media Storage</w:t>
-      </w:r>
-      <w:r>
-        <w:br/>
-      </w:r>
-      <w:r>
-        <w:br/>
-      </w:r>
-      <w:r>
-        <w:rPr>
-          <w:color w:val="808080"/>
-          <w:sz w:val="24"/>
-          <w:szCs w:val="24"/>
-        </w:rPr>
-        <w:t>Wasabi AiR is AI-powered intelligent media storage that adds structure to unstructured data, automatically tagging visual, audio, and textural elements as they are ingested. Wasabi AiR combines features such as metadata auto-tagging, Optical Character Recognition, speech to text, people recognition, and multilingual transcription, with cloud storage. Seamlessly integrate Wasabi AiR into your media workflow to enhance content discoverability, streamline operations, and maximize media value.</w:t>
+        <w:t xml:space="preserve">     Wanclouds AI Assistant (WANDA) for Hybrid Infrastructure Management</w:t>
+      </w:r>
+      <w:r>
+        <w:br/>
+      </w:r>
+      <w:r>
+        <w:br/>
+      </w:r>
+      <w:r>
+        <w:rPr>
+          <w:color w:val="808080"/>
+          <w:sz w:val="24"/>
+          <w:szCs w:val="24"/>
+        </w:rPr>
+        <w:t>Wanclouds AI (WANDA) allows you to create one or multiple AI Assistants for Cloud and IT Infrastructure management. It covers multi-vendor infrastructure resources and workloads including servers (Linux, Windows),firewalls, network routers, switches, VMware, Kubernetes and more. The Solution covers devices deployed in the cloud (IBM Cloud, other cloud) as well as On-Premise and Edge or Remote Sites.You can add your cloud, on-premises, and edge devices into a single platform, creating a unified interface for your entire infrastructure.</w:t>
+      </w:r>
+      <w:r>
+        <w:br/>
+      </w:r>
+      <w:r>
+        <w:br/>
+      </w:r>
+      <w:r>
+        <w:br/>
+      </w:r>
+      <w:r>
+        <w:br/>
+      </w:r>
+      <w:r>
+        <w:br/>
+      </w:r>
+      <w:r>
+        <w:br/>
+      </w:r>
+      <w:r>
+        <w:br/>
+      </w:r>
+      <w:r>
+        <w:br/>
+      </w:r>
+      <w:r>
+        <w:rPr>
+          <w:color w:val="808080"/>
+          <w:sz w:val="24"/>
+          <w:szCs w:val="24"/>
+        </w:rPr>
+        <w:t>Think of it as your AI Expert Assistant(s) to help you watch your infrastructure 24x7, integrated with your existing monitoring, logging tools, devices, and fully aware of your policies and guidelines. It continuously monitors the health, logs, and metrics of your cloud and IT infrastructure. Proactively track configuration changes, software updates, and system behavior to ensure your environments run smoothly and cost-effectively.</w:t>
+      </w:r>
+      <w:r>
+        <w:br/>
+      </w:r>
+      <w:r>
+        <w:br/>
+      </w:r>
+      <w:r>
+        <w:br/>
+      </w:r>
+      <w:r>
+        <w:br/>
+      </w:r>
+      <w:r>
+        <w:br/>
+      </w:r>
+      <w:r>
+        <w:br/>
+      </w:r>
+      <w:r>
+        <w:br/>
+      </w:r>
+      <w:r>
+        <w:br/>
+      </w:r>
+      <w:r>
+        <w:rPr>
+          <w:color w:val="808080"/>
+          <w:sz w:val="24"/>
+          <w:szCs w:val="24"/>
+        </w:rPr>
+        <w:t>By combining monitoring, logs, troubleshooting, and intelligent querying, it helps IT teams dramatically reduce the time to diagnose and resolve issues, all while learning and adapting to your unique environment through its contextual memory capabilities. Moreover, you can run security and optimization assessments on-demand as well as query any aspect of your infrastructure.</w:t>
+      </w:r>
+      <w:r>
+        <w:br/>
+      </w:r>
+      <w:r>
+        <w:br/>
+      </w:r>
+      <w:r>
+        <w:br/>
+      </w:r>
+      <w:r>
+        <w:br/>
+      </w:r>
+      <w:r>
+        <w:br/>
+      </w:r>
+      <w:r>
+        <w:br/>
+      </w:r>
+      <w:r>
+        <w:br/>
+      </w:r>
+      <w:r>
+        <w:br/>
+      </w:r>
+      <w:r>
+        <w:rPr>
+          <w:color w:val="808080"/>
+          <w:sz w:val="24"/>
+          <w:szCs w:val="24"/>
+        </w:rPr>
+        <w:t>Key Features</w:t>
+      </w:r>
+      <w:r>
+        <w:br/>
+      </w:r>
+      <w:r>
+        <w:br/>
+      </w:r>
+      <w:r>
+        <w:br/>
+      </w:r>
+      <w:r>
+        <w:br/>
+      </w:r>
+      <w:r>
+        <w:br/>
+      </w:r>
+      <w:r>
+        <w:rPr>
+          <w:color w:val="808080"/>
+          <w:sz w:val="24"/>
+          <w:szCs w:val="24"/>
+        </w:rPr>
+        <w:t>-  Add cloud Environments (such as IBM Cloud VPC, Classic), On-Premise resources, as well as other cloud workloads.</w:t>
+      </w:r>
+      <w:r>
+        <w:br/>
+      </w:r>
+      <w:r>
+        <w:br/>
+      </w:r>
+      <w:r>
+        <w:rPr>
+          <w:color w:val="808080"/>
+          <w:sz w:val="24"/>
+          <w:szCs w:val="24"/>
+        </w:rPr>
+        <w:t>- Add VMware resources or individual servers, routers, firewalls, and switches.</w:t>
+      </w:r>
+      <w:r>
+        <w:br/>
+      </w:r>
+      <w:r>
+        <w:br/>
+      </w:r>
+      <w:r>
+        <w:rPr>
+          <w:color w:val="808080"/>
+          <w:sz w:val="24"/>
+          <w:szCs w:val="24"/>
+        </w:rPr>
+        <w:t>-  Configuration &amp; Change Tracking – Watches for configuration drifts, software updates, and system changes that may impact stability.</w:t>
+      </w:r>
+      <w:r>
+        <w:br/>
+      </w:r>
+      <w:r>
+        <w:br/>
+      </w:r>
+      <w:r>
+        <w:br/>
+      </w:r>
+      <w:r>
+        <w:rPr>
+          <w:color w:val="808080"/>
+          <w:sz w:val="24"/>
+          <w:szCs w:val="24"/>
+        </w:rPr>
+        <w:t>-  Troubleshooting &amp; Root-Cause Analysis – Performs root-cause analysis and provides guided remediation steps to resolve issues faster.</w:t>
+      </w:r>
+      <w:r>
+        <w:br/>
+      </w:r>
+      <w:r>
+        <w:br/>
+      </w:r>
+      <w:r>
+        <w:br/>
+      </w:r>
+      <w:r>
+        <w:br/>
+      </w:r>
+      <w:r>
+        <w:br/>
+      </w:r>
+      <w:r>
+        <w:br/>
+      </w:r>
+      <w:r>
+        <w:rPr>
+          <w:color w:val="808080"/>
+          <w:sz w:val="24"/>
+          <w:szCs w:val="24"/>
+        </w:rPr>
+        <w:t>- Proactive Monitoring – Continuously collects health, logs, and performance data from servers, GPUs, network devices, and applications.</w:t>
+      </w:r>
+      <w:r>
+        <w:br/>
+      </w:r>
+      <w:r>
+        <w:br/>
+      </w:r>
+      <w:r>
+        <w:rPr>
+          <w:color w:val="808080"/>
+          <w:sz w:val="24"/>
+          <w:szCs w:val="24"/>
+        </w:rPr>
+        <w:t>- Perform Security risk assessments and compliance audits against known industry and government standards such as PCI, HIPAA, SOC2, NIST etc</w:t>
+      </w:r>
+      <w:r>
+        <w:br/>
+      </w:r>
+      <w:r>
+        <w:br/>
+      </w:r>
+      <w:r>
+        <w:br/>
+      </w:r>
+      <w:r>
+        <w:br/>
+      </w:r>
+      <w:r>
+        <w:br/>
+      </w:r>
+      <w:r>
+        <w:rPr>
+          <w:color w:val="808080"/>
+          <w:sz w:val="24"/>
+          <w:szCs w:val="24"/>
+        </w:rPr>
+        <w:t>-  Intelligent Querying – Answer natural language queries such as “What caused the last outage?” or “How is my cluster performing today?”.</w:t>
+      </w:r>
+      <w:r>
+        <w:br/>
+      </w:r>
+      <w:r>
+        <w:br/>
+      </w:r>
+      <w:r>
+        <w:br/>
+      </w:r>
+      <w:r>
+        <w:br/>
+      </w:r>
+      <w:r>
+        <w:br/>
+      </w:r>
+      <w:r>
+        <w:rPr>
+          <w:color w:val="808080"/>
+          <w:sz w:val="24"/>
+          <w:szCs w:val="24"/>
+        </w:rPr>
+        <w:t xml:space="preserve"> -  Adaptive Learning – Learns your infrastructure over time with a memory component, improving accuracy and insights.</w:t>
+      </w:r>
+      <w:r>
+        <w:br/>
+      </w:r>
+      <w:r>
+        <w:br/>
+      </w:r>
+      <w:r>
+        <w:br/>
+      </w:r>
+      <w:r>
+        <w:br/>
+      </w:r>
+      <w:r>
+        <w:br/>
+      </w:r>
+      <w:r>
+        <w:rPr>
+          <w:color w:val="808080"/>
+          <w:sz w:val="24"/>
+          <w:szCs w:val="24"/>
+        </w:rPr>
+        <w:t xml:space="preserve"> -  24x7 Availability – Acts as a round-the-clock virtual engineer without the overhead of traditional staffing.</w:t>
+      </w:r>
+      <w:r>
+        <w:br/>
+      </w:r>
+      <w:r>
+        <w:br/>
+      </w:r>
+      <w:r>
+        <w:br/>
+      </w:r>
+      <w:r>
+        <w:br/>
+      </w:r>
+      <w:r>
+        <w:br/>
+      </w:r>
+      <w:r>
+        <w:br/>
+      </w:r>
+      <w:r>
+        <w:rPr>
+          <w:color w:val="808080"/>
+          <w:sz w:val="24"/>
+          <w:szCs w:val="24"/>
+        </w:rPr>
+        <w:t>- Review existing policy and compliance documents and create what’s missing or required</w:t>
+      </w:r>
+      <w:r>
+        <w:br/>
+      </w:r>
+      <w:r>
+        <w:br/>
+      </w:r>
+      <w:r>
+        <w:br/>
+      </w:r>
+      <w:r>
+        <w:br/>
+      </w:r>
+      <w:r>
+        <w:br/>
+      </w:r>
+      <w:r>
+        <w:rPr>
+          <w:color w:val="808080"/>
+          <w:sz w:val="24"/>
+          <w:szCs w:val="24"/>
+        </w:rPr>
+        <w:t>- Identify optimization opportunities to reduce costs and eliminate wastage</w:t>
+      </w:r>
+      <w:r>
+        <w:br/>
+      </w:r>
+      <w:r>
+        <w:br/>
+      </w:r>
+      <w:r>
+        <w:br/>
+      </w:r>
+      <w:r>
+        <w:br/>
+      </w:r>
+      <w:r>
+        <w:br/>
+      </w:r>
+      <w:r>
+        <w:rPr>
+          <w:color w:val="808080"/>
+          <w:sz w:val="24"/>
+          <w:szCs w:val="24"/>
+        </w:rPr>
+        <w:t>- Create Executive summaries against your infrastructure state as required</w:t>
+      </w:r>
+      <w:r>
+        <w:br/>
+      </w:r>
+      <w:r>
+        <w:br/>
+      </w:r>
+      <w:r>
+        <w:br/>
+      </w:r>
+      <w:r>
+        <w:br/>
+      </w:r>
+      <w:r>
+        <w:br/>
+      </w:r>
+      <w:r>
+        <w:rPr>
+          <w:color w:val="808080"/>
+          <w:sz w:val="24"/>
+          <w:szCs w:val="24"/>
+        </w:rPr>
+        <w:t xml:space="preserve">- Track software deployed in your infrastructure and discover EOL and assess risk levels </w:t>
+      </w:r>
+      <w:r>
+        <w:br/>
+      </w:r>
+      <w:r>
+        <w:br/>
+      </w:r>
+      <w:r>
+        <w:br/>
+      </w:r>
+      <w:r>
+        <w:br/>
+      </w:r>
+      <w:r>
+        <w:br/>
+      </w:r>
+      <w:r>
+        <w:rPr>
+          <w:color w:val="808080"/>
+          <w:sz w:val="24"/>
+          <w:szCs w:val="24"/>
+        </w:rPr>
+        <w:t>- Backup and Migrate your VSIs and data volumes to IBM COS, making them ready for restoration in IBM Cloud VPC.</w:t>
+      </w:r>
+      <w:r>
+        <w:br/>
+      </w:r>
+      <w:r>
+        <w:br/>
+      </w:r>
+      <w:r>
+        <w:br/>
+      </w:r>
+      <w:r>
+        <w:br/>
+      </w:r>
+      <w:r>
+        <w:br/>
+      </w:r>
+      <w:r>
+        <w:rPr>
+          <w:color w:val="808080"/>
+          <w:sz w:val="24"/>
+          <w:szCs w:val="24"/>
+        </w:rPr>
+        <w:t>- Backup and Migrate your VMware / VCF VMs and Data to IBM COS and ready to restore as VPC native VSIs and volumes.</w:t>
+      </w:r>
+      <w:r>
+        <w:br/>
+      </w:r>
+      <w:r>
+        <w:br/>
+      </w:r>
+      <w:r>
+        <w:br/>
+      </w:r>
+      <w:r>
+        <w:br/>
+      </w:r>
+      <w:r>
+        <w:br/>
+      </w:r>
+      <w:r>
+        <w:br/>
+      </w:r>
+      <w:r>
+        <w:br/>
+      </w:r>
+      <w:r>
+        <w:br/>
+      </w:r>
+      <w:r>
+        <w:rPr>
+          <w:color w:val="808080"/>
+          <w:sz w:val="24"/>
+          <w:szCs w:val="24"/>
+        </w:rPr>
+        <w:t>Benefits</w:t>
+      </w:r>
+      <w:r>
+        <w:br/>
+      </w:r>
+      <w:r>
+        <w:br/>
+      </w:r>
+      <w:r>
+        <w:br/>
+      </w:r>
+      <w:r>
+        <w:br/>
+      </w:r>
+      <w:r>
+        <w:br/>
+      </w:r>
+      <w:r>
+        <w:rPr>
+          <w:color w:val="808080"/>
+          <w:sz w:val="24"/>
+          <w:szCs w:val="24"/>
+        </w:rPr>
+        <w:t xml:space="preserve">  -  Faster Root-Cause Analysis – Reduce troubleshooting times from hours to minutes.</w:t>
+      </w:r>
+      <w:r>
+        <w:br/>
+      </w:r>
+      <w:r>
+        <w:br/>
+      </w:r>
+      <w:r>
+        <w:br/>
+      </w:r>
+      <w:r>
+        <w:br/>
+      </w:r>
+      <w:r>
+        <w:br/>
+      </w:r>
+      <w:r>
+        <w:rPr>
+          <w:color w:val="808080"/>
+          <w:sz w:val="24"/>
+          <w:szCs w:val="24"/>
+        </w:rPr>
+        <w:t xml:space="preserve">Increase uptime and reliability by tracking security compliance gaps and risks across your IT and cloud infrastructure. </w:t>
+      </w:r>
+      <w:r>
+        <w:br/>
+      </w:r>
+      <w:r>
+        <w:br/>
+      </w:r>
+      <w:r>
+        <w:rPr>
+          <w:color w:val="808080"/>
+          <w:sz w:val="24"/>
+          <w:szCs w:val="24"/>
+        </w:rPr>
+        <w:t>Keep costs in control by assessing wastage and oversized infrastructure resources</w:t>
+      </w:r>
+      <w:r>
+        <w:br/>
+      </w:r>
+      <w:r>
+        <w:br/>
+      </w:r>
+      <w:r>
+        <w:br/>
+      </w:r>
+      <w:r>
+        <w:br/>
+      </w:r>
+      <w:r>
+        <w:br/>
+      </w:r>
+      <w:r>
+        <w:rPr>
+          <w:color w:val="808080"/>
+          <w:sz w:val="24"/>
+          <w:szCs w:val="24"/>
+        </w:rPr>
+        <w:t xml:space="preserve"> -  Increased Reliability – Identify and resolve issues before they escalate.</w:t>
+      </w:r>
+      <w:r>
+        <w:br/>
+      </w:r>
+      <w:r>
+        <w:br/>
+      </w:r>
+      <w:r>
+        <w:br/>
+      </w:r>
+      <w:r>
+        <w:br/>
+      </w:r>
+      <w:r>
+        <w:br/>
+      </w:r>
+      <w:r>
+        <w:rPr>
+          <w:color w:val="808080"/>
+          <w:sz w:val="24"/>
+          <w:szCs w:val="24"/>
+        </w:rPr>
+        <w:t xml:space="preserve"> -  Cost-Effective Operations – Reduce operational costs by up to 50%. A fraction of the cost of adding human NOC/SRE staff.</w:t>
+      </w:r>
+      <w:r>
+        <w:br/>
+      </w:r>
+      <w:r>
+        <w:br/>
+      </w:r>
+      <w:r>
+        <w:br/>
+      </w:r>
+      <w:r>
+        <w:br/>
+      </w:r>
+      <w:r>
+        <w:br/>
+      </w:r>
+      <w:r>
+        <w:rPr>
+          <w:color w:val="808080"/>
+          <w:sz w:val="24"/>
+          <w:szCs w:val="24"/>
+        </w:rPr>
+        <w:t xml:space="preserve"> -  Improved IT Productivity – 3X and more productivity gains. Free up engineering teams to focus on innovation, not firefighting.</w:t>
+      </w:r>
+      <w:r>
+        <w:br/>
+      </w:r>
+      <w:r>
+        <w:br/>
+      </w:r>
+      <w:r>
+        <w:br/>
+      </w:r>
+      <w:r>
+        <w:br/>
+      </w:r>
+      <w:r>
+        <w:br/>
+      </w:r>
+      <w:r>
+        <w:rPr>
+          <w:color w:val="808080"/>
+          <w:sz w:val="24"/>
+          <w:szCs w:val="24"/>
+        </w:rPr>
+        <w:t xml:space="preserve"> -  Scalable &amp; Adaptable – Grows with your environment and continuously learns from it.</w:t>
+      </w:r>
+      <w:r>
+        <w:br/>
+      </w:r>
+      <w:r>
+        <w:br/>
+      </w:r>
+      <w:r>
+        <w:br/>
+      </w:r>
+      <w:r>
+        <w:br/>
+      </w:r>
+      <w:r>
+        <w:br/>
+      </w:r>
+      <w:r>
+        <w:rPr>
+          <w:color w:val="808080"/>
+          <w:sz w:val="24"/>
+          <w:szCs w:val="24"/>
+        </w:rPr>
+        <w:t>- Addresses skill gaps with its expert troubleshooting, management, and assessments ranging from Windows, Linux to Nvidia GPUs as well as Firewalls and multi-vendor network devices.</w:t>
+      </w:r>
+      <w:r>
+        <w:br/>
+      </w:r>
+      <w:r>
+        <w:br/>
+      </w:r>
+      <w:r>
+        <w:br/>
+      </w:r>
+      <w:r>
+        <w:br/>
+      </w:r>
+      <w:r>
+        <w:br/>
+      </w:r>
+      <w:r>
+        <w:br/>
+      </w:r>
+      <w:r>
+        <w:br/>
+      </w:r>
+      <w:r>
+        <w:br/>
+      </w:r>
+      <w:r>
+        <w:rPr>
+          <w:color w:val="808080"/>
+          <w:sz w:val="24"/>
+          <w:szCs w:val="24"/>
+        </w:rPr>
+        <w:t xml:space="preserve">   </w:t>
+      </w:r>
+      <w:r>
+        <w:br/>
+      </w:r>
+      <w:r>
+        <w:br/>
+      </w:r>
+      <w:r>
+        <w:br/>
+      </w:r>
+      <w:r>
+        <w:br/>
+      </w:r>
+      <w:r>
+        <w:br/>
+      </w:r>
+      <w:r>
+        <w:rPr>
+          <w:color w:val="808080"/>
+          <w:sz w:val="24"/>
+          <w:szCs w:val="24"/>
+        </w:rPr>
+        <w:t>Wanclouds AI (WANDA) is your always-on AI engineer from Wanclouds, helping you stay ahead of outages, errors, security risks, and costly downtime..</w:t>
+      </w:r>
+      <w:r>
+        <w:br/>
+      </w:r>
+      <w:r>
+        <w:br/>
+      </w:r>
+      <w:r>
+        <w:br/>
+      </w:r>
+      <w:r>
+        <w:br/>
+      </w:r>
+      <w:r>
+        <w:br/>
+      </w:r>
+      <w:r>
+        <w:br/>
+      </w:r>
+      <w:r>
+        <w:br/>
+      </w:r>
+      <w:r>
+        <w:br/>
+      </w:r>
+      <w:r>
+        <w:rPr>
+          <w:color w:val="808080"/>
+          <w:sz w:val="24"/>
+          <w:szCs w:val="24"/>
+        </w:rPr>
+        <w:t>If you need a private instance of Wanclouds AI dedicated to your cloud and IT infrastructure resources, please contact Wanclouds at www.wanclouds.net or sales@wanclouds.net</w:t>
+      </w:r>
+      <w:r>
+        <w:br/>
+      </w:r>
+      <w:r>
+        <w:br/>
+      </w:r>
+      <w:r>
+        <w:br/>
+      </w:r>
+      <w:r>
+        <w:br/>
+      </w:r>
+      <w:r>
+        <w:br/>
+      </w:r>
+      <w:r>
+        <w:br/>
       </w:r>
       <w:r>
         <w:br/>
@@ -36983,7 +37695,7 @@
       </w:r>
       <w:hyperlink r:id="rId524">
         <w:r>
-          <w:t>https://docs.wasabi.com/docs/wasabi-air</w:t>
+          <w:t>https://www.wanclouds.ai/</w:t>
         </w:r>
       </w:hyperlink>
       <w:r>
@@ -37044,21 +37756,35 @@
           <w:sz w:val="28"/>
           <w:szCs w:val="28"/>
         </w:rPr>
-        <w:t xml:space="preserve">     Wasabi Hot Cloud Storage</w:t>
-      </w:r>
-      <w:r>
-        <w:br/>
-      </w:r>
-      <w:r>
-        <w:br/>
-      </w:r>
-      <w:r>
-        <w:rPr>
-          <w:color w:val="808080"/>
-          <w:sz w:val="24"/>
-          <w:szCs w:val="24"/>
-        </w:rPr>
-        <w:t>Wasabi Hot Cloud Storage is a universal, one-size-fits-all cloud object storage service that simplifies storage by enabling a highly available environment across a range of business use cases. Wasabi Hot Cloud Storage is easy to understand, simple to order, and incredibly cost-effective to scale. With Wasabi, there are no confusing storage tiers to decipher and no complicated fee structures to decode. And Wasabi storage is free from data access and API call fees, unlike traditional providers, which can substantially drive-up costs.</w:t>
+        <w:t xml:space="preserve">     Wasabi AiR</w:t>
+      </w:r>
+      <w:r>
+        <w:br/>
+      </w:r>
+      <w:r>
+        <w:br/>
+      </w:r>
+      <w:r>
+        <w:rPr>
+          <w:color w:val="808080"/>
+          <w:sz w:val="24"/>
+          <w:szCs w:val="24"/>
+        </w:rPr>
+        <w:t>Wasabi AiR Intelligent Media Storage</w:t>
+      </w:r>
+      <w:r>
+        <w:br/>
+      </w:r>
+      <w:r>
+        <w:br/>
+      </w:r>
+      <w:r>
+        <w:rPr>
+          <w:color w:val="808080"/>
+          <w:sz w:val="24"/>
+          <w:szCs w:val="24"/>
+        </w:rPr>
+        <w:t>Wasabi AiR is AI-powered intelligent media storage that adds structure to unstructured data, automatically tagging visual, audio, and textural elements as they are ingested. Wasabi AiR combines features such as metadata auto-tagging, Optical Character Recognition, speech to text, people recognition, and multilingual transcription, with cloud storage. Seamlessly integrate Wasabi AiR into your media workflow to enhance content discoverability, streamline operations, and maximize media value.</w:t>
       </w:r>
       <w:r>
         <w:br/>
@@ -37076,7 +37802,7 @@
       </w:r>
       <w:hyperlink r:id="rId526">
         <w:r>
-          <w:t>https://docs.wasabi.com/docs/wasabi-object-storage</w:t>
+          <w:t>https://docs.wasabi.com/docs/wasabi-air</w:t>
         </w:r>
       </w:hyperlink>
       <w:r>
@@ -37137,21 +37863,24 @@
           <w:sz w:val="28"/>
           <w:szCs w:val="28"/>
         </w:rPr>
-        <w:t xml:space="preserve">     Watson Discovery</w:t>
-      </w:r>
-      <w:r>
-        <w:br/>
-      </w:r>
-      <w:r>
-        <w:br/>
-      </w:r>
-      <w:r>
-        <w:rPr>
-          <w:color w:val="808080"/>
-          <w:sz w:val="24"/>
-          <w:szCs w:val="24"/>
-        </w:rPr>
-        <w:t>Add a cognitive search and content analytics engine to applications to identify patterns, trends and actionable insights that drive better decision-making. Securely unify structured and unstructured data with pre-enriched content, and use a simplified query language to eliminate the need for manual filtering of results.</w:t>
+        <w:t xml:space="preserve">     Wasabi Hot Cloud Storage</w:t>
+      </w:r>
+      <w:r>
+        <w:br/>
+      </w:r>
+      <w:r>
+        <w:br/>
+      </w:r>
+      <w:r>
+        <w:rPr>
+          <w:color w:val="808080"/>
+          <w:sz w:val="24"/>
+          <w:szCs w:val="24"/>
+        </w:rPr>
+        <w:t>Wasabi Hot Cloud Storage is a universal, one-size-fits-all cloud object storage service that simplifies storage by enabling a highly available environment across a range of business use cases. Wasabi Hot Cloud Storage is easy to understand, simple to order, and incredibly cost-effective to scale. With Wasabi, there are no confusing storage tiers to decipher and no complicated fee structures to decode. And Wasabi storage is free from data access and API call fees, unlike traditional providers, which can substantially drive-up costs.</w:t>
+      </w:r>
+      <w:r>
+        <w:br/>
       </w:r>
       <w:r>
         <w:br/>
@@ -37166,7 +37895,7 @@
       </w:r>
       <w:hyperlink r:id="rId528">
         <w:r>
-          <w:t>https://cloud.ibm.com/docs/discovery-data?topic=discovery-data-getting-started</w:t>
+          <w:t>https://docs.wasabi.com/docs/wasabi-object-storage</w:t>
         </w:r>
       </w:hyperlink>
       <w:r>
@@ -37227,21 +37956,21 @@
           <w:sz w:val="28"/>
           <w:szCs w:val="28"/>
         </w:rPr>
-        <w:t xml:space="preserve">     watsonx</w:t>
-      </w:r>
-      <w:r>
-        <w:br/>
-      </w:r>
-      <w:r>
-        <w:br/>
-      </w:r>
-      <w:r>
-        <w:rPr>
-          <w:color w:val="808080"/>
-          <w:sz w:val="24"/>
-          <w:szCs w:val="24"/>
-        </w:rPr>
-        <w:t>Build with our new studio for foundation models, generative AI and machine learning. Train, validate, tune, and deploy foundation and machine learning models with ease.</w:t>
+        <w:t xml:space="preserve">     Watson Discovery</w:t>
+      </w:r>
+      <w:r>
+        <w:br/>
+      </w:r>
+      <w:r>
+        <w:br/>
+      </w:r>
+      <w:r>
+        <w:rPr>
+          <w:color w:val="808080"/>
+          <w:sz w:val="24"/>
+          <w:szCs w:val="24"/>
+        </w:rPr>
+        <w:t>Add a cognitive search and content analytics engine to applications to identify patterns, trends and actionable insights that drive better decision-making. Securely unify structured and unstructured data with pre-enriched content, and use a simplified query language to eliminate the need for manual filtering of results.</w:t>
       </w:r>
       <w:r>
         <w:br/>
@@ -37256,7 +37985,7 @@
       </w:r>
       <w:hyperlink r:id="rId530">
         <w:r>
-          <w:t>https://ibm.com</w:t>
+          <w:t>https://cloud.ibm.com/docs/discovery-data?topic=discovery-data-getting-started</w:t>
         </w:r>
       </w:hyperlink>
       <w:r>
@@ -37317,35 +38046,21 @@
           <w:sz w:val="28"/>
           <w:szCs w:val="28"/>
         </w:rPr>
-        <w:t xml:space="preserve">     watsonx Assistant</w:t>
-      </w:r>
-      <w:r>
-        <w:br/>
-      </w:r>
-      <w:r>
-        <w:br/>
-      </w:r>
-      <w:r>
-        <w:rPr>
-          <w:color w:val="808080"/>
-          <w:sz w:val="24"/>
-          <w:szCs w:val="24"/>
-        </w:rPr>
-        <w:t>watsonx Assistant lets you build conversational interfaces into any application, device, or channel.</w:t>
-      </w:r>
-      <w:r>
-        <w:br/>
-      </w:r>
-      <w:r>
-        <w:br/>
-      </w:r>
-      <w:r>
-        <w:rPr>
-          <w:color w:val="808080"/>
-          <w:sz w:val="24"/>
-          <w:szCs w:val="24"/>
-        </w:rPr>
-        <w:t>Add a natural language interface to your application to automate interactions with your end users. Common applications include virtual agents and chat bots that can integrate and communicate on any channel or device. Train through an easy-to-use web application, designed so you can quickly build natural conversation flows between your apps and users, and deploy scalable, cost effective solutions.</w:t>
+        <w:t xml:space="preserve">     watsonx</w:t>
+      </w:r>
+      <w:r>
+        <w:br/>
+      </w:r>
+      <w:r>
+        <w:br/>
+      </w:r>
+      <w:r>
+        <w:rPr>
+          <w:color w:val="808080"/>
+          <w:sz w:val="24"/>
+          <w:szCs w:val="24"/>
+        </w:rPr>
+        <w:t>Build with our new studio for foundation models, generative AI and machine learning. Train, validate, tune, and deploy foundation and machine learning models with ease.</w:t>
       </w:r>
       <w:r>
         <w:br/>
@@ -37360,7 +38075,7 @@
       </w:r>
       <w:hyperlink r:id="rId532">
         <w:r>
-          <w:t>https://cloud.ibm.com/docs/watson-assistant?topic=watson-assistant-welcome-new-assistant</w:t>
+          <w:t>https://ibm.com</w:t>
         </w:r>
       </w:hyperlink>
       <w:r>
@@ -37421,43 +38136,35 @@
           <w:sz w:val="28"/>
           <w:szCs w:val="28"/>
         </w:rPr>
-        <w:t xml:space="preserve">     watsonx BI</w:t>
-      </w:r>
-      <w:r>
-        <w:br/>
-      </w:r>
-      <w:r>
-        <w:br/>
-      </w:r>
-      <w:r>
-        <w:rPr>
-          <w:color w:val="808080"/>
-          <w:sz w:val="24"/>
-          <w:szCs w:val="24"/>
-        </w:rPr>
-        <w:t>IBM watsonx BI is a generative AI-powered business intelligence tool that is designed to help you uncover hidden insights from your data. Use natural language to analyze complex data, generate insights and data-aware recommendations that are easy to understand and actionable.</w:t>
-      </w:r>
-      <w:r>
-        <w:br/>
-      </w:r>
-      <w:r>
-        <w:rPr>
-          <w:color w:val="808080"/>
-          <w:sz w:val="24"/>
-          <w:szCs w:val="24"/>
-        </w:rPr>
-        <w:t xml:space="preserve"> </w:t>
-      </w:r>
-      <w:r>
-        <w:br/>
-      </w:r>
-      <w:r>
-        <w:rPr>
-          <w:color w:val="808080"/>
-          <w:sz w:val="24"/>
-          <w:szCs w:val="24"/>
-        </w:rPr>
-        <w:t>After provisioning, the IBM account owner is required to complete the initial setup steps</w:t>
+        <w:t xml:space="preserve">     watsonx Assistant</w:t>
+      </w:r>
+      <w:r>
+        <w:br/>
+      </w:r>
+      <w:r>
+        <w:br/>
+      </w:r>
+      <w:r>
+        <w:rPr>
+          <w:color w:val="808080"/>
+          <w:sz w:val="24"/>
+          <w:szCs w:val="24"/>
+        </w:rPr>
+        <w:t>watsonx Assistant lets you build conversational interfaces into any application, device, or channel.</w:t>
+      </w:r>
+      <w:r>
+        <w:br/>
+      </w:r>
+      <w:r>
+        <w:br/>
+      </w:r>
+      <w:r>
+        <w:rPr>
+          <w:color w:val="808080"/>
+          <w:sz w:val="24"/>
+          <w:szCs w:val="24"/>
+        </w:rPr>
+        <w:t>Add a natural language interface to your application to automate interactions with your end users. Common applications include virtual agents and chat bots that can integrate and communicate on any channel or device. Train through an easy-to-use web application, designed so you can quickly build natural conversation flows between your apps and users, and deploy scalable, cost effective solutions.</w:t>
       </w:r>
       <w:r>
         <w:br/>
@@ -37472,7 +38179,7 @@
       </w:r>
       <w:hyperlink r:id="rId534">
         <w:r>
-          <w:t>https://cloud.ibm.com/docs/watsonx-bi</w:t>
+          <w:t>https://cloud.ibm.com/docs/watson-assistant?topic=watson-assistant-welcome-new-assistant</w:t>
         </w:r>
       </w:hyperlink>
       <w:r>
@@ -37533,49 +38240,43 @@
           <w:sz w:val="28"/>
           <w:szCs w:val="28"/>
         </w:rPr>
-        <w:t xml:space="preserve">     watsonx Code Assistant</w:t>
-      </w:r>
-      <w:r>
-        <w:br/>
-      </w:r>
-      <w:r>
-        <w:br/>
-      </w:r>
-      <w:r>
-        <w:rPr>
-          <w:color w:val="808080"/>
-          <w:sz w:val="24"/>
-          <w:szCs w:val="24"/>
-        </w:rPr>
-        <w:t>IBM watsonx Code Assistant is a cloud service that leverages generative AI to accelerate code generation and increase developer productivity. It uses generative AI that is purpose-built for targeted use cases like Application Modernization and IT Automation.</w:t>
-      </w:r>
-      <w:r>
-        <w:br/>
-      </w:r>
-      <w:r>
-        <w:rPr>
-          <w:color w:val="808080"/>
-          <w:sz w:val="24"/>
-          <w:szCs w:val="24"/>
-        </w:rPr>
-        <w:t>Out-of-the-box, watsonx Code Assistant provides pre-trained models based on specific programming languages to ensure trust and efficiency for accurate code generation. IBM watsonx Code Assistant allows you to customize the underlying model(s) to ensure output is grounded in your organization's best practices, while providing visibility into the potential origin of generated code.</w:t>
-      </w:r>
-      <w:r>
-        <w:br/>
-      </w:r>
-      <w:r>
-        <w:br/>
-      </w:r>
-      <w:r>
-        <w:rPr>
-          <w:color w:val="808080"/>
-          <w:sz w:val="24"/>
-          <w:szCs w:val="24"/>
-        </w:rPr>
-        <w:t>Note: There are varying support levels for the available editions of IBM watsonx Code Assistant. Please reference the [Service Description Terms](https://www.ibm.com/terms/?id=i126-9704) for specific support commitments.</w:t>
-      </w:r>
-      <w:r>
-        <w:br/>
+        <w:t xml:space="preserve">     watsonx BI</w:t>
+      </w:r>
+      <w:r>
+        <w:br/>
+      </w:r>
+      <w:r>
+        <w:br/>
+      </w:r>
+      <w:r>
+        <w:rPr>
+          <w:color w:val="808080"/>
+          <w:sz w:val="24"/>
+          <w:szCs w:val="24"/>
+        </w:rPr>
+        <w:t>IBM watsonx BI is a generative AI-powered business intelligence tool that is designed to help you uncover hidden insights from your data. Use natural language to analyze complex data, generate insights and data-aware recommendations that are easy to understand and actionable.</w:t>
+      </w:r>
+      <w:r>
+        <w:br/>
+      </w:r>
+      <w:r>
+        <w:rPr>
+          <w:color w:val="808080"/>
+          <w:sz w:val="24"/>
+          <w:szCs w:val="24"/>
+        </w:rPr>
+        <w:t xml:space="preserve"> </w:t>
+      </w:r>
+      <w:r>
+        <w:br/>
+      </w:r>
+      <w:r>
+        <w:rPr>
+          <w:color w:val="808080"/>
+          <w:sz w:val="24"/>
+          <w:szCs w:val="24"/>
+        </w:rPr>
+        <w:t>After provisioning, the IBM account owner is required to complete the initial setup steps</w:t>
       </w:r>
       <w:r>
         <w:br/>
@@ -37590,7 +38291,7 @@
       </w:r>
       <w:hyperlink r:id="rId536">
         <w:r>
-          <w:t>https://cloud.ibm.com/docs/watsonx-code-assistant</w:t>
+          <w:t>https://cloud.ibm.com/docs/watsonx-bi</w:t>
         </w:r>
       </w:hyperlink>
       <w:r>
@@ -37651,21 +38352,49 @@
           <w:sz w:val="28"/>
           <w:szCs w:val="28"/>
         </w:rPr>
-        <w:t xml:space="preserve">     watsonx Orchestrate</w:t>
-      </w:r>
-      <w:r>
-        <w:br/>
-      </w:r>
-      <w:r>
-        <w:br/>
-      </w:r>
-      <w:r>
-        <w:rPr>
-          <w:color w:val="808080"/>
-          <w:sz w:val="24"/>
-          <w:szCs w:val="24"/>
-        </w:rPr>
-        <w:t>IBM watsonx Orchestrate, powered by LLMs, includes pre-built skills that use natural language processing to draw from a catalog of basic and advanced skills to execute your requests, in context and in the right order, without the need for any specialized training or developer experience.</w:t>
+        <w:t xml:space="preserve">     watsonx Code Assistant</w:t>
+      </w:r>
+      <w:r>
+        <w:br/>
+      </w:r>
+      <w:r>
+        <w:br/>
+      </w:r>
+      <w:r>
+        <w:rPr>
+          <w:color w:val="808080"/>
+          <w:sz w:val="24"/>
+          <w:szCs w:val="24"/>
+        </w:rPr>
+        <w:t>IBM watsonx Code Assistant is a cloud service that leverages generative AI to accelerate code generation and increase developer productivity. It uses generative AI that is purpose-built for targeted use cases like Application Modernization and IT Automation.</w:t>
+      </w:r>
+      <w:r>
+        <w:br/>
+      </w:r>
+      <w:r>
+        <w:rPr>
+          <w:color w:val="808080"/>
+          <w:sz w:val="24"/>
+          <w:szCs w:val="24"/>
+        </w:rPr>
+        <w:t>Out-of-the-box, watsonx Code Assistant provides pre-trained models based on specific programming languages to ensure trust and efficiency for accurate code generation. IBM watsonx Code Assistant allows you to customize the underlying model(s) to ensure output is grounded in your organization's best practices, while providing visibility into the potential origin of generated code.</w:t>
+      </w:r>
+      <w:r>
+        <w:br/>
+      </w:r>
+      <w:r>
+        <w:br/>
+      </w:r>
+      <w:r>
+        <w:rPr>
+          <w:color w:val="808080"/>
+          <w:sz w:val="24"/>
+          <w:szCs w:val="24"/>
+        </w:rPr>
+        <w:t>Note: There are varying support levels for the available editions of IBM watsonx Code Assistant. Please reference the [Service Description Terms](https://www.ibm.com/terms/?id=i126-9704) for specific support commitments.</w:t>
+      </w:r>
+      <w:r>
+        <w:br/>
       </w:r>
       <w:r>
         <w:br/>
@@ -37680,7 +38409,7 @@
       </w:r>
       <w:hyperlink r:id="rId538">
         <w:r>
-          <w:t>https://www.ibm.com/docs/en/watson-orchestrate</w:t>
+          <w:t>https://cloud.ibm.com/docs/watsonx-code-assistant</w:t>
         </w:r>
       </w:hyperlink>
       <w:r>
@@ -37741,21 +38470,21 @@
           <w:sz w:val="28"/>
           <w:szCs w:val="28"/>
         </w:rPr>
-        <w:t xml:space="preserve">     watsonx.ai Runtime</w:t>
-      </w:r>
-      <w:r>
-        <w:br/>
-      </w:r>
-      <w:r>
-        <w:br/>
-      </w:r>
-      <w:r>
-        <w:rPr>
-          <w:color w:val="808080"/>
-          <w:sz w:val="24"/>
-          <w:szCs w:val="24"/>
-        </w:rPr>
-        <w:t>IBM watsonx.ai Runtime service provides resources to power AI lifecycles and makes building and deploying AI solutions simple and scalable. It includes APIs, tools, models, and flexible runtimes ready for use in any cloud or hybrid environment.   For a full description of features and capabilities, visit the watsonx.ai product page https://www.ibm.com/products/watsonx-ai</w:t>
+        <w:t xml:space="preserve">     watsonx Orchestrate</w:t>
+      </w:r>
+      <w:r>
+        <w:br/>
+      </w:r>
+      <w:r>
+        <w:br/>
+      </w:r>
+      <w:r>
+        <w:rPr>
+          <w:color w:val="808080"/>
+          <w:sz w:val="24"/>
+          <w:szCs w:val="24"/>
+        </w:rPr>
+        <w:t>IBM watsonx Orchestrate, powered by LLMs, includes pre-built skills that use natural language processing to draw from a catalog of basic and advanced skills to execute your requests, in context and in the right order, without the need for any specialized training or developer experience.</w:t>
       </w:r>
       <w:r>
         <w:br/>
@@ -37770,7 +38499,7 @@
       </w:r>
       <w:hyperlink r:id="rId540">
         <w:r>
-          <w:t>https://dataplatform.cloud.ibm.com/docs/content/wsj/analyze-data/ml-overview.html</w:t>
+          <w:t>https://www.ibm.com/docs/en/watson-orchestrate</w:t>
         </w:r>
       </w:hyperlink>
       <w:r>
@@ -37831,21 +38560,21 @@
           <w:sz w:val="28"/>
           <w:szCs w:val="28"/>
         </w:rPr>
-        <w:t xml:space="preserve">     watsonx.ai Studio</w:t>
-      </w:r>
-      <w:r>
-        <w:br/>
-      </w:r>
-      <w:r>
-        <w:br/>
-      </w:r>
-      <w:r>
-        <w:rPr>
-          <w:color w:val="808080"/>
-          <w:sz w:val="24"/>
-          <w:szCs w:val="24"/>
-        </w:rPr>
-        <w:t>IBM watsonx.ai Studio provides the set of integrated tools for IBM watsonx.ai and Cloud Pak for Data as a Service. IBM watsonx.ai Studio is powered by IBM watsonx.ai Runtime. With a suite of tools for all skill levels, everyone can collaborate to develop machine learning solutions and on watsonx.ai, develop generative AI solutions. You can write code, visually code on a graphical canvas, or automatically build AI solutions.</w:t>
+        <w:t xml:space="preserve">     watsonx.ai Runtime</w:t>
+      </w:r>
+      <w:r>
+        <w:br/>
+      </w:r>
+      <w:r>
+        <w:br/>
+      </w:r>
+      <w:r>
+        <w:rPr>
+          <w:color w:val="808080"/>
+          <w:sz w:val="24"/>
+          <w:szCs w:val="24"/>
+        </w:rPr>
+        <w:t>IBM watsonx.ai Runtime service provides resources to power AI lifecycles and makes building and deploying AI solutions simple and scalable. It includes APIs, tools, models, and flexible runtimes ready for use in any cloud or hybrid environment.   For a full description of features and capabilities, visit the watsonx.ai product page https://www.ibm.com/products/watsonx-ai</w:t>
       </w:r>
       <w:r>
         <w:br/>
@@ -37860,7 +38589,7 @@
       </w:r>
       <w:hyperlink r:id="rId542">
         <w:r>
-          <w:t>https://dataplatform.cloud.ibm.com/docs</w:t>
+          <w:t>https://dataplatform.cloud.ibm.com/docs/content/wsj/analyze-data/ml-overview.html</w:t>
         </w:r>
       </w:hyperlink>
       <w:r>
@@ -37921,21 +38650,21 @@
           <w:sz w:val="28"/>
           <w:szCs w:val="28"/>
         </w:rPr>
-        <w:t xml:space="preserve">     watsonx.data</w:t>
-      </w:r>
-      <w:r>
-        <w:br/>
-      </w:r>
-      <w:r>
-        <w:br/>
-      </w:r>
-      <w:r>
-        <w:rPr>
-          <w:color w:val="808080"/>
-          <w:sz w:val="24"/>
-          <w:szCs w:val="24"/>
-        </w:rPr>
-        <w:t>Watsonx.data is a data management solution for collecting, storing, querying, and analyzing all your enterprise data (structured, semi-structured, and unstructured) with a single unified data platform. It provides a flexible and reliable platform that is optimized to work on open data formats.</w:t>
+        <w:t xml:space="preserve">     watsonx.ai Studio</w:t>
+      </w:r>
+      <w:r>
+        <w:br/>
+      </w:r>
+      <w:r>
+        <w:br/>
+      </w:r>
+      <w:r>
+        <w:rPr>
+          <w:color w:val="808080"/>
+          <w:sz w:val="24"/>
+          <w:szCs w:val="24"/>
+        </w:rPr>
+        <w:t>IBM watsonx.ai Studio provides the set of integrated tools for IBM watsonx.ai and Cloud Pak for Data as a Service. IBM watsonx.ai Studio is powered by IBM watsonx.ai Runtime. With a suite of tools for all skill levels, everyone can collaborate to develop machine learning solutions and on watsonx.ai, develop generative AI solutions. You can write code, visually code on a graphical canvas, or automatically build AI solutions.</w:t>
       </w:r>
       <w:r>
         <w:br/>
@@ -37950,7 +38679,7 @@
       </w:r>
       <w:hyperlink r:id="rId544">
         <w:r>
-          <w:t>https://cloud.ibm.com/docs/watsonxdata</w:t>
+          <w:t>https://dataplatform.cloud.ibm.com/docs</w:t>
         </w:r>
       </w:hyperlink>
       <w:r>
@@ -38011,21 +38740,21 @@
           <w:sz w:val="28"/>
           <w:szCs w:val="28"/>
         </w:rPr>
-        <w:t xml:space="preserve">     watsonx.data integration</w:t>
-      </w:r>
-      <w:r>
-        <w:br/>
-      </w:r>
-      <w:r>
-        <w:br/>
-      </w:r>
-      <w:r>
-        <w:rPr>
-          <w:color w:val="808080"/>
-          <w:sz w:val="24"/>
-          <w:szCs w:val="24"/>
-        </w:rPr>
-        <w:t>watsonx.data integration is a data integration tool that offers a unified experience for data teams to seamlessly handle real-time streaming, replication and bulk/batch integration patterns, without having to switch context or preselect the integration style. Modernize your data flows with a SaaS-based architecture that promotes reusability of data flows, enhances security and cost effectiveness, leveraging deployment flexibility across hybrid cloud environments. Boost data reliability with continuous monitoring of data quality issues with data observability.</w:t>
+        <w:t xml:space="preserve">     watsonx.data</w:t>
+      </w:r>
+      <w:r>
+        <w:br/>
+      </w:r>
+      <w:r>
+        <w:br/>
+      </w:r>
+      <w:r>
+        <w:rPr>
+          <w:color w:val="808080"/>
+          <w:sz w:val="24"/>
+          <w:szCs w:val="24"/>
+        </w:rPr>
+        <w:t>Watsonx.data is a data management solution for collecting, storing, querying, and analyzing all your enterprise data (structured, semi-structured, and unstructured) with a single unified data platform. It provides a flexible and reliable platform that is optimized to work on open data formats.</w:t>
       </w:r>
       <w:r>
         <w:br/>
@@ -38040,7 +38769,7 @@
       </w:r>
       <w:hyperlink r:id="rId546">
         <w:r>
-          <w:t>https://dataplatform.cloud.ibm.com/docs/content/wsj/getting-started/welcome-main.html?context=df&amp;amp;audience=wdp</w:t>
+          <w:t>https://cloud.ibm.com/docs/watsonxdata</w:t>
         </w:r>
       </w:hyperlink>
       <w:r>
@@ -38101,21 +38830,21 @@
           <w:sz w:val="28"/>
           <w:szCs w:val="28"/>
         </w:rPr>
-        <w:t xml:space="preserve">     watsonx.data intelligence</w:t>
-      </w:r>
-      <w:r>
-        <w:br/>
-      </w:r>
-      <w:r>
-        <w:br/>
-      </w:r>
-      <w:r>
-        <w:rPr>
-          <w:color w:val="808080"/>
-          <w:sz w:val="24"/>
-          <w:szCs w:val="24"/>
-        </w:rPr>
-        <w:t>IBM watsonx.data intelligence revolutionizes the way organizations curate, manage, and utilize data by leveraging the power of AI to simplify data delivery across hybrid ecosystems. It empowers organizations to discover, trust, and access meaningful data by unifying governance, lineage, quality, and sharing, providing consumers with reliable data products.</w:t>
+        <w:t xml:space="preserve">     watsonx.data integration</w:t>
+      </w:r>
+      <w:r>
+        <w:br/>
+      </w:r>
+      <w:r>
+        <w:br/>
+      </w:r>
+      <w:r>
+        <w:rPr>
+          <w:color w:val="808080"/>
+          <w:sz w:val="24"/>
+          <w:szCs w:val="24"/>
+        </w:rPr>
+        <w:t>watsonx.data integration is a data integration tool that offers a unified experience for data teams to seamlessly handle real-time streaming, replication and bulk/batch integration patterns, without having to switch context or preselect the integration style. Modernize your data flows with a SaaS-based architecture that promotes reusability of data flows, enhances security and cost effectiveness, leveraging deployment flexibility across hybrid cloud environments. Boost data reliability with continuous monitoring of data quality issues with data observability.</w:t>
       </w:r>
       <w:r>
         <w:br/>
@@ -38191,21 +38920,21 @@
           <w:sz w:val="28"/>
           <w:szCs w:val="28"/>
         </w:rPr>
-        <w:t xml:space="preserve">     watsonx.governance</w:t>
-      </w:r>
-      <w:r>
-        <w:br/>
-      </w:r>
-      <w:r>
-        <w:br/>
-      </w:r>
-      <w:r>
-        <w:rPr>
-          <w:color w:val="808080"/>
-          <w:sz w:val="24"/>
-          <w:szCs w:val="24"/>
-        </w:rPr>
-        <w:t>IBM watsonx.governance™ helps you direct, manage and monitor your organization’s AI activities</w:t>
+        <w:t xml:space="preserve">     watsonx.data intelligence</w:t>
+      </w:r>
+      <w:r>
+        <w:br/>
+      </w:r>
+      <w:r>
+        <w:br/>
+      </w:r>
+      <w:r>
+        <w:rPr>
+          <w:color w:val="808080"/>
+          <w:sz w:val="24"/>
+          <w:szCs w:val="24"/>
+        </w:rPr>
+        <w:t>IBM watsonx.data intelligence revolutionizes the way organizations curate, manage, and utilize data by leveraging the power of AI to simplify data delivery across hybrid ecosystems. It empowers organizations to discover, trust, and access meaningful data by unifying governance, lineage, quality, and sharing, providing consumers with reliable data products.</w:t>
       </w:r>
       <w:r>
         <w:br/>
@@ -38220,7 +38949,7 @@
       </w:r>
       <w:hyperlink r:id="rId550">
         <w:r>
-          <w:t>https://dataplatform.cloud.ibm.com/docs/content/wsj/analyze-data/xgov-overview.html?context=wx&amp;amp;audience=wdp</w:t>
+          <w:t>https://dataplatform.cloud.ibm.com/docs/content/wsj/getting-started/welcome-main.html?context=df&amp;amp;audience=wdp</w:t>
         </w:r>
       </w:hyperlink>
       <w:r>
@@ -38281,179 +39010,21 @@
           <w:sz w:val="28"/>
           <w:szCs w:val="28"/>
         </w:rPr>
-        <w:t xml:space="preserve">     WealthGrowth.AI</w:t>
-      </w:r>
-      <w:r>
-        <w:br/>
-      </w:r>
-      <w:r>
-        <w:br/>
-      </w:r>
-      <w:r>
-        <w:rPr>
-          <w:color w:val="808080"/>
-          <w:sz w:val="24"/>
-          <w:szCs w:val="24"/>
-        </w:rPr>
-        <w:t>WealthGrowth.ai: Transforming Wealth Management with AI</w:t>
-      </w:r>
-      <w:r>
-        <w:br/>
-      </w:r>
-      <w:r>
-        <w:br/>
-      </w:r>
-      <w:r>
-        <w:rPr>
-          <w:color w:val="808080"/>
-          <w:sz w:val="24"/>
-          <w:szCs w:val="24"/>
-        </w:rPr>
-        <w:t>WealthGrowth.ai is an Agentic AI workflow designed to enhance financial advisory services by leveraging 64 AI models, multiple AI agents, over 250 APIs, and six digital applications. By automating up to 95% of advisors' tasks, it helps boost asset growth and expand client outreach.</w:t>
-      </w:r>
-      <w:r>
-        <w:br/>
-      </w:r>
-      <w:r>
-        <w:br/>
-      </w:r>
-      <w:r>
-        <w:rPr>
-          <w:color w:val="808080"/>
-          <w:sz w:val="24"/>
-          <w:szCs w:val="24"/>
-        </w:rPr>
-        <w:t>Key Benefits:</w:t>
-      </w:r>
-      <w:r>
-        <w:br/>
-      </w:r>
-      <w:r>
-        <w:br/>
-      </w:r>
-      <w:r>
-        <w:rPr>
-          <w:color w:val="808080"/>
-          <w:sz w:val="24"/>
-          <w:szCs w:val="24"/>
-        </w:rPr>
-        <w:t>1. Growing with Current Clients</w:t>
-      </w:r>
-      <w:r>
-        <w:br/>
-      </w:r>
-      <w:r>
-        <w:rPr>
-          <w:color w:val="808080"/>
-          <w:sz w:val="24"/>
-          <w:szCs w:val="24"/>
-        </w:rPr>
-        <w:t>Increases product utilization by 3 to 4 times.</w:t>
-      </w:r>
-      <w:r>
-        <w:br/>
-      </w:r>
-      <w:r>
-        <w:rPr>
-          <w:color w:val="808080"/>
-          <w:sz w:val="24"/>
-          <w:szCs w:val="24"/>
-        </w:rPr>
-        <w:t>Expands wallet share by up to 40%.</w:t>
-      </w:r>
-      <w:r>
-        <w:br/>
-      </w:r>
-      <w:r>
-        <w:rPr>
-          <w:color w:val="808080"/>
-          <w:sz w:val="24"/>
-          <w:szCs w:val="24"/>
-        </w:rPr>
-        <w:t xml:space="preserve">   </w:t>
-      </w:r>
-      <w:r>
-        <w:br/>
-      </w:r>
-      <w:r>
-        <w:rPr>
-          <w:color w:val="808080"/>
-          <w:sz w:val="24"/>
-          <w:szCs w:val="24"/>
-        </w:rPr>
-        <w:t>2. Transitioning Bank Clients &amp; Acquiring New Prospects</w:t>
-      </w:r>
-      <w:r>
-        <w:br/>
-      </w:r>
-      <w:r>
-        <w:rPr>
-          <w:color w:val="808080"/>
-          <w:sz w:val="24"/>
-          <w:szCs w:val="24"/>
-        </w:rPr>
-        <w:t>Enables advisors to manage 6 to 10 times more clients.</w:t>
-      </w:r>
-      <w:r>
-        <w:br/>
-      </w:r>
-      <w:r>
-        <w:rPr>
-          <w:color w:val="808080"/>
-          <w:sz w:val="24"/>
-          <w:szCs w:val="24"/>
-        </w:rPr>
-        <w:t>Boosts assets under management (AUM) by up to 6 times.</w:t>
-      </w:r>
-      <w:r>
-        <w:br/>
-      </w:r>
-      <w:r>
-        <w:br/>
-      </w:r>
-      <w:r>
-        <w:rPr>
-          <w:color w:val="808080"/>
-          <w:sz w:val="24"/>
-          <w:szCs w:val="24"/>
-        </w:rPr>
-        <w:t>3. Enabling a Centralized/Remote/Digital Advisor Strategy</w:t>
-      </w:r>
-      <w:r>
-        <w:br/>
-      </w:r>
-      <w:r>
-        <w:rPr>
-          <w:color w:val="808080"/>
-          <w:sz w:val="24"/>
-          <w:szCs w:val="24"/>
-        </w:rPr>
-        <w:t>Expands reach to new channels, regions, and products.</w:t>
-      </w:r>
-      <w:r>
-        <w:br/>
-      </w:r>
-      <w:r>
-        <w:rPr>
-          <w:color w:val="808080"/>
-          <w:sz w:val="24"/>
-          <w:szCs w:val="24"/>
-        </w:rPr>
-        <w:t>Reduces advisor workload while maximizing efficiency.</w:t>
-      </w:r>
-      <w:r>
-        <w:br/>
-      </w:r>
-      <w:r>
-        <w:br/>
-      </w:r>
-      <w:r>
-        <w:rPr>
-          <w:color w:val="808080"/>
-          <w:sz w:val="24"/>
-          <w:szCs w:val="24"/>
-        </w:rPr>
-        <w:t>Powered by Cognerium, WealthGrowth.ai is shaping the future of wealth management by integrating AI-driven strategies to optimize client engagement and financial growth.</w:t>
+        <w:t xml:space="preserve">     watsonx.governance</w:t>
+      </w:r>
+      <w:r>
+        <w:br/>
+      </w:r>
+      <w:r>
+        <w:br/>
+      </w:r>
+      <w:r>
+        <w:rPr>
+          <w:color w:val="808080"/>
+          <w:sz w:val="24"/>
+          <w:szCs w:val="24"/>
+        </w:rPr>
+        <w:t>IBM watsonx.governance™ helps you direct, manage and monitor your organization’s AI activities</w:t>
       </w:r>
       <w:r>
         <w:br/>
@@ -38468,7 +39039,7 @@
       </w:r>
       <w:hyperlink r:id="rId552">
         <w:r>
-          <w:t>https://apiwealthgrowth.cognerium.com/api/v1/app_documentation/</w:t>
+          <w:t>https://dataplatform.cloud.ibm.com/docs/content/wsj/analyze-data/xgov-overview.html?context=wx&amp;amp;audience=wdp</w:t>
         </w:r>
       </w:hyperlink>
       <w:r>
@@ -38529,21 +39100,179 @@
           <w:sz w:val="28"/>
           <w:szCs w:val="28"/>
         </w:rPr>
-        <w:t xml:space="preserve">     Zerto</w:t>
-      </w:r>
-      <w:r>
-        <w:br/>
-      </w:r>
-      <w:r>
-        <w:br/>
-      </w:r>
-      <w:r>
-        <w:rPr>
-          <w:color w:val="808080"/>
-          <w:sz w:val="24"/>
-          <w:szCs w:val="24"/>
-        </w:rPr>
-        <w:t>Replicate your VMs between data centers in the public cloud or between the public cloud and your on-premises data centers</w:t>
+        <w:t xml:space="preserve">     WealthGrowth.AI</w:t>
+      </w:r>
+      <w:r>
+        <w:br/>
+      </w:r>
+      <w:r>
+        <w:br/>
+      </w:r>
+      <w:r>
+        <w:rPr>
+          <w:color w:val="808080"/>
+          <w:sz w:val="24"/>
+          <w:szCs w:val="24"/>
+        </w:rPr>
+        <w:t>WealthGrowth.ai: Transforming Wealth Management with AI</w:t>
+      </w:r>
+      <w:r>
+        <w:br/>
+      </w:r>
+      <w:r>
+        <w:br/>
+      </w:r>
+      <w:r>
+        <w:rPr>
+          <w:color w:val="808080"/>
+          <w:sz w:val="24"/>
+          <w:szCs w:val="24"/>
+        </w:rPr>
+        <w:t>WealthGrowth.ai is an Agentic AI workflow designed to enhance financial advisory services by leveraging 64 AI models, multiple AI agents, over 250 APIs, and six digital applications. By automating up to 95% of advisors' tasks, it helps boost asset growth and expand client outreach.</w:t>
+      </w:r>
+      <w:r>
+        <w:br/>
+      </w:r>
+      <w:r>
+        <w:br/>
+      </w:r>
+      <w:r>
+        <w:rPr>
+          <w:color w:val="808080"/>
+          <w:sz w:val="24"/>
+          <w:szCs w:val="24"/>
+        </w:rPr>
+        <w:t>Key Benefits:</w:t>
+      </w:r>
+      <w:r>
+        <w:br/>
+      </w:r>
+      <w:r>
+        <w:br/>
+      </w:r>
+      <w:r>
+        <w:rPr>
+          <w:color w:val="808080"/>
+          <w:sz w:val="24"/>
+          <w:szCs w:val="24"/>
+        </w:rPr>
+        <w:t>1. Growing with Current Clients</w:t>
+      </w:r>
+      <w:r>
+        <w:br/>
+      </w:r>
+      <w:r>
+        <w:rPr>
+          <w:color w:val="808080"/>
+          <w:sz w:val="24"/>
+          <w:szCs w:val="24"/>
+        </w:rPr>
+        <w:t>Increases product utilization by 3 to 4 times.</w:t>
+      </w:r>
+      <w:r>
+        <w:br/>
+      </w:r>
+      <w:r>
+        <w:rPr>
+          <w:color w:val="808080"/>
+          <w:sz w:val="24"/>
+          <w:szCs w:val="24"/>
+        </w:rPr>
+        <w:t>Expands wallet share by up to 40%.</w:t>
+      </w:r>
+      <w:r>
+        <w:br/>
+      </w:r>
+      <w:r>
+        <w:rPr>
+          <w:color w:val="808080"/>
+          <w:sz w:val="24"/>
+          <w:szCs w:val="24"/>
+        </w:rPr>
+        <w:t xml:space="preserve">   </w:t>
+      </w:r>
+      <w:r>
+        <w:br/>
+      </w:r>
+      <w:r>
+        <w:rPr>
+          <w:color w:val="808080"/>
+          <w:sz w:val="24"/>
+          <w:szCs w:val="24"/>
+        </w:rPr>
+        <w:t>2. Transitioning Bank Clients &amp; Acquiring New Prospects</w:t>
+      </w:r>
+      <w:r>
+        <w:br/>
+      </w:r>
+      <w:r>
+        <w:rPr>
+          <w:color w:val="808080"/>
+          <w:sz w:val="24"/>
+          <w:szCs w:val="24"/>
+        </w:rPr>
+        <w:t>Enables advisors to manage 6 to 10 times more clients.</w:t>
+      </w:r>
+      <w:r>
+        <w:br/>
+      </w:r>
+      <w:r>
+        <w:rPr>
+          <w:color w:val="808080"/>
+          <w:sz w:val="24"/>
+          <w:szCs w:val="24"/>
+        </w:rPr>
+        <w:t>Boosts assets under management (AUM) by up to 6 times.</w:t>
+      </w:r>
+      <w:r>
+        <w:br/>
+      </w:r>
+      <w:r>
+        <w:br/>
+      </w:r>
+      <w:r>
+        <w:rPr>
+          <w:color w:val="808080"/>
+          <w:sz w:val="24"/>
+          <w:szCs w:val="24"/>
+        </w:rPr>
+        <w:t>3. Enabling a Centralized/Remote/Digital Advisor Strategy</w:t>
+      </w:r>
+      <w:r>
+        <w:br/>
+      </w:r>
+      <w:r>
+        <w:rPr>
+          <w:color w:val="808080"/>
+          <w:sz w:val="24"/>
+          <w:szCs w:val="24"/>
+        </w:rPr>
+        <w:t>Expands reach to new channels, regions, and products.</w:t>
+      </w:r>
+      <w:r>
+        <w:br/>
+      </w:r>
+      <w:r>
+        <w:rPr>
+          <w:color w:val="808080"/>
+          <w:sz w:val="24"/>
+          <w:szCs w:val="24"/>
+        </w:rPr>
+        <w:t>Reduces advisor workload while maximizing efficiency.</w:t>
+      </w:r>
+      <w:r>
+        <w:br/>
+      </w:r>
+      <w:r>
+        <w:br/>
+      </w:r>
+      <w:r>
+        <w:rPr>
+          <w:color w:val="808080"/>
+          <w:sz w:val="24"/>
+          <w:szCs w:val="24"/>
+        </w:rPr>
+        <w:t>Powered by Cognerium, WealthGrowth.ai is shaping the future of wealth management by integrating AI-driven strategies to optimize client engagement and financial growth.</w:t>
       </w:r>
       <w:r>
         <w:br/>
@@ -38558,7 +39287,7 @@
       </w:r>
       <w:hyperlink r:id="rId554">
         <w:r>
-          <w:t>https://cloud.ibm.com/services/vmwaresolutions/services/addingzertodr.html</w:t>
+          <w:t>https://apiwealthgrowth.cognerium.com/api/v1/app_documentation/</w:t>
         </w:r>
       </w:hyperlink>
       <w:r>
@@ -38619,6 +39348,96 @@
           <w:sz w:val="28"/>
           <w:szCs w:val="28"/>
         </w:rPr>
+        <w:t xml:space="preserve">     Zerto</w:t>
+      </w:r>
+      <w:r>
+        <w:br/>
+      </w:r>
+      <w:r>
+        <w:br/>
+      </w:r>
+      <w:r>
+        <w:rPr>
+          <w:color w:val="808080"/>
+          <w:sz w:val="24"/>
+          <w:szCs w:val="24"/>
+        </w:rPr>
+        <w:t>Replicate your VMs between data centers in the public cloud or between the public cloud and your on-premises data centers</w:t>
+      </w:r>
+      <w:r>
+        <w:br/>
+      </w:r>
+      <w:r>
+        <w:rPr>
+          <w:color w:val="808080"/>
+          <w:sz w:val="24"/>
+          <w:szCs w:val="24"/>
+        </w:rPr>
+        <w:t xml:space="preserve">Documentation:  </w:t>
+      </w:r>
+      <w:hyperlink r:id="rId556">
+        <w:r>
+          <w:t>https://cloud.ibm.com/services/vmwaresolutions/services/addingzertodr.html</w:t>
+        </w:r>
+      </w:hyperlink>
+      <w:r>
+        <w:br/>
+      </w:r>
+      <w:r>
+        <w:br/>
+      </w:r>
+    </w:p>
+    <w:p>
+      <w:pPr>
+        <w:ind/>
+      </w:pPr>
+      <w:r>
+        <w:rPr>
+          <w:noProof/>
+        </w:rPr>
+        <w:drawing>
+          <wp:inline distT="0" distB="0" distL="0" distR="0">
+            <wp:extent cx="476250" cy="476250"/>
+            <wp:effectExtent l="19050" t="0" r="9525" b="0"/>
+            <wp:docPr id="276" name="Picture 275" descr="Picture 275"/>
+            <wp:cNvGraphicFramePr>
+              <a:graphicFrameLocks xmlns:a="http://schemas.openxmlformats.org/drawingml/2006/main" noChangeAspect="1"/>
+            </wp:cNvGraphicFramePr>
+            <a:graphic xmlns:a="http://schemas.openxmlformats.org/drawingml/2006/main">
+              <a:graphicData uri="http://schemas.openxmlformats.org/drawingml/2006/picture">
+                <pic:pic xmlns:pic="http://schemas.openxmlformats.org/drawingml/2006/picture">
+                  <pic:nvPicPr>
+                    <pic:cNvPr id="0" name="Picture 275"/>
+                    <pic:cNvPicPr/>
+                  </pic:nvPicPr>
+                  <pic:blipFill>
+                    <a:blip r:embed="rId557" cstate="print"/>
+                    <a:stretch>
+                      <a:fillRect/>
+                    </a:stretch>
+                  </pic:blipFill>
+                  <pic:spPr>
+                    <a:xfrm>
+                      <a:off x="0" y="0"/>
+                      <a:ext cx="476250" cy="476250"/>
+                    </a:xfrm>
+                    <a:prstGeom prst="rect">
+                      <a:avLst/>
+                    </a:prstGeom>
+                  </pic:spPr>
+                </pic:pic>
+              </a:graphicData>
+            </a:graphic>
+          </wp:inline>
+        </w:drawing>
+      </w:r>
+      <w:r>
+        <w:rPr>
+          <w:b/>
+          <w:bCs/>
+          <w:sz w:val="28"/>
+          <w:szCs w:val="28"/>
+        </w:rPr>
         <w:t xml:space="preserve">     ZIEMACS AI Copilot for PowerHA</w:t>
       </w:r>
       <w:r>
@@ -38699,7 +39518,7 @@
         </w:rPr>
         <w:t xml:space="preserve">Documentation:  </w:t>
       </w:r>
-      <w:hyperlink r:id="rId556">
+      <w:hyperlink r:id="rId558">
         <w:r>
           <w:t>https://ziemacsai.github.io/assets/docs.html</w:t>
         </w:r>

--- a/docs/generated/mycatalog.docx
+++ b/docs/generated/mycatalog.docx
@@ -13670,7 +13670,7 @@
           <w:sz w:val="24"/>
           <w:szCs w:val="24"/>
         </w:rPr>
-        <w:t>For sales support, reach out to Dizzion directly at channel@dizzion.com.</w:t>
+        <w:t>For sales support, reach out to Dizzion directly at ibm@dizzion.com.</w:t>
       </w:r>
       <w:r>
         <w:br/>
@@ -13685,7 +13685,7 @@
       </w:r>
       <w:hyperlink r:id="rId180">
         <w:r>
-          <w:t>https://docs.dizzion.com</w:t>
+          <w:t>https://docs.difr.com</w:t>
         </w:r>
       </w:hyperlink>
       <w:r>
@@ -28140,21 +28140,21 @@
           <w:sz w:val="28"/>
           <w:szCs w:val="28"/>
         </w:rPr>
-        <w:t xml:space="preserve">     Red Hat AI InstructLab</w:t>
-      </w:r>
-      <w:r>
-        <w:br/>
-      </w:r>
-      <w:r>
-        <w:br/>
-      </w:r>
-      <w:r>
-        <w:rPr>
-          <w:color w:val="808080"/>
-          <w:sz w:val="24"/>
-          <w:szCs w:val="24"/>
-        </w:rPr>
-        <w:t>Red Hat AI InstructLab deployed as a service on IBM Cloud is designed to simplify, scale, and secure the training and deployment of AI models. By simplifying InstructLab model creation, organizations can build highly accurate and efficient models while retaining ownership of their data.</w:t>
+        <w:t xml:space="preserve">     Red Hat AI Inference</w:t>
+      </w:r>
+      <w:r>
+        <w:br/>
+      </w:r>
+      <w:r>
+        <w:br/>
+      </w:r>
+      <w:r>
+        <w:rPr>
+          <w:color w:val="808080"/>
+          <w:sz w:val="24"/>
+          <w:szCs w:val="24"/>
+        </w:rPr>
+        <w:t>Red Hat AI Inference on IBM Cloud provides production‑ready AI models with no operational overhead and built‑in enterprise security, compliance, and cost control. The model alignment capability (InstructLab) enables organizations to fine-tune highly accurate and efficient models while retaining ownership of their data.</w:t>
       </w:r>
       <w:r>
         <w:br/>
@@ -28169,7 +28169,7 @@
       </w:r>
       <w:hyperlink r:id="rId396">
         <w:r>
-          <w:t>https://cloud.ibm.com/docs/instructlab?topic=instructlab-getting-started</w:t>
+          <w:t>https://cloud.ibm.com/docs/inference</w:t>
         </w:r>
       </w:hyperlink>
       <w:r>

--- a/docs/generated/mycatalog.docx
+++ b/docs/generated/mycatalog.docx
@@ -34970,21 +34970,122 @@
           <w:sz w:val="28"/>
           <w:szCs w:val="28"/>
         </w:rPr>
-        <w:t xml:space="preserve">     Verify</w:t>
-      </w:r>
-      <w:r>
-        <w:br/>
-      </w:r>
-      <w:r>
-        <w:br/>
-      </w:r>
-      <w:r>
-        <w:rPr>
-          <w:color w:val="808080"/>
-          <w:sz w:val="24"/>
-          <w:szCs w:val="24"/>
-        </w:rPr>
-        <w:t>IBM Verify provides Single Sign-On (SSO), multi-factor authentication (MFA), identity governance, and identity lifecycle controls for internal (workforce) and external (consumer) user types.</w:t>
+        <w:t xml:space="preserve">     Veridion</w:t>
+      </w:r>
+      <w:r>
+        <w:br/>
+      </w:r>
+      <w:r>
+        <w:br/>
+      </w:r>
+      <w:r>
+        <w:rPr>
+          <w:color w:val="808080"/>
+          <w:sz w:val="24"/>
+          <w:szCs w:val="24"/>
+        </w:rPr>
+        <w:t>Veridion Company Data enables natural language Q&amp;A over company profiles in watsonx Orchestrate.</w:t>
+      </w:r>
+      <w:r>
+        <w:br/>
+      </w:r>
+      <w:r>
+        <w:br/>
+      </w:r>
+      <w:r>
+        <w:br/>
+      </w:r>
+      <w:r>
+        <w:br/>
+      </w:r>
+      <w:r>
+        <w:br/>
+      </w:r>
+      <w:r>
+        <w:rPr>
+          <w:color w:val="808080"/>
+          <w:sz w:val="24"/>
+          <w:szCs w:val="24"/>
+        </w:rPr>
+        <w:t>Ask questions about any company, and the agent retrieves structured company data from Veridion to produce a clear, actionable answer.</w:t>
+      </w:r>
+      <w:r>
+        <w:br/>
+      </w:r>
+      <w:r>
+        <w:br/>
+      </w:r>
+      <w:r>
+        <w:br/>
+      </w:r>
+      <w:r>
+        <w:br/>
+      </w:r>
+      <w:r>
+        <w:br/>
+      </w:r>
+      <w:r>
+        <w:rPr>
+          <w:color w:val="808080"/>
+          <w:sz w:val="24"/>
+          <w:szCs w:val="24"/>
+        </w:rPr>
+        <w:t>Behind the scenes, the agent uses an IBM tool integration to call Veridion’s Match &amp; Enrich API directly.</w:t>
+      </w:r>
+      <w:r>
+        <w:br/>
+      </w:r>
+      <w:r>
+        <w:br/>
+      </w:r>
+      <w:r>
+        <w:br/>
+      </w:r>
+      <w:r>
+        <w:br/>
+      </w:r>
+      <w:r>
+        <w:br/>
+      </w:r>
+      <w:r>
+        <w:rPr>
+          <w:color w:val="808080"/>
+          <w:sz w:val="24"/>
+          <w:szCs w:val="24"/>
+        </w:rPr>
+        <w:t>It resolves the correct company entity from inputs like company name, website, and country, then retrieves enriched firmographic and profile data.</w:t>
+      </w:r>
+      <w:r>
+        <w:br/>
+      </w:r>
+      <w:r>
+        <w:br/>
+      </w:r>
+      <w:r>
+        <w:br/>
+      </w:r>
+      <w:r>
+        <w:br/>
+      </w:r>
+      <w:r>
+        <w:br/>
+      </w:r>
+      <w:r>
+        <w:rPr>
+          <w:color w:val="808080"/>
+          <w:sz w:val="24"/>
+          <w:szCs w:val="24"/>
+        </w:rPr>
+        <w:t>The agent uses this enriched data to answer the user’s questions.</w:t>
+      </w:r>
+      <w:r>
+        <w:br/>
+      </w:r>
+      <w:r>
+        <w:br/>
+      </w:r>
+      <w:r>
+        <w:br/>
       </w:r>
       <w:r>
         <w:br/>
@@ -34999,7 +35100,7 @@
       </w:r>
       <w:hyperlink r:id="rId486">
         <w:r>
-          <w:t>https://docs.verify.ibm.com/verify</w:t>
+          <w:t>https://veridion.com/wp-content/uploads/2026/03/Documentation-Veridion-IBM-Agent.pdf</w:t>
         </w:r>
       </w:hyperlink>
       <w:r>
@@ -35060,21 +35161,21 @@
           <w:sz w:val="28"/>
           <w:szCs w:val="28"/>
         </w:rPr>
-        <w:t xml:space="preserve">     Virtual Machine for Power Virtual Server</w:t>
-      </w:r>
-      <w:r>
-        <w:br/>
-      </w:r>
-      <w:r>
-        <w:br/>
-      </w:r>
-      <w:r>
-        <w:rPr>
-          <w:color w:val="808080"/>
-          <w:sz w:val="24"/>
-          <w:szCs w:val="24"/>
-        </w:rPr>
-        <w:t>Power Systems Virtual Server projects deliver flexible compute capacity for Power Systems workloads. Integrated with the IBM Cloud platform for on-demand provisioning, this offering provides a secure and scalable server virtualization environment built upon the advanced RAS features and leading performance of the Power Systems™ platform.</w:t>
+        <w:t xml:space="preserve">     Verify</w:t>
+      </w:r>
+      <w:r>
+        <w:br/>
+      </w:r>
+      <w:r>
+        <w:br/>
+      </w:r>
+      <w:r>
+        <w:rPr>
+          <w:color w:val="808080"/>
+          <w:sz w:val="24"/>
+          <w:szCs w:val="24"/>
+        </w:rPr>
+        <w:t>IBM Verify provides Single Sign-On (SSO), multi-factor authentication (MFA), identity governance, and identity lifecycle controls for internal (workforce) and external (consumer) user types.</w:t>
       </w:r>
       <w:r>
         <w:br/>
@@ -35089,7 +35190,7 @@
       </w:r>
       <w:hyperlink r:id="rId488">
         <w:r>
-          <w:t>https://cloud.ibm.com/docs/infrastructure/power-iaas?topic=power-iaas-getting-started</w:t>
+          <w:t>https://docs.verify.ibm.com/verify</w:t>
         </w:r>
       </w:hyperlink>
       <w:r>
@@ -35150,21 +35251,21 @@
           <w:sz w:val="28"/>
           <w:szCs w:val="28"/>
         </w:rPr>
-        <w:t xml:space="preserve">     Virtual Network Interface</w:t>
-      </w:r>
-      <w:r>
-        <w:br/>
-      </w:r>
-      <w:r>
-        <w:br/>
-      </w:r>
-      <w:r>
-        <w:rPr>
-          <w:color w:val="808080"/>
-          <w:sz w:val="24"/>
-          <w:szCs w:val="24"/>
-        </w:rPr>
-        <w:t>Virtual Network Interfaces provide a way to configure network IPs with security groups and they provide a consistent network binding handle for various resources.</w:t>
+        <w:t xml:space="preserve">     Virtual Machine for Power Virtual Server</w:t>
+      </w:r>
+      <w:r>
+        <w:br/>
+      </w:r>
+      <w:r>
+        <w:br/>
+      </w:r>
+      <w:r>
+        <w:rPr>
+          <w:color w:val="808080"/>
+          <w:sz w:val="24"/>
+          <w:szCs w:val="24"/>
+        </w:rPr>
+        <w:t>Power Systems Virtual Server projects deliver flexible compute capacity for Power Systems workloads. Integrated with the IBM Cloud platform for on-demand provisioning, this offering provides a secure and scalable server virtualization environment built upon the advanced RAS features and leading performance of the Power Systems™ platform.</w:t>
       </w:r>
       <w:r>
         <w:br/>
@@ -35179,7 +35280,7 @@
       </w:r>
       <w:hyperlink r:id="rId490">
         <w:r>
-          <w:t>https://test.cloud.ibm.com/docs/vpc?topic=vpc-getting-started</w:t>
+          <w:t>https://cloud.ibm.com/docs/infrastructure/power-iaas?topic=power-iaas-getting-started</w:t>
         </w:r>
       </w:hyperlink>
       <w:r>
@@ -35240,68 +35341,21 @@
           <w:sz w:val="28"/>
           <w:szCs w:val="28"/>
         </w:rPr>
-        <w:t xml:space="preserve">     Virtual Persistent Memory Volume for Power Virtual Server</w:t>
-      </w:r>
-      <w:r>
-        <w:br/>
-      </w:r>
-      <w:r>
-        <w:br/>
-      </w:r>
-      <w:r>
-        <w:rPr>
-          <w:color w:val="808080"/>
-          <w:sz w:val="24"/>
-          <w:szCs w:val="24"/>
-        </w:rPr>
-        <w:t xml:space="preserve">Power Systems Virtual Server projects deliver flexible compute capacity </w:t>
-      </w:r>
-      <w:r>
-        <w:br/>
-      </w:r>
-      <w:r>
-        <w:rPr>
-          <w:color w:val="808080"/>
-          <w:sz w:val="24"/>
-          <w:szCs w:val="24"/>
-        </w:rPr>
-        <w:t xml:space="preserve">for Power Systems workloads. Integrated with the IBM Cloud platform for </w:t>
-      </w:r>
-      <w:r>
-        <w:br/>
-      </w:r>
-      <w:r>
-        <w:rPr>
-          <w:color w:val="808080"/>
-          <w:sz w:val="24"/>
-          <w:szCs w:val="24"/>
-        </w:rPr>
-        <w:t xml:space="preserve">on-demand provisioning, this offering provides a secure and scalable </w:t>
-      </w:r>
-      <w:r>
-        <w:br/>
-      </w:r>
-      <w:r>
-        <w:rPr>
-          <w:color w:val="808080"/>
-          <w:sz w:val="24"/>
-          <w:szCs w:val="24"/>
-        </w:rPr>
-        <w:t xml:space="preserve">server virtualization environment built upon the advanced RAS features </w:t>
-      </w:r>
-      <w:r>
-        <w:br/>
-      </w:r>
-      <w:r>
-        <w:rPr>
-          <w:color w:val="808080"/>
-          <w:sz w:val="24"/>
-          <w:szCs w:val="24"/>
-        </w:rPr>
-        <w:t>and leading performance of the Power Systems™ platform.</w:t>
-      </w:r>
-      <w:r>
-        <w:br/>
+        <w:t xml:space="preserve">     Virtual Network Interface</w:t>
+      </w:r>
+      <w:r>
+        <w:br/>
+      </w:r>
+      <w:r>
+        <w:br/>
+      </w:r>
+      <w:r>
+        <w:rPr>
+          <w:color w:val="808080"/>
+          <w:sz w:val="24"/>
+          <w:szCs w:val="24"/>
+        </w:rPr>
+        <w:t>Virtual Network Interfaces provide a way to configure network IPs with security groups and they provide a consistent network binding handle for various resources.</w:t>
       </w:r>
       <w:r>
         <w:br/>
@@ -35316,7 +35370,7 @@
       </w:r>
       <w:hyperlink r:id="rId492">
         <w:r>
-          <w:t>https://test.cloud.ibm.com/docs/infrastructure/power-iaas?topic=power-iaas-getting-started</w:t>
+          <w:t>https://test.cloud.ibm.com/docs/vpc?topic=vpc-getting-started</w:t>
         </w:r>
       </w:hyperlink>
       <w:r>
@@ -35377,21 +35431,68 @@
           <w:sz w:val="28"/>
           <w:szCs w:val="28"/>
         </w:rPr>
-        <w:t xml:space="preserve">     Virtual Private Cloud</w:t>
-      </w:r>
-      <w:r>
-        <w:br/>
-      </w:r>
-      <w:r>
-        <w:br/>
-      </w:r>
-      <w:r>
-        <w:rPr>
-          <w:color w:val="808080"/>
-          <w:sz w:val="24"/>
-          <w:szCs w:val="24"/>
-        </w:rPr>
-        <w:t>Create a fully customizable, software-defined virtual network with superior isolation. IBM Cloud Virtual Private Cloud provides custom network topologies, flexible subnet sizes, and enhanced security.</w:t>
+        <w:t xml:space="preserve">     Virtual Persistent Memory Volume for Power Virtual Server</w:t>
+      </w:r>
+      <w:r>
+        <w:br/>
+      </w:r>
+      <w:r>
+        <w:br/>
+      </w:r>
+      <w:r>
+        <w:rPr>
+          <w:color w:val="808080"/>
+          <w:sz w:val="24"/>
+          <w:szCs w:val="24"/>
+        </w:rPr>
+        <w:t xml:space="preserve">Power Systems Virtual Server projects deliver flexible compute capacity </w:t>
+      </w:r>
+      <w:r>
+        <w:br/>
+      </w:r>
+      <w:r>
+        <w:rPr>
+          <w:color w:val="808080"/>
+          <w:sz w:val="24"/>
+          <w:szCs w:val="24"/>
+        </w:rPr>
+        <w:t xml:space="preserve">for Power Systems workloads. Integrated with the IBM Cloud platform for </w:t>
+      </w:r>
+      <w:r>
+        <w:br/>
+      </w:r>
+      <w:r>
+        <w:rPr>
+          <w:color w:val="808080"/>
+          <w:sz w:val="24"/>
+          <w:szCs w:val="24"/>
+        </w:rPr>
+        <w:t xml:space="preserve">on-demand provisioning, this offering provides a secure and scalable </w:t>
+      </w:r>
+      <w:r>
+        <w:br/>
+      </w:r>
+      <w:r>
+        <w:rPr>
+          <w:color w:val="808080"/>
+          <w:sz w:val="24"/>
+          <w:szCs w:val="24"/>
+        </w:rPr>
+        <w:t xml:space="preserve">server virtualization environment built upon the advanced RAS features </w:t>
+      </w:r>
+      <w:r>
+        <w:br/>
+      </w:r>
+      <w:r>
+        <w:rPr>
+          <w:color w:val="808080"/>
+          <w:sz w:val="24"/>
+          <w:szCs w:val="24"/>
+        </w:rPr>
+        <w:t>and leading performance of the Power Systems™ platform.</w:t>
+      </w:r>
+      <w:r>
+        <w:br/>
       </w:r>
       <w:r>
         <w:br/>
@@ -35406,7 +35507,7 @@
       </w:r>
       <w:hyperlink r:id="rId494">
         <w:r>
-          <w:t>https://cloud.ibm.com/docs/vpc/getting-started.html</w:t>
+          <w:t>https://test.cloud.ibm.com/docs/infrastructure/power-iaas?topic=power-iaas-getting-started</w:t>
         </w:r>
       </w:hyperlink>
       <w:r>
@@ -35467,21 +35568,21 @@
           <w:sz w:val="28"/>
           <w:szCs w:val="28"/>
         </w:rPr>
-        <w:t xml:space="preserve">     Virtual Private Endpoint for VPC</w:t>
-      </w:r>
-      <w:r>
-        <w:br/>
-      </w:r>
-      <w:r>
-        <w:br/>
-      </w:r>
-      <w:r>
-        <w:rPr>
-          <w:color w:val="808080"/>
-          <w:sz w:val="24"/>
-          <w:szCs w:val="24"/>
-        </w:rPr>
-        <w:t>Connectivity to IaaS and PaaS services on the IBM Cloud private backbone utilizing client assigned IP addresses native to the VPC. Integrated with IBM Cloud Platform services like Identity and Access Management (IAM), Resource Groups, and the Usage Dashboard, you can manage your Endpoint Gateways and Virtual Private Endpoint IPs in the same place as the rest of your IBM Cloud services. With the ability to map VPC IP addresses, it provides a seamless connectivity experience and a greater level of control of the network domain.</w:t>
+        <w:t xml:space="preserve">     Virtual Private Cloud</w:t>
+      </w:r>
+      <w:r>
+        <w:br/>
+      </w:r>
+      <w:r>
+        <w:br/>
+      </w:r>
+      <w:r>
+        <w:rPr>
+          <w:color w:val="808080"/>
+          <w:sz w:val="24"/>
+          <w:szCs w:val="24"/>
+        </w:rPr>
+        <w:t>Create a fully customizable, software-defined virtual network with superior isolation. IBM Cloud Virtual Private Cloud provides custom network topologies, flexible subnet sizes, and enhanced security.</w:t>
       </w:r>
       <w:r>
         <w:br/>
@@ -35496,7 +35597,7 @@
       </w:r>
       <w:hyperlink r:id="rId496">
         <w:r>
-          <w:t>https://cloud.ibm.com/docs/vpc?topic=vpc-about-vpe</w:t>
+          <w:t>https://cloud.ibm.com/docs/vpc/getting-started.html</w:t>
         </w:r>
       </w:hyperlink>
       <w:r>
@@ -35557,21 +35658,21 @@
           <w:sz w:val="28"/>
           <w:szCs w:val="28"/>
         </w:rPr>
-        <w:t xml:space="preserve">     Virtual Router Appliance</w:t>
-      </w:r>
-      <w:r>
-        <w:br/>
-      </w:r>
-      <w:r>
-        <w:br/>
-      </w:r>
-      <w:r>
-        <w:rPr>
-          <w:color w:val="808080"/>
-          <w:sz w:val="24"/>
-          <w:szCs w:val="24"/>
-        </w:rPr>
-        <w:t>Protect your cloud infrastructure and optimize its performance with a gateway appliance.</w:t>
+        <w:t xml:space="preserve">     Virtual Private Endpoint for VPC</w:t>
+      </w:r>
+      <w:r>
+        <w:br/>
+      </w:r>
+      <w:r>
+        <w:br/>
+      </w:r>
+      <w:r>
+        <w:rPr>
+          <w:color w:val="808080"/>
+          <w:sz w:val="24"/>
+          <w:szCs w:val="24"/>
+        </w:rPr>
+        <w:t>Connectivity to IaaS and PaaS services on the IBM Cloud private backbone utilizing client assigned IP addresses native to the VPC. Integrated with IBM Cloud Platform services like Identity and Access Management (IAM), Resource Groups, and the Usage Dashboard, you can manage your Endpoint Gateways and Virtual Private Endpoint IPs in the same place as the rest of your IBM Cloud services. With the ability to map VPC IP addresses, it provides a seamless connectivity experience and a greater level of control of the network domain.</w:t>
       </w:r>
       <w:r>
         <w:br/>
@@ -35586,7 +35687,7 @@
       </w:r>
       <w:hyperlink r:id="rId498">
         <w:r>
-          <w:t>https://cloud.ibm.com/docs/virtual-router-appliance?topic=virtual-router-appliance-getting-started-vra</w:t>
+          <w:t>https://cloud.ibm.com/docs/vpc?topic=vpc-about-vpe</w:t>
         </w:r>
       </w:hyperlink>
       <w:r>
@@ -35647,21 +35748,21 @@
           <w:sz w:val="28"/>
           <w:szCs w:val="28"/>
         </w:rPr>
-        <w:t xml:space="preserve">     Virtual Server for Classic</w:t>
-      </w:r>
-      <w:r>
-        <w:br/>
-      </w:r>
-      <w:r>
-        <w:br/>
-      </w:r>
-      <w:r>
-        <w:rPr>
-          <w:color w:val="808080"/>
-          <w:sz w:val="24"/>
-          <w:szCs w:val="24"/>
-        </w:rPr>
-        <w:t>We offer virtual servers worldwide with up to 64 vCPU and 512 GB RAM to fit any workload need. Select hourly postpaid billing for flexibility or monthly prepaid for a discount on full monthly usage.</w:t>
+        <w:t xml:space="preserve">     Virtual Router Appliance</w:t>
+      </w:r>
+      <w:r>
+        <w:br/>
+      </w:r>
+      <w:r>
+        <w:br/>
+      </w:r>
+      <w:r>
+        <w:rPr>
+          <w:color w:val="808080"/>
+          <w:sz w:val="24"/>
+          <w:szCs w:val="24"/>
+        </w:rPr>
+        <w:t>Protect your cloud infrastructure and optimize its performance with a gateway appliance.</w:t>
       </w:r>
       <w:r>
         <w:br/>
@@ -35676,7 +35777,7 @@
       </w:r>
       <w:hyperlink r:id="rId500">
         <w:r>
-          <w:t>https://cloud.ibm.com/docs/vsi</w:t>
+          <w:t>https://cloud.ibm.com/docs/virtual-router-appliance?topic=virtual-router-appliance-getting-started-vra</w:t>
         </w:r>
       </w:hyperlink>
       <w:r>
@@ -35737,35 +35838,21 @@
           <w:sz w:val="28"/>
           <w:szCs w:val="28"/>
         </w:rPr>
-        <w:t xml:space="preserve">     Virtual Server for VPC</w:t>
-      </w:r>
-      <w:r>
-        <w:br/>
-      </w:r>
-      <w:r>
-        <w:br/>
-      </w:r>
-      <w:r>
-        <w:rPr>
-          <w:color w:val="808080"/>
-          <w:sz w:val="24"/>
-          <w:szCs w:val="24"/>
-        </w:rPr>
-        <w:t>In your own private space in the IBM Cloud, IBM Cloud VPC combines the security of a private cloud with the scalability of a public cloud. Use Virtual Private Cloud to isolate and provision network segments on the IBM Cloud, where you can deploy and manage compute resources, storage and networking cloud resources.</w:t>
-      </w:r>
-      <w:r>
-        <w:br/>
-      </w:r>
-      <w:r>
-        <w:br/>
-      </w:r>
-      <w:r>
-        <w:rPr>
-          <w:color w:val="808080"/>
-          <w:sz w:val="24"/>
-          <w:szCs w:val="24"/>
-        </w:rPr>
-        <w:t>With Virtual Server for VPC, you can quickly provision instances with high network performance. When you provision an instance, you select a profile that matches the amount of memory and compute power that you need for the application that you plan to run on the instance. Instances are available on the x86 and s390x architectures. After you provision an instance, you control and manage those infrastructure resources.</w:t>
+        <w:t xml:space="preserve">     Virtual Server for Classic</w:t>
+      </w:r>
+      <w:r>
+        <w:br/>
+      </w:r>
+      <w:r>
+        <w:br/>
+      </w:r>
+      <w:r>
+        <w:rPr>
+          <w:color w:val="808080"/>
+          <w:sz w:val="24"/>
+          <w:szCs w:val="24"/>
+        </w:rPr>
+        <w:t>We offer virtual servers worldwide with up to 64 vCPU and 512 GB RAM to fit any workload need. Select hourly postpaid billing for flexibility or monthly prepaid for a discount on full monthly usage.</w:t>
       </w:r>
       <w:r>
         <w:br/>
@@ -35780,7 +35867,7 @@
       </w:r>
       <w:hyperlink r:id="rId502">
         <w:r>
-          <w:t>https://cloud.ibm.com/docs/vpc?topic=vpc-creating-virtual-servers</w:t>
+          <w:t>https://cloud.ibm.com/docs/vsi</w:t>
         </w:r>
       </w:hyperlink>
       <w:r>
@@ -35841,21 +35928,35 @@
           <w:sz w:val="28"/>
           <w:szCs w:val="28"/>
         </w:rPr>
-        <w:t xml:space="preserve">     VLAN</w:t>
-      </w:r>
-      <w:r>
-        <w:br/>
-      </w:r>
-      <w:r>
-        <w:br/>
-      </w:r>
-      <w:r>
-        <w:rPr>
-          <w:color w:val="808080"/>
-          <w:sz w:val="24"/>
-          <w:szCs w:val="24"/>
-        </w:rPr>
-        <w:t>A Virtual Local Area Network (VLAN) is a network construct that makes it possible to create broadcast domains at the OSI Model layer-2 level. IBM Cloud uses VLANs to isolate broadcast traffic, to provide packet identification, and to let multiple workloads coexist on the same physical equipment. Depending on your situation, you may never need to interact with VLANs directly, because they are managed automatically. Optionally, you can order additional VLANs based on your unique network isolation requirements.</w:t>
+        <w:t xml:space="preserve">     Virtual Server for VPC</w:t>
+      </w:r>
+      <w:r>
+        <w:br/>
+      </w:r>
+      <w:r>
+        <w:br/>
+      </w:r>
+      <w:r>
+        <w:rPr>
+          <w:color w:val="808080"/>
+          <w:sz w:val="24"/>
+          <w:szCs w:val="24"/>
+        </w:rPr>
+        <w:t>In your own private space in the IBM Cloud, IBM Cloud VPC combines the security of a private cloud with the scalability of a public cloud. Use Virtual Private Cloud to isolate and provision network segments on the IBM Cloud, where you can deploy and manage compute resources, storage and networking cloud resources.</w:t>
+      </w:r>
+      <w:r>
+        <w:br/>
+      </w:r>
+      <w:r>
+        <w:br/>
+      </w:r>
+      <w:r>
+        <w:rPr>
+          <w:color w:val="808080"/>
+          <w:sz w:val="24"/>
+          <w:szCs w:val="24"/>
+        </w:rPr>
+        <w:t>With Virtual Server for VPC, you can quickly provision instances with high network performance. When you provision an instance, you select a profile that matches the amount of memory and compute power that you need for the application that you plan to run on the instance. Instances are available on the x86 and s390x architectures. After you provision an instance, you control and manage those infrastructure resources.</w:t>
       </w:r>
       <w:r>
         <w:br/>
@@ -35870,7 +35971,7 @@
       </w:r>
       <w:hyperlink r:id="rId504">
         <w:r>
-          <w:t>https://cloud.ibm.com/docs</w:t>
+          <w:t>https://cloud.ibm.com/docs/vpc?topic=vpc-creating-virtual-servers</w:t>
         </w:r>
       </w:hyperlink>
       <w:r>
@@ -35931,63 +36032,21 @@
           <w:sz w:val="28"/>
           <w:szCs w:val="28"/>
         </w:rPr>
-        <w:t xml:space="preserve">     VMware Cloud Migration Services</w:t>
-      </w:r>
-      <w:r>
-        <w:br/>
-      </w:r>
-      <w:r>
-        <w:br/>
-      </w:r>
-      <w:r>
-        <w:rPr>
-          <w:color w:val="808080"/>
-          <w:sz w:val="24"/>
-          <w:szCs w:val="24"/>
-        </w:rPr>
-        <w:t>This selection of services targets VMware customers seeking to modernize and embrace various IBM cloud options as either a production or disaster recovery target site.</w:t>
-      </w:r>
-      <w:r>
-        <w:br/>
-      </w:r>
-      <w:r>
-        <w:br/>
-      </w:r>
-      <w:r>
-        <w:rPr>
-          <w:color w:val="808080"/>
-          <w:sz w:val="24"/>
-          <w:szCs w:val="24"/>
-        </w:rPr>
-        <w:t>While PrimaryIO offers SaaS products in support of the Cloud Journey targeting data resiliency, this collection is comprised of advisory services and optionally the man-power to accomplish these modernizing, mobility-enhancing, cloud-embracing projects.</w:t>
-      </w:r>
-      <w:r>
-        <w:br/>
-      </w:r>
-      <w:r>
-        <w:br/>
-      </w:r>
-      <w:r>
-        <w:rPr>
-          <w:color w:val="808080"/>
-          <w:sz w:val="24"/>
-          <w:szCs w:val="24"/>
-        </w:rPr>
-        <w:t>The services are designed to create an easy to consume, yet bespoke, tailored project.  Each project is fully detailed with project plan, associated cost and transparency to the project status with focus on rapid achievement of critical path objectives.</w:t>
-      </w:r>
-      <w:r>
-        <w:br/>
-      </w:r>
-      <w:r>
-        <w:br/>
-      </w:r>
-      <w:r>
-        <w:rPr>
-          <w:color w:val="808080"/>
-          <w:sz w:val="24"/>
-          <w:szCs w:val="24"/>
-        </w:rPr>
-        <w:t>All projects, irrespective of category and customization, require a current state assessment coupled with a solid understanding of the customer goal and associated target environment.  Once well-comprehended, an accurate statement of work and associated price quote is generated in support of the project.  At such time, the project can be procured through the listed catalog option.</w:t>
+        <w:t xml:space="preserve">     VLAN</w:t>
+      </w:r>
+      <w:r>
+        <w:br/>
+      </w:r>
+      <w:r>
+        <w:br/>
+      </w:r>
+      <w:r>
+        <w:rPr>
+          <w:color w:val="808080"/>
+          <w:sz w:val="24"/>
+          <w:szCs w:val="24"/>
+        </w:rPr>
+        <w:t>A Virtual Local Area Network (VLAN) is a network construct that makes it possible to create broadcast domains at the OSI Model layer-2 level. IBM Cloud uses VLANs to isolate broadcast traffic, to provide packet identification, and to let multiple workloads coexist on the same physical equipment. Depending on your situation, you may never need to interact with VLANs directly, because they are managed automatically. Optionally, you can order additional VLANs based on your unique network isolation requirements.</w:t>
       </w:r>
       <w:r>
         <w:br/>
@@ -36002,7 +36061,7 @@
       </w:r>
       <w:hyperlink r:id="rId506">
         <w:r>
-          <w:t>https://hdm.primaryio.com/lp/vmwaas</w:t>
+          <w:t>https://cloud.ibm.com/docs</w:t>
         </w:r>
       </w:hyperlink>
       <w:r>
@@ -36063,21 +36122,63 @@
           <w:sz w:val="28"/>
           <w:szCs w:val="28"/>
         </w:rPr>
-        <w:t xml:space="preserve">     VMware Solutions</w:t>
-      </w:r>
-      <w:r>
-        <w:br/>
-      </w:r>
-      <w:r>
-        <w:br/>
-      </w:r>
-      <w:r>
-        <w:rPr>
-          <w:color w:val="808080"/>
-          <w:sz w:val="24"/>
-          <w:szCs w:val="24"/>
-        </w:rPr>
-        <w:t>Deploy a comprehensive portfolio of automated and on-demand services for VMware workloads to the cloud, faster than ever before.</w:t>
+        <w:t xml:space="preserve">     VMware Cloud Migration Services</w:t>
+      </w:r>
+      <w:r>
+        <w:br/>
+      </w:r>
+      <w:r>
+        <w:br/>
+      </w:r>
+      <w:r>
+        <w:rPr>
+          <w:color w:val="808080"/>
+          <w:sz w:val="24"/>
+          <w:szCs w:val="24"/>
+        </w:rPr>
+        <w:t>This selection of services targets VMware customers seeking to modernize and embrace various IBM cloud options as either a production or disaster recovery target site.</w:t>
+      </w:r>
+      <w:r>
+        <w:br/>
+      </w:r>
+      <w:r>
+        <w:br/>
+      </w:r>
+      <w:r>
+        <w:rPr>
+          <w:color w:val="808080"/>
+          <w:sz w:val="24"/>
+          <w:szCs w:val="24"/>
+        </w:rPr>
+        <w:t>While PrimaryIO offers SaaS products in support of the Cloud Journey targeting data resiliency, this collection is comprised of advisory services and optionally the man-power to accomplish these modernizing, mobility-enhancing, cloud-embracing projects.</w:t>
+      </w:r>
+      <w:r>
+        <w:br/>
+      </w:r>
+      <w:r>
+        <w:br/>
+      </w:r>
+      <w:r>
+        <w:rPr>
+          <w:color w:val="808080"/>
+          <w:sz w:val="24"/>
+          <w:szCs w:val="24"/>
+        </w:rPr>
+        <w:t>The services are designed to create an easy to consume, yet bespoke, tailored project.  Each project is fully detailed with project plan, associated cost and transparency to the project status with focus on rapid achievement of critical path objectives.</w:t>
+      </w:r>
+      <w:r>
+        <w:br/>
+      </w:r>
+      <w:r>
+        <w:br/>
+      </w:r>
+      <w:r>
+        <w:rPr>
+          <w:color w:val="808080"/>
+          <w:sz w:val="24"/>
+          <w:szCs w:val="24"/>
+        </w:rPr>
+        <w:t>All projects, irrespective of category and customization, require a current state assessment coupled with a solid understanding of the customer goal and associated target environment.  Once well-comprehended, an accurate statement of work and associated price quote is generated in support of the project.  At such time, the project can be procured through the listed catalog option.</w:t>
       </w:r>
       <w:r>
         <w:br/>
@@ -36092,7 +36193,7 @@
       </w:r>
       <w:hyperlink r:id="rId508">
         <w:r>
-          <w:t>https://cloud.ibm.com/docs/vmware-service?topic=vmware-service-getting-started</w:t>
+          <w:t>https://hdm.primaryio.com/lp/vmwaas</w:t>
         </w:r>
       </w:hyperlink>
       <w:r>
@@ -36153,21 +36254,21 @@
           <w:sz w:val="28"/>
           <w:szCs w:val="28"/>
         </w:rPr>
-        <w:t xml:space="preserve">     VMware vCenter Server</w:t>
-      </w:r>
-      <w:r>
-        <w:br/>
-      </w:r>
-      <w:r>
-        <w:br/>
-      </w:r>
-      <w:r>
-        <w:rPr>
-          <w:color w:val="808080"/>
-          <w:sz w:val="24"/>
-          <w:szCs w:val="24"/>
-        </w:rPr>
-        <w:t>Standardized software-defined data center (SDDC) solution that combines IBM Cloud Bare Metal Servers with VMware vSphere, NSX, and optional vSAN for a seamless hybrid cloud experience.</w:t>
+        <w:t xml:space="preserve">     VMware Solutions</w:t>
+      </w:r>
+      <w:r>
+        <w:br/>
+      </w:r>
+      <w:r>
+        <w:br/>
+      </w:r>
+      <w:r>
+        <w:rPr>
+          <w:color w:val="808080"/>
+          <w:sz w:val="24"/>
+          <w:szCs w:val="24"/>
+        </w:rPr>
+        <w:t>Deploy a comprehensive portfolio of automated and on-demand services for VMware workloads to the cloud, faster than ever before.</w:t>
       </w:r>
       <w:r>
         <w:br/>
@@ -36182,7 +36283,7 @@
       </w:r>
       <w:hyperlink r:id="rId510">
         <w:r>
-          <w:t>https://cloud.ibm.com/services/vmwaresolutions/vcenter/vc_vcenterserveroverview.html</w:t>
+          <w:t>https://cloud.ibm.com/docs/vmware-service?topic=vmware-service-getting-started</w:t>
         </w:r>
       </w:hyperlink>
       <w:r>
@@ -36243,21 +36344,21 @@
           <w:sz w:val="28"/>
           <w:szCs w:val="28"/>
         </w:rPr>
-        <w:t xml:space="preserve">     VMware vSphere</w:t>
-      </w:r>
-      <w:r>
-        <w:br/>
-      </w:r>
-      <w:r>
-        <w:br/>
-      </w:r>
-      <w:r>
-        <w:rPr>
-          <w:color w:val="808080"/>
-          <w:sz w:val="24"/>
-          <w:szCs w:val="24"/>
-        </w:rPr>
-        <w:t>Customizable virtualization service that combines VMware-compatible bare metal servers, hardware components, and licenses, to build your own IBM-hosted VMware environment.</w:t>
+        <w:t xml:space="preserve">     VMware vCenter Server</w:t>
+      </w:r>
+      <w:r>
+        <w:br/>
+      </w:r>
+      <w:r>
+        <w:br/>
+      </w:r>
+      <w:r>
+        <w:rPr>
+          <w:color w:val="808080"/>
+          <w:sz w:val="24"/>
+          <w:szCs w:val="24"/>
+        </w:rPr>
+        <w:t>Standardized software-defined data center (SDDC) solution that combines IBM Cloud Bare Metal Servers with VMware vSphere, NSX, and optional vSAN for a seamless hybrid cloud experience.</w:t>
       </w:r>
       <w:r>
         <w:br/>
@@ -36272,7 +36373,7 @@
       </w:r>
       <w:hyperlink r:id="rId512">
         <w:r>
-          <w:t>https://cloud.ibm.com/services/vmwaresolutions/vsphere/vs_vsphereclusteroverview.html</w:t>
+          <w:t>https://cloud.ibm.com/services/vmwaresolutions/vcenter/vc_vcenterserveroverview.html</w:t>
         </w:r>
       </w:hyperlink>
       <w:r>
@@ -36333,21 +36434,21 @@
           <w:sz w:val="28"/>
           <w:szCs w:val="28"/>
         </w:rPr>
-        <w:t xml:space="preserve">     Volume for Power Virtual Server</w:t>
-      </w:r>
-      <w:r>
-        <w:br/>
-      </w:r>
-      <w:r>
-        <w:br/>
-      </w:r>
-      <w:r>
-        <w:rPr>
-          <w:color w:val="808080"/>
-          <w:sz w:val="24"/>
-          <w:szCs w:val="24"/>
-        </w:rPr>
-        <w:t>Power Systems Virtual Server projects deliver flexible compute capacity for Power Systems workloads. Integrated with the IBM Cloud platform for on-demand provisioning, this offering provides a secure and scalable server virtualization environment built upon the advanced RAS features and leading performance of the Power Systems™ platform.</w:t>
+        <w:t xml:space="preserve">     VMware vSphere</w:t>
+      </w:r>
+      <w:r>
+        <w:br/>
+      </w:r>
+      <w:r>
+        <w:br/>
+      </w:r>
+      <w:r>
+        <w:rPr>
+          <w:color w:val="808080"/>
+          <w:sz w:val="24"/>
+          <w:szCs w:val="24"/>
+        </w:rPr>
+        <w:t>Customizable virtualization service that combines VMware-compatible bare metal servers, hardware components, and licenses, to build your own IBM-hosted VMware environment.</w:t>
       </w:r>
       <w:r>
         <w:br/>
@@ -36362,7 +36463,7 @@
       </w:r>
       <w:hyperlink r:id="rId514">
         <w:r>
-          <w:t>https://cloud.ibm.com/docs/infrastructure/power-iaas?topic=power-iaas-getting-started</w:t>
+          <w:t>https://cloud.ibm.com/services/vmwaresolutions/vsphere/vs_vsphereclusteroverview.html</w:t>
         </w:r>
       </w:hyperlink>
       <w:r>
@@ -36423,234 +36524,21 @@
           <w:sz w:val="28"/>
           <w:szCs w:val="28"/>
         </w:rPr>
-        <w:t xml:space="preserve">     VPC COaaS (VPC Cost Optimization as a Service)</w:t>
-      </w:r>
-      <w:r>
-        <w:br/>
-      </w:r>
-      <w:r>
-        <w:br/>
-      </w:r>
-      <w:r>
-        <w:rPr>
-          <w:color w:val="808080"/>
-          <w:sz w:val="24"/>
-          <w:szCs w:val="24"/>
-        </w:rPr>
-        <w:t>This is a fully-managed cloud-based service designed to help IBM Cloud users manage their cloud costs.</w:t>
-      </w:r>
-      <w:r>
-        <w:br/>
-      </w:r>
-      <w:r>
-        <w:br/>
-      </w:r>
-      <w:r>
-        <w:rPr>
-          <w:color w:val="808080"/>
-          <w:sz w:val="24"/>
-          <w:szCs w:val="24"/>
-        </w:rPr>
-        <w:t>Wanclouds COaaS provides IBM users with the tools and insights needed to optimize their cloud costs and services. With Wanclouds COaaS, users can track their cloud costs, identify potential cost savings opportunities, and develop customized strategies to reduce their overall cloud spending. The service also helps users identify areas of potential waste and inefficiency, and provides guidance on how to best manage their cloud costs. Additionally, Wanclouds COaaS can provide users with detailed reports and analytics to help them understand their cloud costs and make more informed decisions.</w:t>
-      </w:r>
-      <w:r>
-        <w:br/>
-      </w:r>
-      <w:r>
-        <w:br/>
-      </w:r>
-      <w:r>
-        <w:rPr>
-          <w:color w:val="808080"/>
-          <w:sz w:val="24"/>
-          <w:szCs w:val="24"/>
-        </w:rPr>
-        <w:t>Resource Coverage:</w:t>
-      </w:r>
-      <w:r>
-        <w:br/>
-      </w:r>
-      <w:r>
-        <w:rPr>
-          <w:color w:val="808080"/>
-          <w:sz w:val="24"/>
-          <w:szCs w:val="24"/>
-        </w:rPr>
-        <w:t>- Idle Resources</w:t>
-      </w:r>
-      <w:r>
-        <w:br/>
-      </w:r>
-      <w:r>
-        <w:rPr>
-          <w:color w:val="808080"/>
-          <w:sz w:val="24"/>
-          <w:szCs w:val="24"/>
-        </w:rPr>
-        <w:t>- Volumes</w:t>
-      </w:r>
-      <w:r>
-        <w:br/>
-      </w:r>
-      <w:r>
-        <w:rPr>
-          <w:color w:val="808080"/>
-          <w:sz w:val="24"/>
-          <w:szCs w:val="24"/>
-        </w:rPr>
-        <w:t>- Floating IPs</w:t>
-      </w:r>
-      <w:r>
-        <w:br/>
-      </w:r>
-      <w:r>
-        <w:rPr>
-          <w:color w:val="808080"/>
-          <w:sz w:val="24"/>
-          <w:szCs w:val="24"/>
-        </w:rPr>
-        <w:t>- Public Gateways</w:t>
-      </w:r>
-      <w:r>
-        <w:br/>
-      </w:r>
-      <w:r>
-        <w:rPr>
-          <w:color w:val="808080"/>
-          <w:sz w:val="24"/>
-          <w:szCs w:val="24"/>
-        </w:rPr>
-        <w:t>- Dedicated Hosts</w:t>
-      </w:r>
-      <w:r>
-        <w:br/>
-      </w:r>
-      <w:r>
-        <w:rPr>
-          <w:color w:val="808080"/>
-          <w:sz w:val="24"/>
-          <w:szCs w:val="24"/>
-        </w:rPr>
-        <w:t>- Virtual Server Instances</w:t>
-      </w:r>
-      <w:r>
-        <w:br/>
-      </w:r>
-      <w:r>
-        <w:rPr>
-          <w:color w:val="808080"/>
-          <w:sz w:val="24"/>
-          <w:szCs w:val="24"/>
-        </w:rPr>
-        <w:t>- Images</w:t>
-      </w:r>
-      <w:r>
-        <w:br/>
-      </w:r>
-      <w:r>
-        <w:rPr>
-          <w:color w:val="808080"/>
-          <w:sz w:val="24"/>
-          <w:szCs w:val="24"/>
-        </w:rPr>
-        <w:t>- Snapshots</w:t>
-      </w:r>
-      <w:r>
-        <w:br/>
-      </w:r>
-      <w:r>
-        <w:br/>
-      </w:r>
-      <w:r>
-        <w:rPr>
-          <w:color w:val="808080"/>
-          <w:sz w:val="24"/>
-          <w:szCs w:val="24"/>
-        </w:rPr>
-        <w:t>Benefits</w:t>
-      </w:r>
-      <w:r>
-        <w:br/>
-      </w:r>
-      <w:r>
-        <w:rPr>
-          <w:color w:val="808080"/>
-          <w:sz w:val="24"/>
-          <w:szCs w:val="24"/>
-        </w:rPr>
-        <w:t>- Tracking cloud costs</w:t>
-      </w:r>
-      <w:r>
-        <w:br/>
-      </w:r>
-      <w:r>
-        <w:rPr>
-          <w:color w:val="808080"/>
-          <w:sz w:val="24"/>
-          <w:szCs w:val="24"/>
-        </w:rPr>
-        <w:t>- Identification of potential cost savings</w:t>
-      </w:r>
-      <w:r>
-        <w:br/>
-      </w:r>
-      <w:r>
-        <w:rPr>
-          <w:color w:val="808080"/>
-          <w:sz w:val="24"/>
-          <w:szCs w:val="24"/>
-        </w:rPr>
-        <w:t>- Strategies to reduce their overall cloud spending, this Service can provide users with detailed reports and analytics to help them understand their cloud costs.</w:t>
-      </w:r>
-      <w:r>
-        <w:br/>
-      </w:r>
-      <w:r>
-        <w:rPr>
-          <w:color w:val="808080"/>
-          <w:sz w:val="24"/>
-          <w:szCs w:val="24"/>
-        </w:rPr>
-        <w:t>- Identify areas of potential waste and inefficiency, and provide guidance on how to best manage their cloud costs.</w:t>
-      </w:r>
-      <w:r>
-        <w:br/>
-      </w:r>
-      <w:r>
-        <w:br/>
-      </w:r>
-      <w:r>
-        <w:rPr>
-          <w:color w:val="808080"/>
-          <w:sz w:val="24"/>
-          <w:szCs w:val="24"/>
-        </w:rPr>
-        <w:t>Learn more: https://www.wanclouds.net/coaas</w:t>
-      </w:r>
-      <w:r>
-        <w:br/>
-      </w:r>
-      <w:r>
-        <w:br/>
-      </w:r>
-      <w:r>
-        <w:rPr>
-          <w:color w:val="808080"/>
-          <w:sz w:val="24"/>
-          <w:szCs w:val="24"/>
-        </w:rPr>
-        <w:t>For any help, please go to https://support.wanclouds.net or email us at support@wanclouds.net</w:t>
-      </w:r>
-      <w:r>
-        <w:br/>
-      </w:r>
-      <w:r>
-        <w:rPr>
-          <w:color w:val="808080"/>
-          <w:sz w:val="24"/>
-          <w:szCs w:val="24"/>
-        </w:rPr>
-        <w:t>For sales related queries, please contact usat sales@wanclouds.net</w:t>
+        <w:t xml:space="preserve">     Volume for Power Virtual Server</w:t>
+      </w:r>
+      <w:r>
+        <w:br/>
+      </w:r>
+      <w:r>
+        <w:br/>
+      </w:r>
+      <w:r>
+        <w:rPr>
+          <w:color w:val="808080"/>
+          <w:sz w:val="24"/>
+          <w:szCs w:val="24"/>
+        </w:rPr>
+        <w:t>Power Systems Virtual Server projects deliver flexible compute capacity for Power Systems workloads. Integrated with the IBM Cloud platform for on-demand provisioning, this offering provides a secure and scalable server virtualization environment built upon the advanced RAS features and leading performance of the Power Systems™ platform.</w:t>
       </w:r>
       <w:r>
         <w:br/>
@@ -36665,7 +36553,7 @@
       </w:r>
       <w:hyperlink r:id="rId516">
         <w:r>
-          <w:t>https://docs.wanclouds.net/ibm</w:t>
+          <w:t>https://cloud.ibm.com/docs/infrastructure/power-iaas?topic=power-iaas-getting-started</w:t>
         </w:r>
       </w:hyperlink>
       <w:r>
@@ -36726,21 +36614,234 @@
           <w:sz w:val="28"/>
           <w:szCs w:val="28"/>
         </w:rPr>
-        <w:t xml:space="preserve">     VPC+ Cloud Migration</w:t>
-      </w:r>
-      <w:r>
-        <w:br/>
-      </w:r>
-      <w:r>
-        <w:br/>
-      </w:r>
-      <w:r>
-        <w:rPr>
-          <w:color w:val="808080"/>
-          <w:sz w:val="24"/>
-          <w:szCs w:val="24"/>
-        </w:rPr>
-        <w:t>VPC+ Cloud Migration is a third-party tool that helps facilitate easy migration of infrastructure components and applications. This tool automatically discovers your IBM Cloud classic infrastructure resources and components that can be migrated to IBM Cloud Virtual Private Cloud (VPC). You can choose the resources that you want to migrate and provision these resources in VPC. Once you are on IBM Cloud VPC, you have the opportunity to optimize, manage, and monitor your resources through the console.</w:t>
+        <w:t xml:space="preserve">     VPC COaaS (VPC Cost Optimization as a Service)</w:t>
+      </w:r>
+      <w:r>
+        <w:br/>
+      </w:r>
+      <w:r>
+        <w:br/>
+      </w:r>
+      <w:r>
+        <w:rPr>
+          <w:color w:val="808080"/>
+          <w:sz w:val="24"/>
+          <w:szCs w:val="24"/>
+        </w:rPr>
+        <w:t>This is a fully-managed cloud-based service designed to help IBM Cloud users manage their cloud costs.</w:t>
+      </w:r>
+      <w:r>
+        <w:br/>
+      </w:r>
+      <w:r>
+        <w:br/>
+      </w:r>
+      <w:r>
+        <w:rPr>
+          <w:color w:val="808080"/>
+          <w:sz w:val="24"/>
+          <w:szCs w:val="24"/>
+        </w:rPr>
+        <w:t>Wanclouds COaaS provides IBM users with the tools and insights needed to optimize their cloud costs and services. With Wanclouds COaaS, users can track their cloud costs, identify potential cost savings opportunities, and develop customized strategies to reduce their overall cloud spending. The service also helps users identify areas of potential waste and inefficiency, and provides guidance on how to best manage their cloud costs. Additionally, Wanclouds COaaS can provide users with detailed reports and analytics to help them understand their cloud costs and make more informed decisions.</w:t>
+      </w:r>
+      <w:r>
+        <w:br/>
+      </w:r>
+      <w:r>
+        <w:br/>
+      </w:r>
+      <w:r>
+        <w:rPr>
+          <w:color w:val="808080"/>
+          <w:sz w:val="24"/>
+          <w:szCs w:val="24"/>
+        </w:rPr>
+        <w:t>Resource Coverage:</w:t>
+      </w:r>
+      <w:r>
+        <w:br/>
+      </w:r>
+      <w:r>
+        <w:rPr>
+          <w:color w:val="808080"/>
+          <w:sz w:val="24"/>
+          <w:szCs w:val="24"/>
+        </w:rPr>
+        <w:t>- Idle Resources</w:t>
+      </w:r>
+      <w:r>
+        <w:br/>
+      </w:r>
+      <w:r>
+        <w:rPr>
+          <w:color w:val="808080"/>
+          <w:sz w:val="24"/>
+          <w:szCs w:val="24"/>
+        </w:rPr>
+        <w:t>- Volumes</w:t>
+      </w:r>
+      <w:r>
+        <w:br/>
+      </w:r>
+      <w:r>
+        <w:rPr>
+          <w:color w:val="808080"/>
+          <w:sz w:val="24"/>
+          <w:szCs w:val="24"/>
+        </w:rPr>
+        <w:t>- Floating IPs</w:t>
+      </w:r>
+      <w:r>
+        <w:br/>
+      </w:r>
+      <w:r>
+        <w:rPr>
+          <w:color w:val="808080"/>
+          <w:sz w:val="24"/>
+          <w:szCs w:val="24"/>
+        </w:rPr>
+        <w:t>- Public Gateways</w:t>
+      </w:r>
+      <w:r>
+        <w:br/>
+      </w:r>
+      <w:r>
+        <w:rPr>
+          <w:color w:val="808080"/>
+          <w:sz w:val="24"/>
+          <w:szCs w:val="24"/>
+        </w:rPr>
+        <w:t>- Dedicated Hosts</w:t>
+      </w:r>
+      <w:r>
+        <w:br/>
+      </w:r>
+      <w:r>
+        <w:rPr>
+          <w:color w:val="808080"/>
+          <w:sz w:val="24"/>
+          <w:szCs w:val="24"/>
+        </w:rPr>
+        <w:t>- Virtual Server Instances</w:t>
+      </w:r>
+      <w:r>
+        <w:br/>
+      </w:r>
+      <w:r>
+        <w:rPr>
+          <w:color w:val="808080"/>
+          <w:sz w:val="24"/>
+          <w:szCs w:val="24"/>
+        </w:rPr>
+        <w:t>- Images</w:t>
+      </w:r>
+      <w:r>
+        <w:br/>
+      </w:r>
+      <w:r>
+        <w:rPr>
+          <w:color w:val="808080"/>
+          <w:sz w:val="24"/>
+          <w:szCs w:val="24"/>
+        </w:rPr>
+        <w:t>- Snapshots</w:t>
+      </w:r>
+      <w:r>
+        <w:br/>
+      </w:r>
+      <w:r>
+        <w:br/>
+      </w:r>
+      <w:r>
+        <w:rPr>
+          <w:color w:val="808080"/>
+          <w:sz w:val="24"/>
+          <w:szCs w:val="24"/>
+        </w:rPr>
+        <w:t>Benefits</w:t>
+      </w:r>
+      <w:r>
+        <w:br/>
+      </w:r>
+      <w:r>
+        <w:rPr>
+          <w:color w:val="808080"/>
+          <w:sz w:val="24"/>
+          <w:szCs w:val="24"/>
+        </w:rPr>
+        <w:t>- Tracking cloud costs</w:t>
+      </w:r>
+      <w:r>
+        <w:br/>
+      </w:r>
+      <w:r>
+        <w:rPr>
+          <w:color w:val="808080"/>
+          <w:sz w:val="24"/>
+          <w:szCs w:val="24"/>
+        </w:rPr>
+        <w:t>- Identification of potential cost savings</w:t>
+      </w:r>
+      <w:r>
+        <w:br/>
+      </w:r>
+      <w:r>
+        <w:rPr>
+          <w:color w:val="808080"/>
+          <w:sz w:val="24"/>
+          <w:szCs w:val="24"/>
+        </w:rPr>
+        <w:t>- Strategies to reduce their overall cloud spending, this Service can provide users with detailed reports and analytics to help them understand their cloud costs.</w:t>
+      </w:r>
+      <w:r>
+        <w:br/>
+      </w:r>
+      <w:r>
+        <w:rPr>
+          <w:color w:val="808080"/>
+          <w:sz w:val="24"/>
+          <w:szCs w:val="24"/>
+        </w:rPr>
+        <w:t>- Identify areas of potential waste and inefficiency, and provide guidance on how to best manage their cloud costs.</w:t>
+      </w:r>
+      <w:r>
+        <w:br/>
+      </w:r>
+      <w:r>
+        <w:br/>
+      </w:r>
+      <w:r>
+        <w:rPr>
+          <w:color w:val="808080"/>
+          <w:sz w:val="24"/>
+          <w:szCs w:val="24"/>
+        </w:rPr>
+        <w:t>Learn more: https://www.wanclouds.net/coaas</w:t>
+      </w:r>
+      <w:r>
+        <w:br/>
+      </w:r>
+      <w:r>
+        <w:br/>
+      </w:r>
+      <w:r>
+        <w:rPr>
+          <w:color w:val="808080"/>
+          <w:sz w:val="24"/>
+          <w:szCs w:val="24"/>
+        </w:rPr>
+        <w:t>For any help, please go to https://support.wanclouds.net or email us at support@wanclouds.net</w:t>
+      </w:r>
+      <w:r>
+        <w:br/>
+      </w:r>
+      <w:r>
+        <w:rPr>
+          <w:color w:val="808080"/>
+          <w:sz w:val="24"/>
+          <w:szCs w:val="24"/>
+        </w:rPr>
+        <w:t>For sales related queries, please contact usat sales@wanclouds.net</w:t>
       </w:r>
       <w:r>
         <w:br/>
@@ -36755,7 +36856,7 @@
       </w:r>
       <w:hyperlink r:id="rId518">
         <w:r>
-          <w:t>https://cloud.ibm.com/docs/wanclouds-vpc-plus/getting-started.html</w:t>
+          <w:t>https://docs.wanclouds.net/ibm</w:t>
         </w:r>
       </w:hyperlink>
       <w:r>
@@ -36816,371 +36917,21 @@
           <w:sz w:val="28"/>
           <w:szCs w:val="28"/>
         </w:rPr>
-        <w:t xml:space="preserve">     VPC+ DRaaS (VPC+ Disaster Recovery as a Service)</w:t>
-      </w:r>
-      <w:r>
-        <w:br/>
-      </w:r>
-      <w:r>
-        <w:br/>
-      </w:r>
-      <w:r>
-        <w:rPr>
-          <w:color w:val="808080"/>
-          <w:sz w:val="24"/>
-          <w:szCs w:val="24"/>
-        </w:rPr>
-        <w:t>Wanclouds offers multi-cloud Backup, Migrations, Disaster Recovery, and Cost Optimization as a Service. At the heart of our approach is our SaaS application called VPC+ enabling seamless and hassle-free backups, migrations, disaster recovery, and cost optimization.</w:t>
-      </w:r>
-      <w:r>
-        <w:br/>
-      </w:r>
-      <w:r>
-        <w:br/>
-      </w:r>
-      <w:r>
-        <w:rPr>
-          <w:color w:val="808080"/>
-          <w:sz w:val="24"/>
-          <w:szCs w:val="24"/>
-        </w:rPr>
-        <w:t>Add one or multiple public clouds accounts and create a comprehensive backup and DR setup for all of your IBM Cloud Resources across regions.</w:t>
-      </w:r>
-      <w:r>
-        <w:br/>
-      </w:r>
-      <w:r>
-        <w:br/>
-      </w:r>
-      <w:r>
-        <w:rPr>
-          <w:color w:val="808080"/>
-          <w:sz w:val="24"/>
-          <w:szCs w:val="24"/>
-        </w:rPr>
-        <w:t>Backup and Disaster Recovery as a Service</w:t>
-      </w:r>
-      <w:r>
-        <w:br/>
-      </w:r>
-      <w:r>
-        <w:rPr>
-          <w:color w:val="808080"/>
-          <w:sz w:val="24"/>
-          <w:szCs w:val="24"/>
-        </w:rPr>
-        <w:t>- Backup your exisitng IBM Cloud VPC resources and configurations</w:t>
-      </w:r>
-      <w:r>
-        <w:br/>
-      </w:r>
-      <w:r>
-        <w:rPr>
-          <w:color w:val="808080"/>
-          <w:sz w:val="24"/>
-          <w:szCs w:val="24"/>
-        </w:rPr>
-        <w:t>- Backup IBM IKS (Kubernetes Service), ROKS (Red Hat Openshift)</w:t>
-      </w:r>
-      <w:r>
-        <w:br/>
-      </w:r>
-      <w:r>
-        <w:rPr>
-          <w:color w:val="808080"/>
-          <w:sz w:val="24"/>
-          <w:szCs w:val="24"/>
-        </w:rPr>
-        <w:t>- Backup Virtual Machines (VSIs) and attached Data Volumes</w:t>
-      </w:r>
-      <w:r>
-        <w:br/>
-      </w:r>
-      <w:r>
-        <w:rPr>
-          <w:color w:val="808080"/>
-          <w:sz w:val="24"/>
-          <w:szCs w:val="24"/>
-        </w:rPr>
-        <w:t>- Backup Cloud Object Storage Buckets (COS Buckets)</w:t>
-      </w:r>
-      <w:r>
-        <w:br/>
-      </w:r>
-      <w:r>
-        <w:rPr>
-          <w:color w:val="808080"/>
-          <w:sz w:val="24"/>
-          <w:szCs w:val="24"/>
-        </w:rPr>
-        <w:t>- Backup on-prem Kubernetes or Red Hat OpenShift clusters to IBM Cloud</w:t>
-      </w:r>
-      <w:r>
-        <w:br/>
-      </w:r>
-      <w:r>
-        <w:rPr>
-          <w:color w:val="808080"/>
-          <w:sz w:val="24"/>
-          <w:szCs w:val="24"/>
-        </w:rPr>
-        <w:t>- Restore or replicate your infrastructure across regions</w:t>
-      </w:r>
-      <w:r>
-        <w:br/>
-      </w:r>
-      <w:r>
-        <w:rPr>
-          <w:color w:val="808080"/>
-          <w:sz w:val="24"/>
-          <w:szCs w:val="24"/>
-        </w:rPr>
-        <w:t>- Restore your Kubernetes or Red Hat OpenShift clusters on-demand</w:t>
-      </w:r>
-      <w:r>
-        <w:br/>
-      </w:r>
-      <w:r>
-        <w:rPr>
-          <w:color w:val="808080"/>
-          <w:sz w:val="24"/>
-          <w:szCs w:val="24"/>
-        </w:rPr>
-        <w:t>- Backup VMware VMs to IBM Cloud VPC</w:t>
-      </w:r>
-      <w:r>
-        <w:br/>
-      </w:r>
-      <w:r>
-        <w:br/>
-      </w:r>
-      <w:r>
-        <w:rPr>
-          <w:color w:val="808080"/>
-          <w:sz w:val="24"/>
-          <w:szCs w:val="24"/>
-        </w:rPr>
-        <w:t>Setup IBM Cloud as a DR site for On-Premise workoads</w:t>
-      </w:r>
-      <w:r>
-        <w:br/>
-      </w:r>
-      <w:r>
-        <w:br/>
-      </w:r>
-      <w:r>
-        <w:rPr>
-          <w:color w:val="808080"/>
-          <w:sz w:val="24"/>
-          <w:szCs w:val="24"/>
-        </w:rPr>
-        <w:t xml:space="preserve">- Setup IBM Cloud as a Warm DR site for critical workloads </w:t>
-      </w:r>
-      <w:r>
-        <w:br/>
-      </w:r>
-      <w:r>
-        <w:rPr>
-          <w:color w:val="808080"/>
-          <w:sz w:val="24"/>
-          <w:szCs w:val="24"/>
-        </w:rPr>
-        <w:t>- Leverage IBM Cloud as a Backup for your Windows, Linux, Kubernetes workloads and Data.</w:t>
-      </w:r>
-      <w:r>
-        <w:br/>
-      </w:r>
-      <w:r>
-        <w:br/>
-      </w:r>
-      <w:r>
-        <w:rPr>
-          <w:color w:val="808080"/>
-          <w:sz w:val="24"/>
-          <w:szCs w:val="24"/>
-        </w:rPr>
-        <w:t>Cloud-Native Migration and Application Mobility</w:t>
-      </w:r>
-      <w:r>
-        <w:br/>
-      </w:r>
-      <w:r>
-        <w:br/>
-      </w:r>
-      <w:r>
-        <w:rPr>
-          <w:color w:val="808080"/>
-          <w:sz w:val="24"/>
-          <w:szCs w:val="24"/>
-        </w:rPr>
-        <w:t>- Setup IBM Cloud as a DR site</w:t>
-      </w:r>
-      <w:r>
-        <w:br/>
-      </w:r>
-      <w:r>
-        <w:rPr>
-          <w:color w:val="808080"/>
-          <w:sz w:val="24"/>
-          <w:szCs w:val="24"/>
-        </w:rPr>
-        <w:t>- Discover and Migrate Kubernetes and OpenShift cluster to IBM Cloud</w:t>
-      </w:r>
-      <w:r>
-        <w:br/>
-      </w:r>
-      <w:r>
-        <w:rPr>
-          <w:color w:val="808080"/>
-          <w:sz w:val="24"/>
-          <w:szCs w:val="24"/>
-        </w:rPr>
-        <w:t>- Migrate your application across your Kubernetes clusters</w:t>
-      </w:r>
-      <w:r>
-        <w:br/>
-      </w:r>
-      <w:r>
-        <w:rPr>
-          <w:color w:val="808080"/>
-          <w:sz w:val="24"/>
-          <w:szCs w:val="24"/>
-        </w:rPr>
-        <w:t>- Migrate your on-prem Red Hat OpenShift Clusters to IBM ROKS</w:t>
-      </w:r>
-      <w:r>
-        <w:br/>
-      </w:r>
-      <w:r>
-        <w:rPr>
-          <w:color w:val="808080"/>
-          <w:sz w:val="24"/>
-          <w:szCs w:val="24"/>
-        </w:rPr>
-        <w:t>- Migration On-Premise clusters to IBM Cloud Satellite</w:t>
-      </w:r>
-      <w:r>
-        <w:br/>
-      </w:r>
-      <w:r>
-        <w:br/>
-      </w:r>
-      <w:r>
-        <w:br/>
-      </w:r>
-      <w:r>
-        <w:br/>
-      </w:r>
-      <w:r>
-        <w:rPr>
-          <w:color w:val="808080"/>
-          <w:sz w:val="24"/>
-          <w:szCs w:val="24"/>
-        </w:rPr>
-        <w:t>Additional Features (needs to be separately enabled)</w:t>
-      </w:r>
-      <w:r>
-        <w:br/>
-      </w:r>
-      <w:r>
-        <w:br/>
-      </w:r>
-      <w:r>
-        <w:rPr>
-          <w:color w:val="808080"/>
-          <w:sz w:val="24"/>
-          <w:szCs w:val="24"/>
-        </w:rPr>
-        <w:t>Cost Optimization as a Service</w:t>
-      </w:r>
-      <w:r>
-        <w:br/>
-      </w:r>
-      <w:r>
-        <w:rPr>
-          <w:color w:val="808080"/>
-          <w:sz w:val="24"/>
-          <w:szCs w:val="24"/>
-        </w:rPr>
-        <w:t>- Discover and track all of your resources across IBM Cloud</w:t>
-      </w:r>
-      <w:r>
-        <w:br/>
-      </w:r>
-      <w:r>
-        <w:rPr>
-          <w:color w:val="808080"/>
-          <w:sz w:val="24"/>
-          <w:szCs w:val="24"/>
-        </w:rPr>
-        <w:t>- Track all your Idle resources. Stop entire VPCs, or delete unused resources</w:t>
-      </w:r>
-      <w:r>
-        <w:br/>
-      </w:r>
-      <w:r>
-        <w:rPr>
-          <w:color w:val="808080"/>
-          <w:sz w:val="24"/>
-          <w:szCs w:val="24"/>
-        </w:rPr>
-        <w:t>- Rightsize your Compute based on your usage and optimise for cost</w:t>
-      </w:r>
-      <w:r>
-        <w:br/>
-      </w:r>
-      <w:r>
-        <w:rPr>
-          <w:color w:val="808080"/>
-          <w:sz w:val="24"/>
-          <w:szCs w:val="24"/>
-        </w:rPr>
-        <w:t>- Assign Purpose tags based on industry standards</w:t>
-      </w:r>
-      <w:r>
-        <w:br/>
-      </w:r>
-      <w:r>
-        <w:br/>
-      </w:r>
-      <w:r>
-        <w:br/>
-      </w:r>
-      <w:r>
-        <w:rPr>
-          <w:color w:val="808080"/>
-          <w:sz w:val="24"/>
-          <w:szCs w:val="24"/>
-        </w:rPr>
-        <w:t>It takes just a few minutes to get started - subscribe today or request a demo:</w:t>
-      </w:r>
-      <w:r>
-        <w:br/>
-      </w:r>
-      <w:r>
-        <w:br/>
-      </w:r>
-      <w:r>
-        <w:rPr>
-          <w:color w:val="808080"/>
-          <w:sz w:val="24"/>
-          <w:szCs w:val="24"/>
-        </w:rPr>
-        <w:t>Learn more: https://www.wanclouds.net/ibm</w:t>
-      </w:r>
-      <w:r>
-        <w:br/>
-      </w:r>
-      <w:r>
-        <w:br/>
-      </w:r>
-      <w:r>
-        <w:rPr>
-          <w:color w:val="808080"/>
-          <w:sz w:val="24"/>
-          <w:szCs w:val="24"/>
-        </w:rPr>
-        <w:t>For any help, please go to https://support.wanclouds.net or email us at support@wanclouds.net.</w:t>
+        <w:t xml:space="preserve">     VPC+ Cloud Migration</w:t>
+      </w:r>
+      <w:r>
+        <w:br/>
+      </w:r>
+      <w:r>
+        <w:br/>
+      </w:r>
+      <w:r>
+        <w:rPr>
+          <w:color w:val="808080"/>
+          <w:sz w:val="24"/>
+          <w:szCs w:val="24"/>
+        </w:rPr>
+        <w:t>VPC+ Cloud Migration is a third-party tool that helps facilitate easy migration of infrastructure components and applications. This tool automatically discovers your IBM Cloud classic infrastructure resources and components that can be migrated to IBM Cloud Virtual Private Cloud (VPC). You can choose the resources that you want to migrate and provision these resources in VPC. Once you are on IBM Cloud VPC, you have the opportunity to optimize, manage, and monitor your resources through the console.</w:t>
       </w:r>
       <w:r>
         <w:br/>
@@ -37195,7 +36946,7 @@
       </w:r>
       <w:hyperlink r:id="rId520">
         <w:r>
-          <w:t>https://docs.wanclouds.net/ibm/vpc-draas/</w:t>
+          <w:t>https://cloud.ibm.com/docs/wanclouds-vpc-plus/getting-started.html</w:t>
         </w:r>
       </w:hyperlink>
       <w:r>
@@ -37256,21 +37007,371 @@
           <w:sz w:val="28"/>
           <w:szCs w:val="28"/>
         </w:rPr>
-        <w:t xml:space="preserve">     VPN for VPC</w:t>
-      </w:r>
-      <w:r>
-        <w:br/>
-      </w:r>
-      <w:r>
-        <w:br/>
-      </w:r>
-      <w:r>
-        <w:rPr>
-          <w:color w:val="808080"/>
-          <w:sz w:val="24"/>
-          <w:szCs w:val="24"/>
-        </w:rPr>
-        <w:t>VPN for VPC provides a simple yet powerful solution for highly scalable and robust site-to-site VPN. This VPN service provides a mixture of industry standard security and encryption options as well as support for Pre-shared Key authentication. The service also provides the ability to quickly add and remove VPN connections with the option to use pre-defined configurations.</w:t>
+        <w:t xml:space="preserve">     VPC+ DRaaS (VPC+ Disaster Recovery as a Service)</w:t>
+      </w:r>
+      <w:r>
+        <w:br/>
+      </w:r>
+      <w:r>
+        <w:br/>
+      </w:r>
+      <w:r>
+        <w:rPr>
+          <w:color w:val="808080"/>
+          <w:sz w:val="24"/>
+          <w:szCs w:val="24"/>
+        </w:rPr>
+        <w:t>Wanclouds offers multi-cloud Backup, Migrations, Disaster Recovery, and Cost Optimization as a Service. At the heart of our approach is our SaaS application called VPC+ enabling seamless and hassle-free backups, migrations, disaster recovery, and cost optimization.</w:t>
+      </w:r>
+      <w:r>
+        <w:br/>
+      </w:r>
+      <w:r>
+        <w:br/>
+      </w:r>
+      <w:r>
+        <w:rPr>
+          <w:color w:val="808080"/>
+          <w:sz w:val="24"/>
+          <w:szCs w:val="24"/>
+        </w:rPr>
+        <w:t>Add one or multiple public clouds accounts and create a comprehensive backup and DR setup for all of your IBM Cloud Resources across regions.</w:t>
+      </w:r>
+      <w:r>
+        <w:br/>
+      </w:r>
+      <w:r>
+        <w:br/>
+      </w:r>
+      <w:r>
+        <w:rPr>
+          <w:color w:val="808080"/>
+          <w:sz w:val="24"/>
+          <w:szCs w:val="24"/>
+        </w:rPr>
+        <w:t>Backup and Disaster Recovery as a Service</w:t>
+      </w:r>
+      <w:r>
+        <w:br/>
+      </w:r>
+      <w:r>
+        <w:rPr>
+          <w:color w:val="808080"/>
+          <w:sz w:val="24"/>
+          <w:szCs w:val="24"/>
+        </w:rPr>
+        <w:t>- Backup your exisitng IBM Cloud VPC resources and configurations</w:t>
+      </w:r>
+      <w:r>
+        <w:br/>
+      </w:r>
+      <w:r>
+        <w:rPr>
+          <w:color w:val="808080"/>
+          <w:sz w:val="24"/>
+          <w:szCs w:val="24"/>
+        </w:rPr>
+        <w:t>- Backup IBM IKS (Kubernetes Service), ROKS (Red Hat Openshift)</w:t>
+      </w:r>
+      <w:r>
+        <w:br/>
+      </w:r>
+      <w:r>
+        <w:rPr>
+          <w:color w:val="808080"/>
+          <w:sz w:val="24"/>
+          <w:szCs w:val="24"/>
+        </w:rPr>
+        <w:t>- Backup Virtual Machines (VSIs) and attached Data Volumes</w:t>
+      </w:r>
+      <w:r>
+        <w:br/>
+      </w:r>
+      <w:r>
+        <w:rPr>
+          <w:color w:val="808080"/>
+          <w:sz w:val="24"/>
+          <w:szCs w:val="24"/>
+        </w:rPr>
+        <w:t>- Backup Cloud Object Storage Buckets (COS Buckets)</w:t>
+      </w:r>
+      <w:r>
+        <w:br/>
+      </w:r>
+      <w:r>
+        <w:rPr>
+          <w:color w:val="808080"/>
+          <w:sz w:val="24"/>
+          <w:szCs w:val="24"/>
+        </w:rPr>
+        <w:t>- Backup on-prem Kubernetes or Red Hat OpenShift clusters to IBM Cloud</w:t>
+      </w:r>
+      <w:r>
+        <w:br/>
+      </w:r>
+      <w:r>
+        <w:rPr>
+          <w:color w:val="808080"/>
+          <w:sz w:val="24"/>
+          <w:szCs w:val="24"/>
+        </w:rPr>
+        <w:t>- Restore or replicate your infrastructure across regions</w:t>
+      </w:r>
+      <w:r>
+        <w:br/>
+      </w:r>
+      <w:r>
+        <w:rPr>
+          <w:color w:val="808080"/>
+          <w:sz w:val="24"/>
+          <w:szCs w:val="24"/>
+        </w:rPr>
+        <w:t>- Restore your Kubernetes or Red Hat OpenShift clusters on-demand</w:t>
+      </w:r>
+      <w:r>
+        <w:br/>
+      </w:r>
+      <w:r>
+        <w:rPr>
+          <w:color w:val="808080"/>
+          <w:sz w:val="24"/>
+          <w:szCs w:val="24"/>
+        </w:rPr>
+        <w:t>- Backup VMware VMs to IBM Cloud VPC</w:t>
+      </w:r>
+      <w:r>
+        <w:br/>
+      </w:r>
+      <w:r>
+        <w:br/>
+      </w:r>
+      <w:r>
+        <w:rPr>
+          <w:color w:val="808080"/>
+          <w:sz w:val="24"/>
+          <w:szCs w:val="24"/>
+        </w:rPr>
+        <w:t>Setup IBM Cloud as a DR site for On-Premise workoads</w:t>
+      </w:r>
+      <w:r>
+        <w:br/>
+      </w:r>
+      <w:r>
+        <w:br/>
+      </w:r>
+      <w:r>
+        <w:rPr>
+          <w:color w:val="808080"/>
+          <w:sz w:val="24"/>
+          <w:szCs w:val="24"/>
+        </w:rPr>
+        <w:t xml:space="preserve">- Setup IBM Cloud as a Warm DR site for critical workloads </w:t>
+      </w:r>
+      <w:r>
+        <w:br/>
+      </w:r>
+      <w:r>
+        <w:rPr>
+          <w:color w:val="808080"/>
+          <w:sz w:val="24"/>
+          <w:szCs w:val="24"/>
+        </w:rPr>
+        <w:t>- Leverage IBM Cloud as a Backup for your Windows, Linux, Kubernetes workloads and Data.</w:t>
+      </w:r>
+      <w:r>
+        <w:br/>
+      </w:r>
+      <w:r>
+        <w:br/>
+      </w:r>
+      <w:r>
+        <w:rPr>
+          <w:color w:val="808080"/>
+          <w:sz w:val="24"/>
+          <w:szCs w:val="24"/>
+        </w:rPr>
+        <w:t>Cloud-Native Migration and Application Mobility</w:t>
+      </w:r>
+      <w:r>
+        <w:br/>
+      </w:r>
+      <w:r>
+        <w:br/>
+      </w:r>
+      <w:r>
+        <w:rPr>
+          <w:color w:val="808080"/>
+          <w:sz w:val="24"/>
+          <w:szCs w:val="24"/>
+        </w:rPr>
+        <w:t>- Setup IBM Cloud as a DR site</w:t>
+      </w:r>
+      <w:r>
+        <w:br/>
+      </w:r>
+      <w:r>
+        <w:rPr>
+          <w:color w:val="808080"/>
+          <w:sz w:val="24"/>
+          <w:szCs w:val="24"/>
+        </w:rPr>
+        <w:t>- Discover and Migrate Kubernetes and OpenShift cluster to IBM Cloud</w:t>
+      </w:r>
+      <w:r>
+        <w:br/>
+      </w:r>
+      <w:r>
+        <w:rPr>
+          <w:color w:val="808080"/>
+          <w:sz w:val="24"/>
+          <w:szCs w:val="24"/>
+        </w:rPr>
+        <w:t>- Migrate your application across your Kubernetes clusters</w:t>
+      </w:r>
+      <w:r>
+        <w:br/>
+      </w:r>
+      <w:r>
+        <w:rPr>
+          <w:color w:val="808080"/>
+          <w:sz w:val="24"/>
+          <w:szCs w:val="24"/>
+        </w:rPr>
+        <w:t>- Migrate your on-prem Red Hat OpenShift Clusters to IBM ROKS</w:t>
+      </w:r>
+      <w:r>
+        <w:br/>
+      </w:r>
+      <w:r>
+        <w:rPr>
+          <w:color w:val="808080"/>
+          <w:sz w:val="24"/>
+          <w:szCs w:val="24"/>
+        </w:rPr>
+        <w:t>- Migration On-Premise clusters to IBM Cloud Satellite</w:t>
+      </w:r>
+      <w:r>
+        <w:br/>
+      </w:r>
+      <w:r>
+        <w:br/>
+      </w:r>
+      <w:r>
+        <w:br/>
+      </w:r>
+      <w:r>
+        <w:br/>
+      </w:r>
+      <w:r>
+        <w:rPr>
+          <w:color w:val="808080"/>
+          <w:sz w:val="24"/>
+          <w:szCs w:val="24"/>
+        </w:rPr>
+        <w:t>Additional Features (needs to be separately enabled)</w:t>
+      </w:r>
+      <w:r>
+        <w:br/>
+      </w:r>
+      <w:r>
+        <w:br/>
+      </w:r>
+      <w:r>
+        <w:rPr>
+          <w:color w:val="808080"/>
+          <w:sz w:val="24"/>
+          <w:szCs w:val="24"/>
+        </w:rPr>
+        <w:t>Cost Optimization as a Service</w:t>
+      </w:r>
+      <w:r>
+        <w:br/>
+      </w:r>
+      <w:r>
+        <w:rPr>
+          <w:color w:val="808080"/>
+          <w:sz w:val="24"/>
+          <w:szCs w:val="24"/>
+        </w:rPr>
+        <w:t>- Discover and track all of your resources across IBM Cloud</w:t>
+      </w:r>
+      <w:r>
+        <w:br/>
+      </w:r>
+      <w:r>
+        <w:rPr>
+          <w:color w:val="808080"/>
+          <w:sz w:val="24"/>
+          <w:szCs w:val="24"/>
+        </w:rPr>
+        <w:t>- Track all your Idle resources. Stop entire VPCs, or delete unused resources</w:t>
+      </w:r>
+      <w:r>
+        <w:br/>
+      </w:r>
+      <w:r>
+        <w:rPr>
+          <w:color w:val="808080"/>
+          <w:sz w:val="24"/>
+          <w:szCs w:val="24"/>
+        </w:rPr>
+        <w:t>- Rightsize your Compute based on your usage and optimise for cost</w:t>
+      </w:r>
+      <w:r>
+        <w:br/>
+      </w:r>
+      <w:r>
+        <w:rPr>
+          <w:color w:val="808080"/>
+          <w:sz w:val="24"/>
+          <w:szCs w:val="24"/>
+        </w:rPr>
+        <w:t>- Assign Purpose tags based on industry standards</w:t>
+      </w:r>
+      <w:r>
+        <w:br/>
+      </w:r>
+      <w:r>
+        <w:br/>
+      </w:r>
+      <w:r>
+        <w:br/>
+      </w:r>
+      <w:r>
+        <w:rPr>
+          <w:color w:val="808080"/>
+          <w:sz w:val="24"/>
+          <w:szCs w:val="24"/>
+        </w:rPr>
+        <w:t>It takes just a few minutes to get started - subscribe today or request a demo:</w:t>
+      </w:r>
+      <w:r>
+        <w:br/>
+      </w:r>
+      <w:r>
+        <w:br/>
+      </w:r>
+      <w:r>
+        <w:rPr>
+          <w:color w:val="808080"/>
+          <w:sz w:val="24"/>
+          <w:szCs w:val="24"/>
+        </w:rPr>
+        <w:t>Learn more: https://www.wanclouds.net/ibm</w:t>
+      </w:r>
+      <w:r>
+        <w:br/>
+      </w:r>
+      <w:r>
+        <w:br/>
+      </w:r>
+      <w:r>
+        <w:rPr>
+          <w:color w:val="808080"/>
+          <w:sz w:val="24"/>
+          <w:szCs w:val="24"/>
+        </w:rPr>
+        <w:t>For any help, please go to https://support.wanclouds.net or email us at support@wanclouds.net.</w:t>
       </w:r>
       <w:r>
         <w:br/>
@@ -37285,7 +37386,7 @@
       </w:r>
       <w:hyperlink r:id="rId522">
         <w:r>
-          <w:t>https://test.cloud.ibm.com/docs/vpc?topic=vpc-using-vpn</w:t>
+          <w:t>https://docs.wanclouds.net/ibm/vpc-draas/</w:t>
         </w:r>
       </w:hyperlink>
       <w:r>
@@ -37346,21 +37447,21 @@
           <w:sz w:val="28"/>
           <w:szCs w:val="28"/>
         </w:rPr>
-        <w:t xml:space="preserve">     vRealize Operations and Log Insight</w:t>
-      </w:r>
-      <w:r>
-        <w:br/>
-      </w:r>
-      <w:r>
-        <w:br/>
-      </w:r>
-      <w:r>
-        <w:rPr>
-          <w:color w:val="808080"/>
-          <w:sz w:val="24"/>
-          <w:szCs w:val="24"/>
-        </w:rPr>
-        <w:t>Monitor and troubleshoot the performance, health, and capacity of your dedicated IBM-hosted VMware Software Defined Data Center (SDDC) stack, in a more efficient matter.</w:t>
+        <w:t xml:space="preserve">     VPN for VPC</w:t>
+      </w:r>
+      <w:r>
+        <w:br/>
+      </w:r>
+      <w:r>
+        <w:br/>
+      </w:r>
+      <w:r>
+        <w:rPr>
+          <w:color w:val="808080"/>
+          <w:sz w:val="24"/>
+          <w:szCs w:val="24"/>
+        </w:rPr>
+        <w:t>VPN for VPC provides a simple yet powerful solution for highly scalable and robust site-to-site VPN. This VPN service provides a mixture of industry standard security and encryption options as well as support for Pre-shared Key authentication. The service also provides the ability to quickly add and remove VPN connections with the option to use pre-defined configurations.</w:t>
       </w:r>
       <w:r>
         <w:br/>
@@ -37375,7 +37476,7 @@
       </w:r>
       <w:hyperlink r:id="rId524">
         <w:r>
-          <w:t>https://cloud.ibm.com/services/vmwaresolutions/services/f5_considerations.html</w:t>
+          <w:t>https://test.cloud.ibm.com/docs/vpc?topic=vpc-using-vpn</w:t>
         </w:r>
       </w:hyperlink>
       <w:r>
@@ -37436,750 +37537,21 @@
           <w:sz w:val="28"/>
           <w:szCs w:val="28"/>
         </w:rPr>
-        <w:t xml:space="preserve">     Wanclouds AI Assistant (WANDA) for Hybrid Infrastructure Management</w:t>
-      </w:r>
-      <w:r>
-        <w:br/>
-      </w:r>
-      <w:r>
-        <w:br/>
-      </w:r>
-      <w:r>
-        <w:rPr>
-          <w:color w:val="808080"/>
-          <w:sz w:val="24"/>
-          <w:szCs w:val="24"/>
-        </w:rPr>
-        <w:t>Wanclouds AI (WANDA) allows you to create one or multiple AI Assistants for Cloud and IT Infrastructure management. It covers multi-vendor infrastructure resources and workloads including servers (Linux, Windows),firewalls, network routers, switches, VMware, Kubernetes and more. The Solution covers devices deployed in the cloud (IBM Cloud, other cloud) as well as On-Premise and Edge or Remote Sites.You can add your cloud, on-premises, and edge devices into a single platform, creating a unified interface for your entire infrastructure.</w:t>
-      </w:r>
-      <w:r>
-        <w:br/>
-      </w:r>
-      <w:r>
-        <w:br/>
-      </w:r>
-      <w:r>
-        <w:br/>
-      </w:r>
-      <w:r>
-        <w:br/>
-      </w:r>
-      <w:r>
-        <w:br/>
-      </w:r>
-      <w:r>
-        <w:br/>
-      </w:r>
-      <w:r>
-        <w:br/>
-      </w:r>
-      <w:r>
-        <w:br/>
-      </w:r>
-      <w:r>
-        <w:rPr>
-          <w:color w:val="808080"/>
-          <w:sz w:val="24"/>
-          <w:szCs w:val="24"/>
-        </w:rPr>
-        <w:t>Think of it as your AI Expert Assistant(s) to help you watch your infrastructure 24x7, integrated with your existing monitoring, logging tools, devices, and fully aware of your policies and guidelines. It continuously monitors the health, logs, and metrics of your cloud and IT infrastructure. Proactively track configuration changes, software updates, and system behavior to ensure your environments run smoothly and cost-effectively.</w:t>
-      </w:r>
-      <w:r>
-        <w:br/>
-      </w:r>
-      <w:r>
-        <w:br/>
-      </w:r>
-      <w:r>
-        <w:br/>
-      </w:r>
-      <w:r>
-        <w:br/>
-      </w:r>
-      <w:r>
-        <w:br/>
-      </w:r>
-      <w:r>
-        <w:br/>
-      </w:r>
-      <w:r>
-        <w:br/>
-      </w:r>
-      <w:r>
-        <w:br/>
-      </w:r>
-      <w:r>
-        <w:rPr>
-          <w:color w:val="808080"/>
-          <w:sz w:val="24"/>
-          <w:szCs w:val="24"/>
-        </w:rPr>
-        <w:t>By combining monitoring, logs, troubleshooting, and intelligent querying, it helps IT teams dramatically reduce the time to diagnose and resolve issues, all while learning and adapting to your unique environment through its contextual memory capabilities. Moreover, you can run security and optimization assessments on-demand as well as query any aspect of your infrastructure.</w:t>
-      </w:r>
-      <w:r>
-        <w:br/>
-      </w:r>
-      <w:r>
-        <w:br/>
-      </w:r>
-      <w:r>
-        <w:br/>
-      </w:r>
-      <w:r>
-        <w:br/>
-      </w:r>
-      <w:r>
-        <w:br/>
-      </w:r>
-      <w:r>
-        <w:br/>
-      </w:r>
-      <w:r>
-        <w:br/>
-      </w:r>
-      <w:r>
-        <w:br/>
-      </w:r>
-      <w:r>
-        <w:rPr>
-          <w:color w:val="808080"/>
-          <w:sz w:val="24"/>
-          <w:szCs w:val="24"/>
-        </w:rPr>
-        <w:t>Key Features</w:t>
-      </w:r>
-      <w:r>
-        <w:br/>
-      </w:r>
-      <w:r>
-        <w:br/>
-      </w:r>
-      <w:r>
-        <w:br/>
-      </w:r>
-      <w:r>
-        <w:br/>
-      </w:r>
-      <w:r>
-        <w:br/>
-      </w:r>
-      <w:r>
-        <w:rPr>
-          <w:color w:val="808080"/>
-          <w:sz w:val="24"/>
-          <w:szCs w:val="24"/>
-        </w:rPr>
-        <w:t>-  Add cloud Environments (such as IBM Cloud VPC, Classic), On-Premise resources, as well as other cloud workloads.</w:t>
-      </w:r>
-      <w:r>
-        <w:br/>
-      </w:r>
-      <w:r>
-        <w:br/>
-      </w:r>
-      <w:r>
-        <w:rPr>
-          <w:color w:val="808080"/>
-          <w:sz w:val="24"/>
-          <w:szCs w:val="24"/>
-        </w:rPr>
-        <w:t>- Add VMware resources or individual servers, routers, firewalls, and switches.</w:t>
-      </w:r>
-      <w:r>
-        <w:br/>
-      </w:r>
-      <w:r>
-        <w:br/>
-      </w:r>
-      <w:r>
-        <w:rPr>
-          <w:color w:val="808080"/>
-          <w:sz w:val="24"/>
-          <w:szCs w:val="24"/>
-        </w:rPr>
-        <w:t>-  Configuration &amp; Change Tracking – Watches for configuration drifts, software updates, and system changes that may impact stability.</w:t>
-      </w:r>
-      <w:r>
-        <w:br/>
-      </w:r>
-      <w:r>
-        <w:br/>
-      </w:r>
-      <w:r>
-        <w:br/>
-      </w:r>
-      <w:r>
-        <w:rPr>
-          <w:color w:val="808080"/>
-          <w:sz w:val="24"/>
-          <w:szCs w:val="24"/>
-        </w:rPr>
-        <w:t>-  Troubleshooting &amp; Root-Cause Analysis – Performs root-cause analysis and provides guided remediation steps to resolve issues faster.</w:t>
-      </w:r>
-      <w:r>
-        <w:br/>
-      </w:r>
-      <w:r>
-        <w:br/>
-      </w:r>
-      <w:r>
-        <w:br/>
-      </w:r>
-      <w:r>
-        <w:br/>
-      </w:r>
-      <w:r>
-        <w:br/>
-      </w:r>
-      <w:r>
-        <w:br/>
-      </w:r>
-      <w:r>
-        <w:rPr>
-          <w:color w:val="808080"/>
-          <w:sz w:val="24"/>
-          <w:szCs w:val="24"/>
-        </w:rPr>
-        <w:t>- Proactive Monitoring – Continuously collects health, logs, and performance data from servers, GPUs, network devices, and applications.</w:t>
-      </w:r>
-      <w:r>
-        <w:br/>
-      </w:r>
-      <w:r>
-        <w:br/>
-      </w:r>
-      <w:r>
-        <w:rPr>
-          <w:color w:val="808080"/>
-          <w:sz w:val="24"/>
-          <w:szCs w:val="24"/>
-        </w:rPr>
-        <w:t>- Perform Security risk assessments and compliance audits against known industry and government standards such as PCI, HIPAA, SOC2, NIST etc</w:t>
-      </w:r>
-      <w:r>
-        <w:br/>
-      </w:r>
-      <w:r>
-        <w:br/>
-      </w:r>
-      <w:r>
-        <w:br/>
-      </w:r>
-      <w:r>
-        <w:br/>
-      </w:r>
-      <w:r>
-        <w:br/>
-      </w:r>
-      <w:r>
-        <w:rPr>
-          <w:color w:val="808080"/>
-          <w:sz w:val="24"/>
-          <w:szCs w:val="24"/>
-        </w:rPr>
-        <w:t>-  Intelligent Querying – Answer natural language queries such as “What caused the last outage?” or “How is my cluster performing today?”.</w:t>
-      </w:r>
-      <w:r>
-        <w:br/>
-      </w:r>
-      <w:r>
-        <w:br/>
-      </w:r>
-      <w:r>
-        <w:br/>
-      </w:r>
-      <w:r>
-        <w:br/>
-      </w:r>
-      <w:r>
-        <w:br/>
-      </w:r>
-      <w:r>
-        <w:rPr>
-          <w:color w:val="808080"/>
-          <w:sz w:val="24"/>
-          <w:szCs w:val="24"/>
-        </w:rPr>
-        <w:t xml:space="preserve"> -  Adaptive Learning – Learns your infrastructure over time with a memory component, improving accuracy and insights.</w:t>
-      </w:r>
-      <w:r>
-        <w:br/>
-      </w:r>
-      <w:r>
-        <w:br/>
-      </w:r>
-      <w:r>
-        <w:br/>
-      </w:r>
-      <w:r>
-        <w:br/>
-      </w:r>
-      <w:r>
-        <w:br/>
-      </w:r>
-      <w:r>
-        <w:rPr>
-          <w:color w:val="808080"/>
-          <w:sz w:val="24"/>
-          <w:szCs w:val="24"/>
-        </w:rPr>
-        <w:t xml:space="preserve"> -  24x7 Availability – Acts as a round-the-clock virtual engineer without the overhead of traditional staffing.</w:t>
-      </w:r>
-      <w:r>
-        <w:br/>
-      </w:r>
-      <w:r>
-        <w:br/>
-      </w:r>
-      <w:r>
-        <w:br/>
-      </w:r>
-      <w:r>
-        <w:br/>
-      </w:r>
-      <w:r>
-        <w:br/>
-      </w:r>
-      <w:r>
-        <w:br/>
-      </w:r>
-      <w:r>
-        <w:rPr>
-          <w:color w:val="808080"/>
-          <w:sz w:val="24"/>
-          <w:szCs w:val="24"/>
-        </w:rPr>
-        <w:t>- Review existing policy and compliance documents and create what’s missing or required</w:t>
-      </w:r>
-      <w:r>
-        <w:br/>
-      </w:r>
-      <w:r>
-        <w:br/>
-      </w:r>
-      <w:r>
-        <w:br/>
-      </w:r>
-      <w:r>
-        <w:br/>
-      </w:r>
-      <w:r>
-        <w:br/>
-      </w:r>
-      <w:r>
-        <w:rPr>
-          <w:color w:val="808080"/>
-          <w:sz w:val="24"/>
-          <w:szCs w:val="24"/>
-        </w:rPr>
-        <w:t>- Identify optimization opportunities to reduce costs and eliminate wastage</w:t>
-      </w:r>
-      <w:r>
-        <w:br/>
-      </w:r>
-      <w:r>
-        <w:br/>
-      </w:r>
-      <w:r>
-        <w:br/>
-      </w:r>
-      <w:r>
-        <w:br/>
-      </w:r>
-      <w:r>
-        <w:br/>
-      </w:r>
-      <w:r>
-        <w:rPr>
-          <w:color w:val="808080"/>
-          <w:sz w:val="24"/>
-          <w:szCs w:val="24"/>
-        </w:rPr>
-        <w:t>- Create Executive summaries against your infrastructure state as required</w:t>
-      </w:r>
-      <w:r>
-        <w:br/>
-      </w:r>
-      <w:r>
-        <w:br/>
-      </w:r>
-      <w:r>
-        <w:br/>
-      </w:r>
-      <w:r>
-        <w:br/>
-      </w:r>
-      <w:r>
-        <w:br/>
-      </w:r>
-      <w:r>
-        <w:rPr>
-          <w:color w:val="808080"/>
-          <w:sz w:val="24"/>
-          <w:szCs w:val="24"/>
-        </w:rPr>
-        <w:t xml:space="preserve">- Track software deployed in your infrastructure and discover EOL and assess risk levels </w:t>
-      </w:r>
-      <w:r>
-        <w:br/>
-      </w:r>
-      <w:r>
-        <w:br/>
-      </w:r>
-      <w:r>
-        <w:br/>
-      </w:r>
-      <w:r>
-        <w:br/>
-      </w:r>
-      <w:r>
-        <w:br/>
-      </w:r>
-      <w:r>
-        <w:rPr>
-          <w:color w:val="808080"/>
-          <w:sz w:val="24"/>
-          <w:szCs w:val="24"/>
-        </w:rPr>
-        <w:t>- Backup and Migrate your VSIs and data volumes to IBM COS, making them ready for restoration in IBM Cloud VPC.</w:t>
-      </w:r>
-      <w:r>
-        <w:br/>
-      </w:r>
-      <w:r>
-        <w:br/>
-      </w:r>
-      <w:r>
-        <w:br/>
-      </w:r>
-      <w:r>
-        <w:br/>
-      </w:r>
-      <w:r>
-        <w:br/>
-      </w:r>
-      <w:r>
-        <w:rPr>
-          <w:color w:val="808080"/>
-          <w:sz w:val="24"/>
-          <w:szCs w:val="24"/>
-        </w:rPr>
-        <w:t>- Backup and Migrate your VMware / VCF VMs and Data to IBM COS and ready to restore as VPC native VSIs and volumes.</w:t>
-      </w:r>
-      <w:r>
-        <w:br/>
-      </w:r>
-      <w:r>
-        <w:br/>
-      </w:r>
-      <w:r>
-        <w:br/>
-      </w:r>
-      <w:r>
-        <w:br/>
-      </w:r>
-      <w:r>
-        <w:br/>
-      </w:r>
-      <w:r>
-        <w:br/>
-      </w:r>
-      <w:r>
-        <w:br/>
-      </w:r>
-      <w:r>
-        <w:br/>
-      </w:r>
-      <w:r>
-        <w:rPr>
-          <w:color w:val="808080"/>
-          <w:sz w:val="24"/>
-          <w:szCs w:val="24"/>
-        </w:rPr>
-        <w:t>Benefits</w:t>
-      </w:r>
-      <w:r>
-        <w:br/>
-      </w:r>
-      <w:r>
-        <w:br/>
-      </w:r>
-      <w:r>
-        <w:br/>
-      </w:r>
-      <w:r>
-        <w:br/>
-      </w:r>
-      <w:r>
-        <w:br/>
-      </w:r>
-      <w:r>
-        <w:rPr>
-          <w:color w:val="808080"/>
-          <w:sz w:val="24"/>
-          <w:szCs w:val="24"/>
-        </w:rPr>
-        <w:t xml:space="preserve">  -  Faster Root-Cause Analysis – Reduce troubleshooting times from hours to minutes.</w:t>
-      </w:r>
-      <w:r>
-        <w:br/>
-      </w:r>
-      <w:r>
-        <w:br/>
-      </w:r>
-      <w:r>
-        <w:br/>
-      </w:r>
-      <w:r>
-        <w:br/>
-      </w:r>
-      <w:r>
-        <w:br/>
-      </w:r>
-      <w:r>
-        <w:rPr>
-          <w:color w:val="808080"/>
-          <w:sz w:val="24"/>
-          <w:szCs w:val="24"/>
-        </w:rPr>
-        <w:t xml:space="preserve">Increase uptime and reliability by tracking security compliance gaps and risks across your IT and cloud infrastructure. </w:t>
-      </w:r>
-      <w:r>
-        <w:br/>
-      </w:r>
-      <w:r>
-        <w:br/>
-      </w:r>
-      <w:r>
-        <w:rPr>
-          <w:color w:val="808080"/>
-          <w:sz w:val="24"/>
-          <w:szCs w:val="24"/>
-        </w:rPr>
-        <w:t>Keep costs in control by assessing wastage and oversized infrastructure resources</w:t>
-      </w:r>
-      <w:r>
-        <w:br/>
-      </w:r>
-      <w:r>
-        <w:br/>
-      </w:r>
-      <w:r>
-        <w:br/>
-      </w:r>
-      <w:r>
-        <w:br/>
-      </w:r>
-      <w:r>
-        <w:br/>
-      </w:r>
-      <w:r>
-        <w:rPr>
-          <w:color w:val="808080"/>
-          <w:sz w:val="24"/>
-          <w:szCs w:val="24"/>
-        </w:rPr>
-        <w:t xml:space="preserve"> -  Increased Reliability – Identify and resolve issues before they escalate.</w:t>
-      </w:r>
-      <w:r>
-        <w:br/>
-      </w:r>
-      <w:r>
-        <w:br/>
-      </w:r>
-      <w:r>
-        <w:br/>
-      </w:r>
-      <w:r>
-        <w:br/>
-      </w:r>
-      <w:r>
-        <w:br/>
-      </w:r>
-      <w:r>
-        <w:rPr>
-          <w:color w:val="808080"/>
-          <w:sz w:val="24"/>
-          <w:szCs w:val="24"/>
-        </w:rPr>
-        <w:t xml:space="preserve"> -  Cost-Effective Operations – Reduce operational costs by up to 50%. A fraction of the cost of adding human NOC/SRE staff.</w:t>
-      </w:r>
-      <w:r>
-        <w:br/>
-      </w:r>
-      <w:r>
-        <w:br/>
-      </w:r>
-      <w:r>
-        <w:br/>
-      </w:r>
-      <w:r>
-        <w:br/>
-      </w:r>
-      <w:r>
-        <w:br/>
-      </w:r>
-      <w:r>
-        <w:rPr>
-          <w:color w:val="808080"/>
-          <w:sz w:val="24"/>
-          <w:szCs w:val="24"/>
-        </w:rPr>
-        <w:t xml:space="preserve"> -  Improved IT Productivity – 3X and more productivity gains. Free up engineering teams to focus on innovation, not firefighting.</w:t>
-      </w:r>
-      <w:r>
-        <w:br/>
-      </w:r>
-      <w:r>
-        <w:br/>
-      </w:r>
-      <w:r>
-        <w:br/>
-      </w:r>
-      <w:r>
-        <w:br/>
-      </w:r>
-      <w:r>
-        <w:br/>
-      </w:r>
-      <w:r>
-        <w:rPr>
-          <w:color w:val="808080"/>
-          <w:sz w:val="24"/>
-          <w:szCs w:val="24"/>
-        </w:rPr>
-        <w:t xml:space="preserve"> -  Scalable &amp; Adaptable – Grows with your environment and continuously learns from it.</w:t>
-      </w:r>
-      <w:r>
-        <w:br/>
-      </w:r>
-      <w:r>
-        <w:br/>
-      </w:r>
-      <w:r>
-        <w:br/>
-      </w:r>
-      <w:r>
-        <w:br/>
-      </w:r>
-      <w:r>
-        <w:br/>
-      </w:r>
-      <w:r>
-        <w:rPr>
-          <w:color w:val="808080"/>
-          <w:sz w:val="24"/>
-          <w:szCs w:val="24"/>
-        </w:rPr>
-        <w:t>- Addresses skill gaps with its expert troubleshooting, management, and assessments ranging from Windows, Linux to Nvidia GPUs as well as Firewalls and multi-vendor network devices.</w:t>
-      </w:r>
-      <w:r>
-        <w:br/>
-      </w:r>
-      <w:r>
-        <w:br/>
-      </w:r>
-      <w:r>
-        <w:br/>
-      </w:r>
-      <w:r>
-        <w:br/>
-      </w:r>
-      <w:r>
-        <w:br/>
-      </w:r>
-      <w:r>
-        <w:br/>
-      </w:r>
-      <w:r>
-        <w:br/>
-      </w:r>
-      <w:r>
-        <w:br/>
-      </w:r>
-      <w:r>
-        <w:rPr>
-          <w:color w:val="808080"/>
-          <w:sz w:val="24"/>
-          <w:szCs w:val="24"/>
-        </w:rPr>
-        <w:t xml:space="preserve">   </w:t>
-      </w:r>
-      <w:r>
-        <w:br/>
-      </w:r>
-      <w:r>
-        <w:br/>
-      </w:r>
-      <w:r>
-        <w:br/>
-      </w:r>
-      <w:r>
-        <w:br/>
-      </w:r>
-      <w:r>
-        <w:br/>
-      </w:r>
-      <w:r>
-        <w:rPr>
-          <w:color w:val="808080"/>
-          <w:sz w:val="24"/>
-          <w:szCs w:val="24"/>
-        </w:rPr>
-        <w:t>Wanclouds AI (WANDA) is your always-on AI engineer from Wanclouds, helping you stay ahead of outages, errors, security risks, and costly downtime..</w:t>
-      </w:r>
-      <w:r>
-        <w:br/>
-      </w:r>
-      <w:r>
-        <w:br/>
-      </w:r>
-      <w:r>
-        <w:br/>
-      </w:r>
-      <w:r>
-        <w:br/>
-      </w:r>
-      <w:r>
-        <w:br/>
-      </w:r>
-      <w:r>
-        <w:br/>
-      </w:r>
-      <w:r>
-        <w:br/>
-      </w:r>
-      <w:r>
-        <w:br/>
-      </w:r>
-      <w:r>
-        <w:rPr>
-          <w:color w:val="808080"/>
-          <w:sz w:val="24"/>
-          <w:szCs w:val="24"/>
-        </w:rPr>
-        <w:t>If you need a private instance of Wanclouds AI dedicated to your cloud and IT infrastructure resources, please contact Wanclouds at www.wanclouds.net or sales@wanclouds.net</w:t>
-      </w:r>
-      <w:r>
-        <w:br/>
-      </w:r>
-      <w:r>
-        <w:br/>
-      </w:r>
-      <w:r>
-        <w:br/>
-      </w:r>
-      <w:r>
-        <w:br/>
-      </w:r>
-      <w:r>
-        <w:br/>
-      </w:r>
-      <w:r>
-        <w:br/>
-      </w:r>
-      <w:r>
-        <w:br/>
+        <w:t xml:space="preserve">     vRealize Operations and Log Insight</w:t>
+      </w:r>
+      <w:r>
+        <w:br/>
+      </w:r>
+      <w:r>
+        <w:br/>
+      </w:r>
+      <w:r>
+        <w:rPr>
+          <w:color w:val="808080"/>
+          <w:sz w:val="24"/>
+          <w:szCs w:val="24"/>
+        </w:rPr>
+        <w:t>Monitor and troubleshoot the performance, health, and capacity of your dedicated IBM-hosted VMware Software Defined Data Center (SDDC) stack, in a more efficient matter.</w:t>
       </w:r>
       <w:r>
         <w:br/>
@@ -38194,7 +37566,7 @@
       </w:r>
       <w:hyperlink r:id="rId526">
         <w:r>
-          <w:t>https://www.wanclouds.ai/</w:t>
+          <w:t>https://cloud.ibm.com/services/vmwaresolutions/services/f5_considerations.html</w:t>
         </w:r>
       </w:hyperlink>
       <w:r>
@@ -38255,35 +37627,747 @@
           <w:sz w:val="28"/>
           <w:szCs w:val="28"/>
         </w:rPr>
-        <w:t xml:space="preserve">     Wasabi AiR</w:t>
-      </w:r>
-      <w:r>
-        <w:br/>
-      </w:r>
-      <w:r>
-        <w:br/>
-      </w:r>
-      <w:r>
-        <w:rPr>
-          <w:color w:val="808080"/>
-          <w:sz w:val="24"/>
-          <w:szCs w:val="24"/>
-        </w:rPr>
-        <w:t>Wasabi AiR Intelligent Media Storage</w:t>
-      </w:r>
-      <w:r>
-        <w:br/>
-      </w:r>
-      <w:r>
-        <w:br/>
-      </w:r>
-      <w:r>
-        <w:rPr>
-          <w:color w:val="808080"/>
-          <w:sz w:val="24"/>
-          <w:szCs w:val="24"/>
-        </w:rPr>
-        <w:t>Wasabi AiR is AI-powered intelligent media storage that adds structure to unstructured data, automatically tagging visual, audio, and textural elements as they are ingested. Wasabi AiR combines features such as metadata auto-tagging, Optical Character Recognition, speech to text, people recognition, and multilingual transcription, with cloud storage. Seamlessly integrate Wasabi AiR into your media workflow to enhance content discoverability, streamline operations, and maximize media value.</w:t>
+        <w:t xml:space="preserve">     Wanclouds AI Assistant (WANDA) for Hybrid Infrastructure Management</w:t>
+      </w:r>
+      <w:r>
+        <w:br/>
+      </w:r>
+      <w:r>
+        <w:br/>
+      </w:r>
+      <w:r>
+        <w:rPr>
+          <w:color w:val="808080"/>
+          <w:sz w:val="24"/>
+          <w:szCs w:val="24"/>
+        </w:rPr>
+        <w:t>Wanclouds AI (WANDA) allows you to create one or multiple AI Assistants for Cloud and IT Infrastructure management. It covers multi-vendor infrastructure resources and workloads including servers (Linux, Windows),firewalls, network routers, switches, VMware, Kubernetes and more. The Solution covers devices deployed in the cloud (IBM Cloud, other cloud) as well as On-Premise and Edge or Remote Sites.You can add your cloud, on-premises, and edge devices into a single platform, creating a unified interface for your entire infrastructure.</w:t>
+      </w:r>
+      <w:r>
+        <w:br/>
+      </w:r>
+      <w:r>
+        <w:br/>
+      </w:r>
+      <w:r>
+        <w:br/>
+      </w:r>
+      <w:r>
+        <w:br/>
+      </w:r>
+      <w:r>
+        <w:br/>
+      </w:r>
+      <w:r>
+        <w:br/>
+      </w:r>
+      <w:r>
+        <w:br/>
+      </w:r>
+      <w:r>
+        <w:br/>
+      </w:r>
+      <w:r>
+        <w:rPr>
+          <w:color w:val="808080"/>
+          <w:sz w:val="24"/>
+          <w:szCs w:val="24"/>
+        </w:rPr>
+        <w:t>Think of it as your AI Expert Assistant(s) to help you watch your infrastructure 24x7, integrated with your existing monitoring, logging tools, devices, and fully aware of your policies and guidelines. It continuously monitors the health, logs, and metrics of your cloud and IT infrastructure. Proactively track configuration changes, software updates, and system behavior to ensure your environments run smoothly and cost-effectively.</w:t>
+      </w:r>
+      <w:r>
+        <w:br/>
+      </w:r>
+      <w:r>
+        <w:br/>
+      </w:r>
+      <w:r>
+        <w:br/>
+      </w:r>
+      <w:r>
+        <w:br/>
+      </w:r>
+      <w:r>
+        <w:br/>
+      </w:r>
+      <w:r>
+        <w:br/>
+      </w:r>
+      <w:r>
+        <w:br/>
+      </w:r>
+      <w:r>
+        <w:br/>
+      </w:r>
+      <w:r>
+        <w:rPr>
+          <w:color w:val="808080"/>
+          <w:sz w:val="24"/>
+          <w:szCs w:val="24"/>
+        </w:rPr>
+        <w:t>By combining monitoring, logs, troubleshooting, and intelligent querying, it helps IT teams dramatically reduce the time to diagnose and resolve issues, all while learning and adapting to your unique environment through its contextual memory capabilities. Moreover, you can run security and optimization assessments on-demand as well as query any aspect of your infrastructure.</w:t>
+      </w:r>
+      <w:r>
+        <w:br/>
+      </w:r>
+      <w:r>
+        <w:br/>
+      </w:r>
+      <w:r>
+        <w:br/>
+      </w:r>
+      <w:r>
+        <w:br/>
+      </w:r>
+      <w:r>
+        <w:br/>
+      </w:r>
+      <w:r>
+        <w:br/>
+      </w:r>
+      <w:r>
+        <w:br/>
+      </w:r>
+      <w:r>
+        <w:br/>
+      </w:r>
+      <w:r>
+        <w:rPr>
+          <w:color w:val="808080"/>
+          <w:sz w:val="24"/>
+          <w:szCs w:val="24"/>
+        </w:rPr>
+        <w:t>Key Features</w:t>
+      </w:r>
+      <w:r>
+        <w:br/>
+      </w:r>
+      <w:r>
+        <w:br/>
+      </w:r>
+      <w:r>
+        <w:br/>
+      </w:r>
+      <w:r>
+        <w:br/>
+      </w:r>
+      <w:r>
+        <w:br/>
+      </w:r>
+      <w:r>
+        <w:rPr>
+          <w:color w:val="808080"/>
+          <w:sz w:val="24"/>
+          <w:szCs w:val="24"/>
+        </w:rPr>
+        <w:t>-  Add cloud Environments (such as IBM Cloud VPC, Classic), On-Premise resources, as well as other cloud workloads.</w:t>
+      </w:r>
+      <w:r>
+        <w:br/>
+      </w:r>
+      <w:r>
+        <w:br/>
+      </w:r>
+      <w:r>
+        <w:rPr>
+          <w:color w:val="808080"/>
+          <w:sz w:val="24"/>
+          <w:szCs w:val="24"/>
+        </w:rPr>
+        <w:t>- Add VMware resources or individual servers, routers, firewalls, and switches.</w:t>
+      </w:r>
+      <w:r>
+        <w:br/>
+      </w:r>
+      <w:r>
+        <w:br/>
+      </w:r>
+      <w:r>
+        <w:rPr>
+          <w:color w:val="808080"/>
+          <w:sz w:val="24"/>
+          <w:szCs w:val="24"/>
+        </w:rPr>
+        <w:t>-  Configuration &amp; Change Tracking – Watches for configuration drifts, software updates, and system changes that may impact stability.</w:t>
+      </w:r>
+      <w:r>
+        <w:br/>
+      </w:r>
+      <w:r>
+        <w:br/>
+      </w:r>
+      <w:r>
+        <w:br/>
+      </w:r>
+      <w:r>
+        <w:rPr>
+          <w:color w:val="808080"/>
+          <w:sz w:val="24"/>
+          <w:szCs w:val="24"/>
+        </w:rPr>
+        <w:t>-  Troubleshooting &amp; Root-Cause Analysis – Performs root-cause analysis and provides guided remediation steps to resolve issues faster.</w:t>
+      </w:r>
+      <w:r>
+        <w:br/>
+      </w:r>
+      <w:r>
+        <w:br/>
+      </w:r>
+      <w:r>
+        <w:br/>
+      </w:r>
+      <w:r>
+        <w:br/>
+      </w:r>
+      <w:r>
+        <w:br/>
+      </w:r>
+      <w:r>
+        <w:br/>
+      </w:r>
+      <w:r>
+        <w:rPr>
+          <w:color w:val="808080"/>
+          <w:sz w:val="24"/>
+          <w:szCs w:val="24"/>
+        </w:rPr>
+        <w:t>- Proactive Monitoring – Continuously collects health, logs, and performance data from servers, GPUs, network devices, and applications.</w:t>
+      </w:r>
+      <w:r>
+        <w:br/>
+      </w:r>
+      <w:r>
+        <w:br/>
+      </w:r>
+      <w:r>
+        <w:rPr>
+          <w:color w:val="808080"/>
+          <w:sz w:val="24"/>
+          <w:szCs w:val="24"/>
+        </w:rPr>
+        <w:t>- Perform Security risk assessments and compliance audits against known industry and government standards such as PCI, HIPAA, SOC2, NIST etc</w:t>
+      </w:r>
+      <w:r>
+        <w:br/>
+      </w:r>
+      <w:r>
+        <w:br/>
+      </w:r>
+      <w:r>
+        <w:br/>
+      </w:r>
+      <w:r>
+        <w:br/>
+      </w:r>
+      <w:r>
+        <w:br/>
+      </w:r>
+      <w:r>
+        <w:rPr>
+          <w:color w:val="808080"/>
+          <w:sz w:val="24"/>
+          <w:szCs w:val="24"/>
+        </w:rPr>
+        <w:t>-  Intelligent Querying – Answer natural language queries such as “What caused the last outage?” or “How is my cluster performing today?”.</w:t>
+      </w:r>
+      <w:r>
+        <w:br/>
+      </w:r>
+      <w:r>
+        <w:br/>
+      </w:r>
+      <w:r>
+        <w:br/>
+      </w:r>
+      <w:r>
+        <w:br/>
+      </w:r>
+      <w:r>
+        <w:br/>
+      </w:r>
+      <w:r>
+        <w:rPr>
+          <w:color w:val="808080"/>
+          <w:sz w:val="24"/>
+          <w:szCs w:val="24"/>
+        </w:rPr>
+        <w:t xml:space="preserve"> -  Adaptive Learning – Learns your infrastructure over time with a memory component, improving accuracy and insights.</w:t>
+      </w:r>
+      <w:r>
+        <w:br/>
+      </w:r>
+      <w:r>
+        <w:br/>
+      </w:r>
+      <w:r>
+        <w:br/>
+      </w:r>
+      <w:r>
+        <w:br/>
+      </w:r>
+      <w:r>
+        <w:br/>
+      </w:r>
+      <w:r>
+        <w:rPr>
+          <w:color w:val="808080"/>
+          <w:sz w:val="24"/>
+          <w:szCs w:val="24"/>
+        </w:rPr>
+        <w:t xml:space="preserve"> -  24x7 Availability – Acts as a round-the-clock virtual engineer without the overhead of traditional staffing.</w:t>
+      </w:r>
+      <w:r>
+        <w:br/>
+      </w:r>
+      <w:r>
+        <w:br/>
+      </w:r>
+      <w:r>
+        <w:br/>
+      </w:r>
+      <w:r>
+        <w:br/>
+      </w:r>
+      <w:r>
+        <w:br/>
+      </w:r>
+      <w:r>
+        <w:br/>
+      </w:r>
+      <w:r>
+        <w:rPr>
+          <w:color w:val="808080"/>
+          <w:sz w:val="24"/>
+          <w:szCs w:val="24"/>
+        </w:rPr>
+        <w:t>- Review existing policy and compliance documents and create what’s missing or required</w:t>
+      </w:r>
+      <w:r>
+        <w:br/>
+      </w:r>
+      <w:r>
+        <w:br/>
+      </w:r>
+      <w:r>
+        <w:br/>
+      </w:r>
+      <w:r>
+        <w:br/>
+      </w:r>
+      <w:r>
+        <w:br/>
+      </w:r>
+      <w:r>
+        <w:rPr>
+          <w:color w:val="808080"/>
+          <w:sz w:val="24"/>
+          <w:szCs w:val="24"/>
+        </w:rPr>
+        <w:t>- Identify optimization opportunities to reduce costs and eliminate wastage</w:t>
+      </w:r>
+      <w:r>
+        <w:br/>
+      </w:r>
+      <w:r>
+        <w:br/>
+      </w:r>
+      <w:r>
+        <w:br/>
+      </w:r>
+      <w:r>
+        <w:br/>
+      </w:r>
+      <w:r>
+        <w:br/>
+      </w:r>
+      <w:r>
+        <w:rPr>
+          <w:color w:val="808080"/>
+          <w:sz w:val="24"/>
+          <w:szCs w:val="24"/>
+        </w:rPr>
+        <w:t>- Create Executive summaries against your infrastructure state as required</w:t>
+      </w:r>
+      <w:r>
+        <w:br/>
+      </w:r>
+      <w:r>
+        <w:br/>
+      </w:r>
+      <w:r>
+        <w:br/>
+      </w:r>
+      <w:r>
+        <w:br/>
+      </w:r>
+      <w:r>
+        <w:br/>
+      </w:r>
+      <w:r>
+        <w:rPr>
+          <w:color w:val="808080"/>
+          <w:sz w:val="24"/>
+          <w:szCs w:val="24"/>
+        </w:rPr>
+        <w:t xml:space="preserve">- Track software deployed in your infrastructure and discover EOL and assess risk levels </w:t>
+      </w:r>
+      <w:r>
+        <w:br/>
+      </w:r>
+      <w:r>
+        <w:br/>
+      </w:r>
+      <w:r>
+        <w:br/>
+      </w:r>
+      <w:r>
+        <w:br/>
+      </w:r>
+      <w:r>
+        <w:br/>
+      </w:r>
+      <w:r>
+        <w:rPr>
+          <w:color w:val="808080"/>
+          <w:sz w:val="24"/>
+          <w:szCs w:val="24"/>
+        </w:rPr>
+        <w:t>- Backup and Migrate your VSIs and data volumes to IBM COS, making them ready for restoration in IBM Cloud VPC.</w:t>
+      </w:r>
+      <w:r>
+        <w:br/>
+      </w:r>
+      <w:r>
+        <w:br/>
+      </w:r>
+      <w:r>
+        <w:br/>
+      </w:r>
+      <w:r>
+        <w:br/>
+      </w:r>
+      <w:r>
+        <w:br/>
+      </w:r>
+      <w:r>
+        <w:rPr>
+          <w:color w:val="808080"/>
+          <w:sz w:val="24"/>
+          <w:szCs w:val="24"/>
+        </w:rPr>
+        <w:t>- Backup and Migrate your VMware / VCF VMs and Data to IBM COS and ready to restore as VPC native VSIs and volumes.</w:t>
+      </w:r>
+      <w:r>
+        <w:br/>
+      </w:r>
+      <w:r>
+        <w:br/>
+      </w:r>
+      <w:r>
+        <w:br/>
+      </w:r>
+      <w:r>
+        <w:br/>
+      </w:r>
+      <w:r>
+        <w:br/>
+      </w:r>
+      <w:r>
+        <w:br/>
+      </w:r>
+      <w:r>
+        <w:br/>
+      </w:r>
+      <w:r>
+        <w:br/>
+      </w:r>
+      <w:r>
+        <w:rPr>
+          <w:color w:val="808080"/>
+          <w:sz w:val="24"/>
+          <w:szCs w:val="24"/>
+        </w:rPr>
+        <w:t>Benefits</w:t>
+      </w:r>
+      <w:r>
+        <w:br/>
+      </w:r>
+      <w:r>
+        <w:br/>
+      </w:r>
+      <w:r>
+        <w:br/>
+      </w:r>
+      <w:r>
+        <w:br/>
+      </w:r>
+      <w:r>
+        <w:br/>
+      </w:r>
+      <w:r>
+        <w:rPr>
+          <w:color w:val="808080"/>
+          <w:sz w:val="24"/>
+          <w:szCs w:val="24"/>
+        </w:rPr>
+        <w:t xml:space="preserve">  -  Faster Root-Cause Analysis – Reduce troubleshooting times from hours to minutes.</w:t>
+      </w:r>
+      <w:r>
+        <w:br/>
+      </w:r>
+      <w:r>
+        <w:br/>
+      </w:r>
+      <w:r>
+        <w:br/>
+      </w:r>
+      <w:r>
+        <w:br/>
+      </w:r>
+      <w:r>
+        <w:br/>
+      </w:r>
+      <w:r>
+        <w:rPr>
+          <w:color w:val="808080"/>
+          <w:sz w:val="24"/>
+          <w:szCs w:val="24"/>
+        </w:rPr>
+        <w:t xml:space="preserve">Increase uptime and reliability by tracking security compliance gaps and risks across your IT and cloud infrastructure. </w:t>
+      </w:r>
+      <w:r>
+        <w:br/>
+      </w:r>
+      <w:r>
+        <w:br/>
+      </w:r>
+      <w:r>
+        <w:rPr>
+          <w:color w:val="808080"/>
+          <w:sz w:val="24"/>
+          <w:szCs w:val="24"/>
+        </w:rPr>
+        <w:t>Keep costs in control by assessing wastage and oversized infrastructure resources</w:t>
+      </w:r>
+      <w:r>
+        <w:br/>
+      </w:r>
+      <w:r>
+        <w:br/>
+      </w:r>
+      <w:r>
+        <w:br/>
+      </w:r>
+      <w:r>
+        <w:br/>
+      </w:r>
+      <w:r>
+        <w:br/>
+      </w:r>
+      <w:r>
+        <w:rPr>
+          <w:color w:val="808080"/>
+          <w:sz w:val="24"/>
+          <w:szCs w:val="24"/>
+        </w:rPr>
+        <w:t xml:space="preserve"> -  Increased Reliability – Identify and resolve issues before they escalate.</w:t>
+      </w:r>
+      <w:r>
+        <w:br/>
+      </w:r>
+      <w:r>
+        <w:br/>
+      </w:r>
+      <w:r>
+        <w:br/>
+      </w:r>
+      <w:r>
+        <w:br/>
+      </w:r>
+      <w:r>
+        <w:br/>
+      </w:r>
+      <w:r>
+        <w:rPr>
+          <w:color w:val="808080"/>
+          <w:sz w:val="24"/>
+          <w:szCs w:val="24"/>
+        </w:rPr>
+        <w:t xml:space="preserve"> -  Cost-Effective Operations – Reduce operational costs by up to 50%. A fraction of the cost of adding human NOC/SRE staff.</w:t>
+      </w:r>
+      <w:r>
+        <w:br/>
+      </w:r>
+      <w:r>
+        <w:br/>
+      </w:r>
+      <w:r>
+        <w:br/>
+      </w:r>
+      <w:r>
+        <w:br/>
+      </w:r>
+      <w:r>
+        <w:br/>
+      </w:r>
+      <w:r>
+        <w:rPr>
+          <w:color w:val="808080"/>
+          <w:sz w:val="24"/>
+          <w:szCs w:val="24"/>
+        </w:rPr>
+        <w:t xml:space="preserve"> -  Improved IT Productivity – 3X and more productivity gains. Free up engineering teams to focus on innovation, not firefighting.</w:t>
+      </w:r>
+      <w:r>
+        <w:br/>
+      </w:r>
+      <w:r>
+        <w:br/>
+      </w:r>
+      <w:r>
+        <w:br/>
+      </w:r>
+      <w:r>
+        <w:br/>
+      </w:r>
+      <w:r>
+        <w:br/>
+      </w:r>
+      <w:r>
+        <w:rPr>
+          <w:color w:val="808080"/>
+          <w:sz w:val="24"/>
+          <w:szCs w:val="24"/>
+        </w:rPr>
+        <w:t xml:space="preserve"> -  Scalable &amp; Adaptable – Grows with your environment and continuously learns from it.</w:t>
+      </w:r>
+      <w:r>
+        <w:br/>
+      </w:r>
+      <w:r>
+        <w:br/>
+      </w:r>
+      <w:r>
+        <w:br/>
+      </w:r>
+      <w:r>
+        <w:br/>
+      </w:r>
+      <w:r>
+        <w:br/>
+      </w:r>
+      <w:r>
+        <w:rPr>
+          <w:color w:val="808080"/>
+          <w:sz w:val="24"/>
+          <w:szCs w:val="24"/>
+        </w:rPr>
+        <w:t>- Addresses skill gaps with its expert troubleshooting, management, and assessments ranging from Windows, Linux to Nvidia GPUs as well as Firewalls and multi-vendor network devices.</w:t>
+      </w:r>
+      <w:r>
+        <w:br/>
+      </w:r>
+      <w:r>
+        <w:br/>
+      </w:r>
+      <w:r>
+        <w:br/>
+      </w:r>
+      <w:r>
+        <w:br/>
+      </w:r>
+      <w:r>
+        <w:br/>
+      </w:r>
+      <w:r>
+        <w:br/>
+      </w:r>
+      <w:r>
+        <w:br/>
+      </w:r>
+      <w:r>
+        <w:br/>
+      </w:r>
+      <w:r>
+        <w:rPr>
+          <w:color w:val="808080"/>
+          <w:sz w:val="24"/>
+          <w:szCs w:val="24"/>
+        </w:rPr>
+        <w:t xml:space="preserve">   </w:t>
+      </w:r>
+      <w:r>
+        <w:br/>
+      </w:r>
+      <w:r>
+        <w:br/>
+      </w:r>
+      <w:r>
+        <w:br/>
+      </w:r>
+      <w:r>
+        <w:br/>
+      </w:r>
+      <w:r>
+        <w:br/>
+      </w:r>
+      <w:r>
+        <w:rPr>
+          <w:color w:val="808080"/>
+          <w:sz w:val="24"/>
+          <w:szCs w:val="24"/>
+        </w:rPr>
+        <w:t>Wanclouds AI (WANDA) is your always-on AI engineer from Wanclouds, helping you stay ahead of outages, errors, security risks, and costly downtime..</w:t>
+      </w:r>
+      <w:r>
+        <w:br/>
+      </w:r>
+      <w:r>
+        <w:br/>
+      </w:r>
+      <w:r>
+        <w:br/>
+      </w:r>
+      <w:r>
+        <w:br/>
+      </w:r>
+      <w:r>
+        <w:br/>
+      </w:r>
+      <w:r>
+        <w:br/>
+      </w:r>
+      <w:r>
+        <w:br/>
+      </w:r>
+      <w:r>
+        <w:br/>
+      </w:r>
+      <w:r>
+        <w:rPr>
+          <w:color w:val="808080"/>
+          <w:sz w:val="24"/>
+          <w:szCs w:val="24"/>
+        </w:rPr>
+        <w:t>If you need a private instance of Wanclouds AI dedicated to your cloud and IT infrastructure resources, please contact Wanclouds at www.wanclouds.net or sales@wanclouds.net</w:t>
+      </w:r>
+      <w:r>
+        <w:br/>
+      </w:r>
+      <w:r>
+        <w:br/>
+      </w:r>
+      <w:r>
+        <w:br/>
+      </w:r>
+      <w:r>
+        <w:br/>
+      </w:r>
+      <w:r>
+        <w:br/>
+      </w:r>
+      <w:r>
+        <w:br/>
       </w:r>
       <w:r>
         <w:br/>
@@ -38301,7 +38385,7 @@
       </w:r>
       <w:hyperlink r:id="rId528">
         <w:r>
-          <w:t>https://docs.wasabi.com/docs/wasabi-air</w:t>
+          <w:t>https://www.wanclouds.ai/</w:t>
         </w:r>
       </w:hyperlink>
       <w:r>
@@ -38362,21 +38446,35 @@
           <w:sz w:val="28"/>
           <w:szCs w:val="28"/>
         </w:rPr>
-        <w:t xml:space="preserve">     Wasabi Hot Cloud Storage</w:t>
-      </w:r>
-      <w:r>
-        <w:br/>
-      </w:r>
-      <w:r>
-        <w:br/>
-      </w:r>
-      <w:r>
-        <w:rPr>
-          <w:color w:val="808080"/>
-          <w:sz w:val="24"/>
-          <w:szCs w:val="24"/>
-        </w:rPr>
-        <w:t>Wasabi Hot Cloud Storage is a universal, one-size-fits-all cloud object storage service that simplifies storage by enabling a highly available environment across a range of business use cases. Wasabi Hot Cloud Storage is easy to understand, simple to order, and incredibly cost-effective to scale. With Wasabi, there are no confusing storage tiers to decipher and no complicated fee structures to decode. And Wasabi storage is free from data access and API call fees, unlike traditional providers, which can substantially drive-up costs.</w:t>
+        <w:t xml:space="preserve">     Wasabi AiR</w:t>
+      </w:r>
+      <w:r>
+        <w:br/>
+      </w:r>
+      <w:r>
+        <w:br/>
+      </w:r>
+      <w:r>
+        <w:rPr>
+          <w:color w:val="808080"/>
+          <w:sz w:val="24"/>
+          <w:szCs w:val="24"/>
+        </w:rPr>
+        <w:t>Wasabi AiR Intelligent Media Storage</w:t>
+      </w:r>
+      <w:r>
+        <w:br/>
+      </w:r>
+      <w:r>
+        <w:br/>
+      </w:r>
+      <w:r>
+        <w:rPr>
+          <w:color w:val="808080"/>
+          <w:sz w:val="24"/>
+          <w:szCs w:val="24"/>
+        </w:rPr>
+        <w:t>Wasabi AiR is AI-powered intelligent media storage that adds structure to unstructured data, automatically tagging visual, audio, and textural elements as they are ingested. Wasabi AiR combines features such as metadata auto-tagging, Optical Character Recognition, speech to text, people recognition, and multilingual transcription, with cloud storage. Seamlessly integrate Wasabi AiR into your media workflow to enhance content discoverability, streamline operations, and maximize media value.</w:t>
       </w:r>
       <w:r>
         <w:br/>
@@ -38394,7 +38492,7 @@
       </w:r>
       <w:hyperlink r:id="rId530">
         <w:r>
-          <w:t>https://docs.wasabi.com/docs/wasabi-object-storage</w:t>
+          <w:t>https://docs.wasabi.com/docs/wasabi-air</w:t>
         </w:r>
       </w:hyperlink>
       <w:r>
@@ -38455,21 +38553,24 @@
           <w:sz w:val="28"/>
           <w:szCs w:val="28"/>
         </w:rPr>
-        <w:t xml:space="preserve">     Watson Discovery</w:t>
-      </w:r>
-      <w:r>
-        <w:br/>
-      </w:r>
-      <w:r>
-        <w:br/>
-      </w:r>
-      <w:r>
-        <w:rPr>
-          <w:color w:val="808080"/>
-          <w:sz w:val="24"/>
-          <w:szCs w:val="24"/>
-        </w:rPr>
-        <w:t>Add a cognitive search and content analytics engine to applications to identify patterns, trends and actionable insights that drive better decision-making. Securely unify structured and unstructured data with pre-enriched content, and use a simplified query language to eliminate the need for manual filtering of results.</w:t>
+        <w:t xml:space="preserve">     Wasabi Hot Cloud Storage</w:t>
+      </w:r>
+      <w:r>
+        <w:br/>
+      </w:r>
+      <w:r>
+        <w:br/>
+      </w:r>
+      <w:r>
+        <w:rPr>
+          <w:color w:val="808080"/>
+          <w:sz w:val="24"/>
+          <w:szCs w:val="24"/>
+        </w:rPr>
+        <w:t>Wasabi Hot Cloud Storage is a universal, one-size-fits-all cloud object storage service that simplifies storage by enabling a highly available environment across a range of business use cases. Wasabi Hot Cloud Storage is easy to understand, simple to order, and incredibly cost-effective to scale. With Wasabi, there are no confusing storage tiers to decipher and no complicated fee structures to decode. And Wasabi storage is free from data access and API call fees, unlike traditional providers, which can substantially drive-up costs.</w:t>
+      </w:r>
+      <w:r>
+        <w:br/>
       </w:r>
       <w:r>
         <w:br/>
@@ -38484,7 +38585,7 @@
       </w:r>
       <w:hyperlink r:id="rId532">
         <w:r>
-          <w:t>https://cloud.ibm.com/docs/discovery-data?topic=discovery-data-getting-started</w:t>
+          <w:t>https://docs.wasabi.com/docs/wasabi-object-storage</w:t>
         </w:r>
       </w:hyperlink>
       <w:r>
@@ -38545,21 +38646,21 @@
           <w:sz w:val="28"/>
           <w:szCs w:val="28"/>
         </w:rPr>
-        <w:t xml:space="preserve">     watsonx</w:t>
-      </w:r>
-      <w:r>
-        <w:br/>
-      </w:r>
-      <w:r>
-        <w:br/>
-      </w:r>
-      <w:r>
-        <w:rPr>
-          <w:color w:val="808080"/>
-          <w:sz w:val="24"/>
-          <w:szCs w:val="24"/>
-        </w:rPr>
-        <w:t>Build with our new studio for foundation models, generative AI and machine learning. Train, validate, tune, and deploy foundation and machine learning models with ease.</w:t>
+        <w:t xml:space="preserve">     Watson Discovery</w:t>
+      </w:r>
+      <w:r>
+        <w:br/>
+      </w:r>
+      <w:r>
+        <w:br/>
+      </w:r>
+      <w:r>
+        <w:rPr>
+          <w:color w:val="808080"/>
+          <w:sz w:val="24"/>
+          <w:szCs w:val="24"/>
+        </w:rPr>
+        <w:t>Add a cognitive search and content analytics engine to applications to identify patterns, trends and actionable insights that drive better decision-making. Securely unify structured and unstructured data with pre-enriched content, and use a simplified query language to eliminate the need for manual filtering of results.</w:t>
       </w:r>
       <w:r>
         <w:br/>
@@ -38574,7 +38675,7 @@
       </w:r>
       <w:hyperlink r:id="rId534">
         <w:r>
-          <w:t>https://ibm.com</w:t>
+          <w:t>https://cloud.ibm.com/docs/discovery-data?topic=discovery-data-getting-started</w:t>
         </w:r>
       </w:hyperlink>
       <w:r>
@@ -38635,35 +38736,21 @@
           <w:sz w:val="28"/>
           <w:szCs w:val="28"/>
         </w:rPr>
-        <w:t xml:space="preserve">     watsonx Assistant</w:t>
-      </w:r>
-      <w:r>
-        <w:br/>
-      </w:r>
-      <w:r>
-        <w:br/>
-      </w:r>
-      <w:r>
-        <w:rPr>
-          <w:color w:val="808080"/>
-          <w:sz w:val="24"/>
-          <w:szCs w:val="24"/>
-        </w:rPr>
-        <w:t>watsonx Assistant lets you build conversational interfaces into any application, device, or channel.</w:t>
-      </w:r>
-      <w:r>
-        <w:br/>
-      </w:r>
-      <w:r>
-        <w:br/>
-      </w:r>
-      <w:r>
-        <w:rPr>
-          <w:color w:val="808080"/>
-          <w:sz w:val="24"/>
-          <w:szCs w:val="24"/>
-        </w:rPr>
-        <w:t>Add a natural language interface to your application to automate interactions with your end users. Common applications include virtual agents and chat bots that can integrate and communicate on any channel or device. Train through an easy-to-use web application, designed so you can quickly build natural conversation flows between your apps and users, and deploy scalable, cost effective solutions.</w:t>
+        <w:t xml:space="preserve">     watsonx</w:t>
+      </w:r>
+      <w:r>
+        <w:br/>
+      </w:r>
+      <w:r>
+        <w:br/>
+      </w:r>
+      <w:r>
+        <w:rPr>
+          <w:color w:val="808080"/>
+          <w:sz w:val="24"/>
+          <w:szCs w:val="24"/>
+        </w:rPr>
+        <w:t>Build with our new studio for foundation models, generative AI and machine learning. Train, validate, tune, and deploy foundation and machine learning models with ease.</w:t>
       </w:r>
       <w:r>
         <w:br/>
@@ -38678,7 +38765,7 @@
       </w:r>
       <w:hyperlink r:id="rId536">
         <w:r>
-          <w:t>https://cloud.ibm.com/docs/watson-assistant?topic=watson-assistant-welcome-new-assistant</w:t>
+          <w:t>https://ibm.com</w:t>
         </w:r>
       </w:hyperlink>
       <w:r>
@@ -38739,43 +38826,35 @@
           <w:sz w:val="28"/>
           <w:szCs w:val="28"/>
         </w:rPr>
-        <w:t xml:space="preserve">     watsonx BI</w:t>
-      </w:r>
-      <w:r>
-        <w:br/>
-      </w:r>
-      <w:r>
-        <w:br/>
-      </w:r>
-      <w:r>
-        <w:rPr>
-          <w:color w:val="808080"/>
-          <w:sz w:val="24"/>
-          <w:szCs w:val="24"/>
-        </w:rPr>
-        <w:t>IBM watsonx BI is a generative AI-powered business intelligence tool that is designed to help you uncover hidden insights from your data. Use natural language to analyze complex data, generate insights and data-aware recommendations that are easy to understand and actionable.</w:t>
-      </w:r>
-      <w:r>
-        <w:br/>
-      </w:r>
-      <w:r>
-        <w:rPr>
-          <w:color w:val="808080"/>
-          <w:sz w:val="24"/>
-          <w:szCs w:val="24"/>
-        </w:rPr>
-        <w:t xml:space="preserve"> </w:t>
-      </w:r>
-      <w:r>
-        <w:br/>
-      </w:r>
-      <w:r>
-        <w:rPr>
-          <w:color w:val="808080"/>
-          <w:sz w:val="24"/>
-          <w:szCs w:val="24"/>
-        </w:rPr>
-        <w:t>After provisioning, the IBM account owner is required to complete the initial setup steps</w:t>
+        <w:t xml:space="preserve">     watsonx Assistant</w:t>
+      </w:r>
+      <w:r>
+        <w:br/>
+      </w:r>
+      <w:r>
+        <w:br/>
+      </w:r>
+      <w:r>
+        <w:rPr>
+          <w:color w:val="808080"/>
+          <w:sz w:val="24"/>
+          <w:szCs w:val="24"/>
+        </w:rPr>
+        <w:t>watsonx Assistant lets you build conversational interfaces into any application, device, or channel.</w:t>
+      </w:r>
+      <w:r>
+        <w:br/>
+      </w:r>
+      <w:r>
+        <w:br/>
+      </w:r>
+      <w:r>
+        <w:rPr>
+          <w:color w:val="808080"/>
+          <w:sz w:val="24"/>
+          <w:szCs w:val="24"/>
+        </w:rPr>
+        <w:t>Add a natural language interface to your application to automate interactions with your end users. Common applications include virtual agents and chat bots that can integrate and communicate on any channel or device. Train through an easy-to-use web application, designed so you can quickly build natural conversation flows between your apps and users, and deploy scalable, cost effective solutions.</w:t>
       </w:r>
       <w:r>
         <w:br/>
@@ -38790,7 +38869,7 @@
       </w:r>
       <w:hyperlink r:id="rId538">
         <w:r>
-          <w:t>https://cloud.ibm.com/docs/watsonx-bi</w:t>
+          <w:t>https://cloud.ibm.com/docs/watson-assistant?topic=watson-assistant-welcome-new-assistant</w:t>
         </w:r>
       </w:hyperlink>
       <w:r>
@@ -38851,49 +38930,43 @@
           <w:sz w:val="28"/>
           <w:szCs w:val="28"/>
         </w:rPr>
-        <w:t xml:space="preserve">     watsonx Code Assistant</w:t>
-      </w:r>
-      <w:r>
-        <w:br/>
-      </w:r>
-      <w:r>
-        <w:br/>
-      </w:r>
-      <w:r>
-        <w:rPr>
-          <w:color w:val="808080"/>
-          <w:sz w:val="24"/>
-          <w:szCs w:val="24"/>
-        </w:rPr>
-        <w:t>IBM watsonx Code Assistant is a cloud service that leverages generative AI to accelerate code generation and increase developer productivity. It uses generative AI that is purpose-built for targeted use cases like Application Modernization and IT Automation.</w:t>
-      </w:r>
-      <w:r>
-        <w:br/>
-      </w:r>
-      <w:r>
-        <w:rPr>
-          <w:color w:val="808080"/>
-          <w:sz w:val="24"/>
-          <w:szCs w:val="24"/>
-        </w:rPr>
-        <w:t>Out-of-the-box, watsonx Code Assistant provides pre-trained models based on specific programming languages to ensure trust and efficiency for accurate code generation. IBM watsonx Code Assistant allows you to customize the underlying model(s) to ensure output is grounded in your organization's best practices, while providing visibility into the potential origin of generated code.</w:t>
-      </w:r>
-      <w:r>
-        <w:br/>
-      </w:r>
-      <w:r>
-        <w:br/>
-      </w:r>
-      <w:r>
-        <w:rPr>
-          <w:color w:val="808080"/>
-          <w:sz w:val="24"/>
-          <w:szCs w:val="24"/>
-        </w:rPr>
-        <w:t>Note: There are varying support levels for the available editions of IBM watsonx Code Assistant. Please reference the [Service Description Terms](https://www.ibm.com/terms/?id=i126-9704) for specific support commitments.</w:t>
-      </w:r>
-      <w:r>
-        <w:br/>
+        <w:t xml:space="preserve">     watsonx BI</w:t>
+      </w:r>
+      <w:r>
+        <w:br/>
+      </w:r>
+      <w:r>
+        <w:br/>
+      </w:r>
+      <w:r>
+        <w:rPr>
+          <w:color w:val="808080"/>
+          <w:sz w:val="24"/>
+          <w:szCs w:val="24"/>
+        </w:rPr>
+        <w:t>IBM watsonx BI is a generative AI-powered business intelligence tool that is designed to help you uncover hidden insights from your data. Use natural language to analyze complex data, generate insights and data-aware recommendations that are easy to understand and actionable.</w:t>
+      </w:r>
+      <w:r>
+        <w:br/>
+      </w:r>
+      <w:r>
+        <w:rPr>
+          <w:color w:val="808080"/>
+          <w:sz w:val="24"/>
+          <w:szCs w:val="24"/>
+        </w:rPr>
+        <w:t xml:space="preserve"> </w:t>
+      </w:r>
+      <w:r>
+        <w:br/>
+      </w:r>
+      <w:r>
+        <w:rPr>
+          <w:color w:val="808080"/>
+          <w:sz w:val="24"/>
+          <w:szCs w:val="24"/>
+        </w:rPr>
+        <w:t>After provisioning, the IBM account owner is required to complete the initial setup steps</w:t>
       </w:r>
       <w:r>
         <w:br/>
@@ -38908,7 +38981,7 @@
       </w:r>
       <w:hyperlink r:id="rId540">
         <w:r>
-          <w:t>https://cloud.ibm.com/docs/watsonx-code-assistant</w:t>
+          <w:t>https://cloud.ibm.com/docs/watsonx-bi</w:t>
         </w:r>
       </w:hyperlink>
       <w:r>
@@ -38969,21 +39042,49 @@
           <w:sz w:val="28"/>
           <w:szCs w:val="28"/>
         </w:rPr>
-        <w:t xml:space="preserve">     watsonx Orchestrate</w:t>
-      </w:r>
-      <w:r>
-        <w:br/>
-      </w:r>
-      <w:r>
-        <w:br/>
-      </w:r>
-      <w:r>
-        <w:rPr>
-          <w:color w:val="808080"/>
-          <w:sz w:val="24"/>
-          <w:szCs w:val="24"/>
-        </w:rPr>
-        <w:t>IBM watsonx Orchestrate, powered by LLMs, includes pre-built skills that use natural language processing to draw from a catalog of basic and advanced skills to execute your requests, in context and in the right order, without the need for any specialized training or developer experience.</w:t>
+        <w:t xml:space="preserve">     watsonx Code Assistant</w:t>
+      </w:r>
+      <w:r>
+        <w:br/>
+      </w:r>
+      <w:r>
+        <w:br/>
+      </w:r>
+      <w:r>
+        <w:rPr>
+          <w:color w:val="808080"/>
+          <w:sz w:val="24"/>
+          <w:szCs w:val="24"/>
+        </w:rPr>
+        <w:t>IBM watsonx Code Assistant is a cloud service that leverages generative AI to accelerate code generation and increase developer productivity. It uses generative AI that is purpose-built for targeted use cases like Application Modernization and IT Automation.</w:t>
+      </w:r>
+      <w:r>
+        <w:br/>
+      </w:r>
+      <w:r>
+        <w:rPr>
+          <w:color w:val="808080"/>
+          <w:sz w:val="24"/>
+          <w:szCs w:val="24"/>
+        </w:rPr>
+        <w:t>Out-of-the-box, watsonx Code Assistant provides pre-trained models based on specific programming languages to ensure trust and efficiency for accurate code generation. IBM watsonx Code Assistant allows you to customize the underlying model(s) to ensure output is grounded in your organization's best practices, while providing visibility into the potential origin of generated code.</w:t>
+      </w:r>
+      <w:r>
+        <w:br/>
+      </w:r>
+      <w:r>
+        <w:br/>
+      </w:r>
+      <w:r>
+        <w:rPr>
+          <w:color w:val="808080"/>
+          <w:sz w:val="24"/>
+          <w:szCs w:val="24"/>
+        </w:rPr>
+        <w:t>Note: There are varying support levels for the available editions of IBM watsonx Code Assistant. Please reference the [Service Description Terms](https://www.ibm.com/terms/?id=i126-9704) for specific support commitments.</w:t>
+      </w:r>
+      <w:r>
+        <w:br/>
       </w:r>
       <w:r>
         <w:br/>
@@ -38998,7 +39099,7 @@
       </w:r>
       <w:hyperlink r:id="rId542">
         <w:r>
-          <w:t>https://www.ibm.com/docs/en/watson-orchestrate</w:t>
+          <w:t>https://cloud.ibm.com/docs/watsonx-code-assistant</w:t>
         </w:r>
       </w:hyperlink>
       <w:r>
@@ -39059,21 +39160,21 @@
           <w:sz w:val="28"/>
           <w:szCs w:val="28"/>
         </w:rPr>
-        <w:t xml:space="preserve">     watsonx.ai Runtime</w:t>
-      </w:r>
-      <w:r>
-        <w:br/>
-      </w:r>
-      <w:r>
-        <w:br/>
-      </w:r>
-      <w:r>
-        <w:rPr>
-          <w:color w:val="808080"/>
-          <w:sz w:val="24"/>
-          <w:szCs w:val="24"/>
-        </w:rPr>
-        <w:t>IBM watsonx.ai Runtime service provides resources to power AI lifecycles and makes building and deploying AI solutions simple and scalable. It includes APIs, tools, models, and flexible runtimes ready for use in any cloud or hybrid environment.   For a full description of features and capabilities, visit the watsonx.ai product page https://www.ibm.com/products/watsonx-ai</w:t>
+        <w:t xml:space="preserve">     watsonx Orchestrate</w:t>
+      </w:r>
+      <w:r>
+        <w:br/>
+      </w:r>
+      <w:r>
+        <w:br/>
+      </w:r>
+      <w:r>
+        <w:rPr>
+          <w:color w:val="808080"/>
+          <w:sz w:val="24"/>
+          <w:szCs w:val="24"/>
+        </w:rPr>
+        <w:t>IBM watsonx Orchestrate, powered by LLMs, includes pre-built skills that use natural language processing to draw from a catalog of basic and advanced skills to execute your requests, in context and in the right order, without the need for any specialized training or developer experience.</w:t>
       </w:r>
       <w:r>
         <w:br/>
@@ -39088,7 +39189,7 @@
       </w:r>
       <w:hyperlink r:id="rId544">
         <w:r>
-          <w:t>https://dataplatform.cloud.ibm.com/docs/content/wsj/analyze-data/ml-overview.html</w:t>
+          <w:t>https://www.ibm.com/docs/en/watson-orchestrate</w:t>
         </w:r>
       </w:hyperlink>
       <w:r>
@@ -39149,21 +39250,21 @@
           <w:sz w:val="28"/>
           <w:szCs w:val="28"/>
         </w:rPr>
-        <w:t xml:space="preserve">     watsonx.ai Studio</w:t>
-      </w:r>
-      <w:r>
-        <w:br/>
-      </w:r>
-      <w:r>
-        <w:br/>
-      </w:r>
-      <w:r>
-        <w:rPr>
-          <w:color w:val="808080"/>
-          <w:sz w:val="24"/>
-          <w:szCs w:val="24"/>
-        </w:rPr>
-        <w:t>IBM watsonx.ai Studio provides the set of integrated tools for IBM watsonx.ai and Cloud Pak for Data as a Service. IBM watsonx.ai Studio is powered by IBM watsonx.ai Runtime. With a suite of tools for all skill levels, everyone can collaborate to develop machine learning solutions and on watsonx.ai, develop generative AI solutions. You can write code, visually code on a graphical canvas, or automatically build AI solutions.</w:t>
+        <w:t xml:space="preserve">     watsonx.ai Runtime</w:t>
+      </w:r>
+      <w:r>
+        <w:br/>
+      </w:r>
+      <w:r>
+        <w:br/>
+      </w:r>
+      <w:r>
+        <w:rPr>
+          <w:color w:val="808080"/>
+          <w:sz w:val="24"/>
+          <w:szCs w:val="24"/>
+        </w:rPr>
+        <w:t>IBM watsonx.ai Runtime service provides resources to power AI lifecycles and makes building and deploying AI solutions simple and scalable. It includes APIs, tools, models, and flexible runtimes ready for use in any cloud or hybrid environment.   For a full description of features and capabilities, visit the watsonx.ai product page https://www.ibm.com/products/watsonx-ai</w:t>
       </w:r>
       <w:r>
         <w:br/>
@@ -39178,7 +39279,7 @@
       </w:r>
       <w:hyperlink r:id="rId546">
         <w:r>
-          <w:t>https://dataplatform.cloud.ibm.com/docs</w:t>
+          <w:t>https://dataplatform.cloud.ibm.com/docs/content/wsj/analyze-data/ml-overview.html</w:t>
         </w:r>
       </w:hyperlink>
       <w:r>
@@ -39239,21 +39340,21 @@
           <w:sz w:val="28"/>
           <w:szCs w:val="28"/>
         </w:rPr>
-        <w:t xml:space="preserve">     watsonx.data</w:t>
-      </w:r>
-      <w:r>
-        <w:br/>
-      </w:r>
-      <w:r>
-        <w:br/>
-      </w:r>
-      <w:r>
-        <w:rPr>
-          <w:color w:val="808080"/>
-          <w:sz w:val="24"/>
-          <w:szCs w:val="24"/>
-        </w:rPr>
-        <w:t>Watsonx.data is a data management solution for collecting, storing, querying, and analyzing all your enterprise data (structured, semi-structured, and unstructured) with a single unified data platform. It provides a flexible and reliable platform that is optimized to work on open data formats.</w:t>
+        <w:t xml:space="preserve">     watsonx.ai Studio</w:t>
+      </w:r>
+      <w:r>
+        <w:br/>
+      </w:r>
+      <w:r>
+        <w:br/>
+      </w:r>
+      <w:r>
+        <w:rPr>
+          <w:color w:val="808080"/>
+          <w:sz w:val="24"/>
+          <w:szCs w:val="24"/>
+        </w:rPr>
+        <w:t>IBM watsonx.ai Studio provides the set of integrated tools for IBM watsonx.ai and Cloud Pak for Data as a Service. IBM watsonx.ai Studio is powered by IBM watsonx.ai Runtime. With a suite of tools for all skill levels, everyone can collaborate to develop machine learning solutions and on watsonx.ai, develop generative AI solutions. You can write code, visually code on a graphical canvas, or automatically build AI solutions.</w:t>
       </w:r>
       <w:r>
         <w:br/>
@@ -39268,7 +39369,7 @@
       </w:r>
       <w:hyperlink r:id="rId548">
         <w:r>
-          <w:t>https://cloud.ibm.com/docs/watsonxdata</w:t>
+          <w:t>https://dataplatform.cloud.ibm.com/docs</w:t>
         </w:r>
       </w:hyperlink>
       <w:r>
@@ -39329,21 +39430,21 @@
           <w:sz w:val="28"/>
           <w:szCs w:val="28"/>
         </w:rPr>
-        <w:t xml:space="preserve">     watsonx.data integration</w:t>
-      </w:r>
-      <w:r>
-        <w:br/>
-      </w:r>
-      <w:r>
-        <w:br/>
-      </w:r>
-      <w:r>
-        <w:rPr>
-          <w:color w:val="808080"/>
-          <w:sz w:val="24"/>
-          <w:szCs w:val="24"/>
-        </w:rPr>
-        <w:t>watsonx.data integration is a data integration tool that offers a unified experience for data teams to seamlessly handle real-time streaming, replication and bulk/batch integration patterns, without having to switch context or preselect the integration style. Modernize your data flows with a SaaS-based architecture that promotes reusability of data flows, enhances security and cost effectiveness, leveraging deployment flexibility across hybrid cloud environments. Boost data reliability with continuous monitoring of data quality issues with data observability.</w:t>
+        <w:t xml:space="preserve">     watsonx.data</w:t>
+      </w:r>
+      <w:r>
+        <w:br/>
+      </w:r>
+      <w:r>
+        <w:br/>
+      </w:r>
+      <w:r>
+        <w:rPr>
+          <w:color w:val="808080"/>
+          <w:sz w:val="24"/>
+          <w:szCs w:val="24"/>
+        </w:rPr>
+        <w:t>Watsonx.data is a data management solution for collecting, storing, querying, and analyzing all your enterprise data (structured, semi-structured, and unstructured) with a single unified data platform. It provides a flexible and reliable platform that is optimized to work on open data formats.</w:t>
       </w:r>
       <w:r>
         <w:br/>
@@ -39358,7 +39459,7 @@
       </w:r>
       <w:hyperlink r:id="rId550">
         <w:r>
-          <w:t>https://dataplatform.cloud.ibm.com/docs/content/wsj/getting-started/welcome-main.html?context=df&amp;amp;audience=wdp</w:t>
+          <w:t>https://cloud.ibm.com/docs/watsonxdata</w:t>
         </w:r>
       </w:hyperlink>
       <w:r>
@@ -39419,21 +39520,21 @@
           <w:sz w:val="28"/>
           <w:szCs w:val="28"/>
         </w:rPr>
-        <w:t xml:space="preserve">     watsonx.data intelligence</w:t>
-      </w:r>
-      <w:r>
-        <w:br/>
-      </w:r>
-      <w:r>
-        <w:br/>
-      </w:r>
-      <w:r>
-        <w:rPr>
-          <w:color w:val="808080"/>
-          <w:sz w:val="24"/>
-          <w:szCs w:val="24"/>
-        </w:rPr>
-        <w:t>IBM watsonx.data intelligence revolutionizes the way organizations curate, manage, and utilize data by leveraging the power of AI to simplify data delivery across hybrid ecosystems. It empowers organizations to discover, trust, and access meaningful data by unifying governance, lineage, quality, and sharing, providing consumers with reliable data products.</w:t>
+        <w:t xml:space="preserve">     watsonx.data integration</w:t>
+      </w:r>
+      <w:r>
+        <w:br/>
+      </w:r>
+      <w:r>
+        <w:br/>
+      </w:r>
+      <w:r>
+        <w:rPr>
+          <w:color w:val="808080"/>
+          <w:sz w:val="24"/>
+          <w:szCs w:val="24"/>
+        </w:rPr>
+        <w:t>watsonx.data integration is a data integration tool that offers a unified experience for data teams to seamlessly handle real-time streaming, replication and bulk/batch integration patterns, without having to switch context or preselect the integration style. Modernize your data flows with a SaaS-based architecture that promotes reusability of data flows, enhances security and cost effectiveness, leveraging deployment flexibility across hybrid cloud environments. Boost data reliability with continuous monitoring of data quality issues with data observability.</w:t>
       </w:r>
       <w:r>
         <w:br/>
@@ -39509,21 +39610,21 @@
           <w:sz w:val="28"/>
           <w:szCs w:val="28"/>
         </w:rPr>
-        <w:t xml:space="preserve">     watsonx.governance</w:t>
-      </w:r>
-      <w:r>
-        <w:br/>
-      </w:r>
-      <w:r>
-        <w:br/>
-      </w:r>
-      <w:r>
-        <w:rPr>
-          <w:color w:val="808080"/>
-          <w:sz w:val="24"/>
-          <w:szCs w:val="24"/>
-        </w:rPr>
-        <w:t>IBM watsonx.governance™ helps you direct, manage and monitor your organization’s AI activities</w:t>
+        <w:t xml:space="preserve">     watsonx.data intelligence</w:t>
+      </w:r>
+      <w:r>
+        <w:br/>
+      </w:r>
+      <w:r>
+        <w:br/>
+      </w:r>
+      <w:r>
+        <w:rPr>
+          <w:color w:val="808080"/>
+          <w:sz w:val="24"/>
+          <w:szCs w:val="24"/>
+        </w:rPr>
+        <w:t>IBM watsonx.data intelligence revolutionizes the way organizations curate, manage, and utilize data by leveraging the power of AI to simplify data delivery across hybrid ecosystems. It empowers organizations to discover, trust, and access meaningful data by unifying governance, lineage, quality, and sharing, providing consumers with reliable data products.</w:t>
       </w:r>
       <w:r>
         <w:br/>
@@ -39538,7 +39639,7 @@
       </w:r>
       <w:hyperlink r:id="rId554">
         <w:r>
-          <w:t>https://dataplatform.cloud.ibm.com/docs/content/wsj/analyze-data/xgov-overview.html?context=wx&amp;amp;audience=wdp</w:t>
+          <w:t>https://dataplatform.cloud.ibm.com/docs/content/wsj/getting-started/welcome-main.html?context=df&amp;amp;audience=wdp</w:t>
         </w:r>
       </w:hyperlink>
       <w:r>
@@ -39599,179 +39700,21 @@
           <w:sz w:val="28"/>
           <w:szCs w:val="28"/>
         </w:rPr>
-        <w:t xml:space="preserve">     WealthGrowth.AI</w:t>
-      </w:r>
-      <w:r>
-        <w:br/>
-      </w:r>
-      <w:r>
-        <w:br/>
-      </w:r>
-      <w:r>
-        <w:rPr>
-          <w:color w:val="808080"/>
-          <w:sz w:val="24"/>
-          <w:szCs w:val="24"/>
-        </w:rPr>
-        <w:t>WealthGrowth.ai: Transforming Wealth Management with AI</w:t>
-      </w:r>
-      <w:r>
-        <w:br/>
-      </w:r>
-      <w:r>
-        <w:br/>
-      </w:r>
-      <w:r>
-        <w:rPr>
-          <w:color w:val="808080"/>
-          <w:sz w:val="24"/>
-          <w:szCs w:val="24"/>
-        </w:rPr>
-        <w:t>WealthGrowth.ai is an Agentic AI workflow designed to enhance financial advisory services by leveraging 64 AI models, multiple AI agents, over 250 APIs, and six digital applications. By automating up to 95% of advisors' tasks, it helps boost asset growth and expand client outreach.</w:t>
-      </w:r>
-      <w:r>
-        <w:br/>
-      </w:r>
-      <w:r>
-        <w:br/>
-      </w:r>
-      <w:r>
-        <w:rPr>
-          <w:color w:val="808080"/>
-          <w:sz w:val="24"/>
-          <w:szCs w:val="24"/>
-        </w:rPr>
-        <w:t>Key Benefits:</w:t>
-      </w:r>
-      <w:r>
-        <w:br/>
-      </w:r>
-      <w:r>
-        <w:br/>
-      </w:r>
-      <w:r>
-        <w:rPr>
-          <w:color w:val="808080"/>
-          <w:sz w:val="24"/>
-          <w:szCs w:val="24"/>
-        </w:rPr>
-        <w:t>1. Growing with Current Clients</w:t>
-      </w:r>
-      <w:r>
-        <w:br/>
-      </w:r>
-      <w:r>
-        <w:rPr>
-          <w:color w:val="808080"/>
-          <w:sz w:val="24"/>
-          <w:szCs w:val="24"/>
-        </w:rPr>
-        <w:t>Increases product utilization by 3 to 4 times.</w:t>
-      </w:r>
-      <w:r>
-        <w:br/>
-      </w:r>
-      <w:r>
-        <w:rPr>
-          <w:color w:val="808080"/>
-          <w:sz w:val="24"/>
-          <w:szCs w:val="24"/>
-        </w:rPr>
-        <w:t>Expands wallet share by up to 40%.</w:t>
-      </w:r>
-      <w:r>
-        <w:br/>
-      </w:r>
-      <w:r>
-        <w:rPr>
-          <w:color w:val="808080"/>
-          <w:sz w:val="24"/>
-          <w:szCs w:val="24"/>
-        </w:rPr>
-        <w:t xml:space="preserve">   </w:t>
-      </w:r>
-      <w:r>
-        <w:br/>
-      </w:r>
-      <w:r>
-        <w:rPr>
-          <w:color w:val="808080"/>
-          <w:sz w:val="24"/>
-          <w:szCs w:val="24"/>
-        </w:rPr>
-        <w:t>2. Transitioning Bank Clients &amp; Acquiring New Prospects</w:t>
-      </w:r>
-      <w:r>
-        <w:br/>
-      </w:r>
-      <w:r>
-        <w:rPr>
-          <w:color w:val="808080"/>
-          <w:sz w:val="24"/>
-          <w:szCs w:val="24"/>
-        </w:rPr>
-        <w:t>Enables advisors to manage 6 to 10 times more clients.</w:t>
-      </w:r>
-      <w:r>
-        <w:br/>
-      </w:r>
-      <w:r>
-        <w:rPr>
-          <w:color w:val="808080"/>
-          <w:sz w:val="24"/>
-          <w:szCs w:val="24"/>
-        </w:rPr>
-        <w:t>Boosts assets under management (AUM) by up to 6 times.</w:t>
-      </w:r>
-      <w:r>
-        <w:br/>
-      </w:r>
-      <w:r>
-        <w:br/>
-      </w:r>
-      <w:r>
-        <w:rPr>
-          <w:color w:val="808080"/>
-          <w:sz w:val="24"/>
-          <w:szCs w:val="24"/>
-        </w:rPr>
-        <w:t>3. Enabling a Centralized/Remote/Digital Advisor Strategy</w:t>
-      </w:r>
-      <w:r>
-        <w:br/>
-      </w:r>
-      <w:r>
-        <w:rPr>
-          <w:color w:val="808080"/>
-          <w:sz w:val="24"/>
-          <w:szCs w:val="24"/>
-        </w:rPr>
-        <w:t>Expands reach to new channels, regions, and products.</w:t>
-      </w:r>
-      <w:r>
-        <w:br/>
-      </w:r>
-      <w:r>
-        <w:rPr>
-          <w:color w:val="808080"/>
-          <w:sz w:val="24"/>
-          <w:szCs w:val="24"/>
-        </w:rPr>
-        <w:t>Reduces advisor workload while maximizing efficiency.</w:t>
-      </w:r>
-      <w:r>
-        <w:br/>
-      </w:r>
-      <w:r>
-        <w:br/>
-      </w:r>
-      <w:r>
-        <w:rPr>
-          <w:color w:val="808080"/>
-          <w:sz w:val="24"/>
-          <w:szCs w:val="24"/>
-        </w:rPr>
-        <w:t>Powered by Cognerium, WealthGrowth.ai is shaping the future of wealth management by integrating AI-driven strategies to optimize client engagement and financial growth.</w:t>
+        <w:t xml:space="preserve">     watsonx.governance</w:t>
+      </w:r>
+      <w:r>
+        <w:br/>
+      </w:r>
+      <w:r>
+        <w:br/>
+      </w:r>
+      <w:r>
+        <w:rPr>
+          <w:color w:val="808080"/>
+          <w:sz w:val="24"/>
+          <w:szCs w:val="24"/>
+        </w:rPr>
+        <w:t>IBM watsonx.governance™ helps you direct, manage and monitor your organization’s AI activities</w:t>
       </w:r>
       <w:r>
         <w:br/>
@@ -39786,7 +39729,7 @@
       </w:r>
       <w:hyperlink r:id="rId556">
         <w:r>
-          <w:t>https://apiwealthgrowth.cognerium.com/api/v1/app_documentation/</w:t>
+          <w:t>https://dataplatform.cloud.ibm.com/docs/content/wsj/analyze-data/xgov-overview.html?context=wx&amp;amp;audience=wdp</w:t>
         </w:r>
       </w:hyperlink>
       <w:r>
@@ -39847,21 +39790,179 @@
           <w:sz w:val="28"/>
           <w:szCs w:val="28"/>
         </w:rPr>
-        <w:t xml:space="preserve">     Zerto</w:t>
-      </w:r>
-      <w:r>
-        <w:br/>
-      </w:r>
-      <w:r>
-        <w:br/>
-      </w:r>
-      <w:r>
-        <w:rPr>
-          <w:color w:val="808080"/>
-          <w:sz w:val="24"/>
-          <w:szCs w:val="24"/>
-        </w:rPr>
-        <w:t>Replicate your VMs between data centers in the public cloud or between the public cloud and your on-premises data centers</w:t>
+        <w:t xml:space="preserve">     WealthGrowth.AI</w:t>
+      </w:r>
+      <w:r>
+        <w:br/>
+      </w:r>
+      <w:r>
+        <w:br/>
+      </w:r>
+      <w:r>
+        <w:rPr>
+          <w:color w:val="808080"/>
+          <w:sz w:val="24"/>
+          <w:szCs w:val="24"/>
+        </w:rPr>
+        <w:t>WealthGrowth.ai: Transforming Wealth Management with AI</w:t>
+      </w:r>
+      <w:r>
+        <w:br/>
+      </w:r>
+      <w:r>
+        <w:br/>
+      </w:r>
+      <w:r>
+        <w:rPr>
+          <w:color w:val="808080"/>
+          <w:sz w:val="24"/>
+          <w:szCs w:val="24"/>
+        </w:rPr>
+        <w:t>WealthGrowth.ai is an Agentic AI workflow designed to enhance financial advisory services by leveraging 64 AI models, multiple AI agents, over 250 APIs, and six digital applications. By automating up to 95% of advisors' tasks, it helps boost asset growth and expand client outreach.</w:t>
+      </w:r>
+      <w:r>
+        <w:br/>
+      </w:r>
+      <w:r>
+        <w:br/>
+      </w:r>
+      <w:r>
+        <w:rPr>
+          <w:color w:val="808080"/>
+          <w:sz w:val="24"/>
+          <w:szCs w:val="24"/>
+        </w:rPr>
+        <w:t>Key Benefits:</w:t>
+      </w:r>
+      <w:r>
+        <w:br/>
+      </w:r>
+      <w:r>
+        <w:br/>
+      </w:r>
+      <w:r>
+        <w:rPr>
+          <w:color w:val="808080"/>
+          <w:sz w:val="24"/>
+          <w:szCs w:val="24"/>
+        </w:rPr>
+        <w:t>1. Growing with Current Clients</w:t>
+      </w:r>
+      <w:r>
+        <w:br/>
+      </w:r>
+      <w:r>
+        <w:rPr>
+          <w:color w:val="808080"/>
+          <w:sz w:val="24"/>
+          <w:szCs w:val="24"/>
+        </w:rPr>
+        <w:t>Increases product utilization by 3 to 4 times.</w:t>
+      </w:r>
+      <w:r>
+        <w:br/>
+      </w:r>
+      <w:r>
+        <w:rPr>
+          <w:color w:val="808080"/>
+          <w:sz w:val="24"/>
+          <w:szCs w:val="24"/>
+        </w:rPr>
+        <w:t>Expands wallet share by up to 40%.</w:t>
+      </w:r>
+      <w:r>
+        <w:br/>
+      </w:r>
+      <w:r>
+        <w:rPr>
+          <w:color w:val="808080"/>
+          <w:sz w:val="24"/>
+          <w:szCs w:val="24"/>
+        </w:rPr>
+        <w:t xml:space="preserve">   </w:t>
+      </w:r>
+      <w:r>
+        <w:br/>
+      </w:r>
+      <w:r>
+        <w:rPr>
+          <w:color w:val="808080"/>
+          <w:sz w:val="24"/>
+          <w:szCs w:val="24"/>
+        </w:rPr>
+        <w:t>2. Transitioning Bank Clients &amp; Acquiring New Prospects</w:t>
+      </w:r>
+      <w:r>
+        <w:br/>
+      </w:r>
+      <w:r>
+        <w:rPr>
+          <w:color w:val="808080"/>
+          <w:sz w:val="24"/>
+          <w:szCs w:val="24"/>
+        </w:rPr>
+        <w:t>Enables advisors to manage 6 to 10 times more clients.</w:t>
+      </w:r>
+      <w:r>
+        <w:br/>
+      </w:r>
+      <w:r>
+        <w:rPr>
+          <w:color w:val="808080"/>
+          <w:sz w:val="24"/>
+          <w:szCs w:val="24"/>
+        </w:rPr>
+        <w:t>Boosts assets under management (AUM) by up to 6 times.</w:t>
+      </w:r>
+      <w:r>
+        <w:br/>
+      </w:r>
+      <w:r>
+        <w:br/>
+      </w:r>
+      <w:r>
+        <w:rPr>
+          <w:color w:val="808080"/>
+          <w:sz w:val="24"/>
+          <w:szCs w:val="24"/>
+        </w:rPr>
+        <w:t>3. Enabling a Centralized/Remote/Digital Advisor Strategy</w:t>
+      </w:r>
+      <w:r>
+        <w:br/>
+      </w:r>
+      <w:r>
+        <w:rPr>
+          <w:color w:val="808080"/>
+          <w:sz w:val="24"/>
+          <w:szCs w:val="24"/>
+        </w:rPr>
+        <w:t>Expands reach to new channels, regions, and products.</w:t>
+      </w:r>
+      <w:r>
+        <w:br/>
+      </w:r>
+      <w:r>
+        <w:rPr>
+          <w:color w:val="808080"/>
+          <w:sz w:val="24"/>
+          <w:szCs w:val="24"/>
+        </w:rPr>
+        <w:t>Reduces advisor workload while maximizing efficiency.</w:t>
+      </w:r>
+      <w:r>
+        <w:br/>
+      </w:r>
+      <w:r>
+        <w:br/>
+      </w:r>
+      <w:r>
+        <w:rPr>
+          <w:color w:val="808080"/>
+          <w:sz w:val="24"/>
+          <w:szCs w:val="24"/>
+        </w:rPr>
+        <w:t>Powered by Cognerium, WealthGrowth.ai is shaping the future of wealth management by integrating AI-driven strategies to optimize client engagement and financial growth.</w:t>
       </w:r>
       <w:r>
         <w:br/>
@@ -39876,7 +39977,7 @@
       </w:r>
       <w:hyperlink r:id="rId558">
         <w:r>
-          <w:t>https://cloud.ibm.com/services/vmwaresolutions/services/addingzertodr.html</w:t>
+          <w:t>https://apiwealthgrowth.cognerium.com/api/v1/app_documentation/</w:t>
         </w:r>
       </w:hyperlink>
       <w:r>
@@ -39937,6 +40038,96 @@
           <w:sz w:val="28"/>
           <w:szCs w:val="28"/>
         </w:rPr>
+        <w:t xml:space="preserve">     Zerto</w:t>
+      </w:r>
+      <w:r>
+        <w:br/>
+      </w:r>
+      <w:r>
+        <w:br/>
+      </w:r>
+      <w:r>
+        <w:rPr>
+          <w:color w:val="808080"/>
+          <w:sz w:val="24"/>
+          <w:szCs w:val="24"/>
+        </w:rPr>
+        <w:t>Replicate your VMs between data centers in the public cloud or between the public cloud and your on-premises data centers</w:t>
+      </w:r>
+      <w:r>
+        <w:br/>
+      </w:r>
+      <w:r>
+        <w:rPr>
+          <w:color w:val="808080"/>
+          <w:sz w:val="24"/>
+          <w:szCs w:val="24"/>
+        </w:rPr>
+        <w:t xml:space="preserve">Documentation:  </w:t>
+      </w:r>
+      <w:hyperlink r:id="rId560">
+        <w:r>
+          <w:t>https://cloud.ibm.com/services/vmwaresolutions/services/addingzertodr.html</w:t>
+        </w:r>
+      </w:hyperlink>
+      <w:r>
+        <w:br/>
+      </w:r>
+      <w:r>
+        <w:br/>
+      </w:r>
+    </w:p>
+    <w:p>
+      <w:pPr>
+        <w:ind/>
+      </w:pPr>
+      <w:r>
+        <w:rPr>
+          <w:noProof/>
+        </w:rPr>
+        <w:drawing>
+          <wp:inline distT="0" distB="0" distL="0" distR="0">
+            <wp:extent cx="476250" cy="476250"/>
+            <wp:effectExtent l="19050" t="0" r="9525" b="0"/>
+            <wp:docPr id="278" name="Picture 277" descr="Picture 277"/>
+            <wp:cNvGraphicFramePr>
+              <a:graphicFrameLocks xmlns:a="http://schemas.openxmlformats.org/drawingml/2006/main" noChangeAspect="1"/>
+            </wp:cNvGraphicFramePr>
+            <a:graphic xmlns:a="http://schemas.openxmlformats.org/drawingml/2006/main">
+              <a:graphicData uri="http://schemas.openxmlformats.org/drawingml/2006/picture">
+                <pic:pic xmlns:pic="http://schemas.openxmlformats.org/drawingml/2006/picture">
+                  <pic:nvPicPr>
+                    <pic:cNvPr id="0" name="Picture 277"/>
+                    <pic:cNvPicPr/>
+                  </pic:nvPicPr>
+                  <pic:blipFill>
+                    <a:blip r:embed="rId561" cstate="print"/>
+                    <a:stretch>
+                      <a:fillRect/>
+                    </a:stretch>
+                  </pic:blipFill>
+                  <pic:spPr>
+                    <a:xfrm>
+                      <a:off x="0" y="0"/>
+                      <a:ext cx="476250" cy="476250"/>
+                    </a:xfrm>
+                    <a:prstGeom prst="rect">
+                      <a:avLst/>
+                    </a:prstGeom>
+                  </pic:spPr>
+                </pic:pic>
+              </a:graphicData>
+            </a:graphic>
+          </wp:inline>
+        </w:drawing>
+      </w:r>
+      <w:r>
+        <w:rPr>
+          <w:b/>
+          <w:bCs/>
+          <w:sz w:val="28"/>
+          <w:szCs w:val="28"/>
+        </w:rPr>
         <w:t xml:space="preserve">     ZIEMACS AI Copilot for PowerHA</w:t>
       </w:r>
       <w:r>
@@ -40017,7 +40208,7 @@
         </w:rPr>
         <w:t xml:space="preserve">Documentation:  </w:t>
       </w:r>
-      <w:hyperlink r:id="rId560">
+      <w:hyperlink r:id="rId562">
         <w:r>
           <w:t>https://ziemacsai.github.io/assets/docs.html</w:t>
         </w:r>

--- a/docs/generated/mycatalog.docx
+++ b/docs/generated/mycatalog.docx
@@ -24542,7 +24542,7 @@
           <w:sz w:val="24"/>
           <w:szCs w:val="24"/>
         </w:rPr>
-        <w:t>Ricoh iSeries includes;</w:t>
+        <w:t>Netrix iSeries includes;</w:t>
       </w:r>
       <w:r>
         <w:br/>

--- a/docs/generated/mycatalog.docx
+++ b/docs/generated/mycatalog.docx
@@ -10014,7 +10014,7 @@
           <w:sz w:val="28"/>
           <w:szCs w:val="28"/>
         </w:rPr>
-        <w:t xml:space="preserve">     Custom Migrations DR and Management as a Service</w:t>
+        <w:t xml:space="preserve">     Custom Migrations DR and Managed Service</w:t>
       </w:r>
       <w:r>
         <w:br/>
@@ -10355,7 +10355,7 @@
           <w:sz w:val="24"/>
           <w:szCs w:val="24"/>
         </w:rPr>
-        <w:t>- Device Management (Linux, Windows)</w:t>
+        <w:t>- Device Management (Linux, Windows, FWs, LBs)</w:t>
       </w:r>
       <w:r>
         <w:br/>

--- a/docs/generated/mycatalog.docx
+++ b/docs/generated/mycatalog.docx
@@ -40010,60 +40010,76 @@
           <w:sz w:val="24"/>
           <w:szCs w:val="24"/>
         </w:rPr>
-        <w:t>ZIEMACS AI Copilot for PowerHA (Starter tier) is a native Watsonx Orchestrate agent that automates and simplifies IBM PowerHA SystemMirror cluster management on AIX and VIOS. The agent provides 50 specialized tools delivering Planning, Monitoring, and Troubleshooting capabilities across 11 PowerHA management domains, including cluster operations, deployment, and disaster recovery diagnostics. Additional domain coverage (VMRM, IBM i, AIX, Power11) is on the Enterprise tier roadmap.</w:t>
-      </w:r>
-      <w:r>
-        <w:br/>
-      </w:r>
-      <w:r>
-        <w:br/>
-      </w:r>
-      <w:r>
-        <w:rPr>
-          <w:color w:val="808080"/>
-          <w:sz w:val="24"/>
-          <w:szCs w:val="24"/>
-        </w:rPr>
-        <w:t>ZIEMACS AI Copilot provides intelligent automation for cluster deployment, configuration, monitoring, and maintenance tasks that traditionally require deep specialist knowledge. It continuously monitors cluster health, detects anomalies, and recommends or executes remediation actions before issues impact availability.</w:t>
-      </w:r>
-      <w:r>
-        <w:br/>
-      </w:r>
-      <w:r>
-        <w:rPr>
-          <w:color w:val="808080"/>
-          <w:sz w:val="24"/>
-          <w:szCs w:val="24"/>
-        </w:rPr>
-        <w:t>The agent diagnoses complex cluster problems using AI-driven analysis of logs, configurations, and system state across CAA, RSCT, and PowerHA components. It also covers Geographic Logical Volume Manager (GLVM) and Geographic Resource Shifting (GRS) for cross-site replication and failover.</w:t>
-      </w:r>
-      <w:r>
-        <w:br/>
-      </w:r>
-      <w:r>
-        <w:br/>
-      </w:r>
-      <w:r>
-        <w:rPr>
-          <w:color w:val="808080"/>
-          <w:sz w:val="24"/>
-          <w:szCs w:val="24"/>
-        </w:rPr>
-        <w:t>Key benefits include closing the IBM Power skills gap with 24/7 AI expertise, reducing human error through standardized operations, and accelerating response times from hours to minutes. Enterprise-ready features include human-in-the-loop approvals for high-risk operations, comprehensive audit logging, and role-based access control.</w:t>
-      </w:r>
-      <w:r>
-        <w:br/>
-      </w:r>
-      <w:r>
-        <w:br/>
-      </w:r>
-      <w:r>
-        <w:rPr>
-          <w:color w:val="808080"/>
-          <w:sz w:val="24"/>
-          <w:szCs w:val="24"/>
-        </w:rPr>
-        <w:t>ZIEMACS AI Copilot for PowerHA is available in three IBM-approved tiers: Starter (this catalog listing, 2 clusters with 4 nodes each), Professional (5 clusters with 8 nodes each, adds Migration capability and enterprise integrations), and Enterprise (unlimited clusters, full DR/GRS/GLVM, multi-agent A2A topology in development). Built by ZIEMACS AI, an IBM Partner Plus Silver Build partner, and powered by the ZIEMACS AGENT SDK. Qualified through IBM Agent Connect.</w:t>
+        <w:t>ZIEMACS AI Copilot for PowerHA is a native watsonx Orchestrate agent that simplifies IBM PowerHA SystemMirror cluster management on AIX. The agent provides 50 specialized tools delivering Planning, Monitoring, and Troubleshooting capabilities across 11 PowerHA management domains, including cluster health monitoring, configuration analysis, and disaster recovery diagnostics.</w:t>
+      </w:r>
+      <w:r>
+        <w:br/>
+      </w:r>
+      <w:r>
+        <w:br/>
+      </w:r>
+      <w:r>
+        <w:br/>
+      </w:r>
+      <w:r>
+        <w:br/>
+      </w:r>
+      <w:r>
+        <w:br/>
+      </w:r>
+      <w:r>
+        <w:rPr>
+          <w:color w:val="808080"/>
+          <w:sz w:val="24"/>
+          <w:szCs w:val="24"/>
+        </w:rPr>
+        <w:t>ZIEMACS AI Copilot brings AI assistance to the monitoring, diagnosis, and analysis tasks that traditionally require deep specialist knowledge. It monitors cluster health, surfaces emerging issues, and recommends remediation steps before they impact availability. The agent diagnoses complex cluster problems using AI-driven analysis of logs, configurations, and system state across CAA and PowerHA components. It also covers Geographic Logical Volume Manager (GLVM) and Geographic Resource Shifting (GRS) for cross-site replication readiness and disaster recovery diagnostics.</w:t>
+      </w:r>
+      <w:r>
+        <w:br/>
+      </w:r>
+      <w:r>
+        <w:br/>
+      </w:r>
+      <w:r>
+        <w:br/>
+      </w:r>
+      <w:r>
+        <w:br/>
+      </w:r>
+      <w:r>
+        <w:br/>
+      </w:r>
+      <w:r>
+        <w:rPr>
+          <w:color w:val="808080"/>
+          <w:sz w:val="24"/>
+          <w:szCs w:val="24"/>
+        </w:rPr>
+        <w:t>Key benefits include closing the IBM Power skills gap with 24/7 AI expertise, reducing human error through standardized operations, and accelerating response times from hours to minutes. The agent operates within your watsonx Orchestrate tenant's role-based access controls, and human-in-the-loop approval workflows for write-class operations are on the near-term roadmap.</w:t>
+      </w:r>
+      <w:r>
+        <w:br/>
+      </w:r>
+      <w:r>
+        <w:br/>
+      </w:r>
+      <w:r>
+        <w:br/>
+      </w:r>
+      <w:r>
+        <w:br/>
+      </w:r>
+      <w:r>
+        <w:br/>
+      </w:r>
+      <w:r>
+        <w:rPr>
+          <w:color w:val="808080"/>
+          <w:sz w:val="24"/>
+          <w:szCs w:val="24"/>
+        </w:rPr>
+        <w:t>ZIEMACS AI Copilot for PowerHA is available in three IBM-approved tiers: Starter (2 clusters with 4 nodes each, email support), Professional (5 clusters with 8 nodes each, priority support, with deployment and migration capabilities on the roadmap), and Enterprise (unlimited clusters with up to 32 nodes, 24/7 named support, with disaster recovery execution and A2A interoperability in development). Built by ZIEMACS AI, an IBM Partner Plus Silver Build partner, and qualified through IBM Agent Connect.</w:t>
       </w:r>
       <w:r>
         <w:br/>

--- a/docs/generated/mycatalog.docx
+++ b/docs/generated/mycatalog.docx
@@ -27274,7 +27274,7 @@
           <w:sz w:val="24"/>
           <w:szCs w:val="24"/>
         </w:rPr>
-        <w:t>&gt; Every assessment executes across **913 physical qubits** on six **IBM Quantum Heron** processors. **90% of workloads** are GPU-accelerated at *zero extra cost.* These are not simulations — these are **production quantum circuits executing today.**</w:t>
+        <w:t>&gt; Every assessment executes across five **IBM Quantum Heron** processors. **90% of workloads** are GPU-accelerated at *zero extra cost.* These are not simulations — these are **production quantum circuits executing today.**</w:t>
       </w:r>
       <w:r>
         <w:br/>
@@ -27548,7 +27548,7 @@
           <w:sz w:val="24"/>
           <w:szCs w:val="24"/>
         </w:rPr>
-        <w:t>**Every operation is cryptographically signed, audit-logged, and backed by IBM Quantum Network-verified hardware.** Use `hndl_crypto_discovery` for a free exposure inventory, `hndl_risk_score` for quantified risk, or run the full 6-step workflow for enterprise-wide post-quantum readiness. Your auditors receive *quantified risk evidence and a compliance scorecard* — not a framework document.</w:t>
+        <w:t>**Every operation is cryptographically signed, audit-logged, and backed by IBM Quantum hardware.** Use `hndl_crypto_discovery` for a free exposure inventory, `hndl_risk_score` for quantified risk, or run the full 6-step workflow for enterprise-wide post-quantum readiness. Your auditors receive *quantified risk evidence and a compliance scorecard* — not a framework document.</w:t>
       </w:r>
       <w:r>
         <w:br/>

--- a/docs/generated/mycatalog.docx
+++ b/docs/generated/mycatalog.docx
@@ -31338,21 +31338,21 @@
           <w:sz w:val="28"/>
           <w:szCs w:val="28"/>
         </w:rPr>
-        <w:t xml:space="preserve">     SSH Key for VPC</w:t>
-      </w:r>
-      <w:r>
-        <w:br/>
-      </w:r>
-      <w:r>
-        <w:br/>
-      </w:r>
-      <w:r>
-        <w:rPr>
-          <w:color w:val="808080"/>
-          <w:sz w:val="24"/>
-          <w:szCs w:val="24"/>
-        </w:rPr>
-        <w:t>SSH Key for use with VPC</w:t>
+        <w:t xml:space="preserve">     SpeedSize AI CDN</w:t>
+      </w:r>
+      <w:r>
+        <w:br/>
+      </w:r>
+      <w:r>
+        <w:br/>
+      </w:r>
+      <w:r>
+        <w:rPr>
+          <w:color w:val="808080"/>
+          <w:sz w:val="24"/>
+          <w:szCs w:val="24"/>
+        </w:rPr>
+        <w:t>SpeedSize® is the only AI-CDN built for the visual internet, trusted by leading global brands. The internet is entering a new era where AI is creating billions of images, videos, and digital experiences, but the infrastructure was never built for this scale. SpeedSize changes that. Powered by patented PVCI (Psycho-Visual Compression Index) and edge adaptive AI-CDN technology, SpeedSize eliminates the decades-old tradeoff between visual quality and performance, making content up to 99% smaller while keeping the same human visual experience. The result: faster websites, richer shopping experiences, lower CO2 emissions, and higher conversions at global scale. Simple no-code integration, usage-based pricing, and free testing make adoption effortless.</w:t>
       </w:r>
       <w:r>
         <w:br/>
@@ -31367,7 +31367,7 @@
       </w:r>
       <w:hyperlink r:id="rId444">
         <w:r>
-          <w:t>https://console.bluemix.net/docs/infrastructure/vpc/getting-started.html</w:t>
+          <w:t>https://support.speedsize.com/hc/en-us</w:t>
         </w:r>
       </w:hyperlink>
       <w:r>
@@ -31428,21 +31428,21 @@
           <w:sz w:val="28"/>
           <w:szCs w:val="28"/>
         </w:rPr>
-        <w:t xml:space="preserve">     SSL Certificates</w:t>
-      </w:r>
-      <w:r>
-        <w:br/>
-      </w:r>
-      <w:r>
-        <w:br/>
-      </w:r>
-      <w:r>
-        <w:rPr>
-          <w:color w:val="808080"/>
-          <w:sz w:val="24"/>
-          <w:szCs w:val="24"/>
-        </w:rPr>
-        <w:t>Get peace of mind by securing your website against unauthorized interception of data. Secure Socket Layer (SSL) certificates provide a secure, encrypted connection between your site or application and your end user. Whether a customer is providing their contact information or credit card information into a form, an SSL Certificate lets them know they can trust that their data will end up in your hands alone.</w:t>
+        <w:t xml:space="preserve">     SSH Key for VPC</w:t>
+      </w:r>
+      <w:r>
+        <w:br/>
+      </w:r>
+      <w:r>
+        <w:br/>
+      </w:r>
+      <w:r>
+        <w:rPr>
+          <w:color w:val="808080"/>
+          <w:sz w:val="24"/>
+          <w:szCs w:val="24"/>
+        </w:rPr>
+        <w:t>SSH Key for use with VPC</w:t>
       </w:r>
       <w:r>
         <w:br/>
@@ -31457,7 +31457,7 @@
       </w:r>
       <w:hyperlink r:id="rId446">
         <w:r>
-          <w:t>https://cloud.ibm.com/docs/ssl-certificates</w:t>
+          <w:t>https://console.bluemix.net/docs/infrastructure/vpc/getting-started.html</w:t>
         </w:r>
       </w:hyperlink>
       <w:r>
@@ -31518,93 +31518,21 @@
           <w:sz w:val="28"/>
           <w:szCs w:val="28"/>
         </w:rPr>
-        <w:t xml:space="preserve">     Standard Live General Purpose HSM Service</w:t>
-      </w:r>
-      <w:r>
-        <w:br/>
-      </w:r>
-      <w:r>
-        <w:br/>
-      </w:r>
-      <w:r>
-        <w:rPr>
-          <w:color w:val="808080"/>
-          <w:sz w:val="24"/>
-          <w:szCs w:val="24"/>
-        </w:rPr>
-        <w:t xml:space="preserve">Utimaco’s General Purpose Hardware Security Module as a Service (GP HSM aaS) provides access to secure, FIPS 140-3 Level 3 certified HSMs that are fully hosted in resilient data centers while remaining under your governance. </w:t>
-      </w:r>
-      <w:r>
-        <w:br/>
-      </w:r>
-      <w:r>
-        <w:br/>
-      </w:r>
-      <w:r>
-        <w:rPr>
-          <w:color w:val="808080"/>
-          <w:sz w:val="24"/>
-          <w:szCs w:val="24"/>
-        </w:rPr>
-        <w:t>The service includes client-side admin tools which give you full control for your containerised HSMs (cHSMs), and client-side libraries to allow seamless integration with numerous other products and services via standard cryptographic interfaces.</w:t>
-      </w:r>
-      <w:r>
-        <w:br/>
-      </w:r>
-      <w:r>
-        <w:br/>
-      </w:r>
-      <w:r>
-        <w:rPr>
-          <w:color w:val="808080"/>
-          <w:sz w:val="24"/>
-          <w:szCs w:val="24"/>
-        </w:rPr>
-        <w:t>The Service is ISO27001 and PCI DSS certified and operated under dual control in the same way as our PCI PIN and PCI P2PE certified payment HSM service.</w:t>
-      </w:r>
-      <w:r>
-        <w:br/>
-      </w:r>
-      <w:r>
-        <w:rPr>
-          <w:color w:val="808080"/>
-          <w:sz w:val="24"/>
-          <w:szCs w:val="24"/>
-        </w:rPr>
-        <w:t xml:space="preserve"> </w:t>
-      </w:r>
-      <w:r>
-        <w:br/>
-      </w:r>
-      <w:r>
-        <w:rPr>
-          <w:color w:val="808080"/>
-          <w:sz w:val="24"/>
-          <w:szCs w:val="24"/>
-        </w:rPr>
-        <w:t>This catalog tile covers subscription to the Standard Live service. In this service the customer has access to three dedicated cHSMs each in a different physical HSM in two geographically separate DCs.</w:t>
-      </w:r>
-      <w:r>
-        <w:br/>
-      </w:r>
-      <w:r>
-        <w:rPr>
-          <w:color w:val="808080"/>
-          <w:sz w:val="24"/>
-          <w:szCs w:val="24"/>
-        </w:rPr>
-        <w:t xml:space="preserve"> </w:t>
-      </w:r>
-      <w:r>
-        <w:br/>
-      </w:r>
-      <w:r>
-        <w:rPr>
-          <w:color w:val="808080"/>
-          <w:sz w:val="24"/>
-          <w:szCs w:val="24"/>
-        </w:rPr>
-        <w:t>For Full details please follow the Doc link and sign up to the Service Portal.</w:t>
+        <w:t xml:space="preserve">     SSL Certificates</w:t>
+      </w:r>
+      <w:r>
+        <w:br/>
+      </w:r>
+      <w:r>
+        <w:br/>
+      </w:r>
+      <w:r>
+        <w:rPr>
+          <w:color w:val="808080"/>
+          <w:sz w:val="24"/>
+          <w:szCs w:val="24"/>
+        </w:rPr>
+        <w:t>Get peace of mind by securing your website against unauthorized interception of data. Secure Socket Layer (SSL) certificates provide a secure, encrypted connection between your site or application and your end user. Whether a customer is providing their contact information or credit card information into a form, an SSL Certificate lets them know they can trust that their data will end up in your hands alone.</w:t>
       </w:r>
       <w:r>
         <w:br/>
@@ -31619,7 +31547,7 @@
       </w:r>
       <w:hyperlink r:id="rId448">
         <w:r>
-          <w:t>https://portal.myhsm.com/s-gphsm/documents/general</w:t>
+          <w:t>https://cloud.ibm.com/docs/ssl-certificates</w:t>
         </w:r>
       </w:hyperlink>
       <w:r>
@@ -31680,77 +31608,93 @@
           <w:sz w:val="28"/>
           <w:szCs w:val="28"/>
         </w:rPr>
-        <w:t xml:space="preserve">     Standard Live Payment HSM Service</w:t>
-      </w:r>
-      <w:r>
-        <w:br/>
-      </w:r>
-      <w:r>
-        <w:br/>
-      </w:r>
-      <w:r>
-        <w:rPr>
-          <w:color w:val="808080"/>
-          <w:sz w:val="24"/>
-          <w:szCs w:val="24"/>
-        </w:rPr>
-        <w:t>Utimaco’s Payment HSM as a Service provides access to a fully managed PCI-certified Payment HSM service through IBM Cloud, with the highest availability in the industry at 99.999%, and the lowest latency.</w:t>
-      </w:r>
-      <w:r>
-        <w:br/>
-      </w:r>
-      <w:r>
-        <w:br/>
-      </w:r>
-      <w:r>
-        <w:rPr>
-          <w:color w:val="808080"/>
-          <w:sz w:val="24"/>
-          <w:szCs w:val="24"/>
-        </w:rPr>
-        <w:t>The Payment HSM as a Service is a true alternative to operating your own Payment HSMs and removes the investments tied to hardware, secure facilities, and management resources while reducing the burden of PCI compliance, audit, and support.</w:t>
-      </w:r>
-      <w:r>
-        <w:br/>
-      </w:r>
-      <w:r>
-        <w:br/>
-      </w:r>
-      <w:r>
-        <w:rPr>
-          <w:color w:val="808080"/>
-          <w:sz w:val="24"/>
-          <w:szCs w:val="24"/>
-        </w:rPr>
-        <w:t>Besides reducing total cost of ownership, it provides flexible deployment and scalability and enables most robust security for organizations’ digital infrastructure.</w:t>
-      </w:r>
-      <w:r>
-        <w:br/>
-      </w:r>
-      <w:r>
-        <w:br/>
-      </w:r>
-      <w:r>
-        <w:rPr>
-          <w:color w:val="808080"/>
-          <w:sz w:val="24"/>
-          <w:szCs w:val="24"/>
-        </w:rPr>
-        <w:t>This Catalog tile covers subscription to the Live service. For connection to the service, instances of the PHI load balancer should be deployed within your IBM infrastructure, using the PHI Deployable Architecture tile.</w:t>
-      </w:r>
-      <w:r>
-        <w:br/>
-      </w:r>
-      <w:r>
-        <w:br/>
-      </w:r>
-      <w:r>
-        <w:rPr>
-          <w:color w:val="808080"/>
-          <w:sz w:val="24"/>
-          <w:szCs w:val="24"/>
-        </w:rPr>
-        <w:t>For full details please follow the Docs link and sign up to the Service Portal.</w:t>
+        <w:t xml:space="preserve">     Standard Live General Purpose HSM Service</w:t>
+      </w:r>
+      <w:r>
+        <w:br/>
+      </w:r>
+      <w:r>
+        <w:br/>
+      </w:r>
+      <w:r>
+        <w:rPr>
+          <w:color w:val="808080"/>
+          <w:sz w:val="24"/>
+          <w:szCs w:val="24"/>
+        </w:rPr>
+        <w:t xml:space="preserve">Utimaco’s General Purpose Hardware Security Module as a Service (GP HSM aaS) provides access to secure, FIPS 140-3 Level 3 certified HSMs that are fully hosted in resilient data centers while remaining under your governance. </w:t>
+      </w:r>
+      <w:r>
+        <w:br/>
+      </w:r>
+      <w:r>
+        <w:br/>
+      </w:r>
+      <w:r>
+        <w:rPr>
+          <w:color w:val="808080"/>
+          <w:sz w:val="24"/>
+          <w:szCs w:val="24"/>
+        </w:rPr>
+        <w:t>The service includes client-side admin tools which give you full control for your containerised HSMs (cHSMs), and client-side libraries to allow seamless integration with numerous other products and services via standard cryptographic interfaces.</w:t>
+      </w:r>
+      <w:r>
+        <w:br/>
+      </w:r>
+      <w:r>
+        <w:br/>
+      </w:r>
+      <w:r>
+        <w:rPr>
+          <w:color w:val="808080"/>
+          <w:sz w:val="24"/>
+          <w:szCs w:val="24"/>
+        </w:rPr>
+        <w:t>The Service is ISO27001 and PCI DSS certified and operated under dual control in the same way as our PCI PIN and PCI P2PE certified payment HSM service.</w:t>
+      </w:r>
+      <w:r>
+        <w:br/>
+      </w:r>
+      <w:r>
+        <w:rPr>
+          <w:color w:val="808080"/>
+          <w:sz w:val="24"/>
+          <w:szCs w:val="24"/>
+        </w:rPr>
+        <w:t xml:space="preserve"> </w:t>
+      </w:r>
+      <w:r>
+        <w:br/>
+      </w:r>
+      <w:r>
+        <w:rPr>
+          <w:color w:val="808080"/>
+          <w:sz w:val="24"/>
+          <w:szCs w:val="24"/>
+        </w:rPr>
+        <w:t>This catalog tile covers subscription to the Standard Live service. In this service the customer has access to three dedicated cHSMs each in a different physical HSM in two geographically separate DCs.</w:t>
+      </w:r>
+      <w:r>
+        <w:br/>
+      </w:r>
+      <w:r>
+        <w:rPr>
+          <w:color w:val="808080"/>
+          <w:sz w:val="24"/>
+          <w:szCs w:val="24"/>
+        </w:rPr>
+        <w:t xml:space="preserve"> </w:t>
+      </w:r>
+      <w:r>
+        <w:br/>
+      </w:r>
+      <w:r>
+        <w:rPr>
+          <w:color w:val="808080"/>
+          <w:sz w:val="24"/>
+          <w:szCs w:val="24"/>
+        </w:rPr>
+        <w:t>For Full details please follow the Doc link and sign up to the Service Portal.</w:t>
       </w:r>
       <w:r>
         <w:br/>
@@ -31765,7 +31709,7 @@
       </w:r>
       <w:hyperlink r:id="rId450">
         <w:r>
-          <w:t>https://portal.myhsm.com/s-payhsm/documents/general</w:t>
+          <w:t>https://portal.myhsm.com/s-gphsm/documents/general</w:t>
         </w:r>
       </w:hyperlink>
       <w:r>
@@ -31826,21 +31770,21 @@
           <w:sz w:val="28"/>
           <w:szCs w:val="28"/>
         </w:rPr>
-        <w:t xml:space="preserve">     Standard Test Payment HSM Service</w:t>
-      </w:r>
-      <w:r>
-        <w:br/>
-      </w:r>
-      <w:r>
-        <w:br/>
-      </w:r>
-      <w:r>
-        <w:rPr>
-          <w:color w:val="808080"/>
-          <w:sz w:val="24"/>
-          <w:szCs w:val="24"/>
-        </w:rPr>
-        <w:t>Utimaco’s Standard Test Payment HSM Service provides access to a fully managed PCI-certified Payment HSM service through IBM Cloud, with  high availability and the low latency.</w:t>
+        <w:t xml:space="preserve">     Standard Live Payment HSM Service</w:t>
+      </w:r>
+      <w:r>
+        <w:br/>
+      </w:r>
+      <w:r>
+        <w:br/>
+      </w:r>
+      <w:r>
+        <w:rPr>
+          <w:color w:val="808080"/>
+          <w:sz w:val="24"/>
+          <w:szCs w:val="24"/>
+        </w:rPr>
+        <w:t>Utimaco’s Payment HSM as a Service provides access to a fully managed PCI-certified Payment HSM service through IBM Cloud, with the highest availability in the industry at 99.999%, and the lowest latency.</w:t>
       </w:r>
       <w:r>
         <w:br/>
@@ -31882,7 +31826,7 @@
           <w:sz w:val="24"/>
           <w:szCs w:val="24"/>
         </w:rPr>
-        <w:t>This Catalog tile covers subscription to the Test service. For connection to the service, instances of the PHI load balancer should be deployed within your IBM infrastructure, using the PHI Deployable Architecture tile.</w:t>
+        <w:t>This Catalog tile covers subscription to the Live service. For connection to the service, instances of the PHI load balancer should be deployed within your IBM infrastructure, using the PHI Deployable Architecture tile.</w:t>
       </w:r>
       <w:r>
         <w:br/>
@@ -31972,349 +31916,77 @@
           <w:sz w:val="28"/>
           <w:szCs w:val="28"/>
         </w:rPr>
-        <w:t xml:space="preserve">     STAR Virtual Learning Platform (VLP)</w:t>
-      </w:r>
-      <w:r>
-        <w:br/>
-      </w:r>
-      <w:r>
-        <w:br/>
-      </w:r>
-      <w:r>
-        <w:rPr>
-          <w:color w:val="808080"/>
-          <w:sz w:val="24"/>
-          <w:szCs w:val="24"/>
-        </w:rPr>
-        <w:t>VMware Lab Platform (VLP)</w:t>
-      </w:r>
-      <w:r>
-        <w:br/>
-      </w:r>
-      <w:r>
-        <w:br/>
-      </w:r>
-      <w:r>
-        <w:rPr>
-          <w:color w:val="808080"/>
-          <w:sz w:val="24"/>
-          <w:szCs w:val="24"/>
-        </w:rPr>
-        <w:t>-------------------------------------------------------------------</w:t>
-      </w:r>
-      <w:r>
-        <w:br/>
-      </w:r>
-      <w:r>
-        <w:rPr>
-          <w:color w:val="808080"/>
-          <w:sz w:val="24"/>
-          <w:szCs w:val="24"/>
-        </w:rPr>
-        <w:t xml:space="preserve"> is a SaaS platform that gives organizations the ability to deliver their own customized hands-on virtual training labs to anyone on the planet at cloud scale.  </w:t>
-      </w:r>
-      <w:r>
-        <w:br/>
-      </w:r>
-      <w:r>
-        <w:br/>
-      </w:r>
-      <w:r>
-        <w:rPr>
-          <w:color w:val="808080"/>
-          <w:sz w:val="24"/>
-          <w:szCs w:val="24"/>
-        </w:rPr>
-        <w:t>-------------------------------------------------------------------</w:t>
-      </w:r>
-      <w:r>
-        <w:br/>
-      </w:r>
-      <w:r>
-        <w:br/>
-      </w:r>
-      <w:r>
-        <w:rPr>
-          <w:color w:val="808080"/>
-          <w:sz w:val="24"/>
-          <w:szCs w:val="24"/>
-        </w:rPr>
-        <w:t>Instructor Led Training: Training platform that allows students to have their own individual lab environment while allowing the instructor to proctor, shadow, assist and interact with students virtually from anywhere.</w:t>
-      </w:r>
-      <w:r>
-        <w:br/>
-      </w:r>
-      <w:r>
-        <w:br/>
-      </w:r>
-      <w:r>
-        <w:rPr>
-          <w:color w:val="808080"/>
-          <w:sz w:val="24"/>
-          <w:szCs w:val="24"/>
-        </w:rPr>
-        <w:t>-------------------------------------------------------------------</w:t>
-      </w:r>
-      <w:r>
-        <w:br/>
-      </w:r>
-      <w:r>
-        <w:br/>
-      </w:r>
-      <w:r>
-        <w:rPr>
-          <w:color w:val="808080"/>
-          <w:sz w:val="24"/>
-          <w:szCs w:val="24"/>
-        </w:rPr>
-        <w:t>Sales Demo: Easily expand your ability to give effect sales demos of your software solutions. Provisioning a known good template with a demo environment pre-staged for you demo allows for a quick and easy demo without any of the pre-configuration or cleanup between customers.</w:t>
-      </w:r>
-      <w:r>
-        <w:br/>
-      </w:r>
-      <w:r>
-        <w:br/>
-      </w:r>
-      <w:r>
-        <w:rPr>
-          <w:color w:val="808080"/>
-          <w:sz w:val="24"/>
-          <w:szCs w:val="24"/>
-        </w:rPr>
-        <w:t>-------------------------------------------------------------------</w:t>
-      </w:r>
-      <w:r>
-        <w:br/>
-      </w:r>
-      <w:r>
-        <w:br/>
-      </w:r>
-      <w:r>
-        <w:rPr>
-          <w:color w:val="808080"/>
-          <w:sz w:val="24"/>
-          <w:szCs w:val="24"/>
-        </w:rPr>
-        <w:t>Customer Proof of Concept: Moving from Sales Demo into Proof of Concept is extremely easy when you can entitle a customer to a time bound copy of their own demo environment.  Provide access to a POC environment for the customer to evaluate your software, and even provide remote assistance and monitor their progress.</w:t>
-      </w:r>
-      <w:r>
-        <w:br/>
-      </w:r>
-      <w:r>
-        <w:br/>
-      </w:r>
-      <w:r>
-        <w:rPr>
-          <w:color w:val="808080"/>
-          <w:sz w:val="24"/>
-          <w:szCs w:val="24"/>
-        </w:rPr>
-        <w:t>-------------------------------------------------------------------</w:t>
-      </w:r>
-      <w:r>
-        <w:br/>
-      </w:r>
-      <w:r>
-        <w:br/>
-      </w:r>
-      <w:r>
-        <w:rPr>
-          <w:color w:val="808080"/>
-          <w:sz w:val="24"/>
-          <w:szCs w:val="24"/>
-        </w:rPr>
-        <w:t xml:space="preserve">Cyber Security Training:  Security operations training is essential to preparing the cybersecurity workforce of tomorrow, and for keeping current cybersecurity workers up-to-date on skills and evolving threats.  VLP provides a safe environment to develop training scenarios and build their capabilities. </w:t>
-      </w:r>
-      <w:r>
-        <w:br/>
-      </w:r>
-      <w:r>
-        <w:br/>
-      </w:r>
-      <w:r>
-        <w:rPr>
-          <w:color w:val="808080"/>
-          <w:sz w:val="24"/>
-          <w:szCs w:val="24"/>
-        </w:rPr>
-        <w:t>-------------------------------------------------------------------</w:t>
-      </w:r>
-      <w:r>
-        <w:br/>
-      </w:r>
-      <w:r>
-        <w:br/>
-      </w:r>
-      <w:r>
-        <w:rPr>
-          <w:color w:val="808080"/>
-          <w:sz w:val="24"/>
-          <w:szCs w:val="24"/>
-        </w:rPr>
-        <w:t>We are complementary to most leading Learning Management Systems (LMS) and support Learning Tools Interoperability (LTI) allowing you to leverage your existing education platform.</w:t>
-      </w:r>
-      <w:r>
-        <w:br/>
-      </w:r>
-      <w:r>
-        <w:br/>
-      </w:r>
-      <w:r>
-        <w:br/>
-      </w:r>
-      <w:r>
-        <w:rPr>
-          <w:color w:val="808080"/>
-          <w:sz w:val="24"/>
-          <w:szCs w:val="24"/>
-        </w:rPr>
-        <w:t>VLP has a rich set of API’s making it easy to create any kind of user experience you can imagine.</w:t>
-      </w:r>
-      <w:r>
-        <w:br/>
-      </w:r>
-      <w:r>
-        <w:br/>
-      </w:r>
-      <w:r>
-        <w:br/>
-      </w:r>
-      <w:r>
-        <w:rPr>
-          <w:color w:val="808080"/>
-          <w:sz w:val="24"/>
-          <w:szCs w:val="24"/>
-        </w:rPr>
-        <w:t>Extend your own cloud infrastructure or use a hybrid model to support your most complex lab use cases.</w:t>
-      </w:r>
-      <w:r>
-        <w:br/>
-      </w:r>
-      <w:r>
-        <w:br/>
-      </w:r>
-      <w:r>
-        <w:br/>
-      </w:r>
-      <w:r>
-        <w:rPr>
-          <w:color w:val="808080"/>
-          <w:sz w:val="24"/>
-          <w:szCs w:val="24"/>
-        </w:rPr>
-        <w:t xml:space="preserve">VMware Lab Platform integrates instructional materials, labs, video, social media, and more. It is specifically designed to deliver hands-on lab content to students/clients.  There are a standard set of APIs that allow it to easily integrate with most Learning Management Systems on the market.  It is a SaaS solution that is a cloud-based multi-tenant solution owned, maintained, and updated by Partner STAR Systems. </w:t>
-      </w:r>
-      <w:r>
-        <w:br/>
-      </w:r>
-      <w:r>
-        <w:br/>
-      </w:r>
-      <w:r>
-        <w:rPr>
-          <w:color w:val="808080"/>
-          <w:sz w:val="24"/>
-          <w:szCs w:val="24"/>
-        </w:rPr>
-        <w:t>-------------------------------------------------------------------</w:t>
-      </w:r>
-      <w:r>
-        <w:br/>
-      </w:r>
-      <w:r>
-        <w:br/>
-      </w:r>
-      <w:r>
-        <w:rPr>
-          <w:color w:val="808080"/>
-          <w:sz w:val="24"/>
-          <w:szCs w:val="24"/>
-        </w:rPr>
-        <w:t xml:space="preserve">- SaaS platform delivering hands-on virtual IT Training labs to anyone on the planet at cloud scale </w:t>
-      </w:r>
-      <w:r>
-        <w:br/>
-      </w:r>
-      <w:r>
-        <w:br/>
-      </w:r>
-      <w:r>
-        <w:rPr>
-          <w:color w:val="808080"/>
-          <w:sz w:val="24"/>
-          <w:szCs w:val="24"/>
-        </w:rPr>
-        <w:t xml:space="preserve">- Access from Anywhere - Training content is accessible university, at any time, on most devices with a browser. </w:t>
-      </w:r>
-      <w:r>
-        <w:br/>
-      </w:r>
-      <w:r>
-        <w:br/>
-      </w:r>
-      <w:r>
-        <w:rPr>
-          <w:color w:val="808080"/>
-          <w:sz w:val="24"/>
-          <w:szCs w:val="24"/>
-        </w:rPr>
-        <w:t>- A powerful virtual lab supports complex multi-vM configurations and almost all guest operating systems</w:t>
-      </w:r>
-      <w:r>
-        <w:br/>
-      </w:r>
-      <w:r>
-        <w:br/>
-      </w:r>
-      <w:r>
-        <w:rPr>
-          <w:color w:val="808080"/>
-          <w:sz w:val="24"/>
-          <w:szCs w:val="24"/>
-        </w:rPr>
-        <w:t>- Hybrid Cloud Scale from one lab to thousands of labs. Trust that the platform will scale with you.</w:t>
-      </w:r>
-      <w:r>
-        <w:br/>
-      </w:r>
-      <w:r>
-        <w:br/>
-      </w:r>
-      <w:r>
-        <w:rPr>
-          <w:color w:val="808080"/>
-          <w:sz w:val="24"/>
-          <w:szCs w:val="24"/>
-        </w:rPr>
-        <w:t xml:space="preserve">- supports labaccess directly from the the console </w:t>
-      </w:r>
-      <w:r>
-        <w:br/>
-      </w:r>
-      <w:r>
-        <w:br/>
-      </w:r>
-      <w:r>
-        <w:rPr>
-          <w:color w:val="808080"/>
-          <w:sz w:val="24"/>
-          <w:szCs w:val="24"/>
-        </w:rPr>
-        <w:t xml:space="preserve">- Set it and forget it administration </w:t>
-      </w:r>
-      <w:r>
-        <w:br/>
-      </w:r>
-      <w:r>
-        <w:br/>
-      </w:r>
-      <w:r>
-        <w:rPr>
-          <w:color w:val="808080"/>
-          <w:sz w:val="24"/>
-          <w:szCs w:val="24"/>
-        </w:rPr>
-        <w:t>- Learning management Systems support through standard LTI and API integrations</w:t>
+        <w:t xml:space="preserve">     Standard Test Payment HSM Service</w:t>
+      </w:r>
+      <w:r>
+        <w:br/>
+      </w:r>
+      <w:r>
+        <w:br/>
+      </w:r>
+      <w:r>
+        <w:rPr>
+          <w:color w:val="808080"/>
+          <w:sz w:val="24"/>
+          <w:szCs w:val="24"/>
+        </w:rPr>
+        <w:t>Utimaco’s Standard Test Payment HSM Service provides access to a fully managed PCI-certified Payment HSM service through IBM Cloud, with  high availability and the low latency.</w:t>
+      </w:r>
+      <w:r>
+        <w:br/>
+      </w:r>
+      <w:r>
+        <w:br/>
+      </w:r>
+      <w:r>
+        <w:rPr>
+          <w:color w:val="808080"/>
+          <w:sz w:val="24"/>
+          <w:szCs w:val="24"/>
+        </w:rPr>
+        <w:t>The Payment HSM as a Service is a true alternative to operating your own Payment HSMs and removes the investments tied to hardware, secure facilities, and management resources while reducing the burden of PCI compliance, audit, and support.</w:t>
+      </w:r>
+      <w:r>
+        <w:br/>
+      </w:r>
+      <w:r>
+        <w:br/>
+      </w:r>
+      <w:r>
+        <w:rPr>
+          <w:color w:val="808080"/>
+          <w:sz w:val="24"/>
+          <w:szCs w:val="24"/>
+        </w:rPr>
+        <w:t>Besides reducing total cost of ownership, it provides flexible deployment and scalability and enables most robust security for organizations’ digital infrastructure.</w:t>
+      </w:r>
+      <w:r>
+        <w:br/>
+      </w:r>
+      <w:r>
+        <w:br/>
+      </w:r>
+      <w:r>
+        <w:rPr>
+          <w:color w:val="808080"/>
+          <w:sz w:val="24"/>
+          <w:szCs w:val="24"/>
+        </w:rPr>
+        <w:t>This Catalog tile covers subscription to the Test service. For connection to the service, instances of the PHI load balancer should be deployed within your IBM infrastructure, using the PHI Deployable Architecture tile.</w:t>
+      </w:r>
+      <w:r>
+        <w:br/>
+      </w:r>
+      <w:r>
+        <w:br/>
+      </w:r>
+      <w:r>
+        <w:rPr>
+          <w:color w:val="808080"/>
+          <w:sz w:val="24"/>
+          <w:szCs w:val="24"/>
+        </w:rPr>
+        <w:t>For full details please follow the Docs link and sign up to the Service Portal.</w:t>
       </w:r>
       <w:r>
         <w:br/>
@@ -32329,7 +32001,7 @@
       </w:r>
       <w:hyperlink r:id="rId454">
         <w:r>
-          <w:t>https://starsystems.in/vmware-vlp/</w:t>
+          <w:t>https://portal.myhsm.com/s-payhsm/documents/general</w:t>
         </w:r>
       </w:hyperlink>
       <w:r>
@@ -32390,21 +32062,349 @@
           <w:sz w:val="28"/>
           <w:szCs w:val="28"/>
         </w:rPr>
-        <w:t xml:space="preserve">     Storage Ceph as a Service</w:t>
-      </w:r>
-      <w:r>
-        <w:br/>
-      </w:r>
-      <w:r>
-        <w:br/>
-      </w:r>
-      <w:r>
-        <w:rPr>
-          <w:color w:val="808080"/>
-          <w:sz w:val="24"/>
-          <w:szCs w:val="24"/>
-        </w:rPr>
-        <w:t>Experience cloud-like enterprise storage on-premises with the convenience of a pay-as-you-go model.</w:t>
+        <w:t xml:space="preserve">     STAR Virtual Learning Platform (VLP)</w:t>
+      </w:r>
+      <w:r>
+        <w:br/>
+      </w:r>
+      <w:r>
+        <w:br/>
+      </w:r>
+      <w:r>
+        <w:rPr>
+          <w:color w:val="808080"/>
+          <w:sz w:val="24"/>
+          <w:szCs w:val="24"/>
+        </w:rPr>
+        <w:t>VMware Lab Platform (VLP)</w:t>
+      </w:r>
+      <w:r>
+        <w:br/>
+      </w:r>
+      <w:r>
+        <w:br/>
+      </w:r>
+      <w:r>
+        <w:rPr>
+          <w:color w:val="808080"/>
+          <w:sz w:val="24"/>
+          <w:szCs w:val="24"/>
+        </w:rPr>
+        <w:t>-------------------------------------------------------------------</w:t>
+      </w:r>
+      <w:r>
+        <w:br/>
+      </w:r>
+      <w:r>
+        <w:rPr>
+          <w:color w:val="808080"/>
+          <w:sz w:val="24"/>
+          <w:szCs w:val="24"/>
+        </w:rPr>
+        <w:t xml:space="preserve"> is a SaaS platform that gives organizations the ability to deliver their own customized hands-on virtual training labs to anyone on the planet at cloud scale.  </w:t>
+      </w:r>
+      <w:r>
+        <w:br/>
+      </w:r>
+      <w:r>
+        <w:br/>
+      </w:r>
+      <w:r>
+        <w:rPr>
+          <w:color w:val="808080"/>
+          <w:sz w:val="24"/>
+          <w:szCs w:val="24"/>
+        </w:rPr>
+        <w:t>-------------------------------------------------------------------</w:t>
+      </w:r>
+      <w:r>
+        <w:br/>
+      </w:r>
+      <w:r>
+        <w:br/>
+      </w:r>
+      <w:r>
+        <w:rPr>
+          <w:color w:val="808080"/>
+          <w:sz w:val="24"/>
+          <w:szCs w:val="24"/>
+        </w:rPr>
+        <w:t>Instructor Led Training: Training platform that allows students to have their own individual lab environment while allowing the instructor to proctor, shadow, assist and interact with students virtually from anywhere.</w:t>
+      </w:r>
+      <w:r>
+        <w:br/>
+      </w:r>
+      <w:r>
+        <w:br/>
+      </w:r>
+      <w:r>
+        <w:rPr>
+          <w:color w:val="808080"/>
+          <w:sz w:val="24"/>
+          <w:szCs w:val="24"/>
+        </w:rPr>
+        <w:t>-------------------------------------------------------------------</w:t>
+      </w:r>
+      <w:r>
+        <w:br/>
+      </w:r>
+      <w:r>
+        <w:br/>
+      </w:r>
+      <w:r>
+        <w:rPr>
+          <w:color w:val="808080"/>
+          <w:sz w:val="24"/>
+          <w:szCs w:val="24"/>
+        </w:rPr>
+        <w:t>Sales Demo: Easily expand your ability to give effect sales demos of your software solutions. Provisioning a known good template with a demo environment pre-staged for you demo allows for a quick and easy demo without any of the pre-configuration or cleanup between customers.</w:t>
+      </w:r>
+      <w:r>
+        <w:br/>
+      </w:r>
+      <w:r>
+        <w:br/>
+      </w:r>
+      <w:r>
+        <w:rPr>
+          <w:color w:val="808080"/>
+          <w:sz w:val="24"/>
+          <w:szCs w:val="24"/>
+        </w:rPr>
+        <w:t>-------------------------------------------------------------------</w:t>
+      </w:r>
+      <w:r>
+        <w:br/>
+      </w:r>
+      <w:r>
+        <w:br/>
+      </w:r>
+      <w:r>
+        <w:rPr>
+          <w:color w:val="808080"/>
+          <w:sz w:val="24"/>
+          <w:szCs w:val="24"/>
+        </w:rPr>
+        <w:t>Customer Proof of Concept: Moving from Sales Demo into Proof of Concept is extremely easy when you can entitle a customer to a time bound copy of their own demo environment.  Provide access to a POC environment for the customer to evaluate your software, and even provide remote assistance and monitor their progress.</w:t>
+      </w:r>
+      <w:r>
+        <w:br/>
+      </w:r>
+      <w:r>
+        <w:br/>
+      </w:r>
+      <w:r>
+        <w:rPr>
+          <w:color w:val="808080"/>
+          <w:sz w:val="24"/>
+          <w:szCs w:val="24"/>
+        </w:rPr>
+        <w:t>-------------------------------------------------------------------</w:t>
+      </w:r>
+      <w:r>
+        <w:br/>
+      </w:r>
+      <w:r>
+        <w:br/>
+      </w:r>
+      <w:r>
+        <w:rPr>
+          <w:color w:val="808080"/>
+          <w:sz w:val="24"/>
+          <w:szCs w:val="24"/>
+        </w:rPr>
+        <w:t xml:space="preserve">Cyber Security Training:  Security operations training is essential to preparing the cybersecurity workforce of tomorrow, and for keeping current cybersecurity workers up-to-date on skills and evolving threats.  VLP provides a safe environment to develop training scenarios and build their capabilities. </w:t>
+      </w:r>
+      <w:r>
+        <w:br/>
+      </w:r>
+      <w:r>
+        <w:br/>
+      </w:r>
+      <w:r>
+        <w:rPr>
+          <w:color w:val="808080"/>
+          <w:sz w:val="24"/>
+          <w:szCs w:val="24"/>
+        </w:rPr>
+        <w:t>-------------------------------------------------------------------</w:t>
+      </w:r>
+      <w:r>
+        <w:br/>
+      </w:r>
+      <w:r>
+        <w:br/>
+      </w:r>
+      <w:r>
+        <w:rPr>
+          <w:color w:val="808080"/>
+          <w:sz w:val="24"/>
+          <w:szCs w:val="24"/>
+        </w:rPr>
+        <w:t>We are complementary to most leading Learning Management Systems (LMS) and support Learning Tools Interoperability (LTI) allowing you to leverage your existing education platform.</w:t>
+      </w:r>
+      <w:r>
+        <w:br/>
+      </w:r>
+      <w:r>
+        <w:br/>
+      </w:r>
+      <w:r>
+        <w:br/>
+      </w:r>
+      <w:r>
+        <w:rPr>
+          <w:color w:val="808080"/>
+          <w:sz w:val="24"/>
+          <w:szCs w:val="24"/>
+        </w:rPr>
+        <w:t>VLP has a rich set of API’s making it easy to create any kind of user experience you can imagine.</w:t>
+      </w:r>
+      <w:r>
+        <w:br/>
+      </w:r>
+      <w:r>
+        <w:br/>
+      </w:r>
+      <w:r>
+        <w:br/>
+      </w:r>
+      <w:r>
+        <w:rPr>
+          <w:color w:val="808080"/>
+          <w:sz w:val="24"/>
+          <w:szCs w:val="24"/>
+        </w:rPr>
+        <w:t>Extend your own cloud infrastructure or use a hybrid model to support your most complex lab use cases.</w:t>
+      </w:r>
+      <w:r>
+        <w:br/>
+      </w:r>
+      <w:r>
+        <w:br/>
+      </w:r>
+      <w:r>
+        <w:br/>
+      </w:r>
+      <w:r>
+        <w:rPr>
+          <w:color w:val="808080"/>
+          <w:sz w:val="24"/>
+          <w:szCs w:val="24"/>
+        </w:rPr>
+        <w:t xml:space="preserve">VMware Lab Platform integrates instructional materials, labs, video, social media, and more. It is specifically designed to deliver hands-on lab content to students/clients.  There are a standard set of APIs that allow it to easily integrate with most Learning Management Systems on the market.  It is a SaaS solution that is a cloud-based multi-tenant solution owned, maintained, and updated by Partner STAR Systems. </w:t>
+      </w:r>
+      <w:r>
+        <w:br/>
+      </w:r>
+      <w:r>
+        <w:br/>
+      </w:r>
+      <w:r>
+        <w:rPr>
+          <w:color w:val="808080"/>
+          <w:sz w:val="24"/>
+          <w:szCs w:val="24"/>
+        </w:rPr>
+        <w:t>-------------------------------------------------------------------</w:t>
+      </w:r>
+      <w:r>
+        <w:br/>
+      </w:r>
+      <w:r>
+        <w:br/>
+      </w:r>
+      <w:r>
+        <w:rPr>
+          <w:color w:val="808080"/>
+          <w:sz w:val="24"/>
+          <w:szCs w:val="24"/>
+        </w:rPr>
+        <w:t xml:space="preserve">- SaaS platform delivering hands-on virtual IT Training labs to anyone on the planet at cloud scale </w:t>
+      </w:r>
+      <w:r>
+        <w:br/>
+      </w:r>
+      <w:r>
+        <w:br/>
+      </w:r>
+      <w:r>
+        <w:rPr>
+          <w:color w:val="808080"/>
+          <w:sz w:val="24"/>
+          <w:szCs w:val="24"/>
+        </w:rPr>
+        <w:t xml:space="preserve">- Access from Anywhere - Training content is accessible university, at any time, on most devices with a browser. </w:t>
+      </w:r>
+      <w:r>
+        <w:br/>
+      </w:r>
+      <w:r>
+        <w:br/>
+      </w:r>
+      <w:r>
+        <w:rPr>
+          <w:color w:val="808080"/>
+          <w:sz w:val="24"/>
+          <w:szCs w:val="24"/>
+        </w:rPr>
+        <w:t>- A powerful virtual lab supports complex multi-vM configurations and almost all guest operating systems</w:t>
+      </w:r>
+      <w:r>
+        <w:br/>
+      </w:r>
+      <w:r>
+        <w:br/>
+      </w:r>
+      <w:r>
+        <w:rPr>
+          <w:color w:val="808080"/>
+          <w:sz w:val="24"/>
+          <w:szCs w:val="24"/>
+        </w:rPr>
+        <w:t>- Hybrid Cloud Scale from one lab to thousands of labs. Trust that the platform will scale with you.</w:t>
+      </w:r>
+      <w:r>
+        <w:br/>
+      </w:r>
+      <w:r>
+        <w:br/>
+      </w:r>
+      <w:r>
+        <w:rPr>
+          <w:color w:val="808080"/>
+          <w:sz w:val="24"/>
+          <w:szCs w:val="24"/>
+        </w:rPr>
+        <w:t xml:space="preserve">- supports labaccess directly from the the console </w:t>
+      </w:r>
+      <w:r>
+        <w:br/>
+      </w:r>
+      <w:r>
+        <w:br/>
+      </w:r>
+      <w:r>
+        <w:rPr>
+          <w:color w:val="808080"/>
+          <w:sz w:val="24"/>
+          <w:szCs w:val="24"/>
+        </w:rPr>
+        <w:t xml:space="preserve">- Set it and forget it administration </w:t>
+      </w:r>
+      <w:r>
+        <w:br/>
+      </w:r>
+      <w:r>
+        <w:br/>
+      </w:r>
+      <w:r>
+        <w:rPr>
+          <w:color w:val="808080"/>
+          <w:sz w:val="24"/>
+          <w:szCs w:val="24"/>
+        </w:rPr>
+        <w:t>- Learning management Systems support through standard LTI and API integrations</w:t>
       </w:r>
       <w:r>
         <w:br/>
@@ -32419,7 +32419,7 @@
       </w:r>
       <w:hyperlink r:id="rId456">
         <w:r>
-          <w:t>https://cloud.ibm.com/docs/cephaas</w:t>
+          <w:t>https://starsystems.in/vmware-vlp/</w:t>
         </w:r>
       </w:hyperlink>
       <w:r>
@@ -32480,21 +32480,21 @@
           <w:sz w:val="28"/>
           <w:szCs w:val="28"/>
         </w:rPr>
-        <w:t xml:space="preserve">     Streaming Analytics</w:t>
-      </w:r>
-      <w:r>
-        <w:br/>
-      </w:r>
-      <w:r>
-        <w:br/>
-      </w:r>
-      <w:r>
-        <w:rPr>
-          <w:color w:val="808080"/>
-          <w:sz w:val="24"/>
-          <w:szCs w:val="24"/>
-        </w:rPr>
-        <w:t>Leverage IBM Streams to ingest, analyze, monitor, and correlate data as it arrives from real-time data sources. View information and events as they unfold.</w:t>
+        <w:t xml:space="preserve">     Storage Ceph as a Service</w:t>
+      </w:r>
+      <w:r>
+        <w:br/>
+      </w:r>
+      <w:r>
+        <w:br/>
+      </w:r>
+      <w:r>
+        <w:rPr>
+          <w:color w:val="808080"/>
+          <w:sz w:val="24"/>
+          <w:szCs w:val="24"/>
+        </w:rPr>
+        <w:t>Experience cloud-like enterprise storage on-premises with the convenience of a pay-as-you-go model.</w:t>
       </w:r>
       <w:r>
         <w:br/>
@@ -32509,7 +32509,7 @@
       </w:r>
       <w:hyperlink r:id="rId458">
         <w:r>
-          <w:t>https://cloud.ibm.com/docs/services/StreamingAnalytics?topic=StreamingAnalytics-gettingstarted#gettingstarted</w:t>
+          <w:t>https://cloud.ibm.com/docs/cephaas</w:t>
         </w:r>
       </w:hyperlink>
       <w:r>
@@ -32570,35 +32570,21 @@
           <w:sz w:val="28"/>
           <w:szCs w:val="28"/>
         </w:rPr>
-        <w:t xml:space="preserve">     Subnet</w:t>
-      </w:r>
-      <w:r>
-        <w:br/>
-      </w:r>
-      <w:r>
-        <w:br/>
-      </w:r>
-      <w:r>
-        <w:rPr>
-          <w:color w:val="808080"/>
-          <w:sz w:val="24"/>
-          <w:szCs w:val="24"/>
-        </w:rPr>
-        <w:t xml:space="preserve">Subnets are created from VPC address prefixes and are bound to a single zone in one region; customers can have multiple subnets per address prefix. </w:t>
-      </w:r>
-      <w:r>
-        <w:br/>
-      </w:r>
-      <w:r>
-        <w:br/>
-      </w:r>
-      <w:r>
-        <w:rPr>
-          <w:color w:val="808080"/>
-          <w:sz w:val="24"/>
-          <w:szCs w:val="24"/>
-        </w:rPr>
-        <w:t>Each subnet in a VPC can reach other subnets through private layer 3 routing through the implicit router. The implicit router is the inherent network connectivity between all the subnets that are created within a VPC. A VPC, like a subnet, is also deployed and bound to only one region. Within that region, a VPC can span multiple zones, however, subnets are bound to a single zone and do not span multiple zones.</w:t>
+        <w:t xml:space="preserve">     Streaming Analytics</w:t>
+      </w:r>
+      <w:r>
+        <w:br/>
+      </w:r>
+      <w:r>
+        <w:br/>
+      </w:r>
+      <w:r>
+        <w:rPr>
+          <w:color w:val="808080"/>
+          <w:sz w:val="24"/>
+          <w:szCs w:val="24"/>
+        </w:rPr>
+        <w:t>Leverage IBM Streams to ingest, analyze, monitor, and correlate data as it arrives from real-time data sources. View information and events as they unfold.</w:t>
       </w:r>
       <w:r>
         <w:br/>
@@ -32613,7 +32599,7 @@
       </w:r>
       <w:hyperlink r:id="rId460">
         <w:r>
-          <w:t>https://cloud.ibm.com/docs/vpc?topic=vpc-about-subnets-vpc</w:t>
+          <w:t>https://cloud.ibm.com/docs/services/StreamingAnalytics?topic=StreamingAnalytics-gettingstarted#gettingstarted</w:t>
         </w:r>
       </w:hyperlink>
       <w:r>
@@ -32674,35 +32660,35 @@
           <w:sz w:val="28"/>
           <w:szCs w:val="28"/>
         </w:rPr>
-        <w:t xml:space="preserve">     symplistic.ContentIQ</w:t>
-      </w:r>
-      <w:r>
-        <w:br/>
-      </w:r>
-      <w:r>
-        <w:br/>
-      </w:r>
-      <w:r>
-        <w:rPr>
-          <w:color w:val="808080"/>
-          <w:sz w:val="24"/>
-          <w:szCs w:val="24"/>
-        </w:rPr>
-        <w:t>ContentIQ transforms your existing content, web pages, documents, helpdesks, and internal knowledge bases, into a powerful AI assistant that delivers accurate, conversational answers in real time. Powered by Retrieval-Augmented Generation (RAG), ContentIQ connects to platforms like SharePoint, Google Drive, Box, Notion, etc, to ingest, process, and intelligently search your information so your team or customers can simply ask a question and get instant, source-cited results.</w:t>
-      </w:r>
-      <w:r>
-        <w:br/>
-      </w:r>
-      <w:r>
-        <w:br/>
-      </w:r>
-      <w:r>
-        <w:rPr>
-          <w:color w:val="808080"/>
-          <w:sz w:val="24"/>
-          <w:szCs w:val="24"/>
-        </w:rPr>
-        <w:t>Setup takes just minutes with no heavy development required. Built for enterprise needs, ContentIQ includes full access control, real-time sync, usage analytics, and seamless integration into your workflows. It helps reduce search time, automate internal support, and unlock the full value of your knowledge, all through secure, explainable AI.</w:t>
+        <w:t xml:space="preserve">     Subnet</w:t>
+      </w:r>
+      <w:r>
+        <w:br/>
+      </w:r>
+      <w:r>
+        <w:br/>
+      </w:r>
+      <w:r>
+        <w:rPr>
+          <w:color w:val="808080"/>
+          <w:sz w:val="24"/>
+          <w:szCs w:val="24"/>
+        </w:rPr>
+        <w:t xml:space="preserve">Subnets are created from VPC address prefixes and are bound to a single zone in one region; customers can have multiple subnets per address prefix. </w:t>
+      </w:r>
+      <w:r>
+        <w:br/>
+      </w:r>
+      <w:r>
+        <w:br/>
+      </w:r>
+      <w:r>
+        <w:rPr>
+          <w:color w:val="808080"/>
+          <w:sz w:val="24"/>
+          <w:szCs w:val="24"/>
+        </w:rPr>
+        <w:t>Each subnet in a VPC can reach other subnets through private layer 3 routing through the implicit router. The implicit router is the inherent network connectivity between all the subnets that are created within a VPC. A VPC, like a subnet, is also deployed and bound to only one region. Within that region, a VPC can span multiple zones, however, subnets are bound to a single zone and do not span multiple zones.</w:t>
       </w:r>
       <w:r>
         <w:br/>
@@ -32717,7 +32703,7 @@
       </w:r>
       <w:hyperlink r:id="rId462">
         <w:r>
-          <w:t>https://symplistic.ai/ai-agents/contentiq/documentation.html</w:t>
+          <w:t>https://cloud.ibm.com/docs/vpc?topic=vpc-about-subnets-vpc</w:t>
         </w:r>
       </w:hyperlink>
       <w:r>
@@ -32778,21 +32764,35 @@
           <w:sz w:val="28"/>
           <w:szCs w:val="28"/>
         </w:rPr>
-        <w:t xml:space="preserve">     symplistic.TestIQ</w:t>
-      </w:r>
-      <w:r>
-        <w:br/>
-      </w:r>
-      <w:r>
-        <w:br/>
-      </w:r>
-      <w:r>
-        <w:rPr>
-          <w:color w:val="808080"/>
-          <w:sz w:val="24"/>
-          <w:szCs w:val="24"/>
-        </w:rPr>
-        <w:t>TestIQ helps organizations ship trustworthy AI agents by auto-generating realistic scenarios and full test suites that mirror real user conversations and tasks. It runs end-to-end agent evaluations including tool use, permission checks, and safety. Also it benchmarks decision quality, task success, accuracy, latency, and performance. Results come with replayable traces, failure clustering, and clear pass/fail gates. TestIQ plugs into CI/CD to enforce evaluation thresholds and block regressions as your agents evolve.</w:t>
+        <w:t xml:space="preserve">     symplistic.ContentIQ</w:t>
+      </w:r>
+      <w:r>
+        <w:br/>
+      </w:r>
+      <w:r>
+        <w:br/>
+      </w:r>
+      <w:r>
+        <w:rPr>
+          <w:color w:val="808080"/>
+          <w:sz w:val="24"/>
+          <w:szCs w:val="24"/>
+        </w:rPr>
+        <w:t>ContentIQ transforms your existing content, web pages, documents, helpdesks, and internal knowledge bases, into a powerful AI assistant that delivers accurate, conversational answers in real time. Powered by Retrieval-Augmented Generation (RAG), ContentIQ connects to platforms like SharePoint, Google Drive, Box, Notion, etc, to ingest, process, and intelligently search your information so your team or customers can simply ask a question and get instant, source-cited results.</w:t>
+      </w:r>
+      <w:r>
+        <w:br/>
+      </w:r>
+      <w:r>
+        <w:br/>
+      </w:r>
+      <w:r>
+        <w:rPr>
+          <w:color w:val="808080"/>
+          <w:sz w:val="24"/>
+          <w:szCs w:val="24"/>
+        </w:rPr>
+        <w:t>Setup takes just minutes with no heavy development required. Built for enterprise needs, ContentIQ includes full access control, real-time sync, usage analytics, and seamless integration into your workflows. It helps reduce search time, automate internal support, and unlock the full value of your knowledge, all through secure, explainable AI.</w:t>
       </w:r>
       <w:r>
         <w:br/>
@@ -32807,7 +32807,7 @@
       </w:r>
       <w:hyperlink r:id="rId464">
         <w:r>
-          <w:t>https://symplistic.ai/ai-agents/testiq/documentation.html</w:t>
+          <w:t>https://symplistic.ai/ai-agents/contentiq/documentation.html</w:t>
         </w:r>
       </w:hyperlink>
       <w:r>
@@ -32868,148 +32868,21 @@
           <w:sz w:val="28"/>
           <w:szCs w:val="28"/>
         </w:rPr>
-        <w:t xml:space="preserve">     TapestryX</w:t>
-      </w:r>
-      <w:r>
-        <w:br/>
-      </w:r>
-      <w:r>
-        <w:br/>
-      </w:r>
-      <w:r>
-        <w:rPr>
-          <w:color w:val="808080"/>
-          <w:sz w:val="24"/>
-          <w:szCs w:val="24"/>
-        </w:rPr>
-        <w:t>TapestryX is a real-time, high-capacity, secure and scalable, decentralized B2B transaction synchronization and double-entry accounting protocol.</w:t>
-      </w:r>
-      <w:r>
-        <w:br/>
-      </w:r>
-      <w:r>
-        <w:br/>
-      </w:r>
-      <w:r>
-        <w:rPr>
-          <w:color w:val="808080"/>
-          <w:sz w:val="24"/>
-          <w:szCs w:val="24"/>
-        </w:rPr>
-        <w:t>▪ Each Node (representing an institutional participant) controls its segment of the entire, interlinked platform ledger</w:t>
-      </w:r>
-      <w:r>
-        <w:br/>
-      </w:r>
-      <w:r>
-        <w:rPr>
-          <w:color w:val="808080"/>
-          <w:sz w:val="24"/>
-          <w:szCs w:val="24"/>
-        </w:rPr>
-        <w:t>▪ Event-driven and self-synchronizing(1)</w:t>
-      </w:r>
-      <w:r>
-        <w:br/>
-      </w:r>
-      <w:r>
-        <w:rPr>
-          <w:color w:val="808080"/>
-          <w:sz w:val="24"/>
-          <w:szCs w:val="24"/>
-        </w:rPr>
-        <w:t>▪ Each Node posts asset transfer details as well as (future-dated) obligations into immutable ledgers</w:t>
-      </w:r>
-      <w:r>
-        <w:br/>
-      </w:r>
-      <w:r>
-        <w:rPr>
-          <w:color w:val="808080"/>
-          <w:sz w:val="24"/>
-          <w:szCs w:val="24"/>
-        </w:rPr>
-        <w:t>▪ Transaction Accounting Periods - allowing period archiving and active memory optimization</w:t>
-      </w:r>
-      <w:r>
-        <w:br/>
-      </w:r>
-      <w:r>
-        <w:rPr>
-          <w:color w:val="808080"/>
-          <w:sz w:val="24"/>
-          <w:szCs w:val="24"/>
-        </w:rPr>
-        <w:t>▪ Simple, deterministic scripts (asset &amp; life-cycle agnostic)</w:t>
-      </w:r>
-      <w:r>
-        <w:br/>
-      </w:r>
-      <w:r>
-        <w:rPr>
-          <w:color w:val="808080"/>
-          <w:sz w:val="24"/>
-          <w:szCs w:val="24"/>
-        </w:rPr>
-        <w:t>▪ Interoperable with legacy infrastructure (via Airlock feature)</w:t>
-      </w:r>
-      <w:r>
-        <w:br/>
-      </w:r>
-      <w:r>
-        <w:rPr>
-          <w:color w:val="808080"/>
-          <w:sz w:val="24"/>
-          <w:szCs w:val="24"/>
-        </w:rPr>
-        <w:t>▪ Confidential and Secure</w:t>
-      </w:r>
-      <w:r>
-        <w:br/>
-      </w:r>
-      <w:r>
-        <w:rPr>
-          <w:color w:val="808080"/>
-          <w:sz w:val="24"/>
-          <w:szCs w:val="24"/>
-        </w:rPr>
-        <w:t>▪ Configurable for proper GAAP or IFRS Financial Reporting</w:t>
-      </w:r>
-      <w:r>
-        <w:br/>
-      </w:r>
-      <w:r>
-        <w:rPr>
-          <w:color w:val="808080"/>
-          <w:sz w:val="24"/>
-          <w:szCs w:val="24"/>
-        </w:rPr>
-        <w:t>▪ Decentralized initiation of transaction, validation and processing – no single point of failure</w:t>
-      </w:r>
-      <w:r>
-        <w:br/>
-      </w:r>
-      <w:r>
-        <w:rPr>
-          <w:color w:val="808080"/>
-          <w:sz w:val="24"/>
-          <w:szCs w:val="24"/>
-        </w:rPr>
-        <w:t>▪ High Performance (~ 100K TPS) and Resilient to Cyber attacks</w:t>
-      </w:r>
-      <w:r>
-        <w:br/>
-      </w:r>
-      <w:r>
-        <w:br/>
-      </w:r>
-      <w:r>
-        <w:rPr>
-          <w:color w:val="808080"/>
-          <w:sz w:val="24"/>
-          <w:szCs w:val="24"/>
-        </w:rPr>
-        <w:t>Consistency and Completeness of all Decentralized Ledgers without reliance on consensus, mining or 3rd Party validation.</w:t>
+        <w:t xml:space="preserve">     symplistic.TestIQ</w:t>
+      </w:r>
+      <w:r>
+        <w:br/>
+      </w:r>
+      <w:r>
+        <w:br/>
+      </w:r>
+      <w:r>
+        <w:rPr>
+          <w:color w:val="808080"/>
+          <w:sz w:val="24"/>
+          <w:szCs w:val="24"/>
+        </w:rPr>
+        <w:t>TestIQ helps organizations ship trustworthy AI agents by auto-generating realistic scenarios and full test suites that mirror real user conversations and tasks. It runs end-to-end agent evaluations including tool use, permission checks, and safety. Also it benchmarks decision quality, task success, accuracy, latency, and performance. Results come with replayable traces, failure clustering, and clear pass/fail gates. TestIQ plugs into CI/CD to enforce evaluation thresholds and block regressions as your agents evolve.</w:t>
       </w:r>
       <w:r>
         <w:br/>
@@ -33024,7 +32897,7 @@
       </w:r>
       <w:hyperlink r:id="rId466">
         <w:r>
-          <w:t>https://l4scorp.com/wp-content/uploads/2025/03/TapestryX-TNAS-Users-Guide-v2.2.2.pdf</w:t>
+          <w:t>https://symplistic.ai/ai-agents/testiq/documentation.html</w:t>
         </w:r>
       </w:hyperlink>
       <w:r>
@@ -33085,125 +32958,148 @@
           <w:sz w:val="28"/>
           <w:szCs w:val="28"/>
         </w:rPr>
-        <w:t xml:space="preserve">     Tavily Research Agent</w:t>
-      </w:r>
-      <w:r>
-        <w:br/>
-      </w:r>
-      <w:r>
-        <w:br/>
-      </w:r>
-      <w:r>
-        <w:rPr>
-          <w:color w:val="808080"/>
-          <w:sz w:val="24"/>
-          <w:szCs w:val="24"/>
-        </w:rPr>
-        <w:t>The Web Infrastructure for AI Agents A purpose-built web API for real-time search, scraping, crawling, and structured data retrieval. AI-native enterprises trust Tavily for data enrichment, research, RAG pipelines, and autonomous AI systems-ensuring fresh, accurate, and scalable intelligence.</w:t>
-      </w:r>
-      <w:r>
-        <w:br/>
-      </w:r>
-      <w:r>
-        <w:br/>
-      </w:r>
-      <w:r>
-        <w:br/>
-      </w:r>
-      <w:r>
-        <w:rPr>
-          <w:color w:val="808080"/>
-          <w:sz w:val="24"/>
-          <w:szCs w:val="24"/>
-        </w:rPr>
-        <w:t>Why Tavily?</w:t>
-      </w:r>
-      <w:r>
-        <w:br/>
-      </w:r>
-      <w:r>
-        <w:br/>
-      </w:r>
-      <w:r>
-        <w:rPr>
-          <w:color w:val="808080"/>
-          <w:sz w:val="24"/>
-          <w:szCs w:val="24"/>
-        </w:rPr>
-        <w:t>Built for AI Agents : Unlike traditional web APIs, Tavily delivers structured, customizable data retrieval with full control over search depth, domain targeting, and content extraction via a single API call.</w:t>
-      </w:r>
-      <w:r>
-        <w:br/>
-      </w:r>
-      <w:r>
-        <w:br/>
-      </w:r>
-      <w:r>
-        <w:rPr>
-          <w:color w:val="808080"/>
-          <w:sz w:val="24"/>
-          <w:szCs w:val="24"/>
-        </w:rPr>
-        <w:t>Enterprise-Grade Security : SOC 2 certified with zero data retention and an AI security layer to prevent prompt injection and data leakage.</w:t>
-      </w:r>
-      <w:r>
-        <w:br/>
-      </w:r>
-      <w:r>
-        <w:br/>
-      </w:r>
-      <w:r>
-        <w:rPr>
-          <w:color w:val="808080"/>
-          <w:sz w:val="24"/>
-          <w:szCs w:val="24"/>
-        </w:rPr>
-        <w:t>Scalable &amp; Reliable : Custom API throughput, guaranteed uptime, and enterprise SLAs support high-volume AI workloads.</w:t>
-      </w:r>
-      <w:r>
-        <w:br/>
-      </w:r>
-      <w:r>
-        <w:br/>
-      </w:r>
-      <w:r>
-        <w:rPr>
-          <w:color w:val="808080"/>
-          <w:sz w:val="24"/>
-          <w:szCs w:val="24"/>
-        </w:rPr>
-        <w:t>Seamless AI Integration : Deploy with one line of code. Tavily natively supports LangChain, LlamaIndex, and leading AI frameworks with developer-friendly APIs and via the Model Context Protocol (MCP) .</w:t>
-      </w:r>
-      <w:r>
-        <w:br/>
-      </w:r>
-      <w:r>
-        <w:br/>
-      </w:r>
-      <w:r>
-        <w:rPr>
-          <w:color w:val="808080"/>
-          <w:sz w:val="24"/>
-          <w:szCs w:val="24"/>
-        </w:rPr>
-        <w:t>Enterprise-Ready : Designed for scalability, security, and high availability, ensuring fast, reliable data access.</w:t>
-      </w:r>
-      <w:r>
-        <w:br/>
-      </w:r>
-      <w:r>
-        <w:br/>
-      </w:r>
-      <w:r>
-        <w:rPr>
-          <w:color w:val="808080"/>
-          <w:sz w:val="24"/>
-          <w:szCs w:val="24"/>
-        </w:rPr>
-        <w:t>Trusted by 800,000+ developers and AI leaders, Tavily is the go-to solution for real-time, structured web access.</w:t>
-      </w:r>
-      <w:r>
-        <w:br/>
+        <w:t xml:space="preserve">     TapestryX</w:t>
+      </w:r>
+      <w:r>
+        <w:br/>
+      </w:r>
+      <w:r>
+        <w:br/>
+      </w:r>
+      <w:r>
+        <w:rPr>
+          <w:color w:val="808080"/>
+          <w:sz w:val="24"/>
+          <w:szCs w:val="24"/>
+        </w:rPr>
+        <w:t>TapestryX is a real-time, high-capacity, secure and scalable, decentralized B2B transaction synchronization and double-entry accounting protocol.</w:t>
+      </w:r>
+      <w:r>
+        <w:br/>
+      </w:r>
+      <w:r>
+        <w:br/>
+      </w:r>
+      <w:r>
+        <w:rPr>
+          <w:color w:val="808080"/>
+          <w:sz w:val="24"/>
+          <w:szCs w:val="24"/>
+        </w:rPr>
+        <w:t>▪ Each Node (representing an institutional participant) controls its segment of the entire, interlinked platform ledger</w:t>
+      </w:r>
+      <w:r>
+        <w:br/>
+      </w:r>
+      <w:r>
+        <w:rPr>
+          <w:color w:val="808080"/>
+          <w:sz w:val="24"/>
+          <w:szCs w:val="24"/>
+        </w:rPr>
+        <w:t>▪ Event-driven and self-synchronizing(1)</w:t>
+      </w:r>
+      <w:r>
+        <w:br/>
+      </w:r>
+      <w:r>
+        <w:rPr>
+          <w:color w:val="808080"/>
+          <w:sz w:val="24"/>
+          <w:szCs w:val="24"/>
+        </w:rPr>
+        <w:t>▪ Each Node posts asset transfer details as well as (future-dated) obligations into immutable ledgers</w:t>
+      </w:r>
+      <w:r>
+        <w:br/>
+      </w:r>
+      <w:r>
+        <w:rPr>
+          <w:color w:val="808080"/>
+          <w:sz w:val="24"/>
+          <w:szCs w:val="24"/>
+        </w:rPr>
+        <w:t>▪ Transaction Accounting Periods - allowing period archiving and active memory optimization</w:t>
+      </w:r>
+      <w:r>
+        <w:br/>
+      </w:r>
+      <w:r>
+        <w:rPr>
+          <w:color w:val="808080"/>
+          <w:sz w:val="24"/>
+          <w:szCs w:val="24"/>
+        </w:rPr>
+        <w:t>▪ Simple, deterministic scripts (asset &amp; life-cycle agnostic)</w:t>
+      </w:r>
+      <w:r>
+        <w:br/>
+      </w:r>
+      <w:r>
+        <w:rPr>
+          <w:color w:val="808080"/>
+          <w:sz w:val="24"/>
+          <w:szCs w:val="24"/>
+        </w:rPr>
+        <w:t>▪ Interoperable with legacy infrastructure (via Airlock feature)</w:t>
+      </w:r>
+      <w:r>
+        <w:br/>
+      </w:r>
+      <w:r>
+        <w:rPr>
+          <w:color w:val="808080"/>
+          <w:sz w:val="24"/>
+          <w:szCs w:val="24"/>
+        </w:rPr>
+        <w:t>▪ Confidential and Secure</w:t>
+      </w:r>
+      <w:r>
+        <w:br/>
+      </w:r>
+      <w:r>
+        <w:rPr>
+          <w:color w:val="808080"/>
+          <w:sz w:val="24"/>
+          <w:szCs w:val="24"/>
+        </w:rPr>
+        <w:t>▪ Configurable for proper GAAP or IFRS Financial Reporting</w:t>
+      </w:r>
+      <w:r>
+        <w:br/>
+      </w:r>
+      <w:r>
+        <w:rPr>
+          <w:color w:val="808080"/>
+          <w:sz w:val="24"/>
+          <w:szCs w:val="24"/>
+        </w:rPr>
+        <w:t>▪ Decentralized initiation of transaction, validation and processing – no single point of failure</w:t>
+      </w:r>
+      <w:r>
+        <w:br/>
+      </w:r>
+      <w:r>
+        <w:rPr>
+          <w:color w:val="808080"/>
+          <w:sz w:val="24"/>
+          <w:szCs w:val="24"/>
+        </w:rPr>
+        <w:t>▪ High Performance (~ 100K TPS) and Resilient to Cyber attacks</w:t>
+      </w:r>
+      <w:r>
+        <w:br/>
+      </w:r>
+      <w:r>
+        <w:br/>
+      </w:r>
+      <w:r>
+        <w:rPr>
+          <w:color w:val="808080"/>
+          <w:sz w:val="24"/>
+          <w:szCs w:val="24"/>
+        </w:rPr>
+        <w:t>Consistency and Completeness of all Decentralized Ledgers without reliance on consensus, mining or 3rd Party validation.</w:t>
       </w:r>
       <w:r>
         <w:br/>
@@ -33218,7 +33114,7 @@
       </w:r>
       <w:hyperlink r:id="rId468">
         <w:r>
-          <w:t>https://docs.tavily.com/welcome</w:t>
+          <w:t>https://l4scorp.com/wp-content/uploads/2025/03/TapestryX-TNAS-Users-Guide-v2.2.2.pdf</w:t>
         </w:r>
       </w:hyperlink>
       <w:r>
@@ -33279,38 +33175,125 @@
           <w:sz w:val="28"/>
           <w:szCs w:val="28"/>
         </w:rPr>
-        <w:t xml:space="preserve">     TechD Professional Services</w:t>
-      </w:r>
-      <w:r>
-        <w:br/>
-      </w:r>
-      <w:r>
-        <w:br/>
-      </w:r>
-      <w:r>
-        <w:rPr>
-          <w:color w:val="808080"/>
-          <w:sz w:val="24"/>
-          <w:szCs w:val="24"/>
-        </w:rPr>
-        <w:t>TechD stands at the forefront of data and artificial intelligence solutions, serving as IBM's premier strategic partner for over 14 years. With a proven track record of excellence and innovation, we have established ourselves as the trusted leader in implementing and optimizing IBM's comprehensive suite of technologies. Our deep expertise spans the entire IBM ecosystem, including Watson's AI capabilities, Cognos analytics, Information Server's data integration platform, Master Data Management (MDM) solutions, and the latest CloudPak offerings. By combining our technical prowess with a thorough understanding of business challenges, TechD helps organizations transform their data into actionable insights, enabling them to make smarter decisions and drive digital transformation in an increasingly complex technological landscape.</w:t>
-      </w:r>
-      <w:r>
-        <w:br/>
-      </w:r>
-      <w:r>
-        <w:br/>
-      </w:r>
-      <w:r>
-        <w:br/>
-      </w:r>
-      <w:r>
-        <w:rPr>
-          <w:color w:val="808080"/>
-          <w:sz w:val="24"/>
-          <w:szCs w:val="24"/>
-        </w:rPr>
-        <w:t>Once you provision an instance of our professional services, you will then be able to pre-purchase blocks of hours which are valid to be consumed for 1 year after purchase.</w:t>
+        <w:t xml:space="preserve">     Tavily Research Agent</w:t>
+      </w:r>
+      <w:r>
+        <w:br/>
+      </w:r>
+      <w:r>
+        <w:br/>
+      </w:r>
+      <w:r>
+        <w:rPr>
+          <w:color w:val="808080"/>
+          <w:sz w:val="24"/>
+          <w:szCs w:val="24"/>
+        </w:rPr>
+        <w:t>The Web Infrastructure for AI Agents A purpose-built web API for real-time search, scraping, crawling, and structured data retrieval. AI-native enterprises trust Tavily for data enrichment, research, RAG pipelines, and autonomous AI systems-ensuring fresh, accurate, and scalable intelligence.</w:t>
+      </w:r>
+      <w:r>
+        <w:br/>
+      </w:r>
+      <w:r>
+        <w:br/>
+      </w:r>
+      <w:r>
+        <w:br/>
+      </w:r>
+      <w:r>
+        <w:rPr>
+          <w:color w:val="808080"/>
+          <w:sz w:val="24"/>
+          <w:szCs w:val="24"/>
+        </w:rPr>
+        <w:t>Why Tavily?</w:t>
+      </w:r>
+      <w:r>
+        <w:br/>
+      </w:r>
+      <w:r>
+        <w:br/>
+      </w:r>
+      <w:r>
+        <w:rPr>
+          <w:color w:val="808080"/>
+          <w:sz w:val="24"/>
+          <w:szCs w:val="24"/>
+        </w:rPr>
+        <w:t>Built for AI Agents : Unlike traditional web APIs, Tavily delivers structured, customizable data retrieval with full control over search depth, domain targeting, and content extraction via a single API call.</w:t>
+      </w:r>
+      <w:r>
+        <w:br/>
+      </w:r>
+      <w:r>
+        <w:br/>
+      </w:r>
+      <w:r>
+        <w:rPr>
+          <w:color w:val="808080"/>
+          <w:sz w:val="24"/>
+          <w:szCs w:val="24"/>
+        </w:rPr>
+        <w:t>Enterprise-Grade Security : SOC 2 certified with zero data retention and an AI security layer to prevent prompt injection and data leakage.</w:t>
+      </w:r>
+      <w:r>
+        <w:br/>
+      </w:r>
+      <w:r>
+        <w:br/>
+      </w:r>
+      <w:r>
+        <w:rPr>
+          <w:color w:val="808080"/>
+          <w:sz w:val="24"/>
+          <w:szCs w:val="24"/>
+        </w:rPr>
+        <w:t>Scalable &amp; Reliable : Custom API throughput, guaranteed uptime, and enterprise SLAs support high-volume AI workloads.</w:t>
+      </w:r>
+      <w:r>
+        <w:br/>
+      </w:r>
+      <w:r>
+        <w:br/>
+      </w:r>
+      <w:r>
+        <w:rPr>
+          <w:color w:val="808080"/>
+          <w:sz w:val="24"/>
+          <w:szCs w:val="24"/>
+        </w:rPr>
+        <w:t>Seamless AI Integration : Deploy with one line of code. Tavily natively supports LangChain, LlamaIndex, and leading AI frameworks with developer-friendly APIs and via the Model Context Protocol (MCP) .</w:t>
+      </w:r>
+      <w:r>
+        <w:br/>
+      </w:r>
+      <w:r>
+        <w:br/>
+      </w:r>
+      <w:r>
+        <w:rPr>
+          <w:color w:val="808080"/>
+          <w:sz w:val="24"/>
+          <w:szCs w:val="24"/>
+        </w:rPr>
+        <w:t>Enterprise-Ready : Designed for scalability, security, and high availability, ensuring fast, reliable data access.</w:t>
+      </w:r>
+      <w:r>
+        <w:br/>
+      </w:r>
+      <w:r>
+        <w:br/>
+      </w:r>
+      <w:r>
+        <w:rPr>
+          <w:color w:val="808080"/>
+          <w:sz w:val="24"/>
+          <w:szCs w:val="24"/>
+        </w:rPr>
+        <w:t>Trusted by 800,000+ developers and AI leaders, Tavily is the go-to solution for real-time, structured web access.</w:t>
+      </w:r>
+      <w:r>
+        <w:br/>
       </w:r>
       <w:r>
         <w:br/>
@@ -33325,7 +33308,7 @@
       </w:r>
       <w:hyperlink r:id="rId470">
         <w:r>
-          <w:t>https://techd.com</w:t>
+          <w:t>https://docs.tavily.com/welcome</w:t>
         </w:r>
       </w:hyperlink>
       <w:r>
@@ -33386,21 +33369,38 @@
           <w:sz w:val="28"/>
           <w:szCs w:val="28"/>
         </w:rPr>
-        <w:t xml:space="preserve">     Text to Speech</w:t>
-      </w:r>
-      <w:r>
-        <w:br/>
-      </w:r>
-      <w:r>
-        <w:br/>
-      </w:r>
-      <w:r>
-        <w:rPr>
-          <w:color w:val="808080"/>
-          <w:sz w:val="24"/>
-          <w:szCs w:val="24"/>
-        </w:rPr>
-        <w:t>The Text to Speech service converts written text to natural-sounding speech. The service streams the synthesized audio back with minimal delay. The audio uses appropriate cadence and intonation for its language and dialect to provide voices that are smooth and natural. The service can be used in applications such as voice-automated chatbots, as well as a variety of voice-driven and screenless applications, such as tools for the disabled or visually impaired, video narration and voice over, and educational and home-automation solutions.</w:t>
+        <w:t xml:space="preserve">     TechD Professional Services</w:t>
+      </w:r>
+      <w:r>
+        <w:br/>
+      </w:r>
+      <w:r>
+        <w:br/>
+      </w:r>
+      <w:r>
+        <w:rPr>
+          <w:color w:val="808080"/>
+          <w:sz w:val="24"/>
+          <w:szCs w:val="24"/>
+        </w:rPr>
+        <w:t>TechD stands at the forefront of data and artificial intelligence solutions, serving as IBM's premier strategic partner for over 14 years. With a proven track record of excellence and innovation, we have established ourselves as the trusted leader in implementing and optimizing IBM's comprehensive suite of technologies. Our deep expertise spans the entire IBM ecosystem, including Watson's AI capabilities, Cognos analytics, Information Server's data integration platform, Master Data Management (MDM) solutions, and the latest CloudPak offerings. By combining our technical prowess with a thorough understanding of business challenges, TechD helps organizations transform their data into actionable insights, enabling them to make smarter decisions and drive digital transformation in an increasingly complex technological landscape.</w:t>
+      </w:r>
+      <w:r>
+        <w:br/>
+      </w:r>
+      <w:r>
+        <w:br/>
+      </w:r>
+      <w:r>
+        <w:br/>
+      </w:r>
+      <w:r>
+        <w:rPr>
+          <w:color w:val="808080"/>
+          <w:sz w:val="24"/>
+          <w:szCs w:val="24"/>
+        </w:rPr>
+        <w:t>Once you provision an instance of our professional services, you will then be able to pre-purchase blocks of hours which are valid to be consumed for 1 year after purchase.</w:t>
       </w:r>
       <w:r>
         <w:br/>
@@ -33415,7 +33415,7 @@
       </w:r>
       <w:hyperlink r:id="rId472">
         <w:r>
-          <w:t>https://cloud.ibm.com/docs/text-to-speech?topic=text-to-speech-gettingStarted</w:t>
+          <w:t>https://techd.com</w:t>
         </w:r>
       </w:hyperlink>
       <w:r>
@@ -33476,21 +33476,21 @@
           <w:sz w:val="28"/>
           <w:szCs w:val="28"/>
         </w:rPr>
-        <w:t xml:space="preserve">     Toolchain</w:t>
-      </w:r>
-      <w:r>
-        <w:br/>
-      </w:r>
-      <w:r>
-        <w:br/>
-      </w:r>
-      <w:r>
-        <w:rPr>
-          <w:color w:val="808080"/>
-          <w:sz w:val="24"/>
-          <w:szCs w:val="24"/>
-        </w:rPr>
-        <w:t>Use Continuous Delivery to automate builds, unit tests, deployments, and more. Push code using Git Repos and Issue Tracking. Identify vulnerabilities in source code. Create toolchains to enable tool integrations that support your development, deployment, and operation tasks.</w:t>
+        <w:t xml:space="preserve">     Text to Speech</w:t>
+      </w:r>
+      <w:r>
+        <w:br/>
+      </w:r>
+      <w:r>
+        <w:br/>
+      </w:r>
+      <w:r>
+        <w:rPr>
+          <w:color w:val="808080"/>
+          <w:sz w:val="24"/>
+          <w:szCs w:val="24"/>
+        </w:rPr>
+        <w:t>The Text to Speech service converts written text to natural-sounding speech. The service streams the synthesized audio back with minimal delay. The audio uses appropriate cadence and intonation for its language and dialect to provide voices that are smooth and natural. The service can be used in applications such as voice-automated chatbots, as well as a variety of voice-driven and screenless applications, such as tools for the disabled or visually impaired, video narration and voice over, and educational and home-automation solutions.</w:t>
       </w:r>
       <w:r>
         <w:br/>
@@ -33505,7 +33505,7 @@
       </w:r>
       <w:hyperlink r:id="rId474">
         <w:r>
-          <w:t>https://cloud.ibm.com/docs/services/ContinuousDelivery?topic=ContinuousDelivery-getting-started</w:t>
+          <w:t>https://cloud.ibm.com/docs/text-to-speech?topic=text-to-speech-gettingStarted</w:t>
         </w:r>
       </w:hyperlink>
       <w:r>
@@ -33566,987 +33566,21 @@
           <w:sz w:val="28"/>
           <w:szCs w:val="28"/>
         </w:rPr>
-        <w:t xml:space="preserve">     TradeScreen</w:t>
-      </w:r>
-      <w:r>
-        <w:br/>
-      </w:r>
-      <w:r>
-        <w:br/>
-      </w:r>
-      <w:r>
-        <w:rPr>
-          <w:color w:val="808080"/>
-          <w:sz w:val="24"/>
-          <w:szCs w:val="24"/>
-        </w:rPr>
-        <w:t xml:space="preserve">Trademo TradeScreen is an advanced AI-powered platform that revolutionizes how key stakeholders in global trade, i.e., Trade Finance, Insurance, Logistics, Ports, and Customs authorities, manage trade transaction processing, operations, compliance, and risk. </w:t>
-      </w:r>
-      <w:r>
-        <w:br/>
-      </w:r>
-      <w:r>
-        <w:br/>
-      </w:r>
-      <w:r>
-        <w:rPr>
-          <w:color w:val="808080"/>
-          <w:sz w:val="24"/>
-          <w:szCs w:val="24"/>
-        </w:rPr>
-        <w:t>By leveraging Trademo's proprietary fine-tuned vision models and global supply chain knowledge graph (TrademoKG) powered by open-source intelligence from thousands of authoritative data sources and billions of data points, TradeScreen provides real-time trade digitization, compliance automation, and risk management capabilities.</w:t>
-      </w:r>
-      <w:r>
-        <w:br/>
-      </w:r>
-      <w:r>
-        <w:br/>
-      </w:r>
-      <w:r>
-        <w:rPr>
-          <w:color w:val="808080"/>
-          <w:sz w:val="24"/>
-          <w:szCs w:val="24"/>
-        </w:rPr>
-        <w:t>Key Features</w:t>
-      </w:r>
-      <w:r>
-        <w:br/>
-      </w:r>
-      <w:r>
-        <w:br/>
-      </w:r>
-      <w:r>
-        <w:rPr>
-          <w:color w:val="808080"/>
-          <w:sz w:val="24"/>
-          <w:szCs w:val="24"/>
-        </w:rPr>
-        <w:t>Document Digitization &amp; Classification</w:t>
-      </w:r>
-      <w:r>
-        <w:br/>
-      </w:r>
-      <w:r>
-        <w:br/>
-      </w:r>
-      <w:r>
-        <w:rPr>
-          <w:color w:val="808080"/>
-          <w:sz w:val="24"/>
-          <w:szCs w:val="24"/>
-        </w:rPr>
-        <w:t>Our system uses advanced machine learning algorithms to automatically classify trade documents into specific categories, completely eliminating the need for manual sorting. Whether it's a Bill of Lading (BoL), Letter of Credit (LC), Commercial Invoice, Packing List, Certificate of Origin, or any other trade document, our intelligent classification engine instantly recognizes and organizes them into the correct buckets. This not only speeds up processing times but also enhances accuracy and reduces operational overhead.</w:t>
-      </w:r>
-      <w:r>
-        <w:br/>
-      </w:r>
-      <w:r>
-        <w:br/>
-      </w:r>
-      <w:r>
-        <w:rPr>
-          <w:color w:val="808080"/>
-          <w:sz w:val="24"/>
-          <w:szCs w:val="24"/>
-        </w:rPr>
-        <w:t>Document Extraction</w:t>
-      </w:r>
-      <w:r>
-        <w:br/>
-      </w:r>
-      <w:r>
-        <w:br/>
-      </w:r>
-      <w:r>
-        <w:rPr>
-          <w:color w:val="808080"/>
-          <w:sz w:val="24"/>
-          <w:szCs w:val="24"/>
-        </w:rPr>
-        <w:t>Powered by an advanced vision model combined with Optical Character Recognition (OCR), our system precisely extracts all the key attributes from your trade documents regardless of inconsistent formats and data structures. From shipment details and payment terms to product specifications and consignee information, the platform automates data extraction at scale, removing hours of manual effort and reducing the risk of human error. The result is faster workflows, more accurate data, and a significant boost in operational efficiency.</w:t>
-      </w:r>
-      <w:r>
-        <w:br/>
-      </w:r>
-      <w:r>
-        <w:br/>
-      </w:r>
-      <w:r>
-        <w:rPr>
-          <w:color w:val="808080"/>
-          <w:sz w:val="24"/>
-          <w:szCs w:val="24"/>
-        </w:rPr>
-        <w:t>Maritime</w:t>
-      </w:r>
-      <w:r>
-        <w:br/>
-      </w:r>
-      <w:r>
-        <w:br/>
-      </w:r>
-      <w:r>
-        <w:rPr>
-          <w:color w:val="808080"/>
-          <w:sz w:val="24"/>
-          <w:szCs w:val="24"/>
-        </w:rPr>
-        <w:t>Validate master bill of lading data and get details on transhipment ports, vessel location, and previous port calls of the vessel with the right information from shipping lines. Identify and mitigate risk by screening vessels and shipping entities flagged for maritime sanctions violations.</w:t>
-      </w:r>
-      <w:r>
-        <w:br/>
-      </w:r>
-      <w:r>
-        <w:br/>
-      </w:r>
-      <w:r>
-        <w:rPr>
-          <w:color w:val="808080"/>
-          <w:sz w:val="24"/>
-          <w:szCs w:val="24"/>
-        </w:rPr>
-        <w:t>Compliance &amp; Risk Checks</w:t>
-      </w:r>
-      <w:r>
-        <w:br/>
-      </w:r>
-      <w:r>
-        <w:br/>
-      </w:r>
-      <w:r>
-        <w:rPr>
-          <w:color w:val="808080"/>
-          <w:sz w:val="24"/>
-          <w:szCs w:val="24"/>
-        </w:rPr>
-        <w:t>TBML (Trade-Based Money Laundering) Checks</w:t>
-      </w:r>
-      <w:r>
-        <w:br/>
-      </w:r>
-      <w:r>
-        <w:br/>
-      </w:r>
-      <w:r>
-        <w:rPr>
-          <w:color w:val="808080"/>
-          <w:sz w:val="24"/>
-          <w:szCs w:val="24"/>
-        </w:rPr>
-        <w:t>Leverage real-time trade transactional data to identify risk from supply chain networks, such as limited trade partners, new product trade, multiple addresses, and more. Identify patterns in trade data that could indicate fraudulent activity, such as huge shipments, frequent changes in trading partners, unusual payment patterns, or inconsistent documentation.</w:t>
-      </w:r>
-      <w:r>
-        <w:br/>
-      </w:r>
-      <w:r>
-        <w:br/>
-      </w:r>
-      <w:r>
-        <w:rPr>
-          <w:color w:val="808080"/>
-          <w:sz w:val="24"/>
-          <w:szCs w:val="24"/>
-        </w:rPr>
-        <w:t>Goods Screening</w:t>
-      </w:r>
-      <w:r>
-        <w:br/>
-      </w:r>
-      <w:r>
-        <w:br/>
-      </w:r>
-      <w:r>
-        <w:rPr>
-          <w:color w:val="808080"/>
-          <w:sz w:val="24"/>
-          <w:szCs w:val="24"/>
-        </w:rPr>
-        <w:t>Ensure compliant financing by thoroughly screening for dual-use, hazardous, restricted/prohibited goods across different trade lanes. Trademo empowers trade finance institutions by offering real-time insights into country-specific trade restrictions, OGA/PGA regulations, and controls to mitigate risks, accelerate due diligence, and facilitate secure, compliant cross-border transactions.</w:t>
-      </w:r>
-      <w:r>
-        <w:br/>
-      </w:r>
-      <w:r>
-        <w:br/>
-      </w:r>
-      <w:r>
-        <w:rPr>
-          <w:color w:val="808080"/>
-          <w:sz w:val="24"/>
-          <w:szCs w:val="24"/>
-        </w:rPr>
-        <w:t>Sanctions &amp; AML Screening</w:t>
-      </w:r>
-      <w:r>
-        <w:br/>
-      </w:r>
-      <w:r>
-        <w:br/>
-      </w:r>
-      <w:r>
-        <w:rPr>
-          <w:color w:val="808080"/>
-          <w:sz w:val="24"/>
-          <w:szCs w:val="24"/>
-        </w:rPr>
-        <w:t>Conduct enhanced due diligence on parties with links to sanctioned countries, entities, individuals, politically exposed persons, and forced labor entities.</w:t>
-      </w:r>
-      <w:r>
-        <w:br/>
-      </w:r>
-      <w:r>
-        <w:br/>
-      </w:r>
-      <w:r>
-        <w:rPr>
-          <w:color w:val="808080"/>
-          <w:sz w:val="24"/>
-          <w:szCs w:val="24"/>
-        </w:rPr>
-        <w:t>UCP 600 Checks</w:t>
-      </w:r>
-      <w:r>
-        <w:br/>
-      </w:r>
-      <w:r>
-        <w:br/>
-      </w:r>
-      <w:r>
-        <w:rPr>
-          <w:color w:val="808080"/>
-          <w:sz w:val="24"/>
-          <w:szCs w:val="24"/>
-        </w:rPr>
-        <w:t>Ensure trade documents meet the standards outlined under UCP 600 rules for seamless processing.</w:t>
-      </w:r>
-      <w:r>
-        <w:br/>
-      </w:r>
-      <w:r>
-        <w:br/>
-      </w:r>
-      <w:r>
-        <w:rPr>
-          <w:color w:val="808080"/>
-          <w:sz w:val="24"/>
-          <w:szCs w:val="24"/>
-        </w:rPr>
-        <w:t>Entity Resolution</w:t>
-      </w:r>
-      <w:r>
-        <w:br/>
-      </w:r>
-      <w:r>
-        <w:br/>
-      </w:r>
-      <w:r>
-        <w:rPr>
-          <w:color w:val="808080"/>
-          <w:sz w:val="24"/>
-          <w:szCs w:val="24"/>
-        </w:rPr>
-        <w:t>Trademo’s Entity Resolution helps trade finance institutions uncover hidden risks by mapping ownership structures, identifying linked entities, and automatically screening them against global sanctions and watchlists. This end-to-end visibility strengthens due diligence, enhances compliance, and ensures safer financing decisions.</w:t>
-      </w:r>
-      <w:r>
-        <w:br/>
-      </w:r>
-      <w:r>
-        <w:br/>
-      </w:r>
-      <w:r>
-        <w:rPr>
-          <w:color w:val="808080"/>
-          <w:sz w:val="24"/>
-          <w:szCs w:val="24"/>
-        </w:rPr>
-        <w:t>Document Verification as per ICC Rules (UCP, ISBP, URC)</w:t>
-      </w:r>
-      <w:r>
-        <w:br/>
-      </w:r>
-      <w:r>
-        <w:br/>
-      </w:r>
-      <w:r>
-        <w:rPr>
-          <w:color w:val="808080"/>
-          <w:sz w:val="24"/>
-          <w:szCs w:val="24"/>
-        </w:rPr>
-        <w:t>Trademo’s Document Check automates verification against UCP, URDG, URC, and ISBP rules as applicable, helping trade finance institutions quickly validate trade documents for compliance and accuracy. By reducing manual errors and speeding up document review, it ensures smoother letter of credit processing, lowers operational risk, and accelerates transaction approval.</w:t>
-      </w:r>
-      <w:r>
-        <w:br/>
-      </w:r>
-      <w:r>
-        <w:br/>
-      </w:r>
-      <w:r>
-        <w:rPr>
-          <w:color w:val="808080"/>
-          <w:sz w:val="24"/>
-          <w:szCs w:val="24"/>
-        </w:rPr>
-        <w:t>Benefits:</w:t>
-      </w:r>
-      <w:r>
-        <w:br/>
-      </w:r>
-      <w:r>
-        <w:br/>
-      </w:r>
-      <w:r>
-        <w:rPr>
-          <w:color w:val="808080"/>
-          <w:sz w:val="24"/>
-          <w:szCs w:val="24"/>
-        </w:rPr>
-        <w:t>Cost Efficiency Through Automation</w:t>
-      </w:r>
-      <w:r>
-        <w:br/>
-      </w:r>
-      <w:r>
-        <w:br/>
-      </w:r>
-      <w:r>
-        <w:rPr>
-          <w:color w:val="808080"/>
-          <w:sz w:val="24"/>
-          <w:szCs w:val="24"/>
-        </w:rPr>
-        <w:t>By reducing manual tasks by up to 75%, TradeScreen lowers the cost of transaction processing and fraud detection. This reduction leads to decreased overhead for organizations as they streamline their operations.</w:t>
-      </w:r>
-      <w:r>
-        <w:br/>
-      </w:r>
-      <w:r>
-        <w:br/>
-      </w:r>
-      <w:r>
-        <w:rPr>
-          <w:color w:val="808080"/>
-          <w:sz w:val="24"/>
-          <w:szCs w:val="24"/>
-        </w:rPr>
-        <w:t>Fraud Prevention</w:t>
-      </w:r>
-      <w:r>
-        <w:br/>
-      </w:r>
-      <w:r>
-        <w:br/>
-      </w:r>
-      <w:r>
-        <w:rPr>
-          <w:color w:val="808080"/>
-          <w:sz w:val="24"/>
-          <w:szCs w:val="24"/>
-        </w:rPr>
-        <w:t>TradeScreen uses AI models to identify suspicious patterns before transactions are processed, enabling early intervention. This helps mitigate losses and prevent financial fraud, which is projected to cost the industry billions by 2027.</w:t>
-      </w:r>
-      <w:r>
-        <w:br/>
-      </w:r>
-      <w:r>
-        <w:br/>
-      </w:r>
-      <w:r>
-        <w:rPr>
-          <w:color w:val="808080"/>
-          <w:sz w:val="24"/>
-          <w:szCs w:val="24"/>
-        </w:rPr>
-        <w:t>Improved Accuracy &amp; Fewer False Positives</w:t>
-      </w:r>
-      <w:r>
-        <w:br/>
-      </w:r>
-      <w:r>
-        <w:br/>
-      </w:r>
-      <w:r>
-        <w:rPr>
-          <w:color w:val="808080"/>
-          <w:sz w:val="24"/>
-          <w:szCs w:val="24"/>
-        </w:rPr>
-        <w:t>By reducing false positives by up to 40%, TradeScreen ensures compliance teams spend less time investigating non-issues and more time focusing on actual risks, making institutions more efficient and productive.</w:t>
-      </w:r>
-      <w:r>
-        <w:br/>
-      </w:r>
-      <w:r>
-        <w:br/>
-      </w:r>
-      <w:r>
-        <w:rPr>
-          <w:color w:val="808080"/>
-          <w:sz w:val="24"/>
-          <w:szCs w:val="24"/>
-        </w:rPr>
-        <w:t>Enhanced Regulatory Compliance</w:t>
-      </w:r>
-      <w:r>
-        <w:br/>
-      </w:r>
-      <w:r>
-        <w:br/>
-      </w:r>
-      <w:r>
-        <w:rPr>
-          <w:color w:val="808080"/>
-          <w:sz w:val="24"/>
-          <w:szCs w:val="24"/>
-        </w:rPr>
-        <w:t>With integrated tools for sanctions screening, goods checks, and supply chain transparency, TradeScreen helps financial institutions comply with AML, CTF, and sanctions laws, reducing the risk of regulatory penalties.</w:t>
-      </w:r>
-      <w:r>
-        <w:br/>
-      </w:r>
-      <w:r>
-        <w:br/>
-      </w:r>
-      <w:r>
-        <w:rPr>
-          <w:color w:val="808080"/>
-          <w:sz w:val="24"/>
-          <w:szCs w:val="24"/>
-        </w:rPr>
-        <w:t>Increased Visibility Across Ecosystems</w:t>
-      </w:r>
-      <w:r>
-        <w:br/>
-      </w:r>
-      <w:r>
-        <w:br/>
-      </w:r>
-      <w:r>
-        <w:rPr>
-          <w:color w:val="808080"/>
-          <w:sz w:val="24"/>
-          <w:szCs w:val="24"/>
-        </w:rPr>
-        <w:t>TradeScreen merges data from multiple sources to provide a transparent view of the entire trade and financial ecosystem. This visibility helps institutions better understand their clients, suppliers, and third-party risks.</w:t>
-      </w:r>
-      <w:r>
-        <w:br/>
-      </w:r>
-      <w:r>
-        <w:br/>
-      </w:r>
-      <w:r>
-        <w:rPr>
-          <w:color w:val="808080"/>
-          <w:sz w:val="24"/>
-          <w:szCs w:val="24"/>
-        </w:rPr>
-        <w:t>Seamless Integration With Existing Infrastructure</w:t>
-      </w:r>
-      <w:r>
-        <w:br/>
-      </w:r>
-      <w:r>
-        <w:br/>
-      </w:r>
-      <w:r>
-        <w:rPr>
-          <w:color w:val="808080"/>
-          <w:sz w:val="24"/>
-          <w:szCs w:val="24"/>
-        </w:rPr>
-        <w:t>TradeScreen is an open, scalable platform that easily integrates with existing banking infrastructure, enabling institutions to leverage its capabilities without extensive system overhauls.'</w:t>
-      </w:r>
-      <w:r>
-        <w:br/>
-      </w:r>
-      <w:r>
-        <w:br/>
-      </w:r>
-      <w:r>
-        <w:rPr>
-          <w:color w:val="808080"/>
-          <w:sz w:val="24"/>
-          <w:szCs w:val="24"/>
-        </w:rPr>
-        <w:t>Enhanced Decision-Making</w:t>
-      </w:r>
-      <w:r>
-        <w:br/>
-      </w:r>
-      <w:r>
-        <w:br/>
-      </w:r>
-      <w:r>
-        <w:rPr>
-          <w:color w:val="808080"/>
-          <w:sz w:val="24"/>
-          <w:szCs w:val="24"/>
-        </w:rPr>
-        <w:t>The platform delivers actionable insights and transparency into the participants in each transaction, empowering financial institutions to make informed decisions about trade transactions and client relationships.</w:t>
-      </w:r>
-      <w:r>
-        <w:br/>
-      </w:r>
-      <w:r>
-        <w:br/>
-      </w:r>
-      <w:r>
-        <w:br/>
-      </w:r>
-      <w:r>
-        <w:rPr>
-          <w:color w:val="808080"/>
-          <w:sz w:val="24"/>
-          <w:szCs w:val="24"/>
-        </w:rPr>
-        <w:t>Capabilities</w:t>
-      </w:r>
-      <w:r>
-        <w:br/>
-      </w:r>
-      <w:r>
-        <w:br/>
-      </w:r>
-      <w:r>
-        <w:rPr>
-          <w:color w:val="808080"/>
-          <w:sz w:val="24"/>
-          <w:szCs w:val="24"/>
-        </w:rPr>
-        <w:t>Global Trade Risk Mitigation</w:t>
-      </w:r>
-      <w:r>
-        <w:br/>
-      </w:r>
-      <w:r>
-        <w:br/>
-      </w:r>
-      <w:r>
-        <w:rPr>
-          <w:color w:val="808080"/>
-          <w:sz w:val="24"/>
-          <w:szCs w:val="24"/>
-        </w:rPr>
-        <w:t>Detects and prevents risks in trade transactions using a comprehensive database of international regulations and risk checks.</w:t>
-      </w:r>
-      <w:r>
-        <w:br/>
-      </w:r>
-      <w:r>
-        <w:br/>
-      </w:r>
-      <w:r>
-        <w:rPr>
-          <w:color w:val="808080"/>
-          <w:sz w:val="24"/>
-          <w:szCs w:val="24"/>
-        </w:rPr>
-        <w:t>500+ Real-Time Compliance Checks</w:t>
-      </w:r>
-      <w:r>
-        <w:br/>
-      </w:r>
-      <w:r>
-        <w:br/>
-      </w:r>
-      <w:r>
-        <w:rPr>
-          <w:color w:val="808080"/>
-          <w:sz w:val="24"/>
-          <w:szCs w:val="24"/>
-        </w:rPr>
-        <w:t>Perform 500+ real-time checks to ensure trade transactions comply with global regulations, reducing risks and non-compliance.</w:t>
-      </w:r>
-      <w:r>
-        <w:br/>
-      </w:r>
-      <w:r>
-        <w:br/>
-      </w:r>
-      <w:r>
-        <w:rPr>
-          <w:color w:val="808080"/>
-          <w:sz w:val="24"/>
-          <w:szCs w:val="24"/>
-        </w:rPr>
-        <w:t>AI-Driven Knowledge Graph</w:t>
-      </w:r>
-      <w:r>
-        <w:br/>
-      </w:r>
-      <w:r>
-        <w:br/>
-      </w:r>
-      <w:r>
-        <w:rPr>
-          <w:color w:val="808080"/>
-          <w:sz w:val="24"/>
-          <w:szCs w:val="24"/>
-        </w:rPr>
-        <w:t>Unlock insights with an AI-powered graph integrating billions of data points on trade, supply chains, risks, and ownership.</w:t>
-      </w:r>
-      <w:r>
-        <w:br/>
-      </w:r>
-      <w:r>
-        <w:br/>
-      </w:r>
-      <w:r>
-        <w:rPr>
-          <w:color w:val="808080"/>
-          <w:sz w:val="24"/>
-          <w:szCs w:val="24"/>
-        </w:rPr>
-        <w:t>End-to-End Transaction Validation</w:t>
-      </w:r>
-      <w:r>
-        <w:br/>
-      </w:r>
-      <w:r>
-        <w:br/>
-      </w:r>
-      <w:r>
-        <w:rPr>
-          <w:color w:val="808080"/>
-          <w:sz w:val="24"/>
-          <w:szCs w:val="24"/>
-        </w:rPr>
-        <w:t>Validate every aspect of trade transactions, ensuring full transparency and compliance from start to finish.</w:t>
-      </w:r>
-      <w:r>
-        <w:br/>
-      </w:r>
-      <w:r>
-        <w:br/>
-      </w:r>
-      <w:r>
-        <w:rPr>
-          <w:color w:val="808080"/>
-          <w:sz w:val="24"/>
-          <w:szCs w:val="24"/>
-        </w:rPr>
-        <w:t>Continuous Risk Updates</w:t>
-      </w:r>
-      <w:r>
-        <w:br/>
-      </w:r>
-      <w:r>
-        <w:br/>
-      </w:r>
-      <w:r>
-        <w:rPr>
-          <w:color w:val="808080"/>
-          <w:sz w:val="24"/>
-          <w:szCs w:val="24"/>
-        </w:rPr>
-        <w:t>Stay compliant with evolving regulations, as TradeScreen continuously updates its risk assessment framework in real time.</w:t>
-      </w:r>
-      <w:r>
-        <w:br/>
-      </w:r>
-      <w:r>
-        <w:br/>
-      </w:r>
-      <w:r>
-        <w:rPr>
-          <w:color w:val="808080"/>
-          <w:sz w:val="24"/>
-          <w:szCs w:val="24"/>
-        </w:rPr>
-        <w:t>User Management Capabilities</w:t>
-      </w:r>
-      <w:r>
-        <w:br/>
-      </w:r>
-      <w:r>
-        <w:br/>
-      </w:r>
-      <w:r>
-        <w:rPr>
-          <w:color w:val="808080"/>
-          <w:sz w:val="24"/>
-          <w:szCs w:val="24"/>
-        </w:rPr>
-        <w:t>Enable role-based access controls to tailor access and permissions across your teams, ensuring data security and governance compliance across workflows.</w:t>
-      </w:r>
-      <w:r>
-        <w:br/>
-      </w:r>
-      <w:r>
-        <w:br/>
-      </w:r>
-      <w:r>
-        <w:br/>
-      </w:r>
-      <w:r>
-        <w:rPr>
-          <w:color w:val="808080"/>
-          <w:sz w:val="24"/>
-          <w:szCs w:val="24"/>
-        </w:rPr>
-        <w:t>Workflow Capabilities</w:t>
-      </w:r>
-      <w:r>
-        <w:br/>
-      </w:r>
-      <w:r>
-        <w:br/>
-      </w:r>
-      <w:r>
-        <w:rPr>
-          <w:color w:val="808080"/>
-          <w:sz w:val="24"/>
-          <w:szCs w:val="24"/>
-        </w:rPr>
-        <w:t>Support for maker-checker workflows, allowing teams to create, review, and approve trade transactions collaboratively. These workflows increase accountability and auditability across departments.</w:t>
-      </w:r>
-      <w:r>
-        <w:br/>
-      </w:r>
-      <w:r>
-        <w:br/>
-      </w:r>
-      <w:r>
-        <w:rPr>
-          <w:color w:val="808080"/>
-          <w:sz w:val="24"/>
-          <w:szCs w:val="24"/>
-        </w:rPr>
-        <w:t>Configuration &amp; Integration</w:t>
-      </w:r>
-      <w:r>
-        <w:br/>
-      </w:r>
-      <w:r>
-        <w:br/>
-      </w:r>
-      <w:r>
-        <w:rPr>
-          <w:color w:val="808080"/>
-          <w:sz w:val="24"/>
-          <w:szCs w:val="24"/>
-        </w:rPr>
-        <w:t>Flexible Configuration</w:t>
-      </w:r>
-      <w:r>
-        <w:br/>
-      </w:r>
-      <w:r>
-        <w:br/>
-      </w:r>
-      <w:r>
-        <w:rPr>
-          <w:color w:val="808080"/>
-          <w:sz w:val="24"/>
-          <w:szCs w:val="24"/>
-        </w:rPr>
-        <w:t>Customize workflows, compliance checks, and validation logic based on your internal policies and risk appetite.</w:t>
-      </w:r>
-      <w:r>
-        <w:br/>
-      </w:r>
-      <w:r>
-        <w:br/>
-      </w:r>
-      <w:r>
-        <w:br/>
-      </w:r>
-      <w:r>
-        <w:rPr>
-          <w:color w:val="808080"/>
-          <w:sz w:val="24"/>
-          <w:szCs w:val="24"/>
-        </w:rPr>
-        <w:t>Available via API</w:t>
-      </w:r>
-      <w:r>
-        <w:br/>
-      </w:r>
-      <w:r>
-        <w:br/>
-      </w:r>
-      <w:r>
-        <w:rPr>
-          <w:color w:val="808080"/>
-          <w:sz w:val="24"/>
-          <w:szCs w:val="24"/>
-        </w:rPr>
-        <w:t>All core TradeScreen features are available through well-documented APIs, enabling seamless integration into existing banking, logistics, or compliance systems.</w:t>
-      </w:r>
-      <w:r>
-        <w:br/>
-      </w:r>
-      <w:r>
-        <w:br/>
-      </w:r>
-      <w:r>
-        <w:br/>
-      </w:r>
-      <w:r>
-        <w:rPr>
-          <w:color w:val="808080"/>
-          <w:sz w:val="24"/>
-          <w:szCs w:val="24"/>
-        </w:rPr>
-        <w:t>Workflow Capabilities</w:t>
-      </w:r>
-      <w:r>
-        <w:br/>
-      </w:r>
-      <w:r>
-        <w:br/>
-      </w:r>
-      <w:r>
-        <w:rPr>
-          <w:color w:val="808080"/>
-          <w:sz w:val="24"/>
-          <w:szCs w:val="24"/>
-        </w:rPr>
-        <w:t>The platform supports maker-checker workflows, allowing multiple teams to collaborate, review, and approve documents efficiently. This enhances accountability and strengthens the overall due diligence process.</w:t>
-      </w:r>
-      <w:r>
-        <w:br/>
-      </w:r>
-      <w:r>
-        <w:br/>
-      </w:r>
-      <w:r>
-        <w:rPr>
-          <w:color w:val="808080"/>
-          <w:sz w:val="24"/>
-          <w:szCs w:val="24"/>
-        </w:rPr>
-        <w:t>Pricing Plan:</w:t>
-      </w:r>
-      <w:r>
-        <w:br/>
-      </w:r>
-      <w:r>
-        <w:br/>
-      </w:r>
-      <w:r>
-        <w:rPr>
-          <w:color w:val="808080"/>
-          <w:sz w:val="24"/>
-          <w:szCs w:val="24"/>
-        </w:rPr>
-        <w:t xml:space="preserve">Pricing Model: Platform Subscription (Base) + Optionals </w:t>
-      </w:r>
-      <w:r>
-        <w:br/>
-      </w:r>
-      <w:r>
-        <w:br/>
-      </w:r>
-      <w:r>
-        <w:rPr>
-          <w:color w:val="808080"/>
-          <w:sz w:val="24"/>
-          <w:szCs w:val="24"/>
-        </w:rPr>
-        <w:t xml:space="preserve">1. Base Platform Subscription Fee Annually: 20000 USD </w:t>
-      </w:r>
-      <w:r>
-        <w:br/>
-      </w:r>
-      <w:r>
-        <w:rPr>
-          <w:color w:val="808080"/>
-          <w:sz w:val="24"/>
-          <w:szCs w:val="24"/>
-        </w:rPr>
-        <w:t xml:space="preserve">2. Optionals (at an extra cost in USD): per transaction checks </w:t>
-      </w:r>
-      <w:r>
-        <w:br/>
-      </w:r>
-      <w:r>
-        <w:br/>
-      </w:r>
-      <w:r>
-        <w:rPr>
-          <w:color w:val="808080"/>
-          <w:sz w:val="24"/>
-          <w:szCs w:val="24"/>
-        </w:rPr>
-        <w:t>Document Extraction &amp; Classification Module</w:t>
-      </w:r>
-      <w:r>
-        <w:br/>
-      </w:r>
-      <w:r>
-        <w:rPr>
-          <w:color w:val="808080"/>
-          <w:sz w:val="24"/>
-          <w:szCs w:val="24"/>
-        </w:rPr>
-        <w:t>TBML Checks Module</w:t>
-      </w:r>
-      <w:r>
-        <w:br/>
-      </w:r>
-      <w:r>
-        <w:rPr>
-          <w:color w:val="808080"/>
-          <w:sz w:val="24"/>
-          <w:szCs w:val="24"/>
-        </w:rPr>
-        <w:t>Goods Screening Checks Module</w:t>
-      </w:r>
-      <w:r>
-        <w:br/>
-      </w:r>
-      <w:r>
-        <w:rPr>
-          <w:color w:val="808080"/>
-          <w:sz w:val="24"/>
-          <w:szCs w:val="24"/>
-        </w:rPr>
-        <w:t>Sanctions &amp; AML Checks Module</w:t>
-      </w:r>
-      <w:r>
-        <w:br/>
-      </w:r>
-      <w:r>
-        <w:rPr>
-          <w:color w:val="808080"/>
-          <w:sz w:val="24"/>
-          <w:szCs w:val="24"/>
-        </w:rPr>
-        <w:t>Documentary Checks Module</w:t>
-      </w:r>
-      <w:r>
-        <w:br/>
-      </w:r>
-      <w:r>
-        <w:rPr>
-          <w:color w:val="808080"/>
-          <w:sz w:val="24"/>
-          <w:szCs w:val="24"/>
-        </w:rPr>
-        <w:t>Maritime Checks Module</w:t>
-      </w:r>
-      <w:r>
-        <w:br/>
-      </w:r>
-      <w:r>
-        <w:br/>
-      </w:r>
-      <w:r>
-        <w:rPr>
-          <w:color w:val="808080"/>
-          <w:sz w:val="24"/>
-          <w:szCs w:val="24"/>
-        </w:rPr>
-        <w:t>Kindly get in touch with this email ID to understand more about the plan: akshit.gupta@trademo.com</w:t>
-      </w:r>
-      <w:r>
-        <w:br/>
-      </w:r>
-      <w:r>
-        <w:br/>
+        <w:t xml:space="preserve">     Toolchain</w:t>
+      </w:r>
+      <w:r>
+        <w:br/>
+      </w:r>
+      <w:r>
+        <w:br/>
+      </w:r>
+      <w:r>
+        <w:rPr>
+          <w:color w:val="808080"/>
+          <w:sz w:val="24"/>
+          <w:szCs w:val="24"/>
+        </w:rPr>
+        <w:t>Use Continuous Delivery to automate builds, unit tests, deployments, and more. Push code using Git Repos and Issue Tracking. Identify vulnerabilities in source code. Create toolchains to enable tool integrations that support your development, deployment, and operation tasks.</w:t>
       </w:r>
       <w:r>
         <w:br/>
@@ -34561,7 +33595,7 @@
       </w:r>
       <w:hyperlink r:id="rId476">
         <w:r>
-          <w:t>https://sitemaps-files-trademo-public-latest.s3.us.cloud-object-storage.appdomain.cloud/TradeScreen%20IBM%20catalog_Documentation%20URL.pdf</w:t>
+          <w:t>https://cloud.ibm.com/docs/services/ContinuousDelivery?topic=ContinuousDelivery-getting-started</w:t>
         </w:r>
       </w:hyperlink>
       <w:r>
@@ -34622,21 +33656,987 @@
           <w:sz w:val="28"/>
           <w:szCs w:val="28"/>
         </w:rPr>
-        <w:t xml:space="preserve">     Transit Gateway</w:t>
-      </w:r>
-      <w:r>
-        <w:br/>
-      </w:r>
-      <w:r>
-        <w:br/>
-      </w:r>
-      <w:r>
-        <w:rPr>
-          <w:color w:val="808080"/>
-          <w:sz w:val="24"/>
-          <w:szCs w:val="24"/>
-        </w:rPr>
-        <w:t>IBM Cloud Transit Gateway helps ensure the security of sensitive data to and from different locations with the IBM Cloud.</w:t>
+        <w:t xml:space="preserve">     TradeScreen</w:t>
+      </w:r>
+      <w:r>
+        <w:br/>
+      </w:r>
+      <w:r>
+        <w:br/>
+      </w:r>
+      <w:r>
+        <w:rPr>
+          <w:color w:val="808080"/>
+          <w:sz w:val="24"/>
+          <w:szCs w:val="24"/>
+        </w:rPr>
+        <w:t xml:space="preserve">Trademo TradeScreen is an advanced AI-powered platform that revolutionizes how key stakeholders in global trade, i.e., Trade Finance, Insurance, Logistics, Ports, and Customs authorities, manage trade transaction processing, operations, compliance, and risk. </w:t>
+      </w:r>
+      <w:r>
+        <w:br/>
+      </w:r>
+      <w:r>
+        <w:br/>
+      </w:r>
+      <w:r>
+        <w:rPr>
+          <w:color w:val="808080"/>
+          <w:sz w:val="24"/>
+          <w:szCs w:val="24"/>
+        </w:rPr>
+        <w:t>By leveraging Trademo's proprietary fine-tuned vision models and global supply chain knowledge graph (TrademoKG) powered by open-source intelligence from thousands of authoritative data sources and billions of data points, TradeScreen provides real-time trade digitization, compliance automation, and risk management capabilities.</w:t>
+      </w:r>
+      <w:r>
+        <w:br/>
+      </w:r>
+      <w:r>
+        <w:br/>
+      </w:r>
+      <w:r>
+        <w:rPr>
+          <w:color w:val="808080"/>
+          <w:sz w:val="24"/>
+          <w:szCs w:val="24"/>
+        </w:rPr>
+        <w:t>Key Features</w:t>
+      </w:r>
+      <w:r>
+        <w:br/>
+      </w:r>
+      <w:r>
+        <w:br/>
+      </w:r>
+      <w:r>
+        <w:rPr>
+          <w:color w:val="808080"/>
+          <w:sz w:val="24"/>
+          <w:szCs w:val="24"/>
+        </w:rPr>
+        <w:t>Document Digitization &amp; Classification</w:t>
+      </w:r>
+      <w:r>
+        <w:br/>
+      </w:r>
+      <w:r>
+        <w:br/>
+      </w:r>
+      <w:r>
+        <w:rPr>
+          <w:color w:val="808080"/>
+          <w:sz w:val="24"/>
+          <w:szCs w:val="24"/>
+        </w:rPr>
+        <w:t>Our system uses advanced machine learning algorithms to automatically classify trade documents into specific categories, completely eliminating the need for manual sorting. Whether it's a Bill of Lading (BoL), Letter of Credit (LC), Commercial Invoice, Packing List, Certificate of Origin, or any other trade document, our intelligent classification engine instantly recognizes and organizes them into the correct buckets. This not only speeds up processing times but also enhances accuracy and reduces operational overhead.</w:t>
+      </w:r>
+      <w:r>
+        <w:br/>
+      </w:r>
+      <w:r>
+        <w:br/>
+      </w:r>
+      <w:r>
+        <w:rPr>
+          <w:color w:val="808080"/>
+          <w:sz w:val="24"/>
+          <w:szCs w:val="24"/>
+        </w:rPr>
+        <w:t>Document Extraction</w:t>
+      </w:r>
+      <w:r>
+        <w:br/>
+      </w:r>
+      <w:r>
+        <w:br/>
+      </w:r>
+      <w:r>
+        <w:rPr>
+          <w:color w:val="808080"/>
+          <w:sz w:val="24"/>
+          <w:szCs w:val="24"/>
+        </w:rPr>
+        <w:t>Powered by an advanced vision model combined with Optical Character Recognition (OCR), our system precisely extracts all the key attributes from your trade documents regardless of inconsistent formats and data structures. From shipment details and payment terms to product specifications and consignee information, the platform automates data extraction at scale, removing hours of manual effort and reducing the risk of human error. The result is faster workflows, more accurate data, and a significant boost in operational efficiency.</w:t>
+      </w:r>
+      <w:r>
+        <w:br/>
+      </w:r>
+      <w:r>
+        <w:br/>
+      </w:r>
+      <w:r>
+        <w:rPr>
+          <w:color w:val="808080"/>
+          <w:sz w:val="24"/>
+          <w:szCs w:val="24"/>
+        </w:rPr>
+        <w:t>Maritime</w:t>
+      </w:r>
+      <w:r>
+        <w:br/>
+      </w:r>
+      <w:r>
+        <w:br/>
+      </w:r>
+      <w:r>
+        <w:rPr>
+          <w:color w:val="808080"/>
+          <w:sz w:val="24"/>
+          <w:szCs w:val="24"/>
+        </w:rPr>
+        <w:t>Validate master bill of lading data and get details on transhipment ports, vessel location, and previous port calls of the vessel with the right information from shipping lines. Identify and mitigate risk by screening vessels and shipping entities flagged for maritime sanctions violations.</w:t>
+      </w:r>
+      <w:r>
+        <w:br/>
+      </w:r>
+      <w:r>
+        <w:br/>
+      </w:r>
+      <w:r>
+        <w:rPr>
+          <w:color w:val="808080"/>
+          <w:sz w:val="24"/>
+          <w:szCs w:val="24"/>
+        </w:rPr>
+        <w:t>Compliance &amp; Risk Checks</w:t>
+      </w:r>
+      <w:r>
+        <w:br/>
+      </w:r>
+      <w:r>
+        <w:br/>
+      </w:r>
+      <w:r>
+        <w:rPr>
+          <w:color w:val="808080"/>
+          <w:sz w:val="24"/>
+          <w:szCs w:val="24"/>
+        </w:rPr>
+        <w:t>TBML (Trade-Based Money Laundering) Checks</w:t>
+      </w:r>
+      <w:r>
+        <w:br/>
+      </w:r>
+      <w:r>
+        <w:br/>
+      </w:r>
+      <w:r>
+        <w:rPr>
+          <w:color w:val="808080"/>
+          <w:sz w:val="24"/>
+          <w:szCs w:val="24"/>
+        </w:rPr>
+        <w:t>Leverage real-time trade transactional data to identify risk from supply chain networks, such as limited trade partners, new product trade, multiple addresses, and more. Identify patterns in trade data that could indicate fraudulent activity, such as huge shipments, frequent changes in trading partners, unusual payment patterns, or inconsistent documentation.</w:t>
+      </w:r>
+      <w:r>
+        <w:br/>
+      </w:r>
+      <w:r>
+        <w:br/>
+      </w:r>
+      <w:r>
+        <w:rPr>
+          <w:color w:val="808080"/>
+          <w:sz w:val="24"/>
+          <w:szCs w:val="24"/>
+        </w:rPr>
+        <w:t>Goods Screening</w:t>
+      </w:r>
+      <w:r>
+        <w:br/>
+      </w:r>
+      <w:r>
+        <w:br/>
+      </w:r>
+      <w:r>
+        <w:rPr>
+          <w:color w:val="808080"/>
+          <w:sz w:val="24"/>
+          <w:szCs w:val="24"/>
+        </w:rPr>
+        <w:t>Ensure compliant financing by thoroughly screening for dual-use, hazardous, restricted/prohibited goods across different trade lanes. Trademo empowers trade finance institutions by offering real-time insights into country-specific trade restrictions, OGA/PGA regulations, and controls to mitigate risks, accelerate due diligence, and facilitate secure, compliant cross-border transactions.</w:t>
+      </w:r>
+      <w:r>
+        <w:br/>
+      </w:r>
+      <w:r>
+        <w:br/>
+      </w:r>
+      <w:r>
+        <w:rPr>
+          <w:color w:val="808080"/>
+          <w:sz w:val="24"/>
+          <w:szCs w:val="24"/>
+        </w:rPr>
+        <w:t>Sanctions &amp; AML Screening</w:t>
+      </w:r>
+      <w:r>
+        <w:br/>
+      </w:r>
+      <w:r>
+        <w:br/>
+      </w:r>
+      <w:r>
+        <w:rPr>
+          <w:color w:val="808080"/>
+          <w:sz w:val="24"/>
+          <w:szCs w:val="24"/>
+        </w:rPr>
+        <w:t>Conduct enhanced due diligence on parties with links to sanctioned countries, entities, individuals, politically exposed persons, and forced labor entities.</w:t>
+      </w:r>
+      <w:r>
+        <w:br/>
+      </w:r>
+      <w:r>
+        <w:br/>
+      </w:r>
+      <w:r>
+        <w:rPr>
+          <w:color w:val="808080"/>
+          <w:sz w:val="24"/>
+          <w:szCs w:val="24"/>
+        </w:rPr>
+        <w:t>UCP 600 Checks</w:t>
+      </w:r>
+      <w:r>
+        <w:br/>
+      </w:r>
+      <w:r>
+        <w:br/>
+      </w:r>
+      <w:r>
+        <w:rPr>
+          <w:color w:val="808080"/>
+          <w:sz w:val="24"/>
+          <w:szCs w:val="24"/>
+        </w:rPr>
+        <w:t>Ensure trade documents meet the standards outlined under UCP 600 rules for seamless processing.</w:t>
+      </w:r>
+      <w:r>
+        <w:br/>
+      </w:r>
+      <w:r>
+        <w:br/>
+      </w:r>
+      <w:r>
+        <w:rPr>
+          <w:color w:val="808080"/>
+          <w:sz w:val="24"/>
+          <w:szCs w:val="24"/>
+        </w:rPr>
+        <w:t>Entity Resolution</w:t>
+      </w:r>
+      <w:r>
+        <w:br/>
+      </w:r>
+      <w:r>
+        <w:br/>
+      </w:r>
+      <w:r>
+        <w:rPr>
+          <w:color w:val="808080"/>
+          <w:sz w:val="24"/>
+          <w:szCs w:val="24"/>
+        </w:rPr>
+        <w:t>Trademo’s Entity Resolution helps trade finance institutions uncover hidden risks by mapping ownership structures, identifying linked entities, and automatically screening them against global sanctions and watchlists. This end-to-end visibility strengthens due diligence, enhances compliance, and ensures safer financing decisions.</w:t>
+      </w:r>
+      <w:r>
+        <w:br/>
+      </w:r>
+      <w:r>
+        <w:br/>
+      </w:r>
+      <w:r>
+        <w:rPr>
+          <w:color w:val="808080"/>
+          <w:sz w:val="24"/>
+          <w:szCs w:val="24"/>
+        </w:rPr>
+        <w:t>Document Verification as per ICC Rules (UCP, ISBP, URC)</w:t>
+      </w:r>
+      <w:r>
+        <w:br/>
+      </w:r>
+      <w:r>
+        <w:br/>
+      </w:r>
+      <w:r>
+        <w:rPr>
+          <w:color w:val="808080"/>
+          <w:sz w:val="24"/>
+          <w:szCs w:val="24"/>
+        </w:rPr>
+        <w:t>Trademo’s Document Check automates verification against UCP, URDG, URC, and ISBP rules as applicable, helping trade finance institutions quickly validate trade documents for compliance and accuracy. By reducing manual errors and speeding up document review, it ensures smoother letter of credit processing, lowers operational risk, and accelerates transaction approval.</w:t>
+      </w:r>
+      <w:r>
+        <w:br/>
+      </w:r>
+      <w:r>
+        <w:br/>
+      </w:r>
+      <w:r>
+        <w:rPr>
+          <w:color w:val="808080"/>
+          <w:sz w:val="24"/>
+          <w:szCs w:val="24"/>
+        </w:rPr>
+        <w:t>Benefits:</w:t>
+      </w:r>
+      <w:r>
+        <w:br/>
+      </w:r>
+      <w:r>
+        <w:br/>
+      </w:r>
+      <w:r>
+        <w:rPr>
+          <w:color w:val="808080"/>
+          <w:sz w:val="24"/>
+          <w:szCs w:val="24"/>
+        </w:rPr>
+        <w:t>Cost Efficiency Through Automation</w:t>
+      </w:r>
+      <w:r>
+        <w:br/>
+      </w:r>
+      <w:r>
+        <w:br/>
+      </w:r>
+      <w:r>
+        <w:rPr>
+          <w:color w:val="808080"/>
+          <w:sz w:val="24"/>
+          <w:szCs w:val="24"/>
+        </w:rPr>
+        <w:t>By reducing manual tasks by up to 75%, TradeScreen lowers the cost of transaction processing and fraud detection. This reduction leads to decreased overhead for organizations as they streamline their operations.</w:t>
+      </w:r>
+      <w:r>
+        <w:br/>
+      </w:r>
+      <w:r>
+        <w:br/>
+      </w:r>
+      <w:r>
+        <w:rPr>
+          <w:color w:val="808080"/>
+          <w:sz w:val="24"/>
+          <w:szCs w:val="24"/>
+        </w:rPr>
+        <w:t>Fraud Prevention</w:t>
+      </w:r>
+      <w:r>
+        <w:br/>
+      </w:r>
+      <w:r>
+        <w:br/>
+      </w:r>
+      <w:r>
+        <w:rPr>
+          <w:color w:val="808080"/>
+          <w:sz w:val="24"/>
+          <w:szCs w:val="24"/>
+        </w:rPr>
+        <w:t>TradeScreen uses AI models to identify suspicious patterns before transactions are processed, enabling early intervention. This helps mitigate losses and prevent financial fraud, which is projected to cost the industry billions by 2027.</w:t>
+      </w:r>
+      <w:r>
+        <w:br/>
+      </w:r>
+      <w:r>
+        <w:br/>
+      </w:r>
+      <w:r>
+        <w:rPr>
+          <w:color w:val="808080"/>
+          <w:sz w:val="24"/>
+          <w:szCs w:val="24"/>
+        </w:rPr>
+        <w:t>Improved Accuracy &amp; Fewer False Positives</w:t>
+      </w:r>
+      <w:r>
+        <w:br/>
+      </w:r>
+      <w:r>
+        <w:br/>
+      </w:r>
+      <w:r>
+        <w:rPr>
+          <w:color w:val="808080"/>
+          <w:sz w:val="24"/>
+          <w:szCs w:val="24"/>
+        </w:rPr>
+        <w:t>By reducing false positives by up to 40%, TradeScreen ensures compliance teams spend less time investigating non-issues and more time focusing on actual risks, making institutions more efficient and productive.</w:t>
+      </w:r>
+      <w:r>
+        <w:br/>
+      </w:r>
+      <w:r>
+        <w:br/>
+      </w:r>
+      <w:r>
+        <w:rPr>
+          <w:color w:val="808080"/>
+          <w:sz w:val="24"/>
+          <w:szCs w:val="24"/>
+        </w:rPr>
+        <w:t>Enhanced Regulatory Compliance</w:t>
+      </w:r>
+      <w:r>
+        <w:br/>
+      </w:r>
+      <w:r>
+        <w:br/>
+      </w:r>
+      <w:r>
+        <w:rPr>
+          <w:color w:val="808080"/>
+          <w:sz w:val="24"/>
+          <w:szCs w:val="24"/>
+        </w:rPr>
+        <w:t>With integrated tools for sanctions screening, goods checks, and supply chain transparency, TradeScreen helps financial institutions comply with AML, CTF, and sanctions laws, reducing the risk of regulatory penalties.</w:t>
+      </w:r>
+      <w:r>
+        <w:br/>
+      </w:r>
+      <w:r>
+        <w:br/>
+      </w:r>
+      <w:r>
+        <w:rPr>
+          <w:color w:val="808080"/>
+          <w:sz w:val="24"/>
+          <w:szCs w:val="24"/>
+        </w:rPr>
+        <w:t>Increased Visibility Across Ecosystems</w:t>
+      </w:r>
+      <w:r>
+        <w:br/>
+      </w:r>
+      <w:r>
+        <w:br/>
+      </w:r>
+      <w:r>
+        <w:rPr>
+          <w:color w:val="808080"/>
+          <w:sz w:val="24"/>
+          <w:szCs w:val="24"/>
+        </w:rPr>
+        <w:t>TradeScreen merges data from multiple sources to provide a transparent view of the entire trade and financial ecosystem. This visibility helps institutions better understand their clients, suppliers, and third-party risks.</w:t>
+      </w:r>
+      <w:r>
+        <w:br/>
+      </w:r>
+      <w:r>
+        <w:br/>
+      </w:r>
+      <w:r>
+        <w:rPr>
+          <w:color w:val="808080"/>
+          <w:sz w:val="24"/>
+          <w:szCs w:val="24"/>
+        </w:rPr>
+        <w:t>Seamless Integration With Existing Infrastructure</w:t>
+      </w:r>
+      <w:r>
+        <w:br/>
+      </w:r>
+      <w:r>
+        <w:br/>
+      </w:r>
+      <w:r>
+        <w:rPr>
+          <w:color w:val="808080"/>
+          <w:sz w:val="24"/>
+          <w:szCs w:val="24"/>
+        </w:rPr>
+        <w:t>TradeScreen is an open, scalable platform that easily integrates with existing banking infrastructure, enabling institutions to leverage its capabilities without extensive system overhauls.'</w:t>
+      </w:r>
+      <w:r>
+        <w:br/>
+      </w:r>
+      <w:r>
+        <w:br/>
+      </w:r>
+      <w:r>
+        <w:rPr>
+          <w:color w:val="808080"/>
+          <w:sz w:val="24"/>
+          <w:szCs w:val="24"/>
+        </w:rPr>
+        <w:t>Enhanced Decision-Making</w:t>
+      </w:r>
+      <w:r>
+        <w:br/>
+      </w:r>
+      <w:r>
+        <w:br/>
+      </w:r>
+      <w:r>
+        <w:rPr>
+          <w:color w:val="808080"/>
+          <w:sz w:val="24"/>
+          <w:szCs w:val="24"/>
+        </w:rPr>
+        <w:t>The platform delivers actionable insights and transparency into the participants in each transaction, empowering financial institutions to make informed decisions about trade transactions and client relationships.</w:t>
+      </w:r>
+      <w:r>
+        <w:br/>
+      </w:r>
+      <w:r>
+        <w:br/>
+      </w:r>
+      <w:r>
+        <w:br/>
+      </w:r>
+      <w:r>
+        <w:rPr>
+          <w:color w:val="808080"/>
+          <w:sz w:val="24"/>
+          <w:szCs w:val="24"/>
+        </w:rPr>
+        <w:t>Capabilities</w:t>
+      </w:r>
+      <w:r>
+        <w:br/>
+      </w:r>
+      <w:r>
+        <w:br/>
+      </w:r>
+      <w:r>
+        <w:rPr>
+          <w:color w:val="808080"/>
+          <w:sz w:val="24"/>
+          <w:szCs w:val="24"/>
+        </w:rPr>
+        <w:t>Global Trade Risk Mitigation</w:t>
+      </w:r>
+      <w:r>
+        <w:br/>
+      </w:r>
+      <w:r>
+        <w:br/>
+      </w:r>
+      <w:r>
+        <w:rPr>
+          <w:color w:val="808080"/>
+          <w:sz w:val="24"/>
+          <w:szCs w:val="24"/>
+        </w:rPr>
+        <w:t>Detects and prevents risks in trade transactions using a comprehensive database of international regulations and risk checks.</w:t>
+      </w:r>
+      <w:r>
+        <w:br/>
+      </w:r>
+      <w:r>
+        <w:br/>
+      </w:r>
+      <w:r>
+        <w:rPr>
+          <w:color w:val="808080"/>
+          <w:sz w:val="24"/>
+          <w:szCs w:val="24"/>
+        </w:rPr>
+        <w:t>500+ Real-Time Compliance Checks</w:t>
+      </w:r>
+      <w:r>
+        <w:br/>
+      </w:r>
+      <w:r>
+        <w:br/>
+      </w:r>
+      <w:r>
+        <w:rPr>
+          <w:color w:val="808080"/>
+          <w:sz w:val="24"/>
+          <w:szCs w:val="24"/>
+        </w:rPr>
+        <w:t>Perform 500+ real-time checks to ensure trade transactions comply with global regulations, reducing risks and non-compliance.</w:t>
+      </w:r>
+      <w:r>
+        <w:br/>
+      </w:r>
+      <w:r>
+        <w:br/>
+      </w:r>
+      <w:r>
+        <w:rPr>
+          <w:color w:val="808080"/>
+          <w:sz w:val="24"/>
+          <w:szCs w:val="24"/>
+        </w:rPr>
+        <w:t>AI-Driven Knowledge Graph</w:t>
+      </w:r>
+      <w:r>
+        <w:br/>
+      </w:r>
+      <w:r>
+        <w:br/>
+      </w:r>
+      <w:r>
+        <w:rPr>
+          <w:color w:val="808080"/>
+          <w:sz w:val="24"/>
+          <w:szCs w:val="24"/>
+        </w:rPr>
+        <w:t>Unlock insights with an AI-powered graph integrating billions of data points on trade, supply chains, risks, and ownership.</w:t>
+      </w:r>
+      <w:r>
+        <w:br/>
+      </w:r>
+      <w:r>
+        <w:br/>
+      </w:r>
+      <w:r>
+        <w:rPr>
+          <w:color w:val="808080"/>
+          <w:sz w:val="24"/>
+          <w:szCs w:val="24"/>
+        </w:rPr>
+        <w:t>End-to-End Transaction Validation</w:t>
+      </w:r>
+      <w:r>
+        <w:br/>
+      </w:r>
+      <w:r>
+        <w:br/>
+      </w:r>
+      <w:r>
+        <w:rPr>
+          <w:color w:val="808080"/>
+          <w:sz w:val="24"/>
+          <w:szCs w:val="24"/>
+        </w:rPr>
+        <w:t>Validate every aspect of trade transactions, ensuring full transparency and compliance from start to finish.</w:t>
+      </w:r>
+      <w:r>
+        <w:br/>
+      </w:r>
+      <w:r>
+        <w:br/>
+      </w:r>
+      <w:r>
+        <w:rPr>
+          <w:color w:val="808080"/>
+          <w:sz w:val="24"/>
+          <w:szCs w:val="24"/>
+        </w:rPr>
+        <w:t>Continuous Risk Updates</w:t>
+      </w:r>
+      <w:r>
+        <w:br/>
+      </w:r>
+      <w:r>
+        <w:br/>
+      </w:r>
+      <w:r>
+        <w:rPr>
+          <w:color w:val="808080"/>
+          <w:sz w:val="24"/>
+          <w:szCs w:val="24"/>
+        </w:rPr>
+        <w:t>Stay compliant with evolving regulations, as TradeScreen continuously updates its risk assessment framework in real time.</w:t>
+      </w:r>
+      <w:r>
+        <w:br/>
+      </w:r>
+      <w:r>
+        <w:br/>
+      </w:r>
+      <w:r>
+        <w:rPr>
+          <w:color w:val="808080"/>
+          <w:sz w:val="24"/>
+          <w:szCs w:val="24"/>
+        </w:rPr>
+        <w:t>User Management Capabilities</w:t>
+      </w:r>
+      <w:r>
+        <w:br/>
+      </w:r>
+      <w:r>
+        <w:br/>
+      </w:r>
+      <w:r>
+        <w:rPr>
+          <w:color w:val="808080"/>
+          <w:sz w:val="24"/>
+          <w:szCs w:val="24"/>
+        </w:rPr>
+        <w:t>Enable role-based access controls to tailor access and permissions across your teams, ensuring data security and governance compliance across workflows.</w:t>
+      </w:r>
+      <w:r>
+        <w:br/>
+      </w:r>
+      <w:r>
+        <w:br/>
+      </w:r>
+      <w:r>
+        <w:br/>
+      </w:r>
+      <w:r>
+        <w:rPr>
+          <w:color w:val="808080"/>
+          <w:sz w:val="24"/>
+          <w:szCs w:val="24"/>
+        </w:rPr>
+        <w:t>Workflow Capabilities</w:t>
+      </w:r>
+      <w:r>
+        <w:br/>
+      </w:r>
+      <w:r>
+        <w:br/>
+      </w:r>
+      <w:r>
+        <w:rPr>
+          <w:color w:val="808080"/>
+          <w:sz w:val="24"/>
+          <w:szCs w:val="24"/>
+        </w:rPr>
+        <w:t>Support for maker-checker workflows, allowing teams to create, review, and approve trade transactions collaboratively. These workflows increase accountability and auditability across departments.</w:t>
+      </w:r>
+      <w:r>
+        <w:br/>
+      </w:r>
+      <w:r>
+        <w:br/>
+      </w:r>
+      <w:r>
+        <w:rPr>
+          <w:color w:val="808080"/>
+          <w:sz w:val="24"/>
+          <w:szCs w:val="24"/>
+        </w:rPr>
+        <w:t>Configuration &amp; Integration</w:t>
+      </w:r>
+      <w:r>
+        <w:br/>
+      </w:r>
+      <w:r>
+        <w:br/>
+      </w:r>
+      <w:r>
+        <w:rPr>
+          <w:color w:val="808080"/>
+          <w:sz w:val="24"/>
+          <w:szCs w:val="24"/>
+        </w:rPr>
+        <w:t>Flexible Configuration</w:t>
+      </w:r>
+      <w:r>
+        <w:br/>
+      </w:r>
+      <w:r>
+        <w:br/>
+      </w:r>
+      <w:r>
+        <w:rPr>
+          <w:color w:val="808080"/>
+          <w:sz w:val="24"/>
+          <w:szCs w:val="24"/>
+        </w:rPr>
+        <w:t>Customize workflows, compliance checks, and validation logic based on your internal policies and risk appetite.</w:t>
+      </w:r>
+      <w:r>
+        <w:br/>
+      </w:r>
+      <w:r>
+        <w:br/>
+      </w:r>
+      <w:r>
+        <w:br/>
+      </w:r>
+      <w:r>
+        <w:rPr>
+          <w:color w:val="808080"/>
+          <w:sz w:val="24"/>
+          <w:szCs w:val="24"/>
+        </w:rPr>
+        <w:t>Available via API</w:t>
+      </w:r>
+      <w:r>
+        <w:br/>
+      </w:r>
+      <w:r>
+        <w:br/>
+      </w:r>
+      <w:r>
+        <w:rPr>
+          <w:color w:val="808080"/>
+          <w:sz w:val="24"/>
+          <w:szCs w:val="24"/>
+        </w:rPr>
+        <w:t>All core TradeScreen features are available through well-documented APIs, enabling seamless integration into existing banking, logistics, or compliance systems.</w:t>
+      </w:r>
+      <w:r>
+        <w:br/>
+      </w:r>
+      <w:r>
+        <w:br/>
+      </w:r>
+      <w:r>
+        <w:br/>
+      </w:r>
+      <w:r>
+        <w:rPr>
+          <w:color w:val="808080"/>
+          <w:sz w:val="24"/>
+          <w:szCs w:val="24"/>
+        </w:rPr>
+        <w:t>Workflow Capabilities</w:t>
+      </w:r>
+      <w:r>
+        <w:br/>
+      </w:r>
+      <w:r>
+        <w:br/>
+      </w:r>
+      <w:r>
+        <w:rPr>
+          <w:color w:val="808080"/>
+          <w:sz w:val="24"/>
+          <w:szCs w:val="24"/>
+        </w:rPr>
+        <w:t>The platform supports maker-checker workflows, allowing multiple teams to collaborate, review, and approve documents efficiently. This enhances accountability and strengthens the overall due diligence process.</w:t>
+      </w:r>
+      <w:r>
+        <w:br/>
+      </w:r>
+      <w:r>
+        <w:br/>
+      </w:r>
+      <w:r>
+        <w:rPr>
+          <w:color w:val="808080"/>
+          <w:sz w:val="24"/>
+          <w:szCs w:val="24"/>
+        </w:rPr>
+        <w:t>Pricing Plan:</w:t>
+      </w:r>
+      <w:r>
+        <w:br/>
+      </w:r>
+      <w:r>
+        <w:br/>
+      </w:r>
+      <w:r>
+        <w:rPr>
+          <w:color w:val="808080"/>
+          <w:sz w:val="24"/>
+          <w:szCs w:val="24"/>
+        </w:rPr>
+        <w:t xml:space="preserve">Pricing Model: Platform Subscription (Base) + Optionals </w:t>
+      </w:r>
+      <w:r>
+        <w:br/>
+      </w:r>
+      <w:r>
+        <w:br/>
+      </w:r>
+      <w:r>
+        <w:rPr>
+          <w:color w:val="808080"/>
+          <w:sz w:val="24"/>
+          <w:szCs w:val="24"/>
+        </w:rPr>
+        <w:t xml:space="preserve">1. Base Platform Subscription Fee Annually: 20000 USD </w:t>
+      </w:r>
+      <w:r>
+        <w:br/>
+      </w:r>
+      <w:r>
+        <w:rPr>
+          <w:color w:val="808080"/>
+          <w:sz w:val="24"/>
+          <w:szCs w:val="24"/>
+        </w:rPr>
+        <w:t xml:space="preserve">2. Optionals (at an extra cost in USD): per transaction checks </w:t>
+      </w:r>
+      <w:r>
+        <w:br/>
+      </w:r>
+      <w:r>
+        <w:br/>
+      </w:r>
+      <w:r>
+        <w:rPr>
+          <w:color w:val="808080"/>
+          <w:sz w:val="24"/>
+          <w:szCs w:val="24"/>
+        </w:rPr>
+        <w:t>Document Extraction &amp; Classification Module</w:t>
+      </w:r>
+      <w:r>
+        <w:br/>
+      </w:r>
+      <w:r>
+        <w:rPr>
+          <w:color w:val="808080"/>
+          <w:sz w:val="24"/>
+          <w:szCs w:val="24"/>
+        </w:rPr>
+        <w:t>TBML Checks Module</w:t>
+      </w:r>
+      <w:r>
+        <w:br/>
+      </w:r>
+      <w:r>
+        <w:rPr>
+          <w:color w:val="808080"/>
+          <w:sz w:val="24"/>
+          <w:szCs w:val="24"/>
+        </w:rPr>
+        <w:t>Goods Screening Checks Module</w:t>
+      </w:r>
+      <w:r>
+        <w:br/>
+      </w:r>
+      <w:r>
+        <w:rPr>
+          <w:color w:val="808080"/>
+          <w:sz w:val="24"/>
+          <w:szCs w:val="24"/>
+        </w:rPr>
+        <w:t>Sanctions &amp; AML Checks Module</w:t>
+      </w:r>
+      <w:r>
+        <w:br/>
+      </w:r>
+      <w:r>
+        <w:rPr>
+          <w:color w:val="808080"/>
+          <w:sz w:val="24"/>
+          <w:szCs w:val="24"/>
+        </w:rPr>
+        <w:t>Documentary Checks Module</w:t>
+      </w:r>
+      <w:r>
+        <w:br/>
+      </w:r>
+      <w:r>
+        <w:rPr>
+          <w:color w:val="808080"/>
+          <w:sz w:val="24"/>
+          <w:szCs w:val="24"/>
+        </w:rPr>
+        <w:t>Maritime Checks Module</w:t>
+      </w:r>
+      <w:r>
+        <w:br/>
+      </w:r>
+      <w:r>
+        <w:br/>
+      </w:r>
+      <w:r>
+        <w:rPr>
+          <w:color w:val="808080"/>
+          <w:sz w:val="24"/>
+          <w:szCs w:val="24"/>
+        </w:rPr>
+        <w:t>Kindly get in touch with this email ID to understand more about the plan: akshit.gupta@trademo.com</w:t>
+      </w:r>
+      <w:r>
+        <w:br/>
+      </w:r>
+      <w:r>
+        <w:br/>
       </w:r>
       <w:r>
         <w:br/>
@@ -34651,7 +34651,7 @@
       </w:r>
       <w:hyperlink r:id="rId478">
         <w:r>
-          <w:t>https://console.bluemix.net/docs/infrastructure/transit-gateway/getting-started.html</w:t>
+          <w:t>https://sitemaps-files-trademo-public-latest.s3.us.cloud-object-storage.appdomain.cloud/TradeScreen%20IBM%20catalog_Documentation%20URL.pdf</w:t>
         </w:r>
       </w:hyperlink>
       <w:r>
@@ -34712,116 +34712,21 @@
           <w:sz w:val="28"/>
           <w:szCs w:val="28"/>
         </w:rPr>
-        <w:t xml:space="preserve">     Upsun Fixed</w:t>
-      </w:r>
-      <w:r>
-        <w:br/>
-      </w:r>
-      <w:r>
-        <w:br/>
-      </w:r>
-      <w:r>
-        <w:rPr>
-          <w:color w:val="808080"/>
-          <w:sz w:val="24"/>
-          <w:szCs w:val="24"/>
-        </w:rPr>
-        <w:t>Code without limits and deploy without worry.</w:t>
-      </w:r>
-      <w:r>
-        <w:br/>
-      </w:r>
-      <w:r>
-        <w:br/>
-      </w:r>
-      <w:r>
-        <w:br/>
-      </w:r>
-      <w:r>
-        <w:rPr>
-          <w:color w:val="808080"/>
-          <w:sz w:val="24"/>
-          <w:szCs w:val="24"/>
-        </w:rPr>
-        <w:t xml:space="preserve">Upsun helps developers launch faster and more reliably by removing the complexities of cloud infrastructure management. Platform.sh simplifies collaboration, streamlines deployments, and provides resources to guarantee performance and compliance. </w:t>
-      </w:r>
-      <w:r>
-        <w:br/>
-      </w:r>
-      <w:r>
-        <w:br/>
-      </w:r>
-      <w:r>
-        <w:br/>
-      </w:r>
-      <w:r>
-        <w:br/>
-      </w:r>
-      <w:r>
-        <w:br/>
-      </w:r>
-      <w:r>
-        <w:rPr>
-          <w:color w:val="808080"/>
-          <w:sz w:val="24"/>
-          <w:szCs w:val="24"/>
-        </w:rPr>
-        <w:t>Upsun supports a wide array of runtimes, including Node.js, Python, Ruby, PHP, Go, Rust, and Java, and offers fully managed services such as PostgreSQL, MariaDB, Redis, MongoDB, and Elasticsearch, both with out-of-the-box optimizations and automated updates.</w:t>
-      </w:r>
-      <w:r>
-        <w:br/>
-      </w:r>
-      <w:r>
-        <w:br/>
-      </w:r>
-      <w:r>
-        <w:br/>
-      </w:r>
-      <w:r>
-        <w:br/>
-      </w:r>
-      <w:r>
-        <w:br/>
-      </w:r>
-      <w:r>
-        <w:rPr>
-          <w:color w:val="808080"/>
-          <w:sz w:val="24"/>
-          <w:szCs w:val="24"/>
-        </w:rPr>
-        <w:t>Its git-based workflows and full-stack cloning feature allows teams to replicate entire environments-including code, data, and services- for testing and iteration without disrupting production. Whether you're developing new applications or optimizing existing ones, Upsun offers a reliable, scalable solution for all your cloud needs.</w:t>
-      </w:r>
-      <w:r>
-        <w:br/>
-      </w:r>
-      <w:r>
-        <w:br/>
-      </w:r>
-      <w:r>
-        <w:br/>
-      </w:r>
-      <w:r>
-        <w:br/>
-      </w:r>
-      <w:r>
-        <w:br/>
-      </w:r>
-      <w:r>
-        <w:rPr>
-          <w:color w:val="808080"/>
-          <w:sz w:val="24"/>
-          <w:szCs w:val="24"/>
-        </w:rPr>
-        <w:t>For organizations transitioning to the cloud or modernizing legacy applications, Upsun provides the flexibility to do so with minimal effort. This is why we are the trusted partner to enterprises and agencies worldwide.</w:t>
-      </w:r>
-      <w:r>
-        <w:br/>
-      </w:r>
-      <w:r>
-        <w:br/>
-      </w:r>
-      <w:r>
-        <w:br/>
+        <w:t xml:space="preserve">     Transit Gateway</w:t>
+      </w:r>
+      <w:r>
+        <w:br/>
+      </w:r>
+      <w:r>
+        <w:br/>
+      </w:r>
+      <w:r>
+        <w:rPr>
+          <w:color w:val="808080"/>
+          <w:sz w:val="24"/>
+          <w:szCs w:val="24"/>
+        </w:rPr>
+        <w:t>IBM Cloud Transit Gateway helps ensure the security of sensitive data to and from different locations with the IBM Cloud.</w:t>
       </w:r>
       <w:r>
         <w:br/>
@@ -34836,7 +34741,7 @@
       </w:r>
       <w:hyperlink r:id="rId480">
         <w:r>
-          <w:t>https://upsun.com/blog/code-documentation/</w:t>
+          <w:t>https://console.bluemix.net/docs/infrastructure/transit-gateway/getting-started.html</w:t>
         </w:r>
       </w:hyperlink>
       <w:r>
@@ -34897,21 +34802,116 @@
           <w:sz w:val="28"/>
           <w:szCs w:val="28"/>
         </w:rPr>
-        <w:t xml:space="preserve">     VCF as a Service - Cloud Director Site</w:t>
-      </w:r>
-      <w:r>
-        <w:br/>
-      </w:r>
-      <w:r>
-        <w:br/>
-      </w:r>
-      <w:r>
-        <w:rPr>
-          <w:color w:val="808080"/>
-          <w:sz w:val="24"/>
-          <w:szCs w:val="24"/>
-        </w:rPr>
-        <w:t>Deploy a comprehensive portfolio of automated and on-demand services for VMware workloads to the cloud, faster than ever before.</w:t>
+        <w:t xml:space="preserve">     Upsun Fixed</w:t>
+      </w:r>
+      <w:r>
+        <w:br/>
+      </w:r>
+      <w:r>
+        <w:br/>
+      </w:r>
+      <w:r>
+        <w:rPr>
+          <w:color w:val="808080"/>
+          <w:sz w:val="24"/>
+          <w:szCs w:val="24"/>
+        </w:rPr>
+        <w:t>Code without limits and deploy without worry.</w:t>
+      </w:r>
+      <w:r>
+        <w:br/>
+      </w:r>
+      <w:r>
+        <w:br/>
+      </w:r>
+      <w:r>
+        <w:br/>
+      </w:r>
+      <w:r>
+        <w:rPr>
+          <w:color w:val="808080"/>
+          <w:sz w:val="24"/>
+          <w:szCs w:val="24"/>
+        </w:rPr>
+        <w:t xml:space="preserve">Upsun helps developers launch faster and more reliably by removing the complexities of cloud infrastructure management. Platform.sh simplifies collaboration, streamlines deployments, and provides resources to guarantee performance and compliance. </w:t>
+      </w:r>
+      <w:r>
+        <w:br/>
+      </w:r>
+      <w:r>
+        <w:br/>
+      </w:r>
+      <w:r>
+        <w:br/>
+      </w:r>
+      <w:r>
+        <w:br/>
+      </w:r>
+      <w:r>
+        <w:br/>
+      </w:r>
+      <w:r>
+        <w:rPr>
+          <w:color w:val="808080"/>
+          <w:sz w:val="24"/>
+          <w:szCs w:val="24"/>
+        </w:rPr>
+        <w:t>Upsun supports a wide array of runtimes, including Node.js, Python, Ruby, PHP, Go, Rust, and Java, and offers fully managed services such as PostgreSQL, MariaDB, Redis, MongoDB, and Elasticsearch, both with out-of-the-box optimizations and automated updates.</w:t>
+      </w:r>
+      <w:r>
+        <w:br/>
+      </w:r>
+      <w:r>
+        <w:br/>
+      </w:r>
+      <w:r>
+        <w:br/>
+      </w:r>
+      <w:r>
+        <w:br/>
+      </w:r>
+      <w:r>
+        <w:br/>
+      </w:r>
+      <w:r>
+        <w:rPr>
+          <w:color w:val="808080"/>
+          <w:sz w:val="24"/>
+          <w:szCs w:val="24"/>
+        </w:rPr>
+        <w:t>Its git-based workflows and full-stack cloning feature allows teams to replicate entire environments-including code, data, and services- for testing and iteration without disrupting production. Whether you're developing new applications or optimizing existing ones, Upsun offers a reliable, scalable solution for all your cloud needs.</w:t>
+      </w:r>
+      <w:r>
+        <w:br/>
+      </w:r>
+      <w:r>
+        <w:br/>
+      </w:r>
+      <w:r>
+        <w:br/>
+      </w:r>
+      <w:r>
+        <w:br/>
+      </w:r>
+      <w:r>
+        <w:br/>
+      </w:r>
+      <w:r>
+        <w:rPr>
+          <w:color w:val="808080"/>
+          <w:sz w:val="24"/>
+          <w:szCs w:val="24"/>
+        </w:rPr>
+        <w:t>For organizations transitioning to the cloud or modernizing legacy applications, Upsun provides the flexibility to do so with minimal effort. This is why we are the trusted partner to enterprises and agencies worldwide.</w:t>
+      </w:r>
+      <w:r>
+        <w:br/>
+      </w:r>
+      <w:r>
+        <w:br/>
+      </w:r>
+      <w:r>
+        <w:br/>
       </w:r>
       <w:r>
         <w:br/>
@@ -34926,7 +34926,7 @@
       </w:r>
       <w:hyperlink r:id="rId482">
         <w:r>
-          <w:t>https://cloud.ibm.com/docs/vmware-service?topic=vmware-service-getting-started</w:t>
+          <w:t>https://upsun.com/blog/code-documentation/</w:t>
         </w:r>
       </w:hyperlink>
       <w:r>
@@ -34987,21 +34987,21 @@
           <w:sz w:val="28"/>
           <w:szCs w:val="28"/>
         </w:rPr>
-        <w:t xml:space="preserve">     VCF as a Service - Usage Meter</w:t>
-      </w:r>
-      <w:r>
-        <w:br/>
-      </w:r>
-      <w:r>
-        <w:br/>
-      </w:r>
-      <w:r>
-        <w:rPr>
-          <w:color w:val="808080"/>
-          <w:sz w:val="24"/>
-          <w:szCs w:val="24"/>
-        </w:rPr>
-        <w:t>VMware Usage Meter</w:t>
+        <w:t xml:space="preserve">     VCF as a Service - Cloud Director Site</w:t>
+      </w:r>
+      <w:r>
+        <w:br/>
+      </w:r>
+      <w:r>
+        <w:br/>
+      </w:r>
+      <w:r>
+        <w:rPr>
+          <w:color w:val="808080"/>
+          <w:sz w:val="24"/>
+          <w:szCs w:val="24"/>
+        </w:rPr>
+        <w:t>Deploy a comprehensive portfolio of automated and on-demand services for VMware workloads to the cloud, faster than ever before.</w:t>
       </w:r>
       <w:r>
         <w:br/>
@@ -35077,21 +35077,21 @@
           <w:sz w:val="28"/>
           <w:szCs w:val="28"/>
         </w:rPr>
-        <w:t xml:space="preserve">     VCF as a Service - Virtual Data Center</w:t>
-      </w:r>
-      <w:r>
-        <w:br/>
-      </w:r>
-      <w:r>
-        <w:br/>
-      </w:r>
-      <w:r>
-        <w:rPr>
-          <w:color w:val="808080"/>
-          <w:sz w:val="24"/>
-          <w:szCs w:val="24"/>
-        </w:rPr>
-        <w:t>Deploy a comprehensive portfolio of automated and on-demand services for VMware workloads to the cloud, faster than ever before.</w:t>
+        <w:t xml:space="preserve">     VCF as a Service - Usage Meter</w:t>
+      </w:r>
+      <w:r>
+        <w:br/>
+      </w:r>
+      <w:r>
+        <w:br/>
+      </w:r>
+      <w:r>
+        <w:rPr>
+          <w:color w:val="808080"/>
+          <w:sz w:val="24"/>
+          <w:szCs w:val="24"/>
+        </w:rPr>
+        <w:t>VMware Usage Meter</w:t>
       </w:r>
       <w:r>
         <w:br/>
@@ -35167,21 +35167,21 @@
           <w:sz w:val="28"/>
           <w:szCs w:val="28"/>
         </w:rPr>
-        <w:t xml:space="preserve">     Veeam</w:t>
-      </w:r>
-      <w:r>
-        <w:br/>
-      </w:r>
-      <w:r>
-        <w:br/>
-      </w:r>
-      <w:r>
-        <w:rPr>
-          <w:color w:val="808080"/>
-          <w:sz w:val="24"/>
-          <w:szCs w:val="24"/>
-        </w:rPr>
-        <w:t>Enable the Always-On Enterprise by providing data centers with high-speed recovery and data loss avoidance.</w:t>
+        <w:t xml:space="preserve">     VCF as a Service - Virtual Data Center</w:t>
+      </w:r>
+      <w:r>
+        <w:br/>
+      </w:r>
+      <w:r>
+        <w:br/>
+      </w:r>
+      <w:r>
+        <w:rPr>
+          <w:color w:val="808080"/>
+          <w:sz w:val="24"/>
+          <w:szCs w:val="24"/>
+        </w:rPr>
+        <w:t>Deploy a comprehensive portfolio of automated and on-demand services for VMware workloads to the cloud, faster than ever before.</w:t>
       </w:r>
       <w:r>
         <w:br/>
@@ -35196,7 +35196,7 @@
       </w:r>
       <w:hyperlink r:id="rId488">
         <w:r>
-          <w:t>https://cloud.ibm.com/services/vmwaresolutions/services/veeam_considerations.html</w:t>
+          <w:t>https://cloud.ibm.com/docs/vmware-service?topic=vmware-service-getting-started</w:t>
         </w:r>
       </w:hyperlink>
       <w:r>
@@ -35257,122 +35257,21 @@
           <w:sz w:val="28"/>
           <w:szCs w:val="28"/>
         </w:rPr>
-        <w:t xml:space="preserve">     Veridion</w:t>
-      </w:r>
-      <w:r>
-        <w:br/>
-      </w:r>
-      <w:r>
-        <w:br/>
-      </w:r>
-      <w:r>
-        <w:rPr>
-          <w:color w:val="808080"/>
-          <w:sz w:val="24"/>
-          <w:szCs w:val="24"/>
-        </w:rPr>
-        <w:t>Veridion Company Data enables natural language Q&amp;A over company profiles in watsonx Orchestrate.</w:t>
-      </w:r>
-      <w:r>
-        <w:br/>
-      </w:r>
-      <w:r>
-        <w:br/>
-      </w:r>
-      <w:r>
-        <w:br/>
-      </w:r>
-      <w:r>
-        <w:br/>
-      </w:r>
-      <w:r>
-        <w:br/>
-      </w:r>
-      <w:r>
-        <w:rPr>
-          <w:color w:val="808080"/>
-          <w:sz w:val="24"/>
-          <w:szCs w:val="24"/>
-        </w:rPr>
-        <w:t>Ask questions about any company, and the agent retrieves structured company data from Veridion to produce a clear, actionable answer.</w:t>
-      </w:r>
-      <w:r>
-        <w:br/>
-      </w:r>
-      <w:r>
-        <w:br/>
-      </w:r>
-      <w:r>
-        <w:br/>
-      </w:r>
-      <w:r>
-        <w:br/>
-      </w:r>
-      <w:r>
-        <w:br/>
-      </w:r>
-      <w:r>
-        <w:rPr>
-          <w:color w:val="808080"/>
-          <w:sz w:val="24"/>
-          <w:szCs w:val="24"/>
-        </w:rPr>
-        <w:t>Behind the scenes, the agent uses an IBM tool integration to call Veridion’s Match &amp; Enrich API directly.</w:t>
-      </w:r>
-      <w:r>
-        <w:br/>
-      </w:r>
-      <w:r>
-        <w:br/>
-      </w:r>
-      <w:r>
-        <w:br/>
-      </w:r>
-      <w:r>
-        <w:br/>
-      </w:r>
-      <w:r>
-        <w:br/>
-      </w:r>
-      <w:r>
-        <w:rPr>
-          <w:color w:val="808080"/>
-          <w:sz w:val="24"/>
-          <w:szCs w:val="24"/>
-        </w:rPr>
-        <w:t>It resolves the correct company entity from inputs like company name, website, and country, then retrieves enriched firmographic and profile data.</w:t>
-      </w:r>
-      <w:r>
-        <w:br/>
-      </w:r>
-      <w:r>
-        <w:br/>
-      </w:r>
-      <w:r>
-        <w:br/>
-      </w:r>
-      <w:r>
-        <w:br/>
-      </w:r>
-      <w:r>
-        <w:br/>
-      </w:r>
-      <w:r>
-        <w:rPr>
-          <w:color w:val="808080"/>
-          <w:sz w:val="24"/>
-          <w:szCs w:val="24"/>
-        </w:rPr>
-        <w:t>The agent uses this enriched data to answer the user’s questions.</w:t>
-      </w:r>
-      <w:r>
-        <w:br/>
-      </w:r>
-      <w:r>
-        <w:br/>
-      </w:r>
-      <w:r>
-        <w:br/>
+        <w:t xml:space="preserve">     Veeam</w:t>
+      </w:r>
+      <w:r>
+        <w:br/>
+      </w:r>
+      <w:r>
+        <w:br/>
+      </w:r>
+      <w:r>
+        <w:rPr>
+          <w:color w:val="808080"/>
+          <w:sz w:val="24"/>
+          <w:szCs w:val="24"/>
+        </w:rPr>
+        <w:t>Enable the Always-On Enterprise by providing data centers with high-speed recovery and data loss avoidance.</w:t>
       </w:r>
       <w:r>
         <w:br/>
@@ -35387,7 +35286,7 @@
       </w:r>
       <w:hyperlink r:id="rId490">
         <w:r>
-          <w:t>https://veridion.com/wp-content/uploads/2026/03/Documentation-Veridion-IBM-Agent.pdf</w:t>
+          <w:t>https://cloud.ibm.com/services/vmwaresolutions/services/veeam_considerations.html</w:t>
         </w:r>
       </w:hyperlink>
       <w:r>
@@ -35448,21 +35347,122 @@
           <w:sz w:val="28"/>
           <w:szCs w:val="28"/>
         </w:rPr>
-        <w:t xml:space="preserve">     Verify</w:t>
-      </w:r>
-      <w:r>
-        <w:br/>
-      </w:r>
-      <w:r>
-        <w:br/>
-      </w:r>
-      <w:r>
-        <w:rPr>
-          <w:color w:val="808080"/>
-          <w:sz w:val="24"/>
-          <w:szCs w:val="24"/>
-        </w:rPr>
-        <w:t>IBM Verify provides Single Sign-On (SSO), multi-factor authentication (MFA), identity governance, and identity lifecycle controls for internal (workforce) and external (consumer) user types.</w:t>
+        <w:t xml:space="preserve">     Veridion</w:t>
+      </w:r>
+      <w:r>
+        <w:br/>
+      </w:r>
+      <w:r>
+        <w:br/>
+      </w:r>
+      <w:r>
+        <w:rPr>
+          <w:color w:val="808080"/>
+          <w:sz w:val="24"/>
+          <w:szCs w:val="24"/>
+        </w:rPr>
+        <w:t>Veridion Company Data enables natural language Q&amp;A over company profiles in watsonx Orchestrate.</w:t>
+      </w:r>
+      <w:r>
+        <w:br/>
+      </w:r>
+      <w:r>
+        <w:br/>
+      </w:r>
+      <w:r>
+        <w:br/>
+      </w:r>
+      <w:r>
+        <w:br/>
+      </w:r>
+      <w:r>
+        <w:br/>
+      </w:r>
+      <w:r>
+        <w:rPr>
+          <w:color w:val="808080"/>
+          <w:sz w:val="24"/>
+          <w:szCs w:val="24"/>
+        </w:rPr>
+        <w:t>Ask questions about any company, and the agent retrieves structured company data from Veridion to produce a clear, actionable answer.</w:t>
+      </w:r>
+      <w:r>
+        <w:br/>
+      </w:r>
+      <w:r>
+        <w:br/>
+      </w:r>
+      <w:r>
+        <w:br/>
+      </w:r>
+      <w:r>
+        <w:br/>
+      </w:r>
+      <w:r>
+        <w:br/>
+      </w:r>
+      <w:r>
+        <w:rPr>
+          <w:color w:val="808080"/>
+          <w:sz w:val="24"/>
+          <w:szCs w:val="24"/>
+        </w:rPr>
+        <w:t>Behind the scenes, the agent uses an IBM tool integration to call Veridion’s Match &amp; Enrich API directly.</w:t>
+      </w:r>
+      <w:r>
+        <w:br/>
+      </w:r>
+      <w:r>
+        <w:br/>
+      </w:r>
+      <w:r>
+        <w:br/>
+      </w:r>
+      <w:r>
+        <w:br/>
+      </w:r>
+      <w:r>
+        <w:br/>
+      </w:r>
+      <w:r>
+        <w:rPr>
+          <w:color w:val="808080"/>
+          <w:sz w:val="24"/>
+          <w:szCs w:val="24"/>
+        </w:rPr>
+        <w:t>It resolves the correct company entity from inputs like company name, website, and country, then retrieves enriched firmographic and profile data.</w:t>
+      </w:r>
+      <w:r>
+        <w:br/>
+      </w:r>
+      <w:r>
+        <w:br/>
+      </w:r>
+      <w:r>
+        <w:br/>
+      </w:r>
+      <w:r>
+        <w:br/>
+      </w:r>
+      <w:r>
+        <w:br/>
+      </w:r>
+      <w:r>
+        <w:rPr>
+          <w:color w:val="808080"/>
+          <w:sz w:val="24"/>
+          <w:szCs w:val="24"/>
+        </w:rPr>
+        <w:t>The agent uses this enriched data to answer the user’s questions.</w:t>
+      </w:r>
+      <w:r>
+        <w:br/>
+      </w:r>
+      <w:r>
+        <w:br/>
+      </w:r>
+      <w:r>
+        <w:br/>
       </w:r>
       <w:r>
         <w:br/>
@@ -35477,7 +35477,7 @@
       </w:r>
       <w:hyperlink r:id="rId492">
         <w:r>
-          <w:t>https://docs.verify.ibm.com/verify</w:t>
+          <w:t>https://veridion.com/wp-content/uploads/2026/03/Documentation-Veridion-IBM-Agent.pdf</w:t>
         </w:r>
       </w:hyperlink>
       <w:r>
@@ -35538,21 +35538,21 @@
           <w:sz w:val="28"/>
           <w:szCs w:val="28"/>
         </w:rPr>
-        <w:t xml:space="preserve">     Virtual Machine for Power Virtual Server</w:t>
-      </w:r>
-      <w:r>
-        <w:br/>
-      </w:r>
-      <w:r>
-        <w:br/>
-      </w:r>
-      <w:r>
-        <w:rPr>
-          <w:color w:val="808080"/>
-          <w:sz w:val="24"/>
-          <w:szCs w:val="24"/>
-        </w:rPr>
-        <w:t>Power Systems Virtual Server projects deliver flexible compute capacity for Power Systems workloads. Integrated with the IBM Cloud platform for on-demand provisioning, this offering provides a secure and scalable server virtualization environment built upon the advanced RAS features and leading performance of the Power Systems™ platform.</w:t>
+        <w:t xml:space="preserve">     Verify</w:t>
+      </w:r>
+      <w:r>
+        <w:br/>
+      </w:r>
+      <w:r>
+        <w:br/>
+      </w:r>
+      <w:r>
+        <w:rPr>
+          <w:color w:val="808080"/>
+          <w:sz w:val="24"/>
+          <w:szCs w:val="24"/>
+        </w:rPr>
+        <w:t>IBM Verify provides Single Sign-On (SSO), multi-factor authentication (MFA), identity governance, and identity lifecycle controls for internal (workforce) and external (consumer) user types.</w:t>
       </w:r>
       <w:r>
         <w:br/>
@@ -35567,7 +35567,7 @@
       </w:r>
       <w:hyperlink r:id="rId494">
         <w:r>
-          <w:t>https://cloud.ibm.com/docs/infrastructure/power-iaas?topic=power-iaas-getting-started</w:t>
+          <w:t>https://docs.verify.ibm.com/verify</w:t>
         </w:r>
       </w:hyperlink>
       <w:r>
@@ -35628,21 +35628,21 @@
           <w:sz w:val="28"/>
           <w:szCs w:val="28"/>
         </w:rPr>
-        <w:t xml:space="preserve">     Virtual Network Interface</w:t>
-      </w:r>
-      <w:r>
-        <w:br/>
-      </w:r>
-      <w:r>
-        <w:br/>
-      </w:r>
-      <w:r>
-        <w:rPr>
-          <w:color w:val="808080"/>
-          <w:sz w:val="24"/>
-          <w:szCs w:val="24"/>
-        </w:rPr>
-        <w:t>Virtual Network Interfaces provide a way to configure network IPs with security groups and they provide a consistent network binding handle for various resources.</w:t>
+        <w:t xml:space="preserve">     Virtual Machine for Power Virtual Server</w:t>
+      </w:r>
+      <w:r>
+        <w:br/>
+      </w:r>
+      <w:r>
+        <w:br/>
+      </w:r>
+      <w:r>
+        <w:rPr>
+          <w:color w:val="808080"/>
+          <w:sz w:val="24"/>
+          <w:szCs w:val="24"/>
+        </w:rPr>
+        <w:t>Power Systems Virtual Server projects deliver flexible compute capacity for Power Systems workloads. Integrated with the IBM Cloud platform for on-demand provisioning, this offering provides a secure and scalable server virtualization environment built upon the advanced RAS features and leading performance of the Power Systems™ platform.</w:t>
       </w:r>
       <w:r>
         <w:br/>
@@ -35657,7 +35657,7 @@
       </w:r>
       <w:hyperlink r:id="rId496">
         <w:r>
-          <w:t>https://test.cloud.ibm.com/docs/vpc?topic=vpc-getting-started</w:t>
+          <w:t>https://cloud.ibm.com/docs/infrastructure/power-iaas?topic=power-iaas-getting-started</w:t>
         </w:r>
       </w:hyperlink>
       <w:r>
@@ -35718,68 +35718,21 @@
           <w:sz w:val="28"/>
           <w:szCs w:val="28"/>
         </w:rPr>
-        <w:t xml:space="preserve">     Virtual Persistent Memory Volume for Power Virtual Server</w:t>
-      </w:r>
-      <w:r>
-        <w:br/>
-      </w:r>
-      <w:r>
-        <w:br/>
-      </w:r>
-      <w:r>
-        <w:rPr>
-          <w:color w:val="808080"/>
-          <w:sz w:val="24"/>
-          <w:szCs w:val="24"/>
-        </w:rPr>
-        <w:t xml:space="preserve">Power Systems Virtual Server projects deliver flexible compute capacity </w:t>
-      </w:r>
-      <w:r>
-        <w:br/>
-      </w:r>
-      <w:r>
-        <w:rPr>
-          <w:color w:val="808080"/>
-          <w:sz w:val="24"/>
-          <w:szCs w:val="24"/>
-        </w:rPr>
-        <w:t xml:space="preserve">for Power Systems workloads. Integrated with the IBM Cloud platform for </w:t>
-      </w:r>
-      <w:r>
-        <w:br/>
-      </w:r>
-      <w:r>
-        <w:rPr>
-          <w:color w:val="808080"/>
-          <w:sz w:val="24"/>
-          <w:szCs w:val="24"/>
-        </w:rPr>
-        <w:t xml:space="preserve">on-demand provisioning, this offering provides a secure and scalable </w:t>
-      </w:r>
-      <w:r>
-        <w:br/>
-      </w:r>
-      <w:r>
-        <w:rPr>
-          <w:color w:val="808080"/>
-          <w:sz w:val="24"/>
-          <w:szCs w:val="24"/>
-        </w:rPr>
-        <w:t xml:space="preserve">server virtualization environment built upon the advanced RAS features </w:t>
-      </w:r>
-      <w:r>
-        <w:br/>
-      </w:r>
-      <w:r>
-        <w:rPr>
-          <w:color w:val="808080"/>
-          <w:sz w:val="24"/>
-          <w:szCs w:val="24"/>
-        </w:rPr>
-        <w:t>and leading performance of the Power Systems™ platform.</w:t>
-      </w:r>
-      <w:r>
-        <w:br/>
+        <w:t xml:space="preserve">     Virtual Network Interface</w:t>
+      </w:r>
+      <w:r>
+        <w:br/>
+      </w:r>
+      <w:r>
+        <w:br/>
+      </w:r>
+      <w:r>
+        <w:rPr>
+          <w:color w:val="808080"/>
+          <w:sz w:val="24"/>
+          <w:szCs w:val="24"/>
+        </w:rPr>
+        <w:t>Virtual Network Interfaces provide a way to configure network IPs with security groups and they provide a consistent network binding handle for various resources.</w:t>
       </w:r>
       <w:r>
         <w:br/>
@@ -35794,7 +35747,7 @@
       </w:r>
       <w:hyperlink r:id="rId498">
         <w:r>
-          <w:t>https://test.cloud.ibm.com/docs/infrastructure/power-iaas?topic=power-iaas-getting-started</w:t>
+          <w:t>https://test.cloud.ibm.com/docs/vpc?topic=vpc-getting-started</w:t>
         </w:r>
       </w:hyperlink>
       <w:r>
@@ -35855,21 +35808,68 @@
           <w:sz w:val="28"/>
           <w:szCs w:val="28"/>
         </w:rPr>
-        <w:t xml:space="preserve">     Virtual Private Cloud</w:t>
-      </w:r>
-      <w:r>
-        <w:br/>
-      </w:r>
-      <w:r>
-        <w:br/>
-      </w:r>
-      <w:r>
-        <w:rPr>
-          <w:color w:val="808080"/>
-          <w:sz w:val="24"/>
-          <w:szCs w:val="24"/>
-        </w:rPr>
-        <w:t>Create a fully customizable, software-defined virtual network with superior isolation. IBM Cloud Virtual Private Cloud provides custom network topologies, flexible subnet sizes, and enhanced security.</w:t>
+        <w:t xml:space="preserve">     Virtual Persistent Memory Volume for Power Virtual Server</w:t>
+      </w:r>
+      <w:r>
+        <w:br/>
+      </w:r>
+      <w:r>
+        <w:br/>
+      </w:r>
+      <w:r>
+        <w:rPr>
+          <w:color w:val="808080"/>
+          <w:sz w:val="24"/>
+          <w:szCs w:val="24"/>
+        </w:rPr>
+        <w:t xml:space="preserve">Power Systems Virtual Server projects deliver flexible compute capacity </w:t>
+      </w:r>
+      <w:r>
+        <w:br/>
+      </w:r>
+      <w:r>
+        <w:rPr>
+          <w:color w:val="808080"/>
+          <w:sz w:val="24"/>
+          <w:szCs w:val="24"/>
+        </w:rPr>
+        <w:t xml:space="preserve">for Power Systems workloads. Integrated with the IBM Cloud platform for </w:t>
+      </w:r>
+      <w:r>
+        <w:br/>
+      </w:r>
+      <w:r>
+        <w:rPr>
+          <w:color w:val="808080"/>
+          <w:sz w:val="24"/>
+          <w:szCs w:val="24"/>
+        </w:rPr>
+        <w:t xml:space="preserve">on-demand provisioning, this offering provides a secure and scalable </w:t>
+      </w:r>
+      <w:r>
+        <w:br/>
+      </w:r>
+      <w:r>
+        <w:rPr>
+          <w:color w:val="808080"/>
+          <w:sz w:val="24"/>
+          <w:szCs w:val="24"/>
+        </w:rPr>
+        <w:t xml:space="preserve">server virtualization environment built upon the advanced RAS features </w:t>
+      </w:r>
+      <w:r>
+        <w:br/>
+      </w:r>
+      <w:r>
+        <w:rPr>
+          <w:color w:val="808080"/>
+          <w:sz w:val="24"/>
+          <w:szCs w:val="24"/>
+        </w:rPr>
+        <w:t>and leading performance of the Power Systems™ platform.</w:t>
+      </w:r>
+      <w:r>
+        <w:br/>
       </w:r>
       <w:r>
         <w:br/>
@@ -35884,7 +35884,7 @@
       </w:r>
       <w:hyperlink r:id="rId500">
         <w:r>
-          <w:t>https://cloud.ibm.com/docs/vpc/getting-started.html</w:t>
+          <w:t>https://test.cloud.ibm.com/docs/infrastructure/power-iaas?topic=power-iaas-getting-started</w:t>
         </w:r>
       </w:hyperlink>
       <w:r>
@@ -35945,21 +35945,21 @@
           <w:sz w:val="28"/>
           <w:szCs w:val="28"/>
         </w:rPr>
-        <w:t xml:space="preserve">     Virtual Private Endpoint for VPC</w:t>
-      </w:r>
-      <w:r>
-        <w:br/>
-      </w:r>
-      <w:r>
-        <w:br/>
-      </w:r>
-      <w:r>
-        <w:rPr>
-          <w:color w:val="808080"/>
-          <w:sz w:val="24"/>
-          <w:szCs w:val="24"/>
-        </w:rPr>
-        <w:t>Connectivity to IaaS and PaaS services on the IBM Cloud private backbone utilizing client assigned IP addresses native to the VPC. Integrated with IBM Cloud Platform services like Identity and Access Management (IAM), Resource Groups, and the Usage Dashboard, you can manage your Endpoint Gateways and Virtual Private Endpoint IPs in the same place as the rest of your IBM Cloud services. With the ability to map VPC IP addresses, it provides a seamless connectivity experience and a greater level of control of the network domain.</w:t>
+        <w:t xml:space="preserve">     Virtual Private Cloud</w:t>
+      </w:r>
+      <w:r>
+        <w:br/>
+      </w:r>
+      <w:r>
+        <w:br/>
+      </w:r>
+      <w:r>
+        <w:rPr>
+          <w:color w:val="808080"/>
+          <w:sz w:val="24"/>
+          <w:szCs w:val="24"/>
+        </w:rPr>
+        <w:t>Create a fully customizable, software-defined virtual network with superior isolation. IBM Cloud Virtual Private Cloud provides custom network topologies, flexible subnet sizes, and enhanced security.</w:t>
       </w:r>
       <w:r>
         <w:br/>
@@ -35974,7 +35974,7 @@
       </w:r>
       <w:hyperlink r:id="rId502">
         <w:r>
-          <w:t>https://cloud.ibm.com/docs/vpc?topic=vpc-about-vpe</w:t>
+          <w:t>https://cloud.ibm.com/docs/vpc/getting-started.html</w:t>
         </w:r>
       </w:hyperlink>
       <w:r>
@@ -36035,21 +36035,21 @@
           <w:sz w:val="28"/>
           <w:szCs w:val="28"/>
         </w:rPr>
-        <w:t xml:space="preserve">     Virtual Router Appliance</w:t>
-      </w:r>
-      <w:r>
-        <w:br/>
-      </w:r>
-      <w:r>
-        <w:br/>
-      </w:r>
-      <w:r>
-        <w:rPr>
-          <w:color w:val="808080"/>
-          <w:sz w:val="24"/>
-          <w:szCs w:val="24"/>
-        </w:rPr>
-        <w:t>Protect your cloud infrastructure and optimize its performance with a gateway appliance.</w:t>
+        <w:t xml:space="preserve">     Virtual Private Endpoint for VPC</w:t>
+      </w:r>
+      <w:r>
+        <w:br/>
+      </w:r>
+      <w:r>
+        <w:br/>
+      </w:r>
+      <w:r>
+        <w:rPr>
+          <w:color w:val="808080"/>
+          <w:sz w:val="24"/>
+          <w:szCs w:val="24"/>
+        </w:rPr>
+        <w:t>Connectivity to IaaS and PaaS services on the IBM Cloud private backbone utilizing client assigned IP addresses native to the VPC. Integrated with IBM Cloud Platform services like Identity and Access Management (IAM), Resource Groups, and the Usage Dashboard, you can manage your Endpoint Gateways and Virtual Private Endpoint IPs in the same place as the rest of your IBM Cloud services. With the ability to map VPC IP addresses, it provides a seamless connectivity experience and a greater level of control of the network domain.</w:t>
       </w:r>
       <w:r>
         <w:br/>
@@ -36064,7 +36064,7 @@
       </w:r>
       <w:hyperlink r:id="rId504">
         <w:r>
-          <w:t>https://cloud.ibm.com/docs/virtual-router-appliance?topic=virtual-router-appliance-getting-started-vra</w:t>
+          <w:t>https://cloud.ibm.com/docs/vpc?topic=vpc-about-vpe</w:t>
         </w:r>
       </w:hyperlink>
       <w:r>
@@ -36125,21 +36125,21 @@
           <w:sz w:val="28"/>
           <w:szCs w:val="28"/>
         </w:rPr>
-        <w:t xml:space="preserve">     Virtual Server for Classic</w:t>
-      </w:r>
-      <w:r>
-        <w:br/>
-      </w:r>
-      <w:r>
-        <w:br/>
-      </w:r>
-      <w:r>
-        <w:rPr>
-          <w:color w:val="808080"/>
-          <w:sz w:val="24"/>
-          <w:szCs w:val="24"/>
-        </w:rPr>
-        <w:t>We offer virtual servers worldwide with up to 64 vCPU and 512 GB RAM to fit any workload need. Select hourly postpaid billing for flexibility or monthly prepaid for a discount on full monthly usage.</w:t>
+        <w:t xml:space="preserve">     Virtual Router Appliance</w:t>
+      </w:r>
+      <w:r>
+        <w:br/>
+      </w:r>
+      <w:r>
+        <w:br/>
+      </w:r>
+      <w:r>
+        <w:rPr>
+          <w:color w:val="808080"/>
+          <w:sz w:val="24"/>
+          <w:szCs w:val="24"/>
+        </w:rPr>
+        <w:t>Protect your cloud infrastructure and optimize its performance with a gateway appliance.</w:t>
       </w:r>
       <w:r>
         <w:br/>
@@ -36154,7 +36154,7 @@
       </w:r>
       <w:hyperlink r:id="rId506">
         <w:r>
-          <w:t>https://cloud.ibm.com/docs/vsi</w:t>
+          <w:t>https://cloud.ibm.com/docs/virtual-router-appliance?topic=virtual-router-appliance-getting-started-vra</w:t>
         </w:r>
       </w:hyperlink>
       <w:r>
@@ -36215,35 +36215,21 @@
           <w:sz w:val="28"/>
           <w:szCs w:val="28"/>
         </w:rPr>
-        <w:t xml:space="preserve">     Virtual Server for VPC</w:t>
-      </w:r>
-      <w:r>
-        <w:br/>
-      </w:r>
-      <w:r>
-        <w:br/>
-      </w:r>
-      <w:r>
-        <w:rPr>
-          <w:color w:val="808080"/>
-          <w:sz w:val="24"/>
-          <w:szCs w:val="24"/>
-        </w:rPr>
-        <w:t>In your own private space in the IBM Cloud, IBM Cloud VPC combines the security of a private cloud with the scalability of a public cloud. Use Virtual Private Cloud to isolate and provision network segments on the IBM Cloud, where you can deploy and manage compute resources, storage and networking cloud resources.</w:t>
-      </w:r>
-      <w:r>
-        <w:br/>
-      </w:r>
-      <w:r>
-        <w:br/>
-      </w:r>
-      <w:r>
-        <w:rPr>
-          <w:color w:val="808080"/>
-          <w:sz w:val="24"/>
-          <w:szCs w:val="24"/>
-        </w:rPr>
-        <w:t>With Virtual Server for VPC, you can quickly provision instances with high network performance. When you provision an instance, you select a profile that matches the amount of memory and compute power that you need for the application that you plan to run on the instance. Instances are available on the x86 and s390x architectures. After you provision an instance, you control and manage those infrastructure resources.</w:t>
+        <w:t xml:space="preserve">     Virtual Server for Classic</w:t>
+      </w:r>
+      <w:r>
+        <w:br/>
+      </w:r>
+      <w:r>
+        <w:br/>
+      </w:r>
+      <w:r>
+        <w:rPr>
+          <w:color w:val="808080"/>
+          <w:sz w:val="24"/>
+          <w:szCs w:val="24"/>
+        </w:rPr>
+        <w:t>We offer virtual servers worldwide with up to 64 vCPU and 512 GB RAM to fit any workload need. Select hourly postpaid billing for flexibility or monthly prepaid for a discount on full monthly usage.</w:t>
       </w:r>
       <w:r>
         <w:br/>
@@ -36258,7 +36244,7 @@
       </w:r>
       <w:hyperlink r:id="rId508">
         <w:r>
-          <w:t>https://cloud.ibm.com/docs/vpc?topic=vpc-creating-virtual-servers</w:t>
+          <w:t>https://cloud.ibm.com/docs/vsi</w:t>
         </w:r>
       </w:hyperlink>
       <w:r>
@@ -36319,21 +36305,35 @@
           <w:sz w:val="28"/>
           <w:szCs w:val="28"/>
         </w:rPr>
-        <w:t xml:space="preserve">     VLAN</w:t>
-      </w:r>
-      <w:r>
-        <w:br/>
-      </w:r>
-      <w:r>
-        <w:br/>
-      </w:r>
-      <w:r>
-        <w:rPr>
-          <w:color w:val="808080"/>
-          <w:sz w:val="24"/>
-          <w:szCs w:val="24"/>
-        </w:rPr>
-        <w:t>A Virtual Local Area Network (VLAN) is a network construct that makes it possible to create broadcast domains at the OSI Model layer-2 level. IBM Cloud uses VLANs to isolate broadcast traffic, to provide packet identification, and to let multiple workloads coexist on the same physical equipment. Depending on your situation, you may never need to interact with VLANs directly, because they are managed automatically. Optionally, you can order additional VLANs based on your unique network isolation requirements.</w:t>
+        <w:t xml:space="preserve">     Virtual Server for VPC</w:t>
+      </w:r>
+      <w:r>
+        <w:br/>
+      </w:r>
+      <w:r>
+        <w:br/>
+      </w:r>
+      <w:r>
+        <w:rPr>
+          <w:color w:val="808080"/>
+          <w:sz w:val="24"/>
+          <w:szCs w:val="24"/>
+        </w:rPr>
+        <w:t>In your own private space in the IBM Cloud, IBM Cloud VPC combines the security of a private cloud with the scalability of a public cloud. Use Virtual Private Cloud to isolate and provision network segments on the IBM Cloud, where you can deploy and manage compute resources, storage and networking cloud resources.</w:t>
+      </w:r>
+      <w:r>
+        <w:br/>
+      </w:r>
+      <w:r>
+        <w:br/>
+      </w:r>
+      <w:r>
+        <w:rPr>
+          <w:color w:val="808080"/>
+          <w:sz w:val="24"/>
+          <w:szCs w:val="24"/>
+        </w:rPr>
+        <w:t>With Virtual Server for VPC, you can quickly provision instances with high network performance. When you provision an instance, you select a profile that matches the amount of memory and compute power that you need for the application that you plan to run on the instance. Instances are available on the x86 and s390x architectures. After you provision an instance, you control and manage those infrastructure resources.</w:t>
       </w:r>
       <w:r>
         <w:br/>
@@ -36348,7 +36348,7 @@
       </w:r>
       <w:hyperlink r:id="rId510">
         <w:r>
-          <w:t>https://cloud.ibm.com/docs</w:t>
+          <w:t>https://cloud.ibm.com/docs/vpc?topic=vpc-creating-virtual-servers</w:t>
         </w:r>
       </w:hyperlink>
       <w:r>
@@ -36409,63 +36409,21 @@
           <w:sz w:val="28"/>
           <w:szCs w:val="28"/>
         </w:rPr>
-        <w:t xml:space="preserve">     VMware Cloud Migration Services</w:t>
-      </w:r>
-      <w:r>
-        <w:br/>
-      </w:r>
-      <w:r>
-        <w:br/>
-      </w:r>
-      <w:r>
-        <w:rPr>
-          <w:color w:val="808080"/>
-          <w:sz w:val="24"/>
-          <w:szCs w:val="24"/>
-        </w:rPr>
-        <w:t>This selection of services targets VMware customers seeking to modernize and embrace various IBM cloud options as either a production or disaster recovery target site.</w:t>
-      </w:r>
-      <w:r>
-        <w:br/>
-      </w:r>
-      <w:r>
-        <w:br/>
-      </w:r>
-      <w:r>
-        <w:rPr>
-          <w:color w:val="808080"/>
-          <w:sz w:val="24"/>
-          <w:szCs w:val="24"/>
-        </w:rPr>
-        <w:t>While PrimaryIO offers SaaS products in support of the Cloud Journey targeting data resiliency, this collection is comprised of advisory services and optionally the man-power to accomplish these modernizing, mobility-enhancing, cloud-embracing projects.</w:t>
-      </w:r>
-      <w:r>
-        <w:br/>
-      </w:r>
-      <w:r>
-        <w:br/>
-      </w:r>
-      <w:r>
-        <w:rPr>
-          <w:color w:val="808080"/>
-          <w:sz w:val="24"/>
-          <w:szCs w:val="24"/>
-        </w:rPr>
-        <w:t>The services are designed to create an easy to consume, yet bespoke, tailored project.  Each project is fully detailed with project plan, associated cost and transparency to the project status with focus on rapid achievement of critical path objectives.</w:t>
-      </w:r>
-      <w:r>
-        <w:br/>
-      </w:r>
-      <w:r>
-        <w:br/>
-      </w:r>
-      <w:r>
-        <w:rPr>
-          <w:color w:val="808080"/>
-          <w:sz w:val="24"/>
-          <w:szCs w:val="24"/>
-        </w:rPr>
-        <w:t>All projects, irrespective of category and customization, require a current state assessment coupled with a solid understanding of the customer goal and associated target environment.  Once well-comprehended, an accurate statement of work and associated price quote is generated in support of the project.  At such time, the project can be procured through the listed catalog option.</w:t>
+        <w:t xml:space="preserve">     VLAN</w:t>
+      </w:r>
+      <w:r>
+        <w:br/>
+      </w:r>
+      <w:r>
+        <w:br/>
+      </w:r>
+      <w:r>
+        <w:rPr>
+          <w:color w:val="808080"/>
+          <w:sz w:val="24"/>
+          <w:szCs w:val="24"/>
+        </w:rPr>
+        <w:t>A Virtual Local Area Network (VLAN) is a network construct that makes it possible to create broadcast domains at the OSI Model layer-2 level. IBM Cloud uses VLANs to isolate broadcast traffic, to provide packet identification, and to let multiple workloads coexist on the same physical equipment. Depending on your situation, you may never need to interact with VLANs directly, because they are managed automatically. Optionally, you can order additional VLANs based on your unique network isolation requirements.</w:t>
       </w:r>
       <w:r>
         <w:br/>
@@ -36480,7 +36438,7 @@
       </w:r>
       <w:hyperlink r:id="rId512">
         <w:r>
-          <w:t>https://hdm.primaryio.com/lp/vmwaas</w:t>
+          <w:t>https://cloud.ibm.com/docs</w:t>
         </w:r>
       </w:hyperlink>
       <w:r>
@@ -36541,21 +36499,63 @@
           <w:sz w:val="28"/>
           <w:szCs w:val="28"/>
         </w:rPr>
-        <w:t xml:space="preserve">     VMware Solutions</w:t>
-      </w:r>
-      <w:r>
-        <w:br/>
-      </w:r>
-      <w:r>
-        <w:br/>
-      </w:r>
-      <w:r>
-        <w:rPr>
-          <w:color w:val="808080"/>
-          <w:sz w:val="24"/>
-          <w:szCs w:val="24"/>
-        </w:rPr>
-        <w:t>Deploy a comprehensive portfolio of automated and on-demand services for VMware workloads to the cloud, faster than ever before.</w:t>
+        <w:t xml:space="preserve">     VMware Cloud Migration Services</w:t>
+      </w:r>
+      <w:r>
+        <w:br/>
+      </w:r>
+      <w:r>
+        <w:br/>
+      </w:r>
+      <w:r>
+        <w:rPr>
+          <w:color w:val="808080"/>
+          <w:sz w:val="24"/>
+          <w:szCs w:val="24"/>
+        </w:rPr>
+        <w:t>This selection of services targets VMware customers seeking to modernize and embrace various IBM cloud options as either a production or disaster recovery target site.</w:t>
+      </w:r>
+      <w:r>
+        <w:br/>
+      </w:r>
+      <w:r>
+        <w:br/>
+      </w:r>
+      <w:r>
+        <w:rPr>
+          <w:color w:val="808080"/>
+          <w:sz w:val="24"/>
+          <w:szCs w:val="24"/>
+        </w:rPr>
+        <w:t>While PrimaryIO offers SaaS products in support of the Cloud Journey targeting data resiliency, this collection is comprised of advisory services and optionally the man-power to accomplish these modernizing, mobility-enhancing, cloud-embracing projects.</w:t>
+      </w:r>
+      <w:r>
+        <w:br/>
+      </w:r>
+      <w:r>
+        <w:br/>
+      </w:r>
+      <w:r>
+        <w:rPr>
+          <w:color w:val="808080"/>
+          <w:sz w:val="24"/>
+          <w:szCs w:val="24"/>
+        </w:rPr>
+        <w:t>The services are designed to create an easy to consume, yet bespoke, tailored project.  Each project is fully detailed with project plan, associated cost and transparency to the project status with focus on rapid achievement of critical path objectives.</w:t>
+      </w:r>
+      <w:r>
+        <w:br/>
+      </w:r>
+      <w:r>
+        <w:br/>
+      </w:r>
+      <w:r>
+        <w:rPr>
+          <w:color w:val="808080"/>
+          <w:sz w:val="24"/>
+          <w:szCs w:val="24"/>
+        </w:rPr>
+        <w:t>All projects, irrespective of category and customization, require a current state assessment coupled with a solid understanding of the customer goal and associated target environment.  Once well-comprehended, an accurate statement of work and associated price quote is generated in support of the project.  At such time, the project can be procured through the listed catalog option.</w:t>
       </w:r>
       <w:r>
         <w:br/>
@@ -36570,7 +36570,7 @@
       </w:r>
       <w:hyperlink r:id="rId514">
         <w:r>
-          <w:t>https://cloud.ibm.com/docs/vmware-service?topic=vmware-service-getting-started</w:t>
+          <w:t>https://hdm.primaryio.com/lp/vmwaas</w:t>
         </w:r>
       </w:hyperlink>
       <w:r>
@@ -36631,21 +36631,21 @@
           <w:sz w:val="28"/>
           <w:szCs w:val="28"/>
         </w:rPr>
-        <w:t xml:space="preserve">     VMware vCenter Server</w:t>
-      </w:r>
-      <w:r>
-        <w:br/>
-      </w:r>
-      <w:r>
-        <w:br/>
-      </w:r>
-      <w:r>
-        <w:rPr>
-          <w:color w:val="808080"/>
-          <w:sz w:val="24"/>
-          <w:szCs w:val="24"/>
-        </w:rPr>
-        <w:t>Standardized software-defined data center (SDDC) solution that combines IBM Cloud Bare Metal Servers with VMware vSphere, NSX, and optional vSAN for a seamless hybrid cloud experience.</w:t>
+        <w:t xml:space="preserve">     VMware Solutions</w:t>
+      </w:r>
+      <w:r>
+        <w:br/>
+      </w:r>
+      <w:r>
+        <w:br/>
+      </w:r>
+      <w:r>
+        <w:rPr>
+          <w:color w:val="808080"/>
+          <w:sz w:val="24"/>
+          <w:szCs w:val="24"/>
+        </w:rPr>
+        <w:t>Deploy a comprehensive portfolio of automated and on-demand services for VMware workloads to the cloud, faster than ever before.</w:t>
       </w:r>
       <w:r>
         <w:br/>
@@ -36660,7 +36660,7 @@
       </w:r>
       <w:hyperlink r:id="rId516">
         <w:r>
-          <w:t>https://cloud.ibm.com/services/vmwaresolutions/vcenter/vc_vcenterserveroverview.html</w:t>
+          <w:t>https://cloud.ibm.com/docs/vmware-service?topic=vmware-service-getting-started</w:t>
         </w:r>
       </w:hyperlink>
       <w:r>
@@ -36721,21 +36721,21 @@
           <w:sz w:val="28"/>
           <w:szCs w:val="28"/>
         </w:rPr>
-        <w:t xml:space="preserve">     VMware vSphere</w:t>
-      </w:r>
-      <w:r>
-        <w:br/>
-      </w:r>
-      <w:r>
-        <w:br/>
-      </w:r>
-      <w:r>
-        <w:rPr>
-          <w:color w:val="808080"/>
-          <w:sz w:val="24"/>
-          <w:szCs w:val="24"/>
-        </w:rPr>
-        <w:t>Customizable virtualization service that combines VMware-compatible bare metal servers, hardware components, and licenses, to build your own IBM-hosted VMware environment.</w:t>
+        <w:t xml:space="preserve">     VMware vCenter Server</w:t>
+      </w:r>
+      <w:r>
+        <w:br/>
+      </w:r>
+      <w:r>
+        <w:br/>
+      </w:r>
+      <w:r>
+        <w:rPr>
+          <w:color w:val="808080"/>
+          <w:sz w:val="24"/>
+          <w:szCs w:val="24"/>
+        </w:rPr>
+        <w:t>Standardized software-defined data center (SDDC) solution that combines IBM Cloud Bare Metal Servers with VMware vSphere, NSX, and optional vSAN for a seamless hybrid cloud experience.</w:t>
       </w:r>
       <w:r>
         <w:br/>
@@ -36750,7 +36750,7 @@
       </w:r>
       <w:hyperlink r:id="rId518">
         <w:r>
-          <w:t>https://cloud.ibm.com/services/vmwaresolutions/vsphere/vs_vsphereclusteroverview.html</w:t>
+          <w:t>https://cloud.ibm.com/services/vmwaresolutions/vcenter/vc_vcenterserveroverview.html</w:t>
         </w:r>
       </w:hyperlink>
       <w:r>
@@ -36811,21 +36811,21 @@
           <w:sz w:val="28"/>
           <w:szCs w:val="28"/>
         </w:rPr>
-        <w:t xml:space="preserve">     Volume for Power Virtual Server</w:t>
-      </w:r>
-      <w:r>
-        <w:br/>
-      </w:r>
-      <w:r>
-        <w:br/>
-      </w:r>
-      <w:r>
-        <w:rPr>
-          <w:color w:val="808080"/>
-          <w:sz w:val="24"/>
-          <w:szCs w:val="24"/>
-        </w:rPr>
-        <w:t>Power Systems Virtual Server projects deliver flexible compute capacity for Power Systems workloads. Integrated with the IBM Cloud platform for on-demand provisioning, this offering provides a secure and scalable server virtualization environment built upon the advanced RAS features and leading performance of the Power Systems™ platform.</w:t>
+        <w:t xml:space="preserve">     VMware vSphere</w:t>
+      </w:r>
+      <w:r>
+        <w:br/>
+      </w:r>
+      <w:r>
+        <w:br/>
+      </w:r>
+      <w:r>
+        <w:rPr>
+          <w:color w:val="808080"/>
+          <w:sz w:val="24"/>
+          <w:szCs w:val="24"/>
+        </w:rPr>
+        <w:t>Customizable virtualization service that combines VMware-compatible bare metal servers, hardware components, and licenses, to build your own IBM-hosted VMware environment.</w:t>
       </w:r>
       <w:r>
         <w:br/>
@@ -36840,7 +36840,7 @@
       </w:r>
       <w:hyperlink r:id="rId520">
         <w:r>
-          <w:t>https://cloud.ibm.com/docs/infrastructure/power-iaas?topic=power-iaas-getting-started</w:t>
+          <w:t>https://cloud.ibm.com/services/vmwaresolutions/vsphere/vs_vsphereclusteroverview.html</w:t>
         </w:r>
       </w:hyperlink>
       <w:r>
@@ -36901,234 +36901,21 @@
           <w:sz w:val="28"/>
           <w:szCs w:val="28"/>
         </w:rPr>
-        <w:t xml:space="preserve">     VPC COaaS (VPC Cost Optimization as a Service)</w:t>
-      </w:r>
-      <w:r>
-        <w:br/>
-      </w:r>
-      <w:r>
-        <w:br/>
-      </w:r>
-      <w:r>
-        <w:rPr>
-          <w:color w:val="808080"/>
-          <w:sz w:val="24"/>
-          <w:szCs w:val="24"/>
-        </w:rPr>
-        <w:t>This is a fully-managed cloud-based service designed to help IBM Cloud users manage their cloud costs.</w:t>
-      </w:r>
-      <w:r>
-        <w:br/>
-      </w:r>
-      <w:r>
-        <w:br/>
-      </w:r>
-      <w:r>
-        <w:rPr>
-          <w:color w:val="808080"/>
-          <w:sz w:val="24"/>
-          <w:szCs w:val="24"/>
-        </w:rPr>
-        <w:t>Wanclouds COaaS provides IBM users with the tools and insights needed to optimize their cloud costs and services. With Wanclouds COaaS, users can track their cloud costs, identify potential cost savings opportunities, and develop customized strategies to reduce their overall cloud spending. The service also helps users identify areas of potential waste and inefficiency, and provides guidance on how to best manage their cloud costs. Additionally, Wanclouds COaaS can provide users with detailed reports and analytics to help them understand their cloud costs and make more informed decisions.</w:t>
-      </w:r>
-      <w:r>
-        <w:br/>
-      </w:r>
-      <w:r>
-        <w:br/>
-      </w:r>
-      <w:r>
-        <w:rPr>
-          <w:color w:val="808080"/>
-          <w:sz w:val="24"/>
-          <w:szCs w:val="24"/>
-        </w:rPr>
-        <w:t>Resource Coverage:</w:t>
-      </w:r>
-      <w:r>
-        <w:br/>
-      </w:r>
-      <w:r>
-        <w:rPr>
-          <w:color w:val="808080"/>
-          <w:sz w:val="24"/>
-          <w:szCs w:val="24"/>
-        </w:rPr>
-        <w:t>- Idle Resources</w:t>
-      </w:r>
-      <w:r>
-        <w:br/>
-      </w:r>
-      <w:r>
-        <w:rPr>
-          <w:color w:val="808080"/>
-          <w:sz w:val="24"/>
-          <w:szCs w:val="24"/>
-        </w:rPr>
-        <w:t>- Volumes</w:t>
-      </w:r>
-      <w:r>
-        <w:br/>
-      </w:r>
-      <w:r>
-        <w:rPr>
-          <w:color w:val="808080"/>
-          <w:sz w:val="24"/>
-          <w:szCs w:val="24"/>
-        </w:rPr>
-        <w:t>- Floating IPs</w:t>
-      </w:r>
-      <w:r>
-        <w:br/>
-      </w:r>
-      <w:r>
-        <w:rPr>
-          <w:color w:val="808080"/>
-          <w:sz w:val="24"/>
-          <w:szCs w:val="24"/>
-        </w:rPr>
-        <w:t>- Public Gateways</w:t>
-      </w:r>
-      <w:r>
-        <w:br/>
-      </w:r>
-      <w:r>
-        <w:rPr>
-          <w:color w:val="808080"/>
-          <w:sz w:val="24"/>
-          <w:szCs w:val="24"/>
-        </w:rPr>
-        <w:t>- Dedicated Hosts</w:t>
-      </w:r>
-      <w:r>
-        <w:br/>
-      </w:r>
-      <w:r>
-        <w:rPr>
-          <w:color w:val="808080"/>
-          <w:sz w:val="24"/>
-          <w:szCs w:val="24"/>
-        </w:rPr>
-        <w:t>- Virtual Server Instances</w:t>
-      </w:r>
-      <w:r>
-        <w:br/>
-      </w:r>
-      <w:r>
-        <w:rPr>
-          <w:color w:val="808080"/>
-          <w:sz w:val="24"/>
-          <w:szCs w:val="24"/>
-        </w:rPr>
-        <w:t>- Images</w:t>
-      </w:r>
-      <w:r>
-        <w:br/>
-      </w:r>
-      <w:r>
-        <w:rPr>
-          <w:color w:val="808080"/>
-          <w:sz w:val="24"/>
-          <w:szCs w:val="24"/>
-        </w:rPr>
-        <w:t>- Snapshots</w:t>
-      </w:r>
-      <w:r>
-        <w:br/>
-      </w:r>
-      <w:r>
-        <w:br/>
-      </w:r>
-      <w:r>
-        <w:rPr>
-          <w:color w:val="808080"/>
-          <w:sz w:val="24"/>
-          <w:szCs w:val="24"/>
-        </w:rPr>
-        <w:t>Benefits</w:t>
-      </w:r>
-      <w:r>
-        <w:br/>
-      </w:r>
-      <w:r>
-        <w:rPr>
-          <w:color w:val="808080"/>
-          <w:sz w:val="24"/>
-          <w:szCs w:val="24"/>
-        </w:rPr>
-        <w:t>- Tracking cloud costs</w:t>
-      </w:r>
-      <w:r>
-        <w:br/>
-      </w:r>
-      <w:r>
-        <w:rPr>
-          <w:color w:val="808080"/>
-          <w:sz w:val="24"/>
-          <w:szCs w:val="24"/>
-        </w:rPr>
-        <w:t>- Identification of potential cost savings</w:t>
-      </w:r>
-      <w:r>
-        <w:br/>
-      </w:r>
-      <w:r>
-        <w:rPr>
-          <w:color w:val="808080"/>
-          <w:sz w:val="24"/>
-          <w:szCs w:val="24"/>
-        </w:rPr>
-        <w:t>- Strategies to reduce their overall cloud spending, this Service can provide users with detailed reports and analytics to help them understand their cloud costs.</w:t>
-      </w:r>
-      <w:r>
-        <w:br/>
-      </w:r>
-      <w:r>
-        <w:rPr>
-          <w:color w:val="808080"/>
-          <w:sz w:val="24"/>
-          <w:szCs w:val="24"/>
-        </w:rPr>
-        <w:t>- Identify areas of potential waste and inefficiency, and provide guidance on how to best manage their cloud costs.</w:t>
-      </w:r>
-      <w:r>
-        <w:br/>
-      </w:r>
-      <w:r>
-        <w:br/>
-      </w:r>
-      <w:r>
-        <w:rPr>
-          <w:color w:val="808080"/>
-          <w:sz w:val="24"/>
-          <w:szCs w:val="24"/>
-        </w:rPr>
-        <w:t>Learn more: https://www.wanclouds.net/coaas</w:t>
-      </w:r>
-      <w:r>
-        <w:br/>
-      </w:r>
-      <w:r>
-        <w:br/>
-      </w:r>
-      <w:r>
-        <w:rPr>
-          <w:color w:val="808080"/>
-          <w:sz w:val="24"/>
-          <w:szCs w:val="24"/>
-        </w:rPr>
-        <w:t>For any help, please go to https://support.wanclouds.net or email us at support@wanclouds.net</w:t>
-      </w:r>
-      <w:r>
-        <w:br/>
-      </w:r>
-      <w:r>
-        <w:rPr>
-          <w:color w:val="808080"/>
-          <w:sz w:val="24"/>
-          <w:szCs w:val="24"/>
-        </w:rPr>
-        <w:t>For sales related queries, please contact usat sales@wanclouds.net</w:t>
+        <w:t xml:space="preserve">     Volume for Power Virtual Server</w:t>
+      </w:r>
+      <w:r>
+        <w:br/>
+      </w:r>
+      <w:r>
+        <w:br/>
+      </w:r>
+      <w:r>
+        <w:rPr>
+          <w:color w:val="808080"/>
+          <w:sz w:val="24"/>
+          <w:szCs w:val="24"/>
+        </w:rPr>
+        <w:t>Power Systems Virtual Server projects deliver flexible compute capacity for Power Systems workloads. Integrated with the IBM Cloud platform for on-demand provisioning, this offering provides a secure and scalable server virtualization environment built upon the advanced RAS features and leading performance of the Power Systems™ platform.</w:t>
       </w:r>
       <w:r>
         <w:br/>
@@ -37143,7 +36930,7 @@
       </w:r>
       <w:hyperlink r:id="rId522">
         <w:r>
-          <w:t>https://docs.wanclouds.net/ibm</w:t>
+          <w:t>https://cloud.ibm.com/docs/infrastructure/power-iaas?topic=power-iaas-getting-started</w:t>
         </w:r>
       </w:hyperlink>
       <w:r>
@@ -37204,21 +36991,234 @@
           <w:sz w:val="28"/>
           <w:szCs w:val="28"/>
         </w:rPr>
-        <w:t xml:space="preserve">     VPC+ Cloud Migration</w:t>
-      </w:r>
-      <w:r>
-        <w:br/>
-      </w:r>
-      <w:r>
-        <w:br/>
-      </w:r>
-      <w:r>
-        <w:rPr>
-          <w:color w:val="808080"/>
-          <w:sz w:val="24"/>
-          <w:szCs w:val="24"/>
-        </w:rPr>
-        <w:t>VPC+ Cloud Migration is a third-party tool that helps facilitate easy migration of infrastructure components and applications. This tool automatically discovers your IBM Cloud classic infrastructure resources and components that can be migrated to IBM Cloud Virtual Private Cloud (VPC). You can choose the resources that you want to migrate and provision these resources in VPC. Once you are on IBM Cloud VPC, you have the opportunity to optimize, manage, and monitor your resources through the console.</w:t>
+        <w:t xml:space="preserve">     VPC COaaS (VPC Cost Optimization as a Service)</w:t>
+      </w:r>
+      <w:r>
+        <w:br/>
+      </w:r>
+      <w:r>
+        <w:br/>
+      </w:r>
+      <w:r>
+        <w:rPr>
+          <w:color w:val="808080"/>
+          <w:sz w:val="24"/>
+          <w:szCs w:val="24"/>
+        </w:rPr>
+        <w:t>This is a fully-managed cloud-based service designed to help IBM Cloud users manage their cloud costs.</w:t>
+      </w:r>
+      <w:r>
+        <w:br/>
+      </w:r>
+      <w:r>
+        <w:br/>
+      </w:r>
+      <w:r>
+        <w:rPr>
+          <w:color w:val="808080"/>
+          <w:sz w:val="24"/>
+          <w:szCs w:val="24"/>
+        </w:rPr>
+        <w:t>Wanclouds COaaS provides IBM users with the tools and insights needed to optimize their cloud costs and services. With Wanclouds COaaS, users can track their cloud costs, identify potential cost savings opportunities, and develop customized strategies to reduce their overall cloud spending. The service also helps users identify areas of potential waste and inefficiency, and provides guidance on how to best manage their cloud costs. Additionally, Wanclouds COaaS can provide users with detailed reports and analytics to help them understand their cloud costs and make more informed decisions.</w:t>
+      </w:r>
+      <w:r>
+        <w:br/>
+      </w:r>
+      <w:r>
+        <w:br/>
+      </w:r>
+      <w:r>
+        <w:rPr>
+          <w:color w:val="808080"/>
+          <w:sz w:val="24"/>
+          <w:szCs w:val="24"/>
+        </w:rPr>
+        <w:t>Resource Coverage:</w:t>
+      </w:r>
+      <w:r>
+        <w:br/>
+      </w:r>
+      <w:r>
+        <w:rPr>
+          <w:color w:val="808080"/>
+          <w:sz w:val="24"/>
+          <w:szCs w:val="24"/>
+        </w:rPr>
+        <w:t>- Idle Resources</w:t>
+      </w:r>
+      <w:r>
+        <w:br/>
+      </w:r>
+      <w:r>
+        <w:rPr>
+          <w:color w:val="808080"/>
+          <w:sz w:val="24"/>
+          <w:szCs w:val="24"/>
+        </w:rPr>
+        <w:t>- Volumes</w:t>
+      </w:r>
+      <w:r>
+        <w:br/>
+      </w:r>
+      <w:r>
+        <w:rPr>
+          <w:color w:val="808080"/>
+          <w:sz w:val="24"/>
+          <w:szCs w:val="24"/>
+        </w:rPr>
+        <w:t>- Floating IPs</w:t>
+      </w:r>
+      <w:r>
+        <w:br/>
+      </w:r>
+      <w:r>
+        <w:rPr>
+          <w:color w:val="808080"/>
+          <w:sz w:val="24"/>
+          <w:szCs w:val="24"/>
+        </w:rPr>
+        <w:t>- Public Gateways</w:t>
+      </w:r>
+      <w:r>
+        <w:br/>
+      </w:r>
+      <w:r>
+        <w:rPr>
+          <w:color w:val="808080"/>
+          <w:sz w:val="24"/>
+          <w:szCs w:val="24"/>
+        </w:rPr>
+        <w:t>- Dedicated Hosts</w:t>
+      </w:r>
+      <w:r>
+        <w:br/>
+      </w:r>
+      <w:r>
+        <w:rPr>
+          <w:color w:val="808080"/>
+          <w:sz w:val="24"/>
+          <w:szCs w:val="24"/>
+        </w:rPr>
+        <w:t>- Virtual Server Instances</w:t>
+      </w:r>
+      <w:r>
+        <w:br/>
+      </w:r>
+      <w:r>
+        <w:rPr>
+          <w:color w:val="808080"/>
+          <w:sz w:val="24"/>
+          <w:szCs w:val="24"/>
+        </w:rPr>
+        <w:t>- Images</w:t>
+      </w:r>
+      <w:r>
+        <w:br/>
+      </w:r>
+      <w:r>
+        <w:rPr>
+          <w:color w:val="808080"/>
+          <w:sz w:val="24"/>
+          <w:szCs w:val="24"/>
+        </w:rPr>
+        <w:t>- Snapshots</w:t>
+      </w:r>
+      <w:r>
+        <w:br/>
+      </w:r>
+      <w:r>
+        <w:br/>
+      </w:r>
+      <w:r>
+        <w:rPr>
+          <w:color w:val="808080"/>
+          <w:sz w:val="24"/>
+          <w:szCs w:val="24"/>
+        </w:rPr>
+        <w:t>Benefits</w:t>
+      </w:r>
+      <w:r>
+        <w:br/>
+      </w:r>
+      <w:r>
+        <w:rPr>
+          <w:color w:val="808080"/>
+          <w:sz w:val="24"/>
+          <w:szCs w:val="24"/>
+        </w:rPr>
+        <w:t>- Tracking cloud costs</w:t>
+      </w:r>
+      <w:r>
+        <w:br/>
+      </w:r>
+      <w:r>
+        <w:rPr>
+          <w:color w:val="808080"/>
+          <w:sz w:val="24"/>
+          <w:szCs w:val="24"/>
+        </w:rPr>
+        <w:t>- Identification of potential cost savings</w:t>
+      </w:r>
+      <w:r>
+        <w:br/>
+      </w:r>
+      <w:r>
+        <w:rPr>
+          <w:color w:val="808080"/>
+          <w:sz w:val="24"/>
+          <w:szCs w:val="24"/>
+        </w:rPr>
+        <w:t>- Strategies to reduce their overall cloud spending, this Service can provide users with detailed reports and analytics to help them understand their cloud costs.</w:t>
+      </w:r>
+      <w:r>
+        <w:br/>
+      </w:r>
+      <w:r>
+        <w:rPr>
+          <w:color w:val="808080"/>
+          <w:sz w:val="24"/>
+          <w:szCs w:val="24"/>
+        </w:rPr>
+        <w:t>- Identify areas of potential waste and inefficiency, and provide guidance on how to best manage their cloud costs.</w:t>
+      </w:r>
+      <w:r>
+        <w:br/>
+      </w:r>
+      <w:r>
+        <w:br/>
+      </w:r>
+      <w:r>
+        <w:rPr>
+          <w:color w:val="808080"/>
+          <w:sz w:val="24"/>
+          <w:szCs w:val="24"/>
+        </w:rPr>
+        <w:t>Learn more: https://www.wanclouds.net/coaas</w:t>
+      </w:r>
+      <w:r>
+        <w:br/>
+      </w:r>
+      <w:r>
+        <w:br/>
+      </w:r>
+      <w:r>
+        <w:rPr>
+          <w:color w:val="808080"/>
+          <w:sz w:val="24"/>
+          <w:szCs w:val="24"/>
+        </w:rPr>
+        <w:t>For any help, please go to https://support.wanclouds.net or email us at support@wanclouds.net</w:t>
+      </w:r>
+      <w:r>
+        <w:br/>
+      </w:r>
+      <w:r>
+        <w:rPr>
+          <w:color w:val="808080"/>
+          <w:sz w:val="24"/>
+          <w:szCs w:val="24"/>
+        </w:rPr>
+        <w:t>For sales related queries, please contact usat sales@wanclouds.net</w:t>
       </w:r>
       <w:r>
         <w:br/>
@@ -37233,7 +37233,7 @@
       </w:r>
       <w:hyperlink r:id="rId524">
         <w:r>
-          <w:t>https://cloud.ibm.com/docs/wanclouds-vpc-plus/getting-started.html</w:t>
+          <w:t>https://docs.wanclouds.net/ibm</w:t>
         </w:r>
       </w:hyperlink>
       <w:r>
@@ -37294,371 +37294,21 @@
           <w:sz w:val="28"/>
           <w:szCs w:val="28"/>
         </w:rPr>
-        <w:t xml:space="preserve">     VPC+ DRaaS (VPC+ Disaster Recovery as a Service)</w:t>
-      </w:r>
-      <w:r>
-        <w:br/>
-      </w:r>
-      <w:r>
-        <w:br/>
-      </w:r>
-      <w:r>
-        <w:rPr>
-          <w:color w:val="808080"/>
-          <w:sz w:val="24"/>
-          <w:szCs w:val="24"/>
-        </w:rPr>
-        <w:t>Wanclouds offers multi-cloud Backup, Migrations, Disaster Recovery, and Cost Optimization as a Service. At the heart of our approach is our SaaS application called VPC+ enabling seamless and hassle-free backups, migrations, disaster recovery, and cost optimization.</w:t>
-      </w:r>
-      <w:r>
-        <w:br/>
-      </w:r>
-      <w:r>
-        <w:br/>
-      </w:r>
-      <w:r>
-        <w:rPr>
-          <w:color w:val="808080"/>
-          <w:sz w:val="24"/>
-          <w:szCs w:val="24"/>
-        </w:rPr>
-        <w:t>Add one or multiple public clouds accounts and create a comprehensive backup and DR setup for all of your IBM Cloud Resources across regions.</w:t>
-      </w:r>
-      <w:r>
-        <w:br/>
-      </w:r>
-      <w:r>
-        <w:br/>
-      </w:r>
-      <w:r>
-        <w:rPr>
-          <w:color w:val="808080"/>
-          <w:sz w:val="24"/>
-          <w:szCs w:val="24"/>
-        </w:rPr>
-        <w:t>Backup and Disaster Recovery as a Service</w:t>
-      </w:r>
-      <w:r>
-        <w:br/>
-      </w:r>
-      <w:r>
-        <w:rPr>
-          <w:color w:val="808080"/>
-          <w:sz w:val="24"/>
-          <w:szCs w:val="24"/>
-        </w:rPr>
-        <w:t>- Backup your exisitng IBM Cloud VPC resources and configurations</w:t>
-      </w:r>
-      <w:r>
-        <w:br/>
-      </w:r>
-      <w:r>
-        <w:rPr>
-          <w:color w:val="808080"/>
-          <w:sz w:val="24"/>
-          <w:szCs w:val="24"/>
-        </w:rPr>
-        <w:t>- Backup IBM IKS (Kubernetes Service), ROKS (Red Hat Openshift)</w:t>
-      </w:r>
-      <w:r>
-        <w:br/>
-      </w:r>
-      <w:r>
-        <w:rPr>
-          <w:color w:val="808080"/>
-          <w:sz w:val="24"/>
-          <w:szCs w:val="24"/>
-        </w:rPr>
-        <w:t>- Backup Virtual Machines (VSIs) and attached Data Volumes</w:t>
-      </w:r>
-      <w:r>
-        <w:br/>
-      </w:r>
-      <w:r>
-        <w:rPr>
-          <w:color w:val="808080"/>
-          <w:sz w:val="24"/>
-          <w:szCs w:val="24"/>
-        </w:rPr>
-        <w:t>- Backup Cloud Object Storage Buckets (COS Buckets)</w:t>
-      </w:r>
-      <w:r>
-        <w:br/>
-      </w:r>
-      <w:r>
-        <w:rPr>
-          <w:color w:val="808080"/>
-          <w:sz w:val="24"/>
-          <w:szCs w:val="24"/>
-        </w:rPr>
-        <w:t>- Backup on-prem Kubernetes or Red Hat OpenShift clusters to IBM Cloud</w:t>
-      </w:r>
-      <w:r>
-        <w:br/>
-      </w:r>
-      <w:r>
-        <w:rPr>
-          <w:color w:val="808080"/>
-          <w:sz w:val="24"/>
-          <w:szCs w:val="24"/>
-        </w:rPr>
-        <w:t>- Restore or replicate your infrastructure across regions</w:t>
-      </w:r>
-      <w:r>
-        <w:br/>
-      </w:r>
-      <w:r>
-        <w:rPr>
-          <w:color w:val="808080"/>
-          <w:sz w:val="24"/>
-          <w:szCs w:val="24"/>
-        </w:rPr>
-        <w:t>- Restore your Kubernetes or Red Hat OpenShift clusters on-demand</w:t>
-      </w:r>
-      <w:r>
-        <w:br/>
-      </w:r>
-      <w:r>
-        <w:rPr>
-          <w:color w:val="808080"/>
-          <w:sz w:val="24"/>
-          <w:szCs w:val="24"/>
-        </w:rPr>
-        <w:t>- Backup VMware VMs to IBM Cloud VPC</w:t>
-      </w:r>
-      <w:r>
-        <w:br/>
-      </w:r>
-      <w:r>
-        <w:br/>
-      </w:r>
-      <w:r>
-        <w:rPr>
-          <w:color w:val="808080"/>
-          <w:sz w:val="24"/>
-          <w:szCs w:val="24"/>
-        </w:rPr>
-        <w:t>Setup IBM Cloud as a DR site for On-Premise workoads</w:t>
-      </w:r>
-      <w:r>
-        <w:br/>
-      </w:r>
-      <w:r>
-        <w:br/>
-      </w:r>
-      <w:r>
-        <w:rPr>
-          <w:color w:val="808080"/>
-          <w:sz w:val="24"/>
-          <w:szCs w:val="24"/>
-        </w:rPr>
-        <w:t xml:space="preserve">- Setup IBM Cloud as a Warm DR site for critical workloads </w:t>
-      </w:r>
-      <w:r>
-        <w:br/>
-      </w:r>
-      <w:r>
-        <w:rPr>
-          <w:color w:val="808080"/>
-          <w:sz w:val="24"/>
-          <w:szCs w:val="24"/>
-        </w:rPr>
-        <w:t>- Leverage IBM Cloud as a Backup for your Windows, Linux, Kubernetes workloads and Data.</w:t>
-      </w:r>
-      <w:r>
-        <w:br/>
-      </w:r>
-      <w:r>
-        <w:br/>
-      </w:r>
-      <w:r>
-        <w:rPr>
-          <w:color w:val="808080"/>
-          <w:sz w:val="24"/>
-          <w:szCs w:val="24"/>
-        </w:rPr>
-        <w:t>Cloud-Native Migration and Application Mobility</w:t>
-      </w:r>
-      <w:r>
-        <w:br/>
-      </w:r>
-      <w:r>
-        <w:br/>
-      </w:r>
-      <w:r>
-        <w:rPr>
-          <w:color w:val="808080"/>
-          <w:sz w:val="24"/>
-          <w:szCs w:val="24"/>
-        </w:rPr>
-        <w:t>- Setup IBM Cloud as a DR site</w:t>
-      </w:r>
-      <w:r>
-        <w:br/>
-      </w:r>
-      <w:r>
-        <w:rPr>
-          <w:color w:val="808080"/>
-          <w:sz w:val="24"/>
-          <w:szCs w:val="24"/>
-        </w:rPr>
-        <w:t>- Discover and Migrate Kubernetes and OpenShift cluster to IBM Cloud</w:t>
-      </w:r>
-      <w:r>
-        <w:br/>
-      </w:r>
-      <w:r>
-        <w:rPr>
-          <w:color w:val="808080"/>
-          <w:sz w:val="24"/>
-          <w:szCs w:val="24"/>
-        </w:rPr>
-        <w:t>- Migrate your application across your Kubernetes clusters</w:t>
-      </w:r>
-      <w:r>
-        <w:br/>
-      </w:r>
-      <w:r>
-        <w:rPr>
-          <w:color w:val="808080"/>
-          <w:sz w:val="24"/>
-          <w:szCs w:val="24"/>
-        </w:rPr>
-        <w:t>- Migrate your on-prem Red Hat OpenShift Clusters to IBM ROKS</w:t>
-      </w:r>
-      <w:r>
-        <w:br/>
-      </w:r>
-      <w:r>
-        <w:rPr>
-          <w:color w:val="808080"/>
-          <w:sz w:val="24"/>
-          <w:szCs w:val="24"/>
-        </w:rPr>
-        <w:t>- Migration On-Premise clusters to IBM Cloud Satellite</w:t>
-      </w:r>
-      <w:r>
-        <w:br/>
-      </w:r>
-      <w:r>
-        <w:br/>
-      </w:r>
-      <w:r>
-        <w:br/>
-      </w:r>
-      <w:r>
-        <w:br/>
-      </w:r>
-      <w:r>
-        <w:rPr>
-          <w:color w:val="808080"/>
-          <w:sz w:val="24"/>
-          <w:szCs w:val="24"/>
-        </w:rPr>
-        <w:t>Additional Features (needs to be separately enabled)</w:t>
-      </w:r>
-      <w:r>
-        <w:br/>
-      </w:r>
-      <w:r>
-        <w:br/>
-      </w:r>
-      <w:r>
-        <w:rPr>
-          <w:color w:val="808080"/>
-          <w:sz w:val="24"/>
-          <w:szCs w:val="24"/>
-        </w:rPr>
-        <w:t>Cost Optimization as a Service</w:t>
-      </w:r>
-      <w:r>
-        <w:br/>
-      </w:r>
-      <w:r>
-        <w:rPr>
-          <w:color w:val="808080"/>
-          <w:sz w:val="24"/>
-          <w:szCs w:val="24"/>
-        </w:rPr>
-        <w:t>- Discover and track all of your resources across IBM Cloud</w:t>
-      </w:r>
-      <w:r>
-        <w:br/>
-      </w:r>
-      <w:r>
-        <w:rPr>
-          <w:color w:val="808080"/>
-          <w:sz w:val="24"/>
-          <w:szCs w:val="24"/>
-        </w:rPr>
-        <w:t>- Track all your Idle resources. Stop entire VPCs, or delete unused resources</w:t>
-      </w:r>
-      <w:r>
-        <w:br/>
-      </w:r>
-      <w:r>
-        <w:rPr>
-          <w:color w:val="808080"/>
-          <w:sz w:val="24"/>
-          <w:szCs w:val="24"/>
-        </w:rPr>
-        <w:t>- Rightsize your Compute based on your usage and optimise for cost</w:t>
-      </w:r>
-      <w:r>
-        <w:br/>
-      </w:r>
-      <w:r>
-        <w:rPr>
-          <w:color w:val="808080"/>
-          <w:sz w:val="24"/>
-          <w:szCs w:val="24"/>
-        </w:rPr>
-        <w:t>- Assign Purpose tags based on industry standards</w:t>
-      </w:r>
-      <w:r>
-        <w:br/>
-      </w:r>
-      <w:r>
-        <w:br/>
-      </w:r>
-      <w:r>
-        <w:br/>
-      </w:r>
-      <w:r>
-        <w:rPr>
-          <w:color w:val="808080"/>
-          <w:sz w:val="24"/>
-          <w:szCs w:val="24"/>
-        </w:rPr>
-        <w:t>It takes just a few minutes to get started - subscribe today or request a demo:</w:t>
-      </w:r>
-      <w:r>
-        <w:br/>
-      </w:r>
-      <w:r>
-        <w:br/>
-      </w:r>
-      <w:r>
-        <w:rPr>
-          <w:color w:val="808080"/>
-          <w:sz w:val="24"/>
-          <w:szCs w:val="24"/>
-        </w:rPr>
-        <w:t>Learn more: https://www.wanclouds.net/ibm</w:t>
-      </w:r>
-      <w:r>
-        <w:br/>
-      </w:r>
-      <w:r>
-        <w:br/>
-      </w:r>
-      <w:r>
-        <w:rPr>
-          <w:color w:val="808080"/>
-          <w:sz w:val="24"/>
-          <w:szCs w:val="24"/>
-        </w:rPr>
-        <w:t>For any help, please go to https://support.wanclouds.net or email us at support@wanclouds.net.</w:t>
+        <w:t xml:space="preserve">     VPC+ Cloud Migration</w:t>
+      </w:r>
+      <w:r>
+        <w:br/>
+      </w:r>
+      <w:r>
+        <w:br/>
+      </w:r>
+      <w:r>
+        <w:rPr>
+          <w:color w:val="808080"/>
+          <w:sz w:val="24"/>
+          <w:szCs w:val="24"/>
+        </w:rPr>
+        <w:t>VPC+ Cloud Migration is a third-party tool that helps facilitate easy migration of infrastructure components and applications. This tool automatically discovers your IBM Cloud classic infrastructure resources and components that can be migrated to IBM Cloud Virtual Private Cloud (VPC). You can choose the resources that you want to migrate and provision these resources in VPC. Once you are on IBM Cloud VPC, you have the opportunity to optimize, manage, and monitor your resources through the console.</w:t>
       </w:r>
       <w:r>
         <w:br/>
@@ -37673,7 +37323,7 @@
       </w:r>
       <w:hyperlink r:id="rId526">
         <w:r>
-          <w:t>https://docs.wanclouds.net/ibm/vpc-draas/</w:t>
+          <w:t>https://cloud.ibm.com/docs/wanclouds-vpc-plus/getting-started.html</w:t>
         </w:r>
       </w:hyperlink>
       <w:r>
@@ -37734,21 +37384,371 @@
           <w:sz w:val="28"/>
           <w:szCs w:val="28"/>
         </w:rPr>
-        <w:t xml:space="preserve">     VPN for VPC</w:t>
-      </w:r>
-      <w:r>
-        <w:br/>
-      </w:r>
-      <w:r>
-        <w:br/>
-      </w:r>
-      <w:r>
-        <w:rPr>
-          <w:color w:val="808080"/>
-          <w:sz w:val="24"/>
-          <w:szCs w:val="24"/>
-        </w:rPr>
-        <w:t>VPN for VPC provides a simple yet powerful solution for highly scalable and robust site-to-site VPN. This VPN service provides a mixture of industry standard security and encryption options as well as support for Pre-shared Key authentication. The service also provides the ability to quickly add and remove VPN connections with the option to use pre-defined configurations.</w:t>
+        <w:t xml:space="preserve">     VPC+ DRaaS (VPC+ Disaster Recovery as a Service)</w:t>
+      </w:r>
+      <w:r>
+        <w:br/>
+      </w:r>
+      <w:r>
+        <w:br/>
+      </w:r>
+      <w:r>
+        <w:rPr>
+          <w:color w:val="808080"/>
+          <w:sz w:val="24"/>
+          <w:szCs w:val="24"/>
+        </w:rPr>
+        <w:t>Wanclouds offers multi-cloud Backup, Migrations, Disaster Recovery, and Cost Optimization as a Service. At the heart of our approach is our SaaS application called VPC+ enabling seamless and hassle-free backups, migrations, disaster recovery, and cost optimization.</w:t>
+      </w:r>
+      <w:r>
+        <w:br/>
+      </w:r>
+      <w:r>
+        <w:br/>
+      </w:r>
+      <w:r>
+        <w:rPr>
+          <w:color w:val="808080"/>
+          <w:sz w:val="24"/>
+          <w:szCs w:val="24"/>
+        </w:rPr>
+        <w:t>Add one or multiple public clouds accounts and create a comprehensive backup and DR setup for all of your IBM Cloud Resources across regions.</w:t>
+      </w:r>
+      <w:r>
+        <w:br/>
+      </w:r>
+      <w:r>
+        <w:br/>
+      </w:r>
+      <w:r>
+        <w:rPr>
+          <w:color w:val="808080"/>
+          <w:sz w:val="24"/>
+          <w:szCs w:val="24"/>
+        </w:rPr>
+        <w:t>Backup and Disaster Recovery as a Service</w:t>
+      </w:r>
+      <w:r>
+        <w:br/>
+      </w:r>
+      <w:r>
+        <w:rPr>
+          <w:color w:val="808080"/>
+          <w:sz w:val="24"/>
+          <w:szCs w:val="24"/>
+        </w:rPr>
+        <w:t>- Backup your exisitng IBM Cloud VPC resources and configurations</w:t>
+      </w:r>
+      <w:r>
+        <w:br/>
+      </w:r>
+      <w:r>
+        <w:rPr>
+          <w:color w:val="808080"/>
+          <w:sz w:val="24"/>
+          <w:szCs w:val="24"/>
+        </w:rPr>
+        <w:t>- Backup IBM IKS (Kubernetes Service), ROKS (Red Hat Openshift)</w:t>
+      </w:r>
+      <w:r>
+        <w:br/>
+      </w:r>
+      <w:r>
+        <w:rPr>
+          <w:color w:val="808080"/>
+          <w:sz w:val="24"/>
+          <w:szCs w:val="24"/>
+        </w:rPr>
+        <w:t>- Backup Virtual Machines (VSIs) and attached Data Volumes</w:t>
+      </w:r>
+      <w:r>
+        <w:br/>
+      </w:r>
+      <w:r>
+        <w:rPr>
+          <w:color w:val="808080"/>
+          <w:sz w:val="24"/>
+          <w:szCs w:val="24"/>
+        </w:rPr>
+        <w:t>- Backup Cloud Object Storage Buckets (COS Buckets)</w:t>
+      </w:r>
+      <w:r>
+        <w:br/>
+      </w:r>
+      <w:r>
+        <w:rPr>
+          <w:color w:val="808080"/>
+          <w:sz w:val="24"/>
+          <w:szCs w:val="24"/>
+        </w:rPr>
+        <w:t>- Backup on-prem Kubernetes or Red Hat OpenShift clusters to IBM Cloud</w:t>
+      </w:r>
+      <w:r>
+        <w:br/>
+      </w:r>
+      <w:r>
+        <w:rPr>
+          <w:color w:val="808080"/>
+          <w:sz w:val="24"/>
+          <w:szCs w:val="24"/>
+        </w:rPr>
+        <w:t>- Restore or replicate your infrastructure across regions</w:t>
+      </w:r>
+      <w:r>
+        <w:br/>
+      </w:r>
+      <w:r>
+        <w:rPr>
+          <w:color w:val="808080"/>
+          <w:sz w:val="24"/>
+          <w:szCs w:val="24"/>
+        </w:rPr>
+        <w:t>- Restore your Kubernetes or Red Hat OpenShift clusters on-demand</w:t>
+      </w:r>
+      <w:r>
+        <w:br/>
+      </w:r>
+      <w:r>
+        <w:rPr>
+          <w:color w:val="808080"/>
+          <w:sz w:val="24"/>
+          <w:szCs w:val="24"/>
+        </w:rPr>
+        <w:t>- Backup VMware VMs to IBM Cloud VPC</w:t>
+      </w:r>
+      <w:r>
+        <w:br/>
+      </w:r>
+      <w:r>
+        <w:br/>
+      </w:r>
+      <w:r>
+        <w:rPr>
+          <w:color w:val="808080"/>
+          <w:sz w:val="24"/>
+          <w:szCs w:val="24"/>
+        </w:rPr>
+        <w:t>Setup IBM Cloud as a DR site for On-Premise workoads</w:t>
+      </w:r>
+      <w:r>
+        <w:br/>
+      </w:r>
+      <w:r>
+        <w:br/>
+      </w:r>
+      <w:r>
+        <w:rPr>
+          <w:color w:val="808080"/>
+          <w:sz w:val="24"/>
+          <w:szCs w:val="24"/>
+        </w:rPr>
+        <w:t xml:space="preserve">- Setup IBM Cloud as a Warm DR site for critical workloads </w:t>
+      </w:r>
+      <w:r>
+        <w:br/>
+      </w:r>
+      <w:r>
+        <w:rPr>
+          <w:color w:val="808080"/>
+          <w:sz w:val="24"/>
+          <w:szCs w:val="24"/>
+        </w:rPr>
+        <w:t>- Leverage IBM Cloud as a Backup for your Windows, Linux, Kubernetes workloads and Data.</w:t>
+      </w:r>
+      <w:r>
+        <w:br/>
+      </w:r>
+      <w:r>
+        <w:br/>
+      </w:r>
+      <w:r>
+        <w:rPr>
+          <w:color w:val="808080"/>
+          <w:sz w:val="24"/>
+          <w:szCs w:val="24"/>
+        </w:rPr>
+        <w:t>Cloud-Native Migration and Application Mobility</w:t>
+      </w:r>
+      <w:r>
+        <w:br/>
+      </w:r>
+      <w:r>
+        <w:br/>
+      </w:r>
+      <w:r>
+        <w:rPr>
+          <w:color w:val="808080"/>
+          <w:sz w:val="24"/>
+          <w:szCs w:val="24"/>
+        </w:rPr>
+        <w:t>- Setup IBM Cloud as a DR site</w:t>
+      </w:r>
+      <w:r>
+        <w:br/>
+      </w:r>
+      <w:r>
+        <w:rPr>
+          <w:color w:val="808080"/>
+          <w:sz w:val="24"/>
+          <w:szCs w:val="24"/>
+        </w:rPr>
+        <w:t>- Discover and Migrate Kubernetes and OpenShift cluster to IBM Cloud</w:t>
+      </w:r>
+      <w:r>
+        <w:br/>
+      </w:r>
+      <w:r>
+        <w:rPr>
+          <w:color w:val="808080"/>
+          <w:sz w:val="24"/>
+          <w:szCs w:val="24"/>
+        </w:rPr>
+        <w:t>- Migrate your application across your Kubernetes clusters</w:t>
+      </w:r>
+      <w:r>
+        <w:br/>
+      </w:r>
+      <w:r>
+        <w:rPr>
+          <w:color w:val="808080"/>
+          <w:sz w:val="24"/>
+          <w:szCs w:val="24"/>
+        </w:rPr>
+        <w:t>- Migrate your on-prem Red Hat OpenShift Clusters to IBM ROKS</w:t>
+      </w:r>
+      <w:r>
+        <w:br/>
+      </w:r>
+      <w:r>
+        <w:rPr>
+          <w:color w:val="808080"/>
+          <w:sz w:val="24"/>
+          <w:szCs w:val="24"/>
+        </w:rPr>
+        <w:t>- Migration On-Premise clusters to IBM Cloud Satellite</w:t>
+      </w:r>
+      <w:r>
+        <w:br/>
+      </w:r>
+      <w:r>
+        <w:br/>
+      </w:r>
+      <w:r>
+        <w:br/>
+      </w:r>
+      <w:r>
+        <w:br/>
+      </w:r>
+      <w:r>
+        <w:rPr>
+          <w:color w:val="808080"/>
+          <w:sz w:val="24"/>
+          <w:szCs w:val="24"/>
+        </w:rPr>
+        <w:t>Additional Features (needs to be separately enabled)</w:t>
+      </w:r>
+      <w:r>
+        <w:br/>
+      </w:r>
+      <w:r>
+        <w:br/>
+      </w:r>
+      <w:r>
+        <w:rPr>
+          <w:color w:val="808080"/>
+          <w:sz w:val="24"/>
+          <w:szCs w:val="24"/>
+        </w:rPr>
+        <w:t>Cost Optimization as a Service</w:t>
+      </w:r>
+      <w:r>
+        <w:br/>
+      </w:r>
+      <w:r>
+        <w:rPr>
+          <w:color w:val="808080"/>
+          <w:sz w:val="24"/>
+          <w:szCs w:val="24"/>
+        </w:rPr>
+        <w:t>- Discover and track all of your resources across IBM Cloud</w:t>
+      </w:r>
+      <w:r>
+        <w:br/>
+      </w:r>
+      <w:r>
+        <w:rPr>
+          <w:color w:val="808080"/>
+          <w:sz w:val="24"/>
+          <w:szCs w:val="24"/>
+        </w:rPr>
+        <w:t>- Track all your Idle resources. Stop entire VPCs, or delete unused resources</w:t>
+      </w:r>
+      <w:r>
+        <w:br/>
+      </w:r>
+      <w:r>
+        <w:rPr>
+          <w:color w:val="808080"/>
+          <w:sz w:val="24"/>
+          <w:szCs w:val="24"/>
+        </w:rPr>
+        <w:t>- Rightsize your Compute based on your usage and optimise for cost</w:t>
+      </w:r>
+      <w:r>
+        <w:br/>
+      </w:r>
+      <w:r>
+        <w:rPr>
+          <w:color w:val="808080"/>
+          <w:sz w:val="24"/>
+          <w:szCs w:val="24"/>
+        </w:rPr>
+        <w:t>- Assign Purpose tags based on industry standards</w:t>
+      </w:r>
+      <w:r>
+        <w:br/>
+      </w:r>
+      <w:r>
+        <w:br/>
+      </w:r>
+      <w:r>
+        <w:br/>
+      </w:r>
+      <w:r>
+        <w:rPr>
+          <w:color w:val="808080"/>
+          <w:sz w:val="24"/>
+          <w:szCs w:val="24"/>
+        </w:rPr>
+        <w:t>It takes just a few minutes to get started - subscribe today or request a demo:</w:t>
+      </w:r>
+      <w:r>
+        <w:br/>
+      </w:r>
+      <w:r>
+        <w:br/>
+      </w:r>
+      <w:r>
+        <w:rPr>
+          <w:color w:val="808080"/>
+          <w:sz w:val="24"/>
+          <w:szCs w:val="24"/>
+        </w:rPr>
+        <w:t>Learn more: https://www.wanclouds.net/ibm</w:t>
+      </w:r>
+      <w:r>
+        <w:br/>
+      </w:r>
+      <w:r>
+        <w:br/>
+      </w:r>
+      <w:r>
+        <w:rPr>
+          <w:color w:val="808080"/>
+          <w:sz w:val="24"/>
+          <w:szCs w:val="24"/>
+        </w:rPr>
+        <w:t>For any help, please go to https://support.wanclouds.net or email us at support@wanclouds.net.</w:t>
       </w:r>
       <w:r>
         <w:br/>
@@ -37763,7 +37763,7 @@
       </w:r>
       <w:hyperlink r:id="rId528">
         <w:r>
-          <w:t>https://test.cloud.ibm.com/docs/vpc?topic=vpc-using-vpn</w:t>
+          <w:t>https://docs.wanclouds.net/ibm/vpc-draas/</w:t>
         </w:r>
       </w:hyperlink>
       <w:r>
@@ -37824,21 +37824,21 @@
           <w:sz w:val="28"/>
           <w:szCs w:val="28"/>
         </w:rPr>
-        <w:t xml:space="preserve">     vRealize Operations and Log Insight</w:t>
-      </w:r>
-      <w:r>
-        <w:br/>
-      </w:r>
-      <w:r>
-        <w:br/>
-      </w:r>
-      <w:r>
-        <w:rPr>
-          <w:color w:val="808080"/>
-          <w:sz w:val="24"/>
-          <w:szCs w:val="24"/>
-        </w:rPr>
-        <w:t>Monitor and troubleshoot the performance, health, and capacity of your dedicated IBM-hosted VMware Software Defined Data Center (SDDC) stack, in a more efficient matter.</w:t>
+        <w:t xml:space="preserve">     VPN for VPC</w:t>
+      </w:r>
+      <w:r>
+        <w:br/>
+      </w:r>
+      <w:r>
+        <w:br/>
+      </w:r>
+      <w:r>
+        <w:rPr>
+          <w:color w:val="808080"/>
+          <w:sz w:val="24"/>
+          <w:szCs w:val="24"/>
+        </w:rPr>
+        <w:t>VPN for VPC provides a simple yet powerful solution for highly scalable and robust site-to-site VPN. This VPN service provides a mixture of industry standard security and encryption options as well as support for Pre-shared Key authentication. The service also provides the ability to quickly add and remove VPN connections with the option to use pre-defined configurations.</w:t>
       </w:r>
       <w:r>
         <w:br/>
@@ -37853,7 +37853,7 @@
       </w:r>
       <w:hyperlink r:id="rId530">
         <w:r>
-          <w:t>https://cloud.ibm.com/services/vmwaresolutions/services/f5_considerations.html</w:t>
+          <w:t>https://test.cloud.ibm.com/docs/vpc?topic=vpc-using-vpn</w:t>
         </w:r>
       </w:hyperlink>
       <w:r>
@@ -37914,750 +37914,21 @@
           <w:sz w:val="28"/>
           <w:szCs w:val="28"/>
         </w:rPr>
-        <w:t xml:space="preserve">     Wanclouds AI Assistant (WANDA) for Hybrid Infrastructure Management</w:t>
-      </w:r>
-      <w:r>
-        <w:br/>
-      </w:r>
-      <w:r>
-        <w:br/>
-      </w:r>
-      <w:r>
-        <w:rPr>
-          <w:color w:val="808080"/>
-          <w:sz w:val="24"/>
-          <w:szCs w:val="24"/>
-        </w:rPr>
-        <w:t>Wanclouds AI (WANDA) allows you to create one or multiple AI Assistants for Cloud and IT Infrastructure management. It covers multi-vendor infrastructure resources and workloads including servers (Linux, Windows),firewalls, network routers, switches, VMware, Kubernetes and more. The Solution covers devices deployed in the cloud (IBM Cloud, other cloud) as well as On-Premise and Edge or Remote Sites.You can add your cloud, on-premises, and edge devices into a single platform, creating a unified interface for your entire infrastructure.</w:t>
-      </w:r>
-      <w:r>
-        <w:br/>
-      </w:r>
-      <w:r>
-        <w:br/>
-      </w:r>
-      <w:r>
-        <w:br/>
-      </w:r>
-      <w:r>
-        <w:br/>
-      </w:r>
-      <w:r>
-        <w:br/>
-      </w:r>
-      <w:r>
-        <w:br/>
-      </w:r>
-      <w:r>
-        <w:br/>
-      </w:r>
-      <w:r>
-        <w:br/>
-      </w:r>
-      <w:r>
-        <w:rPr>
-          <w:color w:val="808080"/>
-          <w:sz w:val="24"/>
-          <w:szCs w:val="24"/>
-        </w:rPr>
-        <w:t>Think of it as your AI Expert Assistant(s) to help you watch your infrastructure 24x7, integrated with your existing monitoring, logging tools, devices, and fully aware of your policies and guidelines. It continuously monitors the health, logs, and metrics of your cloud and IT infrastructure. Proactively track configuration changes, software updates, and system behavior to ensure your environments run smoothly and cost-effectively.</w:t>
-      </w:r>
-      <w:r>
-        <w:br/>
-      </w:r>
-      <w:r>
-        <w:br/>
-      </w:r>
-      <w:r>
-        <w:br/>
-      </w:r>
-      <w:r>
-        <w:br/>
-      </w:r>
-      <w:r>
-        <w:br/>
-      </w:r>
-      <w:r>
-        <w:br/>
-      </w:r>
-      <w:r>
-        <w:br/>
-      </w:r>
-      <w:r>
-        <w:br/>
-      </w:r>
-      <w:r>
-        <w:rPr>
-          <w:color w:val="808080"/>
-          <w:sz w:val="24"/>
-          <w:szCs w:val="24"/>
-        </w:rPr>
-        <w:t>By combining monitoring, logs, troubleshooting, and intelligent querying, it helps IT teams dramatically reduce the time to diagnose and resolve issues, all while learning and adapting to your unique environment through its contextual memory capabilities. Moreover, you can run security and optimization assessments on-demand as well as query any aspect of your infrastructure.</w:t>
-      </w:r>
-      <w:r>
-        <w:br/>
-      </w:r>
-      <w:r>
-        <w:br/>
-      </w:r>
-      <w:r>
-        <w:br/>
-      </w:r>
-      <w:r>
-        <w:br/>
-      </w:r>
-      <w:r>
-        <w:br/>
-      </w:r>
-      <w:r>
-        <w:br/>
-      </w:r>
-      <w:r>
-        <w:br/>
-      </w:r>
-      <w:r>
-        <w:br/>
-      </w:r>
-      <w:r>
-        <w:rPr>
-          <w:color w:val="808080"/>
-          <w:sz w:val="24"/>
-          <w:szCs w:val="24"/>
-        </w:rPr>
-        <w:t>Key Features</w:t>
-      </w:r>
-      <w:r>
-        <w:br/>
-      </w:r>
-      <w:r>
-        <w:br/>
-      </w:r>
-      <w:r>
-        <w:br/>
-      </w:r>
-      <w:r>
-        <w:br/>
-      </w:r>
-      <w:r>
-        <w:br/>
-      </w:r>
-      <w:r>
-        <w:rPr>
-          <w:color w:val="808080"/>
-          <w:sz w:val="24"/>
-          <w:szCs w:val="24"/>
-        </w:rPr>
-        <w:t>-  Add cloud Environments (such as IBM Cloud VPC, Classic), On-Premise resources, as well as other cloud workloads.</w:t>
-      </w:r>
-      <w:r>
-        <w:br/>
-      </w:r>
-      <w:r>
-        <w:br/>
-      </w:r>
-      <w:r>
-        <w:rPr>
-          <w:color w:val="808080"/>
-          <w:sz w:val="24"/>
-          <w:szCs w:val="24"/>
-        </w:rPr>
-        <w:t>- Add VMware resources or individual servers, routers, firewalls, and switches.</w:t>
-      </w:r>
-      <w:r>
-        <w:br/>
-      </w:r>
-      <w:r>
-        <w:br/>
-      </w:r>
-      <w:r>
-        <w:rPr>
-          <w:color w:val="808080"/>
-          <w:sz w:val="24"/>
-          <w:szCs w:val="24"/>
-        </w:rPr>
-        <w:t>-  Configuration &amp; Change Tracking – Watches for configuration drifts, software updates, and system changes that may impact stability.</w:t>
-      </w:r>
-      <w:r>
-        <w:br/>
-      </w:r>
-      <w:r>
-        <w:br/>
-      </w:r>
-      <w:r>
-        <w:br/>
-      </w:r>
-      <w:r>
-        <w:rPr>
-          <w:color w:val="808080"/>
-          <w:sz w:val="24"/>
-          <w:szCs w:val="24"/>
-        </w:rPr>
-        <w:t>-  Troubleshooting &amp; Root-Cause Analysis – Performs root-cause analysis and provides guided remediation steps to resolve issues faster.</w:t>
-      </w:r>
-      <w:r>
-        <w:br/>
-      </w:r>
-      <w:r>
-        <w:br/>
-      </w:r>
-      <w:r>
-        <w:br/>
-      </w:r>
-      <w:r>
-        <w:br/>
-      </w:r>
-      <w:r>
-        <w:br/>
-      </w:r>
-      <w:r>
-        <w:br/>
-      </w:r>
-      <w:r>
-        <w:rPr>
-          <w:color w:val="808080"/>
-          <w:sz w:val="24"/>
-          <w:szCs w:val="24"/>
-        </w:rPr>
-        <w:t>- Proactive Monitoring – Continuously collects health, logs, and performance data from servers, GPUs, network devices, and applications.</w:t>
-      </w:r>
-      <w:r>
-        <w:br/>
-      </w:r>
-      <w:r>
-        <w:br/>
-      </w:r>
-      <w:r>
-        <w:rPr>
-          <w:color w:val="808080"/>
-          <w:sz w:val="24"/>
-          <w:szCs w:val="24"/>
-        </w:rPr>
-        <w:t>- Perform Security risk assessments and compliance audits against known industry and government standards such as PCI, HIPAA, SOC2, NIST etc</w:t>
-      </w:r>
-      <w:r>
-        <w:br/>
-      </w:r>
-      <w:r>
-        <w:br/>
-      </w:r>
-      <w:r>
-        <w:br/>
-      </w:r>
-      <w:r>
-        <w:br/>
-      </w:r>
-      <w:r>
-        <w:br/>
-      </w:r>
-      <w:r>
-        <w:rPr>
-          <w:color w:val="808080"/>
-          <w:sz w:val="24"/>
-          <w:szCs w:val="24"/>
-        </w:rPr>
-        <w:t>-  Intelligent Querying – Answer natural language queries such as “What caused the last outage?” or “How is my cluster performing today?”.</w:t>
-      </w:r>
-      <w:r>
-        <w:br/>
-      </w:r>
-      <w:r>
-        <w:br/>
-      </w:r>
-      <w:r>
-        <w:br/>
-      </w:r>
-      <w:r>
-        <w:br/>
-      </w:r>
-      <w:r>
-        <w:br/>
-      </w:r>
-      <w:r>
-        <w:rPr>
-          <w:color w:val="808080"/>
-          <w:sz w:val="24"/>
-          <w:szCs w:val="24"/>
-        </w:rPr>
-        <w:t xml:space="preserve"> -  Adaptive Learning – Learns your infrastructure over time with a memory component, improving accuracy and insights.</w:t>
-      </w:r>
-      <w:r>
-        <w:br/>
-      </w:r>
-      <w:r>
-        <w:br/>
-      </w:r>
-      <w:r>
-        <w:br/>
-      </w:r>
-      <w:r>
-        <w:br/>
-      </w:r>
-      <w:r>
-        <w:br/>
-      </w:r>
-      <w:r>
-        <w:rPr>
-          <w:color w:val="808080"/>
-          <w:sz w:val="24"/>
-          <w:szCs w:val="24"/>
-        </w:rPr>
-        <w:t xml:space="preserve"> -  24x7 Availability – Acts as a round-the-clock virtual engineer without the overhead of traditional staffing.</w:t>
-      </w:r>
-      <w:r>
-        <w:br/>
-      </w:r>
-      <w:r>
-        <w:br/>
-      </w:r>
-      <w:r>
-        <w:br/>
-      </w:r>
-      <w:r>
-        <w:br/>
-      </w:r>
-      <w:r>
-        <w:br/>
-      </w:r>
-      <w:r>
-        <w:br/>
-      </w:r>
-      <w:r>
-        <w:rPr>
-          <w:color w:val="808080"/>
-          <w:sz w:val="24"/>
-          <w:szCs w:val="24"/>
-        </w:rPr>
-        <w:t>- Review existing policy and compliance documents and create what’s missing or required</w:t>
-      </w:r>
-      <w:r>
-        <w:br/>
-      </w:r>
-      <w:r>
-        <w:br/>
-      </w:r>
-      <w:r>
-        <w:br/>
-      </w:r>
-      <w:r>
-        <w:br/>
-      </w:r>
-      <w:r>
-        <w:br/>
-      </w:r>
-      <w:r>
-        <w:rPr>
-          <w:color w:val="808080"/>
-          <w:sz w:val="24"/>
-          <w:szCs w:val="24"/>
-        </w:rPr>
-        <w:t>- Identify optimization opportunities to reduce costs and eliminate wastage</w:t>
-      </w:r>
-      <w:r>
-        <w:br/>
-      </w:r>
-      <w:r>
-        <w:br/>
-      </w:r>
-      <w:r>
-        <w:br/>
-      </w:r>
-      <w:r>
-        <w:br/>
-      </w:r>
-      <w:r>
-        <w:br/>
-      </w:r>
-      <w:r>
-        <w:rPr>
-          <w:color w:val="808080"/>
-          <w:sz w:val="24"/>
-          <w:szCs w:val="24"/>
-        </w:rPr>
-        <w:t>- Create Executive summaries against your infrastructure state as required</w:t>
-      </w:r>
-      <w:r>
-        <w:br/>
-      </w:r>
-      <w:r>
-        <w:br/>
-      </w:r>
-      <w:r>
-        <w:br/>
-      </w:r>
-      <w:r>
-        <w:br/>
-      </w:r>
-      <w:r>
-        <w:br/>
-      </w:r>
-      <w:r>
-        <w:rPr>
-          <w:color w:val="808080"/>
-          <w:sz w:val="24"/>
-          <w:szCs w:val="24"/>
-        </w:rPr>
-        <w:t xml:space="preserve">- Track software deployed in your infrastructure and discover EOL and assess risk levels </w:t>
-      </w:r>
-      <w:r>
-        <w:br/>
-      </w:r>
-      <w:r>
-        <w:br/>
-      </w:r>
-      <w:r>
-        <w:br/>
-      </w:r>
-      <w:r>
-        <w:br/>
-      </w:r>
-      <w:r>
-        <w:br/>
-      </w:r>
-      <w:r>
-        <w:rPr>
-          <w:color w:val="808080"/>
-          <w:sz w:val="24"/>
-          <w:szCs w:val="24"/>
-        </w:rPr>
-        <w:t>- Backup and Migrate your VSIs and data volumes to IBM COS, making them ready for restoration in IBM Cloud VPC.</w:t>
-      </w:r>
-      <w:r>
-        <w:br/>
-      </w:r>
-      <w:r>
-        <w:br/>
-      </w:r>
-      <w:r>
-        <w:br/>
-      </w:r>
-      <w:r>
-        <w:br/>
-      </w:r>
-      <w:r>
-        <w:br/>
-      </w:r>
-      <w:r>
-        <w:rPr>
-          <w:color w:val="808080"/>
-          <w:sz w:val="24"/>
-          <w:szCs w:val="24"/>
-        </w:rPr>
-        <w:t>- Backup and Migrate your VMware / VCF VMs and Data to IBM COS and ready to restore as VPC native VSIs and volumes.</w:t>
-      </w:r>
-      <w:r>
-        <w:br/>
-      </w:r>
-      <w:r>
-        <w:br/>
-      </w:r>
-      <w:r>
-        <w:br/>
-      </w:r>
-      <w:r>
-        <w:br/>
-      </w:r>
-      <w:r>
-        <w:br/>
-      </w:r>
-      <w:r>
-        <w:br/>
-      </w:r>
-      <w:r>
-        <w:br/>
-      </w:r>
-      <w:r>
-        <w:br/>
-      </w:r>
-      <w:r>
-        <w:rPr>
-          <w:color w:val="808080"/>
-          <w:sz w:val="24"/>
-          <w:szCs w:val="24"/>
-        </w:rPr>
-        <w:t>Benefits</w:t>
-      </w:r>
-      <w:r>
-        <w:br/>
-      </w:r>
-      <w:r>
-        <w:br/>
-      </w:r>
-      <w:r>
-        <w:br/>
-      </w:r>
-      <w:r>
-        <w:br/>
-      </w:r>
-      <w:r>
-        <w:br/>
-      </w:r>
-      <w:r>
-        <w:rPr>
-          <w:color w:val="808080"/>
-          <w:sz w:val="24"/>
-          <w:szCs w:val="24"/>
-        </w:rPr>
-        <w:t xml:space="preserve">  -  Faster Root-Cause Analysis – Reduce troubleshooting times from hours to minutes.</w:t>
-      </w:r>
-      <w:r>
-        <w:br/>
-      </w:r>
-      <w:r>
-        <w:br/>
-      </w:r>
-      <w:r>
-        <w:br/>
-      </w:r>
-      <w:r>
-        <w:br/>
-      </w:r>
-      <w:r>
-        <w:br/>
-      </w:r>
-      <w:r>
-        <w:rPr>
-          <w:color w:val="808080"/>
-          <w:sz w:val="24"/>
-          <w:szCs w:val="24"/>
-        </w:rPr>
-        <w:t xml:space="preserve">Increase uptime and reliability by tracking security compliance gaps and risks across your IT and cloud infrastructure. </w:t>
-      </w:r>
-      <w:r>
-        <w:br/>
-      </w:r>
-      <w:r>
-        <w:br/>
-      </w:r>
-      <w:r>
-        <w:rPr>
-          <w:color w:val="808080"/>
-          <w:sz w:val="24"/>
-          <w:szCs w:val="24"/>
-        </w:rPr>
-        <w:t>Keep costs in control by assessing wastage and oversized infrastructure resources</w:t>
-      </w:r>
-      <w:r>
-        <w:br/>
-      </w:r>
-      <w:r>
-        <w:br/>
-      </w:r>
-      <w:r>
-        <w:br/>
-      </w:r>
-      <w:r>
-        <w:br/>
-      </w:r>
-      <w:r>
-        <w:br/>
-      </w:r>
-      <w:r>
-        <w:rPr>
-          <w:color w:val="808080"/>
-          <w:sz w:val="24"/>
-          <w:szCs w:val="24"/>
-        </w:rPr>
-        <w:t xml:space="preserve"> -  Increased Reliability – Identify and resolve issues before they escalate.</w:t>
-      </w:r>
-      <w:r>
-        <w:br/>
-      </w:r>
-      <w:r>
-        <w:br/>
-      </w:r>
-      <w:r>
-        <w:br/>
-      </w:r>
-      <w:r>
-        <w:br/>
-      </w:r>
-      <w:r>
-        <w:br/>
-      </w:r>
-      <w:r>
-        <w:rPr>
-          <w:color w:val="808080"/>
-          <w:sz w:val="24"/>
-          <w:szCs w:val="24"/>
-        </w:rPr>
-        <w:t xml:space="preserve"> -  Cost-Effective Operations – Reduce operational costs by up to 50%. A fraction of the cost of adding human NOC/SRE staff.</w:t>
-      </w:r>
-      <w:r>
-        <w:br/>
-      </w:r>
-      <w:r>
-        <w:br/>
-      </w:r>
-      <w:r>
-        <w:br/>
-      </w:r>
-      <w:r>
-        <w:br/>
-      </w:r>
-      <w:r>
-        <w:br/>
-      </w:r>
-      <w:r>
-        <w:rPr>
-          <w:color w:val="808080"/>
-          <w:sz w:val="24"/>
-          <w:szCs w:val="24"/>
-        </w:rPr>
-        <w:t xml:space="preserve"> -  Improved IT Productivity – 3X and more productivity gains. Free up engineering teams to focus on innovation, not firefighting.</w:t>
-      </w:r>
-      <w:r>
-        <w:br/>
-      </w:r>
-      <w:r>
-        <w:br/>
-      </w:r>
-      <w:r>
-        <w:br/>
-      </w:r>
-      <w:r>
-        <w:br/>
-      </w:r>
-      <w:r>
-        <w:br/>
-      </w:r>
-      <w:r>
-        <w:rPr>
-          <w:color w:val="808080"/>
-          <w:sz w:val="24"/>
-          <w:szCs w:val="24"/>
-        </w:rPr>
-        <w:t xml:space="preserve"> -  Scalable &amp; Adaptable – Grows with your environment and continuously learns from it.</w:t>
-      </w:r>
-      <w:r>
-        <w:br/>
-      </w:r>
-      <w:r>
-        <w:br/>
-      </w:r>
-      <w:r>
-        <w:br/>
-      </w:r>
-      <w:r>
-        <w:br/>
-      </w:r>
-      <w:r>
-        <w:br/>
-      </w:r>
-      <w:r>
-        <w:rPr>
-          <w:color w:val="808080"/>
-          <w:sz w:val="24"/>
-          <w:szCs w:val="24"/>
-        </w:rPr>
-        <w:t>- Addresses skill gaps with its expert troubleshooting, management, and assessments ranging from Windows, Linux to Nvidia GPUs as well as Firewalls and multi-vendor network devices.</w:t>
-      </w:r>
-      <w:r>
-        <w:br/>
-      </w:r>
-      <w:r>
-        <w:br/>
-      </w:r>
-      <w:r>
-        <w:br/>
-      </w:r>
-      <w:r>
-        <w:br/>
-      </w:r>
-      <w:r>
-        <w:br/>
-      </w:r>
-      <w:r>
-        <w:br/>
-      </w:r>
-      <w:r>
-        <w:br/>
-      </w:r>
-      <w:r>
-        <w:br/>
-      </w:r>
-      <w:r>
-        <w:rPr>
-          <w:color w:val="808080"/>
-          <w:sz w:val="24"/>
-          <w:szCs w:val="24"/>
-        </w:rPr>
-        <w:t xml:space="preserve">   </w:t>
-      </w:r>
-      <w:r>
-        <w:br/>
-      </w:r>
-      <w:r>
-        <w:br/>
-      </w:r>
-      <w:r>
-        <w:br/>
-      </w:r>
-      <w:r>
-        <w:br/>
-      </w:r>
-      <w:r>
-        <w:br/>
-      </w:r>
-      <w:r>
-        <w:rPr>
-          <w:color w:val="808080"/>
-          <w:sz w:val="24"/>
-          <w:szCs w:val="24"/>
-        </w:rPr>
-        <w:t>Wanclouds AI (WANDA) is your always-on AI engineer from Wanclouds, helping you stay ahead of outages, errors, security risks, and costly downtime..</w:t>
-      </w:r>
-      <w:r>
-        <w:br/>
-      </w:r>
-      <w:r>
-        <w:br/>
-      </w:r>
-      <w:r>
-        <w:br/>
-      </w:r>
-      <w:r>
-        <w:br/>
-      </w:r>
-      <w:r>
-        <w:br/>
-      </w:r>
-      <w:r>
-        <w:br/>
-      </w:r>
-      <w:r>
-        <w:br/>
-      </w:r>
-      <w:r>
-        <w:br/>
-      </w:r>
-      <w:r>
-        <w:rPr>
-          <w:color w:val="808080"/>
-          <w:sz w:val="24"/>
-          <w:szCs w:val="24"/>
-        </w:rPr>
-        <w:t>If you need a private instance of Wanclouds AI dedicated to your cloud and IT infrastructure resources, please contact Wanclouds at www.wanclouds.net or sales@wanclouds.net</w:t>
-      </w:r>
-      <w:r>
-        <w:br/>
-      </w:r>
-      <w:r>
-        <w:br/>
-      </w:r>
-      <w:r>
-        <w:br/>
-      </w:r>
-      <w:r>
-        <w:br/>
-      </w:r>
-      <w:r>
-        <w:br/>
-      </w:r>
-      <w:r>
-        <w:br/>
-      </w:r>
-      <w:r>
-        <w:br/>
+        <w:t xml:space="preserve">     vRealize Operations and Log Insight</w:t>
+      </w:r>
+      <w:r>
+        <w:br/>
+      </w:r>
+      <w:r>
+        <w:br/>
+      </w:r>
+      <w:r>
+        <w:rPr>
+          <w:color w:val="808080"/>
+          <w:sz w:val="24"/>
+          <w:szCs w:val="24"/>
+        </w:rPr>
+        <w:t>Monitor and troubleshoot the performance, health, and capacity of your dedicated IBM-hosted VMware Software Defined Data Center (SDDC) stack, in a more efficient matter.</w:t>
       </w:r>
       <w:r>
         <w:br/>
@@ -38672,7 +37943,7 @@
       </w:r>
       <w:hyperlink r:id="rId532">
         <w:r>
-          <w:t>https://www.wanclouds.ai/</w:t>
+          <w:t>https://cloud.ibm.com/services/vmwaresolutions/services/f5_considerations.html</w:t>
         </w:r>
       </w:hyperlink>
       <w:r>
@@ -38733,35 +38004,747 @@
           <w:sz w:val="28"/>
           <w:szCs w:val="28"/>
         </w:rPr>
-        <w:t xml:space="preserve">     Wasabi AiR</w:t>
-      </w:r>
-      <w:r>
-        <w:br/>
-      </w:r>
-      <w:r>
-        <w:br/>
-      </w:r>
-      <w:r>
-        <w:rPr>
-          <w:color w:val="808080"/>
-          <w:sz w:val="24"/>
-          <w:szCs w:val="24"/>
-        </w:rPr>
-        <w:t>Wasabi AiR Intelligent Media Storage</w:t>
-      </w:r>
-      <w:r>
-        <w:br/>
-      </w:r>
-      <w:r>
-        <w:br/>
-      </w:r>
-      <w:r>
-        <w:rPr>
-          <w:color w:val="808080"/>
-          <w:sz w:val="24"/>
-          <w:szCs w:val="24"/>
-        </w:rPr>
-        <w:t>Wasabi AiR is AI-powered intelligent media storage that adds structure to unstructured data, automatically tagging visual, audio, and textural elements as they are ingested. Wasabi AiR combines features such as metadata auto-tagging, Optical Character Recognition, speech to text, people recognition, and multilingual transcription, with cloud storage. Seamlessly integrate Wasabi AiR into your media workflow to enhance content discoverability, streamline operations, and maximize media value.</w:t>
+        <w:t xml:space="preserve">     Wanclouds AI Assistant (WANDA) for Hybrid Infrastructure Management</w:t>
+      </w:r>
+      <w:r>
+        <w:br/>
+      </w:r>
+      <w:r>
+        <w:br/>
+      </w:r>
+      <w:r>
+        <w:rPr>
+          <w:color w:val="808080"/>
+          <w:sz w:val="24"/>
+          <w:szCs w:val="24"/>
+        </w:rPr>
+        <w:t>Wanclouds AI (WANDA) allows you to create one or multiple AI Assistants for Cloud and IT Infrastructure management. It covers multi-vendor infrastructure resources and workloads including servers (Linux, Windows),firewalls, network routers, switches, VMware, Kubernetes and more. The Solution covers devices deployed in the cloud (IBM Cloud, other cloud) as well as On-Premise and Edge or Remote Sites.You can add your cloud, on-premises, and edge devices into a single platform, creating a unified interface for your entire infrastructure.</w:t>
+      </w:r>
+      <w:r>
+        <w:br/>
+      </w:r>
+      <w:r>
+        <w:br/>
+      </w:r>
+      <w:r>
+        <w:br/>
+      </w:r>
+      <w:r>
+        <w:br/>
+      </w:r>
+      <w:r>
+        <w:br/>
+      </w:r>
+      <w:r>
+        <w:br/>
+      </w:r>
+      <w:r>
+        <w:br/>
+      </w:r>
+      <w:r>
+        <w:br/>
+      </w:r>
+      <w:r>
+        <w:rPr>
+          <w:color w:val="808080"/>
+          <w:sz w:val="24"/>
+          <w:szCs w:val="24"/>
+        </w:rPr>
+        <w:t>Think of it as your AI Expert Assistant(s) to help you watch your infrastructure 24x7, integrated with your existing monitoring, logging tools, devices, and fully aware of your policies and guidelines. It continuously monitors the health, logs, and metrics of your cloud and IT infrastructure. Proactively track configuration changes, software updates, and system behavior to ensure your environments run smoothly and cost-effectively.</w:t>
+      </w:r>
+      <w:r>
+        <w:br/>
+      </w:r>
+      <w:r>
+        <w:br/>
+      </w:r>
+      <w:r>
+        <w:br/>
+      </w:r>
+      <w:r>
+        <w:br/>
+      </w:r>
+      <w:r>
+        <w:br/>
+      </w:r>
+      <w:r>
+        <w:br/>
+      </w:r>
+      <w:r>
+        <w:br/>
+      </w:r>
+      <w:r>
+        <w:br/>
+      </w:r>
+      <w:r>
+        <w:rPr>
+          <w:color w:val="808080"/>
+          <w:sz w:val="24"/>
+          <w:szCs w:val="24"/>
+        </w:rPr>
+        <w:t>By combining monitoring, logs, troubleshooting, and intelligent querying, it helps IT teams dramatically reduce the time to diagnose and resolve issues, all while learning and adapting to your unique environment through its contextual memory capabilities. Moreover, you can run security and optimization assessments on-demand as well as query any aspect of your infrastructure.</w:t>
+      </w:r>
+      <w:r>
+        <w:br/>
+      </w:r>
+      <w:r>
+        <w:br/>
+      </w:r>
+      <w:r>
+        <w:br/>
+      </w:r>
+      <w:r>
+        <w:br/>
+      </w:r>
+      <w:r>
+        <w:br/>
+      </w:r>
+      <w:r>
+        <w:br/>
+      </w:r>
+      <w:r>
+        <w:br/>
+      </w:r>
+      <w:r>
+        <w:br/>
+      </w:r>
+      <w:r>
+        <w:rPr>
+          <w:color w:val="808080"/>
+          <w:sz w:val="24"/>
+          <w:szCs w:val="24"/>
+        </w:rPr>
+        <w:t>Key Features</w:t>
+      </w:r>
+      <w:r>
+        <w:br/>
+      </w:r>
+      <w:r>
+        <w:br/>
+      </w:r>
+      <w:r>
+        <w:br/>
+      </w:r>
+      <w:r>
+        <w:br/>
+      </w:r>
+      <w:r>
+        <w:br/>
+      </w:r>
+      <w:r>
+        <w:rPr>
+          <w:color w:val="808080"/>
+          <w:sz w:val="24"/>
+          <w:szCs w:val="24"/>
+        </w:rPr>
+        <w:t>-  Add cloud Environments (such as IBM Cloud VPC, Classic), On-Premise resources, as well as other cloud workloads.</w:t>
+      </w:r>
+      <w:r>
+        <w:br/>
+      </w:r>
+      <w:r>
+        <w:br/>
+      </w:r>
+      <w:r>
+        <w:rPr>
+          <w:color w:val="808080"/>
+          <w:sz w:val="24"/>
+          <w:szCs w:val="24"/>
+        </w:rPr>
+        <w:t>- Add VMware resources or individual servers, routers, firewalls, and switches.</w:t>
+      </w:r>
+      <w:r>
+        <w:br/>
+      </w:r>
+      <w:r>
+        <w:br/>
+      </w:r>
+      <w:r>
+        <w:rPr>
+          <w:color w:val="808080"/>
+          <w:sz w:val="24"/>
+          <w:szCs w:val="24"/>
+        </w:rPr>
+        <w:t>-  Configuration &amp; Change Tracking – Watches for configuration drifts, software updates, and system changes that may impact stability.</w:t>
+      </w:r>
+      <w:r>
+        <w:br/>
+      </w:r>
+      <w:r>
+        <w:br/>
+      </w:r>
+      <w:r>
+        <w:br/>
+      </w:r>
+      <w:r>
+        <w:rPr>
+          <w:color w:val="808080"/>
+          <w:sz w:val="24"/>
+          <w:szCs w:val="24"/>
+        </w:rPr>
+        <w:t>-  Troubleshooting &amp; Root-Cause Analysis – Performs root-cause analysis and provides guided remediation steps to resolve issues faster.</w:t>
+      </w:r>
+      <w:r>
+        <w:br/>
+      </w:r>
+      <w:r>
+        <w:br/>
+      </w:r>
+      <w:r>
+        <w:br/>
+      </w:r>
+      <w:r>
+        <w:br/>
+      </w:r>
+      <w:r>
+        <w:br/>
+      </w:r>
+      <w:r>
+        <w:br/>
+      </w:r>
+      <w:r>
+        <w:rPr>
+          <w:color w:val="808080"/>
+          <w:sz w:val="24"/>
+          <w:szCs w:val="24"/>
+        </w:rPr>
+        <w:t>- Proactive Monitoring – Continuously collects health, logs, and performance data from servers, GPUs, network devices, and applications.</w:t>
+      </w:r>
+      <w:r>
+        <w:br/>
+      </w:r>
+      <w:r>
+        <w:br/>
+      </w:r>
+      <w:r>
+        <w:rPr>
+          <w:color w:val="808080"/>
+          <w:sz w:val="24"/>
+          <w:szCs w:val="24"/>
+        </w:rPr>
+        <w:t>- Perform Security risk assessments and compliance audits against known industry and government standards such as PCI, HIPAA, SOC2, NIST etc</w:t>
+      </w:r>
+      <w:r>
+        <w:br/>
+      </w:r>
+      <w:r>
+        <w:br/>
+      </w:r>
+      <w:r>
+        <w:br/>
+      </w:r>
+      <w:r>
+        <w:br/>
+      </w:r>
+      <w:r>
+        <w:br/>
+      </w:r>
+      <w:r>
+        <w:rPr>
+          <w:color w:val="808080"/>
+          <w:sz w:val="24"/>
+          <w:szCs w:val="24"/>
+        </w:rPr>
+        <w:t>-  Intelligent Querying – Answer natural language queries such as “What caused the last outage?” or “How is my cluster performing today?”.</w:t>
+      </w:r>
+      <w:r>
+        <w:br/>
+      </w:r>
+      <w:r>
+        <w:br/>
+      </w:r>
+      <w:r>
+        <w:br/>
+      </w:r>
+      <w:r>
+        <w:br/>
+      </w:r>
+      <w:r>
+        <w:br/>
+      </w:r>
+      <w:r>
+        <w:rPr>
+          <w:color w:val="808080"/>
+          <w:sz w:val="24"/>
+          <w:szCs w:val="24"/>
+        </w:rPr>
+        <w:t xml:space="preserve"> -  Adaptive Learning – Learns your infrastructure over time with a memory component, improving accuracy and insights.</w:t>
+      </w:r>
+      <w:r>
+        <w:br/>
+      </w:r>
+      <w:r>
+        <w:br/>
+      </w:r>
+      <w:r>
+        <w:br/>
+      </w:r>
+      <w:r>
+        <w:br/>
+      </w:r>
+      <w:r>
+        <w:br/>
+      </w:r>
+      <w:r>
+        <w:rPr>
+          <w:color w:val="808080"/>
+          <w:sz w:val="24"/>
+          <w:szCs w:val="24"/>
+        </w:rPr>
+        <w:t xml:space="preserve"> -  24x7 Availability – Acts as a round-the-clock virtual engineer without the overhead of traditional staffing.</w:t>
+      </w:r>
+      <w:r>
+        <w:br/>
+      </w:r>
+      <w:r>
+        <w:br/>
+      </w:r>
+      <w:r>
+        <w:br/>
+      </w:r>
+      <w:r>
+        <w:br/>
+      </w:r>
+      <w:r>
+        <w:br/>
+      </w:r>
+      <w:r>
+        <w:br/>
+      </w:r>
+      <w:r>
+        <w:rPr>
+          <w:color w:val="808080"/>
+          <w:sz w:val="24"/>
+          <w:szCs w:val="24"/>
+        </w:rPr>
+        <w:t>- Review existing policy and compliance documents and create what’s missing or required</w:t>
+      </w:r>
+      <w:r>
+        <w:br/>
+      </w:r>
+      <w:r>
+        <w:br/>
+      </w:r>
+      <w:r>
+        <w:br/>
+      </w:r>
+      <w:r>
+        <w:br/>
+      </w:r>
+      <w:r>
+        <w:br/>
+      </w:r>
+      <w:r>
+        <w:rPr>
+          <w:color w:val="808080"/>
+          <w:sz w:val="24"/>
+          <w:szCs w:val="24"/>
+        </w:rPr>
+        <w:t>- Identify optimization opportunities to reduce costs and eliminate wastage</w:t>
+      </w:r>
+      <w:r>
+        <w:br/>
+      </w:r>
+      <w:r>
+        <w:br/>
+      </w:r>
+      <w:r>
+        <w:br/>
+      </w:r>
+      <w:r>
+        <w:br/>
+      </w:r>
+      <w:r>
+        <w:br/>
+      </w:r>
+      <w:r>
+        <w:rPr>
+          <w:color w:val="808080"/>
+          <w:sz w:val="24"/>
+          <w:szCs w:val="24"/>
+        </w:rPr>
+        <w:t>- Create Executive summaries against your infrastructure state as required</w:t>
+      </w:r>
+      <w:r>
+        <w:br/>
+      </w:r>
+      <w:r>
+        <w:br/>
+      </w:r>
+      <w:r>
+        <w:br/>
+      </w:r>
+      <w:r>
+        <w:br/>
+      </w:r>
+      <w:r>
+        <w:br/>
+      </w:r>
+      <w:r>
+        <w:rPr>
+          <w:color w:val="808080"/>
+          <w:sz w:val="24"/>
+          <w:szCs w:val="24"/>
+        </w:rPr>
+        <w:t xml:space="preserve">- Track software deployed in your infrastructure and discover EOL and assess risk levels </w:t>
+      </w:r>
+      <w:r>
+        <w:br/>
+      </w:r>
+      <w:r>
+        <w:br/>
+      </w:r>
+      <w:r>
+        <w:br/>
+      </w:r>
+      <w:r>
+        <w:br/>
+      </w:r>
+      <w:r>
+        <w:br/>
+      </w:r>
+      <w:r>
+        <w:rPr>
+          <w:color w:val="808080"/>
+          <w:sz w:val="24"/>
+          <w:szCs w:val="24"/>
+        </w:rPr>
+        <w:t>- Backup and Migrate your VSIs and data volumes to IBM COS, making them ready for restoration in IBM Cloud VPC.</w:t>
+      </w:r>
+      <w:r>
+        <w:br/>
+      </w:r>
+      <w:r>
+        <w:br/>
+      </w:r>
+      <w:r>
+        <w:br/>
+      </w:r>
+      <w:r>
+        <w:br/>
+      </w:r>
+      <w:r>
+        <w:br/>
+      </w:r>
+      <w:r>
+        <w:rPr>
+          <w:color w:val="808080"/>
+          <w:sz w:val="24"/>
+          <w:szCs w:val="24"/>
+        </w:rPr>
+        <w:t>- Backup and Migrate your VMware / VCF VMs and Data to IBM COS and ready to restore as VPC native VSIs and volumes.</w:t>
+      </w:r>
+      <w:r>
+        <w:br/>
+      </w:r>
+      <w:r>
+        <w:br/>
+      </w:r>
+      <w:r>
+        <w:br/>
+      </w:r>
+      <w:r>
+        <w:br/>
+      </w:r>
+      <w:r>
+        <w:br/>
+      </w:r>
+      <w:r>
+        <w:br/>
+      </w:r>
+      <w:r>
+        <w:br/>
+      </w:r>
+      <w:r>
+        <w:br/>
+      </w:r>
+      <w:r>
+        <w:rPr>
+          <w:color w:val="808080"/>
+          <w:sz w:val="24"/>
+          <w:szCs w:val="24"/>
+        </w:rPr>
+        <w:t>Benefits</w:t>
+      </w:r>
+      <w:r>
+        <w:br/>
+      </w:r>
+      <w:r>
+        <w:br/>
+      </w:r>
+      <w:r>
+        <w:br/>
+      </w:r>
+      <w:r>
+        <w:br/>
+      </w:r>
+      <w:r>
+        <w:br/>
+      </w:r>
+      <w:r>
+        <w:rPr>
+          <w:color w:val="808080"/>
+          <w:sz w:val="24"/>
+          <w:szCs w:val="24"/>
+        </w:rPr>
+        <w:t xml:space="preserve">  -  Faster Root-Cause Analysis – Reduce troubleshooting times from hours to minutes.</w:t>
+      </w:r>
+      <w:r>
+        <w:br/>
+      </w:r>
+      <w:r>
+        <w:br/>
+      </w:r>
+      <w:r>
+        <w:br/>
+      </w:r>
+      <w:r>
+        <w:br/>
+      </w:r>
+      <w:r>
+        <w:br/>
+      </w:r>
+      <w:r>
+        <w:rPr>
+          <w:color w:val="808080"/>
+          <w:sz w:val="24"/>
+          <w:szCs w:val="24"/>
+        </w:rPr>
+        <w:t xml:space="preserve">Increase uptime and reliability by tracking security compliance gaps and risks across your IT and cloud infrastructure. </w:t>
+      </w:r>
+      <w:r>
+        <w:br/>
+      </w:r>
+      <w:r>
+        <w:br/>
+      </w:r>
+      <w:r>
+        <w:rPr>
+          <w:color w:val="808080"/>
+          <w:sz w:val="24"/>
+          <w:szCs w:val="24"/>
+        </w:rPr>
+        <w:t>Keep costs in control by assessing wastage and oversized infrastructure resources</w:t>
+      </w:r>
+      <w:r>
+        <w:br/>
+      </w:r>
+      <w:r>
+        <w:br/>
+      </w:r>
+      <w:r>
+        <w:br/>
+      </w:r>
+      <w:r>
+        <w:br/>
+      </w:r>
+      <w:r>
+        <w:br/>
+      </w:r>
+      <w:r>
+        <w:rPr>
+          <w:color w:val="808080"/>
+          <w:sz w:val="24"/>
+          <w:szCs w:val="24"/>
+        </w:rPr>
+        <w:t xml:space="preserve"> -  Increased Reliability – Identify and resolve issues before they escalate.</w:t>
+      </w:r>
+      <w:r>
+        <w:br/>
+      </w:r>
+      <w:r>
+        <w:br/>
+      </w:r>
+      <w:r>
+        <w:br/>
+      </w:r>
+      <w:r>
+        <w:br/>
+      </w:r>
+      <w:r>
+        <w:br/>
+      </w:r>
+      <w:r>
+        <w:rPr>
+          <w:color w:val="808080"/>
+          <w:sz w:val="24"/>
+          <w:szCs w:val="24"/>
+        </w:rPr>
+        <w:t xml:space="preserve"> -  Cost-Effective Operations – Reduce operational costs by up to 50%. A fraction of the cost of adding human NOC/SRE staff.</w:t>
+      </w:r>
+      <w:r>
+        <w:br/>
+      </w:r>
+      <w:r>
+        <w:br/>
+      </w:r>
+      <w:r>
+        <w:br/>
+      </w:r>
+      <w:r>
+        <w:br/>
+      </w:r>
+      <w:r>
+        <w:br/>
+      </w:r>
+      <w:r>
+        <w:rPr>
+          <w:color w:val="808080"/>
+          <w:sz w:val="24"/>
+          <w:szCs w:val="24"/>
+        </w:rPr>
+        <w:t xml:space="preserve"> -  Improved IT Productivity – 3X and more productivity gains. Free up engineering teams to focus on innovation, not firefighting.</w:t>
+      </w:r>
+      <w:r>
+        <w:br/>
+      </w:r>
+      <w:r>
+        <w:br/>
+      </w:r>
+      <w:r>
+        <w:br/>
+      </w:r>
+      <w:r>
+        <w:br/>
+      </w:r>
+      <w:r>
+        <w:br/>
+      </w:r>
+      <w:r>
+        <w:rPr>
+          <w:color w:val="808080"/>
+          <w:sz w:val="24"/>
+          <w:szCs w:val="24"/>
+        </w:rPr>
+        <w:t xml:space="preserve"> -  Scalable &amp; Adaptable – Grows with your environment and continuously learns from it.</w:t>
+      </w:r>
+      <w:r>
+        <w:br/>
+      </w:r>
+      <w:r>
+        <w:br/>
+      </w:r>
+      <w:r>
+        <w:br/>
+      </w:r>
+      <w:r>
+        <w:br/>
+      </w:r>
+      <w:r>
+        <w:br/>
+      </w:r>
+      <w:r>
+        <w:rPr>
+          <w:color w:val="808080"/>
+          <w:sz w:val="24"/>
+          <w:szCs w:val="24"/>
+        </w:rPr>
+        <w:t>- Addresses skill gaps with its expert troubleshooting, management, and assessments ranging from Windows, Linux to Nvidia GPUs as well as Firewalls and multi-vendor network devices.</w:t>
+      </w:r>
+      <w:r>
+        <w:br/>
+      </w:r>
+      <w:r>
+        <w:br/>
+      </w:r>
+      <w:r>
+        <w:br/>
+      </w:r>
+      <w:r>
+        <w:br/>
+      </w:r>
+      <w:r>
+        <w:br/>
+      </w:r>
+      <w:r>
+        <w:br/>
+      </w:r>
+      <w:r>
+        <w:br/>
+      </w:r>
+      <w:r>
+        <w:br/>
+      </w:r>
+      <w:r>
+        <w:rPr>
+          <w:color w:val="808080"/>
+          <w:sz w:val="24"/>
+          <w:szCs w:val="24"/>
+        </w:rPr>
+        <w:t xml:space="preserve">   </w:t>
+      </w:r>
+      <w:r>
+        <w:br/>
+      </w:r>
+      <w:r>
+        <w:br/>
+      </w:r>
+      <w:r>
+        <w:br/>
+      </w:r>
+      <w:r>
+        <w:br/>
+      </w:r>
+      <w:r>
+        <w:br/>
+      </w:r>
+      <w:r>
+        <w:rPr>
+          <w:color w:val="808080"/>
+          <w:sz w:val="24"/>
+          <w:szCs w:val="24"/>
+        </w:rPr>
+        <w:t>Wanclouds AI (WANDA) is your always-on AI engineer from Wanclouds, helping you stay ahead of outages, errors, security risks, and costly downtime..</w:t>
+      </w:r>
+      <w:r>
+        <w:br/>
+      </w:r>
+      <w:r>
+        <w:br/>
+      </w:r>
+      <w:r>
+        <w:br/>
+      </w:r>
+      <w:r>
+        <w:br/>
+      </w:r>
+      <w:r>
+        <w:br/>
+      </w:r>
+      <w:r>
+        <w:br/>
+      </w:r>
+      <w:r>
+        <w:br/>
+      </w:r>
+      <w:r>
+        <w:br/>
+      </w:r>
+      <w:r>
+        <w:rPr>
+          <w:color w:val="808080"/>
+          <w:sz w:val="24"/>
+          <w:szCs w:val="24"/>
+        </w:rPr>
+        <w:t>If you need a private instance of Wanclouds AI dedicated to your cloud and IT infrastructure resources, please contact Wanclouds at www.wanclouds.net or sales@wanclouds.net</w:t>
+      </w:r>
+      <w:r>
+        <w:br/>
+      </w:r>
+      <w:r>
+        <w:br/>
+      </w:r>
+      <w:r>
+        <w:br/>
+      </w:r>
+      <w:r>
+        <w:br/>
+      </w:r>
+      <w:r>
+        <w:br/>
+      </w:r>
+      <w:r>
+        <w:br/>
       </w:r>
       <w:r>
         <w:br/>
@@ -38779,7 +38762,7 @@
       </w:r>
       <w:hyperlink r:id="rId534">
         <w:r>
-          <w:t>https://docs.wasabi.com/docs/wasabi-air</w:t>
+          <w:t>https://www.wanclouds.ai/</w:t>
         </w:r>
       </w:hyperlink>
       <w:r>
@@ -38840,21 +38823,35 @@
           <w:sz w:val="28"/>
           <w:szCs w:val="28"/>
         </w:rPr>
-        <w:t xml:space="preserve">     Wasabi Hot Cloud Storage</w:t>
-      </w:r>
-      <w:r>
-        <w:br/>
-      </w:r>
-      <w:r>
-        <w:br/>
-      </w:r>
-      <w:r>
-        <w:rPr>
-          <w:color w:val="808080"/>
-          <w:sz w:val="24"/>
-          <w:szCs w:val="24"/>
-        </w:rPr>
-        <w:t>Wasabi Hot Cloud Storage is a universal, one-size-fits-all cloud object storage service that simplifies storage by enabling a highly available environment across a range of business use cases. Wasabi Hot Cloud Storage is easy to understand, simple to order, and incredibly cost-effective to scale. With Wasabi, there are no confusing storage tiers to decipher and no complicated fee structures to decode. And Wasabi storage is free from data access and API call fees, unlike traditional providers, which can substantially drive-up costs.</w:t>
+        <w:t xml:space="preserve">     Wasabi AiR</w:t>
+      </w:r>
+      <w:r>
+        <w:br/>
+      </w:r>
+      <w:r>
+        <w:br/>
+      </w:r>
+      <w:r>
+        <w:rPr>
+          <w:color w:val="808080"/>
+          <w:sz w:val="24"/>
+          <w:szCs w:val="24"/>
+        </w:rPr>
+        <w:t>Wasabi AiR Intelligent Media Storage</w:t>
+      </w:r>
+      <w:r>
+        <w:br/>
+      </w:r>
+      <w:r>
+        <w:br/>
+      </w:r>
+      <w:r>
+        <w:rPr>
+          <w:color w:val="808080"/>
+          <w:sz w:val="24"/>
+          <w:szCs w:val="24"/>
+        </w:rPr>
+        <w:t>Wasabi AiR is AI-powered intelligent media storage that adds structure to unstructured data, automatically tagging visual, audio, and textural elements as they are ingested. Wasabi AiR combines features such as metadata auto-tagging, Optical Character Recognition, speech to text, people recognition, and multilingual transcription, with cloud storage. Seamlessly integrate Wasabi AiR into your media workflow to enhance content discoverability, streamline operations, and maximize media value.</w:t>
       </w:r>
       <w:r>
         <w:br/>
@@ -38872,7 +38869,7 @@
       </w:r>
       <w:hyperlink r:id="rId536">
         <w:r>
-          <w:t>https://docs.wasabi.com/docs/wasabi-object-storage</w:t>
+          <w:t>https://docs.wasabi.com/docs/wasabi-air</w:t>
         </w:r>
       </w:hyperlink>
       <w:r>
@@ -38933,21 +38930,24 @@
           <w:sz w:val="28"/>
           <w:szCs w:val="28"/>
         </w:rPr>
-        <w:t xml:space="preserve">     Watson Discovery</w:t>
-      </w:r>
-      <w:r>
-        <w:br/>
-      </w:r>
-      <w:r>
-        <w:br/>
-      </w:r>
-      <w:r>
-        <w:rPr>
-          <w:color w:val="808080"/>
-          <w:sz w:val="24"/>
-          <w:szCs w:val="24"/>
-        </w:rPr>
-        <w:t>Add a cognitive search and content analytics engine to applications to identify patterns, trends and actionable insights that drive better decision-making. Securely unify structured and unstructured data with pre-enriched content, and use a simplified query language to eliminate the need for manual filtering of results.</w:t>
+        <w:t xml:space="preserve">     Wasabi Hot Cloud Storage</w:t>
+      </w:r>
+      <w:r>
+        <w:br/>
+      </w:r>
+      <w:r>
+        <w:br/>
+      </w:r>
+      <w:r>
+        <w:rPr>
+          <w:color w:val="808080"/>
+          <w:sz w:val="24"/>
+          <w:szCs w:val="24"/>
+        </w:rPr>
+        <w:t>Wasabi Hot Cloud Storage is a universal, one-size-fits-all cloud object storage service that simplifies storage by enabling a highly available environment across a range of business use cases. Wasabi Hot Cloud Storage is easy to understand, simple to order, and incredibly cost-effective to scale. With Wasabi, there are no confusing storage tiers to decipher and no complicated fee structures to decode. And Wasabi storage is free from data access and API call fees, unlike traditional providers, which can substantially drive-up costs.</w:t>
+      </w:r>
+      <w:r>
+        <w:br/>
       </w:r>
       <w:r>
         <w:br/>
@@ -38962,7 +38962,7 @@
       </w:r>
       <w:hyperlink r:id="rId538">
         <w:r>
-          <w:t>https://cloud.ibm.com/docs/discovery-data?topic=discovery-data-getting-started</w:t>
+          <w:t>https://docs.wasabi.com/docs/wasabi-object-storage</w:t>
         </w:r>
       </w:hyperlink>
       <w:r>
@@ -39023,21 +39023,21 @@
           <w:sz w:val="28"/>
           <w:szCs w:val="28"/>
         </w:rPr>
-        <w:t xml:space="preserve">     watsonx</w:t>
-      </w:r>
-      <w:r>
-        <w:br/>
-      </w:r>
-      <w:r>
-        <w:br/>
-      </w:r>
-      <w:r>
-        <w:rPr>
-          <w:color w:val="808080"/>
-          <w:sz w:val="24"/>
-          <w:szCs w:val="24"/>
-        </w:rPr>
-        <w:t>Build with our new studio for foundation models, generative AI and machine learning. Train, validate, tune, and deploy foundation and machine learning models with ease.</w:t>
+        <w:t xml:space="preserve">     Watson Discovery</w:t>
+      </w:r>
+      <w:r>
+        <w:br/>
+      </w:r>
+      <w:r>
+        <w:br/>
+      </w:r>
+      <w:r>
+        <w:rPr>
+          <w:color w:val="808080"/>
+          <w:sz w:val="24"/>
+          <w:szCs w:val="24"/>
+        </w:rPr>
+        <w:t>Add a cognitive search and content analytics engine to applications to identify patterns, trends and actionable insights that drive better decision-making. Securely unify structured and unstructured data with pre-enriched content, and use a simplified query language to eliminate the need for manual filtering of results.</w:t>
       </w:r>
       <w:r>
         <w:br/>
@@ -39052,7 +39052,7 @@
       </w:r>
       <w:hyperlink r:id="rId540">
         <w:r>
-          <w:t>https://ibm.com</w:t>
+          <w:t>https://cloud.ibm.com/docs/discovery-data?topic=discovery-data-getting-started</w:t>
         </w:r>
       </w:hyperlink>
       <w:r>
@@ -39113,35 +39113,21 @@
           <w:sz w:val="28"/>
           <w:szCs w:val="28"/>
         </w:rPr>
-        <w:t xml:space="preserve">     watsonx Assistant</w:t>
-      </w:r>
-      <w:r>
-        <w:br/>
-      </w:r>
-      <w:r>
-        <w:br/>
-      </w:r>
-      <w:r>
-        <w:rPr>
-          <w:color w:val="808080"/>
-          <w:sz w:val="24"/>
-          <w:szCs w:val="24"/>
-        </w:rPr>
-        <w:t>watsonx Assistant lets you build conversational interfaces into any application, device, or channel.</w:t>
-      </w:r>
-      <w:r>
-        <w:br/>
-      </w:r>
-      <w:r>
-        <w:br/>
-      </w:r>
-      <w:r>
-        <w:rPr>
-          <w:color w:val="808080"/>
-          <w:sz w:val="24"/>
-          <w:szCs w:val="24"/>
-        </w:rPr>
-        <w:t>Add a natural language interface to your application to automate interactions with your end users. Common applications include virtual agents and chat bots that can integrate and communicate on any channel or device. Train through an easy-to-use web application, designed so you can quickly build natural conversation flows between your apps and users, and deploy scalable, cost effective solutions.</w:t>
+        <w:t xml:space="preserve">     watsonx</w:t>
+      </w:r>
+      <w:r>
+        <w:br/>
+      </w:r>
+      <w:r>
+        <w:br/>
+      </w:r>
+      <w:r>
+        <w:rPr>
+          <w:color w:val="808080"/>
+          <w:sz w:val="24"/>
+          <w:szCs w:val="24"/>
+        </w:rPr>
+        <w:t>Build with our new studio for foundation models, generative AI and machine learning. Train, validate, tune, and deploy foundation and machine learning models with ease.</w:t>
       </w:r>
       <w:r>
         <w:br/>
@@ -39156,7 +39142,7 @@
       </w:r>
       <w:hyperlink r:id="rId542">
         <w:r>
-          <w:t>https://cloud.ibm.com/docs/watson-assistant?topic=watson-assistant-welcome-new-assistant</w:t>
+          <w:t>https://ibm.com</w:t>
         </w:r>
       </w:hyperlink>
       <w:r>
@@ -39217,43 +39203,35 @@
           <w:sz w:val="28"/>
           <w:szCs w:val="28"/>
         </w:rPr>
-        <w:t xml:space="preserve">     watsonx BI</w:t>
-      </w:r>
-      <w:r>
-        <w:br/>
-      </w:r>
-      <w:r>
-        <w:br/>
-      </w:r>
-      <w:r>
-        <w:rPr>
-          <w:color w:val="808080"/>
-          <w:sz w:val="24"/>
-          <w:szCs w:val="24"/>
-        </w:rPr>
-        <w:t>IBM watsonx BI is a generative AI-powered business intelligence tool that is designed to help you uncover hidden insights from your data. Use natural language to analyze complex data, generate insights and data-aware recommendations that are easy to understand and actionable.</w:t>
-      </w:r>
-      <w:r>
-        <w:br/>
-      </w:r>
-      <w:r>
-        <w:rPr>
-          <w:color w:val="808080"/>
-          <w:sz w:val="24"/>
-          <w:szCs w:val="24"/>
-        </w:rPr>
-        <w:t xml:space="preserve"> </w:t>
-      </w:r>
-      <w:r>
-        <w:br/>
-      </w:r>
-      <w:r>
-        <w:rPr>
-          <w:color w:val="808080"/>
-          <w:sz w:val="24"/>
-          <w:szCs w:val="24"/>
-        </w:rPr>
-        <w:t>After provisioning, the IBM account owner is required to complete the initial setup steps</w:t>
+        <w:t xml:space="preserve">     watsonx Assistant</w:t>
+      </w:r>
+      <w:r>
+        <w:br/>
+      </w:r>
+      <w:r>
+        <w:br/>
+      </w:r>
+      <w:r>
+        <w:rPr>
+          <w:color w:val="808080"/>
+          <w:sz w:val="24"/>
+          <w:szCs w:val="24"/>
+        </w:rPr>
+        <w:t>watsonx Assistant lets you build conversational interfaces into any application, device, or channel.</w:t>
+      </w:r>
+      <w:r>
+        <w:br/>
+      </w:r>
+      <w:r>
+        <w:br/>
+      </w:r>
+      <w:r>
+        <w:rPr>
+          <w:color w:val="808080"/>
+          <w:sz w:val="24"/>
+          <w:szCs w:val="24"/>
+        </w:rPr>
+        <w:t>Add a natural language interface to your application to automate interactions with your end users. Common applications include virtual agents and chat bots that can integrate and communicate on any channel or device. Train through an easy-to-use web application, designed so you can quickly build natural conversation flows between your apps and users, and deploy scalable, cost effective solutions.</w:t>
       </w:r>
       <w:r>
         <w:br/>
@@ -39268,7 +39246,7 @@
       </w:r>
       <w:hyperlink r:id="rId544">
         <w:r>
-          <w:t>https://cloud.ibm.com/docs/watsonx-bi</w:t>
+          <w:t>https://cloud.ibm.com/docs/watson-assistant?topic=watson-assistant-welcome-new-assistant</w:t>
         </w:r>
       </w:hyperlink>
       <w:r>
@@ -39329,49 +39307,43 @@
           <w:sz w:val="28"/>
           <w:szCs w:val="28"/>
         </w:rPr>
-        <w:t xml:space="preserve">     watsonx Code Assistant</w:t>
-      </w:r>
-      <w:r>
-        <w:br/>
-      </w:r>
-      <w:r>
-        <w:br/>
-      </w:r>
-      <w:r>
-        <w:rPr>
-          <w:color w:val="808080"/>
-          <w:sz w:val="24"/>
-          <w:szCs w:val="24"/>
-        </w:rPr>
-        <w:t>IBM watsonx Code Assistant is a cloud service that leverages generative AI to accelerate code generation and increase developer productivity. It uses generative AI that is purpose-built for targeted use cases like Application Modernization and IT Automation.</w:t>
-      </w:r>
-      <w:r>
-        <w:br/>
-      </w:r>
-      <w:r>
-        <w:rPr>
-          <w:color w:val="808080"/>
-          <w:sz w:val="24"/>
-          <w:szCs w:val="24"/>
-        </w:rPr>
-        <w:t>Out-of-the-box, watsonx Code Assistant provides pre-trained models based on specific programming languages to ensure trust and efficiency for accurate code generation. IBM watsonx Code Assistant allows you to customize the underlying model(s) to ensure output is grounded in your organization's best practices, while providing visibility into the potential origin of generated code.</w:t>
-      </w:r>
-      <w:r>
-        <w:br/>
-      </w:r>
-      <w:r>
-        <w:br/>
-      </w:r>
-      <w:r>
-        <w:rPr>
-          <w:color w:val="808080"/>
-          <w:sz w:val="24"/>
-          <w:szCs w:val="24"/>
-        </w:rPr>
-        <w:t>Note: There are varying support levels for the available editions of IBM watsonx Code Assistant. Please reference the [Service Description Terms](https://www.ibm.com/terms/?id=i126-9704) for specific support commitments.</w:t>
-      </w:r>
-      <w:r>
-        <w:br/>
+        <w:t xml:space="preserve">     watsonx BI</w:t>
+      </w:r>
+      <w:r>
+        <w:br/>
+      </w:r>
+      <w:r>
+        <w:br/>
+      </w:r>
+      <w:r>
+        <w:rPr>
+          <w:color w:val="808080"/>
+          <w:sz w:val="24"/>
+          <w:szCs w:val="24"/>
+        </w:rPr>
+        <w:t>IBM watsonx BI is a generative AI-powered business intelligence tool that is designed to help you uncover hidden insights from your data. Use natural language to analyze complex data, generate insights and data-aware recommendations that are easy to understand and actionable.</w:t>
+      </w:r>
+      <w:r>
+        <w:br/>
+      </w:r>
+      <w:r>
+        <w:rPr>
+          <w:color w:val="808080"/>
+          <w:sz w:val="24"/>
+          <w:szCs w:val="24"/>
+        </w:rPr>
+        <w:t xml:space="preserve"> </w:t>
+      </w:r>
+      <w:r>
+        <w:br/>
+      </w:r>
+      <w:r>
+        <w:rPr>
+          <w:color w:val="808080"/>
+          <w:sz w:val="24"/>
+          <w:szCs w:val="24"/>
+        </w:rPr>
+        <w:t>After provisioning, the IBM account owner is required to complete the initial setup steps</w:t>
       </w:r>
       <w:r>
         <w:br/>
@@ -39386,7 +39358,7 @@
       </w:r>
       <w:hyperlink r:id="rId546">
         <w:r>
-          <w:t>https://cloud.ibm.com/docs/watsonx-code-assistant</w:t>
+          <w:t>https://cloud.ibm.com/docs/watsonx-bi</w:t>
         </w:r>
       </w:hyperlink>
       <w:r>
@@ -39447,21 +39419,49 @@
           <w:sz w:val="28"/>
           <w:szCs w:val="28"/>
         </w:rPr>
-        <w:t xml:space="preserve">     watsonx Orchestrate</w:t>
-      </w:r>
-      <w:r>
-        <w:br/>
-      </w:r>
-      <w:r>
-        <w:br/>
-      </w:r>
-      <w:r>
-        <w:rPr>
-          <w:color w:val="808080"/>
-          <w:sz w:val="24"/>
-          <w:szCs w:val="24"/>
-        </w:rPr>
-        <w:t>IBM watsonx Orchestrate, powered by LLMs, includes pre-built skills that use natural language processing to draw from a catalog of basic and advanced skills to execute your requests, in context and in the right order, without the need for any specialized training or developer experience.</w:t>
+        <w:t xml:space="preserve">     watsonx Code Assistant</w:t>
+      </w:r>
+      <w:r>
+        <w:br/>
+      </w:r>
+      <w:r>
+        <w:br/>
+      </w:r>
+      <w:r>
+        <w:rPr>
+          <w:color w:val="808080"/>
+          <w:sz w:val="24"/>
+          <w:szCs w:val="24"/>
+        </w:rPr>
+        <w:t>IBM watsonx Code Assistant is a cloud service that leverages generative AI to accelerate code generation and increase developer productivity. It uses generative AI that is purpose-built for targeted use cases like Application Modernization and IT Automation.</w:t>
+      </w:r>
+      <w:r>
+        <w:br/>
+      </w:r>
+      <w:r>
+        <w:rPr>
+          <w:color w:val="808080"/>
+          <w:sz w:val="24"/>
+          <w:szCs w:val="24"/>
+        </w:rPr>
+        <w:t>Out-of-the-box, watsonx Code Assistant provides pre-trained models based on specific programming languages to ensure trust and efficiency for accurate code generation. IBM watsonx Code Assistant allows you to customize the underlying model(s) to ensure output is grounded in your organization's best practices, while providing visibility into the potential origin of generated code.</w:t>
+      </w:r>
+      <w:r>
+        <w:br/>
+      </w:r>
+      <w:r>
+        <w:br/>
+      </w:r>
+      <w:r>
+        <w:rPr>
+          <w:color w:val="808080"/>
+          <w:sz w:val="24"/>
+          <w:szCs w:val="24"/>
+        </w:rPr>
+        <w:t>Note: There are varying support levels for the available editions of IBM watsonx Code Assistant. Please reference the [Service Description Terms](https://www.ibm.com/terms/?id=i126-9704) for specific support commitments.</w:t>
+      </w:r>
+      <w:r>
+        <w:br/>
       </w:r>
       <w:r>
         <w:br/>
@@ -39476,7 +39476,7 @@
       </w:r>
       <w:hyperlink r:id="rId548">
         <w:r>
-          <w:t>https://www.ibm.com/docs/en/watson-orchestrate</w:t>
+          <w:t>https://cloud.ibm.com/docs/watsonx-code-assistant</w:t>
         </w:r>
       </w:hyperlink>
       <w:r>
@@ -39537,21 +39537,21 @@
           <w:sz w:val="28"/>
           <w:szCs w:val="28"/>
         </w:rPr>
-        <w:t xml:space="preserve">     watsonx.ai Runtime</w:t>
-      </w:r>
-      <w:r>
-        <w:br/>
-      </w:r>
-      <w:r>
-        <w:br/>
-      </w:r>
-      <w:r>
-        <w:rPr>
-          <w:color w:val="808080"/>
-          <w:sz w:val="24"/>
-          <w:szCs w:val="24"/>
-        </w:rPr>
-        <w:t>IBM watsonx.ai Runtime service provides resources to power AI lifecycles and makes building and deploying AI solutions simple and scalable. It includes APIs, tools, models, and flexible runtimes ready for use in any cloud or hybrid environment.   For a full description of features and capabilities, visit the watsonx.ai product page https://www.ibm.com/products/watsonx-ai</w:t>
+        <w:t xml:space="preserve">     watsonx Orchestrate</w:t>
+      </w:r>
+      <w:r>
+        <w:br/>
+      </w:r>
+      <w:r>
+        <w:br/>
+      </w:r>
+      <w:r>
+        <w:rPr>
+          <w:color w:val="808080"/>
+          <w:sz w:val="24"/>
+          <w:szCs w:val="24"/>
+        </w:rPr>
+        <w:t>IBM watsonx Orchestrate, powered by LLMs, includes pre-built skills that use natural language processing to draw from a catalog of basic and advanced skills to execute your requests, in context and in the right order, without the need for any specialized training or developer experience.</w:t>
       </w:r>
       <w:r>
         <w:br/>
@@ -39566,7 +39566,7 @@
       </w:r>
       <w:hyperlink r:id="rId550">
         <w:r>
-          <w:t>https://dataplatform.cloud.ibm.com/docs/content/wsj/analyze-data/ml-overview.html</w:t>
+          <w:t>https://www.ibm.com/docs/en/watson-orchestrate</w:t>
         </w:r>
       </w:hyperlink>
       <w:r>
@@ -39627,21 +39627,21 @@
           <w:sz w:val="28"/>
           <w:szCs w:val="28"/>
         </w:rPr>
-        <w:t xml:space="preserve">     watsonx.ai Studio</w:t>
-      </w:r>
-      <w:r>
-        <w:br/>
-      </w:r>
-      <w:r>
-        <w:br/>
-      </w:r>
-      <w:r>
-        <w:rPr>
-          <w:color w:val="808080"/>
-          <w:sz w:val="24"/>
-          <w:szCs w:val="24"/>
-        </w:rPr>
-        <w:t>IBM watsonx.ai Studio provides the set of integrated tools for IBM watsonx.ai and Cloud Pak for Data as a Service. IBM watsonx.ai Studio is powered by IBM watsonx.ai Runtime. With a suite of tools for all skill levels, everyone can collaborate to develop machine learning solutions and on watsonx.ai, develop generative AI solutions. You can write code, visually code on a graphical canvas, or automatically build AI solutions.</w:t>
+        <w:t xml:space="preserve">     watsonx.ai Runtime</w:t>
+      </w:r>
+      <w:r>
+        <w:br/>
+      </w:r>
+      <w:r>
+        <w:br/>
+      </w:r>
+      <w:r>
+        <w:rPr>
+          <w:color w:val="808080"/>
+          <w:sz w:val="24"/>
+          <w:szCs w:val="24"/>
+        </w:rPr>
+        <w:t>IBM watsonx.ai Runtime service provides resources to power AI lifecycles and makes building and deploying AI solutions simple and scalable. It includes APIs, tools, models, and flexible runtimes ready for use in any cloud or hybrid environment.   For a full description of features and capabilities, visit the watsonx.ai product page https://www.ibm.com/products/watsonx-ai</w:t>
       </w:r>
       <w:r>
         <w:br/>
@@ -39656,7 +39656,7 @@
       </w:r>
       <w:hyperlink r:id="rId552">
         <w:r>
-          <w:t>https://dataplatform.cloud.ibm.com/docs</w:t>
+          <w:t>https://dataplatform.cloud.ibm.com/docs/content/wsj/analyze-data/ml-overview.html</w:t>
         </w:r>
       </w:hyperlink>
       <w:r>
@@ -39717,21 +39717,21 @@
           <w:sz w:val="28"/>
           <w:szCs w:val="28"/>
         </w:rPr>
-        <w:t xml:space="preserve">     watsonx.data</w:t>
-      </w:r>
-      <w:r>
-        <w:br/>
-      </w:r>
-      <w:r>
-        <w:br/>
-      </w:r>
-      <w:r>
-        <w:rPr>
-          <w:color w:val="808080"/>
-          <w:sz w:val="24"/>
-          <w:szCs w:val="24"/>
-        </w:rPr>
-        <w:t>Watsonx.data is a data management solution for collecting, storing, querying, and analyzing all your enterprise data (structured, semi-structured, and unstructured) with a single unified data platform. It provides a flexible and reliable platform that is optimized to work on open data formats.</w:t>
+        <w:t xml:space="preserve">     watsonx.ai Studio</w:t>
+      </w:r>
+      <w:r>
+        <w:br/>
+      </w:r>
+      <w:r>
+        <w:br/>
+      </w:r>
+      <w:r>
+        <w:rPr>
+          <w:color w:val="808080"/>
+          <w:sz w:val="24"/>
+          <w:szCs w:val="24"/>
+        </w:rPr>
+        <w:t>IBM watsonx.ai Studio provides the set of integrated tools for IBM watsonx.ai and Cloud Pak for Data as a Service. IBM watsonx.ai Studio is powered by IBM watsonx.ai Runtime. With a suite of tools for all skill levels, everyone can collaborate to develop machine learning solutions and on watsonx.ai, develop generative AI solutions. You can write code, visually code on a graphical canvas, or automatically build AI solutions.</w:t>
       </w:r>
       <w:r>
         <w:br/>
@@ -39746,7 +39746,7 @@
       </w:r>
       <w:hyperlink r:id="rId554">
         <w:r>
-          <w:t>https://cloud.ibm.com/docs/watsonxdata</w:t>
+          <w:t>https://dataplatform.cloud.ibm.com/docs</w:t>
         </w:r>
       </w:hyperlink>
       <w:r>
@@ -39807,21 +39807,21 @@
           <w:sz w:val="28"/>
           <w:szCs w:val="28"/>
         </w:rPr>
-        <w:t xml:space="preserve">     watsonx.data integration</w:t>
-      </w:r>
-      <w:r>
-        <w:br/>
-      </w:r>
-      <w:r>
-        <w:br/>
-      </w:r>
-      <w:r>
-        <w:rPr>
-          <w:color w:val="808080"/>
-          <w:sz w:val="24"/>
-          <w:szCs w:val="24"/>
-        </w:rPr>
-        <w:t>watsonx.data integration is a data integration tool that offers a unified experience for data teams to seamlessly handle real-time streaming, replication and bulk/batch integration patterns, without having to switch context or preselect the integration style. Modernize your data flows with a SaaS-based architecture that promotes reusability of data flows, enhances security and cost effectiveness, leveraging deployment flexibility across hybrid cloud environments. Boost data reliability with continuous monitoring of data quality issues with data observability.</w:t>
+        <w:t xml:space="preserve">     watsonx.data</w:t>
+      </w:r>
+      <w:r>
+        <w:br/>
+      </w:r>
+      <w:r>
+        <w:br/>
+      </w:r>
+      <w:r>
+        <w:rPr>
+          <w:color w:val="808080"/>
+          <w:sz w:val="24"/>
+          <w:szCs w:val="24"/>
+        </w:rPr>
+        <w:t>Watsonx.data is a data management solution for collecting, storing, querying, and analyzing all your enterprise data (structured, semi-structured, and unstructured) with a single unified data platform. It provides a flexible and reliable platform that is optimized to work on open data formats.</w:t>
       </w:r>
       <w:r>
         <w:br/>
@@ -39836,7 +39836,7 @@
       </w:r>
       <w:hyperlink r:id="rId556">
         <w:r>
-          <w:t>https://dataplatform.cloud.ibm.com/docs/content/wsj/getting-started/welcome-main.html?context=df&amp;amp;audience=wdp</w:t>
+          <w:t>https://cloud.ibm.com/docs/watsonxdata</w:t>
         </w:r>
       </w:hyperlink>
       <w:r>
@@ -39897,21 +39897,21 @@
           <w:sz w:val="28"/>
           <w:szCs w:val="28"/>
         </w:rPr>
-        <w:t xml:space="preserve">     watsonx.data intelligence</w:t>
-      </w:r>
-      <w:r>
-        <w:br/>
-      </w:r>
-      <w:r>
-        <w:br/>
-      </w:r>
-      <w:r>
-        <w:rPr>
-          <w:color w:val="808080"/>
-          <w:sz w:val="24"/>
-          <w:szCs w:val="24"/>
-        </w:rPr>
-        <w:t>IBM watsonx.data intelligence revolutionizes the way organizations curate, manage, and utilize data by leveraging the power of AI to simplify data delivery across hybrid ecosystems. It empowers organizations to discover, trust, and access meaningful data by unifying governance, lineage, quality, and sharing, providing consumers with reliable data products.</w:t>
+        <w:t xml:space="preserve">     watsonx.data integration</w:t>
+      </w:r>
+      <w:r>
+        <w:br/>
+      </w:r>
+      <w:r>
+        <w:br/>
+      </w:r>
+      <w:r>
+        <w:rPr>
+          <w:color w:val="808080"/>
+          <w:sz w:val="24"/>
+          <w:szCs w:val="24"/>
+        </w:rPr>
+        <w:t>watsonx.data integration is a data integration tool that offers a unified experience for data teams to seamlessly handle real-time streaming, replication and bulk/batch integration patterns, without having to switch context or preselect the integration style. Modernize your data flows with a SaaS-based architecture that promotes reusability of data flows, enhances security and cost effectiveness, leveraging deployment flexibility across hybrid cloud environments. Boost data reliability with continuous monitoring of data quality issues with data observability.</w:t>
       </w:r>
       <w:r>
         <w:br/>
@@ -39987,21 +39987,21 @@
           <w:sz w:val="28"/>
           <w:szCs w:val="28"/>
         </w:rPr>
-        <w:t xml:space="preserve">     watsonx.governance</w:t>
-      </w:r>
-      <w:r>
-        <w:br/>
-      </w:r>
-      <w:r>
-        <w:br/>
-      </w:r>
-      <w:r>
-        <w:rPr>
-          <w:color w:val="808080"/>
-          <w:sz w:val="24"/>
-          <w:szCs w:val="24"/>
-        </w:rPr>
-        <w:t>IBM watsonx.governance™ helps you direct, manage and monitor your organization’s AI activities</w:t>
+        <w:t xml:space="preserve">     watsonx.data intelligence</w:t>
+      </w:r>
+      <w:r>
+        <w:br/>
+      </w:r>
+      <w:r>
+        <w:br/>
+      </w:r>
+      <w:r>
+        <w:rPr>
+          <w:color w:val="808080"/>
+          <w:sz w:val="24"/>
+          <w:szCs w:val="24"/>
+        </w:rPr>
+        <w:t>IBM watsonx.data intelligence revolutionizes the way organizations curate, manage, and utilize data by leveraging the power of AI to simplify data delivery across hybrid ecosystems. It empowers organizations to discover, trust, and access meaningful data by unifying governance, lineage, quality, and sharing, providing consumers with reliable data products.</w:t>
       </w:r>
       <w:r>
         <w:br/>
@@ -40016,7 +40016,7 @@
       </w:r>
       <w:hyperlink r:id="rId560">
         <w:r>
-          <w:t>https://dataplatform.cloud.ibm.com/docs/content/wsj/analyze-data/xgov-overview.html?context=wx&amp;amp;audience=wdp</w:t>
+          <w:t>https://dataplatform.cloud.ibm.com/docs/content/wsj/getting-started/welcome-main.html?context=df&amp;amp;audience=wdp</w:t>
         </w:r>
       </w:hyperlink>
       <w:r>
@@ -40077,179 +40077,21 @@
           <w:sz w:val="28"/>
           <w:szCs w:val="28"/>
         </w:rPr>
-        <w:t xml:space="preserve">     WealthGrowth.AI</w:t>
-      </w:r>
-      <w:r>
-        <w:br/>
-      </w:r>
-      <w:r>
-        <w:br/>
-      </w:r>
-      <w:r>
-        <w:rPr>
-          <w:color w:val="808080"/>
-          <w:sz w:val="24"/>
-          <w:szCs w:val="24"/>
-        </w:rPr>
-        <w:t>WealthGrowth.ai: Transforming Wealth Management with AI</w:t>
-      </w:r>
-      <w:r>
-        <w:br/>
-      </w:r>
-      <w:r>
-        <w:br/>
-      </w:r>
-      <w:r>
-        <w:rPr>
-          <w:color w:val="808080"/>
-          <w:sz w:val="24"/>
-          <w:szCs w:val="24"/>
-        </w:rPr>
-        <w:t>WealthGrowth.ai is an Agentic AI workflow designed to enhance financial advisory services by leveraging 64 AI models, multiple AI agents, over 250 APIs, and six digital applications. By automating up to 95% of advisors' tasks, it helps boost asset growth and expand client outreach.</w:t>
-      </w:r>
-      <w:r>
-        <w:br/>
-      </w:r>
-      <w:r>
-        <w:br/>
-      </w:r>
-      <w:r>
-        <w:rPr>
-          <w:color w:val="808080"/>
-          <w:sz w:val="24"/>
-          <w:szCs w:val="24"/>
-        </w:rPr>
-        <w:t>Key Benefits:</w:t>
-      </w:r>
-      <w:r>
-        <w:br/>
-      </w:r>
-      <w:r>
-        <w:br/>
-      </w:r>
-      <w:r>
-        <w:rPr>
-          <w:color w:val="808080"/>
-          <w:sz w:val="24"/>
-          <w:szCs w:val="24"/>
-        </w:rPr>
-        <w:t>1. Growing with Current Clients</w:t>
-      </w:r>
-      <w:r>
-        <w:br/>
-      </w:r>
-      <w:r>
-        <w:rPr>
-          <w:color w:val="808080"/>
-          <w:sz w:val="24"/>
-          <w:szCs w:val="24"/>
-        </w:rPr>
-        <w:t>Increases product utilization by 3 to 4 times.</w:t>
-      </w:r>
-      <w:r>
-        <w:br/>
-      </w:r>
-      <w:r>
-        <w:rPr>
-          <w:color w:val="808080"/>
-          <w:sz w:val="24"/>
-          <w:szCs w:val="24"/>
-        </w:rPr>
-        <w:t>Expands wallet share by up to 40%.</w:t>
-      </w:r>
-      <w:r>
-        <w:br/>
-      </w:r>
-      <w:r>
-        <w:rPr>
-          <w:color w:val="808080"/>
-          <w:sz w:val="24"/>
-          <w:szCs w:val="24"/>
-        </w:rPr>
-        <w:t xml:space="preserve">   </w:t>
-      </w:r>
-      <w:r>
-        <w:br/>
-      </w:r>
-      <w:r>
-        <w:rPr>
-          <w:color w:val="808080"/>
-          <w:sz w:val="24"/>
-          <w:szCs w:val="24"/>
-        </w:rPr>
-        <w:t>2. Transitioning Bank Clients &amp; Acquiring New Prospects</w:t>
-      </w:r>
-      <w:r>
-        <w:br/>
-      </w:r>
-      <w:r>
-        <w:rPr>
-          <w:color w:val="808080"/>
-          <w:sz w:val="24"/>
-          <w:szCs w:val="24"/>
-        </w:rPr>
-        <w:t>Enables advisors to manage 6 to 10 times more clients.</w:t>
-      </w:r>
-      <w:r>
-        <w:br/>
-      </w:r>
-      <w:r>
-        <w:rPr>
-          <w:color w:val="808080"/>
-          <w:sz w:val="24"/>
-          <w:szCs w:val="24"/>
-        </w:rPr>
-        <w:t>Boosts assets under management (AUM) by up to 6 times.</w:t>
-      </w:r>
-      <w:r>
-        <w:br/>
-      </w:r>
-      <w:r>
-        <w:br/>
-      </w:r>
-      <w:r>
-        <w:rPr>
-          <w:color w:val="808080"/>
-          <w:sz w:val="24"/>
-          <w:szCs w:val="24"/>
-        </w:rPr>
-        <w:t>3. Enabling a Centralized/Remote/Digital Advisor Strategy</w:t>
-      </w:r>
-      <w:r>
-        <w:br/>
-      </w:r>
-      <w:r>
-        <w:rPr>
-          <w:color w:val="808080"/>
-          <w:sz w:val="24"/>
-          <w:szCs w:val="24"/>
-        </w:rPr>
-        <w:t>Expands reach to new channels, regions, and products.</w:t>
-      </w:r>
-      <w:r>
-        <w:br/>
-      </w:r>
-      <w:r>
-        <w:rPr>
-          <w:color w:val="808080"/>
-          <w:sz w:val="24"/>
-          <w:szCs w:val="24"/>
-        </w:rPr>
-        <w:t>Reduces advisor workload while maximizing efficiency.</w:t>
-      </w:r>
-      <w:r>
-        <w:br/>
-      </w:r>
-      <w:r>
-        <w:br/>
-      </w:r>
-      <w:r>
-        <w:rPr>
-          <w:color w:val="808080"/>
-          <w:sz w:val="24"/>
-          <w:szCs w:val="24"/>
-        </w:rPr>
-        <w:t>Powered by Cognerium, WealthGrowth.ai is shaping the future of wealth management by integrating AI-driven strategies to optimize client engagement and financial growth.</w:t>
+        <w:t xml:space="preserve">     watsonx.governance</w:t>
+      </w:r>
+      <w:r>
+        <w:br/>
+      </w:r>
+      <w:r>
+        <w:br/>
+      </w:r>
+      <w:r>
+        <w:rPr>
+          <w:color w:val="808080"/>
+          <w:sz w:val="24"/>
+          <w:szCs w:val="24"/>
+        </w:rPr>
+        <w:t>IBM watsonx.governance™ helps you direct, manage and monitor your organization’s AI activities</w:t>
       </w:r>
       <w:r>
         <w:br/>
@@ -40264,7 +40106,7 @@
       </w:r>
       <w:hyperlink r:id="rId562">
         <w:r>
-          <w:t>https://apiwealthgrowth.cognerium.com/api/v1/app_documentation/</w:t>
+          <w:t>https://dataplatform.cloud.ibm.com/docs/content/wsj/analyze-data/xgov-overview.html?context=wx&amp;amp;audience=wdp</w:t>
         </w:r>
       </w:hyperlink>
       <w:r>
@@ -40325,21 +40167,179 @@
           <w:sz w:val="28"/>
           <w:szCs w:val="28"/>
         </w:rPr>
-        <w:t xml:space="preserve">     Zerto</w:t>
-      </w:r>
-      <w:r>
-        <w:br/>
-      </w:r>
-      <w:r>
-        <w:br/>
-      </w:r>
-      <w:r>
-        <w:rPr>
-          <w:color w:val="808080"/>
-          <w:sz w:val="24"/>
-          <w:szCs w:val="24"/>
-        </w:rPr>
-        <w:t>Replicate your VMs between data centers in the public cloud or between the public cloud and your on-premises data centers</w:t>
+        <w:t xml:space="preserve">     WealthGrowth.AI</w:t>
+      </w:r>
+      <w:r>
+        <w:br/>
+      </w:r>
+      <w:r>
+        <w:br/>
+      </w:r>
+      <w:r>
+        <w:rPr>
+          <w:color w:val="808080"/>
+          <w:sz w:val="24"/>
+          <w:szCs w:val="24"/>
+        </w:rPr>
+        <w:t>WealthGrowth.ai: Transforming Wealth Management with AI</w:t>
+      </w:r>
+      <w:r>
+        <w:br/>
+      </w:r>
+      <w:r>
+        <w:br/>
+      </w:r>
+      <w:r>
+        <w:rPr>
+          <w:color w:val="808080"/>
+          <w:sz w:val="24"/>
+          <w:szCs w:val="24"/>
+        </w:rPr>
+        <w:t>WealthGrowth.ai is an Agentic AI workflow designed to enhance financial advisory services by leveraging 64 AI models, multiple AI agents, over 250 APIs, and six digital applications. By automating up to 95% of advisors' tasks, it helps boost asset growth and expand client outreach.</w:t>
+      </w:r>
+      <w:r>
+        <w:br/>
+      </w:r>
+      <w:r>
+        <w:br/>
+      </w:r>
+      <w:r>
+        <w:rPr>
+          <w:color w:val="808080"/>
+          <w:sz w:val="24"/>
+          <w:szCs w:val="24"/>
+        </w:rPr>
+        <w:t>Key Benefits:</w:t>
+      </w:r>
+      <w:r>
+        <w:br/>
+      </w:r>
+      <w:r>
+        <w:br/>
+      </w:r>
+      <w:r>
+        <w:rPr>
+          <w:color w:val="808080"/>
+          <w:sz w:val="24"/>
+          <w:szCs w:val="24"/>
+        </w:rPr>
+        <w:t>1. Growing with Current Clients</w:t>
+      </w:r>
+      <w:r>
+        <w:br/>
+      </w:r>
+      <w:r>
+        <w:rPr>
+          <w:color w:val="808080"/>
+          <w:sz w:val="24"/>
+          <w:szCs w:val="24"/>
+        </w:rPr>
+        <w:t>Increases product utilization by 3 to 4 times.</w:t>
+      </w:r>
+      <w:r>
+        <w:br/>
+      </w:r>
+      <w:r>
+        <w:rPr>
+          <w:color w:val="808080"/>
+          <w:sz w:val="24"/>
+          <w:szCs w:val="24"/>
+        </w:rPr>
+        <w:t>Expands wallet share by up to 40%.</w:t>
+      </w:r>
+      <w:r>
+        <w:br/>
+      </w:r>
+      <w:r>
+        <w:rPr>
+          <w:color w:val="808080"/>
+          <w:sz w:val="24"/>
+          <w:szCs w:val="24"/>
+        </w:rPr>
+        <w:t xml:space="preserve">   </w:t>
+      </w:r>
+      <w:r>
+        <w:br/>
+      </w:r>
+      <w:r>
+        <w:rPr>
+          <w:color w:val="808080"/>
+          <w:sz w:val="24"/>
+          <w:szCs w:val="24"/>
+        </w:rPr>
+        <w:t>2. Transitioning Bank Clients &amp; Acquiring New Prospects</w:t>
+      </w:r>
+      <w:r>
+        <w:br/>
+      </w:r>
+      <w:r>
+        <w:rPr>
+          <w:color w:val="808080"/>
+          <w:sz w:val="24"/>
+          <w:szCs w:val="24"/>
+        </w:rPr>
+        <w:t>Enables advisors to manage 6 to 10 times more clients.</w:t>
+      </w:r>
+      <w:r>
+        <w:br/>
+      </w:r>
+      <w:r>
+        <w:rPr>
+          <w:color w:val="808080"/>
+          <w:sz w:val="24"/>
+          <w:szCs w:val="24"/>
+        </w:rPr>
+        <w:t>Boosts assets under management (AUM) by up to 6 times.</w:t>
+      </w:r>
+      <w:r>
+        <w:br/>
+      </w:r>
+      <w:r>
+        <w:br/>
+      </w:r>
+      <w:r>
+        <w:rPr>
+          <w:color w:val="808080"/>
+          <w:sz w:val="24"/>
+          <w:szCs w:val="24"/>
+        </w:rPr>
+        <w:t>3. Enabling a Centralized/Remote/Digital Advisor Strategy</w:t>
+      </w:r>
+      <w:r>
+        <w:br/>
+      </w:r>
+      <w:r>
+        <w:rPr>
+          <w:color w:val="808080"/>
+          <w:sz w:val="24"/>
+          <w:szCs w:val="24"/>
+        </w:rPr>
+        <w:t>Expands reach to new channels, regions, and products.</w:t>
+      </w:r>
+      <w:r>
+        <w:br/>
+      </w:r>
+      <w:r>
+        <w:rPr>
+          <w:color w:val="808080"/>
+          <w:sz w:val="24"/>
+          <w:szCs w:val="24"/>
+        </w:rPr>
+        <w:t>Reduces advisor workload while maximizing efficiency.</w:t>
+      </w:r>
+      <w:r>
+        <w:br/>
+      </w:r>
+      <w:r>
+        <w:br/>
+      </w:r>
+      <w:r>
+        <w:rPr>
+          <w:color w:val="808080"/>
+          <w:sz w:val="24"/>
+          <w:szCs w:val="24"/>
+        </w:rPr>
+        <w:t>Powered by Cognerium, WealthGrowth.ai is shaping the future of wealth management by integrating AI-driven strategies to optimize client engagement and financial growth.</w:t>
       </w:r>
       <w:r>
         <w:br/>
@@ -40354,7 +40354,7 @@
       </w:r>
       <w:hyperlink r:id="rId564">
         <w:r>
-          <w:t>https://cloud.ibm.com/services/vmwaresolutions/services/addingzertodr.html</w:t>
+          <w:t>https://apiwealthgrowth.cognerium.com/api/v1/app_documentation/</w:t>
         </w:r>
       </w:hyperlink>
       <w:r>
@@ -40415,6 +40415,96 @@
           <w:sz w:val="28"/>
           <w:szCs w:val="28"/>
         </w:rPr>
+        <w:t xml:space="preserve">     Zerto</w:t>
+      </w:r>
+      <w:r>
+        <w:br/>
+      </w:r>
+      <w:r>
+        <w:br/>
+      </w:r>
+      <w:r>
+        <w:rPr>
+          <w:color w:val="808080"/>
+          <w:sz w:val="24"/>
+          <w:szCs w:val="24"/>
+        </w:rPr>
+        <w:t>Replicate your VMs between data centers in the public cloud or between the public cloud and your on-premises data centers</w:t>
+      </w:r>
+      <w:r>
+        <w:br/>
+      </w:r>
+      <w:r>
+        <w:rPr>
+          <w:color w:val="808080"/>
+          <w:sz w:val="24"/>
+          <w:szCs w:val="24"/>
+        </w:rPr>
+        <w:t xml:space="preserve">Documentation:  </w:t>
+      </w:r>
+      <w:hyperlink r:id="rId566">
+        <w:r>
+          <w:t>https://cloud.ibm.com/services/vmwaresolutions/services/addingzertodr.html</w:t>
+        </w:r>
+      </w:hyperlink>
+      <w:r>
+        <w:br/>
+      </w:r>
+      <w:r>
+        <w:br/>
+      </w:r>
+    </w:p>
+    <w:p>
+      <w:pPr>
+        <w:ind/>
+      </w:pPr>
+      <w:r>
+        <w:rPr>
+          <w:noProof/>
+        </w:rPr>
+        <w:drawing>
+          <wp:inline distT="0" distB="0" distL="0" distR="0">
+            <wp:extent cx="476250" cy="476250"/>
+            <wp:effectExtent l="19050" t="0" r="9525" b="0"/>
+            <wp:docPr id="281" name="Picture 280" descr="Picture 280"/>
+            <wp:cNvGraphicFramePr>
+              <a:graphicFrameLocks xmlns:a="http://schemas.openxmlformats.org/drawingml/2006/main" noChangeAspect="1"/>
+            </wp:cNvGraphicFramePr>
+            <a:graphic xmlns:a="http://schemas.openxmlformats.org/drawingml/2006/main">
+              <a:graphicData uri="http://schemas.openxmlformats.org/drawingml/2006/picture">
+                <pic:pic xmlns:pic="http://schemas.openxmlformats.org/drawingml/2006/picture">
+                  <pic:nvPicPr>
+                    <pic:cNvPr id="0" name="Picture 280"/>
+                    <pic:cNvPicPr/>
+                  </pic:nvPicPr>
+                  <pic:blipFill>
+                    <a:blip r:embed="rId567" cstate="print"/>
+                    <a:stretch>
+                      <a:fillRect/>
+                    </a:stretch>
+                  </pic:blipFill>
+                  <pic:spPr>
+                    <a:xfrm>
+                      <a:off x="0" y="0"/>
+                      <a:ext cx="476250" cy="476250"/>
+                    </a:xfrm>
+                    <a:prstGeom prst="rect">
+                      <a:avLst/>
+                    </a:prstGeom>
+                  </pic:spPr>
+                </pic:pic>
+              </a:graphicData>
+            </a:graphic>
+          </wp:inline>
+        </w:drawing>
+      </w:r>
+      <w:r>
+        <w:rPr>
+          <w:b/>
+          <w:bCs/>
+          <w:sz w:val="28"/>
+          <w:szCs w:val="28"/>
+        </w:rPr>
         <w:t xml:space="preserve">     ZIEMACS AI Copilot for PowerHA</w:t>
       </w:r>
       <w:r>
@@ -40511,7 +40601,7 @@
         </w:rPr>
         <w:t xml:space="preserve">Documentation:  </w:t>
       </w:r>
-      <w:hyperlink r:id="rId566">
+      <w:hyperlink r:id="rId568">
         <w:r>
           <w:t>https://ziemacsai.github.io/assets/docs.html</w:t>
         </w:r>

--- a/docs/generated/mycatalog.docx
+++ b/docs/generated/mycatalog.docx
@@ -27551,7 +27551,360 @@
           <w:sz w:val="24"/>
           <w:szCs w:val="24"/>
         </w:rPr>
-        <w:t>This allows IBM Cloud VPC to serve as both a disaster recovery landing zone and a strategic approach for setting up a DR environment for production environment</w:t>
+        <w:t>This allows IBM Cloud VPC to serve as both a disaster recovery landing zone and a strategic approach for setting up a DR environment for production environment# License Information:</w:t>
+      </w:r>
+      <w:r>
+        <w:br/>
+      </w:r>
+      <w:r>
+        <w:br/>
+      </w:r>
+      <w:r>
+        <w:rPr>
+          <w:color w:val="808080"/>
+          <w:sz w:val="24"/>
+          <w:szCs w:val="24"/>
+        </w:rPr>
+        <w:t xml:space="preserve"># Description - RackWare DR &amp; DRaaS for IBM Cloud </w:t>
+      </w:r>
+      <w:r>
+        <w:br/>
+      </w:r>
+      <w:r>
+        <w:br/>
+      </w:r>
+      <w:r>
+        <w:rPr>
+          <w:color w:val="808080"/>
+          <w:sz w:val="24"/>
+          <w:szCs w:val="24"/>
+        </w:rPr>
+        <w:t xml:space="preserve"># RackWare DR for IBM Cloud </w:t>
+      </w:r>
+      <w:r>
+        <w:br/>
+      </w:r>
+      <w:r>
+        <w:br/>
+      </w:r>
+      <w:r>
+        <w:rPr>
+          <w:color w:val="808080"/>
+          <w:sz w:val="24"/>
+          <w:szCs w:val="24"/>
+        </w:rPr>
+        <w:t>RackWare DR provides workload-level disaster recovery to IBM Cloud VPC through flexible, per-VM licensing. This solution includes the RackWare DR software and standard support. Each license protects one source server or virtual machine that is replicated and managed through the RackWare Management Module (RMM).</w:t>
+      </w:r>
+      <w:r>
+        <w:br/>
+      </w:r>
+      <w:r>
+        <w:br/>
+      </w:r>
+      <w:r>
+        <w:rPr>
+          <w:color w:val="808080"/>
+          <w:sz w:val="24"/>
+          <w:szCs w:val="24"/>
+        </w:rPr>
+        <w:t xml:space="preserve">Pricing: $192 per protected VM per year </w:t>
+      </w:r>
+      <w:r>
+        <w:br/>
+      </w:r>
+      <w:r>
+        <w:br/>
+      </w:r>
+      <w:r>
+        <w:rPr>
+          <w:color w:val="808080"/>
+          <w:sz w:val="24"/>
+          <w:szCs w:val="24"/>
+        </w:rPr>
+        <w:t xml:space="preserve">Licensing and sizing are based solely on the number of source servers or virtual machines included within the RMM scope. </w:t>
+      </w:r>
+      <w:r>
+        <w:br/>
+      </w:r>
+      <w:r>
+        <w:br/>
+      </w:r>
+      <w:r>
+        <w:rPr>
+          <w:color w:val="808080"/>
+          <w:sz w:val="24"/>
+          <w:szCs w:val="24"/>
+        </w:rPr>
+        <w:t xml:space="preserve"> </w:t>
+      </w:r>
+      <w:r>
+        <w:br/>
+      </w:r>
+      <w:r>
+        <w:rPr>
+          <w:color w:val="808080"/>
+          <w:sz w:val="24"/>
+          <w:szCs w:val="24"/>
+        </w:rPr>
+        <w:t xml:space="preserve"># RackWare DRaaS for IBM Cloud </w:t>
+      </w:r>
+      <w:r>
+        <w:br/>
+      </w:r>
+      <w:r>
+        <w:br/>
+      </w:r>
+      <w:r>
+        <w:rPr>
+          <w:color w:val="808080"/>
+          <w:sz w:val="24"/>
+          <w:szCs w:val="24"/>
+        </w:rPr>
+        <w:t xml:space="preserve">RackWare DRaaS provides workload-level disaster recovery to IBM Cloud VPC through flexible, per-VM licensing. This fully managed solution includes the RackWare DR software, standard support, DRaaS operations, and one non-disruptive disaster recovery drill per protected VM each year. </w:t>
+      </w:r>
+      <w:r>
+        <w:br/>
+      </w:r>
+      <w:r>
+        <w:rPr>
+          <w:color w:val="808080"/>
+          <w:sz w:val="24"/>
+          <w:szCs w:val="24"/>
+        </w:rPr>
+        <w:t xml:space="preserve">The service includes daily monitoring and maintenance, daily operational reports, automated alerts to RackWare, problem diagnosis and resolution (including triage of warnings and errors), issue resolution within the defined support scope, coordination with external teams for issues outside the service scope, and the application of patches, bug fixes, and support release upgrades. </w:t>
+      </w:r>
+      <w:r>
+        <w:br/>
+      </w:r>
+      <w:r>
+        <w:rPr>
+          <w:color w:val="808080"/>
+          <w:sz w:val="24"/>
+          <w:szCs w:val="24"/>
+        </w:rPr>
+        <w:t xml:space="preserve">Each RackWare DRaaS license protects one source server or virtual machine that is replicated and managed through the RackWare Management Module (RMM). </w:t>
+      </w:r>
+      <w:r>
+        <w:br/>
+      </w:r>
+      <w:r>
+        <w:br/>
+      </w:r>
+      <w:r>
+        <w:rPr>
+          <w:color w:val="808080"/>
+          <w:sz w:val="24"/>
+          <w:szCs w:val="24"/>
+        </w:rPr>
+        <w:t xml:space="preserve">Pricing: $495 per protected VM per year </w:t>
+      </w:r>
+      <w:r>
+        <w:br/>
+      </w:r>
+      <w:r>
+        <w:br/>
+      </w:r>
+      <w:r>
+        <w:rPr>
+          <w:color w:val="808080"/>
+          <w:sz w:val="24"/>
+          <w:szCs w:val="24"/>
+        </w:rPr>
+        <w:t xml:space="preserve">Licensing and sizing are based solely on the number of source servers or virtual machines included within the RMM scope. </w:t>
+      </w:r>
+      <w:r>
+        <w:br/>
+      </w:r>
+      <w:r>
+        <w:br/>
+      </w:r>
+      <w:r>
+        <w:rPr>
+          <w:color w:val="808080"/>
+          <w:sz w:val="24"/>
+          <w:szCs w:val="24"/>
+        </w:rPr>
+        <w:t xml:space="preserve"> </w:t>
+      </w:r>
+      <w:r>
+        <w:br/>
+      </w:r>
+      <w:r>
+        <w:rPr>
+          <w:color w:val="808080"/>
+          <w:sz w:val="24"/>
+          <w:szCs w:val="24"/>
+        </w:rPr>
+        <w:t># Architecture Flexibility</w:t>
+      </w:r>
+      <w:r>
+        <w:br/>
+      </w:r>
+      <w:r>
+        <w:br/>
+      </w:r>
+      <w:r>
+        <w:rPr>
+          <w:color w:val="808080"/>
+          <w:sz w:val="24"/>
+          <w:szCs w:val="24"/>
+        </w:rPr>
+        <w:t>1) RackWare DR can be deployed as a single instance or scaled across multiple RackWare DR RMM instances to meet performance, isolation, and design requirements.</w:t>
+      </w:r>
+      <w:r>
+        <w:br/>
+      </w:r>
+      <w:r>
+        <w:rPr>
+          <w:color w:val="808080"/>
+          <w:sz w:val="24"/>
+          <w:szCs w:val="24"/>
+        </w:rPr>
+        <w:t xml:space="preserve"> </w:t>
+      </w:r>
+      <w:r>
+        <w:br/>
+      </w:r>
+      <w:r>
+        <w:rPr>
+          <w:color w:val="808080"/>
+          <w:sz w:val="24"/>
+          <w:szCs w:val="24"/>
+        </w:rPr>
+        <w:t>2) For example, 100 VMs (20 vCPUs) can be distributed across multiple instances (e.g., 5 RMM instances, each supporting 20 VMs/servers).</w:t>
+      </w:r>
+      <w:r>
+        <w:br/>
+      </w:r>
+      <w:r>
+        <w:rPr>
+          <w:color w:val="808080"/>
+          <w:sz w:val="24"/>
+          <w:szCs w:val="24"/>
+        </w:rPr>
+        <w:t xml:space="preserve"> </w:t>
+      </w:r>
+      <w:r>
+        <w:br/>
+      </w:r>
+      <w:r>
+        <w:rPr>
+          <w:color w:val="808080"/>
+          <w:sz w:val="24"/>
+          <w:szCs w:val="24"/>
+        </w:rPr>
+        <w:t># Licensing Example (e.g. 100 VMs)</w:t>
+      </w:r>
+      <w:r>
+        <w:br/>
+      </w:r>
+      <w:r>
+        <w:br/>
+      </w:r>
+      <w:r>
+        <w:rPr>
+          <w:color w:val="808080"/>
+          <w:sz w:val="24"/>
+          <w:szCs w:val="24"/>
+        </w:rPr>
+        <w:t>1) 1 vCPU supports 5 VMs</w:t>
+      </w:r>
+      <w:r>
+        <w:br/>
+      </w:r>
+      <w:r>
+        <w:rPr>
+          <w:color w:val="808080"/>
+          <w:sz w:val="24"/>
+          <w:szCs w:val="24"/>
+        </w:rPr>
+        <w:t>2) 100 VMs require 20 vCPUs</w:t>
+      </w:r>
+      <w:r>
+        <w:br/>
+      </w:r>
+      <w:r>
+        <w:rPr>
+          <w:color w:val="808080"/>
+          <w:sz w:val="24"/>
+          <w:szCs w:val="24"/>
+        </w:rPr>
+        <w:t>3) A single RMM instance with 4 vCPU and 32 GB RAM can cover 20 VMs.</w:t>
+      </w:r>
+      <w:r>
+        <w:br/>
+      </w:r>
+      <w:r>
+        <w:rPr>
+          <w:color w:val="808080"/>
+          <w:sz w:val="24"/>
+          <w:szCs w:val="24"/>
+        </w:rPr>
+        <w:t>4) 4 RMM instances should cover 100 VMs to be protected in DR</w:t>
+      </w:r>
+      <w:r>
+        <w:br/>
+      </w:r>
+      <w:r>
+        <w:rPr>
+          <w:color w:val="808080"/>
+          <w:sz w:val="24"/>
+          <w:szCs w:val="24"/>
+        </w:rPr>
+        <w:t>5) For DR 1 VM is billed at $192, 100 VMs x $192 = $19200 / Year</w:t>
+      </w:r>
+      <w:r>
+        <w:br/>
+      </w:r>
+      <w:r>
+        <w:rPr>
+          <w:color w:val="808080"/>
+          <w:sz w:val="24"/>
+          <w:szCs w:val="24"/>
+        </w:rPr>
+        <w:t>6) For DRaaS 1 VM is billed at $495, 100 VMs x $495 = $49500 / Year</w:t>
+      </w:r>
+      <w:r>
+        <w:br/>
+      </w:r>
+      <w:r>
+        <w:rPr>
+          <w:color w:val="808080"/>
+          <w:sz w:val="24"/>
+          <w:szCs w:val="24"/>
+        </w:rPr>
+        <w:t xml:space="preserve"> </w:t>
+      </w:r>
+      <w:r>
+        <w:br/>
+      </w:r>
+      <w:r>
+        <w:rPr>
+          <w:color w:val="808080"/>
+          <w:sz w:val="24"/>
+          <w:szCs w:val="24"/>
+        </w:rPr>
+        <w:t>Note: RackWare DR software pricing does not include IBM Cloud compute, storage.</w:t>
+      </w:r>
+      <w:r>
+        <w:br/>
+      </w:r>
+      <w:r>
+        <w:br/>
+      </w:r>
+      <w:r>
+        <w:br/>
+      </w:r>
+      <w:r>
+        <w:rPr>
+          <w:color w:val="808080"/>
+          <w:sz w:val="24"/>
+          <w:szCs w:val="24"/>
+        </w:rPr>
+        <w:t>RackWare's RMM Disaster Recovery ( DR ) are an automated, easy, and convenient process to protect existing workloads from your current location to IBM Cloud VPC. RMM creates an exact duplicate of a running image without the burden of rebuilding or recreating template images and applications. It decouples the application stack from the underlying platform, allowing it to be ported to the IBM Cloud infrastructure with ease. RMM simplifies protection of large, complex environments through a simple interface and reduces the time required from weeks to days, reducing capital and operating expenses. RackWare RMM includes discovery, analysis, automation features like DR policy engine, dynamic provisioning allowing all processes to be fast, easy, and error-free.</w:t>
+      </w:r>
+      <w:r>
+        <w:br/>
       </w:r>
       <w:r>
         <w:br/>
@@ -27669,7 +28022,524 @@
           <w:sz w:val="24"/>
           <w:szCs w:val="24"/>
         </w:rPr>
-        <w:t>RMM simplifies migration of large, complex environments through a simple interface and reduces the time required from weeks to days, reducing capital and operating expenses. RMM includes discovery, analysis, and automation features, allowing all processes to be fast, easy, and error-free.</w:t>
+        <w:t xml:space="preserve">RMM simplifies migration of large, complex environments through a simple interface and reduces the time required from weeks to days, reducing capital and operating expenses. RMM includes discovery, analysis, and automation features, allowing all processes to be fast, easy, and error-free.RackWare's RMM Server Migration solution provides an easy, automated, and simplified process to migrate existing workloads from your current location to IBM Cloud. </w:t>
+      </w:r>
+      <w:r>
+        <w:br/>
+      </w:r>
+      <w:r>
+        <w:br/>
+      </w:r>
+      <w:r>
+        <w:rPr>
+          <w:color w:val="808080"/>
+          <w:sz w:val="24"/>
+          <w:szCs w:val="24"/>
+        </w:rPr>
+        <w:t># License Information</w:t>
+      </w:r>
+      <w:r>
+        <w:br/>
+      </w:r>
+      <w:r>
+        <w:br/>
+      </w:r>
+      <w:r>
+        <w:rPr>
+          <w:color w:val="808080"/>
+          <w:sz w:val="24"/>
+          <w:szCs w:val="24"/>
+        </w:rPr>
+        <w:t># Description – RackWare Migration for IBM Cloud</w:t>
+      </w:r>
+      <w:r>
+        <w:br/>
+      </w:r>
+      <w:r>
+        <w:br/>
+      </w:r>
+      <w:r>
+        <w:rPr>
+          <w:color w:val="808080"/>
+          <w:sz w:val="24"/>
+          <w:szCs w:val="24"/>
+        </w:rPr>
+        <w:t>RackWare Migration enables fast, automated workload migration to IBM Cloud VPC with flexible, infrastructure-based hourly licensing.</w:t>
+      </w:r>
+      <w:r>
+        <w:br/>
+      </w:r>
+      <w:r>
+        <w:br/>
+      </w:r>
+      <w:r>
+        <w:rPr>
+          <w:color w:val="808080"/>
+          <w:sz w:val="24"/>
+          <w:szCs w:val="24"/>
+        </w:rPr>
+        <w:t># Licensing Model</w:t>
+      </w:r>
+      <w:r>
+        <w:br/>
+      </w:r>
+      <w:r>
+        <w:rPr>
+          <w:color w:val="808080"/>
+          <w:sz w:val="24"/>
+          <w:szCs w:val="24"/>
+        </w:rPr>
+        <w:t>RackWare Migration is fixed cost based on the number of source VMs in scope.</w:t>
+      </w:r>
+      <w:r>
+        <w:br/>
+      </w:r>
+      <w:r>
+        <w:br/>
+      </w:r>
+      <w:r>
+        <w:rPr>
+          <w:color w:val="808080"/>
+          <w:sz w:val="24"/>
+          <w:szCs w:val="24"/>
+        </w:rPr>
+        <w:t>1 VM is billed at $110</w:t>
+      </w:r>
+      <w:r>
+        <w:br/>
+      </w:r>
+      <w:r>
+        <w:rPr>
+          <w:color w:val="808080"/>
+          <w:sz w:val="24"/>
+          <w:szCs w:val="24"/>
+        </w:rPr>
+        <w:t>8 vCPU supports up to 50 source VMs</w:t>
+      </w:r>
+      <w:r>
+        <w:br/>
+      </w:r>
+      <w:r>
+        <w:br/>
+      </w:r>
+      <w:r>
+        <w:rPr>
+          <w:color w:val="808080"/>
+          <w:sz w:val="24"/>
+          <w:szCs w:val="24"/>
+        </w:rPr>
+        <w:t># Sizing Guidance</w:t>
+      </w:r>
+      <w:r>
+        <w:br/>
+      </w:r>
+      <w:r>
+        <w:rPr>
+          <w:color w:val="808080"/>
+          <w:sz w:val="24"/>
+          <w:szCs w:val="24"/>
+        </w:rPr>
+        <w:t>RackWare provides a simple, linear scaling model based on VM count:</w:t>
+      </w:r>
+      <w:r>
+        <w:br/>
+      </w:r>
+      <w:r>
+        <w:br/>
+      </w:r>
+      <w:r>
+        <w:rPr>
+          <w:color w:val="808080"/>
+          <w:sz w:val="24"/>
+          <w:szCs w:val="24"/>
+        </w:rPr>
+        <w:t>50 VMs → A single RMM with 8 vCPUs and 64 GB RAM</w:t>
+      </w:r>
+      <w:r>
+        <w:br/>
+      </w:r>
+      <w:r>
+        <w:rPr>
+          <w:color w:val="808080"/>
+          <w:sz w:val="24"/>
+          <w:szCs w:val="24"/>
+        </w:rPr>
+        <w:t>100 VMs → 2 RMMs with 8 vCPUs and 64 GB RAM</w:t>
+      </w:r>
+      <w:r>
+        <w:br/>
+      </w:r>
+      <w:r>
+        <w:rPr>
+          <w:color w:val="808080"/>
+          <w:sz w:val="24"/>
+          <w:szCs w:val="24"/>
+        </w:rPr>
+        <w:t>1,000 VMs → 20 RMMs with 8 vCPUs and 64 GB RAM</w:t>
+      </w:r>
+      <w:r>
+        <w:br/>
+      </w:r>
+      <w:r>
+        <w:rPr>
+          <w:color w:val="808080"/>
+          <w:sz w:val="24"/>
+          <w:szCs w:val="24"/>
+        </w:rPr>
+        <w:t>10,000 VMs → 200 RMMs with 8 vCPUs and 64 GB RAM</w:t>
+      </w:r>
+      <w:r>
+        <w:br/>
+      </w:r>
+      <w:r>
+        <w:br/>
+      </w:r>
+      <w:r>
+        <w:rPr>
+          <w:color w:val="808080"/>
+          <w:sz w:val="24"/>
+          <w:szCs w:val="24"/>
+        </w:rPr>
+        <w:t>This model scales linearly beyond these examples, allowing customers to support environments of any size by continuing the same 5 VMs per vCPU ratio. Capacity can be increased incrementally to align with migration waves, timelines, and performance requirements.</w:t>
+      </w:r>
+      <w:r>
+        <w:br/>
+      </w:r>
+      <w:r>
+        <w:br/>
+      </w:r>
+      <w:r>
+        <w:rPr>
+          <w:color w:val="808080"/>
+          <w:sz w:val="24"/>
+          <w:szCs w:val="24"/>
+        </w:rPr>
+        <w:t># Architecture Flexibility</w:t>
+      </w:r>
+      <w:r>
+        <w:br/>
+      </w:r>
+      <w:r>
+        <w:rPr>
+          <w:color w:val="808080"/>
+          <w:sz w:val="24"/>
+          <w:szCs w:val="24"/>
+        </w:rPr>
+        <w:t>RackWare Migration can be deployed as a single instance or distributed across multiple RMM instances depending on performance, isolation, or design requirements.</w:t>
+      </w:r>
+      <w:r>
+        <w:br/>
+      </w:r>
+      <w:r>
+        <w:br/>
+      </w:r>
+      <w:r>
+        <w:rPr>
+          <w:color w:val="808080"/>
+          <w:sz w:val="24"/>
+          <w:szCs w:val="24"/>
+        </w:rPr>
+        <w:t>For example, a customer migrating 100 VMs would require 2 RMMs:</w:t>
+      </w:r>
+      <w:r>
+        <w:br/>
+      </w:r>
+      <w:r>
+        <w:br/>
+      </w:r>
+      <w:r>
+        <w:rPr>
+          <w:color w:val="808080"/>
+          <w:sz w:val="24"/>
+          <w:szCs w:val="24"/>
+        </w:rPr>
+        <w:t>100 VMs × $110/VM = $11,000</w:t>
+      </w:r>
+      <w:r>
+        <w:br/>
+      </w:r>
+      <w:r>
+        <w:br/>
+      </w:r>
+      <w:r>
+        <w:rPr>
+          <w:color w:val="808080"/>
+          <w:sz w:val="24"/>
+          <w:szCs w:val="24"/>
+        </w:rPr>
+        <w:t>This can be deployed as:</w:t>
+      </w:r>
+      <w:r>
+        <w:br/>
+      </w:r>
+      <w:r>
+        <w:br/>
+      </w:r>
+      <w:r>
+        <w:rPr>
+          <w:color w:val="808080"/>
+          <w:sz w:val="24"/>
+          <w:szCs w:val="24"/>
+        </w:rPr>
+        <w:t>A single RMM with 4 vCPU and 32 GB RAM supporting 50 VMs in parallel for migration , or</w:t>
+      </w:r>
+      <w:r>
+        <w:br/>
+      </w:r>
+      <w:r>
+        <w:rPr>
+          <w:color w:val="808080"/>
+          <w:sz w:val="24"/>
+          <w:szCs w:val="24"/>
+        </w:rPr>
+        <w:t>Multiple RMM instances based on the migration VMs count (e.g., 4 vCPUs supporting 50 VMs each) aligned to migration waves or application groupings</w:t>
+      </w:r>
+      <w:r>
+        <w:br/>
+      </w:r>
+      <w:r>
+        <w:br/>
+      </w:r>
+      <w:r>
+        <w:rPr>
+          <w:color w:val="808080"/>
+          <w:sz w:val="24"/>
+          <w:szCs w:val="24"/>
+        </w:rPr>
+        <w:t>This flexible architecture enables parallel migrations, better control over cutover groups, and alignment to enterprise design requirements.</w:t>
+      </w:r>
+      <w:r>
+        <w:br/>
+      </w:r>
+      <w:r>
+        <w:br/>
+      </w:r>
+      <w:r>
+        <w:rPr>
+          <w:color w:val="808080"/>
+          <w:sz w:val="24"/>
+          <w:szCs w:val="24"/>
+        </w:rPr>
+        <w:t># The supported use cases are</w:t>
+      </w:r>
+      <w:r>
+        <w:br/>
+      </w:r>
+      <w:r>
+        <w:br/>
+      </w:r>
+      <w:r>
+        <w:rPr>
+          <w:color w:val="808080"/>
+          <w:sz w:val="24"/>
+          <w:szCs w:val="24"/>
+        </w:rPr>
+        <w:t>1. VMware virtual machine (On-premises) to IBM Cloud VPC virtual servers</w:t>
+      </w:r>
+      <w:r>
+        <w:br/>
+      </w:r>
+      <w:r>
+        <w:rPr>
+          <w:color w:val="808080"/>
+          <w:sz w:val="24"/>
+          <w:szCs w:val="24"/>
+        </w:rPr>
+        <w:t>2. VMware virtual machine (IBM Cloud classic) to IBM Cloud VPC virtual servers</w:t>
+      </w:r>
+      <w:r>
+        <w:br/>
+      </w:r>
+      <w:r>
+        <w:rPr>
+          <w:color w:val="808080"/>
+          <w:sz w:val="24"/>
+          <w:szCs w:val="24"/>
+        </w:rPr>
+        <w:t>3. Hyper-V virtual machine (On-premises, IBM Cloud Classic) to IBM Cloud VPC virtual servers</w:t>
+      </w:r>
+      <w:r>
+        <w:br/>
+      </w:r>
+      <w:r>
+        <w:rPr>
+          <w:color w:val="808080"/>
+          <w:sz w:val="24"/>
+          <w:szCs w:val="24"/>
+        </w:rPr>
+        <w:t>4. On-premises physical machines to IBM Cloud VPC virtual servers</w:t>
+      </w:r>
+      <w:r>
+        <w:br/>
+      </w:r>
+      <w:r>
+        <w:rPr>
+          <w:color w:val="808080"/>
+          <w:sz w:val="24"/>
+          <w:szCs w:val="24"/>
+        </w:rPr>
+        <w:t>5. GCP, AWS, Azure, virtual machines and OCI Baremetal to IBM Cloud VPC virtual servers</w:t>
+      </w:r>
+      <w:r>
+        <w:br/>
+      </w:r>
+      <w:r>
+        <w:rPr>
+          <w:color w:val="808080"/>
+          <w:sz w:val="24"/>
+          <w:szCs w:val="24"/>
+        </w:rPr>
+        <w:t>6. IBM Cloud classic bare metal to IBM Cloud classic bare metal</w:t>
+      </w:r>
+      <w:r>
+        <w:br/>
+      </w:r>
+      <w:r>
+        <w:rPr>
+          <w:color w:val="808080"/>
+          <w:sz w:val="24"/>
+          <w:szCs w:val="24"/>
+        </w:rPr>
+        <w:t>7. IBM Cloud classic bare metal to IBM Cloud VPC bare metal</w:t>
+      </w:r>
+      <w:r>
+        <w:br/>
+      </w:r>
+      <w:r>
+        <w:rPr>
+          <w:color w:val="808080"/>
+          <w:sz w:val="24"/>
+          <w:szCs w:val="24"/>
+        </w:rPr>
+        <w:t>8. Migration of popular databases (e.g., MSSQL, MySQL, PostgreSQL etc. Oracle RAC and ASM disk-based databases are not supported. Also, AWS RDS like databases are not supported)</w:t>
+      </w:r>
+      <w:r>
+        <w:br/>
+      </w:r>
+      <w:r>
+        <w:br/>
+      </w:r>
+      <w:r>
+        <w:rPr>
+          <w:color w:val="808080"/>
+          <w:sz w:val="24"/>
+          <w:szCs w:val="24"/>
+        </w:rPr>
+        <w:t>## Product Overview</w:t>
+      </w:r>
+      <w:r>
+        <w:br/>
+      </w:r>
+      <w:r>
+        <w:rPr>
+          <w:color w:val="808080"/>
+          <w:sz w:val="24"/>
+          <w:szCs w:val="24"/>
+        </w:rPr>
+        <w:t>RackWare's RMM migrations are an automated, easy, and convenient process to migrate existing workloads from your current location to IBM Cloud. RMM creates an exact duplicate of a running image without the burden of rebuilding or recreating template images and applications. It decouples the application stack from the underlying platform, allowing it to be ported to the IBM Cloud infrastructure with ease. RMM simplifies migration of large, complex environments through a simple interface and reduces the time required from weeks to days, reducing capital and operating expenses. RackWare RMM includes discovery, analysis, and automation features, allowing all processes to be fast, easy, and error-free.</w:t>
+      </w:r>
+      <w:r>
+        <w:br/>
+      </w:r>
+      <w:r>
+        <w:br/>
+      </w:r>
+      <w:r>
+        <w:rPr>
+          <w:color w:val="808080"/>
+          <w:sz w:val="24"/>
+          <w:szCs w:val="24"/>
+        </w:rPr>
+        <w:t># Key Benefits</w:t>
+      </w:r>
+      <w:r>
+        <w:br/>
+      </w:r>
+      <w:r>
+        <w:br/>
+      </w:r>
+      <w:r>
+        <w:rPr>
+          <w:color w:val="808080"/>
+          <w:sz w:val="24"/>
+          <w:szCs w:val="24"/>
+        </w:rPr>
+        <w:t>- Live and Non-Disruptive Migrations</w:t>
+      </w:r>
+      <w:r>
+        <w:br/>
+      </w:r>
+      <w:r>
+        <w:rPr>
+          <w:color w:val="808080"/>
+          <w:sz w:val="24"/>
+          <w:szCs w:val="24"/>
+        </w:rPr>
+        <w:t>- Highly secure and efficient data transfer</w:t>
+      </w:r>
+      <w:r>
+        <w:br/>
+      </w:r>
+      <w:r>
+        <w:rPr>
+          <w:color w:val="808080"/>
+          <w:sz w:val="24"/>
+          <w:szCs w:val="24"/>
+        </w:rPr>
+        <w:t>- Auto provision of target Virtual Server Instance</w:t>
+      </w:r>
+      <w:r>
+        <w:br/>
+      </w:r>
+      <w:r>
+        <w:rPr>
+          <w:color w:val="808080"/>
+          <w:sz w:val="24"/>
+          <w:szCs w:val="24"/>
+        </w:rPr>
+        <w:t>- Include / Exclude Lists: Capture and sync only specific files and directories rather than entire systems</w:t>
+      </w:r>
+      <w:r>
+        <w:br/>
+      </w:r>
+      <w:r>
+        <w:rPr>
+          <w:color w:val="808080"/>
+          <w:sz w:val="24"/>
+          <w:szCs w:val="24"/>
+        </w:rPr>
+        <w:t>- Delta Sync: Sync only the changed parts of files during the final data sync, drastically lowering cutover times</w:t>
+      </w:r>
+      <w:r>
+        <w:br/>
+      </w:r>
+      <w:r>
+        <w:rPr>
+          <w:color w:val="808080"/>
+          <w:sz w:val="24"/>
+          <w:szCs w:val="24"/>
+        </w:rPr>
+        <w:t>- Network optimization: bandwidth usage limitations, compression and check point restart for all sync operations</w:t>
+      </w:r>
+      <w:r>
+        <w:br/>
+      </w:r>
+      <w:r>
+        <w:br/>
+      </w:r>
+      <w:r>
+        <w:rPr>
+          <w:color w:val="808080"/>
+          <w:sz w:val="24"/>
+          <w:szCs w:val="24"/>
+        </w:rPr>
+        <w:t>- For more information, visit https://www.rackwareinc.com/cloud-migration</w:t>
+      </w:r>
+      <w:r>
+        <w:br/>
+      </w:r>
+      <w:r>
+        <w:br/>
       </w:r>
       <w:r>
         <w:br/>

--- a/docs/generated/mycatalog.docx
+++ b/docs/generated/mycatalog.docx
@@ -34708,148 +34708,85 @@
           <w:sz w:val="28"/>
           <w:szCs w:val="28"/>
         </w:rPr>
-        <w:t xml:space="preserve">     TapestryX</w:t>
-      </w:r>
-      <w:r>
-        <w:br/>
-      </w:r>
-      <w:r>
-        <w:br/>
-      </w:r>
-      <w:r>
-        <w:rPr>
-          <w:color w:val="808080"/>
-          <w:sz w:val="24"/>
-          <w:szCs w:val="24"/>
-        </w:rPr>
-        <w:t>TapestryX is a real-time, high-capacity, secure and scalable, decentralized B2B transaction synchronization and double-entry accounting protocol.</w:t>
-      </w:r>
-      <w:r>
-        <w:br/>
-      </w:r>
-      <w:r>
-        <w:br/>
-      </w:r>
-      <w:r>
-        <w:rPr>
-          <w:color w:val="808080"/>
-          <w:sz w:val="24"/>
-          <w:szCs w:val="24"/>
-        </w:rPr>
-        <w:t>▪ Each Node (representing an institutional participant) controls its segment of the entire, interlinked platform ledger</w:t>
-      </w:r>
-      <w:r>
-        <w:br/>
-      </w:r>
-      <w:r>
-        <w:rPr>
-          <w:color w:val="808080"/>
-          <w:sz w:val="24"/>
-          <w:szCs w:val="24"/>
-        </w:rPr>
-        <w:t>▪ Event-driven and self-synchronizing(1)</w:t>
-      </w:r>
-      <w:r>
-        <w:br/>
-      </w:r>
-      <w:r>
-        <w:rPr>
-          <w:color w:val="808080"/>
-          <w:sz w:val="24"/>
-          <w:szCs w:val="24"/>
-        </w:rPr>
-        <w:t>▪ Each Node posts asset transfer details as well as (future-dated) obligations into immutable ledgers</w:t>
-      </w:r>
-      <w:r>
-        <w:br/>
-      </w:r>
-      <w:r>
-        <w:rPr>
-          <w:color w:val="808080"/>
-          <w:sz w:val="24"/>
-          <w:szCs w:val="24"/>
-        </w:rPr>
-        <w:t>▪ Transaction Accounting Periods - allowing period archiving and active memory optimization</w:t>
-      </w:r>
-      <w:r>
-        <w:br/>
-      </w:r>
-      <w:r>
-        <w:rPr>
-          <w:color w:val="808080"/>
-          <w:sz w:val="24"/>
-          <w:szCs w:val="24"/>
-        </w:rPr>
-        <w:t>▪ Simple, deterministic scripts (asset &amp; life-cycle agnostic)</w:t>
-      </w:r>
-      <w:r>
-        <w:br/>
-      </w:r>
-      <w:r>
-        <w:rPr>
-          <w:color w:val="808080"/>
-          <w:sz w:val="24"/>
-          <w:szCs w:val="24"/>
-        </w:rPr>
-        <w:t>▪ Interoperable with legacy infrastructure (via Airlock feature)</w:t>
-      </w:r>
-      <w:r>
-        <w:br/>
-      </w:r>
-      <w:r>
-        <w:rPr>
-          <w:color w:val="808080"/>
-          <w:sz w:val="24"/>
-          <w:szCs w:val="24"/>
-        </w:rPr>
-        <w:t>▪ Confidential and Secure</w:t>
-      </w:r>
-      <w:r>
-        <w:br/>
-      </w:r>
-      <w:r>
-        <w:rPr>
-          <w:color w:val="808080"/>
-          <w:sz w:val="24"/>
-          <w:szCs w:val="24"/>
-        </w:rPr>
-        <w:t>▪ Configurable for proper GAAP or IFRS Financial Reporting</w:t>
-      </w:r>
-      <w:r>
-        <w:br/>
-      </w:r>
-      <w:r>
-        <w:rPr>
-          <w:color w:val="808080"/>
-          <w:sz w:val="24"/>
-          <w:szCs w:val="24"/>
-        </w:rPr>
-        <w:t>▪ Decentralized initiation of transaction, validation and processing – no single point of failure</w:t>
-      </w:r>
-      <w:r>
-        <w:br/>
-      </w:r>
-      <w:r>
-        <w:rPr>
-          <w:color w:val="808080"/>
-          <w:sz w:val="24"/>
-          <w:szCs w:val="24"/>
-        </w:rPr>
-        <w:t>▪ High Performance (~ 100K TPS) and Resilient to Cyber attacks</w:t>
-      </w:r>
-      <w:r>
-        <w:br/>
-      </w:r>
-      <w:r>
-        <w:br/>
-      </w:r>
-      <w:r>
-        <w:rPr>
-          <w:color w:val="808080"/>
-          <w:sz w:val="24"/>
-          <w:szCs w:val="24"/>
-        </w:rPr>
-        <w:t>Consistency and Completeness of all Decentralized Ledgers without reliance on consensus, mining or 3rd Party validation.</w:t>
+        <w:t xml:space="preserve">     SysTrack AI</w:t>
+      </w:r>
+      <w:r>
+        <w:br/>
+      </w:r>
+      <w:r>
+        <w:br/>
+      </w:r>
+      <w:r>
+        <w:rPr>
+          <w:color w:val="808080"/>
+          <w:sz w:val="24"/>
+          <w:szCs w:val="24"/>
+        </w:rPr>
+        <w:t>From the data leader in digital employee experience (DEX) tools, SysTrack AI helps IT organizations deflect tickets, resolve incidents 2X faster, and improve service desk efficiency. With real-time insight into device issues and AI-driven diagnostics, SysTrack AI pinpoints the root cause of problems and provides step-by-step guidance for fast, accurate resolutions. It’s your “easy button” for effective L1 support.</w:t>
+      </w:r>
+      <w:r>
+        <w:br/>
+      </w:r>
+      <w:r>
+        <w:br/>
+      </w:r>
+      <w:r>
+        <w:rPr>
+          <w:color w:val="808080"/>
+          <w:sz w:val="24"/>
+          <w:szCs w:val="24"/>
+        </w:rPr>
+        <w:t xml:space="preserve"> </w:t>
+      </w:r>
+      <w:r>
+        <w:br/>
+      </w:r>
+      <w:r>
+        <w:br/>
+      </w:r>
+      <w:r>
+        <w:rPr>
+          <w:color w:val="808080"/>
+          <w:sz w:val="24"/>
+          <w:szCs w:val="24"/>
+        </w:rPr>
+        <w:t>IT service desk leaders use SysTrack AI to:</w:t>
+      </w:r>
+      <w:r>
+        <w:br/>
+      </w:r>
+      <w:r>
+        <w:br/>
+      </w:r>
+      <w:r>
+        <w:rPr>
+          <w:color w:val="808080"/>
+          <w:sz w:val="24"/>
+          <w:szCs w:val="24"/>
+        </w:rPr>
+        <w:t>Cut mean-time-to-resolution (MTTR) by 50%</w:t>
+      </w:r>
+      <w:r>
+        <w:br/>
+      </w:r>
+      <w:r>
+        <w:rPr>
+          <w:color w:val="808080"/>
+          <w:sz w:val="24"/>
+          <w:szCs w:val="24"/>
+        </w:rPr>
+        <w:t>Shift left and resolve more issues at lower support tiers</w:t>
+      </w:r>
+      <w:r>
+        <w:br/>
+      </w:r>
+      <w:r>
+        <w:rPr>
+          <w:color w:val="808080"/>
+          <w:sz w:val="24"/>
+          <w:szCs w:val="24"/>
+        </w:rPr>
+        <w:t>Deflect tickets with user-friendly self-service</w:t>
       </w:r>
       <w:r>
         <w:br/>
@@ -34864,7 +34801,7 @@
       </w:r>
       <w:hyperlink r:id="rId490">
         <w:r>
-          <w:t>https://l4scorp.com/wp-content/uploads/2025/03/TapestryX-TNAS-Users-Guide-v2.2.2.pdf</w:t>
+          <w:t>https://documentation.lakesidesoftware.com/en/Content/IntelligencePackage/Intelligence%20Package%20Overview.htm</w:t>
         </w:r>
       </w:hyperlink>
       <w:r>
@@ -34925,125 +34862,148 @@
           <w:sz w:val="28"/>
           <w:szCs w:val="28"/>
         </w:rPr>
-        <w:t xml:space="preserve">     Tavily Research Agent</w:t>
-      </w:r>
-      <w:r>
-        <w:br/>
-      </w:r>
-      <w:r>
-        <w:br/>
-      </w:r>
-      <w:r>
-        <w:rPr>
-          <w:color w:val="808080"/>
-          <w:sz w:val="24"/>
-          <w:szCs w:val="24"/>
-        </w:rPr>
-        <w:t>The Web Infrastructure for AI Agents A purpose-built web API for real-time search, scraping, crawling, and structured data retrieval. AI-native enterprises trust Tavily for data enrichment, research, RAG pipelines, and autonomous AI systems-ensuring fresh, accurate, and scalable intelligence.</w:t>
-      </w:r>
-      <w:r>
-        <w:br/>
-      </w:r>
-      <w:r>
-        <w:br/>
-      </w:r>
-      <w:r>
-        <w:br/>
-      </w:r>
-      <w:r>
-        <w:rPr>
-          <w:color w:val="808080"/>
-          <w:sz w:val="24"/>
-          <w:szCs w:val="24"/>
-        </w:rPr>
-        <w:t>Why Tavily?</w:t>
-      </w:r>
-      <w:r>
-        <w:br/>
-      </w:r>
-      <w:r>
-        <w:br/>
-      </w:r>
-      <w:r>
-        <w:rPr>
-          <w:color w:val="808080"/>
-          <w:sz w:val="24"/>
-          <w:szCs w:val="24"/>
-        </w:rPr>
-        <w:t>Built for AI Agents : Unlike traditional web APIs, Tavily delivers structured, customizable data retrieval with full control over search depth, domain targeting, and content extraction via a single API call.</w:t>
-      </w:r>
-      <w:r>
-        <w:br/>
-      </w:r>
-      <w:r>
-        <w:br/>
-      </w:r>
-      <w:r>
-        <w:rPr>
-          <w:color w:val="808080"/>
-          <w:sz w:val="24"/>
-          <w:szCs w:val="24"/>
-        </w:rPr>
-        <w:t>Enterprise-Grade Security : SOC 2 certified with zero data retention and an AI security layer to prevent prompt injection and data leakage.</w:t>
-      </w:r>
-      <w:r>
-        <w:br/>
-      </w:r>
-      <w:r>
-        <w:br/>
-      </w:r>
-      <w:r>
-        <w:rPr>
-          <w:color w:val="808080"/>
-          <w:sz w:val="24"/>
-          <w:szCs w:val="24"/>
-        </w:rPr>
-        <w:t>Scalable &amp; Reliable : Custom API throughput, guaranteed uptime, and enterprise SLAs support high-volume AI workloads.</w:t>
-      </w:r>
-      <w:r>
-        <w:br/>
-      </w:r>
-      <w:r>
-        <w:br/>
-      </w:r>
-      <w:r>
-        <w:rPr>
-          <w:color w:val="808080"/>
-          <w:sz w:val="24"/>
-          <w:szCs w:val="24"/>
-        </w:rPr>
-        <w:t>Seamless AI Integration : Deploy with one line of code. Tavily natively supports LangChain, LlamaIndex, and leading AI frameworks with developer-friendly APIs and via the Model Context Protocol (MCP) .</w:t>
-      </w:r>
-      <w:r>
-        <w:br/>
-      </w:r>
-      <w:r>
-        <w:br/>
-      </w:r>
-      <w:r>
-        <w:rPr>
-          <w:color w:val="808080"/>
-          <w:sz w:val="24"/>
-          <w:szCs w:val="24"/>
-        </w:rPr>
-        <w:t>Enterprise-Ready : Designed for scalability, security, and high availability, ensuring fast, reliable data access.</w:t>
-      </w:r>
-      <w:r>
-        <w:br/>
-      </w:r>
-      <w:r>
-        <w:br/>
-      </w:r>
-      <w:r>
-        <w:rPr>
-          <w:color w:val="808080"/>
-          <w:sz w:val="24"/>
-          <w:szCs w:val="24"/>
-        </w:rPr>
-        <w:t>Trusted by 800,000+ developers and AI leaders, Tavily is the go-to solution for real-time, structured web access.</w:t>
-      </w:r>
-      <w:r>
-        <w:br/>
+        <w:t xml:space="preserve">     TapestryX</w:t>
+      </w:r>
+      <w:r>
+        <w:br/>
+      </w:r>
+      <w:r>
+        <w:br/>
+      </w:r>
+      <w:r>
+        <w:rPr>
+          <w:color w:val="808080"/>
+          <w:sz w:val="24"/>
+          <w:szCs w:val="24"/>
+        </w:rPr>
+        <w:t>TapestryX is a real-time, high-capacity, secure and scalable, decentralized B2B transaction synchronization and double-entry accounting protocol.</w:t>
+      </w:r>
+      <w:r>
+        <w:br/>
+      </w:r>
+      <w:r>
+        <w:br/>
+      </w:r>
+      <w:r>
+        <w:rPr>
+          <w:color w:val="808080"/>
+          <w:sz w:val="24"/>
+          <w:szCs w:val="24"/>
+        </w:rPr>
+        <w:t>▪ Each Node (representing an institutional participant) controls its segment of the entire, interlinked platform ledger</w:t>
+      </w:r>
+      <w:r>
+        <w:br/>
+      </w:r>
+      <w:r>
+        <w:rPr>
+          <w:color w:val="808080"/>
+          <w:sz w:val="24"/>
+          <w:szCs w:val="24"/>
+        </w:rPr>
+        <w:t>▪ Event-driven and self-synchronizing(1)</w:t>
+      </w:r>
+      <w:r>
+        <w:br/>
+      </w:r>
+      <w:r>
+        <w:rPr>
+          <w:color w:val="808080"/>
+          <w:sz w:val="24"/>
+          <w:szCs w:val="24"/>
+        </w:rPr>
+        <w:t>▪ Each Node posts asset transfer details as well as (future-dated) obligations into immutable ledgers</w:t>
+      </w:r>
+      <w:r>
+        <w:br/>
+      </w:r>
+      <w:r>
+        <w:rPr>
+          <w:color w:val="808080"/>
+          <w:sz w:val="24"/>
+          <w:szCs w:val="24"/>
+        </w:rPr>
+        <w:t>▪ Transaction Accounting Periods - allowing period archiving and active memory optimization</w:t>
+      </w:r>
+      <w:r>
+        <w:br/>
+      </w:r>
+      <w:r>
+        <w:rPr>
+          <w:color w:val="808080"/>
+          <w:sz w:val="24"/>
+          <w:szCs w:val="24"/>
+        </w:rPr>
+        <w:t>▪ Simple, deterministic scripts (asset &amp; life-cycle agnostic)</w:t>
+      </w:r>
+      <w:r>
+        <w:br/>
+      </w:r>
+      <w:r>
+        <w:rPr>
+          <w:color w:val="808080"/>
+          <w:sz w:val="24"/>
+          <w:szCs w:val="24"/>
+        </w:rPr>
+        <w:t>▪ Interoperable with legacy infrastructure (via Airlock feature)</w:t>
+      </w:r>
+      <w:r>
+        <w:br/>
+      </w:r>
+      <w:r>
+        <w:rPr>
+          <w:color w:val="808080"/>
+          <w:sz w:val="24"/>
+          <w:szCs w:val="24"/>
+        </w:rPr>
+        <w:t>▪ Confidential and Secure</w:t>
+      </w:r>
+      <w:r>
+        <w:br/>
+      </w:r>
+      <w:r>
+        <w:rPr>
+          <w:color w:val="808080"/>
+          <w:sz w:val="24"/>
+          <w:szCs w:val="24"/>
+        </w:rPr>
+        <w:t>▪ Configurable for proper GAAP or IFRS Financial Reporting</w:t>
+      </w:r>
+      <w:r>
+        <w:br/>
+      </w:r>
+      <w:r>
+        <w:rPr>
+          <w:color w:val="808080"/>
+          <w:sz w:val="24"/>
+          <w:szCs w:val="24"/>
+        </w:rPr>
+        <w:t>▪ Decentralized initiation of transaction, validation and processing – no single point of failure</w:t>
+      </w:r>
+      <w:r>
+        <w:br/>
+      </w:r>
+      <w:r>
+        <w:rPr>
+          <w:color w:val="808080"/>
+          <w:sz w:val="24"/>
+          <w:szCs w:val="24"/>
+        </w:rPr>
+        <w:t>▪ High Performance (~ 100K TPS) and Resilient to Cyber attacks</w:t>
+      </w:r>
+      <w:r>
+        <w:br/>
+      </w:r>
+      <w:r>
+        <w:br/>
+      </w:r>
+      <w:r>
+        <w:rPr>
+          <w:color w:val="808080"/>
+          <w:sz w:val="24"/>
+          <w:szCs w:val="24"/>
+        </w:rPr>
+        <w:t>Consistency and Completeness of all Decentralized Ledgers without reliance on consensus, mining or 3rd Party validation.</w:t>
       </w:r>
       <w:r>
         <w:br/>
@@ -35058,7 +35018,7 @@
       </w:r>
       <w:hyperlink r:id="rId492">
         <w:r>
-          <w:t>https://docs.tavily.com/welcome</w:t>
+          <w:t>https://l4scorp.com/wp-content/uploads/2025/03/TapestryX-TNAS-Users-Guide-v2.2.2.pdf</w:t>
         </w:r>
       </w:hyperlink>
       <w:r>
@@ -35119,38 +35079,125 @@
           <w:sz w:val="28"/>
           <w:szCs w:val="28"/>
         </w:rPr>
-        <w:t xml:space="preserve">     TechD Professional Services</w:t>
-      </w:r>
-      <w:r>
-        <w:br/>
-      </w:r>
-      <w:r>
-        <w:br/>
-      </w:r>
-      <w:r>
-        <w:rPr>
-          <w:color w:val="808080"/>
-          <w:sz w:val="24"/>
-          <w:szCs w:val="24"/>
-        </w:rPr>
-        <w:t>TechD stands at the forefront of data and artificial intelligence solutions, serving as IBM's premier strategic partner for over 14 years. With a proven track record of excellence and innovation, we have established ourselves as the trusted leader in implementing and optimizing IBM's comprehensive suite of technologies. Our deep expertise spans the entire IBM ecosystem, including Watson's AI capabilities, Cognos analytics, Information Server's data integration platform, Master Data Management (MDM) solutions, and the latest CloudPak offerings. By combining our technical prowess with a thorough understanding of business challenges, TechD helps organizations transform their data into actionable insights, enabling them to make smarter decisions and drive digital transformation in an increasingly complex technological landscape.</w:t>
-      </w:r>
-      <w:r>
-        <w:br/>
-      </w:r>
-      <w:r>
-        <w:br/>
-      </w:r>
-      <w:r>
-        <w:br/>
-      </w:r>
-      <w:r>
-        <w:rPr>
-          <w:color w:val="808080"/>
-          <w:sz w:val="24"/>
-          <w:szCs w:val="24"/>
-        </w:rPr>
-        <w:t>Once you provision an instance of our professional services, you will then be able to pre-purchase blocks of hours which are valid to be consumed for 1 year after purchase.</w:t>
+        <w:t xml:space="preserve">     Tavily Research Agent</w:t>
+      </w:r>
+      <w:r>
+        <w:br/>
+      </w:r>
+      <w:r>
+        <w:br/>
+      </w:r>
+      <w:r>
+        <w:rPr>
+          <w:color w:val="808080"/>
+          <w:sz w:val="24"/>
+          <w:szCs w:val="24"/>
+        </w:rPr>
+        <w:t>The Web Infrastructure for AI Agents A purpose-built web API for real-time search, scraping, crawling, and structured data retrieval. AI-native enterprises trust Tavily for data enrichment, research, RAG pipelines, and autonomous AI systems-ensuring fresh, accurate, and scalable intelligence.</w:t>
+      </w:r>
+      <w:r>
+        <w:br/>
+      </w:r>
+      <w:r>
+        <w:br/>
+      </w:r>
+      <w:r>
+        <w:br/>
+      </w:r>
+      <w:r>
+        <w:rPr>
+          <w:color w:val="808080"/>
+          <w:sz w:val="24"/>
+          <w:szCs w:val="24"/>
+        </w:rPr>
+        <w:t>Why Tavily?</w:t>
+      </w:r>
+      <w:r>
+        <w:br/>
+      </w:r>
+      <w:r>
+        <w:br/>
+      </w:r>
+      <w:r>
+        <w:rPr>
+          <w:color w:val="808080"/>
+          <w:sz w:val="24"/>
+          <w:szCs w:val="24"/>
+        </w:rPr>
+        <w:t>Built for AI Agents : Unlike traditional web APIs, Tavily delivers structured, customizable data retrieval with full control over search depth, domain targeting, and content extraction via a single API call.</w:t>
+      </w:r>
+      <w:r>
+        <w:br/>
+      </w:r>
+      <w:r>
+        <w:br/>
+      </w:r>
+      <w:r>
+        <w:rPr>
+          <w:color w:val="808080"/>
+          <w:sz w:val="24"/>
+          <w:szCs w:val="24"/>
+        </w:rPr>
+        <w:t>Enterprise-Grade Security : SOC 2 certified with zero data retention and an AI security layer to prevent prompt injection and data leakage.</w:t>
+      </w:r>
+      <w:r>
+        <w:br/>
+      </w:r>
+      <w:r>
+        <w:br/>
+      </w:r>
+      <w:r>
+        <w:rPr>
+          <w:color w:val="808080"/>
+          <w:sz w:val="24"/>
+          <w:szCs w:val="24"/>
+        </w:rPr>
+        <w:t>Scalable &amp; Reliable : Custom API throughput, guaranteed uptime, and enterprise SLAs support high-volume AI workloads.</w:t>
+      </w:r>
+      <w:r>
+        <w:br/>
+      </w:r>
+      <w:r>
+        <w:br/>
+      </w:r>
+      <w:r>
+        <w:rPr>
+          <w:color w:val="808080"/>
+          <w:sz w:val="24"/>
+          <w:szCs w:val="24"/>
+        </w:rPr>
+        <w:t>Seamless AI Integration : Deploy with one line of code. Tavily natively supports LangChain, LlamaIndex, and leading AI frameworks with developer-friendly APIs and via the Model Context Protocol (MCP) .</w:t>
+      </w:r>
+      <w:r>
+        <w:br/>
+      </w:r>
+      <w:r>
+        <w:br/>
+      </w:r>
+      <w:r>
+        <w:rPr>
+          <w:color w:val="808080"/>
+          <w:sz w:val="24"/>
+          <w:szCs w:val="24"/>
+        </w:rPr>
+        <w:t>Enterprise-Ready : Designed for scalability, security, and high availability, ensuring fast, reliable data access.</w:t>
+      </w:r>
+      <w:r>
+        <w:br/>
+      </w:r>
+      <w:r>
+        <w:br/>
+      </w:r>
+      <w:r>
+        <w:rPr>
+          <w:color w:val="808080"/>
+          <w:sz w:val="24"/>
+          <w:szCs w:val="24"/>
+        </w:rPr>
+        <w:t>Trusted by 800,000+ developers and AI leaders, Tavily is the go-to solution for real-time, structured web access.</w:t>
+      </w:r>
+      <w:r>
+        <w:br/>
       </w:r>
       <w:r>
         <w:br/>
@@ -35165,7 +35212,7 @@
       </w:r>
       <w:hyperlink r:id="rId494">
         <w:r>
-          <w:t>https://techd.com</w:t>
+          <w:t>https://docs.tavily.com/welcome</w:t>
         </w:r>
       </w:hyperlink>
       <w:r>
@@ -35226,21 +35273,38 @@
           <w:sz w:val="28"/>
           <w:szCs w:val="28"/>
         </w:rPr>
-        <w:t xml:space="preserve">     Text to Speech</w:t>
-      </w:r>
-      <w:r>
-        <w:br/>
-      </w:r>
-      <w:r>
-        <w:br/>
-      </w:r>
-      <w:r>
-        <w:rPr>
-          <w:color w:val="808080"/>
-          <w:sz w:val="24"/>
-          <w:szCs w:val="24"/>
-        </w:rPr>
-        <w:t>The Text to Speech service converts written text to natural-sounding speech. The service streams the synthesized audio back with minimal delay. The audio uses appropriate cadence and intonation for its language and dialect to provide voices that are smooth and natural. The service can be used in applications such as voice-automated chatbots, as well as a variety of voice-driven and screenless applications, such as tools for the disabled or visually impaired, video narration and voice over, and educational and home-automation solutions.</w:t>
+        <w:t xml:space="preserve">     TechD Professional Services</w:t>
+      </w:r>
+      <w:r>
+        <w:br/>
+      </w:r>
+      <w:r>
+        <w:br/>
+      </w:r>
+      <w:r>
+        <w:rPr>
+          <w:color w:val="808080"/>
+          <w:sz w:val="24"/>
+          <w:szCs w:val="24"/>
+        </w:rPr>
+        <w:t>TechD stands at the forefront of data and artificial intelligence solutions, serving as IBM's premier strategic partner for over 14 years. With a proven track record of excellence and innovation, we have established ourselves as the trusted leader in implementing and optimizing IBM's comprehensive suite of technologies. Our deep expertise spans the entire IBM ecosystem, including Watson's AI capabilities, Cognos analytics, Information Server's data integration platform, Master Data Management (MDM) solutions, and the latest CloudPak offerings. By combining our technical prowess with a thorough understanding of business challenges, TechD helps organizations transform their data into actionable insights, enabling them to make smarter decisions and drive digital transformation in an increasingly complex technological landscape.</w:t>
+      </w:r>
+      <w:r>
+        <w:br/>
+      </w:r>
+      <w:r>
+        <w:br/>
+      </w:r>
+      <w:r>
+        <w:br/>
+      </w:r>
+      <w:r>
+        <w:rPr>
+          <w:color w:val="808080"/>
+          <w:sz w:val="24"/>
+          <w:szCs w:val="24"/>
+        </w:rPr>
+        <w:t>Once you provision an instance of our professional services, you will then be able to pre-purchase blocks of hours which are valid to be consumed for 1 year after purchase.</w:t>
       </w:r>
       <w:r>
         <w:br/>
@@ -35255,7 +35319,7 @@
       </w:r>
       <w:hyperlink r:id="rId496">
         <w:r>
-          <w:t>https://cloud.ibm.com/docs/text-to-speech?topic=text-to-speech-gettingStarted</w:t>
+          <w:t>https://techd.com</w:t>
         </w:r>
       </w:hyperlink>
       <w:r>
@@ -35316,21 +35380,21 @@
           <w:sz w:val="28"/>
           <w:szCs w:val="28"/>
         </w:rPr>
-        <w:t xml:space="preserve">     Toolchain</w:t>
-      </w:r>
-      <w:r>
-        <w:br/>
-      </w:r>
-      <w:r>
-        <w:br/>
-      </w:r>
-      <w:r>
-        <w:rPr>
-          <w:color w:val="808080"/>
-          <w:sz w:val="24"/>
-          <w:szCs w:val="24"/>
-        </w:rPr>
-        <w:t>Use Continuous Delivery to automate builds, unit tests, deployments, and more. Push code using Git Repos and Issue Tracking. Identify vulnerabilities in source code. Create toolchains to enable tool integrations that support your development, deployment, and operation tasks.</w:t>
+        <w:t xml:space="preserve">     Text to Speech</w:t>
+      </w:r>
+      <w:r>
+        <w:br/>
+      </w:r>
+      <w:r>
+        <w:br/>
+      </w:r>
+      <w:r>
+        <w:rPr>
+          <w:color w:val="808080"/>
+          <w:sz w:val="24"/>
+          <w:szCs w:val="24"/>
+        </w:rPr>
+        <w:t>The Text to Speech service converts written text to natural-sounding speech. The service streams the synthesized audio back with minimal delay. The audio uses appropriate cadence and intonation for its language and dialect to provide voices that are smooth and natural. The service can be used in applications such as voice-automated chatbots, as well as a variety of voice-driven and screenless applications, such as tools for the disabled or visually impaired, video narration and voice over, and educational and home-automation solutions.</w:t>
       </w:r>
       <w:r>
         <w:br/>
@@ -35345,7 +35409,7 @@
       </w:r>
       <w:hyperlink r:id="rId498">
         <w:r>
-          <w:t>https://cloud.ibm.com/docs/services/ContinuousDelivery?topic=ContinuousDelivery-getting-started</w:t>
+          <w:t>https://cloud.ibm.com/docs/text-to-speech?topic=text-to-speech-gettingStarted</w:t>
         </w:r>
       </w:hyperlink>
       <w:r>
@@ -35406,987 +35470,21 @@
           <w:sz w:val="28"/>
           <w:szCs w:val="28"/>
         </w:rPr>
-        <w:t xml:space="preserve">     TradeScreen</w:t>
-      </w:r>
-      <w:r>
-        <w:br/>
-      </w:r>
-      <w:r>
-        <w:br/>
-      </w:r>
-      <w:r>
-        <w:rPr>
-          <w:color w:val="808080"/>
-          <w:sz w:val="24"/>
-          <w:szCs w:val="24"/>
-        </w:rPr>
-        <w:t xml:space="preserve">Trademo TradeScreen is an advanced AI-powered platform that revolutionizes how key stakeholders in global trade, i.e., Trade Finance, Insurance, Logistics, Ports, and Customs authorities, manage trade transaction processing, operations, compliance, and risk. </w:t>
-      </w:r>
-      <w:r>
-        <w:br/>
-      </w:r>
-      <w:r>
-        <w:br/>
-      </w:r>
-      <w:r>
-        <w:rPr>
-          <w:color w:val="808080"/>
-          <w:sz w:val="24"/>
-          <w:szCs w:val="24"/>
-        </w:rPr>
-        <w:t>By leveraging Trademo's proprietary fine-tuned vision models and global supply chain knowledge graph (TrademoKG) powered by open-source intelligence from thousands of authoritative data sources and billions of data points, TradeScreen provides real-time trade digitization, compliance automation, and risk management capabilities.</w:t>
-      </w:r>
-      <w:r>
-        <w:br/>
-      </w:r>
-      <w:r>
-        <w:br/>
-      </w:r>
-      <w:r>
-        <w:rPr>
-          <w:color w:val="808080"/>
-          <w:sz w:val="24"/>
-          <w:szCs w:val="24"/>
-        </w:rPr>
-        <w:t>Key Features</w:t>
-      </w:r>
-      <w:r>
-        <w:br/>
-      </w:r>
-      <w:r>
-        <w:br/>
-      </w:r>
-      <w:r>
-        <w:rPr>
-          <w:color w:val="808080"/>
-          <w:sz w:val="24"/>
-          <w:szCs w:val="24"/>
-        </w:rPr>
-        <w:t>Document Digitization &amp; Classification</w:t>
-      </w:r>
-      <w:r>
-        <w:br/>
-      </w:r>
-      <w:r>
-        <w:br/>
-      </w:r>
-      <w:r>
-        <w:rPr>
-          <w:color w:val="808080"/>
-          <w:sz w:val="24"/>
-          <w:szCs w:val="24"/>
-        </w:rPr>
-        <w:t>Our system uses advanced machine learning algorithms to automatically classify trade documents into specific categories, completely eliminating the need for manual sorting. Whether it's a Bill of Lading (BoL), Letter of Credit (LC), Commercial Invoice, Packing List, Certificate of Origin, or any other trade document, our intelligent classification engine instantly recognizes and organizes them into the correct buckets. This not only speeds up processing times but also enhances accuracy and reduces operational overhead.</w:t>
-      </w:r>
-      <w:r>
-        <w:br/>
-      </w:r>
-      <w:r>
-        <w:br/>
-      </w:r>
-      <w:r>
-        <w:rPr>
-          <w:color w:val="808080"/>
-          <w:sz w:val="24"/>
-          <w:szCs w:val="24"/>
-        </w:rPr>
-        <w:t>Document Extraction</w:t>
-      </w:r>
-      <w:r>
-        <w:br/>
-      </w:r>
-      <w:r>
-        <w:br/>
-      </w:r>
-      <w:r>
-        <w:rPr>
-          <w:color w:val="808080"/>
-          <w:sz w:val="24"/>
-          <w:szCs w:val="24"/>
-        </w:rPr>
-        <w:t>Powered by an advanced vision model combined with Optical Character Recognition (OCR), our system precisely extracts all the key attributes from your trade documents regardless of inconsistent formats and data structures. From shipment details and payment terms to product specifications and consignee information, the platform automates data extraction at scale, removing hours of manual effort and reducing the risk of human error. The result is faster workflows, more accurate data, and a significant boost in operational efficiency.</w:t>
-      </w:r>
-      <w:r>
-        <w:br/>
-      </w:r>
-      <w:r>
-        <w:br/>
-      </w:r>
-      <w:r>
-        <w:rPr>
-          <w:color w:val="808080"/>
-          <w:sz w:val="24"/>
-          <w:szCs w:val="24"/>
-        </w:rPr>
-        <w:t>Maritime</w:t>
-      </w:r>
-      <w:r>
-        <w:br/>
-      </w:r>
-      <w:r>
-        <w:br/>
-      </w:r>
-      <w:r>
-        <w:rPr>
-          <w:color w:val="808080"/>
-          <w:sz w:val="24"/>
-          <w:szCs w:val="24"/>
-        </w:rPr>
-        <w:t>Validate master bill of lading data and get details on transhipment ports, vessel location, and previous port calls of the vessel with the right information from shipping lines. Identify and mitigate risk by screening vessels and shipping entities flagged for maritime sanctions violations.</w:t>
-      </w:r>
-      <w:r>
-        <w:br/>
-      </w:r>
-      <w:r>
-        <w:br/>
-      </w:r>
-      <w:r>
-        <w:rPr>
-          <w:color w:val="808080"/>
-          <w:sz w:val="24"/>
-          <w:szCs w:val="24"/>
-        </w:rPr>
-        <w:t>Compliance &amp; Risk Checks</w:t>
-      </w:r>
-      <w:r>
-        <w:br/>
-      </w:r>
-      <w:r>
-        <w:br/>
-      </w:r>
-      <w:r>
-        <w:rPr>
-          <w:color w:val="808080"/>
-          <w:sz w:val="24"/>
-          <w:szCs w:val="24"/>
-        </w:rPr>
-        <w:t>TBML (Trade-Based Money Laundering) Checks</w:t>
-      </w:r>
-      <w:r>
-        <w:br/>
-      </w:r>
-      <w:r>
-        <w:br/>
-      </w:r>
-      <w:r>
-        <w:rPr>
-          <w:color w:val="808080"/>
-          <w:sz w:val="24"/>
-          <w:szCs w:val="24"/>
-        </w:rPr>
-        <w:t>Leverage real-time trade transactional data to identify risk from supply chain networks, such as limited trade partners, new product trade, multiple addresses, and more. Identify patterns in trade data that could indicate fraudulent activity, such as huge shipments, frequent changes in trading partners, unusual payment patterns, or inconsistent documentation.</w:t>
-      </w:r>
-      <w:r>
-        <w:br/>
-      </w:r>
-      <w:r>
-        <w:br/>
-      </w:r>
-      <w:r>
-        <w:rPr>
-          <w:color w:val="808080"/>
-          <w:sz w:val="24"/>
-          <w:szCs w:val="24"/>
-        </w:rPr>
-        <w:t>Goods Screening</w:t>
-      </w:r>
-      <w:r>
-        <w:br/>
-      </w:r>
-      <w:r>
-        <w:br/>
-      </w:r>
-      <w:r>
-        <w:rPr>
-          <w:color w:val="808080"/>
-          <w:sz w:val="24"/>
-          <w:szCs w:val="24"/>
-        </w:rPr>
-        <w:t>Ensure compliant financing by thoroughly screening for dual-use, hazardous, restricted/prohibited goods across different trade lanes. Trademo empowers trade finance institutions by offering real-time insights into country-specific trade restrictions, OGA/PGA regulations, and controls to mitigate risks, accelerate due diligence, and facilitate secure, compliant cross-border transactions.</w:t>
-      </w:r>
-      <w:r>
-        <w:br/>
-      </w:r>
-      <w:r>
-        <w:br/>
-      </w:r>
-      <w:r>
-        <w:rPr>
-          <w:color w:val="808080"/>
-          <w:sz w:val="24"/>
-          <w:szCs w:val="24"/>
-        </w:rPr>
-        <w:t>Sanctions &amp; AML Screening</w:t>
-      </w:r>
-      <w:r>
-        <w:br/>
-      </w:r>
-      <w:r>
-        <w:br/>
-      </w:r>
-      <w:r>
-        <w:rPr>
-          <w:color w:val="808080"/>
-          <w:sz w:val="24"/>
-          <w:szCs w:val="24"/>
-        </w:rPr>
-        <w:t>Conduct enhanced due diligence on parties with links to sanctioned countries, entities, individuals, politically exposed persons, and forced labor entities.</w:t>
-      </w:r>
-      <w:r>
-        <w:br/>
-      </w:r>
-      <w:r>
-        <w:br/>
-      </w:r>
-      <w:r>
-        <w:rPr>
-          <w:color w:val="808080"/>
-          <w:sz w:val="24"/>
-          <w:szCs w:val="24"/>
-        </w:rPr>
-        <w:t>UCP 600 Checks</w:t>
-      </w:r>
-      <w:r>
-        <w:br/>
-      </w:r>
-      <w:r>
-        <w:br/>
-      </w:r>
-      <w:r>
-        <w:rPr>
-          <w:color w:val="808080"/>
-          <w:sz w:val="24"/>
-          <w:szCs w:val="24"/>
-        </w:rPr>
-        <w:t>Ensure trade documents meet the standards outlined under UCP 600 rules for seamless processing.</w:t>
-      </w:r>
-      <w:r>
-        <w:br/>
-      </w:r>
-      <w:r>
-        <w:br/>
-      </w:r>
-      <w:r>
-        <w:rPr>
-          <w:color w:val="808080"/>
-          <w:sz w:val="24"/>
-          <w:szCs w:val="24"/>
-        </w:rPr>
-        <w:t>Entity Resolution</w:t>
-      </w:r>
-      <w:r>
-        <w:br/>
-      </w:r>
-      <w:r>
-        <w:br/>
-      </w:r>
-      <w:r>
-        <w:rPr>
-          <w:color w:val="808080"/>
-          <w:sz w:val="24"/>
-          <w:szCs w:val="24"/>
-        </w:rPr>
-        <w:t>Trademo’s Entity Resolution helps trade finance institutions uncover hidden risks by mapping ownership structures, identifying linked entities, and automatically screening them against global sanctions and watchlists. This end-to-end visibility strengthens due diligence, enhances compliance, and ensures safer financing decisions.</w:t>
-      </w:r>
-      <w:r>
-        <w:br/>
-      </w:r>
-      <w:r>
-        <w:br/>
-      </w:r>
-      <w:r>
-        <w:rPr>
-          <w:color w:val="808080"/>
-          <w:sz w:val="24"/>
-          <w:szCs w:val="24"/>
-        </w:rPr>
-        <w:t>Document Verification as per ICC Rules (UCP, ISBP, URC)</w:t>
-      </w:r>
-      <w:r>
-        <w:br/>
-      </w:r>
-      <w:r>
-        <w:br/>
-      </w:r>
-      <w:r>
-        <w:rPr>
-          <w:color w:val="808080"/>
-          <w:sz w:val="24"/>
-          <w:szCs w:val="24"/>
-        </w:rPr>
-        <w:t>Trademo’s Document Check automates verification against UCP, URDG, URC, and ISBP rules as applicable, helping trade finance institutions quickly validate trade documents for compliance and accuracy. By reducing manual errors and speeding up document review, it ensures smoother letter of credit processing, lowers operational risk, and accelerates transaction approval.</w:t>
-      </w:r>
-      <w:r>
-        <w:br/>
-      </w:r>
-      <w:r>
-        <w:br/>
-      </w:r>
-      <w:r>
-        <w:rPr>
-          <w:color w:val="808080"/>
-          <w:sz w:val="24"/>
-          <w:szCs w:val="24"/>
-        </w:rPr>
-        <w:t>Benefits:</w:t>
-      </w:r>
-      <w:r>
-        <w:br/>
-      </w:r>
-      <w:r>
-        <w:br/>
-      </w:r>
-      <w:r>
-        <w:rPr>
-          <w:color w:val="808080"/>
-          <w:sz w:val="24"/>
-          <w:szCs w:val="24"/>
-        </w:rPr>
-        <w:t>Cost Efficiency Through Automation</w:t>
-      </w:r>
-      <w:r>
-        <w:br/>
-      </w:r>
-      <w:r>
-        <w:br/>
-      </w:r>
-      <w:r>
-        <w:rPr>
-          <w:color w:val="808080"/>
-          <w:sz w:val="24"/>
-          <w:szCs w:val="24"/>
-        </w:rPr>
-        <w:t>By reducing manual tasks by up to 75%, TradeScreen lowers the cost of transaction processing and fraud detection. This reduction leads to decreased overhead for organizations as they streamline their operations.</w:t>
-      </w:r>
-      <w:r>
-        <w:br/>
-      </w:r>
-      <w:r>
-        <w:br/>
-      </w:r>
-      <w:r>
-        <w:rPr>
-          <w:color w:val="808080"/>
-          <w:sz w:val="24"/>
-          <w:szCs w:val="24"/>
-        </w:rPr>
-        <w:t>Fraud Prevention</w:t>
-      </w:r>
-      <w:r>
-        <w:br/>
-      </w:r>
-      <w:r>
-        <w:br/>
-      </w:r>
-      <w:r>
-        <w:rPr>
-          <w:color w:val="808080"/>
-          <w:sz w:val="24"/>
-          <w:szCs w:val="24"/>
-        </w:rPr>
-        <w:t>TradeScreen uses AI models to identify suspicious patterns before transactions are processed, enabling early intervention. This helps mitigate losses and prevent financial fraud, which is projected to cost the industry billions by 2027.</w:t>
-      </w:r>
-      <w:r>
-        <w:br/>
-      </w:r>
-      <w:r>
-        <w:br/>
-      </w:r>
-      <w:r>
-        <w:rPr>
-          <w:color w:val="808080"/>
-          <w:sz w:val="24"/>
-          <w:szCs w:val="24"/>
-        </w:rPr>
-        <w:t>Improved Accuracy &amp; Fewer False Positives</w:t>
-      </w:r>
-      <w:r>
-        <w:br/>
-      </w:r>
-      <w:r>
-        <w:br/>
-      </w:r>
-      <w:r>
-        <w:rPr>
-          <w:color w:val="808080"/>
-          <w:sz w:val="24"/>
-          <w:szCs w:val="24"/>
-        </w:rPr>
-        <w:t>By reducing false positives by up to 40%, TradeScreen ensures compliance teams spend less time investigating non-issues and more time focusing on actual risks, making institutions more efficient and productive.</w:t>
-      </w:r>
-      <w:r>
-        <w:br/>
-      </w:r>
-      <w:r>
-        <w:br/>
-      </w:r>
-      <w:r>
-        <w:rPr>
-          <w:color w:val="808080"/>
-          <w:sz w:val="24"/>
-          <w:szCs w:val="24"/>
-        </w:rPr>
-        <w:t>Enhanced Regulatory Compliance</w:t>
-      </w:r>
-      <w:r>
-        <w:br/>
-      </w:r>
-      <w:r>
-        <w:br/>
-      </w:r>
-      <w:r>
-        <w:rPr>
-          <w:color w:val="808080"/>
-          <w:sz w:val="24"/>
-          <w:szCs w:val="24"/>
-        </w:rPr>
-        <w:t>With integrated tools for sanctions screening, goods checks, and supply chain transparency, TradeScreen helps financial institutions comply with AML, CTF, and sanctions laws, reducing the risk of regulatory penalties.</w:t>
-      </w:r>
-      <w:r>
-        <w:br/>
-      </w:r>
-      <w:r>
-        <w:br/>
-      </w:r>
-      <w:r>
-        <w:rPr>
-          <w:color w:val="808080"/>
-          <w:sz w:val="24"/>
-          <w:szCs w:val="24"/>
-        </w:rPr>
-        <w:t>Increased Visibility Across Ecosystems</w:t>
-      </w:r>
-      <w:r>
-        <w:br/>
-      </w:r>
-      <w:r>
-        <w:br/>
-      </w:r>
-      <w:r>
-        <w:rPr>
-          <w:color w:val="808080"/>
-          <w:sz w:val="24"/>
-          <w:szCs w:val="24"/>
-        </w:rPr>
-        <w:t>TradeScreen merges data from multiple sources to provide a transparent view of the entire trade and financial ecosystem. This visibility helps institutions better understand their clients, suppliers, and third-party risks.</w:t>
-      </w:r>
-      <w:r>
-        <w:br/>
-      </w:r>
-      <w:r>
-        <w:br/>
-      </w:r>
-      <w:r>
-        <w:rPr>
-          <w:color w:val="808080"/>
-          <w:sz w:val="24"/>
-          <w:szCs w:val="24"/>
-        </w:rPr>
-        <w:t>Seamless Integration With Existing Infrastructure</w:t>
-      </w:r>
-      <w:r>
-        <w:br/>
-      </w:r>
-      <w:r>
-        <w:br/>
-      </w:r>
-      <w:r>
-        <w:rPr>
-          <w:color w:val="808080"/>
-          <w:sz w:val="24"/>
-          <w:szCs w:val="24"/>
-        </w:rPr>
-        <w:t>TradeScreen is an open, scalable platform that easily integrates with existing banking infrastructure, enabling institutions to leverage its capabilities without extensive system overhauls.'</w:t>
-      </w:r>
-      <w:r>
-        <w:br/>
-      </w:r>
-      <w:r>
-        <w:br/>
-      </w:r>
-      <w:r>
-        <w:rPr>
-          <w:color w:val="808080"/>
-          <w:sz w:val="24"/>
-          <w:szCs w:val="24"/>
-        </w:rPr>
-        <w:t>Enhanced Decision-Making</w:t>
-      </w:r>
-      <w:r>
-        <w:br/>
-      </w:r>
-      <w:r>
-        <w:br/>
-      </w:r>
-      <w:r>
-        <w:rPr>
-          <w:color w:val="808080"/>
-          <w:sz w:val="24"/>
-          <w:szCs w:val="24"/>
-        </w:rPr>
-        <w:t>The platform delivers actionable insights and transparency into the participants in each transaction, empowering financial institutions to make informed decisions about trade transactions and client relationships.</w:t>
-      </w:r>
-      <w:r>
-        <w:br/>
-      </w:r>
-      <w:r>
-        <w:br/>
-      </w:r>
-      <w:r>
-        <w:br/>
-      </w:r>
-      <w:r>
-        <w:rPr>
-          <w:color w:val="808080"/>
-          <w:sz w:val="24"/>
-          <w:szCs w:val="24"/>
-        </w:rPr>
-        <w:t>Capabilities</w:t>
-      </w:r>
-      <w:r>
-        <w:br/>
-      </w:r>
-      <w:r>
-        <w:br/>
-      </w:r>
-      <w:r>
-        <w:rPr>
-          <w:color w:val="808080"/>
-          <w:sz w:val="24"/>
-          <w:szCs w:val="24"/>
-        </w:rPr>
-        <w:t>Global Trade Risk Mitigation</w:t>
-      </w:r>
-      <w:r>
-        <w:br/>
-      </w:r>
-      <w:r>
-        <w:br/>
-      </w:r>
-      <w:r>
-        <w:rPr>
-          <w:color w:val="808080"/>
-          <w:sz w:val="24"/>
-          <w:szCs w:val="24"/>
-        </w:rPr>
-        <w:t>Detects and prevents risks in trade transactions using a comprehensive database of international regulations and risk checks.</w:t>
-      </w:r>
-      <w:r>
-        <w:br/>
-      </w:r>
-      <w:r>
-        <w:br/>
-      </w:r>
-      <w:r>
-        <w:rPr>
-          <w:color w:val="808080"/>
-          <w:sz w:val="24"/>
-          <w:szCs w:val="24"/>
-        </w:rPr>
-        <w:t>500+ Real-Time Compliance Checks</w:t>
-      </w:r>
-      <w:r>
-        <w:br/>
-      </w:r>
-      <w:r>
-        <w:br/>
-      </w:r>
-      <w:r>
-        <w:rPr>
-          <w:color w:val="808080"/>
-          <w:sz w:val="24"/>
-          <w:szCs w:val="24"/>
-        </w:rPr>
-        <w:t>Perform 500+ real-time checks to ensure trade transactions comply with global regulations, reducing risks and non-compliance.</w:t>
-      </w:r>
-      <w:r>
-        <w:br/>
-      </w:r>
-      <w:r>
-        <w:br/>
-      </w:r>
-      <w:r>
-        <w:rPr>
-          <w:color w:val="808080"/>
-          <w:sz w:val="24"/>
-          <w:szCs w:val="24"/>
-        </w:rPr>
-        <w:t>AI-Driven Knowledge Graph</w:t>
-      </w:r>
-      <w:r>
-        <w:br/>
-      </w:r>
-      <w:r>
-        <w:br/>
-      </w:r>
-      <w:r>
-        <w:rPr>
-          <w:color w:val="808080"/>
-          <w:sz w:val="24"/>
-          <w:szCs w:val="24"/>
-        </w:rPr>
-        <w:t>Unlock insights with an AI-powered graph integrating billions of data points on trade, supply chains, risks, and ownership.</w:t>
-      </w:r>
-      <w:r>
-        <w:br/>
-      </w:r>
-      <w:r>
-        <w:br/>
-      </w:r>
-      <w:r>
-        <w:rPr>
-          <w:color w:val="808080"/>
-          <w:sz w:val="24"/>
-          <w:szCs w:val="24"/>
-        </w:rPr>
-        <w:t>End-to-End Transaction Validation</w:t>
-      </w:r>
-      <w:r>
-        <w:br/>
-      </w:r>
-      <w:r>
-        <w:br/>
-      </w:r>
-      <w:r>
-        <w:rPr>
-          <w:color w:val="808080"/>
-          <w:sz w:val="24"/>
-          <w:szCs w:val="24"/>
-        </w:rPr>
-        <w:t>Validate every aspect of trade transactions, ensuring full transparency and compliance from start to finish.</w:t>
-      </w:r>
-      <w:r>
-        <w:br/>
-      </w:r>
-      <w:r>
-        <w:br/>
-      </w:r>
-      <w:r>
-        <w:rPr>
-          <w:color w:val="808080"/>
-          <w:sz w:val="24"/>
-          <w:szCs w:val="24"/>
-        </w:rPr>
-        <w:t>Continuous Risk Updates</w:t>
-      </w:r>
-      <w:r>
-        <w:br/>
-      </w:r>
-      <w:r>
-        <w:br/>
-      </w:r>
-      <w:r>
-        <w:rPr>
-          <w:color w:val="808080"/>
-          <w:sz w:val="24"/>
-          <w:szCs w:val="24"/>
-        </w:rPr>
-        <w:t>Stay compliant with evolving regulations, as TradeScreen continuously updates its risk assessment framework in real time.</w:t>
-      </w:r>
-      <w:r>
-        <w:br/>
-      </w:r>
-      <w:r>
-        <w:br/>
-      </w:r>
-      <w:r>
-        <w:rPr>
-          <w:color w:val="808080"/>
-          <w:sz w:val="24"/>
-          <w:szCs w:val="24"/>
-        </w:rPr>
-        <w:t>User Management Capabilities</w:t>
-      </w:r>
-      <w:r>
-        <w:br/>
-      </w:r>
-      <w:r>
-        <w:br/>
-      </w:r>
-      <w:r>
-        <w:rPr>
-          <w:color w:val="808080"/>
-          <w:sz w:val="24"/>
-          <w:szCs w:val="24"/>
-        </w:rPr>
-        <w:t>Enable role-based access controls to tailor access and permissions across your teams, ensuring data security and governance compliance across workflows.</w:t>
-      </w:r>
-      <w:r>
-        <w:br/>
-      </w:r>
-      <w:r>
-        <w:br/>
-      </w:r>
-      <w:r>
-        <w:br/>
-      </w:r>
-      <w:r>
-        <w:rPr>
-          <w:color w:val="808080"/>
-          <w:sz w:val="24"/>
-          <w:szCs w:val="24"/>
-        </w:rPr>
-        <w:t>Workflow Capabilities</w:t>
-      </w:r>
-      <w:r>
-        <w:br/>
-      </w:r>
-      <w:r>
-        <w:br/>
-      </w:r>
-      <w:r>
-        <w:rPr>
-          <w:color w:val="808080"/>
-          <w:sz w:val="24"/>
-          <w:szCs w:val="24"/>
-        </w:rPr>
-        <w:t>Support for maker-checker workflows, allowing teams to create, review, and approve trade transactions collaboratively. These workflows increase accountability and auditability across departments.</w:t>
-      </w:r>
-      <w:r>
-        <w:br/>
-      </w:r>
-      <w:r>
-        <w:br/>
-      </w:r>
-      <w:r>
-        <w:rPr>
-          <w:color w:val="808080"/>
-          <w:sz w:val="24"/>
-          <w:szCs w:val="24"/>
-        </w:rPr>
-        <w:t>Configuration &amp; Integration</w:t>
-      </w:r>
-      <w:r>
-        <w:br/>
-      </w:r>
-      <w:r>
-        <w:br/>
-      </w:r>
-      <w:r>
-        <w:rPr>
-          <w:color w:val="808080"/>
-          <w:sz w:val="24"/>
-          <w:szCs w:val="24"/>
-        </w:rPr>
-        <w:t>Flexible Configuration</w:t>
-      </w:r>
-      <w:r>
-        <w:br/>
-      </w:r>
-      <w:r>
-        <w:br/>
-      </w:r>
-      <w:r>
-        <w:rPr>
-          <w:color w:val="808080"/>
-          <w:sz w:val="24"/>
-          <w:szCs w:val="24"/>
-        </w:rPr>
-        <w:t>Customize workflows, compliance checks, and validation logic based on your internal policies and risk appetite.</w:t>
-      </w:r>
-      <w:r>
-        <w:br/>
-      </w:r>
-      <w:r>
-        <w:br/>
-      </w:r>
-      <w:r>
-        <w:br/>
-      </w:r>
-      <w:r>
-        <w:rPr>
-          <w:color w:val="808080"/>
-          <w:sz w:val="24"/>
-          <w:szCs w:val="24"/>
-        </w:rPr>
-        <w:t>Available via API</w:t>
-      </w:r>
-      <w:r>
-        <w:br/>
-      </w:r>
-      <w:r>
-        <w:br/>
-      </w:r>
-      <w:r>
-        <w:rPr>
-          <w:color w:val="808080"/>
-          <w:sz w:val="24"/>
-          <w:szCs w:val="24"/>
-        </w:rPr>
-        <w:t>All core TradeScreen features are available through well-documented APIs, enabling seamless integration into existing banking, logistics, or compliance systems.</w:t>
-      </w:r>
-      <w:r>
-        <w:br/>
-      </w:r>
-      <w:r>
-        <w:br/>
-      </w:r>
-      <w:r>
-        <w:br/>
-      </w:r>
-      <w:r>
-        <w:rPr>
-          <w:color w:val="808080"/>
-          <w:sz w:val="24"/>
-          <w:szCs w:val="24"/>
-        </w:rPr>
-        <w:t>Workflow Capabilities</w:t>
-      </w:r>
-      <w:r>
-        <w:br/>
-      </w:r>
-      <w:r>
-        <w:br/>
-      </w:r>
-      <w:r>
-        <w:rPr>
-          <w:color w:val="808080"/>
-          <w:sz w:val="24"/>
-          <w:szCs w:val="24"/>
-        </w:rPr>
-        <w:t>The platform supports maker-checker workflows, allowing multiple teams to collaborate, review, and approve documents efficiently. This enhances accountability and strengthens the overall due diligence process.</w:t>
-      </w:r>
-      <w:r>
-        <w:br/>
-      </w:r>
-      <w:r>
-        <w:br/>
-      </w:r>
-      <w:r>
-        <w:rPr>
-          <w:color w:val="808080"/>
-          <w:sz w:val="24"/>
-          <w:szCs w:val="24"/>
-        </w:rPr>
-        <w:t>Pricing Plan:</w:t>
-      </w:r>
-      <w:r>
-        <w:br/>
-      </w:r>
-      <w:r>
-        <w:br/>
-      </w:r>
-      <w:r>
-        <w:rPr>
-          <w:color w:val="808080"/>
-          <w:sz w:val="24"/>
-          <w:szCs w:val="24"/>
-        </w:rPr>
-        <w:t xml:space="preserve">Pricing Model: Platform Subscription (Base) + Optionals </w:t>
-      </w:r>
-      <w:r>
-        <w:br/>
-      </w:r>
-      <w:r>
-        <w:br/>
-      </w:r>
-      <w:r>
-        <w:rPr>
-          <w:color w:val="808080"/>
-          <w:sz w:val="24"/>
-          <w:szCs w:val="24"/>
-        </w:rPr>
-        <w:t xml:space="preserve">1. Base Platform Subscription Fee Annually: 20000 USD </w:t>
-      </w:r>
-      <w:r>
-        <w:br/>
-      </w:r>
-      <w:r>
-        <w:rPr>
-          <w:color w:val="808080"/>
-          <w:sz w:val="24"/>
-          <w:szCs w:val="24"/>
-        </w:rPr>
-        <w:t xml:space="preserve">2. Optionals (at an extra cost in USD): per transaction checks </w:t>
-      </w:r>
-      <w:r>
-        <w:br/>
-      </w:r>
-      <w:r>
-        <w:br/>
-      </w:r>
-      <w:r>
-        <w:rPr>
-          <w:color w:val="808080"/>
-          <w:sz w:val="24"/>
-          <w:szCs w:val="24"/>
-        </w:rPr>
-        <w:t>Document Extraction &amp; Classification Module</w:t>
-      </w:r>
-      <w:r>
-        <w:br/>
-      </w:r>
-      <w:r>
-        <w:rPr>
-          <w:color w:val="808080"/>
-          <w:sz w:val="24"/>
-          <w:szCs w:val="24"/>
-        </w:rPr>
-        <w:t>TBML Checks Module</w:t>
-      </w:r>
-      <w:r>
-        <w:br/>
-      </w:r>
-      <w:r>
-        <w:rPr>
-          <w:color w:val="808080"/>
-          <w:sz w:val="24"/>
-          <w:szCs w:val="24"/>
-        </w:rPr>
-        <w:t>Goods Screening Checks Module</w:t>
-      </w:r>
-      <w:r>
-        <w:br/>
-      </w:r>
-      <w:r>
-        <w:rPr>
-          <w:color w:val="808080"/>
-          <w:sz w:val="24"/>
-          <w:szCs w:val="24"/>
-        </w:rPr>
-        <w:t>Sanctions &amp; AML Checks Module</w:t>
-      </w:r>
-      <w:r>
-        <w:br/>
-      </w:r>
-      <w:r>
-        <w:rPr>
-          <w:color w:val="808080"/>
-          <w:sz w:val="24"/>
-          <w:szCs w:val="24"/>
-        </w:rPr>
-        <w:t>Documentary Checks Module</w:t>
-      </w:r>
-      <w:r>
-        <w:br/>
-      </w:r>
-      <w:r>
-        <w:rPr>
-          <w:color w:val="808080"/>
-          <w:sz w:val="24"/>
-          <w:szCs w:val="24"/>
-        </w:rPr>
-        <w:t>Maritime Checks Module</w:t>
-      </w:r>
-      <w:r>
-        <w:br/>
-      </w:r>
-      <w:r>
-        <w:br/>
-      </w:r>
-      <w:r>
-        <w:rPr>
-          <w:color w:val="808080"/>
-          <w:sz w:val="24"/>
-          <w:szCs w:val="24"/>
-        </w:rPr>
-        <w:t>Kindly get in touch with this email ID to understand more about the plan: akshit.gupta@trademo.com</w:t>
-      </w:r>
-      <w:r>
-        <w:br/>
-      </w:r>
-      <w:r>
-        <w:br/>
+        <w:t xml:space="preserve">     Toolchain</w:t>
+      </w:r>
+      <w:r>
+        <w:br/>
+      </w:r>
+      <w:r>
+        <w:br/>
+      </w:r>
+      <w:r>
+        <w:rPr>
+          <w:color w:val="808080"/>
+          <w:sz w:val="24"/>
+          <w:szCs w:val="24"/>
+        </w:rPr>
+        <w:t>Use Continuous Delivery to automate builds, unit tests, deployments, and more. Push code using Git Repos and Issue Tracking. Identify vulnerabilities in source code. Create toolchains to enable tool integrations that support your development, deployment, and operation tasks.</w:t>
       </w:r>
       <w:r>
         <w:br/>
@@ -36401,7 +35499,7 @@
       </w:r>
       <w:hyperlink r:id="rId500">
         <w:r>
-          <w:t>https://sitemaps-files-trademo-public-latest.s3.us.cloud-object-storage.appdomain.cloud/TradeScreen%20IBM%20catalog_Documentation%20URL.pdf</w:t>
+          <w:t>https://cloud.ibm.com/docs/services/ContinuousDelivery?topic=ContinuousDelivery-getting-started</w:t>
         </w:r>
       </w:hyperlink>
       <w:r>
@@ -36462,21 +35560,987 @@
           <w:sz w:val="28"/>
           <w:szCs w:val="28"/>
         </w:rPr>
-        <w:t xml:space="preserve">     Transit Gateway</w:t>
-      </w:r>
-      <w:r>
-        <w:br/>
-      </w:r>
-      <w:r>
-        <w:br/>
-      </w:r>
-      <w:r>
-        <w:rPr>
-          <w:color w:val="808080"/>
-          <w:sz w:val="24"/>
-          <w:szCs w:val="24"/>
-        </w:rPr>
-        <w:t>IBM Cloud Transit Gateway helps ensure the security of sensitive data to and from different locations with the IBM Cloud.</w:t>
+        <w:t xml:space="preserve">     TradeScreen</w:t>
+      </w:r>
+      <w:r>
+        <w:br/>
+      </w:r>
+      <w:r>
+        <w:br/>
+      </w:r>
+      <w:r>
+        <w:rPr>
+          <w:color w:val="808080"/>
+          <w:sz w:val="24"/>
+          <w:szCs w:val="24"/>
+        </w:rPr>
+        <w:t xml:space="preserve">Trademo TradeScreen is an advanced AI-powered platform that revolutionizes how key stakeholders in global trade, i.e., Trade Finance, Insurance, Logistics, Ports, and Customs authorities, manage trade transaction processing, operations, compliance, and risk. </w:t>
+      </w:r>
+      <w:r>
+        <w:br/>
+      </w:r>
+      <w:r>
+        <w:br/>
+      </w:r>
+      <w:r>
+        <w:rPr>
+          <w:color w:val="808080"/>
+          <w:sz w:val="24"/>
+          <w:szCs w:val="24"/>
+        </w:rPr>
+        <w:t>By leveraging Trademo's proprietary fine-tuned vision models and global supply chain knowledge graph (TrademoKG) powered by open-source intelligence from thousands of authoritative data sources and billions of data points, TradeScreen provides real-time trade digitization, compliance automation, and risk management capabilities.</w:t>
+      </w:r>
+      <w:r>
+        <w:br/>
+      </w:r>
+      <w:r>
+        <w:br/>
+      </w:r>
+      <w:r>
+        <w:rPr>
+          <w:color w:val="808080"/>
+          <w:sz w:val="24"/>
+          <w:szCs w:val="24"/>
+        </w:rPr>
+        <w:t>Key Features</w:t>
+      </w:r>
+      <w:r>
+        <w:br/>
+      </w:r>
+      <w:r>
+        <w:br/>
+      </w:r>
+      <w:r>
+        <w:rPr>
+          <w:color w:val="808080"/>
+          <w:sz w:val="24"/>
+          <w:szCs w:val="24"/>
+        </w:rPr>
+        <w:t>Document Digitization &amp; Classification</w:t>
+      </w:r>
+      <w:r>
+        <w:br/>
+      </w:r>
+      <w:r>
+        <w:br/>
+      </w:r>
+      <w:r>
+        <w:rPr>
+          <w:color w:val="808080"/>
+          <w:sz w:val="24"/>
+          <w:szCs w:val="24"/>
+        </w:rPr>
+        <w:t>Our system uses advanced machine learning algorithms to automatically classify trade documents into specific categories, completely eliminating the need for manual sorting. Whether it's a Bill of Lading (BoL), Letter of Credit (LC), Commercial Invoice, Packing List, Certificate of Origin, or any other trade document, our intelligent classification engine instantly recognizes and organizes them into the correct buckets. This not only speeds up processing times but also enhances accuracy and reduces operational overhead.</w:t>
+      </w:r>
+      <w:r>
+        <w:br/>
+      </w:r>
+      <w:r>
+        <w:br/>
+      </w:r>
+      <w:r>
+        <w:rPr>
+          <w:color w:val="808080"/>
+          <w:sz w:val="24"/>
+          <w:szCs w:val="24"/>
+        </w:rPr>
+        <w:t>Document Extraction</w:t>
+      </w:r>
+      <w:r>
+        <w:br/>
+      </w:r>
+      <w:r>
+        <w:br/>
+      </w:r>
+      <w:r>
+        <w:rPr>
+          <w:color w:val="808080"/>
+          <w:sz w:val="24"/>
+          <w:szCs w:val="24"/>
+        </w:rPr>
+        <w:t>Powered by an advanced vision model combined with Optical Character Recognition (OCR), our system precisely extracts all the key attributes from your trade documents regardless of inconsistent formats and data structures. From shipment details and payment terms to product specifications and consignee information, the platform automates data extraction at scale, removing hours of manual effort and reducing the risk of human error. The result is faster workflows, more accurate data, and a significant boost in operational efficiency.</w:t>
+      </w:r>
+      <w:r>
+        <w:br/>
+      </w:r>
+      <w:r>
+        <w:br/>
+      </w:r>
+      <w:r>
+        <w:rPr>
+          <w:color w:val="808080"/>
+          <w:sz w:val="24"/>
+          <w:szCs w:val="24"/>
+        </w:rPr>
+        <w:t>Maritime</w:t>
+      </w:r>
+      <w:r>
+        <w:br/>
+      </w:r>
+      <w:r>
+        <w:br/>
+      </w:r>
+      <w:r>
+        <w:rPr>
+          <w:color w:val="808080"/>
+          <w:sz w:val="24"/>
+          <w:szCs w:val="24"/>
+        </w:rPr>
+        <w:t>Validate master bill of lading data and get details on transhipment ports, vessel location, and previous port calls of the vessel with the right information from shipping lines. Identify and mitigate risk by screening vessels and shipping entities flagged for maritime sanctions violations.</w:t>
+      </w:r>
+      <w:r>
+        <w:br/>
+      </w:r>
+      <w:r>
+        <w:br/>
+      </w:r>
+      <w:r>
+        <w:rPr>
+          <w:color w:val="808080"/>
+          <w:sz w:val="24"/>
+          <w:szCs w:val="24"/>
+        </w:rPr>
+        <w:t>Compliance &amp; Risk Checks</w:t>
+      </w:r>
+      <w:r>
+        <w:br/>
+      </w:r>
+      <w:r>
+        <w:br/>
+      </w:r>
+      <w:r>
+        <w:rPr>
+          <w:color w:val="808080"/>
+          <w:sz w:val="24"/>
+          <w:szCs w:val="24"/>
+        </w:rPr>
+        <w:t>TBML (Trade-Based Money Laundering) Checks</w:t>
+      </w:r>
+      <w:r>
+        <w:br/>
+      </w:r>
+      <w:r>
+        <w:br/>
+      </w:r>
+      <w:r>
+        <w:rPr>
+          <w:color w:val="808080"/>
+          <w:sz w:val="24"/>
+          <w:szCs w:val="24"/>
+        </w:rPr>
+        <w:t>Leverage real-time trade transactional data to identify risk from supply chain networks, such as limited trade partners, new product trade, multiple addresses, and more. Identify patterns in trade data that could indicate fraudulent activity, such as huge shipments, frequent changes in trading partners, unusual payment patterns, or inconsistent documentation.</w:t>
+      </w:r>
+      <w:r>
+        <w:br/>
+      </w:r>
+      <w:r>
+        <w:br/>
+      </w:r>
+      <w:r>
+        <w:rPr>
+          <w:color w:val="808080"/>
+          <w:sz w:val="24"/>
+          <w:szCs w:val="24"/>
+        </w:rPr>
+        <w:t>Goods Screening</w:t>
+      </w:r>
+      <w:r>
+        <w:br/>
+      </w:r>
+      <w:r>
+        <w:br/>
+      </w:r>
+      <w:r>
+        <w:rPr>
+          <w:color w:val="808080"/>
+          <w:sz w:val="24"/>
+          <w:szCs w:val="24"/>
+        </w:rPr>
+        <w:t>Ensure compliant financing by thoroughly screening for dual-use, hazardous, restricted/prohibited goods across different trade lanes. Trademo empowers trade finance institutions by offering real-time insights into country-specific trade restrictions, OGA/PGA regulations, and controls to mitigate risks, accelerate due diligence, and facilitate secure, compliant cross-border transactions.</w:t>
+      </w:r>
+      <w:r>
+        <w:br/>
+      </w:r>
+      <w:r>
+        <w:br/>
+      </w:r>
+      <w:r>
+        <w:rPr>
+          <w:color w:val="808080"/>
+          <w:sz w:val="24"/>
+          <w:szCs w:val="24"/>
+        </w:rPr>
+        <w:t>Sanctions &amp; AML Screening</w:t>
+      </w:r>
+      <w:r>
+        <w:br/>
+      </w:r>
+      <w:r>
+        <w:br/>
+      </w:r>
+      <w:r>
+        <w:rPr>
+          <w:color w:val="808080"/>
+          <w:sz w:val="24"/>
+          <w:szCs w:val="24"/>
+        </w:rPr>
+        <w:t>Conduct enhanced due diligence on parties with links to sanctioned countries, entities, individuals, politically exposed persons, and forced labor entities.</w:t>
+      </w:r>
+      <w:r>
+        <w:br/>
+      </w:r>
+      <w:r>
+        <w:br/>
+      </w:r>
+      <w:r>
+        <w:rPr>
+          <w:color w:val="808080"/>
+          <w:sz w:val="24"/>
+          <w:szCs w:val="24"/>
+        </w:rPr>
+        <w:t>UCP 600 Checks</w:t>
+      </w:r>
+      <w:r>
+        <w:br/>
+      </w:r>
+      <w:r>
+        <w:br/>
+      </w:r>
+      <w:r>
+        <w:rPr>
+          <w:color w:val="808080"/>
+          <w:sz w:val="24"/>
+          <w:szCs w:val="24"/>
+        </w:rPr>
+        <w:t>Ensure trade documents meet the standards outlined under UCP 600 rules for seamless processing.</w:t>
+      </w:r>
+      <w:r>
+        <w:br/>
+      </w:r>
+      <w:r>
+        <w:br/>
+      </w:r>
+      <w:r>
+        <w:rPr>
+          <w:color w:val="808080"/>
+          <w:sz w:val="24"/>
+          <w:szCs w:val="24"/>
+        </w:rPr>
+        <w:t>Entity Resolution</w:t>
+      </w:r>
+      <w:r>
+        <w:br/>
+      </w:r>
+      <w:r>
+        <w:br/>
+      </w:r>
+      <w:r>
+        <w:rPr>
+          <w:color w:val="808080"/>
+          <w:sz w:val="24"/>
+          <w:szCs w:val="24"/>
+        </w:rPr>
+        <w:t>Trademo’s Entity Resolution helps trade finance institutions uncover hidden risks by mapping ownership structures, identifying linked entities, and automatically screening them against global sanctions and watchlists. This end-to-end visibility strengthens due diligence, enhances compliance, and ensures safer financing decisions.</w:t>
+      </w:r>
+      <w:r>
+        <w:br/>
+      </w:r>
+      <w:r>
+        <w:br/>
+      </w:r>
+      <w:r>
+        <w:rPr>
+          <w:color w:val="808080"/>
+          <w:sz w:val="24"/>
+          <w:szCs w:val="24"/>
+        </w:rPr>
+        <w:t>Document Verification as per ICC Rules (UCP, ISBP, URC)</w:t>
+      </w:r>
+      <w:r>
+        <w:br/>
+      </w:r>
+      <w:r>
+        <w:br/>
+      </w:r>
+      <w:r>
+        <w:rPr>
+          <w:color w:val="808080"/>
+          <w:sz w:val="24"/>
+          <w:szCs w:val="24"/>
+        </w:rPr>
+        <w:t>Trademo’s Document Check automates verification against UCP, URDG, URC, and ISBP rules as applicable, helping trade finance institutions quickly validate trade documents for compliance and accuracy. By reducing manual errors and speeding up document review, it ensures smoother letter of credit processing, lowers operational risk, and accelerates transaction approval.</w:t>
+      </w:r>
+      <w:r>
+        <w:br/>
+      </w:r>
+      <w:r>
+        <w:br/>
+      </w:r>
+      <w:r>
+        <w:rPr>
+          <w:color w:val="808080"/>
+          <w:sz w:val="24"/>
+          <w:szCs w:val="24"/>
+        </w:rPr>
+        <w:t>Benefits:</w:t>
+      </w:r>
+      <w:r>
+        <w:br/>
+      </w:r>
+      <w:r>
+        <w:br/>
+      </w:r>
+      <w:r>
+        <w:rPr>
+          <w:color w:val="808080"/>
+          <w:sz w:val="24"/>
+          <w:szCs w:val="24"/>
+        </w:rPr>
+        <w:t>Cost Efficiency Through Automation</w:t>
+      </w:r>
+      <w:r>
+        <w:br/>
+      </w:r>
+      <w:r>
+        <w:br/>
+      </w:r>
+      <w:r>
+        <w:rPr>
+          <w:color w:val="808080"/>
+          <w:sz w:val="24"/>
+          <w:szCs w:val="24"/>
+        </w:rPr>
+        <w:t>By reducing manual tasks by up to 75%, TradeScreen lowers the cost of transaction processing and fraud detection. This reduction leads to decreased overhead for organizations as they streamline their operations.</w:t>
+      </w:r>
+      <w:r>
+        <w:br/>
+      </w:r>
+      <w:r>
+        <w:br/>
+      </w:r>
+      <w:r>
+        <w:rPr>
+          <w:color w:val="808080"/>
+          <w:sz w:val="24"/>
+          <w:szCs w:val="24"/>
+        </w:rPr>
+        <w:t>Fraud Prevention</w:t>
+      </w:r>
+      <w:r>
+        <w:br/>
+      </w:r>
+      <w:r>
+        <w:br/>
+      </w:r>
+      <w:r>
+        <w:rPr>
+          <w:color w:val="808080"/>
+          <w:sz w:val="24"/>
+          <w:szCs w:val="24"/>
+        </w:rPr>
+        <w:t>TradeScreen uses AI models to identify suspicious patterns before transactions are processed, enabling early intervention. This helps mitigate losses and prevent financial fraud, which is projected to cost the industry billions by 2027.</w:t>
+      </w:r>
+      <w:r>
+        <w:br/>
+      </w:r>
+      <w:r>
+        <w:br/>
+      </w:r>
+      <w:r>
+        <w:rPr>
+          <w:color w:val="808080"/>
+          <w:sz w:val="24"/>
+          <w:szCs w:val="24"/>
+        </w:rPr>
+        <w:t>Improved Accuracy &amp; Fewer False Positives</w:t>
+      </w:r>
+      <w:r>
+        <w:br/>
+      </w:r>
+      <w:r>
+        <w:br/>
+      </w:r>
+      <w:r>
+        <w:rPr>
+          <w:color w:val="808080"/>
+          <w:sz w:val="24"/>
+          <w:szCs w:val="24"/>
+        </w:rPr>
+        <w:t>By reducing false positives by up to 40%, TradeScreen ensures compliance teams spend less time investigating non-issues and more time focusing on actual risks, making institutions more efficient and productive.</w:t>
+      </w:r>
+      <w:r>
+        <w:br/>
+      </w:r>
+      <w:r>
+        <w:br/>
+      </w:r>
+      <w:r>
+        <w:rPr>
+          <w:color w:val="808080"/>
+          <w:sz w:val="24"/>
+          <w:szCs w:val="24"/>
+        </w:rPr>
+        <w:t>Enhanced Regulatory Compliance</w:t>
+      </w:r>
+      <w:r>
+        <w:br/>
+      </w:r>
+      <w:r>
+        <w:br/>
+      </w:r>
+      <w:r>
+        <w:rPr>
+          <w:color w:val="808080"/>
+          <w:sz w:val="24"/>
+          <w:szCs w:val="24"/>
+        </w:rPr>
+        <w:t>With integrated tools for sanctions screening, goods checks, and supply chain transparency, TradeScreen helps financial institutions comply with AML, CTF, and sanctions laws, reducing the risk of regulatory penalties.</w:t>
+      </w:r>
+      <w:r>
+        <w:br/>
+      </w:r>
+      <w:r>
+        <w:br/>
+      </w:r>
+      <w:r>
+        <w:rPr>
+          <w:color w:val="808080"/>
+          <w:sz w:val="24"/>
+          <w:szCs w:val="24"/>
+        </w:rPr>
+        <w:t>Increased Visibility Across Ecosystems</w:t>
+      </w:r>
+      <w:r>
+        <w:br/>
+      </w:r>
+      <w:r>
+        <w:br/>
+      </w:r>
+      <w:r>
+        <w:rPr>
+          <w:color w:val="808080"/>
+          <w:sz w:val="24"/>
+          <w:szCs w:val="24"/>
+        </w:rPr>
+        <w:t>TradeScreen merges data from multiple sources to provide a transparent view of the entire trade and financial ecosystem. This visibility helps institutions better understand their clients, suppliers, and third-party risks.</w:t>
+      </w:r>
+      <w:r>
+        <w:br/>
+      </w:r>
+      <w:r>
+        <w:br/>
+      </w:r>
+      <w:r>
+        <w:rPr>
+          <w:color w:val="808080"/>
+          <w:sz w:val="24"/>
+          <w:szCs w:val="24"/>
+        </w:rPr>
+        <w:t>Seamless Integration With Existing Infrastructure</w:t>
+      </w:r>
+      <w:r>
+        <w:br/>
+      </w:r>
+      <w:r>
+        <w:br/>
+      </w:r>
+      <w:r>
+        <w:rPr>
+          <w:color w:val="808080"/>
+          <w:sz w:val="24"/>
+          <w:szCs w:val="24"/>
+        </w:rPr>
+        <w:t>TradeScreen is an open, scalable platform that easily integrates with existing banking infrastructure, enabling institutions to leverage its capabilities without extensive system overhauls.'</w:t>
+      </w:r>
+      <w:r>
+        <w:br/>
+      </w:r>
+      <w:r>
+        <w:br/>
+      </w:r>
+      <w:r>
+        <w:rPr>
+          <w:color w:val="808080"/>
+          <w:sz w:val="24"/>
+          <w:szCs w:val="24"/>
+        </w:rPr>
+        <w:t>Enhanced Decision-Making</w:t>
+      </w:r>
+      <w:r>
+        <w:br/>
+      </w:r>
+      <w:r>
+        <w:br/>
+      </w:r>
+      <w:r>
+        <w:rPr>
+          <w:color w:val="808080"/>
+          <w:sz w:val="24"/>
+          <w:szCs w:val="24"/>
+        </w:rPr>
+        <w:t>The platform delivers actionable insights and transparency into the participants in each transaction, empowering financial institutions to make informed decisions about trade transactions and client relationships.</w:t>
+      </w:r>
+      <w:r>
+        <w:br/>
+      </w:r>
+      <w:r>
+        <w:br/>
+      </w:r>
+      <w:r>
+        <w:br/>
+      </w:r>
+      <w:r>
+        <w:rPr>
+          <w:color w:val="808080"/>
+          <w:sz w:val="24"/>
+          <w:szCs w:val="24"/>
+        </w:rPr>
+        <w:t>Capabilities</w:t>
+      </w:r>
+      <w:r>
+        <w:br/>
+      </w:r>
+      <w:r>
+        <w:br/>
+      </w:r>
+      <w:r>
+        <w:rPr>
+          <w:color w:val="808080"/>
+          <w:sz w:val="24"/>
+          <w:szCs w:val="24"/>
+        </w:rPr>
+        <w:t>Global Trade Risk Mitigation</w:t>
+      </w:r>
+      <w:r>
+        <w:br/>
+      </w:r>
+      <w:r>
+        <w:br/>
+      </w:r>
+      <w:r>
+        <w:rPr>
+          <w:color w:val="808080"/>
+          <w:sz w:val="24"/>
+          <w:szCs w:val="24"/>
+        </w:rPr>
+        <w:t>Detects and prevents risks in trade transactions using a comprehensive database of international regulations and risk checks.</w:t>
+      </w:r>
+      <w:r>
+        <w:br/>
+      </w:r>
+      <w:r>
+        <w:br/>
+      </w:r>
+      <w:r>
+        <w:rPr>
+          <w:color w:val="808080"/>
+          <w:sz w:val="24"/>
+          <w:szCs w:val="24"/>
+        </w:rPr>
+        <w:t>500+ Real-Time Compliance Checks</w:t>
+      </w:r>
+      <w:r>
+        <w:br/>
+      </w:r>
+      <w:r>
+        <w:br/>
+      </w:r>
+      <w:r>
+        <w:rPr>
+          <w:color w:val="808080"/>
+          <w:sz w:val="24"/>
+          <w:szCs w:val="24"/>
+        </w:rPr>
+        <w:t>Perform 500+ real-time checks to ensure trade transactions comply with global regulations, reducing risks and non-compliance.</w:t>
+      </w:r>
+      <w:r>
+        <w:br/>
+      </w:r>
+      <w:r>
+        <w:br/>
+      </w:r>
+      <w:r>
+        <w:rPr>
+          <w:color w:val="808080"/>
+          <w:sz w:val="24"/>
+          <w:szCs w:val="24"/>
+        </w:rPr>
+        <w:t>AI-Driven Knowledge Graph</w:t>
+      </w:r>
+      <w:r>
+        <w:br/>
+      </w:r>
+      <w:r>
+        <w:br/>
+      </w:r>
+      <w:r>
+        <w:rPr>
+          <w:color w:val="808080"/>
+          <w:sz w:val="24"/>
+          <w:szCs w:val="24"/>
+        </w:rPr>
+        <w:t>Unlock insights with an AI-powered graph integrating billions of data points on trade, supply chains, risks, and ownership.</w:t>
+      </w:r>
+      <w:r>
+        <w:br/>
+      </w:r>
+      <w:r>
+        <w:br/>
+      </w:r>
+      <w:r>
+        <w:rPr>
+          <w:color w:val="808080"/>
+          <w:sz w:val="24"/>
+          <w:szCs w:val="24"/>
+        </w:rPr>
+        <w:t>End-to-End Transaction Validation</w:t>
+      </w:r>
+      <w:r>
+        <w:br/>
+      </w:r>
+      <w:r>
+        <w:br/>
+      </w:r>
+      <w:r>
+        <w:rPr>
+          <w:color w:val="808080"/>
+          <w:sz w:val="24"/>
+          <w:szCs w:val="24"/>
+        </w:rPr>
+        <w:t>Validate every aspect of trade transactions, ensuring full transparency and compliance from start to finish.</w:t>
+      </w:r>
+      <w:r>
+        <w:br/>
+      </w:r>
+      <w:r>
+        <w:br/>
+      </w:r>
+      <w:r>
+        <w:rPr>
+          <w:color w:val="808080"/>
+          <w:sz w:val="24"/>
+          <w:szCs w:val="24"/>
+        </w:rPr>
+        <w:t>Continuous Risk Updates</w:t>
+      </w:r>
+      <w:r>
+        <w:br/>
+      </w:r>
+      <w:r>
+        <w:br/>
+      </w:r>
+      <w:r>
+        <w:rPr>
+          <w:color w:val="808080"/>
+          <w:sz w:val="24"/>
+          <w:szCs w:val="24"/>
+        </w:rPr>
+        <w:t>Stay compliant with evolving regulations, as TradeScreen continuously updates its risk assessment framework in real time.</w:t>
+      </w:r>
+      <w:r>
+        <w:br/>
+      </w:r>
+      <w:r>
+        <w:br/>
+      </w:r>
+      <w:r>
+        <w:rPr>
+          <w:color w:val="808080"/>
+          <w:sz w:val="24"/>
+          <w:szCs w:val="24"/>
+        </w:rPr>
+        <w:t>User Management Capabilities</w:t>
+      </w:r>
+      <w:r>
+        <w:br/>
+      </w:r>
+      <w:r>
+        <w:br/>
+      </w:r>
+      <w:r>
+        <w:rPr>
+          <w:color w:val="808080"/>
+          <w:sz w:val="24"/>
+          <w:szCs w:val="24"/>
+        </w:rPr>
+        <w:t>Enable role-based access controls to tailor access and permissions across your teams, ensuring data security and governance compliance across workflows.</w:t>
+      </w:r>
+      <w:r>
+        <w:br/>
+      </w:r>
+      <w:r>
+        <w:br/>
+      </w:r>
+      <w:r>
+        <w:br/>
+      </w:r>
+      <w:r>
+        <w:rPr>
+          <w:color w:val="808080"/>
+          <w:sz w:val="24"/>
+          <w:szCs w:val="24"/>
+        </w:rPr>
+        <w:t>Workflow Capabilities</w:t>
+      </w:r>
+      <w:r>
+        <w:br/>
+      </w:r>
+      <w:r>
+        <w:br/>
+      </w:r>
+      <w:r>
+        <w:rPr>
+          <w:color w:val="808080"/>
+          <w:sz w:val="24"/>
+          <w:szCs w:val="24"/>
+        </w:rPr>
+        <w:t>Support for maker-checker workflows, allowing teams to create, review, and approve trade transactions collaboratively. These workflows increase accountability and auditability across departments.</w:t>
+      </w:r>
+      <w:r>
+        <w:br/>
+      </w:r>
+      <w:r>
+        <w:br/>
+      </w:r>
+      <w:r>
+        <w:rPr>
+          <w:color w:val="808080"/>
+          <w:sz w:val="24"/>
+          <w:szCs w:val="24"/>
+        </w:rPr>
+        <w:t>Configuration &amp; Integration</w:t>
+      </w:r>
+      <w:r>
+        <w:br/>
+      </w:r>
+      <w:r>
+        <w:br/>
+      </w:r>
+      <w:r>
+        <w:rPr>
+          <w:color w:val="808080"/>
+          <w:sz w:val="24"/>
+          <w:szCs w:val="24"/>
+        </w:rPr>
+        <w:t>Flexible Configuration</w:t>
+      </w:r>
+      <w:r>
+        <w:br/>
+      </w:r>
+      <w:r>
+        <w:br/>
+      </w:r>
+      <w:r>
+        <w:rPr>
+          <w:color w:val="808080"/>
+          <w:sz w:val="24"/>
+          <w:szCs w:val="24"/>
+        </w:rPr>
+        <w:t>Customize workflows, compliance checks, and validation logic based on your internal policies and risk appetite.</w:t>
+      </w:r>
+      <w:r>
+        <w:br/>
+      </w:r>
+      <w:r>
+        <w:br/>
+      </w:r>
+      <w:r>
+        <w:br/>
+      </w:r>
+      <w:r>
+        <w:rPr>
+          <w:color w:val="808080"/>
+          <w:sz w:val="24"/>
+          <w:szCs w:val="24"/>
+        </w:rPr>
+        <w:t>Available via API</w:t>
+      </w:r>
+      <w:r>
+        <w:br/>
+      </w:r>
+      <w:r>
+        <w:br/>
+      </w:r>
+      <w:r>
+        <w:rPr>
+          <w:color w:val="808080"/>
+          <w:sz w:val="24"/>
+          <w:szCs w:val="24"/>
+        </w:rPr>
+        <w:t>All core TradeScreen features are available through well-documented APIs, enabling seamless integration into existing banking, logistics, or compliance systems.</w:t>
+      </w:r>
+      <w:r>
+        <w:br/>
+      </w:r>
+      <w:r>
+        <w:br/>
+      </w:r>
+      <w:r>
+        <w:br/>
+      </w:r>
+      <w:r>
+        <w:rPr>
+          <w:color w:val="808080"/>
+          <w:sz w:val="24"/>
+          <w:szCs w:val="24"/>
+        </w:rPr>
+        <w:t>Workflow Capabilities</w:t>
+      </w:r>
+      <w:r>
+        <w:br/>
+      </w:r>
+      <w:r>
+        <w:br/>
+      </w:r>
+      <w:r>
+        <w:rPr>
+          <w:color w:val="808080"/>
+          <w:sz w:val="24"/>
+          <w:szCs w:val="24"/>
+        </w:rPr>
+        <w:t>The platform supports maker-checker workflows, allowing multiple teams to collaborate, review, and approve documents efficiently. This enhances accountability and strengthens the overall due diligence process.</w:t>
+      </w:r>
+      <w:r>
+        <w:br/>
+      </w:r>
+      <w:r>
+        <w:br/>
+      </w:r>
+      <w:r>
+        <w:rPr>
+          <w:color w:val="808080"/>
+          <w:sz w:val="24"/>
+          <w:szCs w:val="24"/>
+        </w:rPr>
+        <w:t>Pricing Plan:</w:t>
+      </w:r>
+      <w:r>
+        <w:br/>
+      </w:r>
+      <w:r>
+        <w:br/>
+      </w:r>
+      <w:r>
+        <w:rPr>
+          <w:color w:val="808080"/>
+          <w:sz w:val="24"/>
+          <w:szCs w:val="24"/>
+        </w:rPr>
+        <w:t xml:space="preserve">Pricing Model: Platform Subscription (Base) + Optionals </w:t>
+      </w:r>
+      <w:r>
+        <w:br/>
+      </w:r>
+      <w:r>
+        <w:br/>
+      </w:r>
+      <w:r>
+        <w:rPr>
+          <w:color w:val="808080"/>
+          <w:sz w:val="24"/>
+          <w:szCs w:val="24"/>
+        </w:rPr>
+        <w:t xml:space="preserve">1. Base Platform Subscription Fee Annually: 20000 USD </w:t>
+      </w:r>
+      <w:r>
+        <w:br/>
+      </w:r>
+      <w:r>
+        <w:rPr>
+          <w:color w:val="808080"/>
+          <w:sz w:val="24"/>
+          <w:szCs w:val="24"/>
+        </w:rPr>
+        <w:t xml:space="preserve">2. Optionals (at an extra cost in USD): per transaction checks </w:t>
+      </w:r>
+      <w:r>
+        <w:br/>
+      </w:r>
+      <w:r>
+        <w:br/>
+      </w:r>
+      <w:r>
+        <w:rPr>
+          <w:color w:val="808080"/>
+          <w:sz w:val="24"/>
+          <w:szCs w:val="24"/>
+        </w:rPr>
+        <w:t>Document Extraction &amp; Classification Module</w:t>
+      </w:r>
+      <w:r>
+        <w:br/>
+      </w:r>
+      <w:r>
+        <w:rPr>
+          <w:color w:val="808080"/>
+          <w:sz w:val="24"/>
+          <w:szCs w:val="24"/>
+        </w:rPr>
+        <w:t>TBML Checks Module</w:t>
+      </w:r>
+      <w:r>
+        <w:br/>
+      </w:r>
+      <w:r>
+        <w:rPr>
+          <w:color w:val="808080"/>
+          <w:sz w:val="24"/>
+          <w:szCs w:val="24"/>
+        </w:rPr>
+        <w:t>Goods Screening Checks Module</w:t>
+      </w:r>
+      <w:r>
+        <w:br/>
+      </w:r>
+      <w:r>
+        <w:rPr>
+          <w:color w:val="808080"/>
+          <w:sz w:val="24"/>
+          <w:szCs w:val="24"/>
+        </w:rPr>
+        <w:t>Sanctions &amp; AML Checks Module</w:t>
+      </w:r>
+      <w:r>
+        <w:br/>
+      </w:r>
+      <w:r>
+        <w:rPr>
+          <w:color w:val="808080"/>
+          <w:sz w:val="24"/>
+          <w:szCs w:val="24"/>
+        </w:rPr>
+        <w:t>Documentary Checks Module</w:t>
+      </w:r>
+      <w:r>
+        <w:br/>
+      </w:r>
+      <w:r>
+        <w:rPr>
+          <w:color w:val="808080"/>
+          <w:sz w:val="24"/>
+          <w:szCs w:val="24"/>
+        </w:rPr>
+        <w:t>Maritime Checks Module</w:t>
+      </w:r>
+      <w:r>
+        <w:br/>
+      </w:r>
+      <w:r>
+        <w:br/>
+      </w:r>
+      <w:r>
+        <w:rPr>
+          <w:color w:val="808080"/>
+          <w:sz w:val="24"/>
+          <w:szCs w:val="24"/>
+        </w:rPr>
+        <w:t>Kindly get in touch with this email ID to understand more about the plan: akshit.gupta@trademo.com</w:t>
+      </w:r>
+      <w:r>
+        <w:br/>
+      </w:r>
+      <w:r>
+        <w:br/>
       </w:r>
       <w:r>
         <w:br/>
@@ -36491,7 +36555,7 @@
       </w:r>
       <w:hyperlink r:id="rId502">
         <w:r>
-          <w:t>https://console.bluemix.net/docs/infrastructure/transit-gateway/getting-started.html</w:t>
+          <w:t>https://sitemaps-files-trademo-public-latest.s3.us.cloud-object-storage.appdomain.cloud/TradeScreen%20IBM%20catalog_Documentation%20URL.pdf</w:t>
         </w:r>
       </w:hyperlink>
       <w:r>
@@ -36552,116 +36616,21 @@
           <w:sz w:val="28"/>
           <w:szCs w:val="28"/>
         </w:rPr>
-        <w:t xml:space="preserve">     Upsun Fixed</w:t>
-      </w:r>
-      <w:r>
-        <w:br/>
-      </w:r>
-      <w:r>
-        <w:br/>
-      </w:r>
-      <w:r>
-        <w:rPr>
-          <w:color w:val="808080"/>
-          <w:sz w:val="24"/>
-          <w:szCs w:val="24"/>
-        </w:rPr>
-        <w:t>Code without limits and deploy without worry.</w:t>
-      </w:r>
-      <w:r>
-        <w:br/>
-      </w:r>
-      <w:r>
-        <w:br/>
-      </w:r>
-      <w:r>
-        <w:br/>
-      </w:r>
-      <w:r>
-        <w:rPr>
-          <w:color w:val="808080"/>
-          <w:sz w:val="24"/>
-          <w:szCs w:val="24"/>
-        </w:rPr>
-        <w:t xml:space="preserve">Upsun helps developers launch faster and more reliably by removing the complexities of cloud infrastructure management. Platform.sh simplifies collaboration, streamlines deployments, and provides resources to guarantee performance and compliance. </w:t>
-      </w:r>
-      <w:r>
-        <w:br/>
-      </w:r>
-      <w:r>
-        <w:br/>
-      </w:r>
-      <w:r>
-        <w:br/>
-      </w:r>
-      <w:r>
-        <w:br/>
-      </w:r>
-      <w:r>
-        <w:br/>
-      </w:r>
-      <w:r>
-        <w:rPr>
-          <w:color w:val="808080"/>
-          <w:sz w:val="24"/>
-          <w:szCs w:val="24"/>
-        </w:rPr>
-        <w:t>Upsun supports a wide array of runtimes, including Node.js, Python, Ruby, PHP, Go, Rust, and Java, and offers fully managed services such as PostgreSQL, MariaDB, Redis, MongoDB, and Elasticsearch, both with out-of-the-box optimizations and automated updates.</w:t>
-      </w:r>
-      <w:r>
-        <w:br/>
-      </w:r>
-      <w:r>
-        <w:br/>
-      </w:r>
-      <w:r>
-        <w:br/>
-      </w:r>
-      <w:r>
-        <w:br/>
-      </w:r>
-      <w:r>
-        <w:br/>
-      </w:r>
-      <w:r>
-        <w:rPr>
-          <w:color w:val="808080"/>
-          <w:sz w:val="24"/>
-          <w:szCs w:val="24"/>
-        </w:rPr>
-        <w:t>Its git-based workflows and full-stack cloning feature allows teams to replicate entire environments-including code, data, and services- for testing and iteration without disrupting production. Whether you're developing new applications or optimizing existing ones, Upsun offers a reliable, scalable solution for all your cloud needs.</w:t>
-      </w:r>
-      <w:r>
-        <w:br/>
-      </w:r>
-      <w:r>
-        <w:br/>
-      </w:r>
-      <w:r>
-        <w:br/>
-      </w:r>
-      <w:r>
-        <w:br/>
-      </w:r>
-      <w:r>
-        <w:br/>
-      </w:r>
-      <w:r>
-        <w:rPr>
-          <w:color w:val="808080"/>
-          <w:sz w:val="24"/>
-          <w:szCs w:val="24"/>
-        </w:rPr>
-        <w:t>For organizations transitioning to the cloud or modernizing legacy applications, Upsun provides the flexibility to do so with minimal effort. This is why we are the trusted partner to enterprises and agencies worldwide.</w:t>
-      </w:r>
-      <w:r>
-        <w:br/>
-      </w:r>
-      <w:r>
-        <w:br/>
-      </w:r>
-      <w:r>
-        <w:br/>
+        <w:t xml:space="preserve">     Transit Gateway</w:t>
+      </w:r>
+      <w:r>
+        <w:br/>
+      </w:r>
+      <w:r>
+        <w:br/>
+      </w:r>
+      <w:r>
+        <w:rPr>
+          <w:color w:val="808080"/>
+          <w:sz w:val="24"/>
+          <w:szCs w:val="24"/>
+        </w:rPr>
+        <w:t>IBM Cloud Transit Gateway helps ensure the security of sensitive data to and from different locations with the IBM Cloud.</w:t>
       </w:r>
       <w:r>
         <w:br/>
@@ -36676,7 +36645,7 @@
       </w:r>
       <w:hyperlink r:id="rId504">
         <w:r>
-          <w:t>https://upsun.com/blog/code-documentation/</w:t>
+          <w:t>https://console.bluemix.net/docs/infrastructure/transit-gateway/getting-started.html</w:t>
         </w:r>
       </w:hyperlink>
       <w:r>
@@ -36737,21 +36706,116 @@
           <w:sz w:val="28"/>
           <w:szCs w:val="28"/>
         </w:rPr>
-        <w:t xml:space="preserve">     VCF as a Service - Cloud Director Site</w:t>
-      </w:r>
-      <w:r>
-        <w:br/>
-      </w:r>
-      <w:r>
-        <w:br/>
-      </w:r>
-      <w:r>
-        <w:rPr>
-          <w:color w:val="808080"/>
-          <w:sz w:val="24"/>
-          <w:szCs w:val="24"/>
-        </w:rPr>
-        <w:t>Deploy a comprehensive portfolio of automated and on-demand services for VMware workloads to the cloud, faster than ever before.</w:t>
+        <w:t xml:space="preserve">     Upsun Fixed</w:t>
+      </w:r>
+      <w:r>
+        <w:br/>
+      </w:r>
+      <w:r>
+        <w:br/>
+      </w:r>
+      <w:r>
+        <w:rPr>
+          <w:color w:val="808080"/>
+          <w:sz w:val="24"/>
+          <w:szCs w:val="24"/>
+        </w:rPr>
+        <w:t>Code without limits and deploy without worry.</w:t>
+      </w:r>
+      <w:r>
+        <w:br/>
+      </w:r>
+      <w:r>
+        <w:br/>
+      </w:r>
+      <w:r>
+        <w:br/>
+      </w:r>
+      <w:r>
+        <w:rPr>
+          <w:color w:val="808080"/>
+          <w:sz w:val="24"/>
+          <w:szCs w:val="24"/>
+        </w:rPr>
+        <w:t xml:space="preserve">Upsun helps developers launch faster and more reliably by removing the complexities of cloud infrastructure management. Platform.sh simplifies collaboration, streamlines deployments, and provides resources to guarantee performance and compliance. </w:t>
+      </w:r>
+      <w:r>
+        <w:br/>
+      </w:r>
+      <w:r>
+        <w:br/>
+      </w:r>
+      <w:r>
+        <w:br/>
+      </w:r>
+      <w:r>
+        <w:br/>
+      </w:r>
+      <w:r>
+        <w:br/>
+      </w:r>
+      <w:r>
+        <w:rPr>
+          <w:color w:val="808080"/>
+          <w:sz w:val="24"/>
+          <w:szCs w:val="24"/>
+        </w:rPr>
+        <w:t>Upsun supports a wide array of runtimes, including Node.js, Python, Ruby, PHP, Go, Rust, and Java, and offers fully managed services such as PostgreSQL, MariaDB, Redis, MongoDB, and Elasticsearch, both with out-of-the-box optimizations and automated updates.</w:t>
+      </w:r>
+      <w:r>
+        <w:br/>
+      </w:r>
+      <w:r>
+        <w:br/>
+      </w:r>
+      <w:r>
+        <w:br/>
+      </w:r>
+      <w:r>
+        <w:br/>
+      </w:r>
+      <w:r>
+        <w:br/>
+      </w:r>
+      <w:r>
+        <w:rPr>
+          <w:color w:val="808080"/>
+          <w:sz w:val="24"/>
+          <w:szCs w:val="24"/>
+        </w:rPr>
+        <w:t>Its git-based workflows and full-stack cloning feature allows teams to replicate entire environments-including code, data, and services- for testing and iteration without disrupting production. Whether you're developing new applications or optimizing existing ones, Upsun offers a reliable, scalable solution for all your cloud needs.</w:t>
+      </w:r>
+      <w:r>
+        <w:br/>
+      </w:r>
+      <w:r>
+        <w:br/>
+      </w:r>
+      <w:r>
+        <w:br/>
+      </w:r>
+      <w:r>
+        <w:br/>
+      </w:r>
+      <w:r>
+        <w:br/>
+      </w:r>
+      <w:r>
+        <w:rPr>
+          <w:color w:val="808080"/>
+          <w:sz w:val="24"/>
+          <w:szCs w:val="24"/>
+        </w:rPr>
+        <w:t>For organizations transitioning to the cloud or modernizing legacy applications, Upsun provides the flexibility to do so with minimal effort. This is why we are the trusted partner to enterprises and agencies worldwide.</w:t>
+      </w:r>
+      <w:r>
+        <w:br/>
+      </w:r>
+      <w:r>
+        <w:br/>
+      </w:r>
+      <w:r>
+        <w:br/>
       </w:r>
       <w:r>
         <w:br/>
@@ -36766,7 +36830,7 @@
       </w:r>
       <w:hyperlink r:id="rId506">
         <w:r>
-          <w:t>https://cloud.ibm.com/docs/vmware-service?topic=vmware-service-getting-started</w:t>
+          <w:t>https://upsun.com/blog/code-documentation/</w:t>
         </w:r>
       </w:hyperlink>
       <w:r>
@@ -36827,21 +36891,21 @@
           <w:sz w:val="28"/>
           <w:szCs w:val="28"/>
         </w:rPr>
-        <w:t xml:space="preserve">     VCF as a Service - Usage Meter</w:t>
-      </w:r>
-      <w:r>
-        <w:br/>
-      </w:r>
-      <w:r>
-        <w:br/>
-      </w:r>
-      <w:r>
-        <w:rPr>
-          <w:color w:val="808080"/>
-          <w:sz w:val="24"/>
-          <w:szCs w:val="24"/>
-        </w:rPr>
-        <w:t>VMware Usage Meter</w:t>
+        <w:t xml:space="preserve">     VCF as a Service - Cloud Director Site</w:t>
+      </w:r>
+      <w:r>
+        <w:br/>
+      </w:r>
+      <w:r>
+        <w:br/>
+      </w:r>
+      <w:r>
+        <w:rPr>
+          <w:color w:val="808080"/>
+          <w:sz w:val="24"/>
+          <w:szCs w:val="24"/>
+        </w:rPr>
+        <w:t>Deploy a comprehensive portfolio of automated and on-demand services for VMware workloads to the cloud, faster than ever before.</w:t>
       </w:r>
       <w:r>
         <w:br/>
@@ -36917,21 +36981,21 @@
           <w:sz w:val="28"/>
           <w:szCs w:val="28"/>
         </w:rPr>
-        <w:t xml:space="preserve">     VCF as a Service - Virtual Data Center</w:t>
-      </w:r>
-      <w:r>
-        <w:br/>
-      </w:r>
-      <w:r>
-        <w:br/>
-      </w:r>
-      <w:r>
-        <w:rPr>
-          <w:color w:val="808080"/>
-          <w:sz w:val="24"/>
-          <w:szCs w:val="24"/>
-        </w:rPr>
-        <w:t>Deploy a comprehensive portfolio of automated and on-demand services for VMware workloads to the cloud, faster than ever before.</w:t>
+        <w:t xml:space="preserve">     VCF as a Service - Usage Meter</w:t>
+      </w:r>
+      <w:r>
+        <w:br/>
+      </w:r>
+      <w:r>
+        <w:br/>
+      </w:r>
+      <w:r>
+        <w:rPr>
+          <w:color w:val="808080"/>
+          <w:sz w:val="24"/>
+          <w:szCs w:val="24"/>
+        </w:rPr>
+        <w:t>VMware Usage Meter</w:t>
       </w:r>
       <w:r>
         <w:br/>
@@ -37007,21 +37071,21 @@
           <w:sz w:val="28"/>
           <w:szCs w:val="28"/>
         </w:rPr>
-        <w:t xml:space="preserve">     Veeam</w:t>
-      </w:r>
-      <w:r>
-        <w:br/>
-      </w:r>
-      <w:r>
-        <w:br/>
-      </w:r>
-      <w:r>
-        <w:rPr>
-          <w:color w:val="808080"/>
-          <w:sz w:val="24"/>
-          <w:szCs w:val="24"/>
-        </w:rPr>
-        <w:t>Enable the Always-On Enterprise by providing data centers with high-speed recovery and data loss avoidance.</w:t>
+        <w:t xml:space="preserve">     VCF as a Service - Virtual Data Center</w:t>
+      </w:r>
+      <w:r>
+        <w:br/>
+      </w:r>
+      <w:r>
+        <w:br/>
+      </w:r>
+      <w:r>
+        <w:rPr>
+          <w:color w:val="808080"/>
+          <w:sz w:val="24"/>
+          <w:szCs w:val="24"/>
+        </w:rPr>
+        <w:t>Deploy a comprehensive portfolio of automated and on-demand services for VMware workloads to the cloud, faster than ever before.</w:t>
       </w:r>
       <w:r>
         <w:br/>
@@ -37036,7 +37100,7 @@
       </w:r>
       <w:hyperlink r:id="rId512">
         <w:r>
-          <w:t>https://cloud.ibm.com/services/vmwaresolutions/services/veeam_considerations.html</w:t>
+          <w:t>https://cloud.ibm.com/docs/vmware-service?topic=vmware-service-getting-started</w:t>
         </w:r>
       </w:hyperlink>
       <w:r>
@@ -37097,122 +37161,21 @@
           <w:sz w:val="28"/>
           <w:szCs w:val="28"/>
         </w:rPr>
-        <w:t xml:space="preserve">     Veridion</w:t>
-      </w:r>
-      <w:r>
-        <w:br/>
-      </w:r>
-      <w:r>
-        <w:br/>
-      </w:r>
-      <w:r>
-        <w:rPr>
-          <w:color w:val="808080"/>
-          <w:sz w:val="24"/>
-          <w:szCs w:val="24"/>
-        </w:rPr>
-        <w:t>Veridion Company Data enables natural language Q&amp;A over company profiles in watsonx Orchestrate.</w:t>
-      </w:r>
-      <w:r>
-        <w:br/>
-      </w:r>
-      <w:r>
-        <w:br/>
-      </w:r>
-      <w:r>
-        <w:br/>
-      </w:r>
-      <w:r>
-        <w:br/>
-      </w:r>
-      <w:r>
-        <w:br/>
-      </w:r>
-      <w:r>
-        <w:rPr>
-          <w:color w:val="808080"/>
-          <w:sz w:val="24"/>
-          <w:szCs w:val="24"/>
-        </w:rPr>
-        <w:t>Ask questions about any company, and the agent retrieves structured company data from Veridion to produce a clear, actionable answer.</w:t>
-      </w:r>
-      <w:r>
-        <w:br/>
-      </w:r>
-      <w:r>
-        <w:br/>
-      </w:r>
-      <w:r>
-        <w:br/>
-      </w:r>
-      <w:r>
-        <w:br/>
-      </w:r>
-      <w:r>
-        <w:br/>
-      </w:r>
-      <w:r>
-        <w:rPr>
-          <w:color w:val="808080"/>
-          <w:sz w:val="24"/>
-          <w:szCs w:val="24"/>
-        </w:rPr>
-        <w:t>Behind the scenes, the agent uses an IBM tool integration to call Veridion’s Match &amp; Enrich API directly.</w:t>
-      </w:r>
-      <w:r>
-        <w:br/>
-      </w:r>
-      <w:r>
-        <w:br/>
-      </w:r>
-      <w:r>
-        <w:br/>
-      </w:r>
-      <w:r>
-        <w:br/>
-      </w:r>
-      <w:r>
-        <w:br/>
-      </w:r>
-      <w:r>
-        <w:rPr>
-          <w:color w:val="808080"/>
-          <w:sz w:val="24"/>
-          <w:szCs w:val="24"/>
-        </w:rPr>
-        <w:t>It resolves the correct company entity from inputs like company name, website, and country, then retrieves enriched firmographic and profile data.</w:t>
-      </w:r>
-      <w:r>
-        <w:br/>
-      </w:r>
-      <w:r>
-        <w:br/>
-      </w:r>
-      <w:r>
-        <w:br/>
-      </w:r>
-      <w:r>
-        <w:br/>
-      </w:r>
-      <w:r>
-        <w:br/>
-      </w:r>
-      <w:r>
-        <w:rPr>
-          <w:color w:val="808080"/>
-          <w:sz w:val="24"/>
-          <w:szCs w:val="24"/>
-        </w:rPr>
-        <w:t>The agent uses this enriched data to answer the user’s questions.</w:t>
-      </w:r>
-      <w:r>
-        <w:br/>
-      </w:r>
-      <w:r>
-        <w:br/>
-      </w:r>
-      <w:r>
-        <w:br/>
+        <w:t xml:space="preserve">     Veeam</w:t>
+      </w:r>
+      <w:r>
+        <w:br/>
+      </w:r>
+      <w:r>
+        <w:br/>
+      </w:r>
+      <w:r>
+        <w:rPr>
+          <w:color w:val="808080"/>
+          <w:sz w:val="24"/>
+          <w:szCs w:val="24"/>
+        </w:rPr>
+        <w:t>Enable the Always-On Enterprise by providing data centers with high-speed recovery and data loss avoidance.</w:t>
       </w:r>
       <w:r>
         <w:br/>
@@ -37227,7 +37190,7 @@
       </w:r>
       <w:hyperlink r:id="rId514">
         <w:r>
-          <w:t>https://veridion.com/wp-content/uploads/2026/03/Documentation-Veridion-IBM-Agent.pdf</w:t>
+          <w:t>https://cloud.ibm.com/services/vmwaresolutions/services/veeam_considerations.html</w:t>
         </w:r>
       </w:hyperlink>
       <w:r>
@@ -37288,21 +37251,122 @@
           <w:sz w:val="28"/>
           <w:szCs w:val="28"/>
         </w:rPr>
-        <w:t xml:space="preserve">     Verify</w:t>
-      </w:r>
-      <w:r>
-        <w:br/>
-      </w:r>
-      <w:r>
-        <w:br/>
-      </w:r>
-      <w:r>
-        <w:rPr>
-          <w:color w:val="808080"/>
-          <w:sz w:val="24"/>
-          <w:szCs w:val="24"/>
-        </w:rPr>
-        <w:t>IBM Verify provides Single Sign-On (SSO), multi-factor authentication (MFA), identity governance, and identity lifecycle controls for internal (workforce) and external (consumer) user types.</w:t>
+        <w:t xml:space="preserve">     Veridion</w:t>
+      </w:r>
+      <w:r>
+        <w:br/>
+      </w:r>
+      <w:r>
+        <w:br/>
+      </w:r>
+      <w:r>
+        <w:rPr>
+          <w:color w:val="808080"/>
+          <w:sz w:val="24"/>
+          <w:szCs w:val="24"/>
+        </w:rPr>
+        <w:t>Veridion Company Data enables natural language Q&amp;A over company profiles in watsonx Orchestrate.</w:t>
+      </w:r>
+      <w:r>
+        <w:br/>
+      </w:r>
+      <w:r>
+        <w:br/>
+      </w:r>
+      <w:r>
+        <w:br/>
+      </w:r>
+      <w:r>
+        <w:br/>
+      </w:r>
+      <w:r>
+        <w:br/>
+      </w:r>
+      <w:r>
+        <w:rPr>
+          <w:color w:val="808080"/>
+          <w:sz w:val="24"/>
+          <w:szCs w:val="24"/>
+        </w:rPr>
+        <w:t>Ask questions about any company, and the agent retrieves structured company data from Veridion to produce a clear, actionable answer.</w:t>
+      </w:r>
+      <w:r>
+        <w:br/>
+      </w:r>
+      <w:r>
+        <w:br/>
+      </w:r>
+      <w:r>
+        <w:br/>
+      </w:r>
+      <w:r>
+        <w:br/>
+      </w:r>
+      <w:r>
+        <w:br/>
+      </w:r>
+      <w:r>
+        <w:rPr>
+          <w:color w:val="808080"/>
+          <w:sz w:val="24"/>
+          <w:szCs w:val="24"/>
+        </w:rPr>
+        <w:t>Behind the scenes, the agent uses an IBM tool integration to call Veridion’s Match &amp; Enrich API directly.</w:t>
+      </w:r>
+      <w:r>
+        <w:br/>
+      </w:r>
+      <w:r>
+        <w:br/>
+      </w:r>
+      <w:r>
+        <w:br/>
+      </w:r>
+      <w:r>
+        <w:br/>
+      </w:r>
+      <w:r>
+        <w:br/>
+      </w:r>
+      <w:r>
+        <w:rPr>
+          <w:color w:val="808080"/>
+          <w:sz w:val="24"/>
+          <w:szCs w:val="24"/>
+        </w:rPr>
+        <w:t>It resolves the correct company entity from inputs like company name, website, and country, then retrieves enriched firmographic and profile data.</w:t>
+      </w:r>
+      <w:r>
+        <w:br/>
+      </w:r>
+      <w:r>
+        <w:br/>
+      </w:r>
+      <w:r>
+        <w:br/>
+      </w:r>
+      <w:r>
+        <w:br/>
+      </w:r>
+      <w:r>
+        <w:br/>
+      </w:r>
+      <w:r>
+        <w:rPr>
+          <w:color w:val="808080"/>
+          <w:sz w:val="24"/>
+          <w:szCs w:val="24"/>
+        </w:rPr>
+        <w:t>The agent uses this enriched data to answer the user’s questions.</w:t>
+      </w:r>
+      <w:r>
+        <w:br/>
+      </w:r>
+      <w:r>
+        <w:br/>
+      </w:r>
+      <w:r>
+        <w:br/>
       </w:r>
       <w:r>
         <w:br/>
@@ -37317,7 +37381,7 @@
       </w:r>
       <w:hyperlink r:id="rId516">
         <w:r>
-          <w:t>https://docs.verify.ibm.com/verify</w:t>
+          <w:t>https://veridion.com/wp-content/uploads/2026/03/Documentation-Veridion-IBM-Agent.pdf</w:t>
         </w:r>
       </w:hyperlink>
       <w:r>
@@ -37378,21 +37442,21 @@
           <w:sz w:val="28"/>
           <w:szCs w:val="28"/>
         </w:rPr>
-        <w:t xml:space="preserve">     Virtual Machine for Power Virtual Server</w:t>
-      </w:r>
-      <w:r>
-        <w:br/>
-      </w:r>
-      <w:r>
-        <w:br/>
-      </w:r>
-      <w:r>
-        <w:rPr>
-          <w:color w:val="808080"/>
-          <w:sz w:val="24"/>
-          <w:szCs w:val="24"/>
-        </w:rPr>
-        <w:t>Power Systems Virtual Server projects deliver flexible compute capacity for Power Systems workloads. Integrated with the IBM Cloud platform for on-demand provisioning, this offering provides a secure and scalable server virtualization environment built upon the advanced RAS features and leading performance of the Power Systems™ platform.</w:t>
+        <w:t xml:space="preserve">     Verify</w:t>
+      </w:r>
+      <w:r>
+        <w:br/>
+      </w:r>
+      <w:r>
+        <w:br/>
+      </w:r>
+      <w:r>
+        <w:rPr>
+          <w:color w:val="808080"/>
+          <w:sz w:val="24"/>
+          <w:szCs w:val="24"/>
+        </w:rPr>
+        <w:t>IBM Verify provides Single Sign-On (SSO), multi-factor authentication (MFA), identity governance, and identity lifecycle controls for internal (workforce) and external (consumer) user types.</w:t>
       </w:r>
       <w:r>
         <w:br/>
@@ -37407,7 +37471,7 @@
       </w:r>
       <w:hyperlink r:id="rId518">
         <w:r>
-          <w:t>https://cloud.ibm.com/docs/infrastructure/power-iaas?topic=power-iaas-getting-started</w:t>
+          <w:t>https://docs.verify.ibm.com/verify</w:t>
         </w:r>
       </w:hyperlink>
       <w:r>
@@ -37468,21 +37532,21 @@
           <w:sz w:val="28"/>
           <w:szCs w:val="28"/>
         </w:rPr>
-        <w:t xml:space="preserve">     Virtual Network Interface</w:t>
-      </w:r>
-      <w:r>
-        <w:br/>
-      </w:r>
-      <w:r>
-        <w:br/>
-      </w:r>
-      <w:r>
-        <w:rPr>
-          <w:color w:val="808080"/>
-          <w:sz w:val="24"/>
-          <w:szCs w:val="24"/>
-        </w:rPr>
-        <w:t>Virtual Network Interfaces provide a way to configure network IPs with security groups and they provide a consistent network binding handle for various resources.</w:t>
+        <w:t xml:space="preserve">     Virtual Machine for Power Virtual Server</w:t>
+      </w:r>
+      <w:r>
+        <w:br/>
+      </w:r>
+      <w:r>
+        <w:br/>
+      </w:r>
+      <w:r>
+        <w:rPr>
+          <w:color w:val="808080"/>
+          <w:sz w:val="24"/>
+          <w:szCs w:val="24"/>
+        </w:rPr>
+        <w:t>Power Systems Virtual Server projects deliver flexible compute capacity for Power Systems workloads. Integrated with the IBM Cloud platform for on-demand provisioning, this offering provides a secure and scalable server virtualization environment built upon the advanced RAS features and leading performance of the Power Systems™ platform.</w:t>
       </w:r>
       <w:r>
         <w:br/>
@@ -37497,7 +37561,7 @@
       </w:r>
       <w:hyperlink r:id="rId520">
         <w:r>
-          <w:t>https://test.cloud.ibm.com/docs/vpc?topic=vpc-getting-started</w:t>
+          <w:t>https://cloud.ibm.com/docs/infrastructure/power-iaas?topic=power-iaas-getting-started</w:t>
         </w:r>
       </w:hyperlink>
       <w:r>
@@ -37558,68 +37622,21 @@
           <w:sz w:val="28"/>
           <w:szCs w:val="28"/>
         </w:rPr>
-        <w:t xml:space="preserve">     Virtual Persistent Memory Volume for Power Virtual Server</w:t>
-      </w:r>
-      <w:r>
-        <w:br/>
-      </w:r>
-      <w:r>
-        <w:br/>
-      </w:r>
-      <w:r>
-        <w:rPr>
-          <w:color w:val="808080"/>
-          <w:sz w:val="24"/>
-          <w:szCs w:val="24"/>
-        </w:rPr>
-        <w:t xml:space="preserve">Power Systems Virtual Server projects deliver flexible compute capacity </w:t>
-      </w:r>
-      <w:r>
-        <w:br/>
-      </w:r>
-      <w:r>
-        <w:rPr>
-          <w:color w:val="808080"/>
-          <w:sz w:val="24"/>
-          <w:szCs w:val="24"/>
-        </w:rPr>
-        <w:t xml:space="preserve">for Power Systems workloads. Integrated with the IBM Cloud platform for </w:t>
-      </w:r>
-      <w:r>
-        <w:br/>
-      </w:r>
-      <w:r>
-        <w:rPr>
-          <w:color w:val="808080"/>
-          <w:sz w:val="24"/>
-          <w:szCs w:val="24"/>
-        </w:rPr>
-        <w:t xml:space="preserve">on-demand provisioning, this offering provides a secure and scalable </w:t>
-      </w:r>
-      <w:r>
-        <w:br/>
-      </w:r>
-      <w:r>
-        <w:rPr>
-          <w:color w:val="808080"/>
-          <w:sz w:val="24"/>
-          <w:szCs w:val="24"/>
-        </w:rPr>
-        <w:t xml:space="preserve">server virtualization environment built upon the advanced RAS features </w:t>
-      </w:r>
-      <w:r>
-        <w:br/>
-      </w:r>
-      <w:r>
-        <w:rPr>
-          <w:color w:val="808080"/>
-          <w:sz w:val="24"/>
-          <w:szCs w:val="24"/>
-        </w:rPr>
-        <w:t>and leading performance of the Power Systems™ platform.</w:t>
-      </w:r>
-      <w:r>
-        <w:br/>
+        <w:t xml:space="preserve">     Virtual Network Interface</w:t>
+      </w:r>
+      <w:r>
+        <w:br/>
+      </w:r>
+      <w:r>
+        <w:br/>
+      </w:r>
+      <w:r>
+        <w:rPr>
+          <w:color w:val="808080"/>
+          <w:sz w:val="24"/>
+          <w:szCs w:val="24"/>
+        </w:rPr>
+        <w:t>Virtual Network Interfaces provide a way to configure network IPs with security groups and they provide a consistent network binding handle for various resources.</w:t>
       </w:r>
       <w:r>
         <w:br/>
@@ -37634,7 +37651,7 @@
       </w:r>
       <w:hyperlink r:id="rId522">
         <w:r>
-          <w:t>https://test.cloud.ibm.com/docs/infrastructure/power-iaas?topic=power-iaas-getting-started</w:t>
+          <w:t>https://test.cloud.ibm.com/docs/vpc?topic=vpc-getting-started</w:t>
         </w:r>
       </w:hyperlink>
       <w:r>
@@ -37695,21 +37712,68 @@
           <w:sz w:val="28"/>
           <w:szCs w:val="28"/>
         </w:rPr>
-        <w:t xml:space="preserve">     Virtual Private Cloud</w:t>
-      </w:r>
-      <w:r>
-        <w:br/>
-      </w:r>
-      <w:r>
-        <w:br/>
-      </w:r>
-      <w:r>
-        <w:rPr>
-          <w:color w:val="808080"/>
-          <w:sz w:val="24"/>
-          <w:szCs w:val="24"/>
-        </w:rPr>
-        <w:t>Create a fully customizable, software-defined virtual network with superior isolation. IBM Cloud Virtual Private Cloud provides custom network topologies, flexible subnet sizes, and enhanced security.</w:t>
+        <w:t xml:space="preserve">     Virtual Persistent Memory Volume for Power Virtual Server</w:t>
+      </w:r>
+      <w:r>
+        <w:br/>
+      </w:r>
+      <w:r>
+        <w:br/>
+      </w:r>
+      <w:r>
+        <w:rPr>
+          <w:color w:val="808080"/>
+          <w:sz w:val="24"/>
+          <w:szCs w:val="24"/>
+        </w:rPr>
+        <w:t xml:space="preserve">Power Systems Virtual Server projects deliver flexible compute capacity </w:t>
+      </w:r>
+      <w:r>
+        <w:br/>
+      </w:r>
+      <w:r>
+        <w:rPr>
+          <w:color w:val="808080"/>
+          <w:sz w:val="24"/>
+          <w:szCs w:val="24"/>
+        </w:rPr>
+        <w:t xml:space="preserve">for Power Systems workloads. Integrated with the IBM Cloud platform for </w:t>
+      </w:r>
+      <w:r>
+        <w:br/>
+      </w:r>
+      <w:r>
+        <w:rPr>
+          <w:color w:val="808080"/>
+          <w:sz w:val="24"/>
+          <w:szCs w:val="24"/>
+        </w:rPr>
+        <w:t xml:space="preserve">on-demand provisioning, this offering provides a secure and scalable </w:t>
+      </w:r>
+      <w:r>
+        <w:br/>
+      </w:r>
+      <w:r>
+        <w:rPr>
+          <w:color w:val="808080"/>
+          <w:sz w:val="24"/>
+          <w:szCs w:val="24"/>
+        </w:rPr>
+        <w:t xml:space="preserve">server virtualization environment built upon the advanced RAS features </w:t>
+      </w:r>
+      <w:r>
+        <w:br/>
+      </w:r>
+      <w:r>
+        <w:rPr>
+          <w:color w:val="808080"/>
+          <w:sz w:val="24"/>
+          <w:szCs w:val="24"/>
+        </w:rPr>
+        <w:t>and leading performance of the Power Systems™ platform.</w:t>
+      </w:r>
+      <w:r>
+        <w:br/>
       </w:r>
       <w:r>
         <w:br/>
@@ -37724,7 +37788,7 @@
       </w:r>
       <w:hyperlink r:id="rId524">
         <w:r>
-          <w:t>https://cloud.ibm.com/docs/vpc/getting-started.html</w:t>
+          <w:t>https://test.cloud.ibm.com/docs/infrastructure/power-iaas?topic=power-iaas-getting-started</w:t>
         </w:r>
       </w:hyperlink>
       <w:r>
@@ -37785,21 +37849,21 @@
           <w:sz w:val="28"/>
           <w:szCs w:val="28"/>
         </w:rPr>
-        <w:t xml:space="preserve">     Virtual Private Endpoint for VPC</w:t>
-      </w:r>
-      <w:r>
-        <w:br/>
-      </w:r>
-      <w:r>
-        <w:br/>
-      </w:r>
-      <w:r>
-        <w:rPr>
-          <w:color w:val="808080"/>
-          <w:sz w:val="24"/>
-          <w:szCs w:val="24"/>
-        </w:rPr>
-        <w:t>Connectivity to IaaS and PaaS services on the IBM Cloud private backbone utilizing client assigned IP addresses native to the VPC. Integrated with IBM Cloud Platform services like Identity and Access Management (IAM), Resource Groups, and the Usage Dashboard, you can manage your Endpoint Gateways and Virtual Private Endpoint IPs in the same place as the rest of your IBM Cloud services. With the ability to map VPC IP addresses, it provides a seamless connectivity experience and a greater level of control of the network domain.</w:t>
+        <w:t xml:space="preserve">     Virtual Private Cloud</w:t>
+      </w:r>
+      <w:r>
+        <w:br/>
+      </w:r>
+      <w:r>
+        <w:br/>
+      </w:r>
+      <w:r>
+        <w:rPr>
+          <w:color w:val="808080"/>
+          <w:sz w:val="24"/>
+          <w:szCs w:val="24"/>
+        </w:rPr>
+        <w:t>Create a fully customizable, software-defined virtual network with superior isolation. IBM Cloud Virtual Private Cloud provides custom network topologies, flexible subnet sizes, and enhanced security.</w:t>
       </w:r>
       <w:r>
         <w:br/>
@@ -37814,7 +37878,7 @@
       </w:r>
       <w:hyperlink r:id="rId526">
         <w:r>
-          <w:t>https://cloud.ibm.com/docs/vpc?topic=vpc-about-vpe</w:t>
+          <w:t>https://cloud.ibm.com/docs/vpc/getting-started.html</w:t>
         </w:r>
       </w:hyperlink>
       <w:r>
@@ -37875,21 +37939,21 @@
           <w:sz w:val="28"/>
           <w:szCs w:val="28"/>
         </w:rPr>
-        <w:t xml:space="preserve">     Virtual Router Appliance</w:t>
-      </w:r>
-      <w:r>
-        <w:br/>
-      </w:r>
-      <w:r>
-        <w:br/>
-      </w:r>
-      <w:r>
-        <w:rPr>
-          <w:color w:val="808080"/>
-          <w:sz w:val="24"/>
-          <w:szCs w:val="24"/>
-        </w:rPr>
-        <w:t>Protect your cloud infrastructure and optimize its performance with a gateway appliance.</w:t>
+        <w:t xml:space="preserve">     Virtual Private Endpoint for VPC</w:t>
+      </w:r>
+      <w:r>
+        <w:br/>
+      </w:r>
+      <w:r>
+        <w:br/>
+      </w:r>
+      <w:r>
+        <w:rPr>
+          <w:color w:val="808080"/>
+          <w:sz w:val="24"/>
+          <w:szCs w:val="24"/>
+        </w:rPr>
+        <w:t>Connectivity to IaaS and PaaS services on the IBM Cloud private backbone utilizing client assigned IP addresses native to the VPC. Integrated with IBM Cloud Platform services like Identity and Access Management (IAM), Resource Groups, and the Usage Dashboard, you can manage your Endpoint Gateways and Virtual Private Endpoint IPs in the same place as the rest of your IBM Cloud services. With the ability to map VPC IP addresses, it provides a seamless connectivity experience and a greater level of control of the network domain.</w:t>
       </w:r>
       <w:r>
         <w:br/>
@@ -37904,7 +37968,7 @@
       </w:r>
       <w:hyperlink r:id="rId528">
         <w:r>
-          <w:t>https://cloud.ibm.com/docs/virtual-router-appliance?topic=virtual-router-appliance-getting-started-vra</w:t>
+          <w:t>https://cloud.ibm.com/docs/vpc?topic=vpc-about-vpe</w:t>
         </w:r>
       </w:hyperlink>
       <w:r>
@@ -37965,21 +38029,21 @@
           <w:sz w:val="28"/>
           <w:szCs w:val="28"/>
         </w:rPr>
-        <w:t xml:space="preserve">     Virtual Server for Classic</w:t>
-      </w:r>
-      <w:r>
-        <w:br/>
-      </w:r>
-      <w:r>
-        <w:br/>
-      </w:r>
-      <w:r>
-        <w:rPr>
-          <w:color w:val="808080"/>
-          <w:sz w:val="24"/>
-          <w:szCs w:val="24"/>
-        </w:rPr>
-        <w:t>We offer virtual servers worldwide with up to 64 vCPU and 512 GB RAM to fit any workload need. Select hourly postpaid billing for flexibility or monthly prepaid for a discount on full monthly usage.</w:t>
+        <w:t xml:space="preserve">     Virtual Router Appliance</w:t>
+      </w:r>
+      <w:r>
+        <w:br/>
+      </w:r>
+      <w:r>
+        <w:br/>
+      </w:r>
+      <w:r>
+        <w:rPr>
+          <w:color w:val="808080"/>
+          <w:sz w:val="24"/>
+          <w:szCs w:val="24"/>
+        </w:rPr>
+        <w:t>Protect your cloud infrastructure and optimize its performance with a gateway appliance.</w:t>
       </w:r>
       <w:r>
         <w:br/>
@@ -37994,7 +38058,7 @@
       </w:r>
       <w:hyperlink r:id="rId530">
         <w:r>
-          <w:t>https://cloud.ibm.com/docs/vsi</w:t>
+          <w:t>https://cloud.ibm.com/docs/virtual-router-appliance?topic=virtual-router-appliance-getting-started-vra</w:t>
         </w:r>
       </w:hyperlink>
       <w:r>
@@ -38055,35 +38119,21 @@
           <w:sz w:val="28"/>
           <w:szCs w:val="28"/>
         </w:rPr>
-        <w:t xml:space="preserve">     Virtual Server for VPC</w:t>
-      </w:r>
-      <w:r>
-        <w:br/>
-      </w:r>
-      <w:r>
-        <w:br/>
-      </w:r>
-      <w:r>
-        <w:rPr>
-          <w:color w:val="808080"/>
-          <w:sz w:val="24"/>
-          <w:szCs w:val="24"/>
-        </w:rPr>
-        <w:t>In your own private space in the IBM Cloud, IBM Cloud VPC combines the security of a private cloud with the scalability of a public cloud. Use Virtual Private Cloud to isolate and provision network segments on the IBM Cloud, where you can deploy and manage compute resources, storage and networking cloud resources.</w:t>
-      </w:r>
-      <w:r>
-        <w:br/>
-      </w:r>
-      <w:r>
-        <w:br/>
-      </w:r>
-      <w:r>
-        <w:rPr>
-          <w:color w:val="808080"/>
-          <w:sz w:val="24"/>
-          <w:szCs w:val="24"/>
-        </w:rPr>
-        <w:t>With Virtual Server for VPC, you can quickly provision instances with high network performance. When you provision an instance, you select a profile that matches the amount of memory and compute power that you need for the application that you plan to run on the instance. Instances are available on the x86 and s390x architectures. After you provision an instance, you control and manage those infrastructure resources.</w:t>
+        <w:t xml:space="preserve">     Virtual Server for Classic</w:t>
+      </w:r>
+      <w:r>
+        <w:br/>
+      </w:r>
+      <w:r>
+        <w:br/>
+      </w:r>
+      <w:r>
+        <w:rPr>
+          <w:color w:val="808080"/>
+          <w:sz w:val="24"/>
+          <w:szCs w:val="24"/>
+        </w:rPr>
+        <w:t>We offer virtual servers worldwide with up to 64 vCPU and 512 GB RAM to fit any workload need. Select hourly postpaid billing for flexibility or monthly prepaid for a discount on full monthly usage.</w:t>
       </w:r>
       <w:r>
         <w:br/>
@@ -38098,7 +38148,7 @@
       </w:r>
       <w:hyperlink r:id="rId532">
         <w:r>
-          <w:t>https://cloud.ibm.com/docs/vpc?topic=vpc-creating-virtual-servers</w:t>
+          <w:t>https://cloud.ibm.com/docs/vsi</w:t>
         </w:r>
       </w:hyperlink>
       <w:r>
@@ -38159,21 +38209,35 @@
           <w:sz w:val="28"/>
           <w:szCs w:val="28"/>
         </w:rPr>
-        <w:t xml:space="preserve">     VLAN</w:t>
-      </w:r>
-      <w:r>
-        <w:br/>
-      </w:r>
-      <w:r>
-        <w:br/>
-      </w:r>
-      <w:r>
-        <w:rPr>
-          <w:color w:val="808080"/>
-          <w:sz w:val="24"/>
-          <w:szCs w:val="24"/>
-        </w:rPr>
-        <w:t>A Virtual Local Area Network (VLAN) is a network construct that makes it possible to create broadcast domains at the OSI Model layer-2 level. IBM Cloud uses VLANs to isolate broadcast traffic, to provide packet identification, and to let multiple workloads coexist on the same physical equipment. Depending on your situation, you may never need to interact with VLANs directly, because they are managed automatically. Optionally, you can order additional VLANs based on your unique network isolation requirements.</w:t>
+        <w:t xml:space="preserve">     Virtual Server for VPC</w:t>
+      </w:r>
+      <w:r>
+        <w:br/>
+      </w:r>
+      <w:r>
+        <w:br/>
+      </w:r>
+      <w:r>
+        <w:rPr>
+          <w:color w:val="808080"/>
+          <w:sz w:val="24"/>
+          <w:szCs w:val="24"/>
+        </w:rPr>
+        <w:t>In your own private space in the IBM Cloud, IBM Cloud VPC combines the security of a private cloud with the scalability of a public cloud. Use Virtual Private Cloud to isolate and provision network segments on the IBM Cloud, where you can deploy and manage compute resources, storage and networking cloud resources.</w:t>
+      </w:r>
+      <w:r>
+        <w:br/>
+      </w:r>
+      <w:r>
+        <w:br/>
+      </w:r>
+      <w:r>
+        <w:rPr>
+          <w:color w:val="808080"/>
+          <w:sz w:val="24"/>
+          <w:szCs w:val="24"/>
+        </w:rPr>
+        <w:t>With Virtual Server for VPC, you can quickly provision instances with high network performance. When you provision an instance, you select a profile that matches the amount of memory and compute power that you need for the application that you plan to run on the instance. Instances are available on the x86 and s390x architectures. After you provision an instance, you control and manage those infrastructure resources.</w:t>
       </w:r>
       <w:r>
         <w:br/>
@@ -38188,7 +38252,7 @@
       </w:r>
       <w:hyperlink r:id="rId534">
         <w:r>
-          <w:t>https://cloud.ibm.com/docs</w:t>
+          <w:t>https://cloud.ibm.com/docs/vpc?topic=vpc-creating-virtual-servers</w:t>
         </w:r>
       </w:hyperlink>
       <w:r>
@@ -38249,63 +38313,21 @@
           <w:sz w:val="28"/>
           <w:szCs w:val="28"/>
         </w:rPr>
-        <w:t xml:space="preserve">     VMware Cloud Migration Services</w:t>
-      </w:r>
-      <w:r>
-        <w:br/>
-      </w:r>
-      <w:r>
-        <w:br/>
-      </w:r>
-      <w:r>
-        <w:rPr>
-          <w:color w:val="808080"/>
-          <w:sz w:val="24"/>
-          <w:szCs w:val="24"/>
-        </w:rPr>
-        <w:t>This selection of services targets VMware customers seeking to modernize and embrace various IBM cloud options as either a production or disaster recovery target site.</w:t>
-      </w:r>
-      <w:r>
-        <w:br/>
-      </w:r>
-      <w:r>
-        <w:br/>
-      </w:r>
-      <w:r>
-        <w:rPr>
-          <w:color w:val="808080"/>
-          <w:sz w:val="24"/>
-          <w:szCs w:val="24"/>
-        </w:rPr>
-        <w:t>While PrimaryIO offers SaaS products in support of the Cloud Journey targeting data resiliency, this collection is comprised of advisory services and optionally the man-power to accomplish these modernizing, mobility-enhancing, cloud-embracing projects.</w:t>
-      </w:r>
-      <w:r>
-        <w:br/>
-      </w:r>
-      <w:r>
-        <w:br/>
-      </w:r>
-      <w:r>
-        <w:rPr>
-          <w:color w:val="808080"/>
-          <w:sz w:val="24"/>
-          <w:szCs w:val="24"/>
-        </w:rPr>
-        <w:t>The services are designed to create an easy to consume, yet bespoke, tailored project.  Each project is fully detailed with project plan, associated cost and transparency to the project status with focus on rapid achievement of critical path objectives.</w:t>
-      </w:r>
-      <w:r>
-        <w:br/>
-      </w:r>
-      <w:r>
-        <w:br/>
-      </w:r>
-      <w:r>
-        <w:rPr>
-          <w:color w:val="808080"/>
-          <w:sz w:val="24"/>
-          <w:szCs w:val="24"/>
-        </w:rPr>
-        <w:t>All projects, irrespective of category and customization, require a current state assessment coupled with a solid understanding of the customer goal and associated target environment.  Once well-comprehended, an accurate statement of work and associated price quote is generated in support of the project.  At such time, the project can be procured through the listed catalog option.</w:t>
+        <w:t xml:space="preserve">     VLAN</w:t>
+      </w:r>
+      <w:r>
+        <w:br/>
+      </w:r>
+      <w:r>
+        <w:br/>
+      </w:r>
+      <w:r>
+        <w:rPr>
+          <w:color w:val="808080"/>
+          <w:sz w:val="24"/>
+          <w:szCs w:val="24"/>
+        </w:rPr>
+        <w:t>A Virtual Local Area Network (VLAN) is a network construct that makes it possible to create broadcast domains at the OSI Model layer-2 level. IBM Cloud uses VLANs to isolate broadcast traffic, to provide packet identification, and to let multiple workloads coexist on the same physical equipment. Depending on your situation, you may never need to interact with VLANs directly, because they are managed automatically. Optionally, you can order additional VLANs based on your unique network isolation requirements.</w:t>
       </w:r>
       <w:r>
         <w:br/>
@@ -38320,7 +38342,7 @@
       </w:r>
       <w:hyperlink r:id="rId536">
         <w:r>
-          <w:t>https://hdm.primaryio.com/lp/vmwaas</w:t>
+          <w:t>https://cloud.ibm.com/docs</w:t>
         </w:r>
       </w:hyperlink>
       <w:r>
@@ -38381,21 +38403,63 @@
           <w:sz w:val="28"/>
           <w:szCs w:val="28"/>
         </w:rPr>
-        <w:t xml:space="preserve">     VMware Solutions</w:t>
-      </w:r>
-      <w:r>
-        <w:br/>
-      </w:r>
-      <w:r>
-        <w:br/>
-      </w:r>
-      <w:r>
-        <w:rPr>
-          <w:color w:val="808080"/>
-          <w:sz w:val="24"/>
-          <w:szCs w:val="24"/>
-        </w:rPr>
-        <w:t>Deploy a comprehensive portfolio of automated and on-demand services for VMware workloads to the cloud, faster than ever before.</w:t>
+        <w:t xml:space="preserve">     VMware Cloud Migration Services</w:t>
+      </w:r>
+      <w:r>
+        <w:br/>
+      </w:r>
+      <w:r>
+        <w:br/>
+      </w:r>
+      <w:r>
+        <w:rPr>
+          <w:color w:val="808080"/>
+          <w:sz w:val="24"/>
+          <w:szCs w:val="24"/>
+        </w:rPr>
+        <w:t>This selection of services targets VMware customers seeking to modernize and embrace various IBM cloud options as either a production or disaster recovery target site.</w:t>
+      </w:r>
+      <w:r>
+        <w:br/>
+      </w:r>
+      <w:r>
+        <w:br/>
+      </w:r>
+      <w:r>
+        <w:rPr>
+          <w:color w:val="808080"/>
+          <w:sz w:val="24"/>
+          <w:szCs w:val="24"/>
+        </w:rPr>
+        <w:t>While PrimaryIO offers SaaS products in support of the Cloud Journey targeting data resiliency, this collection is comprised of advisory services and optionally the man-power to accomplish these modernizing, mobility-enhancing, cloud-embracing projects.</w:t>
+      </w:r>
+      <w:r>
+        <w:br/>
+      </w:r>
+      <w:r>
+        <w:br/>
+      </w:r>
+      <w:r>
+        <w:rPr>
+          <w:color w:val="808080"/>
+          <w:sz w:val="24"/>
+          <w:szCs w:val="24"/>
+        </w:rPr>
+        <w:t>The services are designed to create an easy to consume, yet bespoke, tailored project.  Each project is fully detailed with project plan, associated cost and transparency to the project status with focus on rapid achievement of critical path objectives.</w:t>
+      </w:r>
+      <w:r>
+        <w:br/>
+      </w:r>
+      <w:r>
+        <w:br/>
+      </w:r>
+      <w:r>
+        <w:rPr>
+          <w:color w:val="808080"/>
+          <w:sz w:val="24"/>
+          <w:szCs w:val="24"/>
+        </w:rPr>
+        <w:t>All projects, irrespective of category and customization, require a current state assessment coupled with a solid understanding of the customer goal and associated target environment.  Once well-comprehended, an accurate statement of work and associated price quote is generated in support of the project.  At such time, the project can be procured through the listed catalog option.</w:t>
       </w:r>
       <w:r>
         <w:br/>
@@ -38410,7 +38474,7 @@
       </w:r>
       <w:hyperlink r:id="rId538">
         <w:r>
-          <w:t>https://cloud.ibm.com/docs/vmware-service?topic=vmware-service-getting-started</w:t>
+          <w:t>https://hdm.primaryio.com/lp/vmwaas</w:t>
         </w:r>
       </w:hyperlink>
       <w:r>
@@ -38471,21 +38535,21 @@
           <w:sz w:val="28"/>
           <w:szCs w:val="28"/>
         </w:rPr>
-        <w:t xml:space="preserve">     VMware vCenter Server</w:t>
-      </w:r>
-      <w:r>
-        <w:br/>
-      </w:r>
-      <w:r>
-        <w:br/>
-      </w:r>
-      <w:r>
-        <w:rPr>
-          <w:color w:val="808080"/>
-          <w:sz w:val="24"/>
-          <w:szCs w:val="24"/>
-        </w:rPr>
-        <w:t>Standardized software-defined data center (SDDC) solution that combines IBM Cloud Bare Metal Servers with VMware vSphere, NSX, and optional vSAN for a seamless hybrid cloud experience.</w:t>
+        <w:t xml:space="preserve">     VMware Solutions</w:t>
+      </w:r>
+      <w:r>
+        <w:br/>
+      </w:r>
+      <w:r>
+        <w:br/>
+      </w:r>
+      <w:r>
+        <w:rPr>
+          <w:color w:val="808080"/>
+          <w:sz w:val="24"/>
+          <w:szCs w:val="24"/>
+        </w:rPr>
+        <w:t>Deploy a comprehensive portfolio of automated and on-demand services for VMware workloads to the cloud, faster than ever before.</w:t>
       </w:r>
       <w:r>
         <w:br/>
@@ -38500,7 +38564,7 @@
       </w:r>
       <w:hyperlink r:id="rId540">
         <w:r>
-          <w:t>https://cloud.ibm.com/services/vmwaresolutions/vcenter/vc_vcenterserveroverview.html</w:t>
+          <w:t>https://cloud.ibm.com/docs/vmware-service?topic=vmware-service-getting-started</w:t>
         </w:r>
       </w:hyperlink>
       <w:r>
@@ -38561,21 +38625,21 @@
           <w:sz w:val="28"/>
           <w:szCs w:val="28"/>
         </w:rPr>
-        <w:t xml:space="preserve">     VMware vSphere</w:t>
-      </w:r>
-      <w:r>
-        <w:br/>
-      </w:r>
-      <w:r>
-        <w:br/>
-      </w:r>
-      <w:r>
-        <w:rPr>
-          <w:color w:val="808080"/>
-          <w:sz w:val="24"/>
-          <w:szCs w:val="24"/>
-        </w:rPr>
-        <w:t>Customizable virtualization service that combines VMware-compatible bare metal servers, hardware components, and licenses, to build your own IBM-hosted VMware environment.</w:t>
+        <w:t xml:space="preserve">     VMware vCenter Server</w:t>
+      </w:r>
+      <w:r>
+        <w:br/>
+      </w:r>
+      <w:r>
+        <w:br/>
+      </w:r>
+      <w:r>
+        <w:rPr>
+          <w:color w:val="808080"/>
+          <w:sz w:val="24"/>
+          <w:szCs w:val="24"/>
+        </w:rPr>
+        <w:t>Standardized software-defined data center (SDDC) solution that combines IBM Cloud Bare Metal Servers with VMware vSphere, NSX, and optional vSAN for a seamless hybrid cloud experience.</w:t>
       </w:r>
       <w:r>
         <w:br/>
@@ -38590,7 +38654,7 @@
       </w:r>
       <w:hyperlink r:id="rId542">
         <w:r>
-          <w:t>https://cloud.ibm.com/services/vmwaresolutions/vsphere/vs_vsphereclusteroverview.html</w:t>
+          <w:t>https://cloud.ibm.com/services/vmwaresolutions/vcenter/vc_vcenterserveroverview.html</w:t>
         </w:r>
       </w:hyperlink>
       <w:r>
@@ -38651,21 +38715,21 @@
           <w:sz w:val="28"/>
           <w:szCs w:val="28"/>
         </w:rPr>
-        <w:t xml:space="preserve">     Volume for Power Virtual Server</w:t>
-      </w:r>
-      <w:r>
-        <w:br/>
-      </w:r>
-      <w:r>
-        <w:br/>
-      </w:r>
-      <w:r>
-        <w:rPr>
-          <w:color w:val="808080"/>
-          <w:sz w:val="24"/>
-          <w:szCs w:val="24"/>
-        </w:rPr>
-        <w:t>Power Systems Virtual Server projects deliver flexible compute capacity for Power Systems workloads. Integrated with the IBM Cloud platform for on-demand provisioning, this offering provides a secure and scalable server virtualization environment built upon the advanced RAS features and leading performance of the Power Systems™ platform.</w:t>
+        <w:t xml:space="preserve">     VMware vSphere</w:t>
+      </w:r>
+      <w:r>
+        <w:br/>
+      </w:r>
+      <w:r>
+        <w:br/>
+      </w:r>
+      <w:r>
+        <w:rPr>
+          <w:color w:val="808080"/>
+          <w:sz w:val="24"/>
+          <w:szCs w:val="24"/>
+        </w:rPr>
+        <w:t>Customizable virtualization service that combines VMware-compatible bare metal servers, hardware components, and licenses, to build your own IBM-hosted VMware environment.</w:t>
       </w:r>
       <w:r>
         <w:br/>
@@ -38680,7 +38744,7 @@
       </w:r>
       <w:hyperlink r:id="rId544">
         <w:r>
-          <w:t>https://cloud.ibm.com/docs/infrastructure/power-iaas?topic=power-iaas-getting-started</w:t>
+          <w:t>https://cloud.ibm.com/services/vmwaresolutions/vsphere/vs_vsphereclusteroverview.html</w:t>
         </w:r>
       </w:hyperlink>
       <w:r>
@@ -38741,234 +38805,21 @@
           <w:sz w:val="28"/>
           <w:szCs w:val="28"/>
         </w:rPr>
-        <w:t xml:space="preserve">     VPC COaaS (VPC Cost Optimization as a Service)</w:t>
-      </w:r>
-      <w:r>
-        <w:br/>
-      </w:r>
-      <w:r>
-        <w:br/>
-      </w:r>
-      <w:r>
-        <w:rPr>
-          <w:color w:val="808080"/>
-          <w:sz w:val="24"/>
-          <w:szCs w:val="24"/>
-        </w:rPr>
-        <w:t>This is a fully-managed cloud-based service designed to help IBM Cloud users manage their cloud costs.</w:t>
-      </w:r>
-      <w:r>
-        <w:br/>
-      </w:r>
-      <w:r>
-        <w:br/>
-      </w:r>
-      <w:r>
-        <w:rPr>
-          <w:color w:val="808080"/>
-          <w:sz w:val="24"/>
-          <w:szCs w:val="24"/>
-        </w:rPr>
-        <w:t>Wanclouds COaaS provides IBM users with the tools and insights needed to optimize their cloud costs and services. With Wanclouds COaaS, users can track their cloud costs, identify potential cost savings opportunities, and develop customized strategies to reduce their overall cloud spending. The service also helps users identify areas of potential waste and inefficiency, and provides guidance on how to best manage their cloud costs. Additionally, Wanclouds COaaS can provide users with detailed reports and analytics to help them understand their cloud costs and make more informed decisions.</w:t>
-      </w:r>
-      <w:r>
-        <w:br/>
-      </w:r>
-      <w:r>
-        <w:br/>
-      </w:r>
-      <w:r>
-        <w:rPr>
-          <w:color w:val="808080"/>
-          <w:sz w:val="24"/>
-          <w:szCs w:val="24"/>
-        </w:rPr>
-        <w:t>Resource Coverage:</w:t>
-      </w:r>
-      <w:r>
-        <w:br/>
-      </w:r>
-      <w:r>
-        <w:rPr>
-          <w:color w:val="808080"/>
-          <w:sz w:val="24"/>
-          <w:szCs w:val="24"/>
-        </w:rPr>
-        <w:t>- Idle Resources</w:t>
-      </w:r>
-      <w:r>
-        <w:br/>
-      </w:r>
-      <w:r>
-        <w:rPr>
-          <w:color w:val="808080"/>
-          <w:sz w:val="24"/>
-          <w:szCs w:val="24"/>
-        </w:rPr>
-        <w:t>- Volumes</w:t>
-      </w:r>
-      <w:r>
-        <w:br/>
-      </w:r>
-      <w:r>
-        <w:rPr>
-          <w:color w:val="808080"/>
-          <w:sz w:val="24"/>
-          <w:szCs w:val="24"/>
-        </w:rPr>
-        <w:t>- Floating IPs</w:t>
-      </w:r>
-      <w:r>
-        <w:br/>
-      </w:r>
-      <w:r>
-        <w:rPr>
-          <w:color w:val="808080"/>
-          <w:sz w:val="24"/>
-          <w:szCs w:val="24"/>
-        </w:rPr>
-        <w:t>- Public Gateways</w:t>
-      </w:r>
-      <w:r>
-        <w:br/>
-      </w:r>
-      <w:r>
-        <w:rPr>
-          <w:color w:val="808080"/>
-          <w:sz w:val="24"/>
-          <w:szCs w:val="24"/>
-        </w:rPr>
-        <w:t>- Dedicated Hosts</w:t>
-      </w:r>
-      <w:r>
-        <w:br/>
-      </w:r>
-      <w:r>
-        <w:rPr>
-          <w:color w:val="808080"/>
-          <w:sz w:val="24"/>
-          <w:szCs w:val="24"/>
-        </w:rPr>
-        <w:t>- Virtual Server Instances</w:t>
-      </w:r>
-      <w:r>
-        <w:br/>
-      </w:r>
-      <w:r>
-        <w:rPr>
-          <w:color w:val="808080"/>
-          <w:sz w:val="24"/>
-          <w:szCs w:val="24"/>
-        </w:rPr>
-        <w:t>- Images</w:t>
-      </w:r>
-      <w:r>
-        <w:br/>
-      </w:r>
-      <w:r>
-        <w:rPr>
-          <w:color w:val="808080"/>
-          <w:sz w:val="24"/>
-          <w:szCs w:val="24"/>
-        </w:rPr>
-        <w:t>- Snapshots</w:t>
-      </w:r>
-      <w:r>
-        <w:br/>
-      </w:r>
-      <w:r>
-        <w:br/>
-      </w:r>
-      <w:r>
-        <w:rPr>
-          <w:color w:val="808080"/>
-          <w:sz w:val="24"/>
-          <w:szCs w:val="24"/>
-        </w:rPr>
-        <w:t>Benefits</w:t>
-      </w:r>
-      <w:r>
-        <w:br/>
-      </w:r>
-      <w:r>
-        <w:rPr>
-          <w:color w:val="808080"/>
-          <w:sz w:val="24"/>
-          <w:szCs w:val="24"/>
-        </w:rPr>
-        <w:t>- Tracking cloud costs</w:t>
-      </w:r>
-      <w:r>
-        <w:br/>
-      </w:r>
-      <w:r>
-        <w:rPr>
-          <w:color w:val="808080"/>
-          <w:sz w:val="24"/>
-          <w:szCs w:val="24"/>
-        </w:rPr>
-        <w:t>- Identification of potential cost savings</w:t>
-      </w:r>
-      <w:r>
-        <w:br/>
-      </w:r>
-      <w:r>
-        <w:rPr>
-          <w:color w:val="808080"/>
-          <w:sz w:val="24"/>
-          <w:szCs w:val="24"/>
-        </w:rPr>
-        <w:t>- Strategies to reduce their overall cloud spending, this Service can provide users with detailed reports and analytics to help them understand their cloud costs.</w:t>
-      </w:r>
-      <w:r>
-        <w:br/>
-      </w:r>
-      <w:r>
-        <w:rPr>
-          <w:color w:val="808080"/>
-          <w:sz w:val="24"/>
-          <w:szCs w:val="24"/>
-        </w:rPr>
-        <w:t>- Identify areas of potential waste and inefficiency, and provide guidance on how to best manage their cloud costs.</w:t>
-      </w:r>
-      <w:r>
-        <w:br/>
-      </w:r>
-      <w:r>
-        <w:br/>
-      </w:r>
-      <w:r>
-        <w:rPr>
-          <w:color w:val="808080"/>
-          <w:sz w:val="24"/>
-          <w:szCs w:val="24"/>
-        </w:rPr>
-        <w:t>Learn more: https://www.wanclouds.net/coaas</w:t>
-      </w:r>
-      <w:r>
-        <w:br/>
-      </w:r>
-      <w:r>
-        <w:br/>
-      </w:r>
-      <w:r>
-        <w:rPr>
-          <w:color w:val="808080"/>
-          <w:sz w:val="24"/>
-          <w:szCs w:val="24"/>
-        </w:rPr>
-        <w:t>For any help, please go to https://support.wanclouds.net or email us at support@wanclouds.net</w:t>
-      </w:r>
-      <w:r>
-        <w:br/>
-      </w:r>
-      <w:r>
-        <w:rPr>
-          <w:color w:val="808080"/>
-          <w:sz w:val="24"/>
-          <w:szCs w:val="24"/>
-        </w:rPr>
-        <w:t>For sales related queries, please contact usat sales@wanclouds.net</w:t>
+        <w:t xml:space="preserve">     Volume for Power Virtual Server</w:t>
+      </w:r>
+      <w:r>
+        <w:br/>
+      </w:r>
+      <w:r>
+        <w:br/>
+      </w:r>
+      <w:r>
+        <w:rPr>
+          <w:color w:val="808080"/>
+          <w:sz w:val="24"/>
+          <w:szCs w:val="24"/>
+        </w:rPr>
+        <w:t>Power Systems Virtual Server projects deliver flexible compute capacity for Power Systems workloads. Integrated with the IBM Cloud platform for on-demand provisioning, this offering provides a secure and scalable server virtualization environment built upon the advanced RAS features and leading performance of the Power Systems™ platform.</w:t>
       </w:r>
       <w:r>
         <w:br/>
@@ -38983,7 +38834,7 @@
       </w:r>
       <w:hyperlink r:id="rId546">
         <w:r>
-          <w:t>https://docs.wanclouds.net/ibm</w:t>
+          <w:t>https://cloud.ibm.com/docs/infrastructure/power-iaas?topic=power-iaas-getting-started</w:t>
         </w:r>
       </w:hyperlink>
       <w:r>
@@ -39044,21 +38895,234 @@
           <w:sz w:val="28"/>
           <w:szCs w:val="28"/>
         </w:rPr>
-        <w:t xml:space="preserve">     VPC+ Cloud Migration</w:t>
-      </w:r>
-      <w:r>
-        <w:br/>
-      </w:r>
-      <w:r>
-        <w:br/>
-      </w:r>
-      <w:r>
-        <w:rPr>
-          <w:color w:val="808080"/>
-          <w:sz w:val="24"/>
-          <w:szCs w:val="24"/>
-        </w:rPr>
-        <w:t>VPC+ Cloud Migration is a third-party tool that helps facilitate easy migration of infrastructure components and applications. This tool automatically discovers your IBM Cloud classic infrastructure resources and components that can be migrated to IBM Cloud Virtual Private Cloud (VPC). You can choose the resources that you want to migrate and provision these resources in VPC. Once you are on IBM Cloud VPC, you have the opportunity to optimize, manage, and monitor your resources through the console.</w:t>
+        <w:t xml:space="preserve">     VPC COaaS (VPC Cost Optimization as a Service)</w:t>
+      </w:r>
+      <w:r>
+        <w:br/>
+      </w:r>
+      <w:r>
+        <w:br/>
+      </w:r>
+      <w:r>
+        <w:rPr>
+          <w:color w:val="808080"/>
+          <w:sz w:val="24"/>
+          <w:szCs w:val="24"/>
+        </w:rPr>
+        <w:t>This is a fully-managed cloud-based service designed to help IBM Cloud users manage their cloud costs.</w:t>
+      </w:r>
+      <w:r>
+        <w:br/>
+      </w:r>
+      <w:r>
+        <w:br/>
+      </w:r>
+      <w:r>
+        <w:rPr>
+          <w:color w:val="808080"/>
+          <w:sz w:val="24"/>
+          <w:szCs w:val="24"/>
+        </w:rPr>
+        <w:t>Wanclouds COaaS provides IBM users with the tools and insights needed to optimize their cloud costs and services. With Wanclouds COaaS, users can track their cloud costs, identify potential cost savings opportunities, and develop customized strategies to reduce their overall cloud spending. The service also helps users identify areas of potential waste and inefficiency, and provides guidance on how to best manage their cloud costs. Additionally, Wanclouds COaaS can provide users with detailed reports and analytics to help them understand their cloud costs and make more informed decisions.</w:t>
+      </w:r>
+      <w:r>
+        <w:br/>
+      </w:r>
+      <w:r>
+        <w:br/>
+      </w:r>
+      <w:r>
+        <w:rPr>
+          <w:color w:val="808080"/>
+          <w:sz w:val="24"/>
+          <w:szCs w:val="24"/>
+        </w:rPr>
+        <w:t>Resource Coverage:</w:t>
+      </w:r>
+      <w:r>
+        <w:br/>
+      </w:r>
+      <w:r>
+        <w:rPr>
+          <w:color w:val="808080"/>
+          <w:sz w:val="24"/>
+          <w:szCs w:val="24"/>
+        </w:rPr>
+        <w:t>- Idle Resources</w:t>
+      </w:r>
+      <w:r>
+        <w:br/>
+      </w:r>
+      <w:r>
+        <w:rPr>
+          <w:color w:val="808080"/>
+          <w:sz w:val="24"/>
+          <w:szCs w:val="24"/>
+        </w:rPr>
+        <w:t>- Volumes</w:t>
+      </w:r>
+      <w:r>
+        <w:br/>
+      </w:r>
+      <w:r>
+        <w:rPr>
+          <w:color w:val="808080"/>
+          <w:sz w:val="24"/>
+          <w:szCs w:val="24"/>
+        </w:rPr>
+        <w:t>- Floating IPs</w:t>
+      </w:r>
+      <w:r>
+        <w:br/>
+      </w:r>
+      <w:r>
+        <w:rPr>
+          <w:color w:val="808080"/>
+          <w:sz w:val="24"/>
+          <w:szCs w:val="24"/>
+        </w:rPr>
+        <w:t>- Public Gateways</w:t>
+      </w:r>
+      <w:r>
+        <w:br/>
+      </w:r>
+      <w:r>
+        <w:rPr>
+          <w:color w:val="808080"/>
+          <w:sz w:val="24"/>
+          <w:szCs w:val="24"/>
+        </w:rPr>
+        <w:t>- Dedicated Hosts</w:t>
+      </w:r>
+      <w:r>
+        <w:br/>
+      </w:r>
+      <w:r>
+        <w:rPr>
+          <w:color w:val="808080"/>
+          <w:sz w:val="24"/>
+          <w:szCs w:val="24"/>
+        </w:rPr>
+        <w:t>- Virtual Server Instances</w:t>
+      </w:r>
+      <w:r>
+        <w:br/>
+      </w:r>
+      <w:r>
+        <w:rPr>
+          <w:color w:val="808080"/>
+          <w:sz w:val="24"/>
+          <w:szCs w:val="24"/>
+        </w:rPr>
+        <w:t>- Images</w:t>
+      </w:r>
+      <w:r>
+        <w:br/>
+      </w:r>
+      <w:r>
+        <w:rPr>
+          <w:color w:val="808080"/>
+          <w:sz w:val="24"/>
+          <w:szCs w:val="24"/>
+        </w:rPr>
+        <w:t>- Snapshots</w:t>
+      </w:r>
+      <w:r>
+        <w:br/>
+      </w:r>
+      <w:r>
+        <w:br/>
+      </w:r>
+      <w:r>
+        <w:rPr>
+          <w:color w:val="808080"/>
+          <w:sz w:val="24"/>
+          <w:szCs w:val="24"/>
+        </w:rPr>
+        <w:t>Benefits</w:t>
+      </w:r>
+      <w:r>
+        <w:br/>
+      </w:r>
+      <w:r>
+        <w:rPr>
+          <w:color w:val="808080"/>
+          <w:sz w:val="24"/>
+          <w:szCs w:val="24"/>
+        </w:rPr>
+        <w:t>- Tracking cloud costs</w:t>
+      </w:r>
+      <w:r>
+        <w:br/>
+      </w:r>
+      <w:r>
+        <w:rPr>
+          <w:color w:val="808080"/>
+          <w:sz w:val="24"/>
+          <w:szCs w:val="24"/>
+        </w:rPr>
+        <w:t>- Identification of potential cost savings</w:t>
+      </w:r>
+      <w:r>
+        <w:br/>
+      </w:r>
+      <w:r>
+        <w:rPr>
+          <w:color w:val="808080"/>
+          <w:sz w:val="24"/>
+          <w:szCs w:val="24"/>
+        </w:rPr>
+        <w:t>- Strategies to reduce their overall cloud spending, this Service can provide users with detailed reports and analytics to help them understand their cloud costs.</w:t>
+      </w:r>
+      <w:r>
+        <w:br/>
+      </w:r>
+      <w:r>
+        <w:rPr>
+          <w:color w:val="808080"/>
+          <w:sz w:val="24"/>
+          <w:szCs w:val="24"/>
+        </w:rPr>
+        <w:t>- Identify areas of potential waste and inefficiency, and provide guidance on how to best manage their cloud costs.</w:t>
+      </w:r>
+      <w:r>
+        <w:br/>
+      </w:r>
+      <w:r>
+        <w:br/>
+      </w:r>
+      <w:r>
+        <w:rPr>
+          <w:color w:val="808080"/>
+          <w:sz w:val="24"/>
+          <w:szCs w:val="24"/>
+        </w:rPr>
+        <w:t>Learn more: https://www.wanclouds.net/coaas</w:t>
+      </w:r>
+      <w:r>
+        <w:br/>
+      </w:r>
+      <w:r>
+        <w:br/>
+      </w:r>
+      <w:r>
+        <w:rPr>
+          <w:color w:val="808080"/>
+          <w:sz w:val="24"/>
+          <w:szCs w:val="24"/>
+        </w:rPr>
+        <w:t>For any help, please go to https://support.wanclouds.net or email us at support@wanclouds.net</w:t>
+      </w:r>
+      <w:r>
+        <w:br/>
+      </w:r>
+      <w:r>
+        <w:rPr>
+          <w:color w:val="808080"/>
+          <w:sz w:val="24"/>
+          <w:szCs w:val="24"/>
+        </w:rPr>
+        <w:t>For sales related queries, please contact usat sales@wanclouds.net</w:t>
       </w:r>
       <w:r>
         <w:br/>
@@ -39073,7 +39137,7 @@
       </w:r>
       <w:hyperlink r:id="rId548">
         <w:r>
-          <w:t>https://cloud.ibm.com/docs/wanclouds-vpc-plus/getting-started.html</w:t>
+          <w:t>https://docs.wanclouds.net/ibm</w:t>
         </w:r>
       </w:hyperlink>
       <w:r>
@@ -39134,371 +39198,21 @@
           <w:sz w:val="28"/>
           <w:szCs w:val="28"/>
         </w:rPr>
-        <w:t xml:space="preserve">     VPC+ DRaaS (VPC+ Disaster Recovery as a Service)</w:t>
-      </w:r>
-      <w:r>
-        <w:br/>
-      </w:r>
-      <w:r>
-        <w:br/>
-      </w:r>
-      <w:r>
-        <w:rPr>
-          <w:color w:val="808080"/>
-          <w:sz w:val="24"/>
-          <w:szCs w:val="24"/>
-        </w:rPr>
-        <w:t>Wanclouds offers multi-cloud Backup, Migrations, Disaster Recovery, and Cost Optimization as a Service. At the heart of our approach is our SaaS application called VPC+ enabling seamless and hassle-free backups, migrations, disaster recovery, and cost optimization.</w:t>
-      </w:r>
-      <w:r>
-        <w:br/>
-      </w:r>
-      <w:r>
-        <w:br/>
-      </w:r>
-      <w:r>
-        <w:rPr>
-          <w:color w:val="808080"/>
-          <w:sz w:val="24"/>
-          <w:szCs w:val="24"/>
-        </w:rPr>
-        <w:t>Add one or multiple public clouds accounts and create a comprehensive backup and DR setup for all of your IBM Cloud Resources across regions.</w:t>
-      </w:r>
-      <w:r>
-        <w:br/>
-      </w:r>
-      <w:r>
-        <w:br/>
-      </w:r>
-      <w:r>
-        <w:rPr>
-          <w:color w:val="808080"/>
-          <w:sz w:val="24"/>
-          <w:szCs w:val="24"/>
-        </w:rPr>
-        <w:t>Backup and Disaster Recovery as a Service</w:t>
-      </w:r>
-      <w:r>
-        <w:br/>
-      </w:r>
-      <w:r>
-        <w:rPr>
-          <w:color w:val="808080"/>
-          <w:sz w:val="24"/>
-          <w:szCs w:val="24"/>
-        </w:rPr>
-        <w:t>- Backup your exisitng IBM Cloud VPC resources and configurations</w:t>
-      </w:r>
-      <w:r>
-        <w:br/>
-      </w:r>
-      <w:r>
-        <w:rPr>
-          <w:color w:val="808080"/>
-          <w:sz w:val="24"/>
-          <w:szCs w:val="24"/>
-        </w:rPr>
-        <w:t>- Backup IBM IKS (Kubernetes Service), ROKS (Red Hat Openshift)</w:t>
-      </w:r>
-      <w:r>
-        <w:br/>
-      </w:r>
-      <w:r>
-        <w:rPr>
-          <w:color w:val="808080"/>
-          <w:sz w:val="24"/>
-          <w:szCs w:val="24"/>
-        </w:rPr>
-        <w:t>- Backup Virtual Machines (VSIs) and attached Data Volumes</w:t>
-      </w:r>
-      <w:r>
-        <w:br/>
-      </w:r>
-      <w:r>
-        <w:rPr>
-          <w:color w:val="808080"/>
-          <w:sz w:val="24"/>
-          <w:szCs w:val="24"/>
-        </w:rPr>
-        <w:t>- Backup Cloud Object Storage Buckets (COS Buckets)</w:t>
-      </w:r>
-      <w:r>
-        <w:br/>
-      </w:r>
-      <w:r>
-        <w:rPr>
-          <w:color w:val="808080"/>
-          <w:sz w:val="24"/>
-          <w:szCs w:val="24"/>
-        </w:rPr>
-        <w:t>- Backup on-prem Kubernetes or Red Hat OpenShift clusters to IBM Cloud</w:t>
-      </w:r>
-      <w:r>
-        <w:br/>
-      </w:r>
-      <w:r>
-        <w:rPr>
-          <w:color w:val="808080"/>
-          <w:sz w:val="24"/>
-          <w:szCs w:val="24"/>
-        </w:rPr>
-        <w:t>- Restore or replicate your infrastructure across regions</w:t>
-      </w:r>
-      <w:r>
-        <w:br/>
-      </w:r>
-      <w:r>
-        <w:rPr>
-          <w:color w:val="808080"/>
-          <w:sz w:val="24"/>
-          <w:szCs w:val="24"/>
-        </w:rPr>
-        <w:t>- Restore your Kubernetes or Red Hat OpenShift clusters on-demand</w:t>
-      </w:r>
-      <w:r>
-        <w:br/>
-      </w:r>
-      <w:r>
-        <w:rPr>
-          <w:color w:val="808080"/>
-          <w:sz w:val="24"/>
-          <w:szCs w:val="24"/>
-        </w:rPr>
-        <w:t>- Backup VMware VMs to IBM Cloud VPC</w:t>
-      </w:r>
-      <w:r>
-        <w:br/>
-      </w:r>
-      <w:r>
-        <w:br/>
-      </w:r>
-      <w:r>
-        <w:rPr>
-          <w:color w:val="808080"/>
-          <w:sz w:val="24"/>
-          <w:szCs w:val="24"/>
-        </w:rPr>
-        <w:t>Setup IBM Cloud as a DR site for On-Premise workoads</w:t>
-      </w:r>
-      <w:r>
-        <w:br/>
-      </w:r>
-      <w:r>
-        <w:br/>
-      </w:r>
-      <w:r>
-        <w:rPr>
-          <w:color w:val="808080"/>
-          <w:sz w:val="24"/>
-          <w:szCs w:val="24"/>
-        </w:rPr>
-        <w:t xml:space="preserve">- Setup IBM Cloud as a Warm DR site for critical workloads </w:t>
-      </w:r>
-      <w:r>
-        <w:br/>
-      </w:r>
-      <w:r>
-        <w:rPr>
-          <w:color w:val="808080"/>
-          <w:sz w:val="24"/>
-          <w:szCs w:val="24"/>
-        </w:rPr>
-        <w:t>- Leverage IBM Cloud as a Backup for your Windows, Linux, Kubernetes workloads and Data.</w:t>
-      </w:r>
-      <w:r>
-        <w:br/>
-      </w:r>
-      <w:r>
-        <w:br/>
-      </w:r>
-      <w:r>
-        <w:rPr>
-          <w:color w:val="808080"/>
-          <w:sz w:val="24"/>
-          <w:szCs w:val="24"/>
-        </w:rPr>
-        <w:t>Cloud-Native Migration and Application Mobility</w:t>
-      </w:r>
-      <w:r>
-        <w:br/>
-      </w:r>
-      <w:r>
-        <w:br/>
-      </w:r>
-      <w:r>
-        <w:rPr>
-          <w:color w:val="808080"/>
-          <w:sz w:val="24"/>
-          <w:szCs w:val="24"/>
-        </w:rPr>
-        <w:t>- Setup IBM Cloud as a DR site</w:t>
-      </w:r>
-      <w:r>
-        <w:br/>
-      </w:r>
-      <w:r>
-        <w:rPr>
-          <w:color w:val="808080"/>
-          <w:sz w:val="24"/>
-          <w:szCs w:val="24"/>
-        </w:rPr>
-        <w:t>- Discover and Migrate Kubernetes and OpenShift cluster to IBM Cloud</w:t>
-      </w:r>
-      <w:r>
-        <w:br/>
-      </w:r>
-      <w:r>
-        <w:rPr>
-          <w:color w:val="808080"/>
-          <w:sz w:val="24"/>
-          <w:szCs w:val="24"/>
-        </w:rPr>
-        <w:t>- Migrate your application across your Kubernetes clusters</w:t>
-      </w:r>
-      <w:r>
-        <w:br/>
-      </w:r>
-      <w:r>
-        <w:rPr>
-          <w:color w:val="808080"/>
-          <w:sz w:val="24"/>
-          <w:szCs w:val="24"/>
-        </w:rPr>
-        <w:t>- Migrate your on-prem Red Hat OpenShift Clusters to IBM ROKS</w:t>
-      </w:r>
-      <w:r>
-        <w:br/>
-      </w:r>
-      <w:r>
-        <w:rPr>
-          <w:color w:val="808080"/>
-          <w:sz w:val="24"/>
-          <w:szCs w:val="24"/>
-        </w:rPr>
-        <w:t>- Migration On-Premise clusters to IBM Cloud Satellite</w:t>
-      </w:r>
-      <w:r>
-        <w:br/>
-      </w:r>
-      <w:r>
-        <w:br/>
-      </w:r>
-      <w:r>
-        <w:br/>
-      </w:r>
-      <w:r>
-        <w:br/>
-      </w:r>
-      <w:r>
-        <w:rPr>
-          <w:color w:val="808080"/>
-          <w:sz w:val="24"/>
-          <w:szCs w:val="24"/>
-        </w:rPr>
-        <w:t>Additional Features (needs to be separately enabled)</w:t>
-      </w:r>
-      <w:r>
-        <w:br/>
-      </w:r>
-      <w:r>
-        <w:br/>
-      </w:r>
-      <w:r>
-        <w:rPr>
-          <w:color w:val="808080"/>
-          <w:sz w:val="24"/>
-          <w:szCs w:val="24"/>
-        </w:rPr>
-        <w:t>Cost Optimization as a Service</w:t>
-      </w:r>
-      <w:r>
-        <w:br/>
-      </w:r>
-      <w:r>
-        <w:rPr>
-          <w:color w:val="808080"/>
-          <w:sz w:val="24"/>
-          <w:szCs w:val="24"/>
-        </w:rPr>
-        <w:t>- Discover and track all of your resources across IBM Cloud</w:t>
-      </w:r>
-      <w:r>
-        <w:br/>
-      </w:r>
-      <w:r>
-        <w:rPr>
-          <w:color w:val="808080"/>
-          <w:sz w:val="24"/>
-          <w:szCs w:val="24"/>
-        </w:rPr>
-        <w:t>- Track all your Idle resources. Stop entire VPCs, or delete unused resources</w:t>
-      </w:r>
-      <w:r>
-        <w:br/>
-      </w:r>
-      <w:r>
-        <w:rPr>
-          <w:color w:val="808080"/>
-          <w:sz w:val="24"/>
-          <w:szCs w:val="24"/>
-        </w:rPr>
-        <w:t>- Rightsize your Compute based on your usage and optimise for cost</w:t>
-      </w:r>
-      <w:r>
-        <w:br/>
-      </w:r>
-      <w:r>
-        <w:rPr>
-          <w:color w:val="808080"/>
-          <w:sz w:val="24"/>
-          <w:szCs w:val="24"/>
-        </w:rPr>
-        <w:t>- Assign Purpose tags based on industry standards</w:t>
-      </w:r>
-      <w:r>
-        <w:br/>
-      </w:r>
-      <w:r>
-        <w:br/>
-      </w:r>
-      <w:r>
-        <w:br/>
-      </w:r>
-      <w:r>
-        <w:rPr>
-          <w:color w:val="808080"/>
-          <w:sz w:val="24"/>
-          <w:szCs w:val="24"/>
-        </w:rPr>
-        <w:t>It takes just a few minutes to get started - subscribe today or request a demo:</w:t>
-      </w:r>
-      <w:r>
-        <w:br/>
-      </w:r>
-      <w:r>
-        <w:br/>
-      </w:r>
-      <w:r>
-        <w:rPr>
-          <w:color w:val="808080"/>
-          <w:sz w:val="24"/>
-          <w:szCs w:val="24"/>
-        </w:rPr>
-        <w:t>Learn more: https://www.wanclouds.net/ibm</w:t>
-      </w:r>
-      <w:r>
-        <w:br/>
-      </w:r>
-      <w:r>
-        <w:br/>
-      </w:r>
-      <w:r>
-        <w:rPr>
-          <w:color w:val="808080"/>
-          <w:sz w:val="24"/>
-          <w:szCs w:val="24"/>
-        </w:rPr>
-        <w:t>For any help, please go to https://support.wanclouds.net or email us at support@wanclouds.net.</w:t>
+        <w:t xml:space="preserve">     VPC+ Cloud Migration</w:t>
+      </w:r>
+      <w:r>
+        <w:br/>
+      </w:r>
+      <w:r>
+        <w:br/>
+      </w:r>
+      <w:r>
+        <w:rPr>
+          <w:color w:val="808080"/>
+          <w:sz w:val="24"/>
+          <w:szCs w:val="24"/>
+        </w:rPr>
+        <w:t>VPC+ Cloud Migration is a third-party tool that helps facilitate easy migration of infrastructure components and applications. This tool automatically discovers your IBM Cloud classic infrastructure resources and components that can be migrated to IBM Cloud Virtual Private Cloud (VPC). You can choose the resources that you want to migrate and provision these resources in VPC. Once you are on IBM Cloud VPC, you have the opportunity to optimize, manage, and monitor your resources through the console.</w:t>
       </w:r>
       <w:r>
         <w:br/>
@@ -39513,7 +39227,7 @@
       </w:r>
       <w:hyperlink r:id="rId550">
         <w:r>
-          <w:t>https://docs.wanclouds.net/ibm/vpc-draas/</w:t>
+          <w:t>https://cloud.ibm.com/docs/wanclouds-vpc-plus/getting-started.html</w:t>
         </w:r>
       </w:hyperlink>
       <w:r>
@@ -39574,21 +39288,371 @@
           <w:sz w:val="28"/>
           <w:szCs w:val="28"/>
         </w:rPr>
-        <w:t xml:space="preserve">     VPN for VPC</w:t>
-      </w:r>
-      <w:r>
-        <w:br/>
-      </w:r>
-      <w:r>
-        <w:br/>
-      </w:r>
-      <w:r>
-        <w:rPr>
-          <w:color w:val="808080"/>
-          <w:sz w:val="24"/>
-          <w:szCs w:val="24"/>
-        </w:rPr>
-        <w:t>VPN for VPC provides a simple yet powerful solution for highly scalable and robust site-to-site VPN. This VPN service provides a mixture of industry standard security and encryption options as well as support for Pre-shared Key authentication. The service also provides the ability to quickly add and remove VPN connections with the option to use pre-defined configurations.</w:t>
+        <w:t xml:space="preserve">     VPC+ DRaaS (VPC+ Disaster Recovery as a Service)</w:t>
+      </w:r>
+      <w:r>
+        <w:br/>
+      </w:r>
+      <w:r>
+        <w:br/>
+      </w:r>
+      <w:r>
+        <w:rPr>
+          <w:color w:val="808080"/>
+          <w:sz w:val="24"/>
+          <w:szCs w:val="24"/>
+        </w:rPr>
+        <w:t>Wanclouds offers multi-cloud Backup, Migrations, Disaster Recovery, and Cost Optimization as a Service. At the heart of our approach is our SaaS application called VPC+ enabling seamless and hassle-free backups, migrations, disaster recovery, and cost optimization.</w:t>
+      </w:r>
+      <w:r>
+        <w:br/>
+      </w:r>
+      <w:r>
+        <w:br/>
+      </w:r>
+      <w:r>
+        <w:rPr>
+          <w:color w:val="808080"/>
+          <w:sz w:val="24"/>
+          <w:szCs w:val="24"/>
+        </w:rPr>
+        <w:t>Add one or multiple public clouds accounts and create a comprehensive backup and DR setup for all of your IBM Cloud Resources across regions.</w:t>
+      </w:r>
+      <w:r>
+        <w:br/>
+      </w:r>
+      <w:r>
+        <w:br/>
+      </w:r>
+      <w:r>
+        <w:rPr>
+          <w:color w:val="808080"/>
+          <w:sz w:val="24"/>
+          <w:szCs w:val="24"/>
+        </w:rPr>
+        <w:t>Backup and Disaster Recovery as a Service</w:t>
+      </w:r>
+      <w:r>
+        <w:br/>
+      </w:r>
+      <w:r>
+        <w:rPr>
+          <w:color w:val="808080"/>
+          <w:sz w:val="24"/>
+          <w:szCs w:val="24"/>
+        </w:rPr>
+        <w:t>- Backup your exisitng IBM Cloud VPC resources and configurations</w:t>
+      </w:r>
+      <w:r>
+        <w:br/>
+      </w:r>
+      <w:r>
+        <w:rPr>
+          <w:color w:val="808080"/>
+          <w:sz w:val="24"/>
+          <w:szCs w:val="24"/>
+        </w:rPr>
+        <w:t>- Backup IBM IKS (Kubernetes Service), ROKS (Red Hat Openshift)</w:t>
+      </w:r>
+      <w:r>
+        <w:br/>
+      </w:r>
+      <w:r>
+        <w:rPr>
+          <w:color w:val="808080"/>
+          <w:sz w:val="24"/>
+          <w:szCs w:val="24"/>
+        </w:rPr>
+        <w:t>- Backup Virtual Machines (VSIs) and attached Data Volumes</w:t>
+      </w:r>
+      <w:r>
+        <w:br/>
+      </w:r>
+      <w:r>
+        <w:rPr>
+          <w:color w:val="808080"/>
+          <w:sz w:val="24"/>
+          <w:szCs w:val="24"/>
+        </w:rPr>
+        <w:t>- Backup Cloud Object Storage Buckets (COS Buckets)</w:t>
+      </w:r>
+      <w:r>
+        <w:br/>
+      </w:r>
+      <w:r>
+        <w:rPr>
+          <w:color w:val="808080"/>
+          <w:sz w:val="24"/>
+          <w:szCs w:val="24"/>
+        </w:rPr>
+        <w:t>- Backup on-prem Kubernetes or Red Hat OpenShift clusters to IBM Cloud</w:t>
+      </w:r>
+      <w:r>
+        <w:br/>
+      </w:r>
+      <w:r>
+        <w:rPr>
+          <w:color w:val="808080"/>
+          <w:sz w:val="24"/>
+          <w:szCs w:val="24"/>
+        </w:rPr>
+        <w:t>- Restore or replicate your infrastructure across regions</w:t>
+      </w:r>
+      <w:r>
+        <w:br/>
+      </w:r>
+      <w:r>
+        <w:rPr>
+          <w:color w:val="808080"/>
+          <w:sz w:val="24"/>
+          <w:szCs w:val="24"/>
+        </w:rPr>
+        <w:t>- Restore your Kubernetes or Red Hat OpenShift clusters on-demand</w:t>
+      </w:r>
+      <w:r>
+        <w:br/>
+      </w:r>
+      <w:r>
+        <w:rPr>
+          <w:color w:val="808080"/>
+          <w:sz w:val="24"/>
+          <w:szCs w:val="24"/>
+        </w:rPr>
+        <w:t>- Backup VMware VMs to IBM Cloud VPC</w:t>
+      </w:r>
+      <w:r>
+        <w:br/>
+      </w:r>
+      <w:r>
+        <w:br/>
+      </w:r>
+      <w:r>
+        <w:rPr>
+          <w:color w:val="808080"/>
+          <w:sz w:val="24"/>
+          <w:szCs w:val="24"/>
+        </w:rPr>
+        <w:t>Setup IBM Cloud as a DR site for On-Premise workoads</w:t>
+      </w:r>
+      <w:r>
+        <w:br/>
+      </w:r>
+      <w:r>
+        <w:br/>
+      </w:r>
+      <w:r>
+        <w:rPr>
+          <w:color w:val="808080"/>
+          <w:sz w:val="24"/>
+          <w:szCs w:val="24"/>
+        </w:rPr>
+        <w:t xml:space="preserve">- Setup IBM Cloud as a Warm DR site for critical workloads </w:t>
+      </w:r>
+      <w:r>
+        <w:br/>
+      </w:r>
+      <w:r>
+        <w:rPr>
+          <w:color w:val="808080"/>
+          <w:sz w:val="24"/>
+          <w:szCs w:val="24"/>
+        </w:rPr>
+        <w:t>- Leverage IBM Cloud as a Backup for your Windows, Linux, Kubernetes workloads and Data.</w:t>
+      </w:r>
+      <w:r>
+        <w:br/>
+      </w:r>
+      <w:r>
+        <w:br/>
+      </w:r>
+      <w:r>
+        <w:rPr>
+          <w:color w:val="808080"/>
+          <w:sz w:val="24"/>
+          <w:szCs w:val="24"/>
+        </w:rPr>
+        <w:t>Cloud-Native Migration and Application Mobility</w:t>
+      </w:r>
+      <w:r>
+        <w:br/>
+      </w:r>
+      <w:r>
+        <w:br/>
+      </w:r>
+      <w:r>
+        <w:rPr>
+          <w:color w:val="808080"/>
+          <w:sz w:val="24"/>
+          <w:szCs w:val="24"/>
+        </w:rPr>
+        <w:t>- Setup IBM Cloud as a DR site</w:t>
+      </w:r>
+      <w:r>
+        <w:br/>
+      </w:r>
+      <w:r>
+        <w:rPr>
+          <w:color w:val="808080"/>
+          <w:sz w:val="24"/>
+          <w:szCs w:val="24"/>
+        </w:rPr>
+        <w:t>- Discover and Migrate Kubernetes and OpenShift cluster to IBM Cloud</w:t>
+      </w:r>
+      <w:r>
+        <w:br/>
+      </w:r>
+      <w:r>
+        <w:rPr>
+          <w:color w:val="808080"/>
+          <w:sz w:val="24"/>
+          <w:szCs w:val="24"/>
+        </w:rPr>
+        <w:t>- Migrate your application across your Kubernetes clusters</w:t>
+      </w:r>
+      <w:r>
+        <w:br/>
+      </w:r>
+      <w:r>
+        <w:rPr>
+          <w:color w:val="808080"/>
+          <w:sz w:val="24"/>
+          <w:szCs w:val="24"/>
+        </w:rPr>
+        <w:t>- Migrate your on-prem Red Hat OpenShift Clusters to IBM ROKS</w:t>
+      </w:r>
+      <w:r>
+        <w:br/>
+      </w:r>
+      <w:r>
+        <w:rPr>
+          <w:color w:val="808080"/>
+          <w:sz w:val="24"/>
+          <w:szCs w:val="24"/>
+        </w:rPr>
+        <w:t>- Migration On-Premise clusters to IBM Cloud Satellite</w:t>
+      </w:r>
+      <w:r>
+        <w:br/>
+      </w:r>
+      <w:r>
+        <w:br/>
+      </w:r>
+      <w:r>
+        <w:br/>
+      </w:r>
+      <w:r>
+        <w:br/>
+      </w:r>
+      <w:r>
+        <w:rPr>
+          <w:color w:val="808080"/>
+          <w:sz w:val="24"/>
+          <w:szCs w:val="24"/>
+        </w:rPr>
+        <w:t>Additional Features (needs to be separately enabled)</w:t>
+      </w:r>
+      <w:r>
+        <w:br/>
+      </w:r>
+      <w:r>
+        <w:br/>
+      </w:r>
+      <w:r>
+        <w:rPr>
+          <w:color w:val="808080"/>
+          <w:sz w:val="24"/>
+          <w:szCs w:val="24"/>
+        </w:rPr>
+        <w:t>Cost Optimization as a Service</w:t>
+      </w:r>
+      <w:r>
+        <w:br/>
+      </w:r>
+      <w:r>
+        <w:rPr>
+          <w:color w:val="808080"/>
+          <w:sz w:val="24"/>
+          <w:szCs w:val="24"/>
+        </w:rPr>
+        <w:t>- Discover and track all of your resources across IBM Cloud</w:t>
+      </w:r>
+      <w:r>
+        <w:br/>
+      </w:r>
+      <w:r>
+        <w:rPr>
+          <w:color w:val="808080"/>
+          <w:sz w:val="24"/>
+          <w:szCs w:val="24"/>
+        </w:rPr>
+        <w:t>- Track all your Idle resources. Stop entire VPCs, or delete unused resources</w:t>
+      </w:r>
+      <w:r>
+        <w:br/>
+      </w:r>
+      <w:r>
+        <w:rPr>
+          <w:color w:val="808080"/>
+          <w:sz w:val="24"/>
+          <w:szCs w:val="24"/>
+        </w:rPr>
+        <w:t>- Rightsize your Compute based on your usage and optimise for cost</w:t>
+      </w:r>
+      <w:r>
+        <w:br/>
+      </w:r>
+      <w:r>
+        <w:rPr>
+          <w:color w:val="808080"/>
+          <w:sz w:val="24"/>
+          <w:szCs w:val="24"/>
+        </w:rPr>
+        <w:t>- Assign Purpose tags based on industry standards</w:t>
+      </w:r>
+      <w:r>
+        <w:br/>
+      </w:r>
+      <w:r>
+        <w:br/>
+      </w:r>
+      <w:r>
+        <w:br/>
+      </w:r>
+      <w:r>
+        <w:rPr>
+          <w:color w:val="808080"/>
+          <w:sz w:val="24"/>
+          <w:szCs w:val="24"/>
+        </w:rPr>
+        <w:t>It takes just a few minutes to get started - subscribe today or request a demo:</w:t>
+      </w:r>
+      <w:r>
+        <w:br/>
+      </w:r>
+      <w:r>
+        <w:br/>
+      </w:r>
+      <w:r>
+        <w:rPr>
+          <w:color w:val="808080"/>
+          <w:sz w:val="24"/>
+          <w:szCs w:val="24"/>
+        </w:rPr>
+        <w:t>Learn more: https://www.wanclouds.net/ibm</w:t>
+      </w:r>
+      <w:r>
+        <w:br/>
+      </w:r>
+      <w:r>
+        <w:br/>
+      </w:r>
+      <w:r>
+        <w:rPr>
+          <w:color w:val="808080"/>
+          <w:sz w:val="24"/>
+          <w:szCs w:val="24"/>
+        </w:rPr>
+        <w:t>For any help, please go to https://support.wanclouds.net or email us at support@wanclouds.net.</w:t>
       </w:r>
       <w:r>
         <w:br/>
@@ -39603,7 +39667,7 @@
       </w:r>
       <w:hyperlink r:id="rId552">
         <w:r>
-          <w:t>https://test.cloud.ibm.com/docs/vpc?topic=vpc-using-vpn</w:t>
+          <w:t>https://docs.wanclouds.net/ibm/vpc-draas/</w:t>
         </w:r>
       </w:hyperlink>
       <w:r>
@@ -39664,21 +39728,21 @@
           <w:sz w:val="28"/>
           <w:szCs w:val="28"/>
         </w:rPr>
-        <w:t xml:space="preserve">     vRealize Operations and Log Insight</w:t>
-      </w:r>
-      <w:r>
-        <w:br/>
-      </w:r>
-      <w:r>
-        <w:br/>
-      </w:r>
-      <w:r>
-        <w:rPr>
-          <w:color w:val="808080"/>
-          <w:sz w:val="24"/>
-          <w:szCs w:val="24"/>
-        </w:rPr>
-        <w:t>Monitor and troubleshoot the performance, health, and capacity of your dedicated IBM-hosted VMware Software Defined Data Center (SDDC) stack, in a more efficient matter.</w:t>
+        <w:t xml:space="preserve">     VPN for VPC</w:t>
+      </w:r>
+      <w:r>
+        <w:br/>
+      </w:r>
+      <w:r>
+        <w:br/>
+      </w:r>
+      <w:r>
+        <w:rPr>
+          <w:color w:val="808080"/>
+          <w:sz w:val="24"/>
+          <w:szCs w:val="24"/>
+        </w:rPr>
+        <w:t>VPN for VPC provides a simple yet powerful solution for highly scalable and robust site-to-site VPN. This VPN service provides a mixture of industry standard security and encryption options as well as support for Pre-shared Key authentication. The service also provides the ability to quickly add and remove VPN connections with the option to use pre-defined configurations.</w:t>
       </w:r>
       <w:r>
         <w:br/>
@@ -39693,7 +39757,7 @@
       </w:r>
       <w:hyperlink r:id="rId554">
         <w:r>
-          <w:t>https://cloud.ibm.com/services/vmwaresolutions/services/f5_considerations.html</w:t>
+          <w:t>https://test.cloud.ibm.com/docs/vpc?topic=vpc-using-vpn</w:t>
         </w:r>
       </w:hyperlink>
       <w:r>
@@ -39754,750 +39818,21 @@
           <w:sz w:val="28"/>
           <w:szCs w:val="28"/>
         </w:rPr>
-        <w:t xml:space="preserve">     Wanclouds AI Assistant (WANDA) for Hybrid Infrastructure Management</w:t>
-      </w:r>
-      <w:r>
-        <w:br/>
-      </w:r>
-      <w:r>
-        <w:br/>
-      </w:r>
-      <w:r>
-        <w:rPr>
-          <w:color w:val="808080"/>
-          <w:sz w:val="24"/>
-          <w:szCs w:val="24"/>
-        </w:rPr>
-        <w:t>Wanclouds AI (WANDA) allows you to create one or multiple AI Assistants for Cloud and IT Infrastructure management. It covers multi-vendor infrastructure resources and workloads including servers (Linux, Windows),firewalls, network routers, switches, VMware, Kubernetes and more. The Solution covers devices deployed in the cloud (IBM Cloud, other cloud) as well as On-Premise and Edge or Remote Sites.You can add your cloud, on-premises, and edge devices into a single platform, creating a unified interface for your entire infrastructure.</w:t>
-      </w:r>
-      <w:r>
-        <w:br/>
-      </w:r>
-      <w:r>
-        <w:br/>
-      </w:r>
-      <w:r>
-        <w:br/>
-      </w:r>
-      <w:r>
-        <w:br/>
-      </w:r>
-      <w:r>
-        <w:br/>
-      </w:r>
-      <w:r>
-        <w:br/>
-      </w:r>
-      <w:r>
-        <w:br/>
-      </w:r>
-      <w:r>
-        <w:br/>
-      </w:r>
-      <w:r>
-        <w:rPr>
-          <w:color w:val="808080"/>
-          <w:sz w:val="24"/>
-          <w:szCs w:val="24"/>
-        </w:rPr>
-        <w:t>Think of it as your AI Expert Assistant(s) to help you watch your infrastructure 24x7, integrated with your existing monitoring, logging tools, devices, and fully aware of your policies and guidelines. It continuously monitors the health, logs, and metrics of your cloud and IT infrastructure. Proactively track configuration changes, software updates, and system behavior to ensure your environments run smoothly and cost-effectively.</w:t>
-      </w:r>
-      <w:r>
-        <w:br/>
-      </w:r>
-      <w:r>
-        <w:br/>
-      </w:r>
-      <w:r>
-        <w:br/>
-      </w:r>
-      <w:r>
-        <w:br/>
-      </w:r>
-      <w:r>
-        <w:br/>
-      </w:r>
-      <w:r>
-        <w:br/>
-      </w:r>
-      <w:r>
-        <w:br/>
-      </w:r>
-      <w:r>
-        <w:br/>
-      </w:r>
-      <w:r>
-        <w:rPr>
-          <w:color w:val="808080"/>
-          <w:sz w:val="24"/>
-          <w:szCs w:val="24"/>
-        </w:rPr>
-        <w:t>By combining monitoring, logs, troubleshooting, and intelligent querying, it helps IT teams dramatically reduce the time to diagnose and resolve issues, all while learning and adapting to your unique environment through its contextual memory capabilities. Moreover, you can run security and optimization assessments on-demand as well as query any aspect of your infrastructure.</w:t>
-      </w:r>
-      <w:r>
-        <w:br/>
-      </w:r>
-      <w:r>
-        <w:br/>
-      </w:r>
-      <w:r>
-        <w:br/>
-      </w:r>
-      <w:r>
-        <w:br/>
-      </w:r>
-      <w:r>
-        <w:br/>
-      </w:r>
-      <w:r>
-        <w:br/>
-      </w:r>
-      <w:r>
-        <w:br/>
-      </w:r>
-      <w:r>
-        <w:br/>
-      </w:r>
-      <w:r>
-        <w:rPr>
-          <w:color w:val="808080"/>
-          <w:sz w:val="24"/>
-          <w:szCs w:val="24"/>
-        </w:rPr>
-        <w:t>Key Features</w:t>
-      </w:r>
-      <w:r>
-        <w:br/>
-      </w:r>
-      <w:r>
-        <w:br/>
-      </w:r>
-      <w:r>
-        <w:br/>
-      </w:r>
-      <w:r>
-        <w:br/>
-      </w:r>
-      <w:r>
-        <w:br/>
-      </w:r>
-      <w:r>
-        <w:rPr>
-          <w:color w:val="808080"/>
-          <w:sz w:val="24"/>
-          <w:szCs w:val="24"/>
-        </w:rPr>
-        <w:t>-  Add cloud Environments (such as IBM Cloud VPC, Classic), On-Premise resources, as well as other cloud workloads.</w:t>
-      </w:r>
-      <w:r>
-        <w:br/>
-      </w:r>
-      <w:r>
-        <w:br/>
-      </w:r>
-      <w:r>
-        <w:rPr>
-          <w:color w:val="808080"/>
-          <w:sz w:val="24"/>
-          <w:szCs w:val="24"/>
-        </w:rPr>
-        <w:t>- Add VMware resources or individual servers, routers, firewalls, and switches.</w:t>
-      </w:r>
-      <w:r>
-        <w:br/>
-      </w:r>
-      <w:r>
-        <w:br/>
-      </w:r>
-      <w:r>
-        <w:rPr>
-          <w:color w:val="808080"/>
-          <w:sz w:val="24"/>
-          <w:szCs w:val="24"/>
-        </w:rPr>
-        <w:t>-  Configuration &amp; Change Tracking – Watches for configuration drifts, software updates, and system changes that may impact stability.</w:t>
-      </w:r>
-      <w:r>
-        <w:br/>
-      </w:r>
-      <w:r>
-        <w:br/>
-      </w:r>
-      <w:r>
-        <w:br/>
-      </w:r>
-      <w:r>
-        <w:rPr>
-          <w:color w:val="808080"/>
-          <w:sz w:val="24"/>
-          <w:szCs w:val="24"/>
-        </w:rPr>
-        <w:t>-  Troubleshooting &amp; Root-Cause Analysis – Performs root-cause analysis and provides guided remediation steps to resolve issues faster.</w:t>
-      </w:r>
-      <w:r>
-        <w:br/>
-      </w:r>
-      <w:r>
-        <w:br/>
-      </w:r>
-      <w:r>
-        <w:br/>
-      </w:r>
-      <w:r>
-        <w:br/>
-      </w:r>
-      <w:r>
-        <w:br/>
-      </w:r>
-      <w:r>
-        <w:br/>
-      </w:r>
-      <w:r>
-        <w:rPr>
-          <w:color w:val="808080"/>
-          <w:sz w:val="24"/>
-          <w:szCs w:val="24"/>
-        </w:rPr>
-        <w:t>- Proactive Monitoring – Continuously collects health, logs, and performance data from servers, GPUs, network devices, and applications.</w:t>
-      </w:r>
-      <w:r>
-        <w:br/>
-      </w:r>
-      <w:r>
-        <w:br/>
-      </w:r>
-      <w:r>
-        <w:rPr>
-          <w:color w:val="808080"/>
-          <w:sz w:val="24"/>
-          <w:szCs w:val="24"/>
-        </w:rPr>
-        <w:t>- Perform Security risk assessments and compliance audits against known industry and government standards such as PCI, HIPAA, SOC2, NIST etc</w:t>
-      </w:r>
-      <w:r>
-        <w:br/>
-      </w:r>
-      <w:r>
-        <w:br/>
-      </w:r>
-      <w:r>
-        <w:br/>
-      </w:r>
-      <w:r>
-        <w:br/>
-      </w:r>
-      <w:r>
-        <w:br/>
-      </w:r>
-      <w:r>
-        <w:rPr>
-          <w:color w:val="808080"/>
-          <w:sz w:val="24"/>
-          <w:szCs w:val="24"/>
-        </w:rPr>
-        <w:t>-  Intelligent Querying – Answer natural language queries such as “What caused the last outage?” or “How is my cluster performing today?”.</w:t>
-      </w:r>
-      <w:r>
-        <w:br/>
-      </w:r>
-      <w:r>
-        <w:br/>
-      </w:r>
-      <w:r>
-        <w:br/>
-      </w:r>
-      <w:r>
-        <w:br/>
-      </w:r>
-      <w:r>
-        <w:br/>
-      </w:r>
-      <w:r>
-        <w:rPr>
-          <w:color w:val="808080"/>
-          <w:sz w:val="24"/>
-          <w:szCs w:val="24"/>
-        </w:rPr>
-        <w:t xml:space="preserve"> -  Adaptive Learning – Learns your infrastructure over time with a memory component, improving accuracy and insights.</w:t>
-      </w:r>
-      <w:r>
-        <w:br/>
-      </w:r>
-      <w:r>
-        <w:br/>
-      </w:r>
-      <w:r>
-        <w:br/>
-      </w:r>
-      <w:r>
-        <w:br/>
-      </w:r>
-      <w:r>
-        <w:br/>
-      </w:r>
-      <w:r>
-        <w:rPr>
-          <w:color w:val="808080"/>
-          <w:sz w:val="24"/>
-          <w:szCs w:val="24"/>
-        </w:rPr>
-        <w:t xml:space="preserve"> -  24x7 Availability – Acts as a round-the-clock virtual engineer without the overhead of traditional staffing.</w:t>
-      </w:r>
-      <w:r>
-        <w:br/>
-      </w:r>
-      <w:r>
-        <w:br/>
-      </w:r>
-      <w:r>
-        <w:br/>
-      </w:r>
-      <w:r>
-        <w:br/>
-      </w:r>
-      <w:r>
-        <w:br/>
-      </w:r>
-      <w:r>
-        <w:br/>
-      </w:r>
-      <w:r>
-        <w:rPr>
-          <w:color w:val="808080"/>
-          <w:sz w:val="24"/>
-          <w:szCs w:val="24"/>
-        </w:rPr>
-        <w:t>- Review existing policy and compliance documents and create what’s missing or required</w:t>
-      </w:r>
-      <w:r>
-        <w:br/>
-      </w:r>
-      <w:r>
-        <w:br/>
-      </w:r>
-      <w:r>
-        <w:br/>
-      </w:r>
-      <w:r>
-        <w:br/>
-      </w:r>
-      <w:r>
-        <w:br/>
-      </w:r>
-      <w:r>
-        <w:rPr>
-          <w:color w:val="808080"/>
-          <w:sz w:val="24"/>
-          <w:szCs w:val="24"/>
-        </w:rPr>
-        <w:t>- Identify optimization opportunities to reduce costs and eliminate wastage</w:t>
-      </w:r>
-      <w:r>
-        <w:br/>
-      </w:r>
-      <w:r>
-        <w:br/>
-      </w:r>
-      <w:r>
-        <w:br/>
-      </w:r>
-      <w:r>
-        <w:br/>
-      </w:r>
-      <w:r>
-        <w:br/>
-      </w:r>
-      <w:r>
-        <w:rPr>
-          <w:color w:val="808080"/>
-          <w:sz w:val="24"/>
-          <w:szCs w:val="24"/>
-        </w:rPr>
-        <w:t>- Create Executive summaries against your infrastructure state as required</w:t>
-      </w:r>
-      <w:r>
-        <w:br/>
-      </w:r>
-      <w:r>
-        <w:br/>
-      </w:r>
-      <w:r>
-        <w:br/>
-      </w:r>
-      <w:r>
-        <w:br/>
-      </w:r>
-      <w:r>
-        <w:br/>
-      </w:r>
-      <w:r>
-        <w:rPr>
-          <w:color w:val="808080"/>
-          <w:sz w:val="24"/>
-          <w:szCs w:val="24"/>
-        </w:rPr>
-        <w:t xml:space="preserve">- Track software deployed in your infrastructure and discover EOL and assess risk levels </w:t>
-      </w:r>
-      <w:r>
-        <w:br/>
-      </w:r>
-      <w:r>
-        <w:br/>
-      </w:r>
-      <w:r>
-        <w:br/>
-      </w:r>
-      <w:r>
-        <w:br/>
-      </w:r>
-      <w:r>
-        <w:br/>
-      </w:r>
-      <w:r>
-        <w:rPr>
-          <w:color w:val="808080"/>
-          <w:sz w:val="24"/>
-          <w:szCs w:val="24"/>
-        </w:rPr>
-        <w:t>- Backup and Migrate your VSIs and data volumes to IBM COS, making them ready for restoration in IBM Cloud VPC.</w:t>
-      </w:r>
-      <w:r>
-        <w:br/>
-      </w:r>
-      <w:r>
-        <w:br/>
-      </w:r>
-      <w:r>
-        <w:br/>
-      </w:r>
-      <w:r>
-        <w:br/>
-      </w:r>
-      <w:r>
-        <w:br/>
-      </w:r>
-      <w:r>
-        <w:rPr>
-          <w:color w:val="808080"/>
-          <w:sz w:val="24"/>
-          <w:szCs w:val="24"/>
-        </w:rPr>
-        <w:t>- Backup and Migrate your VMware / VCF VMs and Data to IBM COS and ready to restore as VPC native VSIs and volumes.</w:t>
-      </w:r>
-      <w:r>
-        <w:br/>
-      </w:r>
-      <w:r>
-        <w:br/>
-      </w:r>
-      <w:r>
-        <w:br/>
-      </w:r>
-      <w:r>
-        <w:br/>
-      </w:r>
-      <w:r>
-        <w:br/>
-      </w:r>
-      <w:r>
-        <w:br/>
-      </w:r>
-      <w:r>
-        <w:br/>
-      </w:r>
-      <w:r>
-        <w:br/>
-      </w:r>
-      <w:r>
-        <w:rPr>
-          <w:color w:val="808080"/>
-          <w:sz w:val="24"/>
-          <w:szCs w:val="24"/>
-        </w:rPr>
-        <w:t>Benefits</w:t>
-      </w:r>
-      <w:r>
-        <w:br/>
-      </w:r>
-      <w:r>
-        <w:br/>
-      </w:r>
-      <w:r>
-        <w:br/>
-      </w:r>
-      <w:r>
-        <w:br/>
-      </w:r>
-      <w:r>
-        <w:br/>
-      </w:r>
-      <w:r>
-        <w:rPr>
-          <w:color w:val="808080"/>
-          <w:sz w:val="24"/>
-          <w:szCs w:val="24"/>
-        </w:rPr>
-        <w:t xml:space="preserve">  -  Faster Root-Cause Analysis – Reduce troubleshooting times from hours to minutes.</w:t>
-      </w:r>
-      <w:r>
-        <w:br/>
-      </w:r>
-      <w:r>
-        <w:br/>
-      </w:r>
-      <w:r>
-        <w:br/>
-      </w:r>
-      <w:r>
-        <w:br/>
-      </w:r>
-      <w:r>
-        <w:br/>
-      </w:r>
-      <w:r>
-        <w:rPr>
-          <w:color w:val="808080"/>
-          <w:sz w:val="24"/>
-          <w:szCs w:val="24"/>
-        </w:rPr>
-        <w:t xml:space="preserve">Increase uptime and reliability by tracking security compliance gaps and risks across your IT and cloud infrastructure. </w:t>
-      </w:r>
-      <w:r>
-        <w:br/>
-      </w:r>
-      <w:r>
-        <w:br/>
-      </w:r>
-      <w:r>
-        <w:rPr>
-          <w:color w:val="808080"/>
-          <w:sz w:val="24"/>
-          <w:szCs w:val="24"/>
-        </w:rPr>
-        <w:t>Keep costs in control by assessing wastage and oversized infrastructure resources</w:t>
-      </w:r>
-      <w:r>
-        <w:br/>
-      </w:r>
-      <w:r>
-        <w:br/>
-      </w:r>
-      <w:r>
-        <w:br/>
-      </w:r>
-      <w:r>
-        <w:br/>
-      </w:r>
-      <w:r>
-        <w:br/>
-      </w:r>
-      <w:r>
-        <w:rPr>
-          <w:color w:val="808080"/>
-          <w:sz w:val="24"/>
-          <w:szCs w:val="24"/>
-        </w:rPr>
-        <w:t xml:space="preserve"> -  Increased Reliability – Identify and resolve issues before they escalate.</w:t>
-      </w:r>
-      <w:r>
-        <w:br/>
-      </w:r>
-      <w:r>
-        <w:br/>
-      </w:r>
-      <w:r>
-        <w:br/>
-      </w:r>
-      <w:r>
-        <w:br/>
-      </w:r>
-      <w:r>
-        <w:br/>
-      </w:r>
-      <w:r>
-        <w:rPr>
-          <w:color w:val="808080"/>
-          <w:sz w:val="24"/>
-          <w:szCs w:val="24"/>
-        </w:rPr>
-        <w:t xml:space="preserve"> -  Cost-Effective Operations – Reduce operational costs by up to 50%. A fraction of the cost of adding human NOC/SRE staff.</w:t>
-      </w:r>
-      <w:r>
-        <w:br/>
-      </w:r>
-      <w:r>
-        <w:br/>
-      </w:r>
-      <w:r>
-        <w:br/>
-      </w:r>
-      <w:r>
-        <w:br/>
-      </w:r>
-      <w:r>
-        <w:br/>
-      </w:r>
-      <w:r>
-        <w:rPr>
-          <w:color w:val="808080"/>
-          <w:sz w:val="24"/>
-          <w:szCs w:val="24"/>
-        </w:rPr>
-        <w:t xml:space="preserve"> -  Improved IT Productivity – 3X and more productivity gains. Free up engineering teams to focus on innovation, not firefighting.</w:t>
-      </w:r>
-      <w:r>
-        <w:br/>
-      </w:r>
-      <w:r>
-        <w:br/>
-      </w:r>
-      <w:r>
-        <w:br/>
-      </w:r>
-      <w:r>
-        <w:br/>
-      </w:r>
-      <w:r>
-        <w:br/>
-      </w:r>
-      <w:r>
-        <w:rPr>
-          <w:color w:val="808080"/>
-          <w:sz w:val="24"/>
-          <w:szCs w:val="24"/>
-        </w:rPr>
-        <w:t xml:space="preserve"> -  Scalable &amp; Adaptable – Grows with your environment and continuously learns from it.</w:t>
-      </w:r>
-      <w:r>
-        <w:br/>
-      </w:r>
-      <w:r>
-        <w:br/>
-      </w:r>
-      <w:r>
-        <w:br/>
-      </w:r>
-      <w:r>
-        <w:br/>
-      </w:r>
-      <w:r>
-        <w:br/>
-      </w:r>
-      <w:r>
-        <w:rPr>
-          <w:color w:val="808080"/>
-          <w:sz w:val="24"/>
-          <w:szCs w:val="24"/>
-        </w:rPr>
-        <w:t>- Addresses skill gaps with its expert troubleshooting, management, and assessments ranging from Windows, Linux to Nvidia GPUs as well as Firewalls and multi-vendor network devices.</w:t>
-      </w:r>
-      <w:r>
-        <w:br/>
-      </w:r>
-      <w:r>
-        <w:br/>
-      </w:r>
-      <w:r>
-        <w:br/>
-      </w:r>
-      <w:r>
-        <w:br/>
-      </w:r>
-      <w:r>
-        <w:br/>
-      </w:r>
-      <w:r>
-        <w:br/>
-      </w:r>
-      <w:r>
-        <w:br/>
-      </w:r>
-      <w:r>
-        <w:br/>
-      </w:r>
-      <w:r>
-        <w:rPr>
-          <w:color w:val="808080"/>
-          <w:sz w:val="24"/>
-          <w:szCs w:val="24"/>
-        </w:rPr>
-        <w:t xml:space="preserve">   </w:t>
-      </w:r>
-      <w:r>
-        <w:br/>
-      </w:r>
-      <w:r>
-        <w:br/>
-      </w:r>
-      <w:r>
-        <w:br/>
-      </w:r>
-      <w:r>
-        <w:br/>
-      </w:r>
-      <w:r>
-        <w:br/>
-      </w:r>
-      <w:r>
-        <w:rPr>
-          <w:color w:val="808080"/>
-          <w:sz w:val="24"/>
-          <w:szCs w:val="24"/>
-        </w:rPr>
-        <w:t>Wanclouds AI (WANDA) is your always-on AI engineer from Wanclouds, helping you stay ahead of outages, errors, security risks, and costly downtime..</w:t>
-      </w:r>
-      <w:r>
-        <w:br/>
-      </w:r>
-      <w:r>
-        <w:br/>
-      </w:r>
-      <w:r>
-        <w:br/>
-      </w:r>
-      <w:r>
-        <w:br/>
-      </w:r>
-      <w:r>
-        <w:br/>
-      </w:r>
-      <w:r>
-        <w:br/>
-      </w:r>
-      <w:r>
-        <w:br/>
-      </w:r>
-      <w:r>
-        <w:br/>
-      </w:r>
-      <w:r>
-        <w:rPr>
-          <w:color w:val="808080"/>
-          <w:sz w:val="24"/>
-          <w:szCs w:val="24"/>
-        </w:rPr>
-        <w:t>If you need a private instance of Wanclouds AI dedicated to your cloud and IT infrastructure resources, please contact Wanclouds at www.wanclouds.net or sales@wanclouds.net</w:t>
-      </w:r>
-      <w:r>
-        <w:br/>
-      </w:r>
-      <w:r>
-        <w:br/>
-      </w:r>
-      <w:r>
-        <w:br/>
-      </w:r>
-      <w:r>
-        <w:br/>
-      </w:r>
-      <w:r>
-        <w:br/>
-      </w:r>
-      <w:r>
-        <w:br/>
-      </w:r>
-      <w:r>
-        <w:br/>
+        <w:t xml:space="preserve">     vRealize Operations and Log Insight</w:t>
+      </w:r>
+      <w:r>
+        <w:br/>
+      </w:r>
+      <w:r>
+        <w:br/>
+      </w:r>
+      <w:r>
+        <w:rPr>
+          <w:color w:val="808080"/>
+          <w:sz w:val="24"/>
+          <w:szCs w:val="24"/>
+        </w:rPr>
+        <w:t>Monitor and troubleshoot the performance, health, and capacity of your dedicated IBM-hosted VMware Software Defined Data Center (SDDC) stack, in a more efficient matter.</w:t>
       </w:r>
       <w:r>
         <w:br/>
@@ -40512,7 +39847,7 @@
       </w:r>
       <w:hyperlink r:id="rId556">
         <w:r>
-          <w:t>https://www.wanclouds.ai/</w:t>
+          <w:t>https://cloud.ibm.com/services/vmwaresolutions/services/f5_considerations.html</w:t>
         </w:r>
       </w:hyperlink>
       <w:r>
@@ -40573,35 +39908,747 @@
           <w:sz w:val="28"/>
           <w:szCs w:val="28"/>
         </w:rPr>
-        <w:t xml:space="preserve">     Wasabi AiR</w:t>
-      </w:r>
-      <w:r>
-        <w:br/>
-      </w:r>
-      <w:r>
-        <w:br/>
-      </w:r>
-      <w:r>
-        <w:rPr>
-          <w:color w:val="808080"/>
-          <w:sz w:val="24"/>
-          <w:szCs w:val="24"/>
-        </w:rPr>
-        <w:t>Wasabi AiR Intelligent Media Storage</w:t>
-      </w:r>
-      <w:r>
-        <w:br/>
-      </w:r>
-      <w:r>
-        <w:br/>
-      </w:r>
-      <w:r>
-        <w:rPr>
-          <w:color w:val="808080"/>
-          <w:sz w:val="24"/>
-          <w:szCs w:val="24"/>
-        </w:rPr>
-        <w:t>Wasabi AiR is AI-powered intelligent media storage that adds structure to unstructured data, automatically tagging visual, audio, and textural elements as they are ingested. Wasabi AiR combines features such as metadata auto-tagging, Optical Character Recognition, speech to text, people recognition, and multilingual transcription, with cloud storage. Seamlessly integrate Wasabi AiR into your media workflow to enhance content discoverability, streamline operations, and maximize media value.</w:t>
+        <w:t xml:space="preserve">     Wanclouds AI Assistant (WANDA) for Hybrid Infrastructure Management</w:t>
+      </w:r>
+      <w:r>
+        <w:br/>
+      </w:r>
+      <w:r>
+        <w:br/>
+      </w:r>
+      <w:r>
+        <w:rPr>
+          <w:color w:val="808080"/>
+          <w:sz w:val="24"/>
+          <w:szCs w:val="24"/>
+        </w:rPr>
+        <w:t>Wanclouds AI (WANDA) allows you to create one or multiple AI Assistants for Cloud and IT Infrastructure management. It covers multi-vendor infrastructure resources and workloads including servers (Linux, Windows),firewalls, network routers, switches, VMware, Kubernetes and more. The Solution covers devices deployed in the cloud (IBM Cloud, other cloud) as well as On-Premise and Edge or Remote Sites.You can add your cloud, on-premises, and edge devices into a single platform, creating a unified interface for your entire infrastructure.</w:t>
+      </w:r>
+      <w:r>
+        <w:br/>
+      </w:r>
+      <w:r>
+        <w:br/>
+      </w:r>
+      <w:r>
+        <w:br/>
+      </w:r>
+      <w:r>
+        <w:br/>
+      </w:r>
+      <w:r>
+        <w:br/>
+      </w:r>
+      <w:r>
+        <w:br/>
+      </w:r>
+      <w:r>
+        <w:br/>
+      </w:r>
+      <w:r>
+        <w:br/>
+      </w:r>
+      <w:r>
+        <w:rPr>
+          <w:color w:val="808080"/>
+          <w:sz w:val="24"/>
+          <w:szCs w:val="24"/>
+        </w:rPr>
+        <w:t>Think of it as your AI Expert Assistant(s) to help you watch your infrastructure 24x7, integrated with your existing monitoring, logging tools, devices, and fully aware of your policies and guidelines. It continuously monitors the health, logs, and metrics of your cloud and IT infrastructure. Proactively track configuration changes, software updates, and system behavior to ensure your environments run smoothly and cost-effectively.</w:t>
+      </w:r>
+      <w:r>
+        <w:br/>
+      </w:r>
+      <w:r>
+        <w:br/>
+      </w:r>
+      <w:r>
+        <w:br/>
+      </w:r>
+      <w:r>
+        <w:br/>
+      </w:r>
+      <w:r>
+        <w:br/>
+      </w:r>
+      <w:r>
+        <w:br/>
+      </w:r>
+      <w:r>
+        <w:br/>
+      </w:r>
+      <w:r>
+        <w:br/>
+      </w:r>
+      <w:r>
+        <w:rPr>
+          <w:color w:val="808080"/>
+          <w:sz w:val="24"/>
+          <w:szCs w:val="24"/>
+        </w:rPr>
+        <w:t>By combining monitoring, logs, troubleshooting, and intelligent querying, it helps IT teams dramatically reduce the time to diagnose and resolve issues, all while learning and adapting to your unique environment through its contextual memory capabilities. Moreover, you can run security and optimization assessments on-demand as well as query any aspect of your infrastructure.</w:t>
+      </w:r>
+      <w:r>
+        <w:br/>
+      </w:r>
+      <w:r>
+        <w:br/>
+      </w:r>
+      <w:r>
+        <w:br/>
+      </w:r>
+      <w:r>
+        <w:br/>
+      </w:r>
+      <w:r>
+        <w:br/>
+      </w:r>
+      <w:r>
+        <w:br/>
+      </w:r>
+      <w:r>
+        <w:br/>
+      </w:r>
+      <w:r>
+        <w:br/>
+      </w:r>
+      <w:r>
+        <w:rPr>
+          <w:color w:val="808080"/>
+          <w:sz w:val="24"/>
+          <w:szCs w:val="24"/>
+        </w:rPr>
+        <w:t>Key Features</w:t>
+      </w:r>
+      <w:r>
+        <w:br/>
+      </w:r>
+      <w:r>
+        <w:br/>
+      </w:r>
+      <w:r>
+        <w:br/>
+      </w:r>
+      <w:r>
+        <w:br/>
+      </w:r>
+      <w:r>
+        <w:br/>
+      </w:r>
+      <w:r>
+        <w:rPr>
+          <w:color w:val="808080"/>
+          <w:sz w:val="24"/>
+          <w:szCs w:val="24"/>
+        </w:rPr>
+        <w:t>-  Add cloud Environments (such as IBM Cloud VPC, Classic), On-Premise resources, as well as other cloud workloads.</w:t>
+      </w:r>
+      <w:r>
+        <w:br/>
+      </w:r>
+      <w:r>
+        <w:br/>
+      </w:r>
+      <w:r>
+        <w:rPr>
+          <w:color w:val="808080"/>
+          <w:sz w:val="24"/>
+          <w:szCs w:val="24"/>
+        </w:rPr>
+        <w:t>- Add VMware resources or individual servers, routers, firewalls, and switches.</w:t>
+      </w:r>
+      <w:r>
+        <w:br/>
+      </w:r>
+      <w:r>
+        <w:br/>
+      </w:r>
+      <w:r>
+        <w:rPr>
+          <w:color w:val="808080"/>
+          <w:sz w:val="24"/>
+          <w:szCs w:val="24"/>
+        </w:rPr>
+        <w:t>-  Configuration &amp; Change Tracking – Watches for configuration drifts, software updates, and system changes that may impact stability.</w:t>
+      </w:r>
+      <w:r>
+        <w:br/>
+      </w:r>
+      <w:r>
+        <w:br/>
+      </w:r>
+      <w:r>
+        <w:br/>
+      </w:r>
+      <w:r>
+        <w:rPr>
+          <w:color w:val="808080"/>
+          <w:sz w:val="24"/>
+          <w:szCs w:val="24"/>
+        </w:rPr>
+        <w:t>-  Troubleshooting &amp; Root-Cause Analysis – Performs root-cause analysis and provides guided remediation steps to resolve issues faster.</w:t>
+      </w:r>
+      <w:r>
+        <w:br/>
+      </w:r>
+      <w:r>
+        <w:br/>
+      </w:r>
+      <w:r>
+        <w:br/>
+      </w:r>
+      <w:r>
+        <w:br/>
+      </w:r>
+      <w:r>
+        <w:br/>
+      </w:r>
+      <w:r>
+        <w:br/>
+      </w:r>
+      <w:r>
+        <w:rPr>
+          <w:color w:val="808080"/>
+          <w:sz w:val="24"/>
+          <w:szCs w:val="24"/>
+        </w:rPr>
+        <w:t>- Proactive Monitoring – Continuously collects health, logs, and performance data from servers, GPUs, network devices, and applications.</w:t>
+      </w:r>
+      <w:r>
+        <w:br/>
+      </w:r>
+      <w:r>
+        <w:br/>
+      </w:r>
+      <w:r>
+        <w:rPr>
+          <w:color w:val="808080"/>
+          <w:sz w:val="24"/>
+          <w:szCs w:val="24"/>
+        </w:rPr>
+        <w:t>- Perform Security risk assessments and compliance audits against known industry and government standards such as PCI, HIPAA, SOC2, NIST etc</w:t>
+      </w:r>
+      <w:r>
+        <w:br/>
+      </w:r>
+      <w:r>
+        <w:br/>
+      </w:r>
+      <w:r>
+        <w:br/>
+      </w:r>
+      <w:r>
+        <w:br/>
+      </w:r>
+      <w:r>
+        <w:br/>
+      </w:r>
+      <w:r>
+        <w:rPr>
+          <w:color w:val="808080"/>
+          <w:sz w:val="24"/>
+          <w:szCs w:val="24"/>
+        </w:rPr>
+        <w:t>-  Intelligent Querying – Answer natural language queries such as “What caused the last outage?” or “How is my cluster performing today?”.</w:t>
+      </w:r>
+      <w:r>
+        <w:br/>
+      </w:r>
+      <w:r>
+        <w:br/>
+      </w:r>
+      <w:r>
+        <w:br/>
+      </w:r>
+      <w:r>
+        <w:br/>
+      </w:r>
+      <w:r>
+        <w:br/>
+      </w:r>
+      <w:r>
+        <w:rPr>
+          <w:color w:val="808080"/>
+          <w:sz w:val="24"/>
+          <w:szCs w:val="24"/>
+        </w:rPr>
+        <w:t xml:space="preserve"> -  Adaptive Learning – Learns your infrastructure over time with a memory component, improving accuracy and insights.</w:t>
+      </w:r>
+      <w:r>
+        <w:br/>
+      </w:r>
+      <w:r>
+        <w:br/>
+      </w:r>
+      <w:r>
+        <w:br/>
+      </w:r>
+      <w:r>
+        <w:br/>
+      </w:r>
+      <w:r>
+        <w:br/>
+      </w:r>
+      <w:r>
+        <w:rPr>
+          <w:color w:val="808080"/>
+          <w:sz w:val="24"/>
+          <w:szCs w:val="24"/>
+        </w:rPr>
+        <w:t xml:space="preserve"> -  24x7 Availability – Acts as a round-the-clock virtual engineer without the overhead of traditional staffing.</w:t>
+      </w:r>
+      <w:r>
+        <w:br/>
+      </w:r>
+      <w:r>
+        <w:br/>
+      </w:r>
+      <w:r>
+        <w:br/>
+      </w:r>
+      <w:r>
+        <w:br/>
+      </w:r>
+      <w:r>
+        <w:br/>
+      </w:r>
+      <w:r>
+        <w:br/>
+      </w:r>
+      <w:r>
+        <w:rPr>
+          <w:color w:val="808080"/>
+          <w:sz w:val="24"/>
+          <w:szCs w:val="24"/>
+        </w:rPr>
+        <w:t>- Review existing policy and compliance documents and create what’s missing or required</w:t>
+      </w:r>
+      <w:r>
+        <w:br/>
+      </w:r>
+      <w:r>
+        <w:br/>
+      </w:r>
+      <w:r>
+        <w:br/>
+      </w:r>
+      <w:r>
+        <w:br/>
+      </w:r>
+      <w:r>
+        <w:br/>
+      </w:r>
+      <w:r>
+        <w:rPr>
+          <w:color w:val="808080"/>
+          <w:sz w:val="24"/>
+          <w:szCs w:val="24"/>
+        </w:rPr>
+        <w:t>- Identify optimization opportunities to reduce costs and eliminate wastage</w:t>
+      </w:r>
+      <w:r>
+        <w:br/>
+      </w:r>
+      <w:r>
+        <w:br/>
+      </w:r>
+      <w:r>
+        <w:br/>
+      </w:r>
+      <w:r>
+        <w:br/>
+      </w:r>
+      <w:r>
+        <w:br/>
+      </w:r>
+      <w:r>
+        <w:rPr>
+          <w:color w:val="808080"/>
+          <w:sz w:val="24"/>
+          <w:szCs w:val="24"/>
+        </w:rPr>
+        <w:t>- Create Executive summaries against your infrastructure state as required</w:t>
+      </w:r>
+      <w:r>
+        <w:br/>
+      </w:r>
+      <w:r>
+        <w:br/>
+      </w:r>
+      <w:r>
+        <w:br/>
+      </w:r>
+      <w:r>
+        <w:br/>
+      </w:r>
+      <w:r>
+        <w:br/>
+      </w:r>
+      <w:r>
+        <w:rPr>
+          <w:color w:val="808080"/>
+          <w:sz w:val="24"/>
+          <w:szCs w:val="24"/>
+        </w:rPr>
+        <w:t xml:space="preserve">- Track software deployed in your infrastructure and discover EOL and assess risk levels </w:t>
+      </w:r>
+      <w:r>
+        <w:br/>
+      </w:r>
+      <w:r>
+        <w:br/>
+      </w:r>
+      <w:r>
+        <w:br/>
+      </w:r>
+      <w:r>
+        <w:br/>
+      </w:r>
+      <w:r>
+        <w:br/>
+      </w:r>
+      <w:r>
+        <w:rPr>
+          <w:color w:val="808080"/>
+          <w:sz w:val="24"/>
+          <w:szCs w:val="24"/>
+        </w:rPr>
+        <w:t>- Backup and Migrate your VSIs and data volumes to IBM COS, making them ready for restoration in IBM Cloud VPC.</w:t>
+      </w:r>
+      <w:r>
+        <w:br/>
+      </w:r>
+      <w:r>
+        <w:br/>
+      </w:r>
+      <w:r>
+        <w:br/>
+      </w:r>
+      <w:r>
+        <w:br/>
+      </w:r>
+      <w:r>
+        <w:br/>
+      </w:r>
+      <w:r>
+        <w:rPr>
+          <w:color w:val="808080"/>
+          <w:sz w:val="24"/>
+          <w:szCs w:val="24"/>
+        </w:rPr>
+        <w:t>- Backup and Migrate your VMware / VCF VMs and Data to IBM COS and ready to restore as VPC native VSIs and volumes.</w:t>
+      </w:r>
+      <w:r>
+        <w:br/>
+      </w:r>
+      <w:r>
+        <w:br/>
+      </w:r>
+      <w:r>
+        <w:br/>
+      </w:r>
+      <w:r>
+        <w:br/>
+      </w:r>
+      <w:r>
+        <w:br/>
+      </w:r>
+      <w:r>
+        <w:br/>
+      </w:r>
+      <w:r>
+        <w:br/>
+      </w:r>
+      <w:r>
+        <w:br/>
+      </w:r>
+      <w:r>
+        <w:rPr>
+          <w:color w:val="808080"/>
+          <w:sz w:val="24"/>
+          <w:szCs w:val="24"/>
+        </w:rPr>
+        <w:t>Benefits</w:t>
+      </w:r>
+      <w:r>
+        <w:br/>
+      </w:r>
+      <w:r>
+        <w:br/>
+      </w:r>
+      <w:r>
+        <w:br/>
+      </w:r>
+      <w:r>
+        <w:br/>
+      </w:r>
+      <w:r>
+        <w:br/>
+      </w:r>
+      <w:r>
+        <w:rPr>
+          <w:color w:val="808080"/>
+          <w:sz w:val="24"/>
+          <w:szCs w:val="24"/>
+        </w:rPr>
+        <w:t xml:space="preserve">  -  Faster Root-Cause Analysis – Reduce troubleshooting times from hours to minutes.</w:t>
+      </w:r>
+      <w:r>
+        <w:br/>
+      </w:r>
+      <w:r>
+        <w:br/>
+      </w:r>
+      <w:r>
+        <w:br/>
+      </w:r>
+      <w:r>
+        <w:br/>
+      </w:r>
+      <w:r>
+        <w:br/>
+      </w:r>
+      <w:r>
+        <w:rPr>
+          <w:color w:val="808080"/>
+          <w:sz w:val="24"/>
+          <w:szCs w:val="24"/>
+        </w:rPr>
+        <w:t xml:space="preserve">Increase uptime and reliability by tracking security compliance gaps and risks across your IT and cloud infrastructure. </w:t>
+      </w:r>
+      <w:r>
+        <w:br/>
+      </w:r>
+      <w:r>
+        <w:br/>
+      </w:r>
+      <w:r>
+        <w:rPr>
+          <w:color w:val="808080"/>
+          <w:sz w:val="24"/>
+          <w:szCs w:val="24"/>
+        </w:rPr>
+        <w:t>Keep costs in control by assessing wastage and oversized infrastructure resources</w:t>
+      </w:r>
+      <w:r>
+        <w:br/>
+      </w:r>
+      <w:r>
+        <w:br/>
+      </w:r>
+      <w:r>
+        <w:br/>
+      </w:r>
+      <w:r>
+        <w:br/>
+      </w:r>
+      <w:r>
+        <w:br/>
+      </w:r>
+      <w:r>
+        <w:rPr>
+          <w:color w:val="808080"/>
+          <w:sz w:val="24"/>
+          <w:szCs w:val="24"/>
+        </w:rPr>
+        <w:t xml:space="preserve"> -  Increased Reliability – Identify and resolve issues before they escalate.</w:t>
+      </w:r>
+      <w:r>
+        <w:br/>
+      </w:r>
+      <w:r>
+        <w:br/>
+      </w:r>
+      <w:r>
+        <w:br/>
+      </w:r>
+      <w:r>
+        <w:br/>
+      </w:r>
+      <w:r>
+        <w:br/>
+      </w:r>
+      <w:r>
+        <w:rPr>
+          <w:color w:val="808080"/>
+          <w:sz w:val="24"/>
+          <w:szCs w:val="24"/>
+        </w:rPr>
+        <w:t xml:space="preserve"> -  Cost-Effective Operations – Reduce operational costs by up to 50%. A fraction of the cost of adding human NOC/SRE staff.</w:t>
+      </w:r>
+      <w:r>
+        <w:br/>
+      </w:r>
+      <w:r>
+        <w:br/>
+      </w:r>
+      <w:r>
+        <w:br/>
+      </w:r>
+      <w:r>
+        <w:br/>
+      </w:r>
+      <w:r>
+        <w:br/>
+      </w:r>
+      <w:r>
+        <w:rPr>
+          <w:color w:val="808080"/>
+          <w:sz w:val="24"/>
+          <w:szCs w:val="24"/>
+        </w:rPr>
+        <w:t xml:space="preserve"> -  Improved IT Productivity – 3X and more productivity gains. Free up engineering teams to focus on innovation, not firefighting.</w:t>
+      </w:r>
+      <w:r>
+        <w:br/>
+      </w:r>
+      <w:r>
+        <w:br/>
+      </w:r>
+      <w:r>
+        <w:br/>
+      </w:r>
+      <w:r>
+        <w:br/>
+      </w:r>
+      <w:r>
+        <w:br/>
+      </w:r>
+      <w:r>
+        <w:rPr>
+          <w:color w:val="808080"/>
+          <w:sz w:val="24"/>
+          <w:szCs w:val="24"/>
+        </w:rPr>
+        <w:t xml:space="preserve"> -  Scalable &amp; Adaptable – Grows with your environment and continuously learns from it.</w:t>
+      </w:r>
+      <w:r>
+        <w:br/>
+      </w:r>
+      <w:r>
+        <w:br/>
+      </w:r>
+      <w:r>
+        <w:br/>
+      </w:r>
+      <w:r>
+        <w:br/>
+      </w:r>
+      <w:r>
+        <w:br/>
+      </w:r>
+      <w:r>
+        <w:rPr>
+          <w:color w:val="808080"/>
+          <w:sz w:val="24"/>
+          <w:szCs w:val="24"/>
+        </w:rPr>
+        <w:t>- Addresses skill gaps with its expert troubleshooting, management, and assessments ranging from Windows, Linux to Nvidia GPUs as well as Firewalls and multi-vendor network devices.</w:t>
+      </w:r>
+      <w:r>
+        <w:br/>
+      </w:r>
+      <w:r>
+        <w:br/>
+      </w:r>
+      <w:r>
+        <w:br/>
+      </w:r>
+      <w:r>
+        <w:br/>
+      </w:r>
+      <w:r>
+        <w:br/>
+      </w:r>
+      <w:r>
+        <w:br/>
+      </w:r>
+      <w:r>
+        <w:br/>
+      </w:r>
+      <w:r>
+        <w:br/>
+      </w:r>
+      <w:r>
+        <w:rPr>
+          <w:color w:val="808080"/>
+          <w:sz w:val="24"/>
+          <w:szCs w:val="24"/>
+        </w:rPr>
+        <w:t xml:space="preserve">   </w:t>
+      </w:r>
+      <w:r>
+        <w:br/>
+      </w:r>
+      <w:r>
+        <w:br/>
+      </w:r>
+      <w:r>
+        <w:br/>
+      </w:r>
+      <w:r>
+        <w:br/>
+      </w:r>
+      <w:r>
+        <w:br/>
+      </w:r>
+      <w:r>
+        <w:rPr>
+          <w:color w:val="808080"/>
+          <w:sz w:val="24"/>
+          <w:szCs w:val="24"/>
+        </w:rPr>
+        <w:t>Wanclouds AI (WANDA) is your always-on AI engineer from Wanclouds, helping you stay ahead of outages, errors, security risks, and costly downtime..</w:t>
+      </w:r>
+      <w:r>
+        <w:br/>
+      </w:r>
+      <w:r>
+        <w:br/>
+      </w:r>
+      <w:r>
+        <w:br/>
+      </w:r>
+      <w:r>
+        <w:br/>
+      </w:r>
+      <w:r>
+        <w:br/>
+      </w:r>
+      <w:r>
+        <w:br/>
+      </w:r>
+      <w:r>
+        <w:br/>
+      </w:r>
+      <w:r>
+        <w:br/>
+      </w:r>
+      <w:r>
+        <w:rPr>
+          <w:color w:val="808080"/>
+          <w:sz w:val="24"/>
+          <w:szCs w:val="24"/>
+        </w:rPr>
+        <w:t>If you need a private instance of Wanclouds AI dedicated to your cloud and IT infrastructure resources, please contact Wanclouds at www.wanclouds.net or sales@wanclouds.net</w:t>
+      </w:r>
+      <w:r>
+        <w:br/>
+      </w:r>
+      <w:r>
+        <w:br/>
+      </w:r>
+      <w:r>
+        <w:br/>
+      </w:r>
+      <w:r>
+        <w:br/>
+      </w:r>
+      <w:r>
+        <w:br/>
+      </w:r>
+      <w:r>
+        <w:br/>
       </w:r>
       <w:r>
         <w:br/>
@@ -40619,7 +40666,7 @@
       </w:r>
       <w:hyperlink r:id="rId558">
         <w:r>
-          <w:t>https://docs.wasabi.com/docs/wasabi-air</w:t>
+          <w:t>https://www.wanclouds.ai/</w:t>
         </w:r>
       </w:hyperlink>
       <w:r>
@@ -40680,21 +40727,35 @@
           <w:sz w:val="28"/>
           <w:szCs w:val="28"/>
         </w:rPr>
-        <w:t xml:space="preserve">     Wasabi Hot Cloud Storage</w:t>
-      </w:r>
-      <w:r>
-        <w:br/>
-      </w:r>
-      <w:r>
-        <w:br/>
-      </w:r>
-      <w:r>
-        <w:rPr>
-          <w:color w:val="808080"/>
-          <w:sz w:val="24"/>
-          <w:szCs w:val="24"/>
-        </w:rPr>
-        <w:t>Wasabi Hot Cloud Storage is a universal, one-size-fits-all cloud object storage service that simplifies storage by enabling a highly available environment across a range of business use cases. Wasabi Hot Cloud Storage is easy to understand, simple to order, and incredibly cost-effective to scale. With Wasabi, there are no confusing storage tiers to decipher and no complicated fee structures to decode. And Wasabi storage is free from data access and API call fees, unlike traditional providers, which can substantially drive-up costs.</w:t>
+        <w:t xml:space="preserve">     Wasabi AiR</w:t>
+      </w:r>
+      <w:r>
+        <w:br/>
+      </w:r>
+      <w:r>
+        <w:br/>
+      </w:r>
+      <w:r>
+        <w:rPr>
+          <w:color w:val="808080"/>
+          <w:sz w:val="24"/>
+          <w:szCs w:val="24"/>
+        </w:rPr>
+        <w:t>Wasabi AiR Intelligent Media Storage</w:t>
+      </w:r>
+      <w:r>
+        <w:br/>
+      </w:r>
+      <w:r>
+        <w:br/>
+      </w:r>
+      <w:r>
+        <w:rPr>
+          <w:color w:val="808080"/>
+          <w:sz w:val="24"/>
+          <w:szCs w:val="24"/>
+        </w:rPr>
+        <w:t>Wasabi AiR is AI-powered intelligent media storage that adds structure to unstructured data, automatically tagging visual, audio, and textural elements as they are ingested. Wasabi AiR combines features such as metadata auto-tagging, Optical Character Recognition, speech to text, people recognition, and multilingual transcription, with cloud storage. Seamlessly integrate Wasabi AiR into your media workflow to enhance content discoverability, streamline operations, and maximize media value.</w:t>
       </w:r>
       <w:r>
         <w:br/>
@@ -40712,7 +40773,7 @@
       </w:r>
       <w:hyperlink r:id="rId560">
         <w:r>
-          <w:t>https://docs.wasabi.com/docs/wasabi-object-storage</w:t>
+          <w:t>https://docs.wasabi.com/docs/wasabi-air</w:t>
         </w:r>
       </w:hyperlink>
       <w:r>
@@ -40773,21 +40834,24 @@
           <w:sz w:val="28"/>
           <w:szCs w:val="28"/>
         </w:rPr>
-        <w:t xml:space="preserve">     Watson Discovery</w:t>
-      </w:r>
-      <w:r>
-        <w:br/>
-      </w:r>
-      <w:r>
-        <w:br/>
-      </w:r>
-      <w:r>
-        <w:rPr>
-          <w:color w:val="808080"/>
-          <w:sz w:val="24"/>
-          <w:szCs w:val="24"/>
-        </w:rPr>
-        <w:t>Add a cognitive search and content analytics engine to applications to identify patterns, trends and actionable insights that drive better decision-making. Securely unify structured and unstructured data with pre-enriched content, and use a simplified query language to eliminate the need for manual filtering of results.</w:t>
+        <w:t xml:space="preserve">     Wasabi Hot Cloud Storage</w:t>
+      </w:r>
+      <w:r>
+        <w:br/>
+      </w:r>
+      <w:r>
+        <w:br/>
+      </w:r>
+      <w:r>
+        <w:rPr>
+          <w:color w:val="808080"/>
+          <w:sz w:val="24"/>
+          <w:szCs w:val="24"/>
+        </w:rPr>
+        <w:t>Wasabi Hot Cloud Storage is a universal, one-size-fits-all cloud object storage service that simplifies storage by enabling a highly available environment across a range of business use cases. Wasabi Hot Cloud Storage is easy to understand, simple to order, and incredibly cost-effective to scale. With Wasabi, there are no confusing storage tiers to decipher and no complicated fee structures to decode. And Wasabi storage is free from data access and API call fees, unlike traditional providers, which can substantially drive-up costs.</w:t>
+      </w:r>
+      <w:r>
+        <w:br/>
       </w:r>
       <w:r>
         <w:br/>
@@ -40802,7 +40866,7 @@
       </w:r>
       <w:hyperlink r:id="rId562">
         <w:r>
-          <w:t>https://cloud.ibm.com/docs/discovery-data?topic=discovery-data-getting-started</w:t>
+          <w:t>https://docs.wasabi.com/docs/wasabi-object-storage</w:t>
         </w:r>
       </w:hyperlink>
       <w:r>
@@ -40863,21 +40927,21 @@
           <w:sz w:val="28"/>
           <w:szCs w:val="28"/>
         </w:rPr>
-        <w:t xml:space="preserve">     watsonx</w:t>
-      </w:r>
-      <w:r>
-        <w:br/>
-      </w:r>
-      <w:r>
-        <w:br/>
-      </w:r>
-      <w:r>
-        <w:rPr>
-          <w:color w:val="808080"/>
-          <w:sz w:val="24"/>
-          <w:szCs w:val="24"/>
-        </w:rPr>
-        <w:t>Build with our new studio for foundation models, generative AI and machine learning. Train, validate, tune, and deploy foundation and machine learning models with ease.</w:t>
+        <w:t xml:space="preserve">     Watson Discovery</w:t>
+      </w:r>
+      <w:r>
+        <w:br/>
+      </w:r>
+      <w:r>
+        <w:br/>
+      </w:r>
+      <w:r>
+        <w:rPr>
+          <w:color w:val="808080"/>
+          <w:sz w:val="24"/>
+          <w:szCs w:val="24"/>
+        </w:rPr>
+        <w:t>Add a cognitive search and content analytics engine to applications to identify patterns, trends and actionable insights that drive better decision-making. Securely unify structured and unstructured data with pre-enriched content, and use a simplified query language to eliminate the need for manual filtering of results.</w:t>
       </w:r>
       <w:r>
         <w:br/>
@@ -40892,7 +40956,7 @@
       </w:r>
       <w:hyperlink r:id="rId564">
         <w:r>
-          <w:t>https://ibm.com</w:t>
+          <w:t>https://cloud.ibm.com/docs/discovery-data?topic=discovery-data-getting-started</w:t>
         </w:r>
       </w:hyperlink>
       <w:r>
@@ -40953,35 +41017,21 @@
           <w:sz w:val="28"/>
           <w:szCs w:val="28"/>
         </w:rPr>
-        <w:t xml:space="preserve">     watsonx Assistant</w:t>
-      </w:r>
-      <w:r>
-        <w:br/>
-      </w:r>
-      <w:r>
-        <w:br/>
-      </w:r>
-      <w:r>
-        <w:rPr>
-          <w:color w:val="808080"/>
-          <w:sz w:val="24"/>
-          <w:szCs w:val="24"/>
-        </w:rPr>
-        <w:t>watsonx Assistant lets you build conversational interfaces into any application, device, or channel.</w:t>
-      </w:r>
-      <w:r>
-        <w:br/>
-      </w:r>
-      <w:r>
-        <w:br/>
-      </w:r>
-      <w:r>
-        <w:rPr>
-          <w:color w:val="808080"/>
-          <w:sz w:val="24"/>
-          <w:szCs w:val="24"/>
-        </w:rPr>
-        <w:t>Add a natural language interface to your application to automate interactions with your end users. Common applications include virtual agents and chat bots that can integrate and communicate on any channel or device. Train through an easy-to-use web application, designed so you can quickly build natural conversation flows between your apps and users, and deploy scalable, cost effective solutions.</w:t>
+        <w:t xml:space="preserve">     watsonx</w:t>
+      </w:r>
+      <w:r>
+        <w:br/>
+      </w:r>
+      <w:r>
+        <w:br/>
+      </w:r>
+      <w:r>
+        <w:rPr>
+          <w:color w:val="808080"/>
+          <w:sz w:val="24"/>
+          <w:szCs w:val="24"/>
+        </w:rPr>
+        <w:t>Build with our new studio for foundation models, generative AI and machine learning. Train, validate, tune, and deploy foundation and machine learning models with ease.</w:t>
       </w:r>
       <w:r>
         <w:br/>
@@ -40996,7 +41046,7 @@
       </w:r>
       <w:hyperlink r:id="rId566">
         <w:r>
-          <w:t>https://cloud.ibm.com/docs/watson-assistant?topic=watson-assistant-welcome-new-assistant</w:t>
+          <w:t>https://ibm.com</w:t>
         </w:r>
       </w:hyperlink>
       <w:r>
@@ -41057,43 +41107,35 @@
           <w:sz w:val="28"/>
           <w:szCs w:val="28"/>
         </w:rPr>
-        <w:t xml:space="preserve">     watsonx BI</w:t>
-      </w:r>
-      <w:r>
-        <w:br/>
-      </w:r>
-      <w:r>
-        <w:br/>
-      </w:r>
-      <w:r>
-        <w:rPr>
-          <w:color w:val="808080"/>
-          <w:sz w:val="24"/>
-          <w:szCs w:val="24"/>
-        </w:rPr>
-        <w:t>IBM watsonx BI is a generative AI-powered business intelligence tool that is designed to help you uncover hidden insights from your data. Use natural language to analyze complex data, generate insights and data-aware recommendations that are easy to understand and actionable.</w:t>
-      </w:r>
-      <w:r>
-        <w:br/>
-      </w:r>
-      <w:r>
-        <w:rPr>
-          <w:color w:val="808080"/>
-          <w:sz w:val="24"/>
-          <w:szCs w:val="24"/>
-        </w:rPr>
-        <w:t xml:space="preserve"> </w:t>
-      </w:r>
-      <w:r>
-        <w:br/>
-      </w:r>
-      <w:r>
-        <w:rPr>
-          <w:color w:val="808080"/>
-          <w:sz w:val="24"/>
-          <w:szCs w:val="24"/>
-        </w:rPr>
-        <w:t>After provisioning, the IBM account owner is required to complete the initial setup steps</w:t>
+        <w:t xml:space="preserve">     watsonx Assistant</w:t>
+      </w:r>
+      <w:r>
+        <w:br/>
+      </w:r>
+      <w:r>
+        <w:br/>
+      </w:r>
+      <w:r>
+        <w:rPr>
+          <w:color w:val="808080"/>
+          <w:sz w:val="24"/>
+          <w:szCs w:val="24"/>
+        </w:rPr>
+        <w:t>watsonx Assistant lets you build conversational interfaces into any application, device, or channel.</w:t>
+      </w:r>
+      <w:r>
+        <w:br/>
+      </w:r>
+      <w:r>
+        <w:br/>
+      </w:r>
+      <w:r>
+        <w:rPr>
+          <w:color w:val="808080"/>
+          <w:sz w:val="24"/>
+          <w:szCs w:val="24"/>
+        </w:rPr>
+        <w:t>Add a natural language interface to your application to automate interactions with your end users. Common applications include virtual agents and chat bots that can integrate and communicate on any channel or device. Train through an easy-to-use web application, designed so you can quickly build natural conversation flows between your apps and users, and deploy scalable, cost effective solutions.</w:t>
       </w:r>
       <w:r>
         <w:br/>
@@ -41108,7 +41150,7 @@
       </w:r>
       <w:hyperlink r:id="rId568">
         <w:r>
-          <w:t>https://cloud.ibm.com/docs/watsonx-bi</w:t>
+          <w:t>https://cloud.ibm.com/docs/watson-assistant?topic=watson-assistant-welcome-new-assistant</w:t>
         </w:r>
       </w:hyperlink>
       <w:r>
@@ -41169,49 +41211,43 @@
           <w:sz w:val="28"/>
           <w:szCs w:val="28"/>
         </w:rPr>
-        <w:t xml:space="preserve">     watsonx Code Assistant</w:t>
-      </w:r>
-      <w:r>
-        <w:br/>
-      </w:r>
-      <w:r>
-        <w:br/>
-      </w:r>
-      <w:r>
-        <w:rPr>
-          <w:color w:val="808080"/>
-          <w:sz w:val="24"/>
-          <w:szCs w:val="24"/>
-        </w:rPr>
-        <w:t>IBM watsonx Code Assistant is a cloud service that leverages generative AI to accelerate code generation and increase developer productivity. It uses generative AI that is purpose-built for targeted use cases like Application Modernization and IT Automation.</w:t>
-      </w:r>
-      <w:r>
-        <w:br/>
-      </w:r>
-      <w:r>
-        <w:rPr>
-          <w:color w:val="808080"/>
-          <w:sz w:val="24"/>
-          <w:szCs w:val="24"/>
-        </w:rPr>
-        <w:t>Out-of-the-box, watsonx Code Assistant provides pre-trained models based on specific programming languages to ensure trust and efficiency for accurate code generation. IBM watsonx Code Assistant allows you to customize the underlying model(s) to ensure output is grounded in your organization's best practices, while providing visibility into the potential origin of generated code.</w:t>
-      </w:r>
-      <w:r>
-        <w:br/>
-      </w:r>
-      <w:r>
-        <w:br/>
-      </w:r>
-      <w:r>
-        <w:rPr>
-          <w:color w:val="808080"/>
-          <w:sz w:val="24"/>
-          <w:szCs w:val="24"/>
-        </w:rPr>
-        <w:t>Note: There are varying support levels for the available editions of IBM watsonx Code Assistant. Please reference the [Service Description Terms](https://www.ibm.com/terms/?id=i126-9704) for specific support commitments.</w:t>
-      </w:r>
-      <w:r>
-        <w:br/>
+        <w:t xml:space="preserve">     watsonx BI</w:t>
+      </w:r>
+      <w:r>
+        <w:br/>
+      </w:r>
+      <w:r>
+        <w:br/>
+      </w:r>
+      <w:r>
+        <w:rPr>
+          <w:color w:val="808080"/>
+          <w:sz w:val="24"/>
+          <w:szCs w:val="24"/>
+        </w:rPr>
+        <w:t>IBM watsonx BI is a generative AI-powered business intelligence tool that is designed to help you uncover hidden insights from your data. Use natural language to analyze complex data, generate insights and data-aware recommendations that are easy to understand and actionable.</w:t>
+      </w:r>
+      <w:r>
+        <w:br/>
+      </w:r>
+      <w:r>
+        <w:rPr>
+          <w:color w:val="808080"/>
+          <w:sz w:val="24"/>
+          <w:szCs w:val="24"/>
+        </w:rPr>
+        <w:t xml:space="preserve"> </w:t>
+      </w:r>
+      <w:r>
+        <w:br/>
+      </w:r>
+      <w:r>
+        <w:rPr>
+          <w:color w:val="808080"/>
+          <w:sz w:val="24"/>
+          <w:szCs w:val="24"/>
+        </w:rPr>
+        <w:t>After provisioning, the IBM account owner is required to complete the initial setup steps</w:t>
       </w:r>
       <w:r>
         <w:br/>
@@ -41226,7 +41262,7 @@
       </w:r>
       <w:hyperlink r:id="rId570">
         <w:r>
-          <w:t>https://cloud.ibm.com/docs/watsonx-code-assistant</w:t>
+          <w:t>https://cloud.ibm.com/docs/watsonx-bi</w:t>
         </w:r>
       </w:hyperlink>
       <w:r>
@@ -41287,21 +41323,49 @@
           <w:sz w:val="28"/>
           <w:szCs w:val="28"/>
         </w:rPr>
-        <w:t xml:space="preserve">     watsonx Orchestrate</w:t>
-      </w:r>
-      <w:r>
-        <w:br/>
-      </w:r>
-      <w:r>
-        <w:br/>
-      </w:r>
-      <w:r>
-        <w:rPr>
-          <w:color w:val="808080"/>
-          <w:sz w:val="24"/>
-          <w:szCs w:val="24"/>
-        </w:rPr>
-        <w:t>IBM watsonx Orchestrate, powered by LLMs, includes pre-built skills that use natural language processing to draw from a catalog of basic and advanced skills to execute your requests, in context and in the right order, without the need for any specialized training or developer experience.</w:t>
+        <w:t xml:space="preserve">     watsonx Code Assistant</w:t>
+      </w:r>
+      <w:r>
+        <w:br/>
+      </w:r>
+      <w:r>
+        <w:br/>
+      </w:r>
+      <w:r>
+        <w:rPr>
+          <w:color w:val="808080"/>
+          <w:sz w:val="24"/>
+          <w:szCs w:val="24"/>
+        </w:rPr>
+        <w:t>IBM watsonx Code Assistant is a cloud service that leverages generative AI to accelerate code generation and increase developer productivity. It uses generative AI that is purpose-built for targeted use cases like Application Modernization and IT Automation.</w:t>
+      </w:r>
+      <w:r>
+        <w:br/>
+      </w:r>
+      <w:r>
+        <w:rPr>
+          <w:color w:val="808080"/>
+          <w:sz w:val="24"/>
+          <w:szCs w:val="24"/>
+        </w:rPr>
+        <w:t>Out-of-the-box, watsonx Code Assistant provides pre-trained models based on specific programming languages to ensure trust and efficiency for accurate code generation. IBM watsonx Code Assistant allows you to customize the underlying model(s) to ensure output is grounded in your organization's best practices, while providing visibility into the potential origin of generated code.</w:t>
+      </w:r>
+      <w:r>
+        <w:br/>
+      </w:r>
+      <w:r>
+        <w:br/>
+      </w:r>
+      <w:r>
+        <w:rPr>
+          <w:color w:val="808080"/>
+          <w:sz w:val="24"/>
+          <w:szCs w:val="24"/>
+        </w:rPr>
+        <w:t>Note: There are varying support levels for the available editions of IBM watsonx Code Assistant. Please reference the [Service Description Terms](https://www.ibm.com/terms/?id=i126-9704) for specific support commitments.</w:t>
+      </w:r>
+      <w:r>
+        <w:br/>
       </w:r>
       <w:r>
         <w:br/>
@@ -41316,7 +41380,7 @@
       </w:r>
       <w:hyperlink r:id="rId572">
         <w:r>
-          <w:t>https://www.ibm.com/docs/en/watson-orchestrate</w:t>
+          <w:t>https://cloud.ibm.com/docs/watsonx-code-assistant</w:t>
         </w:r>
       </w:hyperlink>
       <w:r>
@@ -41377,21 +41441,21 @@
           <w:sz w:val="28"/>
           <w:szCs w:val="28"/>
         </w:rPr>
-        <w:t xml:space="preserve">     watsonx.ai Runtime</w:t>
-      </w:r>
-      <w:r>
-        <w:br/>
-      </w:r>
-      <w:r>
-        <w:br/>
-      </w:r>
-      <w:r>
-        <w:rPr>
-          <w:color w:val="808080"/>
-          <w:sz w:val="24"/>
-          <w:szCs w:val="24"/>
-        </w:rPr>
-        <w:t>IBM watsonx.ai Runtime service provides resources to power AI lifecycles and makes building and deploying AI solutions simple and scalable. It includes APIs, tools, models, and flexible runtimes ready for use in any cloud or hybrid environment.   For a full description of features and capabilities, visit the watsonx.ai product page https://www.ibm.com/products/watsonx-ai</w:t>
+        <w:t xml:space="preserve">     watsonx Orchestrate</w:t>
+      </w:r>
+      <w:r>
+        <w:br/>
+      </w:r>
+      <w:r>
+        <w:br/>
+      </w:r>
+      <w:r>
+        <w:rPr>
+          <w:color w:val="808080"/>
+          <w:sz w:val="24"/>
+          <w:szCs w:val="24"/>
+        </w:rPr>
+        <w:t>IBM watsonx Orchestrate, powered by LLMs, includes pre-built skills that use natural language processing to draw from a catalog of basic and advanced skills to execute your requests, in context and in the right order, without the need for any specialized training or developer experience.</w:t>
       </w:r>
       <w:r>
         <w:br/>
@@ -41406,7 +41470,7 @@
       </w:r>
       <w:hyperlink r:id="rId574">
         <w:r>
-          <w:t>https://dataplatform.cloud.ibm.com/docs/content/wsj/analyze-data/ml-overview.html</w:t>
+          <w:t>https://www.ibm.com/docs/en/watson-orchestrate</w:t>
         </w:r>
       </w:hyperlink>
       <w:r>
@@ -41467,21 +41531,21 @@
           <w:sz w:val="28"/>
           <w:szCs w:val="28"/>
         </w:rPr>
-        <w:t xml:space="preserve">     watsonx.ai Studio</w:t>
-      </w:r>
-      <w:r>
-        <w:br/>
-      </w:r>
-      <w:r>
-        <w:br/>
-      </w:r>
-      <w:r>
-        <w:rPr>
-          <w:color w:val="808080"/>
-          <w:sz w:val="24"/>
-          <w:szCs w:val="24"/>
-        </w:rPr>
-        <w:t>IBM watsonx.ai Studio provides the set of integrated tools for IBM watsonx.ai and Cloud Pak for Data as a Service. IBM watsonx.ai Studio is powered by IBM watsonx.ai Runtime. With a suite of tools for all skill levels, everyone can collaborate to develop machine learning solutions and on watsonx.ai, develop generative AI solutions. You can write code, visually code on a graphical canvas, or automatically build AI solutions.</w:t>
+        <w:t xml:space="preserve">     watsonx.ai Runtime</w:t>
+      </w:r>
+      <w:r>
+        <w:br/>
+      </w:r>
+      <w:r>
+        <w:br/>
+      </w:r>
+      <w:r>
+        <w:rPr>
+          <w:color w:val="808080"/>
+          <w:sz w:val="24"/>
+          <w:szCs w:val="24"/>
+        </w:rPr>
+        <w:t>IBM watsonx.ai Runtime service provides resources to power AI lifecycles and makes building and deploying AI solutions simple and scalable. It includes APIs, tools, models, and flexible runtimes ready for use in any cloud or hybrid environment.   For a full description of features and capabilities, visit the watsonx.ai product page https://www.ibm.com/products/watsonx-ai</w:t>
       </w:r>
       <w:r>
         <w:br/>
@@ -41496,7 +41560,7 @@
       </w:r>
       <w:hyperlink r:id="rId576">
         <w:r>
-          <w:t>https://dataplatform.cloud.ibm.com/docs</w:t>
+          <w:t>https://dataplatform.cloud.ibm.com/docs/content/wsj/analyze-data/ml-overview.html</w:t>
         </w:r>
       </w:hyperlink>
       <w:r>
@@ -41557,21 +41621,21 @@
           <w:sz w:val="28"/>
           <w:szCs w:val="28"/>
         </w:rPr>
-        <w:t xml:space="preserve">     watsonx.data</w:t>
-      </w:r>
-      <w:r>
-        <w:br/>
-      </w:r>
-      <w:r>
-        <w:br/>
-      </w:r>
-      <w:r>
-        <w:rPr>
-          <w:color w:val="808080"/>
-          <w:sz w:val="24"/>
-          <w:szCs w:val="24"/>
-        </w:rPr>
-        <w:t>Watsonx.data is a data management solution for collecting, storing, querying, and analyzing all your enterprise data (structured, semi-structured, and unstructured) with a single unified data platform. It provides a flexible and reliable platform that is optimized to work on open data formats.</w:t>
+        <w:t xml:space="preserve">     watsonx.ai Studio</w:t>
+      </w:r>
+      <w:r>
+        <w:br/>
+      </w:r>
+      <w:r>
+        <w:br/>
+      </w:r>
+      <w:r>
+        <w:rPr>
+          <w:color w:val="808080"/>
+          <w:sz w:val="24"/>
+          <w:szCs w:val="24"/>
+        </w:rPr>
+        <w:t>IBM watsonx.ai Studio provides the set of integrated tools for IBM watsonx.ai and Cloud Pak for Data as a Service. IBM watsonx.ai Studio is powered by IBM watsonx.ai Runtime. With a suite of tools for all skill levels, everyone can collaborate to develop machine learning solutions and on watsonx.ai, develop generative AI solutions. You can write code, visually code on a graphical canvas, or automatically build AI solutions.</w:t>
       </w:r>
       <w:r>
         <w:br/>
@@ -41586,7 +41650,7 @@
       </w:r>
       <w:hyperlink r:id="rId578">
         <w:r>
-          <w:t>https://cloud.ibm.com/docs/watsonxdata</w:t>
+          <w:t>https://dataplatform.cloud.ibm.com/docs</w:t>
         </w:r>
       </w:hyperlink>
       <w:r>
@@ -41647,21 +41711,21 @@
           <w:sz w:val="28"/>
           <w:szCs w:val="28"/>
         </w:rPr>
-        <w:t xml:space="preserve">     watsonx.data integration</w:t>
-      </w:r>
-      <w:r>
-        <w:br/>
-      </w:r>
-      <w:r>
-        <w:br/>
-      </w:r>
-      <w:r>
-        <w:rPr>
-          <w:color w:val="808080"/>
-          <w:sz w:val="24"/>
-          <w:szCs w:val="24"/>
-        </w:rPr>
-        <w:t>watsonx.data integration is a data integration tool that offers a unified experience for data teams to seamlessly handle real-time streaming, replication and bulk/batch integration patterns, without having to switch context or preselect the integration style. Modernize your data flows with a SaaS-based architecture that promotes reusability of data flows, enhances security and cost effectiveness, leveraging deployment flexibility across hybrid cloud environments. Boost data reliability with continuous monitoring of data quality issues with data observability.</w:t>
+        <w:t xml:space="preserve">     watsonx.data</w:t>
+      </w:r>
+      <w:r>
+        <w:br/>
+      </w:r>
+      <w:r>
+        <w:br/>
+      </w:r>
+      <w:r>
+        <w:rPr>
+          <w:color w:val="808080"/>
+          <w:sz w:val="24"/>
+          <w:szCs w:val="24"/>
+        </w:rPr>
+        <w:t>Watsonx.data is a data management solution for collecting, storing, querying, and analyzing all your enterprise data (structured, semi-structured, and unstructured) with a single unified data platform. It provides a flexible and reliable platform that is optimized to work on open data formats.</w:t>
       </w:r>
       <w:r>
         <w:br/>
@@ -41676,7 +41740,7 @@
       </w:r>
       <w:hyperlink r:id="rId580">
         <w:r>
-          <w:t>https://dataplatform.cloud.ibm.com/docs/content/wsj/getting-started/welcome-main.html?context=df&amp;amp;audience=wdp</w:t>
+          <w:t>https://cloud.ibm.com/docs/watsonxdata</w:t>
         </w:r>
       </w:hyperlink>
       <w:r>
@@ -41737,21 +41801,21 @@
           <w:sz w:val="28"/>
           <w:szCs w:val="28"/>
         </w:rPr>
-        <w:t xml:space="preserve">     watsonx.data intelligence</w:t>
-      </w:r>
-      <w:r>
-        <w:br/>
-      </w:r>
-      <w:r>
-        <w:br/>
-      </w:r>
-      <w:r>
-        <w:rPr>
-          <w:color w:val="808080"/>
-          <w:sz w:val="24"/>
-          <w:szCs w:val="24"/>
-        </w:rPr>
-        <w:t>IBM watsonx.data intelligence revolutionizes the way organizations curate, manage, and utilize data by leveraging the power of AI to simplify data delivery across hybrid ecosystems. It empowers organizations to discover, trust, and access meaningful data by unifying governance, lineage, quality, and sharing, providing consumers with reliable data products.</w:t>
+        <w:t xml:space="preserve">     watsonx.data integration</w:t>
+      </w:r>
+      <w:r>
+        <w:br/>
+      </w:r>
+      <w:r>
+        <w:br/>
+      </w:r>
+      <w:r>
+        <w:rPr>
+          <w:color w:val="808080"/>
+          <w:sz w:val="24"/>
+          <w:szCs w:val="24"/>
+        </w:rPr>
+        <w:t>watsonx.data integration is a data integration tool that offers a unified experience for data teams to seamlessly handle real-time streaming, replication and bulk/batch integration patterns, without having to switch context or preselect the integration style. Modernize your data flows with a SaaS-based architecture that promotes reusability of data flows, enhances security and cost effectiveness, leveraging deployment flexibility across hybrid cloud environments. Boost data reliability with continuous monitoring of data quality issues with data observability.</w:t>
       </w:r>
       <w:r>
         <w:br/>
@@ -41827,21 +41891,21 @@
           <w:sz w:val="28"/>
           <w:szCs w:val="28"/>
         </w:rPr>
-        <w:t xml:space="preserve">     watsonx.governance</w:t>
-      </w:r>
-      <w:r>
-        <w:br/>
-      </w:r>
-      <w:r>
-        <w:br/>
-      </w:r>
-      <w:r>
-        <w:rPr>
-          <w:color w:val="808080"/>
-          <w:sz w:val="24"/>
-          <w:szCs w:val="24"/>
-        </w:rPr>
-        <w:t>IBM watsonx.governance™ helps you direct, manage and monitor your organization’s AI activities</w:t>
+        <w:t xml:space="preserve">     watsonx.data intelligence</w:t>
+      </w:r>
+      <w:r>
+        <w:br/>
+      </w:r>
+      <w:r>
+        <w:br/>
+      </w:r>
+      <w:r>
+        <w:rPr>
+          <w:color w:val="808080"/>
+          <w:sz w:val="24"/>
+          <w:szCs w:val="24"/>
+        </w:rPr>
+        <w:t>IBM watsonx.data intelligence revolutionizes the way organizations curate, manage, and utilize data by leveraging the power of AI to simplify data delivery across hybrid ecosystems. It empowers organizations to discover, trust, and access meaningful data by unifying governance, lineage, quality, and sharing, providing consumers with reliable data products.</w:t>
       </w:r>
       <w:r>
         <w:br/>
@@ -41856,7 +41920,7 @@
       </w:r>
       <w:hyperlink r:id="rId584">
         <w:r>
-          <w:t>https://dataplatform.cloud.ibm.com/docs/content/wsj/analyze-data/xgov-overview.html?context=wx&amp;amp;audience=wdp</w:t>
+          <w:t>https://dataplatform.cloud.ibm.com/docs/content/wsj/getting-started/welcome-main.html?context=df&amp;amp;audience=wdp</w:t>
         </w:r>
       </w:hyperlink>
       <w:r>
@@ -41917,179 +41981,21 @@
           <w:sz w:val="28"/>
           <w:szCs w:val="28"/>
         </w:rPr>
-        <w:t xml:space="preserve">     WealthGrowth.AI</w:t>
-      </w:r>
-      <w:r>
-        <w:br/>
-      </w:r>
-      <w:r>
-        <w:br/>
-      </w:r>
-      <w:r>
-        <w:rPr>
-          <w:color w:val="808080"/>
-          <w:sz w:val="24"/>
-          <w:szCs w:val="24"/>
-        </w:rPr>
-        <w:t>WealthGrowth.ai: Transforming Wealth Management with AI</w:t>
-      </w:r>
-      <w:r>
-        <w:br/>
-      </w:r>
-      <w:r>
-        <w:br/>
-      </w:r>
-      <w:r>
-        <w:rPr>
-          <w:color w:val="808080"/>
-          <w:sz w:val="24"/>
-          <w:szCs w:val="24"/>
-        </w:rPr>
-        <w:t>WealthGrowth.ai is an Agentic AI workflow designed to enhance financial advisory services by leveraging 64 AI models, multiple AI agents, over 250 APIs, and six digital applications. By automating up to 95% of advisors' tasks, it helps boost asset growth and expand client outreach.</w:t>
-      </w:r>
-      <w:r>
-        <w:br/>
-      </w:r>
-      <w:r>
-        <w:br/>
-      </w:r>
-      <w:r>
-        <w:rPr>
-          <w:color w:val="808080"/>
-          <w:sz w:val="24"/>
-          <w:szCs w:val="24"/>
-        </w:rPr>
-        <w:t>Key Benefits:</w:t>
-      </w:r>
-      <w:r>
-        <w:br/>
-      </w:r>
-      <w:r>
-        <w:br/>
-      </w:r>
-      <w:r>
-        <w:rPr>
-          <w:color w:val="808080"/>
-          <w:sz w:val="24"/>
-          <w:szCs w:val="24"/>
-        </w:rPr>
-        <w:t>1. Growing with Current Clients</w:t>
-      </w:r>
-      <w:r>
-        <w:br/>
-      </w:r>
-      <w:r>
-        <w:rPr>
-          <w:color w:val="808080"/>
-          <w:sz w:val="24"/>
-          <w:szCs w:val="24"/>
-        </w:rPr>
-        <w:t>Increases product utilization by 3 to 4 times.</w:t>
-      </w:r>
-      <w:r>
-        <w:br/>
-      </w:r>
-      <w:r>
-        <w:rPr>
-          <w:color w:val="808080"/>
-          <w:sz w:val="24"/>
-          <w:szCs w:val="24"/>
-        </w:rPr>
-        <w:t>Expands wallet share by up to 40%.</w:t>
-      </w:r>
-      <w:r>
-        <w:br/>
-      </w:r>
-      <w:r>
-        <w:rPr>
-          <w:color w:val="808080"/>
-          <w:sz w:val="24"/>
-          <w:szCs w:val="24"/>
-        </w:rPr>
-        <w:t xml:space="preserve">   </w:t>
-      </w:r>
-      <w:r>
-        <w:br/>
-      </w:r>
-      <w:r>
-        <w:rPr>
-          <w:color w:val="808080"/>
-          <w:sz w:val="24"/>
-          <w:szCs w:val="24"/>
-        </w:rPr>
-        <w:t>2. Transitioning Bank Clients &amp; Acquiring New Prospects</w:t>
-      </w:r>
-      <w:r>
-        <w:br/>
-      </w:r>
-      <w:r>
-        <w:rPr>
-          <w:color w:val="808080"/>
-          <w:sz w:val="24"/>
-          <w:szCs w:val="24"/>
-        </w:rPr>
-        <w:t>Enables advisors to manage 6 to 10 times more clients.</w:t>
-      </w:r>
-      <w:r>
-        <w:br/>
-      </w:r>
-      <w:r>
-        <w:rPr>
-          <w:color w:val="808080"/>
-          <w:sz w:val="24"/>
-          <w:szCs w:val="24"/>
-        </w:rPr>
-        <w:t>Boosts assets under management (AUM) by up to 6 times.</w:t>
-      </w:r>
-      <w:r>
-        <w:br/>
-      </w:r>
-      <w:r>
-        <w:br/>
-      </w:r>
-      <w:r>
-        <w:rPr>
-          <w:color w:val="808080"/>
-          <w:sz w:val="24"/>
-          <w:szCs w:val="24"/>
-        </w:rPr>
-        <w:t>3. Enabling a Centralized/Remote/Digital Advisor Strategy</w:t>
-      </w:r>
-      <w:r>
-        <w:br/>
-      </w:r>
-      <w:r>
-        <w:rPr>
-          <w:color w:val="808080"/>
-          <w:sz w:val="24"/>
-          <w:szCs w:val="24"/>
-        </w:rPr>
-        <w:t>Expands reach to new channels, regions, and products.</w:t>
-      </w:r>
-      <w:r>
-        <w:br/>
-      </w:r>
-      <w:r>
-        <w:rPr>
-          <w:color w:val="808080"/>
-          <w:sz w:val="24"/>
-          <w:szCs w:val="24"/>
-        </w:rPr>
-        <w:t>Reduces advisor workload while maximizing efficiency.</w:t>
-      </w:r>
-      <w:r>
-        <w:br/>
-      </w:r>
-      <w:r>
-        <w:br/>
-      </w:r>
-      <w:r>
-        <w:rPr>
-          <w:color w:val="808080"/>
-          <w:sz w:val="24"/>
-          <w:szCs w:val="24"/>
-        </w:rPr>
-        <w:t>Powered by Cognerium, WealthGrowth.ai is shaping the future of wealth management by integrating AI-driven strategies to optimize client engagement and financial growth.</w:t>
+        <w:t xml:space="preserve">     watsonx.governance</w:t>
+      </w:r>
+      <w:r>
+        <w:br/>
+      </w:r>
+      <w:r>
+        <w:br/>
+      </w:r>
+      <w:r>
+        <w:rPr>
+          <w:color w:val="808080"/>
+          <w:sz w:val="24"/>
+          <w:szCs w:val="24"/>
+        </w:rPr>
+        <w:t>IBM watsonx.governance™ helps you direct, manage and monitor your organization’s AI activities</w:t>
       </w:r>
       <w:r>
         <w:br/>
@@ -42104,7 +42010,7 @@
       </w:r>
       <w:hyperlink r:id="rId586">
         <w:r>
-          <w:t>https://apiwealthgrowth.cognerium.com/api/v1/app_documentation/</w:t>
+          <w:t>https://dataplatform.cloud.ibm.com/docs/content/wsj/analyze-data/xgov-overview.html?context=wx&amp;amp;audience=wdp</w:t>
         </w:r>
       </w:hyperlink>
       <w:r>
@@ -42165,21 +42071,179 @@
           <w:sz w:val="28"/>
           <w:szCs w:val="28"/>
         </w:rPr>
-        <w:t xml:space="preserve">     Zerto</w:t>
-      </w:r>
-      <w:r>
-        <w:br/>
-      </w:r>
-      <w:r>
-        <w:br/>
-      </w:r>
-      <w:r>
-        <w:rPr>
-          <w:color w:val="808080"/>
-          <w:sz w:val="24"/>
-          <w:szCs w:val="24"/>
-        </w:rPr>
-        <w:t>Replicate your VMs between data centers in the public cloud or between the public cloud and your on-premises data centers</w:t>
+        <w:t xml:space="preserve">     WealthGrowth.AI</w:t>
+      </w:r>
+      <w:r>
+        <w:br/>
+      </w:r>
+      <w:r>
+        <w:br/>
+      </w:r>
+      <w:r>
+        <w:rPr>
+          <w:color w:val="808080"/>
+          <w:sz w:val="24"/>
+          <w:szCs w:val="24"/>
+        </w:rPr>
+        <w:t>WealthGrowth.ai: Transforming Wealth Management with AI</w:t>
+      </w:r>
+      <w:r>
+        <w:br/>
+      </w:r>
+      <w:r>
+        <w:br/>
+      </w:r>
+      <w:r>
+        <w:rPr>
+          <w:color w:val="808080"/>
+          <w:sz w:val="24"/>
+          <w:szCs w:val="24"/>
+        </w:rPr>
+        <w:t>WealthGrowth.ai is an Agentic AI workflow designed to enhance financial advisory services by leveraging 64 AI models, multiple AI agents, over 250 APIs, and six digital applications. By automating up to 95% of advisors' tasks, it helps boost asset growth and expand client outreach.</w:t>
+      </w:r>
+      <w:r>
+        <w:br/>
+      </w:r>
+      <w:r>
+        <w:br/>
+      </w:r>
+      <w:r>
+        <w:rPr>
+          <w:color w:val="808080"/>
+          <w:sz w:val="24"/>
+          <w:szCs w:val="24"/>
+        </w:rPr>
+        <w:t>Key Benefits:</w:t>
+      </w:r>
+      <w:r>
+        <w:br/>
+      </w:r>
+      <w:r>
+        <w:br/>
+      </w:r>
+      <w:r>
+        <w:rPr>
+          <w:color w:val="808080"/>
+          <w:sz w:val="24"/>
+          <w:szCs w:val="24"/>
+        </w:rPr>
+        <w:t>1. Growing with Current Clients</w:t>
+      </w:r>
+      <w:r>
+        <w:br/>
+      </w:r>
+      <w:r>
+        <w:rPr>
+          <w:color w:val="808080"/>
+          <w:sz w:val="24"/>
+          <w:szCs w:val="24"/>
+        </w:rPr>
+        <w:t>Increases product utilization by 3 to 4 times.</w:t>
+      </w:r>
+      <w:r>
+        <w:br/>
+      </w:r>
+      <w:r>
+        <w:rPr>
+          <w:color w:val="808080"/>
+          <w:sz w:val="24"/>
+          <w:szCs w:val="24"/>
+        </w:rPr>
+        <w:t>Expands wallet share by up to 40%.</w:t>
+      </w:r>
+      <w:r>
+        <w:br/>
+      </w:r>
+      <w:r>
+        <w:rPr>
+          <w:color w:val="808080"/>
+          <w:sz w:val="24"/>
+          <w:szCs w:val="24"/>
+        </w:rPr>
+        <w:t xml:space="preserve">   </w:t>
+      </w:r>
+      <w:r>
+        <w:br/>
+      </w:r>
+      <w:r>
+        <w:rPr>
+          <w:color w:val="808080"/>
+          <w:sz w:val="24"/>
+          <w:szCs w:val="24"/>
+        </w:rPr>
+        <w:t>2. Transitioning Bank Clients &amp; Acquiring New Prospects</w:t>
+      </w:r>
+      <w:r>
+        <w:br/>
+      </w:r>
+      <w:r>
+        <w:rPr>
+          <w:color w:val="808080"/>
+          <w:sz w:val="24"/>
+          <w:szCs w:val="24"/>
+        </w:rPr>
+        <w:t>Enables advisors to manage 6 to 10 times more clients.</w:t>
+      </w:r>
+      <w:r>
+        <w:br/>
+      </w:r>
+      <w:r>
+        <w:rPr>
+          <w:color w:val="808080"/>
+          <w:sz w:val="24"/>
+          <w:szCs w:val="24"/>
+        </w:rPr>
+        <w:t>Boosts assets under management (AUM) by up to 6 times.</w:t>
+      </w:r>
+      <w:r>
+        <w:br/>
+      </w:r>
+      <w:r>
+        <w:br/>
+      </w:r>
+      <w:r>
+        <w:rPr>
+          <w:color w:val="808080"/>
+          <w:sz w:val="24"/>
+          <w:szCs w:val="24"/>
+        </w:rPr>
+        <w:t>3. Enabling a Centralized/Remote/Digital Advisor Strategy</w:t>
+      </w:r>
+      <w:r>
+        <w:br/>
+      </w:r>
+      <w:r>
+        <w:rPr>
+          <w:color w:val="808080"/>
+          <w:sz w:val="24"/>
+          <w:szCs w:val="24"/>
+        </w:rPr>
+        <w:t>Expands reach to new channels, regions, and products.</w:t>
+      </w:r>
+      <w:r>
+        <w:br/>
+      </w:r>
+      <w:r>
+        <w:rPr>
+          <w:color w:val="808080"/>
+          <w:sz w:val="24"/>
+          <w:szCs w:val="24"/>
+        </w:rPr>
+        <w:t>Reduces advisor workload while maximizing efficiency.</w:t>
+      </w:r>
+      <w:r>
+        <w:br/>
+      </w:r>
+      <w:r>
+        <w:br/>
+      </w:r>
+      <w:r>
+        <w:rPr>
+          <w:color w:val="808080"/>
+          <w:sz w:val="24"/>
+          <w:szCs w:val="24"/>
+        </w:rPr>
+        <w:t>Powered by Cognerium, WealthGrowth.ai is shaping the future of wealth management by integrating AI-driven strategies to optimize client engagement and financial growth.</w:t>
       </w:r>
       <w:r>
         <w:br/>
@@ -42194,7 +42258,7 @@
       </w:r>
       <w:hyperlink r:id="rId588">
         <w:r>
-          <w:t>https://cloud.ibm.com/services/vmwaresolutions/services/addingzertodr.html</w:t>
+          <w:t>https://apiwealthgrowth.cognerium.com/api/v1/app_documentation/</w:t>
         </w:r>
       </w:hyperlink>
       <w:r>
@@ -42255,6 +42319,96 @@
           <w:sz w:val="28"/>
           <w:szCs w:val="28"/>
         </w:rPr>
+        <w:t xml:space="preserve">     Zerto</w:t>
+      </w:r>
+      <w:r>
+        <w:br/>
+      </w:r>
+      <w:r>
+        <w:br/>
+      </w:r>
+      <w:r>
+        <w:rPr>
+          <w:color w:val="808080"/>
+          <w:sz w:val="24"/>
+          <w:szCs w:val="24"/>
+        </w:rPr>
+        <w:t>Replicate your VMs between data centers in the public cloud or between the public cloud and your on-premises data centers</w:t>
+      </w:r>
+      <w:r>
+        <w:br/>
+      </w:r>
+      <w:r>
+        <w:rPr>
+          <w:color w:val="808080"/>
+          <w:sz w:val="24"/>
+          <w:szCs w:val="24"/>
+        </w:rPr>
+        <w:t xml:space="preserve">Documentation:  </w:t>
+      </w:r>
+      <w:hyperlink r:id="rId590">
+        <w:r>
+          <w:t>https://cloud.ibm.com/services/vmwaresolutions/services/addingzertodr.html</w:t>
+        </w:r>
+      </w:hyperlink>
+      <w:r>
+        <w:br/>
+      </w:r>
+      <w:r>
+        <w:br/>
+      </w:r>
+    </w:p>
+    <w:p>
+      <w:pPr>
+        <w:ind/>
+      </w:pPr>
+      <w:r>
+        <w:rPr>
+          <w:noProof/>
+        </w:rPr>
+        <w:drawing>
+          <wp:inline distT="0" distB="0" distL="0" distR="0">
+            <wp:extent cx="476250" cy="476250"/>
+            <wp:effectExtent l="19050" t="0" r="9525" b="0"/>
+            <wp:docPr id="293" name="Picture 292" descr="Picture 292"/>
+            <wp:cNvGraphicFramePr>
+              <a:graphicFrameLocks xmlns:a="http://schemas.openxmlformats.org/drawingml/2006/main" noChangeAspect="1"/>
+            </wp:cNvGraphicFramePr>
+            <a:graphic xmlns:a="http://schemas.openxmlformats.org/drawingml/2006/main">
+              <a:graphicData uri="http://schemas.openxmlformats.org/drawingml/2006/picture">
+                <pic:pic xmlns:pic="http://schemas.openxmlformats.org/drawingml/2006/picture">
+                  <pic:nvPicPr>
+                    <pic:cNvPr id="0" name="Picture 292"/>
+                    <pic:cNvPicPr/>
+                  </pic:nvPicPr>
+                  <pic:blipFill>
+                    <a:blip r:embed="rId591" cstate="print"/>
+                    <a:stretch>
+                      <a:fillRect/>
+                    </a:stretch>
+                  </pic:blipFill>
+                  <pic:spPr>
+                    <a:xfrm>
+                      <a:off x="0" y="0"/>
+                      <a:ext cx="476250" cy="476250"/>
+                    </a:xfrm>
+                    <a:prstGeom prst="rect">
+                      <a:avLst/>
+                    </a:prstGeom>
+                  </pic:spPr>
+                </pic:pic>
+              </a:graphicData>
+            </a:graphic>
+          </wp:inline>
+        </w:drawing>
+      </w:r>
+      <w:r>
+        <w:rPr>
+          <w:b/>
+          <w:bCs/>
+          <w:sz w:val="28"/>
+          <w:szCs w:val="28"/>
+        </w:rPr>
         <w:t xml:space="preserve">     ZIEMACS AI Copilot for PowerHA</w:t>
       </w:r>
       <w:r>
@@ -42351,7 +42505,7 @@
         </w:rPr>
         <w:t xml:space="preserve">Documentation:  </w:t>
       </w:r>
-      <w:hyperlink r:id="rId590">
+      <w:hyperlink r:id="rId592">
         <w:r>
           <w:t>https://ziemacsai.github.io/assets/docs.html</w:t>
         </w:r>

--- a/docs/generated/mycatalog.docx
+++ b/docs/generated/mycatalog.docx
@@ -21704,7 +21704,7 @@
       </w:r>
       <w:hyperlink r:id="rId318">
         <w:r>
-          <w:t>https://cloud.ibm.com/docs/mqcloud/index.html</w:t>
+          <w:t>https://www.ibm.com/docs/en/mq-as-a-service</w:t>
         </w:r>
       </w:hyperlink>
       <w:r>

--- a/docs/generated/mycatalog.docx
+++ b/docs/generated/mycatalog.docx
@@ -27647,21 +27647,98 @@
           <w:sz w:val="28"/>
           <w:szCs w:val="28"/>
         </w:rPr>
-        <w:t xml:space="preserve">     Qiskit Runtime</w:t>
-      </w:r>
-      <w:r>
-        <w:br/>
-      </w:r>
-      <w:r>
-        <w:br/>
-      </w:r>
-      <w:r>
-        <w:rPr>
-          <w:color w:val="808080"/>
-          <w:sz w:val="24"/>
-          <w:szCs w:val="24"/>
-        </w:rPr>
-        <w:t>The Qiskit Runtime service provides access to the world’s largest and most performant fleet of quantum computers. Get access to the service plus a full suite of research and development tools on IBM Quantum Platform.</w:t>
+        <w:t xml:space="preserve">     Quant AI</w:t>
+      </w:r>
+      <w:r>
+        <w:br/>
+      </w:r>
+      <w:r>
+        <w:br/>
+      </w:r>
+      <w:r>
+        <w:rPr>
+          <w:color w:val="808080"/>
+          <w:sz w:val="24"/>
+          <w:szCs w:val="24"/>
+        </w:rPr>
+        <w:t>Our core offering a a quantitative digital expert that seamlessly integrates into your organization, providing unparalleled  support across various functions. Whether it's Customer Service, IT Management, or Decision-making, Quant's solutions empoower your teams to delivery exceptional outcomes, consistently. Quant's agentic agents are capable of handlling, or taking action on ~70% of contact center requests for various industries. Unlike traditional, or Generative AI solutions, Quant is an Agentic AI solution with reasoning, 100+ languages, omin-channel and action-oriented.</w:t>
+      </w:r>
+      <w:r>
+        <w:br/>
+      </w:r>
+      <w:r>
+        <w:rPr>
+          <w:color w:val="808080"/>
+          <w:sz w:val="24"/>
+          <w:szCs w:val="24"/>
+        </w:rPr>
+        <w:t>Quant offerings include:</w:t>
+      </w:r>
+      <w:r>
+        <w:br/>
+      </w:r>
+      <w:r>
+        <w:rPr>
+          <w:color w:val="808080"/>
+          <w:sz w:val="24"/>
+          <w:szCs w:val="24"/>
+        </w:rPr>
+        <w:t>1) Intelligent Digital Employee</w:t>
+      </w:r>
+      <w:r>
+        <w:br/>
+      </w:r>
+      <w:r>
+        <w:rPr>
+          <w:color w:val="808080"/>
+          <w:sz w:val="24"/>
+          <w:szCs w:val="24"/>
+        </w:rPr>
+        <w:t>A versatile AI-powered agentic agent that handles customer interactions with a deep understanding of industry-specific nuances, providing efficient and personalize service. Integrates with all leading CCaaS provider technologies.</w:t>
+      </w:r>
+      <w:r>
+        <w:br/>
+      </w:r>
+      <w:r>
+        <w:rPr>
+          <w:color w:val="808080"/>
+          <w:sz w:val="24"/>
+          <w:szCs w:val="24"/>
+        </w:rPr>
+        <w:t>2) Contact Center as a Service</w:t>
+      </w:r>
+      <w:r>
+        <w:br/>
+      </w:r>
+      <w:r>
+        <w:rPr>
+          <w:color w:val="808080"/>
+          <w:sz w:val="24"/>
+          <w:szCs w:val="24"/>
+        </w:rPr>
+        <w:t>A comprehensive, cloud-based contact center solution that leverages AI to manage customer interactions seamlessly across multiple channels, improving both response times and customer satisfaction.</w:t>
+      </w:r>
+      <w:r>
+        <w:br/>
+      </w:r>
+      <w:r>
+        <w:rPr>
+          <w:color w:val="808080"/>
+          <w:sz w:val="24"/>
+          <w:szCs w:val="24"/>
+        </w:rPr>
+        <w:t>3) Decision AI Expert</w:t>
+      </w:r>
+      <w:r>
+        <w:br/>
+      </w:r>
+      <w:r>
+        <w:rPr>
+          <w:color w:val="808080"/>
+          <w:sz w:val="24"/>
+          <w:szCs w:val="24"/>
+        </w:rPr>
+        <w:t>A powerful AI tool designed to assist in complex decision-making processes by analyzing vast amouunts of data and providing actionable insights, helping organizations to make informed, strategic decisions.</w:t>
       </w:r>
       <w:r>
         <w:br/>
@@ -27676,7 +27753,7 @@
       </w:r>
       <w:hyperlink r:id="rId404">
         <w:r>
-          <w:t>https://quantum.cloud.ibm.com/docs</w:t>
+          <w:t>https://www.quant.ai/product</w:t>
         </w:r>
       </w:hyperlink>
       <w:r>
@@ -27737,98 +27814,21 @@
           <w:sz w:val="28"/>
           <w:szCs w:val="28"/>
         </w:rPr>
-        <w:t xml:space="preserve">     Quant AI</w:t>
-      </w:r>
-      <w:r>
-        <w:br/>
-      </w:r>
-      <w:r>
-        <w:br/>
-      </w:r>
-      <w:r>
-        <w:rPr>
-          <w:color w:val="808080"/>
-          <w:sz w:val="24"/>
-          <w:szCs w:val="24"/>
-        </w:rPr>
-        <w:t>Our core offering a a quantitative digital expert that seamlessly integrates into your organization, providing unparalleled  support across various functions. Whether it's Customer Service, IT Management, or Decision-making, Quant's solutions empoower your teams to delivery exceptional outcomes, consistently. Quant's agentic agents are capable of handlling, or taking action on ~70% of contact center requests for various industries. Unlike traditional, or Generative AI solutions, Quant is an Agentic AI solution with reasoning, 100+ languages, omin-channel and action-oriented.</w:t>
-      </w:r>
-      <w:r>
-        <w:br/>
-      </w:r>
-      <w:r>
-        <w:rPr>
-          <w:color w:val="808080"/>
-          <w:sz w:val="24"/>
-          <w:szCs w:val="24"/>
-        </w:rPr>
-        <w:t>Quant offerings include:</w:t>
-      </w:r>
-      <w:r>
-        <w:br/>
-      </w:r>
-      <w:r>
-        <w:rPr>
-          <w:color w:val="808080"/>
-          <w:sz w:val="24"/>
-          <w:szCs w:val="24"/>
-        </w:rPr>
-        <w:t>1) Intelligent Digital Employee</w:t>
-      </w:r>
-      <w:r>
-        <w:br/>
-      </w:r>
-      <w:r>
-        <w:rPr>
-          <w:color w:val="808080"/>
-          <w:sz w:val="24"/>
-          <w:szCs w:val="24"/>
-        </w:rPr>
-        <w:t>A versatile AI-powered agentic agent that handles customer interactions with a deep understanding of industry-specific nuances, providing efficient and personalize service. Integrates with all leading CCaaS provider technologies.</w:t>
-      </w:r>
-      <w:r>
-        <w:br/>
-      </w:r>
-      <w:r>
-        <w:rPr>
-          <w:color w:val="808080"/>
-          <w:sz w:val="24"/>
-          <w:szCs w:val="24"/>
-        </w:rPr>
-        <w:t>2) Contact Center as a Service</w:t>
-      </w:r>
-      <w:r>
-        <w:br/>
-      </w:r>
-      <w:r>
-        <w:rPr>
-          <w:color w:val="808080"/>
-          <w:sz w:val="24"/>
-          <w:szCs w:val="24"/>
-        </w:rPr>
-        <w:t>A comprehensive, cloud-based contact center solution that leverages AI to manage customer interactions seamlessly across multiple channels, improving both response times and customer satisfaction.</w:t>
-      </w:r>
-      <w:r>
-        <w:br/>
-      </w:r>
-      <w:r>
-        <w:rPr>
-          <w:color w:val="808080"/>
-          <w:sz w:val="24"/>
-          <w:szCs w:val="24"/>
-        </w:rPr>
-        <w:t>3) Decision AI Expert</w:t>
-      </w:r>
-      <w:r>
-        <w:br/>
-      </w:r>
-      <w:r>
-        <w:rPr>
-          <w:color w:val="808080"/>
-          <w:sz w:val="24"/>
-          <w:szCs w:val="24"/>
-        </w:rPr>
-        <w:t>A powerful AI tool designed to assist in complex decision-making processes by analyzing vast amouunts of data and providing actionable insights, helping organizations to make informed, strategic decisions.</w:t>
+        <w:t xml:space="preserve">     Quantum Compute</w:t>
+      </w:r>
+      <w:r>
+        <w:br/>
+      </w:r>
+      <w:r>
+        <w:br/>
+      </w:r>
+      <w:r>
+        <w:rPr>
+          <w:color w:val="808080"/>
+          <w:sz w:val="24"/>
+          <w:szCs w:val="24"/>
+        </w:rPr>
+        <w:t>The IBM Quantum Compute Service provides access to the world’s largest and most performant fleet of quantum computers. Get access to the service plus a full suite of research and development tools on IBM Quantum Platform.</w:t>
       </w:r>
       <w:r>
         <w:br/>
@@ -27843,7 +27843,7 @@
       </w:r>
       <w:hyperlink r:id="rId406">
         <w:r>
-          <w:t>https://www.quant.ai/product</w:t>
+          <w:t>https://quantum.cloud.ibm.com/docs</w:t>
         </w:r>
       </w:hyperlink>
       <w:r>

--- a/docs/generated/mycatalog.docx
+++ b/docs/generated/mycatalog.docx
@@ -40167,7 +40167,7 @@
           <w:sz w:val="28"/>
           <w:szCs w:val="28"/>
         </w:rPr>
-        <w:t xml:space="preserve">     Wanclouds AI Assistant (WANDA) for Hybrid Infrastructure Management</w:t>
+        <w:t xml:space="preserve">     WANDA Agentic AI  - AIOps as a Service - for Hybrid Infrastructure Management</w:t>
       </w:r>
       <w:r>
         <w:br/>

--- a/docs/generated/mycatalog.docx
+++ b/docs/generated/mycatalog.docx
@@ -20083,154 +20083,21 @@
           <w:sz w:val="28"/>
           <w:szCs w:val="28"/>
         </w:rPr>
-        <w:t xml:space="preserve">     Internet Services</w:t>
-      </w:r>
-      <w:r>
-        <w:br/>
-      </w:r>
-      <w:r>
-        <w:br/>
-      </w:r>
-      <w:r>
-        <w:rPr>
-          <w:color w:val="808080"/>
-          <w:sz w:val="24"/>
-          <w:szCs w:val="24"/>
-        </w:rPr>
-        <w:t>Cloud Internet Services (CIS) is an FS Validated service (see terms: https://www.ibm.com/support/customer/csol/terms/?id=i126-8065). It provides reliability, performance, and security for Internet facing applications, websites, and services using Cloudflare's 300+ Global Points of Presence (PoPs). It includes Domain Name Service (DNS), Global Load Balancer (GLB), Distributed Denial of Service (DDoS) protection, Web Application Firewall (WAF), Transport Layer Security (TLS), and Caching.</w:t>
-      </w:r>
-      <w:r>
-        <w:br/>
-      </w:r>
-      <w:r>
-        <w:br/>
-      </w:r>
-      <w:r>
-        <w:rPr>
-          <w:color w:val="808080"/>
-          <w:sz w:val="24"/>
-          <w:szCs w:val="24"/>
-        </w:rPr>
-        <w:t>### Pricing API reference</w:t>
-      </w:r>
-      <w:r>
-        <w:br/>
-      </w:r>
-      <w:r>
-        <w:rPr>
-          <w:color w:val="808080"/>
-          <w:sz w:val="24"/>
-          <w:szCs w:val="24"/>
-        </w:rPr>
-        <w:t>**Service ID:** internet-svcs</w:t>
-      </w:r>
-      <w:r>
-        <w:br/>
-      </w:r>
-      <w:r>
-        <w:br/>
-      </w:r>
-      <w:r>
-        <w:rPr>
-          <w:color w:val="808080"/>
-          <w:sz w:val="24"/>
-          <w:szCs w:val="24"/>
-        </w:rPr>
-        <w:t>For more information about pricing, use the Global Catalog API. [Learn more](https://cloud.ibm.com/docs/billing-usage?topic=billing-usage-getting-pricing-api). The **_included_quantities_** for each metric provide the free included quantities for that metric and should be taken into consideration when determining the price estimate.</w:t>
-      </w:r>
-      <w:r>
-        <w:br/>
-      </w:r>
-      <w:r>
-        <w:br/>
-      </w:r>
-      <w:r>
-        <w:rPr>
-          <w:color w:val="808080"/>
-          <w:sz w:val="24"/>
-          <w:szCs w:val="24"/>
-        </w:rPr>
-        <w:t>### Plan IDs</w:t>
-      </w:r>
-      <w:r>
-        <w:br/>
-      </w:r>
-      <w:r>
-        <w:rPr>
-          <w:color w:val="808080"/>
-          <w:sz w:val="24"/>
-          <w:szCs w:val="24"/>
-        </w:rPr>
-        <w:t>| Plan name | ID |</w:t>
-      </w:r>
-      <w:r>
-        <w:br/>
-      </w:r>
-      <w:r>
-        <w:rPr>
-          <w:color w:val="808080"/>
-          <w:sz w:val="24"/>
-          <w:szCs w:val="24"/>
-        </w:rPr>
-        <w:t>| - | - |</w:t>
-      </w:r>
-      <w:r>
-        <w:br/>
-      </w:r>
-      <w:r>
-        <w:rPr>
-          <w:color w:val="808080"/>
-          <w:sz w:val="24"/>
-          <w:szCs w:val="24"/>
-        </w:rPr>
-        <w:t>| Standard Next| `58d7216c-af92-4e7d-baec-ce13a4dd61c0` |</w:t>
-      </w:r>
-      <w:r>
-        <w:br/>
-      </w:r>
-      <w:r>
-        <w:rPr>
-          <w:color w:val="808080"/>
-          <w:sz w:val="24"/>
-          <w:szCs w:val="24"/>
-        </w:rPr>
-        <w:t>| Enterprise Essential |  `6c8777ee-c73f-4860-8451-cc48e0af6f12` |</w:t>
-      </w:r>
-      <w:r>
-        <w:br/>
-      </w:r>
-      <w:r>
-        <w:rPr>
-          <w:color w:val="808080"/>
-          <w:sz w:val="24"/>
-          <w:szCs w:val="24"/>
-        </w:rPr>
-        <w:t>| Enterprise Advanced | `224b9979-fd81-42a4-99a1-5172948a8c6b` |</w:t>
-      </w:r>
-      <w:r>
-        <w:br/>
-      </w:r>
-      <w:r>
-        <w:rPr>
-          <w:color w:val="808080"/>
-          <w:sz w:val="24"/>
-          <w:szCs w:val="24"/>
-        </w:rPr>
-        <w:t>| Enterprise Premier | `87a3e981-1b6d-4819-96ae-6bf253249f38` |</w:t>
-      </w:r>
-      <w:r>
-        <w:br/>
-      </w:r>
-      <w:r>
-        <w:rPr>
-          <w:color w:val="808080"/>
-          <w:sz w:val="24"/>
-          <w:szCs w:val="24"/>
-        </w:rPr>
-        <w:t>| Enterprise Usage | `f0fe7fbb-a516-412d-bdbb-e8cecb1b85a1` |</w:t>
-      </w:r>
-      <w:r>
-        <w:br/>
+        <w:t xml:space="preserve">     Intelligent Patient AI Agent Powered by IBM Watsonx Orchestrate</w:t>
+      </w:r>
+      <w:r>
+        <w:br/>
+      </w:r>
+      <w:r>
+        <w:br/>
+      </w:r>
+      <w:r>
+        <w:rPr>
+          <w:color w:val="808080"/>
+          <w:sz w:val="24"/>
+          <w:szCs w:val="24"/>
+        </w:rPr>
+        <w:t>Meet the Intelligent Patient AI Agent, a secure, 99% accurate agentic AI solution built on IBM Watsonx Orchestrate. It's a fully autonomous patient engagement agent that handles incoming inquiries across channels (like web and voice), understands patient intent, and takes action end to end by connecting with EMR - not just a chat assistant, but an agent that gets things done.</w:t>
       </w:r>
       <w:r>
         <w:br/>
@@ -20245,7 +20112,7 @@
       </w:r>
       <w:hyperlink r:id="rId290">
         <w:r>
-          <w:t>https://cloud.ibm.com/docs/cis?topic=cis-getting-started</w:t>
+          <w:t>https://www.streebo.com/chatbot-for-healthcare</w:t>
         </w:r>
       </w:hyperlink>
       <w:r>
@@ -20306,21 +20173,154 @@
           <w:sz w:val="28"/>
           <w:szCs w:val="28"/>
         </w:rPr>
-        <w:t xml:space="preserve">     Intics.ai - Agentic Document Intelligence </w:t>
-      </w:r>
-      <w:r>
-        <w:br/>
-      </w:r>
-      <w:r>
-        <w:br/>
-      </w:r>
-      <w:r>
-        <w:rPr>
-          <w:color w:val="808080"/>
-          <w:sz w:val="24"/>
-          <w:szCs w:val="24"/>
-        </w:rPr>
-        <w:t>Intics.ai Agentic Document Intelligence is an AI-powered platform that streamlines document processing for healthcare and pharmaceutical organizations. Our solution automatically extracts, classifies, and organizes data from a wide range of documents including forms, clinical records, and reports. By leveraging advanced machine learning and natural language processing, Intics.ai significantly reduces manual effort, improves data accuracy, and accelerates workflow efficiency. The platform supports integration with existing systems, ensures compliance with industry regulations, and maintains robust data privacy and security. With customizable automation and user-friendly dashboards, Intics.ai empowers teams to make better decisions quickly, cut operational costs, and focus resources on value-added tasks. Unlock the full potential of your organization’s information assets with intelligent automation and real-time insights for smarter business processes.</w:t>
+        <w:t xml:space="preserve">     Internet Services</w:t>
+      </w:r>
+      <w:r>
+        <w:br/>
+      </w:r>
+      <w:r>
+        <w:br/>
+      </w:r>
+      <w:r>
+        <w:rPr>
+          <w:color w:val="808080"/>
+          <w:sz w:val="24"/>
+          <w:szCs w:val="24"/>
+        </w:rPr>
+        <w:t>Cloud Internet Services (CIS) is an FS Validated service (see terms: https://www.ibm.com/support/customer/csol/terms/?id=i126-8065). It provides reliability, performance, and security for Internet facing applications, websites, and services using Cloudflare's 300+ Global Points of Presence (PoPs). It includes Domain Name Service (DNS), Global Load Balancer (GLB), Distributed Denial of Service (DDoS) protection, Web Application Firewall (WAF), Transport Layer Security (TLS), and Caching.</w:t>
+      </w:r>
+      <w:r>
+        <w:br/>
+      </w:r>
+      <w:r>
+        <w:br/>
+      </w:r>
+      <w:r>
+        <w:rPr>
+          <w:color w:val="808080"/>
+          <w:sz w:val="24"/>
+          <w:szCs w:val="24"/>
+        </w:rPr>
+        <w:t>### Pricing API reference</w:t>
+      </w:r>
+      <w:r>
+        <w:br/>
+      </w:r>
+      <w:r>
+        <w:rPr>
+          <w:color w:val="808080"/>
+          <w:sz w:val="24"/>
+          <w:szCs w:val="24"/>
+        </w:rPr>
+        <w:t>**Service ID:** internet-svcs</w:t>
+      </w:r>
+      <w:r>
+        <w:br/>
+      </w:r>
+      <w:r>
+        <w:br/>
+      </w:r>
+      <w:r>
+        <w:rPr>
+          <w:color w:val="808080"/>
+          <w:sz w:val="24"/>
+          <w:szCs w:val="24"/>
+        </w:rPr>
+        <w:t>For more information about pricing, use the Global Catalog API. [Learn more](https://cloud.ibm.com/docs/billing-usage?topic=billing-usage-getting-pricing-api). The **_included_quantities_** for each metric provide the free included quantities for that metric and should be taken into consideration when determining the price estimate.</w:t>
+      </w:r>
+      <w:r>
+        <w:br/>
+      </w:r>
+      <w:r>
+        <w:br/>
+      </w:r>
+      <w:r>
+        <w:rPr>
+          <w:color w:val="808080"/>
+          <w:sz w:val="24"/>
+          <w:szCs w:val="24"/>
+        </w:rPr>
+        <w:t>### Plan IDs</w:t>
+      </w:r>
+      <w:r>
+        <w:br/>
+      </w:r>
+      <w:r>
+        <w:rPr>
+          <w:color w:val="808080"/>
+          <w:sz w:val="24"/>
+          <w:szCs w:val="24"/>
+        </w:rPr>
+        <w:t>| Plan name | ID |</w:t>
+      </w:r>
+      <w:r>
+        <w:br/>
+      </w:r>
+      <w:r>
+        <w:rPr>
+          <w:color w:val="808080"/>
+          <w:sz w:val="24"/>
+          <w:szCs w:val="24"/>
+        </w:rPr>
+        <w:t>| - | - |</w:t>
+      </w:r>
+      <w:r>
+        <w:br/>
+      </w:r>
+      <w:r>
+        <w:rPr>
+          <w:color w:val="808080"/>
+          <w:sz w:val="24"/>
+          <w:szCs w:val="24"/>
+        </w:rPr>
+        <w:t>| Standard Next| `58d7216c-af92-4e7d-baec-ce13a4dd61c0` |</w:t>
+      </w:r>
+      <w:r>
+        <w:br/>
+      </w:r>
+      <w:r>
+        <w:rPr>
+          <w:color w:val="808080"/>
+          <w:sz w:val="24"/>
+          <w:szCs w:val="24"/>
+        </w:rPr>
+        <w:t>| Enterprise Essential |  `6c8777ee-c73f-4860-8451-cc48e0af6f12` |</w:t>
+      </w:r>
+      <w:r>
+        <w:br/>
+      </w:r>
+      <w:r>
+        <w:rPr>
+          <w:color w:val="808080"/>
+          <w:sz w:val="24"/>
+          <w:szCs w:val="24"/>
+        </w:rPr>
+        <w:t>| Enterprise Advanced | `224b9979-fd81-42a4-99a1-5172948a8c6b` |</w:t>
+      </w:r>
+      <w:r>
+        <w:br/>
+      </w:r>
+      <w:r>
+        <w:rPr>
+          <w:color w:val="808080"/>
+          <w:sz w:val="24"/>
+          <w:szCs w:val="24"/>
+        </w:rPr>
+        <w:t>| Enterprise Premier | `87a3e981-1b6d-4819-96ae-6bf253249f38` |</w:t>
+      </w:r>
+      <w:r>
+        <w:br/>
+      </w:r>
+      <w:r>
+        <w:rPr>
+          <w:color w:val="808080"/>
+          <w:sz w:val="24"/>
+          <w:szCs w:val="24"/>
+        </w:rPr>
+        <w:t>| Enterprise Usage | `f0fe7fbb-a516-412d-bdbb-e8cecb1b85a1` |</w:t>
+      </w:r>
+      <w:r>
+        <w:br/>
       </w:r>
       <w:r>
         <w:br/>
@@ -20335,7 +20335,7 @@
       </w:r>
       <w:hyperlink r:id="rId292">
         <w:r>
-          <w:t>https://intics.ai/</w:t>
+          <w:t>https://cloud.ibm.com/docs/cis?topic=cis-getting-started</w:t>
         </w:r>
       </w:hyperlink>
       <w:r>
@@ -20396,21 +20396,21 @@
           <w:sz w:val="28"/>
           <w:szCs w:val="28"/>
         </w:rPr>
-        <w:t xml:space="preserve">     Juniper vSRX</w:t>
-      </w:r>
-      <w:r>
-        <w:br/>
-      </w:r>
-      <w:r>
-        <w:br/>
-      </w:r>
-      <w:r>
-        <w:rPr>
-          <w:color w:val="808080"/>
-          <w:sz w:val="24"/>
-          <w:szCs w:val="24"/>
-        </w:rPr>
-        <w:t>Protect your cloud infrastructure and optimize its performance with a gateway appliance.</w:t>
+        <w:t xml:space="preserve">     Intics.ai - Agentic Document Intelligence </w:t>
+      </w:r>
+      <w:r>
+        <w:br/>
+      </w:r>
+      <w:r>
+        <w:br/>
+      </w:r>
+      <w:r>
+        <w:rPr>
+          <w:color w:val="808080"/>
+          <w:sz w:val="24"/>
+          <w:szCs w:val="24"/>
+        </w:rPr>
+        <w:t>Intics.ai Agentic Document Intelligence is an AI-powered platform that streamlines document processing for healthcare and pharmaceutical organizations. Our solution automatically extracts, classifies, and organizes data from a wide range of documents including forms, clinical records, and reports. By leveraging advanced machine learning and natural language processing, Intics.ai significantly reduces manual effort, improves data accuracy, and accelerates workflow efficiency. The platform supports integration with existing systems, ensures compliance with industry regulations, and maintains robust data privacy and security. With customizable automation and user-friendly dashboards, Intics.ai empowers teams to make better decisions quickly, cut operational costs, and focus resources on value-added tasks. Unlock the full potential of your organization’s information assets with intelligent automation and real-time insights for smarter business processes.</w:t>
       </w:r>
       <w:r>
         <w:br/>
@@ -20425,7 +20425,7 @@
       </w:r>
       <w:hyperlink r:id="rId294">
         <w:r>
-          <w:t>https://cloud.ibm.com/docs/infrastructure/vsrx?topic=vsrx-getting-started</w:t>
+          <w:t>https://intics.ai/</w:t>
         </w:r>
       </w:hyperlink>
       <w:r>
@@ -20486,21 +20486,21 @@
           <w:sz w:val="28"/>
           <w:szCs w:val="28"/>
         </w:rPr>
-        <w:t xml:space="preserve">     Key Protect</w:t>
-      </w:r>
-      <w:r>
-        <w:br/>
-      </w:r>
-      <w:r>
-        <w:br/>
-      </w:r>
-      <w:r>
-        <w:rPr>
-          <w:color w:val="808080"/>
-          <w:sz w:val="24"/>
-          <w:szCs w:val="24"/>
-        </w:rPr>
-        <w:t>Key Protect is a cloud-based security service that provides life cycle management for encryption keys that are used in IBM Cloud services or customer-built applications. Key Protect provides roots of trust (RoT), backed by a hardware security module (HSM).</w:t>
+        <w:t xml:space="preserve">     Juniper vSRX</w:t>
+      </w:r>
+      <w:r>
+        <w:br/>
+      </w:r>
+      <w:r>
+        <w:br/>
+      </w:r>
+      <w:r>
+        <w:rPr>
+          <w:color w:val="808080"/>
+          <w:sz w:val="24"/>
+          <w:szCs w:val="24"/>
+        </w:rPr>
+        <w:t>Protect your cloud infrastructure and optimize its performance with a gateway appliance.</w:t>
       </w:r>
       <w:r>
         <w:br/>
@@ -20515,7 +20515,7 @@
       </w:r>
       <w:hyperlink r:id="rId296">
         <w:r>
-          <w:t>https://cloud.ibm.com/docs/key-protect</w:t>
+          <w:t>https://cloud.ibm.com/docs/infrastructure/vsrx?topic=vsrx-getting-started</w:t>
         </w:r>
       </w:hyperlink>
       <w:r>
@@ -20576,21 +20576,21 @@
           <w:sz w:val="28"/>
           <w:szCs w:val="28"/>
         </w:rPr>
-        <w:t xml:space="preserve">     KMIP for VMware</w:t>
-      </w:r>
-      <w:r>
-        <w:br/>
-      </w:r>
-      <w:r>
-        <w:br/>
-      </w:r>
-      <w:r>
-        <w:rPr>
-          <w:color w:val="808080"/>
-          <w:sz w:val="24"/>
-          <w:szCs w:val="24"/>
-        </w:rPr>
-        <w:t>Cloud-based security service that provides life cycle management for encryption keys that are used in IBM Cloud services or customer-built applications.</w:t>
+        <w:t xml:space="preserve">     Key Protect</w:t>
+      </w:r>
+      <w:r>
+        <w:br/>
+      </w:r>
+      <w:r>
+        <w:br/>
+      </w:r>
+      <w:r>
+        <w:rPr>
+          <w:color w:val="808080"/>
+          <w:sz w:val="24"/>
+          <w:szCs w:val="24"/>
+        </w:rPr>
+        <w:t>Key Protect is a cloud-based security service that provides life cycle management for encryption keys that are used in IBM Cloud services or customer-built applications. Key Protect provides roots of trust (RoT), backed by a hardware security module (HSM).</w:t>
       </w:r>
       <w:r>
         <w:br/>
@@ -20605,7 +20605,7 @@
       </w:r>
       <w:hyperlink r:id="rId298">
         <w:r>
-          <w:t>https://cloud.ibm.com/services/vmwaresolutions/services/kmip_considerations.html</w:t>
+          <w:t>https://cloud.ibm.com/docs/key-protect</w:t>
         </w:r>
       </w:hyperlink>
       <w:r>
@@ -20666,66 +20666,21 @@
           <w:sz w:val="28"/>
           <w:szCs w:val="28"/>
         </w:rPr>
-        <w:t xml:space="preserve">     Komprise Elastic Data Migration</w:t>
-      </w:r>
-      <w:r>
-        <w:br/>
-      </w:r>
-      <w:r>
-        <w:br/>
-      </w:r>
-      <w:r>
-        <w:rPr>
-          <w:color w:val="808080"/>
-          <w:sz w:val="24"/>
-          <w:szCs w:val="24"/>
-        </w:rPr>
-        <w:t>For sales support, please reach out to Komprise directly at IBM@komprise.com</w:t>
-      </w:r>
-      <w:r>
-        <w:br/>
-      </w:r>
-      <w:r>
-        <w:br/>
-      </w:r>
-      <w:r>
-        <w:rPr>
-          <w:color w:val="808080"/>
-          <w:sz w:val="24"/>
-          <w:szCs w:val="24"/>
-        </w:rPr>
-        <w:t xml:space="preserve">Whether migrating to the cloud, cloud NAS or to a NAS in your data center, with Komprise Elastic Data Migration you get the fastest, most predictable and cost-efficient data migration for file and object data. </w:t>
-      </w:r>
-      <w:r>
-        <w:br/>
-      </w:r>
-      <w:r>
-        <w:br/>
-      </w:r>
-      <w:r>
-        <w:br/>
-      </w:r>
-      <w:r>
-        <w:rPr>
-          <w:color w:val="808080"/>
-          <w:sz w:val="24"/>
-          <w:szCs w:val="24"/>
-        </w:rPr>
-        <w:t xml:space="preserve">Smart, fast, proven file and object data migration. Komprise runs data migrations 27 times faster with an elastic architecture and reliably migrates petabytes of data. </w:t>
-      </w:r>
-      <w:r>
-        <w:br/>
-      </w:r>
-      <w:r>
-        <w:br/>
-      </w:r>
-      <w:r>
-        <w:rPr>
-          <w:color w:val="808080"/>
-          <w:sz w:val="24"/>
-          <w:szCs w:val="24"/>
-        </w:rPr>
-        <w:t>Komprise Elastic Data Migration includes Komprise Analysis and is included in the Komprise Intelligent Data Management suite or is available standalone. Don’t just lift and shift – learn more about analytics-first smart data migration from Komprise today.</w:t>
+        <w:t xml:space="preserve">     KMIP for VMware</w:t>
+      </w:r>
+      <w:r>
+        <w:br/>
+      </w:r>
+      <w:r>
+        <w:br/>
+      </w:r>
+      <w:r>
+        <w:rPr>
+          <w:color w:val="808080"/>
+          <w:sz w:val="24"/>
+          <w:szCs w:val="24"/>
+        </w:rPr>
+        <w:t>Cloud-based security service that provides life cycle management for encryption keys that are used in IBM Cloud services or customer-built applications.</w:t>
       </w:r>
       <w:r>
         <w:br/>
@@ -20740,7 +20695,7 @@
       </w:r>
       <w:hyperlink r:id="rId300">
         <w:r>
-          <w:t>https://www.komprise.com/support/</w:t>
+          <w:t>https://cloud.ibm.com/services/vmwaresolutions/services/kmip_considerations.html</w:t>
         </w:r>
       </w:hyperlink>
       <w:r>
@@ -20801,7 +20756,7 @@
           <w:sz w:val="28"/>
           <w:szCs w:val="28"/>
         </w:rPr>
-        <w:t xml:space="preserve">     Komprise Intelligent Data Management Suite</w:t>
+        <w:t xml:space="preserve">     Komprise Elastic Data Migration</w:t>
       </w:r>
       <w:r>
         <w:br/>
@@ -20829,35 +20784,38 @@
           <w:sz w:val="24"/>
           <w:szCs w:val="24"/>
         </w:rPr>
-        <w:t>Komprise enables organizations to handle the two most pressing issues with unstructured data: managing its rampant growth across multi-vendor storage and unlocking data value. Komprise is a data management service that connects easily via open standards to any file storage to provide much-needed analytics and visibility across all storage silos.</w:t>
-      </w:r>
-      <w:r>
-        <w:br/>
-      </w:r>
-      <w:r>
-        <w:br/>
-      </w:r>
-      <w:r>
-        <w:rPr>
-          <w:color w:val="808080"/>
-          <w:sz w:val="24"/>
-          <w:szCs w:val="24"/>
-        </w:rPr>
-        <w:t>Key benefits for customers include optimizing the management of petabytes of unstructured data to accelerate cloud migrations while dramatically cutting costs. Komprise automatically migrates or tiers unstructured/file data to secondary storage according to the plans which users create so that data always lives in the right place at the right time according to its age, usage or other parameters such as security.</w:t>
-      </w:r>
-      <w:r>
-        <w:br/>
-      </w:r>
-      <w:r>
-        <w:br/>
-      </w:r>
-      <w:r>
-        <w:rPr>
-          <w:color w:val="808080"/>
-          <w:sz w:val="24"/>
-          <w:szCs w:val="24"/>
-        </w:rPr>
-        <w:t>This adds up to significant storage savings (up to 70%) from migrating and archiving data. Komprise’s elastic grid architecture and patented TMT (transparent move technology) ensures that once data is moved from NAS and cloud file services, users can always access files from the original location, in their original form, without getting in the hot data path and enabling native access in the destination storage.</w:t>
+        <w:t xml:space="preserve">Whether migrating to the cloud, cloud NAS or to a NAS in your data center, with Komprise Elastic Data Migration you get the fastest, most predictable and cost-efficient data migration for file and object data. </w:t>
+      </w:r>
+      <w:r>
+        <w:br/>
+      </w:r>
+      <w:r>
+        <w:br/>
+      </w:r>
+      <w:r>
+        <w:br/>
+      </w:r>
+      <w:r>
+        <w:rPr>
+          <w:color w:val="808080"/>
+          <w:sz w:val="24"/>
+          <w:szCs w:val="24"/>
+        </w:rPr>
+        <w:t xml:space="preserve">Smart, fast, proven file and object data migration. Komprise runs data migrations 27 times faster with an elastic architecture and reliably migrates petabytes of data. </w:t>
+      </w:r>
+      <w:r>
+        <w:br/>
+      </w:r>
+      <w:r>
+        <w:br/>
+      </w:r>
+      <w:r>
+        <w:rPr>
+          <w:color w:val="808080"/>
+          <w:sz w:val="24"/>
+          <w:szCs w:val="24"/>
+        </w:rPr>
+        <w:t>Komprise Elastic Data Migration includes Komprise Analysis and is included in the Komprise Intelligent Data Management suite or is available standalone. Don’t just lift and shift – learn more about analytics-first smart data migration from Komprise today.</w:t>
       </w:r>
       <w:r>
         <w:br/>
@@ -20933,21 +20891,63 @@
           <w:sz w:val="28"/>
           <w:szCs w:val="28"/>
         </w:rPr>
-        <w:t xml:space="preserve">     Kubernetes Service</w:t>
-      </w:r>
-      <w:r>
-        <w:br/>
-      </w:r>
-      <w:r>
-        <w:br/>
-      </w:r>
-      <w:r>
-        <w:rPr>
-          <w:color w:val="808080"/>
-          <w:sz w:val="24"/>
-          <w:szCs w:val="24"/>
-        </w:rPr>
-        <w:t>IBM Cloud Kubernetes Service creates a cluster of compute hosts and deploys highly available containers. A Kubernetes cluster lets you securely manage the resources that you need to quickly deploy, update and scale applications.</w:t>
+        <w:t xml:space="preserve">     Komprise Intelligent Data Management Suite</w:t>
+      </w:r>
+      <w:r>
+        <w:br/>
+      </w:r>
+      <w:r>
+        <w:br/>
+      </w:r>
+      <w:r>
+        <w:rPr>
+          <w:color w:val="808080"/>
+          <w:sz w:val="24"/>
+          <w:szCs w:val="24"/>
+        </w:rPr>
+        <w:t>For sales support, please reach out to Komprise directly at IBM@komprise.com</w:t>
+      </w:r>
+      <w:r>
+        <w:br/>
+      </w:r>
+      <w:r>
+        <w:br/>
+      </w:r>
+      <w:r>
+        <w:rPr>
+          <w:color w:val="808080"/>
+          <w:sz w:val="24"/>
+          <w:szCs w:val="24"/>
+        </w:rPr>
+        <w:t>Komprise enables organizations to handle the two most pressing issues with unstructured data: managing its rampant growth across multi-vendor storage and unlocking data value. Komprise is a data management service that connects easily via open standards to any file storage to provide much-needed analytics and visibility across all storage silos.</w:t>
+      </w:r>
+      <w:r>
+        <w:br/>
+      </w:r>
+      <w:r>
+        <w:br/>
+      </w:r>
+      <w:r>
+        <w:rPr>
+          <w:color w:val="808080"/>
+          <w:sz w:val="24"/>
+          <w:szCs w:val="24"/>
+        </w:rPr>
+        <w:t>Key benefits for customers include optimizing the management of petabytes of unstructured data to accelerate cloud migrations while dramatically cutting costs. Komprise automatically migrates or tiers unstructured/file data to secondary storage according to the plans which users create so that data always lives in the right place at the right time according to its age, usage or other parameters such as security.</w:t>
+      </w:r>
+      <w:r>
+        <w:br/>
+      </w:r>
+      <w:r>
+        <w:br/>
+      </w:r>
+      <w:r>
+        <w:rPr>
+          <w:color w:val="808080"/>
+          <w:sz w:val="24"/>
+          <w:szCs w:val="24"/>
+        </w:rPr>
+        <w:t>This adds up to significant storage savings (up to 70%) from migrating and archiving data. Komprise’s elastic grid architecture and patented TMT (transparent move technology) ensures that once data is moved from NAS and cloud file services, users can always access files from the original location, in their original form, without getting in the hot data path and enabling native access in the destination storage.</w:t>
       </w:r>
       <w:r>
         <w:br/>
@@ -20962,7 +20962,7 @@
       </w:r>
       <w:hyperlink r:id="rId304">
         <w:r>
-          <w:t>https://cloud.ibm.com/docs/containers?topic=containers-getting-started#getting-started</w:t>
+          <w:t>https://www.komprise.com/support/</w:t>
         </w:r>
       </w:hyperlink>
       <w:r>
@@ -21023,21 +21023,21 @@
           <w:sz w:val="28"/>
           <w:szCs w:val="28"/>
         </w:rPr>
-        <w:t xml:space="preserve">     Lantrasoft HPC Managed Services</w:t>
-      </w:r>
-      <w:r>
-        <w:br/>
-      </w:r>
-      <w:r>
-        <w:br/>
-      </w:r>
-      <w:r>
-        <w:rPr>
-          <w:color w:val="808080"/>
-          <w:sz w:val="24"/>
-          <w:szCs w:val="24"/>
-        </w:rPr>
-        <w:t>At Lantrasoft, we provide tailored solutions for your digital transformation utilizing Hybrid/IBM Cloud and IBM Spectrum LSF, Scale. We ensure seamless integration with your existing systems and empower your business with scalable resources through flexible architectures and intelligent workload management.</w:t>
+        <w:t xml:space="preserve">     Kubernetes Service</w:t>
+      </w:r>
+      <w:r>
+        <w:br/>
+      </w:r>
+      <w:r>
+        <w:br/>
+      </w:r>
+      <w:r>
+        <w:rPr>
+          <w:color w:val="808080"/>
+          <w:sz w:val="24"/>
+          <w:szCs w:val="24"/>
+        </w:rPr>
+        <w:t>IBM Cloud Kubernetes Service creates a cluster of compute hosts and deploys highly available containers. A Kubernetes cluster lets you securely manage the resources that you need to quickly deploy, update and scale applications.</w:t>
       </w:r>
       <w:r>
         <w:br/>
@@ -21052,7 +21052,7 @@
       </w:r>
       <w:hyperlink r:id="rId306">
         <w:r>
-          <w:t>https://www.lantrasoft.com/ims/cis/ibm-cloud</w:t>
+          <w:t>https://cloud.ibm.com/docs/containers?topic=containers-getting-started#getting-started</w:t>
         </w:r>
       </w:hyperlink>
       <w:r>
@@ -21113,65 +21113,21 @@
           <w:sz w:val="28"/>
           <w:szCs w:val="28"/>
         </w:rPr>
-        <w:t xml:space="preserve">     Lantrasoft Maximo MAS Services</w:t>
-      </w:r>
-      <w:r>
-        <w:br/>
-      </w:r>
-      <w:r>
-        <w:br/>
-      </w:r>
-      <w:r>
-        <w:rPr>
-          <w:color w:val="808080"/>
-          <w:sz w:val="24"/>
-          <w:szCs w:val="24"/>
-        </w:rPr>
-        <w:t>1. This selection of services aims to assist Maximo customers seeking to upgrade to a MAS v8+ option.</w:t>
-      </w:r>
-      <w:r>
-        <w:br/>
-      </w:r>
-      <w:r>
-        <w:rPr>
-          <w:color w:val="808080"/>
-          <w:sz w:val="24"/>
-          <w:szCs w:val="24"/>
-        </w:rPr>
-        <w:t>2. Lantrasoft performs the assessment and provides recommendations to support your desired option through advisory services and optionally the implementation efforts to accomplish these modernizing on-prem to hybrid-cloud-enabled projects.</w:t>
-      </w:r>
-      <w:r>
-        <w:br/>
-      </w:r>
-      <w:r>
-        <w:rPr>
-          <w:color w:val="808080"/>
-          <w:sz w:val="24"/>
-          <w:szCs w:val="24"/>
-        </w:rPr>
-        <w:t>3. The services are designed to suit your specific upgrade or migration requirements and objectives. Builds out a unique project plan, scope, costs and timeline.</w:t>
-      </w:r>
-      <w:r>
-        <w:br/>
-      </w:r>
-      <w:r>
-        <w:rPr>
-          <w:color w:val="808080"/>
-          <w:sz w:val="24"/>
-          <w:szCs w:val="24"/>
-        </w:rPr>
-        <w:t>4. All projects, irrespective of the category and customization, require a current state assessment or discovery coupled with a solid understanding of the customer goals and associated target environment.</w:t>
-      </w:r>
-      <w:r>
-        <w:br/>
-      </w:r>
-      <w:r>
-        <w:rPr>
-          <w:color w:val="808080"/>
-          <w:sz w:val="24"/>
-          <w:szCs w:val="24"/>
-        </w:rPr>
-        <w:t>5. Once well-comprehended, an accurate statement of work (SOW) and associated price quote is generated in support of the project.</w:t>
+        <w:t xml:space="preserve">     Lantrasoft HPC Managed Services</w:t>
+      </w:r>
+      <w:r>
+        <w:br/>
+      </w:r>
+      <w:r>
+        <w:br/>
+      </w:r>
+      <w:r>
+        <w:rPr>
+          <w:color w:val="808080"/>
+          <w:sz w:val="24"/>
+          <w:szCs w:val="24"/>
+        </w:rPr>
+        <w:t>At Lantrasoft, we provide tailored solutions for your digital transformation utilizing Hybrid/IBM Cloud and IBM Spectrum LSF, Scale. We ensure seamless integration with your existing systems and empower your business with scalable resources through flexible architectures and intelligent workload management.</w:t>
       </w:r>
       <w:r>
         <w:br/>
@@ -21186,7 +21142,7 @@
       </w:r>
       <w:hyperlink r:id="rId308">
         <w:r>
-          <w:t>https://www.lantrasoft.com/ims/cis/maximo</w:t>
+          <w:t>https://www.lantrasoft.com/ims/cis/ibm-cloud</w:t>
         </w:r>
       </w:hyperlink>
       <w:r>
@@ -21247,135 +21203,65 @@
           <w:sz w:val="28"/>
           <w:szCs w:val="28"/>
         </w:rPr>
-        <w:t xml:space="preserve">     Legislative Compliance</w:t>
-      </w:r>
-      <w:r>
-        <w:br/>
-      </w:r>
-      <w:r>
-        <w:br/>
-      </w:r>
-      <w:r>
-        <w:rPr>
-          <w:color w:val="808080"/>
-          <w:sz w:val="24"/>
-          <w:szCs w:val="24"/>
-        </w:rPr>
-        <w:t>Heavy industrial operations must comply with legislation, regulations and standards set by government departments. Compliance requirements change continuously, yet most organisations check against these requirements only when an audit is due — a reactive approach that exposes them to fines, stop-work orders and reputational damage.</w:t>
-      </w:r>
-      <w:r>
-        <w:br/>
-      </w:r>
-      <w:r>
-        <w:br/>
-      </w:r>
-      <w:r>
-        <w:rPr>
-          <w:color w:val="808080"/>
-          <w:sz w:val="24"/>
-          <w:szCs w:val="24"/>
-        </w:rPr>
-        <w:t>Libero AI's Legislative Compliance Agent uses Retrieval-Augmented Generation (RAG) to compare an organisation's policies, processes and procedures against current legislative and regulatory requirements. It surfaces prioritised compliance gaps so teams can act early — not at audit time.</w:t>
-      </w:r>
-      <w:r>
-        <w:br/>
-      </w:r>
-      <w:r>
-        <w:br/>
-      </w:r>
-      <w:r>
-        <w:rPr>
-          <w:color w:val="808080"/>
-          <w:sz w:val="24"/>
-          <w:szCs w:val="24"/>
-        </w:rPr>
-        <w:t>What the agent does:</w:t>
-      </w:r>
-      <w:r>
-        <w:br/>
-      </w:r>
-      <w:r>
-        <w:br/>
-      </w:r>
-      <w:r>
-        <w:rPr>
-          <w:color w:val="808080"/>
-          <w:sz w:val="24"/>
-          <w:szCs w:val="24"/>
-        </w:rPr>
-        <w:t>- Ingests procedure documents and relevant legislation or registered standards via secure PDF upload</w:t>
-      </w:r>
-      <w:r>
-        <w:br/>
-      </w:r>
-      <w:r>
-        <w:rPr>
-          <w:color w:val="808080"/>
-          <w:sz w:val="24"/>
-          <w:szCs w:val="24"/>
-        </w:rPr>
-        <w:t>- Compares requirements against existing internal policies and procedures using purpose/scope, document dates, and detailed section-by-section analysis</w:t>
-      </w:r>
-      <w:r>
-        <w:br/>
-      </w:r>
-      <w:r>
-        <w:rPr>
-          <w:color w:val="808080"/>
-          <w:sz w:val="24"/>
-          <w:szCs w:val="24"/>
-        </w:rPr>
-        <w:t>- Identifies and prioritises compliance gaps, classifying each section as fully compliant, partially compliant, or non-compliant with specific issues and required actions</w:t>
-      </w:r>
-      <w:r>
-        <w:br/>
-      </w:r>
-      <w:r>
-        <w:rPr>
-          <w:color w:val="808080"/>
-          <w:sz w:val="24"/>
-          <w:szCs w:val="24"/>
-        </w:rPr>
-        <w:t>- Provides actionable recommendations prioritised by risk level (High, Medium, or Low) to guide remediation efforts</w:t>
-      </w:r>
-      <w:r>
-        <w:br/>
-      </w:r>
-      <w:r>
-        <w:rPr>
-          <w:color w:val="808080"/>
-          <w:sz w:val="24"/>
-          <w:szCs w:val="24"/>
-        </w:rPr>
-        <w:t>- Generates a downloadable Word document report summarising all compliance findings and recommendations for distribution to stakeholders</w:t>
-      </w:r>
-      <w:r>
-        <w:br/>
-      </w:r>
-      <w:r>
-        <w:br/>
-      </w:r>
-      <w:r>
-        <w:rPr>
-          <w:color w:val="808080"/>
-          <w:sz w:val="24"/>
-          <w:szCs w:val="24"/>
-        </w:rPr>
-        <w:t>Proven in industry:</w:t>
-      </w:r>
-      <w:r>
-        <w:br/>
-      </w:r>
-      <w:r>
-        <w:br/>
-      </w:r>
-      <w:r>
-        <w:rPr>
-          <w:color w:val="808080"/>
-          <w:sz w:val="24"/>
-          <w:szCs w:val="24"/>
-        </w:rPr>
-        <w:t>Deployed in a co-creation engagement with IBM Client Engineering for a major mining operation, the agent interrogated compliance records against QGN 34, RS14, RS15 and RS20. Three previously undetected non-conformances were identified before the next regulatory audit</w:t>
+        <w:t xml:space="preserve">     Lantrasoft Maximo MAS Services</w:t>
+      </w:r>
+      <w:r>
+        <w:br/>
+      </w:r>
+      <w:r>
+        <w:br/>
+      </w:r>
+      <w:r>
+        <w:rPr>
+          <w:color w:val="808080"/>
+          <w:sz w:val="24"/>
+          <w:szCs w:val="24"/>
+        </w:rPr>
+        <w:t>1. This selection of services aims to assist Maximo customers seeking to upgrade to a MAS v8+ option.</w:t>
+      </w:r>
+      <w:r>
+        <w:br/>
+      </w:r>
+      <w:r>
+        <w:rPr>
+          <w:color w:val="808080"/>
+          <w:sz w:val="24"/>
+          <w:szCs w:val="24"/>
+        </w:rPr>
+        <w:t>2. Lantrasoft performs the assessment and provides recommendations to support your desired option through advisory services and optionally the implementation efforts to accomplish these modernizing on-prem to hybrid-cloud-enabled projects.</w:t>
+      </w:r>
+      <w:r>
+        <w:br/>
+      </w:r>
+      <w:r>
+        <w:rPr>
+          <w:color w:val="808080"/>
+          <w:sz w:val="24"/>
+          <w:szCs w:val="24"/>
+        </w:rPr>
+        <w:t>3. The services are designed to suit your specific upgrade or migration requirements and objectives. Builds out a unique project plan, scope, costs and timeline.</w:t>
+      </w:r>
+      <w:r>
+        <w:br/>
+      </w:r>
+      <w:r>
+        <w:rPr>
+          <w:color w:val="808080"/>
+          <w:sz w:val="24"/>
+          <w:szCs w:val="24"/>
+        </w:rPr>
+        <w:t>4. All projects, irrespective of the category and customization, require a current state assessment or discovery coupled with a solid understanding of the customer goals and associated target environment.</w:t>
+      </w:r>
+      <w:r>
+        <w:br/>
+      </w:r>
+      <w:r>
+        <w:rPr>
+          <w:color w:val="808080"/>
+          <w:sz w:val="24"/>
+          <w:szCs w:val="24"/>
+        </w:rPr>
+        <w:t>5. Once well-comprehended, an accurate statement of work (SOW) and associated price quote is generated in support of the project.</w:t>
       </w:r>
       <w:r>
         <w:br/>
@@ -21390,7 +21276,7 @@
       </w:r>
       <w:hyperlink r:id="rId310">
         <w:r>
-          <w:t>https://www.liberoai.com.au/legislative-compliance-agent-user-documentation</w:t>
+          <w:t>https://www.lantrasoft.com/ims/cis/maximo</w:t>
         </w:r>
       </w:hyperlink>
       <w:r>
@@ -21451,38 +21337,135 @@
           <w:sz w:val="28"/>
           <w:szCs w:val="28"/>
         </w:rPr>
-        <w:t xml:space="preserve">     Live Expert Hand-off Agent</w:t>
-      </w:r>
-      <w:r>
-        <w:br/>
-      </w:r>
-      <w:r>
-        <w:br/>
-      </w:r>
-      <w:r>
-        <w:rPr>
-          <w:color w:val="808080"/>
-          <w:sz w:val="24"/>
-          <w:szCs w:val="24"/>
-        </w:rPr>
-        <w:t>The Live Expert Hand-off Agent brings real-time human support into automated workflows by triggering live video or audio consultations whenever your defined hand-off criteria are met. This agent connects IBM Orchestrate flows to your sales or service experts, ensuring customers receive human guidance at moments where expert involvement improves clarity, trust, or conversion. When a workflow reaches a handoff-ready step, the agent launches a live Uptok session with an available expert and transfers the relevant context to streamline the interaction.</w:t>
-      </w:r>
-      <w:r>
-        <w:br/>
-      </w:r>
-      <w:r>
-        <w:br/>
-      </w:r>
-      <w:r>
-        <w:rPr>
-          <w:color w:val="808080"/>
-          <w:sz w:val="24"/>
-          <w:szCs w:val="24"/>
-        </w:rPr>
-        <w:t>Ideal for high-consideration sales, Configure-Price-Quote (CPQ) support, insurance quoting, onboarding, and complex service inquiries, this agent helps your team step in only when human expertise drives measurable impact––while keeping your workflow automation simple and predictable</w:t>
-      </w:r>
-      <w:r>
-        <w:br/>
+        <w:t xml:space="preserve">     Legislative Compliance</w:t>
+      </w:r>
+      <w:r>
+        <w:br/>
+      </w:r>
+      <w:r>
+        <w:br/>
+      </w:r>
+      <w:r>
+        <w:rPr>
+          <w:color w:val="808080"/>
+          <w:sz w:val="24"/>
+          <w:szCs w:val="24"/>
+        </w:rPr>
+        <w:t>Heavy industrial operations must comply with legislation, regulations and standards set by government departments. Compliance requirements change continuously, yet most organisations check against these requirements only when an audit is due — a reactive approach that exposes them to fines, stop-work orders and reputational damage.</w:t>
+      </w:r>
+      <w:r>
+        <w:br/>
+      </w:r>
+      <w:r>
+        <w:br/>
+      </w:r>
+      <w:r>
+        <w:rPr>
+          <w:color w:val="808080"/>
+          <w:sz w:val="24"/>
+          <w:szCs w:val="24"/>
+        </w:rPr>
+        <w:t>Libero AI's Legislative Compliance Agent uses Retrieval-Augmented Generation (RAG) to compare an organisation's policies, processes and procedures against current legislative and regulatory requirements. It surfaces prioritised compliance gaps so teams can act early — not at audit time.</w:t>
+      </w:r>
+      <w:r>
+        <w:br/>
+      </w:r>
+      <w:r>
+        <w:br/>
+      </w:r>
+      <w:r>
+        <w:rPr>
+          <w:color w:val="808080"/>
+          <w:sz w:val="24"/>
+          <w:szCs w:val="24"/>
+        </w:rPr>
+        <w:t>What the agent does:</w:t>
+      </w:r>
+      <w:r>
+        <w:br/>
+      </w:r>
+      <w:r>
+        <w:br/>
+      </w:r>
+      <w:r>
+        <w:rPr>
+          <w:color w:val="808080"/>
+          <w:sz w:val="24"/>
+          <w:szCs w:val="24"/>
+        </w:rPr>
+        <w:t>- Ingests procedure documents and relevant legislation or registered standards via secure PDF upload</w:t>
+      </w:r>
+      <w:r>
+        <w:br/>
+      </w:r>
+      <w:r>
+        <w:rPr>
+          <w:color w:val="808080"/>
+          <w:sz w:val="24"/>
+          <w:szCs w:val="24"/>
+        </w:rPr>
+        <w:t>- Compares requirements against existing internal policies and procedures using purpose/scope, document dates, and detailed section-by-section analysis</w:t>
+      </w:r>
+      <w:r>
+        <w:br/>
+      </w:r>
+      <w:r>
+        <w:rPr>
+          <w:color w:val="808080"/>
+          <w:sz w:val="24"/>
+          <w:szCs w:val="24"/>
+        </w:rPr>
+        <w:t>- Identifies and prioritises compliance gaps, classifying each section as fully compliant, partially compliant, or non-compliant with specific issues and required actions</w:t>
+      </w:r>
+      <w:r>
+        <w:br/>
+      </w:r>
+      <w:r>
+        <w:rPr>
+          <w:color w:val="808080"/>
+          <w:sz w:val="24"/>
+          <w:szCs w:val="24"/>
+        </w:rPr>
+        <w:t>- Provides actionable recommendations prioritised by risk level (High, Medium, or Low) to guide remediation efforts</w:t>
+      </w:r>
+      <w:r>
+        <w:br/>
+      </w:r>
+      <w:r>
+        <w:rPr>
+          <w:color w:val="808080"/>
+          <w:sz w:val="24"/>
+          <w:szCs w:val="24"/>
+        </w:rPr>
+        <w:t>- Generates a downloadable Word document report summarising all compliance findings and recommendations for distribution to stakeholders</w:t>
+      </w:r>
+      <w:r>
+        <w:br/>
+      </w:r>
+      <w:r>
+        <w:br/>
+      </w:r>
+      <w:r>
+        <w:rPr>
+          <w:color w:val="808080"/>
+          <w:sz w:val="24"/>
+          <w:szCs w:val="24"/>
+        </w:rPr>
+        <w:t>Proven in industry:</w:t>
+      </w:r>
+      <w:r>
+        <w:br/>
+      </w:r>
+      <w:r>
+        <w:br/>
+      </w:r>
+      <w:r>
+        <w:rPr>
+          <w:color w:val="808080"/>
+          <w:sz w:val="24"/>
+          <w:szCs w:val="24"/>
+        </w:rPr>
+        <w:t>Deployed in a co-creation engagement with IBM Client Engineering for a major mining operation, the agent interrogated compliance records against QGN 34, RS14, RS15 and RS20. Three previously undetected non-conformances were identified before the next regulatory audit</w:t>
       </w:r>
       <w:r>
         <w:br/>
@@ -21497,7 +21480,7 @@
       </w:r>
       <w:hyperlink r:id="rId312">
         <w:r>
-          <w:t>https://www.uptok.com/dev/live-expert-handoff</w:t>
+          <w:t>https://www.liberoai.com.au/legislative-compliance-agent-user-documentation</w:t>
         </w:r>
       </w:hyperlink>
       <w:r>
@@ -21558,91 +21541,38 @@
           <w:sz w:val="28"/>
           <w:szCs w:val="28"/>
         </w:rPr>
-        <w:t xml:space="preserve">     Load Balancer for VPC</w:t>
-      </w:r>
-      <w:r>
-        <w:br/>
-      </w:r>
-      <w:r>
-        <w:br/>
-      </w:r>
-      <w:r>
-        <w:rPr>
-          <w:color w:val="808080"/>
-          <w:sz w:val="24"/>
-          <w:szCs w:val="24"/>
-        </w:rPr>
-        <w:t>Deploy IBM Cloud Load balancer for VPC in front of application servers to distribute incoming user traffic, providing protection against failure of an individual application server instance. You can seamlessly scale your applications by adding or removing servers. with minimal to no disruption to existing traffic flows.</w:t>
-      </w:r>
-      <w:r>
-        <w:br/>
-      </w:r>
-      <w:r>
-        <w:br/>
-      </w:r>
-      <w:r>
-        <w:rPr>
-          <w:color w:val="808080"/>
-          <w:sz w:val="24"/>
-          <w:szCs w:val="24"/>
-        </w:rPr>
-        <w:t>##### Application load balancer (ALB)</w:t>
-      </w:r>
-      <w:r>
-        <w:br/>
-      </w:r>
-      <w:r>
-        <w:br/>
-      </w:r>
-      <w:r>
-        <w:rPr>
-          <w:color w:val="808080"/>
-          <w:sz w:val="24"/>
-          <w:szCs w:val="24"/>
-        </w:rPr>
-        <w:t>Both public and private ALBs provide layer-7 and layer-4 load balancing on IBM Cloud, supporting SSL offloading. The incoming and outgoing packets flow through the load balancer, which distributes data traffic based on configured policies and rules. When incoming requests match the rules that are associated with a policy, that policy defines how the load balancer distributes its traffic.</w:t>
-      </w:r>
-      <w:r>
-        <w:br/>
-      </w:r>
-      <w:r>
-        <w:br/>
-      </w:r>
-      <w:r>
-        <w:rPr>
-          <w:color w:val="808080"/>
-          <w:sz w:val="24"/>
-          <w:szCs w:val="24"/>
-        </w:rPr>
-        <w:t>##### Network load balancer (NLB)</w:t>
-      </w:r>
-      <w:r>
-        <w:br/>
-      </w:r>
-      <w:r>
-        <w:br/>
-      </w:r>
-      <w:r>
-        <w:rPr>
-          <w:color w:val="808080"/>
-          <w:sz w:val="24"/>
-          <w:szCs w:val="24"/>
-        </w:rPr>
-        <w:t>An NLB provides only layer-4 load balancing on IBM Cloud, and does not support SSL offloading. The NLB is zonal, which means that the members must be in the same zone as the load balancer. The client sends public network traffic to the NLB, which forwards it to its targets. These targets then respond directly to the client by using Direct Server Return (DSR). The load balancer does not perform a check on the contents of the packet. Since Layer 4 network load balancing only processes ingress traffic, it is ideal for workloads that require high throughput and low latency.</w:t>
-      </w:r>
-      <w:r>
-        <w:br/>
-      </w:r>
-      <w:r>
-        <w:br/>
-      </w:r>
-      <w:r>
-        <w:rPr>
-          <w:color w:val="808080"/>
-          <w:sz w:val="24"/>
-          <w:szCs w:val="24"/>
-        </w:rPr>
-        <w:t>[Compare offerings](/docs/vpc?topic=vpc-nlb-vs-elb)</w:t>
+        <w:t xml:space="preserve">     Live Expert Hand-off Agent</w:t>
+      </w:r>
+      <w:r>
+        <w:br/>
+      </w:r>
+      <w:r>
+        <w:br/>
+      </w:r>
+      <w:r>
+        <w:rPr>
+          <w:color w:val="808080"/>
+          <w:sz w:val="24"/>
+          <w:szCs w:val="24"/>
+        </w:rPr>
+        <w:t>The Live Expert Hand-off Agent brings real-time human support into automated workflows by triggering live video or audio consultations whenever your defined hand-off criteria are met. This agent connects IBM Orchestrate flows to your sales or service experts, ensuring customers receive human guidance at moments where expert involvement improves clarity, trust, or conversion. When a workflow reaches a handoff-ready step, the agent launches a live Uptok session with an available expert and transfers the relevant context to streamline the interaction.</w:t>
+      </w:r>
+      <w:r>
+        <w:br/>
+      </w:r>
+      <w:r>
+        <w:br/>
+      </w:r>
+      <w:r>
+        <w:rPr>
+          <w:color w:val="808080"/>
+          <w:sz w:val="24"/>
+          <w:szCs w:val="24"/>
+        </w:rPr>
+        <w:t>Ideal for high-consideration sales, Configure-Price-Quote (CPQ) support, insurance quoting, onboarding, and complex service inquiries, this agent helps your team step in only when human expertise drives measurable impact––while keeping your workflow automation simple and predictable</w:t>
+      </w:r>
+      <w:r>
+        <w:br/>
       </w:r>
       <w:r>
         <w:br/>
@@ -21657,7 +21587,7 @@
       </w:r>
       <w:hyperlink r:id="rId314">
         <w:r>
-          <w:t>https://cloud.ibm.com/docs/vpc?topic=vpc-nlb-vs-elb</w:t>
+          <w:t>https://www.uptok.com/dev/live-expert-handoff</w:t>
         </w:r>
       </w:hyperlink>
       <w:r>
@@ -21718,21 +21648,91 @@
           <w:sz w:val="28"/>
           <w:szCs w:val="28"/>
         </w:rPr>
-        <w:t xml:space="preserve">     Managed Backup Services</w:t>
-      </w:r>
-      <w:r>
-        <w:br/>
-      </w:r>
-      <w:r>
-        <w:br/>
-      </w:r>
-      <w:r>
-        <w:rPr>
-          <w:color w:val="808080"/>
-          <w:sz w:val="24"/>
-          <w:szCs w:val="24"/>
-        </w:rPr>
-        <w:t>Deploy a fully-managed backup environment leveraging Veeam and IBM Resiliency Services.</w:t>
+        <w:t xml:space="preserve">     Load Balancer for VPC</w:t>
+      </w:r>
+      <w:r>
+        <w:br/>
+      </w:r>
+      <w:r>
+        <w:br/>
+      </w:r>
+      <w:r>
+        <w:rPr>
+          <w:color w:val="808080"/>
+          <w:sz w:val="24"/>
+          <w:szCs w:val="24"/>
+        </w:rPr>
+        <w:t>Deploy IBM Cloud Load balancer for VPC in front of application servers to distribute incoming user traffic, providing protection against failure of an individual application server instance. You can seamlessly scale your applications by adding or removing servers. with minimal to no disruption to existing traffic flows.</w:t>
+      </w:r>
+      <w:r>
+        <w:br/>
+      </w:r>
+      <w:r>
+        <w:br/>
+      </w:r>
+      <w:r>
+        <w:rPr>
+          <w:color w:val="808080"/>
+          <w:sz w:val="24"/>
+          <w:szCs w:val="24"/>
+        </w:rPr>
+        <w:t>##### Application load balancer (ALB)</w:t>
+      </w:r>
+      <w:r>
+        <w:br/>
+      </w:r>
+      <w:r>
+        <w:br/>
+      </w:r>
+      <w:r>
+        <w:rPr>
+          <w:color w:val="808080"/>
+          <w:sz w:val="24"/>
+          <w:szCs w:val="24"/>
+        </w:rPr>
+        <w:t>Both public and private ALBs provide layer-7 and layer-4 load balancing on IBM Cloud, supporting SSL offloading. The incoming and outgoing packets flow through the load balancer, which distributes data traffic based on configured policies and rules. When incoming requests match the rules that are associated with a policy, that policy defines how the load balancer distributes its traffic.</w:t>
+      </w:r>
+      <w:r>
+        <w:br/>
+      </w:r>
+      <w:r>
+        <w:br/>
+      </w:r>
+      <w:r>
+        <w:rPr>
+          <w:color w:val="808080"/>
+          <w:sz w:val="24"/>
+          <w:szCs w:val="24"/>
+        </w:rPr>
+        <w:t>##### Network load balancer (NLB)</w:t>
+      </w:r>
+      <w:r>
+        <w:br/>
+      </w:r>
+      <w:r>
+        <w:br/>
+      </w:r>
+      <w:r>
+        <w:rPr>
+          <w:color w:val="808080"/>
+          <w:sz w:val="24"/>
+          <w:szCs w:val="24"/>
+        </w:rPr>
+        <w:t>An NLB provides only layer-4 load balancing on IBM Cloud, and does not support SSL offloading. The NLB is zonal, which means that the members must be in the same zone as the load balancer. The client sends public network traffic to the NLB, which forwards it to its targets. These targets then respond directly to the client by using Direct Server Return (DSR). The load balancer does not perform a check on the contents of the packet. Since Layer 4 network load balancing only processes ingress traffic, it is ideal for workloads that require high throughput and low latency.</w:t>
+      </w:r>
+      <w:r>
+        <w:br/>
+      </w:r>
+      <w:r>
+        <w:br/>
+      </w:r>
+      <w:r>
+        <w:rPr>
+          <w:color w:val="808080"/>
+          <w:sz w:val="24"/>
+          <w:szCs w:val="24"/>
+        </w:rPr>
+        <w:t>[Compare offerings](/docs/vpc?topic=vpc-nlb-vs-elb)</w:t>
       </w:r>
       <w:r>
         <w:br/>
@@ -21747,7 +21747,7 @@
       </w:r>
       <w:hyperlink r:id="rId316">
         <w:r>
-          <w:t>https://cloud.ibm.com/services/vmwaresolutions/services/managing_veeam_services.html</w:t>
+          <w:t>https://cloud.ibm.com/docs/vpc?topic=vpc-nlb-vs-elb</w:t>
         </w:r>
       </w:hyperlink>
       <w:r>
@@ -21808,21 +21808,21 @@
           <w:sz w:val="28"/>
           <w:szCs w:val="28"/>
         </w:rPr>
-        <w:t xml:space="preserve">     Managed Disaster Recovery Services</w:t>
-      </w:r>
-      <w:r>
-        <w:br/>
-      </w:r>
-      <w:r>
-        <w:br/>
-      </w:r>
-      <w:r>
-        <w:rPr>
-          <w:color w:val="808080"/>
-          <w:sz w:val="24"/>
-          <w:szCs w:val="24"/>
-        </w:rPr>
-        <w:t>Deploy a fully-managed Disaster Recovery environment leveraging Zerto and IBM Resiliency Services.</w:t>
+        <w:t xml:space="preserve">     Managed Backup Services</w:t>
+      </w:r>
+      <w:r>
+        <w:br/>
+      </w:r>
+      <w:r>
+        <w:br/>
+      </w:r>
+      <w:r>
+        <w:rPr>
+          <w:color w:val="808080"/>
+          <w:sz w:val="24"/>
+          <w:szCs w:val="24"/>
+        </w:rPr>
+        <w:t>Deploy a fully-managed backup environment leveraging Veeam and IBM Resiliency Services.</w:t>
       </w:r>
       <w:r>
         <w:br/>
@@ -21837,7 +21837,7 @@
       </w:r>
       <w:hyperlink r:id="rId318">
         <w:r>
-          <w:t>https://cloud.ibm.com/services/vmwaresolutions/services/managing_zerto_services.html</w:t>
+          <w:t>https://cloud.ibm.com/services/vmwaresolutions/services/managing_veeam_services.html</w:t>
         </w:r>
       </w:hyperlink>
       <w:r>
@@ -21898,107 +21898,21 @@
           <w:sz w:val="28"/>
           <w:szCs w:val="28"/>
         </w:rPr>
-        <w:t xml:space="preserve">     Managed Network Security Services</w:t>
-      </w:r>
-      <w:r>
-        <w:br/>
-      </w:r>
-      <w:r>
-        <w:br/>
-      </w:r>
-      <w:r>
-        <w:rPr>
-          <w:color w:val="808080"/>
-          <w:sz w:val="24"/>
-          <w:szCs w:val="24"/>
-        </w:rPr>
-        <w:t xml:space="preserve">Managed Network Security Services provides: </w:t>
-      </w:r>
-      <w:r>
-        <w:br/>
-      </w:r>
-      <w:r>
-        <w:br/>
-      </w:r>
-      <w:r>
-        <w:rPr>
-          <w:color w:val="808080"/>
-          <w:sz w:val="24"/>
-          <w:szCs w:val="24"/>
-        </w:rPr>
-        <w:t>- Near real-time security monitoring, management and analysis of security device alerts and logs</w:t>
-      </w:r>
-      <w:r>
-        <w:br/>
-      </w:r>
-      <w:r>
-        <w:rPr>
-          <w:color w:val="808080"/>
-          <w:sz w:val="24"/>
-          <w:szCs w:val="24"/>
-        </w:rPr>
-        <w:t>- Expertise in device policy management to help prevent malicious attacks</w:t>
-      </w:r>
-      <w:r>
-        <w:br/>
-      </w:r>
-      <w:r>
-        <w:rPr>
-          <w:color w:val="808080"/>
-          <w:sz w:val="24"/>
-          <w:szCs w:val="24"/>
-        </w:rPr>
-        <w:t>- Advanced event analysis by intelligent systems and alerts for escalation and investigation</w:t>
-      </w:r>
-      <w:r>
-        <w:br/>
-      </w:r>
-      <w:r>
-        <w:rPr>
-          <w:color w:val="808080"/>
-          <w:sz w:val="24"/>
-          <w:szCs w:val="24"/>
-        </w:rPr>
-        <w:t>- Detailed reporting for improved decision making</w:t>
-      </w:r>
-      <w:r>
-        <w:br/>
-      </w:r>
-      <w:r>
-        <w:rPr>
-          <w:color w:val="808080"/>
-          <w:sz w:val="24"/>
-          <w:szCs w:val="24"/>
-        </w:rPr>
-        <w:t>- Access to IBM® X-Force® threat analysis service (security intelligence)</w:t>
-      </w:r>
-      <w:r>
-        <w:br/>
-      </w:r>
-      <w:r>
-        <w:br/>
-      </w:r>
-      <w:r>
-        <w:rPr>
-          <w:color w:val="808080"/>
-          <w:sz w:val="24"/>
-          <w:szCs w:val="24"/>
-        </w:rPr>
-        <w:t>Managed Network Security Services support a matrix of thoroughly tested and best of breed vendor platforms and technologies as hardware devices and virtual software installed in your environment, or in AWS, Azure &amp; IBM cloud including:  Checkpoint, Fortinet, Juniper, Palo Alto, and Cisco to name a few).</w:t>
-      </w:r>
-      <w:r>
-        <w:br/>
-      </w:r>
-      <w:r>
-        <w:br/>
-      </w:r>
-      <w:r>
-        <w:rPr>
-          <w:color w:val="808080"/>
-          <w:sz w:val="24"/>
-          <w:szCs w:val="24"/>
-        </w:rPr>
-        <w:t>Delivered from a network of global IBM Security Operations Centers (SOCs) operating 24 hours/day, 7 days/week 365 days/year.</w:t>
+        <w:t xml:space="preserve">     Managed Disaster Recovery Services</w:t>
+      </w:r>
+      <w:r>
+        <w:br/>
+      </w:r>
+      <w:r>
+        <w:br/>
+      </w:r>
+      <w:r>
+        <w:rPr>
+          <w:color w:val="808080"/>
+          <w:sz w:val="24"/>
+          <w:szCs w:val="24"/>
+        </w:rPr>
+        <w:t>Deploy a fully-managed Disaster Recovery environment leveraging Zerto and IBM Resiliency Services.</w:t>
       </w:r>
       <w:r>
         <w:br/>
@@ -22013,7 +21927,7 @@
       </w:r>
       <w:hyperlink r:id="rId320">
         <w:r>
-          <w:t>https://cloud.ibm.com/docs</w:t>
+          <w:t>https://cloud.ibm.com/services/vmwaresolutions/services/managing_zerto_services.html</w:t>
         </w:r>
       </w:hyperlink>
       <w:r>
@@ -22074,21 +21988,107 @@
           <w:sz w:val="28"/>
           <w:szCs w:val="28"/>
         </w:rPr>
-        <w:t xml:space="preserve">     Managed VMware Services</w:t>
-      </w:r>
-      <w:r>
-        <w:br/>
-      </w:r>
-      <w:r>
-        <w:br/>
-      </w:r>
-      <w:r>
-        <w:rPr>
-          <w:color w:val="808080"/>
-          <w:sz w:val="24"/>
-          <w:szCs w:val="24"/>
-        </w:rPr>
-        <w:t>Enable IBM Integrated Managed VMware services to deliver dynamic remote management services for a broad range of cloud infrastructures.</w:t>
+        <w:t xml:space="preserve">     Managed Network Security Services</w:t>
+      </w:r>
+      <w:r>
+        <w:br/>
+      </w:r>
+      <w:r>
+        <w:br/>
+      </w:r>
+      <w:r>
+        <w:rPr>
+          <w:color w:val="808080"/>
+          <w:sz w:val="24"/>
+          <w:szCs w:val="24"/>
+        </w:rPr>
+        <w:t xml:space="preserve">Managed Network Security Services provides: </w:t>
+      </w:r>
+      <w:r>
+        <w:br/>
+      </w:r>
+      <w:r>
+        <w:br/>
+      </w:r>
+      <w:r>
+        <w:rPr>
+          <w:color w:val="808080"/>
+          <w:sz w:val="24"/>
+          <w:szCs w:val="24"/>
+        </w:rPr>
+        <w:t>- Near real-time security monitoring, management and analysis of security device alerts and logs</w:t>
+      </w:r>
+      <w:r>
+        <w:br/>
+      </w:r>
+      <w:r>
+        <w:rPr>
+          <w:color w:val="808080"/>
+          <w:sz w:val="24"/>
+          <w:szCs w:val="24"/>
+        </w:rPr>
+        <w:t>- Expertise in device policy management to help prevent malicious attacks</w:t>
+      </w:r>
+      <w:r>
+        <w:br/>
+      </w:r>
+      <w:r>
+        <w:rPr>
+          <w:color w:val="808080"/>
+          <w:sz w:val="24"/>
+          <w:szCs w:val="24"/>
+        </w:rPr>
+        <w:t>- Advanced event analysis by intelligent systems and alerts for escalation and investigation</w:t>
+      </w:r>
+      <w:r>
+        <w:br/>
+      </w:r>
+      <w:r>
+        <w:rPr>
+          <w:color w:val="808080"/>
+          <w:sz w:val="24"/>
+          <w:szCs w:val="24"/>
+        </w:rPr>
+        <w:t>- Detailed reporting for improved decision making</w:t>
+      </w:r>
+      <w:r>
+        <w:br/>
+      </w:r>
+      <w:r>
+        <w:rPr>
+          <w:color w:val="808080"/>
+          <w:sz w:val="24"/>
+          <w:szCs w:val="24"/>
+        </w:rPr>
+        <w:t>- Access to IBM® X-Force® threat analysis service (security intelligence)</w:t>
+      </w:r>
+      <w:r>
+        <w:br/>
+      </w:r>
+      <w:r>
+        <w:br/>
+      </w:r>
+      <w:r>
+        <w:rPr>
+          <w:color w:val="808080"/>
+          <w:sz w:val="24"/>
+          <w:szCs w:val="24"/>
+        </w:rPr>
+        <w:t>Managed Network Security Services support a matrix of thoroughly tested and best of breed vendor platforms and technologies as hardware devices and virtual software installed in your environment, or in AWS, Azure &amp; IBM cloud including:  Checkpoint, Fortinet, Juniper, Palo Alto, and Cisco to name a few).</w:t>
+      </w:r>
+      <w:r>
+        <w:br/>
+      </w:r>
+      <w:r>
+        <w:br/>
+      </w:r>
+      <w:r>
+        <w:rPr>
+          <w:color w:val="808080"/>
+          <w:sz w:val="24"/>
+          <w:szCs w:val="24"/>
+        </w:rPr>
+        <w:t>Delivered from a network of global IBM Security Operations Centers (SOCs) operating 24 hours/day, 7 days/week 365 days/year.</w:t>
       </w:r>
       <w:r>
         <w:br/>
@@ -22103,7 +22103,7 @@
       </w:r>
       <w:hyperlink r:id="rId322">
         <w:r>
-          <w:t>https://cloud.ibm.com/services/vmwaresolutions/services/managing_imi.html</w:t>
+          <w:t>https://cloud.ibm.com/docs</w:t>
         </w:r>
       </w:hyperlink>
       <w:r>
@@ -22164,67 +22164,21 @@
           <w:sz w:val="28"/>
           <w:szCs w:val="28"/>
         </w:rPr>
-        <w:t xml:space="preserve">     MarvelX AI</w:t>
-      </w:r>
-      <w:r>
-        <w:br/>
-      </w:r>
-      <w:r>
-        <w:br/>
-      </w:r>
-      <w:r>
-        <w:rPr>
-          <w:color w:val="808080"/>
-          <w:sz w:val="24"/>
-          <w:szCs w:val="24"/>
-        </w:rPr>
-        <w:t>MarvelX Claims Assistant helps insurance teams handle claims faster and with greater accuracy. It combines document understanding, Q&amp;A, and structured claim analysis in one tool.</w:t>
-      </w:r>
-      <w:r>
-        <w:br/>
-      </w:r>
-      <w:r>
-        <w:br/>
-      </w:r>
-      <w:r>
-        <w:br/>
-      </w:r>
-      <w:r>
-        <w:br/>
-      </w:r>
-      <w:r>
-        <w:br/>
-      </w:r>
-      <w:r>
-        <w:rPr>
-          <w:color w:val="808080"/>
-          <w:sz w:val="24"/>
-          <w:szCs w:val="24"/>
-        </w:rPr>
-        <w:t>Upload claim files such as PDFs, scans or emails, and the assistant automatically checks for coverage, red flags, inconsistencies and missing information. Through a simple chat, you can ask questions about claims or policies in plain language and get clear, evidence-backed answers.</w:t>
-      </w:r>
-      <w:r>
-        <w:br/>
-      </w:r>
-      <w:r>
-        <w:br/>
-      </w:r>
-      <w:r>
-        <w:br/>
-      </w:r>
-      <w:r>
-        <w:br/>
-      </w:r>
-      <w:r>
-        <w:br/>
-      </w:r>
-      <w:r>
-        <w:rPr>
-          <w:color w:val="808080"/>
-          <w:sz w:val="24"/>
-          <w:szCs w:val="24"/>
-        </w:rPr>
-        <w:t>Each claim is summarized into a scannable analysis with decisions, reasoning and checks performed. This makes it easier for claim handlers to review outcomes quickly, reduce errors, and improve the consistency of claim decisions.</w:t>
+        <w:t xml:space="preserve">     Managed VMware Services</w:t>
+      </w:r>
+      <w:r>
+        <w:br/>
+      </w:r>
+      <w:r>
+        <w:br/>
+      </w:r>
+      <w:r>
+        <w:rPr>
+          <w:color w:val="808080"/>
+          <w:sz w:val="24"/>
+          <w:szCs w:val="24"/>
+        </w:rPr>
+        <w:t>Enable IBM Integrated Managed VMware services to deliver dynamic remote management services for a broad range of cloud infrastructures.</w:t>
       </w:r>
       <w:r>
         <w:br/>
@@ -22239,7 +22193,7 @@
       </w:r>
       <w:hyperlink r:id="rId324">
         <w:r>
-          <w:t>https://www.marvelx.ai/ibm-documentation</w:t>
+          <w:t>https://cloud.ibm.com/services/vmwaresolutions/services/managing_imi.html</w:t>
         </w:r>
       </w:hyperlink>
       <w:r>
@@ -22300,21 +22254,67 @@
           <w:sz w:val="28"/>
           <w:szCs w:val="28"/>
         </w:rPr>
-        <w:t xml:space="preserve">     Master Data Management</w:t>
-      </w:r>
-      <w:r>
-        <w:br/>
-      </w:r>
-      <w:r>
-        <w:br/>
-      </w:r>
-      <w:r>
-        <w:rPr>
-          <w:color w:val="808080"/>
-          <w:sz w:val="24"/>
-          <w:szCs w:val="24"/>
-        </w:rPr>
-        <w:t>Use IBM Master Data Management to quickly build data pipelines for analytics and other data science use cases using master data.  Start with your IBM MDM Advanced or Standard Edition entities, or with any data assets containing party information from the knowledge catalog and quickly map and model new attributes to your data model for a more complete view of your customers. The AI-powered matching engine speeds configuration using the same statistical methods clients have relied on to produce accurate match results.  Results can be accessed via RESTful APIs, exported to flat files, or viewed online via the entity explorer.</w:t>
+        <w:t xml:space="preserve">     MarvelX AI</w:t>
+      </w:r>
+      <w:r>
+        <w:br/>
+      </w:r>
+      <w:r>
+        <w:br/>
+      </w:r>
+      <w:r>
+        <w:rPr>
+          <w:color w:val="808080"/>
+          <w:sz w:val="24"/>
+          <w:szCs w:val="24"/>
+        </w:rPr>
+        <w:t>MarvelX Claims Assistant helps insurance teams handle claims faster and with greater accuracy. It combines document understanding, Q&amp;A, and structured claim analysis in one tool.</w:t>
+      </w:r>
+      <w:r>
+        <w:br/>
+      </w:r>
+      <w:r>
+        <w:br/>
+      </w:r>
+      <w:r>
+        <w:br/>
+      </w:r>
+      <w:r>
+        <w:br/>
+      </w:r>
+      <w:r>
+        <w:br/>
+      </w:r>
+      <w:r>
+        <w:rPr>
+          <w:color w:val="808080"/>
+          <w:sz w:val="24"/>
+          <w:szCs w:val="24"/>
+        </w:rPr>
+        <w:t>Upload claim files such as PDFs, scans or emails, and the assistant automatically checks for coverage, red flags, inconsistencies and missing information. Through a simple chat, you can ask questions about claims or policies in plain language and get clear, evidence-backed answers.</w:t>
+      </w:r>
+      <w:r>
+        <w:br/>
+      </w:r>
+      <w:r>
+        <w:br/>
+      </w:r>
+      <w:r>
+        <w:br/>
+      </w:r>
+      <w:r>
+        <w:br/>
+      </w:r>
+      <w:r>
+        <w:br/>
+      </w:r>
+      <w:r>
+        <w:rPr>
+          <w:color w:val="808080"/>
+          <w:sz w:val="24"/>
+          <w:szCs w:val="24"/>
+        </w:rPr>
+        <w:t>Each claim is summarized into a scannable analysis with decisions, reasoning and checks performed. This makes it easier for claim handlers to review outcomes quickly, reduce errors, and improve the consistency of claim decisions.</w:t>
       </w:r>
       <w:r>
         <w:br/>
@@ -22329,7 +22329,7 @@
       </w:r>
       <w:hyperlink r:id="rId326">
         <w:r>
-          <w:t>https://dataplatform.test.cloud.ibm.com/docs/content/svc-welcome/mdm.html</w:t>
+          <w:t>https://www.marvelx.ai/ibm-documentation</w:t>
         </w:r>
       </w:hyperlink>
       <w:r>
@@ -22390,21 +22390,21 @@
           <w:sz w:val="28"/>
           <w:szCs w:val="28"/>
         </w:rPr>
-        <w:t xml:space="preserve">     Maven AGI Agent Platform </w:t>
-      </w:r>
-      <w:r>
-        <w:br/>
-      </w:r>
-      <w:r>
-        <w:br/>
-      </w:r>
-      <w:r>
-        <w:rPr>
-          <w:color w:val="808080"/>
-          <w:sz w:val="24"/>
-          <w:szCs w:val="24"/>
-        </w:rPr>
-        <w:t>Maven AGI is an enterprise Generative AI platform designed to revolutionize customer support. It leverages AI agents to autonomously handle a high percentage of customer inquiries (up to 93%), significantly reducing support costs and improving resolution times. Beyond self-service, Maven AGI also provides tools for human agents, such as AI-powered co-pilots, and offers data-driven insights to proactively address customer issues.</w:t>
+        <w:t xml:space="preserve">     Master Data Management</w:t>
+      </w:r>
+      <w:r>
+        <w:br/>
+      </w:r>
+      <w:r>
+        <w:br/>
+      </w:r>
+      <w:r>
+        <w:rPr>
+          <w:color w:val="808080"/>
+          <w:sz w:val="24"/>
+          <w:szCs w:val="24"/>
+        </w:rPr>
+        <w:t>Use IBM Master Data Management to quickly build data pipelines for analytics and other data science use cases using master data.  Start with your IBM MDM Advanced or Standard Edition entities, or with any data assets containing party information from the knowledge catalog and quickly map and model new attributes to your data model for a more complete view of your customers. The AI-powered matching engine speeds configuration using the same statistical methods clients have relied on to produce accurate match results.  Results can be accessed via RESTful APIs, exported to flat files, or viewed online via the entity explorer.</w:t>
       </w:r>
       <w:r>
         <w:br/>
@@ -22419,7 +22419,7 @@
       </w:r>
       <w:hyperlink r:id="rId328">
         <w:r>
-          <w:t>https://docs.mavenagi.com</w:t>
+          <w:t>https://dataplatform.test.cloud.ibm.com/docs/content/svc-welcome/mdm.html</w:t>
         </w:r>
       </w:hyperlink>
       <w:r>
@@ -22480,76 +22480,21 @@
           <w:sz w:val="28"/>
           <w:szCs w:val="28"/>
         </w:rPr>
-        <w:t xml:space="preserve">     Medical Coding And RCM Agent</w:t>
-      </w:r>
-      <w:r>
-        <w:br/>
-      </w:r>
-      <w:r>
-        <w:br/>
-      </w:r>
-      <w:r>
-        <w:rPr>
-          <w:color w:val="808080"/>
-          <w:sz w:val="24"/>
-          <w:szCs w:val="24"/>
-        </w:rPr>
-        <w:t>The Medical Coding &amp; RCM Agent is an AI-powered solution that automates and enhances clinical coding and revenue cycle workflows by transforming structured and unstructured clinical data into accurate, compliant, and billable outputs.</w:t>
-      </w:r>
-      <w:r>
-        <w:br/>
-      </w:r>
-      <w:r>
-        <w:rPr>
-          <w:color w:val="808080"/>
-          <w:sz w:val="24"/>
-          <w:szCs w:val="24"/>
-        </w:rPr>
-        <w:t>Healthcare organizations often face revenue loss due to incomplete documentation, coding errors, and delayed claim submissions. This agent addresses these challenges by analyzing clinical notes, diagnoses, procedures, and supporting data to generate coding suggestions aligned with ICD and CPT standards.</w:t>
-      </w:r>
-      <w:r>
-        <w:br/>
-      </w:r>
-      <w:r>
-        <w:rPr>
-          <w:color w:val="808080"/>
-          <w:sz w:val="24"/>
-          <w:szCs w:val="24"/>
-        </w:rPr>
-        <w:t>Integrated directly into clinical workflows, the agent ensures that coding begins early in the care process and continues through discharge. It identifies missing documentation elements, suggests improvements, and supports clean claim submission by aligning clinical data with payer requirements.</w:t>
-      </w:r>
-      <w:r>
-        <w:br/>
-      </w:r>
-      <w:r>
-        <w:rPr>
-          <w:color w:val="808080"/>
-          <w:sz w:val="24"/>
-          <w:szCs w:val="24"/>
-        </w:rPr>
-        <w:t>The agent also enables proactive denial prevention by flagging inconsistencies, incomplete records, or potential compliance risks before claims are submitted. This improves claim acceptance rates, reduces rework, and accelerates reimbursement cycles.</w:t>
-      </w:r>
-      <w:r>
-        <w:br/>
-      </w:r>
-      <w:r>
-        <w:rPr>
-          <w:color w:val="808080"/>
-          <w:sz w:val="24"/>
-          <w:szCs w:val="24"/>
-        </w:rPr>
-        <w:t>By combining clinical intelligence with workflow orchestration, the Medical Coding &amp; RCM Agent reduces administrative burden, improves coding accuracy, and delivers measurable financial impact across the revenue cycle.</w:t>
-      </w:r>
-      <w:r>
-        <w:br/>
-      </w:r>
-      <w:r>
-        <w:rPr>
-          <w:color w:val="808080"/>
-          <w:sz w:val="24"/>
-          <w:szCs w:val="24"/>
-        </w:rPr>
-        <w:t>placeholder</w:t>
+        <w:t xml:space="preserve">     Maven AGI Agent Platform </w:t>
+      </w:r>
+      <w:r>
+        <w:br/>
+      </w:r>
+      <w:r>
+        <w:br/>
+      </w:r>
+      <w:r>
+        <w:rPr>
+          <w:color w:val="808080"/>
+          <w:sz w:val="24"/>
+          <w:szCs w:val="24"/>
+        </w:rPr>
+        <w:t>Maven AGI is an enterprise Generative AI platform designed to revolutionize customer support. It leverages AI agents to autonomously handle a high percentage of customer inquiries (up to 93%), significantly reducing support costs and improving resolution times. Beyond self-service, Maven AGI also provides tools for human agents, such as AI-powered co-pilots, and offers data-driven insights to proactively address customer issues.</w:t>
       </w:r>
       <w:r>
         <w:br/>
@@ -22564,7 +22509,7 @@
       </w:r>
       <w:hyperlink r:id="rId330">
         <w:r>
-          <w:t>https://www.viclinic.com/en/vi-agent</w:t>
+          <w:t>https://docs.mavenagi.com</w:t>
         </w:r>
       </w:hyperlink>
       <w:r>
@@ -22625,21 +22570,76 @@
           <w:sz w:val="28"/>
           <w:szCs w:val="28"/>
         </w:rPr>
-        <w:t xml:space="preserve">     Messages for RabbitMQ</w:t>
-      </w:r>
-      <w:r>
-        <w:br/>
-      </w:r>
-      <w:r>
-        <w:br/>
-      </w:r>
-      <w:r>
-        <w:rPr>
-          <w:color w:val="808080"/>
-          <w:sz w:val="24"/>
-          <w:szCs w:val="24"/>
-        </w:rPr>
-        <w:t>RabbitMQ routes messages between microservices for modern applications. Messages for RabbitMQ makes RabbitMQ even better by managing it for you. Features include high availability, automated backup orchestration, autoscaling, and de-coupled allocation of storage, RAM, and vCPUs. Messages for RabbitMQ pricing is based on underlying disk, RAM, and optional vCPU allocation, as well as backup storage usage. The service is HIPAA-Ready and compliant with PCI-DSS, SOC 1 Type 2, SOC 2 Type 2, ISO 27001, ISO 27017, ISO 27018, ISO 27701, GDPR and HITRUST. You can also learn more by viewing docs, API docs, and terms.</w:t>
+        <w:t xml:space="preserve">     Medical Coding And RCM Agent</w:t>
+      </w:r>
+      <w:r>
+        <w:br/>
+      </w:r>
+      <w:r>
+        <w:br/>
+      </w:r>
+      <w:r>
+        <w:rPr>
+          <w:color w:val="808080"/>
+          <w:sz w:val="24"/>
+          <w:szCs w:val="24"/>
+        </w:rPr>
+        <w:t>The Medical Coding &amp; RCM Agent is an AI-powered solution that automates and enhances clinical coding and revenue cycle workflows by transforming structured and unstructured clinical data into accurate, compliant, and billable outputs.</w:t>
+      </w:r>
+      <w:r>
+        <w:br/>
+      </w:r>
+      <w:r>
+        <w:rPr>
+          <w:color w:val="808080"/>
+          <w:sz w:val="24"/>
+          <w:szCs w:val="24"/>
+        </w:rPr>
+        <w:t>Healthcare organizations often face revenue loss due to incomplete documentation, coding errors, and delayed claim submissions. This agent addresses these challenges by analyzing clinical notes, diagnoses, procedures, and supporting data to generate coding suggestions aligned with ICD and CPT standards.</w:t>
+      </w:r>
+      <w:r>
+        <w:br/>
+      </w:r>
+      <w:r>
+        <w:rPr>
+          <w:color w:val="808080"/>
+          <w:sz w:val="24"/>
+          <w:szCs w:val="24"/>
+        </w:rPr>
+        <w:t>Integrated directly into clinical workflows, the agent ensures that coding begins early in the care process and continues through discharge. It identifies missing documentation elements, suggests improvements, and supports clean claim submission by aligning clinical data with payer requirements.</w:t>
+      </w:r>
+      <w:r>
+        <w:br/>
+      </w:r>
+      <w:r>
+        <w:rPr>
+          <w:color w:val="808080"/>
+          <w:sz w:val="24"/>
+          <w:szCs w:val="24"/>
+        </w:rPr>
+        <w:t>The agent also enables proactive denial prevention by flagging inconsistencies, incomplete records, or potential compliance risks before claims are submitted. This improves claim acceptance rates, reduces rework, and accelerates reimbursement cycles.</w:t>
+      </w:r>
+      <w:r>
+        <w:br/>
+      </w:r>
+      <w:r>
+        <w:rPr>
+          <w:color w:val="808080"/>
+          <w:sz w:val="24"/>
+          <w:szCs w:val="24"/>
+        </w:rPr>
+        <w:t>By combining clinical intelligence with workflow orchestration, the Medical Coding &amp; RCM Agent reduces administrative burden, improves coding accuracy, and delivers measurable financial impact across the revenue cycle.</w:t>
+      </w:r>
+      <w:r>
+        <w:br/>
+      </w:r>
+      <w:r>
+        <w:rPr>
+          <w:color w:val="808080"/>
+          <w:sz w:val="24"/>
+          <w:szCs w:val="24"/>
+        </w:rPr>
+        <w:t>placeholder</w:t>
       </w:r>
       <w:r>
         <w:br/>
@@ -22654,7 +22654,7 @@
       </w:r>
       <w:hyperlink r:id="rId332">
         <w:r>
-          <w:t>https://cloud.ibm.com/docs/messages-for-rabbitmq</w:t>
+          <w:t>https://www.viclinic.com/en/vi-agent</w:t>
         </w:r>
       </w:hyperlink>
       <w:r>
@@ -22715,21 +22715,21 @@
           <w:sz w:val="28"/>
           <w:szCs w:val="28"/>
         </w:rPr>
-        <w:t xml:space="preserve">     MinIO</w:t>
-      </w:r>
-      <w:r>
-        <w:br/>
-      </w:r>
-      <w:r>
-        <w:br/>
-      </w:r>
-      <w:r>
-        <w:rPr>
-          <w:color w:val="808080"/>
-          <w:sz w:val="24"/>
-          <w:szCs w:val="24"/>
-        </w:rPr>
-        <w:t>MinIO is a high performance, Kubernetes native object storage suite. With an extensive list of enterprise features, it is scalable, secure and resilient while remaining remarkably simple to deploy and operate at scale. Software-defined, MinIO can run on any infrastructure and in any cloud - public, private or edge. MinIO is the world's fastest object storage and can run the broadest set of workloads in the industry. It is widely considered to be the leader in compatibility with Amazon's S3 API.</w:t>
+        <w:t xml:space="preserve">     Messages for RabbitMQ</w:t>
+      </w:r>
+      <w:r>
+        <w:br/>
+      </w:r>
+      <w:r>
+        <w:br/>
+      </w:r>
+      <w:r>
+        <w:rPr>
+          <w:color w:val="808080"/>
+          <w:sz w:val="24"/>
+          <w:szCs w:val="24"/>
+        </w:rPr>
+        <w:t>RabbitMQ routes messages between microservices for modern applications. Messages for RabbitMQ makes RabbitMQ even better by managing it for you. Features include high availability, automated backup orchestration, autoscaling, and de-coupled allocation of storage, RAM, and vCPUs. Messages for RabbitMQ pricing is based on underlying disk, RAM, and optional vCPU allocation, as well as backup storage usage. The service is HIPAA-Ready and compliant with PCI-DSS, SOC 1 Type 2, SOC 2 Type 2, ISO 27001, ISO 27017, ISO 27018, ISO 27701, GDPR and HITRUST. You can also learn more by viewing docs, API docs, and terms.</w:t>
       </w:r>
       <w:r>
         <w:br/>
@@ -22744,7 +22744,7 @@
       </w:r>
       <w:hyperlink r:id="rId334">
         <w:r>
-          <w:t>https://docs.min.io</w:t>
+          <w:t>https://cloud.ibm.com/docs/messages-for-rabbitmq</w:t>
         </w:r>
       </w:hyperlink>
       <w:r>
@@ -22805,38 +22805,21 @@
           <w:sz w:val="28"/>
           <w:szCs w:val="28"/>
         </w:rPr>
-        <w:t xml:space="preserve">     MQ</w:t>
-      </w:r>
-      <w:r>
-        <w:br/>
-      </w:r>
-      <w:r>
-        <w:br/>
-      </w:r>
-      <w:r>
-        <w:rPr>
-          <w:color w:val="808080"/>
-          <w:sz w:val="24"/>
-          <w:szCs w:val="24"/>
-        </w:rPr>
-        <w:t>IBM MQ provides proven, enterprise-grade messaging capabilities, such as point-to-point and publish/subscribe models, to facilitate the flow of information between applications. This service enables you to use IBM MQ as a managed offering. The IBM Cloud handles upgrades, patches, and many of the operational management tasks on your behalf, so you can focus on integrating MQ with your applications.</w:t>
-      </w:r>
-      <w:r>
-        <w:br/>
-      </w:r>
-      <w:r>
-        <w:br/>
-      </w:r>
-      <w:r>
-        <w:rPr>
-          <w:color w:val="808080"/>
-          <w:sz w:val="24"/>
-          <w:szCs w:val="24"/>
-        </w:rPr>
-        <w:t>This service enables you to use IBM MQ as a managed offering. The IBM Cloud handles upgrades, patches, and many of the operational management tasks on your behalf, so you can focus on integrating MQ with your applications.</w:t>
-      </w:r>
-      <w:r>
-        <w:br/>
+        <w:t xml:space="preserve">     MinIO</w:t>
+      </w:r>
+      <w:r>
+        <w:br/>
+      </w:r>
+      <w:r>
+        <w:br/>
+      </w:r>
+      <w:r>
+        <w:rPr>
+          <w:color w:val="808080"/>
+          <w:sz w:val="24"/>
+          <w:szCs w:val="24"/>
+        </w:rPr>
+        <w:t>MinIO is a high performance, Kubernetes native object storage suite. With an extensive list of enterprise features, it is scalable, secure and resilient while remaining remarkably simple to deploy and operate at scale. Software-defined, MinIO can run on any infrastructure and in any cloud - public, private or edge. MinIO is the world's fastest object storage and can run the broadest set of workloads in the industry. It is widely considered to be the leader in compatibility with Amazon's S3 API.</w:t>
       </w:r>
       <w:r>
         <w:br/>
@@ -22851,7 +22834,7 @@
       </w:r>
       <w:hyperlink r:id="rId336">
         <w:r>
-          <w:t>https://www.ibm.com/docs/en/mq-as-a-service</w:t>
+          <w:t>https://docs.min.io</w:t>
         </w:r>
       </w:hyperlink>
       <w:r>
@@ -22912,21 +22895,38 @@
           <w:sz w:val="28"/>
           <w:szCs w:val="28"/>
         </w:rPr>
-        <w:t xml:space="preserve">     Multi Volume Snapshots for VPC</w:t>
-      </w:r>
-      <w:r>
-        <w:br/>
-      </w:r>
-      <w:r>
-        <w:br/>
-      </w:r>
-      <w:r>
-        <w:rPr>
-          <w:color w:val="808080"/>
-          <w:sz w:val="24"/>
-          <w:szCs w:val="24"/>
-        </w:rPr>
-        <w:t>Enable customer to capture crash consistent multiple volume snapshots at a time, All these Block Storage Snapshots for VPC are treated individually and service provides a regional, incremental backups of your block storage volumes.</w:t>
+        <w:t xml:space="preserve">     MQ</w:t>
+      </w:r>
+      <w:r>
+        <w:br/>
+      </w:r>
+      <w:r>
+        <w:br/>
+      </w:r>
+      <w:r>
+        <w:rPr>
+          <w:color w:val="808080"/>
+          <w:sz w:val="24"/>
+          <w:szCs w:val="24"/>
+        </w:rPr>
+        <w:t>IBM MQ provides proven, enterprise-grade messaging capabilities, such as point-to-point and publish/subscribe models, to facilitate the flow of information between applications. This service enables you to use IBM MQ as a managed offering. The IBM Cloud handles upgrades, patches, and many of the operational management tasks on your behalf, so you can focus on integrating MQ with your applications.</w:t>
+      </w:r>
+      <w:r>
+        <w:br/>
+      </w:r>
+      <w:r>
+        <w:br/>
+      </w:r>
+      <w:r>
+        <w:rPr>
+          <w:color w:val="808080"/>
+          <w:sz w:val="24"/>
+          <w:szCs w:val="24"/>
+        </w:rPr>
+        <w:t>This service enables you to use IBM MQ as a managed offering. The IBM Cloud handles upgrades, patches, and many of the operational management tasks on your behalf, so you can focus on integrating MQ with your applications.</w:t>
+      </w:r>
+      <w:r>
+        <w:br/>
       </w:r>
       <w:r>
         <w:br/>
@@ -22941,7 +22941,7 @@
       </w:r>
       <w:hyperlink r:id="rId338">
         <w:r>
-          <w:t>https://cloud.ibm.com/docs/vpc/getting-started.html</w:t>
+          <w:t>https://www.ibm.com/docs/en/mq-as-a-service</w:t>
         </w:r>
       </w:hyperlink>
       <w:r>
@@ -23002,21 +23002,21 @@
           <w:sz w:val="28"/>
           <w:szCs w:val="28"/>
         </w:rPr>
-        <w:t xml:space="preserve">     MyLUA Care Recommendation Agent</w:t>
-      </w:r>
-      <w:r>
-        <w:br/>
-      </w:r>
-      <w:r>
-        <w:br/>
-      </w:r>
-      <w:r>
-        <w:rPr>
-          <w:color w:val="808080"/>
-          <w:sz w:val="24"/>
-          <w:szCs w:val="24"/>
-        </w:rPr>
-        <w:t>Employers, health plans, and care teams struggle to identify which maternal members need support before risks become crises. The MyLÚA Care Recommendation Agent analyzes client documentation including health assessments, intake forms, case notes, lab reports, discharge summaries, and clinical records, then returns structured, evidence-based care recommendations for each member. For every client submitted, the agent surfaces a prioritized needs summary, urgency-classified outreach actions, a step-by-step care pathway sequence, referral and escalation routing, and validated community resources sourced in real time. It supports both individual-level care planning and population-level trend analysis, helping care coordinators act earlier and organizations demonstrate measurable impact across their maternal health programs. Integrating organizations are responsible for implementing appropriate data safeguards before submitting client information to the agent.</w:t>
+        <w:t xml:space="preserve">     Multi Volume Snapshots for VPC</w:t>
+      </w:r>
+      <w:r>
+        <w:br/>
+      </w:r>
+      <w:r>
+        <w:br/>
+      </w:r>
+      <w:r>
+        <w:rPr>
+          <w:color w:val="808080"/>
+          <w:sz w:val="24"/>
+          <w:szCs w:val="24"/>
+        </w:rPr>
+        <w:t>Enable customer to capture crash consistent multiple volume snapshots at a time, All these Block Storage Snapshots for VPC are treated individually and service provides a regional, incremental backups of your block storage volumes.</w:t>
       </w:r>
       <w:r>
         <w:br/>
@@ -23031,7 +23031,7 @@
       </w:r>
       <w:hyperlink r:id="rId340">
         <w:r>
-          <w:t>https://www.myluahealth.com/agent-docs</w:t>
+          <w:t>https://cloud.ibm.com/docs/vpc/getting-started.html</w:t>
         </w:r>
       </w:hyperlink>
       <w:r>
@@ -23092,21 +23092,21 @@
           <w:sz w:val="28"/>
           <w:szCs w:val="28"/>
         </w:rPr>
-        <w:t xml:space="preserve">     NetApp ONTAP Select</w:t>
-      </w:r>
-      <w:r>
-        <w:br/>
-      </w:r>
-      <w:r>
-        <w:br/>
-      </w:r>
-      <w:r>
-        <w:rPr>
-          <w:color w:val="808080"/>
-          <w:sz w:val="24"/>
-          <w:szCs w:val="24"/>
-        </w:rPr>
-        <w:t>Software-defined storage cluster that addresses your needs for a dedicated and highly available storage appliance based on NetApp ONTAP Select.</w:t>
+        <w:t xml:space="preserve">     MyLUA Care Recommendation Agent</w:t>
+      </w:r>
+      <w:r>
+        <w:br/>
+      </w:r>
+      <w:r>
+        <w:br/>
+      </w:r>
+      <w:r>
+        <w:rPr>
+          <w:color w:val="808080"/>
+          <w:sz w:val="24"/>
+          <w:szCs w:val="24"/>
+        </w:rPr>
+        <w:t>Employers, health plans, and care teams struggle to identify which maternal members need support before risks become crises. The MyLÚA Care Recommendation Agent analyzes client documentation including health assessments, intake forms, case notes, lab reports, discharge summaries, and clinical records, then returns structured, evidence-based care recommendations for each member. For every client submitted, the agent surfaces a prioritized needs summary, urgency-classified outreach actions, a step-by-step care pathway sequence, referral and escalation routing, and validated community resources sourced in real time. It supports both individual-level care planning and population-level trend analysis, helping care coordinators act earlier and organizations demonstrate measurable impact across their maternal health programs. Integrating organizations are responsible for implementing appropriate data safeguards before submitting client information to the agent.</w:t>
       </w:r>
       <w:r>
         <w:br/>
@@ -23121,7 +23121,7 @@
       </w:r>
       <w:hyperlink r:id="rId342">
         <w:r>
-          <w:t>https://cloud.ibm.com/services/vmwaresolutions/netapp/np_netappoverview.html</w:t>
+          <w:t>https://www.myluahealth.com/agent-docs</w:t>
         </w:r>
       </w:hyperlink>
       <w:r>
@@ -23182,21 +23182,21 @@
           <w:sz w:val="28"/>
           <w:szCs w:val="28"/>
         </w:rPr>
-        <w:t xml:space="preserve">     Netezza Performance Server</w:t>
-      </w:r>
-      <w:r>
-        <w:br/>
-      </w:r>
-      <w:r>
-        <w:br/>
-      </w:r>
-      <w:r>
-        <w:rPr>
-          <w:color w:val="808080"/>
-          <w:sz w:val="24"/>
-          <w:szCs w:val="24"/>
-        </w:rPr>
-        <w:t>IBM Netezza Performance Server is a fully managed, a true elastic cloud native data warehouse. With advanced in-database analytics capabilities, it enables you to do data science and machine learning with data volumes scaling into the petabytes.</w:t>
+        <w:t xml:space="preserve">     NetApp ONTAP Select</w:t>
+      </w:r>
+      <w:r>
+        <w:br/>
+      </w:r>
+      <w:r>
+        <w:br/>
+      </w:r>
+      <w:r>
+        <w:rPr>
+          <w:color w:val="808080"/>
+          <w:sz w:val="24"/>
+          <w:szCs w:val="24"/>
+        </w:rPr>
+        <w:t>Software-defined storage cluster that addresses your needs for a dedicated and highly available storage appliance based on NetApp ONTAP Select.</w:t>
       </w:r>
       <w:r>
         <w:br/>
@@ -23211,7 +23211,7 @@
       </w:r>
       <w:hyperlink r:id="rId344">
         <w:r>
-          <w:t>https://cloud.ibm.com/docs/netezza</w:t>
+          <w:t>https://cloud.ibm.com/services/vmwaresolutions/netapp/np_netappoverview.html</w:t>
         </w:r>
       </w:hyperlink>
       <w:r>
@@ -23272,21 +23272,21 @@
           <w:sz w:val="28"/>
           <w:szCs w:val="28"/>
         </w:rPr>
-        <w:t xml:space="preserve">     Netomi AI Agent</w:t>
-      </w:r>
-      <w:r>
-        <w:br/>
-      </w:r>
-      <w:r>
-        <w:br/>
-      </w:r>
-      <w:r>
-        <w:rPr>
-          <w:color w:val="808080"/>
-          <w:sz w:val="24"/>
-          <w:szCs w:val="24"/>
-        </w:rPr>
-        <w:t>Netomi is the world’s leading enterprise agentic AI platform for customer experience, trusted in production by Fortune 500 companies across travel, hospitality, retail, insurance, banking, telecom, and media. Its field-proven platform delivers autonomous, goal-driven interactions that go beyond reactive support, anticipating customer needs, acting preemptively, and driving measurable outcomes across every channel and touchpoint. Unlike siloed AI tools, Netomi is architected as a composable and sanctioned agentic system, deeply integrated with enterprise workflows, and pre-built with embedded AI governance, compliance, and security at its core. Through its Agentic Factory and the Agent Development Lifecycle (ADLC), enterprises can rapidly design, govern, and scale specialized AI agents with consistency and resilience at Fortune 500 scale. With the fastest deployment times and consistently proven ROI, Netomi turns customer experience into a strategic advantage for the world’s largest organizations.  For more information, visit www.netomi.com</w:t>
+        <w:t xml:space="preserve">     Netezza Performance Server</w:t>
+      </w:r>
+      <w:r>
+        <w:br/>
+      </w:r>
+      <w:r>
+        <w:br/>
+      </w:r>
+      <w:r>
+        <w:rPr>
+          <w:color w:val="808080"/>
+          <w:sz w:val="24"/>
+          <w:szCs w:val="24"/>
+        </w:rPr>
+        <w:t>IBM Netezza Performance Server is a fully managed, a true elastic cloud native data warehouse. With advanced in-database analytics capabilities, it enables you to do data science and machine learning with data volumes scaling into the petabytes.</w:t>
       </w:r>
       <w:r>
         <w:br/>
@@ -23301,7 +23301,7 @@
       </w:r>
       <w:hyperlink r:id="rId346">
         <w:r>
-          <w:t>https://www.netomi.com</w:t>
+          <w:t>https://cloud.ibm.com/docs/netezza</w:t>
         </w:r>
       </w:hyperlink>
       <w:r>
@@ -23362,21 +23362,21 @@
           <w:sz w:val="28"/>
           <w:szCs w:val="28"/>
         </w:rPr>
-        <w:t xml:space="preserve">     Network ACL</w:t>
-      </w:r>
-      <w:r>
-        <w:br/>
-      </w:r>
-      <w:r>
-        <w:br/>
-      </w:r>
-      <w:r>
-        <w:rPr>
-          <w:color w:val="808080"/>
-          <w:sz w:val="24"/>
-          <w:szCs w:val="24"/>
-        </w:rPr>
-        <w:t>Use network access control lists (ACLs) as filters to allow or deny specified incoming or outgoing traffic in an IBM Cloud Virtual Private Cloud (VPC).</w:t>
+        <w:t xml:space="preserve">     Netomi AI Agent</w:t>
+      </w:r>
+      <w:r>
+        <w:br/>
+      </w:r>
+      <w:r>
+        <w:br/>
+      </w:r>
+      <w:r>
+        <w:rPr>
+          <w:color w:val="808080"/>
+          <w:sz w:val="24"/>
+          <w:szCs w:val="24"/>
+        </w:rPr>
+        <w:t>Netomi is the world’s leading enterprise agentic AI platform for customer experience, trusted in production by Fortune 500 companies across travel, hospitality, retail, insurance, banking, telecom, and media. Its field-proven platform delivers autonomous, goal-driven interactions that go beyond reactive support, anticipating customer needs, acting preemptively, and driving measurable outcomes across every channel and touchpoint. Unlike siloed AI tools, Netomi is architected as a composable and sanctioned agentic system, deeply integrated with enterprise workflows, and pre-built with embedded AI governance, compliance, and security at its core. Through its Agentic Factory and the Agent Development Lifecycle (ADLC), enterprises can rapidly design, govern, and scale specialized AI agents with consistency and resilience at Fortune 500 scale. With the fastest deployment times and consistently proven ROI, Netomi turns customer experience into a strategic advantage for the world’s largest organizations.  For more information, visit www.netomi.com</w:t>
       </w:r>
       <w:r>
         <w:br/>
@@ -23391,7 +23391,7 @@
       </w:r>
       <w:hyperlink r:id="rId348">
         <w:r>
-          <w:t>https://cloud.ibm.com/docs/vpc?topic=vpc-using-acls</w:t>
+          <w:t>https://www.netomi.com</w:t>
         </w:r>
       </w:hyperlink>
       <w:r>
@@ -23452,21 +23452,21 @@
           <w:sz w:val="28"/>
           <w:szCs w:val="28"/>
         </w:rPr>
-        <w:t xml:space="preserve">     Network Address Group for Power Virtual Server</w:t>
-      </w:r>
-      <w:r>
-        <w:br/>
-      </w:r>
-      <w:r>
-        <w:br/>
-      </w:r>
-      <w:r>
-        <w:rPr>
-          <w:color w:val="808080"/>
-          <w:sz w:val="24"/>
-          <w:szCs w:val="24"/>
-        </w:rPr>
-        <w:t>Power Systems Virtual Server projects deliver flexible compute capacity for Power Systems workloads. Integrated with the IBM Cloud platform for on-demand provisioning, this offering provides a secure and scalable server virtualization environment built upon the advanced RAS features and leading performance of the Power Systems™ platform.</w:t>
+        <w:t xml:space="preserve">     Network ACL</w:t>
+      </w:r>
+      <w:r>
+        <w:br/>
+      </w:r>
+      <w:r>
+        <w:br/>
+      </w:r>
+      <w:r>
+        <w:rPr>
+          <w:color w:val="808080"/>
+          <w:sz w:val="24"/>
+          <w:szCs w:val="24"/>
+        </w:rPr>
+        <w:t>Use network access control lists (ACLs) as filters to allow or deny specified incoming or outgoing traffic in an IBM Cloud Virtual Private Cloud (VPC).</w:t>
       </w:r>
       <w:r>
         <w:br/>
@@ -23481,7 +23481,7 @@
       </w:r>
       <w:hyperlink r:id="rId350">
         <w:r>
-          <w:t>https://cloud.ibm.com/docs/infrastructure/power-iaas?topic=power-iaas-getting-started</w:t>
+          <w:t>https://cloud.ibm.com/docs/vpc?topic=vpc-using-acls</w:t>
         </w:r>
       </w:hyperlink>
       <w:r>
@@ -23542,21 +23542,21 @@
           <w:sz w:val="28"/>
           <w:szCs w:val="28"/>
         </w:rPr>
-        <w:t xml:space="preserve">     Network for Power Virtual Server</w:t>
-      </w:r>
-      <w:r>
-        <w:br/>
-      </w:r>
-      <w:r>
-        <w:br/>
-      </w:r>
-      <w:r>
-        <w:rPr>
-          <w:color w:val="808080"/>
-          <w:sz w:val="24"/>
-          <w:szCs w:val="24"/>
-        </w:rPr>
-        <w:t>Power Systems Virtual Server on Premises projects deliver flexible compute capacity for Power Systems workloads. Integrated with the IBM Cloud platform for on-demand provisioning, this offering provides a secure and scalable server virtualization environment built upon the advanced RAS features and leading performance of the Power Systems™ platform.</w:t>
+        <w:t xml:space="preserve">     Network Address Group for Power Virtual Server</w:t>
+      </w:r>
+      <w:r>
+        <w:br/>
+      </w:r>
+      <w:r>
+        <w:br/>
+      </w:r>
+      <w:r>
+        <w:rPr>
+          <w:color w:val="808080"/>
+          <w:sz w:val="24"/>
+          <w:szCs w:val="24"/>
+        </w:rPr>
+        <w:t>Power Systems Virtual Server projects deliver flexible compute capacity for Power Systems workloads. Integrated with the IBM Cloud platform for on-demand provisioning, this offering provides a secure and scalable server virtualization environment built upon the advanced RAS features and leading performance of the Power Systems™ platform.</w:t>
       </w:r>
       <w:r>
         <w:br/>
@@ -23632,21 +23632,21 @@
           <w:sz w:val="28"/>
           <w:szCs w:val="28"/>
         </w:rPr>
-        <w:t xml:space="preserve">     Network Interface for Power Virtual Server</w:t>
-      </w:r>
-      <w:r>
-        <w:br/>
-      </w:r>
-      <w:r>
-        <w:br/>
-      </w:r>
-      <w:r>
-        <w:rPr>
-          <w:color w:val="808080"/>
-          <w:sz w:val="24"/>
-          <w:szCs w:val="24"/>
-        </w:rPr>
-        <w:t>Power Systems Virtual Server projects deliver flexible compute capacity for Power Systems workloads. Integrated with the IBM Cloud platform for on-demand provisioning, this offering provides a secure and scalable server virtualization environment built upon the advanced RAS features and leading performance of the Power Systems™ platform.</w:t>
+        <w:t xml:space="preserve">     Network for Power Virtual Server</w:t>
+      </w:r>
+      <w:r>
+        <w:br/>
+      </w:r>
+      <w:r>
+        <w:br/>
+      </w:r>
+      <w:r>
+        <w:rPr>
+          <w:color w:val="808080"/>
+          <w:sz w:val="24"/>
+          <w:szCs w:val="24"/>
+        </w:rPr>
+        <w:t>Power Systems Virtual Server on Premises projects deliver flexible compute capacity for Power Systems workloads. Integrated with the IBM Cloud platform for on-demand provisioning, this offering provides a secure and scalable server virtualization environment built upon the advanced RAS features and leading performance of the Power Systems™ platform.</w:t>
       </w:r>
       <w:r>
         <w:br/>
@@ -23722,7 +23722,7 @@
           <w:sz w:val="28"/>
           <w:szCs w:val="28"/>
         </w:rPr>
-        <w:t xml:space="preserve">     Network Security Group for Power Virtual Server</w:t>
+        <w:t xml:space="preserve">     Network Interface for Power Virtual Server</w:t>
       </w:r>
       <w:r>
         <w:br/>
@@ -23812,455 +23812,21 @@
           <w:sz w:val="28"/>
           <w:szCs w:val="28"/>
         </w:rPr>
-        <w:t xml:space="preserve">     NeuralSeek</w:t>
-      </w:r>
-      <w:r>
-        <w:br/>
-      </w:r>
-      <w:r>
-        <w:br/>
-      </w:r>
-      <w:r>
-        <w:rPr>
-          <w:color w:val="808080"/>
-          <w:sz w:val="24"/>
-          <w:szCs w:val="24"/>
-        </w:rPr>
-        <w:t>The world's best no-code Agentic platform. From RAG to multi-agent generative AI systems with native Governance.</w:t>
-      </w:r>
-      <w:r>
-        <w:br/>
-      </w:r>
-      <w:r>
-        <w:br/>
-      </w:r>
-      <w:r>
-        <w:rPr>
-          <w:color w:val="808080"/>
-          <w:sz w:val="24"/>
-          <w:szCs w:val="24"/>
-        </w:rPr>
-        <w:t>NeuralSeek completely automates Retrieval Augmented Generation (RAG) usecases, backed by business-friendly no-code agents.</w:t>
-      </w:r>
-      <w:r>
-        <w:br/>
-      </w:r>
-      <w:r>
-        <w:br/>
-      </w:r>
-      <w:r>
-        <w:rPr>
-          <w:color w:val="808080"/>
-          <w:sz w:val="24"/>
-          <w:szCs w:val="24"/>
-        </w:rPr>
-        <w:t>NeuralSeek's mAIstro platform lets business users quickly build complex LLM-backed processes with greater scalability than hardcoding in python, and without knowing any code.</w:t>
-      </w:r>
-      <w:r>
-        <w:br/>
-      </w:r>
-      <w:r>
-        <w:br/>
-      </w:r>
-      <w:r>
-        <w:rPr>
-          <w:color w:val="808080"/>
-          <w:sz w:val="24"/>
-          <w:szCs w:val="24"/>
-        </w:rPr>
-        <w:t>Industry Leading Retrieval Augmented Generation</w:t>
-      </w:r>
-      <w:r>
-        <w:br/>
-      </w:r>
-      <w:r>
-        <w:br/>
-      </w:r>
-      <w:r>
-        <w:rPr>
-          <w:color w:val="808080"/>
-          <w:sz w:val="24"/>
-          <w:szCs w:val="24"/>
-        </w:rPr>
-        <w:t>Strong Corporate Controls, human in the loop.</w:t>
-      </w:r>
-      <w:r>
-        <w:br/>
-      </w:r>
-      <w:r>
-        <w:br/>
-      </w:r>
-      <w:r>
-        <w:rPr>
-          <w:color w:val="808080"/>
-          <w:sz w:val="24"/>
-          <w:szCs w:val="24"/>
-        </w:rPr>
-        <w:t>Automatic Virtual Agent Builder</w:t>
-      </w:r>
-      <w:r>
-        <w:br/>
-      </w:r>
-      <w:r>
-        <w:br/>
-      </w:r>
-      <w:r>
-        <w:rPr>
-          <w:color w:val="808080"/>
-          <w:sz w:val="24"/>
-          <w:szCs w:val="24"/>
-        </w:rPr>
-        <w:t>Automatically create &amp; monitor conversations into leading Virtual Agent platforms.</w:t>
-      </w:r>
-      <w:r>
-        <w:br/>
-      </w:r>
-      <w:r>
-        <w:br/>
-      </w:r>
-      <w:r>
-        <w:rPr>
-          <w:color w:val="808080"/>
-          <w:sz w:val="24"/>
-          <w:szCs w:val="24"/>
-        </w:rPr>
-        <w:t>Protection from Prompt Injection and harmful content</w:t>
-      </w:r>
-      <w:r>
-        <w:br/>
-      </w:r>
-      <w:r>
-        <w:br/>
-      </w:r>
-      <w:r>
-        <w:rPr>
-          <w:color w:val="808080"/>
-          <w:sz w:val="24"/>
-          <w:szCs w:val="24"/>
-        </w:rPr>
-        <w:t>Automatically cleanse and protect against malicious user input</w:t>
-      </w:r>
-      <w:r>
-        <w:br/>
-      </w:r>
-      <w:r>
-        <w:br/>
-      </w:r>
-      <w:r>
-        <w:rPr>
-          <w:color w:val="808080"/>
-          <w:sz w:val="24"/>
-          <w:szCs w:val="24"/>
-        </w:rPr>
-        <w:t>Full RAG Governance - Executive-level and SME dashboards to monitor answer generation, system performance, content insights and configuration churn</w:t>
-      </w:r>
-      <w:r>
-        <w:br/>
-      </w:r>
-      <w:r>
-        <w:br/>
-      </w:r>
-      <w:r>
-        <w:rPr>
-          <w:color w:val="808080"/>
-          <w:sz w:val="24"/>
-          <w:szCs w:val="24"/>
-        </w:rPr>
-        <w:t>Integrated versioning controls</w:t>
-      </w:r>
-      <w:r>
-        <w:br/>
-      </w:r>
-      <w:r>
-        <w:br/>
-      </w:r>
-      <w:r>
-        <w:rPr>
-          <w:color w:val="808080"/>
-          <w:sz w:val="24"/>
-          <w:szCs w:val="24"/>
-        </w:rPr>
-        <w:t xml:space="preserve">Category and Intent-level control </w:t>
-      </w:r>
-      <w:r>
-        <w:br/>
-      </w:r>
-      <w:r>
-        <w:br/>
-      </w:r>
-      <w:r>
-        <w:rPr>
-          <w:color w:val="808080"/>
-          <w:sz w:val="24"/>
-          <w:szCs w:val="24"/>
-        </w:rPr>
-        <w:t>Set confidence thresholds, custom responses and fallbacks per category.</w:t>
-      </w:r>
-      <w:r>
-        <w:br/>
-      </w:r>
-      <w:r>
-        <w:br/>
-      </w:r>
-      <w:r>
-        <w:rPr>
-          <w:color w:val="808080"/>
-          <w:sz w:val="24"/>
-          <w:szCs w:val="24"/>
-        </w:rPr>
-        <w:t>Automatically prompt-tune LLM’s at the intent level</w:t>
-      </w:r>
-      <w:r>
-        <w:br/>
-      </w:r>
-      <w:r>
-        <w:br/>
-      </w:r>
-      <w:r>
-        <w:rPr>
-          <w:color w:val="808080"/>
-          <w:sz w:val="24"/>
-          <w:szCs w:val="24"/>
-        </w:rPr>
-        <w:t>Automatic Content Cleansing</w:t>
-      </w:r>
-      <w:r>
-        <w:br/>
-      </w:r>
-      <w:r>
-        <w:br/>
-      </w:r>
-      <w:r>
-        <w:rPr>
-          <w:color w:val="808080"/>
-          <w:sz w:val="24"/>
-          <w:szCs w:val="24"/>
-        </w:rPr>
-        <w:t>Preprocess complex embedded tables</w:t>
-      </w:r>
-      <w:r>
-        <w:br/>
-      </w:r>
-      <w:r>
-        <w:br/>
-      </w:r>
-      <w:r>
-        <w:rPr>
-          <w:color w:val="808080"/>
-          <w:sz w:val="24"/>
-          <w:szCs w:val="24"/>
-        </w:rPr>
-        <w:t>Cross-language / automatic Translation</w:t>
-      </w:r>
-      <w:r>
-        <w:br/>
-      </w:r>
-      <w:r>
-        <w:br/>
-      </w:r>
-      <w:r>
-        <w:rPr>
-          <w:color w:val="808080"/>
-          <w:sz w:val="24"/>
-          <w:szCs w:val="24"/>
-        </w:rPr>
-        <w:t>Answer questions in languages other than the documentation</w:t>
-      </w:r>
-      <w:r>
-        <w:br/>
-      </w:r>
-      <w:r>
-        <w:br/>
-      </w:r>
-      <w:r>
-        <w:rPr>
-          <w:color w:val="808080"/>
-          <w:sz w:val="24"/>
-          <w:szCs w:val="24"/>
-        </w:rPr>
-        <w:t>Corporate Logging - Log all actions for corporate audit &amp; compliance.</w:t>
-      </w:r>
-      <w:r>
-        <w:br/>
-      </w:r>
-      <w:r>
-        <w:br/>
-      </w:r>
-      <w:r>
-        <w:rPr>
-          <w:color w:val="808080"/>
-          <w:sz w:val="24"/>
-          <w:szCs w:val="24"/>
-        </w:rPr>
-        <w:t>Answer Provenance &amp; Hallucination detection / removal</w:t>
-      </w:r>
-      <w:r>
-        <w:br/>
-      </w:r>
-      <w:r>
-        <w:br/>
-      </w:r>
-      <w:r>
-        <w:rPr>
-          <w:color w:val="808080"/>
-          <w:sz w:val="24"/>
-          <w:szCs w:val="24"/>
-        </w:rPr>
-        <w:t>Trace answers directly to source documents</w:t>
-      </w:r>
-      <w:r>
-        <w:br/>
-      </w:r>
-      <w:r>
-        <w:br/>
-      </w:r>
-      <w:r>
-        <w:rPr>
-          <w:color w:val="808080"/>
-          <w:sz w:val="24"/>
-          <w:szCs w:val="24"/>
-        </w:rPr>
-        <w:t xml:space="preserve">Semantic Analysis helps users understand the confidence of answers </w:t>
-      </w:r>
-      <w:r>
-        <w:br/>
-      </w:r>
-      <w:r>
-        <w:rPr>
-          <w:color w:val="808080"/>
-          <w:sz w:val="24"/>
-          <w:szCs w:val="24"/>
-        </w:rPr>
-        <w:t>and eliminate hallucination</w:t>
-      </w:r>
-      <w:r>
-        <w:br/>
-      </w:r>
-      <w:r>
-        <w:br/>
-      </w:r>
-      <w:r>
-        <w:rPr>
-          <w:color w:val="808080"/>
-          <w:sz w:val="24"/>
-          <w:szCs w:val="24"/>
-        </w:rPr>
-        <w:t>PII Detection / Removal</w:t>
-      </w:r>
-      <w:r>
-        <w:br/>
-      </w:r>
-      <w:r>
-        <w:br/>
-      </w:r>
-      <w:r>
-        <w:rPr>
-          <w:color w:val="808080"/>
-          <w:sz w:val="24"/>
-          <w:szCs w:val="24"/>
-        </w:rPr>
-        <w:t>Flag, Mask, Hide, or Delete PII on user input.</w:t>
-      </w:r>
-      <w:r>
-        <w:br/>
-      </w:r>
-      <w:r>
-        <w:br/>
-      </w:r>
-      <w:r>
-        <w:rPr>
-          <w:color w:val="808080"/>
-          <w:sz w:val="24"/>
-          <w:szCs w:val="24"/>
-        </w:rPr>
-        <w:t>Dynamic Personalization</w:t>
-      </w:r>
-      <w:r>
-        <w:br/>
-      </w:r>
-      <w:r>
-        <w:br/>
-      </w:r>
-      <w:r>
-        <w:rPr>
-          <w:color w:val="808080"/>
-          <w:sz w:val="24"/>
-          <w:szCs w:val="24"/>
-        </w:rPr>
-        <w:t>Leverage SSO or user data to tailor responses specifically to users.</w:t>
-      </w:r>
-      <w:r>
-        <w:br/>
-      </w:r>
-      <w:r>
-        <w:br/>
-      </w:r>
-      <w:r>
-        <w:rPr>
-          <w:color w:val="808080"/>
-          <w:sz w:val="24"/>
-          <w:szCs w:val="24"/>
-        </w:rPr>
-        <w:t xml:space="preserve">Integrate structured &amp; unstructured data across endless sources. </w:t>
-      </w:r>
-      <w:r>
-        <w:br/>
-      </w:r>
-      <w:r>
-        <w:br/>
-      </w:r>
-      <w:r>
-        <w:rPr>
-          <w:color w:val="808080"/>
-          <w:sz w:val="24"/>
-          <w:szCs w:val="24"/>
-        </w:rPr>
-        <w:t>Create scalable LLM-backed processes in seconds.</w:t>
-      </w:r>
-      <w:r>
-        <w:br/>
-      </w:r>
-      <w:r>
-        <w:br/>
-      </w:r>
-      <w:r>
-        <w:rPr>
-          <w:color w:val="808080"/>
-          <w:sz w:val="24"/>
-          <w:szCs w:val="24"/>
-        </w:rPr>
-        <w:t>Generate files and documents, create synthetic data</w:t>
-      </w:r>
-      <w:r>
-        <w:br/>
-      </w:r>
-      <w:r>
-        <w:br/>
-      </w:r>
-      <w:r>
-        <w:rPr>
-          <w:color w:val="808080"/>
-          <w:sz w:val="24"/>
-          <w:szCs w:val="24"/>
-        </w:rPr>
-        <w:t>Connect to REST endpoints,  automatically send Email</w:t>
-      </w:r>
-      <w:r>
-        <w:br/>
-      </w:r>
-      <w:r>
-        <w:br/>
-      </w:r>
-      <w:r>
-        <w:rPr>
-          <w:color w:val="808080"/>
-          <w:sz w:val="24"/>
-          <w:szCs w:val="24"/>
-        </w:rPr>
-        <w:t>60+ prebuilt functions to snap together in limitless ways</w:t>
-      </w:r>
-      <w:r>
-        <w:br/>
+        <w:t xml:space="preserve">     Network Security Group for Power Virtual Server</w:t>
+      </w:r>
+      <w:r>
+        <w:br/>
+      </w:r>
+      <w:r>
+        <w:br/>
+      </w:r>
+      <w:r>
+        <w:rPr>
+          <w:color w:val="808080"/>
+          <w:sz w:val="24"/>
+          <w:szCs w:val="24"/>
+        </w:rPr>
+        <w:t>Power Systems Virtual Server projects deliver flexible compute capacity for Power Systems workloads. Integrated with the IBM Cloud platform for on-demand provisioning, this offering provides a secure and scalable server virtualization environment built upon the advanced RAS features and leading performance of the Power Systems™ platform.</w:t>
       </w:r>
       <w:r>
         <w:br/>
@@ -24275,7 +23841,7 @@
       </w:r>
       <w:hyperlink r:id="rId358">
         <w:r>
-          <w:t>https://neuralseek.com/documentation</w:t>
+          <w:t>https://cloud.ibm.com/docs/infrastructure/power-iaas?topic=power-iaas-getting-started</w:t>
         </w:r>
       </w:hyperlink>
       <w:r>
@@ -24336,38 +23902,455 @@
           <w:sz w:val="28"/>
           <w:szCs w:val="28"/>
         </w:rPr>
-        <w:t xml:space="preserve">     NeuralSeek Professional Services</w:t>
-      </w:r>
-      <w:r>
-        <w:br/>
-      </w:r>
-      <w:r>
-        <w:br/>
-      </w:r>
-      <w:r>
-        <w:rPr>
-          <w:color w:val="808080"/>
-          <w:sz w:val="24"/>
-          <w:szCs w:val="24"/>
-        </w:rPr>
-        <w:t>At NeuralSeek, we understand that implementing AI-powered solutions requires expert guidance and support to achieve optimal results. Our comprehensive professional services team partners with you throughout your journey, providing end-to-end support for implementation, seamless integration with your existing systems, thorough team training, and ongoing technical assistance. Whether you're just getting started with NeuralSeek or looking to optimize your current deployment, our experienced consultants ensure you maximize the value of your investment while maintaining the highest standards of accuracy and performance. We're committed to helping your organization harness the full potential of AI-driven customer support solutions.</w:t>
-      </w:r>
-      <w:r>
-        <w:br/>
-      </w:r>
-      <w:r>
-        <w:br/>
-      </w:r>
-      <w:r>
-        <w:br/>
-      </w:r>
-      <w:r>
-        <w:rPr>
-          <w:color w:val="808080"/>
-          <w:sz w:val="24"/>
-          <w:szCs w:val="24"/>
-        </w:rPr>
-        <w:t>Once you provision an instance of our professional services, you will then be able to pre-purchase blocks of hours which are valid to be consumed for 1 year after purchase.</w:t>
+        <w:t xml:space="preserve">     NeuralSeek</w:t>
+      </w:r>
+      <w:r>
+        <w:br/>
+      </w:r>
+      <w:r>
+        <w:br/>
+      </w:r>
+      <w:r>
+        <w:rPr>
+          <w:color w:val="808080"/>
+          <w:sz w:val="24"/>
+          <w:szCs w:val="24"/>
+        </w:rPr>
+        <w:t>The world's best no-code Agentic platform. From RAG to multi-agent generative AI systems with native Governance.</w:t>
+      </w:r>
+      <w:r>
+        <w:br/>
+      </w:r>
+      <w:r>
+        <w:br/>
+      </w:r>
+      <w:r>
+        <w:rPr>
+          <w:color w:val="808080"/>
+          <w:sz w:val="24"/>
+          <w:szCs w:val="24"/>
+        </w:rPr>
+        <w:t>NeuralSeek completely automates Retrieval Augmented Generation (RAG) usecases, backed by business-friendly no-code agents.</w:t>
+      </w:r>
+      <w:r>
+        <w:br/>
+      </w:r>
+      <w:r>
+        <w:br/>
+      </w:r>
+      <w:r>
+        <w:rPr>
+          <w:color w:val="808080"/>
+          <w:sz w:val="24"/>
+          <w:szCs w:val="24"/>
+        </w:rPr>
+        <w:t>NeuralSeek's mAIstro platform lets business users quickly build complex LLM-backed processes with greater scalability than hardcoding in python, and without knowing any code.</w:t>
+      </w:r>
+      <w:r>
+        <w:br/>
+      </w:r>
+      <w:r>
+        <w:br/>
+      </w:r>
+      <w:r>
+        <w:rPr>
+          <w:color w:val="808080"/>
+          <w:sz w:val="24"/>
+          <w:szCs w:val="24"/>
+        </w:rPr>
+        <w:t>Industry Leading Retrieval Augmented Generation</w:t>
+      </w:r>
+      <w:r>
+        <w:br/>
+      </w:r>
+      <w:r>
+        <w:br/>
+      </w:r>
+      <w:r>
+        <w:rPr>
+          <w:color w:val="808080"/>
+          <w:sz w:val="24"/>
+          <w:szCs w:val="24"/>
+        </w:rPr>
+        <w:t>Strong Corporate Controls, human in the loop.</w:t>
+      </w:r>
+      <w:r>
+        <w:br/>
+      </w:r>
+      <w:r>
+        <w:br/>
+      </w:r>
+      <w:r>
+        <w:rPr>
+          <w:color w:val="808080"/>
+          <w:sz w:val="24"/>
+          <w:szCs w:val="24"/>
+        </w:rPr>
+        <w:t>Automatic Virtual Agent Builder</w:t>
+      </w:r>
+      <w:r>
+        <w:br/>
+      </w:r>
+      <w:r>
+        <w:br/>
+      </w:r>
+      <w:r>
+        <w:rPr>
+          <w:color w:val="808080"/>
+          <w:sz w:val="24"/>
+          <w:szCs w:val="24"/>
+        </w:rPr>
+        <w:t>Automatically create &amp; monitor conversations into leading Virtual Agent platforms.</w:t>
+      </w:r>
+      <w:r>
+        <w:br/>
+      </w:r>
+      <w:r>
+        <w:br/>
+      </w:r>
+      <w:r>
+        <w:rPr>
+          <w:color w:val="808080"/>
+          <w:sz w:val="24"/>
+          <w:szCs w:val="24"/>
+        </w:rPr>
+        <w:t>Protection from Prompt Injection and harmful content</w:t>
+      </w:r>
+      <w:r>
+        <w:br/>
+      </w:r>
+      <w:r>
+        <w:br/>
+      </w:r>
+      <w:r>
+        <w:rPr>
+          <w:color w:val="808080"/>
+          <w:sz w:val="24"/>
+          <w:szCs w:val="24"/>
+        </w:rPr>
+        <w:t>Automatically cleanse and protect against malicious user input</w:t>
+      </w:r>
+      <w:r>
+        <w:br/>
+      </w:r>
+      <w:r>
+        <w:br/>
+      </w:r>
+      <w:r>
+        <w:rPr>
+          <w:color w:val="808080"/>
+          <w:sz w:val="24"/>
+          <w:szCs w:val="24"/>
+        </w:rPr>
+        <w:t>Full RAG Governance - Executive-level and SME dashboards to monitor answer generation, system performance, content insights and configuration churn</w:t>
+      </w:r>
+      <w:r>
+        <w:br/>
+      </w:r>
+      <w:r>
+        <w:br/>
+      </w:r>
+      <w:r>
+        <w:rPr>
+          <w:color w:val="808080"/>
+          <w:sz w:val="24"/>
+          <w:szCs w:val="24"/>
+        </w:rPr>
+        <w:t>Integrated versioning controls</w:t>
+      </w:r>
+      <w:r>
+        <w:br/>
+      </w:r>
+      <w:r>
+        <w:br/>
+      </w:r>
+      <w:r>
+        <w:rPr>
+          <w:color w:val="808080"/>
+          <w:sz w:val="24"/>
+          <w:szCs w:val="24"/>
+        </w:rPr>
+        <w:t xml:space="preserve">Category and Intent-level control </w:t>
+      </w:r>
+      <w:r>
+        <w:br/>
+      </w:r>
+      <w:r>
+        <w:br/>
+      </w:r>
+      <w:r>
+        <w:rPr>
+          <w:color w:val="808080"/>
+          <w:sz w:val="24"/>
+          <w:szCs w:val="24"/>
+        </w:rPr>
+        <w:t>Set confidence thresholds, custom responses and fallbacks per category.</w:t>
+      </w:r>
+      <w:r>
+        <w:br/>
+      </w:r>
+      <w:r>
+        <w:br/>
+      </w:r>
+      <w:r>
+        <w:rPr>
+          <w:color w:val="808080"/>
+          <w:sz w:val="24"/>
+          <w:szCs w:val="24"/>
+        </w:rPr>
+        <w:t>Automatically prompt-tune LLM’s at the intent level</w:t>
+      </w:r>
+      <w:r>
+        <w:br/>
+      </w:r>
+      <w:r>
+        <w:br/>
+      </w:r>
+      <w:r>
+        <w:rPr>
+          <w:color w:val="808080"/>
+          <w:sz w:val="24"/>
+          <w:szCs w:val="24"/>
+        </w:rPr>
+        <w:t>Automatic Content Cleansing</w:t>
+      </w:r>
+      <w:r>
+        <w:br/>
+      </w:r>
+      <w:r>
+        <w:br/>
+      </w:r>
+      <w:r>
+        <w:rPr>
+          <w:color w:val="808080"/>
+          <w:sz w:val="24"/>
+          <w:szCs w:val="24"/>
+        </w:rPr>
+        <w:t>Preprocess complex embedded tables</w:t>
+      </w:r>
+      <w:r>
+        <w:br/>
+      </w:r>
+      <w:r>
+        <w:br/>
+      </w:r>
+      <w:r>
+        <w:rPr>
+          <w:color w:val="808080"/>
+          <w:sz w:val="24"/>
+          <w:szCs w:val="24"/>
+        </w:rPr>
+        <w:t>Cross-language / automatic Translation</w:t>
+      </w:r>
+      <w:r>
+        <w:br/>
+      </w:r>
+      <w:r>
+        <w:br/>
+      </w:r>
+      <w:r>
+        <w:rPr>
+          <w:color w:val="808080"/>
+          <w:sz w:val="24"/>
+          <w:szCs w:val="24"/>
+        </w:rPr>
+        <w:t>Answer questions in languages other than the documentation</w:t>
+      </w:r>
+      <w:r>
+        <w:br/>
+      </w:r>
+      <w:r>
+        <w:br/>
+      </w:r>
+      <w:r>
+        <w:rPr>
+          <w:color w:val="808080"/>
+          <w:sz w:val="24"/>
+          <w:szCs w:val="24"/>
+        </w:rPr>
+        <w:t>Corporate Logging - Log all actions for corporate audit &amp; compliance.</w:t>
+      </w:r>
+      <w:r>
+        <w:br/>
+      </w:r>
+      <w:r>
+        <w:br/>
+      </w:r>
+      <w:r>
+        <w:rPr>
+          <w:color w:val="808080"/>
+          <w:sz w:val="24"/>
+          <w:szCs w:val="24"/>
+        </w:rPr>
+        <w:t>Answer Provenance &amp; Hallucination detection / removal</w:t>
+      </w:r>
+      <w:r>
+        <w:br/>
+      </w:r>
+      <w:r>
+        <w:br/>
+      </w:r>
+      <w:r>
+        <w:rPr>
+          <w:color w:val="808080"/>
+          <w:sz w:val="24"/>
+          <w:szCs w:val="24"/>
+        </w:rPr>
+        <w:t>Trace answers directly to source documents</w:t>
+      </w:r>
+      <w:r>
+        <w:br/>
+      </w:r>
+      <w:r>
+        <w:br/>
+      </w:r>
+      <w:r>
+        <w:rPr>
+          <w:color w:val="808080"/>
+          <w:sz w:val="24"/>
+          <w:szCs w:val="24"/>
+        </w:rPr>
+        <w:t xml:space="preserve">Semantic Analysis helps users understand the confidence of answers </w:t>
+      </w:r>
+      <w:r>
+        <w:br/>
+      </w:r>
+      <w:r>
+        <w:rPr>
+          <w:color w:val="808080"/>
+          <w:sz w:val="24"/>
+          <w:szCs w:val="24"/>
+        </w:rPr>
+        <w:t>and eliminate hallucination</w:t>
+      </w:r>
+      <w:r>
+        <w:br/>
+      </w:r>
+      <w:r>
+        <w:br/>
+      </w:r>
+      <w:r>
+        <w:rPr>
+          <w:color w:val="808080"/>
+          <w:sz w:val="24"/>
+          <w:szCs w:val="24"/>
+        </w:rPr>
+        <w:t>PII Detection / Removal</w:t>
+      </w:r>
+      <w:r>
+        <w:br/>
+      </w:r>
+      <w:r>
+        <w:br/>
+      </w:r>
+      <w:r>
+        <w:rPr>
+          <w:color w:val="808080"/>
+          <w:sz w:val="24"/>
+          <w:szCs w:val="24"/>
+        </w:rPr>
+        <w:t>Flag, Mask, Hide, or Delete PII on user input.</w:t>
+      </w:r>
+      <w:r>
+        <w:br/>
+      </w:r>
+      <w:r>
+        <w:br/>
+      </w:r>
+      <w:r>
+        <w:rPr>
+          <w:color w:val="808080"/>
+          <w:sz w:val="24"/>
+          <w:szCs w:val="24"/>
+        </w:rPr>
+        <w:t>Dynamic Personalization</w:t>
+      </w:r>
+      <w:r>
+        <w:br/>
+      </w:r>
+      <w:r>
+        <w:br/>
+      </w:r>
+      <w:r>
+        <w:rPr>
+          <w:color w:val="808080"/>
+          <w:sz w:val="24"/>
+          <w:szCs w:val="24"/>
+        </w:rPr>
+        <w:t>Leverage SSO or user data to tailor responses specifically to users.</w:t>
+      </w:r>
+      <w:r>
+        <w:br/>
+      </w:r>
+      <w:r>
+        <w:br/>
+      </w:r>
+      <w:r>
+        <w:rPr>
+          <w:color w:val="808080"/>
+          <w:sz w:val="24"/>
+          <w:szCs w:val="24"/>
+        </w:rPr>
+        <w:t xml:space="preserve">Integrate structured &amp; unstructured data across endless sources. </w:t>
+      </w:r>
+      <w:r>
+        <w:br/>
+      </w:r>
+      <w:r>
+        <w:br/>
+      </w:r>
+      <w:r>
+        <w:rPr>
+          <w:color w:val="808080"/>
+          <w:sz w:val="24"/>
+          <w:szCs w:val="24"/>
+        </w:rPr>
+        <w:t>Create scalable LLM-backed processes in seconds.</w:t>
+      </w:r>
+      <w:r>
+        <w:br/>
+      </w:r>
+      <w:r>
+        <w:br/>
+      </w:r>
+      <w:r>
+        <w:rPr>
+          <w:color w:val="808080"/>
+          <w:sz w:val="24"/>
+          <w:szCs w:val="24"/>
+        </w:rPr>
+        <w:t>Generate files and documents, create synthetic data</w:t>
+      </w:r>
+      <w:r>
+        <w:br/>
+      </w:r>
+      <w:r>
+        <w:br/>
+      </w:r>
+      <w:r>
+        <w:rPr>
+          <w:color w:val="808080"/>
+          <w:sz w:val="24"/>
+          <w:szCs w:val="24"/>
+        </w:rPr>
+        <w:t>Connect to REST endpoints,  automatically send Email</w:t>
+      </w:r>
+      <w:r>
+        <w:br/>
+      </w:r>
+      <w:r>
+        <w:br/>
+      </w:r>
+      <w:r>
+        <w:rPr>
+          <w:color w:val="808080"/>
+          <w:sz w:val="24"/>
+          <w:szCs w:val="24"/>
+        </w:rPr>
+        <w:t>60+ prebuilt functions to snap together in limitless ways</w:t>
+      </w:r>
+      <w:r>
+        <w:br/>
       </w:r>
       <w:r>
         <w:br/>
@@ -24382,7 +24365,7 @@
       </w:r>
       <w:hyperlink r:id="rId360">
         <w:r>
-          <w:t>https://neuralseek.com</w:t>
+          <w:t>https://neuralseek.com/documentation</w:t>
         </w:r>
       </w:hyperlink>
       <w:r>
@@ -24443,21 +24426,38 @@
           <w:sz w:val="28"/>
           <w:szCs w:val="28"/>
         </w:rPr>
-        <w:t xml:space="preserve">     Nomination Agent</w:t>
-      </w:r>
-      <w:r>
-        <w:br/>
-      </w:r>
-      <w:r>
-        <w:br/>
-      </w:r>
-      <w:r>
-        <w:rPr>
-          <w:color w:val="808080"/>
-          <w:sz w:val="24"/>
-          <w:szCs w:val="24"/>
-        </w:rPr>
-        <w:t>Nomination Agent is an AI-powered tool that transforms how organizations manage employee recognition through nomination-based programs. Whether it’s for a President’s Award, Innovator of the Year, or any high-impact honor, Nomination Agent helps surface the most meaningful submissions by analyzing nominations for quality, alignment to company values, and overall impact. Using advanced language models and ideal criteria benchmarks, it delivers automated recommendations that reduce manual review time, minimize bias, and improve decision-making. The result is a faster, fairer, and more inspiring recognition process that saves time, lowers costs, and ensures every standout story gets the attention it deserves.</w:t>
+        <w:t xml:space="preserve">     NeuralSeek Professional Services</w:t>
+      </w:r>
+      <w:r>
+        <w:br/>
+      </w:r>
+      <w:r>
+        <w:br/>
+      </w:r>
+      <w:r>
+        <w:rPr>
+          <w:color w:val="808080"/>
+          <w:sz w:val="24"/>
+          <w:szCs w:val="24"/>
+        </w:rPr>
+        <w:t>At NeuralSeek, we understand that implementing AI-powered solutions requires expert guidance and support to achieve optimal results. Our comprehensive professional services team partners with you throughout your journey, providing end-to-end support for implementation, seamless integration with your existing systems, thorough team training, and ongoing technical assistance. Whether you're just getting started with NeuralSeek or looking to optimize your current deployment, our experienced consultants ensure you maximize the value of your investment while maintaining the highest standards of accuracy and performance. We're committed to helping your organization harness the full potential of AI-driven customer support solutions.</w:t>
+      </w:r>
+      <w:r>
+        <w:br/>
+      </w:r>
+      <w:r>
+        <w:br/>
+      </w:r>
+      <w:r>
+        <w:br/>
+      </w:r>
+      <w:r>
+        <w:rPr>
+          <w:color w:val="808080"/>
+          <w:sz w:val="24"/>
+          <w:szCs w:val="24"/>
+        </w:rPr>
+        <w:t>Once you provision an instance of our professional services, you will then be able to pre-purchase blocks of hours which are valid to be consumed for 1 year after purchase.</w:t>
       </w:r>
       <w:r>
         <w:br/>
@@ -24472,7 +24472,7 @@
       </w:r>
       <w:hyperlink r:id="rId362">
         <w:r>
-          <w:t>https://agentsupport.biw-integrations.com/guide/nominations</w:t>
+          <w:t>https://neuralseek.com</w:t>
         </w:r>
       </w:hyperlink>
       <w:r>
@@ -24533,21 +24533,21 @@
           <w:sz w:val="28"/>
           <w:szCs w:val="28"/>
         </w:rPr>
-        <w:t xml:space="preserve">     NovaOps</w:t>
-      </w:r>
-      <w:r>
-        <w:br/>
-      </w:r>
-      <w:r>
-        <w:br/>
-      </w:r>
-      <w:r>
-        <w:rPr>
-          <w:color w:val="808080"/>
-          <w:sz w:val="24"/>
-          <w:szCs w:val="24"/>
-        </w:rPr>
-        <w:t>qaTT is an enterprise Agentic AI ChatOps platform that helps IBM customers reduce downtime, accelerate incident resolution, and optimize cloud operations across IBM Cloud, hybrid, and multi-cloud environments. By using a multi-agent AI system, qaTT analyzes observability and infrastructure data to identify root causes, guide remediation, and automate approved actions directly within Slack or Microsoft Teams. This enables faster MTTR, lower operational costs, and improved reliability for mission-critical systems. For IBM sellers, qaTT enhances customer value by strengthening operational outcomes, increasing platform adoption, and supporting larger cloud and services engagements, making it easier to expand existing deals and drive measurable business impact.</w:t>
+        <w:t xml:space="preserve">     Nomination Agent</w:t>
+      </w:r>
+      <w:r>
+        <w:br/>
+      </w:r>
+      <w:r>
+        <w:br/>
+      </w:r>
+      <w:r>
+        <w:rPr>
+          <w:color w:val="808080"/>
+          <w:sz w:val="24"/>
+          <w:szCs w:val="24"/>
+        </w:rPr>
+        <w:t>Nomination Agent is an AI-powered tool that transforms how organizations manage employee recognition through nomination-based programs. Whether it’s for a President’s Award, Innovator of the Year, or any high-impact honor, Nomination Agent helps surface the most meaningful submissions by analyzing nominations for quality, alignment to company values, and overall impact. Using advanced language models and ideal criteria benchmarks, it delivers automated recommendations that reduce manual review time, minimize bias, and improve decision-making. The result is a faster, fairer, and more inspiring recognition process that saves time, lowers costs, and ensures every standout story gets the attention it deserves.</w:t>
       </w:r>
       <w:r>
         <w:br/>
@@ -24562,7 +24562,7 @@
       </w:r>
       <w:hyperlink r:id="rId364">
         <w:r>
-          <w:t>https://www.qatt.online/docs2</w:t>
+          <w:t>https://agentsupport.biw-integrations.com/guide/nominations</w:t>
         </w:r>
       </w:hyperlink>
       <w:r>
@@ -24623,21 +24623,21 @@
           <w:sz w:val="28"/>
           <w:szCs w:val="28"/>
         </w:rPr>
-        <w:t xml:space="preserve">     OpenPages</w:t>
-      </w:r>
-      <w:r>
-        <w:br/>
-      </w:r>
-      <w:r>
-        <w:br/>
-      </w:r>
-      <w:r>
-        <w:rPr>
-          <w:color w:val="808080"/>
-          <w:sz w:val="24"/>
-          <w:szCs w:val="24"/>
-        </w:rPr>
-        <w:t>Run an AI-driven, highly scalable, governance, risk and compliance (GRC) solution on any cloud. Centralize siloed risk management functions within a single environment designed to help you identify, manage, monitor and report on risk and regulatory compliance, especially in today’s changing business landscape.</w:t>
+        <w:t xml:space="preserve">     NovaOps</w:t>
+      </w:r>
+      <w:r>
+        <w:br/>
+      </w:r>
+      <w:r>
+        <w:br/>
+      </w:r>
+      <w:r>
+        <w:rPr>
+          <w:color w:val="808080"/>
+          <w:sz w:val="24"/>
+          <w:szCs w:val="24"/>
+        </w:rPr>
+        <w:t>qaTT is an enterprise Agentic AI ChatOps platform that helps IBM customers reduce downtime, accelerate incident resolution, and optimize cloud operations across IBM Cloud, hybrid, and multi-cloud environments. By using a multi-agent AI system, qaTT analyzes observability and infrastructure data to identify root causes, guide remediation, and automate approved actions directly within Slack or Microsoft Teams. This enables faster MTTR, lower operational costs, and improved reliability for mission-critical systems. For IBM sellers, qaTT enhances customer value by strengthening operational outcomes, increasing platform adoption, and supporting larger cloud and services engagements, making it easier to expand existing deals and drive measurable business impact.</w:t>
       </w:r>
       <w:r>
         <w:br/>
@@ -24652,7 +24652,7 @@
       </w:r>
       <w:hyperlink r:id="rId366">
         <w:r>
-          <w:t>https://cloud.ibm.com/docs/openpages?topic=openpages-gettingstartedtutorial</w:t>
+          <w:t>https://www.qatt.online/docs2</w:t>
         </w:r>
       </w:hyperlink>
       <w:r>
@@ -24713,21 +24713,21 @@
           <w:sz w:val="28"/>
           <w:szCs w:val="28"/>
         </w:rPr>
-        <w:t xml:space="preserve">     Partner with Technology Expert Labs</w:t>
-      </w:r>
-      <w:r>
-        <w:br/>
-      </w:r>
-      <w:r>
-        <w:br/>
-      </w:r>
-      <w:r>
-        <w:rPr>
-          <w:color w:val="808080"/>
-          <w:sz w:val="24"/>
-          <w:szCs w:val="24"/>
-        </w:rPr>
-        <w:t>Engage with IBM expert to build a more meaningful application for your users. Get the most out of your IBM Cloud account by working with either of our consulting practices: IBM Cloud Expert Labs or Data and AI Expert Labs &amp; Learning.</w:t>
+        <w:t xml:space="preserve">     OpenPages</w:t>
+      </w:r>
+      <w:r>
+        <w:br/>
+      </w:r>
+      <w:r>
+        <w:br/>
+      </w:r>
+      <w:r>
+        <w:rPr>
+          <w:color w:val="808080"/>
+          <w:sz w:val="24"/>
+          <w:szCs w:val="24"/>
+        </w:rPr>
+        <w:t>Run an AI-driven, highly scalable, governance, risk and compliance (GRC) solution on any cloud. Centralize siloed risk management functions within a single environment designed to help you identify, manage, monitor and report on risk and regulatory compliance, especially in today’s changing business landscape.</w:t>
       </w:r>
       <w:r>
         <w:br/>
@@ -24742,7 +24742,7 @@
       </w:r>
       <w:hyperlink r:id="rId368">
         <w:r>
-          <w:t>https://console.cloud.ibm.com/docs/services/consult-with-icg-wes/</w:t>
+          <w:t>https://cloud.ibm.com/docs/openpages?topic=openpages-gettingstartedtutorial</w:t>
         </w:r>
       </w:hyperlink>
       <w:r>
@@ -24803,57 +24803,21 @@
           <w:sz w:val="28"/>
           <w:szCs w:val="28"/>
         </w:rPr>
-        <w:t xml:space="preserve">     patentbutler similarity search </w:t>
-      </w:r>
-      <w:r>
-        <w:br/>
-      </w:r>
-      <w:r>
-        <w:br/>
-      </w:r>
-      <w:r>
-        <w:rPr>
-          <w:color w:val="808080"/>
-          <w:sz w:val="24"/>
-          <w:szCs w:val="24"/>
-        </w:rPr>
-        <w:t>1. Similarity Search (Content-Based Patent Discovery)</w:t>
-      </w:r>
-      <w:r>
-        <w:br/>
-      </w:r>
-      <w:r>
-        <w:rPr>
-          <w:color w:val="808080"/>
-          <w:sz w:val="24"/>
-          <w:szCs w:val="24"/>
-        </w:rPr>
-        <w:t>Instantly uncover the most relevant patents from global databases using natural language, documents, or technical files. Our AI understands context—not just keywords—delivering precise, high-quality matches in seconds. Eliminate missed prior art, reduce risk, and gain a decisive edge in innovation and IP strategy.</w:t>
-      </w:r>
-      <w:r>
-        <w:br/>
-      </w:r>
-      <w:r>
-        <w:br/>
-      </w:r>
-      <w:r>
-        <w:rPr>
-          <w:color w:val="808080"/>
-          <w:sz w:val="24"/>
-          <w:szCs w:val="24"/>
-        </w:rPr>
-        <w:t>2. Chat with Results (Interactive Patent Intelligence)</w:t>
-      </w:r>
-      <w:r>
-        <w:br/>
-      </w:r>
-      <w:r>
-        <w:rPr>
-          <w:color w:val="808080"/>
-          <w:sz w:val="24"/>
-          <w:szCs w:val="24"/>
-        </w:rPr>
-        <w:t>Turn search results into actionable insights through AI-powered conversation. Ask questions, compare inventions, extract key features, and validate ideas—directly within your results. This transforms static data into dynamic intelligence, enabling faster decisions, deeper understanding, and significantly increased productivity.</w:t>
+        <w:t xml:space="preserve">     Partner with Technology Expert Labs</w:t>
+      </w:r>
+      <w:r>
+        <w:br/>
+      </w:r>
+      <w:r>
+        <w:br/>
+      </w:r>
+      <w:r>
+        <w:rPr>
+          <w:color w:val="808080"/>
+          <w:sz w:val="24"/>
+          <w:szCs w:val="24"/>
+        </w:rPr>
+        <w:t>Engage with IBM expert to build a more meaningful application for your users. Get the most out of your IBM Cloud account by working with either of our consulting practices: IBM Cloud Expert Labs or Data and AI Expert Labs &amp; Learning.</w:t>
       </w:r>
       <w:r>
         <w:br/>
@@ -24868,7 +24832,7 @@
       </w:r>
       <w:hyperlink r:id="rId370">
         <w:r>
-          <w:t>https://assets.inoovum.io/_Resources/Persistent/986bf973edeb5b87ad53c5b9970bd666fae31836/e701b87bb3105578625a04c34b03996278e60de0/patentbutlerAI%2011-2025%20EN.pdf</w:t>
+          <w:t>https://console.cloud.ibm.com/docs/services/consult-with-icg-wes/</w:t>
         </w:r>
       </w:hyperlink>
       <w:r>
@@ -24929,44 +24893,57 @@
           <w:sz w:val="28"/>
           <w:szCs w:val="28"/>
         </w:rPr>
-        <w:t xml:space="preserve">     Patient Facing AI Agent for Healthcare Companies</w:t>
-      </w:r>
-      <w:r>
-        <w:br/>
-      </w:r>
-      <w:r>
-        <w:br/>
-      </w:r>
-      <w:r>
-        <w:rPr>
-          <w:color w:val="808080"/>
-          <w:sz w:val="24"/>
-          <w:szCs w:val="24"/>
-        </w:rPr>
-        <w:t>This IBM Watsonx Orchestrate Powered Patient AI Agent (Sofie) helps both prospective and existing patients with healthcare needs such as assessments, appointment scheduling, and managing interactions across the entire patient journey. Hospitals and healthcare clinics can use it to deliver better patient experiences while reducing operational workload. The solution is HIPAA compliant and built to extend into electronic health record (EHR) systems such as NextGen and others, depending on the customer’s environment.</w:t>
-      </w:r>
-      <w:r>
-        <w:br/>
-      </w:r>
-      <w:r>
-        <w:br/>
-      </w:r>
-      <w:r>
-        <w:rPr>
-          <w:color w:val="808080"/>
-          <w:sz w:val="24"/>
-          <w:szCs w:val="24"/>
-        </w:rPr>
-        <w:t>The AI Agent works seamlessly across channels—including voice, web, and leading social platforms like WhatsApp, Instagram, and Facebook—making patient engagement easy, intuitive, and always accessible.</w:t>
-      </w:r>
-      <w:r>
-        <w:br/>
-      </w:r>
-      <w:r>
-        <w:br/>
-      </w:r>
-      <w:r>
-        <w:br/>
+        <w:t xml:space="preserve">     patentbutler similarity search </w:t>
+      </w:r>
+      <w:r>
+        <w:br/>
+      </w:r>
+      <w:r>
+        <w:br/>
+      </w:r>
+      <w:r>
+        <w:rPr>
+          <w:color w:val="808080"/>
+          <w:sz w:val="24"/>
+          <w:szCs w:val="24"/>
+        </w:rPr>
+        <w:t>1. Similarity Search (Content-Based Patent Discovery)</w:t>
+      </w:r>
+      <w:r>
+        <w:br/>
+      </w:r>
+      <w:r>
+        <w:rPr>
+          <w:color w:val="808080"/>
+          <w:sz w:val="24"/>
+          <w:szCs w:val="24"/>
+        </w:rPr>
+        <w:t>Instantly uncover the most relevant patents from global databases using natural language, documents, or technical files. Our AI understands context—not just keywords—delivering precise, high-quality matches in seconds. Eliminate missed prior art, reduce risk, and gain a decisive edge in innovation and IP strategy.</w:t>
+      </w:r>
+      <w:r>
+        <w:br/>
+      </w:r>
+      <w:r>
+        <w:br/>
+      </w:r>
+      <w:r>
+        <w:rPr>
+          <w:color w:val="808080"/>
+          <w:sz w:val="24"/>
+          <w:szCs w:val="24"/>
+        </w:rPr>
+        <w:t>2. Chat with Results (Interactive Patent Intelligence)</w:t>
+      </w:r>
+      <w:r>
+        <w:br/>
+      </w:r>
+      <w:r>
+        <w:rPr>
+          <w:color w:val="808080"/>
+          <w:sz w:val="24"/>
+          <w:szCs w:val="24"/>
+        </w:rPr>
+        <w:t>Turn search results into actionable insights through AI-powered conversation. Ask questions, compare inventions, extract key features, and validate ideas—directly within your results. This transforms static data into dynamic intelligence, enabling faster decisions, deeper understanding, and significantly increased productivity.</w:t>
       </w:r>
       <w:r>
         <w:br/>
@@ -24981,7 +24958,7 @@
       </w:r>
       <w:hyperlink r:id="rId372">
         <w:r>
-          <w:t>https://www.streebo.com/chatbot-for-healthcare</w:t>
+          <w:t>https://assets.inoovum.io/_Resources/Persistent/986bf973edeb5b87ad53c5b9970bd666fae31836/e701b87bb3105578625a04c34b03996278e60de0/patentbutlerAI%2011-2025%20EN.pdf</w:t>
         </w:r>
       </w:hyperlink>
       <w:r>

--- a/docs/generated/mycatalog.docx
+++ b/docs/generated/mycatalog.docx
@@ -37171,134 +37171,133 @@
           <w:sz w:val="24"/>
           <w:szCs w:val="24"/>
         </w:rPr>
-        <w:t>TapestryX is a real-time, high-capacity, secure and scalable, decentralized B2B transaction synchronization and double-entry accounting protocol.</w:t>
-      </w:r>
-      <w:r>
-        <w:br/>
-      </w:r>
-      <w:r>
-        <w:br/>
-      </w:r>
-      <w:r>
-        <w:rPr>
-          <w:color w:val="808080"/>
-          <w:sz w:val="24"/>
-          <w:szCs w:val="24"/>
-        </w:rPr>
-        <w:t>▪ Each Node (representing an institutional participant) controls its segment of the entire, interlinked platform ledger</w:t>
-      </w:r>
-      <w:r>
-        <w:br/>
-      </w:r>
-      <w:r>
-        <w:rPr>
-          <w:color w:val="808080"/>
-          <w:sz w:val="24"/>
-          <w:szCs w:val="24"/>
-        </w:rPr>
-        <w:t>▪ Event-driven and self-synchronizing(1)</w:t>
-      </w:r>
-      <w:r>
-        <w:br/>
-      </w:r>
-      <w:r>
-        <w:rPr>
-          <w:color w:val="808080"/>
-          <w:sz w:val="24"/>
-          <w:szCs w:val="24"/>
-        </w:rPr>
-        <w:t>▪ Each Node posts asset transfer details as well as (future-dated) obligations into immutable ledgers</w:t>
-      </w:r>
-      <w:r>
-        <w:br/>
-      </w:r>
-      <w:r>
-        <w:rPr>
-          <w:color w:val="808080"/>
-          <w:sz w:val="24"/>
-          <w:szCs w:val="24"/>
-        </w:rPr>
-        <w:t>▪ Transaction Accounting Periods - allowing period archiving and active memory optimization</w:t>
-      </w:r>
-      <w:r>
-        <w:br/>
-      </w:r>
-      <w:r>
-        <w:rPr>
-          <w:color w:val="808080"/>
-          <w:sz w:val="24"/>
-          <w:szCs w:val="24"/>
-        </w:rPr>
-        <w:t>▪ Simple, deterministic scripts (asset &amp; life-cycle agnostic)</w:t>
-      </w:r>
-      <w:r>
-        <w:br/>
-      </w:r>
-      <w:r>
-        <w:rPr>
-          <w:color w:val="808080"/>
-          <w:sz w:val="24"/>
-          <w:szCs w:val="24"/>
-        </w:rPr>
-        <w:t>▪ Interoperable with legacy infrastructure (via Airlock feature)</w:t>
-      </w:r>
-      <w:r>
-        <w:br/>
-      </w:r>
-      <w:r>
-        <w:rPr>
-          <w:color w:val="808080"/>
-          <w:sz w:val="24"/>
-          <w:szCs w:val="24"/>
-        </w:rPr>
-        <w:t>▪ Confidential and Secure</w:t>
-      </w:r>
-      <w:r>
-        <w:br/>
-      </w:r>
-      <w:r>
-        <w:rPr>
-          <w:color w:val="808080"/>
-          <w:sz w:val="24"/>
-          <w:szCs w:val="24"/>
-        </w:rPr>
-        <w:t>▪ Configurable for proper GAAP or IFRS Financial Reporting</w:t>
-      </w:r>
-      <w:r>
-        <w:br/>
-      </w:r>
-      <w:r>
-        <w:rPr>
-          <w:color w:val="808080"/>
-          <w:sz w:val="24"/>
-          <w:szCs w:val="24"/>
-        </w:rPr>
-        <w:t>▪ Decentralized initiation of transaction, validation and processing – no single point of failure</w:t>
-      </w:r>
-      <w:r>
-        <w:br/>
-      </w:r>
-      <w:r>
-        <w:rPr>
-          <w:color w:val="808080"/>
-          <w:sz w:val="24"/>
-          <w:szCs w:val="24"/>
-        </w:rPr>
-        <w:t>▪ High Performance (~ 100K TPS) and Resilient to Cyber attacks</w:t>
-      </w:r>
-      <w:r>
-        <w:br/>
-      </w:r>
-      <w:r>
-        <w:br/>
-      </w:r>
-      <w:r>
-        <w:rPr>
-          <w:color w:val="808080"/>
-          <w:sz w:val="24"/>
-          <w:szCs w:val="24"/>
-        </w:rPr>
-        <w:t>Consistency and Completeness of all Decentralized Ledgers without reliance on consensus, mining or 3rd Party validation.</w:t>
+        <w:t>L4S Corp. provides commercial software licensing for Networked Accounting Ledger (NAL)™ technology and the TapestryX platform. Our software licensing services grant enterprises and institutional consortia the right to deploy, operate, and integrate a real-time, high-capacity, secure, and scalable decentralized double-entry transaction synchronization and accounting protocol.</w:t>
+      </w:r>
+      <w:r>
+        <w:br/>
+      </w:r>
+      <w:r>
+        <w:br/>
+      </w:r>
+      <w:r>
+        <w:rPr>
+          <w:color w:val="808080"/>
+          <w:sz w:val="24"/>
+          <w:szCs w:val="24"/>
+        </w:rPr>
+        <w:t>• Software Licensing Scope: Commercial node licensing and enterprise deployment rights for Networked Accounting Ledger (NAL)™ software across single-tenant or multi-tenant environments.</w:t>
+      </w:r>
+      <w:r>
+        <w:br/>
+      </w:r>
+      <w:r>
+        <w:br/>
+      </w:r>
+      <w:r>
+        <w:rPr>
+          <w:color w:val="808080"/>
+          <w:sz w:val="24"/>
+          <w:szCs w:val="24"/>
+        </w:rPr>
+        <w:t>• Decentralized Ledger Node Control: Each licensed node (representing an institutional participant) controls its segment of the interlinked platform ledger.</w:t>
+      </w:r>
+      <w:r>
+        <w:br/>
+      </w:r>
+      <w:r>
+        <w:br/>
+      </w:r>
+      <w:r>
+        <w:rPr>
+          <w:color w:val="808080"/>
+          <w:sz w:val="24"/>
+          <w:szCs w:val="24"/>
+        </w:rPr>
+        <w:t>• Self-Synchronizing Protocol: Event-driven, real-time synchronization derived entirely from transaction data without consensus voting, mining, or third-party validator overhead (U.S. Pat. No. 11,631,063 B2).</w:t>
+      </w:r>
+      <w:r>
+        <w:br/>
+      </w:r>
+      <w:r>
+        <w:br/>
+      </w:r>
+      <w:r>
+        <w:rPr>
+          <w:color w:val="808080"/>
+          <w:sz w:val="24"/>
+          <w:szCs w:val="24"/>
+        </w:rPr>
+        <w:t>• Immutable Double-Entry Records: Nodes record both asset transfers and future-dated obligations directly into immutable ledgers.</w:t>
+      </w:r>
+      <w:r>
+        <w:br/>
+      </w:r>
+      <w:r>
+        <w:br/>
+      </w:r>
+      <w:r>
+        <w:rPr>
+          <w:color w:val="808080"/>
+          <w:sz w:val="24"/>
+          <w:szCs w:val="24"/>
+        </w:rPr>
+        <w:t>• Accounting Periods &amp; Active Optimization: Native transacting periods support automated period archiving and active memory optimization.</w:t>
+      </w:r>
+      <w:r>
+        <w:br/>
+      </w:r>
+      <w:r>
+        <w:br/>
+      </w:r>
+      <w:r>
+        <w:rPr>
+          <w:color w:val="808080"/>
+          <w:sz w:val="24"/>
+          <w:szCs w:val="24"/>
+        </w:rPr>
+        <w:t>• Deterministic Scripting: Asset-agnostic and transaction-lifecycle-agnostic building blocks.</w:t>
+      </w:r>
+      <w:r>
+        <w:br/>
+      </w:r>
+      <w:r>
+        <w:br/>
+      </w:r>
+      <w:r>
+        <w:rPr>
+          <w:color w:val="808080"/>
+          <w:sz w:val="24"/>
+          <w:szCs w:val="24"/>
+        </w:rPr>
+        <w:t>• Legacy ERP &amp; Core Banking Interoperability: Secure data integration via built-in Airlock bridge technology.</w:t>
+      </w:r>
+      <w:r>
+        <w:br/>
+      </w:r>
+      <w:r>
+        <w:br/>
+      </w:r>
+      <w:r>
+        <w:rPr>
+          <w:color w:val="808080"/>
+          <w:sz w:val="24"/>
+          <w:szCs w:val="24"/>
+        </w:rPr>
+        <w:t>• Enterprise Reporting &amp; Compliance: Configurable for GAAP and IFRS financial accounting and reporting standards.</w:t>
+      </w:r>
+      <w:r>
+        <w:br/>
+      </w:r>
+      <w:r>
+        <w:br/>
+      </w:r>
+      <w:r>
+        <w:rPr>
+          <w:color w:val="808080"/>
+          <w:sz w:val="24"/>
+          <w:szCs w:val="24"/>
+        </w:rPr>
+        <w:t>• Resilient, High-Throughput Architecture: High performance (~100,000 TPS) with decentralized initiation, validation, and fault-tolerant zero-single-point-of-failure design.</w:t>
       </w:r>
       <w:r>
         <w:br/>

--- a/docs/generated/mycatalog.docx
+++ b/docs/generated/mycatalog.docx
@@ -33004,7 +33004,35 @@
           <w:sz w:val="24"/>
           <w:szCs w:val="24"/>
         </w:rPr>
-        <w:t>With Secrets Manager, you can create, lease, and centrally manage secrets that are used in IBM Cloud services or your custom-built applications. Secrets are stored in a dedicated instance of Secrets Manager, built on open source HashiCorp Vault.</w:t>
+        <w:t>IBM Cloud Secrets Manager provides two plans for securely managing secrets and credentials: **Standard** and **Vault Dedicated**.</w:t>
+      </w:r>
+      <w:r>
+        <w:br/>
+      </w:r>
+      <w:r>
+        <w:br/>
+      </w:r>
+      <w:r>
+        <w:rPr>
+          <w:color w:val="808080"/>
+          <w:sz w:val="24"/>
+          <w:szCs w:val="24"/>
+        </w:rPr>
+        <w:t>With the **Standard plan**, you can create, lease, and centrally manage secrets that are used in IBM Cloud services or your custom-built applications. Secrets are stored in a dedicated instance of Secrets Manager, built on open source HashiCorp Vault.</w:t>
+      </w:r>
+      <w:r>
+        <w:br/>
+      </w:r>
+      <w:r>
+        <w:br/>
+      </w:r>
+      <w:r>
+        <w:rPr>
+          <w:color w:val="808080"/>
+          <w:sz w:val="24"/>
+          <w:szCs w:val="24"/>
+        </w:rPr>
+        <w:t>**Vault Dedicated** provides a dedicated HashiCorp Vault environment for organizations that want to use Vault capabilities and workflows while running Vault as a managed service on IBM Cloud.</w:t>
       </w:r>
       <w:r>
         <w:br/>

--- a/docs/generated/mycatalog.docx
+++ b/docs/generated/mycatalog.docx
@@ -42079,7 +42079,7 @@
       </w:r>
       <w:hyperlink r:id="rId584">
         <w:r>
-          <w:t>https://test.cloud.ibm.com/docs/vpc?topic=vpc-using-vpn</w:t>
+          <w:t>https://cloud.ibm.com/docs/vpc?topic=vpc-using-vpn</w:t>
         </w:r>
       </w:hyperlink>
       <w:r>
